--- a/文档/开发日志.docx
+++ b/文档/开发日志.docx
@@ -848,6 +848,44 @@
           </w:p>
         </w:tc>
       </w:tr>
+      <w:tr>
+        <w:tc>
+          <w:tcPr/>
+          <w:p>
+            <w:pPr>
+              <w:pStyle w:val="Compact"/>
+              <w:jc w:val="left"/>
+            </w:pPr>
+            <w:r>
+              <w:t xml:space="preserve">青绿山水主题</w:t>
+            </w:r>
+          </w:p>
+        </w:tc>
+        <w:tc>
+          <w:tcPr/>
+          <w:p>
+            <w:pPr>
+              <w:pStyle w:val="Compact"/>
+              <w:jc w:val="left"/>
+            </w:pPr>
+            <w:r>
+              <w:t xml:space="preserve">09-26 晚间</w:t>
+            </w:r>
+          </w:p>
+        </w:tc>
+        <w:tc>
+          <w:tcPr/>
+          <w:p>
+            <w:pPr>
+              <w:pStyle w:val="Compact"/>
+              <w:jc w:val="left"/>
+            </w:pPr>
+            <w:r>
+              <w:t xml:space="preserve">全局配色改为千里江山图青绿风格，登录页全页古画背景＋毛玻璃卡片</w:t>
+            </w:r>
+          </w:p>
+        </w:tc>
+      </w:tr>
     </w:tbl>
     <w:p>
       <w:r>
@@ -883,7 +921,7 @@
         </w:numPr>
       </w:pPr>
       <w:r>
-        <w:t xml:space="preserve">19:23</w:t>
+        <w:t xml:space="preserve">22:21</w:t>
       </w:r>
       <w:r>
         <w:t xml:space="preserve"> </w:t>
@@ -893,13 +931,43 @@
           <w:bCs/>
           <w:b/>
         </w:rPr>
-        <w:t xml:space="preserve">界面</w:t>
-      </w:r>
-      <w:r>
-        <w:t xml:space="preserve"> </w:t>
-      </w:r>
-      <w:r>
-        <w:t xml:space="preserve">提示浮层加浅绿半透明底色</w:t>
+        <w:t xml:space="preserve">协作</w:t>
+      </w:r>
+      <w:r>
+        <w:t xml:space="preserve"> </w:t>
+      </w:r>
+      <w:r>
+        <w:t xml:space="preserve">修正</w:t>
+      </w:r>
+      <w:r>
+        <w:t xml:space="preserve"> </w:t>
+      </w:r>
+      <w:r>
+        <w:rPr>
+          <w:rStyle w:val="VerbatimChar"/>
+        </w:rPr>
+        <w:t xml:space="preserve">base.html</w:t>
+      </w:r>
+      <w:r>
+        <w:t xml:space="preserve"> </w:t>
+      </w:r>
+      <w:r>
+        <w:t xml:space="preserve">/</w:t>
+      </w:r>
+      <w:r>
+        <w:t xml:space="preserve"> </w:t>
+      </w:r>
+      <w:r>
+        <w:rPr>
+          <w:rStyle w:val="VerbatimChar"/>
+        </w:rPr>
+        <w:t xml:space="preserve">login.html</w:t>
+      </w:r>
+      <w:r>
+        <w:t xml:space="preserve"> </w:t>
+      </w:r>
+      <w:r>
+        <w:t xml:space="preserve">的入库行尾：CRLF → LF</w:t>
       </w:r>
     </w:p>
     <w:p>
@@ -911,16 +979,73 @@
         <w:pStyle w:val="Compact"/>
       </w:pPr>
       <w:r>
-        <w:t xml:space="preserve">原因：需求变更。此前按要求去掉了底色，实际使用偏"没着落"，改为浅绿半透明（</w:t>
-      </w:r>
-      <w:r>
-        <w:rPr>
-          <w:rStyle w:val="VerbatimChar"/>
-        </w:rPr>
-        <w:t xml:space="preserve">rgba(223,241,231,.76)</w:t>
-      </w:r>
-      <w:r>
-        <w:t xml:space="preserve">）＋淡绿描边。</w:t>
+        <w:t xml:space="preserve">原因：这两个文件以 CRLF 存进了仓库，而</w:t>
+      </w:r>
+      <w:r>
+        <w:t xml:space="preserve"> </w:t>
+      </w:r>
+      <w:r>
+        <w:rPr>
+          <w:rStyle w:val="VerbatimChar"/>
+        </w:rPr>
+        <w:t xml:space="preserve">.gitattributes</w:t>
+      </w:r>
+      <w:r>
+        <w:t xml:space="preserve"> </w:t>
+      </w:r>
+      <w:r>
+        <w:t xml:space="preserve">写的是</w:t>
+      </w:r>
+      <w:r>
+        <w:t xml:space="preserve"> </w:t>
+      </w:r>
+      <w:r>
+        <w:rPr>
+          <w:rStyle w:val="VerbatimChar"/>
+        </w:rPr>
+        <w:t xml:space="preserve">*.html text eol=lf</w:t>
+      </w:r>
+      <w:r>
+        <w:t xml:space="preserve">。在 Windows 上检出后</w:t>
+      </w:r>
+      <w:r>
+        <w:t xml:space="preserve"> </w:t>
+      </w:r>
+      <w:r>
+        <w:rPr>
+          <w:rStyle w:val="VerbatimChar"/>
+        </w:rPr>
+        <w:t xml:space="preserve">git status</w:t>
+      </w:r>
+      <w:r>
+        <w:t xml:space="preserve"> </w:t>
+      </w:r>
+      <w:r>
+        <w:t xml:space="preserve">一直把这两个文件报成「被修改」，</w:t>
+      </w:r>
+      <w:r>
+        <w:rPr>
+          <w:rStyle w:val="VerbatimChar"/>
+        </w:rPr>
+        <w:t xml:space="preserve">git diff</w:t>
+      </w:r>
+      <w:r>
+        <w:t xml:space="preserve"> </w:t>
+      </w:r>
+      <w:r>
+        <w:t xml:space="preserve">里 1861 行全是行尾差异，真实改动被淹没，</w:t>
+      </w:r>
+      <w:r>
+        <w:rPr>
+          <w:rStyle w:val="VerbatimChar"/>
+        </w:rPr>
+        <w:t xml:space="preserve">git pull</w:t>
+      </w:r>
+      <w:r>
+        <w:t xml:space="preserve"> </w:t>
+      </w:r>
+      <w:r>
+        <w:t xml:space="preserve">也会因此拒绝更新这两个文件。</w:t>
       </w:r>
     </w:p>
     <w:p>
@@ -941,7 +1066,31 @@
         <w:t xml:space="preserve">app/templates/base.html</w:t>
       </w:r>
       <w:r>
-        <w:t xml:space="preserve">；失败类提示同为浅红半透明底以区分成败。</w:t>
+        <w:t xml:space="preserve">、</w:t>
+      </w:r>
+      <w:r>
+        <w:rPr>
+          <w:rStyle w:val="VerbatimChar"/>
+        </w:rPr>
+        <w:t xml:space="preserve">app/templates/auth/login.html</w:t>
+      </w:r>
+      <w:r>
+        <w:t xml:space="preserve">，用</w:t>
+      </w:r>
+      <w:r>
+        <w:t xml:space="preserve"> </w:t>
+      </w:r>
+      <w:r>
+        <w:rPr>
+          <w:rStyle w:val="VerbatimChar"/>
+        </w:rPr>
+        <w:t xml:space="preserve">git add --renormalize</w:t>
+      </w:r>
+      <w:r>
+        <w:t xml:space="preserve"> </w:t>
+      </w:r>
+      <w:r>
+        <w:t xml:space="preserve">把仓库里存的版本重写为 LF，正文一字未改。</w:t>
       </w:r>
     </w:p>
     <w:p>
@@ -959,13 +1108,49 @@
         <w:rPr>
           <w:rStyle w:val="VerbatimChar"/>
         </w:rPr>
-        <w:t xml:space="preserve">工具/界面核对/核对登录浮层.py</w:t>
-      </w:r>
-      <w:r>
-        <w:t xml:space="preserve"> </w:t>
-      </w:r>
-      <w:r>
-        <w:t xml:space="preserve">新增 4 条断言（带底色、透明、偏绿、浅色），并截图确认。</w:t>
+        <w:t xml:space="preserve">git diff -w</w:t>
+      </w:r>
+      <w:r>
+        <w:t xml:space="preserve"> </w:t>
+      </w:r>
+      <w:r>
+        <w:t xml:space="preserve">为空 → 确认只差行尾；</w:t>
+      </w:r>
+      <w:r>
+        <w:rPr>
+          <w:rStyle w:val="VerbatimChar"/>
+        </w:rPr>
+        <w:t xml:space="preserve">git ls-files --eol</w:t>
+      </w:r>
+      <w:r>
+        <w:t xml:space="preserve"> </w:t>
+      </w:r>
+      <w:r>
+        <w:t xml:space="preserve">两个文件均为</w:t>
+      </w:r>
+      <w:r>
+        <w:t xml:space="preserve"> </w:t>
+      </w:r>
+      <w:r>
+        <w:rPr>
+          <w:rStyle w:val="VerbatimChar"/>
+        </w:rPr>
+        <w:t xml:space="preserve">i/lf w/lf</w:t>
+      </w:r>
+      <w:r>
+        <w:t xml:space="preserve">；</w:t>
+      </w:r>
+      <w:r>
+        <w:rPr>
+          <w:rStyle w:val="VerbatimChar"/>
+        </w:rPr>
+        <w:t xml:space="preserve">工具/verify_all.py</w:t>
+      </w:r>
+      <w:r>
+        <w:t xml:space="preserve"> </w:t>
+      </w:r>
+      <w:r>
+        <w:t xml:space="preserve">13/13 测试套件、21/21 形式自检全部通过。</w:t>
       </w:r>
     </w:p>
     <w:p>
@@ -976,7 +1161,7 @@
         </w:numPr>
       </w:pPr>
       <w:r>
-        <w:t xml:space="preserve">19:11</w:t>
+        <w:t xml:space="preserve">20:56</w:t>
       </w:r>
       <w:r>
         <w:t xml:space="preserve"> </w:t>
@@ -986,13 +1171,13 @@
           <w:bCs/>
           <w:b/>
         </w:rPr>
-        <w:t xml:space="preserve">修复</w:t>
-      </w:r>
-      <w:r>
-        <w:t xml:space="preserve"> </w:t>
-      </w:r>
-      <w:r>
-        <w:t xml:space="preserve">输入不存在的账户名称 + 留空密码点「登录」时页面毫无反应</w:t>
+        <w:t xml:space="preserve">界面</w:t>
+      </w:r>
+      <w:r>
+        <w:t xml:space="preserve"> </w:t>
+      </w:r>
+      <w:r>
+        <w:t xml:space="preserve">全局主题改为千里江山图青绿山水风格</w:t>
       </w:r>
     </w:p>
     <w:p>
@@ -1004,34 +1189,7 @@
         <w:pStyle w:val="Compact"/>
       </w:pPr>
       <w:r>
-        <w:t xml:space="preserve">原因：登录框带</w:t>
-      </w:r>
-      <w:r>
-        <w:t xml:space="preserve"> </w:t>
-      </w:r>
-      <w:r>
-        <w:rPr>
-          <w:rStyle w:val="VerbatimChar"/>
-        </w:rPr>
-        <w:t xml:space="preserve">novalidate</w:t>
-      </w:r>
-      <w:r>
-        <w:t xml:space="preserve">，浏览器不代填提示；而提示只写在</w:t>
-      </w:r>
-      <w:r>
-        <w:t xml:space="preserve"> </w:t>
-      </w:r>
-      <w:r>
-        <w:rPr>
-          <w:rStyle w:val="VerbatimChar"/>
-        </w:rPr>
-        <w:t xml:space="preserve">if form.validate_on_submit():</w:t>
-      </w:r>
-      <w:r>
-        <w:t xml:space="preserve"> </w:t>
-      </w:r>
-      <w:r>
-        <w:t xml:space="preserve">的成功分支里，校验失败时既不弹浮层也没有字段错误。</w:t>
+        <w:t xml:space="preserve">原因：需求变更。用户要求整个 UI 改成《千里江山图》/只此青绿那种青绿山水古画风格，首屏与系统内部页面统一。</w:t>
       </w:r>
     </w:p>
     <w:p>
@@ -1045,33 +1203,6 @@
       <w:r>
         <w:t xml:space="preserve">影响：</w:t>
       </w:r>
-      <w:r>
-        <w:rPr>
-          <w:rStyle w:val="VerbatimChar"/>
-        </w:rPr>
-        <w:t xml:space="preserve">app/views/auth.py</w:t>
-      </w:r>
-      <w:r>
-        <w:t xml:space="preserve">、</w:t>
-      </w:r>
-      <w:r>
-        <w:rPr>
-          <w:rStyle w:val="VerbatimChar"/>
-        </w:rPr>
-        <w:t xml:space="preserve">app/forms.py</w:t>
-      </w:r>
-      <w:r>
-        <w:t xml:space="preserve">、</w:t>
-      </w:r>
-      <w:r>
-        <w:rPr>
-          <w:rStyle w:val="VerbatimChar"/>
-        </w:rPr>
-        <w:t xml:space="preserve">app/templates/auth/login.html</w:t>
-      </w:r>
-      <w:r>
-        <w:t xml:space="preserve">。</w:t>
-      </w:r>
     </w:p>
     <w:p>
       <w:pPr>
@@ -1082,16 +1213,94 @@
         <w:pStyle w:val="Compact"/>
       </w:pPr>
       <w:r>
-        <w:t xml:space="preserve">账户名称/密码留空 → 输入框下方直接写「请输入……」，输入框标</w:t>
-      </w:r>
-      <w:r>
-        <w:t xml:space="preserve"> </w:t>
-      </w:r>
-      <w:r>
-        <w:rPr>
-          <w:rStyle w:val="VerbatimChar"/>
-        </w:rPr>
-        <w:t xml:space="preserve">aria-invalid</w:t>
+        <w:rPr>
+          <w:rStyle w:val="VerbatimChar"/>
+        </w:rPr>
+        <w:t xml:space="preserve">app/templates/base.html</w:t>
+      </w:r>
+      <w:r>
+        <w:t xml:space="preserve">：CSS 变量改为青绿配色（</w:t>
+      </w:r>
+      <w:r>
+        <w:rPr>
+          <w:rStyle w:val="VerbatimChar"/>
+        </w:rPr>
+        <w:t xml:space="preserve">--accent #2c6b5a</w:t>
+      </w:r>
+      <w:r>
+        <w:t xml:space="preserve">、</w:t>
+      </w:r>
+      <w:r>
+        <w:rPr>
+          <w:rStyle w:val="VerbatimChar"/>
+        </w:rPr>
+        <w:t xml:space="preserve">--side-1 #1a4a4a</w:t>
+      </w:r>
+      <w:r>
+        <w:t xml:space="preserve">、</w:t>
+      </w:r>
+      <w:r>
+        <w:rPr>
+          <w:rStyle w:val="VerbatimChar"/>
+        </w:rPr>
+        <w:t xml:space="preserve">--canvas #f5efe0</w:t>
+      </w:r>
+      <w:r>
+        <w:t xml:space="preserve"> </w:t>
+      </w:r>
+      <w:r>
+        <w:t xml:space="preserve">绢本米黄、</w:t>
+      </w:r>
+      <w:r>
+        <w:rPr>
+          <w:rStyle w:val="VerbatimChar"/>
+        </w:rPr>
+        <w:t xml:space="preserve">--surface #fdfaf2</w:t>
+      </w:r>
+      <w:r>
+        <w:t xml:space="preserve"> </w:t>
+      </w:r>
+      <w:r>
+        <w:t xml:space="preserve">暖白、</w:t>
+      </w:r>
+      <w:r>
+        <w:rPr>
+          <w:rStyle w:val="VerbatimChar"/>
+        </w:rPr>
+        <w:t xml:space="preserve">--ink #2a2520</w:t>
+      </w:r>
+      <w:r>
+        <w:t xml:space="preserve"> </w:t>
+      </w:r>
+      <w:r>
+        <w:t xml:space="preserve">深褐墨、</w:t>
+      </w:r>
+      <w:r>
+        <w:rPr>
+          <w:rStyle w:val="VerbatimChar"/>
+        </w:rPr>
+        <w:t xml:space="preserve">--todo #c08a3e</w:t>
+      </w:r>
+      <w:r>
+        <w:t xml:space="preserve"> </w:t>
+      </w:r>
+      <w:r>
+        <w:t xml:space="preserve">赭石）；横幅背景从</w:t>
+      </w:r>
+      <w:r>
+        <w:t xml:space="preserve"> </w:t>
+      </w:r>
+      <w:r>
+        <w:rPr>
+          <w:rStyle w:val="VerbatimChar"/>
+        </w:rPr>
+        <w:t xml:space="preserve">hero.svg</w:t>
+      </w:r>
+      <w:r>
+        <w:t xml:space="preserve"> </w:t>
+      </w:r>
+      <w:r>
+        <w:t xml:space="preserve">几何山脉换成实景照片，渐变遮罩调为深青色；字体加入 Noto Serif SC / SimSun 衬线。</w:t>
       </w:r>
     </w:p>
     <w:p>
@@ -1103,19 +1312,40 @@
         <w:pStyle w:val="Compact"/>
       </w:pPr>
       <w:r>
-        <w:t xml:space="preserve">账户名称或密码不正确 / 账号已停用 → 中上方浮层，自动淡出</w:t>
-      </w:r>
-    </w:p>
-    <w:p>
-      <w:pPr>
-        <w:numPr>
-          <w:ilvl w:val="2"/>
-          <w:numId w:val="1005"/>
-        </w:numPr>
-        <w:pStyle w:val="Compact"/>
-      </w:pPr>
-      <w:r>
-        <w:t xml:space="preserve">登录表单校验消息补中文（此前是 WTForms 英文默认文案）</w:t>
+        <w:rPr>
+          <w:rStyle w:val="VerbatimChar"/>
+        </w:rPr>
+        <w:t xml:space="preserve">app/templates/auth/login.html</w:t>
+      </w:r>
+      <w:r>
+        <w:t xml:space="preserve">：首屏加千里江山图背景 + 深青渐变遮罩 + 白色标题（带文字阴影）；全页</w:t>
+      </w:r>
+      <w:r>
+        <w:t xml:space="preserve"> </w:t>
+      </w:r>
+      <w:r>
+        <w:rPr>
+          <w:rStyle w:val="VerbatimChar"/>
+        </w:rPr>
+        <w:t xml:space="preserve">background-attachment: fixed</w:t>
+      </w:r>
+      <w:r>
+        <w:t xml:space="preserve"> </w:t>
+      </w:r>
+      <w:r>
+        <w:t xml:space="preserve">固定背景，滚动时长卷铺开；介绍区三个特性卡与九个模块卡改为半透明毛玻璃（</w:t>
+      </w:r>
+      <w:r>
+        <w:rPr>
+          <w:rStyle w:val="VerbatimChar"/>
+        </w:rPr>
+        <w:t xml:space="preserve">backdrop-filter: blur</w:t>
+      </w:r>
+      <w:r>
+        <w:t xml:space="preserve"> </w:t>
+      </w:r>
+      <w:r>
+        <w:t xml:space="preserve">+ 暖白绢本底 + 绢本描边）。</w:t>
       </w:r>
     </w:p>
     <w:p>
@@ -1127,19 +1357,68 @@
         <w:pStyle w:val="Compact"/>
       </w:pPr>
       <w:r>
-        <w:t xml:space="preserve">验证：新增</w:t>
-      </w:r>
-      <w:r>
-        <w:t xml:space="preserve"> </w:t>
-      </w:r>
-      <w:r>
-        <w:rPr>
-          <w:rStyle w:val="VerbatimChar"/>
-        </w:rPr>
-        <w:t xml:space="preserve">测试/test_login.py</w:t>
-      </w:r>
-      <w:r>
-        <w:t xml:space="preserve">，固定七种输入组合；全部通过。</w:t>
+        <w:t xml:space="preserve">验证：重启 Flask 后逐页截图确认——首页横幅、登录页首屏、介绍区毛玻璃卡片均已生效；系统内部页面（项目档案、表格、按钮）随 CSS 变量自动统一为青绿配色。</w:t>
+      </w:r>
+    </w:p>
+    <w:p>
+      <w:pPr>
+        <w:numPr>
+          <w:ilvl w:val="1"/>
+          <w:numId w:val="1004"/>
+        </w:numPr>
+        <w:pStyle w:val="Compact"/>
+      </w:pPr>
+      <w:r>
+        <w:t xml:space="preserve">补记：横幅实际引用的是</w:t>
+      </w:r>
+      <w:r>
+        <w:t xml:space="preserve"> </w:t>
+      </w:r>
+      <w:r>
+        <w:rPr>
+          <w:rStyle w:val="VerbatimChar"/>
+        </w:rPr>
+        <w:t xml:space="preserve">app/static/hero_landscape.jpg</w:t>
+      </w:r>
+      <w:r>
+        <w:t xml:space="preserve">（青山水库实景，200 KB），登录页引用</w:t>
+      </w:r>
+      <w:r>
+        <w:t xml:space="preserve"> </w:t>
+      </w:r>
+      <w:r>
+        <w:rPr>
+          <w:rStyle w:val="VerbatimChar"/>
+        </w:rPr>
+        <w:t xml:space="preserve">hero_qinglv.jpg</w:t>
+      </w:r>
+      <w:r>
+        <w:t xml:space="preserve">（千里江山图，1.36 MB）。这两张图在这次提交里</w:t>
+      </w:r>
+      <w:r>
+        <w:rPr>
+          <w:bCs/>
+          <w:b/>
+        </w:rPr>
+        <w:t xml:space="preserve">没有一起入库</w:t>
+      </w:r>
+      <w:r>
+        <w:t xml:space="preserve">，本地返回 404，横幅与登录页只显示纯色渐变；直到后续两次提交才补上。教训：模板里引用的静态资源，改完要顺手</w:t>
+      </w:r>
+      <w:r>
+        <w:t xml:space="preserve"> </w:t>
+      </w:r>
+      <w:r>
+        <w:rPr>
+          <w:rStyle w:val="VerbatimChar"/>
+        </w:rPr>
+        <w:t xml:space="preserve">git status</w:t>
+      </w:r>
+      <w:r>
+        <w:t xml:space="preserve"> </w:t>
+      </w:r>
+      <w:r>
+        <w:t xml:space="preserve">看一眼有没有未跟踪的新文件。</w:t>
       </w:r>
     </w:p>
     <w:p>
@@ -1150,7 +1429,7 @@
         </w:numPr>
       </w:pPr>
       <w:r>
-        <w:t xml:space="preserve">19:11</w:t>
+        <w:t xml:space="preserve">19:23</w:t>
       </w:r>
       <w:r>
         <w:t xml:space="preserve"> </w:t>
@@ -1166,7 +1445,7 @@
         <w:t xml:space="preserve"> </w:t>
       </w:r>
       <w:r>
-        <w:t xml:space="preserve">提示浮层从页面正中央移到中上方并去掉底色</w:t>
+        <w:t xml:space="preserve">提示浮层加浅绿半透明底色</w:t>
       </w:r>
     </w:p>
     <w:p>
@@ -1178,7 +1457,16 @@
         <w:pStyle w:val="Compact"/>
       </w:pPr>
       <w:r>
-        <w:t xml:space="preserve">原因：用户反馈正中央太抢眼；同时登录失败提示一直常驻，应改为淡入淡出。</w:t>
+        <w:t xml:space="preserve">原因：需求变更。此前按要求去掉了底色，实际使用偏"没着落"，改为浅绿半透明（</w:t>
+      </w:r>
+      <w:r>
+        <w:rPr>
+          <w:rStyle w:val="VerbatimChar"/>
+        </w:rPr>
+        <w:t xml:space="preserve">rgba(223,241,231,.76)</w:t>
+      </w:r>
+      <w:r>
+        <w:t xml:space="preserve">）＋淡绿描边。</w:t>
       </w:r>
     </w:p>
     <w:p>
@@ -1199,40 +1487,31 @@
         <w:t xml:space="preserve">app/templates/base.html</w:t>
       </w:r>
       <w:r>
-        <w:t xml:space="preserve">（</w:t>
-      </w:r>
-      <w:r>
-        <w:rPr>
-          <w:rStyle w:val="VerbatimChar"/>
-        </w:rPr>
-        <w:t xml:space="preserve">top: 16px</w:t>
-      </w:r>
-      <w:r>
-        <w:t xml:space="preserve">、水平居中、</w:t>
-      </w:r>
-      <w:r>
-        <w:rPr>
-          <w:rStyle w:val="VerbatimChar"/>
-        </w:rPr>
-        <w:t xml:space="preserve">background: transparent</w:t>
-      </w:r>
-      <w:r>
-        <w:t xml:space="preserve">）；新增</w:t>
-      </w:r>
-      <w:r>
-        <w:t xml:space="preserve"> </w:t>
-      </w:r>
-      <w:r>
-        <w:rPr>
-          <w:rStyle w:val="VerbatimChar"/>
-        </w:rPr>
-        <w:t xml:space="preserve">toast-error</w:t>
-      </w:r>
-      <w:r>
-        <w:t xml:space="preserve"> </w:t>
-      </w:r>
-      <w:r>
-        <w:t xml:space="preserve">类别走同一浮层，并在顶部提示条里排除，避免同一条提示出现两次。</w:t>
+        <w:t xml:space="preserve">；失败类提示同为浅红半透明底以区分成败。</w:t>
+      </w:r>
+    </w:p>
+    <w:p>
+      <w:pPr>
+        <w:numPr>
+          <w:ilvl w:val="1"/>
+          <w:numId w:val="1006"/>
+        </w:numPr>
+        <w:pStyle w:val="Compact"/>
+      </w:pPr>
+      <w:r>
+        <w:t xml:space="preserve">验证：</w:t>
+      </w:r>
+      <w:r>
+        <w:rPr>
+          <w:rStyle w:val="VerbatimChar"/>
+        </w:rPr>
+        <w:t xml:space="preserve">工具/界面核对/核对登录浮层.py</w:t>
+      </w:r>
+      <w:r>
+        <w:t xml:space="preserve"> </w:t>
+      </w:r>
+      <w:r>
+        <w:t xml:space="preserve">新增 4 条断言（带底色、透明、偏绿、浅色），并截图确认。</w:t>
       </w:r>
     </w:p>
     <w:p>
@@ -1243,7 +1522,7 @@
         </w:numPr>
       </w:pPr>
       <w:r>
-        <w:t xml:space="preserve">18:55</w:t>
+        <w:t xml:space="preserve">19:11</w:t>
       </w:r>
       <w:r>
         <w:t xml:space="preserve"> </w:t>
@@ -1253,13 +1532,13 @@
           <w:bCs/>
           <w:b/>
         </w:rPr>
-        <w:t xml:space="preserve">界面</w:t>
-      </w:r>
-      <w:r>
-        <w:t xml:space="preserve"> </w:t>
-      </w:r>
-      <w:r>
-        <w:t xml:space="preserve">提示浮层改用淡灰底（当日后续又改为透明、再改为浅绿，见上两条）</w:t>
+        <w:t xml:space="preserve">修复</w:t>
+      </w:r>
+      <w:r>
+        <w:t xml:space="preserve"> </w:t>
+      </w:r>
+      <w:r>
+        <w:t xml:space="preserve">输入不存在的账户名称 + 留空密码点「登录」时页面毫无反应</w:t>
       </w:r>
     </w:p>
     <w:p>
@@ -1271,7 +1550,34 @@
         <w:pStyle w:val="Compact"/>
       </w:pPr>
       <w:r>
-        <w:t xml:space="preserve">原因：用户反馈绿色底色太显眼。</w:t>
+        <w:t xml:space="preserve">原因：登录框带</w:t>
+      </w:r>
+      <w:r>
+        <w:t xml:space="preserve"> </w:t>
+      </w:r>
+      <w:r>
+        <w:rPr>
+          <w:rStyle w:val="VerbatimChar"/>
+        </w:rPr>
+        <w:t xml:space="preserve">novalidate</w:t>
+      </w:r>
+      <w:r>
+        <w:t xml:space="preserve">，浏览器不代填提示；而提示只写在</w:t>
+      </w:r>
+      <w:r>
+        <w:t xml:space="preserve"> </w:t>
+      </w:r>
+      <w:r>
+        <w:rPr>
+          <w:rStyle w:val="VerbatimChar"/>
+        </w:rPr>
+        <w:t xml:space="preserve">if form.validate_on_submit():</w:t>
+      </w:r>
+      <w:r>
+        <w:t xml:space="preserve"> </w:t>
+      </w:r>
+      <w:r>
+        <w:t xml:space="preserve">的成功分支里，校验失败时既不弹浮层也没有字段错误。</w:t>
       </w:r>
     </w:p>
     <w:p>
@@ -1289,10 +1595,97 @@
         <w:rPr>
           <w:rStyle w:val="VerbatimChar"/>
         </w:rPr>
-        <w:t xml:space="preserve">app/templates/base.html</w:t>
+        <w:t xml:space="preserve">app/views/auth.py</w:t>
+      </w:r>
+      <w:r>
+        <w:t xml:space="preserve">、</w:t>
+      </w:r>
+      <w:r>
+        <w:rPr>
+          <w:rStyle w:val="VerbatimChar"/>
+        </w:rPr>
+        <w:t xml:space="preserve">app/forms.py</w:t>
+      </w:r>
+      <w:r>
+        <w:t xml:space="preserve">、</w:t>
+      </w:r>
+      <w:r>
+        <w:rPr>
+          <w:rStyle w:val="VerbatimChar"/>
+        </w:rPr>
+        <w:t xml:space="preserve">app/templates/auth/login.html</w:t>
       </w:r>
       <w:r>
         <w:t xml:space="preserve">。</w:t>
+      </w:r>
+    </w:p>
+    <w:p>
+      <w:pPr>
+        <w:numPr>
+          <w:ilvl w:val="2"/>
+          <w:numId w:val="1008"/>
+        </w:numPr>
+        <w:pStyle w:val="Compact"/>
+      </w:pPr>
+      <w:r>
+        <w:t xml:space="preserve">账户名称/密码留空 → 输入框下方直接写「请输入……」，输入框标</w:t>
+      </w:r>
+      <w:r>
+        <w:t xml:space="preserve"> </w:t>
+      </w:r>
+      <w:r>
+        <w:rPr>
+          <w:rStyle w:val="VerbatimChar"/>
+        </w:rPr>
+        <w:t xml:space="preserve">aria-invalid</w:t>
+      </w:r>
+    </w:p>
+    <w:p>
+      <w:pPr>
+        <w:numPr>
+          <w:ilvl w:val="2"/>
+          <w:numId w:val="1008"/>
+        </w:numPr>
+        <w:pStyle w:val="Compact"/>
+      </w:pPr>
+      <w:r>
+        <w:t xml:space="preserve">账户名称或密码不正确 / 账号已停用 → 中上方浮层，自动淡出</w:t>
+      </w:r>
+    </w:p>
+    <w:p>
+      <w:pPr>
+        <w:numPr>
+          <w:ilvl w:val="2"/>
+          <w:numId w:val="1008"/>
+        </w:numPr>
+        <w:pStyle w:val="Compact"/>
+      </w:pPr>
+      <w:r>
+        <w:t xml:space="preserve">登录表单校验消息补中文（此前是 WTForms 英文默认文案）</w:t>
+      </w:r>
+    </w:p>
+    <w:p>
+      <w:pPr>
+        <w:numPr>
+          <w:ilvl w:val="1"/>
+          <w:numId w:val="1007"/>
+        </w:numPr>
+        <w:pStyle w:val="Compact"/>
+      </w:pPr>
+      <w:r>
+        <w:t xml:space="preserve">验证：新增</w:t>
+      </w:r>
+      <w:r>
+        <w:t xml:space="preserve"> </w:t>
+      </w:r>
+      <w:r>
+        <w:rPr>
+          <w:rStyle w:val="VerbatimChar"/>
+        </w:rPr>
+        <w:t xml:space="preserve">测试/test_login.py</w:t>
+      </w:r>
+      <w:r>
+        <w:t xml:space="preserve">，固定七种输入组合；全部通过。</w:t>
       </w:r>
     </w:p>
     <w:p>
@@ -1303,7 +1696,7 @@
         </w:numPr>
       </w:pPr>
       <w:r>
-        <w:t xml:space="preserve">17:55</w:t>
+        <w:t xml:space="preserve">19:11</w:t>
       </w:r>
       <w:r>
         <w:t xml:space="preserve"> </w:t>
@@ -1319,26 +1712,26 @@
         <w:t xml:space="preserve"> </w:t>
       </w:r>
       <w:r>
-        <w:t xml:space="preserve">登录与注册统一用「账户名称」</w:t>
+        <w:t xml:space="preserve">提示浮层从页面正中央移到中上方并去掉底色</w:t>
       </w:r>
     </w:p>
     <w:p>
       <w:pPr>
         <w:numPr>
           <w:ilvl w:val="1"/>
-          <w:numId w:val="1008"/>
-        </w:numPr>
-        <w:pStyle w:val="Compact"/>
-      </w:pPr>
-      <w:r>
-        <w:t xml:space="preserve">原因：术语统一。登录失败提示同步改为「账户名称或密码错误」。</w:t>
+          <w:numId w:val="1009"/>
+        </w:numPr>
+        <w:pStyle w:val="Compact"/>
+      </w:pPr>
+      <w:r>
+        <w:t xml:space="preserve">原因：用户反馈正中央太抢眼；同时登录失败提示一直常驻，应改为淡入淡出。</w:t>
       </w:r>
     </w:p>
     <w:p>
       <w:pPr>
         <w:numPr>
           <w:ilvl w:val="1"/>
-          <w:numId w:val="1008"/>
+          <w:numId w:val="1009"/>
         </w:numPr>
         <w:pStyle w:val="Compact"/>
       </w:pPr>
@@ -1349,37 +1742,43 @@
         <w:rPr>
           <w:rStyle w:val="VerbatimChar"/>
         </w:rPr>
-        <w:t xml:space="preserve">app/forms.py</w:t>
-      </w:r>
-      <w:r>
-        <w:t xml:space="preserve">、</w:t>
-      </w:r>
-      <w:r>
-        <w:rPr>
-          <w:rStyle w:val="VerbatimChar"/>
-        </w:rPr>
-        <w:t xml:space="preserve">app/templates/auth/login.html</w:t>
-      </w:r>
-      <w:r>
-        <w:t xml:space="preserve">、</w:t>
-      </w:r>
-      <w:r>
-        <w:rPr>
-          <w:rStyle w:val="VerbatimChar"/>
-        </w:rPr>
-        <w:t xml:space="preserve">测试/test_profile.py</w:t>
-      </w:r>
-      <w:r>
-        <w:t xml:space="preserve">、</w:t>
-      </w:r>
-      <w:r>
-        <w:rPr>
-          <w:rStyle w:val="VerbatimChar"/>
-        </w:rPr>
-        <w:t xml:space="preserve">工具/界面核对/核对登录浮层.py</w:t>
-      </w:r>
-      <w:r>
-        <w:t xml:space="preserve">。</w:t>
+        <w:t xml:space="preserve">app/templates/base.html</w:t>
+      </w:r>
+      <w:r>
+        <w:t xml:space="preserve">（</w:t>
+      </w:r>
+      <w:r>
+        <w:rPr>
+          <w:rStyle w:val="VerbatimChar"/>
+        </w:rPr>
+        <w:t xml:space="preserve">top: 16px</w:t>
+      </w:r>
+      <w:r>
+        <w:t xml:space="preserve">、水平居中、</w:t>
+      </w:r>
+      <w:r>
+        <w:rPr>
+          <w:rStyle w:val="VerbatimChar"/>
+        </w:rPr>
+        <w:t xml:space="preserve">background: transparent</w:t>
+      </w:r>
+      <w:r>
+        <w:t xml:space="preserve">）；新增</w:t>
+      </w:r>
+      <w:r>
+        <w:t xml:space="preserve"> </w:t>
+      </w:r>
+      <w:r>
+        <w:rPr>
+          <w:rStyle w:val="VerbatimChar"/>
+        </w:rPr>
+        <w:t xml:space="preserve">toast-error</w:t>
+      </w:r>
+      <w:r>
+        <w:t xml:space="preserve"> </w:t>
+      </w:r>
+      <w:r>
+        <w:t xml:space="preserve">类别走同一浮层，并在顶部提示条里排除，避免同一条提示出现两次。</w:t>
       </w:r>
     </w:p>
     <w:p>
@@ -1390,7 +1789,7 @@
         </w:numPr>
       </w:pPr>
       <w:r>
-        <w:t xml:space="preserve">17:53</w:t>
+        <w:t xml:space="preserve">18:55</w:t>
       </w:r>
       <w:r>
         <w:t xml:space="preserve"> </w:t>
@@ -1400,278 +1799,115 @@
           <w:bCs/>
           <w:b/>
         </w:rPr>
-        <w:t xml:space="preserve">功能</w:t>
-      </w:r>
-      <w:r>
-        <w:t xml:space="preserve"> </w:t>
-      </w:r>
-      <w:r>
-        <w:t xml:space="preserve">职务分为「管理员 / 操作员」两种；开放自助注册；账号与操作日志并入个人设置</w:t>
+        <w:t xml:space="preserve">界面</w:t>
+      </w:r>
+      <w:r>
+        <w:t xml:space="preserve"> </w:t>
+      </w:r>
+      <w:r>
+        <w:t xml:space="preserve">提示浮层改用淡灰底（当日后续又改为透明、再改为浅绿，见上两条）</w:t>
       </w:r>
     </w:p>
     <w:p>
       <w:pPr>
         <w:numPr>
           <w:ilvl w:val="1"/>
-          <w:numId w:val="1009"/>
-        </w:numPr>
-        <w:pStyle w:val="Compact"/>
-      </w:pPr>
-      <w:r>
-        <w:t xml:space="preserve">原因：需求变更。原来三种角色（管理员/评价员/查看者）与自由文本"职务"字段重复且混乱；用户希望普通用户能自己注册，且只有管理员能设职务。</w:t>
+          <w:numId w:val="1010"/>
+        </w:numPr>
+        <w:pStyle w:val="Compact"/>
+      </w:pPr>
+      <w:r>
+        <w:t xml:space="preserve">原因：用户反馈绿色底色太显眼。</w:t>
       </w:r>
     </w:p>
     <w:p>
       <w:pPr>
         <w:numPr>
           <w:ilvl w:val="1"/>
-          <w:numId w:val="1009"/>
+          <w:numId w:val="1010"/>
         </w:numPr>
         <w:pStyle w:val="Compact"/>
       </w:pPr>
       <w:r>
         <w:t xml:space="preserve">影响：</w:t>
       </w:r>
-    </w:p>
-    <w:p>
-      <w:pPr>
-        <w:numPr>
-          <w:ilvl w:val="2"/>
-          <w:numId w:val="1010"/>
-        </w:numPr>
-        <w:pStyle w:val="Compact"/>
-      </w:pPr>
-      <w:r>
-        <w:rPr>
-          <w:rStyle w:val="VerbatimChar"/>
-        </w:rPr>
-        <w:t xml:space="preserve">app/models.py</w:t>
-      </w:r>
-      <w:r>
-        <w:t xml:space="preserve">：删掉</w:t>
-      </w:r>
-      <w:r>
-        <w:t xml:space="preserve"> </w:t>
-      </w:r>
-      <w:r>
-        <w:rPr>
-          <w:rStyle w:val="VerbatimChar"/>
-        </w:rPr>
-        <w:t xml:space="preserve">title</w:t>
-      </w:r>
-      <w:r>
-        <w:t xml:space="preserve"> </w:t>
-      </w:r>
-      <w:r>
-        <w:t xml:space="preserve">列，新增</w:t>
-      </w:r>
-      <w:r>
-        <w:t xml:space="preserve"> </w:t>
-      </w:r>
-      <w:r>
-        <w:rPr>
-          <w:rStyle w:val="VerbatimChar"/>
-        </w:rPr>
-        <w:t xml:space="preserve">gender</w:t>
-      </w:r>
-      <w:r>
-        <w:t xml:space="preserve">，</w:t>
-      </w:r>
-      <w:r>
-        <w:rPr>
-          <w:rStyle w:val="VerbatimChar"/>
-        </w:rPr>
-        <w:t xml:space="preserve">role</w:t>
-      </w:r>
-      <w:r>
-        <w:t xml:space="preserve"> </w:t>
-      </w:r>
-      <w:r>
-        <w:t xml:space="preserve">默认</w:t>
-      </w:r>
-      <w:r>
-        <w:t xml:space="preserve"> </w:t>
-      </w:r>
-      <w:r>
-        <w:rPr>
-          <w:rStyle w:val="VerbatimChar"/>
-        </w:rPr>
-        <w:t xml:space="preserve">operator</w:t>
-      </w:r>
-    </w:p>
-    <w:p>
-      <w:pPr>
-        <w:numPr>
-          <w:ilvl w:val="2"/>
-          <w:numId w:val="1010"/>
-        </w:numPr>
-        <w:pStyle w:val="Compact"/>
-      </w:pPr>
-      <w:r>
-        <w:rPr>
-          <w:rStyle w:val="VerbatimChar"/>
-        </w:rPr>
-        <w:t xml:space="preserve">app/utils/schema.py</w:t>
-      </w:r>
-      <w:r>
-        <w:t xml:space="preserve">：旧库自动补列 + 旧角色名迁移为操作员</w:t>
-      </w:r>
-    </w:p>
-    <w:p>
-      <w:pPr>
-        <w:numPr>
-          <w:ilvl w:val="2"/>
-          <w:numId w:val="1010"/>
-        </w:numPr>
-        <w:pStyle w:val="Compact"/>
-      </w:pPr>
-      <w:r>
-        <w:rPr>
-          <w:rStyle w:val="VerbatimChar"/>
-        </w:rPr>
-        <w:t xml:space="preserve">app/views/auth.py</w:t>
-      </w:r>
-      <w:r>
-        <w:t xml:space="preserve">：新增公开的</w:t>
-      </w:r>
-      <w:r>
-        <w:t xml:space="preserve"> </w:t>
-      </w:r>
-      <w:r>
-        <w:rPr>
-          <w:rStyle w:val="VerbatimChar"/>
-        </w:rPr>
-        <w:t xml:space="preserve">/register</w:t>
-      </w:r>
-      <w:r>
-        <w:t xml:space="preserve">；</w:t>
-      </w:r>
-      <w:r>
-        <w:rPr>
-          <w:rStyle w:val="VerbatimChar"/>
-        </w:rPr>
-        <w:t xml:space="preserve">/users</w:t>
-      </w:r>
-      <w:r>
-        <w:t xml:space="preserve">、</w:t>
-      </w:r>
-      <w:r>
-        <w:rPr>
-          <w:rStyle w:val="VerbatimChar"/>
-        </w:rPr>
-        <w:t xml:space="preserve">/logs</w:t>
-      </w:r>
-      <w:r>
-        <w:t xml:space="preserve"> </w:t>
-      </w:r>
-      <w:r>
-        <w:t xml:space="preserve">改为重定向到个人设置的对应分类</w:t>
-      </w:r>
-    </w:p>
-    <w:p>
-      <w:pPr>
-        <w:numPr>
-          <w:ilvl w:val="2"/>
-          <w:numId w:val="1010"/>
-        </w:numPr>
-        <w:pStyle w:val="Compact"/>
-      </w:pPr>
-      <w:r>
-        <w:t xml:space="preserve">个人设置左侧分类变为：个人信息 / 登录与安全性 /（管理员）账号 /（管理员）操作日志</w:t>
-      </w:r>
-    </w:p>
-    <w:p>
-      <w:pPr>
-        <w:numPr>
-          <w:ilvl w:val="2"/>
-          <w:numId w:val="1010"/>
-        </w:numPr>
-        <w:pStyle w:val="Compact"/>
-      </w:pPr>
-      <w:r>
-        <w:t xml:space="preserve">登录框底部新增「点我注册」</w:t>
-      </w:r>
-    </w:p>
-    <w:p>
-      <w:pPr>
-        <w:numPr>
-          <w:ilvl w:val="2"/>
-          <w:numId w:val="1010"/>
-        </w:numPr>
-        <w:pStyle w:val="Compact"/>
-      </w:pPr>
+      <w:r>
+        <w:rPr>
+          <w:rStyle w:val="VerbatimChar"/>
+        </w:rPr>
+        <w:t xml:space="preserve">app/templates/base.html</w:t>
+      </w:r>
+      <w:r>
+        <w:t xml:space="preserve">。</w:t>
+      </w:r>
+    </w:p>
+    <w:p>
+      <w:pPr>
+        <w:numPr>
+          <w:ilvl w:val="0"/>
+          <w:numId w:val="1002"/>
+        </w:numPr>
+      </w:pPr>
+      <w:r>
+        <w:t xml:space="preserve">17:55</w:t>
+      </w:r>
+      <w:r>
+        <w:t xml:space="preserve"> </w:t>
+      </w:r>
       <w:r>
         <w:rPr>
           <w:bCs/>
           <w:b/>
         </w:rPr>
-        <w:t xml:space="preserve">顺带修复</w:t>
-      </w:r>
-      <w:r>
-        <w:t xml:space="preserve">：</w:t>
-      </w:r>
-      <w:r>
-        <w:rPr>
-          <w:rStyle w:val="VerbatimChar"/>
-        </w:rPr>
-        <w:t xml:space="preserve">/users/add</w:t>
-      </w:r>
-      <w:r>
-        <w:t xml:space="preserve"> </w:t>
-      </w:r>
-      <w:r>
-        <w:t xml:space="preserve">因模板使用</w:t>
-      </w:r>
-      <w:r>
-        <w:t xml:space="preserve"> </w:t>
-      </w:r>
-      <w:r>
-        <w:rPr>
-          <w:rStyle w:val="VerbatimChar"/>
-        </w:rPr>
-        <w:t xml:space="preserve">form.hidden_tag()</w:t>
-      </w:r>
-      <w:r>
-        <w:t xml:space="preserve"> </w:t>
-      </w:r>
-      <w:r>
-        <w:t xml:space="preserve">但视图未传</w:t>
-      </w:r>
-      <w:r>
-        <w:t xml:space="preserve"> </w:t>
-      </w:r>
-      <w:r>
-        <w:rPr>
-          <w:rStyle w:val="VerbatimChar"/>
-        </w:rPr>
-        <w:t xml:space="preserve">form</w:t>
-      </w:r>
-      <w:r>
-        <w:t xml:space="preserve">，一直是 500，「新增用户」按钮以前根本点不开</w:t>
+        <w:t xml:space="preserve">界面</w:t>
+      </w:r>
+      <w:r>
+        <w:t xml:space="preserve"> </w:t>
+      </w:r>
+      <w:r>
+        <w:t xml:space="preserve">登录与注册统一用「账户名称」</w:t>
       </w:r>
     </w:p>
     <w:p>
       <w:pPr>
         <w:numPr>
           <w:ilvl w:val="1"/>
-          <w:numId w:val="1009"/>
-        </w:numPr>
-        <w:pStyle w:val="Compact"/>
-      </w:pPr>
-      <w:r>
-        <w:t xml:space="preserve">验证：新增</w:t>
-      </w:r>
-      <w:r>
-        <w:t xml:space="preserve"> </w:t>
-      </w:r>
-      <w:r>
-        <w:rPr>
-          <w:rStyle w:val="VerbatimChar"/>
-        </w:rPr>
-        <w:t xml:space="preserve">测试/test_register.py</w:t>
-      </w:r>
-      <w:r>
-        <w:t xml:space="preserve">；</w:t>
+          <w:numId w:val="1011"/>
+        </w:numPr>
+        <w:pStyle w:val="Compact"/>
+      </w:pPr>
+      <w:r>
+        <w:t xml:space="preserve">原因：术语统一。登录失败提示同步改为「账户名称或密码错误」。</w:t>
+      </w:r>
+    </w:p>
+    <w:p>
+      <w:pPr>
+        <w:numPr>
+          <w:ilvl w:val="1"/>
+          <w:numId w:val="1011"/>
+        </w:numPr>
+        <w:pStyle w:val="Compact"/>
+      </w:pPr>
+      <w:r>
+        <w:t xml:space="preserve">影响：</w:t>
+      </w:r>
+      <w:r>
+        <w:rPr>
+          <w:rStyle w:val="VerbatimChar"/>
+        </w:rPr>
+        <w:t xml:space="preserve">app/forms.py</w:t>
+      </w:r>
+      <w:r>
+        <w:t xml:space="preserve">、</w:t>
+      </w:r>
+      <w:r>
+        <w:rPr>
+          <w:rStyle w:val="VerbatimChar"/>
+        </w:rPr>
+        <w:t xml:space="preserve">app/templates/auth/login.html</w:t>
+      </w:r>
+      <w:r>
+        <w:t xml:space="preserve">、</w:t>
       </w:r>
       <w:r>
         <w:rPr>
@@ -1680,10 +1916,16 @@
         <w:t xml:space="preserve">测试/test_profile.py</w:t>
       </w:r>
       <w:r>
-        <w:t xml:space="preserve"> </w:t>
-      </w:r>
-      <w:r>
-        <w:t xml:space="preserve">重写为覆盖四个分类。</w:t>
+        <w:t xml:space="preserve">、</w:t>
+      </w:r>
+      <w:r>
+        <w:rPr>
+          <w:rStyle w:val="VerbatimChar"/>
+        </w:rPr>
+        <w:t xml:space="preserve">工具/界面核对/核对登录浮层.py</w:t>
+      </w:r>
+      <w:r>
+        <w:t xml:space="preserve">。</w:t>
       </w:r>
     </w:p>
     <w:p>
@@ -1694,7 +1936,7 @@
         </w:numPr>
       </w:pPr>
       <w:r>
-        <w:t xml:space="preserve">17:30</w:t>
+        <w:t xml:space="preserve">17:53</w:t>
       </w:r>
       <w:r>
         <w:t xml:space="preserve"> </w:t>
@@ -1704,43 +1946,148 @@
           <w:bCs/>
           <w:b/>
         </w:rPr>
-        <w:t xml:space="preserve">界面</w:t>
-      </w:r>
-      <w:r>
-        <w:t xml:space="preserve"> </w:t>
-      </w:r>
-      <w:r>
-        <w:t xml:space="preserve">个人设置页改为仿 Apple 账户页版式，并美化内容区滚动条</w:t>
+        <w:t xml:space="preserve">功能</w:t>
+      </w:r>
+      <w:r>
+        <w:t xml:space="preserve"> </w:t>
+      </w:r>
+      <w:r>
+        <w:t xml:space="preserve">职务分为「管理员 / 操作员」两种；开放自助注册；账号与操作日志并入个人设置</w:t>
       </w:r>
     </w:p>
     <w:p>
       <w:pPr>
         <w:numPr>
           <w:ilvl w:val="1"/>
-          <w:numId w:val="1011"/>
-        </w:numPr>
-        <w:pStyle w:val="Compact"/>
-      </w:pPr>
-      <w:r>
-        <w:t xml:space="preserve">原因：需求变更，用户指定参考 Apple 账户页；功能要"点击才展开"，避免一屏堆满输入框。</w:t>
+          <w:numId w:val="1012"/>
+        </w:numPr>
+        <w:pStyle w:val="Compact"/>
+      </w:pPr>
+      <w:r>
+        <w:t xml:space="preserve">原因：需求变更。原来三种角色（管理员/评价员/查看者）与自由文本"职务"字段重复且混乱；用户希望普通用户能自己注册，且只有管理员能设职务。</w:t>
       </w:r>
     </w:p>
     <w:p>
       <w:pPr>
         <w:numPr>
           <w:ilvl w:val="1"/>
-          <w:numId w:val="1011"/>
+          <w:numId w:val="1012"/>
         </w:numPr>
         <w:pStyle w:val="Compact"/>
       </w:pPr>
       <w:r>
         <w:t xml:space="preserve">影响：</w:t>
       </w:r>
-      <w:r>
-        <w:rPr>
-          <w:rStyle w:val="VerbatimChar"/>
-        </w:rPr>
-        <w:t xml:space="preserve">app/templates/auth/profile.html</w:t>
+    </w:p>
+    <w:p>
+      <w:pPr>
+        <w:numPr>
+          <w:ilvl w:val="2"/>
+          <w:numId w:val="1013"/>
+        </w:numPr>
+        <w:pStyle w:val="Compact"/>
+      </w:pPr>
+      <w:r>
+        <w:rPr>
+          <w:rStyle w:val="VerbatimChar"/>
+        </w:rPr>
+        <w:t xml:space="preserve">app/models.py</w:t>
+      </w:r>
+      <w:r>
+        <w:t xml:space="preserve">：删掉</w:t>
+      </w:r>
+      <w:r>
+        <w:t xml:space="preserve"> </w:t>
+      </w:r>
+      <w:r>
+        <w:rPr>
+          <w:rStyle w:val="VerbatimChar"/>
+        </w:rPr>
+        <w:t xml:space="preserve">title</w:t>
+      </w:r>
+      <w:r>
+        <w:t xml:space="preserve"> </w:t>
+      </w:r>
+      <w:r>
+        <w:t xml:space="preserve">列，新增</w:t>
+      </w:r>
+      <w:r>
+        <w:t xml:space="preserve"> </w:t>
+      </w:r>
+      <w:r>
+        <w:rPr>
+          <w:rStyle w:val="VerbatimChar"/>
+        </w:rPr>
+        <w:t xml:space="preserve">gender</w:t>
+      </w:r>
+      <w:r>
+        <w:t xml:space="preserve">，</w:t>
+      </w:r>
+      <w:r>
+        <w:rPr>
+          <w:rStyle w:val="VerbatimChar"/>
+        </w:rPr>
+        <w:t xml:space="preserve">role</w:t>
+      </w:r>
+      <w:r>
+        <w:t xml:space="preserve"> </w:t>
+      </w:r>
+      <w:r>
+        <w:t xml:space="preserve">默认</w:t>
+      </w:r>
+      <w:r>
+        <w:t xml:space="preserve"> </w:t>
+      </w:r>
+      <w:r>
+        <w:rPr>
+          <w:rStyle w:val="VerbatimChar"/>
+        </w:rPr>
+        <w:t xml:space="preserve">operator</w:t>
+      </w:r>
+    </w:p>
+    <w:p>
+      <w:pPr>
+        <w:numPr>
+          <w:ilvl w:val="2"/>
+          <w:numId w:val="1013"/>
+        </w:numPr>
+        <w:pStyle w:val="Compact"/>
+      </w:pPr>
+      <w:r>
+        <w:rPr>
+          <w:rStyle w:val="VerbatimChar"/>
+        </w:rPr>
+        <w:t xml:space="preserve">app/utils/schema.py</w:t>
+      </w:r>
+      <w:r>
+        <w:t xml:space="preserve">：旧库自动补列 + 旧角色名迁移为操作员</w:t>
+      </w:r>
+    </w:p>
+    <w:p>
+      <w:pPr>
+        <w:numPr>
+          <w:ilvl w:val="2"/>
+          <w:numId w:val="1013"/>
+        </w:numPr>
+        <w:pStyle w:val="Compact"/>
+      </w:pPr>
+      <w:r>
+        <w:rPr>
+          <w:rStyle w:val="VerbatimChar"/>
+        </w:rPr>
+        <w:t xml:space="preserve">app/views/auth.py</w:t>
+      </w:r>
+      <w:r>
+        <w:t xml:space="preserve">：新增公开的</w:t>
+      </w:r>
+      <w:r>
+        <w:t xml:space="preserve"> </w:t>
+      </w:r>
+      <w:r>
+        <w:rPr>
+          <w:rStyle w:val="VerbatimChar"/>
+        </w:rPr>
+        <w:t xml:space="preserve">/register</w:t>
       </w:r>
       <w:r>
         <w:t xml:space="preserve">；</w:t>
@@ -1749,13 +2096,140 @@
         <w:rPr>
           <w:rStyle w:val="VerbatimChar"/>
         </w:rPr>
-        <w:t xml:space="preserve">app/templates/base.html</w:t>
-      </w:r>
-      <w:r>
-        <w:t xml:space="preserve"> </w:t>
-      </w:r>
-      <w:r>
-        <w:t xml:space="preserve">滚动条样式。</w:t>
+        <w:t xml:space="preserve">/users</w:t>
+      </w:r>
+      <w:r>
+        <w:t xml:space="preserve">、</w:t>
+      </w:r>
+      <w:r>
+        <w:rPr>
+          <w:rStyle w:val="VerbatimChar"/>
+        </w:rPr>
+        <w:t xml:space="preserve">/logs</w:t>
+      </w:r>
+      <w:r>
+        <w:t xml:space="preserve"> </w:t>
+      </w:r>
+      <w:r>
+        <w:t xml:space="preserve">改为重定向到个人设置的对应分类</w:t>
+      </w:r>
+    </w:p>
+    <w:p>
+      <w:pPr>
+        <w:numPr>
+          <w:ilvl w:val="2"/>
+          <w:numId w:val="1013"/>
+        </w:numPr>
+        <w:pStyle w:val="Compact"/>
+      </w:pPr>
+      <w:r>
+        <w:t xml:space="preserve">个人设置左侧分类变为：个人信息 / 登录与安全性 /（管理员）账号 /（管理员）操作日志</w:t>
+      </w:r>
+    </w:p>
+    <w:p>
+      <w:pPr>
+        <w:numPr>
+          <w:ilvl w:val="2"/>
+          <w:numId w:val="1013"/>
+        </w:numPr>
+        <w:pStyle w:val="Compact"/>
+      </w:pPr>
+      <w:r>
+        <w:t xml:space="preserve">登录框底部新增「点我注册」</w:t>
+      </w:r>
+    </w:p>
+    <w:p>
+      <w:pPr>
+        <w:numPr>
+          <w:ilvl w:val="2"/>
+          <w:numId w:val="1013"/>
+        </w:numPr>
+        <w:pStyle w:val="Compact"/>
+      </w:pPr>
+      <w:r>
+        <w:rPr>
+          <w:bCs/>
+          <w:b/>
+        </w:rPr>
+        <w:t xml:space="preserve">顺带修复</w:t>
+      </w:r>
+      <w:r>
+        <w:t xml:space="preserve">：</w:t>
+      </w:r>
+      <w:r>
+        <w:rPr>
+          <w:rStyle w:val="VerbatimChar"/>
+        </w:rPr>
+        <w:t xml:space="preserve">/users/add</w:t>
+      </w:r>
+      <w:r>
+        <w:t xml:space="preserve"> </w:t>
+      </w:r>
+      <w:r>
+        <w:t xml:space="preserve">因模板使用</w:t>
+      </w:r>
+      <w:r>
+        <w:t xml:space="preserve"> </w:t>
+      </w:r>
+      <w:r>
+        <w:rPr>
+          <w:rStyle w:val="VerbatimChar"/>
+        </w:rPr>
+        <w:t xml:space="preserve">form.hidden_tag()</w:t>
+      </w:r>
+      <w:r>
+        <w:t xml:space="preserve"> </w:t>
+      </w:r>
+      <w:r>
+        <w:t xml:space="preserve">但视图未传</w:t>
+      </w:r>
+      <w:r>
+        <w:t xml:space="preserve"> </w:t>
+      </w:r>
+      <w:r>
+        <w:rPr>
+          <w:rStyle w:val="VerbatimChar"/>
+        </w:rPr>
+        <w:t xml:space="preserve">form</w:t>
+      </w:r>
+      <w:r>
+        <w:t xml:space="preserve">，一直是 500，「新增用户」按钮以前根本点不开</w:t>
+      </w:r>
+    </w:p>
+    <w:p>
+      <w:pPr>
+        <w:numPr>
+          <w:ilvl w:val="1"/>
+          <w:numId w:val="1012"/>
+        </w:numPr>
+        <w:pStyle w:val="Compact"/>
+      </w:pPr>
+      <w:r>
+        <w:t xml:space="preserve">验证：新增</w:t>
+      </w:r>
+      <w:r>
+        <w:t xml:space="preserve"> </w:t>
+      </w:r>
+      <w:r>
+        <w:rPr>
+          <w:rStyle w:val="VerbatimChar"/>
+        </w:rPr>
+        <w:t xml:space="preserve">测试/test_register.py</w:t>
+      </w:r>
+      <w:r>
+        <w:t xml:space="preserve">；</w:t>
+      </w:r>
+      <w:r>
+        <w:rPr>
+          <w:rStyle w:val="VerbatimChar"/>
+        </w:rPr>
+        <w:t xml:space="preserve">测试/test_profile.py</w:t>
+      </w:r>
+      <w:r>
+        <w:t xml:space="preserve"> </w:t>
+      </w:r>
+      <w:r>
+        <w:t xml:space="preserve">重写为覆盖四个分类。</w:t>
       </w:r>
     </w:p>
     <w:p>
@@ -1766,7 +2240,7 @@
         </w:numPr>
       </w:pPr>
       <w:r>
-        <w:t xml:space="preserve">17:07</w:t>
+        <w:t xml:space="preserve">17:30</w:t>
       </w:r>
       <w:r>
         <w:t xml:space="preserve"> </w:t>
@@ -1776,32 +2250,32 @@
           <w:bCs/>
           <w:b/>
         </w:rPr>
-        <w:t xml:space="preserve">修复</w:t>
-      </w:r>
-      <w:r>
-        <w:t xml:space="preserve"> </w:t>
-      </w:r>
-      <w:r>
-        <w:t xml:space="preserve">侧边栏随长页面被拉长</w:t>
+        <w:t xml:space="preserve">界面</w:t>
+      </w:r>
+      <w:r>
+        <w:t xml:space="preserve"> </w:t>
+      </w:r>
+      <w:r>
+        <w:t xml:space="preserve">个人设置页改为仿 Apple 账户页版式，并美化内容区滚动条</w:t>
       </w:r>
     </w:p>
     <w:p>
       <w:pPr>
         <w:numPr>
           <w:ilvl w:val="1"/>
-          <w:numId w:val="1012"/>
-        </w:numPr>
-        <w:pStyle w:val="Compact"/>
-      </w:pPr>
-      <w:r>
-        <w:t xml:space="preserve">原因：左右栏同处一个滚动容器，右侧内容长了把左侧导航也撑下去。</w:t>
+          <w:numId w:val="1014"/>
+        </w:numPr>
+        <w:pStyle w:val="Compact"/>
+      </w:pPr>
+      <w:r>
+        <w:t xml:space="preserve">原因：需求变更，用户指定参考 Apple 账户页；功能要"点击才展开"，避免一屏堆满输入框。</w:t>
       </w:r>
     </w:p>
     <w:p>
       <w:pPr>
         <w:numPr>
           <w:ilvl w:val="1"/>
-          <w:numId w:val="1012"/>
+          <w:numId w:val="1014"/>
         </w:numPr>
         <w:pStyle w:val="Compact"/>
       </w:pPr>
@@ -1812,10 +2286,22 @@
         <w:rPr>
           <w:rStyle w:val="VerbatimChar"/>
         </w:rPr>
+        <w:t xml:space="preserve">app/templates/auth/profile.html</w:t>
+      </w:r>
+      <w:r>
+        <w:t xml:space="preserve">；</w:t>
+      </w:r>
+      <w:r>
+        <w:rPr>
+          <w:rStyle w:val="VerbatimChar"/>
+        </w:rPr>
         <w:t xml:space="preserve">app/templates/base.html</w:t>
       </w:r>
       <w:r>
-        <w:t xml:space="preserve">：外层固定高度不滚动，只有右侧内容区滚动，导航固定。</w:t>
+        <w:t xml:space="preserve"> </w:t>
+      </w:r>
+      <w:r>
+        <w:t xml:space="preserve">滚动条样式。</w:t>
       </w:r>
     </w:p>
     <w:p>
@@ -1826,7 +2312,7 @@
         </w:numPr>
       </w:pPr>
       <w:r>
-        <w:t xml:space="preserve">16:58</w:t>
+        <w:t xml:space="preserve">17:07</w:t>
       </w:r>
       <w:r>
         <w:t xml:space="preserve"> </w:t>
@@ -1836,20 +2322,32 @@
           <w:bCs/>
           <w:b/>
         </w:rPr>
-        <w:t xml:space="preserve">功能</w:t>
-      </w:r>
-      <w:r>
-        <w:t xml:space="preserve"> </w:t>
-      </w:r>
-      <w:r>
-        <w:t xml:space="preserve">管理员可在账号页代改他人资料</w:t>
+        <w:t xml:space="preserve">修复</w:t>
+      </w:r>
+      <w:r>
+        <w:t xml:space="preserve"> </w:t>
+      </w:r>
+      <w:r>
+        <w:t xml:space="preserve">侧边栏随长页面被拉长</w:t>
       </w:r>
     </w:p>
     <w:p>
       <w:pPr>
         <w:numPr>
           <w:ilvl w:val="1"/>
-          <w:numId w:val="1013"/>
+          <w:numId w:val="1015"/>
+        </w:numPr>
+        <w:pStyle w:val="Compact"/>
+      </w:pPr>
+      <w:r>
+        <w:t xml:space="preserve">原因：左右栏同处一个滚动容器，右侧内容长了把左侧导航也撑下去。</w:t>
+      </w:r>
+    </w:p>
+    <w:p>
+      <w:pPr>
+        <w:numPr>
+          <w:ilvl w:val="1"/>
+          <w:numId w:val="1015"/>
         </w:numPr>
         <w:pStyle w:val="Compact"/>
       </w:pPr>
@@ -1860,19 +2358,10 @@
         <w:rPr>
           <w:rStyle w:val="VerbatimChar"/>
         </w:rPr>
-        <w:t xml:space="preserve">app/views/auth.py</w:t>
-      </w:r>
-      <w:r>
-        <w:t xml:space="preserve">、</w:t>
-      </w:r>
-      <w:r>
-        <w:rPr>
-          <w:rStyle w:val="VerbatimChar"/>
-        </w:rPr>
-        <w:t xml:space="preserve">app/templates/auth/edit_user.html</w:t>
-      </w:r>
-      <w:r>
-        <w:t xml:space="preserve">。</w:t>
+        <w:t xml:space="preserve">app/templates/base.html</w:t>
+      </w:r>
+      <w:r>
+        <w:t xml:space="preserve">：外层固定高度不滚动，只有右侧内容区滚动，导航固定。</w:t>
       </w:r>
     </w:p>
     <w:p>
@@ -1883,7 +2372,7 @@
         </w:numPr>
       </w:pPr>
       <w:r>
-        <w:t xml:space="preserve">16:51</w:t>
+        <w:t xml:space="preserve">16:58</w:t>
       </w:r>
       <w:r>
         <w:t xml:space="preserve"> </w:t>
@@ -1899,26 +2388,14 @@
         <w:t xml:space="preserve"> </w:t>
       </w:r>
       <w:r>
-        <w:t xml:space="preserve">新增「个人设置」</w:t>
+        <w:t xml:space="preserve">管理员可在账号页代改他人资料</w:t>
       </w:r>
     </w:p>
     <w:p>
       <w:pPr>
         <w:numPr>
           <w:ilvl w:val="1"/>
-          <w:numId w:val="1014"/>
-        </w:numPr>
-        <w:pStyle w:val="Compact"/>
-      </w:pPr>
-      <w:r>
-        <w:t xml:space="preserve">原因：此前用户无法自己改资料、头像、密码。</w:t>
-      </w:r>
-    </w:p>
-    <w:p>
-      <w:pPr>
-        <w:numPr>
-          <w:ilvl w:val="1"/>
-          <w:numId w:val="1014"/>
+          <w:numId w:val="1016"/>
         </w:numPr>
         <w:pStyle w:val="Compact"/>
       </w:pPr>
@@ -1938,43 +2415,10 @@
         <w:rPr>
           <w:rStyle w:val="VerbatimChar"/>
         </w:rPr>
-        <w:t xml:space="preserve">app/templates/auth/profile.html</w:t>
-      </w:r>
-      <w:r>
-        <w:t xml:space="preserve">、</w:t>
-      </w:r>
-      <w:r>
-        <w:rPr>
-          <w:rStyle w:val="VerbatimChar"/>
-        </w:rPr>
-        <w:t xml:space="preserve">app/utils/uploads.py</w:t>
-      </w:r>
-      <w:r>
-        <w:t xml:space="preserve">；新增</w:t>
-      </w:r>
-      <w:r>
-        <w:t xml:space="preserve"> </w:t>
-      </w:r>
-      <w:r>
-        <w:rPr>
-          <w:rStyle w:val="VerbatimChar"/>
-        </w:rPr>
-        <w:t xml:space="preserve">测试/test_profile.py</w:t>
+        <w:t xml:space="preserve">app/templates/auth/edit_user.html</w:t>
       </w:r>
       <w:r>
         <w:t xml:space="preserve">。</w:t>
-      </w:r>
-    </w:p>
-    <w:p>
-      <w:pPr>
-        <w:numPr>
-          <w:ilvl w:val="1"/>
-          <w:numId w:val="1014"/>
-        </w:numPr>
-        <w:pStyle w:val="Compact"/>
-      </w:pPr>
-      <w:r>
-        <w:t xml:space="preserve">备注：测试脚本原先会在结尾清空资料字段，已改为「开头快照、结尾原样还原」，避免污染用户数据。</w:t>
       </w:r>
     </w:p>
     <w:p>
@@ -1985,7 +2429,7 @@
         </w:numPr>
       </w:pPr>
       <w:r>
-        <w:t xml:space="preserve">16:35</w:t>
+        <w:t xml:space="preserve">16:51</w:t>
       </w:r>
       <w:r>
         <w:t xml:space="preserve"> </w:t>
@@ -1995,59 +2439,32 @@
           <w:bCs/>
           <w:b/>
         </w:rPr>
-        <w:t xml:space="preserve">修复</w:t>
-      </w:r>
-      <w:r>
-        <w:t xml:space="preserve"> </w:t>
-      </w:r>
-      <w:r>
-        <w:t xml:space="preserve">AHP 二级指标页 500 错误（</w:t>
-      </w:r>
-      <w:r>
-        <w:rPr>
-          <w:rStyle w:val="VerbatimChar"/>
-        </w:rPr>
-        <w:t xml:space="preserve">/ahp/experts?level=2</w:t>
-      </w:r>
-      <w:r>
-        <w:t xml:space="preserve"> </w:t>
-      </w:r>
-      <w:r>
-        <w:t xml:space="preserve">缺</w:t>
-      </w:r>
-      <w:r>
-        <w:t xml:space="preserve"> </w:t>
-      </w:r>
-      <w:r>
-        <w:rPr>
-          <w:rStyle w:val="VerbatimChar"/>
-        </w:rPr>
-        <w:t xml:space="preserve">l1</w:t>
-      </w:r>
-      <w:r>
-        <w:t xml:space="preserve"> </w:t>
-      </w:r>
-      <w:r>
-        <w:t xml:space="preserve">参数时</w:t>
-      </w:r>
-      <w:r>
-        <w:t xml:space="preserve"> </w:t>
-      </w:r>
-      <w:r>
-        <w:rPr>
-          <w:rStyle w:val="VerbatimChar"/>
-        </w:rPr>
-        <w:t xml:space="preserve">KeyError</w:t>
-      </w:r>
-      <w:r>
-        <w:t xml:space="preserve">）</w:t>
+        <w:t xml:space="preserve">功能</w:t>
+      </w:r>
+      <w:r>
+        <w:t xml:space="preserve"> </w:t>
+      </w:r>
+      <w:r>
+        <w:t xml:space="preserve">新增「个人设置」</w:t>
       </w:r>
     </w:p>
     <w:p>
       <w:pPr>
         <w:numPr>
           <w:ilvl w:val="1"/>
-          <w:numId w:val="1015"/>
+          <w:numId w:val="1017"/>
+        </w:numPr>
+        <w:pStyle w:val="Compact"/>
+      </w:pPr>
+      <w:r>
+        <w:t xml:space="preserve">原因：此前用户无法自己改资料、头像、密码。</w:t>
+      </w:r>
+    </w:p>
+    <w:p>
+      <w:pPr>
+        <w:numPr>
+          <w:ilvl w:val="1"/>
+          <w:numId w:val="1017"/>
         </w:numPr>
         <w:pStyle w:val="Compact"/>
       </w:pPr>
@@ -2058,25 +2475,52 @@
         <w:rPr>
           <w:rStyle w:val="VerbatimChar"/>
         </w:rPr>
-        <w:t xml:space="preserve">app/views/ahp.py</w:t>
-      </w:r>
-      <w:r>
-        <w:t xml:space="preserve"> </w:t>
-      </w:r>
-      <w:r>
-        <w:t xml:space="preserve">增加</w:t>
-      </w:r>
-      <w:r>
-        <w:t xml:space="preserve"> </w:t>
-      </w:r>
-      <w:r>
-        <w:rPr>
-          <w:rStyle w:val="VerbatimChar"/>
-        </w:rPr>
-        <w:t xml:space="preserve">normalize_l1()</w:t>
-      </w:r>
-      <w:r>
-        <w:t xml:space="preserve">；同时统一清掉页面上多余的解说文字（旁白只留在说明书里）。</w:t>
+        <w:t xml:space="preserve">app/views/auth.py</w:t>
+      </w:r>
+      <w:r>
+        <w:t xml:space="preserve">、</w:t>
+      </w:r>
+      <w:r>
+        <w:rPr>
+          <w:rStyle w:val="VerbatimChar"/>
+        </w:rPr>
+        <w:t xml:space="preserve">app/templates/auth/profile.html</w:t>
+      </w:r>
+      <w:r>
+        <w:t xml:space="preserve">、</w:t>
+      </w:r>
+      <w:r>
+        <w:rPr>
+          <w:rStyle w:val="VerbatimChar"/>
+        </w:rPr>
+        <w:t xml:space="preserve">app/utils/uploads.py</w:t>
+      </w:r>
+      <w:r>
+        <w:t xml:space="preserve">；新增</w:t>
+      </w:r>
+      <w:r>
+        <w:t xml:space="preserve"> </w:t>
+      </w:r>
+      <w:r>
+        <w:rPr>
+          <w:rStyle w:val="VerbatimChar"/>
+        </w:rPr>
+        <w:t xml:space="preserve">测试/test_profile.py</w:t>
+      </w:r>
+      <w:r>
+        <w:t xml:space="preserve">。</w:t>
+      </w:r>
+    </w:p>
+    <w:p>
+      <w:pPr>
+        <w:numPr>
+          <w:ilvl w:val="1"/>
+          <w:numId w:val="1017"/>
+        </w:numPr>
+        <w:pStyle w:val="Compact"/>
+      </w:pPr>
+      <w:r>
+        <w:t xml:space="preserve">备注：测试脚本原先会在结尾清空资料字段，已改为「开头快照、结尾原样还原」，避免污染用户数据。</w:t>
       </w:r>
     </w:p>
     <w:p>
@@ -2087,7 +2531,7 @@
         </w:numPr>
       </w:pPr>
       <w:r>
-        <w:t xml:space="preserve">16:08</w:t>
+        <w:t xml:space="preserve">16:35</w:t>
       </w:r>
       <w:r>
         <w:t xml:space="preserve"> </w:t>
@@ -2097,25 +2541,88 @@
           <w:bCs/>
           <w:b/>
         </w:rPr>
-        <w:t xml:space="preserve">界面</w:t>
-      </w:r>
-      <w:r>
-        <w:t xml:space="preserve"> </w:t>
-      </w:r>
-      <w:r>
-        <w:t xml:space="preserve">登录页模块卡去掉右侧箭头</w:t>
+        <w:t xml:space="preserve">修复</w:t>
+      </w:r>
+      <w:r>
+        <w:t xml:space="preserve"> </w:t>
+      </w:r>
+      <w:r>
+        <w:t xml:space="preserve">AHP 二级指标页 500 错误（</w:t>
+      </w:r>
+      <w:r>
+        <w:rPr>
+          <w:rStyle w:val="VerbatimChar"/>
+        </w:rPr>
+        <w:t xml:space="preserve">/ahp/experts?level=2</w:t>
+      </w:r>
+      <w:r>
+        <w:t xml:space="preserve"> </w:t>
+      </w:r>
+      <w:r>
+        <w:t xml:space="preserve">缺</w:t>
+      </w:r>
+      <w:r>
+        <w:t xml:space="preserve"> </w:t>
+      </w:r>
+      <w:r>
+        <w:rPr>
+          <w:rStyle w:val="VerbatimChar"/>
+        </w:rPr>
+        <w:t xml:space="preserve">l1</w:t>
+      </w:r>
+      <w:r>
+        <w:t xml:space="preserve"> </w:t>
+      </w:r>
+      <w:r>
+        <w:t xml:space="preserve">参数时</w:t>
+      </w:r>
+      <w:r>
+        <w:t xml:space="preserve"> </w:t>
+      </w:r>
+      <w:r>
+        <w:rPr>
+          <w:rStyle w:val="VerbatimChar"/>
+        </w:rPr>
+        <w:t xml:space="preserve">KeyError</w:t>
+      </w:r>
+      <w:r>
+        <w:t xml:space="preserve">）</w:t>
       </w:r>
     </w:p>
     <w:p>
       <w:pPr>
         <w:numPr>
           <w:ilvl w:val="1"/>
-          <w:numId w:val="1016"/>
-        </w:numPr>
-        <w:pStyle w:val="Compact"/>
-      </w:pPr>
-      <w:r>
-        <w:t xml:space="preserve">原因：用户反馈箭头显得低级。</w:t>
+          <w:numId w:val="1018"/>
+        </w:numPr>
+        <w:pStyle w:val="Compact"/>
+      </w:pPr>
+      <w:r>
+        <w:t xml:space="preserve">影响：</w:t>
+      </w:r>
+      <w:r>
+        <w:rPr>
+          <w:rStyle w:val="VerbatimChar"/>
+        </w:rPr>
+        <w:t xml:space="preserve">app/views/ahp.py</w:t>
+      </w:r>
+      <w:r>
+        <w:t xml:space="preserve"> </w:t>
+      </w:r>
+      <w:r>
+        <w:t xml:space="preserve">增加</w:t>
+      </w:r>
+      <w:r>
+        <w:t xml:space="preserve"> </w:t>
+      </w:r>
+      <w:r>
+        <w:rPr>
+          <w:rStyle w:val="VerbatimChar"/>
+        </w:rPr>
+        <w:t xml:space="preserve">normalize_l1()</w:t>
+      </w:r>
+      <w:r>
+        <w:t xml:space="preserve">；同时统一清掉页面上多余的解说文字（旁白只留在说明书里）。</w:t>
       </w:r>
     </w:p>
     <w:p>
@@ -2126,7 +2633,7 @@
         </w:numPr>
       </w:pPr>
       <w:r>
-        <w:t xml:space="preserve">16:03</w:t>
+        <w:t xml:space="preserve">16:08</w:t>
       </w:r>
       <w:r>
         <w:t xml:space="preserve"> </w:t>
@@ -2142,7 +2649,19 @@
         <w:t xml:space="preserve"> </w:t>
       </w:r>
       <w:r>
-        <w:t xml:space="preserve">登录页介绍区去掉多余解说文字</w:t>
+        <w:t xml:space="preserve">登录页模块卡去掉右侧箭头</w:t>
+      </w:r>
+    </w:p>
+    <w:p>
+      <w:pPr>
+        <w:numPr>
+          <w:ilvl w:val="1"/>
+          <w:numId w:val="1019"/>
+        </w:numPr>
+        <w:pStyle w:val="Compact"/>
+      </w:pPr>
+      <w:r>
+        <w:t xml:space="preserve">原因：用户反馈箭头显得低级。</w:t>
       </w:r>
     </w:p>
     <w:p>
@@ -2153,7 +2672,7 @@
         </w:numPr>
       </w:pPr>
       <w:r>
-        <w:t xml:space="preserve">15:44</w:t>
+        <w:t xml:space="preserve">16:03</w:t>
       </w:r>
       <w:r>
         <w:t xml:space="preserve"> </w:t>
@@ -2163,85 +2682,13 @@
           <w:bCs/>
           <w:b/>
         </w:rPr>
-        <w:t xml:space="preserve">修复</w:t>
-      </w:r>
-      <w:r>
-        <w:t xml:space="preserve"> </w:t>
-      </w:r>
-      <w:r>
-        <w:t xml:space="preserve">滚动后内容不现身</w:t>
-      </w:r>
-    </w:p>
-    <w:p>
-      <w:pPr>
-        <w:numPr>
-          <w:ilvl w:val="1"/>
-          <w:numId w:val="1017"/>
-        </w:numPr>
-        <w:pStyle w:val="Compact"/>
-      </w:pPr>
-      <w:r>
-        <w:t xml:space="preserve">原因：</w:t>
-      </w:r>
-      <w:r>
-        <w:rPr>
-          <w:rStyle w:val="VerbatimChar"/>
-        </w:rPr>
-        <w:t xml:space="preserve">IntersectionObserver</w:t>
-      </w:r>
-      <w:r>
-        <w:t xml:space="preserve"> </w:t>
-      </w:r>
-      <w:r>
-        <w:t xml:space="preserve">在该页面实测不回调，元素一直停在</w:t>
-      </w:r>
-      <w:r>
-        <w:t xml:space="preserve"> </w:t>
-      </w:r>
-      <w:r>
-        <w:rPr>
-          <w:rStyle w:val="VerbatimChar"/>
-        </w:rPr>
-        <w:t xml:space="preserve">opacity:0</w:t>
-      </w:r>
-      <w:r>
-        <w:t xml:space="preserve">。改为在</w:t>
-      </w:r>
-      <w:r>
-        <w:t xml:space="preserve"> </w:t>
-      </w:r>
-      <w:r>
-        <w:rPr>
-          <w:rStyle w:val="VerbatimChar"/>
-        </w:rPr>
-        <w:t xml:space="preserve">requestAnimationFrame</w:t>
-      </w:r>
-      <w:r>
-        <w:t xml:space="preserve"> </w:t>
-      </w:r>
-      <w:r>
-        <w:t xml:space="preserve">里按元素与视口的相对位置判断。</w:t>
-      </w:r>
-    </w:p>
-    <w:p>
-      <w:pPr>
-        <w:numPr>
-          <w:ilvl w:val="1"/>
-          <w:numId w:val="1017"/>
-        </w:numPr>
-        <w:pStyle w:val="Compact"/>
-      </w:pPr>
-      <w:r>
-        <w:t xml:space="preserve">影响：</w:t>
-      </w:r>
-      <w:r>
-        <w:rPr>
-          <w:rStyle w:val="VerbatimChar"/>
-        </w:rPr>
-        <w:t xml:space="preserve">app/templates/auth/login.html</w:t>
-      </w:r>
-      <w:r>
-        <w:t xml:space="preserve">；顺带加快徽标散开速度、删掉首屏说明文字。</w:t>
+        <w:t xml:space="preserve">界面</w:t>
+      </w:r>
+      <w:r>
+        <w:t xml:space="preserve"> </w:t>
+      </w:r>
+      <w:r>
+        <w:t xml:space="preserve">登录页介绍区去掉多余解说文字</w:t>
       </w:r>
     </w:p>
     <w:p>
@@ -2252,7 +2699,7 @@
         </w:numPr>
       </w:pPr>
       <w:r>
-        <w:t xml:space="preserve">15:37</w:t>
+        <w:t xml:space="preserve">15:44</w:t>
       </w:r>
       <w:r>
         <w:t xml:space="preserve"> </w:t>
@@ -2262,25 +2709,85 @@
           <w:bCs/>
           <w:b/>
         </w:rPr>
-        <w:t xml:space="preserve">界面</w:t>
-      </w:r>
-      <w:r>
-        <w:t xml:space="preserve"> </w:t>
-      </w:r>
-      <w:r>
-        <w:t xml:space="preserve">登录页加滚动动效</w:t>
+        <w:t xml:space="preserve">修复</w:t>
+      </w:r>
+      <w:r>
+        <w:t xml:space="preserve"> </w:t>
+      </w:r>
+      <w:r>
+        <w:t xml:space="preserve">滚动后内容不现身</w:t>
       </w:r>
     </w:p>
     <w:p>
       <w:pPr>
         <w:numPr>
           <w:ilvl w:val="1"/>
-          <w:numId w:val="1018"/>
-        </w:numPr>
-        <w:pStyle w:val="Compact"/>
-      </w:pPr>
-      <w:r>
-        <w:t xml:space="preserve">内容：徽标圆点随滚动向四周散开并淡出；介绍内容按左/右/下三向逐条弹入，往回滚反向收回；标题颜色由浅入深；模块卡悬停才显示职责说明。</w:t>
+          <w:numId w:val="1020"/>
+        </w:numPr>
+        <w:pStyle w:val="Compact"/>
+      </w:pPr>
+      <w:r>
+        <w:t xml:space="preserve">原因：</w:t>
+      </w:r>
+      <w:r>
+        <w:rPr>
+          <w:rStyle w:val="VerbatimChar"/>
+        </w:rPr>
+        <w:t xml:space="preserve">IntersectionObserver</w:t>
+      </w:r>
+      <w:r>
+        <w:t xml:space="preserve"> </w:t>
+      </w:r>
+      <w:r>
+        <w:t xml:space="preserve">在该页面实测不回调，元素一直停在</w:t>
+      </w:r>
+      <w:r>
+        <w:t xml:space="preserve"> </w:t>
+      </w:r>
+      <w:r>
+        <w:rPr>
+          <w:rStyle w:val="VerbatimChar"/>
+        </w:rPr>
+        <w:t xml:space="preserve">opacity:0</w:t>
+      </w:r>
+      <w:r>
+        <w:t xml:space="preserve">。改为在</w:t>
+      </w:r>
+      <w:r>
+        <w:t xml:space="preserve"> </w:t>
+      </w:r>
+      <w:r>
+        <w:rPr>
+          <w:rStyle w:val="VerbatimChar"/>
+        </w:rPr>
+        <w:t xml:space="preserve">requestAnimationFrame</w:t>
+      </w:r>
+      <w:r>
+        <w:t xml:space="preserve"> </w:t>
+      </w:r>
+      <w:r>
+        <w:t xml:space="preserve">里按元素与视口的相对位置判断。</w:t>
+      </w:r>
+    </w:p>
+    <w:p>
+      <w:pPr>
+        <w:numPr>
+          <w:ilvl w:val="1"/>
+          <w:numId w:val="1020"/>
+        </w:numPr>
+        <w:pStyle w:val="Compact"/>
+      </w:pPr>
+      <w:r>
+        <w:t xml:space="preserve">影响：</w:t>
+      </w:r>
+      <w:r>
+        <w:rPr>
+          <w:rStyle w:val="VerbatimChar"/>
+        </w:rPr>
+        <w:t xml:space="preserve">app/templates/auth/login.html</w:t>
+      </w:r>
+      <w:r>
+        <w:t xml:space="preserve">；顺带加快徽标散开速度、删掉首屏说明文字。</w:t>
       </w:r>
     </w:p>
     <w:p>
@@ -2291,7 +2798,7 @@
         </w:numPr>
       </w:pPr>
       <w:r>
-        <w:t xml:space="preserve">15:26</w:t>
+        <w:t xml:space="preserve">15:37</w:t>
       </w:r>
       <w:r>
         <w:t xml:space="preserve"> </w:t>
@@ -2307,31 +2814,19 @@
         <w:t xml:space="preserve"> </w:t>
       </w:r>
       <w:r>
-        <w:t xml:space="preserve">登录页改为仿 Apple 账户页</w:t>
+        <w:t xml:space="preserve">登录页加滚动动效</w:t>
       </w:r>
     </w:p>
     <w:p>
       <w:pPr>
         <w:numPr>
           <w:ilvl w:val="1"/>
-          <w:numId w:val="1019"/>
-        </w:numPr>
-        <w:pStyle w:val="Compact"/>
-      </w:pPr>
-      <w:r>
-        <w:t xml:space="preserve">内容：系统徽标 + 标题 + 登录按钮；向下滑是系统介绍；点登录后绿色渐变遮罩渐渐浮现登录框。新增自绘登录徽标</w:t>
-      </w:r>
-      <w:r>
-        <w:t xml:space="preserve"> </w:t>
-      </w:r>
-      <w:r>
-        <w:rPr>
-          <w:rStyle w:val="VerbatimChar"/>
-        </w:rPr>
-        <w:t xml:space="preserve">app/templates/_login_badge.svg</w:t>
-      </w:r>
-      <w:r>
-        <w:t xml:space="preserve">。</w:t>
+          <w:numId w:val="1021"/>
+        </w:numPr>
+        <w:pStyle w:val="Compact"/>
+      </w:pPr>
+      <w:r>
+        <w:t xml:space="preserve">内容：徽标圆点随滚动向四周散开并淡出；介绍内容按左/右/下三向逐条弹入，往回滚反向收回；标题颜色由浅入深；模块卡悬停才显示职责说明。</w:t>
       </w:r>
     </w:p>
     <w:p>
@@ -2342,7 +2837,7 @@
         </w:numPr>
       </w:pPr>
       <w:r>
-        <w:t xml:space="preserve">15:05</w:t>
+        <w:t xml:space="preserve">15:26</w:t>
       </w:r>
       <w:r>
         <w:t xml:space="preserve"> </w:t>
@@ -2358,67 +2853,28 @@
         <w:t xml:space="preserve"> </w:t>
       </w:r>
       <w:r>
-        <w:t xml:space="preserve">界面重构：深绿侧边栏 + 工作台首页 + 全局搜索</w:t>
+        <w:t xml:space="preserve">登录页改为仿 Apple 账户页</w:t>
       </w:r>
     </w:p>
     <w:p>
       <w:pPr>
         <w:numPr>
           <w:ilvl w:val="1"/>
-          <w:numId w:val="1020"/>
-        </w:numPr>
-        <w:pStyle w:val="Compact"/>
-      </w:pPr>
-      <w:r>
-        <w:t xml:space="preserve">原因：用户提供参考图，要求整体改成现代绿色仪表盘观感。</w:t>
-      </w:r>
-    </w:p>
-    <w:p>
-      <w:pPr>
-        <w:numPr>
-          <w:ilvl w:val="1"/>
-          <w:numId w:val="1020"/>
-        </w:numPr>
-        <w:pStyle w:val="Compact"/>
-      </w:pPr>
-      <w:r>
-        <w:t xml:space="preserve">影响：</w:t>
-      </w:r>
-      <w:r>
-        <w:rPr>
-          <w:rStyle w:val="VerbatimChar"/>
-        </w:rPr>
-        <w:t xml:space="preserve">app/templates/base.html</w:t>
-      </w:r>
-      <w:r>
-        <w:t xml:space="preserve">、</w:t>
-      </w:r>
-      <w:r>
-        <w:rPr>
-          <w:rStyle w:val="VerbatimChar"/>
-        </w:rPr>
-        <w:t xml:space="preserve">app/templates/auth/home.html</w:t>
-      </w:r>
-      <w:r>
-        <w:t xml:space="preserve">、新增</w:t>
-      </w:r>
-      <w:r>
-        <w:t xml:space="preserve"> </w:t>
-      </w:r>
-      <w:r>
-        <w:rPr>
-          <w:rStyle w:val="VerbatimChar"/>
-        </w:rPr>
-        <w:t xml:space="preserve">app/views/search.py</w:t>
-      </w:r>
-      <w:r>
-        <w:t xml:space="preserve">、</w:t>
-      </w:r>
-      <w:r>
-        <w:rPr>
-          <w:rStyle w:val="VerbatimChar"/>
-        </w:rPr>
-        <w:t xml:space="preserve">app/services/dashboard.py</w:t>
+          <w:numId w:val="1022"/>
+        </w:numPr>
+        <w:pStyle w:val="Compact"/>
+      </w:pPr>
+      <w:r>
+        <w:t xml:space="preserve">内容：系统徽标 + 标题 + 登录按钮；向下滑是系统介绍；点登录后绿色渐变遮罩渐渐浮现登录框。新增自绘登录徽标</w:t>
+      </w:r>
+      <w:r>
+        <w:t xml:space="preserve"> </w:t>
+      </w:r>
+      <w:r>
+        <w:rPr>
+          <w:rStyle w:val="VerbatimChar"/>
+        </w:rPr>
+        <w:t xml:space="preserve">app/templates/_login_badge.svg</w:t>
       </w:r>
       <w:r>
         <w:t xml:space="preserve">。</w:t>
@@ -2432,7 +2888,7 @@
         </w:numPr>
       </w:pPr>
       <w:r>
-        <w:t xml:space="preserve">14:51</w:t>
+        <w:t xml:space="preserve">15:05</w:t>
       </w:r>
       <w:r>
         <w:t xml:space="preserve"> </w:t>
@@ -2448,7 +2904,70 @@
         <w:t xml:space="preserve"> </w:t>
       </w:r>
       <w:r>
-        <w:t xml:space="preserve">操作列链接改为圆角小按钮；按钮统一为半透明底、悬停变实色</w:t>
+        <w:t xml:space="preserve">界面重构：深绿侧边栏 + 工作台首页 + 全局搜索</w:t>
+      </w:r>
+    </w:p>
+    <w:p>
+      <w:pPr>
+        <w:numPr>
+          <w:ilvl w:val="1"/>
+          <w:numId w:val="1023"/>
+        </w:numPr>
+        <w:pStyle w:val="Compact"/>
+      </w:pPr>
+      <w:r>
+        <w:t xml:space="preserve">原因：用户提供参考图，要求整体改成现代绿色仪表盘观感。</w:t>
+      </w:r>
+    </w:p>
+    <w:p>
+      <w:pPr>
+        <w:numPr>
+          <w:ilvl w:val="1"/>
+          <w:numId w:val="1023"/>
+        </w:numPr>
+        <w:pStyle w:val="Compact"/>
+      </w:pPr>
+      <w:r>
+        <w:t xml:space="preserve">影响：</w:t>
+      </w:r>
+      <w:r>
+        <w:rPr>
+          <w:rStyle w:val="VerbatimChar"/>
+        </w:rPr>
+        <w:t xml:space="preserve">app/templates/base.html</w:t>
+      </w:r>
+      <w:r>
+        <w:t xml:space="preserve">、</w:t>
+      </w:r>
+      <w:r>
+        <w:rPr>
+          <w:rStyle w:val="VerbatimChar"/>
+        </w:rPr>
+        <w:t xml:space="preserve">app/templates/auth/home.html</w:t>
+      </w:r>
+      <w:r>
+        <w:t xml:space="preserve">、新增</w:t>
+      </w:r>
+      <w:r>
+        <w:t xml:space="preserve"> </w:t>
+      </w:r>
+      <w:r>
+        <w:rPr>
+          <w:rStyle w:val="VerbatimChar"/>
+        </w:rPr>
+        <w:t xml:space="preserve">app/views/search.py</w:t>
+      </w:r>
+      <w:r>
+        <w:t xml:space="preserve">、</w:t>
+      </w:r>
+      <w:r>
+        <w:rPr>
+          <w:rStyle w:val="VerbatimChar"/>
+        </w:rPr>
+        <w:t xml:space="preserve">app/services/dashboard.py</w:t>
+      </w:r>
+      <w:r>
+        <w:t xml:space="preserve">。</w:t>
       </w:r>
     </w:p>
     <w:p>
@@ -2459,7 +2978,7 @@
         </w:numPr>
       </w:pPr>
       <w:r>
-        <w:t xml:space="preserve">14:32</w:t>
+        <w:t xml:space="preserve">14:51</w:t>
       </w:r>
       <w:r>
         <w:t xml:space="preserve"> </w:t>
@@ -2475,7 +2994,7 @@
         <w:t xml:space="preserve"> </w:t>
       </w:r>
       <w:r>
-        <w:t xml:space="preserve">指标数据按图斑分框；成功提示改居中浮层；登录页加背景</w:t>
+        <w:t xml:space="preserve">操作列链接改为圆角小按钮；按钮统一为半透明底、悬停变实色</w:t>
       </w:r>
     </w:p>
     <w:p>
@@ -2486,7 +3005,7 @@
         </w:numPr>
       </w:pPr>
       <w:r>
-        <w:t xml:space="preserve">11:07</w:t>
+        <w:t xml:space="preserve">14:32</w:t>
       </w:r>
       <w:r>
         <w:t xml:space="preserve"> </w:t>
@@ -2502,19 +3021,7 @@
         <w:t xml:space="preserve"> </w:t>
       </w:r>
       <w:r>
-        <w:t xml:space="preserve">登录成功提示改为页面正中的淡入淡出浮层</w:t>
-      </w:r>
-    </w:p>
-    <w:p>
-      <w:pPr>
-        <w:numPr>
-          <w:ilvl w:val="1"/>
-          <w:numId w:val="1021"/>
-        </w:numPr>
-        <w:pStyle w:val="Compact"/>
-      </w:pPr>
-      <w:r>
-        <w:t xml:space="preserve">原因：用户要求"登录成功"几个字要有淡入淡出、悬浮在页面正中心。</w:t>
+        <w:t xml:space="preserve">指标数据按图斑分框；成功提示改居中浮层；登录页加背景</w:t>
       </w:r>
     </w:p>
     <w:p>
@@ -2525,7 +3032,7 @@
         </w:numPr>
       </w:pPr>
       <w:r>
-        <w:t xml:space="preserve">00:23</w:t>
+        <w:t xml:space="preserve">11:07</w:t>
       </w:r>
       <w:r>
         <w:t xml:space="preserve"> </w:t>
@@ -2535,46 +3042,25 @@
           <w:bCs/>
           <w:b/>
         </w:rPr>
-        <w:t xml:space="preserve">材料</w:t>
-      </w:r>
-      <w:r>
-        <w:t xml:space="preserve"> </w:t>
-      </w:r>
-      <w:r>
-        <w:t xml:space="preserve">补写验证数据使用文档，并把单元得分纳入核对</w:t>
+        <w:t xml:space="preserve">界面</w:t>
+      </w:r>
+      <w:r>
+        <w:t xml:space="preserve"> </w:t>
+      </w:r>
+      <w:r>
+        <w:t xml:space="preserve">登录成功提示改为页面正中的淡入淡出浮层</w:t>
       </w:r>
     </w:p>
     <w:p>
       <w:pPr>
         <w:numPr>
           <w:ilvl w:val="1"/>
-          <w:numId w:val="1022"/>
-        </w:numPr>
-        <w:pStyle w:val="Compact"/>
-      </w:pPr>
-      <w:r>
-        <w:t xml:space="preserve">影响：</w:t>
-      </w:r>
-      <w:r>
-        <w:rPr>
-          <w:rStyle w:val="VerbatimChar"/>
-        </w:rPr>
-        <w:t xml:space="preserve">验证数据/使用说明.md</w:t>
-      </w:r>
-      <w:r>
-        <w:t xml:space="preserve">；</w:t>
-      </w:r>
-      <w:r>
-        <w:rPr>
-          <w:rStyle w:val="VerbatimChar"/>
-        </w:rPr>
-        <w:t xml:space="preserve">工具/数值核对/验证用例.py</w:t>
-      </w:r>
-      <w:r>
-        <w:t xml:space="preserve"> </w:t>
-      </w:r>
-      <w:r>
-        <w:t xml:space="preserve">增加逐单元比对。</w:t>
+          <w:numId w:val="1024"/>
+        </w:numPr>
+        <w:pStyle w:val="Compact"/>
+      </w:pPr>
+      <w:r>
+        <w:t xml:space="preserve">原因：用户要求"登录成功"几个字要有淡入淡出、悬浮在页面正中心。</w:t>
       </w:r>
     </w:p>
     <w:p>
@@ -2585,7 +3071,7 @@
         </w:numPr>
       </w:pPr>
       <w:r>
-        <w:t xml:space="preserve">00:14</w:t>
+        <w:t xml:space="preserve">00:23</w:t>
       </w:r>
       <w:r>
         <w:t xml:space="preserve"> </w:t>
@@ -2595,13 +3081,46 @@
           <w:bCs/>
           <w:b/>
         </w:rPr>
-        <w:t xml:space="preserve">工具</w:t>
-      </w:r>
-      <w:r>
-        <w:t xml:space="preserve"> </w:t>
-      </w:r>
-      <w:r>
-        <w:t xml:space="preserve">桌面快捷方式改名为「启动」，并支持自定义名称</w:t>
+        <w:t xml:space="preserve">材料</w:t>
+      </w:r>
+      <w:r>
+        <w:t xml:space="preserve"> </w:t>
+      </w:r>
+      <w:r>
+        <w:t xml:space="preserve">补写验证数据使用文档，并把单元得分纳入核对</w:t>
+      </w:r>
+    </w:p>
+    <w:p>
+      <w:pPr>
+        <w:numPr>
+          <w:ilvl w:val="1"/>
+          <w:numId w:val="1025"/>
+        </w:numPr>
+        <w:pStyle w:val="Compact"/>
+      </w:pPr>
+      <w:r>
+        <w:t xml:space="preserve">影响：</w:t>
+      </w:r>
+      <w:r>
+        <w:rPr>
+          <w:rStyle w:val="VerbatimChar"/>
+        </w:rPr>
+        <w:t xml:space="preserve">验证数据/使用说明.md</w:t>
+      </w:r>
+      <w:r>
+        <w:t xml:space="preserve">；</w:t>
+      </w:r>
+      <w:r>
+        <w:rPr>
+          <w:rStyle w:val="VerbatimChar"/>
+        </w:rPr>
+        <w:t xml:space="preserve">工具/数值核对/验证用例.py</w:t>
+      </w:r>
+      <w:r>
+        <w:t xml:space="preserve"> </w:t>
+      </w:r>
+      <w:r>
+        <w:t xml:space="preserve">增加逐单元比对。</w:t>
       </w:r>
     </w:p>
     <w:p>
@@ -2612,7 +3131,7 @@
         </w:numPr>
       </w:pPr>
       <w:r>
-        <w:t xml:space="preserve">00:09</w:t>
+        <w:t xml:space="preserve">00:14</w:t>
       </w:r>
       <w:r>
         <w:t xml:space="preserve"> </w:t>
@@ -2628,55 +3147,7 @@
         <w:t xml:space="preserve"> </w:t>
       </w:r>
       <w:r>
-        <w:t xml:space="preserve">支持双击启动：一键启动脚本 + 系统图标 + 桌面快捷方式</w:t>
-      </w:r>
-    </w:p>
-    <w:p>
-      <w:pPr>
-        <w:numPr>
-          <w:ilvl w:val="1"/>
-          <w:numId w:val="1023"/>
-        </w:numPr>
-        <w:pStyle w:val="Compact"/>
-      </w:pPr>
-      <w:r>
-        <w:t xml:space="preserve">影响：</w:t>
-      </w:r>
-      <w:r>
-        <w:rPr>
-          <w:rStyle w:val="VerbatimChar"/>
-        </w:rPr>
-        <w:t xml:space="preserve">启动.bat</w:t>
-      </w:r>
-      <w:r>
-        <w:t xml:space="preserve">、</w:t>
-      </w:r>
-      <w:r>
-        <w:rPr>
-          <w:rStyle w:val="VerbatimChar"/>
-        </w:rPr>
-        <w:t xml:space="preserve">创建桌面快捷方式.bat</w:t>
-      </w:r>
-      <w:r>
-        <w:t xml:space="preserve">、</w:t>
-      </w:r>
-      <w:r>
-        <w:rPr>
-          <w:rStyle w:val="VerbatimChar"/>
-        </w:rPr>
-        <w:t xml:space="preserve">工具/生成图标.py</w:t>
-      </w:r>
-      <w:r>
-        <w:t xml:space="preserve">、</w:t>
-      </w:r>
-      <w:r>
-        <w:rPr>
-          <w:rStyle w:val="VerbatimChar"/>
-        </w:rPr>
-        <w:t xml:space="preserve">工具/创建桌面快捷方式.py</w:t>
-      </w:r>
-      <w:r>
-        <w:t xml:space="preserve">。</w:t>
+        <w:t xml:space="preserve">桌面快捷方式改名为「启动」，并支持自定义名称</w:t>
       </w:r>
     </w:p>
     <w:p>
@@ -2687,7 +3158,7 @@
         </w:numPr>
       </w:pPr>
       <w:r>
-        <w:t xml:space="preserve">00:00</w:t>
+        <w:t xml:space="preserve">00:09</w:t>
       </w:r>
       <w:r>
         <w:t xml:space="preserve"> </w:t>
@@ -2703,6 +3174,81 @@
         <w:t xml:space="preserve"> </w:t>
       </w:r>
       <w:r>
+        <w:t xml:space="preserve">支持双击启动：一键启动脚本 + 系统图标 + 桌面快捷方式</w:t>
+      </w:r>
+    </w:p>
+    <w:p>
+      <w:pPr>
+        <w:numPr>
+          <w:ilvl w:val="1"/>
+          <w:numId w:val="1026"/>
+        </w:numPr>
+        <w:pStyle w:val="Compact"/>
+      </w:pPr>
+      <w:r>
+        <w:t xml:space="preserve">影响：</w:t>
+      </w:r>
+      <w:r>
+        <w:rPr>
+          <w:rStyle w:val="VerbatimChar"/>
+        </w:rPr>
+        <w:t xml:space="preserve">启动.bat</w:t>
+      </w:r>
+      <w:r>
+        <w:t xml:space="preserve">、</w:t>
+      </w:r>
+      <w:r>
+        <w:rPr>
+          <w:rStyle w:val="VerbatimChar"/>
+        </w:rPr>
+        <w:t xml:space="preserve">创建桌面快捷方式.bat</w:t>
+      </w:r>
+      <w:r>
+        <w:t xml:space="preserve">、</w:t>
+      </w:r>
+      <w:r>
+        <w:rPr>
+          <w:rStyle w:val="VerbatimChar"/>
+        </w:rPr>
+        <w:t xml:space="preserve">工具/生成图标.py</w:t>
+      </w:r>
+      <w:r>
+        <w:t xml:space="preserve">、</w:t>
+      </w:r>
+      <w:r>
+        <w:rPr>
+          <w:rStyle w:val="VerbatimChar"/>
+        </w:rPr>
+        <w:t xml:space="preserve">工具/创建桌面快捷方式.py</w:t>
+      </w:r>
+      <w:r>
+        <w:t xml:space="preserve">。</w:t>
+      </w:r>
+    </w:p>
+    <w:p>
+      <w:pPr>
+        <w:numPr>
+          <w:ilvl w:val="0"/>
+          <w:numId w:val="1002"/>
+        </w:numPr>
+      </w:pPr>
+      <w:r>
+        <w:t xml:space="preserve">00:00</w:t>
+      </w:r>
+      <w:r>
+        <w:t xml:space="preserve"> </w:t>
+      </w:r>
+      <w:r>
+        <w:rPr>
+          <w:bCs/>
+          <w:b/>
+        </w:rPr>
+        <w:t xml:space="preserve">工具</w:t>
+      </w:r>
+      <w:r>
+        <w:t xml:space="preserve"> </w:t>
+      </w:r>
+      <w:r>
         <w:t xml:space="preserve">增加系统正确性验证数据：8 个带手算期望值的算例</w:t>
       </w:r>
     </w:p>
@@ -2710,7 +3256,7 @@
       <w:pPr>
         <w:numPr>
           <w:ilvl w:val="1"/>
-          <w:numId w:val="1024"/>
+          <w:numId w:val="1027"/>
         </w:numPr>
         <w:pStyle w:val="Compact"/>
       </w:pPr>
@@ -2722,7 +3268,7 @@
       <w:pPr>
         <w:numPr>
           <w:ilvl w:val="1"/>
-          <w:numId w:val="1024"/>
+          <w:numId w:val="1027"/>
         </w:numPr>
         <w:pStyle w:val="Compact"/>
       </w:pPr>
@@ -2762,7 +3308,7 @@
       <w:pPr>
         <w:numPr>
           <w:ilvl w:val="0"/>
-          <w:numId w:val="1025"/>
+          <w:numId w:val="1028"/>
         </w:numPr>
       </w:pPr>
       <w:r>
@@ -2789,7 +3335,7 @@
       <w:pPr>
         <w:numPr>
           <w:ilvl w:val="1"/>
-          <w:numId w:val="1026"/>
+          <w:numId w:val="1029"/>
         </w:numPr>
         <w:pStyle w:val="Compact"/>
       </w:pPr>
@@ -2801,7 +3347,7 @@
       <w:pPr>
         <w:numPr>
           <w:ilvl w:val="1"/>
-          <w:numId w:val="1026"/>
+          <w:numId w:val="1029"/>
         </w:numPr>
         <w:pStyle w:val="Compact"/>
       </w:pPr>
@@ -2840,7 +3386,7 @@
       <w:pPr>
         <w:numPr>
           <w:ilvl w:val="0"/>
-          <w:numId w:val="1025"/>
+          <w:numId w:val="1028"/>
         </w:numPr>
       </w:pPr>
       <w:r>
@@ -2867,7 +3413,7 @@
       <w:pPr>
         <w:numPr>
           <w:ilvl w:val="0"/>
-          <w:numId w:val="1025"/>
+          <w:numId w:val="1028"/>
         </w:numPr>
       </w:pPr>
       <w:r>
@@ -2894,7 +3440,7 @@
       <w:pPr>
         <w:numPr>
           <w:ilvl w:val="1"/>
-          <w:numId w:val="1027"/>
+          <w:numId w:val="1030"/>
         </w:numPr>
         <w:pStyle w:val="Compact"/>
       </w:pPr>
@@ -2903,7 +3449,7 @@
       <w:pPr>
         <w:numPr>
           <w:ilvl w:val="2"/>
-          <w:numId w:val="1028"/>
+          <w:numId w:val="1031"/>
         </w:numPr>
         <w:pStyle w:val="Compact"/>
       </w:pPr>
@@ -2973,7 +3519,7 @@
       <w:pPr>
         <w:numPr>
           <w:ilvl w:val="1"/>
-          <w:numId w:val="1027"/>
+          <w:numId w:val="1030"/>
         </w:numPr>
         <w:pStyle w:val="Compact"/>
       </w:pPr>
@@ -2982,7 +3528,7 @@
       <w:pPr>
         <w:numPr>
           <w:ilvl w:val="2"/>
-          <w:numId w:val="1029"/>
+          <w:numId w:val="1032"/>
         </w:numPr>
         <w:pStyle w:val="Compact"/>
       </w:pPr>
@@ -3025,7 +3571,7 @@
       <w:pPr>
         <w:numPr>
           <w:ilvl w:val="1"/>
-          <w:numId w:val="1027"/>
+          <w:numId w:val="1030"/>
         </w:numPr>
         <w:pStyle w:val="Compact"/>
       </w:pPr>
@@ -3034,7 +3580,7 @@
       <w:pPr>
         <w:numPr>
           <w:ilvl w:val="2"/>
-          <w:numId w:val="1030"/>
+          <w:numId w:val="1033"/>
         </w:numPr>
         <w:pStyle w:val="Compact"/>
       </w:pPr>
@@ -3068,7 +3614,7 @@
       <w:pPr>
         <w:numPr>
           <w:ilvl w:val="0"/>
-          <w:numId w:val="1025"/>
+          <w:numId w:val="1028"/>
         </w:numPr>
       </w:pPr>
       <w:r>
@@ -3095,7 +3641,7 @@
       <w:pPr>
         <w:numPr>
           <w:ilvl w:val="1"/>
-          <w:numId w:val="1031"/>
+          <w:numId w:val="1034"/>
         </w:numPr>
         <w:pStyle w:val="Compact"/>
       </w:pPr>
@@ -3107,7 +3653,7 @@
       <w:pPr>
         <w:numPr>
           <w:ilvl w:val="1"/>
-          <w:numId w:val="1031"/>
+          <w:numId w:val="1034"/>
         </w:numPr>
         <w:pStyle w:val="Compact"/>
       </w:pPr>
@@ -3152,7 +3698,7 @@
       <w:pPr>
         <w:numPr>
           <w:ilvl w:val="0"/>
-          <w:numId w:val="1025"/>
+          <w:numId w:val="1028"/>
         </w:numPr>
       </w:pPr>
       <w:r>
@@ -3179,7 +3725,7 @@
       <w:pPr>
         <w:numPr>
           <w:ilvl w:val="1"/>
-          <w:numId w:val="1032"/>
+          <w:numId w:val="1035"/>
         </w:numPr>
         <w:pStyle w:val="Compact"/>
       </w:pPr>
@@ -3203,7 +3749,7 @@
       <w:pPr>
         <w:numPr>
           <w:ilvl w:val="0"/>
-          <w:numId w:val="1025"/>
+          <w:numId w:val="1028"/>
         </w:numPr>
       </w:pPr>
       <w:r>
@@ -3260,7 +3806,7 @@
       <w:pPr>
         <w:numPr>
           <w:ilvl w:val="0"/>
-          <w:numId w:val="1025"/>
+          <w:numId w:val="1028"/>
         </w:numPr>
       </w:pPr>
       <w:r>
@@ -3287,7 +3833,7 @@
       <w:pPr>
         <w:numPr>
           <w:ilvl w:val="0"/>
-          <w:numId w:val="1025"/>
+          <w:numId w:val="1028"/>
         </w:numPr>
       </w:pPr>
       <w:r>
@@ -3314,7 +3860,7 @@
       <w:pPr>
         <w:numPr>
           <w:ilvl w:val="0"/>
-          <w:numId w:val="1025"/>
+          <w:numId w:val="1028"/>
         </w:numPr>
       </w:pPr>
       <w:r>
@@ -3341,7 +3887,7 @@
       <w:pPr>
         <w:numPr>
           <w:ilvl w:val="0"/>
-          <w:numId w:val="1025"/>
+          <w:numId w:val="1028"/>
         </w:numPr>
       </w:pPr>
       <w:r>
@@ -3368,7 +3914,7 @@
       <w:pPr>
         <w:numPr>
           <w:ilvl w:val="0"/>
-          <w:numId w:val="1025"/>
+          <w:numId w:val="1028"/>
         </w:numPr>
       </w:pPr>
       <w:r>
@@ -3404,7 +3950,7 @@
       <w:pPr>
         <w:numPr>
           <w:ilvl w:val="0"/>
-          <w:numId w:val="1025"/>
+          <w:numId w:val="1028"/>
         </w:numPr>
       </w:pPr>
       <w:r>
@@ -3431,7 +3977,7 @@
       <w:pPr>
         <w:numPr>
           <w:ilvl w:val="1"/>
-          <w:numId w:val="1033"/>
+          <w:numId w:val="1036"/>
         </w:numPr>
         <w:pStyle w:val="Compact"/>
       </w:pPr>
@@ -3461,7 +4007,7 @@
       <w:pPr>
         <w:numPr>
           <w:ilvl w:val="0"/>
-          <w:numId w:val="1025"/>
+          <w:numId w:val="1028"/>
         </w:numPr>
       </w:pPr>
       <w:r>
@@ -3488,7 +4034,7 @@
       <w:pPr>
         <w:numPr>
           <w:ilvl w:val="1"/>
-          <w:numId w:val="1034"/>
+          <w:numId w:val="1037"/>
         </w:numPr>
         <w:pStyle w:val="Compact"/>
       </w:pPr>
@@ -3518,7 +4064,7 @@
       <w:pPr>
         <w:numPr>
           <w:ilvl w:val="0"/>
-          <w:numId w:val="1025"/>
+          <w:numId w:val="1028"/>
         </w:numPr>
       </w:pPr>
       <w:r>
@@ -3545,7 +4091,7 @@
       <w:pPr>
         <w:numPr>
           <w:ilvl w:val="0"/>
-          <w:numId w:val="1025"/>
+          <w:numId w:val="1028"/>
         </w:numPr>
       </w:pPr>
       <w:r>
@@ -3572,7 +4118,7 @@
       <w:pPr>
         <w:numPr>
           <w:ilvl w:val="0"/>
-          <w:numId w:val="1025"/>
+          <w:numId w:val="1028"/>
         </w:numPr>
       </w:pPr>
       <w:r>
@@ -3599,7 +4145,7 @@
       <w:pPr>
         <w:numPr>
           <w:ilvl w:val="1"/>
-          <w:numId w:val="1035"/>
+          <w:numId w:val="1038"/>
         </w:numPr>
         <w:pStyle w:val="Compact"/>
       </w:pPr>
@@ -3620,7 +4166,7 @@
       <w:pPr>
         <w:numPr>
           <w:ilvl w:val="0"/>
-          <w:numId w:val="1025"/>
+          <w:numId w:val="1028"/>
         </w:numPr>
       </w:pPr>
       <w:r>
@@ -3647,7 +4193,7 @@
       <w:pPr>
         <w:numPr>
           <w:ilvl w:val="0"/>
-          <w:numId w:val="1025"/>
+          <w:numId w:val="1028"/>
         </w:numPr>
       </w:pPr>
       <w:r>
@@ -3674,7 +4220,7 @@
       <w:pPr>
         <w:numPr>
           <w:ilvl w:val="0"/>
-          <w:numId w:val="1025"/>
+          <w:numId w:val="1028"/>
         </w:numPr>
       </w:pPr>
       <w:r>
@@ -3701,7 +4247,7 @@
       <w:pPr>
         <w:numPr>
           <w:ilvl w:val="0"/>
-          <w:numId w:val="1025"/>
+          <w:numId w:val="1028"/>
         </w:numPr>
       </w:pPr>
       <w:r>
@@ -3728,7 +4274,7 @@
       <w:pPr>
         <w:numPr>
           <w:ilvl w:val="1"/>
-          <w:numId w:val="1036"/>
+          <w:numId w:val="1039"/>
         </w:numPr>
         <w:pStyle w:val="Compact"/>
       </w:pPr>
@@ -3740,7 +4286,7 @@
       <w:pPr>
         <w:numPr>
           <w:ilvl w:val="0"/>
-          <w:numId w:val="1025"/>
+          <w:numId w:val="1028"/>
         </w:numPr>
       </w:pPr>
       <w:r>
@@ -3767,7 +4313,7 @@
       <w:pPr>
         <w:numPr>
           <w:ilvl w:val="0"/>
-          <w:numId w:val="1025"/>
+          <w:numId w:val="1028"/>
         </w:numPr>
       </w:pPr>
       <w:r>
@@ -3794,7 +4340,7 @@
       <w:pPr>
         <w:numPr>
           <w:ilvl w:val="0"/>
-          <w:numId w:val="1025"/>
+          <w:numId w:val="1028"/>
         </w:numPr>
       </w:pPr>
       <w:r>
@@ -3821,7 +4367,7 @@
       <w:pPr>
         <w:numPr>
           <w:ilvl w:val="0"/>
-          <w:numId w:val="1025"/>
+          <w:numId w:val="1028"/>
         </w:numPr>
       </w:pPr>
       <w:r>
@@ -3848,7 +4394,7 @@
       <w:pPr>
         <w:numPr>
           <w:ilvl w:val="0"/>
-          <w:numId w:val="1025"/>
+          <w:numId w:val="1028"/>
         </w:numPr>
       </w:pPr>
       <w:r>
@@ -3875,7 +4421,7 @@
       <w:pPr>
         <w:numPr>
           <w:ilvl w:val="0"/>
-          <w:numId w:val="1025"/>
+          <w:numId w:val="1028"/>
         </w:numPr>
       </w:pPr>
       <w:r>
@@ -3902,7 +4448,7 @@
       <w:pPr>
         <w:numPr>
           <w:ilvl w:val="0"/>
-          <w:numId w:val="1025"/>
+          <w:numId w:val="1028"/>
         </w:numPr>
       </w:pPr>
       <w:r>
@@ -3929,7 +4475,7 @@
       <w:pPr>
         <w:numPr>
           <w:ilvl w:val="0"/>
-          <w:numId w:val="1025"/>
+          <w:numId w:val="1028"/>
         </w:numPr>
       </w:pPr>
       <w:r>
@@ -3956,7 +4502,7 @@
       <w:pPr>
         <w:numPr>
           <w:ilvl w:val="0"/>
-          <w:numId w:val="1025"/>
+          <w:numId w:val="1028"/>
         </w:numPr>
       </w:pPr>
       <w:r>
@@ -3983,7 +4529,7 @@
       <w:pPr>
         <w:numPr>
           <w:ilvl w:val="1"/>
-          <w:numId w:val="1037"/>
+          <w:numId w:val="1040"/>
         </w:numPr>
         <w:pStyle w:val="Compact"/>
       </w:pPr>
@@ -4022,7 +4568,7 @@
       <w:pPr>
         <w:numPr>
           <w:ilvl w:val="0"/>
-          <w:numId w:val="1025"/>
+          <w:numId w:val="1028"/>
         </w:numPr>
       </w:pPr>
       <w:r>
@@ -4049,7 +4595,7 @@
       <w:pPr>
         <w:numPr>
           <w:ilvl w:val="0"/>
-          <w:numId w:val="1025"/>
+          <w:numId w:val="1028"/>
         </w:numPr>
       </w:pPr>
       <w:r>
@@ -4076,7 +4622,7 @@
       <w:pPr>
         <w:numPr>
           <w:ilvl w:val="0"/>
-          <w:numId w:val="1025"/>
+          <w:numId w:val="1028"/>
         </w:numPr>
       </w:pPr>
       <w:r>
@@ -4166,7 +4712,7 @@
               <w:jc w:val="left"/>
             </w:pPr>
             <w:r>
-              <w:t xml:space="preserve">乙（业务支撑线）尚未推送过代码</w:t>
+              <w:t xml:space="preserve">截图与 PDF 还是改版前的</w:t>
             </w:r>
           </w:p>
         </w:tc>
@@ -4178,7 +4724,16 @@
               <w:jc w:val="left"/>
             </w:pPr>
             <w:r>
-              <w:t xml:space="preserve">仓库里目前只有甲的提交</w:t>
+              <w:rPr>
+                <w:rStyle w:val="VerbatimChar"/>
+              </w:rPr>
+              <w:t xml:space="preserve">软著材料/</w:t>
+            </w:r>
+            <w:r>
+              <w:t xml:space="preserve"> </w:t>
+            </w:r>
+            <w:r>
+              <w:t xml:space="preserve">里 27 张截图、源程序 PDF、说明书 PDF 都生成于青绿主题之前，与现在界面不一致，需要整体重跑一次</w:t>
             </w:r>
           </w:p>
         </w:tc>
@@ -4322,7 +4877,7 @@
               <w:t xml:space="preserve">#1f3a5f</w:t>
             </w:r>
             <w:r>
-              <w:t xml:space="preserve">，未随本次绿色主题调整</w:t>
+              <w:t xml:space="preserve">，未随青绿主题调整</w:t>
             </w:r>
           </w:p>
         </w:tc>
@@ -4964,6 +5519,15 @@
     <w:abstractNumId w:val="991"/>
   </w:num>
   <w:num w:numId="1028">
+    <w:abstractNumId w:val="991"/>
+  </w:num>
+  <w:num w:numId="1029">
+    <w:abstractNumId w:val="991"/>
+  </w:num>
+  <w:num w:numId="1030">
+    <w:abstractNumId w:val="991"/>
+  </w:num>
+  <w:num w:numId="1031">
     <w:abstractNumId w:val="99421"/>
     <w:lvlOverride w:ilvl="0">
       <w:startOverride w:val="1"/>
@@ -4993,7 +5557,7 @@
       <w:startOverride w:val="1"/>
     </w:lvlOverride>
   </w:num>
-  <w:num w:numId="1029">
+  <w:num w:numId="1032">
     <w:abstractNumId w:val="99422"/>
     <w:lvlOverride w:ilvl="0">
       <w:startOverride w:val="2"/>
@@ -5023,7 +5587,7 @@
       <w:startOverride w:val="2"/>
     </w:lvlOverride>
   </w:num>
-  <w:num w:numId="1030">
+  <w:num w:numId="1033">
     <w:abstractNumId w:val="99423"/>
     <w:lvlOverride w:ilvl="0">
       <w:startOverride w:val="3"/>
@@ -5053,15 +5617,6 @@
       <w:startOverride w:val="3"/>
     </w:lvlOverride>
   </w:num>
-  <w:num w:numId="1031">
-    <w:abstractNumId w:val="991"/>
-  </w:num>
-  <w:num w:numId="1032">
-    <w:abstractNumId w:val="991"/>
-  </w:num>
-  <w:num w:numId="1033">
-    <w:abstractNumId w:val="991"/>
-  </w:num>
   <w:num w:numId="1034">
     <w:abstractNumId w:val="991"/>
   </w:num>
@@ -5072,6 +5627,15 @@
     <w:abstractNumId w:val="991"/>
   </w:num>
   <w:num w:numId="1037">
+    <w:abstractNumId w:val="991"/>
+  </w:num>
+  <w:num w:numId="1038">
+    <w:abstractNumId w:val="991"/>
+  </w:num>
+  <w:num w:numId="1039">
+    <w:abstractNumId w:val="991"/>
+  </w:num>
+  <w:num w:numId="1040">
     <w:abstractNumId w:val="991"/>
   </w:num>
 </w:numbering>

--- a/文档/开发日志.docx
+++ b/文档/开发日志.docx
@@ -921,7 +921,7 @@
         </w:numPr>
       </w:pPr>
       <w:r>
-        <w:t xml:space="preserve">22:21</w:t>
+        <w:t xml:space="preserve">22:30</w:t>
       </w:r>
       <w:r>
         <w:t xml:space="preserve"> </w:t>
@@ -931,43 +931,13 @@
           <w:bCs/>
           <w:b/>
         </w:rPr>
-        <w:t xml:space="preserve">协作</w:t>
-      </w:r>
-      <w:r>
-        <w:t xml:space="preserve"> </w:t>
-      </w:r>
-      <w:r>
-        <w:t xml:space="preserve">修正</w:t>
-      </w:r>
-      <w:r>
-        <w:t xml:space="preserve"> </w:t>
-      </w:r>
-      <w:r>
-        <w:rPr>
-          <w:rStyle w:val="VerbatimChar"/>
-        </w:rPr>
-        <w:t xml:space="preserve">base.html</w:t>
-      </w:r>
-      <w:r>
-        <w:t xml:space="preserve"> </w:t>
-      </w:r>
-      <w:r>
-        <w:t xml:space="preserve">/</w:t>
-      </w:r>
-      <w:r>
-        <w:t xml:space="preserve"> </w:t>
-      </w:r>
-      <w:r>
-        <w:rPr>
-          <w:rStyle w:val="VerbatimChar"/>
-        </w:rPr>
-        <w:t xml:space="preserve">login.html</w:t>
-      </w:r>
-      <w:r>
-        <w:t xml:space="preserve"> </w:t>
-      </w:r>
-      <w:r>
-        <w:t xml:space="preserve">的入库行尾：CRLF → LF</w:t>
+        <w:t xml:space="preserve">材料</w:t>
+      </w:r>
+      <w:r>
+        <w:t xml:space="preserve"> </w:t>
+      </w:r>
+      <w:r>
+        <w:t xml:space="preserve">界面改版后整体重跑软著材料，并修掉截图脚本截到 404 的老问题</w:t>
       </w:r>
     </w:p>
     <w:p>
@@ -979,73 +949,37 @@
         <w:pStyle w:val="Compact"/>
       </w:pPr>
       <w:r>
-        <w:t xml:space="preserve">原因：这两个文件以 CRLF 存进了仓库，而</w:t>
-      </w:r>
-      <w:r>
-        <w:t xml:space="preserve"> </w:t>
-      </w:r>
-      <w:r>
-        <w:rPr>
-          <w:rStyle w:val="VerbatimChar"/>
-        </w:rPr>
-        <w:t xml:space="preserve">.gitattributes</w:t>
-      </w:r>
-      <w:r>
-        <w:t xml:space="preserve"> </w:t>
-      </w:r>
-      <w:r>
-        <w:t xml:space="preserve">写的是</w:t>
-      </w:r>
-      <w:r>
-        <w:t xml:space="preserve"> </w:t>
-      </w:r>
-      <w:r>
-        <w:rPr>
-          <w:rStyle w:val="VerbatimChar"/>
-        </w:rPr>
-        <w:t xml:space="preserve">*.html text eol=lf</w:t>
-      </w:r>
-      <w:r>
-        <w:t xml:space="preserve">。在 Windows 上检出后</w:t>
-      </w:r>
-      <w:r>
-        <w:t xml:space="preserve"> </w:t>
-      </w:r>
-      <w:r>
-        <w:rPr>
-          <w:rStyle w:val="VerbatimChar"/>
-        </w:rPr>
-        <w:t xml:space="preserve">git status</w:t>
-      </w:r>
-      <w:r>
-        <w:t xml:space="preserve"> </w:t>
-      </w:r>
-      <w:r>
-        <w:t xml:space="preserve">一直把这两个文件报成「被修改」，</w:t>
-      </w:r>
-      <w:r>
-        <w:rPr>
-          <w:rStyle w:val="VerbatimChar"/>
-        </w:rPr>
-        <w:t xml:space="preserve">git diff</w:t>
-      </w:r>
-      <w:r>
-        <w:t xml:space="preserve"> </w:t>
-      </w:r>
-      <w:r>
-        <w:t xml:space="preserve">里 1861 行全是行尾差异，真实改动被淹没，</w:t>
-      </w:r>
-      <w:r>
-        <w:rPr>
-          <w:rStyle w:val="VerbatimChar"/>
-        </w:rPr>
-        <w:t xml:space="preserve">git pull</w:t>
-      </w:r>
-      <w:r>
-        <w:t xml:space="preserve"> </w:t>
-      </w:r>
-      <w:r>
-        <w:t xml:space="preserve">也会因此拒绝更新这两个文件。</w:t>
+        <w:t xml:space="preserve">原因：青绿山水主题换掉了整个界面，而</w:t>
+      </w:r>
+      <w:r>
+        <w:t xml:space="preserve"> </w:t>
+      </w:r>
+      <w:r>
+        <w:rPr>
+          <w:rStyle w:val="VerbatimChar"/>
+        </w:rPr>
+        <w:t xml:space="preserve">软著材料/</w:t>
+      </w:r>
+      <w:r>
+        <w:t xml:space="preserve"> </w:t>
+      </w:r>
+      <w:r>
+        <w:t xml:space="preserve">里的截图与 PDF 仍是改版前生成的。重跑时发现</w:t>
+      </w:r>
+      <w:r>
+        <w:t xml:space="preserve"> </w:t>
+      </w:r>
+      <w:r>
+        <w:rPr>
+          <w:rStyle w:val="VerbatimChar"/>
+        </w:rPr>
+        <w:t xml:space="preserve">04_矿山图斑.png</w:t>
+      </w:r>
+      <w:r>
+        <w:t xml:space="preserve"> </w:t>
+      </w:r>
+      <w:r>
+        <w:t xml:space="preserve">截到的是「404 · 请求的页面不存在」。</w:t>
       </w:r>
     </w:p>
     <w:p>
@@ -1059,38 +993,117 @@
       <w:r>
         <w:t xml:space="preserve">影响：</w:t>
       </w:r>
-      <w:r>
-        <w:rPr>
-          <w:rStyle w:val="VerbatimChar"/>
-        </w:rPr>
-        <w:t xml:space="preserve">app/templates/base.html</w:t>
-      </w:r>
-      <w:r>
-        <w:t xml:space="preserve">、</w:t>
-      </w:r>
-      <w:r>
-        <w:rPr>
-          <w:rStyle w:val="VerbatimChar"/>
-        </w:rPr>
-        <w:t xml:space="preserve">app/templates/auth/login.html</w:t>
-      </w:r>
-      <w:r>
-        <w:t xml:space="preserve">，用</w:t>
-      </w:r>
-      <w:r>
-        <w:t xml:space="preserve"> </w:t>
-      </w:r>
-      <w:r>
-        <w:rPr>
-          <w:rStyle w:val="VerbatimChar"/>
-        </w:rPr>
-        <w:t xml:space="preserve">git add --renormalize</w:t>
-      </w:r>
-      <w:r>
-        <w:t xml:space="preserve"> </w:t>
-      </w:r>
-      <w:r>
-        <w:t xml:space="preserve">把仓库里存的版本重写为 LF，正文一字未改。</w:t>
+    </w:p>
+    <w:p>
+      <w:pPr>
+        <w:numPr>
+          <w:ilvl w:val="2"/>
+          <w:numId w:val="1004"/>
+        </w:numPr>
+        <w:pStyle w:val="Compact"/>
+      </w:pPr>
+      <w:r>
+        <w:rPr>
+          <w:rStyle w:val="VerbatimChar"/>
+        </w:rPr>
+        <w:t xml:space="preserve">工具/make_screenshots.py</w:t>
+      </w:r>
+      <w:r>
+        <w:t xml:space="preserve">：</w:t>
+      </w:r>
+      <w:r>
+        <w:rPr>
+          <w:rStyle w:val="VerbatimChar"/>
+        </w:rPr>
+        <w:t xml:space="preserve">/project/&lt;id&gt;/patches</w:t>
+      </w:r>
+      <w:r>
+        <w:t xml:space="preserve"> </w:t>
+      </w:r>
+      <w:r>
+        <w:t xml:space="preserve">要的是</w:t>
+      </w:r>
+      <w:r>
+        <w:rPr>
+          <w:bCs/>
+          <w:b/>
+        </w:rPr>
+        <w:t xml:space="preserve">项目</w:t>
+      </w:r>
+      <w:r>
+        <w:t xml:space="preserve"> </w:t>
+      </w:r>
+      <w:r>
+        <w:t xml:space="preserve">id，脚本一直传的是图斑 id（本次库里项目 84、图斑 9），所以这一页从来就没截对过，错误页此前也进了说明书。改为使用</w:t>
+      </w:r>
+      <w:r>
+        <w:t xml:space="preserve"> </w:t>
+      </w:r>
+      <w:r>
+        <w:rPr>
+          <w:rStyle w:val="VerbatimChar"/>
+        </w:rPr>
+        <w:t xml:space="preserve">patch.project_id</w:t>
+      </w:r>
+      <w:r>
+        <w:t xml:space="preserve">。</w:t>
+      </w:r>
+    </w:p>
+    <w:p>
+      <w:pPr>
+        <w:numPr>
+          <w:ilvl w:val="2"/>
+          <w:numId w:val="1004"/>
+        </w:numPr>
+        <w:pStyle w:val="Compact"/>
+      </w:pPr>
+      <w:r>
+        <w:rPr>
+          <w:rStyle w:val="VerbatimChar"/>
+        </w:rPr>
+        <w:t xml:space="preserve">工具/make_screenshots.py</w:t>
+      </w:r>
+      <w:r>
+        <w:t xml:space="preserve"> </w:t>
+      </w:r>
+      <w:r>
+        <w:t xml:space="preserve">新增逐页 HTTP 状态码检查：截图前先请求一次，不是 200 就在输出里点名警告。原因是这个脚本只看「文件有没有生成」，而 404 页同样会生成一张挺好看的截图。</w:t>
+      </w:r>
+    </w:p>
+    <w:p>
+      <w:pPr>
+        <w:numPr>
+          <w:ilvl w:val="2"/>
+          <w:numId w:val="1004"/>
+        </w:numPr>
+        <w:pStyle w:val="Compact"/>
+      </w:pPr>
+      <w:r>
+        <w:rPr>
+          <w:rStyle w:val="VerbatimChar"/>
+        </w:rPr>
+        <w:t xml:space="preserve">工具/make_manual.py</w:t>
+      </w:r>
+      <w:r>
+        <w:t xml:space="preserve">：按新配色改描述——「深绿色导航栏」改「深青色」，登录界面补「以青绿山水长卷为背景」，横幅补「山水实景照片并压深青色遮罩」，2.2 节说明青绿配色与绢本米黄底色。</w:t>
+      </w:r>
+    </w:p>
+    <w:p>
+      <w:pPr>
+        <w:numPr>
+          <w:ilvl w:val="2"/>
+          <w:numId w:val="1004"/>
+        </w:numPr>
+        <w:pStyle w:val="Compact"/>
+      </w:pPr>
+      <w:r>
+        <w:rPr>
+          <w:rStyle w:val="VerbatimChar"/>
+        </w:rPr>
+        <w:t xml:space="preserve">软著材料/</w:t>
+      </w:r>
+      <w:r>
+        <w:t xml:space="preserve">：27 张截图、源程序 PDF（248 页）、提交版 PDF（60 页）、说明书 PDF（29 页 / 28 张插图）全部重新生成。</w:t>
       </w:r>
     </w:p>
     <w:p>
@@ -1102,55 +1115,31 @@
         <w:pStyle w:val="Compact"/>
       </w:pPr>
       <w:r>
-        <w:t xml:space="preserve">验证：</w:t>
-      </w:r>
-      <w:r>
-        <w:rPr>
-          <w:rStyle w:val="VerbatimChar"/>
-        </w:rPr>
-        <w:t xml:space="preserve">git diff -w</w:t>
-      </w:r>
-      <w:r>
-        <w:t xml:space="preserve"> </w:t>
-      </w:r>
-      <w:r>
-        <w:t xml:space="preserve">为空 → 确认只差行尾；</w:t>
-      </w:r>
-      <w:r>
-        <w:rPr>
-          <w:rStyle w:val="VerbatimChar"/>
-        </w:rPr>
-        <w:t xml:space="preserve">git ls-files --eol</w:t>
-      </w:r>
-      <w:r>
-        <w:t xml:space="preserve"> </w:t>
-      </w:r>
-      <w:r>
-        <w:t xml:space="preserve">两个文件均为</w:t>
-      </w:r>
-      <w:r>
-        <w:t xml:space="preserve"> </w:t>
-      </w:r>
-      <w:r>
-        <w:rPr>
-          <w:rStyle w:val="VerbatimChar"/>
-        </w:rPr>
-        <w:t xml:space="preserve">i/lf w/lf</w:t>
-      </w:r>
-      <w:r>
-        <w:t xml:space="preserve">；</w:t>
-      </w:r>
-      <w:r>
-        <w:rPr>
-          <w:rStyle w:val="VerbatimChar"/>
-        </w:rPr>
-        <w:t xml:space="preserve">工具/verify_all.py</w:t>
-      </w:r>
-      <w:r>
-        <w:t xml:space="preserve"> </w:t>
-      </w:r>
-      <w:r>
-        <w:t xml:space="preserve">13/13 测试套件、21/21 形式自检全部通过。</w:t>
+        <w:t xml:space="preserve">验证：截图 27/27 张且全部返回 200；</w:t>
+      </w:r>
+      <w:r>
+        <w:rPr>
+          <w:rStyle w:val="VerbatimChar"/>
+        </w:rPr>
+        <w:t xml:space="preserve">工具/check_materials.py</w:t>
+      </w:r>
+      <w:r>
+        <w:t xml:space="preserve"> </w:t>
+      </w:r>
+      <w:r>
+        <w:t xml:space="preserve">21 项全部符合；人工查看</w:t>
+      </w:r>
+      <w:r>
+        <w:t xml:space="preserve"> </w:t>
+      </w:r>
+      <w:r>
+        <w:rPr>
+          <w:rStyle w:val="VerbatimChar"/>
+        </w:rPr>
+        <w:t xml:space="preserve">04_矿山图斑.png</w:t>
+      </w:r>
+      <w:r>
+        <w:t xml:space="preserve">，已确认是真实的图斑列表页（玉田县孤树镇白云岩采石场）。</w:t>
       </w:r>
     </w:p>
     <w:p>
@@ -1161,7 +1150,7 @@
         </w:numPr>
       </w:pPr>
       <w:r>
-        <w:t xml:space="preserve">20:56</w:t>
+        <w:t xml:space="preserve">22:21</w:t>
       </w:r>
       <w:r>
         <w:t xml:space="preserve"> </w:t>
@@ -1171,235 +1160,475 @@
           <w:bCs/>
           <w:b/>
         </w:rPr>
-        <w:t xml:space="preserve">界面</w:t>
-      </w:r>
-      <w:r>
-        <w:t xml:space="preserve"> </w:t>
-      </w:r>
-      <w:r>
-        <w:t xml:space="preserve">全局主题改为千里江山图青绿山水风格</w:t>
+        <w:t xml:space="preserve">协作</w:t>
+      </w:r>
+      <w:r>
+        <w:t xml:space="preserve"> </w:t>
+      </w:r>
+      <w:r>
+        <w:t xml:space="preserve">修正</w:t>
+      </w:r>
+      <w:r>
+        <w:t xml:space="preserve"> </w:t>
+      </w:r>
+      <w:r>
+        <w:rPr>
+          <w:rStyle w:val="VerbatimChar"/>
+        </w:rPr>
+        <w:t xml:space="preserve">base.html</w:t>
+      </w:r>
+      <w:r>
+        <w:t xml:space="preserve"> </w:t>
+      </w:r>
+      <w:r>
+        <w:t xml:space="preserve">/</w:t>
+      </w:r>
+      <w:r>
+        <w:t xml:space="preserve"> </w:t>
+      </w:r>
+      <w:r>
+        <w:rPr>
+          <w:rStyle w:val="VerbatimChar"/>
+        </w:rPr>
+        <w:t xml:space="preserve">login.html</w:t>
+      </w:r>
+      <w:r>
+        <w:t xml:space="preserve"> </w:t>
+      </w:r>
+      <w:r>
+        <w:t xml:space="preserve">的入库行尾：CRLF → LF</w:t>
       </w:r>
     </w:p>
     <w:p>
       <w:pPr>
         <w:numPr>
           <w:ilvl w:val="1"/>
-          <w:numId w:val="1004"/>
-        </w:numPr>
-        <w:pStyle w:val="Compact"/>
-      </w:pPr>
-      <w:r>
-        <w:t xml:space="preserve">原因：需求变更。用户要求整个 UI 改成《千里江山图》/只此青绿那种青绿山水古画风格，首屏与系统内部页面统一。</w:t>
+          <w:numId w:val="1005"/>
+        </w:numPr>
+        <w:pStyle w:val="Compact"/>
+      </w:pPr>
+      <w:r>
+        <w:t xml:space="preserve">原因：这两个文件以 CRLF 存进了仓库，而</w:t>
+      </w:r>
+      <w:r>
+        <w:t xml:space="preserve"> </w:t>
+      </w:r>
+      <w:r>
+        <w:rPr>
+          <w:rStyle w:val="VerbatimChar"/>
+        </w:rPr>
+        <w:t xml:space="preserve">.gitattributes</w:t>
+      </w:r>
+      <w:r>
+        <w:t xml:space="preserve"> </w:t>
+      </w:r>
+      <w:r>
+        <w:t xml:space="preserve">写的是</w:t>
+      </w:r>
+      <w:r>
+        <w:t xml:space="preserve"> </w:t>
+      </w:r>
+      <w:r>
+        <w:rPr>
+          <w:rStyle w:val="VerbatimChar"/>
+        </w:rPr>
+        <w:t xml:space="preserve">*.html text eol=lf</w:t>
+      </w:r>
+      <w:r>
+        <w:t xml:space="preserve">。在 Windows 上检出后</w:t>
+      </w:r>
+      <w:r>
+        <w:t xml:space="preserve"> </w:t>
+      </w:r>
+      <w:r>
+        <w:rPr>
+          <w:rStyle w:val="VerbatimChar"/>
+        </w:rPr>
+        <w:t xml:space="preserve">git status</w:t>
+      </w:r>
+      <w:r>
+        <w:t xml:space="preserve"> </w:t>
+      </w:r>
+      <w:r>
+        <w:t xml:space="preserve">一直把这两个文件报成「被修改」，</w:t>
+      </w:r>
+      <w:r>
+        <w:rPr>
+          <w:rStyle w:val="VerbatimChar"/>
+        </w:rPr>
+        <w:t xml:space="preserve">git diff</w:t>
+      </w:r>
+      <w:r>
+        <w:t xml:space="preserve"> </w:t>
+      </w:r>
+      <w:r>
+        <w:t xml:space="preserve">里 1861 行全是行尾差异，真实改动被淹没，</w:t>
+      </w:r>
+      <w:r>
+        <w:rPr>
+          <w:rStyle w:val="VerbatimChar"/>
+        </w:rPr>
+        <w:t xml:space="preserve">git pull</w:t>
+      </w:r>
+      <w:r>
+        <w:t xml:space="preserve"> </w:t>
+      </w:r>
+      <w:r>
+        <w:t xml:space="preserve">也会因此拒绝更新这两个文件。</w:t>
       </w:r>
     </w:p>
     <w:p>
       <w:pPr>
         <w:numPr>
           <w:ilvl w:val="1"/>
-          <w:numId w:val="1004"/>
+          <w:numId w:val="1005"/>
         </w:numPr>
         <w:pStyle w:val="Compact"/>
       </w:pPr>
       <w:r>
         <w:t xml:space="preserve">影响：</w:t>
       </w:r>
-    </w:p>
-    <w:p>
-      <w:pPr>
-        <w:numPr>
-          <w:ilvl w:val="2"/>
+      <w:r>
+        <w:rPr>
+          <w:rStyle w:val="VerbatimChar"/>
+        </w:rPr>
+        <w:t xml:space="preserve">app/templates/base.html</w:t>
+      </w:r>
+      <w:r>
+        <w:t xml:space="preserve">、</w:t>
+      </w:r>
+      <w:r>
+        <w:rPr>
+          <w:rStyle w:val="VerbatimChar"/>
+        </w:rPr>
+        <w:t xml:space="preserve">app/templates/auth/login.html</w:t>
+      </w:r>
+      <w:r>
+        <w:t xml:space="preserve">，用</w:t>
+      </w:r>
+      <w:r>
+        <w:t xml:space="preserve"> </w:t>
+      </w:r>
+      <w:r>
+        <w:rPr>
+          <w:rStyle w:val="VerbatimChar"/>
+        </w:rPr>
+        <w:t xml:space="preserve">git add --renormalize</w:t>
+      </w:r>
+      <w:r>
+        <w:t xml:space="preserve"> </w:t>
+      </w:r>
+      <w:r>
+        <w:t xml:space="preserve">把仓库里存的版本重写为 LF，正文一字未改。</w:t>
+      </w:r>
+    </w:p>
+    <w:p>
+      <w:pPr>
+        <w:numPr>
+          <w:ilvl w:val="1"/>
           <w:numId w:val="1005"/>
         </w:numPr>
         <w:pStyle w:val="Compact"/>
       </w:pPr>
       <w:r>
-        <w:rPr>
-          <w:rStyle w:val="VerbatimChar"/>
-        </w:rPr>
-        <w:t xml:space="preserve">app/templates/base.html</w:t>
-      </w:r>
-      <w:r>
-        <w:t xml:space="preserve">：CSS 变量改为青绿配色（</w:t>
-      </w:r>
-      <w:r>
-        <w:rPr>
-          <w:rStyle w:val="VerbatimChar"/>
-        </w:rPr>
-        <w:t xml:space="preserve">--accent #2c6b5a</w:t>
-      </w:r>
-      <w:r>
-        <w:t xml:space="preserve">、</w:t>
-      </w:r>
-      <w:r>
-        <w:rPr>
-          <w:rStyle w:val="VerbatimChar"/>
-        </w:rPr>
-        <w:t xml:space="preserve">--side-1 #1a4a4a</w:t>
-      </w:r>
-      <w:r>
-        <w:t xml:space="preserve">、</w:t>
-      </w:r>
-      <w:r>
-        <w:rPr>
-          <w:rStyle w:val="VerbatimChar"/>
-        </w:rPr>
-        <w:t xml:space="preserve">--canvas #f5efe0</w:t>
-      </w:r>
-      <w:r>
-        <w:t xml:space="preserve"> </w:t>
-      </w:r>
-      <w:r>
-        <w:t xml:space="preserve">绢本米黄、</w:t>
-      </w:r>
-      <w:r>
-        <w:rPr>
-          <w:rStyle w:val="VerbatimChar"/>
-        </w:rPr>
-        <w:t xml:space="preserve">--surface #fdfaf2</w:t>
-      </w:r>
-      <w:r>
-        <w:t xml:space="preserve"> </w:t>
-      </w:r>
-      <w:r>
-        <w:t xml:space="preserve">暖白、</w:t>
-      </w:r>
-      <w:r>
-        <w:rPr>
-          <w:rStyle w:val="VerbatimChar"/>
-        </w:rPr>
-        <w:t xml:space="preserve">--ink #2a2520</w:t>
-      </w:r>
-      <w:r>
-        <w:t xml:space="preserve"> </w:t>
-      </w:r>
-      <w:r>
-        <w:t xml:space="preserve">深褐墨、</w:t>
-      </w:r>
-      <w:r>
-        <w:rPr>
-          <w:rStyle w:val="VerbatimChar"/>
-        </w:rPr>
-        <w:t xml:space="preserve">--todo #c08a3e</w:t>
-      </w:r>
-      <w:r>
-        <w:t xml:space="preserve"> </w:t>
-      </w:r>
-      <w:r>
-        <w:t xml:space="preserve">赭石）；横幅背景从</w:t>
-      </w:r>
-      <w:r>
-        <w:t xml:space="preserve"> </w:t>
-      </w:r>
-      <w:r>
-        <w:rPr>
-          <w:rStyle w:val="VerbatimChar"/>
-        </w:rPr>
-        <w:t xml:space="preserve">hero.svg</w:t>
-      </w:r>
-      <w:r>
-        <w:t xml:space="preserve"> </w:t>
-      </w:r>
-      <w:r>
-        <w:t xml:space="preserve">几何山脉换成实景照片，渐变遮罩调为深青色；字体加入 Noto Serif SC / SimSun 衬线。</w:t>
-      </w:r>
-    </w:p>
-    <w:p>
-      <w:pPr>
-        <w:numPr>
-          <w:ilvl w:val="2"/>
-          <w:numId w:val="1005"/>
-        </w:numPr>
-        <w:pStyle w:val="Compact"/>
-      </w:pPr>
-      <w:r>
-        <w:rPr>
-          <w:rStyle w:val="VerbatimChar"/>
-        </w:rPr>
-        <w:t xml:space="preserve">app/templates/auth/login.html</w:t>
-      </w:r>
-      <w:r>
-        <w:t xml:space="preserve">：首屏加千里江山图背景 + 深青渐变遮罩 + 白色标题（带文字阴影）；全页</w:t>
-      </w:r>
-      <w:r>
-        <w:t xml:space="preserve"> </w:t>
-      </w:r>
-      <w:r>
-        <w:rPr>
-          <w:rStyle w:val="VerbatimChar"/>
-        </w:rPr>
-        <w:t xml:space="preserve">background-attachment: fixed</w:t>
-      </w:r>
-      <w:r>
-        <w:t xml:space="preserve"> </w:t>
-      </w:r>
-      <w:r>
-        <w:t xml:space="preserve">固定背景，滚动时长卷铺开；介绍区三个特性卡与九个模块卡改为半透明毛玻璃（</w:t>
-      </w:r>
-      <w:r>
-        <w:rPr>
-          <w:rStyle w:val="VerbatimChar"/>
-        </w:rPr>
-        <w:t xml:space="preserve">backdrop-filter: blur</w:t>
-      </w:r>
-      <w:r>
-        <w:t xml:space="preserve"> </w:t>
-      </w:r>
-      <w:r>
-        <w:t xml:space="preserve">+ 暖白绢本底 + 绢本描边）。</w:t>
-      </w:r>
-    </w:p>
-    <w:p>
-      <w:pPr>
-        <w:numPr>
-          <w:ilvl w:val="1"/>
-          <w:numId w:val="1004"/>
-        </w:numPr>
-        <w:pStyle w:val="Compact"/>
-      </w:pPr>
-      <w:r>
-        <w:t xml:space="preserve">验证：重启 Flask 后逐页截图确认——首页横幅、登录页首屏、介绍区毛玻璃卡片均已生效；系统内部页面（项目档案、表格、按钮）随 CSS 变量自动统一为青绿配色。</w:t>
-      </w:r>
-    </w:p>
-    <w:p>
-      <w:pPr>
-        <w:numPr>
-          <w:ilvl w:val="1"/>
-          <w:numId w:val="1004"/>
-        </w:numPr>
-        <w:pStyle w:val="Compact"/>
-      </w:pPr>
-      <w:r>
-        <w:t xml:space="preserve">补记：横幅实际引用的是</w:t>
-      </w:r>
-      <w:r>
-        <w:t xml:space="preserve"> </w:t>
-      </w:r>
-      <w:r>
-        <w:rPr>
-          <w:rStyle w:val="VerbatimChar"/>
-        </w:rPr>
-        <w:t xml:space="preserve">app/static/hero_landscape.jpg</w:t>
-      </w:r>
-      <w:r>
-        <w:t xml:space="preserve">（青山水库实景，200 KB），登录页引用</w:t>
-      </w:r>
-      <w:r>
-        <w:t xml:space="preserve"> </w:t>
-      </w:r>
-      <w:r>
-        <w:rPr>
-          <w:rStyle w:val="VerbatimChar"/>
-        </w:rPr>
-        <w:t xml:space="preserve">hero_qinglv.jpg</w:t>
-      </w:r>
-      <w:r>
-        <w:t xml:space="preserve">（千里江山图，1.36 MB）。这两张图在这次提交里</w:t>
+        <w:t xml:space="preserve">验证：</w:t>
+      </w:r>
+      <w:r>
+        <w:rPr>
+          <w:rStyle w:val="VerbatimChar"/>
+        </w:rPr>
+        <w:t xml:space="preserve">git diff -w</w:t>
+      </w:r>
+      <w:r>
+        <w:t xml:space="preserve"> </w:t>
+      </w:r>
+      <w:r>
+        <w:t xml:space="preserve">为空 → 确认只差行尾；</w:t>
+      </w:r>
+      <w:r>
+        <w:rPr>
+          <w:rStyle w:val="VerbatimChar"/>
+        </w:rPr>
+        <w:t xml:space="preserve">git ls-files --eol</w:t>
+      </w:r>
+      <w:r>
+        <w:t xml:space="preserve"> </w:t>
+      </w:r>
+      <w:r>
+        <w:t xml:space="preserve">两个文件均为</w:t>
+      </w:r>
+      <w:r>
+        <w:t xml:space="preserve"> </w:t>
+      </w:r>
+      <w:r>
+        <w:rPr>
+          <w:rStyle w:val="VerbatimChar"/>
+        </w:rPr>
+        <w:t xml:space="preserve">i/lf w/lf</w:t>
+      </w:r>
+      <w:r>
+        <w:t xml:space="preserve">；</w:t>
+      </w:r>
+      <w:r>
+        <w:rPr>
+          <w:rStyle w:val="VerbatimChar"/>
+        </w:rPr>
+        <w:t xml:space="preserve">工具/verify_all.py</w:t>
+      </w:r>
+      <w:r>
+        <w:t xml:space="preserve"> </w:t>
+      </w:r>
+      <w:r>
+        <w:t xml:space="preserve">13/13 测试套件、21/21 形式自检全部通过。</w:t>
+      </w:r>
+    </w:p>
+    <w:p>
+      <w:pPr>
+        <w:numPr>
+          <w:ilvl w:val="0"/>
+          <w:numId w:val="1002"/>
+        </w:numPr>
+      </w:pPr>
+      <w:r>
+        <w:t xml:space="preserve">20:56</w:t>
+      </w:r>
+      <w:r>
+        <w:t xml:space="preserve"> </w:t>
       </w:r>
       <w:r>
         <w:rPr>
           <w:bCs/>
           <w:b/>
         </w:rPr>
+        <w:t xml:space="preserve">界面</w:t>
+      </w:r>
+      <w:r>
+        <w:t xml:space="preserve"> </w:t>
+      </w:r>
+      <w:r>
+        <w:t xml:space="preserve">全局主题改为千里江山图青绿山水风格</w:t>
+      </w:r>
+    </w:p>
+    <w:p>
+      <w:pPr>
+        <w:numPr>
+          <w:ilvl w:val="1"/>
+          <w:numId w:val="1006"/>
+        </w:numPr>
+        <w:pStyle w:val="Compact"/>
+      </w:pPr>
+      <w:r>
+        <w:t xml:space="preserve">原因：需求变更。用户要求整个 UI 改成《千里江山图》/只此青绿那种青绿山水古画风格，首屏与系统内部页面统一。</w:t>
+      </w:r>
+    </w:p>
+    <w:p>
+      <w:pPr>
+        <w:numPr>
+          <w:ilvl w:val="1"/>
+          <w:numId w:val="1006"/>
+        </w:numPr>
+        <w:pStyle w:val="Compact"/>
+      </w:pPr>
+      <w:r>
+        <w:t xml:space="preserve">影响：</w:t>
+      </w:r>
+    </w:p>
+    <w:p>
+      <w:pPr>
+        <w:numPr>
+          <w:ilvl w:val="2"/>
+          <w:numId w:val="1007"/>
+        </w:numPr>
+        <w:pStyle w:val="Compact"/>
+      </w:pPr>
+      <w:r>
+        <w:rPr>
+          <w:rStyle w:val="VerbatimChar"/>
+        </w:rPr>
+        <w:t xml:space="preserve">app/templates/base.html</w:t>
+      </w:r>
+      <w:r>
+        <w:t xml:space="preserve">：CSS 变量改为青绿配色（</w:t>
+      </w:r>
+      <w:r>
+        <w:rPr>
+          <w:rStyle w:val="VerbatimChar"/>
+        </w:rPr>
+        <w:t xml:space="preserve">--accent #2c6b5a</w:t>
+      </w:r>
+      <w:r>
+        <w:t xml:space="preserve">、</w:t>
+      </w:r>
+      <w:r>
+        <w:rPr>
+          <w:rStyle w:val="VerbatimChar"/>
+        </w:rPr>
+        <w:t xml:space="preserve">--side-1 #1a4a4a</w:t>
+      </w:r>
+      <w:r>
+        <w:t xml:space="preserve">、</w:t>
+      </w:r>
+      <w:r>
+        <w:rPr>
+          <w:rStyle w:val="VerbatimChar"/>
+        </w:rPr>
+        <w:t xml:space="preserve">--canvas #f5efe0</w:t>
+      </w:r>
+      <w:r>
+        <w:t xml:space="preserve"> </w:t>
+      </w:r>
+      <w:r>
+        <w:t xml:space="preserve">绢本米黄、</w:t>
+      </w:r>
+      <w:r>
+        <w:rPr>
+          <w:rStyle w:val="VerbatimChar"/>
+        </w:rPr>
+        <w:t xml:space="preserve">--surface #fdfaf2</w:t>
+      </w:r>
+      <w:r>
+        <w:t xml:space="preserve"> </w:t>
+      </w:r>
+      <w:r>
+        <w:t xml:space="preserve">暖白、</w:t>
+      </w:r>
+      <w:r>
+        <w:rPr>
+          <w:rStyle w:val="VerbatimChar"/>
+        </w:rPr>
+        <w:t xml:space="preserve">--ink #2a2520</w:t>
+      </w:r>
+      <w:r>
+        <w:t xml:space="preserve"> </w:t>
+      </w:r>
+      <w:r>
+        <w:t xml:space="preserve">深褐墨、</w:t>
+      </w:r>
+      <w:r>
+        <w:rPr>
+          <w:rStyle w:val="VerbatimChar"/>
+        </w:rPr>
+        <w:t xml:space="preserve">--todo #c08a3e</w:t>
+      </w:r>
+      <w:r>
+        <w:t xml:space="preserve"> </w:t>
+      </w:r>
+      <w:r>
+        <w:t xml:space="preserve">赭石）；横幅背景从</w:t>
+      </w:r>
+      <w:r>
+        <w:t xml:space="preserve"> </w:t>
+      </w:r>
+      <w:r>
+        <w:rPr>
+          <w:rStyle w:val="VerbatimChar"/>
+        </w:rPr>
+        <w:t xml:space="preserve">hero.svg</w:t>
+      </w:r>
+      <w:r>
+        <w:t xml:space="preserve"> </w:t>
+      </w:r>
+      <w:r>
+        <w:t xml:space="preserve">几何山脉换成实景照片，渐变遮罩调为深青色；字体加入 Noto Serif SC / SimSun 衬线。</w:t>
+      </w:r>
+    </w:p>
+    <w:p>
+      <w:pPr>
+        <w:numPr>
+          <w:ilvl w:val="2"/>
+          <w:numId w:val="1007"/>
+        </w:numPr>
+        <w:pStyle w:val="Compact"/>
+      </w:pPr>
+      <w:r>
+        <w:rPr>
+          <w:rStyle w:val="VerbatimChar"/>
+        </w:rPr>
+        <w:t xml:space="preserve">app/templates/auth/login.html</w:t>
+      </w:r>
+      <w:r>
+        <w:t xml:space="preserve">：首屏加千里江山图背景 + 深青渐变遮罩 + 白色标题（带文字阴影）；全页</w:t>
+      </w:r>
+      <w:r>
+        <w:t xml:space="preserve"> </w:t>
+      </w:r>
+      <w:r>
+        <w:rPr>
+          <w:rStyle w:val="VerbatimChar"/>
+        </w:rPr>
+        <w:t xml:space="preserve">background-attachment: fixed</w:t>
+      </w:r>
+      <w:r>
+        <w:t xml:space="preserve"> </w:t>
+      </w:r>
+      <w:r>
+        <w:t xml:space="preserve">固定背景，滚动时长卷铺开；介绍区三个特性卡与九个模块卡改为半透明毛玻璃（</w:t>
+      </w:r>
+      <w:r>
+        <w:rPr>
+          <w:rStyle w:val="VerbatimChar"/>
+        </w:rPr>
+        <w:t xml:space="preserve">backdrop-filter: blur</w:t>
+      </w:r>
+      <w:r>
+        <w:t xml:space="preserve"> </w:t>
+      </w:r>
+      <w:r>
+        <w:t xml:space="preserve">+ 暖白绢本底 + 绢本描边）。</w:t>
+      </w:r>
+    </w:p>
+    <w:p>
+      <w:pPr>
+        <w:numPr>
+          <w:ilvl w:val="1"/>
+          <w:numId w:val="1006"/>
+        </w:numPr>
+        <w:pStyle w:val="Compact"/>
+      </w:pPr>
+      <w:r>
+        <w:t xml:space="preserve">验证：重启 Flask 后逐页截图确认——首页横幅、登录页首屏、介绍区毛玻璃卡片均已生效；系统内部页面（项目档案、表格、按钮）随 CSS 变量自动统一为青绿配色。</w:t>
+      </w:r>
+    </w:p>
+    <w:p>
+      <w:pPr>
+        <w:numPr>
+          <w:ilvl w:val="1"/>
+          <w:numId w:val="1006"/>
+        </w:numPr>
+        <w:pStyle w:val="Compact"/>
+      </w:pPr>
+      <w:r>
+        <w:t xml:space="preserve">补记：横幅实际引用的是</w:t>
+      </w:r>
+      <w:r>
+        <w:t xml:space="preserve"> </w:t>
+      </w:r>
+      <w:r>
+        <w:rPr>
+          <w:rStyle w:val="VerbatimChar"/>
+        </w:rPr>
+        <w:t xml:space="preserve">app/static/hero_landscape.jpg</w:t>
+      </w:r>
+      <w:r>
+        <w:t xml:space="preserve">（青山水库实景，200 KB），登录页引用</w:t>
+      </w:r>
+      <w:r>
+        <w:t xml:space="preserve"> </w:t>
+      </w:r>
+      <w:r>
+        <w:rPr>
+          <w:rStyle w:val="VerbatimChar"/>
+        </w:rPr>
+        <w:t xml:space="preserve">hero_qinglv.jpg</w:t>
+      </w:r>
+      <w:r>
+        <w:t xml:space="preserve">（千里江山图，1.36 MB）。这两张图在这次提交里</w:t>
+      </w:r>
+      <w:r>
+        <w:rPr>
+          <w:bCs/>
+          <w:b/>
+        </w:rPr>
         <w:t xml:space="preserve">没有一起入库</w:t>
       </w:r>
       <w:r>
@@ -1452,7 +1681,7 @@
       <w:pPr>
         <w:numPr>
           <w:ilvl w:val="1"/>
-          <w:numId w:val="1006"/>
+          <w:numId w:val="1008"/>
         </w:numPr>
         <w:pStyle w:val="Compact"/>
       </w:pPr>
@@ -1473,7 +1702,7 @@
       <w:pPr>
         <w:numPr>
           <w:ilvl w:val="1"/>
-          <w:numId w:val="1006"/>
+          <w:numId w:val="1008"/>
         </w:numPr>
         <w:pStyle w:val="Compact"/>
       </w:pPr>
@@ -1494,7 +1723,7 @@
       <w:pPr>
         <w:numPr>
           <w:ilvl w:val="1"/>
-          <w:numId w:val="1006"/>
+          <w:numId w:val="1008"/>
         </w:numPr>
         <w:pStyle w:val="Compact"/>
       </w:pPr>
@@ -1545,7 +1774,7 @@
       <w:pPr>
         <w:numPr>
           <w:ilvl w:val="1"/>
-          <w:numId w:val="1007"/>
+          <w:numId w:val="1009"/>
         </w:numPr>
         <w:pStyle w:val="Compact"/>
       </w:pPr>
@@ -1584,7 +1813,7 @@
       <w:pPr>
         <w:numPr>
           <w:ilvl w:val="1"/>
-          <w:numId w:val="1007"/>
+          <w:numId w:val="1009"/>
         </w:numPr>
         <w:pStyle w:val="Compact"/>
       </w:pPr>
@@ -1623,7 +1852,7 @@
       <w:pPr>
         <w:numPr>
           <w:ilvl w:val="2"/>
-          <w:numId w:val="1008"/>
+          <w:numId w:val="1010"/>
         </w:numPr>
         <w:pStyle w:val="Compact"/>
       </w:pPr>
@@ -1644,7 +1873,7 @@
       <w:pPr>
         <w:numPr>
           <w:ilvl w:val="2"/>
-          <w:numId w:val="1008"/>
+          <w:numId w:val="1010"/>
         </w:numPr>
         <w:pStyle w:val="Compact"/>
       </w:pPr>
@@ -1656,7 +1885,7 @@
       <w:pPr>
         <w:numPr>
           <w:ilvl w:val="2"/>
-          <w:numId w:val="1008"/>
+          <w:numId w:val="1010"/>
         </w:numPr>
         <w:pStyle w:val="Compact"/>
       </w:pPr>
@@ -1668,7 +1897,7 @@
       <w:pPr>
         <w:numPr>
           <w:ilvl w:val="1"/>
-          <w:numId w:val="1007"/>
+          <w:numId w:val="1009"/>
         </w:numPr>
         <w:pStyle w:val="Compact"/>
       </w:pPr>
@@ -1719,7 +1948,7 @@
       <w:pPr>
         <w:numPr>
           <w:ilvl w:val="1"/>
-          <w:numId w:val="1009"/>
+          <w:numId w:val="1011"/>
         </w:numPr>
         <w:pStyle w:val="Compact"/>
       </w:pPr>
@@ -1731,7 +1960,7 @@
       <w:pPr>
         <w:numPr>
           <w:ilvl w:val="1"/>
-          <w:numId w:val="1009"/>
+          <w:numId w:val="1011"/>
         </w:numPr>
         <w:pStyle w:val="Compact"/>
       </w:pPr>
@@ -1812,7 +2041,7 @@
       <w:pPr>
         <w:numPr>
           <w:ilvl w:val="1"/>
-          <w:numId w:val="1010"/>
+          <w:numId w:val="1012"/>
         </w:numPr>
         <w:pStyle w:val="Compact"/>
       </w:pPr>
@@ -1824,7 +2053,7 @@
       <w:pPr>
         <w:numPr>
           <w:ilvl w:val="1"/>
-          <w:numId w:val="1010"/>
+          <w:numId w:val="1012"/>
         </w:numPr>
         <w:pStyle w:val="Compact"/>
       </w:pPr>
@@ -1872,7 +2101,7 @@
       <w:pPr>
         <w:numPr>
           <w:ilvl w:val="1"/>
-          <w:numId w:val="1011"/>
+          <w:numId w:val="1013"/>
         </w:numPr>
         <w:pStyle w:val="Compact"/>
       </w:pPr>
@@ -1884,7 +2113,7 @@
       <w:pPr>
         <w:numPr>
           <w:ilvl w:val="1"/>
-          <w:numId w:val="1011"/>
+          <w:numId w:val="1013"/>
         </w:numPr>
         <w:pStyle w:val="Compact"/>
       </w:pPr>
@@ -1959,7 +2188,7 @@
       <w:pPr>
         <w:numPr>
           <w:ilvl w:val="1"/>
-          <w:numId w:val="1012"/>
+          <w:numId w:val="1014"/>
         </w:numPr>
         <w:pStyle w:val="Compact"/>
       </w:pPr>
@@ -1971,7 +2200,7 @@
       <w:pPr>
         <w:numPr>
           <w:ilvl w:val="1"/>
-          <w:numId w:val="1012"/>
+          <w:numId w:val="1014"/>
         </w:numPr>
         <w:pStyle w:val="Compact"/>
       </w:pPr>
@@ -1983,7 +2212,7 @@
       <w:pPr>
         <w:numPr>
           <w:ilvl w:val="2"/>
-          <w:numId w:val="1013"/>
+          <w:numId w:val="1015"/>
         </w:numPr>
         <w:pStyle w:val="Compact"/>
       </w:pPr>
@@ -2049,7 +2278,7 @@
       <w:pPr>
         <w:numPr>
           <w:ilvl w:val="2"/>
-          <w:numId w:val="1013"/>
+          <w:numId w:val="1015"/>
         </w:numPr>
         <w:pStyle w:val="Compact"/>
       </w:pPr>
@@ -2067,7 +2296,7 @@
       <w:pPr>
         <w:numPr>
           <w:ilvl w:val="2"/>
-          <w:numId w:val="1013"/>
+          <w:numId w:val="1015"/>
         </w:numPr>
         <w:pStyle w:val="Compact"/>
       </w:pPr>
@@ -2118,7 +2347,7 @@
       <w:pPr>
         <w:numPr>
           <w:ilvl w:val="2"/>
-          <w:numId w:val="1013"/>
+          <w:numId w:val="1015"/>
         </w:numPr>
         <w:pStyle w:val="Compact"/>
       </w:pPr>
@@ -2130,7 +2359,7 @@
       <w:pPr>
         <w:numPr>
           <w:ilvl w:val="2"/>
-          <w:numId w:val="1013"/>
+          <w:numId w:val="1015"/>
         </w:numPr>
         <w:pStyle w:val="Compact"/>
       </w:pPr>
@@ -2142,7 +2371,7 @@
       <w:pPr>
         <w:numPr>
           <w:ilvl w:val="2"/>
-          <w:numId w:val="1013"/>
+          <w:numId w:val="1015"/>
         </w:numPr>
         <w:pStyle w:val="Compact"/>
       </w:pPr>
@@ -2200,7 +2429,7 @@
       <w:pPr>
         <w:numPr>
           <w:ilvl w:val="1"/>
-          <w:numId w:val="1012"/>
+          <w:numId w:val="1014"/>
         </w:numPr>
         <w:pStyle w:val="Compact"/>
       </w:pPr>
@@ -2263,7 +2492,7 @@
       <w:pPr>
         <w:numPr>
           <w:ilvl w:val="1"/>
-          <w:numId w:val="1014"/>
+          <w:numId w:val="1016"/>
         </w:numPr>
         <w:pStyle w:val="Compact"/>
       </w:pPr>
@@ -2275,7 +2504,7 @@
       <w:pPr>
         <w:numPr>
           <w:ilvl w:val="1"/>
-          <w:numId w:val="1014"/>
+          <w:numId w:val="1016"/>
         </w:numPr>
         <w:pStyle w:val="Compact"/>
       </w:pPr>
@@ -2335,7 +2564,7 @@
       <w:pPr>
         <w:numPr>
           <w:ilvl w:val="1"/>
-          <w:numId w:val="1015"/>
+          <w:numId w:val="1017"/>
         </w:numPr>
         <w:pStyle w:val="Compact"/>
       </w:pPr>
@@ -2347,7 +2576,7 @@
       <w:pPr>
         <w:numPr>
           <w:ilvl w:val="1"/>
-          <w:numId w:val="1015"/>
+          <w:numId w:val="1017"/>
         </w:numPr>
         <w:pStyle w:val="Compact"/>
       </w:pPr>
@@ -2395,7 +2624,7 @@
       <w:pPr>
         <w:numPr>
           <w:ilvl w:val="1"/>
-          <w:numId w:val="1016"/>
+          <w:numId w:val="1018"/>
         </w:numPr>
         <w:pStyle w:val="Compact"/>
       </w:pPr>
@@ -2452,7 +2681,7 @@
       <w:pPr>
         <w:numPr>
           <w:ilvl w:val="1"/>
-          <w:numId w:val="1017"/>
+          <w:numId w:val="1019"/>
         </w:numPr>
         <w:pStyle w:val="Compact"/>
       </w:pPr>
@@ -2464,7 +2693,7 @@
       <w:pPr>
         <w:numPr>
           <w:ilvl w:val="1"/>
-          <w:numId w:val="1017"/>
+          <w:numId w:val="1019"/>
         </w:numPr>
         <w:pStyle w:val="Compact"/>
       </w:pPr>
@@ -2515,7 +2744,7 @@
       <w:pPr>
         <w:numPr>
           <w:ilvl w:val="1"/>
-          <w:numId w:val="1017"/>
+          <w:numId w:val="1019"/>
         </w:numPr>
         <w:pStyle w:val="Compact"/>
       </w:pPr>
@@ -2593,7 +2822,7 @@
       <w:pPr>
         <w:numPr>
           <w:ilvl w:val="1"/>
-          <w:numId w:val="1018"/>
+          <w:numId w:val="1020"/>
         </w:numPr>
         <w:pStyle w:val="Compact"/>
       </w:pPr>
@@ -2656,7 +2885,7 @@
       <w:pPr>
         <w:numPr>
           <w:ilvl w:val="1"/>
-          <w:numId w:val="1019"/>
+          <w:numId w:val="1021"/>
         </w:numPr>
         <w:pStyle w:val="Compact"/>
       </w:pPr>
@@ -2722,7 +2951,7 @@
       <w:pPr>
         <w:numPr>
           <w:ilvl w:val="1"/>
-          <w:numId w:val="1020"/>
+          <w:numId w:val="1022"/>
         </w:numPr>
         <w:pStyle w:val="Compact"/>
       </w:pPr>
@@ -2773,7 +3002,7 @@
       <w:pPr>
         <w:numPr>
           <w:ilvl w:val="1"/>
-          <w:numId w:val="1020"/>
+          <w:numId w:val="1022"/>
         </w:numPr>
         <w:pStyle w:val="Compact"/>
       </w:pPr>
@@ -2821,7 +3050,7 @@
       <w:pPr>
         <w:numPr>
           <w:ilvl w:val="1"/>
-          <w:numId w:val="1021"/>
+          <w:numId w:val="1023"/>
         </w:numPr>
         <w:pStyle w:val="Compact"/>
       </w:pPr>
@@ -2860,7 +3089,7 @@
       <w:pPr>
         <w:numPr>
           <w:ilvl w:val="1"/>
-          <w:numId w:val="1022"/>
+          <w:numId w:val="1024"/>
         </w:numPr>
         <w:pStyle w:val="Compact"/>
       </w:pPr>
@@ -2911,7 +3140,7 @@
       <w:pPr>
         <w:numPr>
           <w:ilvl w:val="1"/>
-          <w:numId w:val="1023"/>
+          <w:numId w:val="1025"/>
         </w:numPr>
         <w:pStyle w:val="Compact"/>
       </w:pPr>
@@ -2923,7 +3152,7 @@
       <w:pPr>
         <w:numPr>
           <w:ilvl w:val="1"/>
-          <w:numId w:val="1023"/>
+          <w:numId w:val="1025"/>
         </w:numPr>
         <w:pStyle w:val="Compact"/>
       </w:pPr>
@@ -3055,7 +3284,7 @@
       <w:pPr>
         <w:numPr>
           <w:ilvl w:val="1"/>
-          <w:numId w:val="1024"/>
+          <w:numId w:val="1026"/>
         </w:numPr>
         <w:pStyle w:val="Compact"/>
       </w:pPr>
@@ -3094,7 +3323,7 @@
       <w:pPr>
         <w:numPr>
           <w:ilvl w:val="1"/>
-          <w:numId w:val="1025"/>
+          <w:numId w:val="1027"/>
         </w:numPr>
         <w:pStyle w:val="Compact"/>
       </w:pPr>
@@ -3181,7 +3410,7 @@
       <w:pPr>
         <w:numPr>
           <w:ilvl w:val="1"/>
-          <w:numId w:val="1026"/>
+          <w:numId w:val="1028"/>
         </w:numPr>
         <w:pStyle w:val="Compact"/>
       </w:pPr>
@@ -3256,7 +3485,7 @@
       <w:pPr>
         <w:numPr>
           <w:ilvl w:val="1"/>
-          <w:numId w:val="1027"/>
+          <w:numId w:val="1029"/>
         </w:numPr>
         <w:pStyle w:val="Compact"/>
       </w:pPr>
@@ -3268,7 +3497,7 @@
       <w:pPr>
         <w:numPr>
           <w:ilvl w:val="1"/>
-          <w:numId w:val="1027"/>
+          <w:numId w:val="1029"/>
         </w:numPr>
         <w:pStyle w:val="Compact"/>
       </w:pPr>
@@ -3308,7 +3537,7 @@
       <w:pPr>
         <w:numPr>
           <w:ilvl w:val="0"/>
-          <w:numId w:val="1028"/>
+          <w:numId w:val="1030"/>
         </w:numPr>
       </w:pPr>
       <w:r>
@@ -3335,7 +3564,7 @@
       <w:pPr>
         <w:numPr>
           <w:ilvl w:val="1"/>
-          <w:numId w:val="1029"/>
+          <w:numId w:val="1031"/>
         </w:numPr>
         <w:pStyle w:val="Compact"/>
       </w:pPr>
@@ -3347,7 +3576,7 @@
       <w:pPr>
         <w:numPr>
           <w:ilvl w:val="1"/>
-          <w:numId w:val="1029"/>
+          <w:numId w:val="1031"/>
         </w:numPr>
         <w:pStyle w:val="Compact"/>
       </w:pPr>
@@ -3386,7 +3615,7 @@
       <w:pPr>
         <w:numPr>
           <w:ilvl w:val="0"/>
-          <w:numId w:val="1028"/>
+          <w:numId w:val="1030"/>
         </w:numPr>
       </w:pPr>
       <w:r>
@@ -3413,7 +3642,7 @@
       <w:pPr>
         <w:numPr>
           <w:ilvl w:val="0"/>
-          <w:numId w:val="1028"/>
+          <w:numId w:val="1030"/>
         </w:numPr>
       </w:pPr>
       <w:r>
@@ -3440,7 +3669,7 @@
       <w:pPr>
         <w:numPr>
           <w:ilvl w:val="1"/>
-          <w:numId w:val="1030"/>
+          <w:numId w:val="1032"/>
         </w:numPr>
         <w:pStyle w:val="Compact"/>
       </w:pPr>
@@ -3449,7 +3678,7 @@
       <w:pPr>
         <w:numPr>
           <w:ilvl w:val="2"/>
-          <w:numId w:val="1031"/>
+          <w:numId w:val="1033"/>
         </w:numPr>
         <w:pStyle w:val="Compact"/>
       </w:pPr>
@@ -3519,7 +3748,7 @@
       <w:pPr>
         <w:numPr>
           <w:ilvl w:val="1"/>
-          <w:numId w:val="1030"/>
+          <w:numId w:val="1032"/>
         </w:numPr>
         <w:pStyle w:val="Compact"/>
       </w:pPr>
@@ -3528,7 +3757,7 @@
       <w:pPr>
         <w:numPr>
           <w:ilvl w:val="2"/>
-          <w:numId w:val="1032"/>
+          <w:numId w:val="1034"/>
         </w:numPr>
         <w:pStyle w:val="Compact"/>
       </w:pPr>
@@ -3571,7 +3800,7 @@
       <w:pPr>
         <w:numPr>
           <w:ilvl w:val="1"/>
-          <w:numId w:val="1030"/>
+          <w:numId w:val="1032"/>
         </w:numPr>
         <w:pStyle w:val="Compact"/>
       </w:pPr>
@@ -3580,7 +3809,7 @@
       <w:pPr>
         <w:numPr>
           <w:ilvl w:val="2"/>
-          <w:numId w:val="1033"/>
+          <w:numId w:val="1035"/>
         </w:numPr>
         <w:pStyle w:val="Compact"/>
       </w:pPr>
@@ -3614,7 +3843,7 @@
       <w:pPr>
         <w:numPr>
           <w:ilvl w:val="0"/>
-          <w:numId w:val="1028"/>
+          <w:numId w:val="1030"/>
         </w:numPr>
       </w:pPr>
       <w:r>
@@ -3641,7 +3870,7 @@
       <w:pPr>
         <w:numPr>
           <w:ilvl w:val="1"/>
-          <w:numId w:val="1034"/>
+          <w:numId w:val="1036"/>
         </w:numPr>
         <w:pStyle w:val="Compact"/>
       </w:pPr>
@@ -3653,7 +3882,7 @@
       <w:pPr>
         <w:numPr>
           <w:ilvl w:val="1"/>
-          <w:numId w:val="1034"/>
+          <w:numId w:val="1036"/>
         </w:numPr>
         <w:pStyle w:val="Compact"/>
       </w:pPr>
@@ -3698,7 +3927,7 @@
       <w:pPr>
         <w:numPr>
           <w:ilvl w:val="0"/>
-          <w:numId w:val="1028"/>
+          <w:numId w:val="1030"/>
         </w:numPr>
       </w:pPr>
       <w:r>
@@ -3725,7 +3954,7 @@
       <w:pPr>
         <w:numPr>
           <w:ilvl w:val="1"/>
-          <w:numId w:val="1035"/>
+          <w:numId w:val="1037"/>
         </w:numPr>
         <w:pStyle w:val="Compact"/>
       </w:pPr>
@@ -3749,7 +3978,7 @@
       <w:pPr>
         <w:numPr>
           <w:ilvl w:val="0"/>
-          <w:numId w:val="1028"/>
+          <w:numId w:val="1030"/>
         </w:numPr>
       </w:pPr>
       <w:r>
@@ -3806,7 +4035,7 @@
       <w:pPr>
         <w:numPr>
           <w:ilvl w:val="0"/>
-          <w:numId w:val="1028"/>
+          <w:numId w:val="1030"/>
         </w:numPr>
       </w:pPr>
       <w:r>
@@ -3833,7 +4062,7 @@
       <w:pPr>
         <w:numPr>
           <w:ilvl w:val="0"/>
-          <w:numId w:val="1028"/>
+          <w:numId w:val="1030"/>
         </w:numPr>
       </w:pPr>
       <w:r>
@@ -3860,7 +4089,7 @@
       <w:pPr>
         <w:numPr>
           <w:ilvl w:val="0"/>
-          <w:numId w:val="1028"/>
+          <w:numId w:val="1030"/>
         </w:numPr>
       </w:pPr>
       <w:r>
@@ -3887,7 +4116,7 @@
       <w:pPr>
         <w:numPr>
           <w:ilvl w:val="0"/>
-          <w:numId w:val="1028"/>
+          <w:numId w:val="1030"/>
         </w:numPr>
       </w:pPr>
       <w:r>
@@ -3914,7 +4143,7 @@
       <w:pPr>
         <w:numPr>
           <w:ilvl w:val="0"/>
-          <w:numId w:val="1028"/>
+          <w:numId w:val="1030"/>
         </w:numPr>
       </w:pPr>
       <w:r>
@@ -3950,7 +4179,7 @@
       <w:pPr>
         <w:numPr>
           <w:ilvl w:val="0"/>
-          <w:numId w:val="1028"/>
+          <w:numId w:val="1030"/>
         </w:numPr>
       </w:pPr>
       <w:r>
@@ -3977,7 +4206,7 @@
       <w:pPr>
         <w:numPr>
           <w:ilvl w:val="1"/>
-          <w:numId w:val="1036"/>
+          <w:numId w:val="1038"/>
         </w:numPr>
         <w:pStyle w:val="Compact"/>
       </w:pPr>
@@ -4007,7 +4236,7 @@
       <w:pPr>
         <w:numPr>
           <w:ilvl w:val="0"/>
-          <w:numId w:val="1028"/>
+          <w:numId w:val="1030"/>
         </w:numPr>
       </w:pPr>
       <w:r>
@@ -4034,7 +4263,7 @@
       <w:pPr>
         <w:numPr>
           <w:ilvl w:val="1"/>
-          <w:numId w:val="1037"/>
+          <w:numId w:val="1039"/>
         </w:numPr>
         <w:pStyle w:val="Compact"/>
       </w:pPr>
@@ -4064,7 +4293,7 @@
       <w:pPr>
         <w:numPr>
           <w:ilvl w:val="0"/>
-          <w:numId w:val="1028"/>
+          <w:numId w:val="1030"/>
         </w:numPr>
       </w:pPr>
       <w:r>
@@ -4091,7 +4320,7 @@
       <w:pPr>
         <w:numPr>
           <w:ilvl w:val="0"/>
-          <w:numId w:val="1028"/>
+          <w:numId w:val="1030"/>
         </w:numPr>
       </w:pPr>
       <w:r>
@@ -4118,7 +4347,7 @@
       <w:pPr>
         <w:numPr>
           <w:ilvl w:val="0"/>
-          <w:numId w:val="1028"/>
+          <w:numId w:val="1030"/>
         </w:numPr>
       </w:pPr>
       <w:r>
@@ -4145,7 +4374,7 @@
       <w:pPr>
         <w:numPr>
           <w:ilvl w:val="1"/>
-          <w:numId w:val="1038"/>
+          <w:numId w:val="1040"/>
         </w:numPr>
         <w:pStyle w:val="Compact"/>
       </w:pPr>
@@ -4166,7 +4395,7 @@
       <w:pPr>
         <w:numPr>
           <w:ilvl w:val="0"/>
-          <w:numId w:val="1028"/>
+          <w:numId w:val="1030"/>
         </w:numPr>
       </w:pPr>
       <w:r>
@@ -4193,7 +4422,7 @@
       <w:pPr>
         <w:numPr>
           <w:ilvl w:val="0"/>
-          <w:numId w:val="1028"/>
+          <w:numId w:val="1030"/>
         </w:numPr>
       </w:pPr>
       <w:r>
@@ -4220,7 +4449,7 @@
       <w:pPr>
         <w:numPr>
           <w:ilvl w:val="0"/>
-          <w:numId w:val="1028"/>
+          <w:numId w:val="1030"/>
         </w:numPr>
       </w:pPr>
       <w:r>
@@ -4247,7 +4476,7 @@
       <w:pPr>
         <w:numPr>
           <w:ilvl w:val="0"/>
-          <w:numId w:val="1028"/>
+          <w:numId w:val="1030"/>
         </w:numPr>
       </w:pPr>
       <w:r>
@@ -4274,7 +4503,7 @@
       <w:pPr>
         <w:numPr>
           <w:ilvl w:val="1"/>
-          <w:numId w:val="1039"/>
+          <w:numId w:val="1041"/>
         </w:numPr>
         <w:pStyle w:val="Compact"/>
       </w:pPr>
@@ -4286,7 +4515,7 @@
       <w:pPr>
         <w:numPr>
           <w:ilvl w:val="0"/>
-          <w:numId w:val="1028"/>
+          <w:numId w:val="1030"/>
         </w:numPr>
       </w:pPr>
       <w:r>
@@ -4313,7 +4542,7 @@
       <w:pPr>
         <w:numPr>
           <w:ilvl w:val="0"/>
-          <w:numId w:val="1028"/>
+          <w:numId w:val="1030"/>
         </w:numPr>
       </w:pPr>
       <w:r>
@@ -4340,7 +4569,7 @@
       <w:pPr>
         <w:numPr>
           <w:ilvl w:val="0"/>
-          <w:numId w:val="1028"/>
+          <w:numId w:val="1030"/>
         </w:numPr>
       </w:pPr>
       <w:r>
@@ -4367,7 +4596,7 @@
       <w:pPr>
         <w:numPr>
           <w:ilvl w:val="0"/>
-          <w:numId w:val="1028"/>
+          <w:numId w:val="1030"/>
         </w:numPr>
       </w:pPr>
       <w:r>
@@ -4394,7 +4623,7 @@
       <w:pPr>
         <w:numPr>
           <w:ilvl w:val="0"/>
-          <w:numId w:val="1028"/>
+          <w:numId w:val="1030"/>
         </w:numPr>
       </w:pPr>
       <w:r>
@@ -4421,7 +4650,7 @@
       <w:pPr>
         <w:numPr>
           <w:ilvl w:val="0"/>
-          <w:numId w:val="1028"/>
+          <w:numId w:val="1030"/>
         </w:numPr>
       </w:pPr>
       <w:r>
@@ -4448,7 +4677,7 @@
       <w:pPr>
         <w:numPr>
           <w:ilvl w:val="0"/>
-          <w:numId w:val="1028"/>
+          <w:numId w:val="1030"/>
         </w:numPr>
       </w:pPr>
       <w:r>
@@ -4475,7 +4704,7 @@
       <w:pPr>
         <w:numPr>
           <w:ilvl w:val="0"/>
-          <w:numId w:val="1028"/>
+          <w:numId w:val="1030"/>
         </w:numPr>
       </w:pPr>
       <w:r>
@@ -4502,7 +4731,7 @@
       <w:pPr>
         <w:numPr>
           <w:ilvl w:val="0"/>
-          <w:numId w:val="1028"/>
+          <w:numId w:val="1030"/>
         </w:numPr>
       </w:pPr>
       <w:r>
@@ -4529,7 +4758,7 @@
       <w:pPr>
         <w:numPr>
           <w:ilvl w:val="1"/>
-          <w:numId w:val="1040"/>
+          <w:numId w:val="1042"/>
         </w:numPr>
         <w:pStyle w:val="Compact"/>
       </w:pPr>
@@ -4568,7 +4797,7 @@
       <w:pPr>
         <w:numPr>
           <w:ilvl w:val="0"/>
-          <w:numId w:val="1028"/>
+          <w:numId w:val="1030"/>
         </w:numPr>
       </w:pPr>
       <w:r>
@@ -4595,7 +4824,7 @@
       <w:pPr>
         <w:numPr>
           <w:ilvl w:val="0"/>
-          <w:numId w:val="1028"/>
+          <w:numId w:val="1030"/>
         </w:numPr>
       </w:pPr>
       <w:r>
@@ -4622,7 +4851,7 @@
       <w:pPr>
         <w:numPr>
           <w:ilvl w:val="0"/>
-          <w:numId w:val="1028"/>
+          <w:numId w:val="1030"/>
         </w:numPr>
       </w:pPr>
       <w:r>
@@ -4699,41 +4928,6 @@
             </w:pPr>
             <w:r>
               <w:t xml:space="preserve">说明</w:t>
-            </w:r>
-          </w:p>
-        </w:tc>
-      </w:tr>
-      <w:tr>
-        <w:tc>
-          <w:tcPr/>
-          <w:p>
-            <w:pPr>
-              <w:pStyle w:val="Compact"/>
-              <w:jc w:val="left"/>
-            </w:pPr>
-            <w:r>
-              <w:t xml:space="preserve">截图与 PDF 还是改版前的</w:t>
-            </w:r>
-          </w:p>
-        </w:tc>
-        <w:tc>
-          <w:tcPr/>
-          <w:p>
-            <w:pPr>
-              <w:pStyle w:val="Compact"/>
-              <w:jc w:val="left"/>
-            </w:pPr>
-            <w:r>
-              <w:rPr>
-                <w:rStyle w:val="VerbatimChar"/>
-              </w:rPr>
-              <w:t xml:space="preserve">软著材料/</w:t>
-            </w:r>
-            <w:r>
-              <w:t xml:space="preserve"> </w:t>
-            </w:r>
-            <w:r>
-              <w:t xml:space="preserve">里 27 张截图、源程序 PDF、说明书 PDF 都生成于青绿主题之前，与现在界面不一致，需要整体重跑一次</w:t>
             </w:r>
           </w:p>
         </w:tc>
@@ -5528,6 +5722,12 @@
     <w:abstractNumId w:val="991"/>
   </w:num>
   <w:num w:numId="1031">
+    <w:abstractNumId w:val="991"/>
+  </w:num>
+  <w:num w:numId="1032">
+    <w:abstractNumId w:val="991"/>
+  </w:num>
+  <w:num w:numId="1033">
     <w:abstractNumId w:val="99421"/>
     <w:lvlOverride w:ilvl="0">
       <w:startOverride w:val="1"/>
@@ -5557,7 +5757,7 @@
       <w:startOverride w:val="1"/>
     </w:lvlOverride>
   </w:num>
-  <w:num w:numId="1032">
+  <w:num w:numId="1034">
     <w:abstractNumId w:val="99422"/>
     <w:lvlOverride w:ilvl="0">
       <w:startOverride w:val="2"/>
@@ -5587,7 +5787,7 @@
       <w:startOverride w:val="2"/>
     </w:lvlOverride>
   </w:num>
-  <w:num w:numId="1033">
+  <w:num w:numId="1035">
     <w:abstractNumId w:val="99423"/>
     <w:lvlOverride w:ilvl="0">
       <w:startOverride w:val="3"/>
@@ -5617,12 +5817,6 @@
       <w:startOverride w:val="3"/>
     </w:lvlOverride>
   </w:num>
-  <w:num w:numId="1034">
-    <w:abstractNumId w:val="991"/>
-  </w:num>
-  <w:num w:numId="1035">
-    <w:abstractNumId w:val="991"/>
-  </w:num>
   <w:num w:numId="1036">
     <w:abstractNumId w:val="991"/>
   </w:num>
@@ -5636,6 +5830,12 @@
     <w:abstractNumId w:val="991"/>
   </w:num>
   <w:num w:numId="1040">
+    <w:abstractNumId w:val="991"/>
+  </w:num>
+  <w:num w:numId="1041">
+    <w:abstractNumId w:val="991"/>
+  </w:num>
+  <w:num w:numId="1042">
     <w:abstractNumId w:val="991"/>
   </w:num>
 </w:numbering>

--- a/文档/开发日志.docx
+++ b/文档/开发日志.docx
@@ -921,7 +921,7 @@
         </w:numPr>
       </w:pPr>
       <w:r>
-        <w:t xml:space="preserve">22:30</w:t>
+        <w:t xml:space="preserve">22:58</w:t>
       </w:r>
       <w:r>
         <w:t xml:space="preserve"> </w:t>
@@ -931,13 +931,13 @@
           <w:bCs/>
           <w:b/>
         </w:rPr>
-        <w:t xml:space="preserve">材料</w:t>
-      </w:r>
-      <w:r>
-        <w:t xml:space="preserve"> </w:t>
-      </w:r>
-      <w:r>
-        <w:t xml:space="preserve">界面改版后整体重跑软著材料，并修掉截图脚本截到 404 的老问题</w:t>
+        <w:t xml:space="preserve">界面</w:t>
+      </w:r>
+      <w:r>
+        <w:t xml:space="preserve"> </w:t>
+      </w:r>
+      <w:r>
+        <w:t xml:space="preserve">登录页介绍区改为居中排版：两个小标题居中、九个模块卡排成 3×3</w:t>
       </w:r>
     </w:p>
     <w:p>
@@ -949,37 +949,7 @@
         <w:pStyle w:val="Compact"/>
       </w:pPr>
       <w:r>
-        <w:t xml:space="preserve">原因：青绿山水主题换掉了整个界面，而</w:t>
-      </w:r>
-      <w:r>
-        <w:t xml:space="preserve"> </w:t>
-      </w:r>
-      <w:r>
-        <w:rPr>
-          <w:rStyle w:val="VerbatimChar"/>
-        </w:rPr>
-        <w:t xml:space="preserve">软著材料/</w:t>
-      </w:r>
-      <w:r>
-        <w:t xml:space="preserve"> </w:t>
-      </w:r>
-      <w:r>
-        <w:t xml:space="preserve">里的截图与 PDF 仍是改版前生成的。重跑时发现</w:t>
-      </w:r>
-      <w:r>
-        <w:t xml:space="preserve"> </w:t>
-      </w:r>
-      <w:r>
-        <w:rPr>
-          <w:rStyle w:val="VerbatimChar"/>
-        </w:rPr>
-        <w:t xml:space="preserve">04_矿山图斑.png</w:t>
-      </w:r>
-      <w:r>
-        <w:t xml:space="preserve"> </w:t>
-      </w:r>
-      <w:r>
-        <w:t xml:space="preserve">截到的是「404 · 请求的页面不存在」。</w:t>
+        <w:t xml:space="preserve">原因：用户反馈「九个功能模块」「一套把评价流程固定下来的工具」两处标题不在正中，九个模块卡也是按屏宽自动折行（宽屏下变成 4 列）而不是整齐的 3×3。</w:t>
       </w:r>
     </w:p>
     <w:p>
@@ -993,6 +963,12 @@
       <w:r>
         <w:t xml:space="preserve">影响：</w:t>
       </w:r>
+      <w:r>
+        <w:rPr>
+          <w:rStyle w:val="VerbatimChar"/>
+        </w:rPr>
+        <w:t xml:space="preserve">app/templates/auth/login.html</w:t>
+      </w:r>
     </w:p>
     <w:p>
       <w:pPr>
@@ -1003,31 +979,361 @@
         <w:pStyle w:val="Compact"/>
       </w:pPr>
       <w:r>
-        <w:rPr>
-          <w:rStyle w:val="VerbatimChar"/>
-        </w:rPr>
-        <w:t xml:space="preserve">工具/make_screenshots.py</w:t>
-      </w:r>
-      <w:r>
-        <w:t xml:space="preserve">：</w:t>
-      </w:r>
-      <w:r>
-        <w:rPr>
-          <w:rStyle w:val="VerbatimChar"/>
-        </w:rPr>
-        <w:t xml:space="preserve">/project/&lt;id&gt;/patches</w:t>
-      </w:r>
-      <w:r>
-        <w:t xml:space="preserve"> </w:t>
-      </w:r>
-      <w:r>
-        <w:t xml:space="preserve">要的是</w:t>
+        <w:t xml:space="preserve">根因是</w:t>
+      </w:r>
+      <w:r>
+        <w:t xml:space="preserve"> </w:t>
+      </w:r>
+      <w:r>
+        <w:rPr>
+          <w:rStyle w:val="VerbatimChar"/>
+        </w:rPr>
+        <w:t xml:space="preserve">.lp-intro &gt; *</w:t>
+      </w:r>
+      <w:r>
+        <w:t xml:space="preserve"> </w:t>
+      </w:r>
+      <w:r>
+        <w:t xml:space="preserve">用</w:t>
+      </w:r>
+      <w:r>
+        <w:t xml:space="preserve"> </w:t>
+      </w:r>
+      <w:r>
+        <w:rPr>
+          <w:rStyle w:val="VerbatimChar"/>
+        </w:rPr>
+        <w:t xml:space="preserve">margin-left/right: auto</w:t>
+      </w:r>
+      <w:r>
+        <w:t xml:space="preserve"> </w:t>
+      </w:r>
+      <w:r>
+        <w:t xml:space="preserve">让整块居中，但</w:t>
+      </w:r>
+      <w:r>
+        <w:t xml:space="preserve"> </w:t>
+      </w:r>
+      <w:r>
+        <w:rPr>
+          <w:rStyle w:val="VerbatimChar"/>
+        </w:rPr>
+        <w:t xml:space="preserve">.lp-intro__title</w:t>
+      </w:r>
+      <w:r>
+        <w:t xml:space="preserve"> </w:t>
+      </w:r>
+      <w:r>
+        <w:t xml:space="preserve">和</w:t>
+      </w:r>
+      <w:r>
+        <w:t xml:space="preserve"> </w:t>
+      </w:r>
+      <w:r>
+        <w:rPr>
+          <w:rStyle w:val="VerbatimChar"/>
+        </w:rPr>
+        <w:t xml:space="preserve">.lp-sub-title</w:t>
+      </w:r>
+      <w:r>
+        <w:t xml:space="preserve"> </w:t>
+      </w:r>
+      <w:r>
+        <w:t xml:space="preserve">自己的</w:t>
+      </w:r>
+      <w:r>
+        <w:t xml:space="preserve"> </w:t>
+      </w:r>
+      <w:r>
+        <w:rPr>
+          <w:rStyle w:val="VerbatimChar"/>
+        </w:rPr>
+        <w:t xml:space="preserve">margin: 0 0 …</w:t>
+      </w:r>
+      <w:r>
+        <w:t xml:space="preserve"> </w:t>
+      </w:r>
+      <w:r>
+        <w:t xml:space="preserve">简写把左右 auto 覆盖掉了，块本身靠左，于是文字只是在自己的 1200px 盒子里居中，屏越宽越偏。两处改为</w:t>
+      </w:r>
+      <w:r>
+        <w:t xml:space="preserve"> </w:t>
+      </w:r>
+      <w:r>
+        <w:rPr>
+          <w:rStyle w:val="VerbatimChar"/>
+        </w:rPr>
+        <w:t xml:space="preserve">margin: 0 auto …</w:t>
+      </w:r>
+      <w:r>
+        <w:t xml:space="preserve">，</w:t>
+      </w:r>
+      <w:r>
+        <w:rPr>
+          <w:rStyle w:val="VerbatimChar"/>
+        </w:rPr>
+        <w:t xml:space="preserve">.lp-sub-title</w:t>
+      </w:r>
+      <w:r>
+        <w:t xml:space="preserve"> </w:t>
+      </w:r>
+      <w:r>
+        <w:t xml:space="preserve">补</w:t>
+      </w:r>
+      <w:r>
+        <w:t xml:space="preserve"> </w:t>
+      </w:r>
+      <w:r>
+        <w:rPr>
+          <w:rStyle w:val="VerbatimChar"/>
+        </w:rPr>
+        <w:t xml:space="preserve">text-align: center</w:t>
+      </w:r>
+      <w:r>
+        <w:t xml:space="preserve">。</w:t>
+      </w:r>
+    </w:p>
+    <w:p>
+      <w:pPr>
+        <w:numPr>
+          <w:ilvl w:val="2"/>
+          <w:numId w:val="1004"/>
+        </w:numPr>
+        <w:pStyle w:val="Compact"/>
+      </w:pPr>
+      <w:r>
+        <w:rPr>
+          <w:rStyle w:val="VerbatimChar"/>
+        </w:rPr>
+        <w:t xml:space="preserve">.lp-points</w:t>
+      </w:r>
+      <w:r>
+        <w:t xml:space="preserve">、</w:t>
+      </w:r>
+      <w:r>
+        <w:rPr>
+          <w:rStyle w:val="VerbatimChar"/>
+        </w:rPr>
+        <w:t xml:space="preserve">.lp-mods</w:t>
+      </w:r>
+      <w:r>
+        <w:t xml:space="preserve"> </w:t>
+      </w:r>
+      <w:r>
+        <w:t xml:space="preserve">由</w:t>
+      </w:r>
+      <w:r>
+        <w:t xml:space="preserve"> </w:t>
+      </w:r>
+      <w:r>
+        <w:rPr>
+          <w:rStyle w:val="VerbatimChar"/>
+        </w:rPr>
+        <w:t xml:space="preserve">repeat(auto-fit, minmax(...))</w:t>
+      </w:r>
+      <w:r>
+        <w:t xml:space="preserve"> </w:t>
+      </w:r>
+      <w:r>
+        <w:t xml:space="preserve">改为固定</w:t>
+      </w:r>
+      <w:r>
+        <w:t xml:space="preserve"> </w:t>
+      </w:r>
+      <w:r>
+        <w:rPr>
+          <w:rStyle w:val="VerbatimChar"/>
+        </w:rPr>
+        <w:t xml:space="preserve">repeat(3, minmax(0, 1fr))</w:t>
+      </w:r>
+      <w:r>
+        <w:t xml:space="preserve">，介绍区统一最大宽度收到 1040px，两处网格左右对齐。</w:t>
+      </w:r>
+    </w:p>
+    <w:p>
+      <w:pPr>
+        <w:numPr>
+          <w:ilvl w:val="2"/>
+          <w:numId w:val="1004"/>
+        </w:numPr>
+        <w:pStyle w:val="Compact"/>
+      </w:pPr>
+      <w:r>
+        <w:t xml:space="preserve">新增 900px / 620px 两档断点，窄屏退成两列、一列，避免卡片被挤变形。</w:t>
+      </w:r>
+    </w:p>
+    <w:p>
+      <w:pPr>
+        <w:numPr>
+          <w:ilvl w:val="2"/>
+          <w:numId w:val="1004"/>
+        </w:numPr>
+        <w:pStyle w:val="Compact"/>
+      </w:pPr>
+      <w:r>
+        <w:rPr>
+          <w:rStyle w:val="VerbatimChar"/>
+        </w:rPr>
+        <w:t xml:space="preserve">工具/界面核对/核对登录浮层.py</w:t>
+      </w:r>
+      <w:r>
+        <w:t xml:space="preserve"> </w:t>
+      </w:r>
+      <w:r>
+        <w:t xml:space="preserve">新增第六节 9 条断言（居中方式、三列、模块数为 9、窄屏断点），防止以后又被改回自动折行。</w:t>
+      </w:r>
+    </w:p>
+    <w:p>
+      <w:pPr>
+        <w:numPr>
+          <w:ilvl w:val="1"/>
+          <w:numId w:val="1003"/>
+        </w:numPr>
+        <w:pStyle w:val="Compact"/>
+      </w:pPr>
+      <w:r>
+        <w:t xml:space="preserve">验证：静态整页截图核对 1360 / 1920 / 820 三种宽度——两个标题居中、模块 3×3 居中、窄屏两列；核对脚本全部通过；</w:t>
+      </w:r>
+      <w:r>
+        <w:rPr>
+          <w:rStyle w:val="VerbatimChar"/>
+        </w:rPr>
+        <w:t xml:space="preserve">工具/make_source_doc.py</w:t>
+      </w:r>
+      <w:r>
+        <w:t xml:space="preserve"> </w:t>
+      </w:r>
+      <w:r>
+        <w:t xml:space="preserve">重跑源程序 PDF（248 页），</w:t>
+      </w:r>
+      <w:r>
+        <w:rPr>
+          <w:rStyle w:val="VerbatimChar"/>
+        </w:rPr>
+        <w:t xml:space="preserve">check_materials.py</w:t>
+      </w:r>
+      <w:r>
+        <w:t xml:space="preserve"> </w:t>
+      </w:r>
+      <w:r>
+        <w:t xml:space="preserve">21 项仍全部符合。</w:t>
+      </w:r>
+    </w:p>
+    <w:p>
+      <w:pPr>
+        <w:numPr>
+          <w:ilvl w:val="0"/>
+          <w:numId w:val="1002"/>
+        </w:numPr>
+      </w:pPr>
+      <w:r>
+        <w:t xml:space="preserve">22:30</w:t>
+      </w:r>
+      <w:r>
+        <w:t xml:space="preserve"> </w:t>
       </w:r>
       <w:r>
         <w:rPr>
           <w:bCs/>
           <w:b/>
         </w:rPr>
+        <w:t xml:space="preserve">材料</w:t>
+      </w:r>
+      <w:r>
+        <w:t xml:space="preserve"> </w:t>
+      </w:r>
+      <w:r>
+        <w:t xml:space="preserve">界面改版后整体重跑软著材料，并修掉截图脚本截到 404 的老问题</w:t>
+      </w:r>
+    </w:p>
+    <w:p>
+      <w:pPr>
+        <w:numPr>
+          <w:ilvl w:val="1"/>
+          <w:numId w:val="1005"/>
+        </w:numPr>
+        <w:pStyle w:val="Compact"/>
+      </w:pPr>
+      <w:r>
+        <w:t xml:space="preserve">原因：青绿山水主题换掉了整个界面，而</w:t>
+      </w:r>
+      <w:r>
+        <w:t xml:space="preserve"> </w:t>
+      </w:r>
+      <w:r>
+        <w:rPr>
+          <w:rStyle w:val="VerbatimChar"/>
+        </w:rPr>
+        <w:t xml:space="preserve">软著材料/</w:t>
+      </w:r>
+      <w:r>
+        <w:t xml:space="preserve"> </w:t>
+      </w:r>
+      <w:r>
+        <w:t xml:space="preserve">里的截图与 PDF 仍是改版前生成的。重跑时发现</w:t>
+      </w:r>
+      <w:r>
+        <w:t xml:space="preserve"> </w:t>
+      </w:r>
+      <w:r>
+        <w:rPr>
+          <w:rStyle w:val="VerbatimChar"/>
+        </w:rPr>
+        <w:t xml:space="preserve">04_矿山图斑.png</w:t>
+      </w:r>
+      <w:r>
+        <w:t xml:space="preserve"> </w:t>
+      </w:r>
+      <w:r>
+        <w:t xml:space="preserve">截到的是「404 · 请求的页面不存在」。</w:t>
+      </w:r>
+    </w:p>
+    <w:p>
+      <w:pPr>
+        <w:numPr>
+          <w:ilvl w:val="1"/>
+          <w:numId w:val="1005"/>
+        </w:numPr>
+        <w:pStyle w:val="Compact"/>
+      </w:pPr>
+      <w:r>
+        <w:t xml:space="preserve">影响：</w:t>
+      </w:r>
+    </w:p>
+    <w:p>
+      <w:pPr>
+        <w:numPr>
+          <w:ilvl w:val="2"/>
+          <w:numId w:val="1006"/>
+        </w:numPr>
+        <w:pStyle w:val="Compact"/>
+      </w:pPr>
+      <w:r>
+        <w:rPr>
+          <w:rStyle w:val="VerbatimChar"/>
+        </w:rPr>
+        <w:t xml:space="preserve">工具/make_screenshots.py</w:t>
+      </w:r>
+      <w:r>
+        <w:t xml:space="preserve">：</w:t>
+      </w:r>
+      <w:r>
+        <w:rPr>
+          <w:rStyle w:val="VerbatimChar"/>
+        </w:rPr>
+        <w:t xml:space="preserve">/project/&lt;id&gt;/patches</w:t>
+      </w:r>
+      <w:r>
+        <w:t xml:space="preserve"> </w:t>
+      </w:r>
+      <w:r>
+        <w:t xml:space="preserve">要的是</w:t>
+      </w:r>
+      <w:r>
+        <w:rPr>
+          <w:bCs/>
+          <w:b/>
+        </w:rPr>
         <w:t xml:space="preserve">项目</w:t>
       </w:r>
       <w:r>
@@ -1053,7 +1359,7 @@
       <w:pPr>
         <w:numPr>
           <w:ilvl w:val="2"/>
-          <w:numId w:val="1004"/>
+          <w:numId w:val="1006"/>
         </w:numPr>
         <w:pStyle w:val="Compact"/>
       </w:pPr>
@@ -1074,7 +1380,7 @@
       <w:pPr>
         <w:numPr>
           <w:ilvl w:val="2"/>
-          <w:numId w:val="1004"/>
+          <w:numId w:val="1006"/>
         </w:numPr>
         <w:pStyle w:val="Compact"/>
       </w:pPr>
@@ -1092,7 +1398,7 @@
       <w:pPr>
         <w:numPr>
           <w:ilvl w:val="2"/>
-          <w:numId w:val="1004"/>
+          <w:numId w:val="1006"/>
         </w:numPr>
         <w:pStyle w:val="Compact"/>
       </w:pPr>
@@ -1110,7 +1416,7 @@
       <w:pPr>
         <w:numPr>
           <w:ilvl w:val="1"/>
-          <w:numId w:val="1003"/>
+          <w:numId w:val="1005"/>
         </w:numPr>
         <w:pStyle w:val="Compact"/>
       </w:pPr>
@@ -1203,7 +1509,7 @@
       <w:pPr>
         <w:numPr>
           <w:ilvl w:val="1"/>
-          <w:numId w:val="1005"/>
+          <w:numId w:val="1007"/>
         </w:numPr>
         <w:pStyle w:val="Compact"/>
       </w:pPr>
@@ -1281,7 +1587,7 @@
       <w:pPr>
         <w:numPr>
           <w:ilvl w:val="1"/>
-          <w:numId w:val="1005"/>
+          <w:numId w:val="1007"/>
         </w:numPr>
         <w:pStyle w:val="Compact"/>
       </w:pPr>
@@ -1326,7 +1632,7 @@
       <w:pPr>
         <w:numPr>
           <w:ilvl w:val="1"/>
-          <w:numId w:val="1005"/>
+          <w:numId w:val="1007"/>
         </w:numPr>
         <w:pStyle w:val="Compact"/>
       </w:pPr>
@@ -1413,7 +1719,7 @@
       <w:pPr>
         <w:numPr>
           <w:ilvl w:val="1"/>
-          <w:numId w:val="1006"/>
+          <w:numId w:val="1008"/>
         </w:numPr>
         <w:pStyle w:val="Compact"/>
       </w:pPr>
@@ -1425,7 +1731,7 @@
       <w:pPr>
         <w:numPr>
           <w:ilvl w:val="1"/>
-          <w:numId w:val="1006"/>
+          <w:numId w:val="1008"/>
         </w:numPr>
         <w:pStyle w:val="Compact"/>
       </w:pPr>
@@ -1437,7 +1743,7 @@
       <w:pPr>
         <w:numPr>
           <w:ilvl w:val="2"/>
-          <w:numId w:val="1007"/>
+          <w:numId w:val="1009"/>
         </w:numPr>
         <w:pStyle w:val="Compact"/>
       </w:pPr>
@@ -1536,7 +1842,7 @@
       <w:pPr>
         <w:numPr>
           <w:ilvl w:val="2"/>
-          <w:numId w:val="1007"/>
+          <w:numId w:val="1009"/>
         </w:numPr>
         <w:pStyle w:val="Compact"/>
       </w:pPr>
@@ -1581,7 +1887,7 @@
       <w:pPr>
         <w:numPr>
           <w:ilvl w:val="1"/>
-          <w:numId w:val="1006"/>
+          <w:numId w:val="1008"/>
         </w:numPr>
         <w:pStyle w:val="Compact"/>
       </w:pPr>
@@ -1593,7 +1899,7 @@
       <w:pPr>
         <w:numPr>
           <w:ilvl w:val="1"/>
-          <w:numId w:val="1006"/>
+          <w:numId w:val="1008"/>
         </w:numPr>
         <w:pStyle w:val="Compact"/>
       </w:pPr>
@@ -1681,7 +1987,7 @@
       <w:pPr>
         <w:numPr>
           <w:ilvl w:val="1"/>
-          <w:numId w:val="1008"/>
+          <w:numId w:val="1010"/>
         </w:numPr>
         <w:pStyle w:val="Compact"/>
       </w:pPr>
@@ -1702,7 +2008,7 @@
       <w:pPr>
         <w:numPr>
           <w:ilvl w:val="1"/>
-          <w:numId w:val="1008"/>
+          <w:numId w:val="1010"/>
         </w:numPr>
         <w:pStyle w:val="Compact"/>
       </w:pPr>
@@ -1723,7 +2029,7 @@
       <w:pPr>
         <w:numPr>
           <w:ilvl w:val="1"/>
-          <w:numId w:val="1008"/>
+          <w:numId w:val="1010"/>
         </w:numPr>
         <w:pStyle w:val="Compact"/>
       </w:pPr>
@@ -1774,7 +2080,7 @@
       <w:pPr>
         <w:numPr>
           <w:ilvl w:val="1"/>
-          <w:numId w:val="1009"/>
+          <w:numId w:val="1011"/>
         </w:numPr>
         <w:pStyle w:val="Compact"/>
       </w:pPr>
@@ -1813,7 +2119,7 @@
       <w:pPr>
         <w:numPr>
           <w:ilvl w:val="1"/>
-          <w:numId w:val="1009"/>
+          <w:numId w:val="1011"/>
         </w:numPr>
         <w:pStyle w:val="Compact"/>
       </w:pPr>
@@ -1852,7 +2158,7 @@
       <w:pPr>
         <w:numPr>
           <w:ilvl w:val="2"/>
-          <w:numId w:val="1010"/>
+          <w:numId w:val="1012"/>
         </w:numPr>
         <w:pStyle w:val="Compact"/>
       </w:pPr>
@@ -1873,7 +2179,7 @@
       <w:pPr>
         <w:numPr>
           <w:ilvl w:val="2"/>
-          <w:numId w:val="1010"/>
+          <w:numId w:val="1012"/>
         </w:numPr>
         <w:pStyle w:val="Compact"/>
       </w:pPr>
@@ -1885,7 +2191,7 @@
       <w:pPr>
         <w:numPr>
           <w:ilvl w:val="2"/>
-          <w:numId w:val="1010"/>
+          <w:numId w:val="1012"/>
         </w:numPr>
         <w:pStyle w:val="Compact"/>
       </w:pPr>
@@ -1897,7 +2203,7 @@
       <w:pPr>
         <w:numPr>
           <w:ilvl w:val="1"/>
-          <w:numId w:val="1009"/>
+          <w:numId w:val="1011"/>
         </w:numPr>
         <w:pStyle w:val="Compact"/>
       </w:pPr>
@@ -1948,7 +2254,7 @@
       <w:pPr>
         <w:numPr>
           <w:ilvl w:val="1"/>
-          <w:numId w:val="1011"/>
+          <w:numId w:val="1013"/>
         </w:numPr>
         <w:pStyle w:val="Compact"/>
       </w:pPr>
@@ -1960,7 +2266,7 @@
       <w:pPr>
         <w:numPr>
           <w:ilvl w:val="1"/>
-          <w:numId w:val="1011"/>
+          <w:numId w:val="1013"/>
         </w:numPr>
         <w:pStyle w:val="Compact"/>
       </w:pPr>
@@ -2041,7 +2347,7 @@
       <w:pPr>
         <w:numPr>
           <w:ilvl w:val="1"/>
-          <w:numId w:val="1012"/>
+          <w:numId w:val="1014"/>
         </w:numPr>
         <w:pStyle w:val="Compact"/>
       </w:pPr>
@@ -2053,7 +2359,7 @@
       <w:pPr>
         <w:numPr>
           <w:ilvl w:val="1"/>
-          <w:numId w:val="1012"/>
+          <w:numId w:val="1014"/>
         </w:numPr>
         <w:pStyle w:val="Compact"/>
       </w:pPr>
@@ -2101,7 +2407,7 @@
       <w:pPr>
         <w:numPr>
           <w:ilvl w:val="1"/>
-          <w:numId w:val="1013"/>
+          <w:numId w:val="1015"/>
         </w:numPr>
         <w:pStyle w:val="Compact"/>
       </w:pPr>
@@ -2113,7 +2419,7 @@
       <w:pPr>
         <w:numPr>
           <w:ilvl w:val="1"/>
-          <w:numId w:val="1013"/>
+          <w:numId w:val="1015"/>
         </w:numPr>
         <w:pStyle w:val="Compact"/>
       </w:pPr>
@@ -2188,7 +2494,7 @@
       <w:pPr>
         <w:numPr>
           <w:ilvl w:val="1"/>
-          <w:numId w:val="1014"/>
+          <w:numId w:val="1016"/>
         </w:numPr>
         <w:pStyle w:val="Compact"/>
       </w:pPr>
@@ -2200,7 +2506,7 @@
       <w:pPr>
         <w:numPr>
           <w:ilvl w:val="1"/>
-          <w:numId w:val="1014"/>
+          <w:numId w:val="1016"/>
         </w:numPr>
         <w:pStyle w:val="Compact"/>
       </w:pPr>
@@ -2212,7 +2518,7 @@
       <w:pPr>
         <w:numPr>
           <w:ilvl w:val="2"/>
-          <w:numId w:val="1015"/>
+          <w:numId w:val="1017"/>
         </w:numPr>
         <w:pStyle w:val="Compact"/>
       </w:pPr>
@@ -2278,7 +2584,7 @@
       <w:pPr>
         <w:numPr>
           <w:ilvl w:val="2"/>
-          <w:numId w:val="1015"/>
+          <w:numId w:val="1017"/>
         </w:numPr>
         <w:pStyle w:val="Compact"/>
       </w:pPr>
@@ -2296,7 +2602,7 @@
       <w:pPr>
         <w:numPr>
           <w:ilvl w:val="2"/>
-          <w:numId w:val="1015"/>
+          <w:numId w:val="1017"/>
         </w:numPr>
         <w:pStyle w:val="Compact"/>
       </w:pPr>
@@ -2347,7 +2653,7 @@
       <w:pPr>
         <w:numPr>
           <w:ilvl w:val="2"/>
-          <w:numId w:val="1015"/>
+          <w:numId w:val="1017"/>
         </w:numPr>
         <w:pStyle w:val="Compact"/>
       </w:pPr>
@@ -2359,7 +2665,7 @@
       <w:pPr>
         <w:numPr>
           <w:ilvl w:val="2"/>
-          <w:numId w:val="1015"/>
+          <w:numId w:val="1017"/>
         </w:numPr>
         <w:pStyle w:val="Compact"/>
       </w:pPr>
@@ -2371,7 +2677,7 @@
       <w:pPr>
         <w:numPr>
           <w:ilvl w:val="2"/>
-          <w:numId w:val="1015"/>
+          <w:numId w:val="1017"/>
         </w:numPr>
         <w:pStyle w:val="Compact"/>
       </w:pPr>
@@ -2429,7 +2735,7 @@
       <w:pPr>
         <w:numPr>
           <w:ilvl w:val="1"/>
-          <w:numId w:val="1014"/>
+          <w:numId w:val="1016"/>
         </w:numPr>
         <w:pStyle w:val="Compact"/>
       </w:pPr>
@@ -2492,7 +2798,7 @@
       <w:pPr>
         <w:numPr>
           <w:ilvl w:val="1"/>
-          <w:numId w:val="1016"/>
+          <w:numId w:val="1018"/>
         </w:numPr>
         <w:pStyle w:val="Compact"/>
       </w:pPr>
@@ -2504,7 +2810,7 @@
       <w:pPr>
         <w:numPr>
           <w:ilvl w:val="1"/>
-          <w:numId w:val="1016"/>
+          <w:numId w:val="1018"/>
         </w:numPr>
         <w:pStyle w:val="Compact"/>
       </w:pPr>
@@ -2564,7 +2870,7 @@
       <w:pPr>
         <w:numPr>
           <w:ilvl w:val="1"/>
-          <w:numId w:val="1017"/>
+          <w:numId w:val="1019"/>
         </w:numPr>
         <w:pStyle w:val="Compact"/>
       </w:pPr>
@@ -2576,7 +2882,7 @@
       <w:pPr>
         <w:numPr>
           <w:ilvl w:val="1"/>
-          <w:numId w:val="1017"/>
+          <w:numId w:val="1019"/>
         </w:numPr>
         <w:pStyle w:val="Compact"/>
       </w:pPr>
@@ -2624,7 +2930,7 @@
       <w:pPr>
         <w:numPr>
           <w:ilvl w:val="1"/>
-          <w:numId w:val="1018"/>
+          <w:numId w:val="1020"/>
         </w:numPr>
         <w:pStyle w:val="Compact"/>
       </w:pPr>
@@ -2681,7 +2987,7 @@
       <w:pPr>
         <w:numPr>
           <w:ilvl w:val="1"/>
-          <w:numId w:val="1019"/>
+          <w:numId w:val="1021"/>
         </w:numPr>
         <w:pStyle w:val="Compact"/>
       </w:pPr>
@@ -2693,7 +2999,7 @@
       <w:pPr>
         <w:numPr>
           <w:ilvl w:val="1"/>
-          <w:numId w:val="1019"/>
+          <w:numId w:val="1021"/>
         </w:numPr>
         <w:pStyle w:val="Compact"/>
       </w:pPr>
@@ -2744,7 +3050,7 @@
       <w:pPr>
         <w:numPr>
           <w:ilvl w:val="1"/>
-          <w:numId w:val="1019"/>
+          <w:numId w:val="1021"/>
         </w:numPr>
         <w:pStyle w:val="Compact"/>
       </w:pPr>
@@ -2822,7 +3128,7 @@
       <w:pPr>
         <w:numPr>
           <w:ilvl w:val="1"/>
-          <w:numId w:val="1020"/>
+          <w:numId w:val="1022"/>
         </w:numPr>
         <w:pStyle w:val="Compact"/>
       </w:pPr>
@@ -2885,7 +3191,7 @@
       <w:pPr>
         <w:numPr>
           <w:ilvl w:val="1"/>
-          <w:numId w:val="1021"/>
+          <w:numId w:val="1023"/>
         </w:numPr>
         <w:pStyle w:val="Compact"/>
       </w:pPr>
@@ -2951,7 +3257,7 @@
       <w:pPr>
         <w:numPr>
           <w:ilvl w:val="1"/>
-          <w:numId w:val="1022"/>
+          <w:numId w:val="1024"/>
         </w:numPr>
         <w:pStyle w:val="Compact"/>
       </w:pPr>
@@ -3002,7 +3308,7 @@
       <w:pPr>
         <w:numPr>
           <w:ilvl w:val="1"/>
-          <w:numId w:val="1022"/>
+          <w:numId w:val="1024"/>
         </w:numPr>
         <w:pStyle w:val="Compact"/>
       </w:pPr>
@@ -3050,7 +3356,7 @@
       <w:pPr>
         <w:numPr>
           <w:ilvl w:val="1"/>
-          <w:numId w:val="1023"/>
+          <w:numId w:val="1025"/>
         </w:numPr>
         <w:pStyle w:val="Compact"/>
       </w:pPr>
@@ -3089,7 +3395,7 @@
       <w:pPr>
         <w:numPr>
           <w:ilvl w:val="1"/>
-          <w:numId w:val="1024"/>
+          <w:numId w:val="1026"/>
         </w:numPr>
         <w:pStyle w:val="Compact"/>
       </w:pPr>
@@ -3140,7 +3446,7 @@
       <w:pPr>
         <w:numPr>
           <w:ilvl w:val="1"/>
-          <w:numId w:val="1025"/>
+          <w:numId w:val="1027"/>
         </w:numPr>
         <w:pStyle w:val="Compact"/>
       </w:pPr>
@@ -3152,7 +3458,7 @@
       <w:pPr>
         <w:numPr>
           <w:ilvl w:val="1"/>
-          <w:numId w:val="1025"/>
+          <w:numId w:val="1027"/>
         </w:numPr>
         <w:pStyle w:val="Compact"/>
       </w:pPr>
@@ -3284,7 +3590,7 @@
       <w:pPr>
         <w:numPr>
           <w:ilvl w:val="1"/>
-          <w:numId w:val="1026"/>
+          <w:numId w:val="1028"/>
         </w:numPr>
         <w:pStyle w:val="Compact"/>
       </w:pPr>
@@ -3323,7 +3629,7 @@
       <w:pPr>
         <w:numPr>
           <w:ilvl w:val="1"/>
-          <w:numId w:val="1027"/>
+          <w:numId w:val="1029"/>
         </w:numPr>
         <w:pStyle w:val="Compact"/>
       </w:pPr>
@@ -3410,7 +3716,7 @@
       <w:pPr>
         <w:numPr>
           <w:ilvl w:val="1"/>
-          <w:numId w:val="1028"/>
+          <w:numId w:val="1030"/>
         </w:numPr>
         <w:pStyle w:val="Compact"/>
       </w:pPr>
@@ -3485,7 +3791,7 @@
       <w:pPr>
         <w:numPr>
           <w:ilvl w:val="1"/>
-          <w:numId w:val="1029"/>
+          <w:numId w:val="1031"/>
         </w:numPr>
         <w:pStyle w:val="Compact"/>
       </w:pPr>
@@ -3497,7 +3803,7 @@
       <w:pPr>
         <w:numPr>
           <w:ilvl w:val="1"/>
-          <w:numId w:val="1029"/>
+          <w:numId w:val="1031"/>
         </w:numPr>
         <w:pStyle w:val="Compact"/>
       </w:pPr>
@@ -3537,7 +3843,7 @@
       <w:pPr>
         <w:numPr>
           <w:ilvl w:val="0"/>
-          <w:numId w:val="1030"/>
+          <w:numId w:val="1032"/>
         </w:numPr>
       </w:pPr>
       <w:r>
@@ -3564,7 +3870,7 @@
       <w:pPr>
         <w:numPr>
           <w:ilvl w:val="1"/>
-          <w:numId w:val="1031"/>
+          <w:numId w:val="1033"/>
         </w:numPr>
         <w:pStyle w:val="Compact"/>
       </w:pPr>
@@ -3576,7 +3882,7 @@
       <w:pPr>
         <w:numPr>
           <w:ilvl w:val="1"/>
-          <w:numId w:val="1031"/>
+          <w:numId w:val="1033"/>
         </w:numPr>
         <w:pStyle w:val="Compact"/>
       </w:pPr>
@@ -3615,7 +3921,7 @@
       <w:pPr>
         <w:numPr>
           <w:ilvl w:val="0"/>
-          <w:numId w:val="1030"/>
+          <w:numId w:val="1032"/>
         </w:numPr>
       </w:pPr>
       <w:r>
@@ -3642,7 +3948,7 @@
       <w:pPr>
         <w:numPr>
           <w:ilvl w:val="0"/>
-          <w:numId w:val="1030"/>
+          <w:numId w:val="1032"/>
         </w:numPr>
       </w:pPr>
       <w:r>
@@ -3669,7 +3975,7 @@
       <w:pPr>
         <w:numPr>
           <w:ilvl w:val="1"/>
-          <w:numId w:val="1032"/>
+          <w:numId w:val="1034"/>
         </w:numPr>
         <w:pStyle w:val="Compact"/>
       </w:pPr>
@@ -3678,7 +3984,7 @@
       <w:pPr>
         <w:numPr>
           <w:ilvl w:val="2"/>
-          <w:numId w:val="1033"/>
+          <w:numId w:val="1035"/>
         </w:numPr>
         <w:pStyle w:val="Compact"/>
       </w:pPr>
@@ -3748,7 +4054,7 @@
       <w:pPr>
         <w:numPr>
           <w:ilvl w:val="1"/>
-          <w:numId w:val="1032"/>
+          <w:numId w:val="1034"/>
         </w:numPr>
         <w:pStyle w:val="Compact"/>
       </w:pPr>
@@ -3757,7 +4063,7 @@
       <w:pPr>
         <w:numPr>
           <w:ilvl w:val="2"/>
-          <w:numId w:val="1034"/>
+          <w:numId w:val="1036"/>
         </w:numPr>
         <w:pStyle w:val="Compact"/>
       </w:pPr>
@@ -3800,7 +4106,7 @@
       <w:pPr>
         <w:numPr>
           <w:ilvl w:val="1"/>
-          <w:numId w:val="1032"/>
+          <w:numId w:val="1034"/>
         </w:numPr>
         <w:pStyle w:val="Compact"/>
       </w:pPr>
@@ -3809,7 +4115,7 @@
       <w:pPr>
         <w:numPr>
           <w:ilvl w:val="2"/>
-          <w:numId w:val="1035"/>
+          <w:numId w:val="1037"/>
         </w:numPr>
         <w:pStyle w:val="Compact"/>
       </w:pPr>
@@ -3843,7 +4149,7 @@
       <w:pPr>
         <w:numPr>
           <w:ilvl w:val="0"/>
-          <w:numId w:val="1030"/>
+          <w:numId w:val="1032"/>
         </w:numPr>
       </w:pPr>
       <w:r>
@@ -3870,7 +4176,7 @@
       <w:pPr>
         <w:numPr>
           <w:ilvl w:val="1"/>
-          <w:numId w:val="1036"/>
+          <w:numId w:val="1038"/>
         </w:numPr>
         <w:pStyle w:val="Compact"/>
       </w:pPr>
@@ -3882,7 +4188,7 @@
       <w:pPr>
         <w:numPr>
           <w:ilvl w:val="1"/>
-          <w:numId w:val="1036"/>
+          <w:numId w:val="1038"/>
         </w:numPr>
         <w:pStyle w:val="Compact"/>
       </w:pPr>
@@ -3927,7 +4233,7 @@
       <w:pPr>
         <w:numPr>
           <w:ilvl w:val="0"/>
-          <w:numId w:val="1030"/>
+          <w:numId w:val="1032"/>
         </w:numPr>
       </w:pPr>
       <w:r>
@@ -3954,7 +4260,7 @@
       <w:pPr>
         <w:numPr>
           <w:ilvl w:val="1"/>
-          <w:numId w:val="1037"/>
+          <w:numId w:val="1039"/>
         </w:numPr>
         <w:pStyle w:val="Compact"/>
       </w:pPr>
@@ -3978,7 +4284,7 @@
       <w:pPr>
         <w:numPr>
           <w:ilvl w:val="0"/>
-          <w:numId w:val="1030"/>
+          <w:numId w:val="1032"/>
         </w:numPr>
       </w:pPr>
       <w:r>
@@ -4035,7 +4341,7 @@
       <w:pPr>
         <w:numPr>
           <w:ilvl w:val="0"/>
-          <w:numId w:val="1030"/>
+          <w:numId w:val="1032"/>
         </w:numPr>
       </w:pPr>
       <w:r>
@@ -4062,7 +4368,7 @@
       <w:pPr>
         <w:numPr>
           <w:ilvl w:val="0"/>
-          <w:numId w:val="1030"/>
+          <w:numId w:val="1032"/>
         </w:numPr>
       </w:pPr>
       <w:r>
@@ -4089,7 +4395,7 @@
       <w:pPr>
         <w:numPr>
           <w:ilvl w:val="0"/>
-          <w:numId w:val="1030"/>
+          <w:numId w:val="1032"/>
         </w:numPr>
       </w:pPr>
       <w:r>
@@ -4116,7 +4422,7 @@
       <w:pPr>
         <w:numPr>
           <w:ilvl w:val="0"/>
-          <w:numId w:val="1030"/>
+          <w:numId w:val="1032"/>
         </w:numPr>
       </w:pPr>
       <w:r>
@@ -4143,7 +4449,7 @@
       <w:pPr>
         <w:numPr>
           <w:ilvl w:val="0"/>
-          <w:numId w:val="1030"/>
+          <w:numId w:val="1032"/>
         </w:numPr>
       </w:pPr>
       <w:r>
@@ -4179,7 +4485,7 @@
       <w:pPr>
         <w:numPr>
           <w:ilvl w:val="0"/>
-          <w:numId w:val="1030"/>
+          <w:numId w:val="1032"/>
         </w:numPr>
       </w:pPr>
       <w:r>
@@ -4206,7 +4512,7 @@
       <w:pPr>
         <w:numPr>
           <w:ilvl w:val="1"/>
-          <w:numId w:val="1038"/>
+          <w:numId w:val="1040"/>
         </w:numPr>
         <w:pStyle w:val="Compact"/>
       </w:pPr>
@@ -4236,7 +4542,7 @@
       <w:pPr>
         <w:numPr>
           <w:ilvl w:val="0"/>
-          <w:numId w:val="1030"/>
+          <w:numId w:val="1032"/>
         </w:numPr>
       </w:pPr>
       <w:r>
@@ -4263,7 +4569,7 @@
       <w:pPr>
         <w:numPr>
           <w:ilvl w:val="1"/>
-          <w:numId w:val="1039"/>
+          <w:numId w:val="1041"/>
         </w:numPr>
         <w:pStyle w:val="Compact"/>
       </w:pPr>
@@ -4293,7 +4599,7 @@
       <w:pPr>
         <w:numPr>
           <w:ilvl w:val="0"/>
-          <w:numId w:val="1030"/>
+          <w:numId w:val="1032"/>
         </w:numPr>
       </w:pPr>
       <w:r>
@@ -4320,7 +4626,7 @@
       <w:pPr>
         <w:numPr>
           <w:ilvl w:val="0"/>
-          <w:numId w:val="1030"/>
+          <w:numId w:val="1032"/>
         </w:numPr>
       </w:pPr>
       <w:r>
@@ -4347,7 +4653,7 @@
       <w:pPr>
         <w:numPr>
           <w:ilvl w:val="0"/>
-          <w:numId w:val="1030"/>
+          <w:numId w:val="1032"/>
         </w:numPr>
       </w:pPr>
       <w:r>
@@ -4374,7 +4680,7 @@
       <w:pPr>
         <w:numPr>
           <w:ilvl w:val="1"/>
-          <w:numId w:val="1040"/>
+          <w:numId w:val="1042"/>
         </w:numPr>
         <w:pStyle w:val="Compact"/>
       </w:pPr>
@@ -4395,7 +4701,7 @@
       <w:pPr>
         <w:numPr>
           <w:ilvl w:val="0"/>
-          <w:numId w:val="1030"/>
+          <w:numId w:val="1032"/>
         </w:numPr>
       </w:pPr>
       <w:r>
@@ -4422,7 +4728,7 @@
       <w:pPr>
         <w:numPr>
           <w:ilvl w:val="0"/>
-          <w:numId w:val="1030"/>
+          <w:numId w:val="1032"/>
         </w:numPr>
       </w:pPr>
       <w:r>
@@ -4449,7 +4755,7 @@
       <w:pPr>
         <w:numPr>
           <w:ilvl w:val="0"/>
-          <w:numId w:val="1030"/>
+          <w:numId w:val="1032"/>
         </w:numPr>
       </w:pPr>
       <w:r>
@@ -4476,7 +4782,7 @@
       <w:pPr>
         <w:numPr>
           <w:ilvl w:val="0"/>
-          <w:numId w:val="1030"/>
+          <w:numId w:val="1032"/>
         </w:numPr>
       </w:pPr>
       <w:r>
@@ -4503,7 +4809,7 @@
       <w:pPr>
         <w:numPr>
           <w:ilvl w:val="1"/>
-          <w:numId w:val="1041"/>
+          <w:numId w:val="1043"/>
         </w:numPr>
         <w:pStyle w:val="Compact"/>
       </w:pPr>
@@ -4515,7 +4821,7 @@
       <w:pPr>
         <w:numPr>
           <w:ilvl w:val="0"/>
-          <w:numId w:val="1030"/>
+          <w:numId w:val="1032"/>
         </w:numPr>
       </w:pPr>
       <w:r>
@@ -4542,7 +4848,7 @@
       <w:pPr>
         <w:numPr>
           <w:ilvl w:val="0"/>
-          <w:numId w:val="1030"/>
+          <w:numId w:val="1032"/>
         </w:numPr>
       </w:pPr>
       <w:r>
@@ -4569,7 +4875,7 @@
       <w:pPr>
         <w:numPr>
           <w:ilvl w:val="0"/>
-          <w:numId w:val="1030"/>
+          <w:numId w:val="1032"/>
         </w:numPr>
       </w:pPr>
       <w:r>
@@ -4596,7 +4902,7 @@
       <w:pPr>
         <w:numPr>
           <w:ilvl w:val="0"/>
-          <w:numId w:val="1030"/>
+          <w:numId w:val="1032"/>
         </w:numPr>
       </w:pPr>
       <w:r>
@@ -4623,7 +4929,7 @@
       <w:pPr>
         <w:numPr>
           <w:ilvl w:val="0"/>
-          <w:numId w:val="1030"/>
+          <w:numId w:val="1032"/>
         </w:numPr>
       </w:pPr>
       <w:r>
@@ -4650,7 +4956,7 @@
       <w:pPr>
         <w:numPr>
           <w:ilvl w:val="0"/>
-          <w:numId w:val="1030"/>
+          <w:numId w:val="1032"/>
         </w:numPr>
       </w:pPr>
       <w:r>
@@ -4677,7 +4983,7 @@
       <w:pPr>
         <w:numPr>
           <w:ilvl w:val="0"/>
-          <w:numId w:val="1030"/>
+          <w:numId w:val="1032"/>
         </w:numPr>
       </w:pPr>
       <w:r>
@@ -4704,7 +5010,7 @@
       <w:pPr>
         <w:numPr>
           <w:ilvl w:val="0"/>
-          <w:numId w:val="1030"/>
+          <w:numId w:val="1032"/>
         </w:numPr>
       </w:pPr>
       <w:r>
@@ -4731,7 +5037,7 @@
       <w:pPr>
         <w:numPr>
           <w:ilvl w:val="0"/>
-          <w:numId w:val="1030"/>
+          <w:numId w:val="1032"/>
         </w:numPr>
       </w:pPr>
       <w:r>
@@ -4758,7 +5064,7 @@
       <w:pPr>
         <w:numPr>
           <w:ilvl w:val="1"/>
-          <w:numId w:val="1042"/>
+          <w:numId w:val="1044"/>
         </w:numPr>
         <w:pStyle w:val="Compact"/>
       </w:pPr>
@@ -4797,7 +5103,7 @@
       <w:pPr>
         <w:numPr>
           <w:ilvl w:val="0"/>
-          <w:numId w:val="1030"/>
+          <w:numId w:val="1032"/>
         </w:numPr>
       </w:pPr>
       <w:r>
@@ -4824,7 +5130,7 @@
       <w:pPr>
         <w:numPr>
           <w:ilvl w:val="0"/>
-          <w:numId w:val="1030"/>
+          <w:numId w:val="1032"/>
         </w:numPr>
       </w:pPr>
       <w:r>
@@ -4851,7 +5157,7 @@
       <w:pPr>
         <w:numPr>
           <w:ilvl w:val="0"/>
-          <w:numId w:val="1030"/>
+          <w:numId w:val="1032"/>
         </w:numPr>
       </w:pPr>
       <w:r>
@@ -5728,6 +6034,12 @@
     <w:abstractNumId w:val="991"/>
   </w:num>
   <w:num w:numId="1033">
+    <w:abstractNumId w:val="991"/>
+  </w:num>
+  <w:num w:numId="1034">
+    <w:abstractNumId w:val="991"/>
+  </w:num>
+  <w:num w:numId="1035">
     <w:abstractNumId w:val="99421"/>
     <w:lvlOverride w:ilvl="0">
       <w:startOverride w:val="1"/>
@@ -5757,7 +6069,7 @@
       <w:startOverride w:val="1"/>
     </w:lvlOverride>
   </w:num>
-  <w:num w:numId="1034">
+  <w:num w:numId="1036">
     <w:abstractNumId w:val="99422"/>
     <w:lvlOverride w:ilvl="0">
       <w:startOverride w:val="2"/>
@@ -5787,7 +6099,7 @@
       <w:startOverride w:val="2"/>
     </w:lvlOverride>
   </w:num>
-  <w:num w:numId="1035">
+  <w:num w:numId="1037">
     <w:abstractNumId w:val="99423"/>
     <w:lvlOverride w:ilvl="0">
       <w:startOverride w:val="3"/>
@@ -5817,12 +6129,6 @@
       <w:startOverride w:val="3"/>
     </w:lvlOverride>
   </w:num>
-  <w:num w:numId="1036">
-    <w:abstractNumId w:val="991"/>
-  </w:num>
-  <w:num w:numId="1037">
-    <w:abstractNumId w:val="991"/>
-  </w:num>
   <w:num w:numId="1038">
     <w:abstractNumId w:val="991"/>
   </w:num>
@@ -5836,6 +6142,12 @@
     <w:abstractNumId w:val="991"/>
   </w:num>
   <w:num w:numId="1042">
+    <w:abstractNumId w:val="991"/>
+  </w:num>
+  <w:num w:numId="1043">
+    <w:abstractNumId w:val="991"/>
+  </w:num>
+  <w:num w:numId="1044">
     <w:abstractNumId w:val="991"/>
   </w:num>
 </w:numbering>

--- a/文档/开发日志.docx
+++ b/文档/开发日志.docx
@@ -921,7 +921,7 @@
         </w:numPr>
       </w:pPr>
       <w:r>
-        <w:t xml:space="preserve">22:58</w:t>
+        <w:t xml:space="preserve">23:20</w:t>
       </w:r>
       <w:r>
         <w:t xml:space="preserve"> </w:t>
@@ -937,7 +937,7 @@
         <w:t xml:space="preserve"> </w:t>
       </w:r>
       <w:r>
-        <w:t xml:space="preserve">登录页介绍区改为居中排版：两个小标题居中、九个模块卡排成 3×3</w:t>
+        <w:t xml:space="preserve">介绍区进场动画加强：卡片从屏幕外飞入，落位轻微回弹</w:t>
       </w:r>
     </w:p>
     <w:p>
@@ -949,7 +949,7 @@
         <w:pStyle w:val="Compact"/>
       </w:pPr>
       <w:r>
-        <w:t xml:space="preserve">原因：用户反馈「九个功能模块」「一套把评价流程固定下来的工具」两处标题不在正中，九个模块卡也是按屏宽自动折行（宽屏下变成 4 列）而不是整齐的 3×3。</w:t>
+        <w:t xml:space="preserve">原因：用户反馈「这些方块的动态效果再强烈一些，就像从外面飞过来一样」。原来的位移只有 48px，滚到位置时几乎是原地淡入，看不出「飞」。</w:t>
       </w:r>
     </w:p>
     <w:p>
@@ -979,118 +979,67 @@
         <w:pStyle w:val="Compact"/>
       </w:pPr>
       <w:r>
-        <w:t xml:space="preserve">根因是</w:t>
-      </w:r>
-      <w:r>
-        <w:t xml:space="preserve"> </w:t>
-      </w:r>
-      <w:r>
-        <w:rPr>
-          <w:rStyle w:val="VerbatimChar"/>
-        </w:rPr>
-        <w:t xml:space="preserve">.lp-intro &gt; *</w:t>
-      </w:r>
-      <w:r>
-        <w:t xml:space="preserve"> </w:t>
-      </w:r>
-      <w:r>
-        <w:t xml:space="preserve">用</w:t>
-      </w:r>
-      <w:r>
-        <w:t xml:space="preserve"> </w:t>
-      </w:r>
-      <w:r>
-        <w:rPr>
-          <w:rStyle w:val="VerbatimChar"/>
-        </w:rPr>
-        <w:t xml:space="preserve">margin-left/right: auto</w:t>
-      </w:r>
-      <w:r>
-        <w:t xml:space="preserve"> </w:t>
-      </w:r>
-      <w:r>
-        <w:t xml:space="preserve">让整块居中，但</w:t>
-      </w:r>
-      <w:r>
-        <w:t xml:space="preserve"> </w:t>
-      </w:r>
-      <w:r>
-        <w:rPr>
-          <w:rStyle w:val="VerbatimChar"/>
-        </w:rPr>
-        <w:t xml:space="preserve">.lp-intro__title</w:t>
-      </w:r>
-      <w:r>
-        <w:t xml:space="preserve"> </w:t>
-      </w:r>
-      <w:r>
-        <w:t xml:space="preserve">和</w:t>
-      </w:r>
-      <w:r>
-        <w:t xml:space="preserve"> </w:t>
-      </w:r>
-      <w:r>
-        <w:rPr>
-          <w:rStyle w:val="VerbatimChar"/>
-        </w:rPr>
-        <w:t xml:space="preserve">.lp-sub-title</w:t>
-      </w:r>
-      <w:r>
-        <w:t xml:space="preserve"> </w:t>
-      </w:r>
-      <w:r>
-        <w:t xml:space="preserve">自己的</w:t>
-      </w:r>
-      <w:r>
-        <w:t xml:space="preserve"> </w:t>
-      </w:r>
-      <w:r>
-        <w:rPr>
-          <w:rStyle w:val="VerbatimChar"/>
-        </w:rPr>
-        <w:t xml:space="preserve">margin: 0 0 …</w:t>
-      </w:r>
-      <w:r>
-        <w:t xml:space="preserve"> </w:t>
-      </w:r>
-      <w:r>
-        <w:t xml:space="preserve">简写把左右 auto 覆盖掉了，块本身靠左，于是文字只是在自己的 1200px 盒子里居中，屏越宽越偏。两处改为</w:t>
-      </w:r>
-      <w:r>
-        <w:t xml:space="preserve"> </w:t>
-      </w:r>
-      <w:r>
-        <w:rPr>
-          <w:rStyle w:val="VerbatimChar"/>
-        </w:rPr>
-        <w:t xml:space="preserve">margin: 0 auto …</w:t>
-      </w:r>
-      <w:r>
-        <w:t xml:space="preserve">，</w:t>
-      </w:r>
-      <w:r>
-        <w:rPr>
-          <w:rStyle w:val="VerbatimChar"/>
-        </w:rPr>
-        <w:t xml:space="preserve">.lp-sub-title</w:t>
-      </w:r>
-      <w:r>
-        <w:t xml:space="preserve"> </w:t>
-      </w:r>
-      <w:r>
-        <w:t xml:space="preserve">补</w:t>
-      </w:r>
-      <w:r>
-        <w:t xml:space="preserve"> </w:t>
-      </w:r>
-      <w:r>
-        <w:rPr>
-          <w:rStyle w:val="VerbatimChar"/>
-        </w:rPr>
-        <w:t xml:space="preserve">text-align: center</w:t>
-      </w:r>
-      <w:r>
-        <w:t xml:space="preserve">。</w:t>
+        <w:t xml:space="preserve">起始位移由固定 48px 改为按视口取值：左右两列</w:t>
+      </w:r>
+      <w:r>
+        <w:t xml:space="preserve"> </w:t>
+      </w:r>
+      <w:r>
+        <w:rPr>
+          <w:rStyle w:val="VerbatimChar"/>
+        </w:rPr>
+        <w:t xml:space="preserve">±56vw</w:t>
+      </w:r>
+      <w:r>
+        <w:t xml:space="preserve">（横向出屏）再叠加</w:t>
+      </w:r>
+      <w:r>
+        <w:t xml:space="preserve"> </w:t>
+      </w:r>
+      <w:r>
+        <w:rPr>
+          <w:rStyle w:val="VerbatimChar"/>
+        </w:rPr>
+        <w:t xml:space="preserve">5vh</w:t>
+      </w:r>
+      <w:r>
+        <w:t xml:space="preserve"> </w:t>
+      </w:r>
+      <w:r>
+        <w:t xml:space="preserve">下沉，中间一列</w:t>
+      </w:r>
+      <w:r>
+        <w:t xml:space="preserve"> </w:t>
+      </w:r>
+      <w:r>
+        <w:rPr>
+          <w:rStyle w:val="VerbatimChar"/>
+        </w:rPr>
+        <w:t xml:space="preserve">24vh</w:t>
+      </w:r>
+      <w:r>
+        <w:t xml:space="preserve">（自下方升起）；三种方向都加了</w:t>
+      </w:r>
+      <w:r>
+        <w:t xml:space="preserve"> </w:t>
+      </w:r>
+      <w:r>
+        <w:rPr>
+          <w:rStyle w:val="VerbatimChar"/>
+        </w:rPr>
+        <w:t xml:space="preserve">scale(.9)</w:t>
+      </w:r>
+      <w:r>
+        <w:t xml:space="preserve">／</w:t>
+      </w:r>
+      <w:r>
+        <w:rPr>
+          <w:rStyle w:val="VerbatimChar"/>
+        </w:rPr>
+        <w:t xml:space="preserve">.94</w:t>
+      </w:r>
+      <w:r>
+        <w:t xml:space="preserve">，起飞时略小，落位回到原尺寸，读起来有纵深。</w:t>
       </w:r>
     </w:p>
     <w:p>
@@ -1102,52 +1051,46 @@
         <w:pStyle w:val="Compact"/>
       </w:pPr>
       <w:r>
-        <w:rPr>
-          <w:rStyle w:val="VerbatimChar"/>
-        </w:rPr>
-        <w:t xml:space="preserve">.lp-points</w:t>
-      </w:r>
-      <w:r>
-        <w:t xml:space="preserve">、</w:t>
-      </w:r>
-      <w:r>
-        <w:rPr>
-          <w:rStyle w:val="VerbatimChar"/>
-        </w:rPr>
-        <w:t xml:space="preserve">.lp-mods</w:t>
-      </w:r>
-      <w:r>
-        <w:t xml:space="preserve"> </w:t>
-      </w:r>
-      <w:r>
-        <w:t xml:space="preserve">由</w:t>
-      </w:r>
-      <w:r>
-        <w:t xml:space="preserve"> </w:t>
-      </w:r>
-      <w:r>
-        <w:rPr>
-          <w:rStyle w:val="VerbatimChar"/>
-        </w:rPr>
-        <w:t xml:space="preserve">repeat(auto-fit, minmax(...))</w:t>
-      </w:r>
-      <w:r>
-        <w:t xml:space="preserve"> </w:t>
-      </w:r>
-      <w:r>
-        <w:t xml:space="preserve">改为固定</w:t>
-      </w:r>
-      <w:r>
-        <w:t xml:space="preserve"> </w:t>
-      </w:r>
-      <w:r>
-        <w:rPr>
-          <w:rStyle w:val="VerbatimChar"/>
-        </w:rPr>
-        <w:t xml:space="preserve">repeat(3, minmax(0, 1fr))</w:t>
-      </w:r>
-      <w:r>
-        <w:t xml:space="preserve">，介绍区统一最大宽度收到 1040px，两处网格左右对齐。</w:t>
+        <w:t xml:space="preserve">过渡由</w:t>
+      </w:r>
+      <w:r>
+        <w:t xml:space="preserve"> </w:t>
+      </w:r>
+      <w:r>
+        <w:rPr>
+          <w:rStyle w:val="VerbatimChar"/>
+        </w:rPr>
+        <w:t xml:space="preserve">.62s</w:t>
+      </w:r>
+      <w:r>
+        <w:t xml:space="preserve"> </w:t>
+      </w:r>
+      <w:r>
+        <w:t xml:space="preserve">改为</w:t>
+      </w:r>
+      <w:r>
+        <w:t xml:space="preserve"> </w:t>
+      </w:r>
+      <w:r>
+        <w:rPr>
+          <w:rStyle w:val="VerbatimChar"/>
+        </w:rPr>
+        <w:t xml:space="preserve">1.05s</w:t>
+      </w:r>
+      <w:r>
+        <w:t xml:space="preserve">，缓动改</w:t>
+      </w:r>
+      <w:r>
+        <w:t xml:space="preserve"> </w:t>
+      </w:r>
+      <w:r>
+        <w:rPr>
+          <w:rStyle w:val="VerbatimChar"/>
+        </w:rPr>
+        <w:t xml:space="preserve">cubic-bezier(.18, 1.04, .3, 1)</w:t>
+      </w:r>
+      <w:r>
+        <w:t xml:space="preserve">——第二控制点大于 1，落位时轻微过冲再收回，像「停下时抖一下」。</w:t>
       </w:r>
     </w:p>
     <w:p>
@@ -1159,7 +1102,7 @@
         <w:pStyle w:val="Compact"/>
       </w:pPr>
       <w:r>
-        <w:t xml:space="preserve">新增 900px / 620px 两档断点，窄屏退成两列、一列，避免卡片被挤变形。</w:t>
+        <w:t xml:space="preserve">交错延迟由每条 85ms 提到 110ms，一列一列依次飞入。</w:t>
       </w:r>
     </w:p>
     <w:p>
@@ -1174,13 +1117,94 @@
         <w:rPr>
           <w:rStyle w:val="VerbatimChar"/>
         </w:rPr>
+        <w:t xml:space="preserve">.lp-intro</w:t>
+      </w:r>
+      <w:r>
+        <w:t xml:space="preserve"> </w:t>
+      </w:r>
+      <w:r>
+        <w:t xml:space="preserve">加</w:t>
+      </w:r>
+      <w:r>
+        <w:t xml:space="preserve"> </w:t>
+      </w:r>
+      <w:r>
+        <w:rPr>
+          <w:rStyle w:val="VerbatimChar"/>
+        </w:rPr>
+        <w:t xml:space="preserve">overflow-x: clip</w:t>
+      </w:r>
+      <w:r>
+        <w:t xml:space="preserve">：位移现在按视口宽度算，右侧卡片会伸到页面外，不裁掉就会出现横向滚动条。用</w:t>
+      </w:r>
+      <w:r>
+        <w:t xml:space="preserve"> </w:t>
+      </w:r>
+      <w:r>
+        <w:rPr>
+          <w:rStyle w:val="VerbatimChar"/>
+        </w:rPr>
+        <w:t xml:space="preserve">clip</w:t>
+      </w:r>
+      <w:r>
+        <w:t xml:space="preserve"> </w:t>
+      </w:r>
+      <w:r>
+        <w:t xml:space="preserve">而不是</w:t>
+      </w:r>
+      <w:r>
+        <w:t xml:space="preserve"> </w:t>
+      </w:r>
+      <w:r>
+        <w:rPr>
+          <w:rStyle w:val="VerbatimChar"/>
+        </w:rPr>
+        <w:t xml:space="preserve">hidden</w:t>
+      </w:r>
+      <w:r>
+        <w:t xml:space="preserve">，纵向滚动仍归页面本身。</w:t>
+      </w:r>
+    </w:p>
+    <w:p>
+      <w:pPr>
+        <w:numPr>
+          <w:ilvl w:val="2"/>
+          <w:numId w:val="1004"/>
+        </w:numPr>
+        <w:pStyle w:val="Compact"/>
+      </w:pPr>
+      <w:r>
+        <w:rPr>
+          <w:rStyle w:val="VerbatimChar"/>
+        </w:rPr>
         <w:t xml:space="preserve">工具/界面核对/核对登录浮层.py</w:t>
       </w:r>
       <w:r>
         <w:t xml:space="preserve"> </w:t>
       </w:r>
       <w:r>
-        <w:t xml:space="preserve">新增第六节 9 条断言（居中方式、三列、模块数为 9、窄屏断点），防止以后又被改回自动折行。</w:t>
+        <w:t xml:space="preserve">新增第七节 6 条断言（三向位移用视口单位、起飞缩放、缓动过冲、裁掉横向溢出）。</w:t>
+      </w:r>
+    </w:p>
+    <w:p>
+      <w:pPr>
+        <w:numPr>
+          <w:ilvl w:val="2"/>
+          <w:numId w:val="1004"/>
+        </w:numPr>
+        <w:pStyle w:val="Compact"/>
+      </w:pPr>
+      <w:r>
+        <w:rPr>
+          <w:rStyle w:val="VerbatimChar"/>
+        </w:rPr>
+        <w:t xml:space="preserve">工具/make_manual.py</w:t>
+      </w:r>
+      <w:r>
+        <w:t xml:space="preserve"> </w:t>
+      </w:r>
+      <w:r>
+        <w:t xml:space="preserve">3.1 节的描述改为「按左、中、右三个方向从屏幕外飞入……落位时轻微回弹」。</w:t>
       </w:r>
     </w:p>
     <w:p>
@@ -1192,19 +1216,34 @@
         <w:pStyle w:val="Compact"/>
       </w:pPr>
       <w:r>
-        <w:t xml:space="preserve">验证：静态整页截图核对 1360 / 1920 / 820 三种宽度——两个标题居中、模块 3×3 居中、窄屏两列；核对脚本全部通过；</w:t>
-      </w:r>
-      <w:r>
-        <w:rPr>
-          <w:rStyle w:val="VerbatimChar"/>
-        </w:rPr>
-        <w:t xml:space="preserve">工具/make_source_doc.py</w:t>
-      </w:r>
-      <w:r>
-        <w:t xml:space="preserve"> </w:t>
-      </w:r>
-      <w:r>
-        <w:t xml:space="preserve">重跑源程序 PDF（248 页），</w:t>
+        <w:t xml:space="preserve">验证：用一个临时探针页把</w:t>
+      </w:r>
+      <w:r>
+        <w:t xml:space="preserve"> </w:t>
+      </w:r>
+      <w:r>
+        <w:rPr>
+          <w:rStyle w:val="VerbatimChar"/>
+        </w:rPr>
+        <w:t xml:space="preserve">is-in</w:t>
+      </w:r>
+      <w:r>
+        <w:t xml:space="preserve"> </w:t>
+      </w:r>
+      <w:r>
+        <w:t xml:space="preserve">摘掉、量真实起点——左列盒子 left = −591px、右列 left = 1618px（都已在屏外），中间一列 top 比落位低 337px；同一状态下</w:t>
+      </w:r>
+      <w:r>
+        <w:t xml:space="preserve"> </w:t>
+      </w:r>
+      <w:r>
+        <w:rPr>
+          <w:rStyle w:val="VerbatimChar"/>
+        </w:rPr>
+        <w:t xml:space="preserve">scrollWidth == clientWidth</w:t>
+      </w:r>
+      <w:r>
+        <w:t xml:space="preserve">（1329 = 1329），确认没有横向滚动条。探针用完已删。源程序 PDF（248 页）与说明书 PDF（29 页）重跑，</w:t>
       </w:r>
       <w:r>
         <w:rPr>
@@ -1227,7 +1266,7 @@
         </w:numPr>
       </w:pPr>
       <w:r>
-        <w:t xml:space="preserve">22:30</w:t>
+        <w:t xml:space="preserve">22:58</w:t>
       </w:r>
       <w:r>
         <w:t xml:space="preserve"> </w:t>
@@ -1237,13 +1276,13 @@
           <w:bCs/>
           <w:b/>
         </w:rPr>
-        <w:t xml:space="preserve">材料</w:t>
-      </w:r>
-      <w:r>
-        <w:t xml:space="preserve"> </w:t>
-      </w:r>
-      <w:r>
-        <w:t xml:space="preserve">界面改版后整体重跑软著材料，并修掉截图脚本截到 404 的老问题</w:t>
+        <w:t xml:space="preserve">界面</w:t>
+      </w:r>
+      <w:r>
+        <w:t xml:space="preserve"> </w:t>
+      </w:r>
+      <w:r>
+        <w:t xml:space="preserve">登录页介绍区改为居中排版：两个小标题居中、九个模块卡排成 3×3</w:t>
       </w:r>
     </w:p>
     <w:p>
@@ -1255,37 +1294,7 @@
         <w:pStyle w:val="Compact"/>
       </w:pPr>
       <w:r>
-        <w:t xml:space="preserve">原因：青绿山水主题换掉了整个界面，而</w:t>
-      </w:r>
-      <w:r>
-        <w:t xml:space="preserve"> </w:t>
-      </w:r>
-      <w:r>
-        <w:rPr>
-          <w:rStyle w:val="VerbatimChar"/>
-        </w:rPr>
-        <w:t xml:space="preserve">软著材料/</w:t>
-      </w:r>
-      <w:r>
-        <w:t xml:space="preserve"> </w:t>
-      </w:r>
-      <w:r>
-        <w:t xml:space="preserve">里的截图与 PDF 仍是改版前生成的。重跑时发现</w:t>
-      </w:r>
-      <w:r>
-        <w:t xml:space="preserve"> </w:t>
-      </w:r>
-      <w:r>
-        <w:rPr>
-          <w:rStyle w:val="VerbatimChar"/>
-        </w:rPr>
-        <w:t xml:space="preserve">04_矿山图斑.png</w:t>
-      </w:r>
-      <w:r>
-        <w:t xml:space="preserve"> </w:t>
-      </w:r>
-      <w:r>
-        <w:t xml:space="preserve">截到的是「404 · 请求的页面不存在」。</w:t>
+        <w:t xml:space="preserve">原因：用户反馈「九个功能模块」「一套把评价流程固定下来的工具」两处标题不在正中，九个模块卡也是按屏宽自动折行（宽屏下变成 4 列）而不是整齐的 3×3。</w:t>
       </w:r>
     </w:p>
     <w:p>
@@ -1299,6 +1308,12 @@
       <w:r>
         <w:t xml:space="preserve">影响：</w:t>
       </w:r>
+      <w:r>
+        <w:rPr>
+          <w:rStyle w:val="VerbatimChar"/>
+        </w:rPr>
+        <w:t xml:space="preserve">app/templates/auth/login.html</w:t>
+      </w:r>
     </w:p>
     <w:p>
       <w:pPr>
@@ -1309,31 +1324,361 @@
         <w:pStyle w:val="Compact"/>
       </w:pPr>
       <w:r>
-        <w:rPr>
-          <w:rStyle w:val="VerbatimChar"/>
-        </w:rPr>
-        <w:t xml:space="preserve">工具/make_screenshots.py</w:t>
-      </w:r>
-      <w:r>
-        <w:t xml:space="preserve">：</w:t>
-      </w:r>
-      <w:r>
-        <w:rPr>
-          <w:rStyle w:val="VerbatimChar"/>
-        </w:rPr>
-        <w:t xml:space="preserve">/project/&lt;id&gt;/patches</w:t>
-      </w:r>
-      <w:r>
-        <w:t xml:space="preserve"> </w:t>
-      </w:r>
-      <w:r>
-        <w:t xml:space="preserve">要的是</w:t>
+        <w:t xml:space="preserve">根因是</w:t>
+      </w:r>
+      <w:r>
+        <w:t xml:space="preserve"> </w:t>
+      </w:r>
+      <w:r>
+        <w:rPr>
+          <w:rStyle w:val="VerbatimChar"/>
+        </w:rPr>
+        <w:t xml:space="preserve">.lp-intro &gt; *</w:t>
+      </w:r>
+      <w:r>
+        <w:t xml:space="preserve"> </w:t>
+      </w:r>
+      <w:r>
+        <w:t xml:space="preserve">用</w:t>
+      </w:r>
+      <w:r>
+        <w:t xml:space="preserve"> </w:t>
+      </w:r>
+      <w:r>
+        <w:rPr>
+          <w:rStyle w:val="VerbatimChar"/>
+        </w:rPr>
+        <w:t xml:space="preserve">margin-left/right: auto</w:t>
+      </w:r>
+      <w:r>
+        <w:t xml:space="preserve"> </w:t>
+      </w:r>
+      <w:r>
+        <w:t xml:space="preserve">让整块居中，但</w:t>
+      </w:r>
+      <w:r>
+        <w:t xml:space="preserve"> </w:t>
+      </w:r>
+      <w:r>
+        <w:rPr>
+          <w:rStyle w:val="VerbatimChar"/>
+        </w:rPr>
+        <w:t xml:space="preserve">.lp-intro__title</w:t>
+      </w:r>
+      <w:r>
+        <w:t xml:space="preserve"> </w:t>
+      </w:r>
+      <w:r>
+        <w:t xml:space="preserve">和</w:t>
+      </w:r>
+      <w:r>
+        <w:t xml:space="preserve"> </w:t>
+      </w:r>
+      <w:r>
+        <w:rPr>
+          <w:rStyle w:val="VerbatimChar"/>
+        </w:rPr>
+        <w:t xml:space="preserve">.lp-sub-title</w:t>
+      </w:r>
+      <w:r>
+        <w:t xml:space="preserve"> </w:t>
+      </w:r>
+      <w:r>
+        <w:t xml:space="preserve">自己的</w:t>
+      </w:r>
+      <w:r>
+        <w:t xml:space="preserve"> </w:t>
+      </w:r>
+      <w:r>
+        <w:rPr>
+          <w:rStyle w:val="VerbatimChar"/>
+        </w:rPr>
+        <w:t xml:space="preserve">margin: 0 0 …</w:t>
+      </w:r>
+      <w:r>
+        <w:t xml:space="preserve"> </w:t>
+      </w:r>
+      <w:r>
+        <w:t xml:space="preserve">简写把左右 auto 覆盖掉了，块本身靠左，于是文字只是在自己的 1200px 盒子里居中，屏越宽越偏。两处改为</w:t>
+      </w:r>
+      <w:r>
+        <w:t xml:space="preserve"> </w:t>
+      </w:r>
+      <w:r>
+        <w:rPr>
+          <w:rStyle w:val="VerbatimChar"/>
+        </w:rPr>
+        <w:t xml:space="preserve">margin: 0 auto …</w:t>
+      </w:r>
+      <w:r>
+        <w:t xml:space="preserve">，</w:t>
+      </w:r>
+      <w:r>
+        <w:rPr>
+          <w:rStyle w:val="VerbatimChar"/>
+        </w:rPr>
+        <w:t xml:space="preserve">.lp-sub-title</w:t>
+      </w:r>
+      <w:r>
+        <w:t xml:space="preserve"> </w:t>
+      </w:r>
+      <w:r>
+        <w:t xml:space="preserve">补</w:t>
+      </w:r>
+      <w:r>
+        <w:t xml:space="preserve"> </w:t>
+      </w:r>
+      <w:r>
+        <w:rPr>
+          <w:rStyle w:val="VerbatimChar"/>
+        </w:rPr>
+        <w:t xml:space="preserve">text-align: center</w:t>
+      </w:r>
+      <w:r>
+        <w:t xml:space="preserve">。</w:t>
+      </w:r>
+    </w:p>
+    <w:p>
+      <w:pPr>
+        <w:numPr>
+          <w:ilvl w:val="2"/>
+          <w:numId w:val="1006"/>
+        </w:numPr>
+        <w:pStyle w:val="Compact"/>
+      </w:pPr>
+      <w:r>
+        <w:rPr>
+          <w:rStyle w:val="VerbatimChar"/>
+        </w:rPr>
+        <w:t xml:space="preserve">.lp-points</w:t>
+      </w:r>
+      <w:r>
+        <w:t xml:space="preserve">、</w:t>
+      </w:r>
+      <w:r>
+        <w:rPr>
+          <w:rStyle w:val="VerbatimChar"/>
+        </w:rPr>
+        <w:t xml:space="preserve">.lp-mods</w:t>
+      </w:r>
+      <w:r>
+        <w:t xml:space="preserve"> </w:t>
+      </w:r>
+      <w:r>
+        <w:t xml:space="preserve">由</w:t>
+      </w:r>
+      <w:r>
+        <w:t xml:space="preserve"> </w:t>
+      </w:r>
+      <w:r>
+        <w:rPr>
+          <w:rStyle w:val="VerbatimChar"/>
+        </w:rPr>
+        <w:t xml:space="preserve">repeat(auto-fit, minmax(...))</w:t>
+      </w:r>
+      <w:r>
+        <w:t xml:space="preserve"> </w:t>
+      </w:r>
+      <w:r>
+        <w:t xml:space="preserve">改为固定</w:t>
+      </w:r>
+      <w:r>
+        <w:t xml:space="preserve"> </w:t>
+      </w:r>
+      <w:r>
+        <w:rPr>
+          <w:rStyle w:val="VerbatimChar"/>
+        </w:rPr>
+        <w:t xml:space="preserve">repeat(3, minmax(0, 1fr))</w:t>
+      </w:r>
+      <w:r>
+        <w:t xml:space="preserve">，介绍区统一最大宽度收到 1040px，两处网格左右对齐。</w:t>
+      </w:r>
+    </w:p>
+    <w:p>
+      <w:pPr>
+        <w:numPr>
+          <w:ilvl w:val="2"/>
+          <w:numId w:val="1006"/>
+        </w:numPr>
+        <w:pStyle w:val="Compact"/>
+      </w:pPr>
+      <w:r>
+        <w:t xml:space="preserve">新增 900px / 620px 两档断点，窄屏退成两列、一列，避免卡片被挤变形。</w:t>
+      </w:r>
+    </w:p>
+    <w:p>
+      <w:pPr>
+        <w:numPr>
+          <w:ilvl w:val="2"/>
+          <w:numId w:val="1006"/>
+        </w:numPr>
+        <w:pStyle w:val="Compact"/>
+      </w:pPr>
+      <w:r>
+        <w:rPr>
+          <w:rStyle w:val="VerbatimChar"/>
+        </w:rPr>
+        <w:t xml:space="preserve">工具/界面核对/核对登录浮层.py</w:t>
+      </w:r>
+      <w:r>
+        <w:t xml:space="preserve"> </w:t>
+      </w:r>
+      <w:r>
+        <w:t xml:space="preserve">新增第六节 9 条断言（居中方式、三列、模块数为 9、窄屏断点），防止以后又被改回自动折行。</w:t>
+      </w:r>
+    </w:p>
+    <w:p>
+      <w:pPr>
+        <w:numPr>
+          <w:ilvl w:val="1"/>
+          <w:numId w:val="1005"/>
+        </w:numPr>
+        <w:pStyle w:val="Compact"/>
+      </w:pPr>
+      <w:r>
+        <w:t xml:space="preserve">验证：静态整页截图核对 1360 / 1920 / 820 三种宽度——两个标题居中、模块 3×3 居中、窄屏两列；核对脚本全部通过；</w:t>
+      </w:r>
+      <w:r>
+        <w:rPr>
+          <w:rStyle w:val="VerbatimChar"/>
+        </w:rPr>
+        <w:t xml:space="preserve">工具/make_source_doc.py</w:t>
+      </w:r>
+      <w:r>
+        <w:t xml:space="preserve"> </w:t>
+      </w:r>
+      <w:r>
+        <w:t xml:space="preserve">重跑源程序 PDF（248 页），</w:t>
+      </w:r>
+      <w:r>
+        <w:rPr>
+          <w:rStyle w:val="VerbatimChar"/>
+        </w:rPr>
+        <w:t xml:space="preserve">check_materials.py</w:t>
+      </w:r>
+      <w:r>
+        <w:t xml:space="preserve"> </w:t>
+      </w:r>
+      <w:r>
+        <w:t xml:space="preserve">21 项仍全部符合。</w:t>
+      </w:r>
+    </w:p>
+    <w:p>
+      <w:pPr>
+        <w:numPr>
+          <w:ilvl w:val="0"/>
+          <w:numId w:val="1002"/>
+        </w:numPr>
+      </w:pPr>
+      <w:r>
+        <w:t xml:space="preserve">22:30</w:t>
+      </w:r>
+      <w:r>
+        <w:t xml:space="preserve"> </w:t>
       </w:r>
       <w:r>
         <w:rPr>
           <w:bCs/>
           <w:b/>
         </w:rPr>
+        <w:t xml:space="preserve">材料</w:t>
+      </w:r>
+      <w:r>
+        <w:t xml:space="preserve"> </w:t>
+      </w:r>
+      <w:r>
+        <w:t xml:space="preserve">界面改版后整体重跑软著材料，并修掉截图脚本截到 404 的老问题</w:t>
+      </w:r>
+    </w:p>
+    <w:p>
+      <w:pPr>
+        <w:numPr>
+          <w:ilvl w:val="1"/>
+          <w:numId w:val="1007"/>
+        </w:numPr>
+        <w:pStyle w:val="Compact"/>
+      </w:pPr>
+      <w:r>
+        <w:t xml:space="preserve">原因：青绿山水主题换掉了整个界面，而</w:t>
+      </w:r>
+      <w:r>
+        <w:t xml:space="preserve"> </w:t>
+      </w:r>
+      <w:r>
+        <w:rPr>
+          <w:rStyle w:val="VerbatimChar"/>
+        </w:rPr>
+        <w:t xml:space="preserve">软著材料/</w:t>
+      </w:r>
+      <w:r>
+        <w:t xml:space="preserve"> </w:t>
+      </w:r>
+      <w:r>
+        <w:t xml:space="preserve">里的截图与 PDF 仍是改版前生成的。重跑时发现</w:t>
+      </w:r>
+      <w:r>
+        <w:t xml:space="preserve"> </w:t>
+      </w:r>
+      <w:r>
+        <w:rPr>
+          <w:rStyle w:val="VerbatimChar"/>
+        </w:rPr>
+        <w:t xml:space="preserve">04_矿山图斑.png</w:t>
+      </w:r>
+      <w:r>
+        <w:t xml:space="preserve"> </w:t>
+      </w:r>
+      <w:r>
+        <w:t xml:space="preserve">截到的是「404 · 请求的页面不存在」。</w:t>
+      </w:r>
+    </w:p>
+    <w:p>
+      <w:pPr>
+        <w:numPr>
+          <w:ilvl w:val="1"/>
+          <w:numId w:val="1007"/>
+        </w:numPr>
+        <w:pStyle w:val="Compact"/>
+      </w:pPr>
+      <w:r>
+        <w:t xml:space="preserve">影响：</w:t>
+      </w:r>
+    </w:p>
+    <w:p>
+      <w:pPr>
+        <w:numPr>
+          <w:ilvl w:val="2"/>
+          <w:numId w:val="1008"/>
+        </w:numPr>
+        <w:pStyle w:val="Compact"/>
+      </w:pPr>
+      <w:r>
+        <w:rPr>
+          <w:rStyle w:val="VerbatimChar"/>
+        </w:rPr>
+        <w:t xml:space="preserve">工具/make_screenshots.py</w:t>
+      </w:r>
+      <w:r>
+        <w:t xml:space="preserve">：</w:t>
+      </w:r>
+      <w:r>
+        <w:rPr>
+          <w:rStyle w:val="VerbatimChar"/>
+        </w:rPr>
+        <w:t xml:space="preserve">/project/&lt;id&gt;/patches</w:t>
+      </w:r>
+      <w:r>
+        <w:t xml:space="preserve"> </w:t>
+      </w:r>
+      <w:r>
+        <w:t xml:space="preserve">要的是</w:t>
+      </w:r>
+      <w:r>
+        <w:rPr>
+          <w:bCs/>
+          <w:b/>
+        </w:rPr>
         <w:t xml:space="preserve">项目</w:t>
       </w:r>
       <w:r>
@@ -1359,7 +1704,7 @@
       <w:pPr>
         <w:numPr>
           <w:ilvl w:val="2"/>
-          <w:numId w:val="1006"/>
+          <w:numId w:val="1008"/>
         </w:numPr>
         <w:pStyle w:val="Compact"/>
       </w:pPr>
@@ -1380,7 +1725,7 @@
       <w:pPr>
         <w:numPr>
           <w:ilvl w:val="2"/>
-          <w:numId w:val="1006"/>
+          <w:numId w:val="1008"/>
         </w:numPr>
         <w:pStyle w:val="Compact"/>
       </w:pPr>
@@ -1398,7 +1743,7 @@
       <w:pPr>
         <w:numPr>
           <w:ilvl w:val="2"/>
-          <w:numId w:val="1006"/>
+          <w:numId w:val="1008"/>
         </w:numPr>
         <w:pStyle w:val="Compact"/>
       </w:pPr>
@@ -1416,7 +1761,7 @@
       <w:pPr>
         <w:numPr>
           <w:ilvl w:val="1"/>
-          <w:numId w:val="1005"/>
+          <w:numId w:val="1007"/>
         </w:numPr>
         <w:pStyle w:val="Compact"/>
       </w:pPr>
@@ -1509,7 +1854,7 @@
       <w:pPr>
         <w:numPr>
           <w:ilvl w:val="1"/>
-          <w:numId w:val="1007"/>
+          <w:numId w:val="1009"/>
         </w:numPr>
         <w:pStyle w:val="Compact"/>
       </w:pPr>
@@ -1587,7 +1932,7 @@
       <w:pPr>
         <w:numPr>
           <w:ilvl w:val="1"/>
-          <w:numId w:val="1007"/>
+          <w:numId w:val="1009"/>
         </w:numPr>
         <w:pStyle w:val="Compact"/>
       </w:pPr>
@@ -1632,7 +1977,7 @@
       <w:pPr>
         <w:numPr>
           <w:ilvl w:val="1"/>
-          <w:numId w:val="1007"/>
+          <w:numId w:val="1009"/>
         </w:numPr>
         <w:pStyle w:val="Compact"/>
       </w:pPr>
@@ -1719,7 +2064,7 @@
       <w:pPr>
         <w:numPr>
           <w:ilvl w:val="1"/>
-          <w:numId w:val="1008"/>
+          <w:numId w:val="1010"/>
         </w:numPr>
         <w:pStyle w:val="Compact"/>
       </w:pPr>
@@ -1731,7 +2076,7 @@
       <w:pPr>
         <w:numPr>
           <w:ilvl w:val="1"/>
-          <w:numId w:val="1008"/>
+          <w:numId w:val="1010"/>
         </w:numPr>
         <w:pStyle w:val="Compact"/>
       </w:pPr>
@@ -1743,7 +2088,7 @@
       <w:pPr>
         <w:numPr>
           <w:ilvl w:val="2"/>
-          <w:numId w:val="1009"/>
+          <w:numId w:val="1011"/>
         </w:numPr>
         <w:pStyle w:val="Compact"/>
       </w:pPr>
@@ -1842,7 +2187,7 @@
       <w:pPr>
         <w:numPr>
           <w:ilvl w:val="2"/>
-          <w:numId w:val="1009"/>
+          <w:numId w:val="1011"/>
         </w:numPr>
         <w:pStyle w:val="Compact"/>
       </w:pPr>
@@ -1887,7 +2232,7 @@
       <w:pPr>
         <w:numPr>
           <w:ilvl w:val="1"/>
-          <w:numId w:val="1008"/>
+          <w:numId w:val="1010"/>
         </w:numPr>
         <w:pStyle w:val="Compact"/>
       </w:pPr>
@@ -1899,7 +2244,7 @@
       <w:pPr>
         <w:numPr>
           <w:ilvl w:val="1"/>
-          <w:numId w:val="1008"/>
+          <w:numId w:val="1010"/>
         </w:numPr>
         <w:pStyle w:val="Compact"/>
       </w:pPr>
@@ -1987,7 +2332,7 @@
       <w:pPr>
         <w:numPr>
           <w:ilvl w:val="1"/>
-          <w:numId w:val="1010"/>
+          <w:numId w:val="1012"/>
         </w:numPr>
         <w:pStyle w:val="Compact"/>
       </w:pPr>
@@ -2008,7 +2353,7 @@
       <w:pPr>
         <w:numPr>
           <w:ilvl w:val="1"/>
-          <w:numId w:val="1010"/>
+          <w:numId w:val="1012"/>
         </w:numPr>
         <w:pStyle w:val="Compact"/>
       </w:pPr>
@@ -2029,7 +2374,7 @@
       <w:pPr>
         <w:numPr>
           <w:ilvl w:val="1"/>
-          <w:numId w:val="1010"/>
+          <w:numId w:val="1012"/>
         </w:numPr>
         <w:pStyle w:val="Compact"/>
       </w:pPr>
@@ -2080,7 +2425,7 @@
       <w:pPr>
         <w:numPr>
           <w:ilvl w:val="1"/>
-          <w:numId w:val="1011"/>
+          <w:numId w:val="1013"/>
         </w:numPr>
         <w:pStyle w:val="Compact"/>
       </w:pPr>
@@ -2119,7 +2464,7 @@
       <w:pPr>
         <w:numPr>
           <w:ilvl w:val="1"/>
-          <w:numId w:val="1011"/>
+          <w:numId w:val="1013"/>
         </w:numPr>
         <w:pStyle w:val="Compact"/>
       </w:pPr>
@@ -2158,7 +2503,7 @@
       <w:pPr>
         <w:numPr>
           <w:ilvl w:val="2"/>
-          <w:numId w:val="1012"/>
+          <w:numId w:val="1014"/>
         </w:numPr>
         <w:pStyle w:val="Compact"/>
       </w:pPr>
@@ -2179,7 +2524,7 @@
       <w:pPr>
         <w:numPr>
           <w:ilvl w:val="2"/>
-          <w:numId w:val="1012"/>
+          <w:numId w:val="1014"/>
         </w:numPr>
         <w:pStyle w:val="Compact"/>
       </w:pPr>
@@ -2191,7 +2536,7 @@
       <w:pPr>
         <w:numPr>
           <w:ilvl w:val="2"/>
-          <w:numId w:val="1012"/>
+          <w:numId w:val="1014"/>
         </w:numPr>
         <w:pStyle w:val="Compact"/>
       </w:pPr>
@@ -2203,7 +2548,7 @@
       <w:pPr>
         <w:numPr>
           <w:ilvl w:val="1"/>
-          <w:numId w:val="1011"/>
+          <w:numId w:val="1013"/>
         </w:numPr>
         <w:pStyle w:val="Compact"/>
       </w:pPr>
@@ -2254,7 +2599,7 @@
       <w:pPr>
         <w:numPr>
           <w:ilvl w:val="1"/>
-          <w:numId w:val="1013"/>
+          <w:numId w:val="1015"/>
         </w:numPr>
         <w:pStyle w:val="Compact"/>
       </w:pPr>
@@ -2266,7 +2611,7 @@
       <w:pPr>
         <w:numPr>
           <w:ilvl w:val="1"/>
-          <w:numId w:val="1013"/>
+          <w:numId w:val="1015"/>
         </w:numPr>
         <w:pStyle w:val="Compact"/>
       </w:pPr>
@@ -2347,7 +2692,7 @@
       <w:pPr>
         <w:numPr>
           <w:ilvl w:val="1"/>
-          <w:numId w:val="1014"/>
+          <w:numId w:val="1016"/>
         </w:numPr>
         <w:pStyle w:val="Compact"/>
       </w:pPr>
@@ -2359,7 +2704,7 @@
       <w:pPr>
         <w:numPr>
           <w:ilvl w:val="1"/>
-          <w:numId w:val="1014"/>
+          <w:numId w:val="1016"/>
         </w:numPr>
         <w:pStyle w:val="Compact"/>
       </w:pPr>
@@ -2407,7 +2752,7 @@
       <w:pPr>
         <w:numPr>
           <w:ilvl w:val="1"/>
-          <w:numId w:val="1015"/>
+          <w:numId w:val="1017"/>
         </w:numPr>
         <w:pStyle w:val="Compact"/>
       </w:pPr>
@@ -2419,7 +2764,7 @@
       <w:pPr>
         <w:numPr>
           <w:ilvl w:val="1"/>
-          <w:numId w:val="1015"/>
+          <w:numId w:val="1017"/>
         </w:numPr>
         <w:pStyle w:val="Compact"/>
       </w:pPr>
@@ -2494,7 +2839,7 @@
       <w:pPr>
         <w:numPr>
           <w:ilvl w:val="1"/>
-          <w:numId w:val="1016"/>
+          <w:numId w:val="1018"/>
         </w:numPr>
         <w:pStyle w:val="Compact"/>
       </w:pPr>
@@ -2506,7 +2851,7 @@
       <w:pPr>
         <w:numPr>
           <w:ilvl w:val="1"/>
-          <w:numId w:val="1016"/>
+          <w:numId w:val="1018"/>
         </w:numPr>
         <w:pStyle w:val="Compact"/>
       </w:pPr>
@@ -2518,7 +2863,7 @@
       <w:pPr>
         <w:numPr>
           <w:ilvl w:val="2"/>
-          <w:numId w:val="1017"/>
+          <w:numId w:val="1019"/>
         </w:numPr>
         <w:pStyle w:val="Compact"/>
       </w:pPr>
@@ -2584,7 +2929,7 @@
       <w:pPr>
         <w:numPr>
           <w:ilvl w:val="2"/>
-          <w:numId w:val="1017"/>
+          <w:numId w:val="1019"/>
         </w:numPr>
         <w:pStyle w:val="Compact"/>
       </w:pPr>
@@ -2602,7 +2947,7 @@
       <w:pPr>
         <w:numPr>
           <w:ilvl w:val="2"/>
-          <w:numId w:val="1017"/>
+          <w:numId w:val="1019"/>
         </w:numPr>
         <w:pStyle w:val="Compact"/>
       </w:pPr>
@@ -2653,7 +2998,7 @@
       <w:pPr>
         <w:numPr>
           <w:ilvl w:val="2"/>
-          <w:numId w:val="1017"/>
+          <w:numId w:val="1019"/>
         </w:numPr>
         <w:pStyle w:val="Compact"/>
       </w:pPr>
@@ -2665,7 +3010,7 @@
       <w:pPr>
         <w:numPr>
           <w:ilvl w:val="2"/>
-          <w:numId w:val="1017"/>
+          <w:numId w:val="1019"/>
         </w:numPr>
         <w:pStyle w:val="Compact"/>
       </w:pPr>
@@ -2677,7 +3022,7 @@
       <w:pPr>
         <w:numPr>
           <w:ilvl w:val="2"/>
-          <w:numId w:val="1017"/>
+          <w:numId w:val="1019"/>
         </w:numPr>
         <w:pStyle w:val="Compact"/>
       </w:pPr>
@@ -2735,7 +3080,7 @@
       <w:pPr>
         <w:numPr>
           <w:ilvl w:val="1"/>
-          <w:numId w:val="1016"/>
+          <w:numId w:val="1018"/>
         </w:numPr>
         <w:pStyle w:val="Compact"/>
       </w:pPr>
@@ -2798,7 +3143,7 @@
       <w:pPr>
         <w:numPr>
           <w:ilvl w:val="1"/>
-          <w:numId w:val="1018"/>
+          <w:numId w:val="1020"/>
         </w:numPr>
         <w:pStyle w:val="Compact"/>
       </w:pPr>
@@ -2810,7 +3155,7 @@
       <w:pPr>
         <w:numPr>
           <w:ilvl w:val="1"/>
-          <w:numId w:val="1018"/>
+          <w:numId w:val="1020"/>
         </w:numPr>
         <w:pStyle w:val="Compact"/>
       </w:pPr>
@@ -2870,7 +3215,7 @@
       <w:pPr>
         <w:numPr>
           <w:ilvl w:val="1"/>
-          <w:numId w:val="1019"/>
+          <w:numId w:val="1021"/>
         </w:numPr>
         <w:pStyle w:val="Compact"/>
       </w:pPr>
@@ -2882,7 +3227,7 @@
       <w:pPr>
         <w:numPr>
           <w:ilvl w:val="1"/>
-          <w:numId w:val="1019"/>
+          <w:numId w:val="1021"/>
         </w:numPr>
         <w:pStyle w:val="Compact"/>
       </w:pPr>
@@ -2930,7 +3275,7 @@
       <w:pPr>
         <w:numPr>
           <w:ilvl w:val="1"/>
-          <w:numId w:val="1020"/>
+          <w:numId w:val="1022"/>
         </w:numPr>
         <w:pStyle w:val="Compact"/>
       </w:pPr>
@@ -2987,7 +3332,7 @@
       <w:pPr>
         <w:numPr>
           <w:ilvl w:val="1"/>
-          <w:numId w:val="1021"/>
+          <w:numId w:val="1023"/>
         </w:numPr>
         <w:pStyle w:val="Compact"/>
       </w:pPr>
@@ -2999,7 +3344,7 @@
       <w:pPr>
         <w:numPr>
           <w:ilvl w:val="1"/>
-          <w:numId w:val="1021"/>
+          <w:numId w:val="1023"/>
         </w:numPr>
         <w:pStyle w:val="Compact"/>
       </w:pPr>
@@ -3050,7 +3395,7 @@
       <w:pPr>
         <w:numPr>
           <w:ilvl w:val="1"/>
-          <w:numId w:val="1021"/>
+          <w:numId w:val="1023"/>
         </w:numPr>
         <w:pStyle w:val="Compact"/>
       </w:pPr>
@@ -3128,7 +3473,7 @@
       <w:pPr>
         <w:numPr>
           <w:ilvl w:val="1"/>
-          <w:numId w:val="1022"/>
+          <w:numId w:val="1024"/>
         </w:numPr>
         <w:pStyle w:val="Compact"/>
       </w:pPr>
@@ -3191,7 +3536,7 @@
       <w:pPr>
         <w:numPr>
           <w:ilvl w:val="1"/>
-          <w:numId w:val="1023"/>
+          <w:numId w:val="1025"/>
         </w:numPr>
         <w:pStyle w:val="Compact"/>
       </w:pPr>
@@ -3257,7 +3602,7 @@
       <w:pPr>
         <w:numPr>
           <w:ilvl w:val="1"/>
-          <w:numId w:val="1024"/>
+          <w:numId w:val="1026"/>
         </w:numPr>
         <w:pStyle w:val="Compact"/>
       </w:pPr>
@@ -3308,7 +3653,7 @@
       <w:pPr>
         <w:numPr>
           <w:ilvl w:val="1"/>
-          <w:numId w:val="1024"/>
+          <w:numId w:val="1026"/>
         </w:numPr>
         <w:pStyle w:val="Compact"/>
       </w:pPr>
@@ -3356,7 +3701,7 @@
       <w:pPr>
         <w:numPr>
           <w:ilvl w:val="1"/>
-          <w:numId w:val="1025"/>
+          <w:numId w:val="1027"/>
         </w:numPr>
         <w:pStyle w:val="Compact"/>
       </w:pPr>
@@ -3395,7 +3740,7 @@
       <w:pPr>
         <w:numPr>
           <w:ilvl w:val="1"/>
-          <w:numId w:val="1026"/>
+          <w:numId w:val="1028"/>
         </w:numPr>
         <w:pStyle w:val="Compact"/>
       </w:pPr>
@@ -3446,7 +3791,7 @@
       <w:pPr>
         <w:numPr>
           <w:ilvl w:val="1"/>
-          <w:numId w:val="1027"/>
+          <w:numId w:val="1029"/>
         </w:numPr>
         <w:pStyle w:val="Compact"/>
       </w:pPr>
@@ -3458,7 +3803,7 @@
       <w:pPr>
         <w:numPr>
           <w:ilvl w:val="1"/>
-          <w:numId w:val="1027"/>
+          <w:numId w:val="1029"/>
         </w:numPr>
         <w:pStyle w:val="Compact"/>
       </w:pPr>
@@ -3590,7 +3935,7 @@
       <w:pPr>
         <w:numPr>
           <w:ilvl w:val="1"/>
-          <w:numId w:val="1028"/>
+          <w:numId w:val="1030"/>
         </w:numPr>
         <w:pStyle w:val="Compact"/>
       </w:pPr>
@@ -3629,7 +3974,7 @@
       <w:pPr>
         <w:numPr>
           <w:ilvl w:val="1"/>
-          <w:numId w:val="1029"/>
+          <w:numId w:val="1031"/>
         </w:numPr>
         <w:pStyle w:val="Compact"/>
       </w:pPr>
@@ -3716,7 +4061,7 @@
       <w:pPr>
         <w:numPr>
           <w:ilvl w:val="1"/>
-          <w:numId w:val="1030"/>
+          <w:numId w:val="1032"/>
         </w:numPr>
         <w:pStyle w:val="Compact"/>
       </w:pPr>
@@ -3791,7 +4136,7 @@
       <w:pPr>
         <w:numPr>
           <w:ilvl w:val="1"/>
-          <w:numId w:val="1031"/>
+          <w:numId w:val="1033"/>
         </w:numPr>
         <w:pStyle w:val="Compact"/>
       </w:pPr>
@@ -3803,7 +4148,7 @@
       <w:pPr>
         <w:numPr>
           <w:ilvl w:val="1"/>
-          <w:numId w:val="1031"/>
+          <w:numId w:val="1033"/>
         </w:numPr>
         <w:pStyle w:val="Compact"/>
       </w:pPr>
@@ -3843,7 +4188,7 @@
       <w:pPr>
         <w:numPr>
           <w:ilvl w:val="0"/>
-          <w:numId w:val="1032"/>
+          <w:numId w:val="1034"/>
         </w:numPr>
       </w:pPr>
       <w:r>
@@ -3870,7 +4215,7 @@
       <w:pPr>
         <w:numPr>
           <w:ilvl w:val="1"/>
-          <w:numId w:val="1033"/>
+          <w:numId w:val="1035"/>
         </w:numPr>
         <w:pStyle w:val="Compact"/>
       </w:pPr>
@@ -3882,7 +4227,7 @@
       <w:pPr>
         <w:numPr>
           <w:ilvl w:val="1"/>
-          <w:numId w:val="1033"/>
+          <w:numId w:val="1035"/>
         </w:numPr>
         <w:pStyle w:val="Compact"/>
       </w:pPr>
@@ -3921,7 +4266,7 @@
       <w:pPr>
         <w:numPr>
           <w:ilvl w:val="0"/>
-          <w:numId w:val="1032"/>
+          <w:numId w:val="1034"/>
         </w:numPr>
       </w:pPr>
       <w:r>
@@ -3948,7 +4293,7 @@
       <w:pPr>
         <w:numPr>
           <w:ilvl w:val="0"/>
-          <w:numId w:val="1032"/>
+          <w:numId w:val="1034"/>
         </w:numPr>
       </w:pPr>
       <w:r>
@@ -3975,7 +4320,7 @@
       <w:pPr>
         <w:numPr>
           <w:ilvl w:val="1"/>
-          <w:numId w:val="1034"/>
+          <w:numId w:val="1036"/>
         </w:numPr>
         <w:pStyle w:val="Compact"/>
       </w:pPr>
@@ -3984,7 +4329,7 @@
       <w:pPr>
         <w:numPr>
           <w:ilvl w:val="2"/>
-          <w:numId w:val="1035"/>
+          <w:numId w:val="1037"/>
         </w:numPr>
         <w:pStyle w:val="Compact"/>
       </w:pPr>
@@ -4054,7 +4399,7 @@
       <w:pPr>
         <w:numPr>
           <w:ilvl w:val="1"/>
-          <w:numId w:val="1034"/>
+          <w:numId w:val="1036"/>
         </w:numPr>
         <w:pStyle w:val="Compact"/>
       </w:pPr>
@@ -4063,7 +4408,7 @@
       <w:pPr>
         <w:numPr>
           <w:ilvl w:val="2"/>
-          <w:numId w:val="1036"/>
+          <w:numId w:val="1038"/>
         </w:numPr>
         <w:pStyle w:val="Compact"/>
       </w:pPr>
@@ -4106,7 +4451,7 @@
       <w:pPr>
         <w:numPr>
           <w:ilvl w:val="1"/>
-          <w:numId w:val="1034"/>
+          <w:numId w:val="1036"/>
         </w:numPr>
         <w:pStyle w:val="Compact"/>
       </w:pPr>
@@ -4115,7 +4460,7 @@
       <w:pPr>
         <w:numPr>
           <w:ilvl w:val="2"/>
-          <w:numId w:val="1037"/>
+          <w:numId w:val="1039"/>
         </w:numPr>
         <w:pStyle w:val="Compact"/>
       </w:pPr>
@@ -4149,7 +4494,7 @@
       <w:pPr>
         <w:numPr>
           <w:ilvl w:val="0"/>
-          <w:numId w:val="1032"/>
+          <w:numId w:val="1034"/>
         </w:numPr>
       </w:pPr>
       <w:r>
@@ -4176,7 +4521,7 @@
       <w:pPr>
         <w:numPr>
           <w:ilvl w:val="1"/>
-          <w:numId w:val="1038"/>
+          <w:numId w:val="1040"/>
         </w:numPr>
         <w:pStyle w:val="Compact"/>
       </w:pPr>
@@ -4188,7 +4533,7 @@
       <w:pPr>
         <w:numPr>
           <w:ilvl w:val="1"/>
-          <w:numId w:val="1038"/>
+          <w:numId w:val="1040"/>
         </w:numPr>
         <w:pStyle w:val="Compact"/>
       </w:pPr>
@@ -4233,7 +4578,7 @@
       <w:pPr>
         <w:numPr>
           <w:ilvl w:val="0"/>
-          <w:numId w:val="1032"/>
+          <w:numId w:val="1034"/>
         </w:numPr>
       </w:pPr>
       <w:r>
@@ -4260,7 +4605,7 @@
       <w:pPr>
         <w:numPr>
           <w:ilvl w:val="1"/>
-          <w:numId w:val="1039"/>
+          <w:numId w:val="1041"/>
         </w:numPr>
         <w:pStyle w:val="Compact"/>
       </w:pPr>
@@ -4284,7 +4629,7 @@
       <w:pPr>
         <w:numPr>
           <w:ilvl w:val="0"/>
-          <w:numId w:val="1032"/>
+          <w:numId w:val="1034"/>
         </w:numPr>
       </w:pPr>
       <w:r>
@@ -4341,7 +4686,7 @@
       <w:pPr>
         <w:numPr>
           <w:ilvl w:val="0"/>
-          <w:numId w:val="1032"/>
+          <w:numId w:val="1034"/>
         </w:numPr>
       </w:pPr>
       <w:r>
@@ -4368,7 +4713,7 @@
       <w:pPr>
         <w:numPr>
           <w:ilvl w:val="0"/>
-          <w:numId w:val="1032"/>
+          <w:numId w:val="1034"/>
         </w:numPr>
       </w:pPr>
       <w:r>
@@ -4395,7 +4740,7 @@
       <w:pPr>
         <w:numPr>
           <w:ilvl w:val="0"/>
-          <w:numId w:val="1032"/>
+          <w:numId w:val="1034"/>
         </w:numPr>
       </w:pPr>
       <w:r>
@@ -4422,7 +4767,7 @@
       <w:pPr>
         <w:numPr>
           <w:ilvl w:val="0"/>
-          <w:numId w:val="1032"/>
+          <w:numId w:val="1034"/>
         </w:numPr>
       </w:pPr>
       <w:r>
@@ -4449,7 +4794,7 @@
       <w:pPr>
         <w:numPr>
           <w:ilvl w:val="0"/>
-          <w:numId w:val="1032"/>
+          <w:numId w:val="1034"/>
         </w:numPr>
       </w:pPr>
       <w:r>
@@ -4485,7 +4830,7 @@
       <w:pPr>
         <w:numPr>
           <w:ilvl w:val="0"/>
-          <w:numId w:val="1032"/>
+          <w:numId w:val="1034"/>
         </w:numPr>
       </w:pPr>
       <w:r>
@@ -4512,7 +4857,7 @@
       <w:pPr>
         <w:numPr>
           <w:ilvl w:val="1"/>
-          <w:numId w:val="1040"/>
+          <w:numId w:val="1042"/>
         </w:numPr>
         <w:pStyle w:val="Compact"/>
       </w:pPr>
@@ -4542,7 +4887,7 @@
       <w:pPr>
         <w:numPr>
           <w:ilvl w:val="0"/>
-          <w:numId w:val="1032"/>
+          <w:numId w:val="1034"/>
         </w:numPr>
       </w:pPr>
       <w:r>
@@ -4569,7 +4914,7 @@
       <w:pPr>
         <w:numPr>
           <w:ilvl w:val="1"/>
-          <w:numId w:val="1041"/>
+          <w:numId w:val="1043"/>
         </w:numPr>
         <w:pStyle w:val="Compact"/>
       </w:pPr>
@@ -4599,7 +4944,7 @@
       <w:pPr>
         <w:numPr>
           <w:ilvl w:val="0"/>
-          <w:numId w:val="1032"/>
+          <w:numId w:val="1034"/>
         </w:numPr>
       </w:pPr>
       <w:r>
@@ -4626,7 +4971,7 @@
       <w:pPr>
         <w:numPr>
           <w:ilvl w:val="0"/>
-          <w:numId w:val="1032"/>
+          <w:numId w:val="1034"/>
         </w:numPr>
       </w:pPr>
       <w:r>
@@ -4653,7 +4998,7 @@
       <w:pPr>
         <w:numPr>
           <w:ilvl w:val="0"/>
-          <w:numId w:val="1032"/>
+          <w:numId w:val="1034"/>
         </w:numPr>
       </w:pPr>
       <w:r>
@@ -4680,7 +5025,7 @@
       <w:pPr>
         <w:numPr>
           <w:ilvl w:val="1"/>
-          <w:numId w:val="1042"/>
+          <w:numId w:val="1044"/>
         </w:numPr>
         <w:pStyle w:val="Compact"/>
       </w:pPr>
@@ -4701,7 +5046,7 @@
       <w:pPr>
         <w:numPr>
           <w:ilvl w:val="0"/>
-          <w:numId w:val="1032"/>
+          <w:numId w:val="1034"/>
         </w:numPr>
       </w:pPr>
       <w:r>
@@ -4728,7 +5073,7 @@
       <w:pPr>
         <w:numPr>
           <w:ilvl w:val="0"/>
-          <w:numId w:val="1032"/>
+          <w:numId w:val="1034"/>
         </w:numPr>
       </w:pPr>
       <w:r>
@@ -4755,7 +5100,7 @@
       <w:pPr>
         <w:numPr>
           <w:ilvl w:val="0"/>
-          <w:numId w:val="1032"/>
+          <w:numId w:val="1034"/>
         </w:numPr>
       </w:pPr>
       <w:r>
@@ -4782,7 +5127,7 @@
       <w:pPr>
         <w:numPr>
           <w:ilvl w:val="0"/>
-          <w:numId w:val="1032"/>
+          <w:numId w:val="1034"/>
         </w:numPr>
       </w:pPr>
       <w:r>
@@ -4809,7 +5154,7 @@
       <w:pPr>
         <w:numPr>
           <w:ilvl w:val="1"/>
-          <w:numId w:val="1043"/>
+          <w:numId w:val="1045"/>
         </w:numPr>
         <w:pStyle w:val="Compact"/>
       </w:pPr>
@@ -4821,7 +5166,7 @@
       <w:pPr>
         <w:numPr>
           <w:ilvl w:val="0"/>
-          <w:numId w:val="1032"/>
+          <w:numId w:val="1034"/>
         </w:numPr>
       </w:pPr>
       <w:r>
@@ -4848,7 +5193,7 @@
       <w:pPr>
         <w:numPr>
           <w:ilvl w:val="0"/>
-          <w:numId w:val="1032"/>
+          <w:numId w:val="1034"/>
         </w:numPr>
       </w:pPr>
       <w:r>
@@ -4875,7 +5220,7 @@
       <w:pPr>
         <w:numPr>
           <w:ilvl w:val="0"/>
-          <w:numId w:val="1032"/>
+          <w:numId w:val="1034"/>
         </w:numPr>
       </w:pPr>
       <w:r>
@@ -4902,7 +5247,7 @@
       <w:pPr>
         <w:numPr>
           <w:ilvl w:val="0"/>
-          <w:numId w:val="1032"/>
+          <w:numId w:val="1034"/>
         </w:numPr>
       </w:pPr>
       <w:r>
@@ -4929,7 +5274,7 @@
       <w:pPr>
         <w:numPr>
           <w:ilvl w:val="0"/>
-          <w:numId w:val="1032"/>
+          <w:numId w:val="1034"/>
         </w:numPr>
       </w:pPr>
       <w:r>
@@ -4956,7 +5301,7 @@
       <w:pPr>
         <w:numPr>
           <w:ilvl w:val="0"/>
-          <w:numId w:val="1032"/>
+          <w:numId w:val="1034"/>
         </w:numPr>
       </w:pPr>
       <w:r>
@@ -4983,7 +5328,7 @@
       <w:pPr>
         <w:numPr>
           <w:ilvl w:val="0"/>
-          <w:numId w:val="1032"/>
+          <w:numId w:val="1034"/>
         </w:numPr>
       </w:pPr>
       <w:r>
@@ -5010,7 +5355,7 @@
       <w:pPr>
         <w:numPr>
           <w:ilvl w:val="0"/>
-          <w:numId w:val="1032"/>
+          <w:numId w:val="1034"/>
         </w:numPr>
       </w:pPr>
       <w:r>
@@ -5037,7 +5382,7 @@
       <w:pPr>
         <w:numPr>
           <w:ilvl w:val="0"/>
-          <w:numId w:val="1032"/>
+          <w:numId w:val="1034"/>
         </w:numPr>
       </w:pPr>
       <w:r>
@@ -5064,7 +5409,7 @@
       <w:pPr>
         <w:numPr>
           <w:ilvl w:val="1"/>
-          <w:numId w:val="1044"/>
+          <w:numId w:val="1046"/>
         </w:numPr>
         <w:pStyle w:val="Compact"/>
       </w:pPr>
@@ -5103,7 +5448,7 @@
       <w:pPr>
         <w:numPr>
           <w:ilvl w:val="0"/>
-          <w:numId w:val="1032"/>
+          <w:numId w:val="1034"/>
         </w:numPr>
       </w:pPr>
       <w:r>
@@ -5130,7 +5475,7 @@
       <w:pPr>
         <w:numPr>
           <w:ilvl w:val="0"/>
-          <w:numId w:val="1032"/>
+          <w:numId w:val="1034"/>
         </w:numPr>
       </w:pPr>
       <w:r>
@@ -5157,7 +5502,7 @@
       <w:pPr>
         <w:numPr>
           <w:ilvl w:val="0"/>
-          <w:numId w:val="1032"/>
+          <w:numId w:val="1034"/>
         </w:numPr>
       </w:pPr>
       <w:r>
@@ -6040,6 +6385,12 @@
     <w:abstractNumId w:val="991"/>
   </w:num>
   <w:num w:numId="1035">
+    <w:abstractNumId w:val="991"/>
+  </w:num>
+  <w:num w:numId="1036">
+    <w:abstractNumId w:val="991"/>
+  </w:num>
+  <w:num w:numId="1037">
     <w:abstractNumId w:val="99421"/>
     <w:lvlOverride w:ilvl="0">
       <w:startOverride w:val="1"/>
@@ -6069,7 +6420,7 @@
       <w:startOverride w:val="1"/>
     </w:lvlOverride>
   </w:num>
-  <w:num w:numId="1036">
+  <w:num w:numId="1038">
     <w:abstractNumId w:val="99422"/>
     <w:lvlOverride w:ilvl="0">
       <w:startOverride w:val="2"/>
@@ -6099,7 +6450,7 @@
       <w:startOverride w:val="2"/>
     </w:lvlOverride>
   </w:num>
-  <w:num w:numId="1037">
+  <w:num w:numId="1039">
     <w:abstractNumId w:val="99423"/>
     <w:lvlOverride w:ilvl="0">
       <w:startOverride w:val="3"/>
@@ -6129,12 +6480,6 @@
       <w:startOverride w:val="3"/>
     </w:lvlOverride>
   </w:num>
-  <w:num w:numId="1038">
-    <w:abstractNumId w:val="991"/>
-  </w:num>
-  <w:num w:numId="1039">
-    <w:abstractNumId w:val="991"/>
-  </w:num>
   <w:num w:numId="1040">
     <w:abstractNumId w:val="991"/>
   </w:num>
@@ -6148,6 +6493,12 @@
     <w:abstractNumId w:val="991"/>
   </w:num>
   <w:num w:numId="1044">
+    <w:abstractNumId w:val="991"/>
+  </w:num>
+  <w:num w:numId="1045">
+    <w:abstractNumId w:val="991"/>
+  </w:num>
+  <w:num w:numId="1046">
     <w:abstractNumId w:val="991"/>
   </w:num>
 </w:numbering>

--- a/文档/开发日志.docx
+++ b/文档/开发日志.docx
@@ -921,7 +921,7 @@
         </w:numPr>
       </w:pPr>
       <w:r>
-        <w:t xml:space="preserve">23:20</w:t>
+        <w:t xml:space="preserve">23:34</w:t>
       </w:r>
       <w:r>
         <w:t xml:space="preserve"> </w:t>
@@ -937,7 +937,7 @@
         <w:t xml:space="preserve"> </w:t>
       </w:r>
       <w:r>
-        <w:t xml:space="preserve">介绍区进场动画加强：卡片从屏幕外飞入，落位轻微回弹</w:t>
+        <w:t xml:space="preserve">工作台去掉「系统管理」一栏</w:t>
       </w:r>
     </w:p>
     <w:p>
@@ -949,7 +949,7 @@
         <w:pStyle w:val="Compact"/>
       </w:pPr>
       <w:r>
-        <w:t xml:space="preserve">原因：用户反馈「这些方块的动态效果再强烈一些，就像从外面飞过来一样」。原来的位移只有 48px，滚到位置时几乎是原地淡入，看不出「飞」。</w:t>
+        <w:t xml:space="preserve">原因：用户反馈工作台最下方的「个人设置 / 账号与操作日志」两块多余。这两处的入口本来就在左侧导航栏（个人设置）与顶栏铃铛（操作日志），工作台重复列一遍。</w:t>
       </w:r>
     </w:p>
     <w:p>
@@ -963,12 +963,6 @@
       <w:r>
         <w:t xml:space="preserve">影响：</w:t>
       </w:r>
-      <w:r>
-        <w:rPr>
-          <w:rStyle w:val="VerbatimChar"/>
-        </w:rPr>
-        <w:t xml:space="preserve">app/templates/auth/login.html</w:t>
-      </w:r>
     </w:p>
     <w:p>
       <w:pPr>
@@ -979,67 +973,13 @@
         <w:pStyle w:val="Compact"/>
       </w:pPr>
       <w:r>
-        <w:t xml:space="preserve">起始位移由固定 48px 改为按视口取值：左右两列</w:t>
-      </w:r>
-      <w:r>
-        <w:t xml:space="preserve"> </w:t>
-      </w:r>
-      <w:r>
-        <w:rPr>
-          <w:rStyle w:val="VerbatimChar"/>
-        </w:rPr>
-        <w:t xml:space="preserve">±56vw</w:t>
-      </w:r>
-      <w:r>
-        <w:t xml:space="preserve">（横向出屏）再叠加</w:t>
-      </w:r>
-      <w:r>
-        <w:t xml:space="preserve"> </w:t>
-      </w:r>
-      <w:r>
-        <w:rPr>
-          <w:rStyle w:val="VerbatimChar"/>
-        </w:rPr>
-        <w:t xml:space="preserve">5vh</w:t>
-      </w:r>
-      <w:r>
-        <w:t xml:space="preserve"> </w:t>
-      </w:r>
-      <w:r>
-        <w:t xml:space="preserve">下沉，中间一列</w:t>
-      </w:r>
-      <w:r>
-        <w:t xml:space="preserve"> </w:t>
-      </w:r>
-      <w:r>
-        <w:rPr>
-          <w:rStyle w:val="VerbatimChar"/>
-        </w:rPr>
-        <w:t xml:space="preserve">24vh</w:t>
-      </w:r>
-      <w:r>
-        <w:t xml:space="preserve">（自下方升起）；三种方向都加了</w:t>
-      </w:r>
-      <w:r>
-        <w:t xml:space="preserve"> </w:t>
-      </w:r>
-      <w:r>
-        <w:rPr>
-          <w:rStyle w:val="VerbatimChar"/>
-        </w:rPr>
-        <w:t xml:space="preserve">scale(.9)</w:t>
-      </w:r>
-      <w:r>
-        <w:t xml:space="preserve">／</w:t>
-      </w:r>
-      <w:r>
-        <w:rPr>
-          <w:rStyle w:val="VerbatimChar"/>
-        </w:rPr>
-        <w:t xml:space="preserve">.94</w:t>
-      </w:r>
-      <w:r>
-        <w:t xml:space="preserve">，起飞时略小，落位回到原尺寸，读起来有纵深。</w:t>
+        <w:rPr>
+          <w:rStyle w:val="VerbatimChar"/>
+        </w:rPr>
+        <w:t xml:space="preserve">app/templates/auth/home.html</w:t>
+      </w:r>
+      <w:r>
+        <w:t xml:space="preserve">：删掉该 section，工作台到「评价流程」八张卡片为止。</w:t>
       </w:r>
     </w:p>
     <w:p>
@@ -1051,46 +991,25 @@
         <w:pStyle w:val="Compact"/>
       </w:pPr>
       <w:r>
-        <w:t xml:space="preserve">过渡由</w:t>
-      </w:r>
-      <w:r>
-        <w:t xml:space="preserve"> </w:t>
-      </w:r>
-      <w:r>
-        <w:rPr>
-          <w:rStyle w:val="VerbatimChar"/>
-        </w:rPr>
-        <w:t xml:space="preserve">.62s</w:t>
-      </w:r>
-      <w:r>
-        <w:t xml:space="preserve"> </w:t>
-      </w:r>
-      <w:r>
-        <w:t xml:space="preserve">改为</w:t>
-      </w:r>
-      <w:r>
-        <w:t xml:space="preserve"> </w:t>
-      </w:r>
-      <w:r>
-        <w:rPr>
-          <w:rStyle w:val="VerbatimChar"/>
-        </w:rPr>
-        <w:t xml:space="preserve">1.05s</w:t>
-      </w:r>
-      <w:r>
-        <w:t xml:space="preserve">，缓动改</w:t>
-      </w:r>
-      <w:r>
-        <w:t xml:space="preserve"> </w:t>
-      </w:r>
-      <w:r>
-        <w:rPr>
-          <w:rStyle w:val="VerbatimChar"/>
-        </w:rPr>
-        <w:t xml:space="preserve">cubic-bezier(.18, 1.04, .3, 1)</w:t>
-      </w:r>
-      <w:r>
-        <w:t xml:space="preserve">——第二控制点大于 1，落位时轻微过冲再收回，像「停下时抖一下」。</w:t>
+        <w:rPr>
+          <w:rStyle w:val="VerbatimChar"/>
+        </w:rPr>
+        <w:t xml:space="preserve">app/templates/base.html</w:t>
+      </w:r>
+      <w:r>
+        <w:t xml:space="preserve">：</w:t>
+      </w:r>
+      <w:r>
+        <w:rPr>
+          <w:rStyle w:val="VerbatimChar"/>
+        </w:rPr>
+        <w:t xml:space="preserve">.row-card</w:t>
+      </w:r>
+      <w:r>
+        <w:t xml:space="preserve"> </w:t>
+      </w:r>
+      <w:r>
+        <w:t xml:space="preserve">一整套样式（9 条规则）只被这一栏用过，一并删掉，免得留死代码。</w:t>
       </w:r>
     </w:p>
     <w:p>
@@ -1102,7 +1021,7 @@
         <w:pStyle w:val="Compact"/>
       </w:pPr>
       <w:r>
-        <w:t xml:space="preserve">交错延迟由每条 85ms 提到 110ms，一列一列依次飞入。</w:t>
+        <w:t xml:space="preserve">入口没有减少：个人设置在左侧导航栏，账号与操作日志从「个人设置 · 账号」或顶栏铃铛进入。</w:t>
       </w:r>
     </w:p>
     <w:p>
@@ -1117,94 +1036,13 @@
         <w:rPr>
           <w:rStyle w:val="VerbatimChar"/>
         </w:rPr>
-        <w:t xml:space="preserve">.lp-intro</w:t>
-      </w:r>
-      <w:r>
-        <w:t xml:space="preserve"> </w:t>
-      </w:r>
-      <w:r>
-        <w:t xml:space="preserve">加</w:t>
-      </w:r>
-      <w:r>
-        <w:t xml:space="preserve"> </w:t>
-      </w:r>
-      <w:r>
-        <w:rPr>
-          <w:rStyle w:val="VerbatimChar"/>
-        </w:rPr>
-        <w:t xml:space="preserve">overflow-x: clip</w:t>
-      </w:r>
-      <w:r>
-        <w:t xml:space="preserve">：位移现在按视口宽度算，右侧卡片会伸到页面外，不裁掉就会出现横向滚动条。用</w:t>
-      </w:r>
-      <w:r>
-        <w:t xml:space="preserve"> </w:t>
-      </w:r>
-      <w:r>
-        <w:rPr>
-          <w:rStyle w:val="VerbatimChar"/>
-        </w:rPr>
-        <w:t xml:space="preserve">clip</w:t>
-      </w:r>
-      <w:r>
-        <w:t xml:space="preserve"> </w:t>
-      </w:r>
-      <w:r>
-        <w:t xml:space="preserve">而不是</w:t>
-      </w:r>
-      <w:r>
-        <w:t xml:space="preserve"> </w:t>
-      </w:r>
-      <w:r>
-        <w:rPr>
-          <w:rStyle w:val="VerbatimChar"/>
-        </w:rPr>
-        <w:t xml:space="preserve">hidden</w:t>
-      </w:r>
-      <w:r>
-        <w:t xml:space="preserve">，纵向滚动仍归页面本身。</w:t>
-      </w:r>
-    </w:p>
-    <w:p>
-      <w:pPr>
-        <w:numPr>
-          <w:ilvl w:val="2"/>
-          <w:numId w:val="1004"/>
-        </w:numPr>
-        <w:pStyle w:val="Compact"/>
-      </w:pPr>
-      <w:r>
-        <w:rPr>
-          <w:rStyle w:val="VerbatimChar"/>
-        </w:rPr>
-        <w:t xml:space="preserve">工具/界面核对/核对登录浮层.py</w:t>
-      </w:r>
-      <w:r>
-        <w:t xml:space="preserve"> </w:t>
-      </w:r>
-      <w:r>
-        <w:t xml:space="preserve">新增第七节 6 条断言（三向位移用视口单位、起飞缩放、缓动过冲、裁掉横向溢出）。</w:t>
-      </w:r>
-    </w:p>
-    <w:p>
-      <w:pPr>
-        <w:numPr>
-          <w:ilvl w:val="2"/>
-          <w:numId w:val="1004"/>
-        </w:numPr>
-        <w:pStyle w:val="Compact"/>
-      </w:pPr>
-      <w:r>
-        <w:rPr>
-          <w:rStyle w:val="VerbatimChar"/>
-        </w:rPr>
-        <w:t xml:space="preserve">工具/make_manual.py</w:t>
-      </w:r>
-      <w:r>
-        <w:t xml:space="preserve"> </w:t>
-      </w:r>
-      <w:r>
-        <w:t xml:space="preserve">3.1 节的描述改为「按左、中、右三个方向从屏幕外飞入……落位时轻微回弹」。</w:t>
+        <w:t xml:space="preserve">软著材料/截图/02_系统首页.png</w:t>
+      </w:r>
+      <w:r>
+        <w:t xml:space="preserve"> </w:t>
+      </w:r>
+      <w:r>
+        <w:t xml:space="preserve">与说明书里的对应插图随之更新。</w:t>
       </w:r>
     </w:p>
     <w:p>
@@ -1216,46 +1054,31 @@
         <w:pStyle w:val="Compact"/>
       </w:pPr>
       <w:r>
-        <w:t xml:space="preserve">验证：用一个临时探针页把</w:t>
-      </w:r>
-      <w:r>
-        <w:t xml:space="preserve"> </w:t>
-      </w:r>
-      <w:r>
-        <w:rPr>
-          <w:rStyle w:val="VerbatimChar"/>
-        </w:rPr>
-        <w:t xml:space="preserve">is-in</w:t>
-      </w:r>
-      <w:r>
-        <w:t xml:space="preserve"> </w:t>
-      </w:r>
-      <w:r>
-        <w:t xml:space="preserve">摘掉、量真实起点——左列盒子 left = −591px、右列 left = 1618px（都已在屏外），中间一列 top 比落位低 337px；同一状态下</w:t>
-      </w:r>
-      <w:r>
-        <w:t xml:space="preserve"> </w:t>
-      </w:r>
-      <w:r>
-        <w:rPr>
-          <w:rStyle w:val="VerbatimChar"/>
-        </w:rPr>
-        <w:t xml:space="preserve">scrollWidth == clientWidth</w:t>
-      </w:r>
-      <w:r>
-        <w:t xml:space="preserve">（1329 = 1329），确认没有横向滚动条。探针用完已删。源程序 PDF（248 页）与说明书 PDF（29 页）重跑，</w:t>
-      </w:r>
-      <w:r>
-        <w:rPr>
-          <w:rStyle w:val="VerbatimChar"/>
-        </w:rPr>
-        <w:t xml:space="preserve">check_materials.py</w:t>
-      </w:r>
-      <w:r>
-        <w:t xml:space="preserve"> </w:t>
-      </w:r>
-      <w:r>
-        <w:t xml:space="preserve">21 项仍全部符合。</w:t>
+        <w:t xml:space="preserve">验证：</w:t>
+      </w:r>
+      <w:r>
+        <w:rPr>
+          <w:rStyle w:val="VerbatimChar"/>
+        </w:rPr>
+        <w:t xml:space="preserve">工具/make_screenshots.py</w:t>
+      </w:r>
+      <w:r>
+        <w:t xml:space="preserve"> </w:t>
+      </w:r>
+      <w:r>
+        <w:t xml:space="preserve">重跑 27/27 张、全部返回 200；源程序 PDF 247 页、说明书 PDF 29 页重跑；</w:t>
+      </w:r>
+      <w:r>
+        <w:rPr>
+          <w:rStyle w:val="VerbatimChar"/>
+        </w:rPr>
+        <w:t xml:space="preserve">工具/check_materials.py</w:t>
+      </w:r>
+      <w:r>
+        <w:t xml:space="preserve"> </w:t>
+      </w:r>
+      <w:r>
+        <w:t xml:space="preserve">21 项全部符合。</w:t>
       </w:r>
     </w:p>
     <w:p>
@@ -1266,7 +1089,7 @@
         </w:numPr>
       </w:pPr>
       <w:r>
-        <w:t xml:space="preserve">22:58</w:t>
+        <w:t xml:space="preserve">23:20</w:t>
       </w:r>
       <w:r>
         <w:t xml:space="preserve"> </w:t>
@@ -1282,7 +1105,7 @@
         <w:t xml:space="preserve"> </w:t>
       </w:r>
       <w:r>
-        <w:t xml:space="preserve">登录页介绍区改为居中排版：两个小标题居中、九个模块卡排成 3×3</w:t>
+        <w:t xml:space="preserve">介绍区进场动画加强：卡片从屏幕外飞入，落位轻微回弹</w:t>
       </w:r>
     </w:p>
     <w:p>
@@ -1294,7 +1117,7 @@
         <w:pStyle w:val="Compact"/>
       </w:pPr>
       <w:r>
-        <w:t xml:space="preserve">原因：用户反馈「九个功能模块」「一套把评价流程固定下来的工具」两处标题不在正中，九个模块卡也是按屏宽自动折行（宽屏下变成 4 列）而不是整齐的 3×3。</w:t>
+        <w:t xml:space="preserve">原因：用户反馈「这些方块的动态效果再强烈一些，就像从外面飞过来一样」。原来的位移只有 48px，滚到位置时几乎是原地淡入，看不出「飞」。</w:t>
       </w:r>
     </w:p>
     <w:p>
@@ -1324,118 +1147,67 @@
         <w:pStyle w:val="Compact"/>
       </w:pPr>
       <w:r>
-        <w:t xml:space="preserve">根因是</w:t>
-      </w:r>
-      <w:r>
-        <w:t xml:space="preserve"> </w:t>
-      </w:r>
-      <w:r>
-        <w:rPr>
-          <w:rStyle w:val="VerbatimChar"/>
-        </w:rPr>
-        <w:t xml:space="preserve">.lp-intro &gt; *</w:t>
-      </w:r>
-      <w:r>
-        <w:t xml:space="preserve"> </w:t>
-      </w:r>
-      <w:r>
-        <w:t xml:space="preserve">用</w:t>
-      </w:r>
-      <w:r>
-        <w:t xml:space="preserve"> </w:t>
-      </w:r>
-      <w:r>
-        <w:rPr>
-          <w:rStyle w:val="VerbatimChar"/>
-        </w:rPr>
-        <w:t xml:space="preserve">margin-left/right: auto</w:t>
-      </w:r>
-      <w:r>
-        <w:t xml:space="preserve"> </w:t>
-      </w:r>
-      <w:r>
-        <w:t xml:space="preserve">让整块居中，但</w:t>
-      </w:r>
-      <w:r>
-        <w:t xml:space="preserve"> </w:t>
-      </w:r>
-      <w:r>
-        <w:rPr>
-          <w:rStyle w:val="VerbatimChar"/>
-        </w:rPr>
-        <w:t xml:space="preserve">.lp-intro__title</w:t>
-      </w:r>
-      <w:r>
-        <w:t xml:space="preserve"> </w:t>
-      </w:r>
-      <w:r>
-        <w:t xml:space="preserve">和</w:t>
-      </w:r>
-      <w:r>
-        <w:t xml:space="preserve"> </w:t>
-      </w:r>
-      <w:r>
-        <w:rPr>
-          <w:rStyle w:val="VerbatimChar"/>
-        </w:rPr>
-        <w:t xml:space="preserve">.lp-sub-title</w:t>
-      </w:r>
-      <w:r>
-        <w:t xml:space="preserve"> </w:t>
-      </w:r>
-      <w:r>
-        <w:t xml:space="preserve">自己的</w:t>
-      </w:r>
-      <w:r>
-        <w:t xml:space="preserve"> </w:t>
-      </w:r>
-      <w:r>
-        <w:rPr>
-          <w:rStyle w:val="VerbatimChar"/>
-        </w:rPr>
-        <w:t xml:space="preserve">margin: 0 0 …</w:t>
-      </w:r>
-      <w:r>
-        <w:t xml:space="preserve"> </w:t>
-      </w:r>
-      <w:r>
-        <w:t xml:space="preserve">简写把左右 auto 覆盖掉了，块本身靠左，于是文字只是在自己的 1200px 盒子里居中，屏越宽越偏。两处改为</w:t>
-      </w:r>
-      <w:r>
-        <w:t xml:space="preserve"> </w:t>
-      </w:r>
-      <w:r>
-        <w:rPr>
-          <w:rStyle w:val="VerbatimChar"/>
-        </w:rPr>
-        <w:t xml:space="preserve">margin: 0 auto …</w:t>
-      </w:r>
-      <w:r>
-        <w:t xml:space="preserve">，</w:t>
-      </w:r>
-      <w:r>
-        <w:rPr>
-          <w:rStyle w:val="VerbatimChar"/>
-        </w:rPr>
-        <w:t xml:space="preserve">.lp-sub-title</w:t>
-      </w:r>
-      <w:r>
-        <w:t xml:space="preserve"> </w:t>
-      </w:r>
-      <w:r>
-        <w:t xml:space="preserve">补</w:t>
-      </w:r>
-      <w:r>
-        <w:t xml:space="preserve"> </w:t>
-      </w:r>
-      <w:r>
-        <w:rPr>
-          <w:rStyle w:val="VerbatimChar"/>
-        </w:rPr>
-        <w:t xml:space="preserve">text-align: center</w:t>
-      </w:r>
-      <w:r>
-        <w:t xml:space="preserve">。</w:t>
+        <w:t xml:space="preserve">起始位移由固定 48px 改为按视口取值：左右两列</w:t>
+      </w:r>
+      <w:r>
+        <w:t xml:space="preserve"> </w:t>
+      </w:r>
+      <w:r>
+        <w:rPr>
+          <w:rStyle w:val="VerbatimChar"/>
+        </w:rPr>
+        <w:t xml:space="preserve">±56vw</w:t>
+      </w:r>
+      <w:r>
+        <w:t xml:space="preserve">（横向出屏）再叠加</w:t>
+      </w:r>
+      <w:r>
+        <w:t xml:space="preserve"> </w:t>
+      </w:r>
+      <w:r>
+        <w:rPr>
+          <w:rStyle w:val="VerbatimChar"/>
+        </w:rPr>
+        <w:t xml:space="preserve">5vh</w:t>
+      </w:r>
+      <w:r>
+        <w:t xml:space="preserve"> </w:t>
+      </w:r>
+      <w:r>
+        <w:t xml:space="preserve">下沉，中间一列</w:t>
+      </w:r>
+      <w:r>
+        <w:t xml:space="preserve"> </w:t>
+      </w:r>
+      <w:r>
+        <w:rPr>
+          <w:rStyle w:val="VerbatimChar"/>
+        </w:rPr>
+        <w:t xml:space="preserve">24vh</w:t>
+      </w:r>
+      <w:r>
+        <w:t xml:space="preserve">（自下方升起）；三种方向都加了</w:t>
+      </w:r>
+      <w:r>
+        <w:t xml:space="preserve"> </w:t>
+      </w:r>
+      <w:r>
+        <w:rPr>
+          <w:rStyle w:val="VerbatimChar"/>
+        </w:rPr>
+        <w:t xml:space="preserve">scale(.9)</w:t>
+      </w:r>
+      <w:r>
+        <w:t xml:space="preserve">／</w:t>
+      </w:r>
+      <w:r>
+        <w:rPr>
+          <w:rStyle w:val="VerbatimChar"/>
+        </w:rPr>
+        <w:t xml:space="preserve">.94</w:t>
+      </w:r>
+      <w:r>
+        <w:t xml:space="preserve">，起飞时略小，落位回到原尺寸，读起来有纵深。</w:t>
       </w:r>
     </w:p>
     <w:p>
@@ -1447,52 +1219,46 @@
         <w:pStyle w:val="Compact"/>
       </w:pPr>
       <w:r>
-        <w:rPr>
-          <w:rStyle w:val="VerbatimChar"/>
-        </w:rPr>
-        <w:t xml:space="preserve">.lp-points</w:t>
-      </w:r>
-      <w:r>
-        <w:t xml:space="preserve">、</w:t>
-      </w:r>
-      <w:r>
-        <w:rPr>
-          <w:rStyle w:val="VerbatimChar"/>
-        </w:rPr>
-        <w:t xml:space="preserve">.lp-mods</w:t>
-      </w:r>
-      <w:r>
-        <w:t xml:space="preserve"> </w:t>
-      </w:r>
-      <w:r>
-        <w:t xml:space="preserve">由</w:t>
-      </w:r>
-      <w:r>
-        <w:t xml:space="preserve"> </w:t>
-      </w:r>
-      <w:r>
-        <w:rPr>
-          <w:rStyle w:val="VerbatimChar"/>
-        </w:rPr>
-        <w:t xml:space="preserve">repeat(auto-fit, minmax(...))</w:t>
-      </w:r>
-      <w:r>
-        <w:t xml:space="preserve"> </w:t>
-      </w:r>
-      <w:r>
-        <w:t xml:space="preserve">改为固定</w:t>
-      </w:r>
-      <w:r>
-        <w:t xml:space="preserve"> </w:t>
-      </w:r>
-      <w:r>
-        <w:rPr>
-          <w:rStyle w:val="VerbatimChar"/>
-        </w:rPr>
-        <w:t xml:space="preserve">repeat(3, minmax(0, 1fr))</w:t>
-      </w:r>
-      <w:r>
-        <w:t xml:space="preserve">，介绍区统一最大宽度收到 1040px，两处网格左右对齐。</w:t>
+        <w:t xml:space="preserve">过渡由</w:t>
+      </w:r>
+      <w:r>
+        <w:t xml:space="preserve"> </w:t>
+      </w:r>
+      <w:r>
+        <w:rPr>
+          <w:rStyle w:val="VerbatimChar"/>
+        </w:rPr>
+        <w:t xml:space="preserve">.62s</w:t>
+      </w:r>
+      <w:r>
+        <w:t xml:space="preserve"> </w:t>
+      </w:r>
+      <w:r>
+        <w:t xml:space="preserve">改为</w:t>
+      </w:r>
+      <w:r>
+        <w:t xml:space="preserve"> </w:t>
+      </w:r>
+      <w:r>
+        <w:rPr>
+          <w:rStyle w:val="VerbatimChar"/>
+        </w:rPr>
+        <w:t xml:space="preserve">1.05s</w:t>
+      </w:r>
+      <w:r>
+        <w:t xml:space="preserve">，缓动改</w:t>
+      </w:r>
+      <w:r>
+        <w:t xml:space="preserve"> </w:t>
+      </w:r>
+      <w:r>
+        <w:rPr>
+          <w:rStyle w:val="VerbatimChar"/>
+        </w:rPr>
+        <w:t xml:space="preserve">cubic-bezier(.18, 1.04, .3, 1)</w:t>
+      </w:r>
+      <w:r>
+        <w:t xml:space="preserve">——第二控制点大于 1，落位时轻微过冲再收回，像「停下时抖一下」。</w:t>
       </w:r>
     </w:p>
     <w:p>
@@ -1504,7 +1270,7 @@
         <w:pStyle w:val="Compact"/>
       </w:pPr>
       <w:r>
-        <w:t xml:space="preserve">新增 900px / 620px 两档断点，窄屏退成两列、一列，避免卡片被挤变形。</w:t>
+        <w:t xml:space="preserve">交错延迟由每条 85ms 提到 110ms，一列一列依次飞入。</w:t>
       </w:r>
     </w:p>
     <w:p>
@@ -1519,13 +1285,94 @@
         <w:rPr>
           <w:rStyle w:val="VerbatimChar"/>
         </w:rPr>
+        <w:t xml:space="preserve">.lp-intro</w:t>
+      </w:r>
+      <w:r>
+        <w:t xml:space="preserve"> </w:t>
+      </w:r>
+      <w:r>
+        <w:t xml:space="preserve">加</w:t>
+      </w:r>
+      <w:r>
+        <w:t xml:space="preserve"> </w:t>
+      </w:r>
+      <w:r>
+        <w:rPr>
+          <w:rStyle w:val="VerbatimChar"/>
+        </w:rPr>
+        <w:t xml:space="preserve">overflow-x: clip</w:t>
+      </w:r>
+      <w:r>
+        <w:t xml:space="preserve">：位移现在按视口宽度算，右侧卡片会伸到页面外，不裁掉就会出现横向滚动条。用</w:t>
+      </w:r>
+      <w:r>
+        <w:t xml:space="preserve"> </w:t>
+      </w:r>
+      <w:r>
+        <w:rPr>
+          <w:rStyle w:val="VerbatimChar"/>
+        </w:rPr>
+        <w:t xml:space="preserve">clip</w:t>
+      </w:r>
+      <w:r>
+        <w:t xml:space="preserve"> </w:t>
+      </w:r>
+      <w:r>
+        <w:t xml:space="preserve">而不是</w:t>
+      </w:r>
+      <w:r>
+        <w:t xml:space="preserve"> </w:t>
+      </w:r>
+      <w:r>
+        <w:rPr>
+          <w:rStyle w:val="VerbatimChar"/>
+        </w:rPr>
+        <w:t xml:space="preserve">hidden</w:t>
+      </w:r>
+      <w:r>
+        <w:t xml:space="preserve">，纵向滚动仍归页面本身。</w:t>
+      </w:r>
+    </w:p>
+    <w:p>
+      <w:pPr>
+        <w:numPr>
+          <w:ilvl w:val="2"/>
+          <w:numId w:val="1006"/>
+        </w:numPr>
+        <w:pStyle w:val="Compact"/>
+      </w:pPr>
+      <w:r>
+        <w:rPr>
+          <w:rStyle w:val="VerbatimChar"/>
+        </w:rPr>
         <w:t xml:space="preserve">工具/界面核对/核对登录浮层.py</w:t>
       </w:r>
       <w:r>
         <w:t xml:space="preserve"> </w:t>
       </w:r>
       <w:r>
-        <w:t xml:space="preserve">新增第六节 9 条断言（居中方式、三列、模块数为 9、窄屏断点），防止以后又被改回自动折行。</w:t>
+        <w:t xml:space="preserve">新增第七节 6 条断言（三向位移用视口单位、起飞缩放、缓动过冲、裁掉横向溢出）。</w:t>
+      </w:r>
+    </w:p>
+    <w:p>
+      <w:pPr>
+        <w:numPr>
+          <w:ilvl w:val="2"/>
+          <w:numId w:val="1006"/>
+        </w:numPr>
+        <w:pStyle w:val="Compact"/>
+      </w:pPr>
+      <w:r>
+        <w:rPr>
+          <w:rStyle w:val="VerbatimChar"/>
+        </w:rPr>
+        <w:t xml:space="preserve">工具/make_manual.py</w:t>
+      </w:r>
+      <w:r>
+        <w:t xml:space="preserve"> </w:t>
+      </w:r>
+      <w:r>
+        <w:t xml:space="preserve">3.1 节的描述改为「按左、中、右三个方向从屏幕外飞入……落位时轻微回弹」。</w:t>
       </w:r>
     </w:p>
     <w:p>
@@ -1537,19 +1384,34 @@
         <w:pStyle w:val="Compact"/>
       </w:pPr>
       <w:r>
-        <w:t xml:space="preserve">验证：静态整页截图核对 1360 / 1920 / 820 三种宽度——两个标题居中、模块 3×3 居中、窄屏两列；核对脚本全部通过；</w:t>
-      </w:r>
-      <w:r>
-        <w:rPr>
-          <w:rStyle w:val="VerbatimChar"/>
-        </w:rPr>
-        <w:t xml:space="preserve">工具/make_source_doc.py</w:t>
-      </w:r>
-      <w:r>
-        <w:t xml:space="preserve"> </w:t>
-      </w:r>
-      <w:r>
-        <w:t xml:space="preserve">重跑源程序 PDF（248 页），</w:t>
+        <w:t xml:space="preserve">验证：用一个临时探针页把</w:t>
+      </w:r>
+      <w:r>
+        <w:t xml:space="preserve"> </w:t>
+      </w:r>
+      <w:r>
+        <w:rPr>
+          <w:rStyle w:val="VerbatimChar"/>
+        </w:rPr>
+        <w:t xml:space="preserve">is-in</w:t>
+      </w:r>
+      <w:r>
+        <w:t xml:space="preserve"> </w:t>
+      </w:r>
+      <w:r>
+        <w:t xml:space="preserve">摘掉、量真实起点——左列盒子 left = −591px、右列 left = 1618px（都已在屏外），中间一列 top 比落位低 337px；同一状态下</w:t>
+      </w:r>
+      <w:r>
+        <w:t xml:space="preserve"> </w:t>
+      </w:r>
+      <w:r>
+        <w:rPr>
+          <w:rStyle w:val="VerbatimChar"/>
+        </w:rPr>
+        <w:t xml:space="preserve">scrollWidth == clientWidth</w:t>
+      </w:r>
+      <w:r>
+        <w:t xml:space="preserve">（1329 = 1329），确认没有横向滚动条。探针用完已删。源程序 PDF（248 页）与说明书 PDF（29 页）重跑，</w:t>
       </w:r>
       <w:r>
         <w:rPr>
@@ -1572,7 +1434,7 @@
         </w:numPr>
       </w:pPr>
       <w:r>
-        <w:t xml:space="preserve">22:30</w:t>
+        <w:t xml:space="preserve">22:58</w:t>
       </w:r>
       <w:r>
         <w:t xml:space="preserve"> </w:t>
@@ -1582,13 +1444,13 @@
           <w:bCs/>
           <w:b/>
         </w:rPr>
-        <w:t xml:space="preserve">材料</w:t>
-      </w:r>
-      <w:r>
-        <w:t xml:space="preserve"> </w:t>
-      </w:r>
-      <w:r>
-        <w:t xml:space="preserve">界面改版后整体重跑软著材料，并修掉截图脚本截到 404 的老问题</w:t>
+        <w:t xml:space="preserve">界面</w:t>
+      </w:r>
+      <w:r>
+        <w:t xml:space="preserve"> </w:t>
+      </w:r>
+      <w:r>
+        <w:t xml:space="preserve">登录页介绍区改为居中排版：两个小标题居中、九个模块卡排成 3×3</w:t>
       </w:r>
     </w:p>
     <w:p>
@@ -1600,37 +1462,7 @@
         <w:pStyle w:val="Compact"/>
       </w:pPr>
       <w:r>
-        <w:t xml:space="preserve">原因：青绿山水主题换掉了整个界面，而</w:t>
-      </w:r>
-      <w:r>
-        <w:t xml:space="preserve"> </w:t>
-      </w:r>
-      <w:r>
-        <w:rPr>
-          <w:rStyle w:val="VerbatimChar"/>
-        </w:rPr>
-        <w:t xml:space="preserve">软著材料/</w:t>
-      </w:r>
-      <w:r>
-        <w:t xml:space="preserve"> </w:t>
-      </w:r>
-      <w:r>
-        <w:t xml:space="preserve">里的截图与 PDF 仍是改版前生成的。重跑时发现</w:t>
-      </w:r>
-      <w:r>
-        <w:t xml:space="preserve"> </w:t>
-      </w:r>
-      <w:r>
-        <w:rPr>
-          <w:rStyle w:val="VerbatimChar"/>
-        </w:rPr>
-        <w:t xml:space="preserve">04_矿山图斑.png</w:t>
-      </w:r>
-      <w:r>
-        <w:t xml:space="preserve"> </w:t>
-      </w:r>
-      <w:r>
-        <w:t xml:space="preserve">截到的是「404 · 请求的页面不存在」。</w:t>
+        <w:t xml:space="preserve">原因：用户反馈「九个功能模块」「一套把评价流程固定下来的工具」两处标题不在正中，九个模块卡也是按屏宽自动折行（宽屏下变成 4 列）而不是整齐的 3×3。</w:t>
       </w:r>
     </w:p>
     <w:p>
@@ -1644,6 +1476,12 @@
       <w:r>
         <w:t xml:space="preserve">影响：</w:t>
       </w:r>
+      <w:r>
+        <w:rPr>
+          <w:rStyle w:val="VerbatimChar"/>
+        </w:rPr>
+        <w:t xml:space="preserve">app/templates/auth/login.html</w:t>
+      </w:r>
     </w:p>
     <w:p>
       <w:pPr>
@@ -1654,31 +1492,361 @@
         <w:pStyle w:val="Compact"/>
       </w:pPr>
       <w:r>
-        <w:rPr>
-          <w:rStyle w:val="VerbatimChar"/>
-        </w:rPr>
-        <w:t xml:space="preserve">工具/make_screenshots.py</w:t>
-      </w:r>
-      <w:r>
-        <w:t xml:space="preserve">：</w:t>
-      </w:r>
-      <w:r>
-        <w:rPr>
-          <w:rStyle w:val="VerbatimChar"/>
-        </w:rPr>
-        <w:t xml:space="preserve">/project/&lt;id&gt;/patches</w:t>
-      </w:r>
-      <w:r>
-        <w:t xml:space="preserve"> </w:t>
-      </w:r>
-      <w:r>
-        <w:t xml:space="preserve">要的是</w:t>
+        <w:t xml:space="preserve">根因是</w:t>
+      </w:r>
+      <w:r>
+        <w:t xml:space="preserve"> </w:t>
+      </w:r>
+      <w:r>
+        <w:rPr>
+          <w:rStyle w:val="VerbatimChar"/>
+        </w:rPr>
+        <w:t xml:space="preserve">.lp-intro &gt; *</w:t>
+      </w:r>
+      <w:r>
+        <w:t xml:space="preserve"> </w:t>
+      </w:r>
+      <w:r>
+        <w:t xml:space="preserve">用</w:t>
+      </w:r>
+      <w:r>
+        <w:t xml:space="preserve"> </w:t>
+      </w:r>
+      <w:r>
+        <w:rPr>
+          <w:rStyle w:val="VerbatimChar"/>
+        </w:rPr>
+        <w:t xml:space="preserve">margin-left/right: auto</w:t>
+      </w:r>
+      <w:r>
+        <w:t xml:space="preserve"> </w:t>
+      </w:r>
+      <w:r>
+        <w:t xml:space="preserve">让整块居中，但</w:t>
+      </w:r>
+      <w:r>
+        <w:t xml:space="preserve"> </w:t>
+      </w:r>
+      <w:r>
+        <w:rPr>
+          <w:rStyle w:val="VerbatimChar"/>
+        </w:rPr>
+        <w:t xml:space="preserve">.lp-intro__title</w:t>
+      </w:r>
+      <w:r>
+        <w:t xml:space="preserve"> </w:t>
+      </w:r>
+      <w:r>
+        <w:t xml:space="preserve">和</w:t>
+      </w:r>
+      <w:r>
+        <w:t xml:space="preserve"> </w:t>
+      </w:r>
+      <w:r>
+        <w:rPr>
+          <w:rStyle w:val="VerbatimChar"/>
+        </w:rPr>
+        <w:t xml:space="preserve">.lp-sub-title</w:t>
+      </w:r>
+      <w:r>
+        <w:t xml:space="preserve"> </w:t>
+      </w:r>
+      <w:r>
+        <w:t xml:space="preserve">自己的</w:t>
+      </w:r>
+      <w:r>
+        <w:t xml:space="preserve"> </w:t>
+      </w:r>
+      <w:r>
+        <w:rPr>
+          <w:rStyle w:val="VerbatimChar"/>
+        </w:rPr>
+        <w:t xml:space="preserve">margin: 0 0 …</w:t>
+      </w:r>
+      <w:r>
+        <w:t xml:space="preserve"> </w:t>
+      </w:r>
+      <w:r>
+        <w:t xml:space="preserve">简写把左右 auto 覆盖掉了，块本身靠左，于是文字只是在自己的 1200px 盒子里居中，屏越宽越偏。两处改为</w:t>
+      </w:r>
+      <w:r>
+        <w:t xml:space="preserve"> </w:t>
+      </w:r>
+      <w:r>
+        <w:rPr>
+          <w:rStyle w:val="VerbatimChar"/>
+        </w:rPr>
+        <w:t xml:space="preserve">margin: 0 auto …</w:t>
+      </w:r>
+      <w:r>
+        <w:t xml:space="preserve">，</w:t>
+      </w:r>
+      <w:r>
+        <w:rPr>
+          <w:rStyle w:val="VerbatimChar"/>
+        </w:rPr>
+        <w:t xml:space="preserve">.lp-sub-title</w:t>
+      </w:r>
+      <w:r>
+        <w:t xml:space="preserve"> </w:t>
+      </w:r>
+      <w:r>
+        <w:t xml:space="preserve">补</w:t>
+      </w:r>
+      <w:r>
+        <w:t xml:space="preserve"> </w:t>
+      </w:r>
+      <w:r>
+        <w:rPr>
+          <w:rStyle w:val="VerbatimChar"/>
+        </w:rPr>
+        <w:t xml:space="preserve">text-align: center</w:t>
+      </w:r>
+      <w:r>
+        <w:t xml:space="preserve">。</w:t>
+      </w:r>
+    </w:p>
+    <w:p>
+      <w:pPr>
+        <w:numPr>
+          <w:ilvl w:val="2"/>
+          <w:numId w:val="1008"/>
+        </w:numPr>
+        <w:pStyle w:val="Compact"/>
+      </w:pPr>
+      <w:r>
+        <w:rPr>
+          <w:rStyle w:val="VerbatimChar"/>
+        </w:rPr>
+        <w:t xml:space="preserve">.lp-points</w:t>
+      </w:r>
+      <w:r>
+        <w:t xml:space="preserve">、</w:t>
+      </w:r>
+      <w:r>
+        <w:rPr>
+          <w:rStyle w:val="VerbatimChar"/>
+        </w:rPr>
+        <w:t xml:space="preserve">.lp-mods</w:t>
+      </w:r>
+      <w:r>
+        <w:t xml:space="preserve"> </w:t>
+      </w:r>
+      <w:r>
+        <w:t xml:space="preserve">由</w:t>
+      </w:r>
+      <w:r>
+        <w:t xml:space="preserve"> </w:t>
+      </w:r>
+      <w:r>
+        <w:rPr>
+          <w:rStyle w:val="VerbatimChar"/>
+        </w:rPr>
+        <w:t xml:space="preserve">repeat(auto-fit, minmax(...))</w:t>
+      </w:r>
+      <w:r>
+        <w:t xml:space="preserve"> </w:t>
+      </w:r>
+      <w:r>
+        <w:t xml:space="preserve">改为固定</w:t>
+      </w:r>
+      <w:r>
+        <w:t xml:space="preserve"> </w:t>
+      </w:r>
+      <w:r>
+        <w:rPr>
+          <w:rStyle w:val="VerbatimChar"/>
+        </w:rPr>
+        <w:t xml:space="preserve">repeat(3, minmax(0, 1fr))</w:t>
+      </w:r>
+      <w:r>
+        <w:t xml:space="preserve">，介绍区统一最大宽度收到 1040px，两处网格左右对齐。</w:t>
+      </w:r>
+    </w:p>
+    <w:p>
+      <w:pPr>
+        <w:numPr>
+          <w:ilvl w:val="2"/>
+          <w:numId w:val="1008"/>
+        </w:numPr>
+        <w:pStyle w:val="Compact"/>
+      </w:pPr>
+      <w:r>
+        <w:t xml:space="preserve">新增 900px / 620px 两档断点，窄屏退成两列、一列，避免卡片被挤变形。</w:t>
+      </w:r>
+    </w:p>
+    <w:p>
+      <w:pPr>
+        <w:numPr>
+          <w:ilvl w:val="2"/>
+          <w:numId w:val="1008"/>
+        </w:numPr>
+        <w:pStyle w:val="Compact"/>
+      </w:pPr>
+      <w:r>
+        <w:rPr>
+          <w:rStyle w:val="VerbatimChar"/>
+        </w:rPr>
+        <w:t xml:space="preserve">工具/界面核对/核对登录浮层.py</w:t>
+      </w:r>
+      <w:r>
+        <w:t xml:space="preserve"> </w:t>
+      </w:r>
+      <w:r>
+        <w:t xml:space="preserve">新增第六节 9 条断言（居中方式、三列、模块数为 9、窄屏断点），防止以后又被改回自动折行。</w:t>
+      </w:r>
+    </w:p>
+    <w:p>
+      <w:pPr>
+        <w:numPr>
+          <w:ilvl w:val="1"/>
+          <w:numId w:val="1007"/>
+        </w:numPr>
+        <w:pStyle w:val="Compact"/>
+      </w:pPr>
+      <w:r>
+        <w:t xml:space="preserve">验证：静态整页截图核对 1360 / 1920 / 820 三种宽度——两个标题居中、模块 3×3 居中、窄屏两列；核对脚本全部通过；</w:t>
+      </w:r>
+      <w:r>
+        <w:rPr>
+          <w:rStyle w:val="VerbatimChar"/>
+        </w:rPr>
+        <w:t xml:space="preserve">工具/make_source_doc.py</w:t>
+      </w:r>
+      <w:r>
+        <w:t xml:space="preserve"> </w:t>
+      </w:r>
+      <w:r>
+        <w:t xml:space="preserve">重跑源程序 PDF（248 页），</w:t>
+      </w:r>
+      <w:r>
+        <w:rPr>
+          <w:rStyle w:val="VerbatimChar"/>
+        </w:rPr>
+        <w:t xml:space="preserve">check_materials.py</w:t>
+      </w:r>
+      <w:r>
+        <w:t xml:space="preserve"> </w:t>
+      </w:r>
+      <w:r>
+        <w:t xml:space="preserve">21 项仍全部符合。</w:t>
+      </w:r>
+    </w:p>
+    <w:p>
+      <w:pPr>
+        <w:numPr>
+          <w:ilvl w:val="0"/>
+          <w:numId w:val="1002"/>
+        </w:numPr>
+      </w:pPr>
+      <w:r>
+        <w:t xml:space="preserve">22:30</w:t>
+      </w:r>
+      <w:r>
+        <w:t xml:space="preserve"> </w:t>
       </w:r>
       <w:r>
         <w:rPr>
           <w:bCs/>
           <w:b/>
         </w:rPr>
+        <w:t xml:space="preserve">材料</w:t>
+      </w:r>
+      <w:r>
+        <w:t xml:space="preserve"> </w:t>
+      </w:r>
+      <w:r>
+        <w:t xml:space="preserve">界面改版后整体重跑软著材料，并修掉截图脚本截到 404 的老问题</w:t>
+      </w:r>
+    </w:p>
+    <w:p>
+      <w:pPr>
+        <w:numPr>
+          <w:ilvl w:val="1"/>
+          <w:numId w:val="1009"/>
+        </w:numPr>
+        <w:pStyle w:val="Compact"/>
+      </w:pPr>
+      <w:r>
+        <w:t xml:space="preserve">原因：青绿山水主题换掉了整个界面，而</w:t>
+      </w:r>
+      <w:r>
+        <w:t xml:space="preserve"> </w:t>
+      </w:r>
+      <w:r>
+        <w:rPr>
+          <w:rStyle w:val="VerbatimChar"/>
+        </w:rPr>
+        <w:t xml:space="preserve">软著材料/</w:t>
+      </w:r>
+      <w:r>
+        <w:t xml:space="preserve"> </w:t>
+      </w:r>
+      <w:r>
+        <w:t xml:space="preserve">里的截图与 PDF 仍是改版前生成的。重跑时发现</w:t>
+      </w:r>
+      <w:r>
+        <w:t xml:space="preserve"> </w:t>
+      </w:r>
+      <w:r>
+        <w:rPr>
+          <w:rStyle w:val="VerbatimChar"/>
+        </w:rPr>
+        <w:t xml:space="preserve">04_矿山图斑.png</w:t>
+      </w:r>
+      <w:r>
+        <w:t xml:space="preserve"> </w:t>
+      </w:r>
+      <w:r>
+        <w:t xml:space="preserve">截到的是「404 · 请求的页面不存在」。</w:t>
+      </w:r>
+    </w:p>
+    <w:p>
+      <w:pPr>
+        <w:numPr>
+          <w:ilvl w:val="1"/>
+          <w:numId w:val="1009"/>
+        </w:numPr>
+        <w:pStyle w:val="Compact"/>
+      </w:pPr>
+      <w:r>
+        <w:t xml:space="preserve">影响：</w:t>
+      </w:r>
+    </w:p>
+    <w:p>
+      <w:pPr>
+        <w:numPr>
+          <w:ilvl w:val="2"/>
+          <w:numId w:val="1010"/>
+        </w:numPr>
+        <w:pStyle w:val="Compact"/>
+      </w:pPr>
+      <w:r>
+        <w:rPr>
+          <w:rStyle w:val="VerbatimChar"/>
+        </w:rPr>
+        <w:t xml:space="preserve">工具/make_screenshots.py</w:t>
+      </w:r>
+      <w:r>
+        <w:t xml:space="preserve">：</w:t>
+      </w:r>
+      <w:r>
+        <w:rPr>
+          <w:rStyle w:val="VerbatimChar"/>
+        </w:rPr>
+        <w:t xml:space="preserve">/project/&lt;id&gt;/patches</w:t>
+      </w:r>
+      <w:r>
+        <w:t xml:space="preserve"> </w:t>
+      </w:r>
+      <w:r>
+        <w:t xml:space="preserve">要的是</w:t>
+      </w:r>
+      <w:r>
+        <w:rPr>
+          <w:bCs/>
+          <w:b/>
+        </w:rPr>
         <w:t xml:space="preserve">项目</w:t>
       </w:r>
       <w:r>
@@ -1704,7 +1872,7 @@
       <w:pPr>
         <w:numPr>
           <w:ilvl w:val="2"/>
-          <w:numId w:val="1008"/>
+          <w:numId w:val="1010"/>
         </w:numPr>
         <w:pStyle w:val="Compact"/>
       </w:pPr>
@@ -1725,7 +1893,7 @@
       <w:pPr>
         <w:numPr>
           <w:ilvl w:val="2"/>
-          <w:numId w:val="1008"/>
+          <w:numId w:val="1010"/>
         </w:numPr>
         <w:pStyle w:val="Compact"/>
       </w:pPr>
@@ -1743,7 +1911,7 @@
       <w:pPr>
         <w:numPr>
           <w:ilvl w:val="2"/>
-          <w:numId w:val="1008"/>
+          <w:numId w:val="1010"/>
         </w:numPr>
         <w:pStyle w:val="Compact"/>
       </w:pPr>
@@ -1761,7 +1929,7 @@
       <w:pPr>
         <w:numPr>
           <w:ilvl w:val="1"/>
-          <w:numId w:val="1007"/>
+          <w:numId w:val="1009"/>
         </w:numPr>
         <w:pStyle w:val="Compact"/>
       </w:pPr>
@@ -1791,6 +1959,30 @@
       </w:r>
       <w:r>
         <w:t xml:space="preserve">，已确认是真实的图斑列表页（玉田县孤树镇白云岩采石场）。</w:t>
+      </w:r>
+    </w:p>
+    <w:p>
+      <w:pPr>
+        <w:numPr>
+          <w:ilvl w:val="1"/>
+          <w:numId w:val="1009"/>
+        </w:numPr>
+        <w:pStyle w:val="Compact"/>
+      </w:pPr>
+      <w:r>
+        <w:t xml:space="preserve">备注：演示案例的项目/图斑 id 每次跑完测试都会变（</w:t>
+      </w:r>
+      <w:r>
+        <w:rPr>
+          <w:rStyle w:val="VerbatimChar"/>
+        </w:rPr>
+        <w:t xml:space="preserve">测试/test_workflow.py</w:t>
+      </w:r>
+      <w:r>
+        <w:t xml:space="preserve"> </w:t>
+      </w:r>
+      <w:r>
+        <w:t xml:space="preserve">第五节故意把演示案例清掉再恢复，用来保护用户自建数据），所以截图脚本必须动态取 id；这正是上面那个 404 的成因。</w:t>
       </w:r>
     </w:p>
     <w:p>
@@ -1854,7 +2046,7 @@
       <w:pPr>
         <w:numPr>
           <w:ilvl w:val="1"/>
-          <w:numId w:val="1009"/>
+          <w:numId w:val="1011"/>
         </w:numPr>
         <w:pStyle w:val="Compact"/>
       </w:pPr>
@@ -1932,7 +2124,7 @@
       <w:pPr>
         <w:numPr>
           <w:ilvl w:val="1"/>
-          <w:numId w:val="1009"/>
+          <w:numId w:val="1011"/>
         </w:numPr>
         <w:pStyle w:val="Compact"/>
       </w:pPr>
@@ -1977,7 +2169,7 @@
       <w:pPr>
         <w:numPr>
           <w:ilvl w:val="1"/>
-          <w:numId w:val="1009"/>
+          <w:numId w:val="1011"/>
         </w:numPr>
         <w:pStyle w:val="Compact"/>
       </w:pPr>
@@ -2064,7 +2256,7 @@
       <w:pPr>
         <w:numPr>
           <w:ilvl w:val="1"/>
-          <w:numId w:val="1010"/>
+          <w:numId w:val="1012"/>
         </w:numPr>
         <w:pStyle w:val="Compact"/>
       </w:pPr>
@@ -2076,7 +2268,7 @@
       <w:pPr>
         <w:numPr>
           <w:ilvl w:val="1"/>
-          <w:numId w:val="1010"/>
+          <w:numId w:val="1012"/>
         </w:numPr>
         <w:pStyle w:val="Compact"/>
       </w:pPr>
@@ -2088,7 +2280,7 @@
       <w:pPr>
         <w:numPr>
           <w:ilvl w:val="2"/>
-          <w:numId w:val="1011"/>
+          <w:numId w:val="1013"/>
         </w:numPr>
         <w:pStyle w:val="Compact"/>
       </w:pPr>
@@ -2187,7 +2379,7 @@
       <w:pPr>
         <w:numPr>
           <w:ilvl w:val="2"/>
-          <w:numId w:val="1011"/>
+          <w:numId w:val="1013"/>
         </w:numPr>
         <w:pStyle w:val="Compact"/>
       </w:pPr>
@@ -2232,7 +2424,7 @@
       <w:pPr>
         <w:numPr>
           <w:ilvl w:val="1"/>
-          <w:numId w:val="1010"/>
+          <w:numId w:val="1012"/>
         </w:numPr>
         <w:pStyle w:val="Compact"/>
       </w:pPr>
@@ -2244,7 +2436,7 @@
       <w:pPr>
         <w:numPr>
           <w:ilvl w:val="1"/>
-          <w:numId w:val="1010"/>
+          <w:numId w:val="1012"/>
         </w:numPr>
         <w:pStyle w:val="Compact"/>
       </w:pPr>
@@ -2332,7 +2524,7 @@
       <w:pPr>
         <w:numPr>
           <w:ilvl w:val="1"/>
-          <w:numId w:val="1012"/>
+          <w:numId w:val="1014"/>
         </w:numPr>
         <w:pStyle w:val="Compact"/>
       </w:pPr>
@@ -2353,7 +2545,7 @@
       <w:pPr>
         <w:numPr>
           <w:ilvl w:val="1"/>
-          <w:numId w:val="1012"/>
+          <w:numId w:val="1014"/>
         </w:numPr>
         <w:pStyle w:val="Compact"/>
       </w:pPr>
@@ -2374,7 +2566,7 @@
       <w:pPr>
         <w:numPr>
           <w:ilvl w:val="1"/>
-          <w:numId w:val="1012"/>
+          <w:numId w:val="1014"/>
         </w:numPr>
         <w:pStyle w:val="Compact"/>
       </w:pPr>
@@ -2425,7 +2617,7 @@
       <w:pPr>
         <w:numPr>
           <w:ilvl w:val="1"/>
-          <w:numId w:val="1013"/>
+          <w:numId w:val="1015"/>
         </w:numPr>
         <w:pStyle w:val="Compact"/>
       </w:pPr>
@@ -2464,7 +2656,7 @@
       <w:pPr>
         <w:numPr>
           <w:ilvl w:val="1"/>
-          <w:numId w:val="1013"/>
+          <w:numId w:val="1015"/>
         </w:numPr>
         <w:pStyle w:val="Compact"/>
       </w:pPr>
@@ -2503,7 +2695,7 @@
       <w:pPr>
         <w:numPr>
           <w:ilvl w:val="2"/>
-          <w:numId w:val="1014"/>
+          <w:numId w:val="1016"/>
         </w:numPr>
         <w:pStyle w:val="Compact"/>
       </w:pPr>
@@ -2524,7 +2716,7 @@
       <w:pPr>
         <w:numPr>
           <w:ilvl w:val="2"/>
-          <w:numId w:val="1014"/>
+          <w:numId w:val="1016"/>
         </w:numPr>
         <w:pStyle w:val="Compact"/>
       </w:pPr>
@@ -2536,7 +2728,7 @@
       <w:pPr>
         <w:numPr>
           <w:ilvl w:val="2"/>
-          <w:numId w:val="1014"/>
+          <w:numId w:val="1016"/>
         </w:numPr>
         <w:pStyle w:val="Compact"/>
       </w:pPr>
@@ -2548,7 +2740,7 @@
       <w:pPr>
         <w:numPr>
           <w:ilvl w:val="1"/>
-          <w:numId w:val="1013"/>
+          <w:numId w:val="1015"/>
         </w:numPr>
         <w:pStyle w:val="Compact"/>
       </w:pPr>
@@ -2599,7 +2791,7 @@
       <w:pPr>
         <w:numPr>
           <w:ilvl w:val="1"/>
-          <w:numId w:val="1015"/>
+          <w:numId w:val="1017"/>
         </w:numPr>
         <w:pStyle w:val="Compact"/>
       </w:pPr>
@@ -2611,7 +2803,7 @@
       <w:pPr>
         <w:numPr>
           <w:ilvl w:val="1"/>
-          <w:numId w:val="1015"/>
+          <w:numId w:val="1017"/>
         </w:numPr>
         <w:pStyle w:val="Compact"/>
       </w:pPr>
@@ -2692,7 +2884,7 @@
       <w:pPr>
         <w:numPr>
           <w:ilvl w:val="1"/>
-          <w:numId w:val="1016"/>
+          <w:numId w:val="1018"/>
         </w:numPr>
         <w:pStyle w:val="Compact"/>
       </w:pPr>
@@ -2704,7 +2896,7 @@
       <w:pPr>
         <w:numPr>
           <w:ilvl w:val="1"/>
-          <w:numId w:val="1016"/>
+          <w:numId w:val="1018"/>
         </w:numPr>
         <w:pStyle w:val="Compact"/>
       </w:pPr>
@@ -2752,7 +2944,7 @@
       <w:pPr>
         <w:numPr>
           <w:ilvl w:val="1"/>
-          <w:numId w:val="1017"/>
+          <w:numId w:val="1019"/>
         </w:numPr>
         <w:pStyle w:val="Compact"/>
       </w:pPr>
@@ -2764,7 +2956,7 @@
       <w:pPr>
         <w:numPr>
           <w:ilvl w:val="1"/>
-          <w:numId w:val="1017"/>
+          <w:numId w:val="1019"/>
         </w:numPr>
         <w:pStyle w:val="Compact"/>
       </w:pPr>
@@ -2839,7 +3031,7 @@
       <w:pPr>
         <w:numPr>
           <w:ilvl w:val="1"/>
-          <w:numId w:val="1018"/>
+          <w:numId w:val="1020"/>
         </w:numPr>
         <w:pStyle w:val="Compact"/>
       </w:pPr>
@@ -2851,7 +3043,7 @@
       <w:pPr>
         <w:numPr>
           <w:ilvl w:val="1"/>
-          <w:numId w:val="1018"/>
+          <w:numId w:val="1020"/>
         </w:numPr>
         <w:pStyle w:val="Compact"/>
       </w:pPr>
@@ -2863,7 +3055,7 @@
       <w:pPr>
         <w:numPr>
           <w:ilvl w:val="2"/>
-          <w:numId w:val="1019"/>
+          <w:numId w:val="1021"/>
         </w:numPr>
         <w:pStyle w:val="Compact"/>
       </w:pPr>
@@ -2929,7 +3121,7 @@
       <w:pPr>
         <w:numPr>
           <w:ilvl w:val="2"/>
-          <w:numId w:val="1019"/>
+          <w:numId w:val="1021"/>
         </w:numPr>
         <w:pStyle w:val="Compact"/>
       </w:pPr>
@@ -2947,7 +3139,7 @@
       <w:pPr>
         <w:numPr>
           <w:ilvl w:val="2"/>
-          <w:numId w:val="1019"/>
+          <w:numId w:val="1021"/>
         </w:numPr>
         <w:pStyle w:val="Compact"/>
       </w:pPr>
@@ -2998,7 +3190,7 @@
       <w:pPr>
         <w:numPr>
           <w:ilvl w:val="2"/>
-          <w:numId w:val="1019"/>
+          <w:numId w:val="1021"/>
         </w:numPr>
         <w:pStyle w:val="Compact"/>
       </w:pPr>
@@ -3010,7 +3202,7 @@
       <w:pPr>
         <w:numPr>
           <w:ilvl w:val="2"/>
-          <w:numId w:val="1019"/>
+          <w:numId w:val="1021"/>
         </w:numPr>
         <w:pStyle w:val="Compact"/>
       </w:pPr>
@@ -3022,7 +3214,7 @@
       <w:pPr>
         <w:numPr>
           <w:ilvl w:val="2"/>
-          <w:numId w:val="1019"/>
+          <w:numId w:val="1021"/>
         </w:numPr>
         <w:pStyle w:val="Compact"/>
       </w:pPr>
@@ -3080,7 +3272,7 @@
       <w:pPr>
         <w:numPr>
           <w:ilvl w:val="1"/>
-          <w:numId w:val="1018"/>
+          <w:numId w:val="1020"/>
         </w:numPr>
         <w:pStyle w:val="Compact"/>
       </w:pPr>
@@ -3143,7 +3335,7 @@
       <w:pPr>
         <w:numPr>
           <w:ilvl w:val="1"/>
-          <w:numId w:val="1020"/>
+          <w:numId w:val="1022"/>
         </w:numPr>
         <w:pStyle w:val="Compact"/>
       </w:pPr>
@@ -3155,7 +3347,7 @@
       <w:pPr>
         <w:numPr>
           <w:ilvl w:val="1"/>
-          <w:numId w:val="1020"/>
+          <w:numId w:val="1022"/>
         </w:numPr>
         <w:pStyle w:val="Compact"/>
       </w:pPr>
@@ -3215,7 +3407,7 @@
       <w:pPr>
         <w:numPr>
           <w:ilvl w:val="1"/>
-          <w:numId w:val="1021"/>
+          <w:numId w:val="1023"/>
         </w:numPr>
         <w:pStyle w:val="Compact"/>
       </w:pPr>
@@ -3227,7 +3419,7 @@
       <w:pPr>
         <w:numPr>
           <w:ilvl w:val="1"/>
-          <w:numId w:val="1021"/>
+          <w:numId w:val="1023"/>
         </w:numPr>
         <w:pStyle w:val="Compact"/>
       </w:pPr>
@@ -3275,7 +3467,7 @@
       <w:pPr>
         <w:numPr>
           <w:ilvl w:val="1"/>
-          <w:numId w:val="1022"/>
+          <w:numId w:val="1024"/>
         </w:numPr>
         <w:pStyle w:val="Compact"/>
       </w:pPr>
@@ -3332,7 +3524,7 @@
       <w:pPr>
         <w:numPr>
           <w:ilvl w:val="1"/>
-          <w:numId w:val="1023"/>
+          <w:numId w:val="1025"/>
         </w:numPr>
         <w:pStyle w:val="Compact"/>
       </w:pPr>
@@ -3344,7 +3536,7 @@
       <w:pPr>
         <w:numPr>
           <w:ilvl w:val="1"/>
-          <w:numId w:val="1023"/>
+          <w:numId w:val="1025"/>
         </w:numPr>
         <w:pStyle w:val="Compact"/>
       </w:pPr>
@@ -3395,7 +3587,7 @@
       <w:pPr>
         <w:numPr>
           <w:ilvl w:val="1"/>
-          <w:numId w:val="1023"/>
+          <w:numId w:val="1025"/>
         </w:numPr>
         <w:pStyle w:val="Compact"/>
       </w:pPr>
@@ -3473,7 +3665,7 @@
       <w:pPr>
         <w:numPr>
           <w:ilvl w:val="1"/>
-          <w:numId w:val="1024"/>
+          <w:numId w:val="1026"/>
         </w:numPr>
         <w:pStyle w:val="Compact"/>
       </w:pPr>
@@ -3536,7 +3728,7 @@
       <w:pPr>
         <w:numPr>
           <w:ilvl w:val="1"/>
-          <w:numId w:val="1025"/>
+          <w:numId w:val="1027"/>
         </w:numPr>
         <w:pStyle w:val="Compact"/>
       </w:pPr>
@@ -3602,7 +3794,7 @@
       <w:pPr>
         <w:numPr>
           <w:ilvl w:val="1"/>
-          <w:numId w:val="1026"/>
+          <w:numId w:val="1028"/>
         </w:numPr>
         <w:pStyle w:val="Compact"/>
       </w:pPr>
@@ -3653,7 +3845,7 @@
       <w:pPr>
         <w:numPr>
           <w:ilvl w:val="1"/>
-          <w:numId w:val="1026"/>
+          <w:numId w:val="1028"/>
         </w:numPr>
         <w:pStyle w:val="Compact"/>
       </w:pPr>
@@ -3701,7 +3893,7 @@
       <w:pPr>
         <w:numPr>
           <w:ilvl w:val="1"/>
-          <w:numId w:val="1027"/>
+          <w:numId w:val="1029"/>
         </w:numPr>
         <w:pStyle w:val="Compact"/>
       </w:pPr>
@@ -3740,7 +3932,7 @@
       <w:pPr>
         <w:numPr>
           <w:ilvl w:val="1"/>
-          <w:numId w:val="1028"/>
+          <w:numId w:val="1030"/>
         </w:numPr>
         <w:pStyle w:val="Compact"/>
       </w:pPr>
@@ -3791,7 +3983,7 @@
       <w:pPr>
         <w:numPr>
           <w:ilvl w:val="1"/>
-          <w:numId w:val="1029"/>
+          <w:numId w:val="1031"/>
         </w:numPr>
         <w:pStyle w:val="Compact"/>
       </w:pPr>
@@ -3803,7 +3995,7 @@
       <w:pPr>
         <w:numPr>
           <w:ilvl w:val="1"/>
-          <w:numId w:val="1029"/>
+          <w:numId w:val="1031"/>
         </w:numPr>
         <w:pStyle w:val="Compact"/>
       </w:pPr>
@@ -3935,7 +4127,7 @@
       <w:pPr>
         <w:numPr>
           <w:ilvl w:val="1"/>
-          <w:numId w:val="1030"/>
+          <w:numId w:val="1032"/>
         </w:numPr>
         <w:pStyle w:val="Compact"/>
       </w:pPr>
@@ -3974,7 +4166,7 @@
       <w:pPr>
         <w:numPr>
           <w:ilvl w:val="1"/>
-          <w:numId w:val="1031"/>
+          <w:numId w:val="1033"/>
         </w:numPr>
         <w:pStyle w:val="Compact"/>
       </w:pPr>
@@ -4061,7 +4253,7 @@
       <w:pPr>
         <w:numPr>
           <w:ilvl w:val="1"/>
-          <w:numId w:val="1032"/>
+          <w:numId w:val="1034"/>
         </w:numPr>
         <w:pStyle w:val="Compact"/>
       </w:pPr>
@@ -4136,7 +4328,7 @@
       <w:pPr>
         <w:numPr>
           <w:ilvl w:val="1"/>
-          <w:numId w:val="1033"/>
+          <w:numId w:val="1035"/>
         </w:numPr>
         <w:pStyle w:val="Compact"/>
       </w:pPr>
@@ -4148,7 +4340,7 @@
       <w:pPr>
         <w:numPr>
           <w:ilvl w:val="1"/>
-          <w:numId w:val="1033"/>
+          <w:numId w:val="1035"/>
         </w:numPr>
         <w:pStyle w:val="Compact"/>
       </w:pPr>
@@ -4188,7 +4380,7 @@
       <w:pPr>
         <w:numPr>
           <w:ilvl w:val="0"/>
-          <w:numId w:val="1034"/>
+          <w:numId w:val="1036"/>
         </w:numPr>
       </w:pPr>
       <w:r>
@@ -4215,7 +4407,7 @@
       <w:pPr>
         <w:numPr>
           <w:ilvl w:val="1"/>
-          <w:numId w:val="1035"/>
+          <w:numId w:val="1037"/>
         </w:numPr>
         <w:pStyle w:val="Compact"/>
       </w:pPr>
@@ -4227,7 +4419,7 @@
       <w:pPr>
         <w:numPr>
           <w:ilvl w:val="1"/>
-          <w:numId w:val="1035"/>
+          <w:numId w:val="1037"/>
         </w:numPr>
         <w:pStyle w:val="Compact"/>
       </w:pPr>
@@ -4266,7 +4458,7 @@
       <w:pPr>
         <w:numPr>
           <w:ilvl w:val="0"/>
-          <w:numId w:val="1034"/>
+          <w:numId w:val="1036"/>
         </w:numPr>
       </w:pPr>
       <w:r>
@@ -4293,7 +4485,7 @@
       <w:pPr>
         <w:numPr>
           <w:ilvl w:val="0"/>
-          <w:numId w:val="1034"/>
+          <w:numId w:val="1036"/>
         </w:numPr>
       </w:pPr>
       <w:r>
@@ -4320,7 +4512,7 @@
       <w:pPr>
         <w:numPr>
           <w:ilvl w:val="1"/>
-          <w:numId w:val="1036"/>
+          <w:numId w:val="1038"/>
         </w:numPr>
         <w:pStyle w:val="Compact"/>
       </w:pPr>
@@ -4329,7 +4521,7 @@
       <w:pPr>
         <w:numPr>
           <w:ilvl w:val="2"/>
-          <w:numId w:val="1037"/>
+          <w:numId w:val="1039"/>
         </w:numPr>
         <w:pStyle w:val="Compact"/>
       </w:pPr>
@@ -4399,7 +4591,7 @@
       <w:pPr>
         <w:numPr>
           <w:ilvl w:val="1"/>
-          <w:numId w:val="1036"/>
+          <w:numId w:val="1038"/>
         </w:numPr>
         <w:pStyle w:val="Compact"/>
       </w:pPr>
@@ -4408,7 +4600,7 @@
       <w:pPr>
         <w:numPr>
           <w:ilvl w:val="2"/>
-          <w:numId w:val="1038"/>
+          <w:numId w:val="1040"/>
         </w:numPr>
         <w:pStyle w:val="Compact"/>
       </w:pPr>
@@ -4451,7 +4643,7 @@
       <w:pPr>
         <w:numPr>
           <w:ilvl w:val="1"/>
-          <w:numId w:val="1036"/>
+          <w:numId w:val="1038"/>
         </w:numPr>
         <w:pStyle w:val="Compact"/>
       </w:pPr>
@@ -4460,7 +4652,7 @@
       <w:pPr>
         <w:numPr>
           <w:ilvl w:val="2"/>
-          <w:numId w:val="1039"/>
+          <w:numId w:val="1041"/>
         </w:numPr>
         <w:pStyle w:val="Compact"/>
       </w:pPr>
@@ -4494,7 +4686,7 @@
       <w:pPr>
         <w:numPr>
           <w:ilvl w:val="0"/>
-          <w:numId w:val="1034"/>
+          <w:numId w:val="1036"/>
         </w:numPr>
       </w:pPr>
       <w:r>
@@ -4521,7 +4713,7 @@
       <w:pPr>
         <w:numPr>
           <w:ilvl w:val="1"/>
-          <w:numId w:val="1040"/>
+          <w:numId w:val="1042"/>
         </w:numPr>
         <w:pStyle w:val="Compact"/>
       </w:pPr>
@@ -4533,7 +4725,7 @@
       <w:pPr>
         <w:numPr>
           <w:ilvl w:val="1"/>
-          <w:numId w:val="1040"/>
+          <w:numId w:val="1042"/>
         </w:numPr>
         <w:pStyle w:val="Compact"/>
       </w:pPr>
@@ -4578,7 +4770,7 @@
       <w:pPr>
         <w:numPr>
           <w:ilvl w:val="0"/>
-          <w:numId w:val="1034"/>
+          <w:numId w:val="1036"/>
         </w:numPr>
       </w:pPr>
       <w:r>
@@ -4605,7 +4797,7 @@
       <w:pPr>
         <w:numPr>
           <w:ilvl w:val="1"/>
-          <w:numId w:val="1041"/>
+          <w:numId w:val="1043"/>
         </w:numPr>
         <w:pStyle w:val="Compact"/>
       </w:pPr>
@@ -4629,7 +4821,7 @@
       <w:pPr>
         <w:numPr>
           <w:ilvl w:val="0"/>
-          <w:numId w:val="1034"/>
+          <w:numId w:val="1036"/>
         </w:numPr>
       </w:pPr>
       <w:r>
@@ -4686,7 +4878,7 @@
       <w:pPr>
         <w:numPr>
           <w:ilvl w:val="0"/>
-          <w:numId w:val="1034"/>
+          <w:numId w:val="1036"/>
         </w:numPr>
       </w:pPr>
       <w:r>
@@ -4713,7 +4905,7 @@
       <w:pPr>
         <w:numPr>
           <w:ilvl w:val="0"/>
-          <w:numId w:val="1034"/>
+          <w:numId w:val="1036"/>
         </w:numPr>
       </w:pPr>
       <w:r>
@@ -4740,7 +4932,7 @@
       <w:pPr>
         <w:numPr>
           <w:ilvl w:val="0"/>
-          <w:numId w:val="1034"/>
+          <w:numId w:val="1036"/>
         </w:numPr>
       </w:pPr>
       <w:r>
@@ -4767,7 +4959,7 @@
       <w:pPr>
         <w:numPr>
           <w:ilvl w:val="0"/>
-          <w:numId w:val="1034"/>
+          <w:numId w:val="1036"/>
         </w:numPr>
       </w:pPr>
       <w:r>
@@ -4794,7 +4986,7 @@
       <w:pPr>
         <w:numPr>
           <w:ilvl w:val="0"/>
-          <w:numId w:val="1034"/>
+          <w:numId w:val="1036"/>
         </w:numPr>
       </w:pPr>
       <w:r>
@@ -4830,7 +5022,7 @@
       <w:pPr>
         <w:numPr>
           <w:ilvl w:val="0"/>
-          <w:numId w:val="1034"/>
+          <w:numId w:val="1036"/>
         </w:numPr>
       </w:pPr>
       <w:r>
@@ -4857,7 +5049,7 @@
       <w:pPr>
         <w:numPr>
           <w:ilvl w:val="1"/>
-          <w:numId w:val="1042"/>
+          <w:numId w:val="1044"/>
         </w:numPr>
         <w:pStyle w:val="Compact"/>
       </w:pPr>
@@ -4887,7 +5079,7 @@
       <w:pPr>
         <w:numPr>
           <w:ilvl w:val="0"/>
-          <w:numId w:val="1034"/>
+          <w:numId w:val="1036"/>
         </w:numPr>
       </w:pPr>
       <w:r>
@@ -4914,7 +5106,7 @@
       <w:pPr>
         <w:numPr>
           <w:ilvl w:val="1"/>
-          <w:numId w:val="1043"/>
+          <w:numId w:val="1045"/>
         </w:numPr>
         <w:pStyle w:val="Compact"/>
       </w:pPr>
@@ -4944,7 +5136,7 @@
       <w:pPr>
         <w:numPr>
           <w:ilvl w:val="0"/>
-          <w:numId w:val="1034"/>
+          <w:numId w:val="1036"/>
         </w:numPr>
       </w:pPr>
       <w:r>
@@ -4971,7 +5163,7 @@
       <w:pPr>
         <w:numPr>
           <w:ilvl w:val="0"/>
-          <w:numId w:val="1034"/>
+          <w:numId w:val="1036"/>
         </w:numPr>
       </w:pPr>
       <w:r>
@@ -4998,7 +5190,7 @@
       <w:pPr>
         <w:numPr>
           <w:ilvl w:val="0"/>
-          <w:numId w:val="1034"/>
+          <w:numId w:val="1036"/>
         </w:numPr>
       </w:pPr>
       <w:r>
@@ -5025,7 +5217,7 @@
       <w:pPr>
         <w:numPr>
           <w:ilvl w:val="1"/>
-          <w:numId w:val="1044"/>
+          <w:numId w:val="1046"/>
         </w:numPr>
         <w:pStyle w:val="Compact"/>
       </w:pPr>
@@ -5046,7 +5238,7 @@
       <w:pPr>
         <w:numPr>
           <w:ilvl w:val="0"/>
-          <w:numId w:val="1034"/>
+          <w:numId w:val="1036"/>
         </w:numPr>
       </w:pPr>
       <w:r>
@@ -5073,7 +5265,7 @@
       <w:pPr>
         <w:numPr>
           <w:ilvl w:val="0"/>
-          <w:numId w:val="1034"/>
+          <w:numId w:val="1036"/>
         </w:numPr>
       </w:pPr>
       <w:r>
@@ -5100,7 +5292,7 @@
       <w:pPr>
         <w:numPr>
           <w:ilvl w:val="0"/>
-          <w:numId w:val="1034"/>
+          <w:numId w:val="1036"/>
         </w:numPr>
       </w:pPr>
       <w:r>
@@ -5127,7 +5319,7 @@
       <w:pPr>
         <w:numPr>
           <w:ilvl w:val="0"/>
-          <w:numId w:val="1034"/>
+          <w:numId w:val="1036"/>
         </w:numPr>
       </w:pPr>
       <w:r>
@@ -5154,7 +5346,7 @@
       <w:pPr>
         <w:numPr>
           <w:ilvl w:val="1"/>
-          <w:numId w:val="1045"/>
+          <w:numId w:val="1047"/>
         </w:numPr>
         <w:pStyle w:val="Compact"/>
       </w:pPr>
@@ -5166,7 +5358,7 @@
       <w:pPr>
         <w:numPr>
           <w:ilvl w:val="0"/>
-          <w:numId w:val="1034"/>
+          <w:numId w:val="1036"/>
         </w:numPr>
       </w:pPr>
       <w:r>
@@ -5193,7 +5385,7 @@
       <w:pPr>
         <w:numPr>
           <w:ilvl w:val="0"/>
-          <w:numId w:val="1034"/>
+          <w:numId w:val="1036"/>
         </w:numPr>
       </w:pPr>
       <w:r>
@@ -5220,7 +5412,7 @@
       <w:pPr>
         <w:numPr>
           <w:ilvl w:val="0"/>
-          <w:numId w:val="1034"/>
+          <w:numId w:val="1036"/>
         </w:numPr>
       </w:pPr>
       <w:r>
@@ -5247,7 +5439,7 @@
       <w:pPr>
         <w:numPr>
           <w:ilvl w:val="0"/>
-          <w:numId w:val="1034"/>
+          <w:numId w:val="1036"/>
         </w:numPr>
       </w:pPr>
       <w:r>
@@ -5274,7 +5466,7 @@
       <w:pPr>
         <w:numPr>
           <w:ilvl w:val="0"/>
-          <w:numId w:val="1034"/>
+          <w:numId w:val="1036"/>
         </w:numPr>
       </w:pPr>
       <w:r>
@@ -5301,7 +5493,7 @@
       <w:pPr>
         <w:numPr>
           <w:ilvl w:val="0"/>
-          <w:numId w:val="1034"/>
+          <w:numId w:val="1036"/>
         </w:numPr>
       </w:pPr>
       <w:r>
@@ -5328,7 +5520,7 @@
       <w:pPr>
         <w:numPr>
           <w:ilvl w:val="0"/>
-          <w:numId w:val="1034"/>
+          <w:numId w:val="1036"/>
         </w:numPr>
       </w:pPr>
       <w:r>
@@ -5355,7 +5547,7 @@
       <w:pPr>
         <w:numPr>
           <w:ilvl w:val="0"/>
-          <w:numId w:val="1034"/>
+          <w:numId w:val="1036"/>
         </w:numPr>
       </w:pPr>
       <w:r>
@@ -5382,7 +5574,7 @@
       <w:pPr>
         <w:numPr>
           <w:ilvl w:val="0"/>
-          <w:numId w:val="1034"/>
+          <w:numId w:val="1036"/>
         </w:numPr>
       </w:pPr>
       <w:r>
@@ -5409,7 +5601,7 @@
       <w:pPr>
         <w:numPr>
           <w:ilvl w:val="1"/>
-          <w:numId w:val="1046"/>
+          <w:numId w:val="1048"/>
         </w:numPr>
         <w:pStyle w:val="Compact"/>
       </w:pPr>
@@ -5448,7 +5640,7 @@
       <w:pPr>
         <w:numPr>
           <w:ilvl w:val="0"/>
-          <w:numId w:val="1034"/>
+          <w:numId w:val="1036"/>
         </w:numPr>
       </w:pPr>
       <w:r>
@@ -5475,7 +5667,7 @@
       <w:pPr>
         <w:numPr>
           <w:ilvl w:val="0"/>
-          <w:numId w:val="1034"/>
+          <w:numId w:val="1036"/>
         </w:numPr>
       </w:pPr>
       <w:r>
@@ -5502,7 +5694,7 @@
       <w:pPr>
         <w:numPr>
           <w:ilvl w:val="0"/>
-          <w:numId w:val="1034"/>
+          <w:numId w:val="1036"/>
         </w:numPr>
       </w:pPr>
       <w:r>
@@ -6391,6 +6583,12 @@
     <w:abstractNumId w:val="991"/>
   </w:num>
   <w:num w:numId="1037">
+    <w:abstractNumId w:val="991"/>
+  </w:num>
+  <w:num w:numId="1038">
+    <w:abstractNumId w:val="991"/>
+  </w:num>
+  <w:num w:numId="1039">
     <w:abstractNumId w:val="99421"/>
     <w:lvlOverride w:ilvl="0">
       <w:startOverride w:val="1"/>
@@ -6420,7 +6618,7 @@
       <w:startOverride w:val="1"/>
     </w:lvlOverride>
   </w:num>
-  <w:num w:numId="1038">
+  <w:num w:numId="1040">
     <w:abstractNumId w:val="99422"/>
     <w:lvlOverride w:ilvl="0">
       <w:startOverride w:val="2"/>
@@ -6450,7 +6648,7 @@
       <w:startOverride w:val="2"/>
     </w:lvlOverride>
   </w:num>
-  <w:num w:numId="1039">
+  <w:num w:numId="1041">
     <w:abstractNumId w:val="99423"/>
     <w:lvlOverride w:ilvl="0">
       <w:startOverride w:val="3"/>
@@ -6480,12 +6678,6 @@
       <w:startOverride w:val="3"/>
     </w:lvlOverride>
   </w:num>
-  <w:num w:numId="1040">
-    <w:abstractNumId w:val="991"/>
-  </w:num>
-  <w:num w:numId="1041">
-    <w:abstractNumId w:val="991"/>
-  </w:num>
   <w:num w:numId="1042">
     <w:abstractNumId w:val="991"/>
   </w:num>
@@ -6499,6 +6691,12 @@
     <w:abstractNumId w:val="991"/>
   </w:num>
   <w:num w:numId="1046">
+    <w:abstractNumId w:val="991"/>
+  </w:num>
+  <w:num w:numId="1047">
+    <w:abstractNumId w:val="991"/>
+  </w:num>
+  <w:num w:numId="1048">
     <w:abstractNumId w:val="991"/>
   </w:num>
 </w:numbering>

--- a/文档/开发日志.docx
+++ b/文档/开发日志.docx
@@ -28,7 +28,7 @@
         </w:p>
       </w:sdtContent>
     </w:sdt>
-    <w:bookmarkStart w:id="26" w:name="开发日志"/>
+    <w:bookmarkStart w:id="27" w:name="开发日志"/>
     <w:p>
       <w:pPr>
         <w:pStyle w:val="Heading1"/>
@@ -895,7 +895,7 @@
       </w:r>
     </w:p>
     <w:bookmarkEnd w:id="21"/>
-    <w:bookmarkStart w:id="24" w:name="三改动明细"/>
+    <w:bookmarkStart w:id="25" w:name="三改动明细"/>
     <w:p>
       <w:pPr>
         <w:pStyle w:val="Heading2"/>
@@ -904,13 +904,13 @@
         <w:t xml:space="preserve">三、改动明细</w:t>
       </w:r>
     </w:p>
-    <w:bookmarkStart w:id="22" w:name="Xdd7083db5d65ace979c7a3d1f698cf638c23880"/>
+    <w:bookmarkStart w:id="22" w:name="Xa97bbd8278a9ede502956d710cb6baf398187db"/>
     <w:p>
       <w:pPr>
         <w:pStyle w:val="Heading3"/>
       </w:pPr>
       <w:r>
-        <w:t xml:space="preserve">2026-09-26</w:t>
+        <w:t xml:space="preserve">2026-09-27</w:t>
       </w:r>
     </w:p>
     <w:p>
@@ -919,9 +919,10 @@
           <w:ilvl w:val="0"/>
           <w:numId w:val="1002"/>
         </w:numPr>
-      </w:pPr>
-      <w:r>
-        <w:t xml:space="preserve">23:34</w:t>
+        <w:pStyle w:val="Compact"/>
+      </w:pPr>
+      <w:r>
+        <w:t xml:space="preserve">00:05</w:t>
       </w:r>
       <w:r>
         <w:t xml:space="preserve"> </w:t>
@@ -931,13 +932,13 @@
           <w:bCs/>
           <w:b/>
         </w:rPr>
-        <w:t xml:space="preserve">界面</w:t>
-      </w:r>
-      <w:r>
-        <w:t xml:space="preserve"> </w:t>
-      </w:r>
-      <w:r>
-        <w:t xml:space="preserve">工作台去掉「系统管理」一栏</w:t>
+        <w:t xml:space="preserve">修复</w:t>
+      </w:r>
+      <w:r>
+        <w:t xml:space="preserve"> </w:t>
+      </w:r>
+      <w:r>
+        <w:t xml:space="preserve">页面上所有时间比本地时间慢 8 小时（同一份报告里两个时间对不上）</w:t>
       </w:r>
     </w:p>
     <w:p>
@@ -949,7 +950,106 @@
         <w:pStyle w:val="Compact"/>
       </w:pPr>
       <w:r>
-        <w:t xml:space="preserve">原因：用户反馈工作台最下方的「个人设置 / 账号与操作日志」两块多余。这两处的入口本来就在左侧导航栏（个人设置）与顶栏铃铛（操作日志），工作台重复列一遍。</w:t>
+        <w:t xml:space="preserve">原因：</w:t>
+      </w:r>
+      <w:r>
+        <w:rPr>
+          <w:rStyle w:val="VerbatimChar"/>
+        </w:rPr>
+        <w:t xml:space="preserve">app/models.py</w:t>
+      </w:r>
+      <w:r>
+        <w:t xml:space="preserve"> </w:t>
+      </w:r>
+      <w:r>
+        <w:t xml:space="preserve">里</w:t>
+      </w:r>
+      <w:r>
+        <w:t xml:space="preserve"> </w:t>
+      </w:r>
+      <w:r>
+        <w:rPr>
+          <w:rStyle w:val="VerbatimChar"/>
+        </w:rPr>
+        <w:t xml:space="preserve">created_at</w:t>
+      </w:r>
+      <w:r>
+        <w:t xml:space="preserve"> </w:t>
+      </w:r>
+      <w:r>
+        <w:t xml:space="preserve">/</w:t>
+      </w:r>
+      <w:r>
+        <w:t xml:space="preserve"> </w:t>
+      </w:r>
+      <w:r>
+        <w:rPr>
+          <w:rStyle w:val="VerbatimChar"/>
+        </w:rPr>
+        <w:t xml:space="preserve">checked_at</w:t>
+      </w:r>
+      <w:r>
+        <w:t xml:space="preserve"> </w:t>
+      </w:r>
+      <w:r>
+        <w:t xml:space="preserve">/</w:t>
+      </w:r>
+      <w:r>
+        <w:t xml:space="preserve"> </w:t>
+      </w:r>
+      <w:r>
+        <w:rPr>
+          <w:rStyle w:val="VerbatimChar"/>
+        </w:rPr>
+        <w:t xml:space="preserve">image_uploaded_at</w:t>
+      </w:r>
+      <w:r>
+        <w:t xml:space="preserve"> </w:t>
+      </w:r>
+      <w:r>
+        <w:t xml:space="preserve">一律用</w:t>
+      </w:r>
+      <w:r>
+        <w:t xml:space="preserve"> </w:t>
+      </w:r>
+      <w:r>
+        <w:rPr>
+          <w:rStyle w:val="VerbatimChar"/>
+        </w:rPr>
+        <w:t xml:space="preserve">datetime.utcnow</w:t>
+      </w:r>
+      <w:r>
+        <w:t xml:space="preserve"> </w:t>
+      </w:r>
+      <w:r>
+        <w:t xml:space="preserve">落库（UTC），页面上却直接</w:t>
+      </w:r>
+      <w:r>
+        <w:t xml:space="preserve"> </w:t>
+      </w:r>
+      <w:r>
+        <w:rPr>
+          <w:rStyle w:val="VerbatimChar"/>
+        </w:rPr>
+        <w:t xml:space="preserve">.strftime</w:t>
+      </w:r>
+      <w:r>
+        <w:t xml:space="preserve"> </w:t>
+      </w:r>
+      <w:r>
+        <w:t xml:space="preserve">原样显示；而报告里的「生成时间」用的是</w:t>
+      </w:r>
+      <w:r>
+        <w:t xml:space="preserve"> </w:t>
+      </w:r>
+      <w:r>
+        <w:rPr>
+          <w:rStyle w:val="VerbatimChar"/>
+        </w:rPr>
+        <w:t xml:space="preserve">datetime.now()</w:t>
+      </w:r>
+      <w:r>
+        <w:t xml:space="preserve">（本地）。于是操作日志、评价时间显示 15:28，报告生成时间显示 23:28 —— 同一份材料里差 8 小时，评审会当成缺陷。</w:t>
       </w:r>
     </w:p>
     <w:p>
@@ -973,13 +1073,70 @@
         <w:pStyle w:val="Compact"/>
       </w:pPr>
       <w:r>
-        <w:rPr>
-          <w:rStyle w:val="VerbatimChar"/>
-        </w:rPr>
-        <w:t xml:space="preserve">app/templates/auth/home.html</w:t>
-      </w:r>
-      <w:r>
-        <w:t xml:space="preserve">：删掉该 section，工作台到「评价流程」八张卡片为止。</w:t>
+        <w:t xml:space="preserve">新增</w:t>
+      </w:r>
+      <w:r>
+        <w:t xml:space="preserve"> </w:t>
+      </w:r>
+      <w:r>
+        <w:rPr>
+          <w:rStyle w:val="VerbatimChar"/>
+        </w:rPr>
+        <w:t xml:space="preserve">app/utils/timefmt.py</w:t>
+      </w:r>
+      <w:r>
+        <w:t xml:space="preserve">：</w:t>
+      </w:r>
+      <w:r>
+        <w:rPr>
+          <w:rStyle w:val="VerbatimChar"/>
+        </w:rPr>
+        <w:t xml:space="preserve">to_local()</w:t>
+      </w:r>
+      <w:r>
+        <w:t xml:space="preserve"> </w:t>
+      </w:r>
+      <w:r>
+        <w:t xml:space="preserve">把 UTC 换算成本地时间，</w:t>
+      </w:r>
+      <w:r>
+        <w:rPr>
+          <w:rStyle w:val="VerbatimChar"/>
+        </w:rPr>
+        <w:t xml:space="preserve">now_utc()</w:t>
+      </w:r>
+      <w:r>
+        <w:t xml:space="preserve"> </w:t>
+      </w:r>
+      <w:r>
+        <w:t xml:space="preserve">取带时区的当前时间；在</w:t>
+      </w:r>
+      <w:r>
+        <w:t xml:space="preserve"> </w:t>
+      </w:r>
+      <w:r>
+        <w:rPr>
+          <w:rStyle w:val="VerbatimChar"/>
+        </w:rPr>
+        <w:t xml:space="preserve">create_app</w:t>
+      </w:r>
+      <w:r>
+        <w:t xml:space="preserve"> </w:t>
+      </w:r>
+      <w:r>
+        <w:t xml:space="preserve">里注册为 Jinja 过滤器</w:t>
+      </w:r>
+      <w:r>
+        <w:t xml:space="preserve"> </w:t>
+      </w:r>
+      <w:r>
+        <w:rPr>
+          <w:rStyle w:val="VerbatimChar"/>
+        </w:rPr>
+        <w:t xml:space="preserve">localdt</w:t>
+      </w:r>
+      <w:r>
+        <w:t xml:space="preserve">。</w:t>
       </w:r>
     </w:p>
     <w:p>
@@ -992,24 +1149,13 @@
       </w:pPr>
       <w:r>
         <w:rPr>
-          <w:rStyle w:val="VerbatimChar"/>
-        </w:rPr>
-        <w:t xml:space="preserve">app/templates/base.html</w:t>
-      </w:r>
-      <w:r>
-        <w:t xml:space="preserve">：</w:t>
-      </w:r>
-      <w:r>
-        <w:rPr>
-          <w:rStyle w:val="VerbatimChar"/>
-        </w:rPr>
-        <w:t xml:space="preserve">.row-card</w:t>
-      </w:r>
-      <w:r>
-        <w:t xml:space="preserve"> </w:t>
-      </w:r>
-      <w:r>
-        <w:t xml:space="preserve">一整套样式（9 条规则）只被这一栏用过，一并删掉，免得留死代码。</w:t>
+          <w:bCs/>
+          <w:b/>
+        </w:rPr>
+        <w:t xml:space="preserve">不在写库时改成本地时间</w:t>
+      </w:r>
+      <w:r>
+        <w:t xml:space="preserve">：库里已存了几千条 UTC 记录，改写入会造成新旧数据混着差 8 小时。统一在展示层换算，老数据不动。</w:t>
       </w:r>
     </w:p>
     <w:p>
@@ -1021,7 +1167,31 @@
         <w:pStyle w:val="Compact"/>
       </w:pPr>
       <w:r>
-        <w:t xml:space="preserve">入口没有减少：个人设置在左侧导航栏，账号与操作日志从「个人设置 · 账号」或顶栏铃铛进入。</w:t>
+        <w:t xml:space="preserve">六处展示点改写：操作日志、多专家矩阵、个人设置·创建时间、影像「上传于」、报告页评价时间、PDF 报告生成时间。报告页与 Word 报告的生成时间也改成同一套（</w:t>
+      </w:r>
+      <w:r>
+        <w:rPr>
+          <w:rStyle w:val="VerbatimChar"/>
+        </w:rPr>
+        <w:t xml:space="preserve">now_utc()</w:t>
+      </w:r>
+      <w:r>
+        <w:t xml:space="preserve"> </w:t>
+      </w:r>
+      <w:r>
+        <w:t xml:space="preserve">+</w:t>
+      </w:r>
+      <w:r>
+        <w:t xml:space="preserve"> </w:t>
+      </w:r>
+      <w:r>
+        <w:rPr>
+          <w:rStyle w:val="VerbatimChar"/>
+        </w:rPr>
+        <w:t xml:space="preserve">localdt</w:t>
+      </w:r>
+      <w:r>
+        <w:t xml:space="preserve">），保证口径一致。</w:t>
       </w:r>
     </w:p>
     <w:p>
@@ -1033,16 +1203,49 @@
         <w:pStyle w:val="Compact"/>
       </w:pPr>
       <w:r>
-        <w:rPr>
-          <w:rStyle w:val="VerbatimChar"/>
-        </w:rPr>
-        <w:t xml:space="preserve">软著材料/截图/02_系统首页.png</w:t>
-      </w:r>
-      <w:r>
-        <w:t xml:space="preserve"> </w:t>
-      </w:r>
-      <w:r>
-        <w:t xml:space="preserve">与说明书里的对应插图随之更新。</w:t>
+        <w:t xml:space="preserve">新增</w:t>
+      </w:r>
+      <w:r>
+        <w:t xml:space="preserve"> </w:t>
+      </w:r>
+      <w:r>
+        <w:rPr>
+          <w:rStyle w:val="VerbatimChar"/>
+        </w:rPr>
+        <w:t xml:space="preserve">测试/test_timefmt.py</w:t>
+      </w:r>
+      <w:r>
+        <w:t xml:space="preserve">：换算正确性、带时区不二次换算、造一条日志看页面确实显示本地时间且不再出现 UTC 原值、六个模板都不再直接对 UTC 字段</w:t>
+      </w:r>
+      <w:r>
+        <w:t xml:space="preserve"> </w:t>
+      </w:r>
+      <w:r>
+        <w:rPr>
+          <w:rStyle w:val="VerbatimChar"/>
+        </w:rPr>
+        <w:t xml:space="preserve">strftime</w:t>
+      </w:r>
+      <w:r>
+        <w:t xml:space="preserve">。</w:t>
+      </w:r>
+    </w:p>
+    <w:p>
+      <w:pPr>
+        <w:numPr>
+          <w:ilvl w:val="2"/>
+          <w:numId w:val="1004"/>
+        </w:numPr>
+        <w:pStyle w:val="Compact"/>
+      </w:pPr>
+      <w:r>
+        <w:rPr>
+          <w:rStyle w:val="VerbatimChar"/>
+        </w:rPr>
+        <w:t xml:space="preserve">README.md</w:t>
+      </w:r>
+      <w:r>
+        <w:t xml:space="preserve">：测试套件 13 → 14 套，运行自检一节补上该脚本。</w:t>
       </w:r>
     </w:p>
     <w:p>
@@ -1060,36 +1263,34 @@
         <w:rPr>
           <w:rStyle w:val="VerbatimChar"/>
         </w:rPr>
-        <w:t xml:space="preserve">工具/make_screenshots.py</w:t>
-      </w:r>
-      <w:r>
-        <w:t xml:space="preserve"> </w:t>
-      </w:r>
-      <w:r>
-        <w:t xml:space="preserve">重跑 27/27 张、全部返回 200；源程序 PDF 247 页、说明书 PDF 29 页重跑；</w:t>
-      </w:r>
-      <w:r>
-        <w:rPr>
-          <w:rStyle w:val="VerbatimChar"/>
-        </w:rPr>
-        <w:t xml:space="preserve">工具/check_materials.py</w:t>
-      </w:r>
-      <w:r>
-        <w:t xml:space="preserve"> </w:t>
-      </w:r>
-      <w:r>
-        <w:t xml:space="preserve">21 项全部符合。</w:t>
+        <w:t xml:space="preserve">测试/test_timefmt.py</w:t>
+      </w:r>
+      <w:r>
+        <w:t xml:space="preserve"> </w:t>
+      </w:r>
+      <w:r>
+        <w:t xml:space="preserve">全项通过（本机偏移 8:00，UTC 15:33:28 → 23:33:28）；截图与 PDF 重跑后，操作日志、评价时间、报告生成时间三者口径一致。</w:t>
+      </w:r>
+    </w:p>
+    <w:bookmarkEnd w:id="22"/>
+    <w:bookmarkStart w:id="23" w:name="Xdd7083db5d65ace979c7a3d1f698cf638c23880"/>
+    <w:p>
+      <w:pPr>
+        <w:pStyle w:val="Heading3"/>
+      </w:pPr>
+      <w:r>
+        <w:t xml:space="preserve">2026-09-26</w:t>
       </w:r>
     </w:p>
     <w:p>
       <w:pPr>
         <w:numPr>
           <w:ilvl w:val="0"/>
-          <w:numId w:val="1002"/>
-        </w:numPr>
-      </w:pPr>
-      <w:r>
-        <w:t xml:space="preserve">23:20</w:t>
+          <w:numId w:val="1005"/>
+        </w:numPr>
+      </w:pPr>
+      <w:r>
+        <w:t xml:space="preserve">23:34</w:t>
       </w:r>
       <w:r>
         <w:t xml:space="preserve"> </w:t>
@@ -1105,336 +1306,159 @@
         <w:t xml:space="preserve"> </w:t>
       </w:r>
       <w:r>
-        <w:t xml:space="preserve">介绍区进场动画加强：卡片从屏幕外飞入，落位轻微回弹</w:t>
+        <w:t xml:space="preserve">工作台去掉「系统管理」一栏</w:t>
       </w:r>
     </w:p>
     <w:p>
       <w:pPr>
         <w:numPr>
           <w:ilvl w:val="1"/>
+          <w:numId w:val="1006"/>
+        </w:numPr>
+        <w:pStyle w:val="Compact"/>
+      </w:pPr>
+      <w:r>
+        <w:t xml:space="preserve">原因：用户反馈工作台最下方的「个人设置 / 账号与操作日志」两块多余。这两处的入口本来就在左侧导航栏（个人设置）与顶栏铃铛（操作日志），工作台重复列一遍。</w:t>
+      </w:r>
+    </w:p>
+    <w:p>
+      <w:pPr>
+        <w:numPr>
+          <w:ilvl w:val="1"/>
+          <w:numId w:val="1006"/>
+        </w:numPr>
+        <w:pStyle w:val="Compact"/>
+      </w:pPr>
+      <w:r>
+        <w:t xml:space="preserve">影响：</w:t>
+      </w:r>
+    </w:p>
+    <w:p>
+      <w:pPr>
+        <w:numPr>
+          <w:ilvl w:val="2"/>
+          <w:numId w:val="1007"/>
+        </w:numPr>
+        <w:pStyle w:val="Compact"/>
+      </w:pPr>
+      <w:r>
+        <w:rPr>
+          <w:rStyle w:val="VerbatimChar"/>
+        </w:rPr>
+        <w:t xml:space="preserve">app/templates/auth/home.html</w:t>
+      </w:r>
+      <w:r>
+        <w:t xml:space="preserve">：删掉该 section，工作台到「评价流程」八张卡片为止。</w:t>
+      </w:r>
+    </w:p>
+    <w:p>
+      <w:pPr>
+        <w:numPr>
+          <w:ilvl w:val="2"/>
+          <w:numId w:val="1007"/>
+        </w:numPr>
+        <w:pStyle w:val="Compact"/>
+      </w:pPr>
+      <w:r>
+        <w:rPr>
+          <w:rStyle w:val="VerbatimChar"/>
+        </w:rPr>
+        <w:t xml:space="preserve">app/templates/base.html</w:t>
+      </w:r>
+      <w:r>
+        <w:t xml:space="preserve">：</w:t>
+      </w:r>
+      <w:r>
+        <w:rPr>
+          <w:rStyle w:val="VerbatimChar"/>
+        </w:rPr>
+        <w:t xml:space="preserve">.row-card</w:t>
+      </w:r>
+      <w:r>
+        <w:t xml:space="preserve"> </w:t>
+      </w:r>
+      <w:r>
+        <w:t xml:space="preserve">一整套样式（9 条规则）只被这一栏用过，一并删掉，免得留死代码。</w:t>
+      </w:r>
+    </w:p>
+    <w:p>
+      <w:pPr>
+        <w:numPr>
+          <w:ilvl w:val="2"/>
+          <w:numId w:val="1007"/>
+        </w:numPr>
+        <w:pStyle w:val="Compact"/>
+      </w:pPr>
+      <w:r>
+        <w:t xml:space="preserve">入口没有减少：个人设置在左侧导航栏，账号与操作日志从「个人设置 · 账号」或顶栏铃铛进入。</w:t>
+      </w:r>
+    </w:p>
+    <w:p>
+      <w:pPr>
+        <w:numPr>
+          <w:ilvl w:val="2"/>
+          <w:numId w:val="1007"/>
+        </w:numPr>
+        <w:pStyle w:val="Compact"/>
+      </w:pPr>
+      <w:r>
+        <w:rPr>
+          <w:rStyle w:val="VerbatimChar"/>
+        </w:rPr>
+        <w:t xml:space="preserve">软著材料/截图/02_系统首页.png</w:t>
+      </w:r>
+      <w:r>
+        <w:t xml:space="preserve"> </w:t>
+      </w:r>
+      <w:r>
+        <w:t xml:space="preserve">与说明书里的对应插图随之更新。</w:t>
+      </w:r>
+    </w:p>
+    <w:p>
+      <w:pPr>
+        <w:numPr>
+          <w:ilvl w:val="1"/>
+          <w:numId w:val="1006"/>
+        </w:numPr>
+        <w:pStyle w:val="Compact"/>
+      </w:pPr>
+      <w:r>
+        <w:t xml:space="preserve">验证：</w:t>
+      </w:r>
+      <w:r>
+        <w:rPr>
+          <w:rStyle w:val="VerbatimChar"/>
+        </w:rPr>
+        <w:t xml:space="preserve">工具/make_screenshots.py</w:t>
+      </w:r>
+      <w:r>
+        <w:t xml:space="preserve"> </w:t>
+      </w:r>
+      <w:r>
+        <w:t xml:space="preserve">重跑 27/27 张、全部返回 200；源程序 PDF 247 页、说明书 PDF 29 页重跑；</w:t>
+      </w:r>
+      <w:r>
+        <w:rPr>
+          <w:rStyle w:val="VerbatimChar"/>
+        </w:rPr>
+        <w:t xml:space="preserve">工具/check_materials.py</w:t>
+      </w:r>
+      <w:r>
+        <w:t xml:space="preserve"> </w:t>
+      </w:r>
+      <w:r>
+        <w:t xml:space="preserve">21 项全部符合。</w:t>
+      </w:r>
+    </w:p>
+    <w:p>
+      <w:pPr>
+        <w:numPr>
+          <w:ilvl w:val="0"/>
           <w:numId w:val="1005"/>
         </w:numPr>
-        <w:pStyle w:val="Compact"/>
-      </w:pPr>
-      <w:r>
-        <w:t xml:space="preserve">原因：用户反馈「这些方块的动态效果再强烈一些，就像从外面飞过来一样」。原来的位移只有 48px，滚到位置时几乎是原地淡入，看不出「飞」。</w:t>
-      </w:r>
-    </w:p>
-    <w:p>
-      <w:pPr>
-        <w:numPr>
-          <w:ilvl w:val="1"/>
-          <w:numId w:val="1005"/>
-        </w:numPr>
-        <w:pStyle w:val="Compact"/>
-      </w:pPr>
-      <w:r>
-        <w:t xml:space="preserve">影响：</w:t>
-      </w:r>
-      <w:r>
-        <w:rPr>
-          <w:rStyle w:val="VerbatimChar"/>
-        </w:rPr>
-        <w:t xml:space="preserve">app/templates/auth/login.html</w:t>
-      </w:r>
-    </w:p>
-    <w:p>
-      <w:pPr>
-        <w:numPr>
-          <w:ilvl w:val="2"/>
-          <w:numId w:val="1006"/>
-        </w:numPr>
-        <w:pStyle w:val="Compact"/>
-      </w:pPr>
-      <w:r>
-        <w:t xml:space="preserve">起始位移由固定 48px 改为按视口取值：左右两列</w:t>
-      </w:r>
-      <w:r>
-        <w:t xml:space="preserve"> </w:t>
-      </w:r>
-      <w:r>
-        <w:rPr>
-          <w:rStyle w:val="VerbatimChar"/>
-        </w:rPr>
-        <w:t xml:space="preserve">±56vw</w:t>
-      </w:r>
-      <w:r>
-        <w:t xml:space="preserve">（横向出屏）再叠加</w:t>
-      </w:r>
-      <w:r>
-        <w:t xml:space="preserve"> </w:t>
-      </w:r>
-      <w:r>
-        <w:rPr>
-          <w:rStyle w:val="VerbatimChar"/>
-        </w:rPr>
-        <w:t xml:space="preserve">5vh</w:t>
-      </w:r>
-      <w:r>
-        <w:t xml:space="preserve"> </w:t>
-      </w:r>
-      <w:r>
-        <w:t xml:space="preserve">下沉，中间一列</w:t>
-      </w:r>
-      <w:r>
-        <w:t xml:space="preserve"> </w:t>
-      </w:r>
-      <w:r>
-        <w:rPr>
-          <w:rStyle w:val="VerbatimChar"/>
-        </w:rPr>
-        <w:t xml:space="preserve">24vh</w:t>
-      </w:r>
-      <w:r>
-        <w:t xml:space="preserve">（自下方升起）；三种方向都加了</w:t>
-      </w:r>
-      <w:r>
-        <w:t xml:space="preserve"> </w:t>
-      </w:r>
-      <w:r>
-        <w:rPr>
-          <w:rStyle w:val="VerbatimChar"/>
-        </w:rPr>
-        <w:t xml:space="preserve">scale(.9)</w:t>
-      </w:r>
-      <w:r>
-        <w:t xml:space="preserve">／</w:t>
-      </w:r>
-      <w:r>
-        <w:rPr>
-          <w:rStyle w:val="VerbatimChar"/>
-        </w:rPr>
-        <w:t xml:space="preserve">.94</w:t>
-      </w:r>
-      <w:r>
-        <w:t xml:space="preserve">，起飞时略小，落位回到原尺寸，读起来有纵深。</w:t>
-      </w:r>
-    </w:p>
-    <w:p>
-      <w:pPr>
-        <w:numPr>
-          <w:ilvl w:val="2"/>
-          <w:numId w:val="1006"/>
-        </w:numPr>
-        <w:pStyle w:val="Compact"/>
-      </w:pPr>
-      <w:r>
-        <w:t xml:space="preserve">过渡由</w:t>
-      </w:r>
-      <w:r>
-        <w:t xml:space="preserve"> </w:t>
-      </w:r>
-      <w:r>
-        <w:rPr>
-          <w:rStyle w:val="VerbatimChar"/>
-        </w:rPr>
-        <w:t xml:space="preserve">.62s</w:t>
-      </w:r>
-      <w:r>
-        <w:t xml:space="preserve"> </w:t>
-      </w:r>
-      <w:r>
-        <w:t xml:space="preserve">改为</w:t>
-      </w:r>
-      <w:r>
-        <w:t xml:space="preserve"> </w:t>
-      </w:r>
-      <w:r>
-        <w:rPr>
-          <w:rStyle w:val="VerbatimChar"/>
-        </w:rPr>
-        <w:t xml:space="preserve">1.05s</w:t>
-      </w:r>
-      <w:r>
-        <w:t xml:space="preserve">，缓动改</w:t>
-      </w:r>
-      <w:r>
-        <w:t xml:space="preserve"> </w:t>
-      </w:r>
-      <w:r>
-        <w:rPr>
-          <w:rStyle w:val="VerbatimChar"/>
-        </w:rPr>
-        <w:t xml:space="preserve">cubic-bezier(.18, 1.04, .3, 1)</w:t>
-      </w:r>
-      <w:r>
-        <w:t xml:space="preserve">——第二控制点大于 1，落位时轻微过冲再收回，像「停下时抖一下」。</w:t>
-      </w:r>
-    </w:p>
-    <w:p>
-      <w:pPr>
-        <w:numPr>
-          <w:ilvl w:val="2"/>
-          <w:numId w:val="1006"/>
-        </w:numPr>
-        <w:pStyle w:val="Compact"/>
-      </w:pPr>
-      <w:r>
-        <w:t xml:space="preserve">交错延迟由每条 85ms 提到 110ms，一列一列依次飞入。</w:t>
-      </w:r>
-    </w:p>
-    <w:p>
-      <w:pPr>
-        <w:numPr>
-          <w:ilvl w:val="2"/>
-          <w:numId w:val="1006"/>
-        </w:numPr>
-        <w:pStyle w:val="Compact"/>
-      </w:pPr>
-      <w:r>
-        <w:rPr>
-          <w:rStyle w:val="VerbatimChar"/>
-        </w:rPr>
-        <w:t xml:space="preserve">.lp-intro</w:t>
-      </w:r>
-      <w:r>
-        <w:t xml:space="preserve"> </w:t>
-      </w:r>
-      <w:r>
-        <w:t xml:space="preserve">加</w:t>
-      </w:r>
-      <w:r>
-        <w:t xml:space="preserve"> </w:t>
-      </w:r>
-      <w:r>
-        <w:rPr>
-          <w:rStyle w:val="VerbatimChar"/>
-        </w:rPr>
-        <w:t xml:space="preserve">overflow-x: clip</w:t>
-      </w:r>
-      <w:r>
-        <w:t xml:space="preserve">：位移现在按视口宽度算，右侧卡片会伸到页面外，不裁掉就会出现横向滚动条。用</w:t>
-      </w:r>
-      <w:r>
-        <w:t xml:space="preserve"> </w:t>
-      </w:r>
-      <w:r>
-        <w:rPr>
-          <w:rStyle w:val="VerbatimChar"/>
-        </w:rPr>
-        <w:t xml:space="preserve">clip</w:t>
-      </w:r>
-      <w:r>
-        <w:t xml:space="preserve"> </w:t>
-      </w:r>
-      <w:r>
-        <w:t xml:space="preserve">而不是</w:t>
-      </w:r>
-      <w:r>
-        <w:t xml:space="preserve"> </w:t>
-      </w:r>
-      <w:r>
-        <w:rPr>
-          <w:rStyle w:val="VerbatimChar"/>
-        </w:rPr>
-        <w:t xml:space="preserve">hidden</w:t>
-      </w:r>
-      <w:r>
-        <w:t xml:space="preserve">，纵向滚动仍归页面本身。</w:t>
-      </w:r>
-    </w:p>
-    <w:p>
-      <w:pPr>
-        <w:numPr>
-          <w:ilvl w:val="2"/>
-          <w:numId w:val="1006"/>
-        </w:numPr>
-        <w:pStyle w:val="Compact"/>
-      </w:pPr>
-      <w:r>
-        <w:rPr>
-          <w:rStyle w:val="VerbatimChar"/>
-        </w:rPr>
-        <w:t xml:space="preserve">工具/界面核对/核对登录浮层.py</w:t>
-      </w:r>
-      <w:r>
-        <w:t xml:space="preserve"> </w:t>
-      </w:r>
-      <w:r>
-        <w:t xml:space="preserve">新增第七节 6 条断言（三向位移用视口单位、起飞缩放、缓动过冲、裁掉横向溢出）。</w:t>
-      </w:r>
-    </w:p>
-    <w:p>
-      <w:pPr>
-        <w:numPr>
-          <w:ilvl w:val="2"/>
-          <w:numId w:val="1006"/>
-        </w:numPr>
-        <w:pStyle w:val="Compact"/>
-      </w:pPr>
-      <w:r>
-        <w:rPr>
-          <w:rStyle w:val="VerbatimChar"/>
-        </w:rPr>
-        <w:t xml:space="preserve">工具/make_manual.py</w:t>
-      </w:r>
-      <w:r>
-        <w:t xml:space="preserve"> </w:t>
-      </w:r>
-      <w:r>
-        <w:t xml:space="preserve">3.1 节的描述改为「按左、中、右三个方向从屏幕外飞入……落位时轻微回弹」。</w:t>
-      </w:r>
-    </w:p>
-    <w:p>
-      <w:pPr>
-        <w:numPr>
-          <w:ilvl w:val="1"/>
-          <w:numId w:val="1005"/>
-        </w:numPr>
-        <w:pStyle w:val="Compact"/>
-      </w:pPr>
-      <w:r>
-        <w:t xml:space="preserve">验证：用一个临时探针页把</w:t>
-      </w:r>
-      <w:r>
-        <w:t xml:space="preserve"> </w:t>
-      </w:r>
-      <w:r>
-        <w:rPr>
-          <w:rStyle w:val="VerbatimChar"/>
-        </w:rPr>
-        <w:t xml:space="preserve">is-in</w:t>
-      </w:r>
-      <w:r>
-        <w:t xml:space="preserve"> </w:t>
-      </w:r>
-      <w:r>
-        <w:t xml:space="preserve">摘掉、量真实起点——左列盒子 left = −591px、右列 left = 1618px（都已在屏外），中间一列 top 比落位低 337px；同一状态下</w:t>
-      </w:r>
-      <w:r>
-        <w:t xml:space="preserve"> </w:t>
-      </w:r>
-      <w:r>
-        <w:rPr>
-          <w:rStyle w:val="VerbatimChar"/>
-        </w:rPr>
-        <w:t xml:space="preserve">scrollWidth == clientWidth</w:t>
-      </w:r>
-      <w:r>
-        <w:t xml:space="preserve">（1329 = 1329），确认没有横向滚动条。探针用完已删。源程序 PDF（248 页）与说明书 PDF（29 页）重跑，</w:t>
-      </w:r>
-      <w:r>
-        <w:rPr>
-          <w:rStyle w:val="VerbatimChar"/>
-        </w:rPr>
-        <w:t xml:space="preserve">check_materials.py</w:t>
-      </w:r>
-      <w:r>
-        <w:t xml:space="preserve"> </w:t>
-      </w:r>
-      <w:r>
-        <w:t xml:space="preserve">21 项仍全部符合。</w:t>
-      </w:r>
-    </w:p>
-    <w:p>
-      <w:pPr>
-        <w:numPr>
-          <w:ilvl w:val="0"/>
-          <w:numId w:val="1002"/>
-        </w:numPr>
-      </w:pPr>
-      <w:r>
-        <w:t xml:space="preserve">22:58</w:t>
+      </w:pPr>
+      <w:r>
+        <w:t xml:space="preserve">23:20</w:t>
       </w:r>
       <w:r>
         <w:t xml:space="preserve"> </w:t>
@@ -1450,26 +1474,26 @@
         <w:t xml:space="preserve"> </w:t>
       </w:r>
       <w:r>
-        <w:t xml:space="preserve">登录页介绍区改为居中排版：两个小标题居中、九个模块卡排成 3×3</w:t>
+        <w:t xml:space="preserve">介绍区进场动画加强：卡片从屏幕外飞入，落位轻微回弹</w:t>
       </w:r>
     </w:p>
     <w:p>
       <w:pPr>
         <w:numPr>
           <w:ilvl w:val="1"/>
-          <w:numId w:val="1007"/>
-        </w:numPr>
-        <w:pStyle w:val="Compact"/>
-      </w:pPr>
-      <w:r>
-        <w:t xml:space="preserve">原因：用户反馈「九个功能模块」「一套把评价流程固定下来的工具」两处标题不在正中，九个模块卡也是按屏宽自动折行（宽屏下变成 4 列）而不是整齐的 3×3。</w:t>
+          <w:numId w:val="1008"/>
+        </w:numPr>
+        <w:pStyle w:val="Compact"/>
+      </w:pPr>
+      <w:r>
+        <w:t xml:space="preserve">原因：用户反馈「这些方块的动态效果再强烈一些，就像从外面飞过来一样」。原来的位移只有 48px，滚到位置时几乎是原地淡入，看不出「飞」。</w:t>
       </w:r>
     </w:p>
     <w:p>
       <w:pPr>
         <w:numPr>
           <w:ilvl w:val="1"/>
-          <w:numId w:val="1007"/>
+          <w:numId w:val="1008"/>
         </w:numPr>
         <w:pStyle w:val="Compact"/>
       </w:pPr>
@@ -1487,237 +1511,276 @@
       <w:pPr>
         <w:numPr>
           <w:ilvl w:val="2"/>
+          <w:numId w:val="1009"/>
+        </w:numPr>
+        <w:pStyle w:val="Compact"/>
+      </w:pPr>
+      <w:r>
+        <w:t xml:space="preserve">起始位移由固定 48px 改为按视口取值：左右两列</w:t>
+      </w:r>
+      <w:r>
+        <w:t xml:space="preserve"> </w:t>
+      </w:r>
+      <w:r>
+        <w:rPr>
+          <w:rStyle w:val="VerbatimChar"/>
+        </w:rPr>
+        <w:t xml:space="preserve">±56vw</w:t>
+      </w:r>
+      <w:r>
+        <w:t xml:space="preserve">（横向出屏）再叠加</w:t>
+      </w:r>
+      <w:r>
+        <w:t xml:space="preserve"> </w:t>
+      </w:r>
+      <w:r>
+        <w:rPr>
+          <w:rStyle w:val="VerbatimChar"/>
+        </w:rPr>
+        <w:t xml:space="preserve">5vh</w:t>
+      </w:r>
+      <w:r>
+        <w:t xml:space="preserve"> </w:t>
+      </w:r>
+      <w:r>
+        <w:t xml:space="preserve">下沉，中间一列</w:t>
+      </w:r>
+      <w:r>
+        <w:t xml:space="preserve"> </w:t>
+      </w:r>
+      <w:r>
+        <w:rPr>
+          <w:rStyle w:val="VerbatimChar"/>
+        </w:rPr>
+        <w:t xml:space="preserve">24vh</w:t>
+      </w:r>
+      <w:r>
+        <w:t xml:space="preserve">（自下方升起）；三种方向都加了</w:t>
+      </w:r>
+      <w:r>
+        <w:t xml:space="preserve"> </w:t>
+      </w:r>
+      <w:r>
+        <w:rPr>
+          <w:rStyle w:val="VerbatimChar"/>
+        </w:rPr>
+        <w:t xml:space="preserve">scale(.9)</w:t>
+      </w:r>
+      <w:r>
+        <w:t xml:space="preserve">／</w:t>
+      </w:r>
+      <w:r>
+        <w:rPr>
+          <w:rStyle w:val="VerbatimChar"/>
+        </w:rPr>
+        <w:t xml:space="preserve">.94</w:t>
+      </w:r>
+      <w:r>
+        <w:t xml:space="preserve">，起飞时略小，落位回到原尺寸，读起来有纵深。</w:t>
+      </w:r>
+    </w:p>
+    <w:p>
+      <w:pPr>
+        <w:numPr>
+          <w:ilvl w:val="2"/>
+          <w:numId w:val="1009"/>
+        </w:numPr>
+        <w:pStyle w:val="Compact"/>
+      </w:pPr>
+      <w:r>
+        <w:t xml:space="preserve">过渡由</w:t>
+      </w:r>
+      <w:r>
+        <w:t xml:space="preserve"> </w:t>
+      </w:r>
+      <w:r>
+        <w:rPr>
+          <w:rStyle w:val="VerbatimChar"/>
+        </w:rPr>
+        <w:t xml:space="preserve">.62s</w:t>
+      </w:r>
+      <w:r>
+        <w:t xml:space="preserve"> </w:t>
+      </w:r>
+      <w:r>
+        <w:t xml:space="preserve">改为</w:t>
+      </w:r>
+      <w:r>
+        <w:t xml:space="preserve"> </w:t>
+      </w:r>
+      <w:r>
+        <w:rPr>
+          <w:rStyle w:val="VerbatimChar"/>
+        </w:rPr>
+        <w:t xml:space="preserve">1.05s</w:t>
+      </w:r>
+      <w:r>
+        <w:t xml:space="preserve">，缓动改</w:t>
+      </w:r>
+      <w:r>
+        <w:t xml:space="preserve"> </w:t>
+      </w:r>
+      <w:r>
+        <w:rPr>
+          <w:rStyle w:val="VerbatimChar"/>
+        </w:rPr>
+        <w:t xml:space="preserve">cubic-bezier(.18, 1.04, .3, 1)</w:t>
+      </w:r>
+      <w:r>
+        <w:t xml:space="preserve">——第二控制点大于 1，落位时轻微过冲再收回，像「停下时抖一下」。</w:t>
+      </w:r>
+    </w:p>
+    <w:p>
+      <w:pPr>
+        <w:numPr>
+          <w:ilvl w:val="2"/>
+          <w:numId w:val="1009"/>
+        </w:numPr>
+        <w:pStyle w:val="Compact"/>
+      </w:pPr>
+      <w:r>
+        <w:t xml:space="preserve">交错延迟由每条 85ms 提到 110ms，一列一列依次飞入。</w:t>
+      </w:r>
+    </w:p>
+    <w:p>
+      <w:pPr>
+        <w:numPr>
+          <w:ilvl w:val="2"/>
+          <w:numId w:val="1009"/>
+        </w:numPr>
+        <w:pStyle w:val="Compact"/>
+      </w:pPr>
+      <w:r>
+        <w:rPr>
+          <w:rStyle w:val="VerbatimChar"/>
+        </w:rPr>
+        <w:t xml:space="preserve">.lp-intro</w:t>
+      </w:r>
+      <w:r>
+        <w:t xml:space="preserve"> </w:t>
+      </w:r>
+      <w:r>
+        <w:t xml:space="preserve">加</w:t>
+      </w:r>
+      <w:r>
+        <w:t xml:space="preserve"> </w:t>
+      </w:r>
+      <w:r>
+        <w:rPr>
+          <w:rStyle w:val="VerbatimChar"/>
+        </w:rPr>
+        <w:t xml:space="preserve">overflow-x: clip</w:t>
+      </w:r>
+      <w:r>
+        <w:t xml:space="preserve">：位移现在按视口宽度算，右侧卡片会伸到页面外，不裁掉就会出现横向滚动条。用</w:t>
+      </w:r>
+      <w:r>
+        <w:t xml:space="preserve"> </w:t>
+      </w:r>
+      <w:r>
+        <w:rPr>
+          <w:rStyle w:val="VerbatimChar"/>
+        </w:rPr>
+        <w:t xml:space="preserve">clip</w:t>
+      </w:r>
+      <w:r>
+        <w:t xml:space="preserve"> </w:t>
+      </w:r>
+      <w:r>
+        <w:t xml:space="preserve">而不是</w:t>
+      </w:r>
+      <w:r>
+        <w:t xml:space="preserve"> </w:t>
+      </w:r>
+      <w:r>
+        <w:rPr>
+          <w:rStyle w:val="VerbatimChar"/>
+        </w:rPr>
+        <w:t xml:space="preserve">hidden</w:t>
+      </w:r>
+      <w:r>
+        <w:t xml:space="preserve">，纵向滚动仍归页面本身。</w:t>
+      </w:r>
+    </w:p>
+    <w:p>
+      <w:pPr>
+        <w:numPr>
+          <w:ilvl w:val="2"/>
+          <w:numId w:val="1009"/>
+        </w:numPr>
+        <w:pStyle w:val="Compact"/>
+      </w:pPr>
+      <w:r>
+        <w:rPr>
+          <w:rStyle w:val="VerbatimChar"/>
+        </w:rPr>
+        <w:t xml:space="preserve">工具/界面核对/核对登录浮层.py</w:t>
+      </w:r>
+      <w:r>
+        <w:t xml:space="preserve"> </w:t>
+      </w:r>
+      <w:r>
+        <w:t xml:space="preserve">新增第七节 6 条断言（三向位移用视口单位、起飞缩放、缓动过冲、裁掉横向溢出）。</w:t>
+      </w:r>
+    </w:p>
+    <w:p>
+      <w:pPr>
+        <w:numPr>
+          <w:ilvl w:val="2"/>
+          <w:numId w:val="1009"/>
+        </w:numPr>
+        <w:pStyle w:val="Compact"/>
+      </w:pPr>
+      <w:r>
+        <w:rPr>
+          <w:rStyle w:val="VerbatimChar"/>
+        </w:rPr>
+        <w:t xml:space="preserve">工具/make_manual.py</w:t>
+      </w:r>
+      <w:r>
+        <w:t xml:space="preserve"> </w:t>
+      </w:r>
+      <w:r>
+        <w:t xml:space="preserve">3.1 节的描述改为「按左、中、右三个方向从屏幕外飞入……落位时轻微回弹」。</w:t>
+      </w:r>
+    </w:p>
+    <w:p>
+      <w:pPr>
+        <w:numPr>
+          <w:ilvl w:val="1"/>
           <w:numId w:val="1008"/>
         </w:numPr>
         <w:pStyle w:val="Compact"/>
       </w:pPr>
       <w:r>
-        <w:t xml:space="preserve">根因是</w:t>
-      </w:r>
-      <w:r>
-        <w:t xml:space="preserve"> </w:t>
-      </w:r>
-      <w:r>
-        <w:rPr>
-          <w:rStyle w:val="VerbatimChar"/>
-        </w:rPr>
-        <w:t xml:space="preserve">.lp-intro &gt; *</w:t>
-      </w:r>
-      <w:r>
-        <w:t xml:space="preserve"> </w:t>
-      </w:r>
-      <w:r>
-        <w:t xml:space="preserve">用</w:t>
-      </w:r>
-      <w:r>
-        <w:t xml:space="preserve"> </w:t>
-      </w:r>
-      <w:r>
-        <w:rPr>
-          <w:rStyle w:val="VerbatimChar"/>
-        </w:rPr>
-        <w:t xml:space="preserve">margin-left/right: auto</w:t>
-      </w:r>
-      <w:r>
-        <w:t xml:space="preserve"> </w:t>
-      </w:r>
-      <w:r>
-        <w:t xml:space="preserve">让整块居中，但</w:t>
-      </w:r>
-      <w:r>
-        <w:t xml:space="preserve"> </w:t>
-      </w:r>
-      <w:r>
-        <w:rPr>
-          <w:rStyle w:val="VerbatimChar"/>
-        </w:rPr>
-        <w:t xml:space="preserve">.lp-intro__title</w:t>
-      </w:r>
-      <w:r>
-        <w:t xml:space="preserve"> </w:t>
-      </w:r>
-      <w:r>
-        <w:t xml:space="preserve">和</w:t>
-      </w:r>
-      <w:r>
-        <w:t xml:space="preserve"> </w:t>
-      </w:r>
-      <w:r>
-        <w:rPr>
-          <w:rStyle w:val="VerbatimChar"/>
-        </w:rPr>
-        <w:t xml:space="preserve">.lp-sub-title</w:t>
-      </w:r>
-      <w:r>
-        <w:t xml:space="preserve"> </w:t>
-      </w:r>
-      <w:r>
-        <w:t xml:space="preserve">自己的</w:t>
-      </w:r>
-      <w:r>
-        <w:t xml:space="preserve"> </w:t>
-      </w:r>
-      <w:r>
-        <w:rPr>
-          <w:rStyle w:val="VerbatimChar"/>
-        </w:rPr>
-        <w:t xml:space="preserve">margin: 0 0 …</w:t>
-      </w:r>
-      <w:r>
-        <w:t xml:space="preserve"> </w:t>
-      </w:r>
-      <w:r>
-        <w:t xml:space="preserve">简写把左右 auto 覆盖掉了，块本身靠左，于是文字只是在自己的 1200px 盒子里居中，屏越宽越偏。两处改为</w:t>
-      </w:r>
-      <w:r>
-        <w:t xml:space="preserve"> </w:t>
-      </w:r>
-      <w:r>
-        <w:rPr>
-          <w:rStyle w:val="VerbatimChar"/>
-        </w:rPr>
-        <w:t xml:space="preserve">margin: 0 auto …</w:t>
-      </w:r>
-      <w:r>
-        <w:t xml:space="preserve">，</w:t>
-      </w:r>
-      <w:r>
-        <w:rPr>
-          <w:rStyle w:val="VerbatimChar"/>
-        </w:rPr>
-        <w:t xml:space="preserve">.lp-sub-title</w:t>
-      </w:r>
-      <w:r>
-        <w:t xml:space="preserve"> </w:t>
-      </w:r>
-      <w:r>
-        <w:t xml:space="preserve">补</w:t>
-      </w:r>
-      <w:r>
-        <w:t xml:space="preserve"> </w:t>
-      </w:r>
-      <w:r>
-        <w:rPr>
-          <w:rStyle w:val="VerbatimChar"/>
-        </w:rPr>
-        <w:t xml:space="preserve">text-align: center</w:t>
-      </w:r>
-      <w:r>
-        <w:t xml:space="preserve">。</w:t>
-      </w:r>
-    </w:p>
-    <w:p>
-      <w:pPr>
-        <w:numPr>
-          <w:ilvl w:val="2"/>
-          <w:numId w:val="1008"/>
-        </w:numPr>
-        <w:pStyle w:val="Compact"/>
-      </w:pPr>
-      <w:r>
-        <w:rPr>
-          <w:rStyle w:val="VerbatimChar"/>
-        </w:rPr>
-        <w:t xml:space="preserve">.lp-points</w:t>
-      </w:r>
-      <w:r>
-        <w:t xml:space="preserve">、</w:t>
-      </w:r>
-      <w:r>
-        <w:rPr>
-          <w:rStyle w:val="VerbatimChar"/>
-        </w:rPr>
-        <w:t xml:space="preserve">.lp-mods</w:t>
-      </w:r>
-      <w:r>
-        <w:t xml:space="preserve"> </w:t>
-      </w:r>
-      <w:r>
-        <w:t xml:space="preserve">由</w:t>
-      </w:r>
-      <w:r>
-        <w:t xml:space="preserve"> </w:t>
-      </w:r>
-      <w:r>
-        <w:rPr>
-          <w:rStyle w:val="VerbatimChar"/>
-        </w:rPr>
-        <w:t xml:space="preserve">repeat(auto-fit, minmax(...))</w:t>
-      </w:r>
-      <w:r>
-        <w:t xml:space="preserve"> </w:t>
-      </w:r>
-      <w:r>
-        <w:t xml:space="preserve">改为固定</w:t>
-      </w:r>
-      <w:r>
-        <w:t xml:space="preserve"> </w:t>
-      </w:r>
-      <w:r>
-        <w:rPr>
-          <w:rStyle w:val="VerbatimChar"/>
-        </w:rPr>
-        <w:t xml:space="preserve">repeat(3, minmax(0, 1fr))</w:t>
-      </w:r>
-      <w:r>
-        <w:t xml:space="preserve">，介绍区统一最大宽度收到 1040px，两处网格左右对齐。</w:t>
-      </w:r>
-    </w:p>
-    <w:p>
-      <w:pPr>
-        <w:numPr>
-          <w:ilvl w:val="2"/>
-          <w:numId w:val="1008"/>
-        </w:numPr>
-        <w:pStyle w:val="Compact"/>
-      </w:pPr>
-      <w:r>
-        <w:t xml:space="preserve">新增 900px / 620px 两档断点，窄屏退成两列、一列，避免卡片被挤变形。</w:t>
-      </w:r>
-    </w:p>
-    <w:p>
-      <w:pPr>
-        <w:numPr>
-          <w:ilvl w:val="2"/>
-          <w:numId w:val="1008"/>
-        </w:numPr>
-        <w:pStyle w:val="Compact"/>
-      </w:pPr>
-      <w:r>
-        <w:rPr>
-          <w:rStyle w:val="VerbatimChar"/>
-        </w:rPr>
-        <w:t xml:space="preserve">工具/界面核对/核对登录浮层.py</w:t>
-      </w:r>
-      <w:r>
-        <w:t xml:space="preserve"> </w:t>
-      </w:r>
-      <w:r>
-        <w:t xml:space="preserve">新增第六节 9 条断言（居中方式、三列、模块数为 9、窄屏断点），防止以后又被改回自动折行。</w:t>
-      </w:r>
-    </w:p>
-    <w:p>
-      <w:pPr>
-        <w:numPr>
-          <w:ilvl w:val="1"/>
-          <w:numId w:val="1007"/>
-        </w:numPr>
-        <w:pStyle w:val="Compact"/>
-      </w:pPr>
-      <w:r>
-        <w:t xml:space="preserve">验证：静态整页截图核对 1360 / 1920 / 820 三种宽度——两个标题居中、模块 3×3 居中、窄屏两列；核对脚本全部通过；</w:t>
-      </w:r>
-      <w:r>
-        <w:rPr>
-          <w:rStyle w:val="VerbatimChar"/>
-        </w:rPr>
-        <w:t xml:space="preserve">工具/make_source_doc.py</w:t>
-      </w:r>
-      <w:r>
-        <w:t xml:space="preserve"> </w:t>
-      </w:r>
-      <w:r>
-        <w:t xml:space="preserve">重跑源程序 PDF（248 页），</w:t>
+        <w:t xml:space="preserve">验证：用一个临时探针页把</w:t>
+      </w:r>
+      <w:r>
+        <w:t xml:space="preserve"> </w:t>
+      </w:r>
+      <w:r>
+        <w:rPr>
+          <w:rStyle w:val="VerbatimChar"/>
+        </w:rPr>
+        <w:t xml:space="preserve">is-in</w:t>
+      </w:r>
+      <w:r>
+        <w:t xml:space="preserve"> </w:t>
+      </w:r>
+      <w:r>
+        <w:t xml:space="preserve">摘掉、量真实起点——左列盒子 left = −591px、右列 left = 1618px（都已在屏外），中间一列 top 比落位低 337px；同一状态下</w:t>
+      </w:r>
+      <w:r>
+        <w:t xml:space="preserve"> </w:t>
+      </w:r>
+      <w:r>
+        <w:rPr>
+          <w:rStyle w:val="VerbatimChar"/>
+        </w:rPr>
+        <w:t xml:space="preserve">scrollWidth == clientWidth</w:t>
+      </w:r>
+      <w:r>
+        <w:t xml:space="preserve">（1329 = 1329），确认没有横向滚动条。探针用完已删。源程序 PDF（248 页）与说明书 PDF（29 页）重跑，</w:t>
       </w:r>
       <w:r>
         <w:rPr>
@@ -1736,11 +1799,11 @@
       <w:pPr>
         <w:numPr>
           <w:ilvl w:val="0"/>
-          <w:numId w:val="1002"/>
-        </w:numPr>
-      </w:pPr>
-      <w:r>
-        <w:t xml:space="preserve">22:30</w:t>
+          <w:numId w:val="1005"/>
+        </w:numPr>
+      </w:pPr>
+      <w:r>
+        <w:t xml:space="preserve">22:58</w:t>
       </w:r>
       <w:r>
         <w:t xml:space="preserve"> </w:t>
@@ -1750,129 +1813,380 @@
           <w:bCs/>
           <w:b/>
         </w:rPr>
-        <w:t xml:space="preserve">材料</w:t>
-      </w:r>
-      <w:r>
-        <w:t xml:space="preserve"> </w:t>
-      </w:r>
-      <w:r>
-        <w:t xml:space="preserve">界面改版后整体重跑软著材料，并修掉截图脚本截到 404 的老问题</w:t>
+        <w:t xml:space="preserve">界面</w:t>
+      </w:r>
+      <w:r>
+        <w:t xml:space="preserve"> </w:t>
+      </w:r>
+      <w:r>
+        <w:t xml:space="preserve">登录页介绍区改为居中排版：两个小标题居中、九个模块卡排成 3×3</w:t>
       </w:r>
     </w:p>
     <w:p>
       <w:pPr>
         <w:numPr>
           <w:ilvl w:val="1"/>
-          <w:numId w:val="1009"/>
-        </w:numPr>
-        <w:pStyle w:val="Compact"/>
-      </w:pPr>
-      <w:r>
-        <w:t xml:space="preserve">原因：青绿山水主题换掉了整个界面，而</w:t>
-      </w:r>
-      <w:r>
-        <w:t xml:space="preserve"> </w:t>
-      </w:r>
-      <w:r>
-        <w:rPr>
-          <w:rStyle w:val="VerbatimChar"/>
-        </w:rPr>
-        <w:t xml:space="preserve">软著材料/</w:t>
-      </w:r>
-      <w:r>
-        <w:t xml:space="preserve"> </w:t>
-      </w:r>
-      <w:r>
-        <w:t xml:space="preserve">里的截图与 PDF 仍是改版前生成的。重跑时发现</w:t>
-      </w:r>
-      <w:r>
-        <w:t xml:space="preserve"> </w:t>
-      </w:r>
-      <w:r>
-        <w:rPr>
-          <w:rStyle w:val="VerbatimChar"/>
-        </w:rPr>
-        <w:t xml:space="preserve">04_矿山图斑.png</w:t>
-      </w:r>
-      <w:r>
-        <w:t xml:space="preserve"> </w:t>
-      </w:r>
-      <w:r>
-        <w:t xml:space="preserve">截到的是「404 · 请求的页面不存在」。</w:t>
+          <w:numId w:val="1010"/>
+        </w:numPr>
+        <w:pStyle w:val="Compact"/>
+      </w:pPr>
+      <w:r>
+        <w:t xml:space="preserve">原因：用户反馈「九个功能模块」「一套把评价流程固定下来的工具」两处标题不在正中，九个模块卡也是按屏宽自动折行（宽屏下变成 4 列）而不是整齐的 3×3。</w:t>
       </w:r>
     </w:p>
     <w:p>
       <w:pPr>
         <w:numPr>
           <w:ilvl w:val="1"/>
-          <w:numId w:val="1009"/>
+          <w:numId w:val="1010"/>
         </w:numPr>
         <w:pStyle w:val="Compact"/>
       </w:pPr>
       <w:r>
         <w:t xml:space="preserve">影响：</w:t>
       </w:r>
+      <w:r>
+        <w:rPr>
+          <w:rStyle w:val="VerbatimChar"/>
+        </w:rPr>
+        <w:t xml:space="preserve">app/templates/auth/login.html</w:t>
+      </w:r>
     </w:p>
     <w:p>
       <w:pPr>
         <w:numPr>
           <w:ilvl w:val="2"/>
+          <w:numId w:val="1011"/>
+        </w:numPr>
+        <w:pStyle w:val="Compact"/>
+      </w:pPr>
+      <w:r>
+        <w:t xml:space="preserve">根因是</w:t>
+      </w:r>
+      <w:r>
+        <w:t xml:space="preserve"> </w:t>
+      </w:r>
+      <w:r>
+        <w:rPr>
+          <w:rStyle w:val="VerbatimChar"/>
+        </w:rPr>
+        <w:t xml:space="preserve">.lp-intro &gt; *</w:t>
+      </w:r>
+      <w:r>
+        <w:t xml:space="preserve"> </w:t>
+      </w:r>
+      <w:r>
+        <w:t xml:space="preserve">用</w:t>
+      </w:r>
+      <w:r>
+        <w:t xml:space="preserve"> </w:t>
+      </w:r>
+      <w:r>
+        <w:rPr>
+          <w:rStyle w:val="VerbatimChar"/>
+        </w:rPr>
+        <w:t xml:space="preserve">margin-left/right: auto</w:t>
+      </w:r>
+      <w:r>
+        <w:t xml:space="preserve"> </w:t>
+      </w:r>
+      <w:r>
+        <w:t xml:space="preserve">让整块居中，但</w:t>
+      </w:r>
+      <w:r>
+        <w:t xml:space="preserve"> </w:t>
+      </w:r>
+      <w:r>
+        <w:rPr>
+          <w:rStyle w:val="VerbatimChar"/>
+        </w:rPr>
+        <w:t xml:space="preserve">.lp-intro__title</w:t>
+      </w:r>
+      <w:r>
+        <w:t xml:space="preserve"> </w:t>
+      </w:r>
+      <w:r>
+        <w:t xml:space="preserve">和</w:t>
+      </w:r>
+      <w:r>
+        <w:t xml:space="preserve"> </w:t>
+      </w:r>
+      <w:r>
+        <w:rPr>
+          <w:rStyle w:val="VerbatimChar"/>
+        </w:rPr>
+        <w:t xml:space="preserve">.lp-sub-title</w:t>
+      </w:r>
+      <w:r>
+        <w:t xml:space="preserve"> </w:t>
+      </w:r>
+      <w:r>
+        <w:t xml:space="preserve">自己的</w:t>
+      </w:r>
+      <w:r>
+        <w:t xml:space="preserve"> </w:t>
+      </w:r>
+      <w:r>
+        <w:rPr>
+          <w:rStyle w:val="VerbatimChar"/>
+        </w:rPr>
+        <w:t xml:space="preserve">margin: 0 0 …</w:t>
+      </w:r>
+      <w:r>
+        <w:t xml:space="preserve"> </w:t>
+      </w:r>
+      <w:r>
+        <w:t xml:space="preserve">简写把左右 auto 覆盖掉了，块本身靠左，于是文字只是在自己的 1200px 盒子里居中，屏越宽越偏。两处改为</w:t>
+      </w:r>
+      <w:r>
+        <w:t xml:space="preserve"> </w:t>
+      </w:r>
+      <w:r>
+        <w:rPr>
+          <w:rStyle w:val="VerbatimChar"/>
+        </w:rPr>
+        <w:t xml:space="preserve">margin: 0 auto …</w:t>
+      </w:r>
+      <w:r>
+        <w:t xml:space="preserve">，</w:t>
+      </w:r>
+      <w:r>
+        <w:rPr>
+          <w:rStyle w:val="VerbatimChar"/>
+        </w:rPr>
+        <w:t xml:space="preserve">.lp-sub-title</w:t>
+      </w:r>
+      <w:r>
+        <w:t xml:space="preserve"> </w:t>
+      </w:r>
+      <w:r>
+        <w:t xml:space="preserve">补</w:t>
+      </w:r>
+      <w:r>
+        <w:t xml:space="preserve"> </w:t>
+      </w:r>
+      <w:r>
+        <w:rPr>
+          <w:rStyle w:val="VerbatimChar"/>
+        </w:rPr>
+        <w:t xml:space="preserve">text-align: center</w:t>
+      </w:r>
+      <w:r>
+        <w:t xml:space="preserve">。</w:t>
+      </w:r>
+    </w:p>
+    <w:p>
+      <w:pPr>
+        <w:numPr>
+          <w:ilvl w:val="2"/>
+          <w:numId w:val="1011"/>
+        </w:numPr>
+        <w:pStyle w:val="Compact"/>
+      </w:pPr>
+      <w:r>
+        <w:rPr>
+          <w:rStyle w:val="VerbatimChar"/>
+        </w:rPr>
+        <w:t xml:space="preserve">.lp-points</w:t>
+      </w:r>
+      <w:r>
+        <w:t xml:space="preserve">、</w:t>
+      </w:r>
+      <w:r>
+        <w:rPr>
+          <w:rStyle w:val="VerbatimChar"/>
+        </w:rPr>
+        <w:t xml:space="preserve">.lp-mods</w:t>
+      </w:r>
+      <w:r>
+        <w:t xml:space="preserve"> </w:t>
+      </w:r>
+      <w:r>
+        <w:t xml:space="preserve">由</w:t>
+      </w:r>
+      <w:r>
+        <w:t xml:space="preserve"> </w:t>
+      </w:r>
+      <w:r>
+        <w:rPr>
+          <w:rStyle w:val="VerbatimChar"/>
+        </w:rPr>
+        <w:t xml:space="preserve">repeat(auto-fit, minmax(...))</w:t>
+      </w:r>
+      <w:r>
+        <w:t xml:space="preserve"> </w:t>
+      </w:r>
+      <w:r>
+        <w:t xml:space="preserve">改为固定</w:t>
+      </w:r>
+      <w:r>
+        <w:t xml:space="preserve"> </w:t>
+      </w:r>
+      <w:r>
+        <w:rPr>
+          <w:rStyle w:val="VerbatimChar"/>
+        </w:rPr>
+        <w:t xml:space="preserve">repeat(3, minmax(0, 1fr))</w:t>
+      </w:r>
+      <w:r>
+        <w:t xml:space="preserve">，介绍区统一最大宽度收到 1040px，两处网格左右对齐。</w:t>
+      </w:r>
+    </w:p>
+    <w:p>
+      <w:pPr>
+        <w:numPr>
+          <w:ilvl w:val="2"/>
+          <w:numId w:val="1011"/>
+        </w:numPr>
+        <w:pStyle w:val="Compact"/>
+      </w:pPr>
+      <w:r>
+        <w:t xml:space="preserve">新增 900px / 620px 两档断点，窄屏退成两列、一列，避免卡片被挤变形。</w:t>
+      </w:r>
+    </w:p>
+    <w:p>
+      <w:pPr>
+        <w:numPr>
+          <w:ilvl w:val="2"/>
+          <w:numId w:val="1011"/>
+        </w:numPr>
+        <w:pStyle w:val="Compact"/>
+      </w:pPr>
+      <w:r>
+        <w:rPr>
+          <w:rStyle w:val="VerbatimChar"/>
+        </w:rPr>
+        <w:t xml:space="preserve">工具/界面核对/核对登录浮层.py</w:t>
+      </w:r>
+      <w:r>
+        <w:t xml:space="preserve"> </w:t>
+      </w:r>
+      <w:r>
+        <w:t xml:space="preserve">新增第六节 9 条断言（居中方式、三列、模块数为 9、窄屏断点），防止以后又被改回自动折行。</w:t>
+      </w:r>
+    </w:p>
+    <w:p>
+      <w:pPr>
+        <w:numPr>
+          <w:ilvl w:val="1"/>
           <w:numId w:val="1010"/>
         </w:numPr>
         <w:pStyle w:val="Compact"/>
       </w:pPr>
       <w:r>
-        <w:rPr>
-          <w:rStyle w:val="VerbatimChar"/>
-        </w:rPr>
-        <w:t xml:space="preserve">工具/make_screenshots.py</w:t>
-      </w:r>
-      <w:r>
-        <w:t xml:space="preserve">：</w:t>
-      </w:r>
-      <w:r>
-        <w:rPr>
-          <w:rStyle w:val="VerbatimChar"/>
-        </w:rPr>
-        <w:t xml:space="preserve">/project/&lt;id&gt;/patches</w:t>
-      </w:r>
-      <w:r>
-        <w:t xml:space="preserve"> </w:t>
-      </w:r>
-      <w:r>
-        <w:t xml:space="preserve">要的是</w:t>
+        <w:t xml:space="preserve">验证：静态整页截图核对 1360 / 1920 / 820 三种宽度——两个标题居中、模块 3×3 居中、窄屏两列；核对脚本全部通过；</w:t>
+      </w:r>
+      <w:r>
+        <w:rPr>
+          <w:rStyle w:val="VerbatimChar"/>
+        </w:rPr>
+        <w:t xml:space="preserve">工具/make_source_doc.py</w:t>
+      </w:r>
+      <w:r>
+        <w:t xml:space="preserve"> </w:t>
+      </w:r>
+      <w:r>
+        <w:t xml:space="preserve">重跑源程序 PDF（248 页），</w:t>
+      </w:r>
+      <w:r>
+        <w:rPr>
+          <w:rStyle w:val="VerbatimChar"/>
+        </w:rPr>
+        <w:t xml:space="preserve">check_materials.py</w:t>
+      </w:r>
+      <w:r>
+        <w:t xml:space="preserve"> </w:t>
+      </w:r>
+      <w:r>
+        <w:t xml:space="preserve">21 项仍全部符合。</w:t>
+      </w:r>
+    </w:p>
+    <w:p>
+      <w:pPr>
+        <w:numPr>
+          <w:ilvl w:val="0"/>
+          <w:numId w:val="1005"/>
+        </w:numPr>
+      </w:pPr>
+      <w:r>
+        <w:t xml:space="preserve">22:30</w:t>
+      </w:r>
+      <w:r>
+        <w:t xml:space="preserve"> </w:t>
       </w:r>
       <w:r>
         <w:rPr>
           <w:bCs/>
           <w:b/>
         </w:rPr>
-        <w:t xml:space="preserve">项目</w:t>
-      </w:r>
-      <w:r>
-        <w:t xml:space="preserve"> </w:t>
-      </w:r>
-      <w:r>
-        <w:t xml:space="preserve">id，脚本一直传的是图斑 id（本次库里项目 84、图斑 9），所以这一页从来就没截对过，错误页此前也进了说明书。改为使用</w:t>
-      </w:r>
-      <w:r>
-        <w:t xml:space="preserve"> </w:t>
-      </w:r>
-      <w:r>
-        <w:rPr>
-          <w:rStyle w:val="VerbatimChar"/>
-        </w:rPr>
-        <w:t xml:space="preserve">patch.project_id</w:t>
-      </w:r>
-      <w:r>
-        <w:t xml:space="preserve">。</w:t>
+        <w:t xml:space="preserve">材料</w:t>
+      </w:r>
+      <w:r>
+        <w:t xml:space="preserve"> </w:t>
+      </w:r>
+      <w:r>
+        <w:t xml:space="preserve">界面改版后整体重跑软著材料，并修掉截图脚本截到 404 的老问题</w:t>
+      </w:r>
+    </w:p>
+    <w:p>
+      <w:pPr>
+        <w:numPr>
+          <w:ilvl w:val="1"/>
+          <w:numId w:val="1012"/>
+        </w:numPr>
+        <w:pStyle w:val="Compact"/>
+      </w:pPr>
+      <w:r>
+        <w:t xml:space="preserve">原因：青绿山水主题换掉了整个界面，而</w:t>
+      </w:r>
+      <w:r>
+        <w:t xml:space="preserve"> </w:t>
+      </w:r>
+      <w:r>
+        <w:rPr>
+          <w:rStyle w:val="VerbatimChar"/>
+        </w:rPr>
+        <w:t xml:space="preserve">软著材料/</w:t>
+      </w:r>
+      <w:r>
+        <w:t xml:space="preserve"> </w:t>
+      </w:r>
+      <w:r>
+        <w:t xml:space="preserve">里的截图与 PDF 仍是改版前生成的。重跑时发现</w:t>
+      </w:r>
+      <w:r>
+        <w:t xml:space="preserve"> </w:t>
+      </w:r>
+      <w:r>
+        <w:rPr>
+          <w:rStyle w:val="VerbatimChar"/>
+        </w:rPr>
+        <w:t xml:space="preserve">04_矿山图斑.png</w:t>
+      </w:r>
+      <w:r>
+        <w:t xml:space="preserve"> </w:t>
+      </w:r>
+      <w:r>
+        <w:t xml:space="preserve">截到的是「404 · 请求的页面不存在」。</w:t>
+      </w:r>
+    </w:p>
+    <w:p>
+      <w:pPr>
+        <w:numPr>
+          <w:ilvl w:val="1"/>
+          <w:numId w:val="1012"/>
+        </w:numPr>
+        <w:pStyle w:val="Compact"/>
+      </w:pPr>
+      <w:r>
+        <w:t xml:space="preserve">影响：</w:t>
       </w:r>
     </w:p>
     <w:p>
       <w:pPr>
         <w:numPr>
           <w:ilvl w:val="2"/>
-          <w:numId w:val="1010"/>
+          <w:numId w:val="1013"/>
         </w:numPr>
         <w:pStyle w:val="Compact"/>
       </w:pPr>
@@ -1883,357 +2197,172 @@
         <w:t xml:space="preserve">工具/make_screenshots.py</w:t>
       </w:r>
       <w:r>
-        <w:t xml:space="preserve"> </w:t>
-      </w:r>
-      <w:r>
-        <w:t xml:space="preserve">新增逐页 HTTP 状态码检查：截图前先请求一次，不是 200 就在输出里点名警告。原因是这个脚本只看「文件有没有生成」，而 404 页同样会生成一张挺好看的截图。</w:t>
-      </w:r>
-    </w:p>
-    <w:p>
-      <w:pPr>
-        <w:numPr>
-          <w:ilvl w:val="2"/>
-          <w:numId w:val="1010"/>
-        </w:numPr>
-        <w:pStyle w:val="Compact"/>
-      </w:pPr>
-      <w:r>
-        <w:rPr>
-          <w:rStyle w:val="VerbatimChar"/>
-        </w:rPr>
-        <w:t xml:space="preserve">工具/make_manual.py</w:t>
-      </w:r>
-      <w:r>
-        <w:t xml:space="preserve">：按新配色改描述——「深绿色导航栏」改「深青色」，登录界面补「以青绿山水长卷为背景」，横幅补「山水实景照片并压深青色遮罩」，2.2 节说明青绿配色与绢本米黄底色。</w:t>
-      </w:r>
-    </w:p>
-    <w:p>
-      <w:pPr>
-        <w:numPr>
-          <w:ilvl w:val="2"/>
-          <w:numId w:val="1010"/>
-        </w:numPr>
-        <w:pStyle w:val="Compact"/>
-      </w:pPr>
-      <w:r>
-        <w:rPr>
-          <w:rStyle w:val="VerbatimChar"/>
-        </w:rPr>
-        <w:t xml:space="preserve">软著材料/</w:t>
-      </w:r>
-      <w:r>
-        <w:t xml:space="preserve">：27 张截图、源程序 PDF（248 页）、提交版 PDF（60 页）、说明书 PDF（29 页 / 28 张插图）全部重新生成。</w:t>
-      </w:r>
-    </w:p>
-    <w:p>
-      <w:pPr>
-        <w:numPr>
-          <w:ilvl w:val="1"/>
-          <w:numId w:val="1009"/>
-        </w:numPr>
-        <w:pStyle w:val="Compact"/>
-      </w:pPr>
-      <w:r>
-        <w:t xml:space="preserve">验证：截图 27/27 张且全部返回 200；</w:t>
-      </w:r>
-      <w:r>
-        <w:rPr>
-          <w:rStyle w:val="VerbatimChar"/>
-        </w:rPr>
-        <w:t xml:space="preserve">工具/check_materials.py</w:t>
-      </w:r>
-      <w:r>
-        <w:t xml:space="preserve"> </w:t>
-      </w:r>
-      <w:r>
-        <w:t xml:space="preserve">21 项全部符合；人工查看</w:t>
-      </w:r>
-      <w:r>
-        <w:t xml:space="preserve"> </w:t>
-      </w:r>
-      <w:r>
-        <w:rPr>
-          <w:rStyle w:val="VerbatimChar"/>
-        </w:rPr>
-        <w:t xml:space="preserve">04_矿山图斑.png</w:t>
-      </w:r>
-      <w:r>
-        <w:t xml:space="preserve">，已确认是真实的图斑列表页（玉田县孤树镇白云岩采石场）。</w:t>
-      </w:r>
-    </w:p>
-    <w:p>
-      <w:pPr>
-        <w:numPr>
-          <w:ilvl w:val="1"/>
-          <w:numId w:val="1009"/>
-        </w:numPr>
-        <w:pStyle w:val="Compact"/>
-      </w:pPr>
-      <w:r>
-        <w:t xml:space="preserve">备注：演示案例的项目/图斑 id 每次跑完测试都会变（</w:t>
-      </w:r>
-      <w:r>
-        <w:rPr>
-          <w:rStyle w:val="VerbatimChar"/>
-        </w:rPr>
-        <w:t xml:space="preserve">测试/test_workflow.py</w:t>
-      </w:r>
-      <w:r>
-        <w:t xml:space="preserve"> </w:t>
-      </w:r>
-      <w:r>
-        <w:t xml:space="preserve">第五节故意把演示案例清掉再恢复，用来保护用户自建数据），所以截图脚本必须动态取 id；这正是上面那个 404 的成因。</w:t>
-      </w:r>
-    </w:p>
-    <w:p>
-      <w:pPr>
-        <w:numPr>
-          <w:ilvl w:val="0"/>
-          <w:numId w:val="1002"/>
-        </w:numPr>
-      </w:pPr>
-      <w:r>
-        <w:t xml:space="preserve">22:21</w:t>
-      </w:r>
-      <w:r>
-        <w:t xml:space="preserve"> </w:t>
+        <w:t xml:space="preserve">：</w:t>
+      </w:r>
+      <w:r>
+        <w:rPr>
+          <w:rStyle w:val="VerbatimChar"/>
+        </w:rPr>
+        <w:t xml:space="preserve">/project/&lt;id&gt;/patches</w:t>
+      </w:r>
+      <w:r>
+        <w:t xml:space="preserve"> </w:t>
+      </w:r>
+      <w:r>
+        <w:t xml:space="preserve">要的是</w:t>
       </w:r>
       <w:r>
         <w:rPr>
           <w:bCs/>
           <w:b/>
         </w:rPr>
-        <w:t xml:space="preserve">协作</w:t>
-      </w:r>
-      <w:r>
-        <w:t xml:space="preserve"> </w:t>
-      </w:r>
-      <w:r>
-        <w:t xml:space="preserve">修正</w:t>
-      </w:r>
-      <w:r>
-        <w:t xml:space="preserve"> </w:t>
-      </w:r>
-      <w:r>
-        <w:rPr>
-          <w:rStyle w:val="VerbatimChar"/>
-        </w:rPr>
-        <w:t xml:space="preserve">base.html</w:t>
-      </w:r>
-      <w:r>
-        <w:t xml:space="preserve"> </w:t>
-      </w:r>
-      <w:r>
-        <w:t xml:space="preserve">/</w:t>
-      </w:r>
-      <w:r>
-        <w:t xml:space="preserve"> </w:t>
-      </w:r>
-      <w:r>
-        <w:rPr>
-          <w:rStyle w:val="VerbatimChar"/>
-        </w:rPr>
-        <w:t xml:space="preserve">login.html</w:t>
-      </w:r>
-      <w:r>
-        <w:t xml:space="preserve"> </w:t>
-      </w:r>
-      <w:r>
-        <w:t xml:space="preserve">的入库行尾：CRLF → LF</w:t>
+        <w:t xml:space="preserve">项目</w:t>
+      </w:r>
+      <w:r>
+        <w:t xml:space="preserve"> </w:t>
+      </w:r>
+      <w:r>
+        <w:t xml:space="preserve">id，脚本一直传的是图斑 id（本次库里项目 84、图斑 9），所以这一页从来就没截对过，错误页此前也进了说明书。改为使用</w:t>
+      </w:r>
+      <w:r>
+        <w:t xml:space="preserve"> </w:t>
+      </w:r>
+      <w:r>
+        <w:rPr>
+          <w:rStyle w:val="VerbatimChar"/>
+        </w:rPr>
+        <w:t xml:space="preserve">patch.project_id</w:t>
+      </w:r>
+      <w:r>
+        <w:t xml:space="preserve">。</w:t>
+      </w:r>
+    </w:p>
+    <w:p>
+      <w:pPr>
+        <w:numPr>
+          <w:ilvl w:val="2"/>
+          <w:numId w:val="1013"/>
+        </w:numPr>
+        <w:pStyle w:val="Compact"/>
+      </w:pPr>
+      <w:r>
+        <w:rPr>
+          <w:rStyle w:val="VerbatimChar"/>
+        </w:rPr>
+        <w:t xml:space="preserve">工具/make_screenshots.py</w:t>
+      </w:r>
+      <w:r>
+        <w:t xml:space="preserve"> </w:t>
+      </w:r>
+      <w:r>
+        <w:t xml:space="preserve">新增逐页 HTTP 状态码检查：截图前先请求一次，不是 200 就在输出里点名警告。原因是这个脚本只看「文件有没有生成」，而 404 页同样会生成一张挺好看的截图。</w:t>
+      </w:r>
+    </w:p>
+    <w:p>
+      <w:pPr>
+        <w:numPr>
+          <w:ilvl w:val="2"/>
+          <w:numId w:val="1013"/>
+        </w:numPr>
+        <w:pStyle w:val="Compact"/>
+      </w:pPr>
+      <w:r>
+        <w:rPr>
+          <w:rStyle w:val="VerbatimChar"/>
+        </w:rPr>
+        <w:t xml:space="preserve">工具/make_manual.py</w:t>
+      </w:r>
+      <w:r>
+        <w:t xml:space="preserve">：按新配色改描述——「深绿色导航栏」改「深青色」，登录界面补「以青绿山水长卷为背景」，横幅补「山水实景照片并压深青色遮罩」，2.2 节说明青绿配色与绢本米黄底色。</w:t>
+      </w:r>
+    </w:p>
+    <w:p>
+      <w:pPr>
+        <w:numPr>
+          <w:ilvl w:val="2"/>
+          <w:numId w:val="1013"/>
+        </w:numPr>
+        <w:pStyle w:val="Compact"/>
+      </w:pPr>
+      <w:r>
+        <w:rPr>
+          <w:rStyle w:val="VerbatimChar"/>
+        </w:rPr>
+        <w:t xml:space="preserve">软著材料/</w:t>
+      </w:r>
+      <w:r>
+        <w:t xml:space="preserve">：27 张截图、源程序 PDF（248 页）、提交版 PDF（60 页）、说明书 PDF（29 页 / 28 张插图）全部重新生成。</w:t>
       </w:r>
     </w:p>
     <w:p>
       <w:pPr>
         <w:numPr>
           <w:ilvl w:val="1"/>
-          <w:numId w:val="1011"/>
-        </w:numPr>
-        <w:pStyle w:val="Compact"/>
-      </w:pPr>
-      <w:r>
-        <w:t xml:space="preserve">原因：这两个文件以 CRLF 存进了仓库，而</w:t>
-      </w:r>
-      <w:r>
-        <w:t xml:space="preserve"> </w:t>
-      </w:r>
-      <w:r>
-        <w:rPr>
-          <w:rStyle w:val="VerbatimChar"/>
-        </w:rPr>
-        <w:t xml:space="preserve">.gitattributes</w:t>
-      </w:r>
-      <w:r>
-        <w:t xml:space="preserve"> </w:t>
-      </w:r>
-      <w:r>
-        <w:t xml:space="preserve">写的是</w:t>
-      </w:r>
-      <w:r>
-        <w:t xml:space="preserve"> </w:t>
-      </w:r>
-      <w:r>
-        <w:rPr>
-          <w:rStyle w:val="VerbatimChar"/>
-        </w:rPr>
-        <w:t xml:space="preserve">*.html text eol=lf</w:t>
-      </w:r>
-      <w:r>
-        <w:t xml:space="preserve">。在 Windows 上检出后</w:t>
-      </w:r>
-      <w:r>
-        <w:t xml:space="preserve"> </w:t>
-      </w:r>
-      <w:r>
-        <w:rPr>
-          <w:rStyle w:val="VerbatimChar"/>
-        </w:rPr>
-        <w:t xml:space="preserve">git status</w:t>
-      </w:r>
-      <w:r>
-        <w:t xml:space="preserve"> </w:t>
-      </w:r>
-      <w:r>
-        <w:t xml:space="preserve">一直把这两个文件报成「被修改」，</w:t>
-      </w:r>
-      <w:r>
-        <w:rPr>
-          <w:rStyle w:val="VerbatimChar"/>
-        </w:rPr>
-        <w:t xml:space="preserve">git diff</w:t>
-      </w:r>
-      <w:r>
-        <w:t xml:space="preserve"> </w:t>
-      </w:r>
-      <w:r>
-        <w:t xml:space="preserve">里 1861 行全是行尾差异，真实改动被淹没，</w:t>
-      </w:r>
-      <w:r>
-        <w:rPr>
-          <w:rStyle w:val="VerbatimChar"/>
-        </w:rPr>
-        <w:t xml:space="preserve">git pull</w:t>
-      </w:r>
-      <w:r>
-        <w:t xml:space="preserve"> </w:t>
-      </w:r>
-      <w:r>
-        <w:t xml:space="preserve">也会因此拒绝更新这两个文件。</w:t>
+          <w:numId w:val="1012"/>
+        </w:numPr>
+        <w:pStyle w:val="Compact"/>
+      </w:pPr>
+      <w:r>
+        <w:t xml:space="preserve">验证：截图 27/27 张且全部返回 200；</w:t>
+      </w:r>
+      <w:r>
+        <w:rPr>
+          <w:rStyle w:val="VerbatimChar"/>
+        </w:rPr>
+        <w:t xml:space="preserve">工具/check_materials.py</w:t>
+      </w:r>
+      <w:r>
+        <w:t xml:space="preserve"> </w:t>
+      </w:r>
+      <w:r>
+        <w:t xml:space="preserve">21 项全部符合；人工查看</w:t>
+      </w:r>
+      <w:r>
+        <w:t xml:space="preserve"> </w:t>
+      </w:r>
+      <w:r>
+        <w:rPr>
+          <w:rStyle w:val="VerbatimChar"/>
+        </w:rPr>
+        <w:t xml:space="preserve">04_矿山图斑.png</w:t>
+      </w:r>
+      <w:r>
+        <w:t xml:space="preserve">，已确认是真实的图斑列表页（玉田县孤树镇白云岩采石场）。</w:t>
       </w:r>
     </w:p>
     <w:p>
       <w:pPr>
         <w:numPr>
           <w:ilvl w:val="1"/>
-          <w:numId w:val="1011"/>
-        </w:numPr>
-        <w:pStyle w:val="Compact"/>
-      </w:pPr>
-      <w:r>
-        <w:t xml:space="preserve">影响：</w:t>
-      </w:r>
-      <w:r>
-        <w:rPr>
-          <w:rStyle w:val="VerbatimChar"/>
-        </w:rPr>
-        <w:t xml:space="preserve">app/templates/base.html</w:t>
-      </w:r>
-      <w:r>
-        <w:t xml:space="preserve">、</w:t>
-      </w:r>
-      <w:r>
-        <w:rPr>
-          <w:rStyle w:val="VerbatimChar"/>
-        </w:rPr>
-        <w:t xml:space="preserve">app/templates/auth/login.html</w:t>
-      </w:r>
-      <w:r>
-        <w:t xml:space="preserve">，用</w:t>
-      </w:r>
-      <w:r>
-        <w:t xml:space="preserve"> </w:t>
-      </w:r>
-      <w:r>
-        <w:rPr>
-          <w:rStyle w:val="VerbatimChar"/>
-        </w:rPr>
-        <w:t xml:space="preserve">git add --renormalize</w:t>
-      </w:r>
-      <w:r>
-        <w:t xml:space="preserve"> </w:t>
-      </w:r>
-      <w:r>
-        <w:t xml:space="preserve">把仓库里存的版本重写为 LF，正文一字未改。</w:t>
-      </w:r>
-    </w:p>
-    <w:p>
-      <w:pPr>
-        <w:numPr>
-          <w:ilvl w:val="1"/>
-          <w:numId w:val="1011"/>
-        </w:numPr>
-        <w:pStyle w:val="Compact"/>
-      </w:pPr>
-      <w:r>
-        <w:t xml:space="preserve">验证：</w:t>
-      </w:r>
-      <w:r>
-        <w:rPr>
-          <w:rStyle w:val="VerbatimChar"/>
-        </w:rPr>
-        <w:t xml:space="preserve">git diff -w</w:t>
-      </w:r>
-      <w:r>
-        <w:t xml:space="preserve"> </w:t>
-      </w:r>
-      <w:r>
-        <w:t xml:space="preserve">为空 → 确认只差行尾；</w:t>
-      </w:r>
-      <w:r>
-        <w:rPr>
-          <w:rStyle w:val="VerbatimChar"/>
-        </w:rPr>
-        <w:t xml:space="preserve">git ls-files --eol</w:t>
-      </w:r>
-      <w:r>
-        <w:t xml:space="preserve"> </w:t>
-      </w:r>
-      <w:r>
-        <w:t xml:space="preserve">两个文件均为</w:t>
-      </w:r>
-      <w:r>
-        <w:t xml:space="preserve"> </w:t>
-      </w:r>
-      <w:r>
-        <w:rPr>
-          <w:rStyle w:val="VerbatimChar"/>
-        </w:rPr>
-        <w:t xml:space="preserve">i/lf w/lf</w:t>
-      </w:r>
-      <w:r>
-        <w:t xml:space="preserve">；</w:t>
-      </w:r>
-      <w:r>
-        <w:rPr>
-          <w:rStyle w:val="VerbatimChar"/>
-        </w:rPr>
-        <w:t xml:space="preserve">工具/verify_all.py</w:t>
-      </w:r>
-      <w:r>
-        <w:t xml:space="preserve"> </w:t>
-      </w:r>
-      <w:r>
-        <w:t xml:space="preserve">13/13 测试套件、21/21 形式自检全部通过。</w:t>
+          <w:numId w:val="1012"/>
+        </w:numPr>
+        <w:pStyle w:val="Compact"/>
+      </w:pPr>
+      <w:r>
+        <w:t xml:space="preserve">备注：演示案例的项目/图斑 id 每次跑完测试都会变（</w:t>
+      </w:r>
+      <w:r>
+        <w:rPr>
+          <w:rStyle w:val="VerbatimChar"/>
+        </w:rPr>
+        <w:t xml:space="preserve">测试/test_workflow.py</w:t>
+      </w:r>
+      <w:r>
+        <w:t xml:space="preserve"> </w:t>
+      </w:r>
+      <w:r>
+        <w:t xml:space="preserve">第五节故意把演示案例清掉再恢复，用来保护用户自建数据），所以截图脚本必须动态取 id；这正是上面那个 404 的成因。</w:t>
       </w:r>
     </w:p>
     <w:p>
       <w:pPr>
         <w:numPr>
           <w:ilvl w:val="0"/>
-          <w:numId w:val="1002"/>
-        </w:numPr>
-      </w:pPr>
-      <w:r>
-        <w:t xml:space="preserve">20:56</w:t>
+          <w:numId w:val="1005"/>
+        </w:numPr>
+      </w:pPr>
+      <w:r>
+        <w:t xml:space="preserve">22:21</w:t>
       </w:r>
       <w:r>
         <w:t xml:space="preserve"> </w:t>
@@ -2243,47 +2372,134 @@
           <w:bCs/>
           <w:b/>
         </w:rPr>
-        <w:t xml:space="preserve">界面</w:t>
-      </w:r>
-      <w:r>
-        <w:t xml:space="preserve"> </w:t>
-      </w:r>
-      <w:r>
-        <w:t xml:space="preserve">全局主题改为千里江山图青绿山水风格</w:t>
+        <w:t xml:space="preserve">协作</w:t>
+      </w:r>
+      <w:r>
+        <w:t xml:space="preserve"> </w:t>
+      </w:r>
+      <w:r>
+        <w:t xml:space="preserve">修正</w:t>
+      </w:r>
+      <w:r>
+        <w:t xml:space="preserve"> </w:t>
+      </w:r>
+      <w:r>
+        <w:rPr>
+          <w:rStyle w:val="VerbatimChar"/>
+        </w:rPr>
+        <w:t xml:space="preserve">base.html</w:t>
+      </w:r>
+      <w:r>
+        <w:t xml:space="preserve"> </w:t>
+      </w:r>
+      <w:r>
+        <w:t xml:space="preserve">/</w:t>
+      </w:r>
+      <w:r>
+        <w:t xml:space="preserve"> </w:t>
+      </w:r>
+      <w:r>
+        <w:rPr>
+          <w:rStyle w:val="VerbatimChar"/>
+        </w:rPr>
+        <w:t xml:space="preserve">login.html</w:t>
+      </w:r>
+      <w:r>
+        <w:t xml:space="preserve"> </w:t>
+      </w:r>
+      <w:r>
+        <w:t xml:space="preserve">的入库行尾：CRLF → LF</w:t>
       </w:r>
     </w:p>
     <w:p>
       <w:pPr>
         <w:numPr>
           <w:ilvl w:val="1"/>
-          <w:numId w:val="1012"/>
-        </w:numPr>
-        <w:pStyle w:val="Compact"/>
-      </w:pPr>
-      <w:r>
-        <w:t xml:space="preserve">原因：需求变更。用户要求整个 UI 改成《千里江山图》/只此青绿那种青绿山水古画风格，首屏与系统内部页面统一。</w:t>
+          <w:numId w:val="1014"/>
+        </w:numPr>
+        <w:pStyle w:val="Compact"/>
+      </w:pPr>
+      <w:r>
+        <w:t xml:space="preserve">原因：这两个文件以 CRLF 存进了仓库，而</w:t>
+      </w:r>
+      <w:r>
+        <w:t xml:space="preserve"> </w:t>
+      </w:r>
+      <w:r>
+        <w:rPr>
+          <w:rStyle w:val="VerbatimChar"/>
+        </w:rPr>
+        <w:t xml:space="preserve">.gitattributes</w:t>
+      </w:r>
+      <w:r>
+        <w:t xml:space="preserve"> </w:t>
+      </w:r>
+      <w:r>
+        <w:t xml:space="preserve">写的是</w:t>
+      </w:r>
+      <w:r>
+        <w:t xml:space="preserve"> </w:t>
+      </w:r>
+      <w:r>
+        <w:rPr>
+          <w:rStyle w:val="VerbatimChar"/>
+        </w:rPr>
+        <w:t xml:space="preserve">*.html text eol=lf</w:t>
+      </w:r>
+      <w:r>
+        <w:t xml:space="preserve">。在 Windows 上检出后</w:t>
+      </w:r>
+      <w:r>
+        <w:t xml:space="preserve"> </w:t>
+      </w:r>
+      <w:r>
+        <w:rPr>
+          <w:rStyle w:val="VerbatimChar"/>
+        </w:rPr>
+        <w:t xml:space="preserve">git status</w:t>
+      </w:r>
+      <w:r>
+        <w:t xml:space="preserve"> </w:t>
+      </w:r>
+      <w:r>
+        <w:t xml:space="preserve">一直把这两个文件报成「被修改」，</w:t>
+      </w:r>
+      <w:r>
+        <w:rPr>
+          <w:rStyle w:val="VerbatimChar"/>
+        </w:rPr>
+        <w:t xml:space="preserve">git diff</w:t>
+      </w:r>
+      <w:r>
+        <w:t xml:space="preserve"> </w:t>
+      </w:r>
+      <w:r>
+        <w:t xml:space="preserve">里 1861 行全是行尾差异，真实改动被淹没，</w:t>
+      </w:r>
+      <w:r>
+        <w:rPr>
+          <w:rStyle w:val="VerbatimChar"/>
+        </w:rPr>
+        <w:t xml:space="preserve">git pull</w:t>
+      </w:r>
+      <w:r>
+        <w:t xml:space="preserve"> </w:t>
+      </w:r>
+      <w:r>
+        <w:t xml:space="preserve">也会因此拒绝更新这两个文件。</w:t>
       </w:r>
     </w:p>
     <w:p>
       <w:pPr>
         <w:numPr>
           <w:ilvl w:val="1"/>
-          <w:numId w:val="1012"/>
+          <w:numId w:val="1014"/>
         </w:numPr>
         <w:pStyle w:val="Compact"/>
       </w:pPr>
       <w:r>
         <w:t xml:space="preserve">影响：</w:t>
       </w:r>
-    </w:p>
-    <w:p>
-      <w:pPr>
-        <w:numPr>
-          <w:ilvl w:val="2"/>
-          <w:numId w:val="1013"/>
-        </w:numPr>
-        <w:pStyle w:val="Compact"/>
-      </w:pPr>
       <w:r>
         <w:rPr>
           <w:rStyle w:val="VerbatimChar"/>
@@ -2291,310 +2507,370 @@
         <w:t xml:space="preserve">app/templates/base.html</w:t>
       </w:r>
       <w:r>
-        <w:t xml:space="preserve">：CSS 变量改为青绿配色（</w:t>
-      </w:r>
-      <w:r>
-        <w:rPr>
-          <w:rStyle w:val="VerbatimChar"/>
-        </w:rPr>
-        <w:t xml:space="preserve">--accent #2c6b5a</w:t>
-      </w:r>
-      <w:r>
         <w:t xml:space="preserve">、</w:t>
       </w:r>
       <w:r>
         <w:rPr>
           <w:rStyle w:val="VerbatimChar"/>
         </w:rPr>
-        <w:t xml:space="preserve">--side-1 #1a4a4a</w:t>
-      </w:r>
-      <w:r>
-        <w:t xml:space="preserve">、</w:t>
-      </w:r>
-      <w:r>
-        <w:rPr>
-          <w:rStyle w:val="VerbatimChar"/>
-        </w:rPr>
-        <w:t xml:space="preserve">--canvas #f5efe0</w:t>
-      </w:r>
-      <w:r>
-        <w:t xml:space="preserve"> </w:t>
-      </w:r>
-      <w:r>
-        <w:t xml:space="preserve">绢本米黄、</w:t>
-      </w:r>
-      <w:r>
-        <w:rPr>
-          <w:rStyle w:val="VerbatimChar"/>
-        </w:rPr>
-        <w:t xml:space="preserve">--surface #fdfaf2</w:t>
-      </w:r>
-      <w:r>
-        <w:t xml:space="preserve"> </w:t>
-      </w:r>
-      <w:r>
-        <w:t xml:space="preserve">暖白、</w:t>
-      </w:r>
-      <w:r>
-        <w:rPr>
-          <w:rStyle w:val="VerbatimChar"/>
-        </w:rPr>
-        <w:t xml:space="preserve">--ink #2a2520</w:t>
-      </w:r>
-      <w:r>
-        <w:t xml:space="preserve"> </w:t>
-      </w:r>
-      <w:r>
-        <w:t xml:space="preserve">深褐墨、</w:t>
-      </w:r>
-      <w:r>
-        <w:rPr>
-          <w:rStyle w:val="VerbatimChar"/>
-        </w:rPr>
-        <w:t xml:space="preserve">--todo #c08a3e</w:t>
-      </w:r>
-      <w:r>
-        <w:t xml:space="preserve"> </w:t>
-      </w:r>
-      <w:r>
-        <w:t xml:space="preserve">赭石）；横幅背景从</w:t>
-      </w:r>
-      <w:r>
-        <w:t xml:space="preserve"> </w:t>
-      </w:r>
-      <w:r>
-        <w:rPr>
-          <w:rStyle w:val="VerbatimChar"/>
-        </w:rPr>
-        <w:t xml:space="preserve">hero.svg</w:t>
-      </w:r>
-      <w:r>
-        <w:t xml:space="preserve"> </w:t>
-      </w:r>
-      <w:r>
-        <w:t xml:space="preserve">几何山脉换成实景照片，渐变遮罩调为深青色；字体加入 Noto Serif SC / SimSun 衬线。</w:t>
-      </w:r>
-    </w:p>
-    <w:p>
-      <w:pPr>
-        <w:numPr>
-          <w:ilvl w:val="2"/>
-          <w:numId w:val="1013"/>
-        </w:numPr>
-        <w:pStyle w:val="Compact"/>
-      </w:pPr>
-      <w:r>
-        <w:rPr>
-          <w:rStyle w:val="VerbatimChar"/>
-        </w:rPr>
         <w:t xml:space="preserve">app/templates/auth/login.html</w:t>
       </w:r>
       <w:r>
-        <w:t xml:space="preserve">：首屏加千里江山图背景 + 深青渐变遮罩 + 白色标题（带文字阴影）；全页</w:t>
-      </w:r>
-      <w:r>
-        <w:t xml:space="preserve"> </w:t>
-      </w:r>
-      <w:r>
-        <w:rPr>
-          <w:rStyle w:val="VerbatimChar"/>
-        </w:rPr>
-        <w:t xml:space="preserve">background-attachment: fixed</w:t>
-      </w:r>
-      <w:r>
-        <w:t xml:space="preserve"> </w:t>
-      </w:r>
-      <w:r>
-        <w:t xml:space="preserve">固定背景，滚动时长卷铺开；介绍区三个特性卡与九个模块卡改为半透明毛玻璃（</w:t>
-      </w:r>
-      <w:r>
-        <w:rPr>
-          <w:rStyle w:val="VerbatimChar"/>
-        </w:rPr>
-        <w:t xml:space="preserve">backdrop-filter: blur</w:t>
-      </w:r>
-      <w:r>
-        <w:t xml:space="preserve"> </w:t>
-      </w:r>
-      <w:r>
-        <w:t xml:space="preserve">+ 暖白绢本底 + 绢本描边）。</w:t>
+        <w:t xml:space="preserve">，用</w:t>
+      </w:r>
+      <w:r>
+        <w:t xml:space="preserve"> </w:t>
+      </w:r>
+      <w:r>
+        <w:rPr>
+          <w:rStyle w:val="VerbatimChar"/>
+        </w:rPr>
+        <w:t xml:space="preserve">git add --renormalize</w:t>
+      </w:r>
+      <w:r>
+        <w:t xml:space="preserve"> </w:t>
+      </w:r>
+      <w:r>
+        <w:t xml:space="preserve">把仓库里存的版本重写为 LF，正文一字未改。</w:t>
       </w:r>
     </w:p>
     <w:p>
       <w:pPr>
         <w:numPr>
           <w:ilvl w:val="1"/>
-          <w:numId w:val="1012"/>
-        </w:numPr>
-        <w:pStyle w:val="Compact"/>
-      </w:pPr>
-      <w:r>
-        <w:t xml:space="preserve">验证：重启 Flask 后逐页截图确认——首页横幅、登录页首屏、介绍区毛玻璃卡片均已生效；系统内部页面（项目档案、表格、按钮）随 CSS 变量自动统一为青绿配色。</w:t>
-      </w:r>
-    </w:p>
-    <w:p>
-      <w:pPr>
-        <w:numPr>
-          <w:ilvl w:val="1"/>
-          <w:numId w:val="1012"/>
-        </w:numPr>
-        <w:pStyle w:val="Compact"/>
-      </w:pPr>
-      <w:r>
-        <w:t xml:space="preserve">补记：横幅实际引用的是</w:t>
-      </w:r>
-      <w:r>
-        <w:t xml:space="preserve"> </w:t>
-      </w:r>
-      <w:r>
-        <w:rPr>
-          <w:rStyle w:val="VerbatimChar"/>
-        </w:rPr>
-        <w:t xml:space="preserve">app/static/hero_landscape.jpg</w:t>
-      </w:r>
-      <w:r>
-        <w:t xml:space="preserve">（青山水库实景，200 KB），登录页引用</w:t>
-      </w:r>
-      <w:r>
-        <w:t xml:space="preserve"> </w:t>
-      </w:r>
-      <w:r>
-        <w:rPr>
-          <w:rStyle w:val="VerbatimChar"/>
-        </w:rPr>
-        <w:t xml:space="preserve">hero_qinglv.jpg</w:t>
-      </w:r>
-      <w:r>
-        <w:t xml:space="preserve">（千里江山图，1.36 MB）。这两张图在这次提交里</w:t>
+          <w:numId w:val="1014"/>
+        </w:numPr>
+        <w:pStyle w:val="Compact"/>
+      </w:pPr>
+      <w:r>
+        <w:t xml:space="preserve">验证：</w:t>
+      </w:r>
+      <w:r>
+        <w:rPr>
+          <w:rStyle w:val="VerbatimChar"/>
+        </w:rPr>
+        <w:t xml:space="preserve">git diff -w</w:t>
+      </w:r>
+      <w:r>
+        <w:t xml:space="preserve"> </w:t>
+      </w:r>
+      <w:r>
+        <w:t xml:space="preserve">为空 → 确认只差行尾；</w:t>
+      </w:r>
+      <w:r>
+        <w:rPr>
+          <w:rStyle w:val="VerbatimChar"/>
+        </w:rPr>
+        <w:t xml:space="preserve">git ls-files --eol</w:t>
+      </w:r>
+      <w:r>
+        <w:t xml:space="preserve"> </w:t>
+      </w:r>
+      <w:r>
+        <w:t xml:space="preserve">两个文件均为</w:t>
+      </w:r>
+      <w:r>
+        <w:t xml:space="preserve"> </w:t>
+      </w:r>
+      <w:r>
+        <w:rPr>
+          <w:rStyle w:val="VerbatimChar"/>
+        </w:rPr>
+        <w:t xml:space="preserve">i/lf w/lf</w:t>
+      </w:r>
+      <w:r>
+        <w:t xml:space="preserve">；</w:t>
+      </w:r>
+      <w:r>
+        <w:rPr>
+          <w:rStyle w:val="VerbatimChar"/>
+        </w:rPr>
+        <w:t xml:space="preserve">工具/verify_all.py</w:t>
+      </w:r>
+      <w:r>
+        <w:t xml:space="preserve"> </w:t>
+      </w:r>
+      <w:r>
+        <w:t xml:space="preserve">13/13 测试套件、21/21 形式自检全部通过。</w:t>
+      </w:r>
+    </w:p>
+    <w:p>
+      <w:pPr>
+        <w:numPr>
+          <w:ilvl w:val="0"/>
+          <w:numId w:val="1005"/>
+        </w:numPr>
+      </w:pPr>
+      <w:r>
+        <w:t xml:space="preserve">20:56</w:t>
+      </w:r>
+      <w:r>
+        <w:t xml:space="preserve"> </w:t>
       </w:r>
       <w:r>
         <w:rPr>
           <w:bCs/>
           <w:b/>
         </w:rPr>
-        <w:t xml:space="preserve">没有一起入库</w:t>
-      </w:r>
-      <w:r>
-        <w:t xml:space="preserve">，本地返回 404，横幅与登录页只显示纯色渐变；直到后续两次提交才补上。教训：模板里引用的静态资源，改完要顺手</w:t>
-      </w:r>
-      <w:r>
-        <w:t xml:space="preserve"> </w:t>
-      </w:r>
-      <w:r>
-        <w:rPr>
-          <w:rStyle w:val="VerbatimChar"/>
-        </w:rPr>
-        <w:t xml:space="preserve">git status</w:t>
-      </w:r>
-      <w:r>
-        <w:t xml:space="preserve"> </w:t>
-      </w:r>
-      <w:r>
-        <w:t xml:space="preserve">看一眼有没有未跟踪的新文件。</w:t>
-      </w:r>
-    </w:p>
-    <w:p>
-      <w:pPr>
-        <w:numPr>
-          <w:ilvl w:val="0"/>
-          <w:numId w:val="1002"/>
-        </w:numPr>
-      </w:pPr>
-      <w:r>
-        <w:t xml:space="preserve">19:23</w:t>
-      </w:r>
-      <w:r>
-        <w:t xml:space="preserve"> </w:t>
+        <w:t xml:space="preserve">界面</w:t>
+      </w:r>
+      <w:r>
+        <w:t xml:space="preserve"> </w:t>
+      </w:r>
+      <w:r>
+        <w:t xml:space="preserve">全局主题改为千里江山图青绿山水风格</w:t>
+      </w:r>
+    </w:p>
+    <w:p>
+      <w:pPr>
+        <w:numPr>
+          <w:ilvl w:val="1"/>
+          <w:numId w:val="1015"/>
+        </w:numPr>
+        <w:pStyle w:val="Compact"/>
+      </w:pPr>
+      <w:r>
+        <w:t xml:space="preserve">原因：需求变更。用户要求整个 UI 改成《千里江山图》/只此青绿那种青绿山水古画风格，首屏与系统内部页面统一。</w:t>
+      </w:r>
+    </w:p>
+    <w:p>
+      <w:pPr>
+        <w:numPr>
+          <w:ilvl w:val="1"/>
+          <w:numId w:val="1015"/>
+        </w:numPr>
+        <w:pStyle w:val="Compact"/>
+      </w:pPr>
+      <w:r>
+        <w:t xml:space="preserve">影响：</w:t>
+      </w:r>
+    </w:p>
+    <w:p>
+      <w:pPr>
+        <w:numPr>
+          <w:ilvl w:val="2"/>
+          <w:numId w:val="1016"/>
+        </w:numPr>
+        <w:pStyle w:val="Compact"/>
+      </w:pPr>
+      <w:r>
+        <w:rPr>
+          <w:rStyle w:val="VerbatimChar"/>
+        </w:rPr>
+        <w:t xml:space="preserve">app/templates/base.html</w:t>
+      </w:r>
+      <w:r>
+        <w:t xml:space="preserve">：CSS 变量改为青绿配色（</w:t>
+      </w:r>
+      <w:r>
+        <w:rPr>
+          <w:rStyle w:val="VerbatimChar"/>
+        </w:rPr>
+        <w:t xml:space="preserve">--accent #2c6b5a</w:t>
+      </w:r>
+      <w:r>
+        <w:t xml:space="preserve">、</w:t>
+      </w:r>
+      <w:r>
+        <w:rPr>
+          <w:rStyle w:val="VerbatimChar"/>
+        </w:rPr>
+        <w:t xml:space="preserve">--side-1 #1a4a4a</w:t>
+      </w:r>
+      <w:r>
+        <w:t xml:space="preserve">、</w:t>
+      </w:r>
+      <w:r>
+        <w:rPr>
+          <w:rStyle w:val="VerbatimChar"/>
+        </w:rPr>
+        <w:t xml:space="preserve">--canvas #f5efe0</w:t>
+      </w:r>
+      <w:r>
+        <w:t xml:space="preserve"> </w:t>
+      </w:r>
+      <w:r>
+        <w:t xml:space="preserve">绢本米黄、</w:t>
+      </w:r>
+      <w:r>
+        <w:rPr>
+          <w:rStyle w:val="VerbatimChar"/>
+        </w:rPr>
+        <w:t xml:space="preserve">--surface #fdfaf2</w:t>
+      </w:r>
+      <w:r>
+        <w:t xml:space="preserve"> </w:t>
+      </w:r>
+      <w:r>
+        <w:t xml:space="preserve">暖白、</w:t>
+      </w:r>
+      <w:r>
+        <w:rPr>
+          <w:rStyle w:val="VerbatimChar"/>
+        </w:rPr>
+        <w:t xml:space="preserve">--ink #2a2520</w:t>
+      </w:r>
+      <w:r>
+        <w:t xml:space="preserve"> </w:t>
+      </w:r>
+      <w:r>
+        <w:t xml:space="preserve">深褐墨、</w:t>
+      </w:r>
+      <w:r>
+        <w:rPr>
+          <w:rStyle w:val="VerbatimChar"/>
+        </w:rPr>
+        <w:t xml:space="preserve">--todo #c08a3e</w:t>
+      </w:r>
+      <w:r>
+        <w:t xml:space="preserve"> </w:t>
+      </w:r>
+      <w:r>
+        <w:t xml:space="preserve">赭石）；横幅背景从</w:t>
+      </w:r>
+      <w:r>
+        <w:t xml:space="preserve"> </w:t>
+      </w:r>
+      <w:r>
+        <w:rPr>
+          <w:rStyle w:val="VerbatimChar"/>
+        </w:rPr>
+        <w:t xml:space="preserve">hero.svg</w:t>
+      </w:r>
+      <w:r>
+        <w:t xml:space="preserve"> </w:t>
+      </w:r>
+      <w:r>
+        <w:t xml:space="preserve">几何山脉换成实景照片，渐变遮罩调为深青色；字体加入 Noto Serif SC / SimSun 衬线。</w:t>
+      </w:r>
+    </w:p>
+    <w:p>
+      <w:pPr>
+        <w:numPr>
+          <w:ilvl w:val="2"/>
+          <w:numId w:val="1016"/>
+        </w:numPr>
+        <w:pStyle w:val="Compact"/>
+      </w:pPr>
+      <w:r>
+        <w:rPr>
+          <w:rStyle w:val="VerbatimChar"/>
+        </w:rPr>
+        <w:t xml:space="preserve">app/templates/auth/login.html</w:t>
+      </w:r>
+      <w:r>
+        <w:t xml:space="preserve">：首屏加千里江山图背景 + 深青渐变遮罩 + 白色标题（带文字阴影）；全页</w:t>
+      </w:r>
+      <w:r>
+        <w:t xml:space="preserve"> </w:t>
+      </w:r>
+      <w:r>
+        <w:rPr>
+          <w:rStyle w:val="VerbatimChar"/>
+        </w:rPr>
+        <w:t xml:space="preserve">background-attachment: fixed</w:t>
+      </w:r>
+      <w:r>
+        <w:t xml:space="preserve"> </w:t>
+      </w:r>
+      <w:r>
+        <w:t xml:space="preserve">固定背景，滚动时长卷铺开；介绍区三个特性卡与九个模块卡改为半透明毛玻璃（</w:t>
+      </w:r>
+      <w:r>
+        <w:rPr>
+          <w:rStyle w:val="VerbatimChar"/>
+        </w:rPr>
+        <w:t xml:space="preserve">backdrop-filter: blur</w:t>
+      </w:r>
+      <w:r>
+        <w:t xml:space="preserve"> </w:t>
+      </w:r>
+      <w:r>
+        <w:t xml:space="preserve">+ 暖白绢本底 + 绢本描边）。</w:t>
+      </w:r>
+    </w:p>
+    <w:p>
+      <w:pPr>
+        <w:numPr>
+          <w:ilvl w:val="1"/>
+          <w:numId w:val="1015"/>
+        </w:numPr>
+        <w:pStyle w:val="Compact"/>
+      </w:pPr>
+      <w:r>
+        <w:t xml:space="preserve">验证：重启 Flask 后逐页截图确认——首页横幅、登录页首屏、介绍区毛玻璃卡片均已生效；系统内部页面（项目档案、表格、按钮）随 CSS 变量自动统一为青绿配色。</w:t>
+      </w:r>
+    </w:p>
+    <w:p>
+      <w:pPr>
+        <w:numPr>
+          <w:ilvl w:val="1"/>
+          <w:numId w:val="1015"/>
+        </w:numPr>
+        <w:pStyle w:val="Compact"/>
+      </w:pPr>
+      <w:r>
+        <w:t xml:space="preserve">补记：横幅实际引用的是</w:t>
+      </w:r>
+      <w:r>
+        <w:t xml:space="preserve"> </w:t>
+      </w:r>
+      <w:r>
+        <w:rPr>
+          <w:rStyle w:val="VerbatimChar"/>
+        </w:rPr>
+        <w:t xml:space="preserve">app/static/hero_landscape.jpg</w:t>
+      </w:r>
+      <w:r>
+        <w:t xml:space="preserve">（青山水库实景，200 KB），登录页引用</w:t>
+      </w:r>
+      <w:r>
+        <w:t xml:space="preserve"> </w:t>
+      </w:r>
+      <w:r>
+        <w:rPr>
+          <w:rStyle w:val="VerbatimChar"/>
+        </w:rPr>
+        <w:t xml:space="preserve">hero_qinglv.jpg</w:t>
+      </w:r>
+      <w:r>
+        <w:t xml:space="preserve">（千里江山图，1.36 MB）。这两张图在这次提交里</w:t>
       </w:r>
       <w:r>
         <w:rPr>
           <w:bCs/>
           <w:b/>
         </w:rPr>
-        <w:t xml:space="preserve">界面</w:t>
-      </w:r>
-      <w:r>
-        <w:t xml:space="preserve"> </w:t>
-      </w:r>
-      <w:r>
-        <w:t xml:space="preserve">提示浮层加浅绿半透明底色</w:t>
-      </w:r>
-    </w:p>
-    <w:p>
-      <w:pPr>
-        <w:numPr>
-          <w:ilvl w:val="1"/>
-          <w:numId w:val="1014"/>
-        </w:numPr>
-        <w:pStyle w:val="Compact"/>
-      </w:pPr>
-      <w:r>
-        <w:t xml:space="preserve">原因：需求变更。此前按要求去掉了底色，实际使用偏"没着落"，改为浅绿半透明（</w:t>
-      </w:r>
-      <w:r>
-        <w:rPr>
-          <w:rStyle w:val="VerbatimChar"/>
-        </w:rPr>
-        <w:t xml:space="preserve">rgba(223,241,231,.76)</w:t>
-      </w:r>
-      <w:r>
-        <w:t xml:space="preserve">）＋淡绿描边。</w:t>
-      </w:r>
-    </w:p>
-    <w:p>
-      <w:pPr>
-        <w:numPr>
-          <w:ilvl w:val="1"/>
-          <w:numId w:val="1014"/>
-        </w:numPr>
-        <w:pStyle w:val="Compact"/>
-      </w:pPr>
-      <w:r>
-        <w:t xml:space="preserve">影响：</w:t>
-      </w:r>
-      <w:r>
-        <w:rPr>
-          <w:rStyle w:val="VerbatimChar"/>
-        </w:rPr>
-        <w:t xml:space="preserve">app/templates/base.html</w:t>
-      </w:r>
-      <w:r>
-        <w:t xml:space="preserve">；失败类提示同为浅红半透明底以区分成败。</w:t>
-      </w:r>
-    </w:p>
-    <w:p>
-      <w:pPr>
-        <w:numPr>
-          <w:ilvl w:val="1"/>
-          <w:numId w:val="1014"/>
-        </w:numPr>
-        <w:pStyle w:val="Compact"/>
-      </w:pPr>
-      <w:r>
-        <w:t xml:space="preserve">验证：</w:t>
-      </w:r>
-      <w:r>
-        <w:rPr>
-          <w:rStyle w:val="VerbatimChar"/>
-        </w:rPr>
-        <w:t xml:space="preserve">工具/界面核对/核对登录浮层.py</w:t>
-      </w:r>
-      <w:r>
-        <w:t xml:space="preserve"> </w:t>
-      </w:r>
-      <w:r>
-        <w:t xml:space="preserve">新增 4 条断言（带底色、透明、偏绿、浅色），并截图确认。</w:t>
+        <w:t xml:space="preserve">没有一起入库</w:t>
+      </w:r>
+      <w:r>
+        <w:t xml:space="preserve">，本地返回 404，横幅与登录页只显示纯色渐变；直到后续两次提交才补上。教训：模板里引用的静态资源，改完要顺手</w:t>
+      </w:r>
+      <w:r>
+        <w:t xml:space="preserve"> </w:t>
+      </w:r>
+      <w:r>
+        <w:rPr>
+          <w:rStyle w:val="VerbatimChar"/>
+        </w:rPr>
+        <w:t xml:space="preserve">git status</w:t>
+      </w:r>
+      <w:r>
+        <w:t xml:space="preserve"> </w:t>
+      </w:r>
+      <w:r>
+        <w:t xml:space="preserve">看一眼有没有未跟踪的新文件。</w:t>
       </w:r>
     </w:p>
     <w:p>
       <w:pPr>
         <w:numPr>
           <w:ilvl w:val="0"/>
-          <w:numId w:val="1002"/>
-        </w:numPr>
-      </w:pPr>
-      <w:r>
-        <w:t xml:space="preserve">19:11</w:t>
+          <w:numId w:val="1005"/>
+        </w:numPr>
+      </w:pPr>
+      <w:r>
+        <w:t xml:space="preserve">19:23</w:t>
       </w:r>
       <w:r>
         <w:t xml:space="preserve"> </w:t>
@@ -2604,59 +2880,41 @@
           <w:bCs/>
           <w:b/>
         </w:rPr>
-        <w:t xml:space="preserve">修复</w:t>
-      </w:r>
-      <w:r>
-        <w:t xml:space="preserve"> </w:t>
-      </w:r>
-      <w:r>
-        <w:t xml:space="preserve">输入不存在的账户名称 + 留空密码点「登录」时页面毫无反应</w:t>
+        <w:t xml:space="preserve">界面</w:t>
+      </w:r>
+      <w:r>
+        <w:t xml:space="preserve"> </w:t>
+      </w:r>
+      <w:r>
+        <w:t xml:space="preserve">提示浮层加浅绿半透明底色</w:t>
       </w:r>
     </w:p>
     <w:p>
       <w:pPr>
         <w:numPr>
           <w:ilvl w:val="1"/>
-          <w:numId w:val="1015"/>
-        </w:numPr>
-        <w:pStyle w:val="Compact"/>
-      </w:pPr>
-      <w:r>
-        <w:t xml:space="preserve">原因：登录框带</w:t>
-      </w:r>
-      <w:r>
-        <w:t xml:space="preserve"> </w:t>
-      </w:r>
-      <w:r>
-        <w:rPr>
-          <w:rStyle w:val="VerbatimChar"/>
-        </w:rPr>
-        <w:t xml:space="preserve">novalidate</w:t>
-      </w:r>
-      <w:r>
-        <w:t xml:space="preserve">，浏览器不代填提示；而提示只写在</w:t>
-      </w:r>
-      <w:r>
-        <w:t xml:space="preserve"> </w:t>
-      </w:r>
-      <w:r>
-        <w:rPr>
-          <w:rStyle w:val="VerbatimChar"/>
-        </w:rPr>
-        <w:t xml:space="preserve">if form.validate_on_submit():</w:t>
-      </w:r>
-      <w:r>
-        <w:t xml:space="preserve"> </w:t>
-      </w:r>
-      <w:r>
-        <w:t xml:space="preserve">的成功分支里，校验失败时既不弹浮层也没有字段错误。</w:t>
+          <w:numId w:val="1017"/>
+        </w:numPr>
+        <w:pStyle w:val="Compact"/>
+      </w:pPr>
+      <w:r>
+        <w:t xml:space="preserve">原因：需求变更。此前按要求去掉了底色，实际使用偏"没着落"，改为浅绿半透明（</w:t>
+      </w:r>
+      <w:r>
+        <w:rPr>
+          <w:rStyle w:val="VerbatimChar"/>
+        </w:rPr>
+        <w:t xml:space="preserve">rgba(223,241,231,.76)</w:t>
+      </w:r>
+      <w:r>
+        <w:t xml:space="preserve">）＋淡绿描边。</w:t>
       </w:r>
     </w:p>
     <w:p>
       <w:pPr>
         <w:numPr>
           <w:ilvl w:val="1"/>
-          <w:numId w:val="1015"/>
+          <w:numId w:val="1017"/>
         </w:numPr>
         <w:pStyle w:val="Compact"/>
       </w:pPr>
@@ -2667,104 +2925,41 @@
         <w:rPr>
           <w:rStyle w:val="VerbatimChar"/>
         </w:rPr>
-        <w:t xml:space="preserve">app/views/auth.py</w:t>
-      </w:r>
-      <w:r>
-        <w:t xml:space="preserve">、</w:t>
-      </w:r>
-      <w:r>
-        <w:rPr>
-          <w:rStyle w:val="VerbatimChar"/>
-        </w:rPr>
-        <w:t xml:space="preserve">app/forms.py</w:t>
-      </w:r>
-      <w:r>
-        <w:t xml:space="preserve">、</w:t>
-      </w:r>
-      <w:r>
-        <w:rPr>
-          <w:rStyle w:val="VerbatimChar"/>
-        </w:rPr>
-        <w:t xml:space="preserve">app/templates/auth/login.html</w:t>
-      </w:r>
-      <w:r>
-        <w:t xml:space="preserve">。</w:t>
-      </w:r>
-    </w:p>
-    <w:p>
-      <w:pPr>
-        <w:numPr>
-          <w:ilvl w:val="2"/>
-          <w:numId w:val="1016"/>
-        </w:numPr>
-        <w:pStyle w:val="Compact"/>
-      </w:pPr>
-      <w:r>
-        <w:t xml:space="preserve">账户名称/密码留空 → 输入框下方直接写「请输入……」，输入框标</w:t>
-      </w:r>
-      <w:r>
-        <w:t xml:space="preserve"> </w:t>
-      </w:r>
-      <w:r>
-        <w:rPr>
-          <w:rStyle w:val="VerbatimChar"/>
-        </w:rPr>
-        <w:t xml:space="preserve">aria-invalid</w:t>
-      </w:r>
-    </w:p>
-    <w:p>
-      <w:pPr>
-        <w:numPr>
-          <w:ilvl w:val="2"/>
-          <w:numId w:val="1016"/>
-        </w:numPr>
-        <w:pStyle w:val="Compact"/>
-      </w:pPr>
-      <w:r>
-        <w:t xml:space="preserve">账户名称或密码不正确 / 账号已停用 → 中上方浮层，自动淡出</w:t>
-      </w:r>
-    </w:p>
-    <w:p>
-      <w:pPr>
-        <w:numPr>
-          <w:ilvl w:val="2"/>
-          <w:numId w:val="1016"/>
-        </w:numPr>
-        <w:pStyle w:val="Compact"/>
-      </w:pPr>
-      <w:r>
-        <w:t xml:space="preserve">登录表单校验消息补中文（此前是 WTForms 英文默认文案）</w:t>
+        <w:t xml:space="preserve">app/templates/base.html</w:t>
+      </w:r>
+      <w:r>
+        <w:t xml:space="preserve">；失败类提示同为浅红半透明底以区分成败。</w:t>
       </w:r>
     </w:p>
     <w:p>
       <w:pPr>
         <w:numPr>
           <w:ilvl w:val="1"/>
-          <w:numId w:val="1015"/>
-        </w:numPr>
-        <w:pStyle w:val="Compact"/>
-      </w:pPr>
-      <w:r>
-        <w:t xml:space="preserve">验证：新增</w:t>
-      </w:r>
-      <w:r>
-        <w:t xml:space="preserve"> </w:t>
-      </w:r>
-      <w:r>
-        <w:rPr>
-          <w:rStyle w:val="VerbatimChar"/>
-        </w:rPr>
-        <w:t xml:space="preserve">测试/test_login.py</w:t>
-      </w:r>
-      <w:r>
-        <w:t xml:space="preserve">，固定七种输入组合；全部通过。</w:t>
+          <w:numId w:val="1017"/>
+        </w:numPr>
+        <w:pStyle w:val="Compact"/>
+      </w:pPr>
+      <w:r>
+        <w:t xml:space="preserve">验证：</w:t>
+      </w:r>
+      <w:r>
+        <w:rPr>
+          <w:rStyle w:val="VerbatimChar"/>
+        </w:rPr>
+        <w:t xml:space="preserve">工具/界面核对/核对登录浮层.py</w:t>
+      </w:r>
+      <w:r>
+        <w:t xml:space="preserve"> </w:t>
+      </w:r>
+      <w:r>
+        <w:t xml:space="preserve">新增 4 条断言（带底色、透明、偏绿、浅色），并截图确认。</w:t>
       </w:r>
     </w:p>
     <w:p>
       <w:pPr>
         <w:numPr>
           <w:ilvl w:val="0"/>
-          <w:numId w:val="1002"/>
+          <w:numId w:val="1005"/>
         </w:numPr>
       </w:pPr>
       <w:r>
@@ -2778,32 +2973,59 @@
           <w:bCs/>
           <w:b/>
         </w:rPr>
-        <w:t xml:space="preserve">界面</w:t>
-      </w:r>
-      <w:r>
-        <w:t xml:space="preserve"> </w:t>
-      </w:r>
-      <w:r>
-        <w:t xml:space="preserve">提示浮层从页面正中央移到中上方并去掉底色</w:t>
+        <w:t xml:space="preserve">修复</w:t>
+      </w:r>
+      <w:r>
+        <w:t xml:space="preserve"> </w:t>
+      </w:r>
+      <w:r>
+        <w:t xml:space="preserve">输入不存在的账户名称 + 留空密码点「登录」时页面毫无反应</w:t>
       </w:r>
     </w:p>
     <w:p>
       <w:pPr>
         <w:numPr>
           <w:ilvl w:val="1"/>
-          <w:numId w:val="1017"/>
-        </w:numPr>
-        <w:pStyle w:val="Compact"/>
-      </w:pPr>
-      <w:r>
-        <w:t xml:space="preserve">原因：用户反馈正中央太抢眼；同时登录失败提示一直常驻，应改为淡入淡出。</w:t>
+          <w:numId w:val="1018"/>
+        </w:numPr>
+        <w:pStyle w:val="Compact"/>
+      </w:pPr>
+      <w:r>
+        <w:t xml:space="preserve">原因：登录框带</w:t>
+      </w:r>
+      <w:r>
+        <w:t xml:space="preserve"> </w:t>
+      </w:r>
+      <w:r>
+        <w:rPr>
+          <w:rStyle w:val="VerbatimChar"/>
+        </w:rPr>
+        <w:t xml:space="preserve">novalidate</w:t>
+      </w:r>
+      <w:r>
+        <w:t xml:space="preserve">，浏览器不代填提示；而提示只写在</w:t>
+      </w:r>
+      <w:r>
+        <w:t xml:space="preserve"> </w:t>
+      </w:r>
+      <w:r>
+        <w:rPr>
+          <w:rStyle w:val="VerbatimChar"/>
+        </w:rPr>
+        <w:t xml:space="preserve">if form.validate_on_submit():</w:t>
+      </w:r>
+      <w:r>
+        <w:t xml:space="preserve"> </w:t>
+      </w:r>
+      <w:r>
+        <w:t xml:space="preserve">的成功分支里，校验失败时既不弹浮层也没有字段错误。</w:t>
       </w:r>
     </w:p>
     <w:p>
       <w:pPr>
         <w:numPr>
           <w:ilvl w:val="1"/>
-          <w:numId w:val="1017"/>
+          <w:numId w:val="1018"/>
         </w:numPr>
         <w:pStyle w:val="Compact"/>
       </w:pPr>
@@ -2814,54 +3036,108 @@
         <w:rPr>
           <w:rStyle w:val="VerbatimChar"/>
         </w:rPr>
-        <w:t xml:space="preserve">app/templates/base.html</w:t>
-      </w:r>
-      <w:r>
-        <w:t xml:space="preserve">（</w:t>
-      </w:r>
-      <w:r>
-        <w:rPr>
-          <w:rStyle w:val="VerbatimChar"/>
-        </w:rPr>
-        <w:t xml:space="preserve">top: 16px</w:t>
-      </w:r>
-      <w:r>
-        <w:t xml:space="preserve">、水平居中、</w:t>
-      </w:r>
-      <w:r>
-        <w:rPr>
-          <w:rStyle w:val="VerbatimChar"/>
-        </w:rPr>
-        <w:t xml:space="preserve">background: transparent</w:t>
-      </w:r>
-      <w:r>
-        <w:t xml:space="preserve">）；新增</w:t>
-      </w:r>
-      <w:r>
-        <w:t xml:space="preserve"> </w:t>
-      </w:r>
-      <w:r>
-        <w:rPr>
-          <w:rStyle w:val="VerbatimChar"/>
-        </w:rPr>
-        <w:t xml:space="preserve">toast-error</w:t>
-      </w:r>
-      <w:r>
-        <w:t xml:space="preserve"> </w:t>
-      </w:r>
-      <w:r>
-        <w:t xml:space="preserve">类别走同一浮层，并在顶部提示条里排除，避免同一条提示出现两次。</w:t>
+        <w:t xml:space="preserve">app/views/auth.py</w:t>
+      </w:r>
+      <w:r>
+        <w:t xml:space="preserve">、</w:t>
+      </w:r>
+      <w:r>
+        <w:rPr>
+          <w:rStyle w:val="VerbatimChar"/>
+        </w:rPr>
+        <w:t xml:space="preserve">app/forms.py</w:t>
+      </w:r>
+      <w:r>
+        <w:t xml:space="preserve">、</w:t>
+      </w:r>
+      <w:r>
+        <w:rPr>
+          <w:rStyle w:val="VerbatimChar"/>
+        </w:rPr>
+        <w:t xml:space="preserve">app/templates/auth/login.html</w:t>
+      </w:r>
+      <w:r>
+        <w:t xml:space="preserve">。</w:t>
+      </w:r>
+    </w:p>
+    <w:p>
+      <w:pPr>
+        <w:numPr>
+          <w:ilvl w:val="2"/>
+          <w:numId w:val="1019"/>
+        </w:numPr>
+        <w:pStyle w:val="Compact"/>
+      </w:pPr>
+      <w:r>
+        <w:t xml:space="preserve">账户名称/密码留空 → 输入框下方直接写「请输入……」，输入框标</w:t>
+      </w:r>
+      <w:r>
+        <w:t xml:space="preserve"> </w:t>
+      </w:r>
+      <w:r>
+        <w:rPr>
+          <w:rStyle w:val="VerbatimChar"/>
+        </w:rPr>
+        <w:t xml:space="preserve">aria-invalid</w:t>
+      </w:r>
+    </w:p>
+    <w:p>
+      <w:pPr>
+        <w:numPr>
+          <w:ilvl w:val="2"/>
+          <w:numId w:val="1019"/>
+        </w:numPr>
+        <w:pStyle w:val="Compact"/>
+      </w:pPr>
+      <w:r>
+        <w:t xml:space="preserve">账户名称或密码不正确 / 账号已停用 → 中上方浮层，自动淡出</w:t>
+      </w:r>
+    </w:p>
+    <w:p>
+      <w:pPr>
+        <w:numPr>
+          <w:ilvl w:val="2"/>
+          <w:numId w:val="1019"/>
+        </w:numPr>
+        <w:pStyle w:val="Compact"/>
+      </w:pPr>
+      <w:r>
+        <w:t xml:space="preserve">登录表单校验消息补中文（此前是 WTForms 英文默认文案）</w:t>
+      </w:r>
+    </w:p>
+    <w:p>
+      <w:pPr>
+        <w:numPr>
+          <w:ilvl w:val="1"/>
+          <w:numId w:val="1018"/>
+        </w:numPr>
+        <w:pStyle w:val="Compact"/>
+      </w:pPr>
+      <w:r>
+        <w:t xml:space="preserve">验证：新增</w:t>
+      </w:r>
+      <w:r>
+        <w:t xml:space="preserve"> </w:t>
+      </w:r>
+      <w:r>
+        <w:rPr>
+          <w:rStyle w:val="VerbatimChar"/>
+        </w:rPr>
+        <w:t xml:space="preserve">测试/test_login.py</w:t>
+      </w:r>
+      <w:r>
+        <w:t xml:space="preserve">，固定七种输入组合；全部通过。</w:t>
       </w:r>
     </w:p>
     <w:p>
       <w:pPr>
         <w:numPr>
           <w:ilvl w:val="0"/>
-          <w:numId w:val="1002"/>
-        </w:numPr>
-      </w:pPr>
-      <w:r>
-        <w:t xml:space="preserve">18:55</w:t>
+          <w:numId w:val="1005"/>
+        </w:numPr>
+      </w:pPr>
+      <w:r>
+        <w:t xml:space="preserve">19:11</w:t>
       </w:r>
       <w:r>
         <w:t xml:space="preserve"> </w:t>
@@ -2877,26 +3153,26 @@
         <w:t xml:space="preserve"> </w:t>
       </w:r>
       <w:r>
-        <w:t xml:space="preserve">提示浮层改用淡灰底（当日后续又改为透明、再改为浅绿，见上两条）</w:t>
+        <w:t xml:space="preserve">提示浮层从页面正中央移到中上方并去掉底色</w:t>
       </w:r>
     </w:p>
     <w:p>
       <w:pPr>
         <w:numPr>
           <w:ilvl w:val="1"/>
-          <w:numId w:val="1018"/>
-        </w:numPr>
-        <w:pStyle w:val="Compact"/>
-      </w:pPr>
-      <w:r>
-        <w:t xml:space="preserve">原因：用户反馈绿色底色太显眼。</w:t>
+          <w:numId w:val="1020"/>
+        </w:numPr>
+        <w:pStyle w:val="Compact"/>
+      </w:pPr>
+      <w:r>
+        <w:t xml:space="preserve">原因：用户反馈正中央太抢眼；同时登录失败提示一直常驻，应改为淡入淡出。</w:t>
       </w:r>
     </w:p>
     <w:p>
       <w:pPr>
         <w:numPr>
           <w:ilvl w:val="1"/>
-          <w:numId w:val="1018"/>
+          <w:numId w:val="1020"/>
         </w:numPr>
         <w:pStyle w:val="Compact"/>
       </w:pPr>
@@ -2910,18 +3186,51 @@
         <w:t xml:space="preserve">app/templates/base.html</w:t>
       </w:r>
       <w:r>
-        <w:t xml:space="preserve">。</w:t>
+        <w:t xml:space="preserve">（</w:t>
+      </w:r>
+      <w:r>
+        <w:rPr>
+          <w:rStyle w:val="VerbatimChar"/>
+        </w:rPr>
+        <w:t xml:space="preserve">top: 16px</w:t>
+      </w:r>
+      <w:r>
+        <w:t xml:space="preserve">、水平居中、</w:t>
+      </w:r>
+      <w:r>
+        <w:rPr>
+          <w:rStyle w:val="VerbatimChar"/>
+        </w:rPr>
+        <w:t xml:space="preserve">background: transparent</w:t>
+      </w:r>
+      <w:r>
+        <w:t xml:space="preserve">）；新增</w:t>
+      </w:r>
+      <w:r>
+        <w:t xml:space="preserve"> </w:t>
+      </w:r>
+      <w:r>
+        <w:rPr>
+          <w:rStyle w:val="VerbatimChar"/>
+        </w:rPr>
+        <w:t xml:space="preserve">toast-error</w:t>
+      </w:r>
+      <w:r>
+        <w:t xml:space="preserve"> </w:t>
+      </w:r>
+      <w:r>
+        <w:t xml:space="preserve">类别走同一浮层，并在顶部提示条里排除，避免同一条提示出现两次。</w:t>
       </w:r>
     </w:p>
     <w:p>
       <w:pPr>
         <w:numPr>
           <w:ilvl w:val="0"/>
-          <w:numId w:val="1002"/>
-        </w:numPr>
-      </w:pPr>
-      <w:r>
-        <w:t xml:space="preserve">17:55</w:t>
+          <w:numId w:val="1005"/>
+        </w:numPr>
+      </w:pPr>
+      <w:r>
+        <w:t xml:space="preserve">18:55</w:t>
       </w:r>
       <w:r>
         <w:t xml:space="preserve"> </w:t>
@@ -2937,26 +3246,26 @@
         <w:t xml:space="preserve"> </w:t>
       </w:r>
       <w:r>
-        <w:t xml:space="preserve">登录与注册统一用「账户名称」</w:t>
+        <w:t xml:space="preserve">提示浮层改用淡灰底（当日后续又改为透明、再改为浅绿，见上两条）</w:t>
       </w:r>
     </w:p>
     <w:p>
       <w:pPr>
         <w:numPr>
           <w:ilvl w:val="1"/>
-          <w:numId w:val="1019"/>
-        </w:numPr>
-        <w:pStyle w:val="Compact"/>
-      </w:pPr>
-      <w:r>
-        <w:t xml:space="preserve">原因：术语统一。登录失败提示同步改为「账户名称或密码错误」。</w:t>
+          <w:numId w:val="1021"/>
+        </w:numPr>
+        <w:pStyle w:val="Compact"/>
+      </w:pPr>
+      <w:r>
+        <w:t xml:space="preserve">原因：用户反馈绿色底色太显眼。</w:t>
       </w:r>
     </w:p>
     <w:p>
       <w:pPr>
         <w:numPr>
           <w:ilvl w:val="1"/>
-          <w:numId w:val="1019"/>
+          <w:numId w:val="1021"/>
         </w:numPr>
         <w:pStyle w:val="Compact"/>
       </w:pPr>
@@ -2967,34 +3276,7 @@
         <w:rPr>
           <w:rStyle w:val="VerbatimChar"/>
         </w:rPr>
-        <w:t xml:space="preserve">app/forms.py</w:t>
-      </w:r>
-      <w:r>
-        <w:t xml:space="preserve">、</w:t>
-      </w:r>
-      <w:r>
-        <w:rPr>
-          <w:rStyle w:val="VerbatimChar"/>
-        </w:rPr>
-        <w:t xml:space="preserve">app/templates/auth/login.html</w:t>
-      </w:r>
-      <w:r>
-        <w:t xml:space="preserve">、</w:t>
-      </w:r>
-      <w:r>
-        <w:rPr>
-          <w:rStyle w:val="VerbatimChar"/>
-        </w:rPr>
-        <w:t xml:space="preserve">测试/test_profile.py</w:t>
-      </w:r>
-      <w:r>
-        <w:t xml:space="preserve">、</w:t>
-      </w:r>
-      <w:r>
-        <w:rPr>
-          <w:rStyle w:val="VerbatimChar"/>
-        </w:rPr>
-        <w:t xml:space="preserve">工具/界面核对/核对登录浮层.py</w:t>
+        <w:t xml:space="preserve">app/templates/base.html</w:t>
       </w:r>
       <w:r>
         <w:t xml:space="preserve">。</w:t>
@@ -3004,11 +3286,11 @@
       <w:pPr>
         <w:numPr>
           <w:ilvl w:val="0"/>
-          <w:numId w:val="1002"/>
-        </w:numPr>
-      </w:pPr>
-      <w:r>
-        <w:t xml:space="preserve">17:53</w:t>
+          <w:numId w:val="1005"/>
+        </w:numPr>
+      </w:pPr>
+      <w:r>
+        <w:t xml:space="preserve">17:55</w:t>
       </w:r>
       <w:r>
         <w:t xml:space="preserve"> </w:t>
@@ -3018,157 +3300,43 @@
           <w:bCs/>
           <w:b/>
         </w:rPr>
-        <w:t xml:space="preserve">功能</w:t>
-      </w:r>
-      <w:r>
-        <w:t xml:space="preserve"> </w:t>
-      </w:r>
-      <w:r>
-        <w:t xml:space="preserve">职务分为「管理员 / 操作员」两种；开放自助注册；账号与操作日志并入个人设置</w:t>
+        <w:t xml:space="preserve">界面</w:t>
+      </w:r>
+      <w:r>
+        <w:t xml:space="preserve"> </w:t>
+      </w:r>
+      <w:r>
+        <w:t xml:space="preserve">登录与注册统一用「账户名称」</w:t>
       </w:r>
     </w:p>
     <w:p>
       <w:pPr>
         <w:numPr>
           <w:ilvl w:val="1"/>
-          <w:numId w:val="1020"/>
-        </w:numPr>
-        <w:pStyle w:val="Compact"/>
-      </w:pPr>
-      <w:r>
-        <w:t xml:space="preserve">原因：需求变更。原来三种角色（管理员/评价员/查看者）与自由文本"职务"字段重复且混乱；用户希望普通用户能自己注册，且只有管理员能设职务。</w:t>
+          <w:numId w:val="1022"/>
+        </w:numPr>
+        <w:pStyle w:val="Compact"/>
+      </w:pPr>
+      <w:r>
+        <w:t xml:space="preserve">原因：术语统一。登录失败提示同步改为「账户名称或密码错误」。</w:t>
       </w:r>
     </w:p>
     <w:p>
       <w:pPr>
         <w:numPr>
           <w:ilvl w:val="1"/>
-          <w:numId w:val="1020"/>
+          <w:numId w:val="1022"/>
         </w:numPr>
         <w:pStyle w:val="Compact"/>
       </w:pPr>
       <w:r>
         <w:t xml:space="preserve">影响：</w:t>
       </w:r>
-    </w:p>
-    <w:p>
-      <w:pPr>
-        <w:numPr>
-          <w:ilvl w:val="2"/>
-          <w:numId w:val="1021"/>
-        </w:numPr>
-        <w:pStyle w:val="Compact"/>
-      </w:pPr>
-      <w:r>
-        <w:rPr>
-          <w:rStyle w:val="VerbatimChar"/>
-        </w:rPr>
-        <w:t xml:space="preserve">app/models.py</w:t>
-      </w:r>
-      <w:r>
-        <w:t xml:space="preserve">：删掉</w:t>
-      </w:r>
-      <w:r>
-        <w:t xml:space="preserve"> </w:t>
-      </w:r>
-      <w:r>
-        <w:rPr>
-          <w:rStyle w:val="VerbatimChar"/>
-        </w:rPr>
-        <w:t xml:space="preserve">title</w:t>
-      </w:r>
-      <w:r>
-        <w:t xml:space="preserve"> </w:t>
-      </w:r>
-      <w:r>
-        <w:t xml:space="preserve">列，新增</w:t>
-      </w:r>
-      <w:r>
-        <w:t xml:space="preserve"> </w:t>
-      </w:r>
-      <w:r>
-        <w:rPr>
-          <w:rStyle w:val="VerbatimChar"/>
-        </w:rPr>
-        <w:t xml:space="preserve">gender</w:t>
-      </w:r>
-      <w:r>
-        <w:t xml:space="preserve">，</w:t>
-      </w:r>
-      <w:r>
-        <w:rPr>
-          <w:rStyle w:val="VerbatimChar"/>
-        </w:rPr>
-        <w:t xml:space="preserve">role</w:t>
-      </w:r>
-      <w:r>
-        <w:t xml:space="preserve"> </w:t>
-      </w:r>
-      <w:r>
-        <w:t xml:space="preserve">默认</w:t>
-      </w:r>
-      <w:r>
-        <w:t xml:space="preserve"> </w:t>
-      </w:r>
-      <w:r>
-        <w:rPr>
-          <w:rStyle w:val="VerbatimChar"/>
-        </w:rPr>
-        <w:t xml:space="preserve">operator</w:t>
-      </w:r>
-    </w:p>
-    <w:p>
-      <w:pPr>
-        <w:numPr>
-          <w:ilvl w:val="2"/>
-          <w:numId w:val="1021"/>
-        </w:numPr>
-        <w:pStyle w:val="Compact"/>
-      </w:pPr>
-      <w:r>
-        <w:rPr>
-          <w:rStyle w:val="VerbatimChar"/>
-        </w:rPr>
-        <w:t xml:space="preserve">app/utils/schema.py</w:t>
-      </w:r>
-      <w:r>
-        <w:t xml:space="preserve">：旧库自动补列 + 旧角色名迁移为操作员</w:t>
-      </w:r>
-    </w:p>
-    <w:p>
-      <w:pPr>
-        <w:numPr>
-          <w:ilvl w:val="2"/>
-          <w:numId w:val="1021"/>
-        </w:numPr>
-        <w:pStyle w:val="Compact"/>
-      </w:pPr>
-      <w:r>
-        <w:rPr>
-          <w:rStyle w:val="VerbatimChar"/>
-        </w:rPr>
-        <w:t xml:space="preserve">app/views/auth.py</w:t>
-      </w:r>
-      <w:r>
-        <w:t xml:space="preserve">：新增公开的</w:t>
-      </w:r>
-      <w:r>
-        <w:t xml:space="preserve"> </w:t>
-      </w:r>
-      <w:r>
-        <w:rPr>
-          <w:rStyle w:val="VerbatimChar"/>
-        </w:rPr>
-        <w:t xml:space="preserve">/register</w:t>
-      </w:r>
-      <w:r>
-        <w:t xml:space="preserve">；</w:t>
-      </w:r>
-      <w:r>
-        <w:rPr>
-          <w:rStyle w:val="VerbatimChar"/>
-        </w:rPr>
-        <w:t xml:space="preserve">/users</w:t>
+      <w:r>
+        <w:rPr>
+          <w:rStyle w:val="VerbatimChar"/>
+        </w:rPr>
+        <w:t xml:space="preserve">app/forms.py</w:t>
       </w:r>
       <w:r>
         <w:t xml:space="preserve">、</w:t>
@@ -3177,116 +3345,190 @@
         <w:rPr>
           <w:rStyle w:val="VerbatimChar"/>
         </w:rPr>
-        <w:t xml:space="preserve">/logs</w:t>
-      </w:r>
-      <w:r>
-        <w:t xml:space="preserve"> </w:t>
-      </w:r>
-      <w:r>
-        <w:t xml:space="preserve">改为重定向到个人设置的对应分类</w:t>
-      </w:r>
-    </w:p>
-    <w:p>
-      <w:pPr>
-        <w:numPr>
-          <w:ilvl w:val="2"/>
-          <w:numId w:val="1021"/>
-        </w:numPr>
-        <w:pStyle w:val="Compact"/>
-      </w:pPr>
-      <w:r>
-        <w:t xml:space="preserve">个人设置左侧分类变为：个人信息 / 登录与安全性 /（管理员）账号 /（管理员）操作日志</w:t>
-      </w:r>
-    </w:p>
-    <w:p>
-      <w:pPr>
-        <w:numPr>
-          <w:ilvl w:val="2"/>
-          <w:numId w:val="1021"/>
-        </w:numPr>
-        <w:pStyle w:val="Compact"/>
-      </w:pPr>
-      <w:r>
-        <w:t xml:space="preserve">登录框底部新增「点我注册」</w:t>
-      </w:r>
-    </w:p>
-    <w:p>
-      <w:pPr>
-        <w:numPr>
-          <w:ilvl w:val="2"/>
-          <w:numId w:val="1021"/>
-        </w:numPr>
-        <w:pStyle w:val="Compact"/>
-      </w:pPr>
+        <w:t xml:space="preserve">app/templates/auth/login.html</w:t>
+      </w:r>
+      <w:r>
+        <w:t xml:space="preserve">、</w:t>
+      </w:r>
+      <w:r>
+        <w:rPr>
+          <w:rStyle w:val="VerbatimChar"/>
+        </w:rPr>
+        <w:t xml:space="preserve">测试/test_profile.py</w:t>
+      </w:r>
+      <w:r>
+        <w:t xml:space="preserve">、</w:t>
+      </w:r>
+      <w:r>
+        <w:rPr>
+          <w:rStyle w:val="VerbatimChar"/>
+        </w:rPr>
+        <w:t xml:space="preserve">工具/界面核对/核对登录浮层.py</w:t>
+      </w:r>
+      <w:r>
+        <w:t xml:space="preserve">。</w:t>
+      </w:r>
+    </w:p>
+    <w:p>
+      <w:pPr>
+        <w:numPr>
+          <w:ilvl w:val="0"/>
+          <w:numId w:val="1005"/>
+        </w:numPr>
+      </w:pPr>
+      <w:r>
+        <w:t xml:space="preserve">17:53</w:t>
+      </w:r>
+      <w:r>
+        <w:t xml:space="preserve"> </w:t>
+      </w:r>
       <w:r>
         <w:rPr>
           <w:bCs/>
           <w:b/>
         </w:rPr>
-        <w:t xml:space="preserve">顺带修复</w:t>
-      </w:r>
-      <w:r>
-        <w:t xml:space="preserve">：</w:t>
-      </w:r>
-      <w:r>
-        <w:rPr>
-          <w:rStyle w:val="VerbatimChar"/>
-        </w:rPr>
-        <w:t xml:space="preserve">/users/add</w:t>
-      </w:r>
-      <w:r>
-        <w:t xml:space="preserve"> </w:t>
-      </w:r>
-      <w:r>
-        <w:t xml:space="preserve">因模板使用</w:t>
-      </w:r>
-      <w:r>
-        <w:t xml:space="preserve"> </w:t>
-      </w:r>
-      <w:r>
-        <w:rPr>
-          <w:rStyle w:val="VerbatimChar"/>
-        </w:rPr>
-        <w:t xml:space="preserve">form.hidden_tag()</w:t>
-      </w:r>
-      <w:r>
-        <w:t xml:space="preserve"> </w:t>
-      </w:r>
-      <w:r>
-        <w:t xml:space="preserve">但视图未传</w:t>
-      </w:r>
-      <w:r>
-        <w:t xml:space="preserve"> </w:t>
-      </w:r>
-      <w:r>
-        <w:rPr>
-          <w:rStyle w:val="VerbatimChar"/>
-        </w:rPr>
-        <w:t xml:space="preserve">form</w:t>
-      </w:r>
-      <w:r>
-        <w:t xml:space="preserve">，一直是 500，「新增用户」按钮以前根本点不开</w:t>
+        <w:t xml:space="preserve">功能</w:t>
+      </w:r>
+      <w:r>
+        <w:t xml:space="preserve"> </w:t>
+      </w:r>
+      <w:r>
+        <w:t xml:space="preserve">职务分为「管理员 / 操作员」两种；开放自助注册；账号与操作日志并入个人设置</w:t>
       </w:r>
     </w:p>
     <w:p>
       <w:pPr>
         <w:numPr>
           <w:ilvl w:val="1"/>
-          <w:numId w:val="1020"/>
-        </w:numPr>
-        <w:pStyle w:val="Compact"/>
-      </w:pPr>
-      <w:r>
-        <w:t xml:space="preserve">验证：新增</w:t>
-      </w:r>
-      <w:r>
-        <w:t xml:space="preserve"> </w:t>
-      </w:r>
-      <w:r>
-        <w:rPr>
-          <w:rStyle w:val="VerbatimChar"/>
-        </w:rPr>
-        <w:t xml:space="preserve">测试/test_register.py</w:t>
+          <w:numId w:val="1023"/>
+        </w:numPr>
+        <w:pStyle w:val="Compact"/>
+      </w:pPr>
+      <w:r>
+        <w:t xml:space="preserve">原因：需求变更。原来三种角色（管理员/评价员/查看者）与自由文本"职务"字段重复且混乱；用户希望普通用户能自己注册，且只有管理员能设职务。</w:t>
+      </w:r>
+    </w:p>
+    <w:p>
+      <w:pPr>
+        <w:numPr>
+          <w:ilvl w:val="1"/>
+          <w:numId w:val="1023"/>
+        </w:numPr>
+        <w:pStyle w:val="Compact"/>
+      </w:pPr>
+      <w:r>
+        <w:t xml:space="preserve">影响：</w:t>
+      </w:r>
+    </w:p>
+    <w:p>
+      <w:pPr>
+        <w:numPr>
+          <w:ilvl w:val="2"/>
+          <w:numId w:val="1024"/>
+        </w:numPr>
+        <w:pStyle w:val="Compact"/>
+      </w:pPr>
+      <w:r>
+        <w:rPr>
+          <w:rStyle w:val="VerbatimChar"/>
+        </w:rPr>
+        <w:t xml:space="preserve">app/models.py</w:t>
+      </w:r>
+      <w:r>
+        <w:t xml:space="preserve">：删掉</w:t>
+      </w:r>
+      <w:r>
+        <w:t xml:space="preserve"> </w:t>
+      </w:r>
+      <w:r>
+        <w:rPr>
+          <w:rStyle w:val="VerbatimChar"/>
+        </w:rPr>
+        <w:t xml:space="preserve">title</w:t>
+      </w:r>
+      <w:r>
+        <w:t xml:space="preserve"> </w:t>
+      </w:r>
+      <w:r>
+        <w:t xml:space="preserve">列，新增</w:t>
+      </w:r>
+      <w:r>
+        <w:t xml:space="preserve"> </w:t>
+      </w:r>
+      <w:r>
+        <w:rPr>
+          <w:rStyle w:val="VerbatimChar"/>
+        </w:rPr>
+        <w:t xml:space="preserve">gender</w:t>
+      </w:r>
+      <w:r>
+        <w:t xml:space="preserve">，</w:t>
+      </w:r>
+      <w:r>
+        <w:rPr>
+          <w:rStyle w:val="VerbatimChar"/>
+        </w:rPr>
+        <w:t xml:space="preserve">role</w:t>
+      </w:r>
+      <w:r>
+        <w:t xml:space="preserve"> </w:t>
+      </w:r>
+      <w:r>
+        <w:t xml:space="preserve">默认</w:t>
+      </w:r>
+      <w:r>
+        <w:t xml:space="preserve"> </w:t>
+      </w:r>
+      <w:r>
+        <w:rPr>
+          <w:rStyle w:val="VerbatimChar"/>
+        </w:rPr>
+        <w:t xml:space="preserve">operator</w:t>
+      </w:r>
+    </w:p>
+    <w:p>
+      <w:pPr>
+        <w:numPr>
+          <w:ilvl w:val="2"/>
+          <w:numId w:val="1024"/>
+        </w:numPr>
+        <w:pStyle w:val="Compact"/>
+      </w:pPr>
+      <w:r>
+        <w:rPr>
+          <w:rStyle w:val="VerbatimChar"/>
+        </w:rPr>
+        <w:t xml:space="preserve">app/utils/schema.py</w:t>
+      </w:r>
+      <w:r>
+        <w:t xml:space="preserve">：旧库自动补列 + 旧角色名迁移为操作员</w:t>
+      </w:r>
+    </w:p>
+    <w:p>
+      <w:pPr>
+        <w:numPr>
+          <w:ilvl w:val="2"/>
+          <w:numId w:val="1024"/>
+        </w:numPr>
+        <w:pStyle w:val="Compact"/>
+      </w:pPr>
+      <w:r>
+        <w:rPr>
+          <w:rStyle w:val="VerbatimChar"/>
+        </w:rPr>
+        <w:t xml:space="preserve">app/views/auth.py</w:t>
+      </w:r>
+      <w:r>
+        <w:t xml:space="preserve">：新增公开的</w:t>
+      </w:r>
+      <w:r>
+        <w:t xml:space="preserve"> </w:t>
+      </w:r>
+      <w:r>
+        <w:rPr>
+          <w:rStyle w:val="VerbatimChar"/>
+        </w:rPr>
+        <w:t xml:space="preserve">/register</w:t>
       </w:r>
       <w:r>
         <w:t xml:space="preserve">；</w:t>
@@ -3295,70 +3537,125 @@
         <w:rPr>
           <w:rStyle w:val="VerbatimChar"/>
         </w:rPr>
-        <w:t xml:space="preserve">测试/test_profile.py</w:t>
-      </w:r>
-      <w:r>
-        <w:t xml:space="preserve"> </w:t>
-      </w:r>
-      <w:r>
-        <w:t xml:space="preserve">重写为覆盖四个分类。</w:t>
-      </w:r>
-    </w:p>
-    <w:p>
-      <w:pPr>
-        <w:numPr>
-          <w:ilvl w:val="0"/>
-          <w:numId w:val="1002"/>
-        </w:numPr>
-      </w:pPr>
-      <w:r>
-        <w:t xml:space="preserve">17:30</w:t>
-      </w:r>
-      <w:r>
-        <w:t xml:space="preserve"> </w:t>
-      </w:r>
+        <w:t xml:space="preserve">/users</w:t>
+      </w:r>
+      <w:r>
+        <w:t xml:space="preserve">、</w:t>
+      </w:r>
+      <w:r>
+        <w:rPr>
+          <w:rStyle w:val="VerbatimChar"/>
+        </w:rPr>
+        <w:t xml:space="preserve">/logs</w:t>
+      </w:r>
+      <w:r>
+        <w:t xml:space="preserve"> </w:t>
+      </w:r>
+      <w:r>
+        <w:t xml:space="preserve">改为重定向到个人设置的对应分类</w:t>
+      </w:r>
+    </w:p>
+    <w:p>
+      <w:pPr>
+        <w:numPr>
+          <w:ilvl w:val="2"/>
+          <w:numId w:val="1024"/>
+        </w:numPr>
+        <w:pStyle w:val="Compact"/>
+      </w:pPr>
+      <w:r>
+        <w:t xml:space="preserve">个人设置左侧分类变为：个人信息 / 登录与安全性 /（管理员）账号 /（管理员）操作日志</w:t>
+      </w:r>
+    </w:p>
+    <w:p>
+      <w:pPr>
+        <w:numPr>
+          <w:ilvl w:val="2"/>
+          <w:numId w:val="1024"/>
+        </w:numPr>
+        <w:pStyle w:val="Compact"/>
+      </w:pPr>
+      <w:r>
+        <w:t xml:space="preserve">登录框底部新增「点我注册」</w:t>
+      </w:r>
+    </w:p>
+    <w:p>
+      <w:pPr>
+        <w:numPr>
+          <w:ilvl w:val="2"/>
+          <w:numId w:val="1024"/>
+        </w:numPr>
+        <w:pStyle w:val="Compact"/>
+      </w:pPr>
       <w:r>
         <w:rPr>
           <w:bCs/>
           <w:b/>
         </w:rPr>
-        <w:t xml:space="preserve">界面</w:t>
-      </w:r>
-      <w:r>
-        <w:t xml:space="preserve"> </w:t>
-      </w:r>
-      <w:r>
-        <w:t xml:space="preserve">个人设置页改为仿 Apple 账户页版式，并美化内容区滚动条</w:t>
+        <w:t xml:space="preserve">顺带修复</w:t>
+      </w:r>
+      <w:r>
+        <w:t xml:space="preserve">：</w:t>
+      </w:r>
+      <w:r>
+        <w:rPr>
+          <w:rStyle w:val="VerbatimChar"/>
+        </w:rPr>
+        <w:t xml:space="preserve">/users/add</w:t>
+      </w:r>
+      <w:r>
+        <w:t xml:space="preserve"> </w:t>
+      </w:r>
+      <w:r>
+        <w:t xml:space="preserve">因模板使用</w:t>
+      </w:r>
+      <w:r>
+        <w:t xml:space="preserve"> </w:t>
+      </w:r>
+      <w:r>
+        <w:rPr>
+          <w:rStyle w:val="VerbatimChar"/>
+        </w:rPr>
+        <w:t xml:space="preserve">form.hidden_tag()</w:t>
+      </w:r>
+      <w:r>
+        <w:t xml:space="preserve"> </w:t>
+      </w:r>
+      <w:r>
+        <w:t xml:space="preserve">但视图未传</w:t>
+      </w:r>
+      <w:r>
+        <w:t xml:space="preserve"> </w:t>
+      </w:r>
+      <w:r>
+        <w:rPr>
+          <w:rStyle w:val="VerbatimChar"/>
+        </w:rPr>
+        <w:t xml:space="preserve">form</w:t>
+      </w:r>
+      <w:r>
+        <w:t xml:space="preserve">，一直是 500，「新增用户」按钮以前根本点不开</w:t>
       </w:r>
     </w:p>
     <w:p>
       <w:pPr>
         <w:numPr>
           <w:ilvl w:val="1"/>
-          <w:numId w:val="1022"/>
-        </w:numPr>
-        <w:pStyle w:val="Compact"/>
-      </w:pPr>
-      <w:r>
-        <w:t xml:space="preserve">原因：需求变更，用户指定参考 Apple 账户页；功能要"点击才展开"，避免一屏堆满输入框。</w:t>
-      </w:r>
-    </w:p>
-    <w:p>
-      <w:pPr>
-        <w:numPr>
-          <w:ilvl w:val="1"/>
-          <w:numId w:val="1022"/>
-        </w:numPr>
-        <w:pStyle w:val="Compact"/>
-      </w:pPr>
-      <w:r>
-        <w:t xml:space="preserve">影响：</w:t>
-      </w:r>
-      <w:r>
-        <w:rPr>
-          <w:rStyle w:val="VerbatimChar"/>
-        </w:rPr>
-        <w:t xml:space="preserve">app/templates/auth/profile.html</w:t>
+          <w:numId w:val="1023"/>
+        </w:numPr>
+        <w:pStyle w:val="Compact"/>
+      </w:pPr>
+      <w:r>
+        <w:t xml:space="preserve">验证：新增</w:t>
+      </w:r>
+      <w:r>
+        <w:t xml:space="preserve"> </w:t>
+      </w:r>
+      <w:r>
+        <w:rPr>
+          <w:rStyle w:val="VerbatimChar"/>
+        </w:rPr>
+        <w:t xml:space="preserve">测试/test_register.py</w:t>
       </w:r>
       <w:r>
         <w:t xml:space="preserve">；</w:t>
@@ -3367,24 +3664,24 @@
         <w:rPr>
           <w:rStyle w:val="VerbatimChar"/>
         </w:rPr>
-        <w:t xml:space="preserve">app/templates/base.html</w:t>
-      </w:r>
-      <w:r>
-        <w:t xml:space="preserve"> </w:t>
-      </w:r>
-      <w:r>
-        <w:t xml:space="preserve">滚动条样式。</w:t>
+        <w:t xml:space="preserve">测试/test_profile.py</w:t>
+      </w:r>
+      <w:r>
+        <w:t xml:space="preserve"> </w:t>
+      </w:r>
+      <w:r>
+        <w:t xml:space="preserve">重写为覆盖四个分类。</w:t>
       </w:r>
     </w:p>
     <w:p>
       <w:pPr>
         <w:numPr>
           <w:ilvl w:val="0"/>
-          <w:numId w:val="1002"/>
-        </w:numPr>
-      </w:pPr>
-      <w:r>
-        <w:t xml:space="preserve">17:07</w:t>
+          <w:numId w:val="1005"/>
+        </w:numPr>
+      </w:pPr>
+      <w:r>
+        <w:t xml:space="preserve">17:30</w:t>
       </w:r>
       <w:r>
         <w:t xml:space="preserve"> </w:t>
@@ -3394,32 +3691,32 @@
           <w:bCs/>
           <w:b/>
         </w:rPr>
-        <w:t xml:space="preserve">修复</w:t>
-      </w:r>
-      <w:r>
-        <w:t xml:space="preserve"> </w:t>
-      </w:r>
-      <w:r>
-        <w:t xml:space="preserve">侧边栏随长页面被拉长</w:t>
+        <w:t xml:space="preserve">界面</w:t>
+      </w:r>
+      <w:r>
+        <w:t xml:space="preserve"> </w:t>
+      </w:r>
+      <w:r>
+        <w:t xml:space="preserve">个人设置页改为仿 Apple 账户页版式，并美化内容区滚动条</w:t>
       </w:r>
     </w:p>
     <w:p>
       <w:pPr>
         <w:numPr>
           <w:ilvl w:val="1"/>
-          <w:numId w:val="1023"/>
-        </w:numPr>
-        <w:pStyle w:val="Compact"/>
-      </w:pPr>
-      <w:r>
-        <w:t xml:space="preserve">原因：左右栏同处一个滚动容器，右侧内容长了把左侧导航也撑下去。</w:t>
+          <w:numId w:val="1025"/>
+        </w:numPr>
+        <w:pStyle w:val="Compact"/>
+      </w:pPr>
+      <w:r>
+        <w:t xml:space="preserve">原因：需求变更，用户指定参考 Apple 账户页；功能要"点击才展开"，避免一屏堆满输入框。</w:t>
       </w:r>
     </w:p>
     <w:p>
       <w:pPr>
         <w:numPr>
           <w:ilvl w:val="1"/>
-          <w:numId w:val="1023"/>
+          <w:numId w:val="1025"/>
         </w:numPr>
         <w:pStyle w:val="Compact"/>
       </w:pPr>
@@ -3430,21 +3727,33 @@
         <w:rPr>
           <w:rStyle w:val="VerbatimChar"/>
         </w:rPr>
+        <w:t xml:space="preserve">app/templates/auth/profile.html</w:t>
+      </w:r>
+      <w:r>
+        <w:t xml:space="preserve">；</w:t>
+      </w:r>
+      <w:r>
+        <w:rPr>
+          <w:rStyle w:val="VerbatimChar"/>
+        </w:rPr>
         <w:t xml:space="preserve">app/templates/base.html</w:t>
       </w:r>
       <w:r>
-        <w:t xml:space="preserve">：外层固定高度不滚动，只有右侧内容区滚动，导航固定。</w:t>
+        <w:t xml:space="preserve"> </w:t>
+      </w:r>
+      <w:r>
+        <w:t xml:space="preserve">滚动条样式。</w:t>
       </w:r>
     </w:p>
     <w:p>
       <w:pPr>
         <w:numPr>
           <w:ilvl w:val="0"/>
-          <w:numId w:val="1002"/>
-        </w:numPr>
-      </w:pPr>
-      <w:r>
-        <w:t xml:space="preserve">16:58</w:t>
+          <w:numId w:val="1005"/>
+        </w:numPr>
+      </w:pPr>
+      <w:r>
+        <w:t xml:space="preserve">17:07</w:t>
       </w:r>
       <w:r>
         <w:t xml:space="preserve"> </w:t>
@@ -3454,20 +3763,32 @@
           <w:bCs/>
           <w:b/>
         </w:rPr>
-        <w:t xml:space="preserve">功能</w:t>
-      </w:r>
-      <w:r>
-        <w:t xml:space="preserve"> </w:t>
-      </w:r>
-      <w:r>
-        <w:t xml:space="preserve">管理员可在账号页代改他人资料</w:t>
+        <w:t xml:space="preserve">修复</w:t>
+      </w:r>
+      <w:r>
+        <w:t xml:space="preserve"> </w:t>
+      </w:r>
+      <w:r>
+        <w:t xml:space="preserve">侧边栏随长页面被拉长</w:t>
       </w:r>
     </w:p>
     <w:p>
       <w:pPr>
         <w:numPr>
           <w:ilvl w:val="1"/>
-          <w:numId w:val="1024"/>
+          <w:numId w:val="1026"/>
+        </w:numPr>
+        <w:pStyle w:val="Compact"/>
+      </w:pPr>
+      <w:r>
+        <w:t xml:space="preserve">原因：左右栏同处一个滚动容器，右侧内容长了把左侧导航也撑下去。</w:t>
+      </w:r>
+    </w:p>
+    <w:p>
+      <w:pPr>
+        <w:numPr>
+          <w:ilvl w:val="1"/>
+          <w:numId w:val="1026"/>
         </w:numPr>
         <w:pStyle w:val="Compact"/>
       </w:pPr>
@@ -3478,30 +3799,21 @@
         <w:rPr>
           <w:rStyle w:val="VerbatimChar"/>
         </w:rPr>
-        <w:t xml:space="preserve">app/views/auth.py</w:t>
-      </w:r>
-      <w:r>
-        <w:t xml:space="preserve">、</w:t>
-      </w:r>
-      <w:r>
-        <w:rPr>
-          <w:rStyle w:val="VerbatimChar"/>
-        </w:rPr>
-        <w:t xml:space="preserve">app/templates/auth/edit_user.html</w:t>
-      </w:r>
-      <w:r>
-        <w:t xml:space="preserve">。</w:t>
+        <w:t xml:space="preserve">app/templates/base.html</w:t>
+      </w:r>
+      <w:r>
+        <w:t xml:space="preserve">：外层固定高度不滚动，只有右侧内容区滚动，导航固定。</w:t>
       </w:r>
     </w:p>
     <w:p>
       <w:pPr>
         <w:numPr>
           <w:ilvl w:val="0"/>
-          <w:numId w:val="1002"/>
-        </w:numPr>
-      </w:pPr>
-      <w:r>
-        <w:t xml:space="preserve">16:51</w:t>
+          <w:numId w:val="1005"/>
+        </w:numPr>
+      </w:pPr>
+      <w:r>
+        <w:t xml:space="preserve">16:58</w:t>
       </w:r>
       <w:r>
         <w:t xml:space="preserve"> </w:t>
@@ -3517,26 +3829,14 @@
         <w:t xml:space="preserve"> </w:t>
       </w:r>
       <w:r>
-        <w:t xml:space="preserve">新增「个人设置」</w:t>
+        <w:t xml:space="preserve">管理员可在账号页代改他人资料</w:t>
       </w:r>
     </w:p>
     <w:p>
       <w:pPr>
         <w:numPr>
           <w:ilvl w:val="1"/>
-          <w:numId w:val="1025"/>
-        </w:numPr>
-        <w:pStyle w:val="Compact"/>
-      </w:pPr>
-      <w:r>
-        <w:t xml:space="preserve">原因：此前用户无法自己改资料、头像、密码。</w:t>
-      </w:r>
-    </w:p>
-    <w:p>
-      <w:pPr>
-        <w:numPr>
-          <w:ilvl w:val="1"/>
-          <w:numId w:val="1025"/>
+          <w:numId w:val="1027"/>
         </w:numPr>
         <w:pStyle w:val="Compact"/>
       </w:pPr>
@@ -3556,28 +3856,7 @@
         <w:rPr>
           <w:rStyle w:val="VerbatimChar"/>
         </w:rPr>
-        <w:t xml:space="preserve">app/templates/auth/profile.html</w:t>
-      </w:r>
-      <w:r>
-        <w:t xml:space="preserve">、</w:t>
-      </w:r>
-      <w:r>
-        <w:rPr>
-          <w:rStyle w:val="VerbatimChar"/>
-        </w:rPr>
-        <w:t xml:space="preserve">app/utils/uploads.py</w:t>
-      </w:r>
-      <w:r>
-        <w:t xml:space="preserve">；新增</w:t>
-      </w:r>
-      <w:r>
-        <w:t xml:space="preserve"> </w:t>
-      </w:r>
-      <w:r>
-        <w:rPr>
-          <w:rStyle w:val="VerbatimChar"/>
-        </w:rPr>
-        <w:t xml:space="preserve">测试/test_profile.py</w:t>
+        <w:t xml:space="preserve">app/templates/auth/edit_user.html</w:t>
       </w:r>
       <w:r>
         <w:t xml:space="preserve">。</w:t>
@@ -3586,24 +3865,12 @@
     <w:p>
       <w:pPr>
         <w:numPr>
-          <w:ilvl w:val="1"/>
-          <w:numId w:val="1025"/>
-        </w:numPr>
-        <w:pStyle w:val="Compact"/>
-      </w:pPr>
-      <w:r>
-        <w:t xml:space="preserve">备注：测试脚本原先会在结尾清空资料字段，已改为「开头快照、结尾原样还原」，避免污染用户数据。</w:t>
-      </w:r>
-    </w:p>
-    <w:p>
-      <w:pPr>
-        <w:numPr>
           <w:ilvl w:val="0"/>
-          <w:numId w:val="1002"/>
-        </w:numPr>
-      </w:pPr>
-      <w:r>
-        <w:t xml:space="preserve">16:35</w:t>
+          <w:numId w:val="1005"/>
+        </w:numPr>
+      </w:pPr>
+      <w:r>
+        <w:t xml:space="preserve">16:51</w:t>
       </w:r>
       <w:r>
         <w:t xml:space="preserve"> </w:t>
@@ -3613,59 +3880,32 @@
           <w:bCs/>
           <w:b/>
         </w:rPr>
-        <w:t xml:space="preserve">修复</w:t>
-      </w:r>
-      <w:r>
-        <w:t xml:space="preserve"> </w:t>
-      </w:r>
-      <w:r>
-        <w:t xml:space="preserve">AHP 二级指标页 500 错误（</w:t>
-      </w:r>
-      <w:r>
-        <w:rPr>
-          <w:rStyle w:val="VerbatimChar"/>
-        </w:rPr>
-        <w:t xml:space="preserve">/ahp/experts?level=2</w:t>
-      </w:r>
-      <w:r>
-        <w:t xml:space="preserve"> </w:t>
-      </w:r>
-      <w:r>
-        <w:t xml:space="preserve">缺</w:t>
-      </w:r>
-      <w:r>
-        <w:t xml:space="preserve"> </w:t>
-      </w:r>
-      <w:r>
-        <w:rPr>
-          <w:rStyle w:val="VerbatimChar"/>
-        </w:rPr>
-        <w:t xml:space="preserve">l1</w:t>
-      </w:r>
-      <w:r>
-        <w:t xml:space="preserve"> </w:t>
-      </w:r>
-      <w:r>
-        <w:t xml:space="preserve">参数时</w:t>
-      </w:r>
-      <w:r>
-        <w:t xml:space="preserve"> </w:t>
-      </w:r>
-      <w:r>
-        <w:rPr>
-          <w:rStyle w:val="VerbatimChar"/>
-        </w:rPr>
-        <w:t xml:space="preserve">KeyError</w:t>
-      </w:r>
-      <w:r>
-        <w:t xml:space="preserve">）</w:t>
+        <w:t xml:space="preserve">功能</w:t>
+      </w:r>
+      <w:r>
+        <w:t xml:space="preserve"> </w:t>
+      </w:r>
+      <w:r>
+        <w:t xml:space="preserve">新增「个人设置」</w:t>
       </w:r>
     </w:p>
     <w:p>
       <w:pPr>
         <w:numPr>
           <w:ilvl w:val="1"/>
-          <w:numId w:val="1026"/>
+          <w:numId w:val="1028"/>
+        </w:numPr>
+        <w:pStyle w:val="Compact"/>
+      </w:pPr>
+      <w:r>
+        <w:t xml:space="preserve">原因：此前用户无法自己改资料、头像、密码。</w:t>
+      </w:r>
+    </w:p>
+    <w:p>
+      <w:pPr>
+        <w:numPr>
+          <w:ilvl w:val="1"/>
+          <w:numId w:val="1028"/>
         </w:numPr>
         <w:pStyle w:val="Compact"/>
       </w:pPr>
@@ -3676,36 +3916,63 @@
         <w:rPr>
           <w:rStyle w:val="VerbatimChar"/>
         </w:rPr>
-        <w:t xml:space="preserve">app/views/ahp.py</w:t>
-      </w:r>
-      <w:r>
-        <w:t xml:space="preserve"> </w:t>
-      </w:r>
-      <w:r>
-        <w:t xml:space="preserve">增加</w:t>
-      </w:r>
-      <w:r>
-        <w:t xml:space="preserve"> </w:t>
-      </w:r>
-      <w:r>
-        <w:rPr>
-          <w:rStyle w:val="VerbatimChar"/>
-        </w:rPr>
-        <w:t xml:space="preserve">normalize_l1()</w:t>
-      </w:r>
-      <w:r>
-        <w:t xml:space="preserve">；同时统一清掉页面上多余的解说文字（旁白只留在说明书里）。</w:t>
+        <w:t xml:space="preserve">app/views/auth.py</w:t>
+      </w:r>
+      <w:r>
+        <w:t xml:space="preserve">、</w:t>
+      </w:r>
+      <w:r>
+        <w:rPr>
+          <w:rStyle w:val="VerbatimChar"/>
+        </w:rPr>
+        <w:t xml:space="preserve">app/templates/auth/profile.html</w:t>
+      </w:r>
+      <w:r>
+        <w:t xml:space="preserve">、</w:t>
+      </w:r>
+      <w:r>
+        <w:rPr>
+          <w:rStyle w:val="VerbatimChar"/>
+        </w:rPr>
+        <w:t xml:space="preserve">app/utils/uploads.py</w:t>
+      </w:r>
+      <w:r>
+        <w:t xml:space="preserve">；新增</w:t>
+      </w:r>
+      <w:r>
+        <w:t xml:space="preserve"> </w:t>
+      </w:r>
+      <w:r>
+        <w:rPr>
+          <w:rStyle w:val="VerbatimChar"/>
+        </w:rPr>
+        <w:t xml:space="preserve">测试/test_profile.py</w:t>
+      </w:r>
+      <w:r>
+        <w:t xml:space="preserve">。</w:t>
+      </w:r>
+    </w:p>
+    <w:p>
+      <w:pPr>
+        <w:numPr>
+          <w:ilvl w:val="1"/>
+          <w:numId w:val="1028"/>
+        </w:numPr>
+        <w:pStyle w:val="Compact"/>
+      </w:pPr>
+      <w:r>
+        <w:t xml:space="preserve">备注：测试脚本原先会在结尾清空资料字段，已改为「开头快照、结尾原样还原」，避免污染用户数据。</w:t>
       </w:r>
     </w:p>
     <w:p>
       <w:pPr>
         <w:numPr>
           <w:ilvl w:val="0"/>
-          <w:numId w:val="1002"/>
-        </w:numPr>
-      </w:pPr>
-      <w:r>
-        <w:t xml:space="preserve">16:08</w:t>
+          <w:numId w:val="1005"/>
+        </w:numPr>
+      </w:pPr>
+      <w:r>
+        <w:t xml:space="preserve">16:35</w:t>
       </w:r>
       <w:r>
         <w:t xml:space="preserve"> </w:t>
@@ -3715,36 +3982,99 @@
           <w:bCs/>
           <w:b/>
         </w:rPr>
-        <w:t xml:space="preserve">界面</w:t>
-      </w:r>
-      <w:r>
-        <w:t xml:space="preserve"> </w:t>
-      </w:r>
-      <w:r>
-        <w:t xml:space="preserve">登录页模块卡去掉右侧箭头</w:t>
+        <w:t xml:space="preserve">修复</w:t>
+      </w:r>
+      <w:r>
+        <w:t xml:space="preserve"> </w:t>
+      </w:r>
+      <w:r>
+        <w:t xml:space="preserve">AHP 二级指标页 500 错误（</w:t>
+      </w:r>
+      <w:r>
+        <w:rPr>
+          <w:rStyle w:val="VerbatimChar"/>
+        </w:rPr>
+        <w:t xml:space="preserve">/ahp/experts?level=2</w:t>
+      </w:r>
+      <w:r>
+        <w:t xml:space="preserve"> </w:t>
+      </w:r>
+      <w:r>
+        <w:t xml:space="preserve">缺</w:t>
+      </w:r>
+      <w:r>
+        <w:t xml:space="preserve"> </w:t>
+      </w:r>
+      <w:r>
+        <w:rPr>
+          <w:rStyle w:val="VerbatimChar"/>
+        </w:rPr>
+        <w:t xml:space="preserve">l1</w:t>
+      </w:r>
+      <w:r>
+        <w:t xml:space="preserve"> </w:t>
+      </w:r>
+      <w:r>
+        <w:t xml:space="preserve">参数时</w:t>
+      </w:r>
+      <w:r>
+        <w:t xml:space="preserve"> </w:t>
+      </w:r>
+      <w:r>
+        <w:rPr>
+          <w:rStyle w:val="VerbatimChar"/>
+        </w:rPr>
+        <w:t xml:space="preserve">KeyError</w:t>
+      </w:r>
+      <w:r>
+        <w:t xml:space="preserve">）</w:t>
       </w:r>
     </w:p>
     <w:p>
       <w:pPr>
         <w:numPr>
           <w:ilvl w:val="1"/>
-          <w:numId w:val="1027"/>
-        </w:numPr>
-        <w:pStyle w:val="Compact"/>
-      </w:pPr>
-      <w:r>
-        <w:t xml:space="preserve">原因：用户反馈箭头显得低级。</w:t>
+          <w:numId w:val="1029"/>
+        </w:numPr>
+        <w:pStyle w:val="Compact"/>
+      </w:pPr>
+      <w:r>
+        <w:t xml:space="preserve">影响：</w:t>
+      </w:r>
+      <w:r>
+        <w:rPr>
+          <w:rStyle w:val="VerbatimChar"/>
+        </w:rPr>
+        <w:t xml:space="preserve">app/views/ahp.py</w:t>
+      </w:r>
+      <w:r>
+        <w:t xml:space="preserve"> </w:t>
+      </w:r>
+      <w:r>
+        <w:t xml:space="preserve">增加</w:t>
+      </w:r>
+      <w:r>
+        <w:t xml:space="preserve"> </w:t>
+      </w:r>
+      <w:r>
+        <w:rPr>
+          <w:rStyle w:val="VerbatimChar"/>
+        </w:rPr>
+        <w:t xml:space="preserve">normalize_l1()</w:t>
+      </w:r>
+      <w:r>
+        <w:t xml:space="preserve">；同时统一清掉页面上多余的解说文字（旁白只留在说明书里）。</w:t>
       </w:r>
     </w:p>
     <w:p>
       <w:pPr>
         <w:numPr>
           <w:ilvl w:val="0"/>
-          <w:numId w:val="1002"/>
-        </w:numPr>
-      </w:pPr>
-      <w:r>
-        <w:t xml:space="preserve">16:03</w:t>
+          <w:numId w:val="1005"/>
+        </w:numPr>
+      </w:pPr>
+      <w:r>
+        <w:t xml:space="preserve">16:08</w:t>
       </w:r>
       <w:r>
         <w:t xml:space="preserve"> </w:t>
@@ -3760,18 +4090,30 @@
         <w:t xml:space="preserve"> </w:t>
       </w:r>
       <w:r>
-        <w:t xml:space="preserve">登录页介绍区去掉多余解说文字</w:t>
+        <w:t xml:space="preserve">登录页模块卡去掉右侧箭头</w:t>
+      </w:r>
+    </w:p>
+    <w:p>
+      <w:pPr>
+        <w:numPr>
+          <w:ilvl w:val="1"/>
+          <w:numId w:val="1030"/>
+        </w:numPr>
+        <w:pStyle w:val="Compact"/>
+      </w:pPr>
+      <w:r>
+        <w:t xml:space="preserve">原因：用户反馈箭头显得低级。</w:t>
       </w:r>
     </w:p>
     <w:p>
       <w:pPr>
         <w:numPr>
           <w:ilvl w:val="0"/>
-          <w:numId w:val="1002"/>
-        </w:numPr>
-      </w:pPr>
-      <w:r>
-        <w:t xml:space="preserve">15:44</w:t>
+          <w:numId w:val="1005"/>
+        </w:numPr>
+      </w:pPr>
+      <w:r>
+        <w:t xml:space="preserve">16:03</w:t>
       </w:r>
       <w:r>
         <w:t xml:space="preserve"> </w:t>
@@ -3781,96 +4123,24 @@
           <w:bCs/>
           <w:b/>
         </w:rPr>
-        <w:t xml:space="preserve">修复</w:t>
-      </w:r>
-      <w:r>
-        <w:t xml:space="preserve"> </w:t>
-      </w:r>
-      <w:r>
-        <w:t xml:space="preserve">滚动后内容不现身</w:t>
-      </w:r>
-    </w:p>
-    <w:p>
-      <w:pPr>
-        <w:numPr>
-          <w:ilvl w:val="1"/>
-          <w:numId w:val="1028"/>
-        </w:numPr>
-        <w:pStyle w:val="Compact"/>
-      </w:pPr>
-      <w:r>
-        <w:t xml:space="preserve">原因：</w:t>
-      </w:r>
-      <w:r>
-        <w:rPr>
-          <w:rStyle w:val="VerbatimChar"/>
-        </w:rPr>
-        <w:t xml:space="preserve">IntersectionObserver</w:t>
-      </w:r>
-      <w:r>
-        <w:t xml:space="preserve"> </w:t>
-      </w:r>
-      <w:r>
-        <w:t xml:space="preserve">在该页面实测不回调，元素一直停在</w:t>
-      </w:r>
-      <w:r>
-        <w:t xml:space="preserve"> </w:t>
-      </w:r>
-      <w:r>
-        <w:rPr>
-          <w:rStyle w:val="VerbatimChar"/>
-        </w:rPr>
-        <w:t xml:space="preserve">opacity:0</w:t>
-      </w:r>
-      <w:r>
-        <w:t xml:space="preserve">。改为在</w:t>
-      </w:r>
-      <w:r>
-        <w:t xml:space="preserve"> </w:t>
-      </w:r>
-      <w:r>
-        <w:rPr>
-          <w:rStyle w:val="VerbatimChar"/>
-        </w:rPr>
-        <w:t xml:space="preserve">requestAnimationFrame</w:t>
-      </w:r>
-      <w:r>
-        <w:t xml:space="preserve"> </w:t>
-      </w:r>
-      <w:r>
-        <w:t xml:space="preserve">里按元素与视口的相对位置判断。</w:t>
-      </w:r>
-    </w:p>
-    <w:p>
-      <w:pPr>
-        <w:numPr>
-          <w:ilvl w:val="1"/>
-          <w:numId w:val="1028"/>
-        </w:numPr>
-        <w:pStyle w:val="Compact"/>
-      </w:pPr>
-      <w:r>
-        <w:t xml:space="preserve">影响：</w:t>
-      </w:r>
-      <w:r>
-        <w:rPr>
-          <w:rStyle w:val="VerbatimChar"/>
-        </w:rPr>
-        <w:t xml:space="preserve">app/templates/auth/login.html</w:t>
-      </w:r>
-      <w:r>
-        <w:t xml:space="preserve">；顺带加快徽标散开速度、删掉首屏说明文字。</w:t>
+        <w:t xml:space="preserve">界面</w:t>
+      </w:r>
+      <w:r>
+        <w:t xml:space="preserve"> </w:t>
+      </w:r>
+      <w:r>
+        <w:t xml:space="preserve">登录页介绍区去掉多余解说文字</w:t>
       </w:r>
     </w:p>
     <w:p>
       <w:pPr>
         <w:numPr>
           <w:ilvl w:val="0"/>
-          <w:numId w:val="1002"/>
-        </w:numPr>
-      </w:pPr>
-      <w:r>
-        <w:t xml:space="preserve">15:37</w:t>
+          <w:numId w:val="1005"/>
+        </w:numPr>
+      </w:pPr>
+      <w:r>
+        <w:t xml:space="preserve">15:44</w:t>
       </w:r>
       <w:r>
         <w:t xml:space="preserve"> </w:t>
@@ -3880,36 +4150,96 @@
           <w:bCs/>
           <w:b/>
         </w:rPr>
-        <w:t xml:space="preserve">界面</w:t>
-      </w:r>
-      <w:r>
-        <w:t xml:space="preserve"> </w:t>
-      </w:r>
-      <w:r>
-        <w:t xml:space="preserve">登录页加滚动动效</w:t>
+        <w:t xml:space="preserve">修复</w:t>
+      </w:r>
+      <w:r>
+        <w:t xml:space="preserve"> </w:t>
+      </w:r>
+      <w:r>
+        <w:t xml:space="preserve">滚动后内容不现身</w:t>
       </w:r>
     </w:p>
     <w:p>
       <w:pPr>
         <w:numPr>
           <w:ilvl w:val="1"/>
-          <w:numId w:val="1029"/>
-        </w:numPr>
-        <w:pStyle w:val="Compact"/>
-      </w:pPr>
-      <w:r>
-        <w:t xml:space="preserve">内容：徽标圆点随滚动向四周散开并淡出；介绍内容按左/右/下三向逐条弹入，往回滚反向收回；标题颜色由浅入深；模块卡悬停才显示职责说明。</w:t>
+          <w:numId w:val="1031"/>
+        </w:numPr>
+        <w:pStyle w:val="Compact"/>
+      </w:pPr>
+      <w:r>
+        <w:t xml:space="preserve">原因：</w:t>
+      </w:r>
+      <w:r>
+        <w:rPr>
+          <w:rStyle w:val="VerbatimChar"/>
+        </w:rPr>
+        <w:t xml:space="preserve">IntersectionObserver</w:t>
+      </w:r>
+      <w:r>
+        <w:t xml:space="preserve"> </w:t>
+      </w:r>
+      <w:r>
+        <w:t xml:space="preserve">在该页面实测不回调，元素一直停在</w:t>
+      </w:r>
+      <w:r>
+        <w:t xml:space="preserve"> </w:t>
+      </w:r>
+      <w:r>
+        <w:rPr>
+          <w:rStyle w:val="VerbatimChar"/>
+        </w:rPr>
+        <w:t xml:space="preserve">opacity:0</w:t>
+      </w:r>
+      <w:r>
+        <w:t xml:space="preserve">。改为在</w:t>
+      </w:r>
+      <w:r>
+        <w:t xml:space="preserve"> </w:t>
+      </w:r>
+      <w:r>
+        <w:rPr>
+          <w:rStyle w:val="VerbatimChar"/>
+        </w:rPr>
+        <w:t xml:space="preserve">requestAnimationFrame</w:t>
+      </w:r>
+      <w:r>
+        <w:t xml:space="preserve"> </w:t>
+      </w:r>
+      <w:r>
+        <w:t xml:space="preserve">里按元素与视口的相对位置判断。</w:t>
+      </w:r>
+    </w:p>
+    <w:p>
+      <w:pPr>
+        <w:numPr>
+          <w:ilvl w:val="1"/>
+          <w:numId w:val="1031"/>
+        </w:numPr>
+        <w:pStyle w:val="Compact"/>
+      </w:pPr>
+      <w:r>
+        <w:t xml:space="preserve">影响：</w:t>
+      </w:r>
+      <w:r>
+        <w:rPr>
+          <w:rStyle w:val="VerbatimChar"/>
+        </w:rPr>
+        <w:t xml:space="preserve">app/templates/auth/login.html</w:t>
+      </w:r>
+      <w:r>
+        <w:t xml:space="preserve">；顺带加快徽标散开速度、删掉首屏说明文字。</w:t>
       </w:r>
     </w:p>
     <w:p>
       <w:pPr>
         <w:numPr>
           <w:ilvl w:val="0"/>
-          <w:numId w:val="1002"/>
-        </w:numPr>
-      </w:pPr>
-      <w:r>
-        <w:t xml:space="preserve">15:26</w:t>
+          <w:numId w:val="1005"/>
+        </w:numPr>
+      </w:pPr>
+      <w:r>
+        <w:t xml:space="preserve">15:37</w:t>
       </w:r>
       <w:r>
         <w:t xml:space="preserve"> </w:t>
@@ -3925,42 +4255,30 @@
         <w:t xml:space="preserve"> </w:t>
       </w:r>
       <w:r>
-        <w:t xml:space="preserve">登录页改为仿 Apple 账户页</w:t>
+        <w:t xml:space="preserve">登录页加滚动动效</w:t>
       </w:r>
     </w:p>
     <w:p>
       <w:pPr>
         <w:numPr>
           <w:ilvl w:val="1"/>
-          <w:numId w:val="1030"/>
-        </w:numPr>
-        <w:pStyle w:val="Compact"/>
-      </w:pPr>
-      <w:r>
-        <w:t xml:space="preserve">内容：系统徽标 + 标题 + 登录按钮；向下滑是系统介绍；点登录后绿色渐变遮罩渐渐浮现登录框。新增自绘登录徽标</w:t>
-      </w:r>
-      <w:r>
-        <w:t xml:space="preserve"> </w:t>
-      </w:r>
-      <w:r>
-        <w:rPr>
-          <w:rStyle w:val="VerbatimChar"/>
-        </w:rPr>
-        <w:t xml:space="preserve">app/templates/_login_badge.svg</w:t>
-      </w:r>
-      <w:r>
-        <w:t xml:space="preserve">。</w:t>
+          <w:numId w:val="1032"/>
+        </w:numPr>
+        <w:pStyle w:val="Compact"/>
+      </w:pPr>
+      <w:r>
+        <w:t xml:space="preserve">内容：徽标圆点随滚动向四周散开并淡出；介绍内容按左/右/下三向逐条弹入，往回滚反向收回；标题颜色由浅入深；模块卡悬停才显示职责说明。</w:t>
       </w:r>
     </w:p>
     <w:p>
       <w:pPr>
         <w:numPr>
           <w:ilvl w:val="0"/>
-          <w:numId w:val="1002"/>
-        </w:numPr>
-      </w:pPr>
-      <w:r>
-        <w:t xml:space="preserve">15:05</w:t>
+          <w:numId w:val="1005"/>
+        </w:numPr>
+      </w:pPr>
+      <w:r>
+        <w:t xml:space="preserve">15:26</w:t>
       </w:r>
       <w:r>
         <w:t xml:space="preserve"> </w:t>
@@ -3976,67 +4294,28 @@
         <w:t xml:space="preserve"> </w:t>
       </w:r>
       <w:r>
-        <w:t xml:space="preserve">界面重构：深绿侧边栏 + 工作台首页 + 全局搜索</w:t>
+        <w:t xml:space="preserve">登录页改为仿 Apple 账户页</w:t>
       </w:r>
     </w:p>
     <w:p>
       <w:pPr>
         <w:numPr>
           <w:ilvl w:val="1"/>
-          <w:numId w:val="1031"/>
-        </w:numPr>
-        <w:pStyle w:val="Compact"/>
-      </w:pPr>
-      <w:r>
-        <w:t xml:space="preserve">原因：用户提供参考图，要求整体改成现代绿色仪表盘观感。</w:t>
-      </w:r>
-    </w:p>
-    <w:p>
-      <w:pPr>
-        <w:numPr>
-          <w:ilvl w:val="1"/>
-          <w:numId w:val="1031"/>
-        </w:numPr>
-        <w:pStyle w:val="Compact"/>
-      </w:pPr>
-      <w:r>
-        <w:t xml:space="preserve">影响：</w:t>
-      </w:r>
-      <w:r>
-        <w:rPr>
-          <w:rStyle w:val="VerbatimChar"/>
-        </w:rPr>
-        <w:t xml:space="preserve">app/templates/base.html</w:t>
-      </w:r>
-      <w:r>
-        <w:t xml:space="preserve">、</w:t>
-      </w:r>
-      <w:r>
-        <w:rPr>
-          <w:rStyle w:val="VerbatimChar"/>
-        </w:rPr>
-        <w:t xml:space="preserve">app/templates/auth/home.html</w:t>
-      </w:r>
-      <w:r>
-        <w:t xml:space="preserve">、新增</w:t>
-      </w:r>
-      <w:r>
-        <w:t xml:space="preserve"> </w:t>
-      </w:r>
-      <w:r>
-        <w:rPr>
-          <w:rStyle w:val="VerbatimChar"/>
-        </w:rPr>
-        <w:t xml:space="preserve">app/views/search.py</w:t>
-      </w:r>
-      <w:r>
-        <w:t xml:space="preserve">、</w:t>
-      </w:r>
-      <w:r>
-        <w:rPr>
-          <w:rStyle w:val="VerbatimChar"/>
-        </w:rPr>
-        <w:t xml:space="preserve">app/services/dashboard.py</w:t>
+          <w:numId w:val="1033"/>
+        </w:numPr>
+        <w:pStyle w:val="Compact"/>
+      </w:pPr>
+      <w:r>
+        <w:t xml:space="preserve">内容：系统徽标 + 标题 + 登录按钮；向下滑是系统介绍；点登录后绿色渐变遮罩渐渐浮现登录框。新增自绘登录徽标</w:t>
+      </w:r>
+      <w:r>
+        <w:t xml:space="preserve"> </w:t>
+      </w:r>
+      <w:r>
+        <w:rPr>
+          <w:rStyle w:val="VerbatimChar"/>
+        </w:rPr>
+        <w:t xml:space="preserve">app/templates/_login_badge.svg</w:t>
       </w:r>
       <w:r>
         <w:t xml:space="preserve">。</w:t>
@@ -4046,11 +4325,11 @@
       <w:pPr>
         <w:numPr>
           <w:ilvl w:val="0"/>
-          <w:numId w:val="1002"/>
-        </w:numPr>
-      </w:pPr>
-      <w:r>
-        <w:t xml:space="preserve">14:51</w:t>
+          <w:numId w:val="1005"/>
+        </w:numPr>
+      </w:pPr>
+      <w:r>
+        <w:t xml:space="preserve">15:05</w:t>
       </w:r>
       <w:r>
         <w:t xml:space="preserve"> </w:t>
@@ -4066,18 +4345,81 @@
         <w:t xml:space="preserve"> </w:t>
       </w:r>
       <w:r>
-        <w:t xml:space="preserve">操作列链接改为圆角小按钮；按钮统一为半透明底、悬停变实色</w:t>
+        <w:t xml:space="preserve">界面重构：深绿侧边栏 + 工作台首页 + 全局搜索</w:t>
+      </w:r>
+    </w:p>
+    <w:p>
+      <w:pPr>
+        <w:numPr>
+          <w:ilvl w:val="1"/>
+          <w:numId w:val="1034"/>
+        </w:numPr>
+        <w:pStyle w:val="Compact"/>
+      </w:pPr>
+      <w:r>
+        <w:t xml:space="preserve">原因：用户提供参考图，要求整体改成现代绿色仪表盘观感。</w:t>
+      </w:r>
+    </w:p>
+    <w:p>
+      <w:pPr>
+        <w:numPr>
+          <w:ilvl w:val="1"/>
+          <w:numId w:val="1034"/>
+        </w:numPr>
+        <w:pStyle w:val="Compact"/>
+      </w:pPr>
+      <w:r>
+        <w:t xml:space="preserve">影响：</w:t>
+      </w:r>
+      <w:r>
+        <w:rPr>
+          <w:rStyle w:val="VerbatimChar"/>
+        </w:rPr>
+        <w:t xml:space="preserve">app/templates/base.html</w:t>
+      </w:r>
+      <w:r>
+        <w:t xml:space="preserve">、</w:t>
+      </w:r>
+      <w:r>
+        <w:rPr>
+          <w:rStyle w:val="VerbatimChar"/>
+        </w:rPr>
+        <w:t xml:space="preserve">app/templates/auth/home.html</w:t>
+      </w:r>
+      <w:r>
+        <w:t xml:space="preserve">、新增</w:t>
+      </w:r>
+      <w:r>
+        <w:t xml:space="preserve"> </w:t>
+      </w:r>
+      <w:r>
+        <w:rPr>
+          <w:rStyle w:val="VerbatimChar"/>
+        </w:rPr>
+        <w:t xml:space="preserve">app/views/search.py</w:t>
+      </w:r>
+      <w:r>
+        <w:t xml:space="preserve">、</w:t>
+      </w:r>
+      <w:r>
+        <w:rPr>
+          <w:rStyle w:val="VerbatimChar"/>
+        </w:rPr>
+        <w:t xml:space="preserve">app/services/dashboard.py</w:t>
+      </w:r>
+      <w:r>
+        <w:t xml:space="preserve">。</w:t>
       </w:r>
     </w:p>
     <w:p>
       <w:pPr>
         <w:numPr>
           <w:ilvl w:val="0"/>
-          <w:numId w:val="1002"/>
-        </w:numPr>
-      </w:pPr>
-      <w:r>
-        <w:t xml:space="preserve">14:32</w:t>
+          <w:numId w:val="1005"/>
+        </w:numPr>
+      </w:pPr>
+      <w:r>
+        <w:t xml:space="preserve">14:51</w:t>
       </w:r>
       <w:r>
         <w:t xml:space="preserve"> </w:t>
@@ -4093,18 +4435,18 @@
         <w:t xml:space="preserve"> </w:t>
       </w:r>
       <w:r>
-        <w:t xml:space="preserve">指标数据按图斑分框；成功提示改居中浮层；登录页加背景</w:t>
+        <w:t xml:space="preserve">操作列链接改为圆角小按钮；按钮统一为半透明底、悬停变实色</w:t>
       </w:r>
     </w:p>
     <w:p>
       <w:pPr>
         <w:numPr>
           <w:ilvl w:val="0"/>
-          <w:numId w:val="1002"/>
-        </w:numPr>
-      </w:pPr>
-      <w:r>
-        <w:t xml:space="preserve">11:07</w:t>
+          <w:numId w:val="1005"/>
+        </w:numPr>
+      </w:pPr>
+      <w:r>
+        <w:t xml:space="preserve">14:32</w:t>
       </w:r>
       <w:r>
         <w:t xml:space="preserve"> </w:t>
@@ -4120,30 +4462,18 @@
         <w:t xml:space="preserve"> </w:t>
       </w:r>
       <w:r>
-        <w:t xml:space="preserve">登录成功提示改为页面正中的淡入淡出浮层</w:t>
-      </w:r>
-    </w:p>
-    <w:p>
-      <w:pPr>
-        <w:numPr>
-          <w:ilvl w:val="1"/>
-          <w:numId w:val="1032"/>
-        </w:numPr>
-        <w:pStyle w:val="Compact"/>
-      </w:pPr>
-      <w:r>
-        <w:t xml:space="preserve">原因：用户要求"登录成功"几个字要有淡入淡出、悬浮在页面正中心。</w:t>
+        <w:t xml:space="preserve">指标数据按图斑分框；成功提示改居中浮层；登录页加背景</w:t>
       </w:r>
     </w:p>
     <w:p>
       <w:pPr>
         <w:numPr>
           <w:ilvl w:val="0"/>
-          <w:numId w:val="1002"/>
-        </w:numPr>
-      </w:pPr>
-      <w:r>
-        <w:t xml:space="preserve">00:23</w:t>
+          <w:numId w:val="1005"/>
+        </w:numPr>
+      </w:pPr>
+      <w:r>
+        <w:t xml:space="preserve">11:07</w:t>
       </w:r>
       <w:r>
         <w:t xml:space="preserve"> </w:t>
@@ -4153,57 +4483,36 @@
           <w:bCs/>
           <w:b/>
         </w:rPr>
-        <w:t xml:space="preserve">材料</w:t>
-      </w:r>
-      <w:r>
-        <w:t xml:space="preserve"> </w:t>
-      </w:r>
-      <w:r>
-        <w:t xml:space="preserve">补写验证数据使用文档，并把单元得分纳入核对</w:t>
+        <w:t xml:space="preserve">界面</w:t>
+      </w:r>
+      <w:r>
+        <w:t xml:space="preserve"> </w:t>
+      </w:r>
+      <w:r>
+        <w:t xml:space="preserve">登录成功提示改为页面正中的淡入淡出浮层</w:t>
       </w:r>
     </w:p>
     <w:p>
       <w:pPr>
         <w:numPr>
           <w:ilvl w:val="1"/>
-          <w:numId w:val="1033"/>
-        </w:numPr>
-        <w:pStyle w:val="Compact"/>
-      </w:pPr>
-      <w:r>
-        <w:t xml:space="preserve">影响：</w:t>
-      </w:r>
-      <w:r>
-        <w:rPr>
-          <w:rStyle w:val="VerbatimChar"/>
-        </w:rPr>
-        <w:t xml:space="preserve">验证数据/使用说明.md</w:t>
-      </w:r>
-      <w:r>
-        <w:t xml:space="preserve">；</w:t>
-      </w:r>
-      <w:r>
-        <w:rPr>
-          <w:rStyle w:val="VerbatimChar"/>
-        </w:rPr>
-        <w:t xml:space="preserve">工具/数值核对/验证用例.py</w:t>
-      </w:r>
-      <w:r>
-        <w:t xml:space="preserve"> </w:t>
-      </w:r>
-      <w:r>
-        <w:t xml:space="preserve">增加逐单元比对。</w:t>
+          <w:numId w:val="1035"/>
+        </w:numPr>
+        <w:pStyle w:val="Compact"/>
+      </w:pPr>
+      <w:r>
+        <w:t xml:space="preserve">原因：用户要求"登录成功"几个字要有淡入淡出、悬浮在页面正中心。</w:t>
       </w:r>
     </w:p>
     <w:p>
       <w:pPr>
         <w:numPr>
           <w:ilvl w:val="0"/>
-          <w:numId w:val="1002"/>
-        </w:numPr>
-      </w:pPr>
-      <w:r>
-        <w:t xml:space="preserve">00:14</w:t>
+          <w:numId w:val="1005"/>
+        </w:numPr>
+      </w:pPr>
+      <w:r>
+        <w:t xml:space="preserve">00:23</w:t>
       </w:r>
       <w:r>
         <w:t xml:space="preserve"> </w:t>
@@ -4213,24 +4522,57 @@
           <w:bCs/>
           <w:b/>
         </w:rPr>
-        <w:t xml:space="preserve">工具</w:t>
-      </w:r>
-      <w:r>
-        <w:t xml:space="preserve"> </w:t>
-      </w:r>
-      <w:r>
-        <w:t xml:space="preserve">桌面快捷方式改名为「启动」，并支持自定义名称</w:t>
+        <w:t xml:space="preserve">材料</w:t>
+      </w:r>
+      <w:r>
+        <w:t xml:space="preserve"> </w:t>
+      </w:r>
+      <w:r>
+        <w:t xml:space="preserve">补写验证数据使用文档，并把单元得分纳入核对</w:t>
+      </w:r>
+    </w:p>
+    <w:p>
+      <w:pPr>
+        <w:numPr>
+          <w:ilvl w:val="1"/>
+          <w:numId w:val="1036"/>
+        </w:numPr>
+        <w:pStyle w:val="Compact"/>
+      </w:pPr>
+      <w:r>
+        <w:t xml:space="preserve">影响：</w:t>
+      </w:r>
+      <w:r>
+        <w:rPr>
+          <w:rStyle w:val="VerbatimChar"/>
+        </w:rPr>
+        <w:t xml:space="preserve">验证数据/使用说明.md</w:t>
+      </w:r>
+      <w:r>
+        <w:t xml:space="preserve">；</w:t>
+      </w:r>
+      <w:r>
+        <w:rPr>
+          <w:rStyle w:val="VerbatimChar"/>
+        </w:rPr>
+        <w:t xml:space="preserve">工具/数值核对/验证用例.py</w:t>
+      </w:r>
+      <w:r>
+        <w:t xml:space="preserve"> </w:t>
+      </w:r>
+      <w:r>
+        <w:t xml:space="preserve">增加逐单元比对。</w:t>
       </w:r>
     </w:p>
     <w:p>
       <w:pPr>
         <w:numPr>
           <w:ilvl w:val="0"/>
-          <w:numId w:val="1002"/>
-        </w:numPr>
-      </w:pPr>
-      <w:r>
-        <w:t xml:space="preserve">00:09</w:t>
+          <w:numId w:val="1005"/>
+        </w:numPr>
+      </w:pPr>
+      <w:r>
+        <w:t xml:space="preserve">00:14</w:t>
       </w:r>
       <w:r>
         <w:t xml:space="preserve"> </w:t>
@@ -4246,66 +4588,18 @@
         <w:t xml:space="preserve"> </w:t>
       </w:r>
       <w:r>
-        <w:t xml:space="preserve">支持双击启动：一键启动脚本 + 系统图标 + 桌面快捷方式</w:t>
-      </w:r>
-    </w:p>
-    <w:p>
-      <w:pPr>
-        <w:numPr>
-          <w:ilvl w:val="1"/>
-          <w:numId w:val="1034"/>
-        </w:numPr>
-        <w:pStyle w:val="Compact"/>
-      </w:pPr>
-      <w:r>
-        <w:t xml:space="preserve">影响：</w:t>
-      </w:r>
-      <w:r>
-        <w:rPr>
-          <w:rStyle w:val="VerbatimChar"/>
-        </w:rPr>
-        <w:t xml:space="preserve">启动.bat</w:t>
-      </w:r>
-      <w:r>
-        <w:t xml:space="preserve">、</w:t>
-      </w:r>
-      <w:r>
-        <w:rPr>
-          <w:rStyle w:val="VerbatimChar"/>
-        </w:rPr>
-        <w:t xml:space="preserve">创建桌面快捷方式.bat</w:t>
-      </w:r>
-      <w:r>
-        <w:t xml:space="preserve">、</w:t>
-      </w:r>
-      <w:r>
-        <w:rPr>
-          <w:rStyle w:val="VerbatimChar"/>
-        </w:rPr>
-        <w:t xml:space="preserve">工具/生成图标.py</w:t>
-      </w:r>
-      <w:r>
-        <w:t xml:space="preserve">、</w:t>
-      </w:r>
-      <w:r>
-        <w:rPr>
-          <w:rStyle w:val="VerbatimChar"/>
-        </w:rPr>
-        <w:t xml:space="preserve">工具/创建桌面快捷方式.py</w:t>
-      </w:r>
-      <w:r>
-        <w:t xml:space="preserve">。</w:t>
+        <w:t xml:space="preserve">桌面快捷方式改名为「启动」，并支持自定义名称</w:t>
       </w:r>
     </w:p>
     <w:p>
       <w:pPr>
         <w:numPr>
           <w:ilvl w:val="0"/>
-          <w:numId w:val="1002"/>
-        </w:numPr>
-      </w:pPr>
-      <w:r>
-        <w:t xml:space="preserve">00:00</w:t>
+          <w:numId w:val="1005"/>
+        </w:numPr>
+      </w:pPr>
+      <w:r>
+        <w:t xml:space="preserve">00:09</w:t>
       </w:r>
       <w:r>
         <w:t xml:space="preserve"> </w:t>
@@ -4321,26 +4615,14 @@
         <w:t xml:space="preserve"> </w:t>
       </w:r>
       <w:r>
-        <w:t xml:space="preserve">增加系统正确性验证数据：8 个带手算期望值的算例</w:t>
+        <w:t xml:space="preserve">支持双击启动：一键启动脚本 + 系统图标 + 桌面快捷方式</w:t>
       </w:r>
     </w:p>
     <w:p>
       <w:pPr>
         <w:numPr>
           <w:ilvl w:val="1"/>
-          <w:numId w:val="1035"/>
-        </w:numPr>
-        <w:pStyle w:val="Compact"/>
-      </w:pPr>
-      <w:r>
-        <w:t xml:space="preserve">原因：证明评价结果正确，而不只是"能跑"。</w:t>
-      </w:r>
-    </w:p>
-    <w:p>
-      <w:pPr>
-        <w:numPr>
-          <w:ilvl w:val="1"/>
-          <w:numId w:val="1035"/>
+          <w:numId w:val="1037"/>
         </w:numPr>
         <w:pStyle w:val="Compact"/>
       </w:pPr>
@@ -4351,7 +4633,7 @@
         <w:rPr>
           <w:rStyle w:val="VerbatimChar"/>
         </w:rPr>
-        <w:t xml:space="preserve">验证数据/</w:t>
+        <w:t xml:space="preserve">启动.bat</w:t>
       </w:r>
       <w:r>
         <w:t xml:space="preserve">、</w:t>
@@ -4360,31 +4642,39 @@
         <w:rPr>
           <w:rStyle w:val="VerbatimChar"/>
         </w:rPr>
-        <w:t xml:space="preserve">工具/数值核对/验证用例.py</w:t>
+        <w:t xml:space="preserve">创建桌面快捷方式.bat</w:t>
+      </w:r>
+      <w:r>
+        <w:t xml:space="preserve">、</w:t>
+      </w:r>
+      <w:r>
+        <w:rPr>
+          <w:rStyle w:val="VerbatimChar"/>
+        </w:rPr>
+        <w:t xml:space="preserve">工具/生成图标.py</w:t>
+      </w:r>
+      <w:r>
+        <w:t xml:space="preserve">、</w:t>
+      </w:r>
+      <w:r>
+        <w:rPr>
+          <w:rStyle w:val="VerbatimChar"/>
+        </w:rPr>
+        <w:t xml:space="preserve">工具/创建桌面快捷方式.py</w:t>
       </w:r>
       <w:r>
         <w:t xml:space="preserve">。</w:t>
       </w:r>
     </w:p>
-    <w:bookmarkEnd w:id="22"/>
-    <w:bookmarkStart w:id="23" w:name="X3c6dd43a566e1cd290d07379a3cc724b1e5c230"/>
-    <w:p>
-      <w:pPr>
-        <w:pStyle w:val="Heading3"/>
-      </w:pPr>
-      <w:r>
-        <w:t xml:space="preserve">2026-09-25</w:t>
-      </w:r>
-    </w:p>
     <w:p>
       <w:pPr>
         <w:numPr>
           <w:ilvl w:val="0"/>
-          <w:numId w:val="1036"/>
-        </w:numPr>
-      </w:pPr>
-      <w:r>
-        <w:t xml:space="preserve">23:43</w:t>
+          <w:numId w:val="1005"/>
+        </w:numPr>
+      </w:pPr>
+      <w:r>
+        <w:t xml:space="preserve">00:00</w:t>
       </w:r>
       <w:r>
         <w:t xml:space="preserve"> </w:t>
@@ -4394,32 +4684,32 @@
           <w:bCs/>
           <w:b/>
         </w:rPr>
-        <w:t xml:space="preserve">修复</w:t>
-      </w:r>
-      <w:r>
-        <w:t xml:space="preserve"> </w:t>
-      </w:r>
-      <w:r>
-        <w:t xml:space="preserve">统一微地质单元名称，修正材料中的陈旧数字，并消除测试的状态依赖</w:t>
+        <w:t xml:space="preserve">工具</w:t>
+      </w:r>
+      <w:r>
+        <w:t xml:space="preserve"> </w:t>
+      </w:r>
+      <w:r>
+        <w:t xml:space="preserve">增加系统正确性验证数据：8 个带手算期望值的算例</w:t>
       </w:r>
     </w:p>
     <w:p>
       <w:pPr>
         <w:numPr>
           <w:ilvl w:val="1"/>
-          <w:numId w:val="1037"/>
-        </w:numPr>
-        <w:pStyle w:val="Compact"/>
-      </w:pPr>
-      <w:r>
-        <w:t xml:space="preserve">原因：单元类型在不同页面写法不一致；材料里残留了早期推算的错误数值；部分测试依赖库里已有的数据，换个环境就挂。</w:t>
+          <w:numId w:val="1038"/>
+        </w:numPr>
+        <w:pStyle w:val="Compact"/>
+      </w:pPr>
+      <w:r>
+        <w:t xml:space="preserve">原因：证明评价结果正确，而不只是"能跑"。</w:t>
       </w:r>
     </w:p>
     <w:p>
       <w:pPr>
         <w:numPr>
           <w:ilvl w:val="1"/>
-          <w:numId w:val="1037"/>
+          <w:numId w:val="1038"/>
         </w:numPr>
         <w:pStyle w:val="Compact"/>
       </w:pPr>
@@ -4430,7 +4720,7 @@
         <w:rPr>
           <w:rStyle w:val="VerbatimChar"/>
         </w:rPr>
-        <w:t xml:space="preserve">app/utils/constants.py</w:t>
+        <w:t xml:space="preserve">验证数据/</w:t>
       </w:r>
       <w:r>
         <w:t xml:space="preserve">、</w:t>
@@ -4439,30 +4729,31 @@
         <w:rPr>
           <w:rStyle w:val="VerbatimChar"/>
         </w:rPr>
-        <w:t xml:space="preserve">工具/make_manual.py</w:t>
-      </w:r>
-      <w:r>
-        <w:t xml:space="preserve">、</w:t>
-      </w:r>
-      <w:r>
-        <w:rPr>
-          <w:rStyle w:val="VerbatimChar"/>
-        </w:rPr>
-        <w:t xml:space="preserve">测试/test_new_features.py</w:t>
+        <w:t xml:space="preserve">工具/数值核对/验证用例.py</w:t>
       </w:r>
       <w:r>
         <w:t xml:space="preserve">。</w:t>
       </w:r>
     </w:p>
+    <w:bookmarkEnd w:id="23"/>
+    <w:bookmarkStart w:id="24" w:name="X3c6dd43a566e1cd290d07379a3cc724b1e5c230"/>
+    <w:p>
+      <w:pPr>
+        <w:pStyle w:val="Heading3"/>
+      </w:pPr>
+      <w:r>
+        <w:t xml:space="preserve">2026-09-25</w:t>
+      </w:r>
+    </w:p>
     <w:p>
       <w:pPr>
         <w:numPr>
           <w:ilvl w:val="0"/>
-          <w:numId w:val="1036"/>
-        </w:numPr>
-      </w:pPr>
-      <w:r>
-        <w:t xml:space="preserve">18:17</w:t>
+          <w:numId w:val="1039"/>
+        </w:numPr>
+      </w:pPr>
+      <w:r>
+        <w:t xml:space="preserve">23:43</w:t>
       </w:r>
       <w:r>
         <w:t xml:space="preserve"> </w:t>
@@ -4472,24 +4763,75 @@
           <w:bCs/>
           <w:b/>
         </w:rPr>
-        <w:t xml:space="preserve">协作</w:t>
-      </w:r>
-      <w:r>
-        <w:t xml:space="preserve"> </w:t>
-      </w:r>
-      <w:r>
-        <w:t xml:space="preserve">整理目录结构：按用途归类文档、工具与测试</w:t>
+        <w:t xml:space="preserve">修复</w:t>
+      </w:r>
+      <w:r>
+        <w:t xml:space="preserve"> </w:t>
+      </w:r>
+      <w:r>
+        <w:t xml:space="preserve">统一微地质单元名称，修正材料中的陈旧数字，并消除测试的状态依赖</w:t>
+      </w:r>
+    </w:p>
+    <w:p>
+      <w:pPr>
+        <w:numPr>
+          <w:ilvl w:val="1"/>
+          <w:numId w:val="1040"/>
+        </w:numPr>
+        <w:pStyle w:val="Compact"/>
+      </w:pPr>
+      <w:r>
+        <w:t xml:space="preserve">原因：单元类型在不同页面写法不一致；材料里残留了早期推算的错误数值；部分测试依赖库里已有的数据，换个环境就挂。</w:t>
+      </w:r>
+    </w:p>
+    <w:p>
+      <w:pPr>
+        <w:numPr>
+          <w:ilvl w:val="1"/>
+          <w:numId w:val="1040"/>
+        </w:numPr>
+        <w:pStyle w:val="Compact"/>
+      </w:pPr>
+      <w:r>
+        <w:t xml:space="preserve">影响：</w:t>
+      </w:r>
+      <w:r>
+        <w:rPr>
+          <w:rStyle w:val="VerbatimChar"/>
+        </w:rPr>
+        <w:t xml:space="preserve">app/utils/constants.py</w:t>
+      </w:r>
+      <w:r>
+        <w:t xml:space="preserve">、</w:t>
+      </w:r>
+      <w:r>
+        <w:rPr>
+          <w:rStyle w:val="VerbatimChar"/>
+        </w:rPr>
+        <w:t xml:space="preserve">工具/make_manual.py</w:t>
+      </w:r>
+      <w:r>
+        <w:t xml:space="preserve">、</w:t>
+      </w:r>
+      <w:r>
+        <w:rPr>
+          <w:rStyle w:val="VerbatimChar"/>
+        </w:rPr>
+        <w:t xml:space="preserve">测试/test_new_features.py</w:t>
+      </w:r>
+      <w:r>
+        <w:t xml:space="preserve">。</w:t>
       </w:r>
     </w:p>
     <w:p>
       <w:pPr>
         <w:numPr>
           <w:ilvl w:val="0"/>
-          <w:numId w:val="1036"/>
-        </w:numPr>
-      </w:pPr>
-      <w:r>
-        <w:t xml:space="preserve">18:02</w:t>
+          <w:numId w:val="1039"/>
+        </w:numPr>
+      </w:pPr>
+      <w:r>
+        <w:t xml:space="preserve">18:17</w:t>
       </w:r>
       <w:r>
         <w:t xml:space="preserve"> </w:t>
@@ -4499,99 +4841,47 @@
           <w:bCs/>
           <w:b/>
         </w:rPr>
-        <w:t xml:space="preserve">修复</w:t>
-      </w:r>
-      <w:r>
-        <w:t xml:space="preserve"> </w:t>
-      </w:r>
-      <w:r>
-        <w:t xml:space="preserve">三个后端逻辑问题</w:t>
-      </w:r>
-    </w:p>
-    <w:p>
-      <w:pPr>
-        <w:numPr>
-          <w:ilvl w:val="1"/>
-          <w:numId w:val="1038"/>
-        </w:numPr>
-        <w:pStyle w:val="Compact"/>
-      </w:pPr>
-    </w:p>
-    <w:p>
-      <w:pPr>
-        <w:numPr>
-          <w:ilvl w:val="2"/>
+        <w:t xml:space="preserve">协作</w:t>
+      </w:r>
+      <w:r>
+        <w:t xml:space="preserve"> </w:t>
+      </w:r>
+      <w:r>
+        <w:t xml:space="preserve">整理目录结构：按用途归类文档、工具与测试</w:t>
+      </w:r>
+    </w:p>
+    <w:p>
+      <w:pPr>
+        <w:numPr>
+          <w:ilvl w:val="0"/>
           <w:numId w:val="1039"/>
         </w:numPr>
-        <w:pStyle w:val="Compact"/>
-      </w:pPr>
+      </w:pPr>
+      <w:r>
+        <w:t xml:space="preserve">18:02</w:t>
+      </w:r>
+      <w:r>
+        <w:t xml:space="preserve"> </w:t>
+      </w:r>
       <w:r>
         <w:rPr>
           <w:bCs/>
           <w:b/>
         </w:rPr>
-        <w:t xml:space="preserve">数据会被误删</w:t>
-      </w:r>
-      <w:r>
-        <w:t xml:space="preserve">：</w:t>
-      </w:r>
-      <w:r>
-        <w:rPr>
-          <w:rStyle w:val="VerbatimChar"/>
-        </w:rPr>
-        <w:t xml:space="preserve">seed_demo.clean_case()</w:t>
-      </w:r>
-      <w:r>
-        <w:t xml:space="preserve"> </w:t>
-      </w:r>
-      <w:r>
-        <w:t xml:space="preserve">里执行了</w:t>
-      </w:r>
-      <w:r>
-        <w:t xml:space="preserve"> </w:t>
-      </w:r>
-      <w:r>
-        <w:rPr>
-          <w:rStyle w:val="VerbatimChar"/>
-        </w:rPr>
-        <w:t xml:space="preserve">Project.query.delete()</w:t>
-      </w:r>
-      <w:r>
-        <w:t xml:space="preserve">，每次</w:t>
-      </w:r>
-      <w:r>
-        <w:t xml:space="preserve"> </w:t>
-      </w:r>
-      <w:r>
-        <w:rPr>
-          <w:rStyle w:val="VerbatimChar"/>
-        </w:rPr>
-        <w:t xml:space="preserve">启动.bat</w:t>
-      </w:r>
-      <w:r>
-        <w:t xml:space="preserve"> </w:t>
-      </w:r>
-      <w:r>
-        <w:t xml:space="preserve">都会清掉用户自建项目。改为只清理演示案例（编号</w:t>
-      </w:r>
-      <w:r>
-        <w:t xml:space="preserve"> </w:t>
-      </w:r>
-      <w:r>
-        <w:rPr>
-          <w:rStyle w:val="VerbatimChar"/>
-        </w:rPr>
-        <w:t xml:space="preserve">DEMO-001</w:t>
-      </w:r>
-      <w:r>
-        <w:t xml:space="preserve">）自身的数据。</w:t>
+        <w:t xml:space="preserve">修复</w:t>
+      </w:r>
+      <w:r>
+        <w:t xml:space="preserve"> </w:t>
+      </w:r>
+      <w:r>
+        <w:t xml:space="preserve">三个后端逻辑问题</w:t>
       </w:r>
     </w:p>
     <w:p>
       <w:pPr>
         <w:numPr>
           <w:ilvl w:val="1"/>
-          <w:numId w:val="1038"/>
+          <w:numId w:val="1041"/>
         </w:numPr>
         <w:pStyle w:val="Compact"/>
       </w:pPr>
@@ -4600,7 +4890,7 @@
       <w:pPr>
         <w:numPr>
           <w:ilvl w:val="2"/>
-          <w:numId w:val="1040"/>
+          <w:numId w:val="1042"/>
         </w:numPr>
         <w:pStyle w:val="Compact"/>
       </w:pPr>
@@ -4609,7 +4899,7 @@
           <w:bCs/>
           <w:b/>
         </w:rPr>
-        <w:t xml:space="preserve">权重不生效</w:t>
+        <w:t xml:space="preserve">数据会被误删</w:t>
       </w:r>
       <w:r>
         <w:t xml:space="preserve">：</w:t>
@@ -4618,32 +4908,59 @@
         <w:rPr>
           <w:rStyle w:val="VerbatimChar"/>
         </w:rPr>
-        <w:t xml:space="preserve">weight_items</w:t>
-      </w:r>
-      <w:r>
-        <w:t xml:space="preserve"> </w:t>
-      </w:r>
-      <w:r>
-        <w:t xml:space="preserve">表从未写入，AHP 算出的权重没参与评价。新增</w:t>
-      </w:r>
-      <w:r>
-        <w:t xml:space="preserve"> </w:t>
-      </w:r>
-      <w:r>
-        <w:rPr>
-          <w:rStyle w:val="VerbatimChar"/>
-        </w:rPr>
-        <w:t xml:space="preserve">app/services/weight_service.py</w:t>
-      </w:r>
-      <w:r>
-        <w:t xml:space="preserve">。</w:t>
+        <w:t xml:space="preserve">seed_demo.clean_case()</w:t>
+      </w:r>
+      <w:r>
+        <w:t xml:space="preserve"> </w:t>
+      </w:r>
+      <w:r>
+        <w:t xml:space="preserve">里执行了</w:t>
+      </w:r>
+      <w:r>
+        <w:t xml:space="preserve"> </w:t>
+      </w:r>
+      <w:r>
+        <w:rPr>
+          <w:rStyle w:val="VerbatimChar"/>
+        </w:rPr>
+        <w:t xml:space="preserve">Project.query.delete()</w:t>
+      </w:r>
+      <w:r>
+        <w:t xml:space="preserve">，每次</w:t>
+      </w:r>
+      <w:r>
+        <w:t xml:space="preserve"> </w:t>
+      </w:r>
+      <w:r>
+        <w:rPr>
+          <w:rStyle w:val="VerbatimChar"/>
+        </w:rPr>
+        <w:t xml:space="preserve">启动.bat</w:t>
+      </w:r>
+      <w:r>
+        <w:t xml:space="preserve"> </w:t>
+      </w:r>
+      <w:r>
+        <w:t xml:space="preserve">都会清掉用户自建项目。改为只清理演示案例（编号</w:t>
+      </w:r>
+      <w:r>
+        <w:t xml:space="preserve"> </w:t>
+      </w:r>
+      <w:r>
+        <w:rPr>
+          <w:rStyle w:val="VerbatimChar"/>
+        </w:rPr>
+        <w:t xml:space="preserve">DEMO-001</w:t>
+      </w:r>
+      <w:r>
+        <w:t xml:space="preserve">）自身的数据。</w:t>
       </w:r>
     </w:p>
     <w:p>
       <w:pPr>
         <w:numPr>
           <w:ilvl w:val="1"/>
-          <w:numId w:val="1038"/>
+          <w:numId w:val="1041"/>
         </w:numPr>
         <w:pStyle w:val="Compact"/>
       </w:pPr>
@@ -4652,7 +4969,7 @@
       <w:pPr>
         <w:numPr>
           <w:ilvl w:val="2"/>
-          <w:numId w:val="1041"/>
+          <w:numId w:val="1043"/>
         </w:numPr>
         <w:pStyle w:val="Compact"/>
       </w:pPr>
@@ -4661,120 +4978,88 @@
           <w:bCs/>
           <w:b/>
         </w:rPr>
-        <w:t xml:space="preserve">报告重算</w:t>
-      </w:r>
-      <w:r>
-        <w:t xml:space="preserve">：报告页每次重新计算而不是读取已保存的评价记录，改数据后报告与结论会对不上。改为经</w:t>
-      </w:r>
-      <w:r>
-        <w:t xml:space="preserve"> </w:t>
-      </w:r>
-      <w:r>
-        <w:rPr>
-          <w:rStyle w:val="VerbatimChar"/>
-        </w:rPr>
-        <w:t xml:space="preserve">workflow.report_progress()</w:t>
-      </w:r>
-      <w:r>
-        <w:t xml:space="preserve"> </w:t>
-      </w:r>
-      <w:r>
-        <w:t xml:space="preserve">读已存记录，并要求先有评价记录才能出报告。</w:t>
-      </w:r>
-    </w:p>
-    <w:p>
-      <w:pPr>
-        <w:numPr>
-          <w:ilvl w:val="0"/>
-          <w:numId w:val="1036"/>
-        </w:numPr>
-      </w:pPr>
-      <w:r>
-        <w:t xml:space="preserve">17:46</w:t>
-      </w:r>
-      <w:r>
-        <w:t xml:space="preserve"> </w:t>
-      </w:r>
+        <w:t xml:space="preserve">权重不生效</w:t>
+      </w:r>
+      <w:r>
+        <w:t xml:space="preserve">：</w:t>
+      </w:r>
+      <w:r>
+        <w:rPr>
+          <w:rStyle w:val="VerbatimChar"/>
+        </w:rPr>
+        <w:t xml:space="preserve">weight_items</w:t>
+      </w:r>
+      <w:r>
+        <w:t xml:space="preserve"> </w:t>
+      </w:r>
+      <w:r>
+        <w:t xml:space="preserve">表从未写入，AHP 算出的权重没参与评价。新增</w:t>
+      </w:r>
+      <w:r>
+        <w:t xml:space="preserve"> </w:t>
+      </w:r>
+      <w:r>
+        <w:rPr>
+          <w:rStyle w:val="VerbatimChar"/>
+        </w:rPr>
+        <w:t xml:space="preserve">app/services/weight_service.py</w:t>
+      </w:r>
+      <w:r>
+        <w:t xml:space="preserve">。</w:t>
+      </w:r>
+    </w:p>
+    <w:p>
+      <w:pPr>
+        <w:numPr>
+          <w:ilvl w:val="1"/>
+          <w:numId w:val="1041"/>
+        </w:numPr>
+        <w:pStyle w:val="Compact"/>
+      </w:pPr>
+    </w:p>
+    <w:p>
+      <w:pPr>
+        <w:numPr>
+          <w:ilvl w:val="2"/>
+          <w:numId w:val="1044"/>
+        </w:numPr>
+        <w:pStyle w:val="Compact"/>
+      </w:pPr>
       <w:r>
         <w:rPr>
           <w:bCs/>
           <w:b/>
         </w:rPr>
-        <w:t xml:space="preserve">功能</w:t>
-      </w:r>
-      <w:r>
-        <w:t xml:space="preserve"> </w:t>
-      </w:r>
-      <w:r>
-        <w:t xml:space="preserve">增加评价流程前置条件检查，并按流程顺序重排前端</w:t>
-      </w:r>
-    </w:p>
-    <w:p>
-      <w:pPr>
-        <w:numPr>
-          <w:ilvl w:val="1"/>
-          <w:numId w:val="1042"/>
-        </w:numPr>
-        <w:pStyle w:val="Compact"/>
-      </w:pPr>
-      <w:r>
-        <w:t xml:space="preserve">原因：此前可以先跳到后面的模块，此时前置数据还没准备好，结果无意义。</w:t>
-      </w:r>
-    </w:p>
-    <w:p>
-      <w:pPr>
-        <w:numPr>
-          <w:ilvl w:val="1"/>
-          <w:numId w:val="1042"/>
-        </w:numPr>
-        <w:pStyle w:val="Compact"/>
-      </w:pPr>
-      <w:r>
-        <w:t xml:space="preserve">影响：</w:t>
-      </w:r>
-      <w:r>
-        <w:rPr>
-          <w:rStyle w:val="VerbatimChar"/>
-        </w:rPr>
-        <w:t xml:space="preserve">app/services/workflow.py</w:t>
-      </w:r>
-      <w:r>
-        <w:t xml:space="preserve">、</w:t>
-      </w:r>
-      <w:r>
-        <w:rPr>
-          <w:rStyle w:val="VerbatimChar"/>
-        </w:rPr>
-        <w:t xml:space="preserve">app/templates/base.html</w:t>
-      </w:r>
-      <w:r>
-        <w:t xml:space="preserve"> </w:t>
-      </w:r>
-      <w:r>
-        <w:t xml:space="preserve">导航顺序；新增</w:t>
-      </w:r>
-      <w:r>
-        <w:t xml:space="preserve"> </w:t>
-      </w:r>
-      <w:r>
-        <w:rPr>
-          <w:rStyle w:val="VerbatimChar"/>
-        </w:rPr>
-        <w:t xml:space="preserve">测试/test_workflow.py</w:t>
-      </w:r>
-      <w:r>
-        <w:t xml:space="preserve">。</w:t>
+        <w:t xml:space="preserve">报告重算</w:t>
+      </w:r>
+      <w:r>
+        <w:t xml:space="preserve">：报告页每次重新计算而不是读取已保存的评价记录，改数据后报告与结论会对不上。改为经</w:t>
+      </w:r>
+      <w:r>
+        <w:t xml:space="preserve"> </w:t>
+      </w:r>
+      <w:r>
+        <w:rPr>
+          <w:rStyle w:val="VerbatimChar"/>
+        </w:rPr>
+        <w:t xml:space="preserve">workflow.report_progress()</w:t>
+      </w:r>
+      <w:r>
+        <w:t xml:space="preserve"> </w:t>
+      </w:r>
+      <w:r>
+        <w:t xml:space="preserve">读已存记录，并要求先有评价记录才能出报告。</w:t>
       </w:r>
     </w:p>
     <w:p>
       <w:pPr>
         <w:numPr>
           <w:ilvl w:val="0"/>
-          <w:numId w:val="1036"/>
-        </w:numPr>
-      </w:pPr>
-      <w:r>
-        <w:t xml:space="preserve">17:26</w:t>
+          <w:numId w:val="1039"/>
+        </w:numPr>
+      </w:pPr>
+      <w:r>
+        <w:t xml:space="preserve">17:46</w:t>
       </w:r>
       <w:r>
         <w:t xml:space="preserve"> </w:t>
@@ -4784,34 +5069,67 @@
           <w:bCs/>
           <w:b/>
         </w:rPr>
-        <w:t xml:space="preserve">界面</w:t>
-      </w:r>
-      <w:r>
-        <w:t xml:space="preserve"> </w:t>
-      </w:r>
-      <w:r>
-        <w:t xml:space="preserve">补齐与计划书的差异项，并按 UI 规范打磨界面</w:t>
+        <w:t xml:space="preserve">功能</w:t>
+      </w:r>
+      <w:r>
+        <w:t xml:space="preserve"> </w:t>
+      </w:r>
+      <w:r>
+        <w:t xml:space="preserve">增加评价流程前置条件检查，并按流程顺序重排前端</w:t>
       </w:r>
     </w:p>
     <w:p>
       <w:pPr>
         <w:numPr>
           <w:ilvl w:val="1"/>
-          <w:numId w:val="1043"/>
-        </w:numPr>
-        <w:pStyle w:val="Compact"/>
-      </w:pPr>
-      <w:r>
-        <w:t xml:space="preserve">影响：新增</w:t>
-      </w:r>
-      <w:r>
-        <w:t xml:space="preserve"> </w:t>
-      </w:r>
-      <w:r>
-        <w:rPr>
-          <w:rStyle w:val="VerbatimChar"/>
-        </w:rPr>
-        <w:t xml:space="preserve">测试/test_ui_fixes.py</w:t>
+          <w:numId w:val="1045"/>
+        </w:numPr>
+        <w:pStyle w:val="Compact"/>
+      </w:pPr>
+      <w:r>
+        <w:t xml:space="preserve">原因：此前可以先跳到后面的模块，此时前置数据还没准备好，结果无意义。</w:t>
+      </w:r>
+    </w:p>
+    <w:p>
+      <w:pPr>
+        <w:numPr>
+          <w:ilvl w:val="1"/>
+          <w:numId w:val="1045"/>
+        </w:numPr>
+        <w:pStyle w:val="Compact"/>
+      </w:pPr>
+      <w:r>
+        <w:t xml:space="preserve">影响：</w:t>
+      </w:r>
+      <w:r>
+        <w:rPr>
+          <w:rStyle w:val="VerbatimChar"/>
+        </w:rPr>
+        <w:t xml:space="preserve">app/services/workflow.py</w:t>
+      </w:r>
+      <w:r>
+        <w:t xml:space="preserve">、</w:t>
+      </w:r>
+      <w:r>
+        <w:rPr>
+          <w:rStyle w:val="VerbatimChar"/>
+        </w:rPr>
+        <w:t xml:space="preserve">app/templates/base.html</w:t>
+      </w:r>
+      <w:r>
+        <w:t xml:space="preserve"> </w:t>
+      </w:r>
+      <w:r>
+        <w:t xml:space="preserve">导航顺序；新增</w:t>
+      </w:r>
+      <w:r>
+        <w:t xml:space="preserve"> </w:t>
+      </w:r>
+      <w:r>
+        <w:rPr>
+          <w:rStyle w:val="VerbatimChar"/>
+        </w:rPr>
+        <w:t xml:space="preserve">测试/test_workflow.py</w:t>
       </w:r>
       <w:r>
         <w:t xml:space="preserve">。</w:t>
@@ -4821,11 +5139,11 @@
       <w:pPr>
         <w:numPr>
           <w:ilvl w:val="0"/>
-          <w:numId w:val="1036"/>
-        </w:numPr>
-      </w:pPr>
-      <w:r>
-        <w:t xml:space="preserve">16:59</w:t>
+          <w:numId w:val="1039"/>
+        </w:numPr>
+      </w:pPr>
+      <w:r>
+        <w:t xml:space="preserve">17:26</w:t>
       </w:r>
       <w:r>
         <w:t xml:space="preserve"> </w:t>
@@ -4841,48 +5159,42 @@
         <w:t xml:space="preserve"> </w:t>
       </w:r>
       <w:r>
-        <w:t xml:space="preserve">界面修复与侧边栏改版（按</w:t>
-      </w:r>
-      <w:r>
-        <w:t xml:space="preserve"> </w:t>
-      </w:r>
-      <w:r>
-        <w:rPr>
-          <w:rStyle w:val="VerbatimChar"/>
-        </w:rPr>
-        <w:t xml:space="preserve">frontend-ui-engineering</w:t>
-      </w:r>
-      <w:r>
-        <w:t xml:space="preserve"> </w:t>
-      </w:r>
-      <w:r>
-        <w:t xml:space="preserve">/</w:t>
-      </w:r>
-      <w:r>
-        <w:t xml:space="preserve"> </w:t>
-      </w:r>
-      <w:r>
-        <w:rPr>
-          <w:rStyle w:val="VerbatimChar"/>
-        </w:rPr>
-        <w:t xml:space="preserve">baseline-ui</w:t>
-      </w:r>
-      <w:r>
-        <w:t xml:space="preserve"> </w:t>
-      </w:r>
-      <w:r>
-        <w:t xml:space="preserve">规范）</w:t>
+        <w:t xml:space="preserve">补齐与计划书的差异项，并按 UI 规范打磨界面</w:t>
+      </w:r>
+    </w:p>
+    <w:p>
+      <w:pPr>
+        <w:numPr>
+          <w:ilvl w:val="1"/>
+          <w:numId w:val="1046"/>
+        </w:numPr>
+        <w:pStyle w:val="Compact"/>
+      </w:pPr>
+      <w:r>
+        <w:t xml:space="preserve">影响：新增</w:t>
+      </w:r>
+      <w:r>
+        <w:t xml:space="preserve"> </w:t>
+      </w:r>
+      <w:r>
+        <w:rPr>
+          <w:rStyle w:val="VerbatimChar"/>
+        </w:rPr>
+        <w:t xml:space="preserve">测试/test_ui_fixes.py</w:t>
+      </w:r>
+      <w:r>
+        <w:t xml:space="preserve">。</w:t>
       </w:r>
     </w:p>
     <w:p>
       <w:pPr>
         <w:numPr>
           <w:ilvl w:val="0"/>
-          <w:numId w:val="1036"/>
-        </w:numPr>
-      </w:pPr>
-      <w:r>
-        <w:t xml:space="preserve">16:48</w:t>
+          <w:numId w:val="1039"/>
+        </w:numPr>
+      </w:pPr>
+      <w:r>
+        <w:t xml:space="preserve">16:59</w:t>
       </w:r>
       <w:r>
         <w:t xml:space="preserve"> </w:t>
@@ -4892,24 +5204,54 @@
           <w:bCs/>
           <w:b/>
         </w:rPr>
-        <w:t xml:space="preserve">材料</w:t>
-      </w:r>
-      <w:r>
-        <w:t xml:space="preserve"> </w:t>
-      </w:r>
-      <w:r>
-        <w:t xml:space="preserve">更新软著功能计划：正式排版并去除蓝色装饰线</w:t>
+        <w:t xml:space="preserve">界面</w:t>
+      </w:r>
+      <w:r>
+        <w:t xml:space="preserve"> </w:t>
+      </w:r>
+      <w:r>
+        <w:t xml:space="preserve">界面修复与侧边栏改版（按</w:t>
+      </w:r>
+      <w:r>
+        <w:t xml:space="preserve"> </w:t>
+      </w:r>
+      <w:r>
+        <w:rPr>
+          <w:rStyle w:val="VerbatimChar"/>
+        </w:rPr>
+        <w:t xml:space="preserve">frontend-ui-engineering</w:t>
+      </w:r>
+      <w:r>
+        <w:t xml:space="preserve"> </w:t>
+      </w:r>
+      <w:r>
+        <w:t xml:space="preserve">/</w:t>
+      </w:r>
+      <w:r>
+        <w:t xml:space="preserve"> </w:t>
+      </w:r>
+      <w:r>
+        <w:rPr>
+          <w:rStyle w:val="VerbatimChar"/>
+        </w:rPr>
+        <w:t xml:space="preserve">baseline-ui</w:t>
+      </w:r>
+      <w:r>
+        <w:t xml:space="preserve"> </w:t>
+      </w:r>
+      <w:r>
+        <w:t xml:space="preserve">规范）</w:t>
       </w:r>
     </w:p>
     <w:p>
       <w:pPr>
         <w:numPr>
           <w:ilvl w:val="0"/>
-          <w:numId w:val="1036"/>
-        </w:numPr>
-      </w:pPr>
-      <w:r>
-        <w:t xml:space="preserve">16:36</w:t>
+          <w:numId w:val="1039"/>
+        </w:numPr>
+      </w:pPr>
+      <w:r>
+        <w:t xml:space="preserve">16:48</w:t>
       </w:r>
       <w:r>
         <w:t xml:space="preserve"> </w:t>
@@ -4925,18 +5267,18 @@
         <w:t xml:space="preserve"> </w:t>
       </w:r>
       <w:r>
-        <w:t xml:space="preserve">新增演示脚本：启动步骤与九步演示路线</w:t>
+        <w:t xml:space="preserve">更新软著功能计划：正式排版并去除蓝色装饰线</w:t>
       </w:r>
     </w:p>
     <w:p>
       <w:pPr>
         <w:numPr>
           <w:ilvl w:val="0"/>
-          <w:numId w:val="1036"/>
-        </w:numPr>
-      </w:pPr>
-      <w:r>
-        <w:t xml:space="preserve">16:34</w:t>
+          <w:numId w:val="1039"/>
+        </w:numPr>
+      </w:pPr>
+      <w:r>
+        <w:t xml:space="preserve">16:36</w:t>
       </w:r>
       <w:r>
         <w:t xml:space="preserve"> </w:t>
@@ -4946,24 +5288,24 @@
           <w:bCs/>
           <w:b/>
         </w:rPr>
-        <w:t xml:space="preserve">工具</w:t>
-      </w:r>
-      <w:r>
-        <w:t xml:space="preserve"> </w:t>
-      </w:r>
-      <w:r>
-        <w:t xml:space="preserve">新增一键启动批处理，修复启动提示中文乱码</w:t>
+        <w:t xml:space="preserve">材料</w:t>
+      </w:r>
+      <w:r>
+        <w:t xml:space="preserve"> </w:t>
+      </w:r>
+      <w:r>
+        <w:t xml:space="preserve">新增演示脚本：启动步骤与九步演示路线</w:t>
       </w:r>
     </w:p>
     <w:p>
       <w:pPr>
         <w:numPr>
           <w:ilvl w:val="0"/>
-          <w:numId w:val="1036"/>
-        </w:numPr>
-      </w:pPr>
-      <w:r>
-        <w:t xml:space="preserve">16:29</w:t>
+          <w:numId w:val="1039"/>
+        </w:numPr>
+      </w:pPr>
+      <w:r>
+        <w:t xml:space="preserve">16:34</w:t>
       </w:r>
       <w:r>
         <w:t xml:space="preserve"> </w:t>
@@ -4973,24 +5315,24 @@
           <w:bCs/>
           <w:b/>
         </w:rPr>
-        <w:t xml:space="preserve">修复</w:t>
-      </w:r>
-      <w:r>
-        <w:t xml:space="preserve"> </w:t>
-      </w:r>
-      <w:r>
-        <w:t xml:space="preserve">修复全新环境启动流程</w:t>
+        <w:t xml:space="preserve">工具</w:t>
+      </w:r>
+      <w:r>
+        <w:t xml:space="preserve"> </w:t>
+      </w:r>
+      <w:r>
+        <w:t xml:space="preserve">新增一键启动批处理，修复启动提示中文乱码</w:t>
       </w:r>
     </w:p>
     <w:p>
       <w:pPr>
         <w:numPr>
           <w:ilvl w:val="0"/>
-          <w:numId w:val="1036"/>
-        </w:numPr>
-      </w:pPr>
-      <w:r>
-        <w:t xml:space="preserve">16:24</w:t>
+          <w:numId w:val="1039"/>
+        </w:numPr>
+      </w:pPr>
+      <w:r>
+        <w:t xml:space="preserve">16:29</w:t>
       </w:r>
       <w:r>
         <w:t xml:space="preserve"> </w:t>
@@ -5000,29 +5342,20 @@
           <w:bCs/>
           <w:b/>
         </w:rPr>
-        <w:t xml:space="preserve">工具</w:t>
-      </w:r>
-      <w:r>
-        <w:t xml:space="preserve"> </w:t>
-      </w:r>
-      <w:r>
-        <w:t xml:space="preserve">新增项目验收脚本</w:t>
-      </w:r>
-      <w:r>
-        <w:t xml:space="preserve"> </w:t>
-      </w:r>
-      <w:r>
-        <w:rPr>
-          <w:rStyle w:val="VerbatimChar"/>
-        </w:rPr>
-        <w:t xml:space="preserve">工具/verify_all.py</w:t>
+        <w:t xml:space="preserve">修复</w:t>
+      </w:r>
+      <w:r>
+        <w:t xml:space="preserve"> </w:t>
+      </w:r>
+      <w:r>
+        <w:t xml:space="preserve">修复全新环境启动流程</w:t>
       </w:r>
     </w:p>
     <w:p>
       <w:pPr>
         <w:numPr>
           <w:ilvl w:val="0"/>
-          <w:numId w:val="1036"/>
+          <w:numId w:val="1039"/>
         </w:numPr>
       </w:pPr>
       <w:r>
@@ -5036,54 +5369,33 @@
           <w:bCs/>
           <w:b/>
         </w:rPr>
-        <w:t xml:space="preserve">材料</w:t>
-      </w:r>
-      <w:r>
-        <w:t xml:space="preserve"> </w:t>
-      </w:r>
-      <w:r>
-        <w:t xml:space="preserve">登记信息表底稿与形式自检</w:t>
-      </w:r>
-    </w:p>
-    <w:p>
-      <w:pPr>
-        <w:numPr>
-          <w:ilvl w:val="1"/>
-          <w:numId w:val="1044"/>
-        </w:numPr>
-        <w:pStyle w:val="Compact"/>
-      </w:pPr>
-      <w:r>
-        <w:t xml:space="preserve">影响：</w:t>
-      </w:r>
-      <w:r>
-        <w:rPr>
-          <w:rStyle w:val="VerbatimChar"/>
-        </w:rPr>
-        <w:t xml:space="preserve">软著材料/登记信息表底稿.md</w:t>
-      </w:r>
-      <w:r>
-        <w:t xml:space="preserve">、</w:t>
-      </w:r>
-      <w:r>
-        <w:rPr>
-          <w:rStyle w:val="VerbatimChar"/>
-        </w:rPr>
-        <w:t xml:space="preserve">工具/check_materials.py</w:t>
-      </w:r>
-      <w:r>
-        <w:t xml:space="preserve">（21 项）。</w:t>
+        <w:t xml:space="preserve">工具</w:t>
+      </w:r>
+      <w:r>
+        <w:t xml:space="preserve"> </w:t>
+      </w:r>
+      <w:r>
+        <w:t xml:space="preserve">新增项目验收脚本</w:t>
+      </w:r>
+      <w:r>
+        <w:t xml:space="preserve"> </w:t>
+      </w:r>
+      <w:r>
+        <w:rPr>
+          <w:rStyle w:val="VerbatimChar"/>
+        </w:rPr>
+        <w:t xml:space="preserve">工具/verify_all.py</w:t>
       </w:r>
     </w:p>
     <w:p>
       <w:pPr>
         <w:numPr>
           <w:ilvl w:val="0"/>
-          <w:numId w:val="1036"/>
-        </w:numPr>
-      </w:pPr>
-      <w:r>
-        <w:t xml:space="preserve">16:21</w:t>
+          <w:numId w:val="1039"/>
+        </w:numPr>
+      </w:pPr>
+      <w:r>
+        <w:t xml:space="preserve">16:24</w:t>
       </w:r>
       <w:r>
         <w:t xml:space="preserve"> </w:t>
@@ -5099,14 +5411,14 @@
         <w:t xml:space="preserve"> </w:t>
       </w:r>
       <w:r>
-        <w:t xml:space="preserve">软件说明书生成：自动截图与说明书 PDF</w:t>
+        <w:t xml:space="preserve">登记信息表底稿与形式自检</w:t>
       </w:r>
     </w:p>
     <w:p>
       <w:pPr>
         <w:numPr>
           <w:ilvl w:val="1"/>
-          <w:numId w:val="1045"/>
+          <w:numId w:val="1047"/>
         </w:numPr>
         <w:pStyle w:val="Compact"/>
       </w:pPr>
@@ -5117,7 +5429,7 @@
         <w:rPr>
           <w:rStyle w:val="VerbatimChar"/>
         </w:rPr>
-        <w:t xml:space="preserve">工具/make_screenshots.py</w:t>
+        <w:t xml:space="preserve">软著材料/登记信息表底稿.md</w:t>
       </w:r>
       <w:r>
         <w:t xml:space="preserve">、</w:t>
@@ -5126,21 +5438,21 @@
         <w:rPr>
           <w:rStyle w:val="VerbatimChar"/>
         </w:rPr>
-        <w:t xml:space="preserve">工具/make_manual.py</w:t>
-      </w:r>
-      <w:r>
-        <w:t xml:space="preserve">。</w:t>
+        <w:t xml:space="preserve">工具/check_materials.py</w:t>
+      </w:r>
+      <w:r>
+        <w:t xml:space="preserve">（21 项）。</w:t>
       </w:r>
     </w:p>
     <w:p>
       <w:pPr>
         <w:numPr>
           <w:ilvl w:val="0"/>
-          <w:numId w:val="1036"/>
-        </w:numPr>
-      </w:pPr>
-      <w:r>
-        <w:t xml:space="preserve">16:17</w:t>
+          <w:numId w:val="1039"/>
+        </w:numPr>
+      </w:pPr>
+      <w:r>
+        <w:t xml:space="preserve">16:21</w:t>
       </w:r>
       <w:r>
         <w:t xml:space="preserve"> </w:t>
@@ -5156,18 +5468,48 @@
         <w:t xml:space="preserve"> </w:t>
       </w:r>
       <w:r>
-        <w:t xml:space="preserve">源程序鉴别材料生成工具与生成的源程序 PDF</w:t>
+        <w:t xml:space="preserve">软件说明书生成：自动截图与说明书 PDF</w:t>
+      </w:r>
+    </w:p>
+    <w:p>
+      <w:pPr>
+        <w:numPr>
+          <w:ilvl w:val="1"/>
+          <w:numId w:val="1048"/>
+        </w:numPr>
+        <w:pStyle w:val="Compact"/>
+      </w:pPr>
+      <w:r>
+        <w:t xml:space="preserve">影响：</w:t>
+      </w:r>
+      <w:r>
+        <w:rPr>
+          <w:rStyle w:val="VerbatimChar"/>
+        </w:rPr>
+        <w:t xml:space="preserve">工具/make_screenshots.py</w:t>
+      </w:r>
+      <w:r>
+        <w:t xml:space="preserve">、</w:t>
+      </w:r>
+      <w:r>
+        <w:rPr>
+          <w:rStyle w:val="VerbatimChar"/>
+        </w:rPr>
+        <w:t xml:space="preserve">工具/make_manual.py</w:t>
+      </w:r>
+      <w:r>
+        <w:t xml:space="preserve">。</w:t>
       </w:r>
     </w:p>
     <w:p>
       <w:pPr>
         <w:numPr>
           <w:ilvl w:val="0"/>
-          <w:numId w:val="1036"/>
-        </w:numPr>
-      </w:pPr>
-      <w:r>
-        <w:t xml:space="preserve">16:13</w:t>
+          <w:numId w:val="1039"/>
+        </w:numPr>
+      </w:pPr>
+      <w:r>
+        <w:t xml:space="preserve">16:17</w:t>
       </w:r>
       <w:r>
         <w:t xml:space="preserve"> </w:t>
@@ -5177,24 +5519,24 @@
           <w:bCs/>
           <w:b/>
         </w:rPr>
-        <w:t xml:space="preserve">功能</w:t>
-      </w:r>
-      <w:r>
-        <w:t xml:space="preserve"> </w:t>
-      </w:r>
-      <w:r>
-        <w:t xml:space="preserve">补齐 M1–M5 模块：登录权限、项目档案、微地质单元、标准库、限制性判定</w:t>
+        <w:t xml:space="preserve">材料</w:t>
+      </w:r>
+      <w:r>
+        <w:t xml:space="preserve"> </w:t>
+      </w:r>
+      <w:r>
+        <w:t xml:space="preserve">源程序鉴别材料生成工具与生成的源程序 PDF</w:t>
       </w:r>
     </w:p>
     <w:p>
       <w:pPr>
         <w:numPr>
           <w:ilvl w:val="0"/>
-          <w:numId w:val="1036"/>
-        </w:numPr>
-      </w:pPr>
-      <w:r>
-        <w:t xml:space="preserve">16:09</w:t>
+          <w:numId w:val="1039"/>
+        </w:numPr>
+      </w:pPr>
+      <w:r>
+        <w:t xml:space="preserve">16:13</w:t>
       </w:r>
       <w:r>
         <w:t xml:space="preserve"> </w:t>
@@ -5210,39 +5552,18 @@
         <w:t xml:space="preserve"> </w:t>
       </w:r>
       <w:r>
-        <w:t xml:space="preserve">M9 报告输出：得分明细页与 Word 报告导出</w:t>
-      </w:r>
-    </w:p>
-    <w:p>
-      <w:pPr>
-        <w:numPr>
-          <w:ilvl w:val="1"/>
-          <w:numId w:val="1046"/>
-        </w:numPr>
-        <w:pStyle w:val="Compact"/>
-      </w:pPr>
-      <w:r>
-        <w:t xml:space="preserve">备注：环境里 matplotlib 与 reportlab 不可用，图表改为手写纯 SVG（</w:t>
-      </w:r>
-      <w:r>
-        <w:rPr>
-          <w:rStyle w:val="VerbatimChar"/>
-        </w:rPr>
-        <w:t xml:space="preserve">app/utils/charts.py</w:t>
-      </w:r>
-      <w:r>
-        <w:t xml:space="preserve">），PDF 走浏览器无头打印。</w:t>
+        <w:t xml:space="preserve">补齐 M1–M5 模块：登录权限、项目档案、微地质单元、标准库、限制性判定</w:t>
       </w:r>
     </w:p>
     <w:p>
       <w:pPr>
         <w:numPr>
           <w:ilvl w:val="0"/>
-          <w:numId w:val="1036"/>
-        </w:numPr>
-      </w:pPr>
-      <w:r>
-        <w:t xml:space="preserve">16:08</w:t>
+          <w:numId w:val="1039"/>
+        </w:numPr>
+      </w:pPr>
+      <w:r>
+        <w:t xml:space="preserve">16:09</w:t>
       </w:r>
       <w:r>
         <w:t xml:space="preserve"> </w:t>
@@ -5258,18 +5579,39 @@
         <w:t xml:space="preserve"> </w:t>
       </w:r>
       <w:r>
-        <w:t xml:space="preserve">M7 指标数据录入 + M8 评价结果页，打通完整网页链路</w:t>
+        <w:t xml:space="preserve">M9 报告输出：得分明细页与 Word 报告导出</w:t>
+      </w:r>
+    </w:p>
+    <w:p>
+      <w:pPr>
+        <w:numPr>
+          <w:ilvl w:val="1"/>
+          <w:numId w:val="1049"/>
+        </w:numPr>
+        <w:pStyle w:val="Compact"/>
+      </w:pPr>
+      <w:r>
+        <w:t xml:space="preserve">备注：环境里 matplotlib 与 reportlab 不可用，图表改为手写纯 SVG（</w:t>
+      </w:r>
+      <w:r>
+        <w:rPr>
+          <w:rStyle w:val="VerbatimChar"/>
+        </w:rPr>
+        <w:t xml:space="preserve">app/utils/charts.py</w:t>
+      </w:r>
+      <w:r>
+        <w:t xml:space="preserve">），PDF 走浏览器无头打印。</w:t>
       </w:r>
     </w:p>
     <w:p>
       <w:pPr>
         <w:numPr>
           <w:ilvl w:val="0"/>
-          <w:numId w:val="1036"/>
-        </w:numPr>
-      </w:pPr>
-      <w:r>
-        <w:t xml:space="preserve">16:05</w:t>
+          <w:numId w:val="1039"/>
+        </w:numPr>
+      </w:pPr>
+      <w:r>
+        <w:t xml:space="preserve">16:08</w:t>
       </w:r>
       <w:r>
         <w:t xml:space="preserve"> </w:t>
@@ -5285,18 +5627,18 @@
         <w:t xml:space="preserve"> </w:t>
       </w:r>
       <w:r>
-        <w:t xml:space="preserve">M6 AHP 权重网页界面：判断矩阵录入与权重计算</w:t>
+        <w:t xml:space="preserve">M7 指标数据录入 + M8 评价结果页，打通完整网页链路</w:t>
       </w:r>
     </w:p>
     <w:p>
       <w:pPr>
         <w:numPr>
           <w:ilvl w:val="0"/>
-          <w:numId w:val="1036"/>
-        </w:numPr>
-      </w:pPr>
-      <w:r>
-        <w:t xml:space="preserve">16:01</w:t>
+          <w:numId w:val="1039"/>
+        </w:numPr>
+      </w:pPr>
+      <w:r>
+        <w:t xml:space="preserve">16:05</w:t>
       </w:r>
       <w:r>
         <w:t xml:space="preserve"> </w:t>
@@ -5312,18 +5654,18 @@
         <w:t xml:space="preserve"> </w:t>
       </w:r>
       <w:r>
-        <w:t xml:space="preserve">评价引擎：标准化模块与适宜性评价，跑通论文案例</w:t>
+        <w:t xml:space="preserve">M6 AHP 权重网页界面：判断矩阵录入与权重计算</w:t>
       </w:r>
     </w:p>
     <w:p>
       <w:pPr>
         <w:numPr>
           <w:ilvl w:val="0"/>
-          <w:numId w:val="1036"/>
-        </w:numPr>
-      </w:pPr>
-      <w:r>
-        <w:t xml:space="preserve">15:58</w:t>
+          <w:numId w:val="1039"/>
+        </w:numPr>
+      </w:pPr>
+      <w:r>
+        <w:t xml:space="preserve">16:01</w:t>
       </w:r>
       <w:r>
         <w:t xml:space="preserve"> </w:t>
@@ -5339,30 +5681,18 @@
         <w:t xml:space="preserve"> </w:t>
       </w:r>
       <w:r>
-        <w:t xml:space="preserve">阶段 0 地基：项目骨架、数据模型与 AHP 权重引擎</w:t>
-      </w:r>
-    </w:p>
-    <w:p>
-      <w:pPr>
-        <w:numPr>
-          <w:ilvl w:val="1"/>
-          <w:numId w:val="1047"/>
-        </w:numPr>
-        <w:pStyle w:val="Compact"/>
-      </w:pPr>
-      <w:r>
-        <w:t xml:space="preserve">备注：环境里的 pandas 与 NumPy 2.x 不兼容，全项目不使用 pandas，Excel 读写改用 openpyxl。</w:t>
+        <w:t xml:space="preserve">评价引擎：标准化模块与适宜性评价，跑通论文案例</w:t>
       </w:r>
     </w:p>
     <w:p>
       <w:pPr>
         <w:numPr>
           <w:ilvl w:val="0"/>
-          <w:numId w:val="1036"/>
-        </w:numPr>
-      </w:pPr>
-      <w:r>
-        <w:t xml:space="preserve">15:52</w:t>
+          <w:numId w:val="1039"/>
+        </w:numPr>
+      </w:pPr>
+      <w:r>
+        <w:t xml:space="preserve">15:58</w:t>
       </w:r>
       <w:r>
         <w:t xml:space="preserve"> </w:t>
@@ -5372,24 +5702,36 @@
           <w:bCs/>
           <w:b/>
         </w:rPr>
-        <w:t xml:space="preserve">协作</w:t>
-      </w:r>
-      <w:r>
-        <w:t xml:space="preserve"> </w:t>
-      </w:r>
-      <w:r>
-        <w:t xml:space="preserve">合并分工文档：用按模块划分的新版覆盖原文件，删除临时副本</w:t>
+        <w:t xml:space="preserve">功能</w:t>
+      </w:r>
+      <w:r>
+        <w:t xml:space="preserve"> </w:t>
+      </w:r>
+      <w:r>
+        <w:t xml:space="preserve">阶段 0 地基：项目骨架、数据模型与 AHP 权重引擎</w:t>
+      </w:r>
+    </w:p>
+    <w:p>
+      <w:pPr>
+        <w:numPr>
+          <w:ilvl w:val="1"/>
+          <w:numId w:val="1050"/>
+        </w:numPr>
+        <w:pStyle w:val="Compact"/>
+      </w:pPr>
+      <w:r>
+        <w:t xml:space="preserve">备注：环境里的 pandas 与 NumPy 2.x 不兼容，全项目不使用 pandas，Excel 读写改用 openpyxl。</w:t>
       </w:r>
     </w:p>
     <w:p>
       <w:pPr>
         <w:numPr>
           <w:ilvl w:val="0"/>
-          <w:numId w:val="1036"/>
-        </w:numPr>
-      </w:pPr>
-      <w:r>
-        <w:t xml:space="preserve">15:51</w:t>
+          <w:numId w:val="1039"/>
+        </w:numPr>
+      </w:pPr>
+      <w:r>
+        <w:t xml:space="preserve">15:52</w:t>
       </w:r>
       <w:r>
         <w:t xml:space="preserve"> </w:t>
@@ -5405,14 +5747,14 @@
         <w:t xml:space="preserve"> </w:t>
       </w:r>
       <w:r>
-        <w:t xml:space="preserve">生成分工文档新版本</w:t>
+        <w:t xml:space="preserve">合并分工文档：用按模块划分的新版覆盖原文件，删除临时副本</w:t>
       </w:r>
     </w:p>
     <w:p>
       <w:pPr>
         <w:numPr>
           <w:ilvl w:val="0"/>
-          <w:numId w:val="1036"/>
+          <w:numId w:val="1039"/>
         </w:numPr>
       </w:pPr>
       <w:r>
@@ -5432,18 +5774,18 @@
         <w:t xml:space="preserve"> </w:t>
       </w:r>
       <w:r>
-        <w:t xml:space="preserve">分工改为按功能模块划分，两人可独立开发</w:t>
+        <w:t xml:space="preserve">生成分工文档新版本</w:t>
       </w:r>
     </w:p>
     <w:p>
       <w:pPr>
         <w:numPr>
           <w:ilvl w:val="0"/>
-          <w:numId w:val="1036"/>
-        </w:numPr>
-      </w:pPr>
-      <w:r>
-        <w:t xml:space="preserve">15:45</w:t>
+          <w:numId w:val="1039"/>
+        </w:numPr>
+      </w:pPr>
+      <w:r>
+        <w:t xml:space="preserve">15:51</w:t>
       </w:r>
       <w:r>
         <w:t xml:space="preserve"> </w:t>
@@ -5459,18 +5801,18 @@
         <w:t xml:space="preserve"> </w:t>
       </w:r>
       <w:r>
-        <w:t xml:space="preserve">新增《制作步骤与分工》：9 阶段实施步骤与双人分工</w:t>
+        <w:t xml:space="preserve">分工改为按功能模块划分，两人可独立开发</w:t>
       </w:r>
     </w:p>
     <w:p>
       <w:pPr>
         <w:numPr>
           <w:ilvl w:val="0"/>
-          <w:numId w:val="1036"/>
-        </w:numPr>
-      </w:pPr>
-      <w:r>
-        <w:t xml:space="preserve">15:33</w:t>
+          <w:numId w:val="1039"/>
+        </w:numPr>
+      </w:pPr>
+      <w:r>
+        <w:t xml:space="preserve">15:45</w:t>
       </w:r>
       <w:r>
         <w:t xml:space="preserve"> </w:t>
@@ -5486,14 +5828,14 @@
         <w:t xml:space="preserve"> </w:t>
       </w:r>
       <w:r>
-        <w:t xml:space="preserve">删除误提交的临时脚本，更新 README</w:t>
+        <w:t xml:space="preserve">新增《制作步骤与分工》：9 阶段实施步骤与双人分工</w:t>
       </w:r>
     </w:p>
     <w:p>
       <w:pPr>
         <w:numPr>
           <w:ilvl w:val="0"/>
-          <w:numId w:val="1036"/>
+          <w:numId w:val="1039"/>
         </w:numPr>
       </w:pPr>
       <w:r>
@@ -5507,24 +5849,24 @@
           <w:bCs/>
           <w:b/>
         </w:rPr>
-        <w:t xml:space="preserve">材料</w:t>
-      </w:r>
-      <w:r>
-        <w:t xml:space="preserve"> </w:t>
-      </w:r>
-      <w:r>
-        <w:t xml:space="preserve">精简计划书为功能计划，删除原计划书</w:t>
+        <w:t xml:space="preserve">协作</w:t>
+      </w:r>
+      <w:r>
+        <w:t xml:space="preserve"> </w:t>
+      </w:r>
+      <w:r>
+        <w:t xml:space="preserve">删除误提交的临时脚本，更新 README</w:t>
       </w:r>
     </w:p>
     <w:p>
       <w:pPr>
         <w:numPr>
           <w:ilvl w:val="0"/>
-          <w:numId w:val="1036"/>
-        </w:numPr>
-      </w:pPr>
-      <w:r>
-        <w:t xml:space="preserve">15:24</w:t>
+          <w:numId w:val="1039"/>
+        </w:numPr>
+      </w:pPr>
+      <w:r>
+        <w:t xml:space="preserve">15:33</w:t>
       </w:r>
       <w:r>
         <w:t xml:space="preserve"> </w:t>
@@ -5534,20 +5876,20 @@
           <w:bCs/>
           <w:b/>
         </w:rPr>
-        <w:t xml:space="preserve">协作</w:t>
-      </w:r>
-      <w:r>
-        <w:t xml:space="preserve"> </w:t>
-      </w:r>
-      <w:r>
-        <w:t xml:space="preserve">删除误提交的临时脚本</w:t>
+        <w:t xml:space="preserve">材料</w:t>
+      </w:r>
+      <w:r>
+        <w:t xml:space="preserve"> </w:t>
+      </w:r>
+      <w:r>
+        <w:t xml:space="preserve">精简计划书为功能计划，删除原计划书</w:t>
       </w:r>
     </w:p>
     <w:p>
       <w:pPr>
         <w:numPr>
           <w:ilvl w:val="0"/>
-          <w:numId w:val="1036"/>
+          <w:numId w:val="1039"/>
         </w:numPr>
       </w:pPr>
       <w:r>
@@ -5561,24 +5903,24 @@
           <w:bCs/>
           <w:b/>
         </w:rPr>
-        <w:t xml:space="preserve">材料</w:t>
-      </w:r>
-      <w:r>
-        <w:t xml:space="preserve"> </w:t>
-      </w:r>
-      <w:r>
-        <w:t xml:space="preserve">重写计划书：以论文为唯一技术依据，突出系统功能与项目流程</w:t>
+        <w:t xml:space="preserve">协作</w:t>
+      </w:r>
+      <w:r>
+        <w:t xml:space="preserve"> </w:t>
+      </w:r>
+      <w:r>
+        <w:t xml:space="preserve">删除误提交的临时脚本</w:t>
       </w:r>
     </w:p>
     <w:p>
       <w:pPr>
         <w:numPr>
           <w:ilvl w:val="0"/>
-          <w:numId w:val="1036"/>
-        </w:numPr>
-      </w:pPr>
-      <w:r>
-        <w:t xml:space="preserve">13:46</w:t>
+          <w:numId w:val="1039"/>
+        </w:numPr>
+      </w:pPr>
+      <w:r>
+        <w:t xml:space="preserve">15:24</w:t>
       </w:r>
       <w:r>
         <w:t xml:space="preserve"> </w:t>
@@ -5588,63 +5930,24 @@
           <w:bCs/>
           <w:b/>
         </w:rPr>
-        <w:t xml:space="preserve">工具</w:t>
-      </w:r>
-      <w:r>
-        <w:t xml:space="preserve"> </w:t>
-      </w:r>
-      <w:r>
-        <w:t xml:space="preserve">添加行尾统一配置与论文案例数值验证程序</w:t>
-      </w:r>
-    </w:p>
-    <w:p>
-      <w:pPr>
-        <w:numPr>
-          <w:ilvl w:val="1"/>
-          <w:numId w:val="1048"/>
-        </w:numPr>
-        <w:pStyle w:val="Compact"/>
-      </w:pPr>
-      <w:r>
-        <w:t xml:space="preserve">备注：</w:t>
-      </w:r>
-      <w:r>
-        <w:rPr>
-          <w:rStyle w:val="VerbatimChar"/>
-        </w:rPr>
-        <w:t xml:space="preserve">.gitattributes</w:t>
-      </w:r>
-      <w:r>
-        <w:t xml:space="preserve"> </w:t>
-      </w:r>
-      <w:r>
-        <w:t xml:space="preserve">强制</w:t>
-      </w:r>
-      <w:r>
-        <w:t xml:space="preserve"> </w:t>
-      </w:r>
-      <w:r>
-        <w:rPr>
-          <w:rStyle w:val="VerbatimChar"/>
-        </w:rPr>
-        <w:t xml:space="preserve">*.bat</w:t>
-      </w:r>
-      <w:r>
-        <w:t xml:space="preserve"> </w:t>
-      </w:r>
-      <w:r>
-        <w:t xml:space="preserve">用 CRLF——cmd.exe 解析不了 LF 结尾的批处理文件。</w:t>
+        <w:t xml:space="preserve">材料</w:t>
+      </w:r>
+      <w:r>
+        <w:t xml:space="preserve"> </w:t>
+      </w:r>
+      <w:r>
+        <w:t xml:space="preserve">重写计划书：以论文为唯一技术依据，突出系统功能与项目流程</w:t>
       </w:r>
     </w:p>
     <w:p>
       <w:pPr>
         <w:numPr>
           <w:ilvl w:val="0"/>
-          <w:numId w:val="1036"/>
-        </w:numPr>
-      </w:pPr>
-      <w:r>
-        <w:t xml:space="preserve">13:38</w:t>
+          <w:numId w:val="1039"/>
+        </w:numPr>
+      </w:pPr>
+      <w:r>
+        <w:t xml:space="preserve">13:46</w:t>
       </w:r>
       <w:r>
         <w:t xml:space="preserve"> </w:t>
@@ -5654,24 +5957,63 @@
           <w:bCs/>
           <w:b/>
         </w:rPr>
-        <w:t xml:space="preserve">协作</w:t>
-      </w:r>
-      <w:r>
-        <w:t xml:space="preserve"> </w:t>
-      </w:r>
-      <w:r>
-        <w:t xml:space="preserve">添加 .gitignore 与 README，收紧仓库范围</w:t>
+        <w:t xml:space="preserve">工具</w:t>
+      </w:r>
+      <w:r>
+        <w:t xml:space="preserve"> </w:t>
+      </w:r>
+      <w:r>
+        <w:t xml:space="preserve">添加行尾统一配置与论文案例数值验证程序</w:t>
+      </w:r>
+    </w:p>
+    <w:p>
+      <w:pPr>
+        <w:numPr>
+          <w:ilvl w:val="1"/>
+          <w:numId w:val="1051"/>
+        </w:numPr>
+        <w:pStyle w:val="Compact"/>
+      </w:pPr>
+      <w:r>
+        <w:t xml:space="preserve">备注：</w:t>
+      </w:r>
+      <w:r>
+        <w:rPr>
+          <w:rStyle w:val="VerbatimChar"/>
+        </w:rPr>
+        <w:t xml:space="preserve">.gitattributes</w:t>
+      </w:r>
+      <w:r>
+        <w:t xml:space="preserve"> </w:t>
+      </w:r>
+      <w:r>
+        <w:t xml:space="preserve">强制</w:t>
+      </w:r>
+      <w:r>
+        <w:t xml:space="preserve"> </w:t>
+      </w:r>
+      <w:r>
+        <w:rPr>
+          <w:rStyle w:val="VerbatimChar"/>
+        </w:rPr>
+        <w:t xml:space="preserve">*.bat</w:t>
+      </w:r>
+      <w:r>
+        <w:t xml:space="preserve"> </w:t>
+      </w:r>
+      <w:r>
+        <w:t xml:space="preserve">用 CRLF——cmd.exe 解析不了 LF 结尾的批处理文件。</w:t>
       </w:r>
     </w:p>
     <w:p>
       <w:pPr>
         <w:numPr>
           <w:ilvl w:val="0"/>
-          <w:numId w:val="1036"/>
-        </w:numPr>
-      </w:pPr>
-      <w:r>
-        <w:t xml:space="preserve">13:36</w:t>
+          <w:numId w:val="1039"/>
+        </w:numPr>
+      </w:pPr>
+      <w:r>
+        <w:t xml:space="preserve">13:38</w:t>
       </w:r>
       <w:r>
         <w:t xml:space="preserve"> </w:t>
@@ -5687,6 +6029,33 @@
         <w:t xml:space="preserve"> </w:t>
       </w:r>
       <w:r>
+        <w:t xml:space="preserve">添加 .gitignore 与 README，收紧仓库范围</w:t>
+      </w:r>
+    </w:p>
+    <w:p>
+      <w:pPr>
+        <w:numPr>
+          <w:ilvl w:val="0"/>
+          <w:numId w:val="1039"/>
+        </w:numPr>
+      </w:pPr>
+      <w:r>
+        <w:t xml:space="preserve">13:36</w:t>
+      </w:r>
+      <w:r>
+        <w:t xml:space="preserve"> </w:t>
+      </w:r>
+      <w:r>
+        <w:rPr>
+          <w:bCs/>
+          <w:b/>
+        </w:rPr>
+        <w:t xml:space="preserve">协作</w:t>
+      </w:r>
+      <w:r>
+        <w:t xml:space="preserve"> </w:t>
+      </w:r>
+      <w:r>
         <w:t xml:space="preserve">清理临时脚本与备份文件</w:t>
       </w:r>
     </w:p>
@@ -5694,7 +6063,7 @@
       <w:pPr>
         <w:numPr>
           <w:ilvl w:val="0"/>
-          <w:numId w:val="1036"/>
+          <w:numId w:val="1039"/>
         </w:numPr>
       </w:pPr>
       <w:r>
@@ -5724,9 +6093,9 @@
         </w:pict>
       </w:r>
     </w:p>
-    <w:bookmarkEnd w:id="23"/>
     <w:bookmarkEnd w:id="24"/>
-    <w:bookmarkStart w:id="25" w:name="四遗留与待办"/>
+    <w:bookmarkEnd w:id="25"/>
+    <w:bookmarkStart w:id="26" w:name="四遗留与待办"/>
     <w:p>
       <w:pPr>
         <w:pStyle w:val="Heading2"/>
@@ -5920,8 +6289,8 @@
         </w:tc>
       </w:tr>
     </w:tbl>
-    <w:bookmarkEnd w:id="25"/>
     <w:bookmarkEnd w:id="26"/>
+    <w:bookmarkEnd w:id="27"/>
     <w:sectPr/>
   </w:body>
 </w:document>
@@ -6589,6 +6958,15 @@
     <w:abstractNumId w:val="991"/>
   </w:num>
   <w:num w:numId="1039">
+    <w:abstractNumId w:val="991"/>
+  </w:num>
+  <w:num w:numId="1040">
+    <w:abstractNumId w:val="991"/>
+  </w:num>
+  <w:num w:numId="1041">
+    <w:abstractNumId w:val="991"/>
+  </w:num>
+  <w:num w:numId="1042">
     <w:abstractNumId w:val="99421"/>
     <w:lvlOverride w:ilvl="0">
       <w:startOverride w:val="1"/>
@@ -6618,7 +6996,7 @@
       <w:startOverride w:val="1"/>
     </w:lvlOverride>
   </w:num>
-  <w:num w:numId="1040">
+  <w:num w:numId="1043">
     <w:abstractNumId w:val="99422"/>
     <w:lvlOverride w:ilvl="0">
       <w:startOverride w:val="2"/>
@@ -6648,7 +7026,7 @@
       <w:startOverride w:val="2"/>
     </w:lvlOverride>
   </w:num>
-  <w:num w:numId="1041">
+  <w:num w:numId="1044">
     <w:abstractNumId w:val="99423"/>
     <w:lvlOverride w:ilvl="0">
       <w:startOverride w:val="3"/>
@@ -6678,15 +7056,6 @@
       <w:startOverride w:val="3"/>
     </w:lvlOverride>
   </w:num>
-  <w:num w:numId="1042">
-    <w:abstractNumId w:val="991"/>
-  </w:num>
-  <w:num w:numId="1043">
-    <w:abstractNumId w:val="991"/>
-  </w:num>
-  <w:num w:numId="1044">
-    <w:abstractNumId w:val="991"/>
-  </w:num>
   <w:num w:numId="1045">
     <w:abstractNumId w:val="991"/>
   </w:num>
@@ -6697,6 +7066,15 @@
     <w:abstractNumId w:val="991"/>
   </w:num>
   <w:num w:numId="1048">
+    <w:abstractNumId w:val="991"/>
+  </w:num>
+  <w:num w:numId="1049">
+    <w:abstractNumId w:val="991"/>
+  </w:num>
+  <w:num w:numId="1050">
+    <w:abstractNumId w:val="991"/>
+  </w:num>
+  <w:num w:numId="1051">
     <w:abstractNumId w:val="991"/>
   </w:num>
 </w:numbering>

--- a/文档/开发日志.docx
+++ b/文档/开发日志.docx
@@ -919,10 +919,9 @@
           <w:ilvl w:val="0"/>
           <w:numId w:val="1002"/>
         </w:numPr>
-        <w:pStyle w:val="Compact"/>
-      </w:pPr>
-      <w:r>
-        <w:t xml:space="preserve">00:05</w:t>
+      </w:pPr>
+      <w:r>
+        <w:t xml:space="preserve">00:15</w:t>
       </w:r>
       <w:r>
         <w:t xml:space="preserve"> </w:t>
@@ -932,13 +931,13 @@
           <w:bCs/>
           <w:b/>
         </w:rPr>
-        <w:t xml:space="preserve">修复</w:t>
-      </w:r>
-      <w:r>
-        <w:t xml:space="preserve"> </w:t>
-      </w:r>
-      <w:r>
-        <w:t xml:space="preserve">页面上所有时间比本地时间慢 8 小时（同一份报告里两个时间对不上）</w:t>
+        <w:t xml:space="preserve">界面</w:t>
+      </w:r>
+      <w:r>
+        <w:t xml:space="preserve"> </w:t>
+      </w:r>
+      <w:r>
+        <w:t xml:space="preserve">「前置条件未满足」改成中性清单：逐条说明缺什么，右侧给处理按钮</w:t>
       </w:r>
     </w:p>
     <w:p>
@@ -950,106 +949,17 @@
         <w:pStyle w:val="Compact"/>
       </w:pPr>
       <w:r>
-        <w:t xml:space="preserve">原因：</w:t>
-      </w:r>
-      <w:r>
-        <w:rPr>
-          <w:rStyle w:val="VerbatimChar"/>
-        </w:rPr>
-        <w:t xml:space="preserve">app/models.py</w:t>
-      </w:r>
-      <w:r>
-        <w:t xml:space="preserve"> </w:t>
-      </w:r>
-      <w:r>
-        <w:t xml:space="preserve">里</w:t>
-      </w:r>
-      <w:r>
-        <w:t xml:space="preserve"> </w:t>
-      </w:r>
-      <w:r>
-        <w:rPr>
-          <w:rStyle w:val="VerbatimChar"/>
-        </w:rPr>
-        <w:t xml:space="preserve">created_at</w:t>
-      </w:r>
-      <w:r>
-        <w:t xml:space="preserve"> </w:t>
-      </w:r>
-      <w:r>
-        <w:t xml:space="preserve">/</w:t>
-      </w:r>
-      <w:r>
-        <w:t xml:space="preserve"> </w:t>
-      </w:r>
-      <w:r>
-        <w:rPr>
-          <w:rStyle w:val="VerbatimChar"/>
-        </w:rPr>
-        <w:t xml:space="preserve">checked_at</w:t>
-      </w:r>
-      <w:r>
-        <w:t xml:space="preserve"> </w:t>
-      </w:r>
-      <w:r>
-        <w:t xml:space="preserve">/</w:t>
-      </w:r>
-      <w:r>
-        <w:t xml:space="preserve"> </w:t>
-      </w:r>
-      <w:r>
-        <w:rPr>
-          <w:rStyle w:val="VerbatimChar"/>
-        </w:rPr>
-        <w:t xml:space="preserve">image_uploaded_at</w:t>
-      </w:r>
-      <w:r>
-        <w:t xml:space="preserve"> </w:t>
-      </w:r>
-      <w:r>
-        <w:t xml:space="preserve">一律用</w:t>
-      </w:r>
-      <w:r>
-        <w:t xml:space="preserve"> </w:t>
-      </w:r>
-      <w:r>
-        <w:rPr>
-          <w:rStyle w:val="VerbatimChar"/>
-        </w:rPr>
-        <w:t xml:space="preserve">datetime.utcnow</w:t>
-      </w:r>
-      <w:r>
-        <w:t xml:space="preserve"> </w:t>
-      </w:r>
-      <w:r>
-        <w:t xml:space="preserve">落库（UTC），页面上却直接</w:t>
-      </w:r>
-      <w:r>
-        <w:t xml:space="preserve"> </w:t>
-      </w:r>
-      <w:r>
-        <w:rPr>
-          <w:rStyle w:val="VerbatimChar"/>
-        </w:rPr>
-        <w:t xml:space="preserve">.strftime</w:t>
-      </w:r>
-      <w:r>
-        <w:t xml:space="preserve"> </w:t>
-      </w:r>
-      <w:r>
-        <w:t xml:space="preserve">原样显示；而报告里的「生成时间」用的是</w:t>
-      </w:r>
-      <w:r>
-        <w:t xml:space="preserve"> </w:t>
-      </w:r>
-      <w:r>
-        <w:rPr>
-          <w:rStyle w:val="VerbatimChar"/>
-        </w:rPr>
-        <w:t xml:space="preserve">datetime.now()</w:t>
-      </w:r>
-      <w:r>
-        <w:t xml:space="preserve">（本地）。于是操作日志、评价时间显示 15:28，报告生成时间显示 23:28 —— 同一份材料里差 8 小时，评审会当成缺陷。</w:t>
+        <w:t xml:space="preserve">原因：用户反馈原来那块粉红色提示太突兀——整块警示底色压住页面，措辞是「以下 N 个项目下还没有图斑，</w:t>
+      </w:r>
+      <w:r>
+        <w:rPr>
+          <w:bCs/>
+          <w:b/>
+        </w:rPr>
+        <w:t xml:space="preserve">本页不会出现它们</w:t>
+      </w:r>
+      <w:r>
+        <w:t xml:space="preserve">」，只说「不出现什么」，没说「缺什么、去哪补」。</w:t>
       </w:r>
     </w:p>
     <w:p>
@@ -1073,70 +983,55 @@
         <w:pStyle w:val="Compact"/>
       </w:pPr>
       <w:r>
-        <w:t xml:space="preserve">新增</w:t>
-      </w:r>
-      <w:r>
-        <w:t xml:space="preserve"> </w:t>
-      </w:r>
-      <w:r>
-        <w:rPr>
-          <w:rStyle w:val="VerbatimChar"/>
-        </w:rPr>
-        <w:t xml:space="preserve">app/utils/timefmt.py</w:t>
-      </w:r>
-      <w:r>
-        <w:t xml:space="preserve">：</w:t>
-      </w:r>
-      <w:r>
-        <w:rPr>
-          <w:rStyle w:val="VerbatimChar"/>
-        </w:rPr>
-        <w:t xml:space="preserve">to_local()</w:t>
-      </w:r>
-      <w:r>
-        <w:t xml:space="preserve"> </w:t>
-      </w:r>
-      <w:r>
-        <w:t xml:space="preserve">把 UTC 换算成本地时间，</w:t>
-      </w:r>
-      <w:r>
-        <w:rPr>
-          <w:rStyle w:val="VerbatimChar"/>
-        </w:rPr>
-        <w:t xml:space="preserve">now_utc()</w:t>
-      </w:r>
-      <w:r>
-        <w:t xml:space="preserve"> </w:t>
-      </w:r>
-      <w:r>
-        <w:t xml:space="preserve">取带时区的当前时间；在</w:t>
-      </w:r>
-      <w:r>
-        <w:t xml:space="preserve"> </w:t>
-      </w:r>
-      <w:r>
-        <w:rPr>
-          <w:rStyle w:val="VerbatimChar"/>
-        </w:rPr>
-        <w:t xml:space="preserve">create_app</w:t>
-      </w:r>
-      <w:r>
-        <w:t xml:space="preserve"> </w:t>
-      </w:r>
-      <w:r>
-        <w:t xml:space="preserve">里注册为 Jinja 过滤器</w:t>
-      </w:r>
-      <w:r>
-        <w:t xml:space="preserve"> </w:t>
-      </w:r>
-      <w:r>
-        <w:rPr>
-          <w:rStyle w:val="VerbatimChar"/>
-        </w:rPr>
-        <w:t xml:space="preserve">localdt</w:t>
-      </w:r>
-      <w:r>
-        <w:t xml:space="preserve">。</w:t>
+        <w:rPr>
+          <w:rStyle w:val="VerbatimChar"/>
+        </w:rPr>
+        <w:t xml:space="preserve">app/templates/_macros.html</w:t>
+      </w:r>
+      <w:r>
+        <w:t xml:space="preserve">：新增</w:t>
+      </w:r>
+      <w:r>
+        <w:t xml:space="preserve"> </w:t>
+      </w:r>
+      <w:r>
+        <w:rPr>
+          <w:rStyle w:val="VerbatimChar"/>
+        </w:rPr>
+        <w:t xml:space="preserve">prereq_card</w:t>
+      </w:r>
+      <w:r>
+        <w:t xml:space="preserve"> </w:t>
+      </w:r>
+      <w:r>
+        <w:t xml:space="preserve">外壳（中性卡片：图标 + 标题 + 一句说明 + 清单），</w:t>
+      </w:r>
+      <w:r>
+        <w:rPr>
+          <w:rStyle w:val="VerbatimChar"/>
+        </w:rPr>
+        <w:t xml:space="preserve">patch_guide</w:t>
+      </w:r>
+      <w:r>
+        <w:t xml:space="preserve"> </w:t>
+      </w:r>
+      <w:r>
+        <w:t xml:space="preserve">与</w:t>
+      </w:r>
+      <w:r>
+        <w:t xml:space="preserve"> </w:t>
+      </w:r>
+      <w:r>
+        <w:rPr>
+          <w:rStyle w:val="VerbatimChar"/>
+        </w:rPr>
+        <w:t xml:space="preserve">workflow_blocking</w:t>
+      </w:r>
+      <w:r>
+        <w:t xml:space="preserve"> </w:t>
+      </w:r>
+      <w:r>
+        <w:t xml:space="preserve">都改用它。</w:t>
       </w:r>
     </w:p>
     <w:p>
@@ -1148,10 +1043,385 @@
         <w:pStyle w:val="Compact"/>
       </w:pPr>
       <w:r>
+        <w:t xml:space="preserve">每行结构统一为「对象 · 缺少什么 · 处理按钮」：如</w:t>
+      </w:r>
+      <w:r>
+        <w:t xml:space="preserve"> </w:t>
+      </w:r>
+      <w:r>
+        <w:rPr>
+          <w:rStyle w:val="VerbatimChar"/>
+        </w:rPr>
+        <w:t xml:space="preserve">项目「1」 / 缺少：矿山图斑 / [＋去新建图斑]</w:t>
+      </w:r>
+      <w:r>
+        <w:t xml:space="preserve">；评价页的前置清单同理，按钮用原来的</w:t>
+      </w:r>
+      <w:r>
+        <w:t xml:space="preserve"> </w:t>
+      </w:r>
+      <w:r>
+        <w:rPr>
+          <w:rStyle w:val="VerbatimChar"/>
+        </w:rPr>
+        <w:t xml:space="preserve">fix_label</w:t>
+      </w:r>
+      <w:r>
+        <w:t xml:space="preserve">（去划分、去录入…）。</w:t>
+      </w:r>
+    </w:p>
+    <w:p>
+      <w:pPr>
+        <w:numPr>
+          <w:ilvl w:val="2"/>
+          <w:numId w:val="1004"/>
+        </w:numPr>
+        <w:pStyle w:val="Compact"/>
+      </w:pPr>
+      <w:r>
+        <w:rPr>
+          <w:rStyle w:val="VerbatimChar"/>
+        </w:rPr>
+        <w:t xml:space="preserve">app/templates/base.html</w:t>
+      </w:r>
+      <w:r>
+        <w:t xml:space="preserve">：</w:t>
+      </w:r>
+      <w:r>
+        <w:rPr>
+          <w:rStyle w:val="VerbatimChar"/>
+        </w:rPr>
+        <w:t xml:space="preserve">.notice</w:t>
+      </w:r>
+      <w:r>
+        <w:t xml:space="preserve"> </w:t>
+      </w:r>
+      <w:r>
+        <w:t xml:space="preserve">由「粉色警示块」改为中性卡片（暖白底 + 浅描边 + 一道赭石色左边线），删掉</w:t>
+      </w:r>
+      <w:r>
+        <w:t xml:space="preserve"> </w:t>
+      </w:r>
+      <w:r>
+        <w:rPr>
+          <w:rStyle w:val="VerbatimChar"/>
+        </w:rPr>
+        <w:t xml:space="preserve">--warn</w:t>
+      </w:r>
+      <w:r>
+        <w:t xml:space="preserve"> </w:t>
+      </w:r>
+      <w:r>
+        <w:t xml:space="preserve">变体与只服务于旧写法的</w:t>
+      </w:r>
+      <w:r>
+        <w:t xml:space="preserve"> </w:t>
+      </w:r>
+      <w:r>
+        <w:rPr>
+          <w:rStyle w:val="VerbatimChar"/>
+        </w:rPr>
+        <w:t xml:space="preserve">notice__list</w:t>
+      </w:r>
+      <w:r>
+        <w:t xml:space="preserve">；新增</w:t>
+      </w:r>
+      <w:r>
+        <w:t xml:space="preserve"> </w:t>
+      </w:r>
+      <w:r>
+        <w:rPr>
+          <w:rStyle w:val="VerbatimChar"/>
+        </w:rPr>
+        <w:t xml:space="preserve">.prereq*</w:t>
+      </w:r>
+      <w:r>
+        <w:t xml:space="preserve"> </w:t>
+      </w:r>
+      <w:r>
+        <w:t xml:space="preserve">一套样式。</w:t>
+      </w:r>
+    </w:p>
+    <w:p>
+      <w:pPr>
+        <w:numPr>
+          <w:ilvl w:val="2"/>
+          <w:numId w:val="1004"/>
+        </w:numPr>
+        <w:pStyle w:val="Compact"/>
+      </w:pPr>
+      <w:r>
+        <w:rPr>
+          <w:rStyle w:val="VerbatimChar"/>
+        </w:rPr>
+        <w:t xml:space="preserve">app/templates/indicator/index.html</w:t>
+      </w:r>
+      <w:r>
+        <w:t xml:space="preserve">：图斑面板里的同类提示改用中性</w:t>
+      </w:r>
+      <w:r>
+        <w:t xml:space="preserve"> </w:t>
+      </w:r>
+      <w:r>
+        <w:rPr>
+          <w:rStyle w:val="VerbatimChar"/>
+        </w:rPr>
+        <w:t xml:space="preserve">.notice</w:t>
+      </w:r>
+      <w:r>
+        <w:t xml:space="preserve">（文案与「去划分微地质单元」按钮原本就有）。</w:t>
+      </w:r>
+    </w:p>
+    <w:p>
+      <w:pPr>
+        <w:numPr>
+          <w:ilvl w:val="1"/>
+          <w:numId w:val="1003"/>
+        </w:numPr>
+        <w:pStyle w:val="Compact"/>
+      </w:pPr>
+      <w:r>
+        <w:t xml:space="preserve">验证：四个受影响页面截图核对（限制性判定、微地质单元、指标数据采集、适宜性评价），并单独渲染两个宏确认 HTML 结构；全套自检仍全绿。</w:t>
+      </w:r>
+    </w:p>
+    <w:p>
+      <w:pPr>
+        <w:numPr>
+          <w:ilvl w:val="0"/>
+          <w:numId w:val="1002"/>
+        </w:numPr>
+      </w:pPr>
+      <w:r>
+        <w:t xml:space="preserve">00:05</w:t>
+      </w:r>
+      <w:r>
+        <w:t xml:space="preserve"> </w:t>
+      </w:r>
+      <w:r>
         <w:rPr>
           <w:bCs/>
           <w:b/>
         </w:rPr>
+        <w:t xml:space="preserve">修复</w:t>
+      </w:r>
+      <w:r>
+        <w:t xml:space="preserve"> </w:t>
+      </w:r>
+      <w:r>
+        <w:t xml:space="preserve">页面上所有时间比本地时间慢 8 小时（同一份报告里两个时间对不上）</w:t>
+      </w:r>
+    </w:p>
+    <w:p>
+      <w:pPr>
+        <w:numPr>
+          <w:ilvl w:val="1"/>
+          <w:numId w:val="1005"/>
+        </w:numPr>
+        <w:pStyle w:val="Compact"/>
+      </w:pPr>
+      <w:r>
+        <w:t xml:space="preserve">原因：</w:t>
+      </w:r>
+      <w:r>
+        <w:rPr>
+          <w:rStyle w:val="VerbatimChar"/>
+        </w:rPr>
+        <w:t xml:space="preserve">app/models.py</w:t>
+      </w:r>
+      <w:r>
+        <w:t xml:space="preserve"> </w:t>
+      </w:r>
+      <w:r>
+        <w:t xml:space="preserve">里</w:t>
+      </w:r>
+      <w:r>
+        <w:t xml:space="preserve"> </w:t>
+      </w:r>
+      <w:r>
+        <w:rPr>
+          <w:rStyle w:val="VerbatimChar"/>
+        </w:rPr>
+        <w:t xml:space="preserve">created_at</w:t>
+      </w:r>
+      <w:r>
+        <w:t xml:space="preserve"> </w:t>
+      </w:r>
+      <w:r>
+        <w:t xml:space="preserve">/</w:t>
+      </w:r>
+      <w:r>
+        <w:t xml:space="preserve"> </w:t>
+      </w:r>
+      <w:r>
+        <w:rPr>
+          <w:rStyle w:val="VerbatimChar"/>
+        </w:rPr>
+        <w:t xml:space="preserve">checked_at</w:t>
+      </w:r>
+      <w:r>
+        <w:t xml:space="preserve"> </w:t>
+      </w:r>
+      <w:r>
+        <w:t xml:space="preserve">/</w:t>
+      </w:r>
+      <w:r>
+        <w:t xml:space="preserve"> </w:t>
+      </w:r>
+      <w:r>
+        <w:rPr>
+          <w:rStyle w:val="VerbatimChar"/>
+        </w:rPr>
+        <w:t xml:space="preserve">image_uploaded_at</w:t>
+      </w:r>
+      <w:r>
+        <w:t xml:space="preserve"> </w:t>
+      </w:r>
+      <w:r>
+        <w:t xml:space="preserve">一律用</w:t>
+      </w:r>
+      <w:r>
+        <w:t xml:space="preserve"> </w:t>
+      </w:r>
+      <w:r>
+        <w:rPr>
+          <w:rStyle w:val="VerbatimChar"/>
+        </w:rPr>
+        <w:t xml:space="preserve">datetime.utcnow</w:t>
+      </w:r>
+      <w:r>
+        <w:t xml:space="preserve"> </w:t>
+      </w:r>
+      <w:r>
+        <w:t xml:space="preserve">落库（UTC），页面上却直接</w:t>
+      </w:r>
+      <w:r>
+        <w:t xml:space="preserve"> </w:t>
+      </w:r>
+      <w:r>
+        <w:rPr>
+          <w:rStyle w:val="VerbatimChar"/>
+        </w:rPr>
+        <w:t xml:space="preserve">.strftime</w:t>
+      </w:r>
+      <w:r>
+        <w:t xml:space="preserve"> </w:t>
+      </w:r>
+      <w:r>
+        <w:t xml:space="preserve">原样显示；而报告里的「生成时间」用的是</w:t>
+      </w:r>
+      <w:r>
+        <w:t xml:space="preserve"> </w:t>
+      </w:r>
+      <w:r>
+        <w:rPr>
+          <w:rStyle w:val="VerbatimChar"/>
+        </w:rPr>
+        <w:t xml:space="preserve">datetime.now()</w:t>
+      </w:r>
+      <w:r>
+        <w:t xml:space="preserve">（本地）。于是操作日志、评价时间显示 15:28，报告生成时间显示 23:28 —— 同一份材料里差 8 小时，评审会当成缺陷。</w:t>
+      </w:r>
+    </w:p>
+    <w:p>
+      <w:pPr>
+        <w:numPr>
+          <w:ilvl w:val="1"/>
+          <w:numId w:val="1005"/>
+        </w:numPr>
+        <w:pStyle w:val="Compact"/>
+      </w:pPr>
+      <w:r>
+        <w:t xml:space="preserve">影响：</w:t>
+      </w:r>
+    </w:p>
+    <w:p>
+      <w:pPr>
+        <w:numPr>
+          <w:ilvl w:val="2"/>
+          <w:numId w:val="1006"/>
+        </w:numPr>
+        <w:pStyle w:val="Compact"/>
+      </w:pPr>
+      <w:r>
+        <w:t xml:space="preserve">新增</w:t>
+      </w:r>
+      <w:r>
+        <w:t xml:space="preserve"> </w:t>
+      </w:r>
+      <w:r>
+        <w:rPr>
+          <w:rStyle w:val="VerbatimChar"/>
+        </w:rPr>
+        <w:t xml:space="preserve">app/utils/timefmt.py</w:t>
+      </w:r>
+      <w:r>
+        <w:t xml:space="preserve">：</w:t>
+      </w:r>
+      <w:r>
+        <w:rPr>
+          <w:rStyle w:val="VerbatimChar"/>
+        </w:rPr>
+        <w:t xml:space="preserve">to_local()</w:t>
+      </w:r>
+      <w:r>
+        <w:t xml:space="preserve"> </w:t>
+      </w:r>
+      <w:r>
+        <w:t xml:space="preserve">把 UTC 换算成本地时间，</w:t>
+      </w:r>
+      <w:r>
+        <w:rPr>
+          <w:rStyle w:val="VerbatimChar"/>
+        </w:rPr>
+        <w:t xml:space="preserve">now_utc()</w:t>
+      </w:r>
+      <w:r>
+        <w:t xml:space="preserve"> </w:t>
+      </w:r>
+      <w:r>
+        <w:t xml:space="preserve">取带时区的当前时间；在</w:t>
+      </w:r>
+      <w:r>
+        <w:t xml:space="preserve"> </w:t>
+      </w:r>
+      <w:r>
+        <w:rPr>
+          <w:rStyle w:val="VerbatimChar"/>
+        </w:rPr>
+        <w:t xml:space="preserve">create_app</w:t>
+      </w:r>
+      <w:r>
+        <w:t xml:space="preserve"> </w:t>
+      </w:r>
+      <w:r>
+        <w:t xml:space="preserve">里注册为 Jinja 过滤器</w:t>
+      </w:r>
+      <w:r>
+        <w:t xml:space="preserve"> </w:t>
+      </w:r>
+      <w:r>
+        <w:rPr>
+          <w:rStyle w:val="VerbatimChar"/>
+        </w:rPr>
+        <w:t xml:space="preserve">localdt</w:t>
+      </w:r>
+      <w:r>
+        <w:t xml:space="preserve">。</w:t>
+      </w:r>
+    </w:p>
+    <w:p>
+      <w:pPr>
+        <w:numPr>
+          <w:ilvl w:val="2"/>
+          <w:numId w:val="1006"/>
+        </w:numPr>
+        <w:pStyle w:val="Compact"/>
+      </w:pPr>
+      <w:r>
+        <w:rPr>
+          <w:bCs/>
+          <w:b/>
+        </w:rPr>
         <w:t xml:space="preserve">不在写库时改成本地时间</w:t>
       </w:r>
       <w:r>
@@ -1162,7 +1432,7 @@
       <w:pPr>
         <w:numPr>
           <w:ilvl w:val="2"/>
-          <w:numId w:val="1004"/>
+          <w:numId w:val="1006"/>
         </w:numPr>
         <w:pStyle w:val="Compact"/>
       </w:pPr>
@@ -1198,7 +1468,7 @@
       <w:pPr>
         <w:numPr>
           <w:ilvl w:val="2"/>
-          <w:numId w:val="1004"/>
+          <w:numId w:val="1006"/>
         </w:numPr>
         <w:pStyle w:val="Compact"/>
       </w:pPr>
@@ -1234,7 +1504,7 @@
       <w:pPr>
         <w:numPr>
           <w:ilvl w:val="2"/>
-          <w:numId w:val="1004"/>
+          <w:numId w:val="1006"/>
         </w:numPr>
         <w:pStyle w:val="Compact"/>
       </w:pPr>
@@ -1252,7 +1522,7 @@
       <w:pPr>
         <w:numPr>
           <w:ilvl w:val="1"/>
-          <w:numId w:val="1003"/>
+          <w:numId w:val="1005"/>
         </w:numPr>
         <w:pStyle w:val="Compact"/>
       </w:pPr>
@@ -1286,7 +1556,7 @@
       <w:pPr>
         <w:numPr>
           <w:ilvl w:val="0"/>
-          <w:numId w:val="1005"/>
+          <w:numId w:val="1007"/>
         </w:numPr>
       </w:pPr>
       <w:r>
@@ -1313,7 +1583,7 @@
       <w:pPr>
         <w:numPr>
           <w:ilvl w:val="1"/>
-          <w:numId w:val="1006"/>
+          <w:numId w:val="1008"/>
         </w:numPr>
         <w:pStyle w:val="Compact"/>
       </w:pPr>
@@ -1325,7 +1595,7 @@
       <w:pPr>
         <w:numPr>
           <w:ilvl w:val="1"/>
-          <w:numId w:val="1006"/>
+          <w:numId w:val="1008"/>
         </w:numPr>
         <w:pStyle w:val="Compact"/>
       </w:pPr>
@@ -1337,124 +1607,124 @@
       <w:pPr>
         <w:numPr>
           <w:ilvl w:val="2"/>
+          <w:numId w:val="1009"/>
+        </w:numPr>
+        <w:pStyle w:val="Compact"/>
+      </w:pPr>
+      <w:r>
+        <w:rPr>
+          <w:rStyle w:val="VerbatimChar"/>
+        </w:rPr>
+        <w:t xml:space="preserve">app/templates/auth/home.html</w:t>
+      </w:r>
+      <w:r>
+        <w:t xml:space="preserve">：删掉该 section，工作台到「评价流程」八张卡片为止。</w:t>
+      </w:r>
+    </w:p>
+    <w:p>
+      <w:pPr>
+        <w:numPr>
+          <w:ilvl w:val="2"/>
+          <w:numId w:val="1009"/>
+        </w:numPr>
+        <w:pStyle w:val="Compact"/>
+      </w:pPr>
+      <w:r>
+        <w:rPr>
+          <w:rStyle w:val="VerbatimChar"/>
+        </w:rPr>
+        <w:t xml:space="preserve">app/templates/base.html</w:t>
+      </w:r>
+      <w:r>
+        <w:t xml:space="preserve">：</w:t>
+      </w:r>
+      <w:r>
+        <w:rPr>
+          <w:rStyle w:val="VerbatimChar"/>
+        </w:rPr>
+        <w:t xml:space="preserve">.row-card</w:t>
+      </w:r>
+      <w:r>
+        <w:t xml:space="preserve"> </w:t>
+      </w:r>
+      <w:r>
+        <w:t xml:space="preserve">一整套样式（9 条规则）只被这一栏用过，一并删掉，免得留死代码。</w:t>
+      </w:r>
+    </w:p>
+    <w:p>
+      <w:pPr>
+        <w:numPr>
+          <w:ilvl w:val="2"/>
+          <w:numId w:val="1009"/>
+        </w:numPr>
+        <w:pStyle w:val="Compact"/>
+      </w:pPr>
+      <w:r>
+        <w:t xml:space="preserve">入口没有减少：个人设置在左侧导航栏，账号与操作日志从「个人设置 · 账号」或顶栏铃铛进入。</w:t>
+      </w:r>
+    </w:p>
+    <w:p>
+      <w:pPr>
+        <w:numPr>
+          <w:ilvl w:val="2"/>
+          <w:numId w:val="1009"/>
+        </w:numPr>
+        <w:pStyle w:val="Compact"/>
+      </w:pPr>
+      <w:r>
+        <w:rPr>
+          <w:rStyle w:val="VerbatimChar"/>
+        </w:rPr>
+        <w:t xml:space="preserve">软著材料/截图/02_系统首页.png</w:t>
+      </w:r>
+      <w:r>
+        <w:t xml:space="preserve"> </w:t>
+      </w:r>
+      <w:r>
+        <w:t xml:space="preserve">与说明书里的对应插图随之更新。</w:t>
+      </w:r>
+    </w:p>
+    <w:p>
+      <w:pPr>
+        <w:numPr>
+          <w:ilvl w:val="1"/>
+          <w:numId w:val="1008"/>
+        </w:numPr>
+        <w:pStyle w:val="Compact"/>
+      </w:pPr>
+      <w:r>
+        <w:t xml:space="preserve">验证：</w:t>
+      </w:r>
+      <w:r>
+        <w:rPr>
+          <w:rStyle w:val="VerbatimChar"/>
+        </w:rPr>
+        <w:t xml:space="preserve">工具/make_screenshots.py</w:t>
+      </w:r>
+      <w:r>
+        <w:t xml:space="preserve"> </w:t>
+      </w:r>
+      <w:r>
+        <w:t xml:space="preserve">重跑 27/27 张、全部返回 200；源程序 PDF 247 页、说明书 PDF 29 页重跑；</w:t>
+      </w:r>
+      <w:r>
+        <w:rPr>
+          <w:rStyle w:val="VerbatimChar"/>
+        </w:rPr>
+        <w:t xml:space="preserve">工具/check_materials.py</w:t>
+      </w:r>
+      <w:r>
+        <w:t xml:space="preserve"> </w:t>
+      </w:r>
+      <w:r>
+        <w:t xml:space="preserve">21 项全部符合。</w:t>
+      </w:r>
+    </w:p>
+    <w:p>
+      <w:pPr>
+        <w:numPr>
+          <w:ilvl w:val="0"/>
           <w:numId w:val="1007"/>
-        </w:numPr>
-        <w:pStyle w:val="Compact"/>
-      </w:pPr>
-      <w:r>
-        <w:rPr>
-          <w:rStyle w:val="VerbatimChar"/>
-        </w:rPr>
-        <w:t xml:space="preserve">app/templates/auth/home.html</w:t>
-      </w:r>
-      <w:r>
-        <w:t xml:space="preserve">：删掉该 section，工作台到「评价流程」八张卡片为止。</w:t>
-      </w:r>
-    </w:p>
-    <w:p>
-      <w:pPr>
-        <w:numPr>
-          <w:ilvl w:val="2"/>
-          <w:numId w:val="1007"/>
-        </w:numPr>
-        <w:pStyle w:val="Compact"/>
-      </w:pPr>
-      <w:r>
-        <w:rPr>
-          <w:rStyle w:val="VerbatimChar"/>
-        </w:rPr>
-        <w:t xml:space="preserve">app/templates/base.html</w:t>
-      </w:r>
-      <w:r>
-        <w:t xml:space="preserve">：</w:t>
-      </w:r>
-      <w:r>
-        <w:rPr>
-          <w:rStyle w:val="VerbatimChar"/>
-        </w:rPr>
-        <w:t xml:space="preserve">.row-card</w:t>
-      </w:r>
-      <w:r>
-        <w:t xml:space="preserve"> </w:t>
-      </w:r>
-      <w:r>
-        <w:t xml:space="preserve">一整套样式（9 条规则）只被这一栏用过，一并删掉，免得留死代码。</w:t>
-      </w:r>
-    </w:p>
-    <w:p>
-      <w:pPr>
-        <w:numPr>
-          <w:ilvl w:val="2"/>
-          <w:numId w:val="1007"/>
-        </w:numPr>
-        <w:pStyle w:val="Compact"/>
-      </w:pPr>
-      <w:r>
-        <w:t xml:space="preserve">入口没有减少：个人设置在左侧导航栏，账号与操作日志从「个人设置 · 账号」或顶栏铃铛进入。</w:t>
-      </w:r>
-    </w:p>
-    <w:p>
-      <w:pPr>
-        <w:numPr>
-          <w:ilvl w:val="2"/>
-          <w:numId w:val="1007"/>
-        </w:numPr>
-        <w:pStyle w:val="Compact"/>
-      </w:pPr>
-      <w:r>
-        <w:rPr>
-          <w:rStyle w:val="VerbatimChar"/>
-        </w:rPr>
-        <w:t xml:space="preserve">软著材料/截图/02_系统首页.png</w:t>
-      </w:r>
-      <w:r>
-        <w:t xml:space="preserve"> </w:t>
-      </w:r>
-      <w:r>
-        <w:t xml:space="preserve">与说明书里的对应插图随之更新。</w:t>
-      </w:r>
-    </w:p>
-    <w:p>
-      <w:pPr>
-        <w:numPr>
-          <w:ilvl w:val="1"/>
-          <w:numId w:val="1006"/>
-        </w:numPr>
-        <w:pStyle w:val="Compact"/>
-      </w:pPr>
-      <w:r>
-        <w:t xml:space="preserve">验证：</w:t>
-      </w:r>
-      <w:r>
-        <w:rPr>
-          <w:rStyle w:val="VerbatimChar"/>
-        </w:rPr>
-        <w:t xml:space="preserve">工具/make_screenshots.py</w:t>
-      </w:r>
-      <w:r>
-        <w:t xml:space="preserve"> </w:t>
-      </w:r>
-      <w:r>
-        <w:t xml:space="preserve">重跑 27/27 张、全部返回 200；源程序 PDF 247 页、说明书 PDF 29 页重跑；</w:t>
-      </w:r>
-      <w:r>
-        <w:rPr>
-          <w:rStyle w:val="VerbatimChar"/>
-        </w:rPr>
-        <w:t xml:space="preserve">工具/check_materials.py</w:t>
-      </w:r>
-      <w:r>
-        <w:t xml:space="preserve"> </w:t>
-      </w:r>
-      <w:r>
-        <w:t xml:space="preserve">21 项全部符合。</w:t>
-      </w:r>
-    </w:p>
-    <w:p>
-      <w:pPr>
-        <w:numPr>
-          <w:ilvl w:val="0"/>
-          <w:numId w:val="1005"/>
         </w:numPr>
       </w:pPr>
       <w:r>
@@ -1481,7 +1751,7 @@
       <w:pPr>
         <w:numPr>
           <w:ilvl w:val="1"/>
-          <w:numId w:val="1008"/>
+          <w:numId w:val="1010"/>
         </w:numPr>
         <w:pStyle w:val="Compact"/>
       </w:pPr>
@@ -1493,7 +1763,7 @@
       <w:pPr>
         <w:numPr>
           <w:ilvl w:val="1"/>
-          <w:numId w:val="1008"/>
+          <w:numId w:val="1010"/>
         </w:numPr>
         <w:pStyle w:val="Compact"/>
       </w:pPr>
@@ -1511,7 +1781,7 @@
       <w:pPr>
         <w:numPr>
           <w:ilvl w:val="2"/>
-          <w:numId w:val="1009"/>
+          <w:numId w:val="1011"/>
         </w:numPr>
         <w:pStyle w:val="Compact"/>
       </w:pPr>
@@ -1583,7 +1853,7 @@
       <w:pPr>
         <w:numPr>
           <w:ilvl w:val="2"/>
-          <w:numId w:val="1009"/>
+          <w:numId w:val="1011"/>
         </w:numPr>
         <w:pStyle w:val="Compact"/>
       </w:pPr>
@@ -1634,7 +1904,7 @@
       <w:pPr>
         <w:numPr>
           <w:ilvl w:val="2"/>
-          <w:numId w:val="1009"/>
+          <w:numId w:val="1011"/>
         </w:numPr>
         <w:pStyle w:val="Compact"/>
       </w:pPr>
@@ -1646,7 +1916,7 @@
       <w:pPr>
         <w:numPr>
           <w:ilvl w:val="2"/>
-          <w:numId w:val="1009"/>
+          <w:numId w:val="1011"/>
         </w:numPr>
         <w:pStyle w:val="Compact"/>
       </w:pPr>
@@ -1706,7 +1976,7 @@
       <w:pPr>
         <w:numPr>
           <w:ilvl w:val="2"/>
-          <w:numId w:val="1009"/>
+          <w:numId w:val="1011"/>
         </w:numPr>
         <w:pStyle w:val="Compact"/>
       </w:pPr>
@@ -1727,7 +1997,7 @@
       <w:pPr>
         <w:numPr>
           <w:ilvl w:val="2"/>
-          <w:numId w:val="1009"/>
+          <w:numId w:val="1011"/>
         </w:numPr>
         <w:pStyle w:val="Compact"/>
       </w:pPr>
@@ -1748,7 +2018,7 @@
       <w:pPr>
         <w:numPr>
           <w:ilvl w:val="1"/>
-          <w:numId w:val="1008"/>
+          <w:numId w:val="1010"/>
         </w:numPr>
         <w:pStyle w:val="Compact"/>
       </w:pPr>
@@ -1799,7 +2069,7 @@
       <w:pPr>
         <w:numPr>
           <w:ilvl w:val="0"/>
-          <w:numId w:val="1005"/>
+          <w:numId w:val="1007"/>
         </w:numPr>
       </w:pPr>
       <w:r>
@@ -1826,7 +2096,7 @@
       <w:pPr>
         <w:numPr>
           <w:ilvl w:val="1"/>
-          <w:numId w:val="1010"/>
+          <w:numId w:val="1012"/>
         </w:numPr>
         <w:pStyle w:val="Compact"/>
       </w:pPr>
@@ -1838,7 +2108,7 @@
       <w:pPr>
         <w:numPr>
           <w:ilvl w:val="1"/>
-          <w:numId w:val="1010"/>
+          <w:numId w:val="1012"/>
         </w:numPr>
         <w:pStyle w:val="Compact"/>
       </w:pPr>
@@ -1856,7 +2126,7 @@
       <w:pPr>
         <w:numPr>
           <w:ilvl w:val="2"/>
-          <w:numId w:val="1011"/>
+          <w:numId w:val="1013"/>
         </w:numPr>
         <w:pStyle w:val="Compact"/>
       </w:pPr>
@@ -1979,7 +2249,7 @@
       <w:pPr>
         <w:numPr>
           <w:ilvl w:val="2"/>
-          <w:numId w:val="1011"/>
+          <w:numId w:val="1013"/>
         </w:numPr>
         <w:pStyle w:val="Compact"/>
       </w:pPr>
@@ -2036,7 +2306,7 @@
       <w:pPr>
         <w:numPr>
           <w:ilvl w:val="2"/>
-          <w:numId w:val="1011"/>
+          <w:numId w:val="1013"/>
         </w:numPr>
         <w:pStyle w:val="Compact"/>
       </w:pPr>
@@ -2048,7 +2318,7 @@
       <w:pPr>
         <w:numPr>
           <w:ilvl w:val="2"/>
-          <w:numId w:val="1011"/>
+          <w:numId w:val="1013"/>
         </w:numPr>
         <w:pStyle w:val="Compact"/>
       </w:pPr>
@@ -2069,7 +2339,7 @@
       <w:pPr>
         <w:numPr>
           <w:ilvl w:val="1"/>
-          <w:numId w:val="1010"/>
+          <w:numId w:val="1012"/>
         </w:numPr>
         <w:pStyle w:val="Compact"/>
       </w:pPr>
@@ -2105,7 +2375,7 @@
       <w:pPr>
         <w:numPr>
           <w:ilvl w:val="0"/>
-          <w:numId w:val="1005"/>
+          <w:numId w:val="1007"/>
         </w:numPr>
       </w:pPr>
       <w:r>
@@ -2132,7 +2402,7 @@
       <w:pPr>
         <w:numPr>
           <w:ilvl w:val="1"/>
-          <w:numId w:val="1012"/>
+          <w:numId w:val="1014"/>
         </w:numPr>
         <w:pStyle w:val="Compact"/>
       </w:pPr>
@@ -2174,7 +2444,7 @@
       <w:pPr>
         <w:numPr>
           <w:ilvl w:val="1"/>
-          <w:numId w:val="1012"/>
+          <w:numId w:val="1014"/>
         </w:numPr>
         <w:pStyle w:val="Compact"/>
       </w:pPr>
@@ -2186,7 +2456,7 @@
       <w:pPr>
         <w:numPr>
           <w:ilvl w:val="2"/>
-          <w:numId w:val="1013"/>
+          <w:numId w:val="1015"/>
         </w:numPr>
         <w:pStyle w:val="Compact"/>
       </w:pPr>
@@ -2241,7 +2511,7 @@
       <w:pPr>
         <w:numPr>
           <w:ilvl w:val="2"/>
-          <w:numId w:val="1013"/>
+          <w:numId w:val="1015"/>
         </w:numPr>
         <w:pStyle w:val="Compact"/>
       </w:pPr>
@@ -2262,7 +2532,7 @@
       <w:pPr>
         <w:numPr>
           <w:ilvl w:val="2"/>
-          <w:numId w:val="1013"/>
+          <w:numId w:val="1015"/>
         </w:numPr>
         <w:pStyle w:val="Compact"/>
       </w:pPr>
@@ -2280,7 +2550,7 @@
       <w:pPr>
         <w:numPr>
           <w:ilvl w:val="2"/>
-          <w:numId w:val="1013"/>
+          <w:numId w:val="1015"/>
         </w:numPr>
         <w:pStyle w:val="Compact"/>
       </w:pPr>
@@ -2298,7 +2568,7 @@
       <w:pPr>
         <w:numPr>
           <w:ilvl w:val="1"/>
-          <w:numId w:val="1012"/>
+          <w:numId w:val="1014"/>
         </w:numPr>
         <w:pStyle w:val="Compact"/>
       </w:pPr>
@@ -2334,7 +2604,7 @@
       <w:pPr>
         <w:numPr>
           <w:ilvl w:val="1"/>
-          <w:numId w:val="1012"/>
+          <w:numId w:val="1014"/>
         </w:numPr>
         <w:pStyle w:val="Compact"/>
       </w:pPr>
@@ -2358,7 +2628,7 @@
       <w:pPr>
         <w:numPr>
           <w:ilvl w:val="0"/>
-          <w:numId w:val="1005"/>
+          <w:numId w:val="1007"/>
         </w:numPr>
       </w:pPr>
       <w:r>
@@ -2415,7 +2685,7 @@
       <w:pPr>
         <w:numPr>
           <w:ilvl w:val="1"/>
-          <w:numId w:val="1014"/>
+          <w:numId w:val="1016"/>
         </w:numPr>
         <w:pStyle w:val="Compact"/>
       </w:pPr>
@@ -2493,7 +2763,7 @@
       <w:pPr>
         <w:numPr>
           <w:ilvl w:val="1"/>
-          <w:numId w:val="1014"/>
+          <w:numId w:val="1016"/>
         </w:numPr>
         <w:pStyle w:val="Compact"/>
       </w:pPr>
@@ -2538,7 +2808,7 @@
       <w:pPr>
         <w:numPr>
           <w:ilvl w:val="1"/>
-          <w:numId w:val="1014"/>
+          <w:numId w:val="1016"/>
         </w:numPr>
         <w:pStyle w:val="Compact"/>
       </w:pPr>
@@ -2598,7 +2868,7 @@
       <w:pPr>
         <w:numPr>
           <w:ilvl w:val="0"/>
-          <w:numId w:val="1005"/>
+          <w:numId w:val="1007"/>
         </w:numPr>
       </w:pPr>
       <w:r>
@@ -2625,7 +2895,7 @@
       <w:pPr>
         <w:numPr>
           <w:ilvl w:val="1"/>
-          <w:numId w:val="1015"/>
+          <w:numId w:val="1017"/>
         </w:numPr>
         <w:pStyle w:val="Compact"/>
       </w:pPr>
@@ -2637,7 +2907,7 @@
       <w:pPr>
         <w:numPr>
           <w:ilvl w:val="1"/>
-          <w:numId w:val="1015"/>
+          <w:numId w:val="1017"/>
         </w:numPr>
         <w:pStyle w:val="Compact"/>
       </w:pPr>
@@ -2649,7 +2919,7 @@
       <w:pPr>
         <w:numPr>
           <w:ilvl w:val="2"/>
-          <w:numId w:val="1016"/>
+          <w:numId w:val="1018"/>
         </w:numPr>
         <w:pStyle w:val="Compact"/>
       </w:pPr>
@@ -2748,7 +3018,7 @@
       <w:pPr>
         <w:numPr>
           <w:ilvl w:val="2"/>
-          <w:numId w:val="1016"/>
+          <w:numId w:val="1018"/>
         </w:numPr>
         <w:pStyle w:val="Compact"/>
       </w:pPr>
@@ -2793,7 +3063,7 @@
       <w:pPr>
         <w:numPr>
           <w:ilvl w:val="1"/>
-          <w:numId w:val="1015"/>
+          <w:numId w:val="1017"/>
         </w:numPr>
         <w:pStyle w:val="Compact"/>
       </w:pPr>
@@ -2805,7 +3075,7 @@
       <w:pPr>
         <w:numPr>
           <w:ilvl w:val="1"/>
-          <w:numId w:val="1015"/>
+          <w:numId w:val="1017"/>
         </w:numPr>
         <w:pStyle w:val="Compact"/>
       </w:pPr>
@@ -2866,7 +3136,7 @@
       <w:pPr>
         <w:numPr>
           <w:ilvl w:val="0"/>
-          <w:numId w:val="1005"/>
+          <w:numId w:val="1007"/>
         </w:numPr>
       </w:pPr>
       <w:r>
@@ -2893,7 +3163,7 @@
       <w:pPr>
         <w:numPr>
           <w:ilvl w:val="1"/>
-          <w:numId w:val="1017"/>
+          <w:numId w:val="1019"/>
         </w:numPr>
         <w:pStyle w:val="Compact"/>
       </w:pPr>
@@ -2914,7 +3184,7 @@
       <w:pPr>
         <w:numPr>
           <w:ilvl w:val="1"/>
-          <w:numId w:val="1017"/>
+          <w:numId w:val="1019"/>
         </w:numPr>
         <w:pStyle w:val="Compact"/>
       </w:pPr>
@@ -2935,7 +3205,7 @@
       <w:pPr>
         <w:numPr>
           <w:ilvl w:val="1"/>
-          <w:numId w:val="1017"/>
+          <w:numId w:val="1019"/>
         </w:numPr>
         <w:pStyle w:val="Compact"/>
       </w:pPr>
@@ -2959,7 +3229,7 @@
       <w:pPr>
         <w:numPr>
           <w:ilvl w:val="0"/>
-          <w:numId w:val="1005"/>
+          <w:numId w:val="1007"/>
         </w:numPr>
       </w:pPr>
       <w:r>
@@ -2986,7 +3256,7 @@
       <w:pPr>
         <w:numPr>
           <w:ilvl w:val="1"/>
-          <w:numId w:val="1018"/>
+          <w:numId w:val="1020"/>
         </w:numPr>
         <w:pStyle w:val="Compact"/>
       </w:pPr>
@@ -3025,7 +3295,7 @@
       <w:pPr>
         <w:numPr>
           <w:ilvl w:val="1"/>
-          <w:numId w:val="1018"/>
+          <w:numId w:val="1020"/>
         </w:numPr>
         <w:pStyle w:val="Compact"/>
       </w:pPr>
@@ -3064,7 +3334,7 @@
       <w:pPr>
         <w:numPr>
           <w:ilvl w:val="2"/>
-          <w:numId w:val="1019"/>
+          <w:numId w:val="1021"/>
         </w:numPr>
         <w:pStyle w:val="Compact"/>
       </w:pPr>
@@ -3085,7 +3355,7 @@
       <w:pPr>
         <w:numPr>
           <w:ilvl w:val="2"/>
-          <w:numId w:val="1019"/>
+          <w:numId w:val="1021"/>
         </w:numPr>
         <w:pStyle w:val="Compact"/>
       </w:pPr>
@@ -3097,7 +3367,7 @@
       <w:pPr>
         <w:numPr>
           <w:ilvl w:val="2"/>
-          <w:numId w:val="1019"/>
+          <w:numId w:val="1021"/>
         </w:numPr>
         <w:pStyle w:val="Compact"/>
       </w:pPr>
@@ -3109,7 +3379,7 @@
       <w:pPr>
         <w:numPr>
           <w:ilvl w:val="1"/>
-          <w:numId w:val="1018"/>
+          <w:numId w:val="1020"/>
         </w:numPr>
         <w:pStyle w:val="Compact"/>
       </w:pPr>
@@ -3133,7 +3403,7 @@
       <w:pPr>
         <w:numPr>
           <w:ilvl w:val="0"/>
-          <w:numId w:val="1005"/>
+          <w:numId w:val="1007"/>
         </w:numPr>
       </w:pPr>
       <w:r>
@@ -3160,7 +3430,7 @@
       <w:pPr>
         <w:numPr>
           <w:ilvl w:val="1"/>
-          <w:numId w:val="1020"/>
+          <w:numId w:val="1022"/>
         </w:numPr>
         <w:pStyle w:val="Compact"/>
       </w:pPr>
@@ -3172,7 +3442,7 @@
       <w:pPr>
         <w:numPr>
           <w:ilvl w:val="1"/>
-          <w:numId w:val="1020"/>
+          <w:numId w:val="1022"/>
         </w:numPr>
         <w:pStyle w:val="Compact"/>
       </w:pPr>
@@ -3226,7 +3496,7 @@
       <w:pPr>
         <w:numPr>
           <w:ilvl w:val="0"/>
-          <w:numId w:val="1005"/>
+          <w:numId w:val="1007"/>
         </w:numPr>
       </w:pPr>
       <w:r>
@@ -3253,7 +3523,7 @@
       <w:pPr>
         <w:numPr>
           <w:ilvl w:val="1"/>
-          <w:numId w:val="1021"/>
+          <w:numId w:val="1023"/>
         </w:numPr>
         <w:pStyle w:val="Compact"/>
       </w:pPr>
@@ -3265,7 +3535,7 @@
       <w:pPr>
         <w:numPr>
           <w:ilvl w:val="1"/>
-          <w:numId w:val="1021"/>
+          <w:numId w:val="1023"/>
         </w:numPr>
         <w:pStyle w:val="Compact"/>
       </w:pPr>
@@ -3286,7 +3556,7 @@
       <w:pPr>
         <w:numPr>
           <w:ilvl w:val="0"/>
-          <w:numId w:val="1005"/>
+          <w:numId w:val="1007"/>
         </w:numPr>
       </w:pPr>
       <w:r>
@@ -3313,7 +3583,7 @@
       <w:pPr>
         <w:numPr>
           <w:ilvl w:val="1"/>
-          <w:numId w:val="1022"/>
+          <w:numId w:val="1024"/>
         </w:numPr>
         <w:pStyle w:val="Compact"/>
       </w:pPr>
@@ -3325,7 +3595,7 @@
       <w:pPr>
         <w:numPr>
           <w:ilvl w:val="1"/>
-          <w:numId w:val="1022"/>
+          <w:numId w:val="1024"/>
         </w:numPr>
         <w:pStyle w:val="Compact"/>
       </w:pPr>
@@ -3373,7 +3643,7 @@
       <w:pPr>
         <w:numPr>
           <w:ilvl w:val="0"/>
-          <w:numId w:val="1005"/>
+          <w:numId w:val="1007"/>
         </w:numPr>
       </w:pPr>
       <w:r>
@@ -3400,7 +3670,7 @@
       <w:pPr>
         <w:numPr>
           <w:ilvl w:val="1"/>
-          <w:numId w:val="1023"/>
+          <w:numId w:val="1025"/>
         </w:numPr>
         <w:pStyle w:val="Compact"/>
       </w:pPr>
@@ -3412,7 +3682,7 @@
       <w:pPr>
         <w:numPr>
           <w:ilvl w:val="1"/>
-          <w:numId w:val="1023"/>
+          <w:numId w:val="1025"/>
         </w:numPr>
         <w:pStyle w:val="Compact"/>
       </w:pPr>
@@ -3424,7 +3694,7 @@
       <w:pPr>
         <w:numPr>
           <w:ilvl w:val="2"/>
-          <w:numId w:val="1024"/>
+          <w:numId w:val="1026"/>
         </w:numPr>
         <w:pStyle w:val="Compact"/>
       </w:pPr>
@@ -3490,7 +3760,7 @@
       <w:pPr>
         <w:numPr>
           <w:ilvl w:val="2"/>
-          <w:numId w:val="1024"/>
+          <w:numId w:val="1026"/>
         </w:numPr>
         <w:pStyle w:val="Compact"/>
       </w:pPr>
@@ -3508,7 +3778,7 @@
       <w:pPr>
         <w:numPr>
           <w:ilvl w:val="2"/>
-          <w:numId w:val="1024"/>
+          <w:numId w:val="1026"/>
         </w:numPr>
         <w:pStyle w:val="Compact"/>
       </w:pPr>
@@ -3559,7 +3829,7 @@
       <w:pPr>
         <w:numPr>
           <w:ilvl w:val="2"/>
-          <w:numId w:val="1024"/>
+          <w:numId w:val="1026"/>
         </w:numPr>
         <w:pStyle w:val="Compact"/>
       </w:pPr>
@@ -3571,7 +3841,7 @@
       <w:pPr>
         <w:numPr>
           <w:ilvl w:val="2"/>
-          <w:numId w:val="1024"/>
+          <w:numId w:val="1026"/>
         </w:numPr>
         <w:pStyle w:val="Compact"/>
       </w:pPr>
@@ -3583,7 +3853,7 @@
       <w:pPr>
         <w:numPr>
           <w:ilvl w:val="2"/>
-          <w:numId w:val="1024"/>
+          <w:numId w:val="1026"/>
         </w:numPr>
         <w:pStyle w:val="Compact"/>
       </w:pPr>
@@ -3641,7 +3911,7 @@
       <w:pPr>
         <w:numPr>
           <w:ilvl w:val="1"/>
-          <w:numId w:val="1023"/>
+          <w:numId w:val="1025"/>
         </w:numPr>
         <w:pStyle w:val="Compact"/>
       </w:pPr>
@@ -3677,7 +3947,7 @@
       <w:pPr>
         <w:numPr>
           <w:ilvl w:val="0"/>
-          <w:numId w:val="1005"/>
+          <w:numId w:val="1007"/>
         </w:numPr>
       </w:pPr>
       <w:r>
@@ -3704,7 +3974,7 @@
       <w:pPr>
         <w:numPr>
           <w:ilvl w:val="1"/>
-          <w:numId w:val="1025"/>
+          <w:numId w:val="1027"/>
         </w:numPr>
         <w:pStyle w:val="Compact"/>
       </w:pPr>
@@ -3716,7 +3986,7 @@
       <w:pPr>
         <w:numPr>
           <w:ilvl w:val="1"/>
-          <w:numId w:val="1025"/>
+          <w:numId w:val="1027"/>
         </w:numPr>
         <w:pStyle w:val="Compact"/>
       </w:pPr>
@@ -3749,7 +4019,7 @@
       <w:pPr>
         <w:numPr>
           <w:ilvl w:val="0"/>
-          <w:numId w:val="1005"/>
+          <w:numId w:val="1007"/>
         </w:numPr>
       </w:pPr>
       <w:r>
@@ -3776,7 +4046,7 @@
       <w:pPr>
         <w:numPr>
           <w:ilvl w:val="1"/>
-          <w:numId w:val="1026"/>
+          <w:numId w:val="1028"/>
         </w:numPr>
         <w:pStyle w:val="Compact"/>
       </w:pPr>
@@ -3788,7 +4058,7 @@
       <w:pPr>
         <w:numPr>
           <w:ilvl w:val="1"/>
-          <w:numId w:val="1026"/>
+          <w:numId w:val="1028"/>
         </w:numPr>
         <w:pStyle w:val="Compact"/>
       </w:pPr>
@@ -3809,7 +4079,7 @@
       <w:pPr>
         <w:numPr>
           <w:ilvl w:val="0"/>
-          <w:numId w:val="1005"/>
+          <w:numId w:val="1007"/>
         </w:numPr>
       </w:pPr>
       <w:r>
@@ -3836,7 +4106,7 @@
       <w:pPr>
         <w:numPr>
           <w:ilvl w:val="1"/>
-          <w:numId w:val="1027"/>
+          <w:numId w:val="1029"/>
         </w:numPr>
         <w:pStyle w:val="Compact"/>
       </w:pPr>
@@ -3866,7 +4136,7 @@
       <w:pPr>
         <w:numPr>
           <w:ilvl w:val="0"/>
-          <w:numId w:val="1005"/>
+          <w:numId w:val="1007"/>
         </w:numPr>
       </w:pPr>
       <w:r>
@@ -3893,7 +4163,7 @@
       <w:pPr>
         <w:numPr>
           <w:ilvl w:val="1"/>
-          <w:numId w:val="1028"/>
+          <w:numId w:val="1030"/>
         </w:numPr>
         <w:pStyle w:val="Compact"/>
       </w:pPr>
@@ -3905,7 +4175,7 @@
       <w:pPr>
         <w:numPr>
           <w:ilvl w:val="1"/>
-          <w:numId w:val="1028"/>
+          <w:numId w:val="1030"/>
         </w:numPr>
         <w:pStyle w:val="Compact"/>
       </w:pPr>
@@ -3956,7 +4226,7 @@
       <w:pPr>
         <w:numPr>
           <w:ilvl w:val="1"/>
-          <w:numId w:val="1028"/>
+          <w:numId w:val="1030"/>
         </w:numPr>
         <w:pStyle w:val="Compact"/>
       </w:pPr>
@@ -3968,7 +4238,7 @@
       <w:pPr>
         <w:numPr>
           <w:ilvl w:val="0"/>
-          <w:numId w:val="1005"/>
+          <w:numId w:val="1007"/>
         </w:numPr>
       </w:pPr>
       <w:r>
@@ -4034,7 +4304,7 @@
       <w:pPr>
         <w:numPr>
           <w:ilvl w:val="1"/>
-          <w:numId w:val="1029"/>
+          <w:numId w:val="1031"/>
         </w:numPr>
         <w:pStyle w:val="Compact"/>
       </w:pPr>
@@ -4070,7 +4340,7 @@
       <w:pPr>
         <w:numPr>
           <w:ilvl w:val="0"/>
-          <w:numId w:val="1005"/>
+          <w:numId w:val="1007"/>
         </w:numPr>
       </w:pPr>
       <w:r>
@@ -4097,7 +4367,7 @@
       <w:pPr>
         <w:numPr>
           <w:ilvl w:val="1"/>
-          <w:numId w:val="1030"/>
+          <w:numId w:val="1032"/>
         </w:numPr>
         <w:pStyle w:val="Compact"/>
       </w:pPr>
@@ -4109,7 +4379,7 @@
       <w:pPr>
         <w:numPr>
           <w:ilvl w:val="0"/>
-          <w:numId w:val="1005"/>
+          <w:numId w:val="1007"/>
         </w:numPr>
       </w:pPr>
       <w:r>
@@ -4136,7 +4406,7 @@
       <w:pPr>
         <w:numPr>
           <w:ilvl w:val="0"/>
-          <w:numId w:val="1005"/>
+          <w:numId w:val="1007"/>
         </w:numPr>
       </w:pPr>
       <w:r>
@@ -4163,7 +4433,7 @@
       <w:pPr>
         <w:numPr>
           <w:ilvl w:val="1"/>
-          <w:numId w:val="1031"/>
+          <w:numId w:val="1033"/>
         </w:numPr>
         <w:pStyle w:val="Compact"/>
       </w:pPr>
@@ -4214,7 +4484,7 @@
       <w:pPr>
         <w:numPr>
           <w:ilvl w:val="1"/>
-          <w:numId w:val="1031"/>
+          <w:numId w:val="1033"/>
         </w:numPr>
         <w:pStyle w:val="Compact"/>
       </w:pPr>
@@ -4235,7 +4505,7 @@
       <w:pPr>
         <w:numPr>
           <w:ilvl w:val="0"/>
-          <w:numId w:val="1005"/>
+          <w:numId w:val="1007"/>
         </w:numPr>
       </w:pPr>
       <w:r>
@@ -4262,7 +4532,7 @@
       <w:pPr>
         <w:numPr>
           <w:ilvl w:val="1"/>
-          <w:numId w:val="1032"/>
+          <w:numId w:val="1034"/>
         </w:numPr>
         <w:pStyle w:val="Compact"/>
       </w:pPr>
@@ -4274,7 +4544,7 @@
       <w:pPr>
         <w:numPr>
           <w:ilvl w:val="0"/>
-          <w:numId w:val="1005"/>
+          <w:numId w:val="1007"/>
         </w:numPr>
       </w:pPr>
       <w:r>
@@ -4301,7 +4571,7 @@
       <w:pPr>
         <w:numPr>
           <w:ilvl w:val="1"/>
-          <w:numId w:val="1033"/>
+          <w:numId w:val="1035"/>
         </w:numPr>
         <w:pStyle w:val="Compact"/>
       </w:pPr>
@@ -4325,7 +4595,7 @@
       <w:pPr>
         <w:numPr>
           <w:ilvl w:val="0"/>
-          <w:numId w:val="1005"/>
+          <w:numId w:val="1007"/>
         </w:numPr>
       </w:pPr>
       <w:r>
@@ -4352,7 +4622,7 @@
       <w:pPr>
         <w:numPr>
           <w:ilvl w:val="1"/>
-          <w:numId w:val="1034"/>
+          <w:numId w:val="1036"/>
         </w:numPr>
         <w:pStyle w:val="Compact"/>
       </w:pPr>
@@ -4364,7 +4634,7 @@
       <w:pPr>
         <w:numPr>
           <w:ilvl w:val="1"/>
-          <w:numId w:val="1034"/>
+          <w:numId w:val="1036"/>
         </w:numPr>
         <w:pStyle w:val="Compact"/>
       </w:pPr>
@@ -4415,7 +4685,7 @@
       <w:pPr>
         <w:numPr>
           <w:ilvl w:val="0"/>
-          <w:numId w:val="1005"/>
+          <w:numId w:val="1007"/>
         </w:numPr>
       </w:pPr>
       <w:r>
@@ -4442,7 +4712,7 @@
       <w:pPr>
         <w:numPr>
           <w:ilvl w:val="0"/>
-          <w:numId w:val="1005"/>
+          <w:numId w:val="1007"/>
         </w:numPr>
       </w:pPr>
       <w:r>
@@ -4469,7 +4739,7 @@
       <w:pPr>
         <w:numPr>
           <w:ilvl w:val="0"/>
-          <w:numId w:val="1005"/>
+          <w:numId w:val="1007"/>
         </w:numPr>
       </w:pPr>
       <w:r>
@@ -4496,7 +4766,7 @@
       <w:pPr>
         <w:numPr>
           <w:ilvl w:val="1"/>
-          <w:numId w:val="1035"/>
+          <w:numId w:val="1037"/>
         </w:numPr>
         <w:pStyle w:val="Compact"/>
       </w:pPr>
@@ -4508,7 +4778,7 @@
       <w:pPr>
         <w:numPr>
           <w:ilvl w:val="0"/>
-          <w:numId w:val="1005"/>
+          <w:numId w:val="1007"/>
         </w:numPr>
       </w:pPr>
       <w:r>
@@ -4535,7 +4805,7 @@
       <w:pPr>
         <w:numPr>
           <w:ilvl w:val="1"/>
-          <w:numId w:val="1036"/>
+          <w:numId w:val="1038"/>
         </w:numPr>
         <w:pStyle w:val="Compact"/>
       </w:pPr>
@@ -4568,7 +4838,7 @@
       <w:pPr>
         <w:numPr>
           <w:ilvl w:val="0"/>
-          <w:numId w:val="1005"/>
+          <w:numId w:val="1007"/>
         </w:numPr>
       </w:pPr>
       <w:r>
@@ -4595,7 +4865,7 @@
       <w:pPr>
         <w:numPr>
           <w:ilvl w:val="0"/>
-          <w:numId w:val="1005"/>
+          <w:numId w:val="1007"/>
         </w:numPr>
       </w:pPr>
       <w:r>
@@ -4622,7 +4892,7 @@
       <w:pPr>
         <w:numPr>
           <w:ilvl w:val="1"/>
-          <w:numId w:val="1037"/>
+          <w:numId w:val="1039"/>
         </w:numPr>
         <w:pStyle w:val="Compact"/>
       </w:pPr>
@@ -4670,7 +4940,7 @@
       <w:pPr>
         <w:numPr>
           <w:ilvl w:val="0"/>
-          <w:numId w:val="1005"/>
+          <w:numId w:val="1007"/>
         </w:numPr>
       </w:pPr>
       <w:r>
@@ -4697,7 +4967,7 @@
       <w:pPr>
         <w:numPr>
           <w:ilvl w:val="1"/>
-          <w:numId w:val="1038"/>
+          <w:numId w:val="1040"/>
         </w:numPr>
         <w:pStyle w:val="Compact"/>
       </w:pPr>
@@ -4709,7 +4979,7 @@
       <w:pPr>
         <w:numPr>
           <w:ilvl w:val="1"/>
-          <w:numId w:val="1038"/>
+          <w:numId w:val="1040"/>
         </w:numPr>
         <w:pStyle w:val="Compact"/>
       </w:pPr>
@@ -4749,7 +5019,7 @@
       <w:pPr>
         <w:numPr>
           <w:ilvl w:val="0"/>
-          <w:numId w:val="1039"/>
+          <w:numId w:val="1041"/>
         </w:numPr>
       </w:pPr>
       <w:r>
@@ -4776,7 +5046,7 @@
       <w:pPr>
         <w:numPr>
           <w:ilvl w:val="1"/>
-          <w:numId w:val="1040"/>
+          <w:numId w:val="1042"/>
         </w:numPr>
         <w:pStyle w:val="Compact"/>
       </w:pPr>
@@ -4788,7 +5058,7 @@
       <w:pPr>
         <w:numPr>
           <w:ilvl w:val="1"/>
-          <w:numId w:val="1040"/>
+          <w:numId w:val="1042"/>
         </w:numPr>
         <w:pStyle w:val="Compact"/>
       </w:pPr>
@@ -4827,7 +5097,7 @@
       <w:pPr>
         <w:numPr>
           <w:ilvl w:val="0"/>
-          <w:numId w:val="1039"/>
+          <w:numId w:val="1041"/>
         </w:numPr>
       </w:pPr>
       <w:r>
@@ -4854,7 +5124,7 @@
       <w:pPr>
         <w:numPr>
           <w:ilvl w:val="0"/>
-          <w:numId w:val="1039"/>
+          <w:numId w:val="1041"/>
         </w:numPr>
       </w:pPr>
       <w:r>
@@ -4881,7 +5151,7 @@
       <w:pPr>
         <w:numPr>
           <w:ilvl w:val="1"/>
-          <w:numId w:val="1041"/>
+          <w:numId w:val="1043"/>
         </w:numPr>
         <w:pStyle w:val="Compact"/>
       </w:pPr>
@@ -4890,7 +5160,7 @@
       <w:pPr>
         <w:numPr>
           <w:ilvl w:val="2"/>
-          <w:numId w:val="1042"/>
+          <w:numId w:val="1044"/>
         </w:numPr>
         <w:pStyle w:val="Compact"/>
       </w:pPr>
@@ -4960,7 +5230,7 @@
       <w:pPr>
         <w:numPr>
           <w:ilvl w:val="1"/>
-          <w:numId w:val="1041"/>
+          <w:numId w:val="1043"/>
         </w:numPr>
         <w:pStyle w:val="Compact"/>
       </w:pPr>
@@ -4969,7 +5239,7 @@
       <w:pPr>
         <w:numPr>
           <w:ilvl w:val="2"/>
-          <w:numId w:val="1043"/>
+          <w:numId w:val="1045"/>
         </w:numPr>
         <w:pStyle w:val="Compact"/>
       </w:pPr>
@@ -5012,7 +5282,7 @@
       <w:pPr>
         <w:numPr>
           <w:ilvl w:val="1"/>
-          <w:numId w:val="1041"/>
+          <w:numId w:val="1043"/>
         </w:numPr>
         <w:pStyle w:val="Compact"/>
       </w:pPr>
@@ -5021,7 +5291,7 @@
       <w:pPr>
         <w:numPr>
           <w:ilvl w:val="2"/>
-          <w:numId w:val="1044"/>
+          <w:numId w:val="1046"/>
         </w:numPr>
         <w:pStyle w:val="Compact"/>
       </w:pPr>
@@ -5055,7 +5325,7 @@
       <w:pPr>
         <w:numPr>
           <w:ilvl w:val="0"/>
-          <w:numId w:val="1039"/>
+          <w:numId w:val="1041"/>
         </w:numPr>
       </w:pPr>
       <w:r>
@@ -5082,7 +5352,7 @@
       <w:pPr>
         <w:numPr>
           <w:ilvl w:val="1"/>
-          <w:numId w:val="1045"/>
+          <w:numId w:val="1047"/>
         </w:numPr>
         <w:pStyle w:val="Compact"/>
       </w:pPr>
@@ -5094,7 +5364,7 @@
       <w:pPr>
         <w:numPr>
           <w:ilvl w:val="1"/>
-          <w:numId w:val="1045"/>
+          <w:numId w:val="1047"/>
         </w:numPr>
         <w:pStyle w:val="Compact"/>
       </w:pPr>
@@ -5139,7 +5409,7 @@
       <w:pPr>
         <w:numPr>
           <w:ilvl w:val="0"/>
-          <w:numId w:val="1039"/>
+          <w:numId w:val="1041"/>
         </w:numPr>
       </w:pPr>
       <w:r>
@@ -5166,7 +5436,7 @@
       <w:pPr>
         <w:numPr>
           <w:ilvl w:val="1"/>
-          <w:numId w:val="1046"/>
+          <w:numId w:val="1048"/>
         </w:numPr>
         <w:pStyle w:val="Compact"/>
       </w:pPr>
@@ -5190,7 +5460,7 @@
       <w:pPr>
         <w:numPr>
           <w:ilvl w:val="0"/>
-          <w:numId w:val="1039"/>
+          <w:numId w:val="1041"/>
         </w:numPr>
       </w:pPr>
       <w:r>
@@ -5247,7 +5517,7 @@
       <w:pPr>
         <w:numPr>
           <w:ilvl w:val="0"/>
-          <w:numId w:val="1039"/>
+          <w:numId w:val="1041"/>
         </w:numPr>
       </w:pPr>
       <w:r>
@@ -5274,7 +5544,7 @@
       <w:pPr>
         <w:numPr>
           <w:ilvl w:val="0"/>
-          <w:numId w:val="1039"/>
+          <w:numId w:val="1041"/>
         </w:numPr>
       </w:pPr>
       <w:r>
@@ -5301,7 +5571,7 @@
       <w:pPr>
         <w:numPr>
           <w:ilvl w:val="0"/>
-          <w:numId w:val="1039"/>
+          <w:numId w:val="1041"/>
         </w:numPr>
       </w:pPr>
       <w:r>
@@ -5328,7 +5598,7 @@
       <w:pPr>
         <w:numPr>
           <w:ilvl w:val="0"/>
-          <w:numId w:val="1039"/>
+          <w:numId w:val="1041"/>
         </w:numPr>
       </w:pPr>
       <w:r>
@@ -5355,7 +5625,7 @@
       <w:pPr>
         <w:numPr>
           <w:ilvl w:val="0"/>
-          <w:numId w:val="1039"/>
+          <w:numId w:val="1041"/>
         </w:numPr>
       </w:pPr>
       <w:r>
@@ -5391,7 +5661,7 @@
       <w:pPr>
         <w:numPr>
           <w:ilvl w:val="0"/>
-          <w:numId w:val="1039"/>
+          <w:numId w:val="1041"/>
         </w:numPr>
       </w:pPr>
       <w:r>
@@ -5418,7 +5688,7 @@
       <w:pPr>
         <w:numPr>
           <w:ilvl w:val="1"/>
-          <w:numId w:val="1047"/>
+          <w:numId w:val="1049"/>
         </w:numPr>
         <w:pStyle w:val="Compact"/>
       </w:pPr>
@@ -5448,7 +5718,7 @@
       <w:pPr>
         <w:numPr>
           <w:ilvl w:val="0"/>
-          <w:numId w:val="1039"/>
+          <w:numId w:val="1041"/>
         </w:numPr>
       </w:pPr>
       <w:r>
@@ -5475,7 +5745,7 @@
       <w:pPr>
         <w:numPr>
           <w:ilvl w:val="1"/>
-          <w:numId w:val="1048"/>
+          <w:numId w:val="1050"/>
         </w:numPr>
         <w:pStyle w:val="Compact"/>
       </w:pPr>
@@ -5505,7 +5775,7 @@
       <w:pPr>
         <w:numPr>
           <w:ilvl w:val="0"/>
-          <w:numId w:val="1039"/>
+          <w:numId w:val="1041"/>
         </w:numPr>
       </w:pPr>
       <w:r>
@@ -5532,7 +5802,7 @@
       <w:pPr>
         <w:numPr>
           <w:ilvl w:val="0"/>
-          <w:numId w:val="1039"/>
+          <w:numId w:val="1041"/>
         </w:numPr>
       </w:pPr>
       <w:r>
@@ -5559,7 +5829,7 @@
       <w:pPr>
         <w:numPr>
           <w:ilvl w:val="0"/>
-          <w:numId w:val="1039"/>
+          <w:numId w:val="1041"/>
         </w:numPr>
       </w:pPr>
       <w:r>
@@ -5586,7 +5856,7 @@
       <w:pPr>
         <w:numPr>
           <w:ilvl w:val="1"/>
-          <w:numId w:val="1049"/>
+          <w:numId w:val="1051"/>
         </w:numPr>
         <w:pStyle w:val="Compact"/>
       </w:pPr>
@@ -5607,7 +5877,7 @@
       <w:pPr>
         <w:numPr>
           <w:ilvl w:val="0"/>
-          <w:numId w:val="1039"/>
+          <w:numId w:val="1041"/>
         </w:numPr>
       </w:pPr>
       <w:r>
@@ -5634,7 +5904,7 @@
       <w:pPr>
         <w:numPr>
           <w:ilvl w:val="0"/>
-          <w:numId w:val="1039"/>
+          <w:numId w:val="1041"/>
         </w:numPr>
       </w:pPr>
       <w:r>
@@ -5661,7 +5931,7 @@
       <w:pPr>
         <w:numPr>
           <w:ilvl w:val="0"/>
-          <w:numId w:val="1039"/>
+          <w:numId w:val="1041"/>
         </w:numPr>
       </w:pPr>
       <w:r>
@@ -5688,7 +5958,7 @@
       <w:pPr>
         <w:numPr>
           <w:ilvl w:val="0"/>
-          <w:numId w:val="1039"/>
+          <w:numId w:val="1041"/>
         </w:numPr>
       </w:pPr>
       <w:r>
@@ -5715,7 +5985,7 @@
       <w:pPr>
         <w:numPr>
           <w:ilvl w:val="1"/>
-          <w:numId w:val="1050"/>
+          <w:numId w:val="1052"/>
         </w:numPr>
         <w:pStyle w:val="Compact"/>
       </w:pPr>
@@ -5727,7 +5997,7 @@
       <w:pPr>
         <w:numPr>
           <w:ilvl w:val="0"/>
-          <w:numId w:val="1039"/>
+          <w:numId w:val="1041"/>
         </w:numPr>
       </w:pPr>
       <w:r>
@@ -5754,7 +6024,7 @@
       <w:pPr>
         <w:numPr>
           <w:ilvl w:val="0"/>
-          <w:numId w:val="1039"/>
+          <w:numId w:val="1041"/>
         </w:numPr>
       </w:pPr>
       <w:r>
@@ -5781,7 +6051,7 @@
       <w:pPr>
         <w:numPr>
           <w:ilvl w:val="0"/>
-          <w:numId w:val="1039"/>
+          <w:numId w:val="1041"/>
         </w:numPr>
       </w:pPr>
       <w:r>
@@ -5808,7 +6078,7 @@
       <w:pPr>
         <w:numPr>
           <w:ilvl w:val="0"/>
-          <w:numId w:val="1039"/>
+          <w:numId w:val="1041"/>
         </w:numPr>
       </w:pPr>
       <w:r>
@@ -5835,7 +6105,7 @@
       <w:pPr>
         <w:numPr>
           <w:ilvl w:val="0"/>
-          <w:numId w:val="1039"/>
+          <w:numId w:val="1041"/>
         </w:numPr>
       </w:pPr>
       <w:r>
@@ -5862,7 +6132,7 @@
       <w:pPr>
         <w:numPr>
           <w:ilvl w:val="0"/>
-          <w:numId w:val="1039"/>
+          <w:numId w:val="1041"/>
         </w:numPr>
       </w:pPr>
       <w:r>
@@ -5889,7 +6159,7 @@
       <w:pPr>
         <w:numPr>
           <w:ilvl w:val="0"/>
-          <w:numId w:val="1039"/>
+          <w:numId w:val="1041"/>
         </w:numPr>
       </w:pPr>
       <w:r>
@@ -5916,7 +6186,7 @@
       <w:pPr>
         <w:numPr>
           <w:ilvl w:val="0"/>
-          <w:numId w:val="1039"/>
+          <w:numId w:val="1041"/>
         </w:numPr>
       </w:pPr>
       <w:r>
@@ -5943,7 +6213,7 @@
       <w:pPr>
         <w:numPr>
           <w:ilvl w:val="0"/>
-          <w:numId w:val="1039"/>
+          <w:numId w:val="1041"/>
         </w:numPr>
       </w:pPr>
       <w:r>
@@ -5970,7 +6240,7 @@
       <w:pPr>
         <w:numPr>
           <w:ilvl w:val="1"/>
-          <w:numId w:val="1051"/>
+          <w:numId w:val="1053"/>
         </w:numPr>
         <w:pStyle w:val="Compact"/>
       </w:pPr>
@@ -6009,7 +6279,7 @@
       <w:pPr>
         <w:numPr>
           <w:ilvl w:val="0"/>
-          <w:numId w:val="1039"/>
+          <w:numId w:val="1041"/>
         </w:numPr>
       </w:pPr>
       <w:r>
@@ -6036,7 +6306,7 @@
       <w:pPr>
         <w:numPr>
           <w:ilvl w:val="0"/>
-          <w:numId w:val="1039"/>
+          <w:numId w:val="1041"/>
         </w:numPr>
       </w:pPr>
       <w:r>
@@ -6063,7 +6333,7 @@
       <w:pPr>
         <w:numPr>
           <w:ilvl w:val="0"/>
-          <w:numId w:val="1039"/>
+          <w:numId w:val="1041"/>
         </w:numPr>
       </w:pPr>
       <w:r>
@@ -6967,6 +7237,12 @@
     <w:abstractNumId w:val="991"/>
   </w:num>
   <w:num w:numId="1042">
+    <w:abstractNumId w:val="991"/>
+  </w:num>
+  <w:num w:numId="1043">
+    <w:abstractNumId w:val="991"/>
+  </w:num>
+  <w:num w:numId="1044">
     <w:abstractNumId w:val="99421"/>
     <w:lvlOverride w:ilvl="0">
       <w:startOverride w:val="1"/>
@@ -6996,7 +7272,7 @@
       <w:startOverride w:val="1"/>
     </w:lvlOverride>
   </w:num>
-  <w:num w:numId="1043">
+  <w:num w:numId="1045">
     <w:abstractNumId w:val="99422"/>
     <w:lvlOverride w:ilvl="0">
       <w:startOverride w:val="2"/>
@@ -7026,7 +7302,7 @@
       <w:startOverride w:val="2"/>
     </w:lvlOverride>
   </w:num>
-  <w:num w:numId="1044">
+  <w:num w:numId="1046">
     <w:abstractNumId w:val="99423"/>
     <w:lvlOverride w:ilvl="0">
       <w:startOverride w:val="3"/>
@@ -7056,12 +7332,6 @@
       <w:startOverride w:val="3"/>
     </w:lvlOverride>
   </w:num>
-  <w:num w:numId="1045">
-    <w:abstractNumId w:val="991"/>
-  </w:num>
-  <w:num w:numId="1046">
-    <w:abstractNumId w:val="991"/>
-  </w:num>
   <w:num w:numId="1047">
     <w:abstractNumId w:val="991"/>
   </w:num>
@@ -7075,6 +7345,12 @@
     <w:abstractNumId w:val="991"/>
   </w:num>
   <w:num w:numId="1051">
+    <w:abstractNumId w:val="991"/>
+  </w:num>
+  <w:num w:numId="1052">
+    <w:abstractNumId w:val="991"/>
+  </w:num>
+  <w:num w:numId="1053">
     <w:abstractNumId w:val="991"/>
   </w:num>
 </w:numbering>

--- a/文档/开发日志.docx
+++ b/文档/开发日志.docx
@@ -921,7 +921,7 @@
         </w:numPr>
       </w:pPr>
       <w:r>
-        <w:t xml:space="preserve">00:15</w:t>
+        <w:t xml:space="preserve">00:28</w:t>
       </w:r>
       <w:r>
         <w:t xml:space="preserve"> </w:t>
@@ -937,7 +937,7 @@
         <w:t xml:space="preserve"> </w:t>
       </w:r>
       <w:r>
-        <w:t xml:space="preserve">「前置条件未满足」改成中性清单：逐条说明缺什么，右侧给处理按钮</w:t>
+        <w:t xml:space="preserve">前置条件改成「和主表同一张表」，待处理的行用浅红底标出</w:t>
       </w:r>
     </w:p>
     <w:p>
@@ -949,17 +949,206 @@
         <w:pStyle w:val="Compact"/>
       </w:pPr>
       <w:r>
-        <w:t xml:space="preserve">原因：用户反馈原来那块粉红色提示太突兀——整块警示底色压住页面，措辞是「以下 N 个项目下还没有图斑，</w:t>
+        <w:t xml:space="preserve">原因：上一版做成白色卡片仍然突兀——它和紧邻的数据表是两种东西，读起来像贴在页面上的一块补丁。用户要求统一成下面表格的样子，用浅红底说明这几个项目有问题。</w:t>
+      </w:r>
+    </w:p>
+    <w:p>
+      <w:pPr>
+        <w:numPr>
+          <w:ilvl w:val="1"/>
+          <w:numId w:val="1003"/>
+        </w:numPr>
+        <w:pStyle w:val="Compact"/>
+      </w:pPr>
+      <w:r>
+        <w:t xml:space="preserve">影响：</w:t>
+      </w:r>
+    </w:p>
+    <w:p>
+      <w:pPr>
+        <w:numPr>
+          <w:ilvl w:val="2"/>
+          <w:numId w:val="1004"/>
+        </w:numPr>
+        <w:pStyle w:val="Compact"/>
+      </w:pPr>
+      <w:r>
+        <w:rPr>
+          <w:rStyle w:val="VerbatimChar"/>
+        </w:rPr>
+        <w:t xml:space="preserve">app/templates/_macros.html</w:t>
+      </w:r>
+      <w:r>
+        <w:t xml:space="preserve">：删掉</w:t>
+      </w:r>
+      <w:r>
+        <w:t xml:space="preserve"> </w:t>
+      </w:r>
+      <w:r>
+        <w:rPr>
+          <w:rStyle w:val="VerbatimChar"/>
+        </w:rPr>
+        <w:t xml:space="preserve">prereq_card</w:t>
+      </w:r>
+      <w:r>
+        <w:t xml:space="preserve"> </w:t>
+      </w:r>
+      <w:r>
+        <w:t xml:space="preserve">卡片外壳，</w:t>
+      </w:r>
+      <w:r>
+        <w:rPr>
+          <w:rStyle w:val="VerbatimChar"/>
+        </w:rPr>
+        <w:t xml:space="preserve">patch_guide</w:t>
+      </w:r>
+      <w:r>
+        <w:t xml:space="preserve"> </w:t>
+      </w:r>
+      <w:r>
+        <w:t xml:space="preserve">与</w:t>
+      </w:r>
+      <w:r>
+        <w:t xml:space="preserve"> </w:t>
+      </w:r>
+      <w:r>
+        <w:rPr>
+          <w:rStyle w:val="VerbatimChar"/>
+        </w:rPr>
+        <w:t xml:space="preserve">workflow_blocking</w:t>
+      </w:r>
+      <w:r>
+        <w:t xml:space="preserve"> </w:t>
+      </w:r>
+      <w:r>
+        <w:t xml:space="preserve">直接输出</w:t>
+      </w:r>
+      <w:r>
+        <w:t xml:space="preserve"> </w:t>
+      </w:r>
+      <w:r>
+        <w:rPr>
+          <w:rStyle w:val="VerbatimChar"/>
+        </w:rPr>
+        <w:t xml:space="preserve">&lt;table class="prereq-table"&gt;</w:t>
+      </w:r>
+      <w:r>
+        <w:t xml:space="preserve">，列头与主表同款（所属项目 / 矿山图斑 / 状态 / 操作；前置步骤 / 说明 / 操作），说明文字放在</w:t>
+      </w:r>
+      <w:r>
+        <w:t xml:space="preserve"> </w:t>
+      </w:r>
+      <w:r>
+        <w:rPr>
+          <w:rStyle w:val="VerbatimChar"/>
+        </w:rPr>
+        <w:t xml:space="preserve">&lt;caption&gt;</w:t>
+      </w:r>
+      <w:r>
+        <w:t xml:space="preserve"> </w:t>
+      </w:r>
+      <w:r>
+        <w:t xml:space="preserve">里，不再有单独的大标题。</w:t>
+      </w:r>
+    </w:p>
+    <w:p>
+      <w:pPr>
+        <w:numPr>
+          <w:ilvl w:val="2"/>
+          <w:numId w:val="1004"/>
+        </w:numPr>
+        <w:pStyle w:val="Compact"/>
+      </w:pPr>
+      <w:r>
+        <w:rPr>
+          <w:rStyle w:val="VerbatimChar"/>
+        </w:rPr>
+        <w:t xml:space="preserve">app/templates/base.html</w:t>
+      </w:r>
+      <w:r>
+        <w:t xml:space="preserve">：</w:t>
+      </w:r>
+      <w:r>
+        <w:rPr>
+          <w:rStyle w:val="VerbatimChar"/>
+        </w:rPr>
+        <w:t xml:space="preserve">.prereq*</w:t>
+      </w:r>
+      <w:r>
+        <w:t xml:space="preserve"> </w:t>
+      </w:r>
+      <w:r>
+        <w:t xml:space="preserve">卡片样式换成表格样式——待处理行</w:t>
+      </w:r>
+      <w:r>
+        <w:t xml:space="preserve"> </w:t>
+      </w:r>
+      <w:r>
+        <w:rPr>
+          <w:rStyle w:val="VerbatimChar"/>
+        </w:rPr>
+        <w:t xml:space="preserve">background: var(--danger-soft)</w:t>
+      </w:r>
+      <w:r>
+        <w:t xml:space="preserve">（浅红），悬停略深，状态列用深红加粗「缺少矿山图斑」，行内按钮保持正常样式。</w:t>
+      </w:r>
+    </w:p>
+    <w:p>
+      <w:pPr>
+        <w:numPr>
+          <w:ilvl w:val="2"/>
+          <w:numId w:val="1004"/>
+        </w:numPr>
+        <w:pStyle w:val="Compact"/>
+      </w:pPr>
+      <w:r>
+        <w:rPr>
+          <w:rStyle w:val="VerbatimChar"/>
+        </w:rPr>
+        <w:t xml:space="preserve">app/config.py</w:t>
+      </w:r>
+      <w:r>
+        <w:t xml:space="preserve">：打开</w:t>
+      </w:r>
+      <w:r>
+        <w:t xml:space="preserve"> </w:t>
+      </w:r>
+      <w:r>
+        <w:rPr>
+          <w:rStyle w:val="VerbatimChar"/>
+        </w:rPr>
+        <w:t xml:space="preserve">TEMPLATES_AUTO_RELOAD</w:t>
+      </w:r>
+      <w:r>
+        <w:t xml:space="preserve">。</w:t>
       </w:r>
       <w:r>
         <w:rPr>
           <w:bCs/>
           <w:b/>
         </w:rPr>
-        <w:t xml:space="preserve">本页不会出现它们</w:t>
-      </w:r>
-      <w:r>
-        <w:t xml:space="preserve">」，只说「不出现什么」，没说「缺什么、去哪补」。</w:t>
+        <w:t xml:space="preserve">这一条是上一版没被看到的原因</w:t>
+      </w:r>
+      <w:r>
+        <w:t xml:space="preserve">：Flask 非 debug 模式会把模板缓存到进程里，改完模板刷新浏览器还是旧页面，必须重启。</w:t>
+      </w:r>
+    </w:p>
+    <w:p>
+      <w:pPr>
+        <w:numPr>
+          <w:ilvl w:val="2"/>
+          <w:numId w:val="1004"/>
+        </w:numPr>
+        <w:pStyle w:val="Compact"/>
+      </w:pPr>
+      <w:r>
+        <w:rPr>
+          <w:rStyle w:val="VerbatimChar"/>
+        </w:rPr>
+        <w:t xml:space="preserve">工具/make_manual.py</w:t>
+      </w:r>
+      <w:r>
+        <w:t xml:space="preserve">：限制性判定一节补一段说明这类表格，评价一节把「逐条列出」改为「用一张表格逐条列出所缺步骤、原因与处理按钮」。</w:t>
       </w:r>
     </w:p>
     <w:p>
@@ -971,217 +1160,31 @@
         <w:pStyle w:val="Compact"/>
       </w:pPr>
       <w:r>
-        <w:t xml:space="preserve">影响：</w:t>
-      </w:r>
-    </w:p>
-    <w:p>
-      <w:pPr>
-        <w:numPr>
-          <w:ilvl w:val="2"/>
-          <w:numId w:val="1004"/>
-        </w:numPr>
-        <w:pStyle w:val="Compact"/>
-      </w:pPr>
-      <w:r>
-        <w:rPr>
-          <w:rStyle w:val="VerbatimChar"/>
-        </w:rPr>
-        <w:t xml:space="preserve">app/templates/_macros.html</w:t>
-      </w:r>
-      <w:r>
-        <w:t xml:space="preserve">：新增</w:t>
-      </w:r>
-      <w:r>
-        <w:t xml:space="preserve"> </w:t>
-      </w:r>
-      <w:r>
-        <w:rPr>
-          <w:rStyle w:val="VerbatimChar"/>
-        </w:rPr>
-        <w:t xml:space="preserve">prereq_card</w:t>
-      </w:r>
-      <w:r>
-        <w:t xml:space="preserve"> </w:t>
-      </w:r>
-      <w:r>
-        <w:t xml:space="preserve">外壳（中性卡片：图标 + 标题 + 一句说明 + 清单），</w:t>
-      </w:r>
-      <w:r>
-        <w:rPr>
-          <w:rStyle w:val="VerbatimChar"/>
-        </w:rPr>
-        <w:t xml:space="preserve">patch_guide</w:t>
-      </w:r>
-      <w:r>
-        <w:t xml:space="preserve"> </w:t>
-      </w:r>
-      <w:r>
-        <w:t xml:space="preserve">与</w:t>
-      </w:r>
-      <w:r>
-        <w:t xml:space="preserve"> </w:t>
-      </w:r>
-      <w:r>
-        <w:rPr>
-          <w:rStyle w:val="VerbatimChar"/>
-        </w:rPr>
-        <w:t xml:space="preserve">workflow_blocking</w:t>
-      </w:r>
-      <w:r>
-        <w:t xml:space="preserve"> </w:t>
-      </w:r>
-      <w:r>
-        <w:t xml:space="preserve">都改用它。</w:t>
-      </w:r>
-    </w:p>
-    <w:p>
-      <w:pPr>
-        <w:numPr>
-          <w:ilvl w:val="2"/>
-          <w:numId w:val="1004"/>
-        </w:numPr>
-        <w:pStyle w:val="Compact"/>
-      </w:pPr>
-      <w:r>
-        <w:t xml:space="preserve">每行结构统一为「对象 · 缺少什么 · 处理按钮」：如</w:t>
-      </w:r>
-      <w:r>
-        <w:t xml:space="preserve"> </w:t>
-      </w:r>
-      <w:r>
-        <w:rPr>
-          <w:rStyle w:val="VerbatimChar"/>
-        </w:rPr>
-        <w:t xml:space="preserve">项目「1」 / 缺少：矿山图斑 / [＋去新建图斑]</w:t>
-      </w:r>
-      <w:r>
-        <w:t xml:space="preserve">；评价页的前置清单同理，按钮用原来的</w:t>
-      </w:r>
-      <w:r>
-        <w:t xml:space="preserve"> </w:t>
-      </w:r>
-      <w:r>
-        <w:rPr>
-          <w:rStyle w:val="VerbatimChar"/>
-        </w:rPr>
-        <w:t xml:space="preserve">fix_label</w:t>
-      </w:r>
-      <w:r>
-        <w:t xml:space="preserve">（去划分、去录入…）。</w:t>
-      </w:r>
-    </w:p>
-    <w:p>
-      <w:pPr>
-        <w:numPr>
-          <w:ilvl w:val="2"/>
-          <w:numId w:val="1004"/>
-        </w:numPr>
-        <w:pStyle w:val="Compact"/>
-      </w:pPr>
-      <w:r>
-        <w:rPr>
-          <w:rStyle w:val="VerbatimChar"/>
-        </w:rPr>
-        <w:t xml:space="preserve">app/templates/base.html</w:t>
-      </w:r>
-      <w:r>
-        <w:t xml:space="preserve">：</w:t>
-      </w:r>
-      <w:r>
-        <w:rPr>
-          <w:rStyle w:val="VerbatimChar"/>
-        </w:rPr>
-        <w:t xml:space="preserve">.notice</w:t>
-      </w:r>
-      <w:r>
-        <w:t xml:space="preserve"> </w:t>
-      </w:r>
-      <w:r>
-        <w:t xml:space="preserve">由「粉色警示块」改为中性卡片（暖白底 + 浅描边 + 一道赭石色左边线），删掉</w:t>
-      </w:r>
-      <w:r>
-        <w:t xml:space="preserve"> </w:t>
-      </w:r>
-      <w:r>
-        <w:rPr>
-          <w:rStyle w:val="VerbatimChar"/>
-        </w:rPr>
-        <w:t xml:space="preserve">--warn</w:t>
-      </w:r>
-      <w:r>
-        <w:t xml:space="preserve"> </w:t>
-      </w:r>
-      <w:r>
-        <w:t xml:space="preserve">变体与只服务于旧写法的</w:t>
-      </w:r>
-      <w:r>
-        <w:t xml:space="preserve"> </w:t>
-      </w:r>
-      <w:r>
-        <w:rPr>
-          <w:rStyle w:val="VerbatimChar"/>
-        </w:rPr>
-        <w:t xml:space="preserve">notice__list</w:t>
-      </w:r>
-      <w:r>
-        <w:t xml:space="preserve">；新增</w:t>
-      </w:r>
-      <w:r>
-        <w:t xml:space="preserve"> </w:t>
-      </w:r>
-      <w:r>
-        <w:rPr>
-          <w:rStyle w:val="VerbatimChar"/>
-        </w:rPr>
-        <w:t xml:space="preserve">.prereq*</w:t>
-      </w:r>
-      <w:r>
-        <w:t xml:space="preserve"> </w:t>
-      </w:r>
-      <w:r>
-        <w:t xml:space="preserve">一套样式。</w:t>
-      </w:r>
-    </w:p>
-    <w:p>
-      <w:pPr>
-        <w:numPr>
-          <w:ilvl w:val="2"/>
-          <w:numId w:val="1004"/>
-        </w:numPr>
-        <w:pStyle w:val="Compact"/>
-      </w:pPr>
-      <w:r>
-        <w:rPr>
-          <w:rStyle w:val="VerbatimChar"/>
-        </w:rPr>
-        <w:t xml:space="preserve">app/templates/indicator/index.html</w:t>
-      </w:r>
-      <w:r>
-        <w:t xml:space="preserve">：图斑面板里的同类提示改用中性</w:t>
-      </w:r>
-      <w:r>
-        <w:t xml:space="preserve"> </w:t>
-      </w:r>
-      <w:r>
-        <w:rPr>
-          <w:rStyle w:val="VerbatimChar"/>
-        </w:rPr>
-        <w:t xml:space="preserve">.notice</w:t>
-      </w:r>
-      <w:r>
-        <w:t xml:space="preserve">（文案与「去划分微地质单元」按钮原本就有）。</w:t>
-      </w:r>
-    </w:p>
-    <w:p>
-      <w:pPr>
-        <w:numPr>
-          <w:ilvl w:val="1"/>
-          <w:numId w:val="1003"/>
-        </w:numPr>
-        <w:pStyle w:val="Compact"/>
-      </w:pPr>
-      <w:r>
-        <w:t xml:space="preserve">验证：四个受影响页面截图核对（限制性判定、微地质单元、指标数据采集、适宜性评价），并单独渲染两个宏确认 HTML 结构；全套自检仍全绿。</w:t>
+        <w:t xml:space="preserve">验证：三个受影响页面截图核对（限制性判定、微地质单元、指标数据采集），两处宏单独渲染确认结构；材料重跑 27 张截图 / 源程序 248 页 / 说明书 29 页，</w:t>
+      </w:r>
+      <w:r>
+        <w:rPr>
+          <w:rStyle w:val="VerbatimChar"/>
+        </w:rPr>
+        <w:t xml:space="preserve">check_materials</w:t>
+      </w:r>
+      <w:r>
+        <w:t xml:space="preserve"> </w:t>
+      </w:r>
+      <w:r>
+        <w:t xml:space="preserve">21 项符合，</w:t>
+      </w:r>
+      <w:r>
+        <w:rPr>
+          <w:rStyle w:val="VerbatimChar"/>
+        </w:rPr>
+        <w:t xml:space="preserve">verify_all</w:t>
+      </w:r>
+      <w:r>
+        <w:t xml:space="preserve"> </w:t>
+      </w:r>
+      <w:r>
+        <w:t xml:space="preserve">14/14 通过。</w:t>
       </w:r>
     </w:p>
     <w:p>
@@ -1192,7 +1195,7 @@
         </w:numPr>
       </w:pPr>
       <w:r>
-        <w:t xml:space="preserve">00:05</w:t>
+        <w:t xml:space="preserve">00:15</w:t>
       </w:r>
       <w:r>
         <w:t xml:space="preserve"> </w:t>
@@ -1202,13 +1205,13 @@
           <w:bCs/>
           <w:b/>
         </w:rPr>
-        <w:t xml:space="preserve">修复</w:t>
-      </w:r>
-      <w:r>
-        <w:t xml:space="preserve"> </w:t>
-      </w:r>
-      <w:r>
-        <w:t xml:space="preserve">页面上所有时间比本地时间慢 8 小时（同一份报告里两个时间对不上）</w:t>
+        <w:t xml:space="preserve">界面</w:t>
+      </w:r>
+      <w:r>
+        <w:t xml:space="preserve"> </w:t>
+      </w:r>
+      <w:r>
+        <w:t xml:space="preserve">「前置条件未满足」改成中性清单：逐条说明缺什么，右侧给处理按钮</w:t>
       </w:r>
     </w:p>
     <w:p>
@@ -1220,106 +1223,17 @@
         <w:pStyle w:val="Compact"/>
       </w:pPr>
       <w:r>
-        <w:t xml:space="preserve">原因：</w:t>
-      </w:r>
-      <w:r>
-        <w:rPr>
-          <w:rStyle w:val="VerbatimChar"/>
-        </w:rPr>
-        <w:t xml:space="preserve">app/models.py</w:t>
-      </w:r>
-      <w:r>
-        <w:t xml:space="preserve"> </w:t>
-      </w:r>
-      <w:r>
-        <w:t xml:space="preserve">里</w:t>
-      </w:r>
-      <w:r>
-        <w:t xml:space="preserve"> </w:t>
-      </w:r>
-      <w:r>
-        <w:rPr>
-          <w:rStyle w:val="VerbatimChar"/>
-        </w:rPr>
-        <w:t xml:space="preserve">created_at</w:t>
-      </w:r>
-      <w:r>
-        <w:t xml:space="preserve"> </w:t>
-      </w:r>
-      <w:r>
-        <w:t xml:space="preserve">/</w:t>
-      </w:r>
-      <w:r>
-        <w:t xml:space="preserve"> </w:t>
-      </w:r>
-      <w:r>
-        <w:rPr>
-          <w:rStyle w:val="VerbatimChar"/>
-        </w:rPr>
-        <w:t xml:space="preserve">checked_at</w:t>
-      </w:r>
-      <w:r>
-        <w:t xml:space="preserve"> </w:t>
-      </w:r>
-      <w:r>
-        <w:t xml:space="preserve">/</w:t>
-      </w:r>
-      <w:r>
-        <w:t xml:space="preserve"> </w:t>
-      </w:r>
-      <w:r>
-        <w:rPr>
-          <w:rStyle w:val="VerbatimChar"/>
-        </w:rPr>
-        <w:t xml:space="preserve">image_uploaded_at</w:t>
-      </w:r>
-      <w:r>
-        <w:t xml:space="preserve"> </w:t>
-      </w:r>
-      <w:r>
-        <w:t xml:space="preserve">一律用</w:t>
-      </w:r>
-      <w:r>
-        <w:t xml:space="preserve"> </w:t>
-      </w:r>
-      <w:r>
-        <w:rPr>
-          <w:rStyle w:val="VerbatimChar"/>
-        </w:rPr>
-        <w:t xml:space="preserve">datetime.utcnow</w:t>
-      </w:r>
-      <w:r>
-        <w:t xml:space="preserve"> </w:t>
-      </w:r>
-      <w:r>
-        <w:t xml:space="preserve">落库（UTC），页面上却直接</w:t>
-      </w:r>
-      <w:r>
-        <w:t xml:space="preserve"> </w:t>
-      </w:r>
-      <w:r>
-        <w:rPr>
-          <w:rStyle w:val="VerbatimChar"/>
-        </w:rPr>
-        <w:t xml:space="preserve">.strftime</w:t>
-      </w:r>
-      <w:r>
-        <w:t xml:space="preserve"> </w:t>
-      </w:r>
-      <w:r>
-        <w:t xml:space="preserve">原样显示；而报告里的「生成时间」用的是</w:t>
-      </w:r>
-      <w:r>
-        <w:t xml:space="preserve"> </w:t>
-      </w:r>
-      <w:r>
-        <w:rPr>
-          <w:rStyle w:val="VerbatimChar"/>
-        </w:rPr>
-        <w:t xml:space="preserve">datetime.now()</w:t>
-      </w:r>
-      <w:r>
-        <w:t xml:space="preserve">（本地）。于是操作日志、评价时间显示 15:28，报告生成时间显示 23:28 —— 同一份材料里差 8 小时，评审会当成缺陷。</w:t>
+        <w:t xml:space="preserve">原因：用户反馈原来那块粉红色提示太突兀——整块警示底色压住页面，措辞是「以下 N 个项目下还没有图斑，</w:t>
+      </w:r>
+      <w:r>
+        <w:rPr>
+          <w:bCs/>
+          <w:b/>
+        </w:rPr>
+        <w:t xml:space="preserve">本页不会出现它们</w:t>
+      </w:r>
+      <w:r>
+        <w:t xml:space="preserve">」，只说「不出现什么」，没说「缺什么、去哪补」。</w:t>
       </w:r>
     </w:p>
     <w:p>
@@ -1343,70 +1257,55 @@
         <w:pStyle w:val="Compact"/>
       </w:pPr>
       <w:r>
-        <w:t xml:space="preserve">新增</w:t>
-      </w:r>
-      <w:r>
-        <w:t xml:space="preserve"> </w:t>
-      </w:r>
-      <w:r>
-        <w:rPr>
-          <w:rStyle w:val="VerbatimChar"/>
-        </w:rPr>
-        <w:t xml:space="preserve">app/utils/timefmt.py</w:t>
-      </w:r>
-      <w:r>
-        <w:t xml:space="preserve">：</w:t>
-      </w:r>
-      <w:r>
-        <w:rPr>
-          <w:rStyle w:val="VerbatimChar"/>
-        </w:rPr>
-        <w:t xml:space="preserve">to_local()</w:t>
-      </w:r>
-      <w:r>
-        <w:t xml:space="preserve"> </w:t>
-      </w:r>
-      <w:r>
-        <w:t xml:space="preserve">把 UTC 换算成本地时间，</w:t>
-      </w:r>
-      <w:r>
-        <w:rPr>
-          <w:rStyle w:val="VerbatimChar"/>
-        </w:rPr>
-        <w:t xml:space="preserve">now_utc()</w:t>
-      </w:r>
-      <w:r>
-        <w:t xml:space="preserve"> </w:t>
-      </w:r>
-      <w:r>
-        <w:t xml:space="preserve">取带时区的当前时间；在</w:t>
-      </w:r>
-      <w:r>
-        <w:t xml:space="preserve"> </w:t>
-      </w:r>
-      <w:r>
-        <w:rPr>
-          <w:rStyle w:val="VerbatimChar"/>
-        </w:rPr>
-        <w:t xml:space="preserve">create_app</w:t>
-      </w:r>
-      <w:r>
-        <w:t xml:space="preserve"> </w:t>
-      </w:r>
-      <w:r>
-        <w:t xml:space="preserve">里注册为 Jinja 过滤器</w:t>
-      </w:r>
-      <w:r>
-        <w:t xml:space="preserve"> </w:t>
-      </w:r>
-      <w:r>
-        <w:rPr>
-          <w:rStyle w:val="VerbatimChar"/>
-        </w:rPr>
-        <w:t xml:space="preserve">localdt</w:t>
-      </w:r>
-      <w:r>
-        <w:t xml:space="preserve">。</w:t>
+        <w:rPr>
+          <w:rStyle w:val="VerbatimChar"/>
+        </w:rPr>
+        <w:t xml:space="preserve">app/templates/_macros.html</w:t>
+      </w:r>
+      <w:r>
+        <w:t xml:space="preserve">：新增</w:t>
+      </w:r>
+      <w:r>
+        <w:t xml:space="preserve"> </w:t>
+      </w:r>
+      <w:r>
+        <w:rPr>
+          <w:rStyle w:val="VerbatimChar"/>
+        </w:rPr>
+        <w:t xml:space="preserve">prereq_card</w:t>
+      </w:r>
+      <w:r>
+        <w:t xml:space="preserve"> </w:t>
+      </w:r>
+      <w:r>
+        <w:t xml:space="preserve">外壳（中性卡片：图标 + 标题 + 一句说明 + 清单），</w:t>
+      </w:r>
+      <w:r>
+        <w:rPr>
+          <w:rStyle w:val="VerbatimChar"/>
+        </w:rPr>
+        <w:t xml:space="preserve">patch_guide</w:t>
+      </w:r>
+      <w:r>
+        <w:t xml:space="preserve"> </w:t>
+      </w:r>
+      <w:r>
+        <w:t xml:space="preserve">与</w:t>
+      </w:r>
+      <w:r>
+        <w:t xml:space="preserve"> </w:t>
+      </w:r>
+      <w:r>
+        <w:rPr>
+          <w:rStyle w:val="VerbatimChar"/>
+        </w:rPr>
+        <w:t xml:space="preserve">workflow_blocking</w:t>
+      </w:r>
+      <w:r>
+        <w:t xml:space="preserve"> </w:t>
+      </w:r>
+      <w:r>
+        <w:t xml:space="preserve">都改用它。</w:t>
       </w:r>
     </w:p>
     <w:p>
@@ -1418,10 +1317,385 @@
         <w:pStyle w:val="Compact"/>
       </w:pPr>
       <w:r>
+        <w:t xml:space="preserve">每行结构统一为「对象 · 缺少什么 · 处理按钮」：如</w:t>
+      </w:r>
+      <w:r>
+        <w:t xml:space="preserve"> </w:t>
+      </w:r>
+      <w:r>
+        <w:rPr>
+          <w:rStyle w:val="VerbatimChar"/>
+        </w:rPr>
+        <w:t xml:space="preserve">项目「1」 / 缺少：矿山图斑 / [＋去新建图斑]</w:t>
+      </w:r>
+      <w:r>
+        <w:t xml:space="preserve">；评价页的前置清单同理，按钮用原来的</w:t>
+      </w:r>
+      <w:r>
+        <w:t xml:space="preserve"> </w:t>
+      </w:r>
+      <w:r>
+        <w:rPr>
+          <w:rStyle w:val="VerbatimChar"/>
+        </w:rPr>
+        <w:t xml:space="preserve">fix_label</w:t>
+      </w:r>
+      <w:r>
+        <w:t xml:space="preserve">（去划分、去录入…）。</w:t>
+      </w:r>
+    </w:p>
+    <w:p>
+      <w:pPr>
+        <w:numPr>
+          <w:ilvl w:val="2"/>
+          <w:numId w:val="1006"/>
+        </w:numPr>
+        <w:pStyle w:val="Compact"/>
+      </w:pPr>
+      <w:r>
+        <w:rPr>
+          <w:rStyle w:val="VerbatimChar"/>
+        </w:rPr>
+        <w:t xml:space="preserve">app/templates/base.html</w:t>
+      </w:r>
+      <w:r>
+        <w:t xml:space="preserve">：</w:t>
+      </w:r>
+      <w:r>
+        <w:rPr>
+          <w:rStyle w:val="VerbatimChar"/>
+        </w:rPr>
+        <w:t xml:space="preserve">.notice</w:t>
+      </w:r>
+      <w:r>
+        <w:t xml:space="preserve"> </w:t>
+      </w:r>
+      <w:r>
+        <w:t xml:space="preserve">由「粉色警示块」改为中性卡片（暖白底 + 浅描边 + 一道赭石色左边线），删掉</w:t>
+      </w:r>
+      <w:r>
+        <w:t xml:space="preserve"> </w:t>
+      </w:r>
+      <w:r>
+        <w:rPr>
+          <w:rStyle w:val="VerbatimChar"/>
+        </w:rPr>
+        <w:t xml:space="preserve">--warn</w:t>
+      </w:r>
+      <w:r>
+        <w:t xml:space="preserve"> </w:t>
+      </w:r>
+      <w:r>
+        <w:t xml:space="preserve">变体与只服务于旧写法的</w:t>
+      </w:r>
+      <w:r>
+        <w:t xml:space="preserve"> </w:t>
+      </w:r>
+      <w:r>
+        <w:rPr>
+          <w:rStyle w:val="VerbatimChar"/>
+        </w:rPr>
+        <w:t xml:space="preserve">notice__list</w:t>
+      </w:r>
+      <w:r>
+        <w:t xml:space="preserve">；新增</w:t>
+      </w:r>
+      <w:r>
+        <w:t xml:space="preserve"> </w:t>
+      </w:r>
+      <w:r>
+        <w:rPr>
+          <w:rStyle w:val="VerbatimChar"/>
+        </w:rPr>
+        <w:t xml:space="preserve">.prereq*</w:t>
+      </w:r>
+      <w:r>
+        <w:t xml:space="preserve"> </w:t>
+      </w:r>
+      <w:r>
+        <w:t xml:space="preserve">一套样式。</w:t>
+      </w:r>
+    </w:p>
+    <w:p>
+      <w:pPr>
+        <w:numPr>
+          <w:ilvl w:val="2"/>
+          <w:numId w:val="1006"/>
+        </w:numPr>
+        <w:pStyle w:val="Compact"/>
+      </w:pPr>
+      <w:r>
+        <w:rPr>
+          <w:rStyle w:val="VerbatimChar"/>
+        </w:rPr>
+        <w:t xml:space="preserve">app/templates/indicator/index.html</w:t>
+      </w:r>
+      <w:r>
+        <w:t xml:space="preserve">：图斑面板里的同类提示改用中性</w:t>
+      </w:r>
+      <w:r>
+        <w:t xml:space="preserve"> </w:t>
+      </w:r>
+      <w:r>
+        <w:rPr>
+          <w:rStyle w:val="VerbatimChar"/>
+        </w:rPr>
+        <w:t xml:space="preserve">.notice</w:t>
+      </w:r>
+      <w:r>
+        <w:t xml:space="preserve">（文案与「去划分微地质单元」按钮原本就有）。</w:t>
+      </w:r>
+    </w:p>
+    <w:p>
+      <w:pPr>
+        <w:numPr>
+          <w:ilvl w:val="1"/>
+          <w:numId w:val="1005"/>
+        </w:numPr>
+        <w:pStyle w:val="Compact"/>
+      </w:pPr>
+      <w:r>
+        <w:t xml:space="preserve">验证：四个受影响页面截图核对（限制性判定、微地质单元、指标数据采集、适宜性评价），并单独渲染两个宏确认 HTML 结构；全套自检仍全绿。</w:t>
+      </w:r>
+    </w:p>
+    <w:p>
+      <w:pPr>
+        <w:numPr>
+          <w:ilvl w:val="0"/>
+          <w:numId w:val="1002"/>
+        </w:numPr>
+      </w:pPr>
+      <w:r>
+        <w:t xml:space="preserve">00:05</w:t>
+      </w:r>
+      <w:r>
+        <w:t xml:space="preserve"> </w:t>
+      </w:r>
+      <w:r>
         <w:rPr>
           <w:bCs/>
           <w:b/>
         </w:rPr>
+        <w:t xml:space="preserve">修复</w:t>
+      </w:r>
+      <w:r>
+        <w:t xml:space="preserve"> </w:t>
+      </w:r>
+      <w:r>
+        <w:t xml:space="preserve">页面上所有时间比本地时间慢 8 小时（同一份报告里两个时间对不上）</w:t>
+      </w:r>
+    </w:p>
+    <w:p>
+      <w:pPr>
+        <w:numPr>
+          <w:ilvl w:val="1"/>
+          <w:numId w:val="1007"/>
+        </w:numPr>
+        <w:pStyle w:val="Compact"/>
+      </w:pPr>
+      <w:r>
+        <w:t xml:space="preserve">原因：</w:t>
+      </w:r>
+      <w:r>
+        <w:rPr>
+          <w:rStyle w:val="VerbatimChar"/>
+        </w:rPr>
+        <w:t xml:space="preserve">app/models.py</w:t>
+      </w:r>
+      <w:r>
+        <w:t xml:space="preserve"> </w:t>
+      </w:r>
+      <w:r>
+        <w:t xml:space="preserve">里</w:t>
+      </w:r>
+      <w:r>
+        <w:t xml:space="preserve"> </w:t>
+      </w:r>
+      <w:r>
+        <w:rPr>
+          <w:rStyle w:val="VerbatimChar"/>
+        </w:rPr>
+        <w:t xml:space="preserve">created_at</w:t>
+      </w:r>
+      <w:r>
+        <w:t xml:space="preserve"> </w:t>
+      </w:r>
+      <w:r>
+        <w:t xml:space="preserve">/</w:t>
+      </w:r>
+      <w:r>
+        <w:t xml:space="preserve"> </w:t>
+      </w:r>
+      <w:r>
+        <w:rPr>
+          <w:rStyle w:val="VerbatimChar"/>
+        </w:rPr>
+        <w:t xml:space="preserve">checked_at</w:t>
+      </w:r>
+      <w:r>
+        <w:t xml:space="preserve"> </w:t>
+      </w:r>
+      <w:r>
+        <w:t xml:space="preserve">/</w:t>
+      </w:r>
+      <w:r>
+        <w:t xml:space="preserve"> </w:t>
+      </w:r>
+      <w:r>
+        <w:rPr>
+          <w:rStyle w:val="VerbatimChar"/>
+        </w:rPr>
+        <w:t xml:space="preserve">image_uploaded_at</w:t>
+      </w:r>
+      <w:r>
+        <w:t xml:space="preserve"> </w:t>
+      </w:r>
+      <w:r>
+        <w:t xml:space="preserve">一律用</w:t>
+      </w:r>
+      <w:r>
+        <w:t xml:space="preserve"> </w:t>
+      </w:r>
+      <w:r>
+        <w:rPr>
+          <w:rStyle w:val="VerbatimChar"/>
+        </w:rPr>
+        <w:t xml:space="preserve">datetime.utcnow</w:t>
+      </w:r>
+      <w:r>
+        <w:t xml:space="preserve"> </w:t>
+      </w:r>
+      <w:r>
+        <w:t xml:space="preserve">落库（UTC），页面上却直接</w:t>
+      </w:r>
+      <w:r>
+        <w:t xml:space="preserve"> </w:t>
+      </w:r>
+      <w:r>
+        <w:rPr>
+          <w:rStyle w:val="VerbatimChar"/>
+        </w:rPr>
+        <w:t xml:space="preserve">.strftime</w:t>
+      </w:r>
+      <w:r>
+        <w:t xml:space="preserve"> </w:t>
+      </w:r>
+      <w:r>
+        <w:t xml:space="preserve">原样显示；而报告里的「生成时间」用的是</w:t>
+      </w:r>
+      <w:r>
+        <w:t xml:space="preserve"> </w:t>
+      </w:r>
+      <w:r>
+        <w:rPr>
+          <w:rStyle w:val="VerbatimChar"/>
+        </w:rPr>
+        <w:t xml:space="preserve">datetime.now()</w:t>
+      </w:r>
+      <w:r>
+        <w:t xml:space="preserve">（本地）。于是操作日志、评价时间显示 15:28，报告生成时间显示 23:28 —— 同一份材料里差 8 小时，评审会当成缺陷。</w:t>
+      </w:r>
+    </w:p>
+    <w:p>
+      <w:pPr>
+        <w:numPr>
+          <w:ilvl w:val="1"/>
+          <w:numId w:val="1007"/>
+        </w:numPr>
+        <w:pStyle w:val="Compact"/>
+      </w:pPr>
+      <w:r>
+        <w:t xml:space="preserve">影响：</w:t>
+      </w:r>
+    </w:p>
+    <w:p>
+      <w:pPr>
+        <w:numPr>
+          <w:ilvl w:val="2"/>
+          <w:numId w:val="1008"/>
+        </w:numPr>
+        <w:pStyle w:val="Compact"/>
+      </w:pPr>
+      <w:r>
+        <w:t xml:space="preserve">新增</w:t>
+      </w:r>
+      <w:r>
+        <w:t xml:space="preserve"> </w:t>
+      </w:r>
+      <w:r>
+        <w:rPr>
+          <w:rStyle w:val="VerbatimChar"/>
+        </w:rPr>
+        <w:t xml:space="preserve">app/utils/timefmt.py</w:t>
+      </w:r>
+      <w:r>
+        <w:t xml:space="preserve">：</w:t>
+      </w:r>
+      <w:r>
+        <w:rPr>
+          <w:rStyle w:val="VerbatimChar"/>
+        </w:rPr>
+        <w:t xml:space="preserve">to_local()</w:t>
+      </w:r>
+      <w:r>
+        <w:t xml:space="preserve"> </w:t>
+      </w:r>
+      <w:r>
+        <w:t xml:space="preserve">把 UTC 换算成本地时间，</w:t>
+      </w:r>
+      <w:r>
+        <w:rPr>
+          <w:rStyle w:val="VerbatimChar"/>
+        </w:rPr>
+        <w:t xml:space="preserve">now_utc()</w:t>
+      </w:r>
+      <w:r>
+        <w:t xml:space="preserve"> </w:t>
+      </w:r>
+      <w:r>
+        <w:t xml:space="preserve">取带时区的当前时间；在</w:t>
+      </w:r>
+      <w:r>
+        <w:t xml:space="preserve"> </w:t>
+      </w:r>
+      <w:r>
+        <w:rPr>
+          <w:rStyle w:val="VerbatimChar"/>
+        </w:rPr>
+        <w:t xml:space="preserve">create_app</w:t>
+      </w:r>
+      <w:r>
+        <w:t xml:space="preserve"> </w:t>
+      </w:r>
+      <w:r>
+        <w:t xml:space="preserve">里注册为 Jinja 过滤器</w:t>
+      </w:r>
+      <w:r>
+        <w:t xml:space="preserve"> </w:t>
+      </w:r>
+      <w:r>
+        <w:rPr>
+          <w:rStyle w:val="VerbatimChar"/>
+        </w:rPr>
+        <w:t xml:space="preserve">localdt</w:t>
+      </w:r>
+      <w:r>
+        <w:t xml:space="preserve">。</w:t>
+      </w:r>
+    </w:p>
+    <w:p>
+      <w:pPr>
+        <w:numPr>
+          <w:ilvl w:val="2"/>
+          <w:numId w:val="1008"/>
+        </w:numPr>
+        <w:pStyle w:val="Compact"/>
+      </w:pPr>
+      <w:r>
+        <w:rPr>
+          <w:bCs/>
+          <w:b/>
+        </w:rPr>
         <w:t xml:space="preserve">不在写库时改成本地时间</w:t>
       </w:r>
       <w:r>
@@ -1432,7 +1706,7 @@
       <w:pPr>
         <w:numPr>
           <w:ilvl w:val="2"/>
-          <w:numId w:val="1006"/>
+          <w:numId w:val="1008"/>
         </w:numPr>
         <w:pStyle w:val="Compact"/>
       </w:pPr>
@@ -1468,7 +1742,7 @@
       <w:pPr>
         <w:numPr>
           <w:ilvl w:val="2"/>
-          <w:numId w:val="1006"/>
+          <w:numId w:val="1008"/>
         </w:numPr>
         <w:pStyle w:val="Compact"/>
       </w:pPr>
@@ -1504,7 +1778,7 @@
       <w:pPr>
         <w:numPr>
           <w:ilvl w:val="2"/>
-          <w:numId w:val="1006"/>
+          <w:numId w:val="1008"/>
         </w:numPr>
         <w:pStyle w:val="Compact"/>
       </w:pPr>
@@ -1522,7 +1796,7 @@
       <w:pPr>
         <w:numPr>
           <w:ilvl w:val="1"/>
-          <w:numId w:val="1005"/>
+          <w:numId w:val="1007"/>
         </w:numPr>
         <w:pStyle w:val="Compact"/>
       </w:pPr>
@@ -1556,7 +1830,7 @@
       <w:pPr>
         <w:numPr>
           <w:ilvl w:val="0"/>
-          <w:numId w:val="1007"/>
+          <w:numId w:val="1009"/>
         </w:numPr>
       </w:pPr>
       <w:r>
@@ -1583,7 +1857,7 @@
       <w:pPr>
         <w:numPr>
           <w:ilvl w:val="1"/>
-          <w:numId w:val="1008"/>
+          <w:numId w:val="1010"/>
         </w:numPr>
         <w:pStyle w:val="Compact"/>
       </w:pPr>
@@ -1595,7 +1869,7 @@
       <w:pPr>
         <w:numPr>
           <w:ilvl w:val="1"/>
-          <w:numId w:val="1008"/>
+          <w:numId w:val="1010"/>
         </w:numPr>
         <w:pStyle w:val="Compact"/>
       </w:pPr>
@@ -1607,124 +1881,124 @@
       <w:pPr>
         <w:numPr>
           <w:ilvl w:val="2"/>
+          <w:numId w:val="1011"/>
+        </w:numPr>
+        <w:pStyle w:val="Compact"/>
+      </w:pPr>
+      <w:r>
+        <w:rPr>
+          <w:rStyle w:val="VerbatimChar"/>
+        </w:rPr>
+        <w:t xml:space="preserve">app/templates/auth/home.html</w:t>
+      </w:r>
+      <w:r>
+        <w:t xml:space="preserve">：删掉该 section，工作台到「评价流程」八张卡片为止。</w:t>
+      </w:r>
+    </w:p>
+    <w:p>
+      <w:pPr>
+        <w:numPr>
+          <w:ilvl w:val="2"/>
+          <w:numId w:val="1011"/>
+        </w:numPr>
+        <w:pStyle w:val="Compact"/>
+      </w:pPr>
+      <w:r>
+        <w:rPr>
+          <w:rStyle w:val="VerbatimChar"/>
+        </w:rPr>
+        <w:t xml:space="preserve">app/templates/base.html</w:t>
+      </w:r>
+      <w:r>
+        <w:t xml:space="preserve">：</w:t>
+      </w:r>
+      <w:r>
+        <w:rPr>
+          <w:rStyle w:val="VerbatimChar"/>
+        </w:rPr>
+        <w:t xml:space="preserve">.row-card</w:t>
+      </w:r>
+      <w:r>
+        <w:t xml:space="preserve"> </w:t>
+      </w:r>
+      <w:r>
+        <w:t xml:space="preserve">一整套样式（9 条规则）只被这一栏用过，一并删掉，免得留死代码。</w:t>
+      </w:r>
+    </w:p>
+    <w:p>
+      <w:pPr>
+        <w:numPr>
+          <w:ilvl w:val="2"/>
+          <w:numId w:val="1011"/>
+        </w:numPr>
+        <w:pStyle w:val="Compact"/>
+      </w:pPr>
+      <w:r>
+        <w:t xml:space="preserve">入口没有减少：个人设置在左侧导航栏，账号与操作日志从「个人设置 · 账号」或顶栏铃铛进入。</w:t>
+      </w:r>
+    </w:p>
+    <w:p>
+      <w:pPr>
+        <w:numPr>
+          <w:ilvl w:val="2"/>
+          <w:numId w:val="1011"/>
+        </w:numPr>
+        <w:pStyle w:val="Compact"/>
+      </w:pPr>
+      <w:r>
+        <w:rPr>
+          <w:rStyle w:val="VerbatimChar"/>
+        </w:rPr>
+        <w:t xml:space="preserve">软著材料/截图/02_系统首页.png</w:t>
+      </w:r>
+      <w:r>
+        <w:t xml:space="preserve"> </w:t>
+      </w:r>
+      <w:r>
+        <w:t xml:space="preserve">与说明书里的对应插图随之更新。</w:t>
+      </w:r>
+    </w:p>
+    <w:p>
+      <w:pPr>
+        <w:numPr>
+          <w:ilvl w:val="1"/>
+          <w:numId w:val="1010"/>
+        </w:numPr>
+        <w:pStyle w:val="Compact"/>
+      </w:pPr>
+      <w:r>
+        <w:t xml:space="preserve">验证：</w:t>
+      </w:r>
+      <w:r>
+        <w:rPr>
+          <w:rStyle w:val="VerbatimChar"/>
+        </w:rPr>
+        <w:t xml:space="preserve">工具/make_screenshots.py</w:t>
+      </w:r>
+      <w:r>
+        <w:t xml:space="preserve"> </w:t>
+      </w:r>
+      <w:r>
+        <w:t xml:space="preserve">重跑 27/27 张、全部返回 200；源程序 PDF 247 页、说明书 PDF 29 页重跑；</w:t>
+      </w:r>
+      <w:r>
+        <w:rPr>
+          <w:rStyle w:val="VerbatimChar"/>
+        </w:rPr>
+        <w:t xml:space="preserve">工具/check_materials.py</w:t>
+      </w:r>
+      <w:r>
+        <w:t xml:space="preserve"> </w:t>
+      </w:r>
+      <w:r>
+        <w:t xml:space="preserve">21 项全部符合。</w:t>
+      </w:r>
+    </w:p>
+    <w:p>
+      <w:pPr>
+        <w:numPr>
+          <w:ilvl w:val="0"/>
           <w:numId w:val="1009"/>
-        </w:numPr>
-        <w:pStyle w:val="Compact"/>
-      </w:pPr>
-      <w:r>
-        <w:rPr>
-          <w:rStyle w:val="VerbatimChar"/>
-        </w:rPr>
-        <w:t xml:space="preserve">app/templates/auth/home.html</w:t>
-      </w:r>
-      <w:r>
-        <w:t xml:space="preserve">：删掉该 section，工作台到「评价流程」八张卡片为止。</w:t>
-      </w:r>
-    </w:p>
-    <w:p>
-      <w:pPr>
-        <w:numPr>
-          <w:ilvl w:val="2"/>
-          <w:numId w:val="1009"/>
-        </w:numPr>
-        <w:pStyle w:val="Compact"/>
-      </w:pPr>
-      <w:r>
-        <w:rPr>
-          <w:rStyle w:val="VerbatimChar"/>
-        </w:rPr>
-        <w:t xml:space="preserve">app/templates/base.html</w:t>
-      </w:r>
-      <w:r>
-        <w:t xml:space="preserve">：</w:t>
-      </w:r>
-      <w:r>
-        <w:rPr>
-          <w:rStyle w:val="VerbatimChar"/>
-        </w:rPr>
-        <w:t xml:space="preserve">.row-card</w:t>
-      </w:r>
-      <w:r>
-        <w:t xml:space="preserve"> </w:t>
-      </w:r>
-      <w:r>
-        <w:t xml:space="preserve">一整套样式（9 条规则）只被这一栏用过，一并删掉，免得留死代码。</w:t>
-      </w:r>
-    </w:p>
-    <w:p>
-      <w:pPr>
-        <w:numPr>
-          <w:ilvl w:val="2"/>
-          <w:numId w:val="1009"/>
-        </w:numPr>
-        <w:pStyle w:val="Compact"/>
-      </w:pPr>
-      <w:r>
-        <w:t xml:space="preserve">入口没有减少：个人设置在左侧导航栏，账号与操作日志从「个人设置 · 账号」或顶栏铃铛进入。</w:t>
-      </w:r>
-    </w:p>
-    <w:p>
-      <w:pPr>
-        <w:numPr>
-          <w:ilvl w:val="2"/>
-          <w:numId w:val="1009"/>
-        </w:numPr>
-        <w:pStyle w:val="Compact"/>
-      </w:pPr>
-      <w:r>
-        <w:rPr>
-          <w:rStyle w:val="VerbatimChar"/>
-        </w:rPr>
-        <w:t xml:space="preserve">软著材料/截图/02_系统首页.png</w:t>
-      </w:r>
-      <w:r>
-        <w:t xml:space="preserve"> </w:t>
-      </w:r>
-      <w:r>
-        <w:t xml:space="preserve">与说明书里的对应插图随之更新。</w:t>
-      </w:r>
-    </w:p>
-    <w:p>
-      <w:pPr>
-        <w:numPr>
-          <w:ilvl w:val="1"/>
-          <w:numId w:val="1008"/>
-        </w:numPr>
-        <w:pStyle w:val="Compact"/>
-      </w:pPr>
-      <w:r>
-        <w:t xml:space="preserve">验证：</w:t>
-      </w:r>
-      <w:r>
-        <w:rPr>
-          <w:rStyle w:val="VerbatimChar"/>
-        </w:rPr>
-        <w:t xml:space="preserve">工具/make_screenshots.py</w:t>
-      </w:r>
-      <w:r>
-        <w:t xml:space="preserve"> </w:t>
-      </w:r>
-      <w:r>
-        <w:t xml:space="preserve">重跑 27/27 张、全部返回 200；源程序 PDF 247 页、说明书 PDF 29 页重跑；</w:t>
-      </w:r>
-      <w:r>
-        <w:rPr>
-          <w:rStyle w:val="VerbatimChar"/>
-        </w:rPr>
-        <w:t xml:space="preserve">工具/check_materials.py</w:t>
-      </w:r>
-      <w:r>
-        <w:t xml:space="preserve"> </w:t>
-      </w:r>
-      <w:r>
-        <w:t xml:space="preserve">21 项全部符合。</w:t>
-      </w:r>
-    </w:p>
-    <w:p>
-      <w:pPr>
-        <w:numPr>
-          <w:ilvl w:val="0"/>
-          <w:numId w:val="1007"/>
         </w:numPr>
       </w:pPr>
       <w:r>
@@ -1751,7 +2025,7 @@
       <w:pPr>
         <w:numPr>
           <w:ilvl w:val="1"/>
-          <w:numId w:val="1010"/>
+          <w:numId w:val="1012"/>
         </w:numPr>
         <w:pStyle w:val="Compact"/>
       </w:pPr>
@@ -1763,7 +2037,7 @@
       <w:pPr>
         <w:numPr>
           <w:ilvl w:val="1"/>
-          <w:numId w:val="1010"/>
+          <w:numId w:val="1012"/>
         </w:numPr>
         <w:pStyle w:val="Compact"/>
       </w:pPr>
@@ -1781,7 +2055,7 @@
       <w:pPr>
         <w:numPr>
           <w:ilvl w:val="2"/>
-          <w:numId w:val="1011"/>
+          <w:numId w:val="1013"/>
         </w:numPr>
         <w:pStyle w:val="Compact"/>
       </w:pPr>
@@ -1853,7 +2127,7 @@
       <w:pPr>
         <w:numPr>
           <w:ilvl w:val="2"/>
-          <w:numId w:val="1011"/>
+          <w:numId w:val="1013"/>
         </w:numPr>
         <w:pStyle w:val="Compact"/>
       </w:pPr>
@@ -1904,7 +2178,7 @@
       <w:pPr>
         <w:numPr>
           <w:ilvl w:val="2"/>
-          <w:numId w:val="1011"/>
+          <w:numId w:val="1013"/>
         </w:numPr>
         <w:pStyle w:val="Compact"/>
       </w:pPr>
@@ -1916,7 +2190,7 @@
       <w:pPr>
         <w:numPr>
           <w:ilvl w:val="2"/>
-          <w:numId w:val="1011"/>
+          <w:numId w:val="1013"/>
         </w:numPr>
         <w:pStyle w:val="Compact"/>
       </w:pPr>
@@ -1976,7 +2250,7 @@
       <w:pPr>
         <w:numPr>
           <w:ilvl w:val="2"/>
-          <w:numId w:val="1011"/>
+          <w:numId w:val="1013"/>
         </w:numPr>
         <w:pStyle w:val="Compact"/>
       </w:pPr>
@@ -1997,7 +2271,7 @@
       <w:pPr>
         <w:numPr>
           <w:ilvl w:val="2"/>
-          <w:numId w:val="1011"/>
+          <w:numId w:val="1013"/>
         </w:numPr>
         <w:pStyle w:val="Compact"/>
       </w:pPr>
@@ -2018,7 +2292,7 @@
       <w:pPr>
         <w:numPr>
           <w:ilvl w:val="1"/>
-          <w:numId w:val="1010"/>
+          <w:numId w:val="1012"/>
         </w:numPr>
         <w:pStyle w:val="Compact"/>
       </w:pPr>
@@ -2069,7 +2343,7 @@
       <w:pPr>
         <w:numPr>
           <w:ilvl w:val="0"/>
-          <w:numId w:val="1007"/>
+          <w:numId w:val="1009"/>
         </w:numPr>
       </w:pPr>
       <w:r>
@@ -2096,7 +2370,7 @@
       <w:pPr>
         <w:numPr>
           <w:ilvl w:val="1"/>
-          <w:numId w:val="1012"/>
+          <w:numId w:val="1014"/>
         </w:numPr>
         <w:pStyle w:val="Compact"/>
       </w:pPr>
@@ -2108,7 +2382,7 @@
       <w:pPr>
         <w:numPr>
           <w:ilvl w:val="1"/>
-          <w:numId w:val="1012"/>
+          <w:numId w:val="1014"/>
         </w:numPr>
         <w:pStyle w:val="Compact"/>
       </w:pPr>
@@ -2126,7 +2400,7 @@
       <w:pPr>
         <w:numPr>
           <w:ilvl w:val="2"/>
-          <w:numId w:val="1013"/>
+          <w:numId w:val="1015"/>
         </w:numPr>
         <w:pStyle w:val="Compact"/>
       </w:pPr>
@@ -2249,7 +2523,7 @@
       <w:pPr>
         <w:numPr>
           <w:ilvl w:val="2"/>
-          <w:numId w:val="1013"/>
+          <w:numId w:val="1015"/>
         </w:numPr>
         <w:pStyle w:val="Compact"/>
       </w:pPr>
@@ -2306,7 +2580,7 @@
       <w:pPr>
         <w:numPr>
           <w:ilvl w:val="2"/>
-          <w:numId w:val="1013"/>
+          <w:numId w:val="1015"/>
         </w:numPr>
         <w:pStyle w:val="Compact"/>
       </w:pPr>
@@ -2318,7 +2592,7 @@
       <w:pPr>
         <w:numPr>
           <w:ilvl w:val="2"/>
-          <w:numId w:val="1013"/>
+          <w:numId w:val="1015"/>
         </w:numPr>
         <w:pStyle w:val="Compact"/>
       </w:pPr>
@@ -2339,7 +2613,7 @@
       <w:pPr>
         <w:numPr>
           <w:ilvl w:val="1"/>
-          <w:numId w:val="1012"/>
+          <w:numId w:val="1014"/>
         </w:numPr>
         <w:pStyle w:val="Compact"/>
       </w:pPr>
@@ -2375,7 +2649,7 @@
       <w:pPr>
         <w:numPr>
           <w:ilvl w:val="0"/>
-          <w:numId w:val="1007"/>
+          <w:numId w:val="1009"/>
         </w:numPr>
       </w:pPr>
       <w:r>
@@ -2402,7 +2676,7 @@
       <w:pPr>
         <w:numPr>
           <w:ilvl w:val="1"/>
-          <w:numId w:val="1014"/>
+          <w:numId w:val="1016"/>
         </w:numPr>
         <w:pStyle w:val="Compact"/>
       </w:pPr>
@@ -2444,7 +2718,7 @@
       <w:pPr>
         <w:numPr>
           <w:ilvl w:val="1"/>
-          <w:numId w:val="1014"/>
+          <w:numId w:val="1016"/>
         </w:numPr>
         <w:pStyle w:val="Compact"/>
       </w:pPr>
@@ -2456,7 +2730,7 @@
       <w:pPr>
         <w:numPr>
           <w:ilvl w:val="2"/>
-          <w:numId w:val="1015"/>
+          <w:numId w:val="1017"/>
         </w:numPr>
         <w:pStyle w:val="Compact"/>
       </w:pPr>
@@ -2511,7 +2785,7 @@
       <w:pPr>
         <w:numPr>
           <w:ilvl w:val="2"/>
-          <w:numId w:val="1015"/>
+          <w:numId w:val="1017"/>
         </w:numPr>
         <w:pStyle w:val="Compact"/>
       </w:pPr>
@@ -2532,7 +2806,7 @@
       <w:pPr>
         <w:numPr>
           <w:ilvl w:val="2"/>
-          <w:numId w:val="1015"/>
+          <w:numId w:val="1017"/>
         </w:numPr>
         <w:pStyle w:val="Compact"/>
       </w:pPr>
@@ -2550,7 +2824,7 @@
       <w:pPr>
         <w:numPr>
           <w:ilvl w:val="2"/>
-          <w:numId w:val="1015"/>
+          <w:numId w:val="1017"/>
         </w:numPr>
         <w:pStyle w:val="Compact"/>
       </w:pPr>
@@ -2568,7 +2842,7 @@
       <w:pPr>
         <w:numPr>
           <w:ilvl w:val="1"/>
-          <w:numId w:val="1014"/>
+          <w:numId w:val="1016"/>
         </w:numPr>
         <w:pStyle w:val="Compact"/>
       </w:pPr>
@@ -2604,7 +2878,7 @@
       <w:pPr>
         <w:numPr>
           <w:ilvl w:val="1"/>
-          <w:numId w:val="1014"/>
+          <w:numId w:val="1016"/>
         </w:numPr>
         <w:pStyle w:val="Compact"/>
       </w:pPr>
@@ -2628,7 +2902,7 @@
       <w:pPr>
         <w:numPr>
           <w:ilvl w:val="0"/>
-          <w:numId w:val="1007"/>
+          <w:numId w:val="1009"/>
         </w:numPr>
       </w:pPr>
       <w:r>
@@ -2685,7 +2959,7 @@
       <w:pPr>
         <w:numPr>
           <w:ilvl w:val="1"/>
-          <w:numId w:val="1016"/>
+          <w:numId w:val="1018"/>
         </w:numPr>
         <w:pStyle w:val="Compact"/>
       </w:pPr>
@@ -2763,7 +3037,7 @@
       <w:pPr>
         <w:numPr>
           <w:ilvl w:val="1"/>
-          <w:numId w:val="1016"/>
+          <w:numId w:val="1018"/>
         </w:numPr>
         <w:pStyle w:val="Compact"/>
       </w:pPr>
@@ -2808,7 +3082,7 @@
       <w:pPr>
         <w:numPr>
           <w:ilvl w:val="1"/>
-          <w:numId w:val="1016"/>
+          <w:numId w:val="1018"/>
         </w:numPr>
         <w:pStyle w:val="Compact"/>
       </w:pPr>
@@ -2868,7 +3142,7 @@
       <w:pPr>
         <w:numPr>
           <w:ilvl w:val="0"/>
-          <w:numId w:val="1007"/>
+          <w:numId w:val="1009"/>
         </w:numPr>
       </w:pPr>
       <w:r>
@@ -2895,7 +3169,7 @@
       <w:pPr>
         <w:numPr>
           <w:ilvl w:val="1"/>
-          <w:numId w:val="1017"/>
+          <w:numId w:val="1019"/>
         </w:numPr>
         <w:pStyle w:val="Compact"/>
       </w:pPr>
@@ -2907,7 +3181,7 @@
       <w:pPr>
         <w:numPr>
           <w:ilvl w:val="1"/>
-          <w:numId w:val="1017"/>
+          <w:numId w:val="1019"/>
         </w:numPr>
         <w:pStyle w:val="Compact"/>
       </w:pPr>
@@ -2919,7 +3193,7 @@
       <w:pPr>
         <w:numPr>
           <w:ilvl w:val="2"/>
-          <w:numId w:val="1018"/>
+          <w:numId w:val="1020"/>
         </w:numPr>
         <w:pStyle w:val="Compact"/>
       </w:pPr>
@@ -3018,7 +3292,7 @@
       <w:pPr>
         <w:numPr>
           <w:ilvl w:val="2"/>
-          <w:numId w:val="1018"/>
+          <w:numId w:val="1020"/>
         </w:numPr>
         <w:pStyle w:val="Compact"/>
       </w:pPr>
@@ -3063,7 +3337,7 @@
       <w:pPr>
         <w:numPr>
           <w:ilvl w:val="1"/>
-          <w:numId w:val="1017"/>
+          <w:numId w:val="1019"/>
         </w:numPr>
         <w:pStyle w:val="Compact"/>
       </w:pPr>
@@ -3075,7 +3349,7 @@
       <w:pPr>
         <w:numPr>
           <w:ilvl w:val="1"/>
-          <w:numId w:val="1017"/>
+          <w:numId w:val="1019"/>
         </w:numPr>
         <w:pStyle w:val="Compact"/>
       </w:pPr>
@@ -3136,7 +3410,7 @@
       <w:pPr>
         <w:numPr>
           <w:ilvl w:val="0"/>
-          <w:numId w:val="1007"/>
+          <w:numId w:val="1009"/>
         </w:numPr>
       </w:pPr>
       <w:r>
@@ -3163,7 +3437,7 @@
       <w:pPr>
         <w:numPr>
           <w:ilvl w:val="1"/>
-          <w:numId w:val="1019"/>
+          <w:numId w:val="1021"/>
         </w:numPr>
         <w:pStyle w:val="Compact"/>
       </w:pPr>
@@ -3184,7 +3458,7 @@
       <w:pPr>
         <w:numPr>
           <w:ilvl w:val="1"/>
-          <w:numId w:val="1019"/>
+          <w:numId w:val="1021"/>
         </w:numPr>
         <w:pStyle w:val="Compact"/>
       </w:pPr>
@@ -3205,7 +3479,7 @@
       <w:pPr>
         <w:numPr>
           <w:ilvl w:val="1"/>
-          <w:numId w:val="1019"/>
+          <w:numId w:val="1021"/>
         </w:numPr>
         <w:pStyle w:val="Compact"/>
       </w:pPr>
@@ -3229,7 +3503,7 @@
       <w:pPr>
         <w:numPr>
           <w:ilvl w:val="0"/>
-          <w:numId w:val="1007"/>
+          <w:numId w:val="1009"/>
         </w:numPr>
       </w:pPr>
       <w:r>
@@ -3256,7 +3530,7 @@
       <w:pPr>
         <w:numPr>
           <w:ilvl w:val="1"/>
-          <w:numId w:val="1020"/>
+          <w:numId w:val="1022"/>
         </w:numPr>
         <w:pStyle w:val="Compact"/>
       </w:pPr>
@@ -3295,7 +3569,7 @@
       <w:pPr>
         <w:numPr>
           <w:ilvl w:val="1"/>
-          <w:numId w:val="1020"/>
+          <w:numId w:val="1022"/>
         </w:numPr>
         <w:pStyle w:val="Compact"/>
       </w:pPr>
@@ -3334,7 +3608,7 @@
       <w:pPr>
         <w:numPr>
           <w:ilvl w:val="2"/>
-          <w:numId w:val="1021"/>
+          <w:numId w:val="1023"/>
         </w:numPr>
         <w:pStyle w:val="Compact"/>
       </w:pPr>
@@ -3355,7 +3629,7 @@
       <w:pPr>
         <w:numPr>
           <w:ilvl w:val="2"/>
-          <w:numId w:val="1021"/>
+          <w:numId w:val="1023"/>
         </w:numPr>
         <w:pStyle w:val="Compact"/>
       </w:pPr>
@@ -3367,7 +3641,7 @@
       <w:pPr>
         <w:numPr>
           <w:ilvl w:val="2"/>
-          <w:numId w:val="1021"/>
+          <w:numId w:val="1023"/>
         </w:numPr>
         <w:pStyle w:val="Compact"/>
       </w:pPr>
@@ -3379,7 +3653,7 @@
       <w:pPr>
         <w:numPr>
           <w:ilvl w:val="1"/>
-          <w:numId w:val="1020"/>
+          <w:numId w:val="1022"/>
         </w:numPr>
         <w:pStyle w:val="Compact"/>
       </w:pPr>
@@ -3403,7 +3677,7 @@
       <w:pPr>
         <w:numPr>
           <w:ilvl w:val="0"/>
-          <w:numId w:val="1007"/>
+          <w:numId w:val="1009"/>
         </w:numPr>
       </w:pPr>
       <w:r>
@@ -3430,7 +3704,7 @@
       <w:pPr>
         <w:numPr>
           <w:ilvl w:val="1"/>
-          <w:numId w:val="1022"/>
+          <w:numId w:val="1024"/>
         </w:numPr>
         <w:pStyle w:val="Compact"/>
       </w:pPr>
@@ -3442,7 +3716,7 @@
       <w:pPr>
         <w:numPr>
           <w:ilvl w:val="1"/>
-          <w:numId w:val="1022"/>
+          <w:numId w:val="1024"/>
         </w:numPr>
         <w:pStyle w:val="Compact"/>
       </w:pPr>
@@ -3496,7 +3770,7 @@
       <w:pPr>
         <w:numPr>
           <w:ilvl w:val="0"/>
-          <w:numId w:val="1007"/>
+          <w:numId w:val="1009"/>
         </w:numPr>
       </w:pPr>
       <w:r>
@@ -3523,7 +3797,7 @@
       <w:pPr>
         <w:numPr>
           <w:ilvl w:val="1"/>
-          <w:numId w:val="1023"/>
+          <w:numId w:val="1025"/>
         </w:numPr>
         <w:pStyle w:val="Compact"/>
       </w:pPr>
@@ -3535,7 +3809,7 @@
       <w:pPr>
         <w:numPr>
           <w:ilvl w:val="1"/>
-          <w:numId w:val="1023"/>
+          <w:numId w:val="1025"/>
         </w:numPr>
         <w:pStyle w:val="Compact"/>
       </w:pPr>
@@ -3556,7 +3830,7 @@
       <w:pPr>
         <w:numPr>
           <w:ilvl w:val="0"/>
-          <w:numId w:val="1007"/>
+          <w:numId w:val="1009"/>
         </w:numPr>
       </w:pPr>
       <w:r>
@@ -3583,7 +3857,7 @@
       <w:pPr>
         <w:numPr>
           <w:ilvl w:val="1"/>
-          <w:numId w:val="1024"/>
+          <w:numId w:val="1026"/>
         </w:numPr>
         <w:pStyle w:val="Compact"/>
       </w:pPr>
@@ -3595,7 +3869,7 @@
       <w:pPr>
         <w:numPr>
           <w:ilvl w:val="1"/>
-          <w:numId w:val="1024"/>
+          <w:numId w:val="1026"/>
         </w:numPr>
         <w:pStyle w:val="Compact"/>
       </w:pPr>
@@ -3643,7 +3917,7 @@
       <w:pPr>
         <w:numPr>
           <w:ilvl w:val="0"/>
-          <w:numId w:val="1007"/>
+          <w:numId w:val="1009"/>
         </w:numPr>
       </w:pPr>
       <w:r>
@@ -3670,7 +3944,7 @@
       <w:pPr>
         <w:numPr>
           <w:ilvl w:val="1"/>
-          <w:numId w:val="1025"/>
+          <w:numId w:val="1027"/>
         </w:numPr>
         <w:pStyle w:val="Compact"/>
       </w:pPr>
@@ -3682,7 +3956,7 @@
       <w:pPr>
         <w:numPr>
           <w:ilvl w:val="1"/>
-          <w:numId w:val="1025"/>
+          <w:numId w:val="1027"/>
         </w:numPr>
         <w:pStyle w:val="Compact"/>
       </w:pPr>
@@ -3694,7 +3968,7 @@
       <w:pPr>
         <w:numPr>
           <w:ilvl w:val="2"/>
-          <w:numId w:val="1026"/>
+          <w:numId w:val="1028"/>
         </w:numPr>
         <w:pStyle w:val="Compact"/>
       </w:pPr>
@@ -3760,7 +4034,7 @@
       <w:pPr>
         <w:numPr>
           <w:ilvl w:val="2"/>
-          <w:numId w:val="1026"/>
+          <w:numId w:val="1028"/>
         </w:numPr>
         <w:pStyle w:val="Compact"/>
       </w:pPr>
@@ -3778,7 +4052,7 @@
       <w:pPr>
         <w:numPr>
           <w:ilvl w:val="2"/>
-          <w:numId w:val="1026"/>
+          <w:numId w:val="1028"/>
         </w:numPr>
         <w:pStyle w:val="Compact"/>
       </w:pPr>
@@ -3829,7 +4103,7 @@
       <w:pPr>
         <w:numPr>
           <w:ilvl w:val="2"/>
-          <w:numId w:val="1026"/>
+          <w:numId w:val="1028"/>
         </w:numPr>
         <w:pStyle w:val="Compact"/>
       </w:pPr>
@@ -3841,7 +4115,7 @@
       <w:pPr>
         <w:numPr>
           <w:ilvl w:val="2"/>
-          <w:numId w:val="1026"/>
+          <w:numId w:val="1028"/>
         </w:numPr>
         <w:pStyle w:val="Compact"/>
       </w:pPr>
@@ -3853,7 +4127,7 @@
       <w:pPr>
         <w:numPr>
           <w:ilvl w:val="2"/>
-          <w:numId w:val="1026"/>
+          <w:numId w:val="1028"/>
         </w:numPr>
         <w:pStyle w:val="Compact"/>
       </w:pPr>
@@ -3911,7 +4185,7 @@
       <w:pPr>
         <w:numPr>
           <w:ilvl w:val="1"/>
-          <w:numId w:val="1025"/>
+          <w:numId w:val="1027"/>
         </w:numPr>
         <w:pStyle w:val="Compact"/>
       </w:pPr>
@@ -3947,7 +4221,7 @@
       <w:pPr>
         <w:numPr>
           <w:ilvl w:val="0"/>
-          <w:numId w:val="1007"/>
+          <w:numId w:val="1009"/>
         </w:numPr>
       </w:pPr>
       <w:r>
@@ -3974,7 +4248,7 @@
       <w:pPr>
         <w:numPr>
           <w:ilvl w:val="1"/>
-          <w:numId w:val="1027"/>
+          <w:numId w:val="1029"/>
         </w:numPr>
         <w:pStyle w:val="Compact"/>
       </w:pPr>
@@ -3986,7 +4260,7 @@
       <w:pPr>
         <w:numPr>
           <w:ilvl w:val="1"/>
-          <w:numId w:val="1027"/>
+          <w:numId w:val="1029"/>
         </w:numPr>
         <w:pStyle w:val="Compact"/>
       </w:pPr>
@@ -4019,7 +4293,7 @@
       <w:pPr>
         <w:numPr>
           <w:ilvl w:val="0"/>
-          <w:numId w:val="1007"/>
+          <w:numId w:val="1009"/>
         </w:numPr>
       </w:pPr>
       <w:r>
@@ -4046,7 +4320,7 @@
       <w:pPr>
         <w:numPr>
           <w:ilvl w:val="1"/>
-          <w:numId w:val="1028"/>
+          <w:numId w:val="1030"/>
         </w:numPr>
         <w:pStyle w:val="Compact"/>
       </w:pPr>
@@ -4058,7 +4332,7 @@
       <w:pPr>
         <w:numPr>
           <w:ilvl w:val="1"/>
-          <w:numId w:val="1028"/>
+          <w:numId w:val="1030"/>
         </w:numPr>
         <w:pStyle w:val="Compact"/>
       </w:pPr>
@@ -4079,7 +4353,7 @@
       <w:pPr>
         <w:numPr>
           <w:ilvl w:val="0"/>
-          <w:numId w:val="1007"/>
+          <w:numId w:val="1009"/>
         </w:numPr>
       </w:pPr>
       <w:r>
@@ -4106,7 +4380,7 @@
       <w:pPr>
         <w:numPr>
           <w:ilvl w:val="1"/>
-          <w:numId w:val="1029"/>
+          <w:numId w:val="1031"/>
         </w:numPr>
         <w:pStyle w:val="Compact"/>
       </w:pPr>
@@ -4136,7 +4410,7 @@
       <w:pPr>
         <w:numPr>
           <w:ilvl w:val="0"/>
-          <w:numId w:val="1007"/>
+          <w:numId w:val="1009"/>
         </w:numPr>
       </w:pPr>
       <w:r>
@@ -4163,7 +4437,7 @@
       <w:pPr>
         <w:numPr>
           <w:ilvl w:val="1"/>
-          <w:numId w:val="1030"/>
+          <w:numId w:val="1032"/>
         </w:numPr>
         <w:pStyle w:val="Compact"/>
       </w:pPr>
@@ -4175,7 +4449,7 @@
       <w:pPr>
         <w:numPr>
           <w:ilvl w:val="1"/>
-          <w:numId w:val="1030"/>
+          <w:numId w:val="1032"/>
         </w:numPr>
         <w:pStyle w:val="Compact"/>
       </w:pPr>
@@ -4226,7 +4500,7 @@
       <w:pPr>
         <w:numPr>
           <w:ilvl w:val="1"/>
-          <w:numId w:val="1030"/>
+          <w:numId w:val="1032"/>
         </w:numPr>
         <w:pStyle w:val="Compact"/>
       </w:pPr>
@@ -4238,7 +4512,7 @@
       <w:pPr>
         <w:numPr>
           <w:ilvl w:val="0"/>
-          <w:numId w:val="1007"/>
+          <w:numId w:val="1009"/>
         </w:numPr>
       </w:pPr>
       <w:r>
@@ -4304,7 +4578,7 @@
       <w:pPr>
         <w:numPr>
           <w:ilvl w:val="1"/>
-          <w:numId w:val="1031"/>
+          <w:numId w:val="1033"/>
         </w:numPr>
         <w:pStyle w:val="Compact"/>
       </w:pPr>
@@ -4340,7 +4614,7 @@
       <w:pPr>
         <w:numPr>
           <w:ilvl w:val="0"/>
-          <w:numId w:val="1007"/>
+          <w:numId w:val="1009"/>
         </w:numPr>
       </w:pPr>
       <w:r>
@@ -4367,7 +4641,7 @@
       <w:pPr>
         <w:numPr>
           <w:ilvl w:val="1"/>
-          <w:numId w:val="1032"/>
+          <w:numId w:val="1034"/>
         </w:numPr>
         <w:pStyle w:val="Compact"/>
       </w:pPr>
@@ -4379,7 +4653,7 @@
       <w:pPr>
         <w:numPr>
           <w:ilvl w:val="0"/>
-          <w:numId w:val="1007"/>
+          <w:numId w:val="1009"/>
         </w:numPr>
       </w:pPr>
       <w:r>
@@ -4406,7 +4680,7 @@
       <w:pPr>
         <w:numPr>
           <w:ilvl w:val="0"/>
-          <w:numId w:val="1007"/>
+          <w:numId w:val="1009"/>
         </w:numPr>
       </w:pPr>
       <w:r>
@@ -4433,7 +4707,7 @@
       <w:pPr>
         <w:numPr>
           <w:ilvl w:val="1"/>
-          <w:numId w:val="1033"/>
+          <w:numId w:val="1035"/>
         </w:numPr>
         <w:pStyle w:val="Compact"/>
       </w:pPr>
@@ -4484,7 +4758,7 @@
       <w:pPr>
         <w:numPr>
           <w:ilvl w:val="1"/>
-          <w:numId w:val="1033"/>
+          <w:numId w:val="1035"/>
         </w:numPr>
         <w:pStyle w:val="Compact"/>
       </w:pPr>
@@ -4505,7 +4779,7 @@
       <w:pPr>
         <w:numPr>
           <w:ilvl w:val="0"/>
-          <w:numId w:val="1007"/>
+          <w:numId w:val="1009"/>
         </w:numPr>
       </w:pPr>
       <w:r>
@@ -4532,7 +4806,7 @@
       <w:pPr>
         <w:numPr>
           <w:ilvl w:val="1"/>
-          <w:numId w:val="1034"/>
+          <w:numId w:val="1036"/>
         </w:numPr>
         <w:pStyle w:val="Compact"/>
       </w:pPr>
@@ -4544,7 +4818,7 @@
       <w:pPr>
         <w:numPr>
           <w:ilvl w:val="0"/>
-          <w:numId w:val="1007"/>
+          <w:numId w:val="1009"/>
         </w:numPr>
       </w:pPr>
       <w:r>
@@ -4571,7 +4845,7 @@
       <w:pPr>
         <w:numPr>
           <w:ilvl w:val="1"/>
-          <w:numId w:val="1035"/>
+          <w:numId w:val="1037"/>
         </w:numPr>
         <w:pStyle w:val="Compact"/>
       </w:pPr>
@@ -4595,7 +4869,7 @@
       <w:pPr>
         <w:numPr>
           <w:ilvl w:val="0"/>
-          <w:numId w:val="1007"/>
+          <w:numId w:val="1009"/>
         </w:numPr>
       </w:pPr>
       <w:r>
@@ -4622,7 +4896,7 @@
       <w:pPr>
         <w:numPr>
           <w:ilvl w:val="1"/>
-          <w:numId w:val="1036"/>
+          <w:numId w:val="1038"/>
         </w:numPr>
         <w:pStyle w:val="Compact"/>
       </w:pPr>
@@ -4634,7 +4908,7 @@
       <w:pPr>
         <w:numPr>
           <w:ilvl w:val="1"/>
-          <w:numId w:val="1036"/>
+          <w:numId w:val="1038"/>
         </w:numPr>
         <w:pStyle w:val="Compact"/>
       </w:pPr>
@@ -4685,7 +4959,7 @@
       <w:pPr>
         <w:numPr>
           <w:ilvl w:val="0"/>
-          <w:numId w:val="1007"/>
+          <w:numId w:val="1009"/>
         </w:numPr>
       </w:pPr>
       <w:r>
@@ -4712,7 +4986,7 @@
       <w:pPr>
         <w:numPr>
           <w:ilvl w:val="0"/>
-          <w:numId w:val="1007"/>
+          <w:numId w:val="1009"/>
         </w:numPr>
       </w:pPr>
       <w:r>
@@ -4739,7 +5013,7 @@
       <w:pPr>
         <w:numPr>
           <w:ilvl w:val="0"/>
-          <w:numId w:val="1007"/>
+          <w:numId w:val="1009"/>
         </w:numPr>
       </w:pPr>
       <w:r>
@@ -4766,7 +5040,7 @@
       <w:pPr>
         <w:numPr>
           <w:ilvl w:val="1"/>
-          <w:numId w:val="1037"/>
+          <w:numId w:val="1039"/>
         </w:numPr>
         <w:pStyle w:val="Compact"/>
       </w:pPr>
@@ -4778,7 +5052,7 @@
       <w:pPr>
         <w:numPr>
           <w:ilvl w:val="0"/>
-          <w:numId w:val="1007"/>
+          <w:numId w:val="1009"/>
         </w:numPr>
       </w:pPr>
       <w:r>
@@ -4805,7 +5079,7 @@
       <w:pPr>
         <w:numPr>
           <w:ilvl w:val="1"/>
-          <w:numId w:val="1038"/>
+          <w:numId w:val="1040"/>
         </w:numPr>
         <w:pStyle w:val="Compact"/>
       </w:pPr>
@@ -4838,7 +5112,7 @@
       <w:pPr>
         <w:numPr>
           <w:ilvl w:val="0"/>
-          <w:numId w:val="1007"/>
+          <w:numId w:val="1009"/>
         </w:numPr>
       </w:pPr>
       <w:r>
@@ -4865,7 +5139,7 @@
       <w:pPr>
         <w:numPr>
           <w:ilvl w:val="0"/>
-          <w:numId w:val="1007"/>
+          <w:numId w:val="1009"/>
         </w:numPr>
       </w:pPr>
       <w:r>
@@ -4892,7 +5166,7 @@
       <w:pPr>
         <w:numPr>
           <w:ilvl w:val="1"/>
-          <w:numId w:val="1039"/>
+          <w:numId w:val="1041"/>
         </w:numPr>
         <w:pStyle w:val="Compact"/>
       </w:pPr>
@@ -4940,7 +5214,7 @@
       <w:pPr>
         <w:numPr>
           <w:ilvl w:val="0"/>
-          <w:numId w:val="1007"/>
+          <w:numId w:val="1009"/>
         </w:numPr>
       </w:pPr>
       <w:r>
@@ -4967,7 +5241,7 @@
       <w:pPr>
         <w:numPr>
           <w:ilvl w:val="1"/>
-          <w:numId w:val="1040"/>
+          <w:numId w:val="1042"/>
         </w:numPr>
         <w:pStyle w:val="Compact"/>
       </w:pPr>
@@ -4979,7 +5253,7 @@
       <w:pPr>
         <w:numPr>
           <w:ilvl w:val="1"/>
-          <w:numId w:val="1040"/>
+          <w:numId w:val="1042"/>
         </w:numPr>
         <w:pStyle w:val="Compact"/>
       </w:pPr>
@@ -5019,7 +5293,7 @@
       <w:pPr>
         <w:numPr>
           <w:ilvl w:val="0"/>
-          <w:numId w:val="1041"/>
+          <w:numId w:val="1043"/>
         </w:numPr>
       </w:pPr>
       <w:r>
@@ -5046,7 +5320,7 @@
       <w:pPr>
         <w:numPr>
           <w:ilvl w:val="1"/>
-          <w:numId w:val="1042"/>
+          <w:numId w:val="1044"/>
         </w:numPr>
         <w:pStyle w:val="Compact"/>
       </w:pPr>
@@ -5058,7 +5332,7 @@
       <w:pPr>
         <w:numPr>
           <w:ilvl w:val="1"/>
-          <w:numId w:val="1042"/>
+          <w:numId w:val="1044"/>
         </w:numPr>
         <w:pStyle w:val="Compact"/>
       </w:pPr>
@@ -5097,7 +5371,7 @@
       <w:pPr>
         <w:numPr>
           <w:ilvl w:val="0"/>
-          <w:numId w:val="1041"/>
+          <w:numId w:val="1043"/>
         </w:numPr>
       </w:pPr>
       <w:r>
@@ -5124,7 +5398,7 @@
       <w:pPr>
         <w:numPr>
           <w:ilvl w:val="0"/>
-          <w:numId w:val="1041"/>
+          <w:numId w:val="1043"/>
         </w:numPr>
       </w:pPr>
       <w:r>
@@ -5151,7 +5425,7 @@
       <w:pPr>
         <w:numPr>
           <w:ilvl w:val="1"/>
-          <w:numId w:val="1043"/>
+          <w:numId w:val="1045"/>
         </w:numPr>
         <w:pStyle w:val="Compact"/>
       </w:pPr>
@@ -5160,7 +5434,7 @@
       <w:pPr>
         <w:numPr>
           <w:ilvl w:val="2"/>
-          <w:numId w:val="1044"/>
+          <w:numId w:val="1046"/>
         </w:numPr>
         <w:pStyle w:val="Compact"/>
       </w:pPr>
@@ -5230,7 +5504,7 @@
       <w:pPr>
         <w:numPr>
           <w:ilvl w:val="1"/>
-          <w:numId w:val="1043"/>
+          <w:numId w:val="1045"/>
         </w:numPr>
         <w:pStyle w:val="Compact"/>
       </w:pPr>
@@ -5239,7 +5513,7 @@
       <w:pPr>
         <w:numPr>
           <w:ilvl w:val="2"/>
-          <w:numId w:val="1045"/>
+          <w:numId w:val="1047"/>
         </w:numPr>
         <w:pStyle w:val="Compact"/>
       </w:pPr>
@@ -5282,7 +5556,7 @@
       <w:pPr>
         <w:numPr>
           <w:ilvl w:val="1"/>
-          <w:numId w:val="1043"/>
+          <w:numId w:val="1045"/>
         </w:numPr>
         <w:pStyle w:val="Compact"/>
       </w:pPr>
@@ -5291,7 +5565,7 @@
       <w:pPr>
         <w:numPr>
           <w:ilvl w:val="2"/>
-          <w:numId w:val="1046"/>
+          <w:numId w:val="1048"/>
         </w:numPr>
         <w:pStyle w:val="Compact"/>
       </w:pPr>
@@ -5325,7 +5599,7 @@
       <w:pPr>
         <w:numPr>
           <w:ilvl w:val="0"/>
-          <w:numId w:val="1041"/>
+          <w:numId w:val="1043"/>
         </w:numPr>
       </w:pPr>
       <w:r>
@@ -5352,7 +5626,7 @@
       <w:pPr>
         <w:numPr>
           <w:ilvl w:val="1"/>
-          <w:numId w:val="1047"/>
+          <w:numId w:val="1049"/>
         </w:numPr>
         <w:pStyle w:val="Compact"/>
       </w:pPr>
@@ -5364,7 +5638,7 @@
       <w:pPr>
         <w:numPr>
           <w:ilvl w:val="1"/>
-          <w:numId w:val="1047"/>
+          <w:numId w:val="1049"/>
         </w:numPr>
         <w:pStyle w:val="Compact"/>
       </w:pPr>
@@ -5409,7 +5683,7 @@
       <w:pPr>
         <w:numPr>
           <w:ilvl w:val="0"/>
-          <w:numId w:val="1041"/>
+          <w:numId w:val="1043"/>
         </w:numPr>
       </w:pPr>
       <w:r>
@@ -5436,7 +5710,7 @@
       <w:pPr>
         <w:numPr>
           <w:ilvl w:val="1"/>
-          <w:numId w:val="1048"/>
+          <w:numId w:val="1050"/>
         </w:numPr>
         <w:pStyle w:val="Compact"/>
       </w:pPr>
@@ -5460,7 +5734,7 @@
       <w:pPr>
         <w:numPr>
           <w:ilvl w:val="0"/>
-          <w:numId w:val="1041"/>
+          <w:numId w:val="1043"/>
         </w:numPr>
       </w:pPr>
       <w:r>
@@ -5517,7 +5791,7 @@
       <w:pPr>
         <w:numPr>
           <w:ilvl w:val="0"/>
-          <w:numId w:val="1041"/>
+          <w:numId w:val="1043"/>
         </w:numPr>
       </w:pPr>
       <w:r>
@@ -5544,7 +5818,7 @@
       <w:pPr>
         <w:numPr>
           <w:ilvl w:val="0"/>
-          <w:numId w:val="1041"/>
+          <w:numId w:val="1043"/>
         </w:numPr>
       </w:pPr>
       <w:r>
@@ -5571,7 +5845,7 @@
       <w:pPr>
         <w:numPr>
           <w:ilvl w:val="0"/>
-          <w:numId w:val="1041"/>
+          <w:numId w:val="1043"/>
         </w:numPr>
       </w:pPr>
       <w:r>
@@ -5598,7 +5872,7 @@
       <w:pPr>
         <w:numPr>
           <w:ilvl w:val="0"/>
-          <w:numId w:val="1041"/>
+          <w:numId w:val="1043"/>
         </w:numPr>
       </w:pPr>
       <w:r>
@@ -5625,7 +5899,7 @@
       <w:pPr>
         <w:numPr>
           <w:ilvl w:val="0"/>
-          <w:numId w:val="1041"/>
+          <w:numId w:val="1043"/>
         </w:numPr>
       </w:pPr>
       <w:r>
@@ -5661,7 +5935,7 @@
       <w:pPr>
         <w:numPr>
           <w:ilvl w:val="0"/>
-          <w:numId w:val="1041"/>
+          <w:numId w:val="1043"/>
         </w:numPr>
       </w:pPr>
       <w:r>
@@ -5688,7 +5962,7 @@
       <w:pPr>
         <w:numPr>
           <w:ilvl w:val="1"/>
-          <w:numId w:val="1049"/>
+          <w:numId w:val="1051"/>
         </w:numPr>
         <w:pStyle w:val="Compact"/>
       </w:pPr>
@@ -5718,7 +5992,7 @@
       <w:pPr>
         <w:numPr>
           <w:ilvl w:val="0"/>
-          <w:numId w:val="1041"/>
+          <w:numId w:val="1043"/>
         </w:numPr>
       </w:pPr>
       <w:r>
@@ -5745,7 +6019,7 @@
       <w:pPr>
         <w:numPr>
           <w:ilvl w:val="1"/>
-          <w:numId w:val="1050"/>
+          <w:numId w:val="1052"/>
         </w:numPr>
         <w:pStyle w:val="Compact"/>
       </w:pPr>
@@ -5775,7 +6049,7 @@
       <w:pPr>
         <w:numPr>
           <w:ilvl w:val="0"/>
-          <w:numId w:val="1041"/>
+          <w:numId w:val="1043"/>
         </w:numPr>
       </w:pPr>
       <w:r>
@@ -5802,7 +6076,7 @@
       <w:pPr>
         <w:numPr>
           <w:ilvl w:val="0"/>
-          <w:numId w:val="1041"/>
+          <w:numId w:val="1043"/>
         </w:numPr>
       </w:pPr>
       <w:r>
@@ -5829,7 +6103,7 @@
       <w:pPr>
         <w:numPr>
           <w:ilvl w:val="0"/>
-          <w:numId w:val="1041"/>
+          <w:numId w:val="1043"/>
         </w:numPr>
       </w:pPr>
       <w:r>
@@ -5856,7 +6130,7 @@
       <w:pPr>
         <w:numPr>
           <w:ilvl w:val="1"/>
-          <w:numId w:val="1051"/>
+          <w:numId w:val="1053"/>
         </w:numPr>
         <w:pStyle w:val="Compact"/>
       </w:pPr>
@@ -5877,7 +6151,7 @@
       <w:pPr>
         <w:numPr>
           <w:ilvl w:val="0"/>
-          <w:numId w:val="1041"/>
+          <w:numId w:val="1043"/>
         </w:numPr>
       </w:pPr>
       <w:r>
@@ -5904,7 +6178,7 @@
       <w:pPr>
         <w:numPr>
           <w:ilvl w:val="0"/>
-          <w:numId w:val="1041"/>
+          <w:numId w:val="1043"/>
         </w:numPr>
       </w:pPr>
       <w:r>
@@ -5931,7 +6205,7 @@
       <w:pPr>
         <w:numPr>
           <w:ilvl w:val="0"/>
-          <w:numId w:val="1041"/>
+          <w:numId w:val="1043"/>
         </w:numPr>
       </w:pPr>
       <w:r>
@@ -5958,7 +6232,7 @@
       <w:pPr>
         <w:numPr>
           <w:ilvl w:val="0"/>
-          <w:numId w:val="1041"/>
+          <w:numId w:val="1043"/>
         </w:numPr>
       </w:pPr>
       <w:r>
@@ -5985,7 +6259,7 @@
       <w:pPr>
         <w:numPr>
           <w:ilvl w:val="1"/>
-          <w:numId w:val="1052"/>
+          <w:numId w:val="1054"/>
         </w:numPr>
         <w:pStyle w:val="Compact"/>
       </w:pPr>
@@ -5997,7 +6271,7 @@
       <w:pPr>
         <w:numPr>
           <w:ilvl w:val="0"/>
-          <w:numId w:val="1041"/>
+          <w:numId w:val="1043"/>
         </w:numPr>
       </w:pPr>
       <w:r>
@@ -6024,7 +6298,7 @@
       <w:pPr>
         <w:numPr>
           <w:ilvl w:val="0"/>
-          <w:numId w:val="1041"/>
+          <w:numId w:val="1043"/>
         </w:numPr>
       </w:pPr>
       <w:r>
@@ -6051,7 +6325,7 @@
       <w:pPr>
         <w:numPr>
           <w:ilvl w:val="0"/>
-          <w:numId w:val="1041"/>
+          <w:numId w:val="1043"/>
         </w:numPr>
       </w:pPr>
       <w:r>
@@ -6078,7 +6352,7 @@
       <w:pPr>
         <w:numPr>
           <w:ilvl w:val="0"/>
-          <w:numId w:val="1041"/>
+          <w:numId w:val="1043"/>
         </w:numPr>
       </w:pPr>
       <w:r>
@@ -6105,7 +6379,7 @@
       <w:pPr>
         <w:numPr>
           <w:ilvl w:val="0"/>
-          <w:numId w:val="1041"/>
+          <w:numId w:val="1043"/>
         </w:numPr>
       </w:pPr>
       <w:r>
@@ -6132,7 +6406,7 @@
       <w:pPr>
         <w:numPr>
           <w:ilvl w:val="0"/>
-          <w:numId w:val="1041"/>
+          <w:numId w:val="1043"/>
         </w:numPr>
       </w:pPr>
       <w:r>
@@ -6159,7 +6433,7 @@
       <w:pPr>
         <w:numPr>
           <w:ilvl w:val="0"/>
-          <w:numId w:val="1041"/>
+          <w:numId w:val="1043"/>
         </w:numPr>
       </w:pPr>
       <w:r>
@@ -6186,7 +6460,7 @@
       <w:pPr>
         <w:numPr>
           <w:ilvl w:val="0"/>
-          <w:numId w:val="1041"/>
+          <w:numId w:val="1043"/>
         </w:numPr>
       </w:pPr>
       <w:r>
@@ -6213,7 +6487,7 @@
       <w:pPr>
         <w:numPr>
           <w:ilvl w:val="0"/>
-          <w:numId w:val="1041"/>
+          <w:numId w:val="1043"/>
         </w:numPr>
       </w:pPr>
       <w:r>
@@ -6240,7 +6514,7 @@
       <w:pPr>
         <w:numPr>
           <w:ilvl w:val="1"/>
-          <w:numId w:val="1053"/>
+          <w:numId w:val="1055"/>
         </w:numPr>
         <w:pStyle w:val="Compact"/>
       </w:pPr>
@@ -6279,7 +6553,7 @@
       <w:pPr>
         <w:numPr>
           <w:ilvl w:val="0"/>
-          <w:numId w:val="1041"/>
+          <w:numId w:val="1043"/>
         </w:numPr>
       </w:pPr>
       <w:r>
@@ -6306,7 +6580,7 @@
       <w:pPr>
         <w:numPr>
           <w:ilvl w:val="0"/>
-          <w:numId w:val="1041"/>
+          <w:numId w:val="1043"/>
         </w:numPr>
       </w:pPr>
       <w:r>
@@ -6333,7 +6607,7 @@
       <w:pPr>
         <w:numPr>
           <w:ilvl w:val="0"/>
-          <w:numId w:val="1041"/>
+          <w:numId w:val="1043"/>
         </w:numPr>
       </w:pPr>
       <w:r>
@@ -7243,6 +7517,12 @@
     <w:abstractNumId w:val="991"/>
   </w:num>
   <w:num w:numId="1044">
+    <w:abstractNumId w:val="991"/>
+  </w:num>
+  <w:num w:numId="1045">
+    <w:abstractNumId w:val="991"/>
+  </w:num>
+  <w:num w:numId="1046">
     <w:abstractNumId w:val="99421"/>
     <w:lvlOverride w:ilvl="0">
       <w:startOverride w:val="1"/>
@@ -7272,7 +7552,7 @@
       <w:startOverride w:val="1"/>
     </w:lvlOverride>
   </w:num>
-  <w:num w:numId="1045">
+  <w:num w:numId="1047">
     <w:abstractNumId w:val="99422"/>
     <w:lvlOverride w:ilvl="0">
       <w:startOverride w:val="2"/>
@@ -7302,7 +7582,7 @@
       <w:startOverride w:val="2"/>
     </w:lvlOverride>
   </w:num>
-  <w:num w:numId="1046">
+  <w:num w:numId="1048">
     <w:abstractNumId w:val="99423"/>
     <w:lvlOverride w:ilvl="0">
       <w:startOverride w:val="3"/>
@@ -7332,12 +7612,6 @@
       <w:startOverride w:val="3"/>
     </w:lvlOverride>
   </w:num>
-  <w:num w:numId="1047">
-    <w:abstractNumId w:val="991"/>
-  </w:num>
-  <w:num w:numId="1048">
-    <w:abstractNumId w:val="991"/>
-  </w:num>
   <w:num w:numId="1049">
     <w:abstractNumId w:val="991"/>
   </w:num>
@@ -7351,6 +7625,12 @@
     <w:abstractNumId w:val="991"/>
   </w:num>
   <w:num w:numId="1053">
+    <w:abstractNumId w:val="991"/>
+  </w:num>
+  <w:num w:numId="1054">
+    <w:abstractNumId w:val="991"/>
+  </w:num>
+  <w:num w:numId="1055">
     <w:abstractNumId w:val="991"/>
   </w:num>
 </w:numbering>

--- a/文档/开发日志.docx
+++ b/文档/开发日志.docx
@@ -921,7 +921,7 @@
         </w:numPr>
       </w:pPr>
       <w:r>
-        <w:t xml:space="preserve">00:28</w:t>
+        <w:t xml:space="preserve">00:49</w:t>
       </w:r>
       <w:r>
         <w:t xml:space="preserve"> </w:t>
@@ -937,7 +937,7 @@
         <w:t xml:space="preserve"> </w:t>
       </w:r>
       <w:r>
-        <w:t xml:space="preserve">前置条件改成「和主表同一张表」，待处理的行用浅红底标出</w:t>
+        <w:t xml:space="preserve">图斑前置提示只留一页，并改掉「补齐图斑就能进入流程」的说法</w:t>
       </w:r>
     </w:p>
     <w:p>
@@ -949,7 +949,7 @@
         <w:pStyle w:val="Compact"/>
       </w:pPr>
       <w:r>
-        <w:t xml:space="preserve">原因：上一版做成白色卡片仍然突兀——它和紧邻的数据表是两种东西，读起来像贴在页面上的一块补丁。用户要求统一成下面表格的样子，用浅红底说明这几个项目有问题。</w:t>
+        <w:t xml:space="preserve">原因：用户指出两点——一是不必每页都列「没有图斑的项目」，只在不满足前置的那一步的下一页提示一次就够；二是「补齐后即可进入本页流程」说得过头，建好图斑离能评价还差别的步骤。</w:t>
       </w:r>
     </w:p>
     <w:p>
@@ -976,25 +976,62 @@
         <w:rPr>
           <w:rStyle w:val="VerbatimChar"/>
         </w:rPr>
-        <w:t xml:space="preserve">app/templates/_macros.html</w:t>
-      </w:r>
-      <w:r>
-        <w:t xml:space="preserve">：删掉</w:t>
-      </w:r>
-      <w:r>
-        <w:t xml:space="preserve"> </w:t>
-      </w:r>
-      <w:r>
-        <w:rPr>
-          <w:rStyle w:val="VerbatimChar"/>
-        </w:rPr>
-        <w:t xml:space="preserve">prereq_card</w:t>
-      </w:r>
-      <w:r>
-        <w:t xml:space="preserve"> </w:t>
-      </w:r>
-      <w:r>
-        <w:t xml:space="preserve">卡片外壳，</w:t>
+        <w:t xml:space="preserve">app/templates/constraint/index.html</w:t>
+      </w:r>
+      <w:r>
+        <w:t xml:space="preserve">：</w:t>
+      </w:r>
+      <w:r>
+        <w:rPr>
+          <w:bCs/>
+          <w:b/>
+        </w:rPr>
+        <w:t xml:space="preserve">只保留这一页</w:t>
+      </w:r>
+      <w:r>
+        <w:t xml:space="preserve">（流程里第一个按图斑操作的页面，紧接「项目与矿山档案」）。</w:t>
+      </w:r>
+      <w:r>
+        <w:rPr>
+          <w:rStyle w:val="VerbatimChar"/>
+        </w:rPr>
+        <w:t xml:space="preserve">unit/list.html</w:t>
+      </w:r>
+      <w:r>
+        <w:t xml:space="preserve">、</w:t>
+      </w:r>
+      <w:r>
+        <w:rPr>
+          <w:rStyle w:val="VerbatimChar"/>
+        </w:rPr>
+        <w:t xml:space="preserve">indicator/index.html</w:t>
+      </w:r>
+      <w:r>
+        <w:t xml:space="preserve">、</w:t>
+      </w:r>
+      <w:r>
+        <w:rPr>
+          <w:rStyle w:val="VerbatimChar"/>
+        </w:rPr>
+        <w:t xml:space="preserve">evaluate/index.html</w:t>
+      </w:r>
+      <w:r>
+        <w:t xml:space="preserve">、</w:t>
+      </w:r>
+      <w:r>
+        <w:rPr>
+          <w:rStyle w:val="VerbatimChar"/>
+        </w:rPr>
+        <w:t xml:space="preserve">report/index.html</w:t>
+      </w:r>
+      <w:r>
+        <w:t xml:space="preserve"> </w:t>
+      </w:r>
+      <w:r>
+        <w:t xml:space="preserve">四处删掉</w:t>
+      </w:r>
+      <w:r>
+        <w:t xml:space="preserve"> </w:t>
       </w:r>
       <w:r>
         <w:rPr>
@@ -1006,49 +1043,7 @@
         <w:t xml:space="preserve"> </w:t>
       </w:r>
       <w:r>
-        <w:t xml:space="preserve">与</w:t>
-      </w:r>
-      <w:r>
-        <w:t xml:space="preserve"> </w:t>
-      </w:r>
-      <w:r>
-        <w:rPr>
-          <w:rStyle w:val="VerbatimChar"/>
-        </w:rPr>
-        <w:t xml:space="preserve">workflow_blocking</w:t>
-      </w:r>
-      <w:r>
-        <w:t xml:space="preserve"> </w:t>
-      </w:r>
-      <w:r>
-        <w:t xml:space="preserve">直接输出</w:t>
-      </w:r>
-      <w:r>
-        <w:t xml:space="preserve"> </w:t>
-      </w:r>
-      <w:r>
-        <w:rPr>
-          <w:rStyle w:val="VerbatimChar"/>
-        </w:rPr>
-        <w:t xml:space="preserve">&lt;table class="prereq-table"&gt;</w:t>
-      </w:r>
-      <w:r>
-        <w:t xml:space="preserve">，列头与主表同款（所属项目 / 矿山图斑 / 状态 / 操作；前置步骤 / 说明 / 操作），说明文字放在</w:t>
-      </w:r>
-      <w:r>
-        <w:t xml:space="preserve"> </w:t>
-      </w:r>
-      <w:r>
-        <w:rPr>
-          <w:rStyle w:val="VerbatimChar"/>
-        </w:rPr>
-        <w:t xml:space="preserve">&lt;caption&gt;</w:t>
-      </w:r>
-      <w:r>
-        <w:t xml:space="preserve"> </w:t>
-      </w:r>
-      <w:r>
-        <w:t xml:space="preserve">里，不再有单独的大标题。</w:t>
+        <w:t xml:space="preserve">的导入与调用——这几页正文本来就带空状态提示「暂无矿山图斑，请先到项目与矿山档案建立图斑」，不缺引导。</w:t>
       </w:r>
     </w:p>
     <w:p>
@@ -1063,34 +1058,10 @@
         <w:rPr>
           <w:rStyle w:val="VerbatimChar"/>
         </w:rPr>
-        <w:t xml:space="preserve">app/templates/base.html</w:t>
-      </w:r>
-      <w:r>
-        <w:t xml:space="preserve">：</w:t>
-      </w:r>
-      <w:r>
-        <w:rPr>
-          <w:rStyle w:val="VerbatimChar"/>
-        </w:rPr>
-        <w:t xml:space="preserve">.prereq*</w:t>
-      </w:r>
-      <w:r>
-        <w:t xml:space="preserve"> </w:t>
-      </w:r>
-      <w:r>
-        <w:t xml:space="preserve">卡片样式换成表格样式——待处理行</w:t>
-      </w:r>
-      <w:r>
-        <w:t xml:space="preserve"> </w:t>
-      </w:r>
-      <w:r>
-        <w:rPr>
-          <w:rStyle w:val="VerbatimChar"/>
-        </w:rPr>
-        <w:t xml:space="preserve">background: var(--danger-soft)</w:t>
-      </w:r>
-      <w:r>
-        <w:t xml:space="preserve">（浅红），悬停略深，状态列用深红加粗「缺少矿山图斑」，行内按钮保持正常样式。</w:t>
+        <w:t xml:space="preserve">app/templates/_macros.html</w:t>
+      </w:r>
+      <w:r>
+        <w:t xml:space="preserve">：caption 改为「以下项目下尚未建立矿山图斑，本页按图斑组织数据，建好图斑后才会出现在这里：」——只说到「会出现在这里」，不再承诺能进入后续流程。</w:t>
       </w:r>
     </w:p>
     <w:p>
@@ -1105,28 +1076,274 @@
         <w:rPr>
           <w:rStyle w:val="VerbatimChar"/>
         </w:rPr>
-        <w:t xml:space="preserve">app/config.py</w:t>
-      </w:r>
-      <w:r>
-        <w:t xml:space="preserve">：打开</w:t>
-      </w:r>
-      <w:r>
-        <w:t xml:space="preserve"> </w:t>
-      </w:r>
-      <w:r>
-        <w:rPr>
-          <w:rStyle w:val="VerbatimChar"/>
-        </w:rPr>
-        <w:t xml:space="preserve">TEMPLATES_AUTO_RELOAD</w:t>
-      </w:r>
-      <w:r>
-        <w:t xml:space="preserve">。</w:t>
+        <w:t xml:space="preserve">工具/make_manual.py</w:t>
+      </w:r>
+      <w:r>
+        <w:t xml:space="preserve">：对应段落改写，说明这张表只在第一个按图斑操作的页面出现，后续各页用空状态提示。</w:t>
+      </w:r>
+    </w:p>
+    <w:p>
+      <w:pPr>
+        <w:numPr>
+          <w:ilvl w:val="1"/>
+          <w:numId w:val="1003"/>
+        </w:numPr>
+        <w:pStyle w:val="Compact"/>
+      </w:pPr>
+      <w:r>
+        <w:t xml:space="preserve">验证：四处页面确认已无该表（</w:t>
+      </w:r>
+      <w:r>
+        <w:rPr>
+          <w:rStyle w:val="VerbatimChar"/>
+        </w:rPr>
+        <w:t xml:space="preserve">patch_guide</w:t>
+      </w:r>
+      <w:r>
+        <w:t xml:space="preserve"> </w:t>
+      </w:r>
+      <w:r>
+        <w:t xml:space="preserve">出现次数为 0），限制性判定页仍保留；材料重跑 27 张截图 / 源程序 248 页 / 说明书 29 页，</w:t>
+      </w:r>
+      <w:r>
+        <w:rPr>
+          <w:rStyle w:val="VerbatimChar"/>
+        </w:rPr>
+        <w:t xml:space="preserve">check_materials</w:t>
+      </w:r>
+      <w:r>
+        <w:t xml:space="preserve"> </w:t>
+      </w:r>
+      <w:r>
+        <w:t xml:space="preserve">21 项符合，</w:t>
+      </w:r>
+      <w:r>
+        <w:rPr>
+          <w:rStyle w:val="VerbatimChar"/>
+        </w:rPr>
+        <w:t xml:space="preserve">verify_all</w:t>
+      </w:r>
+      <w:r>
+        <w:t xml:space="preserve"> </w:t>
+      </w:r>
+      <w:r>
+        <w:t xml:space="preserve">14/14 通过。</w:t>
+      </w:r>
+    </w:p>
+    <w:p>
+      <w:pPr>
+        <w:numPr>
+          <w:ilvl w:val="0"/>
+          <w:numId w:val="1002"/>
+        </w:numPr>
+      </w:pPr>
+      <w:r>
+        <w:t xml:space="preserve">00:28</w:t>
+      </w:r>
+      <w:r>
+        <w:t xml:space="preserve"> </w:t>
       </w:r>
       <w:r>
         <w:rPr>
           <w:bCs/>
           <w:b/>
         </w:rPr>
+        <w:t xml:space="preserve">界面</w:t>
+      </w:r>
+      <w:r>
+        <w:t xml:space="preserve"> </w:t>
+      </w:r>
+      <w:r>
+        <w:t xml:space="preserve">前置条件改成「和主表同一张表」，待处理的行用浅红底标出</w:t>
+      </w:r>
+    </w:p>
+    <w:p>
+      <w:pPr>
+        <w:numPr>
+          <w:ilvl w:val="1"/>
+          <w:numId w:val="1005"/>
+        </w:numPr>
+        <w:pStyle w:val="Compact"/>
+      </w:pPr>
+      <w:r>
+        <w:t xml:space="preserve">原因：上一版做成白色卡片仍然突兀——它和紧邻的数据表是两种东西，读起来像贴在页面上的一块补丁。用户要求统一成下面表格的样子，用浅红底说明这几个项目有问题。</w:t>
+      </w:r>
+    </w:p>
+    <w:p>
+      <w:pPr>
+        <w:numPr>
+          <w:ilvl w:val="1"/>
+          <w:numId w:val="1005"/>
+        </w:numPr>
+        <w:pStyle w:val="Compact"/>
+      </w:pPr>
+      <w:r>
+        <w:t xml:space="preserve">影响：</w:t>
+      </w:r>
+    </w:p>
+    <w:p>
+      <w:pPr>
+        <w:numPr>
+          <w:ilvl w:val="2"/>
+          <w:numId w:val="1006"/>
+        </w:numPr>
+        <w:pStyle w:val="Compact"/>
+      </w:pPr>
+      <w:r>
+        <w:rPr>
+          <w:rStyle w:val="VerbatimChar"/>
+        </w:rPr>
+        <w:t xml:space="preserve">app/templates/_macros.html</w:t>
+      </w:r>
+      <w:r>
+        <w:t xml:space="preserve">：删掉</w:t>
+      </w:r>
+      <w:r>
+        <w:t xml:space="preserve"> </w:t>
+      </w:r>
+      <w:r>
+        <w:rPr>
+          <w:rStyle w:val="VerbatimChar"/>
+        </w:rPr>
+        <w:t xml:space="preserve">prereq_card</w:t>
+      </w:r>
+      <w:r>
+        <w:t xml:space="preserve"> </w:t>
+      </w:r>
+      <w:r>
+        <w:t xml:space="preserve">卡片外壳，</w:t>
+      </w:r>
+      <w:r>
+        <w:rPr>
+          <w:rStyle w:val="VerbatimChar"/>
+        </w:rPr>
+        <w:t xml:space="preserve">patch_guide</w:t>
+      </w:r>
+      <w:r>
+        <w:t xml:space="preserve"> </w:t>
+      </w:r>
+      <w:r>
+        <w:t xml:space="preserve">与</w:t>
+      </w:r>
+      <w:r>
+        <w:t xml:space="preserve"> </w:t>
+      </w:r>
+      <w:r>
+        <w:rPr>
+          <w:rStyle w:val="VerbatimChar"/>
+        </w:rPr>
+        <w:t xml:space="preserve">workflow_blocking</w:t>
+      </w:r>
+      <w:r>
+        <w:t xml:space="preserve"> </w:t>
+      </w:r>
+      <w:r>
+        <w:t xml:space="preserve">直接输出</w:t>
+      </w:r>
+      <w:r>
+        <w:t xml:space="preserve"> </w:t>
+      </w:r>
+      <w:r>
+        <w:rPr>
+          <w:rStyle w:val="VerbatimChar"/>
+        </w:rPr>
+        <w:t xml:space="preserve">&lt;table class="prereq-table"&gt;</w:t>
+      </w:r>
+      <w:r>
+        <w:t xml:space="preserve">，列头与主表同款（所属项目 / 矿山图斑 / 状态 / 操作；前置步骤 / 说明 / 操作），说明文字放在</w:t>
+      </w:r>
+      <w:r>
+        <w:t xml:space="preserve"> </w:t>
+      </w:r>
+      <w:r>
+        <w:rPr>
+          <w:rStyle w:val="VerbatimChar"/>
+        </w:rPr>
+        <w:t xml:space="preserve">&lt;caption&gt;</w:t>
+      </w:r>
+      <w:r>
+        <w:t xml:space="preserve"> </w:t>
+      </w:r>
+      <w:r>
+        <w:t xml:space="preserve">里，不再有单独的大标题。</w:t>
+      </w:r>
+    </w:p>
+    <w:p>
+      <w:pPr>
+        <w:numPr>
+          <w:ilvl w:val="2"/>
+          <w:numId w:val="1006"/>
+        </w:numPr>
+        <w:pStyle w:val="Compact"/>
+      </w:pPr>
+      <w:r>
+        <w:rPr>
+          <w:rStyle w:val="VerbatimChar"/>
+        </w:rPr>
+        <w:t xml:space="preserve">app/templates/base.html</w:t>
+      </w:r>
+      <w:r>
+        <w:t xml:space="preserve">：</w:t>
+      </w:r>
+      <w:r>
+        <w:rPr>
+          <w:rStyle w:val="VerbatimChar"/>
+        </w:rPr>
+        <w:t xml:space="preserve">.prereq*</w:t>
+      </w:r>
+      <w:r>
+        <w:t xml:space="preserve"> </w:t>
+      </w:r>
+      <w:r>
+        <w:t xml:space="preserve">卡片样式换成表格样式——待处理行</w:t>
+      </w:r>
+      <w:r>
+        <w:t xml:space="preserve"> </w:t>
+      </w:r>
+      <w:r>
+        <w:rPr>
+          <w:rStyle w:val="VerbatimChar"/>
+        </w:rPr>
+        <w:t xml:space="preserve">background: var(--danger-soft)</w:t>
+      </w:r>
+      <w:r>
+        <w:t xml:space="preserve">（浅红），悬停略深，状态列用深红加粗「缺少矿山图斑」，行内按钮保持正常样式。</w:t>
+      </w:r>
+    </w:p>
+    <w:p>
+      <w:pPr>
+        <w:numPr>
+          <w:ilvl w:val="2"/>
+          <w:numId w:val="1006"/>
+        </w:numPr>
+        <w:pStyle w:val="Compact"/>
+      </w:pPr>
+      <w:r>
+        <w:rPr>
+          <w:rStyle w:val="VerbatimChar"/>
+        </w:rPr>
+        <w:t xml:space="preserve">app/config.py</w:t>
+      </w:r>
+      <w:r>
+        <w:t xml:space="preserve">：打开</w:t>
+      </w:r>
+      <w:r>
+        <w:t xml:space="preserve"> </w:t>
+      </w:r>
+      <w:r>
+        <w:rPr>
+          <w:rStyle w:val="VerbatimChar"/>
+        </w:rPr>
+        <w:t xml:space="preserve">TEMPLATES_AUTO_RELOAD</w:t>
+      </w:r>
+      <w:r>
+        <w:t xml:space="preserve">。</w:t>
+      </w:r>
+      <w:r>
+        <w:rPr>
+          <w:bCs/>
+          <w:b/>
+        </w:rPr>
         <w:t xml:space="preserve">这一条是上一版没被看到的原因</w:t>
       </w:r>
       <w:r>
@@ -1137,7 +1354,7 @@
       <w:pPr>
         <w:numPr>
           <w:ilvl w:val="2"/>
-          <w:numId w:val="1004"/>
+          <w:numId w:val="1006"/>
         </w:numPr>
         <w:pStyle w:val="Compact"/>
       </w:pPr>
@@ -1155,7 +1372,7 @@
       <w:pPr>
         <w:numPr>
           <w:ilvl w:val="1"/>
-          <w:numId w:val="1003"/>
+          <w:numId w:val="1005"/>
         </w:numPr>
         <w:pStyle w:val="Compact"/>
       </w:pPr>
@@ -1218,7 +1435,7 @@
       <w:pPr>
         <w:numPr>
           <w:ilvl w:val="1"/>
-          <w:numId w:val="1005"/>
+          <w:numId w:val="1007"/>
         </w:numPr>
         <w:pStyle w:val="Compact"/>
       </w:pPr>
@@ -1240,7 +1457,7 @@
       <w:pPr>
         <w:numPr>
           <w:ilvl w:val="1"/>
-          <w:numId w:val="1005"/>
+          <w:numId w:val="1007"/>
         </w:numPr>
         <w:pStyle w:val="Compact"/>
       </w:pPr>
@@ -1252,7 +1469,7 @@
       <w:pPr>
         <w:numPr>
           <w:ilvl w:val="2"/>
-          <w:numId w:val="1006"/>
+          <w:numId w:val="1008"/>
         </w:numPr>
         <w:pStyle w:val="Compact"/>
       </w:pPr>
@@ -1312,7 +1529,7 @@
       <w:pPr>
         <w:numPr>
           <w:ilvl w:val="2"/>
-          <w:numId w:val="1006"/>
+          <w:numId w:val="1008"/>
         </w:numPr>
         <w:pStyle w:val="Compact"/>
       </w:pPr>
@@ -1348,7 +1565,7 @@
       <w:pPr>
         <w:numPr>
           <w:ilvl w:val="2"/>
-          <w:numId w:val="1006"/>
+          <w:numId w:val="1008"/>
         </w:numPr>
         <w:pStyle w:val="Compact"/>
       </w:pPr>
@@ -1420,7 +1637,7 @@
       <w:pPr>
         <w:numPr>
           <w:ilvl w:val="2"/>
-          <w:numId w:val="1006"/>
+          <w:numId w:val="1008"/>
         </w:numPr>
         <w:pStyle w:val="Compact"/>
       </w:pPr>
@@ -1450,7 +1667,7 @@
       <w:pPr>
         <w:numPr>
           <w:ilvl w:val="1"/>
-          <w:numId w:val="1005"/>
+          <w:numId w:val="1007"/>
         </w:numPr>
         <w:pStyle w:val="Compact"/>
       </w:pPr>
@@ -1489,7 +1706,7 @@
       <w:pPr>
         <w:numPr>
           <w:ilvl w:val="1"/>
-          <w:numId w:val="1007"/>
+          <w:numId w:val="1009"/>
         </w:numPr>
         <w:pStyle w:val="Compact"/>
       </w:pPr>
@@ -1600,7 +1817,7 @@
       <w:pPr>
         <w:numPr>
           <w:ilvl w:val="1"/>
-          <w:numId w:val="1007"/>
+          <w:numId w:val="1009"/>
         </w:numPr>
         <w:pStyle w:val="Compact"/>
       </w:pPr>
@@ -1612,7 +1829,7 @@
       <w:pPr>
         <w:numPr>
           <w:ilvl w:val="2"/>
-          <w:numId w:val="1008"/>
+          <w:numId w:val="1010"/>
         </w:numPr>
         <w:pStyle w:val="Compact"/>
       </w:pPr>
@@ -1687,7 +1904,7 @@
       <w:pPr>
         <w:numPr>
           <w:ilvl w:val="2"/>
-          <w:numId w:val="1008"/>
+          <w:numId w:val="1010"/>
         </w:numPr>
         <w:pStyle w:val="Compact"/>
       </w:pPr>
@@ -1706,7 +1923,7 @@
       <w:pPr>
         <w:numPr>
           <w:ilvl w:val="2"/>
-          <w:numId w:val="1008"/>
+          <w:numId w:val="1010"/>
         </w:numPr>
         <w:pStyle w:val="Compact"/>
       </w:pPr>
@@ -1742,7 +1959,7 @@
       <w:pPr>
         <w:numPr>
           <w:ilvl w:val="2"/>
-          <w:numId w:val="1008"/>
+          <w:numId w:val="1010"/>
         </w:numPr>
         <w:pStyle w:val="Compact"/>
       </w:pPr>
@@ -1778,7 +1995,7 @@
       <w:pPr>
         <w:numPr>
           <w:ilvl w:val="2"/>
-          <w:numId w:val="1008"/>
+          <w:numId w:val="1010"/>
         </w:numPr>
         <w:pStyle w:val="Compact"/>
       </w:pPr>
@@ -1796,7 +2013,7 @@
       <w:pPr>
         <w:numPr>
           <w:ilvl w:val="1"/>
-          <w:numId w:val="1007"/>
+          <w:numId w:val="1009"/>
         </w:numPr>
         <w:pStyle w:val="Compact"/>
       </w:pPr>
@@ -1830,7 +2047,7 @@
       <w:pPr>
         <w:numPr>
           <w:ilvl w:val="0"/>
-          <w:numId w:val="1009"/>
+          <w:numId w:val="1011"/>
         </w:numPr>
       </w:pPr>
       <w:r>
@@ -1857,7 +2074,7 @@
       <w:pPr>
         <w:numPr>
           <w:ilvl w:val="1"/>
-          <w:numId w:val="1010"/>
+          <w:numId w:val="1012"/>
         </w:numPr>
         <w:pStyle w:val="Compact"/>
       </w:pPr>
@@ -1869,7 +2086,7 @@
       <w:pPr>
         <w:numPr>
           <w:ilvl w:val="1"/>
-          <w:numId w:val="1010"/>
+          <w:numId w:val="1012"/>
         </w:numPr>
         <w:pStyle w:val="Compact"/>
       </w:pPr>
@@ -1881,124 +2098,124 @@
       <w:pPr>
         <w:numPr>
           <w:ilvl w:val="2"/>
+          <w:numId w:val="1013"/>
+        </w:numPr>
+        <w:pStyle w:val="Compact"/>
+      </w:pPr>
+      <w:r>
+        <w:rPr>
+          <w:rStyle w:val="VerbatimChar"/>
+        </w:rPr>
+        <w:t xml:space="preserve">app/templates/auth/home.html</w:t>
+      </w:r>
+      <w:r>
+        <w:t xml:space="preserve">：删掉该 section，工作台到「评价流程」八张卡片为止。</w:t>
+      </w:r>
+    </w:p>
+    <w:p>
+      <w:pPr>
+        <w:numPr>
+          <w:ilvl w:val="2"/>
+          <w:numId w:val="1013"/>
+        </w:numPr>
+        <w:pStyle w:val="Compact"/>
+      </w:pPr>
+      <w:r>
+        <w:rPr>
+          <w:rStyle w:val="VerbatimChar"/>
+        </w:rPr>
+        <w:t xml:space="preserve">app/templates/base.html</w:t>
+      </w:r>
+      <w:r>
+        <w:t xml:space="preserve">：</w:t>
+      </w:r>
+      <w:r>
+        <w:rPr>
+          <w:rStyle w:val="VerbatimChar"/>
+        </w:rPr>
+        <w:t xml:space="preserve">.row-card</w:t>
+      </w:r>
+      <w:r>
+        <w:t xml:space="preserve"> </w:t>
+      </w:r>
+      <w:r>
+        <w:t xml:space="preserve">一整套样式（9 条规则）只被这一栏用过，一并删掉，免得留死代码。</w:t>
+      </w:r>
+    </w:p>
+    <w:p>
+      <w:pPr>
+        <w:numPr>
+          <w:ilvl w:val="2"/>
+          <w:numId w:val="1013"/>
+        </w:numPr>
+        <w:pStyle w:val="Compact"/>
+      </w:pPr>
+      <w:r>
+        <w:t xml:space="preserve">入口没有减少：个人设置在左侧导航栏，账号与操作日志从「个人设置 · 账号」或顶栏铃铛进入。</w:t>
+      </w:r>
+    </w:p>
+    <w:p>
+      <w:pPr>
+        <w:numPr>
+          <w:ilvl w:val="2"/>
+          <w:numId w:val="1013"/>
+        </w:numPr>
+        <w:pStyle w:val="Compact"/>
+      </w:pPr>
+      <w:r>
+        <w:rPr>
+          <w:rStyle w:val="VerbatimChar"/>
+        </w:rPr>
+        <w:t xml:space="preserve">软著材料/截图/02_系统首页.png</w:t>
+      </w:r>
+      <w:r>
+        <w:t xml:space="preserve"> </w:t>
+      </w:r>
+      <w:r>
+        <w:t xml:space="preserve">与说明书里的对应插图随之更新。</w:t>
+      </w:r>
+    </w:p>
+    <w:p>
+      <w:pPr>
+        <w:numPr>
+          <w:ilvl w:val="1"/>
+          <w:numId w:val="1012"/>
+        </w:numPr>
+        <w:pStyle w:val="Compact"/>
+      </w:pPr>
+      <w:r>
+        <w:t xml:space="preserve">验证：</w:t>
+      </w:r>
+      <w:r>
+        <w:rPr>
+          <w:rStyle w:val="VerbatimChar"/>
+        </w:rPr>
+        <w:t xml:space="preserve">工具/make_screenshots.py</w:t>
+      </w:r>
+      <w:r>
+        <w:t xml:space="preserve"> </w:t>
+      </w:r>
+      <w:r>
+        <w:t xml:space="preserve">重跑 27/27 张、全部返回 200；源程序 PDF 247 页、说明书 PDF 29 页重跑；</w:t>
+      </w:r>
+      <w:r>
+        <w:rPr>
+          <w:rStyle w:val="VerbatimChar"/>
+        </w:rPr>
+        <w:t xml:space="preserve">工具/check_materials.py</w:t>
+      </w:r>
+      <w:r>
+        <w:t xml:space="preserve"> </w:t>
+      </w:r>
+      <w:r>
+        <w:t xml:space="preserve">21 项全部符合。</w:t>
+      </w:r>
+    </w:p>
+    <w:p>
+      <w:pPr>
+        <w:numPr>
+          <w:ilvl w:val="0"/>
           <w:numId w:val="1011"/>
-        </w:numPr>
-        <w:pStyle w:val="Compact"/>
-      </w:pPr>
-      <w:r>
-        <w:rPr>
-          <w:rStyle w:val="VerbatimChar"/>
-        </w:rPr>
-        <w:t xml:space="preserve">app/templates/auth/home.html</w:t>
-      </w:r>
-      <w:r>
-        <w:t xml:space="preserve">：删掉该 section，工作台到「评价流程」八张卡片为止。</w:t>
-      </w:r>
-    </w:p>
-    <w:p>
-      <w:pPr>
-        <w:numPr>
-          <w:ilvl w:val="2"/>
-          <w:numId w:val="1011"/>
-        </w:numPr>
-        <w:pStyle w:val="Compact"/>
-      </w:pPr>
-      <w:r>
-        <w:rPr>
-          <w:rStyle w:val="VerbatimChar"/>
-        </w:rPr>
-        <w:t xml:space="preserve">app/templates/base.html</w:t>
-      </w:r>
-      <w:r>
-        <w:t xml:space="preserve">：</w:t>
-      </w:r>
-      <w:r>
-        <w:rPr>
-          <w:rStyle w:val="VerbatimChar"/>
-        </w:rPr>
-        <w:t xml:space="preserve">.row-card</w:t>
-      </w:r>
-      <w:r>
-        <w:t xml:space="preserve"> </w:t>
-      </w:r>
-      <w:r>
-        <w:t xml:space="preserve">一整套样式（9 条规则）只被这一栏用过，一并删掉，免得留死代码。</w:t>
-      </w:r>
-    </w:p>
-    <w:p>
-      <w:pPr>
-        <w:numPr>
-          <w:ilvl w:val="2"/>
-          <w:numId w:val="1011"/>
-        </w:numPr>
-        <w:pStyle w:val="Compact"/>
-      </w:pPr>
-      <w:r>
-        <w:t xml:space="preserve">入口没有减少：个人设置在左侧导航栏，账号与操作日志从「个人设置 · 账号」或顶栏铃铛进入。</w:t>
-      </w:r>
-    </w:p>
-    <w:p>
-      <w:pPr>
-        <w:numPr>
-          <w:ilvl w:val="2"/>
-          <w:numId w:val="1011"/>
-        </w:numPr>
-        <w:pStyle w:val="Compact"/>
-      </w:pPr>
-      <w:r>
-        <w:rPr>
-          <w:rStyle w:val="VerbatimChar"/>
-        </w:rPr>
-        <w:t xml:space="preserve">软著材料/截图/02_系统首页.png</w:t>
-      </w:r>
-      <w:r>
-        <w:t xml:space="preserve"> </w:t>
-      </w:r>
-      <w:r>
-        <w:t xml:space="preserve">与说明书里的对应插图随之更新。</w:t>
-      </w:r>
-    </w:p>
-    <w:p>
-      <w:pPr>
-        <w:numPr>
-          <w:ilvl w:val="1"/>
-          <w:numId w:val="1010"/>
-        </w:numPr>
-        <w:pStyle w:val="Compact"/>
-      </w:pPr>
-      <w:r>
-        <w:t xml:space="preserve">验证：</w:t>
-      </w:r>
-      <w:r>
-        <w:rPr>
-          <w:rStyle w:val="VerbatimChar"/>
-        </w:rPr>
-        <w:t xml:space="preserve">工具/make_screenshots.py</w:t>
-      </w:r>
-      <w:r>
-        <w:t xml:space="preserve"> </w:t>
-      </w:r>
-      <w:r>
-        <w:t xml:space="preserve">重跑 27/27 张、全部返回 200；源程序 PDF 247 页、说明书 PDF 29 页重跑；</w:t>
-      </w:r>
-      <w:r>
-        <w:rPr>
-          <w:rStyle w:val="VerbatimChar"/>
-        </w:rPr>
-        <w:t xml:space="preserve">工具/check_materials.py</w:t>
-      </w:r>
-      <w:r>
-        <w:t xml:space="preserve"> </w:t>
-      </w:r>
-      <w:r>
-        <w:t xml:space="preserve">21 项全部符合。</w:t>
-      </w:r>
-    </w:p>
-    <w:p>
-      <w:pPr>
-        <w:numPr>
-          <w:ilvl w:val="0"/>
-          <w:numId w:val="1009"/>
         </w:numPr>
       </w:pPr>
       <w:r>
@@ -2025,7 +2242,7 @@
       <w:pPr>
         <w:numPr>
           <w:ilvl w:val="1"/>
-          <w:numId w:val="1012"/>
+          <w:numId w:val="1014"/>
         </w:numPr>
         <w:pStyle w:val="Compact"/>
       </w:pPr>
@@ -2037,7 +2254,7 @@
       <w:pPr>
         <w:numPr>
           <w:ilvl w:val="1"/>
-          <w:numId w:val="1012"/>
+          <w:numId w:val="1014"/>
         </w:numPr>
         <w:pStyle w:val="Compact"/>
       </w:pPr>
@@ -2055,7 +2272,7 @@
       <w:pPr>
         <w:numPr>
           <w:ilvl w:val="2"/>
-          <w:numId w:val="1013"/>
+          <w:numId w:val="1015"/>
         </w:numPr>
         <w:pStyle w:val="Compact"/>
       </w:pPr>
@@ -2127,7 +2344,7 @@
       <w:pPr>
         <w:numPr>
           <w:ilvl w:val="2"/>
-          <w:numId w:val="1013"/>
+          <w:numId w:val="1015"/>
         </w:numPr>
         <w:pStyle w:val="Compact"/>
       </w:pPr>
@@ -2178,7 +2395,7 @@
       <w:pPr>
         <w:numPr>
           <w:ilvl w:val="2"/>
-          <w:numId w:val="1013"/>
+          <w:numId w:val="1015"/>
         </w:numPr>
         <w:pStyle w:val="Compact"/>
       </w:pPr>
@@ -2190,7 +2407,7 @@
       <w:pPr>
         <w:numPr>
           <w:ilvl w:val="2"/>
-          <w:numId w:val="1013"/>
+          <w:numId w:val="1015"/>
         </w:numPr>
         <w:pStyle w:val="Compact"/>
       </w:pPr>
@@ -2250,7 +2467,7 @@
       <w:pPr>
         <w:numPr>
           <w:ilvl w:val="2"/>
-          <w:numId w:val="1013"/>
+          <w:numId w:val="1015"/>
         </w:numPr>
         <w:pStyle w:val="Compact"/>
       </w:pPr>
@@ -2271,7 +2488,7 @@
       <w:pPr>
         <w:numPr>
           <w:ilvl w:val="2"/>
-          <w:numId w:val="1013"/>
+          <w:numId w:val="1015"/>
         </w:numPr>
         <w:pStyle w:val="Compact"/>
       </w:pPr>
@@ -2292,7 +2509,7 @@
       <w:pPr>
         <w:numPr>
           <w:ilvl w:val="1"/>
-          <w:numId w:val="1012"/>
+          <w:numId w:val="1014"/>
         </w:numPr>
         <w:pStyle w:val="Compact"/>
       </w:pPr>
@@ -2343,7 +2560,7 @@
       <w:pPr>
         <w:numPr>
           <w:ilvl w:val="0"/>
-          <w:numId w:val="1009"/>
+          <w:numId w:val="1011"/>
         </w:numPr>
       </w:pPr>
       <w:r>
@@ -2370,7 +2587,7 @@
       <w:pPr>
         <w:numPr>
           <w:ilvl w:val="1"/>
-          <w:numId w:val="1014"/>
+          <w:numId w:val="1016"/>
         </w:numPr>
         <w:pStyle w:val="Compact"/>
       </w:pPr>
@@ -2382,7 +2599,7 @@
       <w:pPr>
         <w:numPr>
           <w:ilvl w:val="1"/>
-          <w:numId w:val="1014"/>
+          <w:numId w:val="1016"/>
         </w:numPr>
         <w:pStyle w:val="Compact"/>
       </w:pPr>
@@ -2400,7 +2617,7 @@
       <w:pPr>
         <w:numPr>
           <w:ilvl w:val="2"/>
-          <w:numId w:val="1015"/>
+          <w:numId w:val="1017"/>
         </w:numPr>
         <w:pStyle w:val="Compact"/>
       </w:pPr>
@@ -2523,7 +2740,7 @@
       <w:pPr>
         <w:numPr>
           <w:ilvl w:val="2"/>
-          <w:numId w:val="1015"/>
+          <w:numId w:val="1017"/>
         </w:numPr>
         <w:pStyle w:val="Compact"/>
       </w:pPr>
@@ -2580,7 +2797,7 @@
       <w:pPr>
         <w:numPr>
           <w:ilvl w:val="2"/>
-          <w:numId w:val="1015"/>
+          <w:numId w:val="1017"/>
         </w:numPr>
         <w:pStyle w:val="Compact"/>
       </w:pPr>
@@ -2592,7 +2809,7 @@
       <w:pPr>
         <w:numPr>
           <w:ilvl w:val="2"/>
-          <w:numId w:val="1015"/>
+          <w:numId w:val="1017"/>
         </w:numPr>
         <w:pStyle w:val="Compact"/>
       </w:pPr>
@@ -2613,7 +2830,7 @@
       <w:pPr>
         <w:numPr>
           <w:ilvl w:val="1"/>
-          <w:numId w:val="1014"/>
+          <w:numId w:val="1016"/>
         </w:numPr>
         <w:pStyle w:val="Compact"/>
       </w:pPr>
@@ -2649,7 +2866,7 @@
       <w:pPr>
         <w:numPr>
           <w:ilvl w:val="0"/>
-          <w:numId w:val="1009"/>
+          <w:numId w:val="1011"/>
         </w:numPr>
       </w:pPr>
       <w:r>
@@ -2676,7 +2893,7 @@
       <w:pPr>
         <w:numPr>
           <w:ilvl w:val="1"/>
-          <w:numId w:val="1016"/>
+          <w:numId w:val="1018"/>
         </w:numPr>
         <w:pStyle w:val="Compact"/>
       </w:pPr>
@@ -2718,7 +2935,7 @@
       <w:pPr>
         <w:numPr>
           <w:ilvl w:val="1"/>
-          <w:numId w:val="1016"/>
+          <w:numId w:val="1018"/>
         </w:numPr>
         <w:pStyle w:val="Compact"/>
       </w:pPr>
@@ -2730,7 +2947,7 @@
       <w:pPr>
         <w:numPr>
           <w:ilvl w:val="2"/>
-          <w:numId w:val="1017"/>
+          <w:numId w:val="1019"/>
         </w:numPr>
         <w:pStyle w:val="Compact"/>
       </w:pPr>
@@ -2785,7 +3002,7 @@
       <w:pPr>
         <w:numPr>
           <w:ilvl w:val="2"/>
-          <w:numId w:val="1017"/>
+          <w:numId w:val="1019"/>
         </w:numPr>
         <w:pStyle w:val="Compact"/>
       </w:pPr>
@@ -2806,7 +3023,7 @@
       <w:pPr>
         <w:numPr>
           <w:ilvl w:val="2"/>
-          <w:numId w:val="1017"/>
+          <w:numId w:val="1019"/>
         </w:numPr>
         <w:pStyle w:val="Compact"/>
       </w:pPr>
@@ -2824,7 +3041,7 @@
       <w:pPr>
         <w:numPr>
           <w:ilvl w:val="2"/>
-          <w:numId w:val="1017"/>
+          <w:numId w:val="1019"/>
         </w:numPr>
         <w:pStyle w:val="Compact"/>
       </w:pPr>
@@ -2842,7 +3059,7 @@
       <w:pPr>
         <w:numPr>
           <w:ilvl w:val="1"/>
-          <w:numId w:val="1016"/>
+          <w:numId w:val="1018"/>
         </w:numPr>
         <w:pStyle w:val="Compact"/>
       </w:pPr>
@@ -2878,7 +3095,7 @@
       <w:pPr>
         <w:numPr>
           <w:ilvl w:val="1"/>
-          <w:numId w:val="1016"/>
+          <w:numId w:val="1018"/>
         </w:numPr>
         <w:pStyle w:val="Compact"/>
       </w:pPr>
@@ -2902,7 +3119,7 @@
       <w:pPr>
         <w:numPr>
           <w:ilvl w:val="0"/>
-          <w:numId w:val="1009"/>
+          <w:numId w:val="1011"/>
         </w:numPr>
       </w:pPr>
       <w:r>
@@ -2959,7 +3176,7 @@
       <w:pPr>
         <w:numPr>
           <w:ilvl w:val="1"/>
-          <w:numId w:val="1018"/>
+          <w:numId w:val="1020"/>
         </w:numPr>
         <w:pStyle w:val="Compact"/>
       </w:pPr>
@@ -3037,7 +3254,7 @@
       <w:pPr>
         <w:numPr>
           <w:ilvl w:val="1"/>
-          <w:numId w:val="1018"/>
+          <w:numId w:val="1020"/>
         </w:numPr>
         <w:pStyle w:val="Compact"/>
       </w:pPr>
@@ -3082,7 +3299,7 @@
       <w:pPr>
         <w:numPr>
           <w:ilvl w:val="1"/>
-          <w:numId w:val="1018"/>
+          <w:numId w:val="1020"/>
         </w:numPr>
         <w:pStyle w:val="Compact"/>
       </w:pPr>
@@ -3142,7 +3359,7 @@
       <w:pPr>
         <w:numPr>
           <w:ilvl w:val="0"/>
-          <w:numId w:val="1009"/>
+          <w:numId w:val="1011"/>
         </w:numPr>
       </w:pPr>
       <w:r>
@@ -3169,7 +3386,7 @@
       <w:pPr>
         <w:numPr>
           <w:ilvl w:val="1"/>
-          <w:numId w:val="1019"/>
+          <w:numId w:val="1021"/>
         </w:numPr>
         <w:pStyle w:val="Compact"/>
       </w:pPr>
@@ -3181,7 +3398,7 @@
       <w:pPr>
         <w:numPr>
           <w:ilvl w:val="1"/>
-          <w:numId w:val="1019"/>
+          <w:numId w:val="1021"/>
         </w:numPr>
         <w:pStyle w:val="Compact"/>
       </w:pPr>
@@ -3193,7 +3410,7 @@
       <w:pPr>
         <w:numPr>
           <w:ilvl w:val="2"/>
-          <w:numId w:val="1020"/>
+          <w:numId w:val="1022"/>
         </w:numPr>
         <w:pStyle w:val="Compact"/>
       </w:pPr>
@@ -3292,7 +3509,7 @@
       <w:pPr>
         <w:numPr>
           <w:ilvl w:val="2"/>
-          <w:numId w:val="1020"/>
+          <w:numId w:val="1022"/>
         </w:numPr>
         <w:pStyle w:val="Compact"/>
       </w:pPr>
@@ -3337,7 +3554,7 @@
       <w:pPr>
         <w:numPr>
           <w:ilvl w:val="1"/>
-          <w:numId w:val="1019"/>
+          <w:numId w:val="1021"/>
         </w:numPr>
         <w:pStyle w:val="Compact"/>
       </w:pPr>
@@ -3349,7 +3566,7 @@
       <w:pPr>
         <w:numPr>
           <w:ilvl w:val="1"/>
-          <w:numId w:val="1019"/>
+          <w:numId w:val="1021"/>
         </w:numPr>
         <w:pStyle w:val="Compact"/>
       </w:pPr>
@@ -3410,7 +3627,7 @@
       <w:pPr>
         <w:numPr>
           <w:ilvl w:val="0"/>
-          <w:numId w:val="1009"/>
+          <w:numId w:val="1011"/>
         </w:numPr>
       </w:pPr>
       <w:r>
@@ -3437,7 +3654,7 @@
       <w:pPr>
         <w:numPr>
           <w:ilvl w:val="1"/>
-          <w:numId w:val="1021"/>
+          <w:numId w:val="1023"/>
         </w:numPr>
         <w:pStyle w:val="Compact"/>
       </w:pPr>
@@ -3458,7 +3675,7 @@
       <w:pPr>
         <w:numPr>
           <w:ilvl w:val="1"/>
-          <w:numId w:val="1021"/>
+          <w:numId w:val="1023"/>
         </w:numPr>
         <w:pStyle w:val="Compact"/>
       </w:pPr>
@@ -3479,7 +3696,7 @@
       <w:pPr>
         <w:numPr>
           <w:ilvl w:val="1"/>
-          <w:numId w:val="1021"/>
+          <w:numId w:val="1023"/>
         </w:numPr>
         <w:pStyle w:val="Compact"/>
       </w:pPr>
@@ -3503,7 +3720,7 @@
       <w:pPr>
         <w:numPr>
           <w:ilvl w:val="0"/>
-          <w:numId w:val="1009"/>
+          <w:numId w:val="1011"/>
         </w:numPr>
       </w:pPr>
       <w:r>
@@ -3530,7 +3747,7 @@
       <w:pPr>
         <w:numPr>
           <w:ilvl w:val="1"/>
-          <w:numId w:val="1022"/>
+          <w:numId w:val="1024"/>
         </w:numPr>
         <w:pStyle w:val="Compact"/>
       </w:pPr>
@@ -3569,7 +3786,7 @@
       <w:pPr>
         <w:numPr>
           <w:ilvl w:val="1"/>
-          <w:numId w:val="1022"/>
+          <w:numId w:val="1024"/>
         </w:numPr>
         <w:pStyle w:val="Compact"/>
       </w:pPr>
@@ -3608,7 +3825,7 @@
       <w:pPr>
         <w:numPr>
           <w:ilvl w:val="2"/>
-          <w:numId w:val="1023"/>
+          <w:numId w:val="1025"/>
         </w:numPr>
         <w:pStyle w:val="Compact"/>
       </w:pPr>
@@ -3629,7 +3846,7 @@
       <w:pPr>
         <w:numPr>
           <w:ilvl w:val="2"/>
-          <w:numId w:val="1023"/>
+          <w:numId w:val="1025"/>
         </w:numPr>
         <w:pStyle w:val="Compact"/>
       </w:pPr>
@@ -3641,7 +3858,7 @@
       <w:pPr>
         <w:numPr>
           <w:ilvl w:val="2"/>
-          <w:numId w:val="1023"/>
+          <w:numId w:val="1025"/>
         </w:numPr>
         <w:pStyle w:val="Compact"/>
       </w:pPr>
@@ -3653,7 +3870,7 @@
       <w:pPr>
         <w:numPr>
           <w:ilvl w:val="1"/>
-          <w:numId w:val="1022"/>
+          <w:numId w:val="1024"/>
         </w:numPr>
         <w:pStyle w:val="Compact"/>
       </w:pPr>
@@ -3677,7 +3894,7 @@
       <w:pPr>
         <w:numPr>
           <w:ilvl w:val="0"/>
-          <w:numId w:val="1009"/>
+          <w:numId w:val="1011"/>
         </w:numPr>
       </w:pPr>
       <w:r>
@@ -3704,7 +3921,7 @@
       <w:pPr>
         <w:numPr>
           <w:ilvl w:val="1"/>
-          <w:numId w:val="1024"/>
+          <w:numId w:val="1026"/>
         </w:numPr>
         <w:pStyle w:val="Compact"/>
       </w:pPr>
@@ -3716,7 +3933,7 @@
       <w:pPr>
         <w:numPr>
           <w:ilvl w:val="1"/>
-          <w:numId w:val="1024"/>
+          <w:numId w:val="1026"/>
         </w:numPr>
         <w:pStyle w:val="Compact"/>
       </w:pPr>
@@ -3770,7 +3987,7 @@
       <w:pPr>
         <w:numPr>
           <w:ilvl w:val="0"/>
-          <w:numId w:val="1009"/>
+          <w:numId w:val="1011"/>
         </w:numPr>
       </w:pPr>
       <w:r>
@@ -3797,7 +4014,7 @@
       <w:pPr>
         <w:numPr>
           <w:ilvl w:val="1"/>
-          <w:numId w:val="1025"/>
+          <w:numId w:val="1027"/>
         </w:numPr>
         <w:pStyle w:val="Compact"/>
       </w:pPr>
@@ -3809,7 +4026,7 @@
       <w:pPr>
         <w:numPr>
           <w:ilvl w:val="1"/>
-          <w:numId w:val="1025"/>
+          <w:numId w:val="1027"/>
         </w:numPr>
         <w:pStyle w:val="Compact"/>
       </w:pPr>
@@ -3830,7 +4047,7 @@
       <w:pPr>
         <w:numPr>
           <w:ilvl w:val="0"/>
-          <w:numId w:val="1009"/>
+          <w:numId w:val="1011"/>
         </w:numPr>
       </w:pPr>
       <w:r>
@@ -3857,7 +4074,7 @@
       <w:pPr>
         <w:numPr>
           <w:ilvl w:val="1"/>
-          <w:numId w:val="1026"/>
+          <w:numId w:val="1028"/>
         </w:numPr>
         <w:pStyle w:val="Compact"/>
       </w:pPr>
@@ -3869,7 +4086,7 @@
       <w:pPr>
         <w:numPr>
           <w:ilvl w:val="1"/>
-          <w:numId w:val="1026"/>
+          <w:numId w:val="1028"/>
         </w:numPr>
         <w:pStyle w:val="Compact"/>
       </w:pPr>
@@ -3917,7 +4134,7 @@
       <w:pPr>
         <w:numPr>
           <w:ilvl w:val="0"/>
-          <w:numId w:val="1009"/>
+          <w:numId w:val="1011"/>
         </w:numPr>
       </w:pPr>
       <w:r>
@@ -3944,7 +4161,7 @@
       <w:pPr>
         <w:numPr>
           <w:ilvl w:val="1"/>
-          <w:numId w:val="1027"/>
+          <w:numId w:val="1029"/>
         </w:numPr>
         <w:pStyle w:val="Compact"/>
       </w:pPr>
@@ -3956,7 +4173,7 @@
       <w:pPr>
         <w:numPr>
           <w:ilvl w:val="1"/>
-          <w:numId w:val="1027"/>
+          <w:numId w:val="1029"/>
         </w:numPr>
         <w:pStyle w:val="Compact"/>
       </w:pPr>
@@ -3968,7 +4185,7 @@
       <w:pPr>
         <w:numPr>
           <w:ilvl w:val="2"/>
-          <w:numId w:val="1028"/>
+          <w:numId w:val="1030"/>
         </w:numPr>
         <w:pStyle w:val="Compact"/>
       </w:pPr>
@@ -4034,7 +4251,7 @@
       <w:pPr>
         <w:numPr>
           <w:ilvl w:val="2"/>
-          <w:numId w:val="1028"/>
+          <w:numId w:val="1030"/>
         </w:numPr>
         <w:pStyle w:val="Compact"/>
       </w:pPr>
@@ -4052,7 +4269,7 @@
       <w:pPr>
         <w:numPr>
           <w:ilvl w:val="2"/>
-          <w:numId w:val="1028"/>
+          <w:numId w:val="1030"/>
         </w:numPr>
         <w:pStyle w:val="Compact"/>
       </w:pPr>
@@ -4103,7 +4320,7 @@
       <w:pPr>
         <w:numPr>
           <w:ilvl w:val="2"/>
-          <w:numId w:val="1028"/>
+          <w:numId w:val="1030"/>
         </w:numPr>
         <w:pStyle w:val="Compact"/>
       </w:pPr>
@@ -4115,7 +4332,7 @@
       <w:pPr>
         <w:numPr>
           <w:ilvl w:val="2"/>
-          <w:numId w:val="1028"/>
+          <w:numId w:val="1030"/>
         </w:numPr>
         <w:pStyle w:val="Compact"/>
       </w:pPr>
@@ -4127,7 +4344,7 @@
       <w:pPr>
         <w:numPr>
           <w:ilvl w:val="2"/>
-          <w:numId w:val="1028"/>
+          <w:numId w:val="1030"/>
         </w:numPr>
         <w:pStyle w:val="Compact"/>
       </w:pPr>
@@ -4185,7 +4402,7 @@
       <w:pPr>
         <w:numPr>
           <w:ilvl w:val="1"/>
-          <w:numId w:val="1027"/>
+          <w:numId w:val="1029"/>
         </w:numPr>
         <w:pStyle w:val="Compact"/>
       </w:pPr>
@@ -4221,7 +4438,7 @@
       <w:pPr>
         <w:numPr>
           <w:ilvl w:val="0"/>
-          <w:numId w:val="1009"/>
+          <w:numId w:val="1011"/>
         </w:numPr>
       </w:pPr>
       <w:r>
@@ -4248,7 +4465,7 @@
       <w:pPr>
         <w:numPr>
           <w:ilvl w:val="1"/>
-          <w:numId w:val="1029"/>
+          <w:numId w:val="1031"/>
         </w:numPr>
         <w:pStyle w:val="Compact"/>
       </w:pPr>
@@ -4260,7 +4477,7 @@
       <w:pPr>
         <w:numPr>
           <w:ilvl w:val="1"/>
-          <w:numId w:val="1029"/>
+          <w:numId w:val="1031"/>
         </w:numPr>
         <w:pStyle w:val="Compact"/>
       </w:pPr>
@@ -4293,7 +4510,7 @@
       <w:pPr>
         <w:numPr>
           <w:ilvl w:val="0"/>
-          <w:numId w:val="1009"/>
+          <w:numId w:val="1011"/>
         </w:numPr>
       </w:pPr>
       <w:r>
@@ -4320,7 +4537,7 @@
       <w:pPr>
         <w:numPr>
           <w:ilvl w:val="1"/>
-          <w:numId w:val="1030"/>
+          <w:numId w:val="1032"/>
         </w:numPr>
         <w:pStyle w:val="Compact"/>
       </w:pPr>
@@ -4332,7 +4549,7 @@
       <w:pPr>
         <w:numPr>
           <w:ilvl w:val="1"/>
-          <w:numId w:val="1030"/>
+          <w:numId w:val="1032"/>
         </w:numPr>
         <w:pStyle w:val="Compact"/>
       </w:pPr>
@@ -4353,7 +4570,7 @@
       <w:pPr>
         <w:numPr>
           <w:ilvl w:val="0"/>
-          <w:numId w:val="1009"/>
+          <w:numId w:val="1011"/>
         </w:numPr>
       </w:pPr>
       <w:r>
@@ -4380,7 +4597,7 @@
       <w:pPr>
         <w:numPr>
           <w:ilvl w:val="1"/>
-          <w:numId w:val="1031"/>
+          <w:numId w:val="1033"/>
         </w:numPr>
         <w:pStyle w:val="Compact"/>
       </w:pPr>
@@ -4410,7 +4627,7 @@
       <w:pPr>
         <w:numPr>
           <w:ilvl w:val="0"/>
-          <w:numId w:val="1009"/>
+          <w:numId w:val="1011"/>
         </w:numPr>
       </w:pPr>
       <w:r>
@@ -4437,7 +4654,7 @@
       <w:pPr>
         <w:numPr>
           <w:ilvl w:val="1"/>
-          <w:numId w:val="1032"/>
+          <w:numId w:val="1034"/>
         </w:numPr>
         <w:pStyle w:val="Compact"/>
       </w:pPr>
@@ -4449,7 +4666,7 @@
       <w:pPr>
         <w:numPr>
           <w:ilvl w:val="1"/>
-          <w:numId w:val="1032"/>
+          <w:numId w:val="1034"/>
         </w:numPr>
         <w:pStyle w:val="Compact"/>
       </w:pPr>
@@ -4500,7 +4717,7 @@
       <w:pPr>
         <w:numPr>
           <w:ilvl w:val="1"/>
-          <w:numId w:val="1032"/>
+          <w:numId w:val="1034"/>
         </w:numPr>
         <w:pStyle w:val="Compact"/>
       </w:pPr>
@@ -4512,7 +4729,7 @@
       <w:pPr>
         <w:numPr>
           <w:ilvl w:val="0"/>
-          <w:numId w:val="1009"/>
+          <w:numId w:val="1011"/>
         </w:numPr>
       </w:pPr>
       <w:r>
@@ -4578,7 +4795,7 @@
       <w:pPr>
         <w:numPr>
           <w:ilvl w:val="1"/>
-          <w:numId w:val="1033"/>
+          <w:numId w:val="1035"/>
         </w:numPr>
         <w:pStyle w:val="Compact"/>
       </w:pPr>
@@ -4614,7 +4831,7 @@
       <w:pPr>
         <w:numPr>
           <w:ilvl w:val="0"/>
-          <w:numId w:val="1009"/>
+          <w:numId w:val="1011"/>
         </w:numPr>
       </w:pPr>
       <w:r>
@@ -4641,7 +4858,7 @@
       <w:pPr>
         <w:numPr>
           <w:ilvl w:val="1"/>
-          <w:numId w:val="1034"/>
+          <w:numId w:val="1036"/>
         </w:numPr>
         <w:pStyle w:val="Compact"/>
       </w:pPr>
@@ -4653,7 +4870,7 @@
       <w:pPr>
         <w:numPr>
           <w:ilvl w:val="0"/>
-          <w:numId w:val="1009"/>
+          <w:numId w:val="1011"/>
         </w:numPr>
       </w:pPr>
       <w:r>
@@ -4680,7 +4897,7 @@
       <w:pPr>
         <w:numPr>
           <w:ilvl w:val="0"/>
-          <w:numId w:val="1009"/>
+          <w:numId w:val="1011"/>
         </w:numPr>
       </w:pPr>
       <w:r>
@@ -4707,7 +4924,7 @@
       <w:pPr>
         <w:numPr>
           <w:ilvl w:val="1"/>
-          <w:numId w:val="1035"/>
+          <w:numId w:val="1037"/>
         </w:numPr>
         <w:pStyle w:val="Compact"/>
       </w:pPr>
@@ -4758,7 +4975,7 @@
       <w:pPr>
         <w:numPr>
           <w:ilvl w:val="1"/>
-          <w:numId w:val="1035"/>
+          <w:numId w:val="1037"/>
         </w:numPr>
         <w:pStyle w:val="Compact"/>
       </w:pPr>
@@ -4779,7 +4996,7 @@
       <w:pPr>
         <w:numPr>
           <w:ilvl w:val="0"/>
-          <w:numId w:val="1009"/>
+          <w:numId w:val="1011"/>
         </w:numPr>
       </w:pPr>
       <w:r>
@@ -4806,7 +5023,7 @@
       <w:pPr>
         <w:numPr>
           <w:ilvl w:val="1"/>
-          <w:numId w:val="1036"/>
+          <w:numId w:val="1038"/>
         </w:numPr>
         <w:pStyle w:val="Compact"/>
       </w:pPr>
@@ -4818,7 +5035,7 @@
       <w:pPr>
         <w:numPr>
           <w:ilvl w:val="0"/>
-          <w:numId w:val="1009"/>
+          <w:numId w:val="1011"/>
         </w:numPr>
       </w:pPr>
       <w:r>
@@ -4845,7 +5062,7 @@
       <w:pPr>
         <w:numPr>
           <w:ilvl w:val="1"/>
-          <w:numId w:val="1037"/>
+          <w:numId w:val="1039"/>
         </w:numPr>
         <w:pStyle w:val="Compact"/>
       </w:pPr>
@@ -4869,7 +5086,7 @@
       <w:pPr>
         <w:numPr>
           <w:ilvl w:val="0"/>
-          <w:numId w:val="1009"/>
+          <w:numId w:val="1011"/>
         </w:numPr>
       </w:pPr>
       <w:r>
@@ -4896,7 +5113,7 @@
       <w:pPr>
         <w:numPr>
           <w:ilvl w:val="1"/>
-          <w:numId w:val="1038"/>
+          <w:numId w:val="1040"/>
         </w:numPr>
         <w:pStyle w:val="Compact"/>
       </w:pPr>
@@ -4908,7 +5125,7 @@
       <w:pPr>
         <w:numPr>
           <w:ilvl w:val="1"/>
-          <w:numId w:val="1038"/>
+          <w:numId w:val="1040"/>
         </w:numPr>
         <w:pStyle w:val="Compact"/>
       </w:pPr>
@@ -4959,7 +5176,7 @@
       <w:pPr>
         <w:numPr>
           <w:ilvl w:val="0"/>
-          <w:numId w:val="1009"/>
+          <w:numId w:val="1011"/>
         </w:numPr>
       </w:pPr>
       <w:r>
@@ -4986,7 +5203,7 @@
       <w:pPr>
         <w:numPr>
           <w:ilvl w:val="0"/>
-          <w:numId w:val="1009"/>
+          <w:numId w:val="1011"/>
         </w:numPr>
       </w:pPr>
       <w:r>
@@ -5013,7 +5230,7 @@
       <w:pPr>
         <w:numPr>
           <w:ilvl w:val="0"/>
-          <w:numId w:val="1009"/>
+          <w:numId w:val="1011"/>
         </w:numPr>
       </w:pPr>
       <w:r>
@@ -5040,7 +5257,7 @@
       <w:pPr>
         <w:numPr>
           <w:ilvl w:val="1"/>
-          <w:numId w:val="1039"/>
+          <w:numId w:val="1041"/>
         </w:numPr>
         <w:pStyle w:val="Compact"/>
       </w:pPr>
@@ -5052,7 +5269,7 @@
       <w:pPr>
         <w:numPr>
           <w:ilvl w:val="0"/>
-          <w:numId w:val="1009"/>
+          <w:numId w:val="1011"/>
         </w:numPr>
       </w:pPr>
       <w:r>
@@ -5079,7 +5296,7 @@
       <w:pPr>
         <w:numPr>
           <w:ilvl w:val="1"/>
-          <w:numId w:val="1040"/>
+          <w:numId w:val="1042"/>
         </w:numPr>
         <w:pStyle w:val="Compact"/>
       </w:pPr>
@@ -5112,7 +5329,7 @@
       <w:pPr>
         <w:numPr>
           <w:ilvl w:val="0"/>
-          <w:numId w:val="1009"/>
+          <w:numId w:val="1011"/>
         </w:numPr>
       </w:pPr>
       <w:r>
@@ -5139,7 +5356,7 @@
       <w:pPr>
         <w:numPr>
           <w:ilvl w:val="0"/>
-          <w:numId w:val="1009"/>
+          <w:numId w:val="1011"/>
         </w:numPr>
       </w:pPr>
       <w:r>
@@ -5166,7 +5383,7 @@
       <w:pPr>
         <w:numPr>
           <w:ilvl w:val="1"/>
-          <w:numId w:val="1041"/>
+          <w:numId w:val="1043"/>
         </w:numPr>
         <w:pStyle w:val="Compact"/>
       </w:pPr>
@@ -5214,7 +5431,7 @@
       <w:pPr>
         <w:numPr>
           <w:ilvl w:val="0"/>
-          <w:numId w:val="1009"/>
+          <w:numId w:val="1011"/>
         </w:numPr>
       </w:pPr>
       <w:r>
@@ -5241,7 +5458,7 @@
       <w:pPr>
         <w:numPr>
           <w:ilvl w:val="1"/>
-          <w:numId w:val="1042"/>
+          <w:numId w:val="1044"/>
         </w:numPr>
         <w:pStyle w:val="Compact"/>
       </w:pPr>
@@ -5253,7 +5470,7 @@
       <w:pPr>
         <w:numPr>
           <w:ilvl w:val="1"/>
-          <w:numId w:val="1042"/>
+          <w:numId w:val="1044"/>
         </w:numPr>
         <w:pStyle w:val="Compact"/>
       </w:pPr>
@@ -5293,7 +5510,7 @@
       <w:pPr>
         <w:numPr>
           <w:ilvl w:val="0"/>
-          <w:numId w:val="1043"/>
+          <w:numId w:val="1045"/>
         </w:numPr>
       </w:pPr>
       <w:r>
@@ -5320,7 +5537,7 @@
       <w:pPr>
         <w:numPr>
           <w:ilvl w:val="1"/>
-          <w:numId w:val="1044"/>
+          <w:numId w:val="1046"/>
         </w:numPr>
         <w:pStyle w:val="Compact"/>
       </w:pPr>
@@ -5332,7 +5549,7 @@
       <w:pPr>
         <w:numPr>
           <w:ilvl w:val="1"/>
-          <w:numId w:val="1044"/>
+          <w:numId w:val="1046"/>
         </w:numPr>
         <w:pStyle w:val="Compact"/>
       </w:pPr>
@@ -5371,7 +5588,7 @@
       <w:pPr>
         <w:numPr>
           <w:ilvl w:val="0"/>
-          <w:numId w:val="1043"/>
+          <w:numId w:val="1045"/>
         </w:numPr>
       </w:pPr>
       <w:r>
@@ -5398,7 +5615,7 @@
       <w:pPr>
         <w:numPr>
           <w:ilvl w:val="0"/>
-          <w:numId w:val="1043"/>
+          <w:numId w:val="1045"/>
         </w:numPr>
       </w:pPr>
       <w:r>
@@ -5425,7 +5642,7 @@
       <w:pPr>
         <w:numPr>
           <w:ilvl w:val="1"/>
-          <w:numId w:val="1045"/>
+          <w:numId w:val="1047"/>
         </w:numPr>
         <w:pStyle w:val="Compact"/>
       </w:pPr>
@@ -5434,7 +5651,7 @@
       <w:pPr>
         <w:numPr>
           <w:ilvl w:val="2"/>
-          <w:numId w:val="1046"/>
+          <w:numId w:val="1048"/>
         </w:numPr>
         <w:pStyle w:val="Compact"/>
       </w:pPr>
@@ -5504,7 +5721,7 @@
       <w:pPr>
         <w:numPr>
           <w:ilvl w:val="1"/>
-          <w:numId w:val="1045"/>
+          <w:numId w:val="1047"/>
         </w:numPr>
         <w:pStyle w:val="Compact"/>
       </w:pPr>
@@ -5513,7 +5730,7 @@
       <w:pPr>
         <w:numPr>
           <w:ilvl w:val="2"/>
-          <w:numId w:val="1047"/>
+          <w:numId w:val="1049"/>
         </w:numPr>
         <w:pStyle w:val="Compact"/>
       </w:pPr>
@@ -5556,7 +5773,7 @@
       <w:pPr>
         <w:numPr>
           <w:ilvl w:val="1"/>
-          <w:numId w:val="1045"/>
+          <w:numId w:val="1047"/>
         </w:numPr>
         <w:pStyle w:val="Compact"/>
       </w:pPr>
@@ -5565,7 +5782,7 @@
       <w:pPr>
         <w:numPr>
           <w:ilvl w:val="2"/>
-          <w:numId w:val="1048"/>
+          <w:numId w:val="1050"/>
         </w:numPr>
         <w:pStyle w:val="Compact"/>
       </w:pPr>
@@ -5599,7 +5816,7 @@
       <w:pPr>
         <w:numPr>
           <w:ilvl w:val="0"/>
-          <w:numId w:val="1043"/>
+          <w:numId w:val="1045"/>
         </w:numPr>
       </w:pPr>
       <w:r>
@@ -5626,7 +5843,7 @@
       <w:pPr>
         <w:numPr>
           <w:ilvl w:val="1"/>
-          <w:numId w:val="1049"/>
+          <w:numId w:val="1051"/>
         </w:numPr>
         <w:pStyle w:val="Compact"/>
       </w:pPr>
@@ -5638,7 +5855,7 @@
       <w:pPr>
         <w:numPr>
           <w:ilvl w:val="1"/>
-          <w:numId w:val="1049"/>
+          <w:numId w:val="1051"/>
         </w:numPr>
         <w:pStyle w:val="Compact"/>
       </w:pPr>
@@ -5683,7 +5900,7 @@
       <w:pPr>
         <w:numPr>
           <w:ilvl w:val="0"/>
-          <w:numId w:val="1043"/>
+          <w:numId w:val="1045"/>
         </w:numPr>
       </w:pPr>
       <w:r>
@@ -5710,7 +5927,7 @@
       <w:pPr>
         <w:numPr>
           <w:ilvl w:val="1"/>
-          <w:numId w:val="1050"/>
+          <w:numId w:val="1052"/>
         </w:numPr>
         <w:pStyle w:val="Compact"/>
       </w:pPr>
@@ -5734,7 +5951,7 @@
       <w:pPr>
         <w:numPr>
           <w:ilvl w:val="0"/>
-          <w:numId w:val="1043"/>
+          <w:numId w:val="1045"/>
         </w:numPr>
       </w:pPr>
       <w:r>
@@ -5791,7 +6008,7 @@
       <w:pPr>
         <w:numPr>
           <w:ilvl w:val="0"/>
-          <w:numId w:val="1043"/>
+          <w:numId w:val="1045"/>
         </w:numPr>
       </w:pPr>
       <w:r>
@@ -5818,7 +6035,7 @@
       <w:pPr>
         <w:numPr>
           <w:ilvl w:val="0"/>
-          <w:numId w:val="1043"/>
+          <w:numId w:val="1045"/>
         </w:numPr>
       </w:pPr>
       <w:r>
@@ -5845,7 +6062,7 @@
       <w:pPr>
         <w:numPr>
           <w:ilvl w:val="0"/>
-          <w:numId w:val="1043"/>
+          <w:numId w:val="1045"/>
         </w:numPr>
       </w:pPr>
       <w:r>
@@ -5872,7 +6089,7 @@
       <w:pPr>
         <w:numPr>
           <w:ilvl w:val="0"/>
-          <w:numId w:val="1043"/>
+          <w:numId w:val="1045"/>
         </w:numPr>
       </w:pPr>
       <w:r>
@@ -5899,7 +6116,7 @@
       <w:pPr>
         <w:numPr>
           <w:ilvl w:val="0"/>
-          <w:numId w:val="1043"/>
+          <w:numId w:val="1045"/>
         </w:numPr>
       </w:pPr>
       <w:r>
@@ -5935,7 +6152,7 @@
       <w:pPr>
         <w:numPr>
           <w:ilvl w:val="0"/>
-          <w:numId w:val="1043"/>
+          <w:numId w:val="1045"/>
         </w:numPr>
       </w:pPr>
       <w:r>
@@ -5962,7 +6179,7 @@
       <w:pPr>
         <w:numPr>
           <w:ilvl w:val="1"/>
-          <w:numId w:val="1051"/>
+          <w:numId w:val="1053"/>
         </w:numPr>
         <w:pStyle w:val="Compact"/>
       </w:pPr>
@@ -5992,7 +6209,7 @@
       <w:pPr>
         <w:numPr>
           <w:ilvl w:val="0"/>
-          <w:numId w:val="1043"/>
+          <w:numId w:val="1045"/>
         </w:numPr>
       </w:pPr>
       <w:r>
@@ -6019,7 +6236,7 @@
       <w:pPr>
         <w:numPr>
           <w:ilvl w:val="1"/>
-          <w:numId w:val="1052"/>
+          <w:numId w:val="1054"/>
         </w:numPr>
         <w:pStyle w:val="Compact"/>
       </w:pPr>
@@ -6049,7 +6266,7 @@
       <w:pPr>
         <w:numPr>
           <w:ilvl w:val="0"/>
-          <w:numId w:val="1043"/>
+          <w:numId w:val="1045"/>
         </w:numPr>
       </w:pPr>
       <w:r>
@@ -6076,7 +6293,7 @@
       <w:pPr>
         <w:numPr>
           <w:ilvl w:val="0"/>
-          <w:numId w:val="1043"/>
+          <w:numId w:val="1045"/>
         </w:numPr>
       </w:pPr>
       <w:r>
@@ -6103,7 +6320,7 @@
       <w:pPr>
         <w:numPr>
           <w:ilvl w:val="0"/>
-          <w:numId w:val="1043"/>
+          <w:numId w:val="1045"/>
         </w:numPr>
       </w:pPr>
       <w:r>
@@ -6130,7 +6347,7 @@
       <w:pPr>
         <w:numPr>
           <w:ilvl w:val="1"/>
-          <w:numId w:val="1053"/>
+          <w:numId w:val="1055"/>
         </w:numPr>
         <w:pStyle w:val="Compact"/>
       </w:pPr>
@@ -6151,7 +6368,7 @@
       <w:pPr>
         <w:numPr>
           <w:ilvl w:val="0"/>
-          <w:numId w:val="1043"/>
+          <w:numId w:val="1045"/>
         </w:numPr>
       </w:pPr>
       <w:r>
@@ -6178,7 +6395,7 @@
       <w:pPr>
         <w:numPr>
           <w:ilvl w:val="0"/>
-          <w:numId w:val="1043"/>
+          <w:numId w:val="1045"/>
         </w:numPr>
       </w:pPr>
       <w:r>
@@ -6205,7 +6422,7 @@
       <w:pPr>
         <w:numPr>
           <w:ilvl w:val="0"/>
-          <w:numId w:val="1043"/>
+          <w:numId w:val="1045"/>
         </w:numPr>
       </w:pPr>
       <w:r>
@@ -6232,7 +6449,7 @@
       <w:pPr>
         <w:numPr>
           <w:ilvl w:val="0"/>
-          <w:numId w:val="1043"/>
+          <w:numId w:val="1045"/>
         </w:numPr>
       </w:pPr>
       <w:r>
@@ -6259,7 +6476,7 @@
       <w:pPr>
         <w:numPr>
           <w:ilvl w:val="1"/>
-          <w:numId w:val="1054"/>
+          <w:numId w:val="1056"/>
         </w:numPr>
         <w:pStyle w:val="Compact"/>
       </w:pPr>
@@ -6271,7 +6488,7 @@
       <w:pPr>
         <w:numPr>
           <w:ilvl w:val="0"/>
-          <w:numId w:val="1043"/>
+          <w:numId w:val="1045"/>
         </w:numPr>
       </w:pPr>
       <w:r>
@@ -6298,7 +6515,7 @@
       <w:pPr>
         <w:numPr>
           <w:ilvl w:val="0"/>
-          <w:numId w:val="1043"/>
+          <w:numId w:val="1045"/>
         </w:numPr>
       </w:pPr>
       <w:r>
@@ -6325,7 +6542,7 @@
       <w:pPr>
         <w:numPr>
           <w:ilvl w:val="0"/>
-          <w:numId w:val="1043"/>
+          <w:numId w:val="1045"/>
         </w:numPr>
       </w:pPr>
       <w:r>
@@ -6352,7 +6569,7 @@
       <w:pPr>
         <w:numPr>
           <w:ilvl w:val="0"/>
-          <w:numId w:val="1043"/>
+          <w:numId w:val="1045"/>
         </w:numPr>
       </w:pPr>
       <w:r>
@@ -6379,7 +6596,7 @@
       <w:pPr>
         <w:numPr>
           <w:ilvl w:val="0"/>
-          <w:numId w:val="1043"/>
+          <w:numId w:val="1045"/>
         </w:numPr>
       </w:pPr>
       <w:r>
@@ -6406,7 +6623,7 @@
       <w:pPr>
         <w:numPr>
           <w:ilvl w:val="0"/>
-          <w:numId w:val="1043"/>
+          <w:numId w:val="1045"/>
         </w:numPr>
       </w:pPr>
       <w:r>
@@ -6433,7 +6650,7 @@
       <w:pPr>
         <w:numPr>
           <w:ilvl w:val="0"/>
-          <w:numId w:val="1043"/>
+          <w:numId w:val="1045"/>
         </w:numPr>
       </w:pPr>
       <w:r>
@@ -6460,7 +6677,7 @@
       <w:pPr>
         <w:numPr>
           <w:ilvl w:val="0"/>
-          <w:numId w:val="1043"/>
+          <w:numId w:val="1045"/>
         </w:numPr>
       </w:pPr>
       <w:r>
@@ -6487,7 +6704,7 @@
       <w:pPr>
         <w:numPr>
           <w:ilvl w:val="0"/>
-          <w:numId w:val="1043"/>
+          <w:numId w:val="1045"/>
         </w:numPr>
       </w:pPr>
       <w:r>
@@ -6514,7 +6731,7 @@
       <w:pPr>
         <w:numPr>
           <w:ilvl w:val="1"/>
-          <w:numId w:val="1055"/>
+          <w:numId w:val="1057"/>
         </w:numPr>
         <w:pStyle w:val="Compact"/>
       </w:pPr>
@@ -6553,7 +6770,7 @@
       <w:pPr>
         <w:numPr>
           <w:ilvl w:val="0"/>
-          <w:numId w:val="1043"/>
+          <w:numId w:val="1045"/>
         </w:numPr>
       </w:pPr>
       <w:r>
@@ -6580,7 +6797,7 @@
       <w:pPr>
         <w:numPr>
           <w:ilvl w:val="0"/>
-          <w:numId w:val="1043"/>
+          <w:numId w:val="1045"/>
         </w:numPr>
       </w:pPr>
       <w:r>
@@ -6607,7 +6824,7 @@
       <w:pPr>
         <w:numPr>
           <w:ilvl w:val="0"/>
-          <w:numId w:val="1043"/>
+          <w:numId w:val="1045"/>
         </w:numPr>
       </w:pPr>
       <w:r>
@@ -7523,6 +7740,12 @@
     <w:abstractNumId w:val="991"/>
   </w:num>
   <w:num w:numId="1046">
+    <w:abstractNumId w:val="991"/>
+  </w:num>
+  <w:num w:numId="1047">
+    <w:abstractNumId w:val="991"/>
+  </w:num>
+  <w:num w:numId="1048">
     <w:abstractNumId w:val="99421"/>
     <w:lvlOverride w:ilvl="0">
       <w:startOverride w:val="1"/>
@@ -7552,7 +7775,7 @@
       <w:startOverride w:val="1"/>
     </w:lvlOverride>
   </w:num>
-  <w:num w:numId="1047">
+  <w:num w:numId="1049">
     <w:abstractNumId w:val="99422"/>
     <w:lvlOverride w:ilvl="0">
       <w:startOverride w:val="2"/>
@@ -7582,7 +7805,7 @@
       <w:startOverride w:val="2"/>
     </w:lvlOverride>
   </w:num>
-  <w:num w:numId="1048">
+  <w:num w:numId="1050">
     <w:abstractNumId w:val="99423"/>
     <w:lvlOverride w:ilvl="0">
       <w:startOverride w:val="3"/>
@@ -7612,12 +7835,6 @@
       <w:startOverride w:val="3"/>
     </w:lvlOverride>
   </w:num>
-  <w:num w:numId="1049">
-    <w:abstractNumId w:val="991"/>
-  </w:num>
-  <w:num w:numId="1050">
-    <w:abstractNumId w:val="991"/>
-  </w:num>
   <w:num w:numId="1051">
     <w:abstractNumId w:val="991"/>
   </w:num>
@@ -7631,6 +7848,12 @@
     <w:abstractNumId w:val="991"/>
   </w:num>
   <w:num w:numId="1055">
+    <w:abstractNumId w:val="991"/>
+  </w:num>
+  <w:num w:numId="1056">
+    <w:abstractNumId w:val="991"/>
+  </w:num>
+  <w:num w:numId="1057">
     <w:abstractNumId w:val="991"/>
   </w:num>
 </w:numbering>

--- a/文档/开发日志.docx
+++ b/文档/开发日志.docx
@@ -921,7 +921,7 @@
         </w:numPr>
       </w:pPr>
       <w:r>
-        <w:t xml:space="preserve">00:49</w:t>
+        <w:t xml:space="preserve">12:06</w:t>
       </w:r>
       <w:r>
         <w:t xml:space="preserve"> </w:t>
@@ -931,13 +931,13 @@
           <w:bCs/>
           <w:b/>
         </w:rPr>
-        <w:t xml:space="preserve">界面</w:t>
-      </w:r>
-      <w:r>
-        <w:t xml:space="preserve"> </w:t>
-      </w:r>
-      <w:r>
-        <w:t xml:space="preserve">图斑前置提示只留一页，并改掉「补齐图斑就能进入流程」的说法</w:t>
+        <w:t xml:space="preserve">修复</w:t>
+      </w:r>
+      <w:r>
+        <w:t xml:space="preserve"> </w:t>
+      </w:r>
+      <w:r>
+        <w:t xml:space="preserve">介绍区中列比左右两列晚半拍才飞进来</w:t>
       </w:r>
     </w:p>
     <w:p>
@@ -949,7 +949,29 @@
         <w:pStyle w:val="Compact"/>
       </w:pPr>
       <w:r>
-        <w:t xml:space="preserve">原因：用户指出两点——一是不必每页都列「没有图斑的项目」，只在不满足前置的那一步的下一页提示一次就够；二是「补齐后即可进入本页流程」说得过头，建好图斑离能评价还差别的步骤。</w:t>
+        <w:t xml:space="preserve">原因：判断「进没进视野」用的是</w:t>
+      </w:r>
+      <w:r>
+        <w:t xml:space="preserve"> </w:t>
+      </w:r>
+      <w:r>
+        <w:rPr>
+          <w:rStyle w:val="VerbatimChar"/>
+        </w:rPr>
+        <w:t xml:space="preserve">getBoundingClientRect()</w:t>
+      </w:r>
+      <w:r>
+        <w:t xml:space="preserve">，也就是</w:t>
+      </w:r>
+      <w:r>
+        <w:rPr>
+          <w:bCs/>
+          <w:b/>
+        </w:rPr>
+        <w:t xml:space="preserve">视觉位置</w:t>
+      </w:r>
+      <w:r>
+        <w:t xml:space="preserve">——而进场动画本身就是位移。中列从下方 24vh 升起，它的盒子一直比自己的位置低 195px（视口 805 时），于是总要再往下滚 152px 才触发；左右两列只低 43px，所以先动。用户看到的「中间慢半拍」就是这么来的，不是错觉，也和 110ms 的交错延迟无关。</w:t>
       </w:r>
     </w:p>
     <w:p>
@@ -963,6 +985,18 @@
       <w:r>
         <w:t xml:space="preserve">影响：</w:t>
       </w:r>
+      <w:r>
+        <w:rPr>
+          <w:rStyle w:val="VerbatimChar"/>
+        </w:rPr>
+        <w:t xml:space="preserve">app/templates/auth/login.html</w:t>
+      </w:r>
+      <w:r>
+        <w:t xml:space="preserve"> </w:t>
+      </w:r>
+      <w:r>
+        <w:t xml:space="preserve">的滚动进场脚本</w:t>
+      </w:r>
     </w:p>
     <w:p>
       <w:pPr>
@@ -973,77 +1007,56 @@
         <w:pStyle w:val="Compact"/>
       </w:pPr>
       <w:r>
-        <w:rPr>
-          <w:rStyle w:val="VerbatimChar"/>
-        </w:rPr>
-        <w:t xml:space="preserve">app/templates/constraint/index.html</w:t>
-      </w:r>
-      <w:r>
-        <w:t xml:space="preserve">：</w:t>
+        <w:t xml:space="preserve">改成按</w:t>
       </w:r>
       <w:r>
         <w:rPr>
           <w:bCs/>
           <w:b/>
         </w:rPr>
-        <w:t xml:space="preserve">只保留这一页</w:t>
-      </w:r>
-      <w:r>
-        <w:t xml:space="preserve">（流程里第一个按图斑操作的页面，紧接「项目与矿山档案」）。</w:t>
-      </w:r>
-      <w:r>
-        <w:rPr>
-          <w:rStyle w:val="VerbatimChar"/>
-        </w:rPr>
-        <w:t xml:space="preserve">unit/list.html</w:t>
-      </w:r>
-      <w:r>
-        <w:t xml:space="preserve">、</w:t>
-      </w:r>
-      <w:r>
-        <w:rPr>
-          <w:rStyle w:val="VerbatimChar"/>
-        </w:rPr>
-        <w:t xml:space="preserve">indicator/index.html</w:t>
-      </w:r>
-      <w:r>
-        <w:t xml:space="preserve">、</w:t>
-      </w:r>
-      <w:r>
-        <w:rPr>
-          <w:rStyle w:val="VerbatimChar"/>
-        </w:rPr>
-        <w:t xml:space="preserve">evaluate/index.html</w:t>
-      </w:r>
-      <w:r>
-        <w:t xml:space="preserve">、</w:t>
-      </w:r>
-      <w:r>
-        <w:rPr>
-          <w:rStyle w:val="VerbatimChar"/>
-        </w:rPr>
-        <w:t xml:space="preserve">report/index.html</w:t>
-      </w:r>
-      <w:r>
-        <w:t xml:space="preserve"> </w:t>
-      </w:r>
-      <w:r>
-        <w:t xml:space="preserve">四处删掉</w:t>
-      </w:r>
-      <w:r>
-        <w:t xml:space="preserve"> </w:t>
-      </w:r>
-      <w:r>
-        <w:rPr>
-          <w:rStyle w:val="VerbatimChar"/>
-        </w:rPr>
-        <w:t xml:space="preserve">patch_guide</w:t>
-      </w:r>
-      <w:r>
-        <w:t xml:space="preserve"> </w:t>
-      </w:r>
-      <w:r>
-        <w:t xml:space="preserve">的导入与调用——这几页正文本来就带空状态提示「暂无矿山图斑，请先到项目与矿山档案建立图斑」，不缺引导。</w:t>
+        <w:t xml:space="preserve">布局位置</w:t>
+      </w:r>
+      <w:r>
+        <w:t xml:space="preserve">判断：</w:t>
+      </w:r>
+      <w:r>
+        <w:rPr>
+          <w:rStyle w:val="VerbatimChar"/>
+        </w:rPr>
+        <w:t xml:space="preserve">offsetTop</w:t>
+      </w:r>
+      <w:r>
+        <w:t xml:space="preserve"> </w:t>
+      </w:r>
+      <w:r>
+        <w:t xml:space="preserve">沿</w:t>
+      </w:r>
+      <w:r>
+        <w:t xml:space="preserve"> </w:t>
+      </w:r>
+      <w:r>
+        <w:rPr>
+          <w:rStyle w:val="VerbatimChar"/>
+        </w:rPr>
+        <w:t xml:space="preserve">offsetParent</w:t>
+      </w:r>
+      <w:r>
+        <w:t xml:space="preserve"> </w:t>
+      </w:r>
+      <w:r>
+        <w:t xml:space="preserve">累加到文档位置（transform 不影响 offsetTop），加载时算一次存进</w:t>
+      </w:r>
+      <w:r>
+        <w:t xml:space="preserve"> </w:t>
+      </w:r>
+      <w:r>
+        <w:rPr>
+          <w:rStyle w:val="VerbatimChar"/>
+        </w:rPr>
+        <w:t xml:space="preserve">slots</w:t>
+      </w:r>
+      <w:r>
+        <w:t xml:space="preserve">，滚动时只做减法。同一行三列布局位置相同，触发点自然一致。</w:t>
       </w:r>
     </w:p>
     <w:p>
@@ -1055,31 +1068,22 @@
         <w:pStyle w:val="Compact"/>
       </w:pPr>
       <w:r>
-        <w:rPr>
-          <w:rStyle w:val="VerbatimChar"/>
-        </w:rPr>
-        <w:t xml:space="preserve">app/templates/_macros.html</w:t>
-      </w:r>
-      <w:r>
-        <w:t xml:space="preserve">：caption 改为「以下项目下尚未建立矿山图斑，本页按图斑组织数据，建好图斑后才会出现在这里：」——只说到「会出现在这里」，不再承诺能进入后续流程。</w:t>
-      </w:r>
-    </w:p>
-    <w:p>
-      <w:pPr>
-        <w:numPr>
-          <w:ilvl w:val="2"/>
-          <w:numId w:val="1004"/>
-        </w:numPr>
-        <w:pStyle w:val="Compact"/>
-      </w:pPr>
-      <w:r>
-        <w:rPr>
-          <w:rStyle w:val="VerbatimChar"/>
-        </w:rPr>
-        <w:t xml:space="preserve">工具/make_manual.py</w:t>
-      </w:r>
-      <w:r>
-        <w:t xml:space="preserve">：对应段落改写，说明这张表只在第一个按图斑操作的页面出现，后续各页用空状态提示。</w:t>
+        <w:t xml:space="preserve">顺带把每帧的</w:t>
+      </w:r>
+      <w:r>
+        <w:t xml:space="preserve"> </w:t>
+      </w:r>
+      <w:r>
+        <w:rPr>
+          <w:rStyle w:val="VerbatimChar"/>
+        </w:rPr>
+        <w:t xml:space="preserve">getBoundingClientRect()</w:t>
+      </w:r>
+      <w:r>
+        <w:t xml:space="preserve"> </w:t>
+      </w:r>
+      <w:r>
+        <w:t xml:space="preserve">批量测量也去掉了——现在滚动回调里没有任何测量，只有比较与改类名。</w:t>
       </w:r>
     </w:p>
     <w:p>
@@ -1091,43 +1095,32 @@
         <w:pStyle w:val="Compact"/>
       </w:pPr>
       <w:r>
-        <w:t xml:space="preserve">验证：四处页面确认已无该表（</w:t>
-      </w:r>
-      <w:r>
-        <w:rPr>
-          <w:rStyle w:val="VerbatimChar"/>
-        </w:rPr>
-        <w:t xml:space="preserve">patch_guide</w:t>
-      </w:r>
-      <w:r>
-        <w:t xml:space="preserve"> </w:t>
-      </w:r>
-      <w:r>
-        <w:t xml:space="preserve">出现次数为 0），限制性判定页仍保留；材料重跑 27 张截图 / 源程序 248 页 / 说明书 29 页，</w:t>
-      </w:r>
-      <w:r>
-        <w:rPr>
-          <w:rStyle w:val="VerbatimChar"/>
-        </w:rPr>
-        <w:t xml:space="preserve">check_materials</w:t>
-      </w:r>
-      <w:r>
-        <w:t xml:space="preserve"> </w:t>
-      </w:r>
-      <w:r>
-        <w:t xml:space="preserve">21 项符合，</w:t>
-      </w:r>
-      <w:r>
-        <w:rPr>
-          <w:rStyle w:val="VerbatimChar"/>
-        </w:rPr>
-        <w:t xml:space="preserve">verify_all</w:t>
-      </w:r>
-      <w:r>
-        <w:t xml:space="preserve"> </w:t>
-      </w:r>
-      <w:r>
-        <w:t xml:space="preserve">14/14 通过。</w:t>
+        <w:t xml:space="preserve">验证：探针量出旧算法同一行三列触发点相差 152px，新算法相差</w:t>
+      </w:r>
+      <w:r>
+        <w:t xml:space="preserve"> </w:t>
+      </w:r>
+      <w:r>
+        <w:rPr>
+          <w:bCs/>
+          <w:b/>
+        </w:rPr>
+        <w:t xml:space="preserve">0px</w:t>
+      </w:r>
+      <w:r>
+        <w:t xml:space="preserve">（三行都是 0）；列间差异只剩设计好的 110ms 交错。</w:t>
+      </w:r>
+      <w:r>
+        <w:rPr>
+          <w:rStyle w:val="VerbatimChar"/>
+        </w:rPr>
+        <w:t xml:space="preserve">工具/界面核对/核对登录浮层.py</w:t>
+      </w:r>
+      <w:r>
+        <w:t xml:space="preserve"> </w:t>
+      </w:r>
+      <w:r>
+        <w:t xml:space="preserve">全部通过，源程序 PDF 重跑 248 页。</w:t>
       </w:r>
     </w:p>
     <w:p>
@@ -1138,7 +1131,7 @@
         </w:numPr>
       </w:pPr>
       <w:r>
-        <w:t xml:space="preserve">00:28</w:t>
+        <w:t xml:space="preserve">00:49</w:t>
       </w:r>
       <w:r>
         <w:t xml:space="preserve"> </w:t>
@@ -1154,7 +1147,7 @@
         <w:t xml:space="preserve"> </w:t>
       </w:r>
       <w:r>
-        <w:t xml:space="preserve">前置条件改成「和主表同一张表」，待处理的行用浅红底标出</w:t>
+        <w:t xml:space="preserve">图斑前置提示只留一页，并改掉「补齐图斑就能进入流程」的说法</w:t>
       </w:r>
     </w:p>
     <w:p>
@@ -1166,7 +1159,7 @@
         <w:pStyle w:val="Compact"/>
       </w:pPr>
       <w:r>
-        <w:t xml:space="preserve">原因：上一版做成白色卡片仍然突兀——它和紧邻的数据表是两种东西，读起来像贴在页面上的一块补丁。用户要求统一成下面表格的样子，用浅红底说明这几个项目有问题。</w:t>
+        <w:t xml:space="preserve">原因：用户指出两点——一是不必每页都列「没有图斑的项目」，只在不满足前置的那一步的下一页提示一次就够；二是「补齐后即可进入本页流程」说得过头，建好图斑离能评价还差别的步骤。</w:t>
       </w:r>
     </w:p>
     <w:p>
@@ -1193,25 +1186,62 @@
         <w:rPr>
           <w:rStyle w:val="VerbatimChar"/>
         </w:rPr>
-        <w:t xml:space="preserve">app/templates/_macros.html</w:t>
-      </w:r>
-      <w:r>
-        <w:t xml:space="preserve">：删掉</w:t>
-      </w:r>
-      <w:r>
-        <w:t xml:space="preserve"> </w:t>
-      </w:r>
-      <w:r>
-        <w:rPr>
-          <w:rStyle w:val="VerbatimChar"/>
-        </w:rPr>
-        <w:t xml:space="preserve">prereq_card</w:t>
-      </w:r>
-      <w:r>
-        <w:t xml:space="preserve"> </w:t>
-      </w:r>
-      <w:r>
-        <w:t xml:space="preserve">卡片外壳，</w:t>
+        <w:t xml:space="preserve">app/templates/constraint/index.html</w:t>
+      </w:r>
+      <w:r>
+        <w:t xml:space="preserve">：</w:t>
+      </w:r>
+      <w:r>
+        <w:rPr>
+          <w:bCs/>
+          <w:b/>
+        </w:rPr>
+        <w:t xml:space="preserve">只保留这一页</w:t>
+      </w:r>
+      <w:r>
+        <w:t xml:space="preserve">（流程里第一个按图斑操作的页面，紧接「项目与矿山档案」）。</w:t>
+      </w:r>
+      <w:r>
+        <w:rPr>
+          <w:rStyle w:val="VerbatimChar"/>
+        </w:rPr>
+        <w:t xml:space="preserve">unit/list.html</w:t>
+      </w:r>
+      <w:r>
+        <w:t xml:space="preserve">、</w:t>
+      </w:r>
+      <w:r>
+        <w:rPr>
+          <w:rStyle w:val="VerbatimChar"/>
+        </w:rPr>
+        <w:t xml:space="preserve">indicator/index.html</w:t>
+      </w:r>
+      <w:r>
+        <w:t xml:space="preserve">、</w:t>
+      </w:r>
+      <w:r>
+        <w:rPr>
+          <w:rStyle w:val="VerbatimChar"/>
+        </w:rPr>
+        <w:t xml:space="preserve">evaluate/index.html</w:t>
+      </w:r>
+      <w:r>
+        <w:t xml:space="preserve">、</w:t>
+      </w:r>
+      <w:r>
+        <w:rPr>
+          <w:rStyle w:val="VerbatimChar"/>
+        </w:rPr>
+        <w:t xml:space="preserve">report/index.html</w:t>
+      </w:r>
+      <w:r>
+        <w:t xml:space="preserve"> </w:t>
+      </w:r>
+      <w:r>
+        <w:t xml:space="preserve">四处删掉</w:t>
+      </w:r>
+      <w:r>
+        <w:t xml:space="preserve"> </w:t>
       </w:r>
       <w:r>
         <w:rPr>
@@ -1223,49 +1253,7 @@
         <w:t xml:space="preserve"> </w:t>
       </w:r>
       <w:r>
-        <w:t xml:space="preserve">与</w:t>
-      </w:r>
-      <w:r>
-        <w:t xml:space="preserve"> </w:t>
-      </w:r>
-      <w:r>
-        <w:rPr>
-          <w:rStyle w:val="VerbatimChar"/>
-        </w:rPr>
-        <w:t xml:space="preserve">workflow_blocking</w:t>
-      </w:r>
-      <w:r>
-        <w:t xml:space="preserve"> </w:t>
-      </w:r>
-      <w:r>
-        <w:t xml:space="preserve">直接输出</w:t>
-      </w:r>
-      <w:r>
-        <w:t xml:space="preserve"> </w:t>
-      </w:r>
-      <w:r>
-        <w:rPr>
-          <w:rStyle w:val="VerbatimChar"/>
-        </w:rPr>
-        <w:t xml:space="preserve">&lt;table class="prereq-table"&gt;</w:t>
-      </w:r>
-      <w:r>
-        <w:t xml:space="preserve">，列头与主表同款（所属项目 / 矿山图斑 / 状态 / 操作；前置步骤 / 说明 / 操作），说明文字放在</w:t>
-      </w:r>
-      <w:r>
-        <w:t xml:space="preserve"> </w:t>
-      </w:r>
-      <w:r>
-        <w:rPr>
-          <w:rStyle w:val="VerbatimChar"/>
-        </w:rPr>
-        <w:t xml:space="preserve">&lt;caption&gt;</w:t>
-      </w:r>
-      <w:r>
-        <w:t xml:space="preserve"> </w:t>
-      </w:r>
-      <w:r>
-        <w:t xml:space="preserve">里，不再有单独的大标题。</w:t>
+        <w:t xml:space="preserve">的导入与调用——这几页正文本来就带空状态提示「暂无矿山图斑，请先到项目与矿山档案建立图斑」，不缺引导。</w:t>
       </w:r>
     </w:p>
     <w:p>
@@ -1280,34 +1268,10 @@
         <w:rPr>
           <w:rStyle w:val="VerbatimChar"/>
         </w:rPr>
-        <w:t xml:space="preserve">app/templates/base.html</w:t>
-      </w:r>
-      <w:r>
-        <w:t xml:space="preserve">：</w:t>
-      </w:r>
-      <w:r>
-        <w:rPr>
-          <w:rStyle w:val="VerbatimChar"/>
-        </w:rPr>
-        <w:t xml:space="preserve">.prereq*</w:t>
-      </w:r>
-      <w:r>
-        <w:t xml:space="preserve"> </w:t>
-      </w:r>
-      <w:r>
-        <w:t xml:space="preserve">卡片样式换成表格样式——待处理行</w:t>
-      </w:r>
-      <w:r>
-        <w:t xml:space="preserve"> </w:t>
-      </w:r>
-      <w:r>
-        <w:rPr>
-          <w:rStyle w:val="VerbatimChar"/>
-        </w:rPr>
-        <w:t xml:space="preserve">background: var(--danger-soft)</w:t>
-      </w:r>
-      <w:r>
-        <w:t xml:space="preserve">（浅红），悬停略深，状态列用深红加粗「缺少矿山图斑」，行内按钮保持正常样式。</w:t>
+        <w:t xml:space="preserve">app/templates/_macros.html</w:t>
+      </w:r>
+      <w:r>
+        <w:t xml:space="preserve">：caption 改为「以下项目下尚未建立矿山图斑，本页按图斑组织数据，建好图斑后才会出现在这里：」——只说到「会出现在这里」，不再承诺能进入后续流程。</w:t>
       </w:r>
     </w:p>
     <w:p>
@@ -1322,28 +1286,274 @@
         <w:rPr>
           <w:rStyle w:val="VerbatimChar"/>
         </w:rPr>
-        <w:t xml:space="preserve">app/config.py</w:t>
-      </w:r>
-      <w:r>
-        <w:t xml:space="preserve">：打开</w:t>
-      </w:r>
-      <w:r>
-        <w:t xml:space="preserve"> </w:t>
-      </w:r>
-      <w:r>
-        <w:rPr>
-          <w:rStyle w:val="VerbatimChar"/>
-        </w:rPr>
-        <w:t xml:space="preserve">TEMPLATES_AUTO_RELOAD</w:t>
-      </w:r>
-      <w:r>
-        <w:t xml:space="preserve">。</w:t>
+        <w:t xml:space="preserve">工具/make_manual.py</w:t>
+      </w:r>
+      <w:r>
+        <w:t xml:space="preserve">：对应段落改写，说明这张表只在第一个按图斑操作的页面出现，后续各页用空状态提示。</w:t>
+      </w:r>
+    </w:p>
+    <w:p>
+      <w:pPr>
+        <w:numPr>
+          <w:ilvl w:val="1"/>
+          <w:numId w:val="1005"/>
+        </w:numPr>
+        <w:pStyle w:val="Compact"/>
+      </w:pPr>
+      <w:r>
+        <w:t xml:space="preserve">验证：四处页面确认已无该表（</w:t>
+      </w:r>
+      <w:r>
+        <w:rPr>
+          <w:rStyle w:val="VerbatimChar"/>
+        </w:rPr>
+        <w:t xml:space="preserve">patch_guide</w:t>
+      </w:r>
+      <w:r>
+        <w:t xml:space="preserve"> </w:t>
+      </w:r>
+      <w:r>
+        <w:t xml:space="preserve">出现次数为 0），限制性判定页仍保留；材料重跑 27 张截图 / 源程序 248 页 / 说明书 29 页，</w:t>
+      </w:r>
+      <w:r>
+        <w:rPr>
+          <w:rStyle w:val="VerbatimChar"/>
+        </w:rPr>
+        <w:t xml:space="preserve">check_materials</w:t>
+      </w:r>
+      <w:r>
+        <w:t xml:space="preserve"> </w:t>
+      </w:r>
+      <w:r>
+        <w:t xml:space="preserve">21 项符合，</w:t>
+      </w:r>
+      <w:r>
+        <w:rPr>
+          <w:rStyle w:val="VerbatimChar"/>
+        </w:rPr>
+        <w:t xml:space="preserve">verify_all</w:t>
+      </w:r>
+      <w:r>
+        <w:t xml:space="preserve"> </w:t>
+      </w:r>
+      <w:r>
+        <w:t xml:space="preserve">14/14 通过。</w:t>
+      </w:r>
+    </w:p>
+    <w:p>
+      <w:pPr>
+        <w:numPr>
+          <w:ilvl w:val="0"/>
+          <w:numId w:val="1002"/>
+        </w:numPr>
+      </w:pPr>
+      <w:r>
+        <w:t xml:space="preserve">00:28</w:t>
+      </w:r>
+      <w:r>
+        <w:t xml:space="preserve"> </w:t>
       </w:r>
       <w:r>
         <w:rPr>
           <w:bCs/>
           <w:b/>
         </w:rPr>
+        <w:t xml:space="preserve">界面</w:t>
+      </w:r>
+      <w:r>
+        <w:t xml:space="preserve"> </w:t>
+      </w:r>
+      <w:r>
+        <w:t xml:space="preserve">前置条件改成「和主表同一张表」，待处理的行用浅红底标出</w:t>
+      </w:r>
+    </w:p>
+    <w:p>
+      <w:pPr>
+        <w:numPr>
+          <w:ilvl w:val="1"/>
+          <w:numId w:val="1007"/>
+        </w:numPr>
+        <w:pStyle w:val="Compact"/>
+      </w:pPr>
+      <w:r>
+        <w:t xml:space="preserve">原因：上一版做成白色卡片仍然突兀——它和紧邻的数据表是两种东西，读起来像贴在页面上的一块补丁。用户要求统一成下面表格的样子，用浅红底说明这几个项目有问题。</w:t>
+      </w:r>
+    </w:p>
+    <w:p>
+      <w:pPr>
+        <w:numPr>
+          <w:ilvl w:val="1"/>
+          <w:numId w:val="1007"/>
+        </w:numPr>
+        <w:pStyle w:val="Compact"/>
+      </w:pPr>
+      <w:r>
+        <w:t xml:space="preserve">影响：</w:t>
+      </w:r>
+    </w:p>
+    <w:p>
+      <w:pPr>
+        <w:numPr>
+          <w:ilvl w:val="2"/>
+          <w:numId w:val="1008"/>
+        </w:numPr>
+        <w:pStyle w:val="Compact"/>
+      </w:pPr>
+      <w:r>
+        <w:rPr>
+          <w:rStyle w:val="VerbatimChar"/>
+        </w:rPr>
+        <w:t xml:space="preserve">app/templates/_macros.html</w:t>
+      </w:r>
+      <w:r>
+        <w:t xml:space="preserve">：删掉</w:t>
+      </w:r>
+      <w:r>
+        <w:t xml:space="preserve"> </w:t>
+      </w:r>
+      <w:r>
+        <w:rPr>
+          <w:rStyle w:val="VerbatimChar"/>
+        </w:rPr>
+        <w:t xml:space="preserve">prereq_card</w:t>
+      </w:r>
+      <w:r>
+        <w:t xml:space="preserve"> </w:t>
+      </w:r>
+      <w:r>
+        <w:t xml:space="preserve">卡片外壳，</w:t>
+      </w:r>
+      <w:r>
+        <w:rPr>
+          <w:rStyle w:val="VerbatimChar"/>
+        </w:rPr>
+        <w:t xml:space="preserve">patch_guide</w:t>
+      </w:r>
+      <w:r>
+        <w:t xml:space="preserve"> </w:t>
+      </w:r>
+      <w:r>
+        <w:t xml:space="preserve">与</w:t>
+      </w:r>
+      <w:r>
+        <w:t xml:space="preserve"> </w:t>
+      </w:r>
+      <w:r>
+        <w:rPr>
+          <w:rStyle w:val="VerbatimChar"/>
+        </w:rPr>
+        <w:t xml:space="preserve">workflow_blocking</w:t>
+      </w:r>
+      <w:r>
+        <w:t xml:space="preserve"> </w:t>
+      </w:r>
+      <w:r>
+        <w:t xml:space="preserve">直接输出</w:t>
+      </w:r>
+      <w:r>
+        <w:t xml:space="preserve"> </w:t>
+      </w:r>
+      <w:r>
+        <w:rPr>
+          <w:rStyle w:val="VerbatimChar"/>
+        </w:rPr>
+        <w:t xml:space="preserve">&lt;table class="prereq-table"&gt;</w:t>
+      </w:r>
+      <w:r>
+        <w:t xml:space="preserve">，列头与主表同款（所属项目 / 矿山图斑 / 状态 / 操作；前置步骤 / 说明 / 操作），说明文字放在</w:t>
+      </w:r>
+      <w:r>
+        <w:t xml:space="preserve"> </w:t>
+      </w:r>
+      <w:r>
+        <w:rPr>
+          <w:rStyle w:val="VerbatimChar"/>
+        </w:rPr>
+        <w:t xml:space="preserve">&lt;caption&gt;</w:t>
+      </w:r>
+      <w:r>
+        <w:t xml:space="preserve"> </w:t>
+      </w:r>
+      <w:r>
+        <w:t xml:space="preserve">里，不再有单独的大标题。</w:t>
+      </w:r>
+    </w:p>
+    <w:p>
+      <w:pPr>
+        <w:numPr>
+          <w:ilvl w:val="2"/>
+          <w:numId w:val="1008"/>
+        </w:numPr>
+        <w:pStyle w:val="Compact"/>
+      </w:pPr>
+      <w:r>
+        <w:rPr>
+          <w:rStyle w:val="VerbatimChar"/>
+        </w:rPr>
+        <w:t xml:space="preserve">app/templates/base.html</w:t>
+      </w:r>
+      <w:r>
+        <w:t xml:space="preserve">：</w:t>
+      </w:r>
+      <w:r>
+        <w:rPr>
+          <w:rStyle w:val="VerbatimChar"/>
+        </w:rPr>
+        <w:t xml:space="preserve">.prereq*</w:t>
+      </w:r>
+      <w:r>
+        <w:t xml:space="preserve"> </w:t>
+      </w:r>
+      <w:r>
+        <w:t xml:space="preserve">卡片样式换成表格样式——待处理行</w:t>
+      </w:r>
+      <w:r>
+        <w:t xml:space="preserve"> </w:t>
+      </w:r>
+      <w:r>
+        <w:rPr>
+          <w:rStyle w:val="VerbatimChar"/>
+        </w:rPr>
+        <w:t xml:space="preserve">background: var(--danger-soft)</w:t>
+      </w:r>
+      <w:r>
+        <w:t xml:space="preserve">（浅红），悬停略深，状态列用深红加粗「缺少矿山图斑」，行内按钮保持正常样式。</w:t>
+      </w:r>
+    </w:p>
+    <w:p>
+      <w:pPr>
+        <w:numPr>
+          <w:ilvl w:val="2"/>
+          <w:numId w:val="1008"/>
+        </w:numPr>
+        <w:pStyle w:val="Compact"/>
+      </w:pPr>
+      <w:r>
+        <w:rPr>
+          <w:rStyle w:val="VerbatimChar"/>
+        </w:rPr>
+        <w:t xml:space="preserve">app/config.py</w:t>
+      </w:r>
+      <w:r>
+        <w:t xml:space="preserve">：打开</w:t>
+      </w:r>
+      <w:r>
+        <w:t xml:space="preserve"> </w:t>
+      </w:r>
+      <w:r>
+        <w:rPr>
+          <w:rStyle w:val="VerbatimChar"/>
+        </w:rPr>
+        <w:t xml:space="preserve">TEMPLATES_AUTO_RELOAD</w:t>
+      </w:r>
+      <w:r>
+        <w:t xml:space="preserve">。</w:t>
+      </w:r>
+      <w:r>
+        <w:rPr>
+          <w:bCs/>
+          <w:b/>
+        </w:rPr>
         <w:t xml:space="preserve">这一条是上一版没被看到的原因</w:t>
       </w:r>
       <w:r>
@@ -1354,7 +1564,7 @@
       <w:pPr>
         <w:numPr>
           <w:ilvl w:val="2"/>
-          <w:numId w:val="1006"/>
+          <w:numId w:val="1008"/>
         </w:numPr>
         <w:pStyle w:val="Compact"/>
       </w:pPr>
@@ -1372,7 +1582,7 @@
       <w:pPr>
         <w:numPr>
           <w:ilvl w:val="1"/>
-          <w:numId w:val="1005"/>
+          <w:numId w:val="1007"/>
         </w:numPr>
         <w:pStyle w:val="Compact"/>
       </w:pPr>
@@ -1435,7 +1645,7 @@
       <w:pPr>
         <w:numPr>
           <w:ilvl w:val="1"/>
-          <w:numId w:val="1007"/>
+          <w:numId w:val="1009"/>
         </w:numPr>
         <w:pStyle w:val="Compact"/>
       </w:pPr>
@@ -1457,7 +1667,7 @@
       <w:pPr>
         <w:numPr>
           <w:ilvl w:val="1"/>
-          <w:numId w:val="1007"/>
+          <w:numId w:val="1009"/>
         </w:numPr>
         <w:pStyle w:val="Compact"/>
       </w:pPr>
@@ -1469,7 +1679,7 @@
       <w:pPr>
         <w:numPr>
           <w:ilvl w:val="2"/>
-          <w:numId w:val="1008"/>
+          <w:numId w:val="1010"/>
         </w:numPr>
         <w:pStyle w:val="Compact"/>
       </w:pPr>
@@ -1529,7 +1739,7 @@
       <w:pPr>
         <w:numPr>
           <w:ilvl w:val="2"/>
-          <w:numId w:val="1008"/>
+          <w:numId w:val="1010"/>
         </w:numPr>
         <w:pStyle w:val="Compact"/>
       </w:pPr>
@@ -1565,7 +1775,7 @@
       <w:pPr>
         <w:numPr>
           <w:ilvl w:val="2"/>
-          <w:numId w:val="1008"/>
+          <w:numId w:val="1010"/>
         </w:numPr>
         <w:pStyle w:val="Compact"/>
       </w:pPr>
@@ -1637,7 +1847,7 @@
       <w:pPr>
         <w:numPr>
           <w:ilvl w:val="2"/>
-          <w:numId w:val="1008"/>
+          <w:numId w:val="1010"/>
         </w:numPr>
         <w:pStyle w:val="Compact"/>
       </w:pPr>
@@ -1667,7 +1877,7 @@
       <w:pPr>
         <w:numPr>
           <w:ilvl w:val="1"/>
-          <w:numId w:val="1007"/>
+          <w:numId w:val="1009"/>
         </w:numPr>
         <w:pStyle w:val="Compact"/>
       </w:pPr>
@@ -1706,7 +1916,7 @@
       <w:pPr>
         <w:numPr>
           <w:ilvl w:val="1"/>
-          <w:numId w:val="1009"/>
+          <w:numId w:val="1011"/>
         </w:numPr>
         <w:pStyle w:val="Compact"/>
       </w:pPr>
@@ -1817,7 +2027,7 @@
       <w:pPr>
         <w:numPr>
           <w:ilvl w:val="1"/>
-          <w:numId w:val="1009"/>
+          <w:numId w:val="1011"/>
         </w:numPr>
         <w:pStyle w:val="Compact"/>
       </w:pPr>
@@ -1829,7 +2039,7 @@
       <w:pPr>
         <w:numPr>
           <w:ilvl w:val="2"/>
-          <w:numId w:val="1010"/>
+          <w:numId w:val="1012"/>
         </w:numPr>
         <w:pStyle w:val="Compact"/>
       </w:pPr>
@@ -1904,7 +2114,7 @@
       <w:pPr>
         <w:numPr>
           <w:ilvl w:val="2"/>
-          <w:numId w:val="1010"/>
+          <w:numId w:val="1012"/>
         </w:numPr>
         <w:pStyle w:val="Compact"/>
       </w:pPr>
@@ -1923,7 +2133,7 @@
       <w:pPr>
         <w:numPr>
           <w:ilvl w:val="2"/>
-          <w:numId w:val="1010"/>
+          <w:numId w:val="1012"/>
         </w:numPr>
         <w:pStyle w:val="Compact"/>
       </w:pPr>
@@ -1959,7 +2169,7 @@
       <w:pPr>
         <w:numPr>
           <w:ilvl w:val="2"/>
-          <w:numId w:val="1010"/>
+          <w:numId w:val="1012"/>
         </w:numPr>
         <w:pStyle w:val="Compact"/>
       </w:pPr>
@@ -1995,7 +2205,7 @@
       <w:pPr>
         <w:numPr>
           <w:ilvl w:val="2"/>
-          <w:numId w:val="1010"/>
+          <w:numId w:val="1012"/>
         </w:numPr>
         <w:pStyle w:val="Compact"/>
       </w:pPr>
@@ -2013,7 +2223,7 @@
       <w:pPr>
         <w:numPr>
           <w:ilvl w:val="1"/>
-          <w:numId w:val="1009"/>
+          <w:numId w:val="1011"/>
         </w:numPr>
         <w:pStyle w:val="Compact"/>
       </w:pPr>
@@ -2047,7 +2257,7 @@
       <w:pPr>
         <w:numPr>
           <w:ilvl w:val="0"/>
-          <w:numId w:val="1011"/>
+          <w:numId w:val="1013"/>
         </w:numPr>
       </w:pPr>
       <w:r>
@@ -2074,7 +2284,7 @@
       <w:pPr>
         <w:numPr>
           <w:ilvl w:val="1"/>
-          <w:numId w:val="1012"/>
+          <w:numId w:val="1014"/>
         </w:numPr>
         <w:pStyle w:val="Compact"/>
       </w:pPr>
@@ -2086,7 +2296,7 @@
       <w:pPr>
         <w:numPr>
           <w:ilvl w:val="1"/>
-          <w:numId w:val="1012"/>
+          <w:numId w:val="1014"/>
         </w:numPr>
         <w:pStyle w:val="Compact"/>
       </w:pPr>
@@ -2098,124 +2308,124 @@
       <w:pPr>
         <w:numPr>
           <w:ilvl w:val="2"/>
+          <w:numId w:val="1015"/>
+        </w:numPr>
+        <w:pStyle w:val="Compact"/>
+      </w:pPr>
+      <w:r>
+        <w:rPr>
+          <w:rStyle w:val="VerbatimChar"/>
+        </w:rPr>
+        <w:t xml:space="preserve">app/templates/auth/home.html</w:t>
+      </w:r>
+      <w:r>
+        <w:t xml:space="preserve">：删掉该 section，工作台到「评价流程」八张卡片为止。</w:t>
+      </w:r>
+    </w:p>
+    <w:p>
+      <w:pPr>
+        <w:numPr>
+          <w:ilvl w:val="2"/>
+          <w:numId w:val="1015"/>
+        </w:numPr>
+        <w:pStyle w:val="Compact"/>
+      </w:pPr>
+      <w:r>
+        <w:rPr>
+          <w:rStyle w:val="VerbatimChar"/>
+        </w:rPr>
+        <w:t xml:space="preserve">app/templates/base.html</w:t>
+      </w:r>
+      <w:r>
+        <w:t xml:space="preserve">：</w:t>
+      </w:r>
+      <w:r>
+        <w:rPr>
+          <w:rStyle w:val="VerbatimChar"/>
+        </w:rPr>
+        <w:t xml:space="preserve">.row-card</w:t>
+      </w:r>
+      <w:r>
+        <w:t xml:space="preserve"> </w:t>
+      </w:r>
+      <w:r>
+        <w:t xml:space="preserve">一整套样式（9 条规则）只被这一栏用过，一并删掉，免得留死代码。</w:t>
+      </w:r>
+    </w:p>
+    <w:p>
+      <w:pPr>
+        <w:numPr>
+          <w:ilvl w:val="2"/>
+          <w:numId w:val="1015"/>
+        </w:numPr>
+        <w:pStyle w:val="Compact"/>
+      </w:pPr>
+      <w:r>
+        <w:t xml:space="preserve">入口没有减少：个人设置在左侧导航栏，账号与操作日志从「个人设置 · 账号」或顶栏铃铛进入。</w:t>
+      </w:r>
+    </w:p>
+    <w:p>
+      <w:pPr>
+        <w:numPr>
+          <w:ilvl w:val="2"/>
+          <w:numId w:val="1015"/>
+        </w:numPr>
+        <w:pStyle w:val="Compact"/>
+      </w:pPr>
+      <w:r>
+        <w:rPr>
+          <w:rStyle w:val="VerbatimChar"/>
+        </w:rPr>
+        <w:t xml:space="preserve">软著材料/截图/02_系统首页.png</w:t>
+      </w:r>
+      <w:r>
+        <w:t xml:space="preserve"> </w:t>
+      </w:r>
+      <w:r>
+        <w:t xml:space="preserve">与说明书里的对应插图随之更新。</w:t>
+      </w:r>
+    </w:p>
+    <w:p>
+      <w:pPr>
+        <w:numPr>
+          <w:ilvl w:val="1"/>
+          <w:numId w:val="1014"/>
+        </w:numPr>
+        <w:pStyle w:val="Compact"/>
+      </w:pPr>
+      <w:r>
+        <w:t xml:space="preserve">验证：</w:t>
+      </w:r>
+      <w:r>
+        <w:rPr>
+          <w:rStyle w:val="VerbatimChar"/>
+        </w:rPr>
+        <w:t xml:space="preserve">工具/make_screenshots.py</w:t>
+      </w:r>
+      <w:r>
+        <w:t xml:space="preserve"> </w:t>
+      </w:r>
+      <w:r>
+        <w:t xml:space="preserve">重跑 27/27 张、全部返回 200；源程序 PDF 247 页、说明书 PDF 29 页重跑；</w:t>
+      </w:r>
+      <w:r>
+        <w:rPr>
+          <w:rStyle w:val="VerbatimChar"/>
+        </w:rPr>
+        <w:t xml:space="preserve">工具/check_materials.py</w:t>
+      </w:r>
+      <w:r>
+        <w:t xml:space="preserve"> </w:t>
+      </w:r>
+      <w:r>
+        <w:t xml:space="preserve">21 项全部符合。</w:t>
+      </w:r>
+    </w:p>
+    <w:p>
+      <w:pPr>
+        <w:numPr>
+          <w:ilvl w:val="0"/>
           <w:numId w:val="1013"/>
-        </w:numPr>
-        <w:pStyle w:val="Compact"/>
-      </w:pPr>
-      <w:r>
-        <w:rPr>
-          <w:rStyle w:val="VerbatimChar"/>
-        </w:rPr>
-        <w:t xml:space="preserve">app/templates/auth/home.html</w:t>
-      </w:r>
-      <w:r>
-        <w:t xml:space="preserve">：删掉该 section，工作台到「评价流程」八张卡片为止。</w:t>
-      </w:r>
-    </w:p>
-    <w:p>
-      <w:pPr>
-        <w:numPr>
-          <w:ilvl w:val="2"/>
-          <w:numId w:val="1013"/>
-        </w:numPr>
-        <w:pStyle w:val="Compact"/>
-      </w:pPr>
-      <w:r>
-        <w:rPr>
-          <w:rStyle w:val="VerbatimChar"/>
-        </w:rPr>
-        <w:t xml:space="preserve">app/templates/base.html</w:t>
-      </w:r>
-      <w:r>
-        <w:t xml:space="preserve">：</w:t>
-      </w:r>
-      <w:r>
-        <w:rPr>
-          <w:rStyle w:val="VerbatimChar"/>
-        </w:rPr>
-        <w:t xml:space="preserve">.row-card</w:t>
-      </w:r>
-      <w:r>
-        <w:t xml:space="preserve"> </w:t>
-      </w:r>
-      <w:r>
-        <w:t xml:space="preserve">一整套样式（9 条规则）只被这一栏用过，一并删掉，免得留死代码。</w:t>
-      </w:r>
-    </w:p>
-    <w:p>
-      <w:pPr>
-        <w:numPr>
-          <w:ilvl w:val="2"/>
-          <w:numId w:val="1013"/>
-        </w:numPr>
-        <w:pStyle w:val="Compact"/>
-      </w:pPr>
-      <w:r>
-        <w:t xml:space="preserve">入口没有减少：个人设置在左侧导航栏，账号与操作日志从「个人设置 · 账号」或顶栏铃铛进入。</w:t>
-      </w:r>
-    </w:p>
-    <w:p>
-      <w:pPr>
-        <w:numPr>
-          <w:ilvl w:val="2"/>
-          <w:numId w:val="1013"/>
-        </w:numPr>
-        <w:pStyle w:val="Compact"/>
-      </w:pPr>
-      <w:r>
-        <w:rPr>
-          <w:rStyle w:val="VerbatimChar"/>
-        </w:rPr>
-        <w:t xml:space="preserve">软著材料/截图/02_系统首页.png</w:t>
-      </w:r>
-      <w:r>
-        <w:t xml:space="preserve"> </w:t>
-      </w:r>
-      <w:r>
-        <w:t xml:space="preserve">与说明书里的对应插图随之更新。</w:t>
-      </w:r>
-    </w:p>
-    <w:p>
-      <w:pPr>
-        <w:numPr>
-          <w:ilvl w:val="1"/>
-          <w:numId w:val="1012"/>
-        </w:numPr>
-        <w:pStyle w:val="Compact"/>
-      </w:pPr>
-      <w:r>
-        <w:t xml:space="preserve">验证：</w:t>
-      </w:r>
-      <w:r>
-        <w:rPr>
-          <w:rStyle w:val="VerbatimChar"/>
-        </w:rPr>
-        <w:t xml:space="preserve">工具/make_screenshots.py</w:t>
-      </w:r>
-      <w:r>
-        <w:t xml:space="preserve"> </w:t>
-      </w:r>
-      <w:r>
-        <w:t xml:space="preserve">重跑 27/27 张、全部返回 200；源程序 PDF 247 页、说明书 PDF 29 页重跑；</w:t>
-      </w:r>
-      <w:r>
-        <w:rPr>
-          <w:rStyle w:val="VerbatimChar"/>
-        </w:rPr>
-        <w:t xml:space="preserve">工具/check_materials.py</w:t>
-      </w:r>
-      <w:r>
-        <w:t xml:space="preserve"> </w:t>
-      </w:r>
-      <w:r>
-        <w:t xml:space="preserve">21 项全部符合。</w:t>
-      </w:r>
-    </w:p>
-    <w:p>
-      <w:pPr>
-        <w:numPr>
-          <w:ilvl w:val="0"/>
-          <w:numId w:val="1011"/>
         </w:numPr>
       </w:pPr>
       <w:r>
@@ -2242,7 +2452,7 @@
       <w:pPr>
         <w:numPr>
           <w:ilvl w:val="1"/>
-          <w:numId w:val="1014"/>
+          <w:numId w:val="1016"/>
         </w:numPr>
         <w:pStyle w:val="Compact"/>
       </w:pPr>
@@ -2254,7 +2464,7 @@
       <w:pPr>
         <w:numPr>
           <w:ilvl w:val="1"/>
-          <w:numId w:val="1014"/>
+          <w:numId w:val="1016"/>
         </w:numPr>
         <w:pStyle w:val="Compact"/>
       </w:pPr>
@@ -2272,7 +2482,7 @@
       <w:pPr>
         <w:numPr>
           <w:ilvl w:val="2"/>
-          <w:numId w:val="1015"/>
+          <w:numId w:val="1017"/>
         </w:numPr>
         <w:pStyle w:val="Compact"/>
       </w:pPr>
@@ -2344,7 +2554,7 @@
       <w:pPr>
         <w:numPr>
           <w:ilvl w:val="2"/>
-          <w:numId w:val="1015"/>
+          <w:numId w:val="1017"/>
         </w:numPr>
         <w:pStyle w:val="Compact"/>
       </w:pPr>
@@ -2395,7 +2605,7 @@
       <w:pPr>
         <w:numPr>
           <w:ilvl w:val="2"/>
-          <w:numId w:val="1015"/>
+          <w:numId w:val="1017"/>
         </w:numPr>
         <w:pStyle w:val="Compact"/>
       </w:pPr>
@@ -2407,7 +2617,7 @@
       <w:pPr>
         <w:numPr>
           <w:ilvl w:val="2"/>
-          <w:numId w:val="1015"/>
+          <w:numId w:val="1017"/>
         </w:numPr>
         <w:pStyle w:val="Compact"/>
       </w:pPr>
@@ -2467,7 +2677,7 @@
       <w:pPr>
         <w:numPr>
           <w:ilvl w:val="2"/>
-          <w:numId w:val="1015"/>
+          <w:numId w:val="1017"/>
         </w:numPr>
         <w:pStyle w:val="Compact"/>
       </w:pPr>
@@ -2488,7 +2698,7 @@
       <w:pPr>
         <w:numPr>
           <w:ilvl w:val="2"/>
-          <w:numId w:val="1015"/>
+          <w:numId w:val="1017"/>
         </w:numPr>
         <w:pStyle w:val="Compact"/>
       </w:pPr>
@@ -2509,7 +2719,7 @@
       <w:pPr>
         <w:numPr>
           <w:ilvl w:val="1"/>
-          <w:numId w:val="1014"/>
+          <w:numId w:val="1016"/>
         </w:numPr>
         <w:pStyle w:val="Compact"/>
       </w:pPr>
@@ -2560,7 +2770,7 @@
       <w:pPr>
         <w:numPr>
           <w:ilvl w:val="0"/>
-          <w:numId w:val="1011"/>
+          <w:numId w:val="1013"/>
         </w:numPr>
       </w:pPr>
       <w:r>
@@ -2587,7 +2797,7 @@
       <w:pPr>
         <w:numPr>
           <w:ilvl w:val="1"/>
-          <w:numId w:val="1016"/>
+          <w:numId w:val="1018"/>
         </w:numPr>
         <w:pStyle w:val="Compact"/>
       </w:pPr>
@@ -2599,7 +2809,7 @@
       <w:pPr>
         <w:numPr>
           <w:ilvl w:val="1"/>
-          <w:numId w:val="1016"/>
+          <w:numId w:val="1018"/>
         </w:numPr>
         <w:pStyle w:val="Compact"/>
       </w:pPr>
@@ -2617,7 +2827,7 @@
       <w:pPr>
         <w:numPr>
           <w:ilvl w:val="2"/>
-          <w:numId w:val="1017"/>
+          <w:numId w:val="1019"/>
         </w:numPr>
         <w:pStyle w:val="Compact"/>
       </w:pPr>
@@ -2740,7 +2950,7 @@
       <w:pPr>
         <w:numPr>
           <w:ilvl w:val="2"/>
-          <w:numId w:val="1017"/>
+          <w:numId w:val="1019"/>
         </w:numPr>
         <w:pStyle w:val="Compact"/>
       </w:pPr>
@@ -2797,7 +3007,7 @@
       <w:pPr>
         <w:numPr>
           <w:ilvl w:val="2"/>
-          <w:numId w:val="1017"/>
+          <w:numId w:val="1019"/>
         </w:numPr>
         <w:pStyle w:val="Compact"/>
       </w:pPr>
@@ -2809,7 +3019,7 @@
       <w:pPr>
         <w:numPr>
           <w:ilvl w:val="2"/>
-          <w:numId w:val="1017"/>
+          <w:numId w:val="1019"/>
         </w:numPr>
         <w:pStyle w:val="Compact"/>
       </w:pPr>
@@ -2830,7 +3040,7 @@
       <w:pPr>
         <w:numPr>
           <w:ilvl w:val="1"/>
-          <w:numId w:val="1016"/>
+          <w:numId w:val="1018"/>
         </w:numPr>
         <w:pStyle w:val="Compact"/>
       </w:pPr>
@@ -2866,7 +3076,7 @@
       <w:pPr>
         <w:numPr>
           <w:ilvl w:val="0"/>
-          <w:numId w:val="1011"/>
+          <w:numId w:val="1013"/>
         </w:numPr>
       </w:pPr>
       <w:r>
@@ -2893,7 +3103,7 @@
       <w:pPr>
         <w:numPr>
           <w:ilvl w:val="1"/>
-          <w:numId w:val="1018"/>
+          <w:numId w:val="1020"/>
         </w:numPr>
         <w:pStyle w:val="Compact"/>
       </w:pPr>
@@ -2935,7 +3145,7 @@
       <w:pPr>
         <w:numPr>
           <w:ilvl w:val="1"/>
-          <w:numId w:val="1018"/>
+          <w:numId w:val="1020"/>
         </w:numPr>
         <w:pStyle w:val="Compact"/>
       </w:pPr>
@@ -2947,7 +3157,7 @@
       <w:pPr>
         <w:numPr>
           <w:ilvl w:val="2"/>
-          <w:numId w:val="1019"/>
+          <w:numId w:val="1021"/>
         </w:numPr>
         <w:pStyle w:val="Compact"/>
       </w:pPr>
@@ -3002,7 +3212,7 @@
       <w:pPr>
         <w:numPr>
           <w:ilvl w:val="2"/>
-          <w:numId w:val="1019"/>
+          <w:numId w:val="1021"/>
         </w:numPr>
         <w:pStyle w:val="Compact"/>
       </w:pPr>
@@ -3023,7 +3233,7 @@
       <w:pPr>
         <w:numPr>
           <w:ilvl w:val="2"/>
-          <w:numId w:val="1019"/>
+          <w:numId w:val="1021"/>
         </w:numPr>
         <w:pStyle w:val="Compact"/>
       </w:pPr>
@@ -3041,7 +3251,7 @@
       <w:pPr>
         <w:numPr>
           <w:ilvl w:val="2"/>
-          <w:numId w:val="1019"/>
+          <w:numId w:val="1021"/>
         </w:numPr>
         <w:pStyle w:val="Compact"/>
       </w:pPr>
@@ -3059,7 +3269,7 @@
       <w:pPr>
         <w:numPr>
           <w:ilvl w:val="1"/>
-          <w:numId w:val="1018"/>
+          <w:numId w:val="1020"/>
         </w:numPr>
         <w:pStyle w:val="Compact"/>
       </w:pPr>
@@ -3095,7 +3305,7 @@
       <w:pPr>
         <w:numPr>
           <w:ilvl w:val="1"/>
-          <w:numId w:val="1018"/>
+          <w:numId w:val="1020"/>
         </w:numPr>
         <w:pStyle w:val="Compact"/>
       </w:pPr>
@@ -3119,7 +3329,7 @@
       <w:pPr>
         <w:numPr>
           <w:ilvl w:val="0"/>
-          <w:numId w:val="1011"/>
+          <w:numId w:val="1013"/>
         </w:numPr>
       </w:pPr>
       <w:r>
@@ -3176,7 +3386,7 @@
       <w:pPr>
         <w:numPr>
           <w:ilvl w:val="1"/>
-          <w:numId w:val="1020"/>
+          <w:numId w:val="1022"/>
         </w:numPr>
         <w:pStyle w:val="Compact"/>
       </w:pPr>
@@ -3254,7 +3464,7 @@
       <w:pPr>
         <w:numPr>
           <w:ilvl w:val="1"/>
-          <w:numId w:val="1020"/>
+          <w:numId w:val="1022"/>
         </w:numPr>
         <w:pStyle w:val="Compact"/>
       </w:pPr>
@@ -3299,7 +3509,7 @@
       <w:pPr>
         <w:numPr>
           <w:ilvl w:val="1"/>
-          <w:numId w:val="1020"/>
+          <w:numId w:val="1022"/>
         </w:numPr>
         <w:pStyle w:val="Compact"/>
       </w:pPr>
@@ -3359,7 +3569,7 @@
       <w:pPr>
         <w:numPr>
           <w:ilvl w:val="0"/>
-          <w:numId w:val="1011"/>
+          <w:numId w:val="1013"/>
         </w:numPr>
       </w:pPr>
       <w:r>
@@ -3386,7 +3596,7 @@
       <w:pPr>
         <w:numPr>
           <w:ilvl w:val="1"/>
-          <w:numId w:val="1021"/>
+          <w:numId w:val="1023"/>
         </w:numPr>
         <w:pStyle w:val="Compact"/>
       </w:pPr>
@@ -3398,7 +3608,7 @@
       <w:pPr>
         <w:numPr>
           <w:ilvl w:val="1"/>
-          <w:numId w:val="1021"/>
+          <w:numId w:val="1023"/>
         </w:numPr>
         <w:pStyle w:val="Compact"/>
       </w:pPr>
@@ -3410,7 +3620,7 @@
       <w:pPr>
         <w:numPr>
           <w:ilvl w:val="2"/>
-          <w:numId w:val="1022"/>
+          <w:numId w:val="1024"/>
         </w:numPr>
         <w:pStyle w:val="Compact"/>
       </w:pPr>
@@ -3509,7 +3719,7 @@
       <w:pPr>
         <w:numPr>
           <w:ilvl w:val="2"/>
-          <w:numId w:val="1022"/>
+          <w:numId w:val="1024"/>
         </w:numPr>
         <w:pStyle w:val="Compact"/>
       </w:pPr>
@@ -3554,7 +3764,7 @@
       <w:pPr>
         <w:numPr>
           <w:ilvl w:val="1"/>
-          <w:numId w:val="1021"/>
+          <w:numId w:val="1023"/>
         </w:numPr>
         <w:pStyle w:val="Compact"/>
       </w:pPr>
@@ -3566,7 +3776,7 @@
       <w:pPr>
         <w:numPr>
           <w:ilvl w:val="1"/>
-          <w:numId w:val="1021"/>
+          <w:numId w:val="1023"/>
         </w:numPr>
         <w:pStyle w:val="Compact"/>
       </w:pPr>
@@ -3627,7 +3837,7 @@
       <w:pPr>
         <w:numPr>
           <w:ilvl w:val="0"/>
-          <w:numId w:val="1011"/>
+          <w:numId w:val="1013"/>
         </w:numPr>
       </w:pPr>
       <w:r>
@@ -3654,7 +3864,7 @@
       <w:pPr>
         <w:numPr>
           <w:ilvl w:val="1"/>
-          <w:numId w:val="1023"/>
+          <w:numId w:val="1025"/>
         </w:numPr>
         <w:pStyle w:val="Compact"/>
       </w:pPr>
@@ -3675,7 +3885,7 @@
       <w:pPr>
         <w:numPr>
           <w:ilvl w:val="1"/>
-          <w:numId w:val="1023"/>
+          <w:numId w:val="1025"/>
         </w:numPr>
         <w:pStyle w:val="Compact"/>
       </w:pPr>
@@ -3696,7 +3906,7 @@
       <w:pPr>
         <w:numPr>
           <w:ilvl w:val="1"/>
-          <w:numId w:val="1023"/>
+          <w:numId w:val="1025"/>
         </w:numPr>
         <w:pStyle w:val="Compact"/>
       </w:pPr>
@@ -3720,7 +3930,7 @@
       <w:pPr>
         <w:numPr>
           <w:ilvl w:val="0"/>
-          <w:numId w:val="1011"/>
+          <w:numId w:val="1013"/>
         </w:numPr>
       </w:pPr>
       <w:r>
@@ -3747,7 +3957,7 @@
       <w:pPr>
         <w:numPr>
           <w:ilvl w:val="1"/>
-          <w:numId w:val="1024"/>
+          <w:numId w:val="1026"/>
         </w:numPr>
         <w:pStyle w:val="Compact"/>
       </w:pPr>
@@ -3786,7 +3996,7 @@
       <w:pPr>
         <w:numPr>
           <w:ilvl w:val="1"/>
-          <w:numId w:val="1024"/>
+          <w:numId w:val="1026"/>
         </w:numPr>
         <w:pStyle w:val="Compact"/>
       </w:pPr>
@@ -3825,7 +4035,7 @@
       <w:pPr>
         <w:numPr>
           <w:ilvl w:val="2"/>
-          <w:numId w:val="1025"/>
+          <w:numId w:val="1027"/>
         </w:numPr>
         <w:pStyle w:val="Compact"/>
       </w:pPr>
@@ -3846,7 +4056,7 @@
       <w:pPr>
         <w:numPr>
           <w:ilvl w:val="2"/>
-          <w:numId w:val="1025"/>
+          <w:numId w:val="1027"/>
         </w:numPr>
         <w:pStyle w:val="Compact"/>
       </w:pPr>
@@ -3858,7 +4068,7 @@
       <w:pPr>
         <w:numPr>
           <w:ilvl w:val="2"/>
-          <w:numId w:val="1025"/>
+          <w:numId w:val="1027"/>
         </w:numPr>
         <w:pStyle w:val="Compact"/>
       </w:pPr>
@@ -3870,7 +4080,7 @@
       <w:pPr>
         <w:numPr>
           <w:ilvl w:val="1"/>
-          <w:numId w:val="1024"/>
+          <w:numId w:val="1026"/>
         </w:numPr>
         <w:pStyle w:val="Compact"/>
       </w:pPr>
@@ -3894,7 +4104,7 @@
       <w:pPr>
         <w:numPr>
           <w:ilvl w:val="0"/>
-          <w:numId w:val="1011"/>
+          <w:numId w:val="1013"/>
         </w:numPr>
       </w:pPr>
       <w:r>
@@ -3921,7 +4131,7 @@
       <w:pPr>
         <w:numPr>
           <w:ilvl w:val="1"/>
-          <w:numId w:val="1026"/>
+          <w:numId w:val="1028"/>
         </w:numPr>
         <w:pStyle w:val="Compact"/>
       </w:pPr>
@@ -3933,7 +4143,7 @@
       <w:pPr>
         <w:numPr>
           <w:ilvl w:val="1"/>
-          <w:numId w:val="1026"/>
+          <w:numId w:val="1028"/>
         </w:numPr>
         <w:pStyle w:val="Compact"/>
       </w:pPr>
@@ -3987,7 +4197,7 @@
       <w:pPr>
         <w:numPr>
           <w:ilvl w:val="0"/>
-          <w:numId w:val="1011"/>
+          <w:numId w:val="1013"/>
         </w:numPr>
       </w:pPr>
       <w:r>
@@ -4014,7 +4224,7 @@
       <w:pPr>
         <w:numPr>
           <w:ilvl w:val="1"/>
-          <w:numId w:val="1027"/>
+          <w:numId w:val="1029"/>
         </w:numPr>
         <w:pStyle w:val="Compact"/>
       </w:pPr>
@@ -4026,7 +4236,7 @@
       <w:pPr>
         <w:numPr>
           <w:ilvl w:val="1"/>
-          <w:numId w:val="1027"/>
+          <w:numId w:val="1029"/>
         </w:numPr>
         <w:pStyle w:val="Compact"/>
       </w:pPr>
@@ -4047,7 +4257,7 @@
       <w:pPr>
         <w:numPr>
           <w:ilvl w:val="0"/>
-          <w:numId w:val="1011"/>
+          <w:numId w:val="1013"/>
         </w:numPr>
       </w:pPr>
       <w:r>
@@ -4074,7 +4284,7 @@
       <w:pPr>
         <w:numPr>
           <w:ilvl w:val="1"/>
-          <w:numId w:val="1028"/>
+          <w:numId w:val="1030"/>
         </w:numPr>
         <w:pStyle w:val="Compact"/>
       </w:pPr>
@@ -4086,7 +4296,7 @@
       <w:pPr>
         <w:numPr>
           <w:ilvl w:val="1"/>
-          <w:numId w:val="1028"/>
+          <w:numId w:val="1030"/>
         </w:numPr>
         <w:pStyle w:val="Compact"/>
       </w:pPr>
@@ -4134,7 +4344,7 @@
       <w:pPr>
         <w:numPr>
           <w:ilvl w:val="0"/>
-          <w:numId w:val="1011"/>
+          <w:numId w:val="1013"/>
         </w:numPr>
       </w:pPr>
       <w:r>
@@ -4161,7 +4371,7 @@
       <w:pPr>
         <w:numPr>
           <w:ilvl w:val="1"/>
-          <w:numId w:val="1029"/>
+          <w:numId w:val="1031"/>
         </w:numPr>
         <w:pStyle w:val="Compact"/>
       </w:pPr>
@@ -4173,7 +4383,7 @@
       <w:pPr>
         <w:numPr>
           <w:ilvl w:val="1"/>
-          <w:numId w:val="1029"/>
+          <w:numId w:val="1031"/>
         </w:numPr>
         <w:pStyle w:val="Compact"/>
       </w:pPr>
@@ -4185,7 +4395,7 @@
       <w:pPr>
         <w:numPr>
           <w:ilvl w:val="2"/>
-          <w:numId w:val="1030"/>
+          <w:numId w:val="1032"/>
         </w:numPr>
         <w:pStyle w:val="Compact"/>
       </w:pPr>
@@ -4251,7 +4461,7 @@
       <w:pPr>
         <w:numPr>
           <w:ilvl w:val="2"/>
-          <w:numId w:val="1030"/>
+          <w:numId w:val="1032"/>
         </w:numPr>
         <w:pStyle w:val="Compact"/>
       </w:pPr>
@@ -4269,7 +4479,7 @@
       <w:pPr>
         <w:numPr>
           <w:ilvl w:val="2"/>
-          <w:numId w:val="1030"/>
+          <w:numId w:val="1032"/>
         </w:numPr>
         <w:pStyle w:val="Compact"/>
       </w:pPr>
@@ -4320,7 +4530,7 @@
       <w:pPr>
         <w:numPr>
           <w:ilvl w:val="2"/>
-          <w:numId w:val="1030"/>
+          <w:numId w:val="1032"/>
         </w:numPr>
         <w:pStyle w:val="Compact"/>
       </w:pPr>
@@ -4332,7 +4542,7 @@
       <w:pPr>
         <w:numPr>
           <w:ilvl w:val="2"/>
-          <w:numId w:val="1030"/>
+          <w:numId w:val="1032"/>
         </w:numPr>
         <w:pStyle w:val="Compact"/>
       </w:pPr>
@@ -4344,7 +4554,7 @@
       <w:pPr>
         <w:numPr>
           <w:ilvl w:val="2"/>
-          <w:numId w:val="1030"/>
+          <w:numId w:val="1032"/>
         </w:numPr>
         <w:pStyle w:val="Compact"/>
       </w:pPr>
@@ -4402,7 +4612,7 @@
       <w:pPr>
         <w:numPr>
           <w:ilvl w:val="1"/>
-          <w:numId w:val="1029"/>
+          <w:numId w:val="1031"/>
         </w:numPr>
         <w:pStyle w:val="Compact"/>
       </w:pPr>
@@ -4438,7 +4648,7 @@
       <w:pPr>
         <w:numPr>
           <w:ilvl w:val="0"/>
-          <w:numId w:val="1011"/>
+          <w:numId w:val="1013"/>
         </w:numPr>
       </w:pPr>
       <w:r>
@@ -4465,7 +4675,7 @@
       <w:pPr>
         <w:numPr>
           <w:ilvl w:val="1"/>
-          <w:numId w:val="1031"/>
+          <w:numId w:val="1033"/>
         </w:numPr>
         <w:pStyle w:val="Compact"/>
       </w:pPr>
@@ -4477,7 +4687,7 @@
       <w:pPr>
         <w:numPr>
           <w:ilvl w:val="1"/>
-          <w:numId w:val="1031"/>
+          <w:numId w:val="1033"/>
         </w:numPr>
         <w:pStyle w:val="Compact"/>
       </w:pPr>
@@ -4510,7 +4720,7 @@
       <w:pPr>
         <w:numPr>
           <w:ilvl w:val="0"/>
-          <w:numId w:val="1011"/>
+          <w:numId w:val="1013"/>
         </w:numPr>
       </w:pPr>
       <w:r>
@@ -4537,7 +4747,7 @@
       <w:pPr>
         <w:numPr>
           <w:ilvl w:val="1"/>
-          <w:numId w:val="1032"/>
+          <w:numId w:val="1034"/>
         </w:numPr>
         <w:pStyle w:val="Compact"/>
       </w:pPr>
@@ -4549,7 +4759,7 @@
       <w:pPr>
         <w:numPr>
           <w:ilvl w:val="1"/>
-          <w:numId w:val="1032"/>
+          <w:numId w:val="1034"/>
         </w:numPr>
         <w:pStyle w:val="Compact"/>
       </w:pPr>
@@ -4570,7 +4780,7 @@
       <w:pPr>
         <w:numPr>
           <w:ilvl w:val="0"/>
-          <w:numId w:val="1011"/>
+          <w:numId w:val="1013"/>
         </w:numPr>
       </w:pPr>
       <w:r>
@@ -4597,7 +4807,7 @@
       <w:pPr>
         <w:numPr>
           <w:ilvl w:val="1"/>
-          <w:numId w:val="1033"/>
+          <w:numId w:val="1035"/>
         </w:numPr>
         <w:pStyle w:val="Compact"/>
       </w:pPr>
@@ -4627,7 +4837,7 @@
       <w:pPr>
         <w:numPr>
           <w:ilvl w:val="0"/>
-          <w:numId w:val="1011"/>
+          <w:numId w:val="1013"/>
         </w:numPr>
       </w:pPr>
       <w:r>
@@ -4654,7 +4864,7 @@
       <w:pPr>
         <w:numPr>
           <w:ilvl w:val="1"/>
-          <w:numId w:val="1034"/>
+          <w:numId w:val="1036"/>
         </w:numPr>
         <w:pStyle w:val="Compact"/>
       </w:pPr>
@@ -4666,7 +4876,7 @@
       <w:pPr>
         <w:numPr>
           <w:ilvl w:val="1"/>
-          <w:numId w:val="1034"/>
+          <w:numId w:val="1036"/>
         </w:numPr>
         <w:pStyle w:val="Compact"/>
       </w:pPr>
@@ -4717,7 +4927,7 @@
       <w:pPr>
         <w:numPr>
           <w:ilvl w:val="1"/>
-          <w:numId w:val="1034"/>
+          <w:numId w:val="1036"/>
         </w:numPr>
         <w:pStyle w:val="Compact"/>
       </w:pPr>
@@ -4729,7 +4939,7 @@
       <w:pPr>
         <w:numPr>
           <w:ilvl w:val="0"/>
-          <w:numId w:val="1011"/>
+          <w:numId w:val="1013"/>
         </w:numPr>
       </w:pPr>
       <w:r>
@@ -4795,7 +5005,7 @@
       <w:pPr>
         <w:numPr>
           <w:ilvl w:val="1"/>
-          <w:numId w:val="1035"/>
+          <w:numId w:val="1037"/>
         </w:numPr>
         <w:pStyle w:val="Compact"/>
       </w:pPr>
@@ -4831,7 +5041,7 @@
       <w:pPr>
         <w:numPr>
           <w:ilvl w:val="0"/>
-          <w:numId w:val="1011"/>
+          <w:numId w:val="1013"/>
         </w:numPr>
       </w:pPr>
       <w:r>
@@ -4858,7 +5068,7 @@
       <w:pPr>
         <w:numPr>
           <w:ilvl w:val="1"/>
-          <w:numId w:val="1036"/>
+          <w:numId w:val="1038"/>
         </w:numPr>
         <w:pStyle w:val="Compact"/>
       </w:pPr>
@@ -4870,7 +5080,7 @@
       <w:pPr>
         <w:numPr>
           <w:ilvl w:val="0"/>
-          <w:numId w:val="1011"/>
+          <w:numId w:val="1013"/>
         </w:numPr>
       </w:pPr>
       <w:r>
@@ -4897,7 +5107,7 @@
       <w:pPr>
         <w:numPr>
           <w:ilvl w:val="0"/>
-          <w:numId w:val="1011"/>
+          <w:numId w:val="1013"/>
         </w:numPr>
       </w:pPr>
       <w:r>
@@ -4924,7 +5134,7 @@
       <w:pPr>
         <w:numPr>
           <w:ilvl w:val="1"/>
-          <w:numId w:val="1037"/>
+          <w:numId w:val="1039"/>
         </w:numPr>
         <w:pStyle w:val="Compact"/>
       </w:pPr>
@@ -4975,7 +5185,7 @@
       <w:pPr>
         <w:numPr>
           <w:ilvl w:val="1"/>
-          <w:numId w:val="1037"/>
+          <w:numId w:val="1039"/>
         </w:numPr>
         <w:pStyle w:val="Compact"/>
       </w:pPr>
@@ -4996,7 +5206,7 @@
       <w:pPr>
         <w:numPr>
           <w:ilvl w:val="0"/>
-          <w:numId w:val="1011"/>
+          <w:numId w:val="1013"/>
         </w:numPr>
       </w:pPr>
       <w:r>
@@ -5023,7 +5233,7 @@
       <w:pPr>
         <w:numPr>
           <w:ilvl w:val="1"/>
-          <w:numId w:val="1038"/>
+          <w:numId w:val="1040"/>
         </w:numPr>
         <w:pStyle w:val="Compact"/>
       </w:pPr>
@@ -5035,7 +5245,7 @@
       <w:pPr>
         <w:numPr>
           <w:ilvl w:val="0"/>
-          <w:numId w:val="1011"/>
+          <w:numId w:val="1013"/>
         </w:numPr>
       </w:pPr>
       <w:r>
@@ -5062,7 +5272,7 @@
       <w:pPr>
         <w:numPr>
           <w:ilvl w:val="1"/>
-          <w:numId w:val="1039"/>
+          <w:numId w:val="1041"/>
         </w:numPr>
         <w:pStyle w:val="Compact"/>
       </w:pPr>
@@ -5086,7 +5296,7 @@
       <w:pPr>
         <w:numPr>
           <w:ilvl w:val="0"/>
-          <w:numId w:val="1011"/>
+          <w:numId w:val="1013"/>
         </w:numPr>
       </w:pPr>
       <w:r>
@@ -5113,7 +5323,7 @@
       <w:pPr>
         <w:numPr>
           <w:ilvl w:val="1"/>
-          <w:numId w:val="1040"/>
+          <w:numId w:val="1042"/>
         </w:numPr>
         <w:pStyle w:val="Compact"/>
       </w:pPr>
@@ -5125,7 +5335,7 @@
       <w:pPr>
         <w:numPr>
           <w:ilvl w:val="1"/>
-          <w:numId w:val="1040"/>
+          <w:numId w:val="1042"/>
         </w:numPr>
         <w:pStyle w:val="Compact"/>
       </w:pPr>
@@ -5176,7 +5386,7 @@
       <w:pPr>
         <w:numPr>
           <w:ilvl w:val="0"/>
-          <w:numId w:val="1011"/>
+          <w:numId w:val="1013"/>
         </w:numPr>
       </w:pPr>
       <w:r>
@@ -5203,7 +5413,7 @@
       <w:pPr>
         <w:numPr>
           <w:ilvl w:val="0"/>
-          <w:numId w:val="1011"/>
+          <w:numId w:val="1013"/>
         </w:numPr>
       </w:pPr>
       <w:r>
@@ -5230,7 +5440,7 @@
       <w:pPr>
         <w:numPr>
           <w:ilvl w:val="0"/>
-          <w:numId w:val="1011"/>
+          <w:numId w:val="1013"/>
         </w:numPr>
       </w:pPr>
       <w:r>
@@ -5257,7 +5467,7 @@
       <w:pPr>
         <w:numPr>
           <w:ilvl w:val="1"/>
-          <w:numId w:val="1041"/>
+          <w:numId w:val="1043"/>
         </w:numPr>
         <w:pStyle w:val="Compact"/>
       </w:pPr>
@@ -5269,7 +5479,7 @@
       <w:pPr>
         <w:numPr>
           <w:ilvl w:val="0"/>
-          <w:numId w:val="1011"/>
+          <w:numId w:val="1013"/>
         </w:numPr>
       </w:pPr>
       <w:r>
@@ -5296,7 +5506,7 @@
       <w:pPr>
         <w:numPr>
           <w:ilvl w:val="1"/>
-          <w:numId w:val="1042"/>
+          <w:numId w:val="1044"/>
         </w:numPr>
         <w:pStyle w:val="Compact"/>
       </w:pPr>
@@ -5329,7 +5539,7 @@
       <w:pPr>
         <w:numPr>
           <w:ilvl w:val="0"/>
-          <w:numId w:val="1011"/>
+          <w:numId w:val="1013"/>
         </w:numPr>
       </w:pPr>
       <w:r>
@@ -5356,7 +5566,7 @@
       <w:pPr>
         <w:numPr>
           <w:ilvl w:val="0"/>
-          <w:numId w:val="1011"/>
+          <w:numId w:val="1013"/>
         </w:numPr>
       </w:pPr>
       <w:r>
@@ -5383,7 +5593,7 @@
       <w:pPr>
         <w:numPr>
           <w:ilvl w:val="1"/>
-          <w:numId w:val="1043"/>
+          <w:numId w:val="1045"/>
         </w:numPr>
         <w:pStyle w:val="Compact"/>
       </w:pPr>
@@ -5431,7 +5641,7 @@
       <w:pPr>
         <w:numPr>
           <w:ilvl w:val="0"/>
-          <w:numId w:val="1011"/>
+          <w:numId w:val="1013"/>
         </w:numPr>
       </w:pPr>
       <w:r>
@@ -5458,7 +5668,7 @@
       <w:pPr>
         <w:numPr>
           <w:ilvl w:val="1"/>
-          <w:numId w:val="1044"/>
+          <w:numId w:val="1046"/>
         </w:numPr>
         <w:pStyle w:val="Compact"/>
       </w:pPr>
@@ -5470,7 +5680,7 @@
       <w:pPr>
         <w:numPr>
           <w:ilvl w:val="1"/>
-          <w:numId w:val="1044"/>
+          <w:numId w:val="1046"/>
         </w:numPr>
         <w:pStyle w:val="Compact"/>
       </w:pPr>
@@ -5510,7 +5720,7 @@
       <w:pPr>
         <w:numPr>
           <w:ilvl w:val="0"/>
-          <w:numId w:val="1045"/>
+          <w:numId w:val="1047"/>
         </w:numPr>
       </w:pPr>
       <w:r>
@@ -5537,7 +5747,7 @@
       <w:pPr>
         <w:numPr>
           <w:ilvl w:val="1"/>
-          <w:numId w:val="1046"/>
+          <w:numId w:val="1048"/>
         </w:numPr>
         <w:pStyle w:val="Compact"/>
       </w:pPr>
@@ -5549,7 +5759,7 @@
       <w:pPr>
         <w:numPr>
           <w:ilvl w:val="1"/>
-          <w:numId w:val="1046"/>
+          <w:numId w:val="1048"/>
         </w:numPr>
         <w:pStyle w:val="Compact"/>
       </w:pPr>
@@ -5588,7 +5798,7 @@
       <w:pPr>
         <w:numPr>
           <w:ilvl w:val="0"/>
-          <w:numId w:val="1045"/>
+          <w:numId w:val="1047"/>
         </w:numPr>
       </w:pPr>
       <w:r>
@@ -5615,7 +5825,7 @@
       <w:pPr>
         <w:numPr>
           <w:ilvl w:val="0"/>
-          <w:numId w:val="1045"/>
+          <w:numId w:val="1047"/>
         </w:numPr>
       </w:pPr>
       <w:r>
@@ -5642,7 +5852,7 @@
       <w:pPr>
         <w:numPr>
           <w:ilvl w:val="1"/>
-          <w:numId w:val="1047"/>
+          <w:numId w:val="1049"/>
         </w:numPr>
         <w:pStyle w:val="Compact"/>
       </w:pPr>
@@ -5651,7 +5861,7 @@
       <w:pPr>
         <w:numPr>
           <w:ilvl w:val="2"/>
-          <w:numId w:val="1048"/>
+          <w:numId w:val="1050"/>
         </w:numPr>
         <w:pStyle w:val="Compact"/>
       </w:pPr>
@@ -5721,7 +5931,7 @@
       <w:pPr>
         <w:numPr>
           <w:ilvl w:val="1"/>
-          <w:numId w:val="1047"/>
+          <w:numId w:val="1049"/>
         </w:numPr>
         <w:pStyle w:val="Compact"/>
       </w:pPr>
@@ -5730,7 +5940,7 @@
       <w:pPr>
         <w:numPr>
           <w:ilvl w:val="2"/>
-          <w:numId w:val="1049"/>
+          <w:numId w:val="1051"/>
         </w:numPr>
         <w:pStyle w:val="Compact"/>
       </w:pPr>
@@ -5773,7 +5983,7 @@
       <w:pPr>
         <w:numPr>
           <w:ilvl w:val="1"/>
-          <w:numId w:val="1047"/>
+          <w:numId w:val="1049"/>
         </w:numPr>
         <w:pStyle w:val="Compact"/>
       </w:pPr>
@@ -5782,7 +5992,7 @@
       <w:pPr>
         <w:numPr>
           <w:ilvl w:val="2"/>
-          <w:numId w:val="1050"/>
+          <w:numId w:val="1052"/>
         </w:numPr>
         <w:pStyle w:val="Compact"/>
       </w:pPr>
@@ -5816,7 +6026,7 @@
       <w:pPr>
         <w:numPr>
           <w:ilvl w:val="0"/>
-          <w:numId w:val="1045"/>
+          <w:numId w:val="1047"/>
         </w:numPr>
       </w:pPr>
       <w:r>
@@ -5843,7 +6053,7 @@
       <w:pPr>
         <w:numPr>
           <w:ilvl w:val="1"/>
-          <w:numId w:val="1051"/>
+          <w:numId w:val="1053"/>
         </w:numPr>
         <w:pStyle w:val="Compact"/>
       </w:pPr>
@@ -5855,7 +6065,7 @@
       <w:pPr>
         <w:numPr>
           <w:ilvl w:val="1"/>
-          <w:numId w:val="1051"/>
+          <w:numId w:val="1053"/>
         </w:numPr>
         <w:pStyle w:val="Compact"/>
       </w:pPr>
@@ -5900,7 +6110,7 @@
       <w:pPr>
         <w:numPr>
           <w:ilvl w:val="0"/>
-          <w:numId w:val="1045"/>
+          <w:numId w:val="1047"/>
         </w:numPr>
       </w:pPr>
       <w:r>
@@ -5927,7 +6137,7 @@
       <w:pPr>
         <w:numPr>
           <w:ilvl w:val="1"/>
-          <w:numId w:val="1052"/>
+          <w:numId w:val="1054"/>
         </w:numPr>
         <w:pStyle w:val="Compact"/>
       </w:pPr>
@@ -5951,7 +6161,7 @@
       <w:pPr>
         <w:numPr>
           <w:ilvl w:val="0"/>
-          <w:numId w:val="1045"/>
+          <w:numId w:val="1047"/>
         </w:numPr>
       </w:pPr>
       <w:r>
@@ -6008,7 +6218,7 @@
       <w:pPr>
         <w:numPr>
           <w:ilvl w:val="0"/>
-          <w:numId w:val="1045"/>
+          <w:numId w:val="1047"/>
         </w:numPr>
       </w:pPr>
       <w:r>
@@ -6035,7 +6245,7 @@
       <w:pPr>
         <w:numPr>
           <w:ilvl w:val="0"/>
-          <w:numId w:val="1045"/>
+          <w:numId w:val="1047"/>
         </w:numPr>
       </w:pPr>
       <w:r>
@@ -6062,7 +6272,7 @@
       <w:pPr>
         <w:numPr>
           <w:ilvl w:val="0"/>
-          <w:numId w:val="1045"/>
+          <w:numId w:val="1047"/>
         </w:numPr>
       </w:pPr>
       <w:r>
@@ -6089,7 +6299,7 @@
       <w:pPr>
         <w:numPr>
           <w:ilvl w:val="0"/>
-          <w:numId w:val="1045"/>
+          <w:numId w:val="1047"/>
         </w:numPr>
       </w:pPr>
       <w:r>
@@ -6116,7 +6326,7 @@
       <w:pPr>
         <w:numPr>
           <w:ilvl w:val="0"/>
-          <w:numId w:val="1045"/>
+          <w:numId w:val="1047"/>
         </w:numPr>
       </w:pPr>
       <w:r>
@@ -6152,7 +6362,7 @@
       <w:pPr>
         <w:numPr>
           <w:ilvl w:val="0"/>
-          <w:numId w:val="1045"/>
+          <w:numId w:val="1047"/>
         </w:numPr>
       </w:pPr>
       <w:r>
@@ -6179,7 +6389,7 @@
       <w:pPr>
         <w:numPr>
           <w:ilvl w:val="1"/>
-          <w:numId w:val="1053"/>
+          <w:numId w:val="1055"/>
         </w:numPr>
         <w:pStyle w:val="Compact"/>
       </w:pPr>
@@ -6209,7 +6419,7 @@
       <w:pPr>
         <w:numPr>
           <w:ilvl w:val="0"/>
-          <w:numId w:val="1045"/>
+          <w:numId w:val="1047"/>
         </w:numPr>
       </w:pPr>
       <w:r>
@@ -6236,7 +6446,7 @@
       <w:pPr>
         <w:numPr>
           <w:ilvl w:val="1"/>
-          <w:numId w:val="1054"/>
+          <w:numId w:val="1056"/>
         </w:numPr>
         <w:pStyle w:val="Compact"/>
       </w:pPr>
@@ -6266,7 +6476,7 @@
       <w:pPr>
         <w:numPr>
           <w:ilvl w:val="0"/>
-          <w:numId w:val="1045"/>
+          <w:numId w:val="1047"/>
         </w:numPr>
       </w:pPr>
       <w:r>
@@ -6293,7 +6503,7 @@
       <w:pPr>
         <w:numPr>
           <w:ilvl w:val="0"/>
-          <w:numId w:val="1045"/>
+          <w:numId w:val="1047"/>
         </w:numPr>
       </w:pPr>
       <w:r>
@@ -6320,7 +6530,7 @@
       <w:pPr>
         <w:numPr>
           <w:ilvl w:val="0"/>
-          <w:numId w:val="1045"/>
+          <w:numId w:val="1047"/>
         </w:numPr>
       </w:pPr>
       <w:r>
@@ -6347,7 +6557,7 @@
       <w:pPr>
         <w:numPr>
           <w:ilvl w:val="1"/>
-          <w:numId w:val="1055"/>
+          <w:numId w:val="1057"/>
         </w:numPr>
         <w:pStyle w:val="Compact"/>
       </w:pPr>
@@ -6368,7 +6578,7 @@
       <w:pPr>
         <w:numPr>
           <w:ilvl w:val="0"/>
-          <w:numId w:val="1045"/>
+          <w:numId w:val="1047"/>
         </w:numPr>
       </w:pPr>
       <w:r>
@@ -6395,7 +6605,7 @@
       <w:pPr>
         <w:numPr>
           <w:ilvl w:val="0"/>
-          <w:numId w:val="1045"/>
+          <w:numId w:val="1047"/>
         </w:numPr>
       </w:pPr>
       <w:r>
@@ -6422,7 +6632,7 @@
       <w:pPr>
         <w:numPr>
           <w:ilvl w:val="0"/>
-          <w:numId w:val="1045"/>
+          <w:numId w:val="1047"/>
         </w:numPr>
       </w:pPr>
       <w:r>
@@ -6449,7 +6659,7 @@
       <w:pPr>
         <w:numPr>
           <w:ilvl w:val="0"/>
-          <w:numId w:val="1045"/>
+          <w:numId w:val="1047"/>
         </w:numPr>
       </w:pPr>
       <w:r>
@@ -6476,7 +6686,7 @@
       <w:pPr>
         <w:numPr>
           <w:ilvl w:val="1"/>
-          <w:numId w:val="1056"/>
+          <w:numId w:val="1058"/>
         </w:numPr>
         <w:pStyle w:val="Compact"/>
       </w:pPr>
@@ -6488,7 +6698,7 @@
       <w:pPr>
         <w:numPr>
           <w:ilvl w:val="0"/>
-          <w:numId w:val="1045"/>
+          <w:numId w:val="1047"/>
         </w:numPr>
       </w:pPr>
       <w:r>
@@ -6515,7 +6725,7 @@
       <w:pPr>
         <w:numPr>
           <w:ilvl w:val="0"/>
-          <w:numId w:val="1045"/>
+          <w:numId w:val="1047"/>
         </w:numPr>
       </w:pPr>
       <w:r>
@@ -6542,7 +6752,7 @@
       <w:pPr>
         <w:numPr>
           <w:ilvl w:val="0"/>
-          <w:numId w:val="1045"/>
+          <w:numId w:val="1047"/>
         </w:numPr>
       </w:pPr>
       <w:r>
@@ -6569,7 +6779,7 @@
       <w:pPr>
         <w:numPr>
           <w:ilvl w:val="0"/>
-          <w:numId w:val="1045"/>
+          <w:numId w:val="1047"/>
         </w:numPr>
       </w:pPr>
       <w:r>
@@ -6596,7 +6806,7 @@
       <w:pPr>
         <w:numPr>
           <w:ilvl w:val="0"/>
-          <w:numId w:val="1045"/>
+          <w:numId w:val="1047"/>
         </w:numPr>
       </w:pPr>
       <w:r>
@@ -6623,7 +6833,7 @@
       <w:pPr>
         <w:numPr>
           <w:ilvl w:val="0"/>
-          <w:numId w:val="1045"/>
+          <w:numId w:val="1047"/>
         </w:numPr>
       </w:pPr>
       <w:r>
@@ -6650,7 +6860,7 @@
       <w:pPr>
         <w:numPr>
           <w:ilvl w:val="0"/>
-          <w:numId w:val="1045"/>
+          <w:numId w:val="1047"/>
         </w:numPr>
       </w:pPr>
       <w:r>
@@ -6677,7 +6887,7 @@
       <w:pPr>
         <w:numPr>
           <w:ilvl w:val="0"/>
-          <w:numId w:val="1045"/>
+          <w:numId w:val="1047"/>
         </w:numPr>
       </w:pPr>
       <w:r>
@@ -6704,7 +6914,7 @@
       <w:pPr>
         <w:numPr>
           <w:ilvl w:val="0"/>
-          <w:numId w:val="1045"/>
+          <w:numId w:val="1047"/>
         </w:numPr>
       </w:pPr>
       <w:r>
@@ -6731,7 +6941,7 @@
       <w:pPr>
         <w:numPr>
           <w:ilvl w:val="1"/>
-          <w:numId w:val="1057"/>
+          <w:numId w:val="1059"/>
         </w:numPr>
         <w:pStyle w:val="Compact"/>
       </w:pPr>
@@ -6770,7 +6980,7 @@
       <w:pPr>
         <w:numPr>
           <w:ilvl w:val="0"/>
-          <w:numId w:val="1045"/>
+          <w:numId w:val="1047"/>
         </w:numPr>
       </w:pPr>
       <w:r>
@@ -6797,7 +7007,7 @@
       <w:pPr>
         <w:numPr>
           <w:ilvl w:val="0"/>
-          <w:numId w:val="1045"/>
+          <w:numId w:val="1047"/>
         </w:numPr>
       </w:pPr>
       <w:r>
@@ -6824,7 +7034,7 @@
       <w:pPr>
         <w:numPr>
           <w:ilvl w:val="0"/>
-          <w:numId w:val="1045"/>
+          <w:numId w:val="1047"/>
         </w:numPr>
       </w:pPr>
       <w:r>
@@ -7746,6 +7956,12 @@
     <w:abstractNumId w:val="991"/>
   </w:num>
   <w:num w:numId="1048">
+    <w:abstractNumId w:val="991"/>
+  </w:num>
+  <w:num w:numId="1049">
+    <w:abstractNumId w:val="991"/>
+  </w:num>
+  <w:num w:numId="1050">
     <w:abstractNumId w:val="99421"/>
     <w:lvlOverride w:ilvl="0">
       <w:startOverride w:val="1"/>
@@ -7775,7 +7991,7 @@
       <w:startOverride w:val="1"/>
     </w:lvlOverride>
   </w:num>
-  <w:num w:numId="1049">
+  <w:num w:numId="1051">
     <w:abstractNumId w:val="99422"/>
     <w:lvlOverride w:ilvl="0">
       <w:startOverride w:val="2"/>
@@ -7805,7 +8021,7 @@
       <w:startOverride w:val="2"/>
     </w:lvlOverride>
   </w:num>
-  <w:num w:numId="1050">
+  <w:num w:numId="1052">
     <w:abstractNumId w:val="99423"/>
     <w:lvlOverride w:ilvl="0">
       <w:startOverride w:val="3"/>
@@ -7835,12 +8051,6 @@
       <w:startOverride w:val="3"/>
     </w:lvlOverride>
   </w:num>
-  <w:num w:numId="1051">
-    <w:abstractNumId w:val="991"/>
-  </w:num>
-  <w:num w:numId="1052">
-    <w:abstractNumId w:val="991"/>
-  </w:num>
   <w:num w:numId="1053">
     <w:abstractNumId w:val="991"/>
   </w:num>
@@ -7854,6 +8064,12 @@
     <w:abstractNumId w:val="991"/>
   </w:num>
   <w:num w:numId="1057">
+    <w:abstractNumId w:val="991"/>
+  </w:num>
+  <w:num w:numId="1058">
+    <w:abstractNumId w:val="991"/>
+  </w:num>
+  <w:num w:numId="1059">
     <w:abstractNumId w:val="991"/>
   </w:num>
 </w:numbering>

--- a/文档/开发日志.docx
+++ b/文档/开发日志.docx
@@ -921,7 +921,7 @@
         </w:numPr>
       </w:pPr>
       <w:r>
-        <w:t xml:space="preserve">12:06</w:t>
+        <w:t xml:space="preserve">13:55</w:t>
       </w:r>
       <w:r>
         <w:t xml:space="preserve"> </w:t>
@@ -937,7 +937,7 @@
         <w:t xml:space="preserve"> </w:t>
       </w:r>
       <w:r>
-        <w:t xml:space="preserve">介绍区中列比左右两列晚半拍才飞进来</w:t>
+        <w:t xml:space="preserve">全系统自检发现的四处问题：删项目留孤儿、占比校验单向、脏 JSON 会 500、基准值填 0 被改掉</w:t>
       </w:r>
     </w:p>
     <w:p>
@@ -949,29 +949,372 @@
         <w:pStyle w:val="Compact"/>
       </w:pPr>
       <w:r>
-        <w:t xml:space="preserve">原因：判断「进没进视野」用的是</w:t>
-      </w:r>
-      <w:r>
-        <w:t xml:space="preserve"> </w:t>
-      </w:r>
-      <w:r>
-        <w:rPr>
-          <w:rStyle w:val="VerbatimChar"/>
-        </w:rPr>
-        <w:t xml:space="preserve">getBoundingClientRect()</w:t>
-      </w:r>
-      <w:r>
-        <w:t xml:space="preserve">，也就是</w:t>
-      </w:r>
+        <w:t xml:space="preserve">原因：对整套系统做了一次自检（路由扫描、库完整性、越权、可访问性、仓库卫生，另加两路独立审核）。前面三条是自检挖出来的实际缺陷，第四条是顺手修的小毛病。</w:t>
+      </w:r>
+    </w:p>
+    <w:p>
+      <w:pPr>
+        <w:numPr>
+          <w:ilvl w:val="1"/>
+          <w:numId w:val="1003"/>
+        </w:numPr>
+        <w:pStyle w:val="Compact"/>
+      </w:pPr>
+      <w:r>
+        <w:t xml:space="preserve">影响：</w:t>
+      </w:r>
+    </w:p>
+    <w:p>
+      <w:pPr>
+        <w:numPr>
+          <w:ilvl w:val="2"/>
+          <w:numId w:val="1004"/>
+        </w:numPr>
+        <w:pStyle w:val="Compact"/>
+      </w:pPr>
       <w:r>
         <w:rPr>
           <w:bCs/>
           <w:b/>
         </w:rPr>
-        <w:t xml:space="preserve">视觉位置</w:t>
-      </w:r>
-      <w:r>
-        <w:t xml:space="preserve">——而进场动画本身就是位移。中列从下方 24vh 升起，它的盒子一直比自己的位置低 195px（视口 805 时），于是总要再往下滚 152px 才触发；左右两列只低 43px，所以先动。用户看到的「中间慢半拍」就是这么来的，不是错觉，也和 110ms 的交错延迟无关。</w:t>
+        <w:t xml:space="preserve">删项目会留下孤儿数据</w:t>
+      </w:r>
+      <w:r>
+        <w:t xml:space="preserve">（最要紧的一条）：</w:t>
+      </w:r>
+      <w:r>
+        <w:rPr>
+          <w:rStyle w:val="VerbatimChar"/>
+        </w:rPr>
+        <w:t xml:space="preserve">Project.patches</w:t>
+      </w:r>
+      <w:r>
+        <w:t xml:space="preserve">、</w:t>
+      </w:r>
+      <w:r>
+        <w:rPr>
+          <w:rStyle w:val="VerbatimChar"/>
+        </w:rPr>
+        <w:t xml:space="preserve">MinePatch.units</w:t>
+      </w:r>
+      <w:r>
+        <w:t xml:space="preserve"> </w:t>
+      </w:r>
+      <w:r>
+        <w:t xml:space="preserve">有 ORM 级联，但图斑下面的指标数据、限制性判定、评价结果、得分明细、参照生态系统没有，而清理逻辑只写在「删除图斑」那条路径里。实测删一个项目后这五张表各留 1 行；原库累计已留下</w:t>
+      </w:r>
+      <w:r>
+        <w:t xml:space="preserve"> </w:t>
+      </w:r>
+      <w:r>
+        <w:rPr>
+          <w:bCs/>
+          <w:b/>
+        </w:rPr>
+        <w:t xml:space="preserve">78 条</w:t>
+      </w:r>
+      <w:r>
+        <w:t xml:space="preserve">孤儿（参照生态系统 77、限制性判定 1）。</w:t>
+      </w:r>
+    </w:p>
+    <w:p>
+      <w:pPr>
+        <w:numPr>
+          <w:ilvl w:val="3"/>
+          <w:numId w:val="1005"/>
+        </w:numPr>
+        <w:pStyle w:val="Compact"/>
+      </w:pPr>
+      <w:r>
+        <w:t xml:space="preserve">新增</w:t>
+      </w:r>
+      <w:r>
+        <w:t xml:space="preserve"> </w:t>
+      </w:r>
+      <w:r>
+        <w:rPr>
+          <w:rStyle w:val="VerbatimChar"/>
+        </w:rPr>
+        <w:t xml:space="preserve">app/services/cleanup.py</w:t>
+      </w:r>
+      <w:r>
+        <w:t xml:space="preserve">：</w:t>
+      </w:r>
+      <w:r>
+        <w:rPr>
+          <w:rStyle w:val="VerbatimChar"/>
+        </w:rPr>
+        <w:t xml:space="preserve">delete_patch_children</w:t>
+      </w:r>
+      <w:r>
+        <w:t xml:space="preserve"> </w:t>
+      </w:r>
+      <w:r>
+        <w:t xml:space="preserve">/</w:t>
+      </w:r>
+      <w:r>
+        <w:t xml:space="preserve"> </w:t>
+      </w:r>
+      <w:r>
+        <w:rPr>
+          <w:rStyle w:val="VerbatimChar"/>
+        </w:rPr>
+        <w:t xml:space="preserve">delete_patch</w:t>
+      </w:r>
+      <w:r>
+        <w:t xml:space="preserve"> </w:t>
+      </w:r>
+      <w:r>
+        <w:t xml:space="preserve">/</w:t>
+      </w:r>
+      <w:r>
+        <w:t xml:space="preserve"> </w:t>
+      </w:r>
+      <w:r>
+        <w:rPr>
+          <w:rStyle w:val="VerbatimChar"/>
+        </w:rPr>
+        <w:t xml:space="preserve">delete_project</w:t>
+      </w:r>
+      <w:r>
+        <w:t xml:space="preserve">，两条删除路径共用同一份清理逻辑。</w:t>
+      </w:r>
+    </w:p>
+    <w:p>
+      <w:pPr>
+        <w:numPr>
+          <w:ilvl w:val="3"/>
+          <w:numId w:val="1005"/>
+        </w:numPr>
+        <w:pStyle w:val="Compact"/>
+      </w:pPr>
+      <w:r>
+        <w:t xml:space="preserve">新增</w:t>
+      </w:r>
+      <w:r>
+        <w:t xml:space="preserve"> </w:t>
+      </w:r>
+      <w:r>
+        <w:rPr>
+          <w:rStyle w:val="VerbatimChar"/>
+        </w:rPr>
+        <w:t xml:space="preserve">工具/清理孤儿数据.py</w:t>
+      </w:r>
+      <w:r>
+        <w:t xml:space="preserve">：默认只统计，</w:t>
+      </w:r>
+      <w:r>
+        <w:rPr>
+          <w:rStyle w:val="VerbatimChar"/>
+        </w:rPr>
+        <w:t xml:space="preserve">--apply</w:t>
+      </w:r>
+      <w:r>
+        <w:t xml:space="preserve"> </w:t>
+      </w:r>
+      <w:r>
+        <w:t xml:space="preserve">才删；顺手清掉了原库那 78 条（原库已先备份到</w:t>
+      </w:r>
+      <w:r>
+        <w:t xml:space="preserve"> </w:t>
+      </w:r>
+      <w:r>
+        <w:rPr>
+          <w:rStyle w:val="VerbatimChar"/>
+        </w:rPr>
+        <w:t xml:space="preserve">_dsh_probe\app.db.bak_*</w:t>
+      </w:r>
+      <w:r>
+        <w:t xml:space="preserve">）。</w:t>
+      </w:r>
+    </w:p>
+    <w:p>
+      <w:pPr>
+        <w:numPr>
+          <w:ilvl w:val="3"/>
+          <w:numId w:val="1005"/>
+        </w:numPr>
+        <w:pStyle w:val="Compact"/>
+      </w:pPr>
+      <w:r>
+        <w:t xml:space="preserve">新增</w:t>
+      </w:r>
+      <w:r>
+        <w:t xml:space="preserve"> </w:t>
+      </w:r>
+      <w:r>
+        <w:rPr>
+          <w:rStyle w:val="VerbatimChar"/>
+        </w:rPr>
+        <w:t xml:space="preserve">测试/test_delete_cascade.py</w:t>
+      </w:r>
+      <w:r>
+        <w:t xml:space="preserve">：造一套完整数据，走界面删项目、删图斑，逐表断言不留孤儿——把这条永久钉住。</w:t>
+      </w:r>
+    </w:p>
+    <w:p>
+      <w:pPr>
+        <w:numPr>
+          <w:ilvl w:val="2"/>
+          <w:numId w:val="1004"/>
+        </w:numPr>
+        <w:pStyle w:val="Compact"/>
+      </w:pPr>
+      <w:r>
+        <w:rPr>
+          <w:bCs/>
+          <w:b/>
+        </w:rPr>
+        <w:t xml:space="preserve">面积占比合计只挡「偏小」不挡「偏大」</w:t>
+      </w:r>
+      <w:r>
+        <w:t xml:space="preserve">：</w:t>
+      </w:r>
+      <w:r>
+        <w:rPr>
+          <w:rStyle w:val="VerbatimChar"/>
+        </w:rPr>
+        <w:t xml:space="preserve">ratio_sum &gt; 0.999</w:t>
+      </w:r>
+      <w:r>
+        <w:t xml:space="preserve"> </w:t>
+      </w:r>
+      <w:r>
+        <w:t xml:space="preserve">会让合计 1.5 的数据通过，而</w:t>
+      </w:r>
+      <w:r>
+        <w:t xml:space="preserve"> </w:t>
+      </w:r>
+      <w:r>
+        <w:rPr>
+          <w:rStyle w:val="VerbatimChar"/>
+        </w:rPr>
+        <w:t xml:space="preserve">F = Σ(Sᵢ×F′ᵢ)</w:t>
+      </w:r>
+      <w:r>
+        <w:t xml:space="preserve"> </w:t>
+      </w:r>
+      <w:r>
+        <w:t xml:space="preserve">不归一化，结果会被放大到 1.5 倍。改为双边判断</w:t>
+      </w:r>
+      <w:r>
+        <w:t xml:space="preserve"> </w:t>
+      </w:r>
+      <w:r>
+        <w:rPr>
+          <w:rStyle w:val="VerbatimChar"/>
+        </w:rPr>
+        <w:t xml:space="preserve">0.999 &lt;= ratio_sum &lt;= 1.001</w:t>
+      </w:r>
+      <w:r>
+        <w:t xml:space="preserve">，与界面里的提示口径一致。</w:t>
+      </w:r>
+    </w:p>
+    <w:p>
+      <w:pPr>
+        <w:numPr>
+          <w:ilvl w:val="2"/>
+          <w:numId w:val="1004"/>
+        </w:numPr>
+        <w:pStyle w:val="Compact"/>
+      </w:pPr>
+      <w:r>
+        <w:rPr>
+          <w:bCs/>
+          <w:b/>
+        </w:rPr>
+        <w:t xml:space="preserve">重金属 JSON 脏写会让整页 500</w:t>
+      </w:r>
+      <w:r>
+        <w:t xml:space="preserve">：</w:t>
+      </w:r>
+      <w:r>
+        <w:rPr>
+          <w:rStyle w:val="VerbatimChar"/>
+        </w:rPr>
+        <w:t xml:space="preserve">heavy_metals_dict()</w:t>
+      </w:r>
+      <w:r>
+        <w:t xml:space="preserve"> </w:t>
+      </w:r>
+      <w:r>
+        <w:t xml:space="preserve">直接</w:t>
+      </w:r>
+      <w:r>
+        <w:t xml:space="preserve"> </w:t>
+      </w:r>
+      <w:r>
+        <w:rPr>
+          <w:rStyle w:val="VerbatimChar"/>
+        </w:rPr>
+        <w:t xml:space="preserve">json.loads</w:t>
+      </w:r>
+      <w:r>
+        <w:t xml:space="preserve">。改为解析失败按「未检测」返回空字典，非字典值也忽略，原文仍留在库里供排查。</w:t>
+      </w:r>
+    </w:p>
+    <w:p>
+      <w:pPr>
+        <w:numPr>
+          <w:ilvl w:val="2"/>
+          <w:numId w:val="1004"/>
+        </w:numPr>
+        <w:pStyle w:val="Compact"/>
+      </w:pPr>
+      <w:r>
+        <w:rPr>
+          <w:bCs/>
+          <w:b/>
+        </w:rPr>
+        <w:t xml:space="preserve">参照生态系统基准填 0 会被悄悄换成默认值</w:t>
+      </w:r>
+      <w:r>
+        <w:t xml:space="preserve">：</w:t>
+      </w:r>
+      <w:r>
+        <w:rPr>
+          <w:rStyle w:val="VerbatimChar"/>
+        </w:rPr>
+        <w:t xml:space="preserve">fv(...) or 75.0</w:t>
+      </w:r>
+      <w:r>
+        <w:t xml:space="preserve"> </w:t>
+      </w:r>
+      <w:r>
+        <w:t xml:space="preserve">的写法把合法的 0 也当成"没填"。改为只在</w:t>
+      </w:r>
+      <w:r>
+        <w:t xml:space="preserve"> </w:t>
+      </w:r>
+      <w:r>
+        <w:rPr>
+          <w:rStyle w:val="VerbatimChar"/>
+        </w:rPr>
+        <w:t xml:space="preserve">None</w:t>
+      </w:r>
+      <w:r>
+        <w:t xml:space="preserve"> </w:t>
+      </w:r>
+      <w:r>
+        <w:t xml:space="preserve">时取默认。</w:t>
+      </w:r>
+    </w:p>
+    <w:p>
+      <w:pPr>
+        <w:numPr>
+          <w:ilvl w:val="2"/>
+          <w:numId w:val="1004"/>
+        </w:numPr>
+        <w:pStyle w:val="Compact"/>
+      </w:pPr>
+      <w:r>
+        <w:rPr>
+          <w:rStyle w:val="VerbatimChar"/>
+        </w:rPr>
+        <w:t xml:space="preserve">README.md</w:t>
+      </w:r>
+      <w:r>
+        <w:t xml:space="preserve">：测试套件 14 → 15 套，工具清单补上「清理孤儿数据.py」。</w:t>
       </w:r>
     </w:p>
     <w:p>
@@ -983,119 +1326,61 @@
         <w:pStyle w:val="Compact"/>
       </w:pPr>
       <w:r>
-        <w:t xml:space="preserve">影响：</w:t>
-      </w:r>
-      <w:r>
-        <w:rPr>
-          <w:rStyle w:val="VerbatimChar"/>
-        </w:rPr>
-        <w:t xml:space="preserve">app/templates/auth/login.html</w:t>
-      </w:r>
-      <w:r>
-        <w:t xml:space="preserve"> </w:t>
-      </w:r>
-      <w:r>
-        <w:t xml:space="preserve">的滚动进场脚本</w:t>
-      </w:r>
-    </w:p>
-    <w:p>
-      <w:pPr>
-        <w:numPr>
-          <w:ilvl w:val="2"/>
-          <w:numId w:val="1004"/>
-        </w:numPr>
-        <w:pStyle w:val="Compact"/>
-      </w:pPr>
-      <w:r>
-        <w:t xml:space="preserve">改成按</w:t>
+        <w:t xml:space="preserve">验证：新增的连带清理自检逐表通过；</w:t>
+      </w:r>
+      <w:r>
+        <w:rPr>
+          <w:rStyle w:val="VerbatimChar"/>
+        </w:rPr>
+        <w:t xml:space="preserve">verify_all.py</w:t>
+      </w:r>
+      <w:r>
+        <w:t xml:space="preserve"> </w:t>
       </w:r>
       <w:r>
         <w:rPr>
           <w:bCs/>
           <w:b/>
         </w:rPr>
-        <w:t xml:space="preserve">布局位置</w:t>
-      </w:r>
-      <w:r>
-        <w:t xml:space="preserve">判断：</w:t>
-      </w:r>
-      <w:r>
-        <w:rPr>
-          <w:rStyle w:val="VerbatimChar"/>
-        </w:rPr>
-        <w:t xml:space="preserve">offsetTop</w:t>
-      </w:r>
-      <w:r>
-        <w:t xml:space="preserve"> </w:t>
-      </w:r>
-      <w:r>
-        <w:t xml:space="preserve">沿</w:t>
-      </w:r>
-      <w:r>
-        <w:t xml:space="preserve"> </w:t>
-      </w:r>
-      <w:r>
-        <w:rPr>
-          <w:rStyle w:val="VerbatimChar"/>
-        </w:rPr>
-        <w:t xml:space="preserve">offsetParent</w:t>
-      </w:r>
-      <w:r>
-        <w:t xml:space="preserve"> </w:t>
-      </w:r>
-      <w:r>
-        <w:t xml:space="preserve">累加到文档位置（transform 不影响 offsetTop），加载时算一次存进</w:t>
-      </w:r>
-      <w:r>
-        <w:t xml:space="preserve"> </w:t>
-      </w:r>
-      <w:r>
-        <w:rPr>
-          <w:rStyle w:val="VerbatimChar"/>
-        </w:rPr>
-        <w:t xml:space="preserve">slots</w:t>
-      </w:r>
-      <w:r>
-        <w:t xml:space="preserve">，滚动时只做减法。同一行三列布局位置相同，触发点自然一致。</w:t>
-      </w:r>
-    </w:p>
-    <w:p>
-      <w:pPr>
-        <w:numPr>
-          <w:ilvl w:val="2"/>
-          <w:numId w:val="1004"/>
-        </w:numPr>
-        <w:pStyle w:val="Compact"/>
-      </w:pPr>
-      <w:r>
-        <w:t xml:space="preserve">顺带把每帧的</w:t>
-      </w:r>
-      <w:r>
-        <w:t xml:space="preserve"> </w:t>
-      </w:r>
-      <w:r>
-        <w:rPr>
-          <w:rStyle w:val="VerbatimChar"/>
-        </w:rPr>
-        <w:t xml:space="preserve">getBoundingClientRect()</w:t>
-      </w:r>
-      <w:r>
-        <w:t xml:space="preserve"> </w:t>
-      </w:r>
-      <w:r>
-        <w:t xml:space="preserve">批量测量也去掉了——现在滚动回调里没有任何测量，只有比较与改类名。</w:t>
-      </w:r>
-    </w:p>
-    <w:p>
-      <w:pPr>
-        <w:numPr>
-          <w:ilvl w:val="1"/>
-          <w:numId w:val="1003"/>
-        </w:numPr>
-        <w:pStyle w:val="Compact"/>
-      </w:pPr>
-      <w:r>
-        <w:t xml:space="preserve">验证：探针量出旧算法同一行三列触发点相差 152px，新算法相差</w:t>
+        <w:t xml:space="preserve">15/15 测试套件通过</w:t>
+      </w:r>
+      <w:r>
+        <w:t xml:space="preserve">；</w:t>
+      </w:r>
+      <w:r>
+        <w:rPr>
+          <w:rStyle w:val="VerbatimChar"/>
+        </w:rPr>
+        <w:t xml:space="preserve">check_materials.py</w:t>
+      </w:r>
+      <w:r>
+        <w:t xml:space="preserve"> </w:t>
+      </w:r>
+      <w:r>
+        <w:t xml:space="preserve">21 项符合；路由扫描 43 条 GET 无 5xx、未登录进不去业务页、操作员进不了账号与日志页（</w:t>
+      </w:r>
+      <w:r>
+        <w:rPr>
+          <w:rStyle w:val="VerbatimChar"/>
+        </w:rPr>
+        <w:t xml:space="preserve">/users/add</w:t>
+      </w:r>
+      <w:r>
+        <w:t xml:space="preserve"> </w:t>
+      </w:r>
+      <w:r>
+        <w:t xml:space="preserve">返回 403）；原库孤儿清零、演示数据完好（3 项目 / 1 图斑 / 3 单元 / 11 标准）。</w:t>
+      </w:r>
+    </w:p>
+    <w:p>
+      <w:pPr>
+        <w:numPr>
+          <w:ilvl w:val="0"/>
+          <w:numId w:val="1002"/>
+        </w:numPr>
+      </w:pPr>
+      <w:r>
+        <w:t xml:space="preserve">12:06</w:t>
       </w:r>
       <w:r>
         <w:t xml:space="preserve"> </w:t>
@@ -1105,6 +1390,180 @@
           <w:bCs/>
           <w:b/>
         </w:rPr>
+        <w:t xml:space="preserve">修复</w:t>
+      </w:r>
+      <w:r>
+        <w:t xml:space="preserve"> </w:t>
+      </w:r>
+      <w:r>
+        <w:t xml:space="preserve">介绍区中列比左右两列晚半拍才飞进来</w:t>
+      </w:r>
+    </w:p>
+    <w:p>
+      <w:pPr>
+        <w:numPr>
+          <w:ilvl w:val="1"/>
+          <w:numId w:val="1006"/>
+        </w:numPr>
+        <w:pStyle w:val="Compact"/>
+      </w:pPr>
+      <w:r>
+        <w:t xml:space="preserve">原因：判断「进没进视野」用的是</w:t>
+      </w:r>
+      <w:r>
+        <w:t xml:space="preserve"> </w:t>
+      </w:r>
+      <w:r>
+        <w:rPr>
+          <w:rStyle w:val="VerbatimChar"/>
+        </w:rPr>
+        <w:t xml:space="preserve">getBoundingClientRect()</w:t>
+      </w:r>
+      <w:r>
+        <w:t xml:space="preserve">，也就是</w:t>
+      </w:r>
+      <w:r>
+        <w:rPr>
+          <w:bCs/>
+          <w:b/>
+        </w:rPr>
+        <w:t xml:space="preserve">视觉位置</w:t>
+      </w:r>
+      <w:r>
+        <w:t xml:space="preserve">——而进场动画本身就是位移。中列从下方 24vh 升起，它的盒子一直比自己的位置低 195px（视口 805 时），于是总要再往下滚 152px 才触发；左右两列只低 43px，所以先动。用户看到的「中间慢半拍」就是这么来的，不是错觉，也和 110ms 的交错延迟无关。</w:t>
+      </w:r>
+    </w:p>
+    <w:p>
+      <w:pPr>
+        <w:numPr>
+          <w:ilvl w:val="1"/>
+          <w:numId w:val="1006"/>
+        </w:numPr>
+        <w:pStyle w:val="Compact"/>
+      </w:pPr>
+      <w:r>
+        <w:t xml:space="preserve">影响：</w:t>
+      </w:r>
+      <w:r>
+        <w:rPr>
+          <w:rStyle w:val="VerbatimChar"/>
+        </w:rPr>
+        <w:t xml:space="preserve">app/templates/auth/login.html</w:t>
+      </w:r>
+      <w:r>
+        <w:t xml:space="preserve"> </w:t>
+      </w:r>
+      <w:r>
+        <w:t xml:space="preserve">的滚动进场脚本</w:t>
+      </w:r>
+    </w:p>
+    <w:p>
+      <w:pPr>
+        <w:numPr>
+          <w:ilvl w:val="2"/>
+          <w:numId w:val="1007"/>
+        </w:numPr>
+        <w:pStyle w:val="Compact"/>
+      </w:pPr>
+      <w:r>
+        <w:t xml:space="preserve">改成按</w:t>
+      </w:r>
+      <w:r>
+        <w:rPr>
+          <w:bCs/>
+          <w:b/>
+        </w:rPr>
+        <w:t xml:space="preserve">布局位置</w:t>
+      </w:r>
+      <w:r>
+        <w:t xml:space="preserve">判断：</w:t>
+      </w:r>
+      <w:r>
+        <w:rPr>
+          <w:rStyle w:val="VerbatimChar"/>
+        </w:rPr>
+        <w:t xml:space="preserve">offsetTop</w:t>
+      </w:r>
+      <w:r>
+        <w:t xml:space="preserve"> </w:t>
+      </w:r>
+      <w:r>
+        <w:t xml:space="preserve">沿</w:t>
+      </w:r>
+      <w:r>
+        <w:t xml:space="preserve"> </w:t>
+      </w:r>
+      <w:r>
+        <w:rPr>
+          <w:rStyle w:val="VerbatimChar"/>
+        </w:rPr>
+        <w:t xml:space="preserve">offsetParent</w:t>
+      </w:r>
+      <w:r>
+        <w:t xml:space="preserve"> </w:t>
+      </w:r>
+      <w:r>
+        <w:t xml:space="preserve">累加到文档位置（transform 不影响 offsetTop），加载时算一次存进</w:t>
+      </w:r>
+      <w:r>
+        <w:t xml:space="preserve"> </w:t>
+      </w:r>
+      <w:r>
+        <w:rPr>
+          <w:rStyle w:val="VerbatimChar"/>
+        </w:rPr>
+        <w:t xml:space="preserve">slots</w:t>
+      </w:r>
+      <w:r>
+        <w:t xml:space="preserve">，滚动时只做减法。同一行三列布局位置相同，触发点自然一致。</w:t>
+      </w:r>
+    </w:p>
+    <w:p>
+      <w:pPr>
+        <w:numPr>
+          <w:ilvl w:val="2"/>
+          <w:numId w:val="1007"/>
+        </w:numPr>
+        <w:pStyle w:val="Compact"/>
+      </w:pPr>
+      <w:r>
+        <w:t xml:space="preserve">顺带把每帧的</w:t>
+      </w:r>
+      <w:r>
+        <w:t xml:space="preserve"> </w:t>
+      </w:r>
+      <w:r>
+        <w:rPr>
+          <w:rStyle w:val="VerbatimChar"/>
+        </w:rPr>
+        <w:t xml:space="preserve">getBoundingClientRect()</w:t>
+      </w:r>
+      <w:r>
+        <w:t xml:space="preserve"> </w:t>
+      </w:r>
+      <w:r>
+        <w:t xml:space="preserve">批量测量也去掉了——现在滚动回调里没有任何测量，只有比较与改类名。</w:t>
+      </w:r>
+    </w:p>
+    <w:p>
+      <w:pPr>
+        <w:numPr>
+          <w:ilvl w:val="1"/>
+          <w:numId w:val="1006"/>
+        </w:numPr>
+        <w:pStyle w:val="Compact"/>
+      </w:pPr>
+      <w:r>
+        <w:t xml:space="preserve">验证：探针量出旧算法同一行三列触发点相差 152px，新算法相差</w:t>
+      </w:r>
+      <w:r>
+        <w:t xml:space="preserve"> </w:t>
+      </w:r>
+      <w:r>
+        <w:rPr>
+          <w:bCs/>
+          <w:b/>
+        </w:rPr>
         <w:t xml:space="preserve">0px</w:t>
       </w:r>
       <w:r>
@@ -1154,7 +1613,7 @@
       <w:pPr>
         <w:numPr>
           <w:ilvl w:val="1"/>
-          <w:numId w:val="1005"/>
+          <w:numId w:val="1008"/>
         </w:numPr>
         <w:pStyle w:val="Compact"/>
       </w:pPr>
@@ -1166,7 +1625,7 @@
       <w:pPr>
         <w:numPr>
           <w:ilvl w:val="1"/>
-          <w:numId w:val="1005"/>
+          <w:numId w:val="1008"/>
         </w:numPr>
         <w:pStyle w:val="Compact"/>
       </w:pPr>
@@ -1178,7 +1637,7 @@
       <w:pPr>
         <w:numPr>
           <w:ilvl w:val="2"/>
-          <w:numId w:val="1006"/>
+          <w:numId w:val="1009"/>
         </w:numPr>
         <w:pStyle w:val="Compact"/>
       </w:pPr>
@@ -1260,7 +1719,7 @@
       <w:pPr>
         <w:numPr>
           <w:ilvl w:val="2"/>
-          <w:numId w:val="1006"/>
+          <w:numId w:val="1009"/>
         </w:numPr>
         <w:pStyle w:val="Compact"/>
       </w:pPr>
@@ -1278,7 +1737,7 @@
       <w:pPr>
         <w:numPr>
           <w:ilvl w:val="2"/>
-          <w:numId w:val="1006"/>
+          <w:numId w:val="1009"/>
         </w:numPr>
         <w:pStyle w:val="Compact"/>
       </w:pPr>
@@ -1296,7 +1755,7 @@
       <w:pPr>
         <w:numPr>
           <w:ilvl w:val="1"/>
-          <w:numId w:val="1005"/>
+          <w:numId w:val="1008"/>
         </w:numPr>
         <w:pStyle w:val="Compact"/>
       </w:pPr>
@@ -1371,7 +1830,7 @@
       <w:pPr>
         <w:numPr>
           <w:ilvl w:val="1"/>
-          <w:numId w:val="1007"/>
+          <w:numId w:val="1010"/>
         </w:numPr>
         <w:pStyle w:val="Compact"/>
       </w:pPr>
@@ -1383,7 +1842,7 @@
       <w:pPr>
         <w:numPr>
           <w:ilvl w:val="1"/>
-          <w:numId w:val="1007"/>
+          <w:numId w:val="1010"/>
         </w:numPr>
         <w:pStyle w:val="Compact"/>
       </w:pPr>
@@ -1395,7 +1854,7 @@
       <w:pPr>
         <w:numPr>
           <w:ilvl w:val="2"/>
-          <w:numId w:val="1008"/>
+          <w:numId w:val="1011"/>
         </w:numPr>
         <w:pStyle w:val="Compact"/>
       </w:pPr>
@@ -1482,7 +1941,7 @@
       <w:pPr>
         <w:numPr>
           <w:ilvl w:val="2"/>
-          <w:numId w:val="1008"/>
+          <w:numId w:val="1011"/>
         </w:numPr>
         <w:pStyle w:val="Compact"/>
       </w:pPr>
@@ -1524,7 +1983,7 @@
       <w:pPr>
         <w:numPr>
           <w:ilvl w:val="2"/>
-          <w:numId w:val="1008"/>
+          <w:numId w:val="1011"/>
         </w:numPr>
         <w:pStyle w:val="Compact"/>
       </w:pPr>
@@ -1564,7 +2023,7 @@
       <w:pPr>
         <w:numPr>
           <w:ilvl w:val="2"/>
-          <w:numId w:val="1008"/>
+          <w:numId w:val="1011"/>
         </w:numPr>
         <w:pStyle w:val="Compact"/>
       </w:pPr>
@@ -1582,7 +2041,7 @@
       <w:pPr>
         <w:numPr>
           <w:ilvl w:val="1"/>
-          <w:numId w:val="1007"/>
+          <w:numId w:val="1010"/>
         </w:numPr>
         <w:pStyle w:val="Compact"/>
       </w:pPr>
@@ -1645,7 +2104,7 @@
       <w:pPr>
         <w:numPr>
           <w:ilvl w:val="1"/>
-          <w:numId w:val="1009"/>
+          <w:numId w:val="1012"/>
         </w:numPr>
         <w:pStyle w:val="Compact"/>
       </w:pPr>
@@ -1667,7 +2126,7 @@
       <w:pPr>
         <w:numPr>
           <w:ilvl w:val="1"/>
-          <w:numId w:val="1009"/>
+          <w:numId w:val="1012"/>
         </w:numPr>
         <w:pStyle w:val="Compact"/>
       </w:pPr>
@@ -1679,7 +2138,7 @@
       <w:pPr>
         <w:numPr>
           <w:ilvl w:val="2"/>
-          <w:numId w:val="1010"/>
+          <w:numId w:val="1013"/>
         </w:numPr>
         <w:pStyle w:val="Compact"/>
       </w:pPr>
@@ -1739,7 +2198,7 @@
       <w:pPr>
         <w:numPr>
           <w:ilvl w:val="2"/>
-          <w:numId w:val="1010"/>
+          <w:numId w:val="1013"/>
         </w:numPr>
         <w:pStyle w:val="Compact"/>
       </w:pPr>
@@ -1775,7 +2234,7 @@
       <w:pPr>
         <w:numPr>
           <w:ilvl w:val="2"/>
-          <w:numId w:val="1010"/>
+          <w:numId w:val="1013"/>
         </w:numPr>
         <w:pStyle w:val="Compact"/>
       </w:pPr>
@@ -1847,7 +2306,7 @@
       <w:pPr>
         <w:numPr>
           <w:ilvl w:val="2"/>
-          <w:numId w:val="1010"/>
+          <w:numId w:val="1013"/>
         </w:numPr>
         <w:pStyle w:val="Compact"/>
       </w:pPr>
@@ -1877,7 +2336,7 @@
       <w:pPr>
         <w:numPr>
           <w:ilvl w:val="1"/>
-          <w:numId w:val="1009"/>
+          <w:numId w:val="1012"/>
         </w:numPr>
         <w:pStyle w:val="Compact"/>
       </w:pPr>
@@ -1916,7 +2375,7 @@
       <w:pPr>
         <w:numPr>
           <w:ilvl w:val="1"/>
-          <w:numId w:val="1011"/>
+          <w:numId w:val="1014"/>
         </w:numPr>
         <w:pStyle w:val="Compact"/>
       </w:pPr>
@@ -2027,7 +2486,7 @@
       <w:pPr>
         <w:numPr>
           <w:ilvl w:val="1"/>
-          <w:numId w:val="1011"/>
+          <w:numId w:val="1014"/>
         </w:numPr>
         <w:pStyle w:val="Compact"/>
       </w:pPr>
@@ -2039,7 +2498,7 @@
       <w:pPr>
         <w:numPr>
           <w:ilvl w:val="2"/>
-          <w:numId w:val="1012"/>
+          <w:numId w:val="1015"/>
         </w:numPr>
         <w:pStyle w:val="Compact"/>
       </w:pPr>
@@ -2114,7 +2573,7 @@
       <w:pPr>
         <w:numPr>
           <w:ilvl w:val="2"/>
-          <w:numId w:val="1012"/>
+          <w:numId w:val="1015"/>
         </w:numPr>
         <w:pStyle w:val="Compact"/>
       </w:pPr>
@@ -2133,7 +2592,7 @@
       <w:pPr>
         <w:numPr>
           <w:ilvl w:val="2"/>
-          <w:numId w:val="1012"/>
+          <w:numId w:val="1015"/>
         </w:numPr>
         <w:pStyle w:val="Compact"/>
       </w:pPr>
@@ -2169,7 +2628,7 @@
       <w:pPr>
         <w:numPr>
           <w:ilvl w:val="2"/>
-          <w:numId w:val="1012"/>
+          <w:numId w:val="1015"/>
         </w:numPr>
         <w:pStyle w:val="Compact"/>
       </w:pPr>
@@ -2205,7 +2664,7 @@
       <w:pPr>
         <w:numPr>
           <w:ilvl w:val="2"/>
-          <w:numId w:val="1012"/>
+          <w:numId w:val="1015"/>
         </w:numPr>
         <w:pStyle w:val="Compact"/>
       </w:pPr>
@@ -2223,7 +2682,7 @@
       <w:pPr>
         <w:numPr>
           <w:ilvl w:val="1"/>
-          <w:numId w:val="1011"/>
+          <w:numId w:val="1014"/>
         </w:numPr>
         <w:pStyle w:val="Compact"/>
       </w:pPr>
@@ -2257,7 +2716,7 @@
       <w:pPr>
         <w:numPr>
           <w:ilvl w:val="0"/>
-          <w:numId w:val="1013"/>
+          <w:numId w:val="1016"/>
         </w:numPr>
       </w:pPr>
       <w:r>
@@ -2284,7 +2743,7 @@
       <w:pPr>
         <w:numPr>
           <w:ilvl w:val="1"/>
-          <w:numId w:val="1014"/>
+          <w:numId w:val="1017"/>
         </w:numPr>
         <w:pStyle w:val="Compact"/>
       </w:pPr>
@@ -2296,7 +2755,7 @@
       <w:pPr>
         <w:numPr>
           <w:ilvl w:val="1"/>
-          <w:numId w:val="1014"/>
+          <w:numId w:val="1017"/>
         </w:numPr>
         <w:pStyle w:val="Compact"/>
       </w:pPr>
@@ -2308,7 +2767,7 @@
       <w:pPr>
         <w:numPr>
           <w:ilvl w:val="2"/>
-          <w:numId w:val="1015"/>
+          <w:numId w:val="1018"/>
         </w:numPr>
         <w:pStyle w:val="Compact"/>
       </w:pPr>
@@ -2326,7 +2785,7 @@
       <w:pPr>
         <w:numPr>
           <w:ilvl w:val="2"/>
-          <w:numId w:val="1015"/>
+          <w:numId w:val="1018"/>
         </w:numPr>
         <w:pStyle w:val="Compact"/>
       </w:pPr>
@@ -2356,7 +2815,7 @@
       <w:pPr>
         <w:numPr>
           <w:ilvl w:val="2"/>
-          <w:numId w:val="1015"/>
+          <w:numId w:val="1018"/>
         </w:numPr>
         <w:pStyle w:val="Compact"/>
       </w:pPr>
@@ -2368,7 +2827,7 @@
       <w:pPr>
         <w:numPr>
           <w:ilvl w:val="2"/>
-          <w:numId w:val="1015"/>
+          <w:numId w:val="1018"/>
         </w:numPr>
         <w:pStyle w:val="Compact"/>
       </w:pPr>
@@ -2389,7 +2848,7 @@
       <w:pPr>
         <w:numPr>
           <w:ilvl w:val="1"/>
-          <w:numId w:val="1014"/>
+          <w:numId w:val="1017"/>
         </w:numPr>
         <w:pStyle w:val="Compact"/>
       </w:pPr>
@@ -2425,7 +2884,7 @@
       <w:pPr>
         <w:numPr>
           <w:ilvl w:val="0"/>
-          <w:numId w:val="1013"/>
+          <w:numId w:val="1016"/>
         </w:numPr>
       </w:pPr>
       <w:r>
@@ -2452,325 +2911,325 @@
       <w:pPr>
         <w:numPr>
           <w:ilvl w:val="1"/>
+          <w:numId w:val="1019"/>
+        </w:numPr>
+        <w:pStyle w:val="Compact"/>
+      </w:pPr>
+      <w:r>
+        <w:t xml:space="preserve">原因：用户反馈「这些方块的动态效果再强烈一些，就像从外面飞过来一样」。原来的位移只有 48px，滚到位置时几乎是原地淡入，看不出「飞」。</w:t>
+      </w:r>
+    </w:p>
+    <w:p>
+      <w:pPr>
+        <w:numPr>
+          <w:ilvl w:val="1"/>
+          <w:numId w:val="1019"/>
+        </w:numPr>
+        <w:pStyle w:val="Compact"/>
+      </w:pPr>
+      <w:r>
+        <w:t xml:space="preserve">影响：</w:t>
+      </w:r>
+      <w:r>
+        <w:rPr>
+          <w:rStyle w:val="VerbatimChar"/>
+        </w:rPr>
+        <w:t xml:space="preserve">app/templates/auth/login.html</w:t>
+      </w:r>
+    </w:p>
+    <w:p>
+      <w:pPr>
+        <w:numPr>
+          <w:ilvl w:val="2"/>
+          <w:numId w:val="1020"/>
+        </w:numPr>
+        <w:pStyle w:val="Compact"/>
+      </w:pPr>
+      <w:r>
+        <w:t xml:space="preserve">起始位移由固定 48px 改为按视口取值：左右两列</w:t>
+      </w:r>
+      <w:r>
+        <w:t xml:space="preserve"> </w:t>
+      </w:r>
+      <w:r>
+        <w:rPr>
+          <w:rStyle w:val="VerbatimChar"/>
+        </w:rPr>
+        <w:t xml:space="preserve">±56vw</w:t>
+      </w:r>
+      <w:r>
+        <w:t xml:space="preserve">（横向出屏）再叠加</w:t>
+      </w:r>
+      <w:r>
+        <w:t xml:space="preserve"> </w:t>
+      </w:r>
+      <w:r>
+        <w:rPr>
+          <w:rStyle w:val="VerbatimChar"/>
+        </w:rPr>
+        <w:t xml:space="preserve">5vh</w:t>
+      </w:r>
+      <w:r>
+        <w:t xml:space="preserve"> </w:t>
+      </w:r>
+      <w:r>
+        <w:t xml:space="preserve">下沉，中间一列</w:t>
+      </w:r>
+      <w:r>
+        <w:t xml:space="preserve"> </w:t>
+      </w:r>
+      <w:r>
+        <w:rPr>
+          <w:rStyle w:val="VerbatimChar"/>
+        </w:rPr>
+        <w:t xml:space="preserve">24vh</w:t>
+      </w:r>
+      <w:r>
+        <w:t xml:space="preserve">（自下方升起）；三种方向都加了</w:t>
+      </w:r>
+      <w:r>
+        <w:t xml:space="preserve"> </w:t>
+      </w:r>
+      <w:r>
+        <w:rPr>
+          <w:rStyle w:val="VerbatimChar"/>
+        </w:rPr>
+        <w:t xml:space="preserve">scale(.9)</w:t>
+      </w:r>
+      <w:r>
+        <w:t xml:space="preserve">／</w:t>
+      </w:r>
+      <w:r>
+        <w:rPr>
+          <w:rStyle w:val="VerbatimChar"/>
+        </w:rPr>
+        <w:t xml:space="preserve">.94</w:t>
+      </w:r>
+      <w:r>
+        <w:t xml:space="preserve">，起飞时略小，落位回到原尺寸，读起来有纵深。</w:t>
+      </w:r>
+    </w:p>
+    <w:p>
+      <w:pPr>
+        <w:numPr>
+          <w:ilvl w:val="2"/>
+          <w:numId w:val="1020"/>
+        </w:numPr>
+        <w:pStyle w:val="Compact"/>
+      </w:pPr>
+      <w:r>
+        <w:t xml:space="preserve">过渡由</w:t>
+      </w:r>
+      <w:r>
+        <w:t xml:space="preserve"> </w:t>
+      </w:r>
+      <w:r>
+        <w:rPr>
+          <w:rStyle w:val="VerbatimChar"/>
+        </w:rPr>
+        <w:t xml:space="preserve">.62s</w:t>
+      </w:r>
+      <w:r>
+        <w:t xml:space="preserve"> </w:t>
+      </w:r>
+      <w:r>
+        <w:t xml:space="preserve">改为</w:t>
+      </w:r>
+      <w:r>
+        <w:t xml:space="preserve"> </w:t>
+      </w:r>
+      <w:r>
+        <w:rPr>
+          <w:rStyle w:val="VerbatimChar"/>
+        </w:rPr>
+        <w:t xml:space="preserve">1.05s</w:t>
+      </w:r>
+      <w:r>
+        <w:t xml:space="preserve">，缓动改</w:t>
+      </w:r>
+      <w:r>
+        <w:t xml:space="preserve"> </w:t>
+      </w:r>
+      <w:r>
+        <w:rPr>
+          <w:rStyle w:val="VerbatimChar"/>
+        </w:rPr>
+        <w:t xml:space="preserve">cubic-bezier(.18, 1.04, .3, 1)</w:t>
+      </w:r>
+      <w:r>
+        <w:t xml:space="preserve">——第二控制点大于 1，落位时轻微过冲再收回，像「停下时抖一下」。</w:t>
+      </w:r>
+    </w:p>
+    <w:p>
+      <w:pPr>
+        <w:numPr>
+          <w:ilvl w:val="2"/>
+          <w:numId w:val="1020"/>
+        </w:numPr>
+        <w:pStyle w:val="Compact"/>
+      </w:pPr>
+      <w:r>
+        <w:t xml:space="preserve">交错延迟由每条 85ms 提到 110ms，一列一列依次飞入。</w:t>
+      </w:r>
+    </w:p>
+    <w:p>
+      <w:pPr>
+        <w:numPr>
+          <w:ilvl w:val="2"/>
+          <w:numId w:val="1020"/>
+        </w:numPr>
+        <w:pStyle w:val="Compact"/>
+      </w:pPr>
+      <w:r>
+        <w:rPr>
+          <w:rStyle w:val="VerbatimChar"/>
+        </w:rPr>
+        <w:t xml:space="preserve">.lp-intro</w:t>
+      </w:r>
+      <w:r>
+        <w:t xml:space="preserve"> </w:t>
+      </w:r>
+      <w:r>
+        <w:t xml:space="preserve">加</w:t>
+      </w:r>
+      <w:r>
+        <w:t xml:space="preserve"> </w:t>
+      </w:r>
+      <w:r>
+        <w:rPr>
+          <w:rStyle w:val="VerbatimChar"/>
+        </w:rPr>
+        <w:t xml:space="preserve">overflow-x: clip</w:t>
+      </w:r>
+      <w:r>
+        <w:t xml:space="preserve">：位移现在按视口宽度算，右侧卡片会伸到页面外，不裁掉就会出现横向滚动条。用</w:t>
+      </w:r>
+      <w:r>
+        <w:t xml:space="preserve"> </w:t>
+      </w:r>
+      <w:r>
+        <w:rPr>
+          <w:rStyle w:val="VerbatimChar"/>
+        </w:rPr>
+        <w:t xml:space="preserve">clip</w:t>
+      </w:r>
+      <w:r>
+        <w:t xml:space="preserve"> </w:t>
+      </w:r>
+      <w:r>
+        <w:t xml:space="preserve">而不是</w:t>
+      </w:r>
+      <w:r>
+        <w:t xml:space="preserve"> </w:t>
+      </w:r>
+      <w:r>
+        <w:rPr>
+          <w:rStyle w:val="VerbatimChar"/>
+        </w:rPr>
+        <w:t xml:space="preserve">hidden</w:t>
+      </w:r>
+      <w:r>
+        <w:t xml:space="preserve">，纵向滚动仍归页面本身。</w:t>
+      </w:r>
+    </w:p>
+    <w:p>
+      <w:pPr>
+        <w:numPr>
+          <w:ilvl w:val="2"/>
+          <w:numId w:val="1020"/>
+        </w:numPr>
+        <w:pStyle w:val="Compact"/>
+      </w:pPr>
+      <w:r>
+        <w:rPr>
+          <w:rStyle w:val="VerbatimChar"/>
+        </w:rPr>
+        <w:t xml:space="preserve">工具/界面核对/核对登录浮层.py</w:t>
+      </w:r>
+      <w:r>
+        <w:t xml:space="preserve"> </w:t>
+      </w:r>
+      <w:r>
+        <w:t xml:space="preserve">新增第七节 6 条断言（三向位移用视口单位、起飞缩放、缓动过冲、裁掉横向溢出）。</w:t>
+      </w:r>
+    </w:p>
+    <w:p>
+      <w:pPr>
+        <w:numPr>
+          <w:ilvl w:val="2"/>
+          <w:numId w:val="1020"/>
+        </w:numPr>
+        <w:pStyle w:val="Compact"/>
+      </w:pPr>
+      <w:r>
+        <w:rPr>
+          <w:rStyle w:val="VerbatimChar"/>
+        </w:rPr>
+        <w:t xml:space="preserve">工具/make_manual.py</w:t>
+      </w:r>
+      <w:r>
+        <w:t xml:space="preserve"> </w:t>
+      </w:r>
+      <w:r>
+        <w:t xml:space="preserve">3.1 节的描述改为「按左、中、右三个方向从屏幕外飞入……落位时轻微回弹」。</w:t>
+      </w:r>
+    </w:p>
+    <w:p>
+      <w:pPr>
+        <w:numPr>
+          <w:ilvl w:val="1"/>
+          <w:numId w:val="1019"/>
+        </w:numPr>
+        <w:pStyle w:val="Compact"/>
+      </w:pPr>
+      <w:r>
+        <w:t xml:space="preserve">验证：用一个临时探针页把</w:t>
+      </w:r>
+      <w:r>
+        <w:t xml:space="preserve"> </w:t>
+      </w:r>
+      <w:r>
+        <w:rPr>
+          <w:rStyle w:val="VerbatimChar"/>
+        </w:rPr>
+        <w:t xml:space="preserve">is-in</w:t>
+      </w:r>
+      <w:r>
+        <w:t xml:space="preserve"> </w:t>
+      </w:r>
+      <w:r>
+        <w:t xml:space="preserve">摘掉、量真实起点——左列盒子 left = −591px、右列 left = 1618px（都已在屏外），中间一列 top 比落位低 337px；同一状态下</w:t>
+      </w:r>
+      <w:r>
+        <w:t xml:space="preserve"> </w:t>
+      </w:r>
+      <w:r>
+        <w:rPr>
+          <w:rStyle w:val="VerbatimChar"/>
+        </w:rPr>
+        <w:t xml:space="preserve">scrollWidth == clientWidth</w:t>
+      </w:r>
+      <w:r>
+        <w:t xml:space="preserve">（1329 = 1329），确认没有横向滚动条。探针用完已删。源程序 PDF（248 页）与说明书 PDF（29 页）重跑，</w:t>
+      </w:r>
+      <w:r>
+        <w:rPr>
+          <w:rStyle w:val="VerbatimChar"/>
+        </w:rPr>
+        <w:t xml:space="preserve">check_materials.py</w:t>
+      </w:r>
+      <w:r>
+        <w:t xml:space="preserve"> </w:t>
+      </w:r>
+      <w:r>
+        <w:t xml:space="preserve">21 项仍全部符合。</w:t>
+      </w:r>
+    </w:p>
+    <w:p>
+      <w:pPr>
+        <w:numPr>
+          <w:ilvl w:val="0"/>
           <w:numId w:val="1016"/>
-        </w:numPr>
-        <w:pStyle w:val="Compact"/>
-      </w:pPr>
-      <w:r>
-        <w:t xml:space="preserve">原因：用户反馈「这些方块的动态效果再强烈一些，就像从外面飞过来一样」。原来的位移只有 48px，滚到位置时几乎是原地淡入，看不出「飞」。</w:t>
-      </w:r>
-    </w:p>
-    <w:p>
-      <w:pPr>
-        <w:numPr>
-          <w:ilvl w:val="1"/>
-          <w:numId w:val="1016"/>
-        </w:numPr>
-        <w:pStyle w:val="Compact"/>
-      </w:pPr>
-      <w:r>
-        <w:t xml:space="preserve">影响：</w:t>
-      </w:r>
-      <w:r>
-        <w:rPr>
-          <w:rStyle w:val="VerbatimChar"/>
-        </w:rPr>
-        <w:t xml:space="preserve">app/templates/auth/login.html</w:t>
-      </w:r>
-    </w:p>
-    <w:p>
-      <w:pPr>
-        <w:numPr>
-          <w:ilvl w:val="2"/>
-          <w:numId w:val="1017"/>
-        </w:numPr>
-        <w:pStyle w:val="Compact"/>
-      </w:pPr>
-      <w:r>
-        <w:t xml:space="preserve">起始位移由固定 48px 改为按视口取值：左右两列</w:t>
-      </w:r>
-      <w:r>
-        <w:t xml:space="preserve"> </w:t>
-      </w:r>
-      <w:r>
-        <w:rPr>
-          <w:rStyle w:val="VerbatimChar"/>
-        </w:rPr>
-        <w:t xml:space="preserve">±56vw</w:t>
-      </w:r>
-      <w:r>
-        <w:t xml:space="preserve">（横向出屏）再叠加</w:t>
-      </w:r>
-      <w:r>
-        <w:t xml:space="preserve"> </w:t>
-      </w:r>
-      <w:r>
-        <w:rPr>
-          <w:rStyle w:val="VerbatimChar"/>
-        </w:rPr>
-        <w:t xml:space="preserve">5vh</w:t>
-      </w:r>
-      <w:r>
-        <w:t xml:space="preserve"> </w:t>
-      </w:r>
-      <w:r>
-        <w:t xml:space="preserve">下沉，中间一列</w:t>
-      </w:r>
-      <w:r>
-        <w:t xml:space="preserve"> </w:t>
-      </w:r>
-      <w:r>
-        <w:rPr>
-          <w:rStyle w:val="VerbatimChar"/>
-        </w:rPr>
-        <w:t xml:space="preserve">24vh</w:t>
-      </w:r>
-      <w:r>
-        <w:t xml:space="preserve">（自下方升起）；三种方向都加了</w:t>
-      </w:r>
-      <w:r>
-        <w:t xml:space="preserve"> </w:t>
-      </w:r>
-      <w:r>
-        <w:rPr>
-          <w:rStyle w:val="VerbatimChar"/>
-        </w:rPr>
-        <w:t xml:space="preserve">scale(.9)</w:t>
-      </w:r>
-      <w:r>
-        <w:t xml:space="preserve">／</w:t>
-      </w:r>
-      <w:r>
-        <w:rPr>
-          <w:rStyle w:val="VerbatimChar"/>
-        </w:rPr>
-        <w:t xml:space="preserve">.94</w:t>
-      </w:r>
-      <w:r>
-        <w:t xml:space="preserve">，起飞时略小，落位回到原尺寸，读起来有纵深。</w:t>
-      </w:r>
-    </w:p>
-    <w:p>
-      <w:pPr>
-        <w:numPr>
-          <w:ilvl w:val="2"/>
-          <w:numId w:val="1017"/>
-        </w:numPr>
-        <w:pStyle w:val="Compact"/>
-      </w:pPr>
-      <w:r>
-        <w:t xml:space="preserve">过渡由</w:t>
-      </w:r>
-      <w:r>
-        <w:t xml:space="preserve"> </w:t>
-      </w:r>
-      <w:r>
-        <w:rPr>
-          <w:rStyle w:val="VerbatimChar"/>
-        </w:rPr>
-        <w:t xml:space="preserve">.62s</w:t>
-      </w:r>
-      <w:r>
-        <w:t xml:space="preserve"> </w:t>
-      </w:r>
-      <w:r>
-        <w:t xml:space="preserve">改为</w:t>
-      </w:r>
-      <w:r>
-        <w:t xml:space="preserve"> </w:t>
-      </w:r>
-      <w:r>
-        <w:rPr>
-          <w:rStyle w:val="VerbatimChar"/>
-        </w:rPr>
-        <w:t xml:space="preserve">1.05s</w:t>
-      </w:r>
-      <w:r>
-        <w:t xml:space="preserve">，缓动改</w:t>
-      </w:r>
-      <w:r>
-        <w:t xml:space="preserve"> </w:t>
-      </w:r>
-      <w:r>
-        <w:rPr>
-          <w:rStyle w:val="VerbatimChar"/>
-        </w:rPr>
-        <w:t xml:space="preserve">cubic-bezier(.18, 1.04, .3, 1)</w:t>
-      </w:r>
-      <w:r>
-        <w:t xml:space="preserve">——第二控制点大于 1，落位时轻微过冲再收回，像「停下时抖一下」。</w:t>
-      </w:r>
-    </w:p>
-    <w:p>
-      <w:pPr>
-        <w:numPr>
-          <w:ilvl w:val="2"/>
-          <w:numId w:val="1017"/>
-        </w:numPr>
-        <w:pStyle w:val="Compact"/>
-      </w:pPr>
-      <w:r>
-        <w:t xml:space="preserve">交错延迟由每条 85ms 提到 110ms，一列一列依次飞入。</w:t>
-      </w:r>
-    </w:p>
-    <w:p>
-      <w:pPr>
-        <w:numPr>
-          <w:ilvl w:val="2"/>
-          <w:numId w:val="1017"/>
-        </w:numPr>
-        <w:pStyle w:val="Compact"/>
-      </w:pPr>
-      <w:r>
-        <w:rPr>
-          <w:rStyle w:val="VerbatimChar"/>
-        </w:rPr>
-        <w:t xml:space="preserve">.lp-intro</w:t>
-      </w:r>
-      <w:r>
-        <w:t xml:space="preserve"> </w:t>
-      </w:r>
-      <w:r>
-        <w:t xml:space="preserve">加</w:t>
-      </w:r>
-      <w:r>
-        <w:t xml:space="preserve"> </w:t>
-      </w:r>
-      <w:r>
-        <w:rPr>
-          <w:rStyle w:val="VerbatimChar"/>
-        </w:rPr>
-        <w:t xml:space="preserve">overflow-x: clip</w:t>
-      </w:r>
-      <w:r>
-        <w:t xml:space="preserve">：位移现在按视口宽度算，右侧卡片会伸到页面外，不裁掉就会出现横向滚动条。用</w:t>
-      </w:r>
-      <w:r>
-        <w:t xml:space="preserve"> </w:t>
-      </w:r>
-      <w:r>
-        <w:rPr>
-          <w:rStyle w:val="VerbatimChar"/>
-        </w:rPr>
-        <w:t xml:space="preserve">clip</w:t>
-      </w:r>
-      <w:r>
-        <w:t xml:space="preserve"> </w:t>
-      </w:r>
-      <w:r>
-        <w:t xml:space="preserve">而不是</w:t>
-      </w:r>
-      <w:r>
-        <w:t xml:space="preserve"> </w:t>
-      </w:r>
-      <w:r>
-        <w:rPr>
-          <w:rStyle w:val="VerbatimChar"/>
-        </w:rPr>
-        <w:t xml:space="preserve">hidden</w:t>
-      </w:r>
-      <w:r>
-        <w:t xml:space="preserve">，纵向滚动仍归页面本身。</w:t>
-      </w:r>
-    </w:p>
-    <w:p>
-      <w:pPr>
-        <w:numPr>
-          <w:ilvl w:val="2"/>
-          <w:numId w:val="1017"/>
-        </w:numPr>
-        <w:pStyle w:val="Compact"/>
-      </w:pPr>
-      <w:r>
-        <w:rPr>
-          <w:rStyle w:val="VerbatimChar"/>
-        </w:rPr>
-        <w:t xml:space="preserve">工具/界面核对/核对登录浮层.py</w:t>
-      </w:r>
-      <w:r>
-        <w:t xml:space="preserve"> </w:t>
-      </w:r>
-      <w:r>
-        <w:t xml:space="preserve">新增第七节 6 条断言（三向位移用视口单位、起飞缩放、缓动过冲、裁掉横向溢出）。</w:t>
-      </w:r>
-    </w:p>
-    <w:p>
-      <w:pPr>
-        <w:numPr>
-          <w:ilvl w:val="2"/>
-          <w:numId w:val="1017"/>
-        </w:numPr>
-        <w:pStyle w:val="Compact"/>
-      </w:pPr>
-      <w:r>
-        <w:rPr>
-          <w:rStyle w:val="VerbatimChar"/>
-        </w:rPr>
-        <w:t xml:space="preserve">工具/make_manual.py</w:t>
-      </w:r>
-      <w:r>
-        <w:t xml:space="preserve"> </w:t>
-      </w:r>
-      <w:r>
-        <w:t xml:space="preserve">3.1 节的描述改为「按左、中、右三个方向从屏幕外飞入……落位时轻微回弹」。</w:t>
-      </w:r>
-    </w:p>
-    <w:p>
-      <w:pPr>
-        <w:numPr>
-          <w:ilvl w:val="1"/>
-          <w:numId w:val="1016"/>
-        </w:numPr>
-        <w:pStyle w:val="Compact"/>
-      </w:pPr>
-      <w:r>
-        <w:t xml:space="preserve">验证：用一个临时探针页把</w:t>
-      </w:r>
-      <w:r>
-        <w:t xml:space="preserve"> </w:t>
-      </w:r>
-      <w:r>
-        <w:rPr>
-          <w:rStyle w:val="VerbatimChar"/>
-        </w:rPr>
-        <w:t xml:space="preserve">is-in</w:t>
-      </w:r>
-      <w:r>
-        <w:t xml:space="preserve"> </w:t>
-      </w:r>
-      <w:r>
-        <w:t xml:space="preserve">摘掉、量真实起点——左列盒子 left = −591px、右列 left = 1618px（都已在屏外），中间一列 top 比落位低 337px；同一状态下</w:t>
-      </w:r>
-      <w:r>
-        <w:t xml:space="preserve"> </w:t>
-      </w:r>
-      <w:r>
-        <w:rPr>
-          <w:rStyle w:val="VerbatimChar"/>
-        </w:rPr>
-        <w:t xml:space="preserve">scrollWidth == clientWidth</w:t>
-      </w:r>
-      <w:r>
-        <w:t xml:space="preserve">（1329 = 1329），确认没有横向滚动条。探针用完已删。源程序 PDF（248 页）与说明书 PDF（29 页）重跑，</w:t>
-      </w:r>
-      <w:r>
-        <w:rPr>
-          <w:rStyle w:val="VerbatimChar"/>
-        </w:rPr>
-        <w:t xml:space="preserve">check_materials.py</w:t>
-      </w:r>
-      <w:r>
-        <w:t xml:space="preserve"> </w:t>
-      </w:r>
-      <w:r>
-        <w:t xml:space="preserve">21 项仍全部符合。</w:t>
-      </w:r>
-    </w:p>
-    <w:p>
-      <w:pPr>
-        <w:numPr>
-          <w:ilvl w:val="0"/>
-          <w:numId w:val="1013"/>
         </w:numPr>
       </w:pPr>
       <w:r>
@@ -2797,7 +3256,7 @@
       <w:pPr>
         <w:numPr>
           <w:ilvl w:val="1"/>
-          <w:numId w:val="1018"/>
+          <w:numId w:val="1021"/>
         </w:numPr>
         <w:pStyle w:val="Compact"/>
       </w:pPr>
@@ -2809,7 +3268,7 @@
       <w:pPr>
         <w:numPr>
           <w:ilvl w:val="1"/>
-          <w:numId w:val="1018"/>
+          <w:numId w:val="1021"/>
         </w:numPr>
         <w:pStyle w:val="Compact"/>
       </w:pPr>
@@ -2827,7 +3286,7 @@
       <w:pPr>
         <w:numPr>
           <w:ilvl w:val="2"/>
-          <w:numId w:val="1019"/>
+          <w:numId w:val="1022"/>
         </w:numPr>
         <w:pStyle w:val="Compact"/>
       </w:pPr>
@@ -2950,7 +3409,7 @@
       <w:pPr>
         <w:numPr>
           <w:ilvl w:val="2"/>
-          <w:numId w:val="1019"/>
+          <w:numId w:val="1022"/>
         </w:numPr>
         <w:pStyle w:val="Compact"/>
       </w:pPr>
@@ -3007,7 +3466,7 @@
       <w:pPr>
         <w:numPr>
           <w:ilvl w:val="2"/>
-          <w:numId w:val="1019"/>
+          <w:numId w:val="1022"/>
         </w:numPr>
         <w:pStyle w:val="Compact"/>
       </w:pPr>
@@ -3019,7 +3478,7 @@
       <w:pPr>
         <w:numPr>
           <w:ilvl w:val="2"/>
-          <w:numId w:val="1019"/>
+          <w:numId w:val="1022"/>
         </w:numPr>
         <w:pStyle w:val="Compact"/>
       </w:pPr>
@@ -3040,7 +3499,7 @@
       <w:pPr>
         <w:numPr>
           <w:ilvl w:val="1"/>
-          <w:numId w:val="1018"/>
+          <w:numId w:val="1021"/>
         </w:numPr>
         <w:pStyle w:val="Compact"/>
       </w:pPr>
@@ -3076,7 +3535,7 @@
       <w:pPr>
         <w:numPr>
           <w:ilvl w:val="0"/>
-          <w:numId w:val="1013"/>
+          <w:numId w:val="1016"/>
         </w:numPr>
       </w:pPr>
       <w:r>
@@ -3103,7 +3562,7 @@
       <w:pPr>
         <w:numPr>
           <w:ilvl w:val="1"/>
-          <w:numId w:val="1020"/>
+          <w:numId w:val="1023"/>
         </w:numPr>
         <w:pStyle w:val="Compact"/>
       </w:pPr>
@@ -3145,7 +3604,7 @@
       <w:pPr>
         <w:numPr>
           <w:ilvl w:val="1"/>
-          <w:numId w:val="1020"/>
+          <w:numId w:val="1023"/>
         </w:numPr>
         <w:pStyle w:val="Compact"/>
       </w:pPr>
@@ -3157,7 +3616,7 @@
       <w:pPr>
         <w:numPr>
           <w:ilvl w:val="2"/>
-          <w:numId w:val="1021"/>
+          <w:numId w:val="1024"/>
         </w:numPr>
         <w:pStyle w:val="Compact"/>
       </w:pPr>
@@ -3212,7 +3671,7 @@
       <w:pPr>
         <w:numPr>
           <w:ilvl w:val="2"/>
-          <w:numId w:val="1021"/>
+          <w:numId w:val="1024"/>
         </w:numPr>
         <w:pStyle w:val="Compact"/>
       </w:pPr>
@@ -3233,7 +3692,7 @@
       <w:pPr>
         <w:numPr>
           <w:ilvl w:val="2"/>
-          <w:numId w:val="1021"/>
+          <w:numId w:val="1024"/>
         </w:numPr>
         <w:pStyle w:val="Compact"/>
       </w:pPr>
@@ -3251,7 +3710,7 @@
       <w:pPr>
         <w:numPr>
           <w:ilvl w:val="2"/>
-          <w:numId w:val="1021"/>
+          <w:numId w:val="1024"/>
         </w:numPr>
         <w:pStyle w:val="Compact"/>
       </w:pPr>
@@ -3269,7 +3728,7 @@
       <w:pPr>
         <w:numPr>
           <w:ilvl w:val="1"/>
-          <w:numId w:val="1020"/>
+          <w:numId w:val="1023"/>
         </w:numPr>
         <w:pStyle w:val="Compact"/>
       </w:pPr>
@@ -3305,7 +3764,7 @@
       <w:pPr>
         <w:numPr>
           <w:ilvl w:val="1"/>
-          <w:numId w:val="1020"/>
+          <w:numId w:val="1023"/>
         </w:numPr>
         <w:pStyle w:val="Compact"/>
       </w:pPr>
@@ -3329,7 +3788,7 @@
       <w:pPr>
         <w:numPr>
           <w:ilvl w:val="0"/>
-          <w:numId w:val="1013"/>
+          <w:numId w:val="1016"/>
         </w:numPr>
       </w:pPr>
       <w:r>
@@ -3386,7 +3845,7 @@
       <w:pPr>
         <w:numPr>
           <w:ilvl w:val="1"/>
-          <w:numId w:val="1022"/>
+          <w:numId w:val="1025"/>
         </w:numPr>
         <w:pStyle w:val="Compact"/>
       </w:pPr>
@@ -3464,7 +3923,7 @@
       <w:pPr>
         <w:numPr>
           <w:ilvl w:val="1"/>
-          <w:numId w:val="1022"/>
+          <w:numId w:val="1025"/>
         </w:numPr>
         <w:pStyle w:val="Compact"/>
       </w:pPr>
@@ -3509,7 +3968,7 @@
       <w:pPr>
         <w:numPr>
           <w:ilvl w:val="1"/>
-          <w:numId w:val="1022"/>
+          <w:numId w:val="1025"/>
         </w:numPr>
         <w:pStyle w:val="Compact"/>
       </w:pPr>
@@ -3569,7 +4028,7 @@
       <w:pPr>
         <w:numPr>
           <w:ilvl w:val="0"/>
-          <w:numId w:val="1013"/>
+          <w:numId w:val="1016"/>
         </w:numPr>
       </w:pPr>
       <w:r>
@@ -3596,7 +4055,7 @@
       <w:pPr>
         <w:numPr>
           <w:ilvl w:val="1"/>
-          <w:numId w:val="1023"/>
+          <w:numId w:val="1026"/>
         </w:numPr>
         <w:pStyle w:val="Compact"/>
       </w:pPr>
@@ -3608,7 +4067,7 @@
       <w:pPr>
         <w:numPr>
           <w:ilvl w:val="1"/>
-          <w:numId w:val="1023"/>
+          <w:numId w:val="1026"/>
         </w:numPr>
         <w:pStyle w:val="Compact"/>
       </w:pPr>
@@ -3620,7 +4079,7 @@
       <w:pPr>
         <w:numPr>
           <w:ilvl w:val="2"/>
-          <w:numId w:val="1024"/>
+          <w:numId w:val="1027"/>
         </w:numPr>
         <w:pStyle w:val="Compact"/>
       </w:pPr>
@@ -3719,7 +4178,7 @@
       <w:pPr>
         <w:numPr>
           <w:ilvl w:val="2"/>
-          <w:numId w:val="1024"/>
+          <w:numId w:val="1027"/>
         </w:numPr>
         <w:pStyle w:val="Compact"/>
       </w:pPr>
@@ -3764,7 +4223,7 @@
       <w:pPr>
         <w:numPr>
           <w:ilvl w:val="1"/>
-          <w:numId w:val="1023"/>
+          <w:numId w:val="1026"/>
         </w:numPr>
         <w:pStyle w:val="Compact"/>
       </w:pPr>
@@ -3776,7 +4235,7 @@
       <w:pPr>
         <w:numPr>
           <w:ilvl w:val="1"/>
-          <w:numId w:val="1023"/>
+          <w:numId w:val="1026"/>
         </w:numPr>
         <w:pStyle w:val="Compact"/>
       </w:pPr>
@@ -3837,7 +4296,7 @@
       <w:pPr>
         <w:numPr>
           <w:ilvl w:val="0"/>
-          <w:numId w:val="1013"/>
+          <w:numId w:val="1016"/>
         </w:numPr>
       </w:pPr>
       <w:r>
@@ -3864,7 +4323,7 @@
       <w:pPr>
         <w:numPr>
           <w:ilvl w:val="1"/>
-          <w:numId w:val="1025"/>
+          <w:numId w:val="1028"/>
         </w:numPr>
         <w:pStyle w:val="Compact"/>
       </w:pPr>
@@ -3885,7 +4344,7 @@
       <w:pPr>
         <w:numPr>
           <w:ilvl w:val="1"/>
-          <w:numId w:val="1025"/>
+          <w:numId w:val="1028"/>
         </w:numPr>
         <w:pStyle w:val="Compact"/>
       </w:pPr>
@@ -3906,7 +4365,7 @@
       <w:pPr>
         <w:numPr>
           <w:ilvl w:val="1"/>
-          <w:numId w:val="1025"/>
+          <w:numId w:val="1028"/>
         </w:numPr>
         <w:pStyle w:val="Compact"/>
       </w:pPr>
@@ -3930,7 +4389,7 @@
       <w:pPr>
         <w:numPr>
           <w:ilvl w:val="0"/>
-          <w:numId w:val="1013"/>
+          <w:numId w:val="1016"/>
         </w:numPr>
       </w:pPr>
       <w:r>
@@ -3957,7 +4416,7 @@
       <w:pPr>
         <w:numPr>
           <w:ilvl w:val="1"/>
-          <w:numId w:val="1026"/>
+          <w:numId w:val="1029"/>
         </w:numPr>
         <w:pStyle w:val="Compact"/>
       </w:pPr>
@@ -3996,7 +4455,7 @@
       <w:pPr>
         <w:numPr>
           <w:ilvl w:val="1"/>
-          <w:numId w:val="1026"/>
+          <w:numId w:val="1029"/>
         </w:numPr>
         <w:pStyle w:val="Compact"/>
       </w:pPr>
@@ -4035,7 +4494,7 @@
       <w:pPr>
         <w:numPr>
           <w:ilvl w:val="2"/>
-          <w:numId w:val="1027"/>
+          <w:numId w:val="1030"/>
         </w:numPr>
         <w:pStyle w:val="Compact"/>
       </w:pPr>
@@ -4056,7 +4515,7 @@
       <w:pPr>
         <w:numPr>
           <w:ilvl w:val="2"/>
-          <w:numId w:val="1027"/>
+          <w:numId w:val="1030"/>
         </w:numPr>
         <w:pStyle w:val="Compact"/>
       </w:pPr>
@@ -4068,7 +4527,7 @@
       <w:pPr>
         <w:numPr>
           <w:ilvl w:val="2"/>
-          <w:numId w:val="1027"/>
+          <w:numId w:val="1030"/>
         </w:numPr>
         <w:pStyle w:val="Compact"/>
       </w:pPr>
@@ -4080,7 +4539,7 @@
       <w:pPr>
         <w:numPr>
           <w:ilvl w:val="1"/>
-          <w:numId w:val="1026"/>
+          <w:numId w:val="1029"/>
         </w:numPr>
         <w:pStyle w:val="Compact"/>
       </w:pPr>
@@ -4104,7 +4563,7 @@
       <w:pPr>
         <w:numPr>
           <w:ilvl w:val="0"/>
-          <w:numId w:val="1013"/>
+          <w:numId w:val="1016"/>
         </w:numPr>
       </w:pPr>
       <w:r>
@@ -4131,7 +4590,7 @@
       <w:pPr>
         <w:numPr>
           <w:ilvl w:val="1"/>
-          <w:numId w:val="1028"/>
+          <w:numId w:val="1031"/>
         </w:numPr>
         <w:pStyle w:val="Compact"/>
       </w:pPr>
@@ -4143,7 +4602,7 @@
       <w:pPr>
         <w:numPr>
           <w:ilvl w:val="1"/>
-          <w:numId w:val="1028"/>
+          <w:numId w:val="1031"/>
         </w:numPr>
         <w:pStyle w:val="Compact"/>
       </w:pPr>
@@ -4197,7 +4656,7 @@
       <w:pPr>
         <w:numPr>
           <w:ilvl w:val="0"/>
-          <w:numId w:val="1013"/>
+          <w:numId w:val="1016"/>
         </w:numPr>
       </w:pPr>
       <w:r>
@@ -4224,7 +4683,7 @@
       <w:pPr>
         <w:numPr>
           <w:ilvl w:val="1"/>
-          <w:numId w:val="1029"/>
+          <w:numId w:val="1032"/>
         </w:numPr>
         <w:pStyle w:val="Compact"/>
       </w:pPr>
@@ -4236,7 +4695,7 @@
       <w:pPr>
         <w:numPr>
           <w:ilvl w:val="1"/>
-          <w:numId w:val="1029"/>
+          <w:numId w:val="1032"/>
         </w:numPr>
         <w:pStyle w:val="Compact"/>
       </w:pPr>
@@ -4257,7 +4716,7 @@
       <w:pPr>
         <w:numPr>
           <w:ilvl w:val="0"/>
-          <w:numId w:val="1013"/>
+          <w:numId w:val="1016"/>
         </w:numPr>
       </w:pPr>
       <w:r>
@@ -4284,7 +4743,7 @@
       <w:pPr>
         <w:numPr>
           <w:ilvl w:val="1"/>
-          <w:numId w:val="1030"/>
+          <w:numId w:val="1033"/>
         </w:numPr>
         <w:pStyle w:val="Compact"/>
       </w:pPr>
@@ -4296,7 +4755,7 @@
       <w:pPr>
         <w:numPr>
           <w:ilvl w:val="1"/>
-          <w:numId w:val="1030"/>
+          <w:numId w:val="1033"/>
         </w:numPr>
         <w:pStyle w:val="Compact"/>
       </w:pPr>
@@ -4344,7 +4803,7 @@
       <w:pPr>
         <w:numPr>
           <w:ilvl w:val="0"/>
-          <w:numId w:val="1013"/>
+          <w:numId w:val="1016"/>
         </w:numPr>
       </w:pPr>
       <w:r>
@@ -4371,7 +4830,7 @@
       <w:pPr>
         <w:numPr>
           <w:ilvl w:val="1"/>
-          <w:numId w:val="1031"/>
+          <w:numId w:val="1034"/>
         </w:numPr>
         <w:pStyle w:val="Compact"/>
       </w:pPr>
@@ -4383,7 +4842,7 @@
       <w:pPr>
         <w:numPr>
           <w:ilvl w:val="1"/>
-          <w:numId w:val="1031"/>
+          <w:numId w:val="1034"/>
         </w:numPr>
         <w:pStyle w:val="Compact"/>
       </w:pPr>
@@ -4395,7 +4854,7 @@
       <w:pPr>
         <w:numPr>
           <w:ilvl w:val="2"/>
-          <w:numId w:val="1032"/>
+          <w:numId w:val="1035"/>
         </w:numPr>
         <w:pStyle w:val="Compact"/>
       </w:pPr>
@@ -4461,7 +4920,7 @@
       <w:pPr>
         <w:numPr>
           <w:ilvl w:val="2"/>
-          <w:numId w:val="1032"/>
+          <w:numId w:val="1035"/>
         </w:numPr>
         <w:pStyle w:val="Compact"/>
       </w:pPr>
@@ -4479,7 +4938,7 @@
       <w:pPr>
         <w:numPr>
           <w:ilvl w:val="2"/>
-          <w:numId w:val="1032"/>
+          <w:numId w:val="1035"/>
         </w:numPr>
         <w:pStyle w:val="Compact"/>
       </w:pPr>
@@ -4530,7 +4989,7 @@
       <w:pPr>
         <w:numPr>
           <w:ilvl w:val="2"/>
-          <w:numId w:val="1032"/>
+          <w:numId w:val="1035"/>
         </w:numPr>
         <w:pStyle w:val="Compact"/>
       </w:pPr>
@@ -4542,7 +5001,7 @@
       <w:pPr>
         <w:numPr>
           <w:ilvl w:val="2"/>
-          <w:numId w:val="1032"/>
+          <w:numId w:val="1035"/>
         </w:numPr>
         <w:pStyle w:val="Compact"/>
       </w:pPr>
@@ -4554,7 +5013,7 @@
       <w:pPr>
         <w:numPr>
           <w:ilvl w:val="2"/>
-          <w:numId w:val="1032"/>
+          <w:numId w:val="1035"/>
         </w:numPr>
         <w:pStyle w:val="Compact"/>
       </w:pPr>
@@ -4612,7 +5071,7 @@
       <w:pPr>
         <w:numPr>
           <w:ilvl w:val="1"/>
-          <w:numId w:val="1031"/>
+          <w:numId w:val="1034"/>
         </w:numPr>
         <w:pStyle w:val="Compact"/>
       </w:pPr>
@@ -4648,7 +5107,7 @@
       <w:pPr>
         <w:numPr>
           <w:ilvl w:val="0"/>
-          <w:numId w:val="1013"/>
+          <w:numId w:val="1016"/>
         </w:numPr>
       </w:pPr>
       <w:r>
@@ -4675,7 +5134,7 @@
       <w:pPr>
         <w:numPr>
           <w:ilvl w:val="1"/>
-          <w:numId w:val="1033"/>
+          <w:numId w:val="1036"/>
         </w:numPr>
         <w:pStyle w:val="Compact"/>
       </w:pPr>
@@ -4687,7 +5146,7 @@
       <w:pPr>
         <w:numPr>
           <w:ilvl w:val="1"/>
-          <w:numId w:val="1033"/>
+          <w:numId w:val="1036"/>
         </w:numPr>
         <w:pStyle w:val="Compact"/>
       </w:pPr>
@@ -4720,7 +5179,7 @@
       <w:pPr>
         <w:numPr>
           <w:ilvl w:val="0"/>
-          <w:numId w:val="1013"/>
+          <w:numId w:val="1016"/>
         </w:numPr>
       </w:pPr>
       <w:r>
@@ -4747,7 +5206,7 @@
       <w:pPr>
         <w:numPr>
           <w:ilvl w:val="1"/>
-          <w:numId w:val="1034"/>
+          <w:numId w:val="1037"/>
         </w:numPr>
         <w:pStyle w:val="Compact"/>
       </w:pPr>
@@ -4759,7 +5218,7 @@
       <w:pPr>
         <w:numPr>
           <w:ilvl w:val="1"/>
-          <w:numId w:val="1034"/>
+          <w:numId w:val="1037"/>
         </w:numPr>
         <w:pStyle w:val="Compact"/>
       </w:pPr>
@@ -4780,7 +5239,7 @@
       <w:pPr>
         <w:numPr>
           <w:ilvl w:val="0"/>
-          <w:numId w:val="1013"/>
+          <w:numId w:val="1016"/>
         </w:numPr>
       </w:pPr>
       <w:r>
@@ -4807,7 +5266,7 @@
       <w:pPr>
         <w:numPr>
           <w:ilvl w:val="1"/>
-          <w:numId w:val="1035"/>
+          <w:numId w:val="1038"/>
         </w:numPr>
         <w:pStyle w:val="Compact"/>
       </w:pPr>
@@ -4837,7 +5296,7 @@
       <w:pPr>
         <w:numPr>
           <w:ilvl w:val="0"/>
-          <w:numId w:val="1013"/>
+          <w:numId w:val="1016"/>
         </w:numPr>
       </w:pPr>
       <w:r>
@@ -4864,7 +5323,7 @@
       <w:pPr>
         <w:numPr>
           <w:ilvl w:val="1"/>
-          <w:numId w:val="1036"/>
+          <w:numId w:val="1039"/>
         </w:numPr>
         <w:pStyle w:val="Compact"/>
       </w:pPr>
@@ -4876,7 +5335,7 @@
       <w:pPr>
         <w:numPr>
           <w:ilvl w:val="1"/>
-          <w:numId w:val="1036"/>
+          <w:numId w:val="1039"/>
         </w:numPr>
         <w:pStyle w:val="Compact"/>
       </w:pPr>
@@ -4927,7 +5386,7 @@
       <w:pPr>
         <w:numPr>
           <w:ilvl w:val="1"/>
-          <w:numId w:val="1036"/>
+          <w:numId w:val="1039"/>
         </w:numPr>
         <w:pStyle w:val="Compact"/>
       </w:pPr>
@@ -4939,7 +5398,7 @@
       <w:pPr>
         <w:numPr>
           <w:ilvl w:val="0"/>
-          <w:numId w:val="1013"/>
+          <w:numId w:val="1016"/>
         </w:numPr>
       </w:pPr>
       <w:r>
@@ -5005,7 +5464,7 @@
       <w:pPr>
         <w:numPr>
           <w:ilvl w:val="1"/>
-          <w:numId w:val="1037"/>
+          <w:numId w:val="1040"/>
         </w:numPr>
         <w:pStyle w:val="Compact"/>
       </w:pPr>
@@ -5041,7 +5500,7 @@
       <w:pPr>
         <w:numPr>
           <w:ilvl w:val="0"/>
-          <w:numId w:val="1013"/>
+          <w:numId w:val="1016"/>
         </w:numPr>
       </w:pPr>
       <w:r>
@@ -5068,7 +5527,7 @@
       <w:pPr>
         <w:numPr>
           <w:ilvl w:val="1"/>
-          <w:numId w:val="1038"/>
+          <w:numId w:val="1041"/>
         </w:numPr>
         <w:pStyle w:val="Compact"/>
       </w:pPr>
@@ -5080,7 +5539,7 @@
       <w:pPr>
         <w:numPr>
           <w:ilvl w:val="0"/>
-          <w:numId w:val="1013"/>
+          <w:numId w:val="1016"/>
         </w:numPr>
       </w:pPr>
       <w:r>
@@ -5107,7 +5566,7 @@
       <w:pPr>
         <w:numPr>
           <w:ilvl w:val="0"/>
-          <w:numId w:val="1013"/>
+          <w:numId w:val="1016"/>
         </w:numPr>
       </w:pPr>
       <w:r>
@@ -5134,7 +5593,7 @@
       <w:pPr>
         <w:numPr>
           <w:ilvl w:val="1"/>
-          <w:numId w:val="1039"/>
+          <w:numId w:val="1042"/>
         </w:numPr>
         <w:pStyle w:val="Compact"/>
       </w:pPr>
@@ -5185,7 +5644,7 @@
       <w:pPr>
         <w:numPr>
           <w:ilvl w:val="1"/>
-          <w:numId w:val="1039"/>
+          <w:numId w:val="1042"/>
         </w:numPr>
         <w:pStyle w:val="Compact"/>
       </w:pPr>
@@ -5206,7 +5665,7 @@
       <w:pPr>
         <w:numPr>
           <w:ilvl w:val="0"/>
-          <w:numId w:val="1013"/>
+          <w:numId w:val="1016"/>
         </w:numPr>
       </w:pPr>
       <w:r>
@@ -5233,7 +5692,7 @@
       <w:pPr>
         <w:numPr>
           <w:ilvl w:val="1"/>
-          <w:numId w:val="1040"/>
+          <w:numId w:val="1043"/>
         </w:numPr>
         <w:pStyle w:val="Compact"/>
       </w:pPr>
@@ -5245,7 +5704,7 @@
       <w:pPr>
         <w:numPr>
           <w:ilvl w:val="0"/>
-          <w:numId w:val="1013"/>
+          <w:numId w:val="1016"/>
         </w:numPr>
       </w:pPr>
       <w:r>
@@ -5272,7 +5731,7 @@
       <w:pPr>
         <w:numPr>
           <w:ilvl w:val="1"/>
-          <w:numId w:val="1041"/>
+          <w:numId w:val="1044"/>
         </w:numPr>
         <w:pStyle w:val="Compact"/>
       </w:pPr>
@@ -5296,7 +5755,7 @@
       <w:pPr>
         <w:numPr>
           <w:ilvl w:val="0"/>
-          <w:numId w:val="1013"/>
+          <w:numId w:val="1016"/>
         </w:numPr>
       </w:pPr>
       <w:r>
@@ -5323,7 +5782,7 @@
       <w:pPr>
         <w:numPr>
           <w:ilvl w:val="1"/>
-          <w:numId w:val="1042"/>
+          <w:numId w:val="1045"/>
         </w:numPr>
         <w:pStyle w:val="Compact"/>
       </w:pPr>
@@ -5335,7 +5794,7 @@
       <w:pPr>
         <w:numPr>
           <w:ilvl w:val="1"/>
-          <w:numId w:val="1042"/>
+          <w:numId w:val="1045"/>
         </w:numPr>
         <w:pStyle w:val="Compact"/>
       </w:pPr>
@@ -5386,7 +5845,7 @@
       <w:pPr>
         <w:numPr>
           <w:ilvl w:val="0"/>
-          <w:numId w:val="1013"/>
+          <w:numId w:val="1016"/>
         </w:numPr>
       </w:pPr>
       <w:r>
@@ -5413,7 +5872,7 @@
       <w:pPr>
         <w:numPr>
           <w:ilvl w:val="0"/>
-          <w:numId w:val="1013"/>
+          <w:numId w:val="1016"/>
         </w:numPr>
       </w:pPr>
       <w:r>
@@ -5440,7 +5899,7 @@
       <w:pPr>
         <w:numPr>
           <w:ilvl w:val="0"/>
-          <w:numId w:val="1013"/>
+          <w:numId w:val="1016"/>
         </w:numPr>
       </w:pPr>
       <w:r>
@@ -5467,7 +5926,7 @@
       <w:pPr>
         <w:numPr>
           <w:ilvl w:val="1"/>
-          <w:numId w:val="1043"/>
+          <w:numId w:val="1046"/>
         </w:numPr>
         <w:pStyle w:val="Compact"/>
       </w:pPr>
@@ -5479,7 +5938,7 @@
       <w:pPr>
         <w:numPr>
           <w:ilvl w:val="0"/>
-          <w:numId w:val="1013"/>
+          <w:numId w:val="1016"/>
         </w:numPr>
       </w:pPr>
       <w:r>
@@ -5506,7 +5965,7 @@
       <w:pPr>
         <w:numPr>
           <w:ilvl w:val="1"/>
-          <w:numId w:val="1044"/>
+          <w:numId w:val="1047"/>
         </w:numPr>
         <w:pStyle w:val="Compact"/>
       </w:pPr>
@@ -5539,7 +5998,7 @@
       <w:pPr>
         <w:numPr>
           <w:ilvl w:val="0"/>
-          <w:numId w:val="1013"/>
+          <w:numId w:val="1016"/>
         </w:numPr>
       </w:pPr>
       <w:r>
@@ -5566,7 +6025,7 @@
       <w:pPr>
         <w:numPr>
           <w:ilvl w:val="0"/>
-          <w:numId w:val="1013"/>
+          <w:numId w:val="1016"/>
         </w:numPr>
       </w:pPr>
       <w:r>
@@ -5593,7 +6052,7 @@
       <w:pPr>
         <w:numPr>
           <w:ilvl w:val="1"/>
-          <w:numId w:val="1045"/>
+          <w:numId w:val="1048"/>
         </w:numPr>
         <w:pStyle w:val="Compact"/>
       </w:pPr>
@@ -5641,7 +6100,7 @@
       <w:pPr>
         <w:numPr>
           <w:ilvl w:val="0"/>
-          <w:numId w:val="1013"/>
+          <w:numId w:val="1016"/>
         </w:numPr>
       </w:pPr>
       <w:r>
@@ -5668,7 +6127,7 @@
       <w:pPr>
         <w:numPr>
           <w:ilvl w:val="1"/>
-          <w:numId w:val="1046"/>
+          <w:numId w:val="1049"/>
         </w:numPr>
         <w:pStyle w:val="Compact"/>
       </w:pPr>
@@ -5680,7 +6139,7 @@
       <w:pPr>
         <w:numPr>
           <w:ilvl w:val="1"/>
-          <w:numId w:val="1046"/>
+          <w:numId w:val="1049"/>
         </w:numPr>
         <w:pStyle w:val="Compact"/>
       </w:pPr>
@@ -5720,7 +6179,7 @@
       <w:pPr>
         <w:numPr>
           <w:ilvl w:val="0"/>
-          <w:numId w:val="1047"/>
+          <w:numId w:val="1050"/>
         </w:numPr>
       </w:pPr>
       <w:r>
@@ -5747,7 +6206,7 @@
       <w:pPr>
         <w:numPr>
           <w:ilvl w:val="1"/>
-          <w:numId w:val="1048"/>
+          <w:numId w:val="1051"/>
         </w:numPr>
         <w:pStyle w:val="Compact"/>
       </w:pPr>
@@ -5759,7 +6218,7 @@
       <w:pPr>
         <w:numPr>
           <w:ilvl w:val="1"/>
-          <w:numId w:val="1048"/>
+          <w:numId w:val="1051"/>
         </w:numPr>
         <w:pStyle w:val="Compact"/>
       </w:pPr>
@@ -5798,7 +6257,7 @@
       <w:pPr>
         <w:numPr>
           <w:ilvl w:val="0"/>
-          <w:numId w:val="1047"/>
+          <w:numId w:val="1050"/>
         </w:numPr>
       </w:pPr>
       <w:r>
@@ -5825,7 +6284,7 @@
       <w:pPr>
         <w:numPr>
           <w:ilvl w:val="0"/>
-          <w:numId w:val="1047"/>
+          <w:numId w:val="1050"/>
         </w:numPr>
       </w:pPr>
       <w:r>
@@ -5852,7 +6311,7 @@
       <w:pPr>
         <w:numPr>
           <w:ilvl w:val="1"/>
-          <w:numId w:val="1049"/>
+          <w:numId w:val="1052"/>
         </w:numPr>
         <w:pStyle w:val="Compact"/>
       </w:pPr>
@@ -5861,7 +6320,7 @@
       <w:pPr>
         <w:numPr>
           <w:ilvl w:val="2"/>
-          <w:numId w:val="1050"/>
+          <w:numId w:val="1053"/>
         </w:numPr>
         <w:pStyle w:val="Compact"/>
       </w:pPr>
@@ -5931,7 +6390,7 @@
       <w:pPr>
         <w:numPr>
           <w:ilvl w:val="1"/>
-          <w:numId w:val="1049"/>
+          <w:numId w:val="1052"/>
         </w:numPr>
         <w:pStyle w:val="Compact"/>
       </w:pPr>
@@ -5940,7 +6399,7 @@
       <w:pPr>
         <w:numPr>
           <w:ilvl w:val="2"/>
-          <w:numId w:val="1051"/>
+          <w:numId w:val="1054"/>
         </w:numPr>
         <w:pStyle w:val="Compact"/>
       </w:pPr>
@@ -5983,7 +6442,7 @@
       <w:pPr>
         <w:numPr>
           <w:ilvl w:val="1"/>
-          <w:numId w:val="1049"/>
+          <w:numId w:val="1052"/>
         </w:numPr>
         <w:pStyle w:val="Compact"/>
       </w:pPr>
@@ -5992,7 +6451,7 @@
       <w:pPr>
         <w:numPr>
           <w:ilvl w:val="2"/>
-          <w:numId w:val="1052"/>
+          <w:numId w:val="1055"/>
         </w:numPr>
         <w:pStyle w:val="Compact"/>
       </w:pPr>
@@ -6026,7 +6485,7 @@
       <w:pPr>
         <w:numPr>
           <w:ilvl w:val="0"/>
-          <w:numId w:val="1047"/>
+          <w:numId w:val="1050"/>
         </w:numPr>
       </w:pPr>
       <w:r>
@@ -6053,7 +6512,7 @@
       <w:pPr>
         <w:numPr>
           <w:ilvl w:val="1"/>
-          <w:numId w:val="1053"/>
+          <w:numId w:val="1056"/>
         </w:numPr>
         <w:pStyle w:val="Compact"/>
       </w:pPr>
@@ -6065,7 +6524,7 @@
       <w:pPr>
         <w:numPr>
           <w:ilvl w:val="1"/>
-          <w:numId w:val="1053"/>
+          <w:numId w:val="1056"/>
         </w:numPr>
         <w:pStyle w:val="Compact"/>
       </w:pPr>
@@ -6110,7 +6569,7 @@
       <w:pPr>
         <w:numPr>
           <w:ilvl w:val="0"/>
-          <w:numId w:val="1047"/>
+          <w:numId w:val="1050"/>
         </w:numPr>
       </w:pPr>
       <w:r>
@@ -6137,7 +6596,7 @@
       <w:pPr>
         <w:numPr>
           <w:ilvl w:val="1"/>
-          <w:numId w:val="1054"/>
+          <w:numId w:val="1057"/>
         </w:numPr>
         <w:pStyle w:val="Compact"/>
       </w:pPr>
@@ -6161,7 +6620,7 @@
       <w:pPr>
         <w:numPr>
           <w:ilvl w:val="0"/>
-          <w:numId w:val="1047"/>
+          <w:numId w:val="1050"/>
         </w:numPr>
       </w:pPr>
       <w:r>
@@ -6218,7 +6677,7 @@
       <w:pPr>
         <w:numPr>
           <w:ilvl w:val="0"/>
-          <w:numId w:val="1047"/>
+          <w:numId w:val="1050"/>
         </w:numPr>
       </w:pPr>
       <w:r>
@@ -6245,7 +6704,7 @@
       <w:pPr>
         <w:numPr>
           <w:ilvl w:val="0"/>
-          <w:numId w:val="1047"/>
+          <w:numId w:val="1050"/>
         </w:numPr>
       </w:pPr>
       <w:r>
@@ -6272,7 +6731,7 @@
       <w:pPr>
         <w:numPr>
           <w:ilvl w:val="0"/>
-          <w:numId w:val="1047"/>
+          <w:numId w:val="1050"/>
         </w:numPr>
       </w:pPr>
       <w:r>
@@ -6299,7 +6758,7 @@
       <w:pPr>
         <w:numPr>
           <w:ilvl w:val="0"/>
-          <w:numId w:val="1047"/>
+          <w:numId w:val="1050"/>
         </w:numPr>
       </w:pPr>
       <w:r>
@@ -6326,7 +6785,7 @@
       <w:pPr>
         <w:numPr>
           <w:ilvl w:val="0"/>
-          <w:numId w:val="1047"/>
+          <w:numId w:val="1050"/>
         </w:numPr>
       </w:pPr>
       <w:r>
@@ -6362,7 +6821,7 @@
       <w:pPr>
         <w:numPr>
           <w:ilvl w:val="0"/>
-          <w:numId w:val="1047"/>
+          <w:numId w:val="1050"/>
         </w:numPr>
       </w:pPr>
       <w:r>
@@ -6389,7 +6848,7 @@
       <w:pPr>
         <w:numPr>
           <w:ilvl w:val="1"/>
-          <w:numId w:val="1055"/>
+          <w:numId w:val="1058"/>
         </w:numPr>
         <w:pStyle w:val="Compact"/>
       </w:pPr>
@@ -6419,7 +6878,7 @@
       <w:pPr>
         <w:numPr>
           <w:ilvl w:val="0"/>
-          <w:numId w:val="1047"/>
+          <w:numId w:val="1050"/>
         </w:numPr>
       </w:pPr>
       <w:r>
@@ -6446,7 +6905,7 @@
       <w:pPr>
         <w:numPr>
           <w:ilvl w:val="1"/>
-          <w:numId w:val="1056"/>
+          <w:numId w:val="1059"/>
         </w:numPr>
         <w:pStyle w:val="Compact"/>
       </w:pPr>
@@ -6476,7 +6935,7 @@
       <w:pPr>
         <w:numPr>
           <w:ilvl w:val="0"/>
-          <w:numId w:val="1047"/>
+          <w:numId w:val="1050"/>
         </w:numPr>
       </w:pPr>
       <w:r>
@@ -6503,7 +6962,7 @@
       <w:pPr>
         <w:numPr>
           <w:ilvl w:val="0"/>
-          <w:numId w:val="1047"/>
+          <w:numId w:val="1050"/>
         </w:numPr>
       </w:pPr>
       <w:r>
@@ -6530,7 +6989,7 @@
       <w:pPr>
         <w:numPr>
           <w:ilvl w:val="0"/>
-          <w:numId w:val="1047"/>
+          <w:numId w:val="1050"/>
         </w:numPr>
       </w:pPr>
       <w:r>
@@ -6557,7 +7016,7 @@
       <w:pPr>
         <w:numPr>
           <w:ilvl w:val="1"/>
-          <w:numId w:val="1057"/>
+          <w:numId w:val="1060"/>
         </w:numPr>
         <w:pStyle w:val="Compact"/>
       </w:pPr>
@@ -6578,7 +7037,7 @@
       <w:pPr>
         <w:numPr>
           <w:ilvl w:val="0"/>
-          <w:numId w:val="1047"/>
+          <w:numId w:val="1050"/>
         </w:numPr>
       </w:pPr>
       <w:r>
@@ -6605,7 +7064,7 @@
       <w:pPr>
         <w:numPr>
           <w:ilvl w:val="0"/>
-          <w:numId w:val="1047"/>
+          <w:numId w:val="1050"/>
         </w:numPr>
       </w:pPr>
       <w:r>
@@ -6632,7 +7091,7 @@
       <w:pPr>
         <w:numPr>
           <w:ilvl w:val="0"/>
-          <w:numId w:val="1047"/>
+          <w:numId w:val="1050"/>
         </w:numPr>
       </w:pPr>
       <w:r>
@@ -6659,7 +7118,7 @@
       <w:pPr>
         <w:numPr>
           <w:ilvl w:val="0"/>
-          <w:numId w:val="1047"/>
+          <w:numId w:val="1050"/>
         </w:numPr>
       </w:pPr>
       <w:r>
@@ -6686,7 +7145,7 @@
       <w:pPr>
         <w:numPr>
           <w:ilvl w:val="1"/>
-          <w:numId w:val="1058"/>
+          <w:numId w:val="1061"/>
         </w:numPr>
         <w:pStyle w:val="Compact"/>
       </w:pPr>
@@ -6698,7 +7157,7 @@
       <w:pPr>
         <w:numPr>
           <w:ilvl w:val="0"/>
-          <w:numId w:val="1047"/>
+          <w:numId w:val="1050"/>
         </w:numPr>
       </w:pPr>
       <w:r>
@@ -6725,7 +7184,7 @@
       <w:pPr>
         <w:numPr>
           <w:ilvl w:val="0"/>
-          <w:numId w:val="1047"/>
+          <w:numId w:val="1050"/>
         </w:numPr>
       </w:pPr>
       <w:r>
@@ -6752,7 +7211,7 @@
       <w:pPr>
         <w:numPr>
           <w:ilvl w:val="0"/>
-          <w:numId w:val="1047"/>
+          <w:numId w:val="1050"/>
         </w:numPr>
       </w:pPr>
       <w:r>
@@ -6779,7 +7238,7 @@
       <w:pPr>
         <w:numPr>
           <w:ilvl w:val="0"/>
-          <w:numId w:val="1047"/>
+          <w:numId w:val="1050"/>
         </w:numPr>
       </w:pPr>
       <w:r>
@@ -6806,7 +7265,7 @@
       <w:pPr>
         <w:numPr>
           <w:ilvl w:val="0"/>
-          <w:numId w:val="1047"/>
+          <w:numId w:val="1050"/>
         </w:numPr>
       </w:pPr>
       <w:r>
@@ -6833,7 +7292,7 @@
       <w:pPr>
         <w:numPr>
           <w:ilvl w:val="0"/>
-          <w:numId w:val="1047"/>
+          <w:numId w:val="1050"/>
         </w:numPr>
       </w:pPr>
       <w:r>
@@ -6860,7 +7319,7 @@
       <w:pPr>
         <w:numPr>
           <w:ilvl w:val="0"/>
-          <w:numId w:val="1047"/>
+          <w:numId w:val="1050"/>
         </w:numPr>
       </w:pPr>
       <w:r>
@@ -6887,7 +7346,7 @@
       <w:pPr>
         <w:numPr>
           <w:ilvl w:val="0"/>
-          <w:numId w:val="1047"/>
+          <w:numId w:val="1050"/>
         </w:numPr>
       </w:pPr>
       <w:r>
@@ -6914,7 +7373,7 @@
       <w:pPr>
         <w:numPr>
           <w:ilvl w:val="0"/>
-          <w:numId w:val="1047"/>
+          <w:numId w:val="1050"/>
         </w:numPr>
       </w:pPr>
       <w:r>
@@ -6941,7 +7400,7 @@
       <w:pPr>
         <w:numPr>
           <w:ilvl w:val="1"/>
-          <w:numId w:val="1059"/>
+          <w:numId w:val="1062"/>
         </w:numPr>
         <w:pStyle w:val="Compact"/>
       </w:pPr>
@@ -6980,7 +7439,7 @@
       <w:pPr>
         <w:numPr>
           <w:ilvl w:val="0"/>
-          <w:numId w:val="1047"/>
+          <w:numId w:val="1050"/>
         </w:numPr>
       </w:pPr>
       <w:r>
@@ -7007,7 +7466,7 @@
       <w:pPr>
         <w:numPr>
           <w:ilvl w:val="0"/>
-          <w:numId w:val="1047"/>
+          <w:numId w:val="1050"/>
         </w:numPr>
       </w:pPr>
       <w:r>
@@ -7034,7 +7493,7 @@
       <w:pPr>
         <w:numPr>
           <w:ilvl w:val="0"/>
-          <w:numId w:val="1047"/>
+          <w:numId w:val="1050"/>
         </w:numPr>
       </w:pPr>
       <w:r>
@@ -7962,6 +8421,15 @@
     <w:abstractNumId w:val="991"/>
   </w:num>
   <w:num w:numId="1050">
+    <w:abstractNumId w:val="991"/>
+  </w:num>
+  <w:num w:numId="1051">
+    <w:abstractNumId w:val="991"/>
+  </w:num>
+  <w:num w:numId="1052">
+    <w:abstractNumId w:val="991"/>
+  </w:num>
+  <w:num w:numId="1053">
     <w:abstractNumId w:val="99421"/>
     <w:lvlOverride w:ilvl="0">
       <w:startOverride w:val="1"/>
@@ -7991,7 +8459,7 @@
       <w:startOverride w:val="1"/>
     </w:lvlOverride>
   </w:num>
-  <w:num w:numId="1051">
+  <w:num w:numId="1054">
     <w:abstractNumId w:val="99422"/>
     <w:lvlOverride w:ilvl="0">
       <w:startOverride w:val="2"/>
@@ -8021,7 +8489,7 @@
       <w:startOverride w:val="2"/>
     </w:lvlOverride>
   </w:num>
-  <w:num w:numId="1052">
+  <w:num w:numId="1055">
     <w:abstractNumId w:val="99423"/>
     <w:lvlOverride w:ilvl="0">
       <w:startOverride w:val="3"/>
@@ -8051,15 +8519,6 @@
       <w:startOverride w:val="3"/>
     </w:lvlOverride>
   </w:num>
-  <w:num w:numId="1053">
-    <w:abstractNumId w:val="991"/>
-  </w:num>
-  <w:num w:numId="1054">
-    <w:abstractNumId w:val="991"/>
-  </w:num>
-  <w:num w:numId="1055">
-    <w:abstractNumId w:val="991"/>
-  </w:num>
   <w:num w:numId="1056">
     <w:abstractNumId w:val="991"/>
   </w:num>
@@ -8070,6 +8529,15 @@
     <w:abstractNumId w:val="991"/>
   </w:num>
   <w:num w:numId="1059">
+    <w:abstractNumId w:val="991"/>
+  </w:num>
+  <w:num w:numId="1060">
+    <w:abstractNumId w:val="991"/>
+  </w:num>
+  <w:num w:numId="1061">
+    <w:abstractNumId w:val="991"/>
+  </w:num>
+  <w:num w:numId="1062">
     <w:abstractNumId w:val="991"/>
   </w:num>
 </w:numbering>

--- a/文档/开发日志.docx
+++ b/文档/开发日志.docx
@@ -921,7 +921,7 @@
         </w:numPr>
       </w:pPr>
       <w:r>
-        <w:t xml:space="preserve">13:55</w:t>
+        <w:t xml:space="preserve">14:20</w:t>
       </w:r>
       <w:r>
         <w:t xml:space="preserve"> </w:t>
@@ -937,7 +937,7 @@
         <w:t xml:space="preserve"> </w:t>
       </w:r>
       <w:r>
-        <w:t xml:space="preserve">全系统自检发现的四处问题：删项目留孤儿、占比校验单向、脏 JSON 会 500、基准值填 0 被改掉</w:t>
+        <w:t xml:space="preserve">安全与健壮性审核发现的问题：保存权重后 /ahp/ 必然 500、5 个写接口没有 CSRF、填个非数字就 500</w:t>
       </w:r>
     </w:p>
     <w:p>
@@ -949,7 +949,7 @@
         <w:pStyle w:val="Compact"/>
       </w:pPr>
       <w:r>
-        <w:t xml:space="preserve">原因：对整套系统做了一次自检（路由扫描、库完整性、越权、可访问性、仓库卫生，另加两路独立审核）。前面三条是自检挖出来的实际缺陷，第四条是顺手修的小毛病。</w:t>
+        <w:t xml:space="preserve">原因：这次自检另开了两路独立审核（计算链 vs 论文、权限与健壮性）。计算链结论是「与论文逐项一致、8 个手推算例全部命中」；权限与健壮性这一路挖出下面这些实际缺陷。</w:t>
       </w:r>
     </w:p>
     <w:p>
@@ -977,179 +977,115 @@
           <w:bCs/>
           <w:b/>
         </w:rPr>
-        <w:t xml:space="preserve">删项目会留下孤儿数据</w:t>
-      </w:r>
-      <w:r>
-        <w:t xml:space="preserve">（最要紧的一条）：</w:t>
-      </w:r>
-      <w:r>
-        <w:rPr>
-          <w:rStyle w:val="VerbatimChar"/>
-        </w:rPr>
-        <w:t xml:space="preserve">Project.patches</w:t>
-      </w:r>
-      <w:r>
-        <w:t xml:space="preserve">、</w:t>
-      </w:r>
-      <w:r>
-        <w:rPr>
-          <w:rStyle w:val="VerbatimChar"/>
-        </w:rPr>
-        <w:t xml:space="preserve">MinePatch.units</w:t>
-      </w:r>
-      <w:r>
-        <w:t xml:space="preserve"> </w:t>
-      </w:r>
-      <w:r>
-        <w:t xml:space="preserve">有 ORM 级联，但图斑下面的指标数据、限制性判定、评价结果、得分明细、参照生态系统没有，而清理逻辑只写在「删除图斑」那条路径里。实测删一个项目后这五张表各留 1 行；原库累计已留下</w:t>
-      </w:r>
-      <w:r>
-        <w:t xml:space="preserve"> </w:t>
+        <w:t xml:space="preserve">保存过一次 AHP 权重后</w:t>
       </w:r>
       <w:r>
         <w:rPr>
           <w:bCs/>
           <w:b/>
         </w:rPr>
-        <w:t xml:space="preserve">78 条</w:t>
-      </w:r>
-      <w:r>
-        <w:t xml:space="preserve">孤儿（参照生态系统 77、限制性判定 1）。</w:t>
-      </w:r>
-    </w:p>
-    <w:p>
-      <w:pPr>
-        <w:numPr>
-          <w:ilvl w:val="3"/>
-          <w:numId w:val="1005"/>
-        </w:numPr>
-        <w:pStyle w:val="Compact"/>
-      </w:pPr>
-      <w:r>
-        <w:t xml:space="preserve">新增</w:t>
-      </w:r>
-      <w:r>
-        <w:t xml:space="preserve"> </w:t>
-      </w:r>
-      <w:r>
-        <w:rPr>
-          <w:rStyle w:val="VerbatimChar"/>
-        </w:rPr>
-        <w:t xml:space="preserve">app/services/cleanup.py</w:t>
-      </w:r>
-      <w:r>
-        <w:t xml:space="preserve">：</w:t>
-      </w:r>
-      <w:r>
-        <w:rPr>
-          <w:rStyle w:val="VerbatimChar"/>
-        </w:rPr>
-        <w:t xml:space="preserve">delete_patch_children</w:t>
-      </w:r>
-      <w:r>
-        <w:t xml:space="preserve"> </w:t>
-      </w:r>
-      <w:r>
-        <w:t xml:space="preserve">/</w:t>
-      </w:r>
-      <w:r>
-        <w:t xml:space="preserve"> </w:t>
-      </w:r>
-      <w:r>
-        <w:rPr>
-          <w:rStyle w:val="VerbatimChar"/>
-        </w:rPr>
-        <w:t xml:space="preserve">delete_patch</w:t>
-      </w:r>
-      <w:r>
-        <w:t xml:space="preserve"> </w:t>
-      </w:r>
-      <w:r>
-        <w:t xml:space="preserve">/</w:t>
-      </w:r>
-      <w:r>
-        <w:t xml:space="preserve"> </w:t>
-      </w:r>
-      <w:r>
-        <w:rPr>
-          <w:rStyle w:val="VerbatimChar"/>
-        </w:rPr>
-        <w:t xml:space="preserve">delete_project</w:t>
-      </w:r>
-      <w:r>
-        <w:t xml:space="preserve">，两条删除路径共用同一份清理逻辑。</w:t>
-      </w:r>
-    </w:p>
-    <w:p>
-      <w:pPr>
-        <w:numPr>
-          <w:ilvl w:val="3"/>
-          <w:numId w:val="1005"/>
-        </w:numPr>
-        <w:pStyle w:val="Compact"/>
-      </w:pPr>
-      <w:r>
-        <w:t xml:space="preserve">新增</w:t>
-      </w:r>
-      <w:r>
-        <w:t xml:space="preserve"> </w:t>
-      </w:r>
-      <w:r>
-        <w:rPr>
-          <w:rStyle w:val="VerbatimChar"/>
-        </w:rPr>
-        <w:t xml:space="preserve">工具/清理孤儿数据.py</w:t>
-      </w:r>
-      <w:r>
-        <w:t xml:space="preserve">：默认只统计，</w:t>
-      </w:r>
-      <w:r>
-        <w:rPr>
-          <w:rStyle w:val="VerbatimChar"/>
-        </w:rPr>
-        <w:t xml:space="preserve">--apply</w:t>
-      </w:r>
-      <w:r>
-        <w:t xml:space="preserve"> </w:t>
-      </w:r>
-      <w:r>
-        <w:t xml:space="preserve">才删；顺手清掉了原库那 78 条（原库已先备份到</w:t>
-      </w:r>
-      <w:r>
-        <w:t xml:space="preserve"> </w:t>
-      </w:r>
-      <w:r>
-        <w:rPr>
-          <w:rStyle w:val="VerbatimChar"/>
-        </w:rPr>
-        <w:t xml:space="preserve">_dsh_probe\app.db.bak_*</w:t>
-      </w:r>
-      <w:r>
-        <w:t xml:space="preserve">）。</w:t>
-      </w:r>
-    </w:p>
-    <w:p>
-      <w:pPr>
-        <w:numPr>
-          <w:ilvl w:val="3"/>
-          <w:numId w:val="1005"/>
-        </w:numPr>
-        <w:pStyle w:val="Compact"/>
-      </w:pPr>
-      <w:r>
-        <w:t xml:space="preserve">新增</w:t>
-      </w:r>
-      <w:r>
-        <w:t xml:space="preserve"> </w:t>
-      </w:r>
-      <w:r>
-        <w:rPr>
-          <w:rStyle w:val="VerbatimChar"/>
-        </w:rPr>
-        <w:t xml:space="preserve">测试/test_delete_cascade.py</w:t>
-      </w:r>
-      <w:r>
-        <w:t xml:space="preserve">：造一套完整数据，走界面删项目、删图斑，逐表断言不留孤儿——把这条永久钉住。</w:t>
+        <w:t xml:space="preserve"> </w:t>
+      </w:r>
+      <w:r>
+        <w:rPr>
+          <w:rStyle w:val="VerbatimChar"/>
+          <w:bCs/>
+          <w:b/>
+        </w:rPr>
+        <w:t xml:space="preserve">/ahp/</w:t>
+      </w:r>
+      <w:r>
+        <w:rPr>
+          <w:bCs/>
+          <w:b/>
+        </w:rPr>
+        <w:t xml:space="preserve"> </w:t>
+      </w:r>
+      <w:r>
+        <w:rPr>
+          <w:bCs/>
+          <w:b/>
+        </w:rPr>
+        <w:t xml:space="preserve">必然 500</w:t>
+      </w:r>
+      <w:r>
+        <w:t xml:space="preserve">（高）：</w:t>
+      </w:r>
+      <w:r>
+        <w:rPr>
+          <w:rStyle w:val="VerbatimChar"/>
+        </w:rPr>
+        <w:t xml:space="preserve">ahp/index.html</w:t>
+      </w:r>
+      <w:r>
+        <w:t xml:space="preserve"> </w:t>
+      </w:r>
+      <w:r>
+        <w:t xml:space="preserve">里用了</w:t>
+      </w:r>
+      <w:r>
+        <w:t xml:space="preserve"> </w:t>
+      </w:r>
+      <w:r>
+        <w:rPr>
+          <w:rStyle w:val="VerbatimChar"/>
+        </w:rPr>
+        <w:t xml:space="preserve">{{ csrf_token() }}</w:t>
+      </w:r>
+      <w:r>
+        <w:t xml:space="preserve">，而应用工厂从没初始化</w:t>
+      </w:r>
+      <w:r>
+        <w:t xml:space="preserve"> </w:t>
+      </w:r>
+      <w:r>
+        <w:rPr>
+          <w:rStyle w:val="VerbatimChar"/>
+        </w:rPr>
+        <w:t xml:space="preserve">CSRFProtect</w:t>
+      </w:r>
+      <w:r>
+        <w:t xml:space="preserve"> </w:t>
+      </w:r>
+      <w:r>
+        <w:t xml:space="preserve">—— 这个 Jinja 全局根本不存在。也就是说用过一次「判断矩阵 → 保存」这个核心功能之后，侧边栏「指标体系与权重」就永久打不开，而</w:t>
+      </w:r>
+      <w:r>
+        <w:rPr>
+          <w:bCs/>
+          <w:b/>
+        </w:rPr>
+        <w:t xml:space="preserve">唯一能恢复默认权重的按钮就在那个 500 页面上</w:t>
+      </w:r>
+      <w:r>
+        <w:t xml:space="preserve">，只能改库自救。修法是在</w:t>
+      </w:r>
+      <w:r>
+        <w:t xml:space="preserve"> </w:t>
+      </w:r>
+      <w:r>
+        <w:rPr>
+          <w:rStyle w:val="VerbatimChar"/>
+        </w:rPr>
+        <w:t xml:space="preserve">create_app</w:t>
+      </w:r>
+      <w:r>
+        <w:t xml:space="preserve"> </w:t>
+      </w:r>
+      <w:r>
+        <w:t xml:space="preserve">里</w:t>
+      </w:r>
+      <w:r>
+        <w:t xml:space="preserve"> </w:t>
+      </w:r>
+      <w:r>
+        <w:rPr>
+          <w:rStyle w:val="VerbatimChar"/>
+        </w:rPr>
+        <w:t xml:space="preserve">csrf.init_app(app)</w:t>
+      </w:r>
+      <w:r>
+        <w:t xml:space="preserve">。</w:t>
       </w:r>
     </w:p>
     <w:p>
@@ -1165,49 +1101,40 @@
           <w:bCs/>
           <w:b/>
         </w:rPr>
-        <w:t xml:space="preserve">面积占比合计只挡「偏小」不挡「偏大」</w:t>
-      </w:r>
-      <w:r>
-        <w:t xml:space="preserve">：</w:t>
-      </w:r>
-      <w:r>
-        <w:rPr>
-          <w:rStyle w:val="VerbatimChar"/>
-        </w:rPr>
-        <w:t xml:space="preserve">ratio_sum &gt; 0.999</w:t>
-      </w:r>
-      <w:r>
-        <w:t xml:space="preserve"> </w:t>
-      </w:r>
-      <w:r>
-        <w:t xml:space="preserve">会让合计 1.5 的数据通过，而</w:t>
-      </w:r>
-      <w:r>
-        <w:t xml:space="preserve"> </w:t>
-      </w:r>
-      <w:r>
-        <w:rPr>
-          <w:rStyle w:val="VerbatimChar"/>
-        </w:rPr>
-        <w:t xml:space="preserve">F = Σ(Sᵢ×F′ᵢ)</w:t>
-      </w:r>
-      <w:r>
-        <w:t xml:space="preserve"> </w:t>
-      </w:r>
-      <w:r>
-        <w:t xml:space="preserve">不归一化，结果会被放大到 1.5 倍。改为双边判断</w:t>
-      </w:r>
-      <w:r>
-        <w:t xml:space="preserve"> </w:t>
-      </w:r>
-      <w:r>
-        <w:rPr>
-          <w:rStyle w:val="VerbatimChar"/>
-        </w:rPr>
-        <w:t xml:space="preserve">0.999 &lt;= ratio_sum &lt;= 1.001</w:t>
-      </w:r>
-      <w:r>
-        <w:t xml:space="preserve">，与界面里的提示口径一致。</w:t>
+        <w:t xml:space="preserve">5 个手写 POST 表单没有 CSRF 校验</w:t>
+      </w:r>
+      <w:r>
+        <w:t xml:space="preserve">（中）：新增/编辑/删除账号、删除项目、删除图斑 ——</w:t>
+      </w:r>
+      <w:r>
+        <w:t xml:space="preserve"> </w:t>
+      </w:r>
+      <w:r>
+        <w:rPr>
+          <w:rStyle w:val="VerbatimChar"/>
+        </w:rPr>
+        <w:t xml:space="preserve">WTF_CSRF_ENABLED</w:t>
+      </w:r>
+      <w:r>
+        <w:t xml:space="preserve"> </w:t>
+      </w:r>
+      <w:r>
+        <w:t xml:space="preserve">只对 FlaskForm 生效，手写表单一直是裸奔的（文档里却写着「CSRF 防护开启」）。加上</w:t>
+      </w:r>
+      <w:r>
+        <w:t xml:space="preserve"> </w:t>
+      </w:r>
+      <w:r>
+        <w:rPr>
+          <w:rStyle w:val="VerbatimChar"/>
+        </w:rPr>
+        <w:t xml:space="preserve">CSRFProtect</w:t>
+      </w:r>
+      <w:r>
+        <w:t xml:space="preserve"> </w:t>
+      </w:r>
+      <w:r>
+        <w:t xml:space="preserve">一并覆盖；令牌失效时给中文提示并回跳到上一页（原来要么是英文 400 页、要么什么都不发生）。</w:t>
       </w:r>
     </w:p>
     <w:p>
@@ -1223,34 +1150,85 @@
           <w:bCs/>
           <w:b/>
         </w:rPr>
-        <w:t xml:space="preserve">重金属 JSON 脏写会让整页 500</w:t>
-      </w:r>
-      <w:r>
-        <w:t xml:space="preserve">：</w:t>
-      </w:r>
-      <w:r>
-        <w:rPr>
-          <w:rStyle w:val="VerbatimChar"/>
-        </w:rPr>
-        <w:t xml:space="preserve">heavy_metals_dict()</w:t>
-      </w:r>
-      <w:r>
-        <w:t xml:space="preserve"> </w:t>
-      </w:r>
-      <w:r>
-        <w:t xml:space="preserve">直接</w:t>
-      </w:r>
-      <w:r>
-        <w:t xml:space="preserve"> </w:t>
-      </w:r>
-      <w:r>
-        <w:rPr>
-          <w:rStyle w:val="VerbatimChar"/>
-        </w:rPr>
-        <w:t xml:space="preserve">json.loads</w:t>
-      </w:r>
-      <w:r>
-        <w:t xml:space="preserve">。改为解析失败按「未检测」返回空字典，非字典值也忽略，原文仍留在库里供排查。</w:t>
+        <w:t xml:space="preserve">填个非数字就 500</w:t>
+      </w:r>
+      <w:r>
+        <w:t xml:space="preserve">（7 处）：微地质单元面积、图斑面积/停产年限、覆盖度与 Shannon 基准、pH/厚度/重金属、</w:t>
+      </w:r>
+      <w:r>
+        <w:rPr>
+          <w:rStyle w:val="VerbatimChar"/>
+        </w:rPr>
+        <w:t xml:space="preserve">?level=abc</w:t>
+      </w:r>
+      <w:r>
+        <w:t xml:space="preserve">、</w:t>
+      </w:r>
+      <w:r>
+        <w:rPr>
+          <w:rStyle w:val="VerbatimChar"/>
+        </w:rPr>
+        <w:t xml:space="preserve">?page=天文数字</w:t>
+      </w:r>
+      <w:r>
+        <w:t xml:space="preserve">。新增</w:t>
+      </w:r>
+      <w:r>
+        <w:t xml:space="preserve"> </w:t>
+      </w:r>
+      <w:r>
+        <w:rPr>
+          <w:rStyle w:val="VerbatimChar"/>
+        </w:rPr>
+        <w:t xml:space="preserve">app/utils/parsing.py</w:t>
+      </w:r>
+      <w:r>
+        <w:t xml:space="preserve">（</w:t>
+      </w:r>
+      <w:r>
+        <w:rPr>
+          <w:rStyle w:val="VerbatimChar"/>
+        </w:rPr>
+        <w:t xml:space="preserve">parse_float</w:t>
+      </w:r>
+      <w:r>
+        <w:t xml:space="preserve"> </w:t>
+      </w:r>
+      <w:r>
+        <w:t xml:space="preserve">+</w:t>
+      </w:r>
+      <w:r>
+        <w:t xml:space="preserve"> </w:t>
+      </w:r>
+      <w:r>
+        <w:rPr>
+          <w:rStyle w:val="VerbatimChar"/>
+        </w:rPr>
+        <w:t xml:space="preserve">FieldError</w:t>
+      </w:r>
+      <w:r>
+        <w:t xml:space="preserve">），每个字段带范围与中文提示（覆盖度不能大于 100、pH 不能大于 14 等）；</w:t>
+      </w:r>
+      <w:r>
+        <w:rPr>
+          <w:rStyle w:val="VerbatimChar"/>
+        </w:rPr>
+        <w:t xml:space="preserve">level</w:t>
+      </w:r>
+      <w:r>
+        <w:t xml:space="preserve">、</w:t>
+      </w:r>
+      <w:r>
+        <w:rPr>
+          <w:rStyle w:val="VerbatimChar"/>
+        </w:rPr>
+        <w:t xml:space="preserve">page</w:t>
+      </w:r>
+      <w:r>
+        <w:t xml:space="preserve"> </w:t>
+      </w:r>
+      <w:r>
+        <w:t xml:space="preserve">做兜底与区间夹取。</w:t>
       </w:r>
     </w:p>
     <w:p>
@@ -1266,7 +1244,7 @@
           <w:bCs/>
           <w:b/>
         </w:rPr>
-        <w:t xml:space="preserve">参照生态系统基准填 0 会被悄悄换成默认值</w:t>
+        <w:t xml:space="preserve">AHP 判断矩阵填 0 / 负数 / 1e400</w:t>
       </w:r>
       <w:r>
         <w:t xml:space="preserve">：</w:t>
@@ -1275,28 +1253,53 @@
         <w:rPr>
           <w:rStyle w:val="VerbatimChar"/>
         </w:rPr>
-        <w:t xml:space="preserve">fv(...) or 75.0</w:t>
-      </w:r>
-      <w:r>
-        <w:t xml:space="preserve"> </w:t>
-      </w:r>
-      <w:r>
-        <w:t xml:space="preserve">的写法把合法的 0 也当成"没填"。改为只在</w:t>
-      </w:r>
-      <w:r>
-        <w:t xml:space="preserve"> </w:t>
-      </w:r>
-      <w:r>
-        <w:rPr>
-          <w:rStyle w:val="VerbatimChar"/>
-        </w:rPr>
-        <w:t xml:space="preserve">None</w:t>
-      </w:r>
-      <w:r>
-        <w:t xml:space="preserve"> </w:t>
-      </w:r>
-      <w:r>
-        <w:t xml:space="preserve">时取默认。</w:t>
+        <w:t xml:space="preserve">ahp_service</w:t>
+      </w:r>
+      <w:r>
+        <w:t xml:space="preserve"> </w:t>
+      </w:r>
+      <w:r>
+        <w:t xml:space="preserve">用 numpy 做除法，除零得</w:t>
+      </w:r>
+      <w:r>
+        <w:t xml:space="preserve"> </w:t>
+      </w:r>
+      <w:r>
+        <w:rPr>
+          <w:rStyle w:val="VerbatimChar"/>
+        </w:rPr>
+        <w:t xml:space="preserve">inf</w:t>
+      </w:r>
+      <w:r>
+        <w:t xml:space="preserve"> </w:t>
+      </w:r>
+      <w:r>
+        <w:t xml:space="preserve">而</w:t>
+      </w:r>
+      <w:r>
+        <w:rPr>
+          <w:bCs/>
+          <w:b/>
+        </w:rPr>
+        <w:t xml:space="preserve">不抛异常</w:t>
+      </w:r>
+      <w:r>
+        <w:t xml:space="preserve">，于是保存时撞上 NOT NULL 约束直接 500；专家矩阵还会把</w:t>
+      </w:r>
+      <w:r>
+        <w:t xml:space="preserve"> </w:t>
+      </w:r>
+      <w:r>
+        <w:rPr>
+          <w:rStyle w:val="VerbatimChar"/>
+        </w:rPr>
+        <w:t xml:space="preserve">[[1.0, 0.0], [Infinity, 1.0]]</w:t>
+      </w:r>
+      <w:r>
+        <w:t xml:space="preserve"> </w:t>
+      </w:r>
+      <w:r>
+        <w:t xml:space="preserve">存进库、CR 显示 0.0000。→ 两个入口都校验「正数且有限」。</w:t>
       </w:r>
     </w:p>
     <w:p>
@@ -1311,10 +1314,28 @@
         <w:rPr>
           <w:rStyle w:val="VerbatimChar"/>
         </w:rPr>
-        <w:t xml:space="preserve">README.md</w:t>
-      </w:r>
-      <w:r>
-        <w:t xml:space="preserve">：测试套件 14 → 15 套，工具清单补上「清理孤儿数据.py」。</w:t>
+        <w:t xml:space="preserve">/ahp/experts</w:t>
+      </w:r>
+      <w:r>
+        <w:t xml:space="preserve"> </w:t>
+      </w:r>
+      <w:r>
+        <w:t xml:space="preserve">缺</w:t>
+      </w:r>
+      <w:r>
+        <w:t xml:space="preserve"> </w:t>
+      </w:r>
+      <w:r>
+        <w:rPr>
+          <w:rStyle w:val="VerbatimChar"/>
+        </w:rPr>
+        <w:t xml:space="preserve">action</w:t>
+      </w:r>
+      <w:r>
+        <w:t xml:space="preserve"> </w:t>
+      </w:r>
+      <w:r>
+        <w:t xml:space="preserve">静默跳回（早先记在「遗留与待办」里的那条）→ 补中文提示，这条待办可以划掉了。</w:t>
       </w:r>
     </w:p>
     <w:p>
@@ -1326,13 +1347,18 @@
         <w:pStyle w:val="Compact"/>
       </w:pPr>
       <w:r>
-        <w:t xml:space="preserve">验证：新增的连带清理自检逐表通过；</w:t>
-      </w:r>
-      <w:r>
-        <w:rPr>
-          <w:rStyle w:val="VerbatimChar"/>
-        </w:rPr>
-        <w:t xml:space="preserve">verify_all.py</w:t>
+        <w:t xml:space="preserve">验证：19 组以前会 500 的输入现在全部返回 200 并给出具体中文提示、无一 500；正常输入仍能保存（指标 68.88/63.33 落库无误）；15/15 测试套件通过。</w:t>
+      </w:r>
+    </w:p>
+    <w:p>
+      <w:pPr>
+        <w:numPr>
+          <w:ilvl w:val="0"/>
+          <w:numId w:val="1002"/>
+        </w:numPr>
+      </w:pPr>
+      <w:r>
+        <w:t xml:space="preserve">13:55</w:t>
       </w:r>
       <w:r>
         <w:t xml:space="preserve"> </w:t>
@@ -1342,6 +1368,417 @@
           <w:bCs/>
           <w:b/>
         </w:rPr>
+        <w:t xml:space="preserve">修复</w:t>
+      </w:r>
+      <w:r>
+        <w:t xml:space="preserve"> </w:t>
+      </w:r>
+      <w:r>
+        <w:t xml:space="preserve">全系统自检发现的四处问题：删项目留孤儿、占比校验单向、脏 JSON 会 500、基准值填 0 被改掉</w:t>
+      </w:r>
+    </w:p>
+    <w:p>
+      <w:pPr>
+        <w:numPr>
+          <w:ilvl w:val="1"/>
+          <w:numId w:val="1005"/>
+        </w:numPr>
+        <w:pStyle w:val="Compact"/>
+      </w:pPr>
+      <w:r>
+        <w:t xml:space="preserve">原因：对整套系统做了一次自检（路由扫描、库完整性、越权、可访问性、仓库卫生，另加两路独立审核）。前面三条是自检挖出来的实际缺陷，第四条是顺手修的小毛病。</w:t>
+      </w:r>
+    </w:p>
+    <w:p>
+      <w:pPr>
+        <w:numPr>
+          <w:ilvl w:val="1"/>
+          <w:numId w:val="1005"/>
+        </w:numPr>
+        <w:pStyle w:val="Compact"/>
+      </w:pPr>
+      <w:r>
+        <w:t xml:space="preserve">影响：</w:t>
+      </w:r>
+    </w:p>
+    <w:p>
+      <w:pPr>
+        <w:numPr>
+          <w:ilvl w:val="2"/>
+          <w:numId w:val="1006"/>
+        </w:numPr>
+        <w:pStyle w:val="Compact"/>
+      </w:pPr>
+      <w:r>
+        <w:rPr>
+          <w:bCs/>
+          <w:b/>
+        </w:rPr>
+        <w:t xml:space="preserve">删项目会留下孤儿数据</w:t>
+      </w:r>
+      <w:r>
+        <w:t xml:space="preserve">（最要紧的一条）：</w:t>
+      </w:r>
+      <w:r>
+        <w:rPr>
+          <w:rStyle w:val="VerbatimChar"/>
+        </w:rPr>
+        <w:t xml:space="preserve">Project.patches</w:t>
+      </w:r>
+      <w:r>
+        <w:t xml:space="preserve">、</w:t>
+      </w:r>
+      <w:r>
+        <w:rPr>
+          <w:rStyle w:val="VerbatimChar"/>
+        </w:rPr>
+        <w:t xml:space="preserve">MinePatch.units</w:t>
+      </w:r>
+      <w:r>
+        <w:t xml:space="preserve"> </w:t>
+      </w:r>
+      <w:r>
+        <w:t xml:space="preserve">有 ORM 级联，但图斑下面的指标数据、限制性判定、评价结果、得分明细、参照生态系统没有，而清理逻辑只写在「删除图斑」那条路径里。实测删一个项目后这五张表各留 1 行；原库累计已留下</w:t>
+      </w:r>
+      <w:r>
+        <w:t xml:space="preserve"> </w:t>
+      </w:r>
+      <w:r>
+        <w:rPr>
+          <w:bCs/>
+          <w:b/>
+        </w:rPr>
+        <w:t xml:space="preserve">78 条</w:t>
+      </w:r>
+      <w:r>
+        <w:t xml:space="preserve">孤儿（参照生态系统 77、限制性判定 1）。</w:t>
+      </w:r>
+    </w:p>
+    <w:p>
+      <w:pPr>
+        <w:numPr>
+          <w:ilvl w:val="3"/>
+          <w:numId w:val="1007"/>
+        </w:numPr>
+        <w:pStyle w:val="Compact"/>
+      </w:pPr>
+      <w:r>
+        <w:t xml:space="preserve">新增</w:t>
+      </w:r>
+      <w:r>
+        <w:t xml:space="preserve"> </w:t>
+      </w:r>
+      <w:r>
+        <w:rPr>
+          <w:rStyle w:val="VerbatimChar"/>
+        </w:rPr>
+        <w:t xml:space="preserve">app/services/cleanup.py</w:t>
+      </w:r>
+      <w:r>
+        <w:t xml:space="preserve">：</w:t>
+      </w:r>
+      <w:r>
+        <w:rPr>
+          <w:rStyle w:val="VerbatimChar"/>
+        </w:rPr>
+        <w:t xml:space="preserve">delete_patch_children</w:t>
+      </w:r>
+      <w:r>
+        <w:t xml:space="preserve"> </w:t>
+      </w:r>
+      <w:r>
+        <w:t xml:space="preserve">/</w:t>
+      </w:r>
+      <w:r>
+        <w:t xml:space="preserve"> </w:t>
+      </w:r>
+      <w:r>
+        <w:rPr>
+          <w:rStyle w:val="VerbatimChar"/>
+        </w:rPr>
+        <w:t xml:space="preserve">delete_patch</w:t>
+      </w:r>
+      <w:r>
+        <w:t xml:space="preserve"> </w:t>
+      </w:r>
+      <w:r>
+        <w:t xml:space="preserve">/</w:t>
+      </w:r>
+      <w:r>
+        <w:t xml:space="preserve"> </w:t>
+      </w:r>
+      <w:r>
+        <w:rPr>
+          <w:rStyle w:val="VerbatimChar"/>
+        </w:rPr>
+        <w:t xml:space="preserve">delete_project</w:t>
+      </w:r>
+      <w:r>
+        <w:t xml:space="preserve">，两条删除路径共用同一份清理逻辑。</w:t>
+      </w:r>
+    </w:p>
+    <w:p>
+      <w:pPr>
+        <w:numPr>
+          <w:ilvl w:val="3"/>
+          <w:numId w:val="1007"/>
+        </w:numPr>
+        <w:pStyle w:val="Compact"/>
+      </w:pPr>
+      <w:r>
+        <w:t xml:space="preserve">新增</w:t>
+      </w:r>
+      <w:r>
+        <w:t xml:space="preserve"> </w:t>
+      </w:r>
+      <w:r>
+        <w:rPr>
+          <w:rStyle w:val="VerbatimChar"/>
+        </w:rPr>
+        <w:t xml:space="preserve">工具/清理孤儿数据.py</w:t>
+      </w:r>
+      <w:r>
+        <w:t xml:space="preserve">：默认只统计，</w:t>
+      </w:r>
+      <w:r>
+        <w:rPr>
+          <w:rStyle w:val="VerbatimChar"/>
+        </w:rPr>
+        <w:t xml:space="preserve">--apply</w:t>
+      </w:r>
+      <w:r>
+        <w:t xml:space="preserve"> </w:t>
+      </w:r>
+      <w:r>
+        <w:t xml:space="preserve">才删；顺手清掉了原库那 78 条（原库已先备份到</w:t>
+      </w:r>
+      <w:r>
+        <w:t xml:space="preserve"> </w:t>
+      </w:r>
+      <w:r>
+        <w:rPr>
+          <w:rStyle w:val="VerbatimChar"/>
+        </w:rPr>
+        <w:t xml:space="preserve">_dsh_probe\app.db.bak_*</w:t>
+      </w:r>
+      <w:r>
+        <w:t xml:space="preserve">）。</w:t>
+      </w:r>
+    </w:p>
+    <w:p>
+      <w:pPr>
+        <w:numPr>
+          <w:ilvl w:val="3"/>
+          <w:numId w:val="1007"/>
+        </w:numPr>
+        <w:pStyle w:val="Compact"/>
+      </w:pPr>
+      <w:r>
+        <w:t xml:space="preserve">新增</w:t>
+      </w:r>
+      <w:r>
+        <w:t xml:space="preserve"> </w:t>
+      </w:r>
+      <w:r>
+        <w:rPr>
+          <w:rStyle w:val="VerbatimChar"/>
+        </w:rPr>
+        <w:t xml:space="preserve">测试/test_delete_cascade.py</w:t>
+      </w:r>
+      <w:r>
+        <w:t xml:space="preserve">：造一套完整数据，走界面删项目、删图斑，逐表断言不留孤儿——把这条永久钉住。</w:t>
+      </w:r>
+    </w:p>
+    <w:p>
+      <w:pPr>
+        <w:numPr>
+          <w:ilvl w:val="2"/>
+          <w:numId w:val="1006"/>
+        </w:numPr>
+        <w:pStyle w:val="Compact"/>
+      </w:pPr>
+      <w:r>
+        <w:rPr>
+          <w:bCs/>
+          <w:b/>
+        </w:rPr>
+        <w:t xml:space="preserve">面积占比合计只挡「偏小」不挡「偏大」</w:t>
+      </w:r>
+      <w:r>
+        <w:t xml:space="preserve">：</w:t>
+      </w:r>
+      <w:r>
+        <w:rPr>
+          <w:rStyle w:val="VerbatimChar"/>
+        </w:rPr>
+        <w:t xml:space="preserve">ratio_sum &gt; 0.999</w:t>
+      </w:r>
+      <w:r>
+        <w:t xml:space="preserve"> </w:t>
+      </w:r>
+      <w:r>
+        <w:t xml:space="preserve">会让合计 1.5 的数据通过，而</w:t>
+      </w:r>
+      <w:r>
+        <w:t xml:space="preserve"> </w:t>
+      </w:r>
+      <w:r>
+        <w:rPr>
+          <w:rStyle w:val="VerbatimChar"/>
+        </w:rPr>
+        <w:t xml:space="preserve">F = Σ(Sᵢ×F′ᵢ)</w:t>
+      </w:r>
+      <w:r>
+        <w:t xml:space="preserve"> </w:t>
+      </w:r>
+      <w:r>
+        <w:t xml:space="preserve">不归一化，结果会被放大到 1.5 倍。改为双边判断</w:t>
+      </w:r>
+      <w:r>
+        <w:t xml:space="preserve"> </w:t>
+      </w:r>
+      <w:r>
+        <w:rPr>
+          <w:rStyle w:val="VerbatimChar"/>
+        </w:rPr>
+        <w:t xml:space="preserve">0.999 &lt;= ratio_sum &lt;= 1.001</w:t>
+      </w:r>
+      <w:r>
+        <w:t xml:space="preserve">，与界面里的提示口径一致。</w:t>
+      </w:r>
+    </w:p>
+    <w:p>
+      <w:pPr>
+        <w:numPr>
+          <w:ilvl w:val="2"/>
+          <w:numId w:val="1006"/>
+        </w:numPr>
+        <w:pStyle w:val="Compact"/>
+      </w:pPr>
+      <w:r>
+        <w:rPr>
+          <w:bCs/>
+          <w:b/>
+        </w:rPr>
+        <w:t xml:space="preserve">重金属 JSON 脏写会让整页 500</w:t>
+      </w:r>
+      <w:r>
+        <w:t xml:space="preserve">：</w:t>
+      </w:r>
+      <w:r>
+        <w:rPr>
+          <w:rStyle w:val="VerbatimChar"/>
+        </w:rPr>
+        <w:t xml:space="preserve">heavy_metals_dict()</w:t>
+      </w:r>
+      <w:r>
+        <w:t xml:space="preserve"> </w:t>
+      </w:r>
+      <w:r>
+        <w:t xml:space="preserve">直接</w:t>
+      </w:r>
+      <w:r>
+        <w:t xml:space="preserve"> </w:t>
+      </w:r>
+      <w:r>
+        <w:rPr>
+          <w:rStyle w:val="VerbatimChar"/>
+        </w:rPr>
+        <w:t xml:space="preserve">json.loads</w:t>
+      </w:r>
+      <w:r>
+        <w:t xml:space="preserve">。改为解析失败按「未检测」返回空字典，非字典值也忽略，原文仍留在库里供排查。</w:t>
+      </w:r>
+    </w:p>
+    <w:p>
+      <w:pPr>
+        <w:numPr>
+          <w:ilvl w:val="2"/>
+          <w:numId w:val="1006"/>
+        </w:numPr>
+        <w:pStyle w:val="Compact"/>
+      </w:pPr>
+      <w:r>
+        <w:rPr>
+          <w:bCs/>
+          <w:b/>
+        </w:rPr>
+        <w:t xml:space="preserve">参照生态系统基准填 0 会被悄悄换成默认值</w:t>
+      </w:r>
+      <w:r>
+        <w:t xml:space="preserve">：</w:t>
+      </w:r>
+      <w:r>
+        <w:rPr>
+          <w:rStyle w:val="VerbatimChar"/>
+        </w:rPr>
+        <w:t xml:space="preserve">fv(...) or 75.0</w:t>
+      </w:r>
+      <w:r>
+        <w:t xml:space="preserve"> </w:t>
+      </w:r>
+      <w:r>
+        <w:t xml:space="preserve">的写法把合法的 0 也当成"没填"。改为只在</w:t>
+      </w:r>
+      <w:r>
+        <w:t xml:space="preserve"> </w:t>
+      </w:r>
+      <w:r>
+        <w:rPr>
+          <w:rStyle w:val="VerbatimChar"/>
+        </w:rPr>
+        <w:t xml:space="preserve">None</w:t>
+      </w:r>
+      <w:r>
+        <w:t xml:space="preserve"> </w:t>
+      </w:r>
+      <w:r>
+        <w:t xml:space="preserve">时取默认。</w:t>
+      </w:r>
+    </w:p>
+    <w:p>
+      <w:pPr>
+        <w:numPr>
+          <w:ilvl w:val="2"/>
+          <w:numId w:val="1006"/>
+        </w:numPr>
+        <w:pStyle w:val="Compact"/>
+      </w:pPr>
+      <w:r>
+        <w:rPr>
+          <w:rStyle w:val="VerbatimChar"/>
+        </w:rPr>
+        <w:t xml:space="preserve">README.md</w:t>
+      </w:r>
+      <w:r>
+        <w:t xml:space="preserve">：测试套件 14 → 15 套，工具清单补上「清理孤儿数据.py」。</w:t>
+      </w:r>
+    </w:p>
+    <w:p>
+      <w:pPr>
+        <w:numPr>
+          <w:ilvl w:val="1"/>
+          <w:numId w:val="1005"/>
+        </w:numPr>
+        <w:pStyle w:val="Compact"/>
+      </w:pPr>
+      <w:r>
+        <w:t xml:space="preserve">验证：新增的连带清理自检逐表通过；</w:t>
+      </w:r>
+      <w:r>
+        <w:rPr>
+          <w:rStyle w:val="VerbatimChar"/>
+        </w:rPr>
+        <w:t xml:space="preserve">verify_all.py</w:t>
+      </w:r>
+      <w:r>
+        <w:t xml:space="preserve"> </w:t>
+      </w:r>
+      <w:r>
+        <w:rPr>
+          <w:bCs/>
+          <w:b/>
+        </w:rPr>
         <w:t xml:space="preserve">15/15 测试套件通过</w:t>
       </w:r>
       <w:r>
@@ -1403,7 +1840,7 @@
       <w:pPr>
         <w:numPr>
           <w:ilvl w:val="1"/>
-          <w:numId w:val="1006"/>
+          <w:numId w:val="1008"/>
         </w:numPr>
         <w:pStyle w:val="Compact"/>
       </w:pPr>
@@ -1437,7 +1874,7 @@
       <w:pPr>
         <w:numPr>
           <w:ilvl w:val="1"/>
-          <w:numId w:val="1006"/>
+          <w:numId w:val="1008"/>
         </w:numPr>
         <w:pStyle w:val="Compact"/>
       </w:pPr>
@@ -1461,7 +1898,7 @@
       <w:pPr>
         <w:numPr>
           <w:ilvl w:val="2"/>
-          <w:numId w:val="1007"/>
+          <w:numId w:val="1009"/>
         </w:numPr>
         <w:pStyle w:val="Compact"/>
       </w:pPr>
@@ -1522,7 +1959,7 @@
       <w:pPr>
         <w:numPr>
           <w:ilvl w:val="2"/>
-          <w:numId w:val="1007"/>
+          <w:numId w:val="1009"/>
         </w:numPr>
         <w:pStyle w:val="Compact"/>
       </w:pPr>
@@ -1549,7 +1986,7 @@
       <w:pPr>
         <w:numPr>
           <w:ilvl w:val="1"/>
-          <w:numId w:val="1006"/>
+          <w:numId w:val="1008"/>
         </w:numPr>
         <w:pStyle w:val="Compact"/>
       </w:pPr>
@@ -1613,7 +2050,7 @@
       <w:pPr>
         <w:numPr>
           <w:ilvl w:val="1"/>
-          <w:numId w:val="1008"/>
+          <w:numId w:val="1010"/>
         </w:numPr>
         <w:pStyle w:val="Compact"/>
       </w:pPr>
@@ -1625,7 +2062,7 @@
       <w:pPr>
         <w:numPr>
           <w:ilvl w:val="1"/>
-          <w:numId w:val="1008"/>
+          <w:numId w:val="1010"/>
         </w:numPr>
         <w:pStyle w:val="Compact"/>
       </w:pPr>
@@ -1637,7 +2074,7 @@
       <w:pPr>
         <w:numPr>
           <w:ilvl w:val="2"/>
-          <w:numId w:val="1009"/>
+          <w:numId w:val="1011"/>
         </w:numPr>
         <w:pStyle w:val="Compact"/>
       </w:pPr>
@@ -1719,7 +2156,7 @@
       <w:pPr>
         <w:numPr>
           <w:ilvl w:val="2"/>
-          <w:numId w:val="1009"/>
+          <w:numId w:val="1011"/>
         </w:numPr>
         <w:pStyle w:val="Compact"/>
       </w:pPr>
@@ -1737,7 +2174,7 @@
       <w:pPr>
         <w:numPr>
           <w:ilvl w:val="2"/>
-          <w:numId w:val="1009"/>
+          <w:numId w:val="1011"/>
         </w:numPr>
         <w:pStyle w:val="Compact"/>
       </w:pPr>
@@ -1755,7 +2192,7 @@
       <w:pPr>
         <w:numPr>
           <w:ilvl w:val="1"/>
-          <w:numId w:val="1008"/>
+          <w:numId w:val="1010"/>
         </w:numPr>
         <w:pStyle w:val="Compact"/>
       </w:pPr>
@@ -1830,7 +2267,7 @@
       <w:pPr>
         <w:numPr>
           <w:ilvl w:val="1"/>
-          <w:numId w:val="1010"/>
+          <w:numId w:val="1012"/>
         </w:numPr>
         <w:pStyle w:val="Compact"/>
       </w:pPr>
@@ -1842,7 +2279,7 @@
       <w:pPr>
         <w:numPr>
           <w:ilvl w:val="1"/>
-          <w:numId w:val="1010"/>
+          <w:numId w:val="1012"/>
         </w:numPr>
         <w:pStyle w:val="Compact"/>
       </w:pPr>
@@ -1854,7 +2291,7 @@
       <w:pPr>
         <w:numPr>
           <w:ilvl w:val="2"/>
-          <w:numId w:val="1011"/>
+          <w:numId w:val="1013"/>
         </w:numPr>
         <w:pStyle w:val="Compact"/>
       </w:pPr>
@@ -1941,7 +2378,7 @@
       <w:pPr>
         <w:numPr>
           <w:ilvl w:val="2"/>
-          <w:numId w:val="1011"/>
+          <w:numId w:val="1013"/>
         </w:numPr>
         <w:pStyle w:val="Compact"/>
       </w:pPr>
@@ -1983,7 +2420,7 @@
       <w:pPr>
         <w:numPr>
           <w:ilvl w:val="2"/>
-          <w:numId w:val="1011"/>
+          <w:numId w:val="1013"/>
         </w:numPr>
         <w:pStyle w:val="Compact"/>
       </w:pPr>
@@ -2023,7 +2460,7 @@
       <w:pPr>
         <w:numPr>
           <w:ilvl w:val="2"/>
-          <w:numId w:val="1011"/>
+          <w:numId w:val="1013"/>
         </w:numPr>
         <w:pStyle w:val="Compact"/>
       </w:pPr>
@@ -2041,7 +2478,7 @@
       <w:pPr>
         <w:numPr>
           <w:ilvl w:val="1"/>
-          <w:numId w:val="1010"/>
+          <w:numId w:val="1012"/>
         </w:numPr>
         <w:pStyle w:val="Compact"/>
       </w:pPr>
@@ -2104,7 +2541,7 @@
       <w:pPr>
         <w:numPr>
           <w:ilvl w:val="1"/>
-          <w:numId w:val="1012"/>
+          <w:numId w:val="1014"/>
         </w:numPr>
         <w:pStyle w:val="Compact"/>
       </w:pPr>
@@ -2126,7 +2563,7 @@
       <w:pPr>
         <w:numPr>
           <w:ilvl w:val="1"/>
-          <w:numId w:val="1012"/>
+          <w:numId w:val="1014"/>
         </w:numPr>
         <w:pStyle w:val="Compact"/>
       </w:pPr>
@@ -2138,7 +2575,7 @@
       <w:pPr>
         <w:numPr>
           <w:ilvl w:val="2"/>
-          <w:numId w:val="1013"/>
+          <w:numId w:val="1015"/>
         </w:numPr>
         <w:pStyle w:val="Compact"/>
       </w:pPr>
@@ -2198,7 +2635,7 @@
       <w:pPr>
         <w:numPr>
           <w:ilvl w:val="2"/>
-          <w:numId w:val="1013"/>
+          <w:numId w:val="1015"/>
         </w:numPr>
         <w:pStyle w:val="Compact"/>
       </w:pPr>
@@ -2234,7 +2671,7 @@
       <w:pPr>
         <w:numPr>
           <w:ilvl w:val="2"/>
-          <w:numId w:val="1013"/>
+          <w:numId w:val="1015"/>
         </w:numPr>
         <w:pStyle w:val="Compact"/>
       </w:pPr>
@@ -2306,7 +2743,7 @@
       <w:pPr>
         <w:numPr>
           <w:ilvl w:val="2"/>
-          <w:numId w:val="1013"/>
+          <w:numId w:val="1015"/>
         </w:numPr>
         <w:pStyle w:val="Compact"/>
       </w:pPr>
@@ -2336,7 +2773,7 @@
       <w:pPr>
         <w:numPr>
           <w:ilvl w:val="1"/>
-          <w:numId w:val="1012"/>
+          <w:numId w:val="1014"/>
         </w:numPr>
         <w:pStyle w:val="Compact"/>
       </w:pPr>
@@ -2375,7 +2812,7 @@
       <w:pPr>
         <w:numPr>
           <w:ilvl w:val="1"/>
-          <w:numId w:val="1014"/>
+          <w:numId w:val="1016"/>
         </w:numPr>
         <w:pStyle w:val="Compact"/>
       </w:pPr>
@@ -2486,7 +2923,7 @@
       <w:pPr>
         <w:numPr>
           <w:ilvl w:val="1"/>
-          <w:numId w:val="1014"/>
+          <w:numId w:val="1016"/>
         </w:numPr>
         <w:pStyle w:val="Compact"/>
       </w:pPr>
@@ -2498,7 +2935,7 @@
       <w:pPr>
         <w:numPr>
           <w:ilvl w:val="2"/>
-          <w:numId w:val="1015"/>
+          <w:numId w:val="1017"/>
         </w:numPr>
         <w:pStyle w:val="Compact"/>
       </w:pPr>
@@ -2573,7 +3010,7 @@
       <w:pPr>
         <w:numPr>
           <w:ilvl w:val="2"/>
-          <w:numId w:val="1015"/>
+          <w:numId w:val="1017"/>
         </w:numPr>
         <w:pStyle w:val="Compact"/>
       </w:pPr>
@@ -2592,7 +3029,7 @@
       <w:pPr>
         <w:numPr>
           <w:ilvl w:val="2"/>
-          <w:numId w:val="1015"/>
+          <w:numId w:val="1017"/>
         </w:numPr>
         <w:pStyle w:val="Compact"/>
       </w:pPr>
@@ -2628,7 +3065,7 @@
       <w:pPr>
         <w:numPr>
           <w:ilvl w:val="2"/>
-          <w:numId w:val="1015"/>
+          <w:numId w:val="1017"/>
         </w:numPr>
         <w:pStyle w:val="Compact"/>
       </w:pPr>
@@ -2664,7 +3101,7 @@
       <w:pPr>
         <w:numPr>
           <w:ilvl w:val="2"/>
-          <w:numId w:val="1015"/>
+          <w:numId w:val="1017"/>
         </w:numPr>
         <w:pStyle w:val="Compact"/>
       </w:pPr>
@@ -2682,7 +3119,7 @@
       <w:pPr>
         <w:numPr>
           <w:ilvl w:val="1"/>
-          <w:numId w:val="1014"/>
+          <w:numId w:val="1016"/>
         </w:numPr>
         <w:pStyle w:val="Compact"/>
       </w:pPr>
@@ -2716,7 +3153,7 @@
       <w:pPr>
         <w:numPr>
           <w:ilvl w:val="0"/>
-          <w:numId w:val="1016"/>
+          <w:numId w:val="1018"/>
         </w:numPr>
       </w:pPr>
       <w:r>
@@ -2743,7 +3180,7 @@
       <w:pPr>
         <w:numPr>
           <w:ilvl w:val="1"/>
-          <w:numId w:val="1017"/>
+          <w:numId w:val="1019"/>
         </w:numPr>
         <w:pStyle w:val="Compact"/>
       </w:pPr>
@@ -2755,7 +3192,7 @@
       <w:pPr>
         <w:numPr>
           <w:ilvl w:val="1"/>
-          <w:numId w:val="1017"/>
+          <w:numId w:val="1019"/>
         </w:numPr>
         <w:pStyle w:val="Compact"/>
       </w:pPr>
@@ -2767,124 +3204,124 @@
       <w:pPr>
         <w:numPr>
           <w:ilvl w:val="2"/>
+          <w:numId w:val="1020"/>
+        </w:numPr>
+        <w:pStyle w:val="Compact"/>
+      </w:pPr>
+      <w:r>
+        <w:rPr>
+          <w:rStyle w:val="VerbatimChar"/>
+        </w:rPr>
+        <w:t xml:space="preserve">app/templates/auth/home.html</w:t>
+      </w:r>
+      <w:r>
+        <w:t xml:space="preserve">：删掉该 section，工作台到「评价流程」八张卡片为止。</w:t>
+      </w:r>
+    </w:p>
+    <w:p>
+      <w:pPr>
+        <w:numPr>
+          <w:ilvl w:val="2"/>
+          <w:numId w:val="1020"/>
+        </w:numPr>
+        <w:pStyle w:val="Compact"/>
+      </w:pPr>
+      <w:r>
+        <w:rPr>
+          <w:rStyle w:val="VerbatimChar"/>
+        </w:rPr>
+        <w:t xml:space="preserve">app/templates/base.html</w:t>
+      </w:r>
+      <w:r>
+        <w:t xml:space="preserve">：</w:t>
+      </w:r>
+      <w:r>
+        <w:rPr>
+          <w:rStyle w:val="VerbatimChar"/>
+        </w:rPr>
+        <w:t xml:space="preserve">.row-card</w:t>
+      </w:r>
+      <w:r>
+        <w:t xml:space="preserve"> </w:t>
+      </w:r>
+      <w:r>
+        <w:t xml:space="preserve">一整套样式（9 条规则）只被这一栏用过，一并删掉，免得留死代码。</w:t>
+      </w:r>
+    </w:p>
+    <w:p>
+      <w:pPr>
+        <w:numPr>
+          <w:ilvl w:val="2"/>
+          <w:numId w:val="1020"/>
+        </w:numPr>
+        <w:pStyle w:val="Compact"/>
+      </w:pPr>
+      <w:r>
+        <w:t xml:space="preserve">入口没有减少：个人设置在左侧导航栏，账号与操作日志从「个人设置 · 账号」或顶栏铃铛进入。</w:t>
+      </w:r>
+    </w:p>
+    <w:p>
+      <w:pPr>
+        <w:numPr>
+          <w:ilvl w:val="2"/>
+          <w:numId w:val="1020"/>
+        </w:numPr>
+        <w:pStyle w:val="Compact"/>
+      </w:pPr>
+      <w:r>
+        <w:rPr>
+          <w:rStyle w:val="VerbatimChar"/>
+        </w:rPr>
+        <w:t xml:space="preserve">软著材料/截图/02_系统首页.png</w:t>
+      </w:r>
+      <w:r>
+        <w:t xml:space="preserve"> </w:t>
+      </w:r>
+      <w:r>
+        <w:t xml:space="preserve">与说明书里的对应插图随之更新。</w:t>
+      </w:r>
+    </w:p>
+    <w:p>
+      <w:pPr>
+        <w:numPr>
+          <w:ilvl w:val="1"/>
+          <w:numId w:val="1019"/>
+        </w:numPr>
+        <w:pStyle w:val="Compact"/>
+      </w:pPr>
+      <w:r>
+        <w:t xml:space="preserve">验证：</w:t>
+      </w:r>
+      <w:r>
+        <w:rPr>
+          <w:rStyle w:val="VerbatimChar"/>
+        </w:rPr>
+        <w:t xml:space="preserve">工具/make_screenshots.py</w:t>
+      </w:r>
+      <w:r>
+        <w:t xml:space="preserve"> </w:t>
+      </w:r>
+      <w:r>
+        <w:t xml:space="preserve">重跑 27/27 张、全部返回 200；源程序 PDF 247 页、说明书 PDF 29 页重跑；</w:t>
+      </w:r>
+      <w:r>
+        <w:rPr>
+          <w:rStyle w:val="VerbatimChar"/>
+        </w:rPr>
+        <w:t xml:space="preserve">工具/check_materials.py</w:t>
+      </w:r>
+      <w:r>
+        <w:t xml:space="preserve"> </w:t>
+      </w:r>
+      <w:r>
+        <w:t xml:space="preserve">21 项全部符合。</w:t>
+      </w:r>
+    </w:p>
+    <w:p>
+      <w:pPr>
+        <w:numPr>
+          <w:ilvl w:val="0"/>
           <w:numId w:val="1018"/>
-        </w:numPr>
-        <w:pStyle w:val="Compact"/>
-      </w:pPr>
-      <w:r>
-        <w:rPr>
-          <w:rStyle w:val="VerbatimChar"/>
-        </w:rPr>
-        <w:t xml:space="preserve">app/templates/auth/home.html</w:t>
-      </w:r>
-      <w:r>
-        <w:t xml:space="preserve">：删掉该 section，工作台到「评价流程」八张卡片为止。</w:t>
-      </w:r>
-    </w:p>
-    <w:p>
-      <w:pPr>
-        <w:numPr>
-          <w:ilvl w:val="2"/>
-          <w:numId w:val="1018"/>
-        </w:numPr>
-        <w:pStyle w:val="Compact"/>
-      </w:pPr>
-      <w:r>
-        <w:rPr>
-          <w:rStyle w:val="VerbatimChar"/>
-        </w:rPr>
-        <w:t xml:space="preserve">app/templates/base.html</w:t>
-      </w:r>
-      <w:r>
-        <w:t xml:space="preserve">：</w:t>
-      </w:r>
-      <w:r>
-        <w:rPr>
-          <w:rStyle w:val="VerbatimChar"/>
-        </w:rPr>
-        <w:t xml:space="preserve">.row-card</w:t>
-      </w:r>
-      <w:r>
-        <w:t xml:space="preserve"> </w:t>
-      </w:r>
-      <w:r>
-        <w:t xml:space="preserve">一整套样式（9 条规则）只被这一栏用过，一并删掉，免得留死代码。</w:t>
-      </w:r>
-    </w:p>
-    <w:p>
-      <w:pPr>
-        <w:numPr>
-          <w:ilvl w:val="2"/>
-          <w:numId w:val="1018"/>
-        </w:numPr>
-        <w:pStyle w:val="Compact"/>
-      </w:pPr>
-      <w:r>
-        <w:t xml:space="preserve">入口没有减少：个人设置在左侧导航栏，账号与操作日志从「个人设置 · 账号」或顶栏铃铛进入。</w:t>
-      </w:r>
-    </w:p>
-    <w:p>
-      <w:pPr>
-        <w:numPr>
-          <w:ilvl w:val="2"/>
-          <w:numId w:val="1018"/>
-        </w:numPr>
-        <w:pStyle w:val="Compact"/>
-      </w:pPr>
-      <w:r>
-        <w:rPr>
-          <w:rStyle w:val="VerbatimChar"/>
-        </w:rPr>
-        <w:t xml:space="preserve">软著材料/截图/02_系统首页.png</w:t>
-      </w:r>
-      <w:r>
-        <w:t xml:space="preserve"> </w:t>
-      </w:r>
-      <w:r>
-        <w:t xml:space="preserve">与说明书里的对应插图随之更新。</w:t>
-      </w:r>
-    </w:p>
-    <w:p>
-      <w:pPr>
-        <w:numPr>
-          <w:ilvl w:val="1"/>
-          <w:numId w:val="1017"/>
-        </w:numPr>
-        <w:pStyle w:val="Compact"/>
-      </w:pPr>
-      <w:r>
-        <w:t xml:space="preserve">验证：</w:t>
-      </w:r>
-      <w:r>
-        <w:rPr>
-          <w:rStyle w:val="VerbatimChar"/>
-        </w:rPr>
-        <w:t xml:space="preserve">工具/make_screenshots.py</w:t>
-      </w:r>
-      <w:r>
-        <w:t xml:space="preserve"> </w:t>
-      </w:r>
-      <w:r>
-        <w:t xml:space="preserve">重跑 27/27 张、全部返回 200；源程序 PDF 247 页、说明书 PDF 29 页重跑；</w:t>
-      </w:r>
-      <w:r>
-        <w:rPr>
-          <w:rStyle w:val="VerbatimChar"/>
-        </w:rPr>
-        <w:t xml:space="preserve">工具/check_materials.py</w:t>
-      </w:r>
-      <w:r>
-        <w:t xml:space="preserve"> </w:t>
-      </w:r>
-      <w:r>
-        <w:t xml:space="preserve">21 项全部符合。</w:t>
-      </w:r>
-    </w:p>
-    <w:p>
-      <w:pPr>
-        <w:numPr>
-          <w:ilvl w:val="0"/>
-          <w:numId w:val="1016"/>
         </w:numPr>
       </w:pPr>
       <w:r>
@@ -2911,7 +3348,7 @@
       <w:pPr>
         <w:numPr>
           <w:ilvl w:val="1"/>
-          <w:numId w:val="1019"/>
+          <w:numId w:val="1021"/>
         </w:numPr>
         <w:pStyle w:val="Compact"/>
       </w:pPr>
@@ -2923,7 +3360,7 @@
       <w:pPr>
         <w:numPr>
           <w:ilvl w:val="1"/>
-          <w:numId w:val="1019"/>
+          <w:numId w:val="1021"/>
         </w:numPr>
         <w:pStyle w:val="Compact"/>
       </w:pPr>
@@ -2941,7 +3378,7 @@
       <w:pPr>
         <w:numPr>
           <w:ilvl w:val="2"/>
-          <w:numId w:val="1020"/>
+          <w:numId w:val="1022"/>
         </w:numPr>
         <w:pStyle w:val="Compact"/>
       </w:pPr>
@@ -3013,7 +3450,7 @@
       <w:pPr>
         <w:numPr>
           <w:ilvl w:val="2"/>
-          <w:numId w:val="1020"/>
+          <w:numId w:val="1022"/>
         </w:numPr>
         <w:pStyle w:val="Compact"/>
       </w:pPr>
@@ -3064,7 +3501,7 @@
       <w:pPr>
         <w:numPr>
           <w:ilvl w:val="2"/>
-          <w:numId w:val="1020"/>
+          <w:numId w:val="1022"/>
         </w:numPr>
         <w:pStyle w:val="Compact"/>
       </w:pPr>
@@ -3076,7 +3513,7 @@
       <w:pPr>
         <w:numPr>
           <w:ilvl w:val="2"/>
-          <w:numId w:val="1020"/>
+          <w:numId w:val="1022"/>
         </w:numPr>
         <w:pStyle w:val="Compact"/>
       </w:pPr>
@@ -3136,7 +3573,7 @@
       <w:pPr>
         <w:numPr>
           <w:ilvl w:val="2"/>
-          <w:numId w:val="1020"/>
+          <w:numId w:val="1022"/>
         </w:numPr>
         <w:pStyle w:val="Compact"/>
       </w:pPr>
@@ -3157,7 +3594,7 @@
       <w:pPr>
         <w:numPr>
           <w:ilvl w:val="2"/>
-          <w:numId w:val="1020"/>
+          <w:numId w:val="1022"/>
         </w:numPr>
         <w:pStyle w:val="Compact"/>
       </w:pPr>
@@ -3178,7 +3615,7 @@
       <w:pPr>
         <w:numPr>
           <w:ilvl w:val="1"/>
-          <w:numId w:val="1019"/>
+          <w:numId w:val="1021"/>
         </w:numPr>
         <w:pStyle w:val="Compact"/>
       </w:pPr>
@@ -3229,7 +3666,7 @@
       <w:pPr>
         <w:numPr>
           <w:ilvl w:val="0"/>
-          <w:numId w:val="1016"/>
+          <w:numId w:val="1018"/>
         </w:numPr>
       </w:pPr>
       <w:r>
@@ -3256,7 +3693,7 @@
       <w:pPr>
         <w:numPr>
           <w:ilvl w:val="1"/>
-          <w:numId w:val="1021"/>
+          <w:numId w:val="1023"/>
         </w:numPr>
         <w:pStyle w:val="Compact"/>
       </w:pPr>
@@ -3268,7 +3705,7 @@
       <w:pPr>
         <w:numPr>
           <w:ilvl w:val="1"/>
-          <w:numId w:val="1021"/>
+          <w:numId w:val="1023"/>
         </w:numPr>
         <w:pStyle w:val="Compact"/>
       </w:pPr>
@@ -3286,7 +3723,7 @@
       <w:pPr>
         <w:numPr>
           <w:ilvl w:val="2"/>
-          <w:numId w:val="1022"/>
+          <w:numId w:val="1024"/>
         </w:numPr>
         <w:pStyle w:val="Compact"/>
       </w:pPr>
@@ -3409,7 +3846,7 @@
       <w:pPr>
         <w:numPr>
           <w:ilvl w:val="2"/>
-          <w:numId w:val="1022"/>
+          <w:numId w:val="1024"/>
         </w:numPr>
         <w:pStyle w:val="Compact"/>
       </w:pPr>
@@ -3466,7 +3903,7 @@
       <w:pPr>
         <w:numPr>
           <w:ilvl w:val="2"/>
-          <w:numId w:val="1022"/>
+          <w:numId w:val="1024"/>
         </w:numPr>
         <w:pStyle w:val="Compact"/>
       </w:pPr>
@@ -3478,7 +3915,7 @@
       <w:pPr>
         <w:numPr>
           <w:ilvl w:val="2"/>
-          <w:numId w:val="1022"/>
+          <w:numId w:val="1024"/>
         </w:numPr>
         <w:pStyle w:val="Compact"/>
       </w:pPr>
@@ -3499,7 +3936,7 @@
       <w:pPr>
         <w:numPr>
           <w:ilvl w:val="1"/>
-          <w:numId w:val="1021"/>
+          <w:numId w:val="1023"/>
         </w:numPr>
         <w:pStyle w:val="Compact"/>
       </w:pPr>
@@ -3535,7 +3972,7 @@
       <w:pPr>
         <w:numPr>
           <w:ilvl w:val="0"/>
-          <w:numId w:val="1016"/>
+          <w:numId w:val="1018"/>
         </w:numPr>
       </w:pPr>
       <w:r>
@@ -3562,7 +3999,7 @@
       <w:pPr>
         <w:numPr>
           <w:ilvl w:val="1"/>
-          <w:numId w:val="1023"/>
+          <w:numId w:val="1025"/>
         </w:numPr>
         <w:pStyle w:val="Compact"/>
       </w:pPr>
@@ -3604,7 +4041,7 @@
       <w:pPr>
         <w:numPr>
           <w:ilvl w:val="1"/>
-          <w:numId w:val="1023"/>
+          <w:numId w:val="1025"/>
         </w:numPr>
         <w:pStyle w:val="Compact"/>
       </w:pPr>
@@ -3616,7 +4053,7 @@
       <w:pPr>
         <w:numPr>
           <w:ilvl w:val="2"/>
-          <w:numId w:val="1024"/>
+          <w:numId w:val="1026"/>
         </w:numPr>
         <w:pStyle w:val="Compact"/>
       </w:pPr>
@@ -3671,7 +4108,7 @@
       <w:pPr>
         <w:numPr>
           <w:ilvl w:val="2"/>
-          <w:numId w:val="1024"/>
+          <w:numId w:val="1026"/>
         </w:numPr>
         <w:pStyle w:val="Compact"/>
       </w:pPr>
@@ -3692,7 +4129,7 @@
       <w:pPr>
         <w:numPr>
           <w:ilvl w:val="2"/>
-          <w:numId w:val="1024"/>
+          <w:numId w:val="1026"/>
         </w:numPr>
         <w:pStyle w:val="Compact"/>
       </w:pPr>
@@ -3710,7 +4147,7 @@
       <w:pPr>
         <w:numPr>
           <w:ilvl w:val="2"/>
-          <w:numId w:val="1024"/>
+          <w:numId w:val="1026"/>
         </w:numPr>
         <w:pStyle w:val="Compact"/>
       </w:pPr>
@@ -3728,7 +4165,7 @@
       <w:pPr>
         <w:numPr>
           <w:ilvl w:val="1"/>
-          <w:numId w:val="1023"/>
+          <w:numId w:val="1025"/>
         </w:numPr>
         <w:pStyle w:val="Compact"/>
       </w:pPr>
@@ -3764,7 +4201,7 @@
       <w:pPr>
         <w:numPr>
           <w:ilvl w:val="1"/>
-          <w:numId w:val="1023"/>
+          <w:numId w:val="1025"/>
         </w:numPr>
         <w:pStyle w:val="Compact"/>
       </w:pPr>
@@ -3788,7 +4225,7 @@
       <w:pPr>
         <w:numPr>
           <w:ilvl w:val="0"/>
-          <w:numId w:val="1016"/>
+          <w:numId w:val="1018"/>
         </w:numPr>
       </w:pPr>
       <w:r>
@@ -3845,7 +4282,7 @@
       <w:pPr>
         <w:numPr>
           <w:ilvl w:val="1"/>
-          <w:numId w:val="1025"/>
+          <w:numId w:val="1027"/>
         </w:numPr>
         <w:pStyle w:val="Compact"/>
       </w:pPr>
@@ -3923,7 +4360,7 @@
       <w:pPr>
         <w:numPr>
           <w:ilvl w:val="1"/>
-          <w:numId w:val="1025"/>
+          <w:numId w:val="1027"/>
         </w:numPr>
         <w:pStyle w:val="Compact"/>
       </w:pPr>
@@ -3968,7 +4405,7 @@
       <w:pPr>
         <w:numPr>
           <w:ilvl w:val="1"/>
-          <w:numId w:val="1025"/>
+          <w:numId w:val="1027"/>
         </w:numPr>
         <w:pStyle w:val="Compact"/>
       </w:pPr>
@@ -4028,7 +4465,7 @@
       <w:pPr>
         <w:numPr>
           <w:ilvl w:val="0"/>
-          <w:numId w:val="1016"/>
+          <w:numId w:val="1018"/>
         </w:numPr>
       </w:pPr>
       <w:r>
@@ -4055,7 +4492,7 @@
       <w:pPr>
         <w:numPr>
           <w:ilvl w:val="1"/>
-          <w:numId w:val="1026"/>
+          <w:numId w:val="1028"/>
         </w:numPr>
         <w:pStyle w:val="Compact"/>
       </w:pPr>
@@ -4067,7 +4504,7 @@
       <w:pPr>
         <w:numPr>
           <w:ilvl w:val="1"/>
-          <w:numId w:val="1026"/>
+          <w:numId w:val="1028"/>
         </w:numPr>
         <w:pStyle w:val="Compact"/>
       </w:pPr>
@@ -4079,7 +4516,7 @@
       <w:pPr>
         <w:numPr>
           <w:ilvl w:val="2"/>
-          <w:numId w:val="1027"/>
+          <w:numId w:val="1029"/>
         </w:numPr>
         <w:pStyle w:val="Compact"/>
       </w:pPr>
@@ -4178,7 +4615,7 @@
       <w:pPr>
         <w:numPr>
           <w:ilvl w:val="2"/>
-          <w:numId w:val="1027"/>
+          <w:numId w:val="1029"/>
         </w:numPr>
         <w:pStyle w:val="Compact"/>
       </w:pPr>
@@ -4223,7 +4660,7 @@
       <w:pPr>
         <w:numPr>
           <w:ilvl w:val="1"/>
-          <w:numId w:val="1026"/>
+          <w:numId w:val="1028"/>
         </w:numPr>
         <w:pStyle w:val="Compact"/>
       </w:pPr>
@@ -4235,7 +4672,7 @@
       <w:pPr>
         <w:numPr>
           <w:ilvl w:val="1"/>
-          <w:numId w:val="1026"/>
+          <w:numId w:val="1028"/>
         </w:numPr>
         <w:pStyle w:val="Compact"/>
       </w:pPr>
@@ -4296,7 +4733,7 @@
       <w:pPr>
         <w:numPr>
           <w:ilvl w:val="0"/>
-          <w:numId w:val="1016"/>
+          <w:numId w:val="1018"/>
         </w:numPr>
       </w:pPr>
       <w:r>
@@ -4323,7 +4760,7 @@
       <w:pPr>
         <w:numPr>
           <w:ilvl w:val="1"/>
-          <w:numId w:val="1028"/>
+          <w:numId w:val="1030"/>
         </w:numPr>
         <w:pStyle w:val="Compact"/>
       </w:pPr>
@@ -4344,7 +4781,7 @@
       <w:pPr>
         <w:numPr>
           <w:ilvl w:val="1"/>
-          <w:numId w:val="1028"/>
+          <w:numId w:val="1030"/>
         </w:numPr>
         <w:pStyle w:val="Compact"/>
       </w:pPr>
@@ -4365,7 +4802,7 @@
       <w:pPr>
         <w:numPr>
           <w:ilvl w:val="1"/>
-          <w:numId w:val="1028"/>
+          <w:numId w:val="1030"/>
         </w:numPr>
         <w:pStyle w:val="Compact"/>
       </w:pPr>
@@ -4389,7 +4826,7 @@
       <w:pPr>
         <w:numPr>
           <w:ilvl w:val="0"/>
-          <w:numId w:val="1016"/>
+          <w:numId w:val="1018"/>
         </w:numPr>
       </w:pPr>
       <w:r>
@@ -4416,7 +4853,7 @@
       <w:pPr>
         <w:numPr>
           <w:ilvl w:val="1"/>
-          <w:numId w:val="1029"/>
+          <w:numId w:val="1031"/>
         </w:numPr>
         <w:pStyle w:val="Compact"/>
       </w:pPr>
@@ -4455,7 +4892,7 @@
       <w:pPr>
         <w:numPr>
           <w:ilvl w:val="1"/>
-          <w:numId w:val="1029"/>
+          <w:numId w:val="1031"/>
         </w:numPr>
         <w:pStyle w:val="Compact"/>
       </w:pPr>
@@ -4494,7 +4931,7 @@
       <w:pPr>
         <w:numPr>
           <w:ilvl w:val="2"/>
-          <w:numId w:val="1030"/>
+          <w:numId w:val="1032"/>
         </w:numPr>
         <w:pStyle w:val="Compact"/>
       </w:pPr>
@@ -4515,7 +4952,7 @@
       <w:pPr>
         <w:numPr>
           <w:ilvl w:val="2"/>
-          <w:numId w:val="1030"/>
+          <w:numId w:val="1032"/>
         </w:numPr>
         <w:pStyle w:val="Compact"/>
       </w:pPr>
@@ -4527,7 +4964,7 @@
       <w:pPr>
         <w:numPr>
           <w:ilvl w:val="2"/>
-          <w:numId w:val="1030"/>
+          <w:numId w:val="1032"/>
         </w:numPr>
         <w:pStyle w:val="Compact"/>
       </w:pPr>
@@ -4539,7 +4976,7 @@
       <w:pPr>
         <w:numPr>
           <w:ilvl w:val="1"/>
-          <w:numId w:val="1029"/>
+          <w:numId w:val="1031"/>
         </w:numPr>
         <w:pStyle w:val="Compact"/>
       </w:pPr>
@@ -4563,7 +5000,7 @@
       <w:pPr>
         <w:numPr>
           <w:ilvl w:val="0"/>
-          <w:numId w:val="1016"/>
+          <w:numId w:val="1018"/>
         </w:numPr>
       </w:pPr>
       <w:r>
@@ -4590,7 +5027,7 @@
       <w:pPr>
         <w:numPr>
           <w:ilvl w:val="1"/>
-          <w:numId w:val="1031"/>
+          <w:numId w:val="1033"/>
         </w:numPr>
         <w:pStyle w:val="Compact"/>
       </w:pPr>
@@ -4602,7 +5039,7 @@
       <w:pPr>
         <w:numPr>
           <w:ilvl w:val="1"/>
-          <w:numId w:val="1031"/>
+          <w:numId w:val="1033"/>
         </w:numPr>
         <w:pStyle w:val="Compact"/>
       </w:pPr>
@@ -4656,7 +5093,7 @@
       <w:pPr>
         <w:numPr>
           <w:ilvl w:val="0"/>
-          <w:numId w:val="1016"/>
+          <w:numId w:val="1018"/>
         </w:numPr>
       </w:pPr>
       <w:r>
@@ -4683,7 +5120,7 @@
       <w:pPr>
         <w:numPr>
           <w:ilvl w:val="1"/>
-          <w:numId w:val="1032"/>
+          <w:numId w:val="1034"/>
         </w:numPr>
         <w:pStyle w:val="Compact"/>
       </w:pPr>
@@ -4695,7 +5132,7 @@
       <w:pPr>
         <w:numPr>
           <w:ilvl w:val="1"/>
-          <w:numId w:val="1032"/>
+          <w:numId w:val="1034"/>
         </w:numPr>
         <w:pStyle w:val="Compact"/>
       </w:pPr>
@@ -4716,7 +5153,7 @@
       <w:pPr>
         <w:numPr>
           <w:ilvl w:val="0"/>
-          <w:numId w:val="1016"/>
+          <w:numId w:val="1018"/>
         </w:numPr>
       </w:pPr>
       <w:r>
@@ -4743,7 +5180,7 @@
       <w:pPr>
         <w:numPr>
           <w:ilvl w:val="1"/>
-          <w:numId w:val="1033"/>
+          <w:numId w:val="1035"/>
         </w:numPr>
         <w:pStyle w:val="Compact"/>
       </w:pPr>
@@ -4755,7 +5192,7 @@
       <w:pPr>
         <w:numPr>
           <w:ilvl w:val="1"/>
-          <w:numId w:val="1033"/>
+          <w:numId w:val="1035"/>
         </w:numPr>
         <w:pStyle w:val="Compact"/>
       </w:pPr>
@@ -4803,7 +5240,7 @@
       <w:pPr>
         <w:numPr>
           <w:ilvl w:val="0"/>
-          <w:numId w:val="1016"/>
+          <w:numId w:val="1018"/>
         </w:numPr>
       </w:pPr>
       <w:r>
@@ -4830,7 +5267,7 @@
       <w:pPr>
         <w:numPr>
           <w:ilvl w:val="1"/>
-          <w:numId w:val="1034"/>
+          <w:numId w:val="1036"/>
         </w:numPr>
         <w:pStyle w:val="Compact"/>
       </w:pPr>
@@ -4842,7 +5279,7 @@
       <w:pPr>
         <w:numPr>
           <w:ilvl w:val="1"/>
-          <w:numId w:val="1034"/>
+          <w:numId w:val="1036"/>
         </w:numPr>
         <w:pStyle w:val="Compact"/>
       </w:pPr>
@@ -4854,7 +5291,7 @@
       <w:pPr>
         <w:numPr>
           <w:ilvl w:val="2"/>
-          <w:numId w:val="1035"/>
+          <w:numId w:val="1037"/>
         </w:numPr>
         <w:pStyle w:val="Compact"/>
       </w:pPr>
@@ -4920,7 +5357,7 @@
       <w:pPr>
         <w:numPr>
           <w:ilvl w:val="2"/>
-          <w:numId w:val="1035"/>
+          <w:numId w:val="1037"/>
         </w:numPr>
         <w:pStyle w:val="Compact"/>
       </w:pPr>
@@ -4938,7 +5375,7 @@
       <w:pPr>
         <w:numPr>
           <w:ilvl w:val="2"/>
-          <w:numId w:val="1035"/>
+          <w:numId w:val="1037"/>
         </w:numPr>
         <w:pStyle w:val="Compact"/>
       </w:pPr>
@@ -4989,7 +5426,7 @@
       <w:pPr>
         <w:numPr>
           <w:ilvl w:val="2"/>
-          <w:numId w:val="1035"/>
+          <w:numId w:val="1037"/>
         </w:numPr>
         <w:pStyle w:val="Compact"/>
       </w:pPr>
@@ -5001,7 +5438,7 @@
       <w:pPr>
         <w:numPr>
           <w:ilvl w:val="2"/>
-          <w:numId w:val="1035"/>
+          <w:numId w:val="1037"/>
         </w:numPr>
         <w:pStyle w:val="Compact"/>
       </w:pPr>
@@ -5013,7 +5450,7 @@
       <w:pPr>
         <w:numPr>
           <w:ilvl w:val="2"/>
-          <w:numId w:val="1035"/>
+          <w:numId w:val="1037"/>
         </w:numPr>
         <w:pStyle w:val="Compact"/>
       </w:pPr>
@@ -5071,7 +5508,7 @@
       <w:pPr>
         <w:numPr>
           <w:ilvl w:val="1"/>
-          <w:numId w:val="1034"/>
+          <w:numId w:val="1036"/>
         </w:numPr>
         <w:pStyle w:val="Compact"/>
       </w:pPr>
@@ -5107,7 +5544,7 @@
       <w:pPr>
         <w:numPr>
           <w:ilvl w:val="0"/>
-          <w:numId w:val="1016"/>
+          <w:numId w:val="1018"/>
         </w:numPr>
       </w:pPr>
       <w:r>
@@ -5134,7 +5571,7 @@
       <w:pPr>
         <w:numPr>
           <w:ilvl w:val="1"/>
-          <w:numId w:val="1036"/>
+          <w:numId w:val="1038"/>
         </w:numPr>
         <w:pStyle w:val="Compact"/>
       </w:pPr>
@@ -5146,7 +5583,7 @@
       <w:pPr>
         <w:numPr>
           <w:ilvl w:val="1"/>
-          <w:numId w:val="1036"/>
+          <w:numId w:val="1038"/>
         </w:numPr>
         <w:pStyle w:val="Compact"/>
       </w:pPr>
@@ -5179,7 +5616,7 @@
       <w:pPr>
         <w:numPr>
           <w:ilvl w:val="0"/>
-          <w:numId w:val="1016"/>
+          <w:numId w:val="1018"/>
         </w:numPr>
       </w:pPr>
       <w:r>
@@ -5206,7 +5643,7 @@
       <w:pPr>
         <w:numPr>
           <w:ilvl w:val="1"/>
-          <w:numId w:val="1037"/>
+          <w:numId w:val="1039"/>
         </w:numPr>
         <w:pStyle w:val="Compact"/>
       </w:pPr>
@@ -5218,7 +5655,7 @@
       <w:pPr>
         <w:numPr>
           <w:ilvl w:val="1"/>
-          <w:numId w:val="1037"/>
+          <w:numId w:val="1039"/>
         </w:numPr>
         <w:pStyle w:val="Compact"/>
       </w:pPr>
@@ -5239,7 +5676,7 @@
       <w:pPr>
         <w:numPr>
           <w:ilvl w:val="0"/>
-          <w:numId w:val="1016"/>
+          <w:numId w:val="1018"/>
         </w:numPr>
       </w:pPr>
       <w:r>
@@ -5266,7 +5703,7 @@
       <w:pPr>
         <w:numPr>
           <w:ilvl w:val="1"/>
-          <w:numId w:val="1038"/>
+          <w:numId w:val="1040"/>
         </w:numPr>
         <w:pStyle w:val="Compact"/>
       </w:pPr>
@@ -5296,7 +5733,7 @@
       <w:pPr>
         <w:numPr>
           <w:ilvl w:val="0"/>
-          <w:numId w:val="1016"/>
+          <w:numId w:val="1018"/>
         </w:numPr>
       </w:pPr>
       <w:r>
@@ -5323,7 +5760,7 @@
       <w:pPr>
         <w:numPr>
           <w:ilvl w:val="1"/>
-          <w:numId w:val="1039"/>
+          <w:numId w:val="1041"/>
         </w:numPr>
         <w:pStyle w:val="Compact"/>
       </w:pPr>
@@ -5335,7 +5772,7 @@
       <w:pPr>
         <w:numPr>
           <w:ilvl w:val="1"/>
-          <w:numId w:val="1039"/>
+          <w:numId w:val="1041"/>
         </w:numPr>
         <w:pStyle w:val="Compact"/>
       </w:pPr>
@@ -5386,7 +5823,7 @@
       <w:pPr>
         <w:numPr>
           <w:ilvl w:val="1"/>
-          <w:numId w:val="1039"/>
+          <w:numId w:val="1041"/>
         </w:numPr>
         <w:pStyle w:val="Compact"/>
       </w:pPr>
@@ -5398,7 +5835,7 @@
       <w:pPr>
         <w:numPr>
           <w:ilvl w:val="0"/>
-          <w:numId w:val="1016"/>
+          <w:numId w:val="1018"/>
         </w:numPr>
       </w:pPr>
       <w:r>
@@ -5464,7 +5901,7 @@
       <w:pPr>
         <w:numPr>
           <w:ilvl w:val="1"/>
-          <w:numId w:val="1040"/>
+          <w:numId w:val="1042"/>
         </w:numPr>
         <w:pStyle w:val="Compact"/>
       </w:pPr>
@@ -5500,7 +5937,7 @@
       <w:pPr>
         <w:numPr>
           <w:ilvl w:val="0"/>
-          <w:numId w:val="1016"/>
+          <w:numId w:val="1018"/>
         </w:numPr>
       </w:pPr>
       <w:r>
@@ -5527,7 +5964,7 @@
       <w:pPr>
         <w:numPr>
           <w:ilvl w:val="1"/>
-          <w:numId w:val="1041"/>
+          <w:numId w:val="1043"/>
         </w:numPr>
         <w:pStyle w:val="Compact"/>
       </w:pPr>
@@ -5539,7 +5976,7 @@
       <w:pPr>
         <w:numPr>
           <w:ilvl w:val="0"/>
-          <w:numId w:val="1016"/>
+          <w:numId w:val="1018"/>
         </w:numPr>
       </w:pPr>
       <w:r>
@@ -5566,7 +6003,7 @@
       <w:pPr>
         <w:numPr>
           <w:ilvl w:val="0"/>
-          <w:numId w:val="1016"/>
+          <w:numId w:val="1018"/>
         </w:numPr>
       </w:pPr>
       <w:r>
@@ -5593,7 +6030,7 @@
       <w:pPr>
         <w:numPr>
           <w:ilvl w:val="1"/>
-          <w:numId w:val="1042"/>
+          <w:numId w:val="1044"/>
         </w:numPr>
         <w:pStyle w:val="Compact"/>
       </w:pPr>
@@ -5644,7 +6081,7 @@
       <w:pPr>
         <w:numPr>
           <w:ilvl w:val="1"/>
-          <w:numId w:val="1042"/>
+          <w:numId w:val="1044"/>
         </w:numPr>
         <w:pStyle w:val="Compact"/>
       </w:pPr>
@@ -5665,7 +6102,7 @@
       <w:pPr>
         <w:numPr>
           <w:ilvl w:val="0"/>
-          <w:numId w:val="1016"/>
+          <w:numId w:val="1018"/>
         </w:numPr>
       </w:pPr>
       <w:r>
@@ -5692,7 +6129,7 @@
       <w:pPr>
         <w:numPr>
           <w:ilvl w:val="1"/>
-          <w:numId w:val="1043"/>
+          <w:numId w:val="1045"/>
         </w:numPr>
         <w:pStyle w:val="Compact"/>
       </w:pPr>
@@ -5704,7 +6141,7 @@
       <w:pPr>
         <w:numPr>
           <w:ilvl w:val="0"/>
-          <w:numId w:val="1016"/>
+          <w:numId w:val="1018"/>
         </w:numPr>
       </w:pPr>
       <w:r>
@@ -5731,7 +6168,7 @@
       <w:pPr>
         <w:numPr>
           <w:ilvl w:val="1"/>
-          <w:numId w:val="1044"/>
+          <w:numId w:val="1046"/>
         </w:numPr>
         <w:pStyle w:val="Compact"/>
       </w:pPr>
@@ -5755,7 +6192,7 @@
       <w:pPr>
         <w:numPr>
           <w:ilvl w:val="0"/>
-          <w:numId w:val="1016"/>
+          <w:numId w:val="1018"/>
         </w:numPr>
       </w:pPr>
       <w:r>
@@ -5782,7 +6219,7 @@
       <w:pPr>
         <w:numPr>
           <w:ilvl w:val="1"/>
-          <w:numId w:val="1045"/>
+          <w:numId w:val="1047"/>
         </w:numPr>
         <w:pStyle w:val="Compact"/>
       </w:pPr>
@@ -5794,7 +6231,7 @@
       <w:pPr>
         <w:numPr>
           <w:ilvl w:val="1"/>
-          <w:numId w:val="1045"/>
+          <w:numId w:val="1047"/>
         </w:numPr>
         <w:pStyle w:val="Compact"/>
       </w:pPr>
@@ -5845,7 +6282,7 @@
       <w:pPr>
         <w:numPr>
           <w:ilvl w:val="0"/>
-          <w:numId w:val="1016"/>
+          <w:numId w:val="1018"/>
         </w:numPr>
       </w:pPr>
       <w:r>
@@ -5872,7 +6309,7 @@
       <w:pPr>
         <w:numPr>
           <w:ilvl w:val="0"/>
-          <w:numId w:val="1016"/>
+          <w:numId w:val="1018"/>
         </w:numPr>
       </w:pPr>
       <w:r>
@@ -5899,7 +6336,7 @@
       <w:pPr>
         <w:numPr>
           <w:ilvl w:val="0"/>
-          <w:numId w:val="1016"/>
+          <w:numId w:val="1018"/>
         </w:numPr>
       </w:pPr>
       <w:r>
@@ -5926,7 +6363,7 @@
       <w:pPr>
         <w:numPr>
           <w:ilvl w:val="1"/>
-          <w:numId w:val="1046"/>
+          <w:numId w:val="1048"/>
         </w:numPr>
         <w:pStyle w:val="Compact"/>
       </w:pPr>
@@ -5938,7 +6375,7 @@
       <w:pPr>
         <w:numPr>
           <w:ilvl w:val="0"/>
-          <w:numId w:val="1016"/>
+          <w:numId w:val="1018"/>
         </w:numPr>
       </w:pPr>
       <w:r>
@@ -5965,7 +6402,7 @@
       <w:pPr>
         <w:numPr>
           <w:ilvl w:val="1"/>
-          <w:numId w:val="1047"/>
+          <w:numId w:val="1049"/>
         </w:numPr>
         <w:pStyle w:val="Compact"/>
       </w:pPr>
@@ -5998,7 +6435,7 @@
       <w:pPr>
         <w:numPr>
           <w:ilvl w:val="0"/>
-          <w:numId w:val="1016"/>
+          <w:numId w:val="1018"/>
         </w:numPr>
       </w:pPr>
       <w:r>
@@ -6025,7 +6462,7 @@
       <w:pPr>
         <w:numPr>
           <w:ilvl w:val="0"/>
-          <w:numId w:val="1016"/>
+          <w:numId w:val="1018"/>
         </w:numPr>
       </w:pPr>
       <w:r>
@@ -6052,7 +6489,7 @@
       <w:pPr>
         <w:numPr>
           <w:ilvl w:val="1"/>
-          <w:numId w:val="1048"/>
+          <w:numId w:val="1050"/>
         </w:numPr>
         <w:pStyle w:val="Compact"/>
       </w:pPr>
@@ -6100,7 +6537,7 @@
       <w:pPr>
         <w:numPr>
           <w:ilvl w:val="0"/>
-          <w:numId w:val="1016"/>
+          <w:numId w:val="1018"/>
         </w:numPr>
       </w:pPr>
       <w:r>
@@ -6127,7 +6564,7 @@
       <w:pPr>
         <w:numPr>
           <w:ilvl w:val="1"/>
-          <w:numId w:val="1049"/>
+          <w:numId w:val="1051"/>
         </w:numPr>
         <w:pStyle w:val="Compact"/>
       </w:pPr>
@@ -6139,7 +6576,7 @@
       <w:pPr>
         <w:numPr>
           <w:ilvl w:val="1"/>
-          <w:numId w:val="1049"/>
+          <w:numId w:val="1051"/>
         </w:numPr>
         <w:pStyle w:val="Compact"/>
       </w:pPr>
@@ -6179,7 +6616,7 @@
       <w:pPr>
         <w:numPr>
           <w:ilvl w:val="0"/>
-          <w:numId w:val="1050"/>
+          <w:numId w:val="1052"/>
         </w:numPr>
       </w:pPr>
       <w:r>
@@ -6206,7 +6643,7 @@
       <w:pPr>
         <w:numPr>
           <w:ilvl w:val="1"/>
-          <w:numId w:val="1051"/>
+          <w:numId w:val="1053"/>
         </w:numPr>
         <w:pStyle w:val="Compact"/>
       </w:pPr>
@@ -6218,7 +6655,7 @@
       <w:pPr>
         <w:numPr>
           <w:ilvl w:val="1"/>
-          <w:numId w:val="1051"/>
+          <w:numId w:val="1053"/>
         </w:numPr>
         <w:pStyle w:val="Compact"/>
       </w:pPr>
@@ -6257,7 +6694,7 @@
       <w:pPr>
         <w:numPr>
           <w:ilvl w:val="0"/>
-          <w:numId w:val="1050"/>
+          <w:numId w:val="1052"/>
         </w:numPr>
       </w:pPr>
       <w:r>
@@ -6284,7 +6721,7 @@
       <w:pPr>
         <w:numPr>
           <w:ilvl w:val="0"/>
-          <w:numId w:val="1050"/>
+          <w:numId w:val="1052"/>
         </w:numPr>
       </w:pPr>
       <w:r>
@@ -6311,7 +6748,7 @@
       <w:pPr>
         <w:numPr>
           <w:ilvl w:val="1"/>
-          <w:numId w:val="1052"/>
+          <w:numId w:val="1054"/>
         </w:numPr>
         <w:pStyle w:val="Compact"/>
       </w:pPr>
@@ -6320,7 +6757,7 @@
       <w:pPr>
         <w:numPr>
           <w:ilvl w:val="2"/>
-          <w:numId w:val="1053"/>
+          <w:numId w:val="1055"/>
         </w:numPr>
         <w:pStyle w:val="Compact"/>
       </w:pPr>
@@ -6390,7 +6827,7 @@
       <w:pPr>
         <w:numPr>
           <w:ilvl w:val="1"/>
-          <w:numId w:val="1052"/>
+          <w:numId w:val="1054"/>
         </w:numPr>
         <w:pStyle w:val="Compact"/>
       </w:pPr>
@@ -6399,7 +6836,7 @@
       <w:pPr>
         <w:numPr>
           <w:ilvl w:val="2"/>
-          <w:numId w:val="1054"/>
+          <w:numId w:val="1056"/>
         </w:numPr>
         <w:pStyle w:val="Compact"/>
       </w:pPr>
@@ -6442,7 +6879,7 @@
       <w:pPr>
         <w:numPr>
           <w:ilvl w:val="1"/>
-          <w:numId w:val="1052"/>
+          <w:numId w:val="1054"/>
         </w:numPr>
         <w:pStyle w:val="Compact"/>
       </w:pPr>
@@ -6451,7 +6888,7 @@
       <w:pPr>
         <w:numPr>
           <w:ilvl w:val="2"/>
-          <w:numId w:val="1055"/>
+          <w:numId w:val="1057"/>
         </w:numPr>
         <w:pStyle w:val="Compact"/>
       </w:pPr>
@@ -6485,7 +6922,7 @@
       <w:pPr>
         <w:numPr>
           <w:ilvl w:val="0"/>
-          <w:numId w:val="1050"/>
+          <w:numId w:val="1052"/>
         </w:numPr>
       </w:pPr>
       <w:r>
@@ -6512,7 +6949,7 @@
       <w:pPr>
         <w:numPr>
           <w:ilvl w:val="1"/>
-          <w:numId w:val="1056"/>
+          <w:numId w:val="1058"/>
         </w:numPr>
         <w:pStyle w:val="Compact"/>
       </w:pPr>
@@ -6524,7 +6961,7 @@
       <w:pPr>
         <w:numPr>
           <w:ilvl w:val="1"/>
-          <w:numId w:val="1056"/>
+          <w:numId w:val="1058"/>
         </w:numPr>
         <w:pStyle w:val="Compact"/>
       </w:pPr>
@@ -6569,7 +7006,7 @@
       <w:pPr>
         <w:numPr>
           <w:ilvl w:val="0"/>
-          <w:numId w:val="1050"/>
+          <w:numId w:val="1052"/>
         </w:numPr>
       </w:pPr>
       <w:r>
@@ -6596,7 +7033,7 @@
       <w:pPr>
         <w:numPr>
           <w:ilvl w:val="1"/>
-          <w:numId w:val="1057"/>
+          <w:numId w:val="1059"/>
         </w:numPr>
         <w:pStyle w:val="Compact"/>
       </w:pPr>
@@ -6620,7 +7057,7 @@
       <w:pPr>
         <w:numPr>
           <w:ilvl w:val="0"/>
-          <w:numId w:val="1050"/>
+          <w:numId w:val="1052"/>
         </w:numPr>
       </w:pPr>
       <w:r>
@@ -6677,7 +7114,7 @@
       <w:pPr>
         <w:numPr>
           <w:ilvl w:val="0"/>
-          <w:numId w:val="1050"/>
+          <w:numId w:val="1052"/>
         </w:numPr>
       </w:pPr>
       <w:r>
@@ -6704,7 +7141,7 @@
       <w:pPr>
         <w:numPr>
           <w:ilvl w:val="0"/>
-          <w:numId w:val="1050"/>
+          <w:numId w:val="1052"/>
         </w:numPr>
       </w:pPr>
       <w:r>
@@ -6731,7 +7168,7 @@
       <w:pPr>
         <w:numPr>
           <w:ilvl w:val="0"/>
-          <w:numId w:val="1050"/>
+          <w:numId w:val="1052"/>
         </w:numPr>
       </w:pPr>
       <w:r>
@@ -6758,7 +7195,7 @@
       <w:pPr>
         <w:numPr>
           <w:ilvl w:val="0"/>
-          <w:numId w:val="1050"/>
+          <w:numId w:val="1052"/>
         </w:numPr>
       </w:pPr>
       <w:r>
@@ -6785,7 +7222,7 @@
       <w:pPr>
         <w:numPr>
           <w:ilvl w:val="0"/>
-          <w:numId w:val="1050"/>
+          <w:numId w:val="1052"/>
         </w:numPr>
       </w:pPr>
       <w:r>
@@ -6821,7 +7258,7 @@
       <w:pPr>
         <w:numPr>
           <w:ilvl w:val="0"/>
-          <w:numId w:val="1050"/>
+          <w:numId w:val="1052"/>
         </w:numPr>
       </w:pPr>
       <w:r>
@@ -6848,7 +7285,7 @@
       <w:pPr>
         <w:numPr>
           <w:ilvl w:val="1"/>
-          <w:numId w:val="1058"/>
+          <w:numId w:val="1060"/>
         </w:numPr>
         <w:pStyle w:val="Compact"/>
       </w:pPr>
@@ -6878,7 +7315,7 @@
       <w:pPr>
         <w:numPr>
           <w:ilvl w:val="0"/>
-          <w:numId w:val="1050"/>
+          <w:numId w:val="1052"/>
         </w:numPr>
       </w:pPr>
       <w:r>
@@ -6905,7 +7342,7 @@
       <w:pPr>
         <w:numPr>
           <w:ilvl w:val="1"/>
-          <w:numId w:val="1059"/>
+          <w:numId w:val="1061"/>
         </w:numPr>
         <w:pStyle w:val="Compact"/>
       </w:pPr>
@@ -6935,7 +7372,7 @@
       <w:pPr>
         <w:numPr>
           <w:ilvl w:val="0"/>
-          <w:numId w:val="1050"/>
+          <w:numId w:val="1052"/>
         </w:numPr>
       </w:pPr>
       <w:r>
@@ -6962,7 +7399,7 @@
       <w:pPr>
         <w:numPr>
           <w:ilvl w:val="0"/>
-          <w:numId w:val="1050"/>
+          <w:numId w:val="1052"/>
         </w:numPr>
       </w:pPr>
       <w:r>
@@ -6989,7 +7426,7 @@
       <w:pPr>
         <w:numPr>
           <w:ilvl w:val="0"/>
-          <w:numId w:val="1050"/>
+          <w:numId w:val="1052"/>
         </w:numPr>
       </w:pPr>
       <w:r>
@@ -7016,7 +7453,7 @@
       <w:pPr>
         <w:numPr>
           <w:ilvl w:val="1"/>
-          <w:numId w:val="1060"/>
+          <w:numId w:val="1062"/>
         </w:numPr>
         <w:pStyle w:val="Compact"/>
       </w:pPr>
@@ -7037,7 +7474,7 @@
       <w:pPr>
         <w:numPr>
           <w:ilvl w:val="0"/>
-          <w:numId w:val="1050"/>
+          <w:numId w:val="1052"/>
         </w:numPr>
       </w:pPr>
       <w:r>
@@ -7064,7 +7501,7 @@
       <w:pPr>
         <w:numPr>
           <w:ilvl w:val="0"/>
-          <w:numId w:val="1050"/>
+          <w:numId w:val="1052"/>
         </w:numPr>
       </w:pPr>
       <w:r>
@@ -7091,7 +7528,7 @@
       <w:pPr>
         <w:numPr>
           <w:ilvl w:val="0"/>
-          <w:numId w:val="1050"/>
+          <w:numId w:val="1052"/>
         </w:numPr>
       </w:pPr>
       <w:r>
@@ -7118,7 +7555,7 @@
       <w:pPr>
         <w:numPr>
           <w:ilvl w:val="0"/>
-          <w:numId w:val="1050"/>
+          <w:numId w:val="1052"/>
         </w:numPr>
       </w:pPr>
       <w:r>
@@ -7145,7 +7582,7 @@
       <w:pPr>
         <w:numPr>
           <w:ilvl w:val="1"/>
-          <w:numId w:val="1061"/>
+          <w:numId w:val="1063"/>
         </w:numPr>
         <w:pStyle w:val="Compact"/>
       </w:pPr>
@@ -7157,7 +7594,7 @@
       <w:pPr>
         <w:numPr>
           <w:ilvl w:val="0"/>
-          <w:numId w:val="1050"/>
+          <w:numId w:val="1052"/>
         </w:numPr>
       </w:pPr>
       <w:r>
@@ -7184,7 +7621,7 @@
       <w:pPr>
         <w:numPr>
           <w:ilvl w:val="0"/>
-          <w:numId w:val="1050"/>
+          <w:numId w:val="1052"/>
         </w:numPr>
       </w:pPr>
       <w:r>
@@ -7211,7 +7648,7 @@
       <w:pPr>
         <w:numPr>
           <w:ilvl w:val="0"/>
-          <w:numId w:val="1050"/>
+          <w:numId w:val="1052"/>
         </w:numPr>
       </w:pPr>
       <w:r>
@@ -7238,7 +7675,7 @@
       <w:pPr>
         <w:numPr>
           <w:ilvl w:val="0"/>
-          <w:numId w:val="1050"/>
+          <w:numId w:val="1052"/>
         </w:numPr>
       </w:pPr>
       <w:r>
@@ -7265,7 +7702,7 @@
       <w:pPr>
         <w:numPr>
           <w:ilvl w:val="0"/>
-          <w:numId w:val="1050"/>
+          <w:numId w:val="1052"/>
         </w:numPr>
       </w:pPr>
       <w:r>
@@ -7292,7 +7729,7 @@
       <w:pPr>
         <w:numPr>
           <w:ilvl w:val="0"/>
-          <w:numId w:val="1050"/>
+          <w:numId w:val="1052"/>
         </w:numPr>
       </w:pPr>
       <w:r>
@@ -7319,7 +7756,7 @@
       <w:pPr>
         <w:numPr>
           <w:ilvl w:val="0"/>
-          <w:numId w:val="1050"/>
+          <w:numId w:val="1052"/>
         </w:numPr>
       </w:pPr>
       <w:r>
@@ -7346,7 +7783,7 @@
       <w:pPr>
         <w:numPr>
           <w:ilvl w:val="0"/>
-          <w:numId w:val="1050"/>
+          <w:numId w:val="1052"/>
         </w:numPr>
       </w:pPr>
       <w:r>
@@ -7373,7 +7810,7 @@
       <w:pPr>
         <w:numPr>
           <w:ilvl w:val="0"/>
-          <w:numId w:val="1050"/>
+          <w:numId w:val="1052"/>
         </w:numPr>
       </w:pPr>
       <w:r>
@@ -7400,7 +7837,7 @@
       <w:pPr>
         <w:numPr>
           <w:ilvl w:val="1"/>
-          <w:numId w:val="1062"/>
+          <w:numId w:val="1064"/>
         </w:numPr>
         <w:pStyle w:val="Compact"/>
       </w:pPr>
@@ -7439,7 +7876,7 @@
       <w:pPr>
         <w:numPr>
           <w:ilvl w:val="0"/>
-          <w:numId w:val="1050"/>
+          <w:numId w:val="1052"/>
         </w:numPr>
       </w:pPr>
       <w:r>
@@ -7466,7 +7903,7 @@
       <w:pPr>
         <w:numPr>
           <w:ilvl w:val="0"/>
-          <w:numId w:val="1050"/>
+          <w:numId w:val="1052"/>
         </w:numPr>
       </w:pPr>
       <w:r>
@@ -7493,7 +7930,7 @@
       <w:pPr>
         <w:numPr>
           <w:ilvl w:val="0"/>
-          <w:numId w:val="1050"/>
+          <w:numId w:val="1052"/>
         </w:numPr>
       </w:pPr>
       <w:r>
@@ -8430,6 +8867,12 @@
     <w:abstractNumId w:val="991"/>
   </w:num>
   <w:num w:numId="1053">
+    <w:abstractNumId w:val="991"/>
+  </w:num>
+  <w:num w:numId="1054">
+    <w:abstractNumId w:val="991"/>
+  </w:num>
+  <w:num w:numId="1055">
     <w:abstractNumId w:val="99421"/>
     <w:lvlOverride w:ilvl="0">
       <w:startOverride w:val="1"/>
@@ -8459,7 +8902,7 @@
       <w:startOverride w:val="1"/>
     </w:lvlOverride>
   </w:num>
-  <w:num w:numId="1054">
+  <w:num w:numId="1056">
     <w:abstractNumId w:val="99422"/>
     <w:lvlOverride w:ilvl="0">
       <w:startOverride w:val="2"/>
@@ -8489,7 +8932,7 @@
       <w:startOverride w:val="2"/>
     </w:lvlOverride>
   </w:num>
-  <w:num w:numId="1055">
+  <w:num w:numId="1057">
     <w:abstractNumId w:val="99423"/>
     <w:lvlOverride w:ilvl="0">
       <w:startOverride w:val="3"/>
@@ -8519,12 +8962,6 @@
       <w:startOverride w:val="3"/>
     </w:lvlOverride>
   </w:num>
-  <w:num w:numId="1056">
-    <w:abstractNumId w:val="991"/>
-  </w:num>
-  <w:num w:numId="1057">
-    <w:abstractNumId w:val="991"/>
-  </w:num>
   <w:num w:numId="1058">
     <w:abstractNumId w:val="991"/>
   </w:num>
@@ -8538,6 +8975,12 @@
     <w:abstractNumId w:val="991"/>
   </w:num>
   <w:num w:numId="1062">
+    <w:abstractNumId w:val="991"/>
+  </w:num>
+  <w:num w:numId="1063">
+    <w:abstractNumId w:val="991"/>
+  </w:num>
+  <w:num w:numId="1064">
     <w:abstractNumId w:val="991"/>
   </w:num>
 </w:numbering>

--- a/文档/开发日志.docx
+++ b/文档/开发日志.docx
@@ -904,6 +904,341 @@
     <w:p>
       <w:pPr>
         <w:pStyle w:val="FirstParagraph"/>
+      </w:pPr>
+      <w:r>
+        <w:t xml:space="preserve">21:50</w:t>
+      </w:r>
+      <w:r>
+        <w:t xml:space="preserve"> </w:t>
+      </w:r>
+      <w:r>
+        <w:rPr>
+          <w:bCs/>
+          <w:b/>
+        </w:rPr>
+        <w:t xml:space="preserve">材料</w:t>
+      </w:r>
+      <w:r>
+        <w:t xml:space="preserve"> </w:t>
+      </w:r>
+      <w:r>
+        <w:t xml:space="preserve">软著材料也出 Word 版：说明书 Word 版（与 PDF 同源）＋ 登记信息表底稿 Word 版</w:t>
+      </w:r>
+    </w:p>
+    <w:p>
+      <w:pPr>
+        <w:pStyle w:val="BodyText"/>
+      </w:pPr>
+      <w:r>
+        <w:t xml:space="preserve">（一）原因：用户要求「把软著材料也写成word」。内部四份文档已有 Word 版，材料这边只有 PDF 与一份 Markdown。查过官方口径：线上申请提交的就是 PDF（见「形式要求联网核实报告」第 6 条），所以 PDF 仍是提交形式，Word 版是给两人与师兄直接改字、写批注用的。</w:t>
+      </w:r>
+    </w:p>
+    <w:p>
+      <w:pPr>
+        <w:pStyle w:val="BodyText"/>
+      </w:pPr>
+      <w:r>
+        <w:t xml:space="preserve">（二）影响：</w:t>
+      </w:r>
+    </w:p>
+    <w:p>
+      <w:pPr>
+        <w:pStyle w:val="BodyText"/>
+      </w:pPr>
+      <w:r>
+        <w:t xml:space="preserve">1）新增</w:t>
+      </w:r>
+      <w:r>
+        <w:t xml:space="preserve"> </w:t>
+      </w:r>
+      <w:r>
+        <w:rPr>
+          <w:rStyle w:val="VerbatimChar"/>
+        </w:rPr>
+        <w:t xml:space="preserve">工具/make_manual_docx.py</w:t>
+      </w:r>
+      <w:r>
+        <w:t xml:space="preserve">：按</w:t>
+      </w:r>
+      <w:r>
+        <w:t xml:space="preserve"> </w:t>
+      </w:r>
+      <w:r>
+        <w:rPr>
+          <w:rStyle w:val="VerbatimChar"/>
+        </w:rPr>
+        <w:t xml:space="preserve">工具/make_manual.py</w:t>
+      </w:r>
+      <w:r>
+        <w:t xml:space="preserve"> </w:t>
+      </w:r>
+      <w:r>
+        <w:t xml:space="preserve">的同一份正文（</w:t>
+      </w:r>
+      <w:r>
+        <w:rPr>
+          <w:rStyle w:val="VerbatimChar"/>
+        </w:rPr>
+        <w:t xml:space="preserve">CONTENT</w:t>
+      </w:r>
+      <w:r>
+        <w:t xml:space="preserve">）生成</w:t>
+      </w:r>
+      <w:r>
+        <w:t xml:space="preserve"> </w:t>
+      </w:r>
+      <w:r>
+        <w:rPr>
+          <w:rStyle w:val="VerbatimChar"/>
+        </w:rPr>
+        <w:t xml:space="preserve">软著材料/说明书_……V1.0.docx</w:t>
+      </w:r>
+      <w:r>
+        <w:t xml:space="preserve"> </w:t>
+      </w:r>
+      <w:r>
+        <w:t xml:space="preserve">—— 封面、目录、正文、28 张截图、页眉（软件全称+版本号）与右上角页码、「一、二、三」条目悬挂缩进全部对齐 PDF 版。封面单独分节、不编页码，目录起页码从 1 重新编号；标题用黑体纯黑，正文宋体，与内部文档的 Word 体例一致。</w:t>
+      </w:r>
+    </w:p>
+    <w:p>
+      <w:pPr>
+        <w:pStyle w:val="BodyText"/>
+      </w:pPr>
+      <w:r>
+        <w:t xml:space="preserve">2）</w:t>
+      </w:r>
+      <w:r>
+        <w:rPr>
+          <w:bCs/>
+          <w:b/>
+        </w:rPr>
+        <w:t xml:space="preserve">目录改为由正文标题推导</w:t>
+      </w:r>
+      <w:r>
+        <w:t xml:space="preserve">：原先目录是</w:t>
+      </w:r>
+      <w:r>
+        <w:t xml:space="preserve"> </w:t>
+      </w:r>
+      <w:r>
+        <w:rPr>
+          <w:rStyle w:val="VerbatimChar"/>
+        </w:rPr>
+        <w:t xml:space="preserve">make_manual.py</w:t>
+      </w:r>
+      <w:r>
+        <w:t xml:space="preserve"> </w:t>
+      </w:r>
+      <w:r>
+        <w:t xml:space="preserve">里手写的一份清单，与正文各写一份，改标题时容易漏改一处。现在</w:t>
+      </w:r>
+      <w:r>
+        <w:t xml:space="preserve"> </w:t>
+      </w:r>
+      <w:r>
+        <w:rPr>
+          <w:rStyle w:val="VerbatimChar"/>
+        </w:rPr>
+        <w:t xml:space="preserve">toc_entries()</w:t>
+      </w:r>
+      <w:r>
+        <w:t xml:space="preserve"> </w:t>
+      </w:r>
+      <w:r>
+        <w:t xml:space="preserve">从</w:t>
+      </w:r>
+      <w:r>
+        <w:t xml:space="preserve"> </w:t>
+      </w:r>
+      <w:r>
+        <w:rPr>
+          <w:rStyle w:val="VerbatimChar"/>
+        </w:rPr>
+        <w:t xml:space="preserve">CONTENT</w:t>
+      </w:r>
+      <w:r>
+        <w:t xml:space="preserve"> </w:t>
+      </w:r>
+      <w:r>
+        <w:t xml:space="preserve">的标题块推导，PDF 与 Word 两版共用，正文加一节两版目录自动跟着变。重跑 PDF 核对：30 页、文字与改前</w:t>
+      </w:r>
+      <w:r>
+        <w:rPr>
+          <w:bCs/>
+          <w:b/>
+        </w:rPr>
+        <w:t xml:space="preserve">完全一致</w:t>
+      </w:r>
+      <w:r>
+        <w:t xml:space="preserve">（逐页文字指纹相同）。</w:t>
+      </w:r>
+    </w:p>
+    <w:p>
+      <w:pPr>
+        <w:pStyle w:val="BodyText"/>
+      </w:pPr>
+      <w:r>
+        <w:t xml:space="preserve">3）</w:t>
+      </w:r>
+      <w:r>
+        <w:rPr>
+          <w:rStyle w:val="VerbatimChar"/>
+        </w:rPr>
+        <w:t xml:space="preserve">工具/生成文档Word.py</w:t>
+      </w:r>
+      <w:r>
+        <w:t xml:space="preserve"> </w:t>
+      </w:r>
+      <w:r>
+        <w:t xml:space="preserve">的范围从「文档/」扩到「文档/ 与 软著材料/」，顺带产出</w:t>
+      </w:r>
+      <w:r>
+        <w:t xml:space="preserve"> </w:t>
+      </w:r>
+      <w:r>
+        <w:rPr>
+          <w:rStyle w:val="VerbatimChar"/>
+        </w:rPr>
+        <w:t xml:space="preserve">软著材料/登记信息表底稿.docx</w:t>
+      </w:r>
+      <w:r>
+        <w:t xml:space="preserve">；底稿「技术特点」六条之间补了空行（原本连续行会被 pandoc 并成一个段落，六条挤在一段里）。</w:t>
+      </w:r>
+    </w:p>
+    <w:p>
+      <w:pPr>
+        <w:pStyle w:val="BodyText"/>
+      </w:pPr>
+      <w:r>
+        <w:t xml:space="preserve">4）底稿里的旧数字改正：鉴别材料清单原写「说明书 25 页，含 24 张截图」，实际已是 30 页 / 28 张。</w:t>
+      </w:r>
+    </w:p>
+    <w:p>
+      <w:pPr>
+        <w:pStyle w:val="BodyText"/>
+      </w:pPr>
+      <w:r>
+        <w:t xml:space="preserve">（三）</w:t>
+      </w:r>
+      <w:r>
+        <w:rPr>
+          <w:bCs/>
+          <w:b/>
+        </w:rPr>
+        <w:t xml:space="preserve">踩到一个真问题</w:t>
+      </w:r>
+      <w:r>
+        <w:t xml:space="preserve">：Word 版第一次生成时把正文行距设成了「固定值 17 磅」，插图段落继承了这个行距 —— Word 认为那一行只有 17 磅高，图片便与后面的文字</w:t>
+      </w:r>
+      <w:r>
+        <w:rPr>
+          <w:bCs/>
+          <w:b/>
+        </w:rPr>
+        <w:t xml:space="preserve">叠在一起</w:t>
+      </w:r>
+      <w:r>
+        <w:t xml:space="preserve">，页数也只算出 12 页。改为「Normal 用单倍行距、正文段落逐段设 17 磅固定行距、插图与标题用单倍」后，图片不再重叠。</w:t>
+      </w:r>
+    </w:p>
+    <w:p>
+      <w:pPr>
+        <w:pStyle w:val="BodyText"/>
+      </w:pPr>
+      <w:r>
+        <w:t xml:space="preserve">（四）验证：用 Word 打开该 docx</w:t>
+      </w:r>
+      <w:r>
+        <w:t xml:space="preserve"> </w:t>
+      </w:r>
+      <w:r>
+        <w:rPr>
+          <w:bCs/>
+          <w:b/>
+        </w:rPr>
+        <w:t xml:space="preserve">无「内容有问题」修复提示</w:t>
+      </w:r>
+      <w:r>
+        <w:t xml:space="preserve">，页数</w:t>
+      </w:r>
+      <w:r>
+        <w:t xml:space="preserve"> </w:t>
+      </w:r>
+      <w:r>
+        <w:rPr>
+          <w:bCs/>
+          <w:b/>
+        </w:rPr>
+        <w:t xml:space="preserve">30 页，与 PDF 版页数一致</w:t>
+      </w:r>
+      <w:r>
+        <w:t xml:space="preserve">（末段落在第 30 页）、内嵌插图 28 张；脚本侧核对 —— 正文与 PDF 逐段文字吻合</w:t>
+      </w:r>
+      <w:r>
+        <w:t xml:space="preserve"> </w:t>
+      </w:r>
+      <w:r>
+        <w:rPr>
+          <w:bCs/>
+          <w:b/>
+        </w:rPr>
+        <w:t xml:space="preserve">99.3%</w:t>
+      </w:r>
+      <w:r>
+        <w:t xml:space="preserve">（唯一低覆盖的一段是跨页断开，首尾都在）、目录 26 条与正文标题完全一致、全文无</w:t>
+      </w:r>
+      <w:r>
+        <w:t xml:space="preserve"> </w:t>
+      </w:r>
+      <w:r>
+        <w:rPr>
+          <w:rStyle w:val="VerbatimChar"/>
+        </w:rPr>
+        <w:t xml:space="preserve">**</w:t>
+      </w:r>
+      <w:r>
+        <w:t xml:space="preserve"> </w:t>
+      </w:r>
+      <w:r>
+        <w:t xml:space="preserve">与反引号残留；文件 4.96 MB。</w:t>
+      </w:r>
+    </w:p>
+    <w:p>
+      <w:pPr>
+        <w:pStyle w:val="BodyText"/>
+      </w:pPr>
+      <w:r>
+        <w:t xml:space="preserve">（五）顺带：</w:t>
+      </w:r>
+      <w:r>
+        <w:rPr>
+          <w:rStyle w:val="VerbatimChar"/>
+        </w:rPr>
+        <w:t xml:space="preserve">工具/check_materials.py</w:t>
+      </w:r>
+      <w:r>
+        <w:t xml:space="preserve"> </w:t>
+      </w:r>
+      <w:r>
+        <w:t xml:space="preserve">新增一项「说明书 Word 版存在且与 PDF 一致」（比对全文文字吻合度与 Markdown 残留），自检由 21 项变</w:t>
+      </w:r>
+      <w:r>
+        <w:t xml:space="preserve"> </w:t>
+      </w:r>
+      <w:r>
+        <w:rPr>
+          <w:bCs/>
+          <w:b/>
+        </w:rPr>
+        <w:t xml:space="preserve">22 项，22/22 符合</w:t>
+      </w:r>
+      <w:r>
+        <w:t xml:space="preserve">；README 更新工具清单、材料清单与自检项数，测试套件数由「16 套」更正为 17 套。</w:t>
+      </w:r>
+    </w:p>
+    <w:p>
+      <w:pPr>
+        <w:pStyle w:val="BodyText"/>
       </w:pPr>
       <w:r>
         <w:t xml:space="preserve">21:00</w:t>

--- a/文档/开发日志.docx
+++ b/文档/开发日志.docx
@@ -28,7 +28,7 @@
         </w:p>
       </w:sdtContent>
     </w:sdt>
-    <w:bookmarkStart w:id="28" w:name="开发日志"/>
+    <w:bookmarkStart w:id="29" w:name="开发日志"/>
     <w:p>
       <w:pPr>
         <w:pStyle w:val="Heading1"/>
@@ -883,7 +883,7 @@
       </w:r>
     </w:p>
     <w:bookmarkEnd w:id="21"/>
-    <w:bookmarkStart w:id="26" w:name="三改动明细"/>
+    <w:bookmarkStart w:id="27" w:name="三改动明细"/>
     <w:p>
       <w:pPr>
         <w:pStyle w:val="Heading2"/>
@@ -892,12 +892,649 @@
         <w:t xml:space="preserve">三、改动明细</w:t>
       </w:r>
     </w:p>
-    <w:bookmarkStart w:id="22" w:name="Xb9a0fa8b33a3a898ac1ef5fcf20ef98338f7d1a"/>
+    <w:bookmarkStart w:id="22" w:name="X86c283014dd504dd7e19a1eb6fecac95aab9a1a"/>
     <w:p>
       <w:pPr>
         <w:pStyle w:val="Heading3"/>
       </w:pPr>
       <w:r>
+        <w:t xml:space="preserve">2026-10-02</w:t>
+      </w:r>
+    </w:p>
+    <w:p>
+      <w:pPr>
+        <w:pStyle w:val="FirstParagraph"/>
+      </w:pPr>
+      <w:r>
+        <w:t xml:space="preserve">11:40</w:t>
+      </w:r>
+      <w:r>
+        <w:t xml:space="preserve"> </w:t>
+      </w:r>
+      <w:r>
+        <w:rPr>
+          <w:bCs/>
+          <w:b/>
+        </w:rPr>
+        <w:t xml:space="preserve">功能</w:t>
+      </w:r>
+      <w:r>
+        <w:t xml:space="preserve"> </w:t>
+      </w:r>
+      <w:r>
+        <w:t xml:space="preserve">按师兄《软件更新的建议》新增「结论对照」，并把全系统的「论文」口径改为系统自有表述</w:t>
+      </w:r>
+    </w:p>
+    <w:p>
+      <w:pPr>
+        <w:pStyle w:val="BodyText"/>
+      </w:pPr>
+      <w:r>
+        <w:t xml:space="preserve">（一）原因：师兄看过软件后给了五条建议：一、标准知识库作为文件储备，把评价结果与地方标准、政策文件对照，看结论是否符合当地文件；二、软件说明中去掉「论文」等相关描述，不予体现；三、土壤污染引入重金属数据自动判定（师兄说也可以放到升级版本）；四、多专家判断矩阵增加专家「专业」；五、玉田县案例可展示，但要去掉「论文」描述。本轮做一、二、四、五，第三条留到升级版本；按要求</w:t>
+      </w:r>
+      <w:r>
+        <w:rPr>
+          <w:bCs/>
+          <w:b/>
+        </w:rPr>
+        <w:t xml:space="preserve">只改内容，不动任何格式</w:t>
+      </w:r>
+      <w:r>
+        <w:t xml:space="preserve">。</w:t>
+      </w:r>
+    </w:p>
+    <w:p>
+      <w:pPr>
+        <w:pStyle w:val="BodyText"/>
+      </w:pPr>
+      <w:r>
+        <w:t xml:space="preserve">（二）影响：</w:t>
+      </w:r>
+    </w:p>
+    <w:p>
+      <w:pPr>
+        <w:pStyle w:val="BodyText"/>
+      </w:pPr>
+      <w:r>
+        <w:t xml:space="preserve">1）</w:t>
+      </w:r>
+      <w:r>
+        <w:rPr>
+          <w:bCs/>
+          <w:b/>
+        </w:rPr>
+        <w:t xml:space="preserve">新增结论对照</w:t>
+      </w:r>
+      <w:r>
+        <w:t xml:space="preserve">（第一条）：新服务</w:t>
+      </w:r>
+      <w:r>
+        <w:t xml:space="preserve"> </w:t>
+      </w:r>
+      <w:r>
+        <w:rPr>
+          <w:rStyle w:val="VerbatimChar"/>
+        </w:rPr>
+        <w:t xml:space="preserve">app/services/standard_check.py</w:t>
+      </w:r>
+      <w:r>
+        <w:t xml:space="preserve"> </w:t>
+      </w:r>
+      <w:r>
+        <w:t xml:space="preserve">把文件里的判定项逐条映射到系统已有数据 —— 植被覆盖度取各单元的面积加权值与最低值、无地质灾害与无水土污染取限制性判定结果、责任主体取图斑档案、与参照系差距取参照生态系统基准、自然恢复适宜性分级取最近一次评价的等级；映射不上的定性要求（地形地貌与周边协调、已形成稳定植被覆盖、地质灾害发育程度分级等）一律记「待人工判断」，系统不替文件下结论。结论分「符合／不符合／待人工判断」三种，每条都写明所依据的系统内数据。</w:t>
+      </w:r>
+    </w:p>
+    <w:p>
+      <w:pPr>
+        <w:pStyle w:val="BodyText"/>
+      </w:pPr>
+      <w:r>
+        <w:t xml:space="preserve">　　入口：标准知识库新增「结论对照」（</w:t>
+      </w:r>
+      <w:r>
+        <w:rPr>
+          <w:rStyle w:val="VerbatimChar"/>
+        </w:rPr>
+        <w:t xml:space="preserve">/standard/check</w:t>
+      </w:r>
+      <w:r>
+        <w:t xml:space="preserve"> </w:t>
+      </w:r>
+      <w:r>
+        <w:t xml:space="preserve">选图斑 →</w:t>
+      </w:r>
+      <w:r>
+        <w:t xml:space="preserve"> </w:t>
+      </w:r>
+      <w:r>
+        <w:rPr>
+          <w:rStyle w:val="VerbatimChar"/>
+        </w:rPr>
+        <w:t xml:space="preserve">/standard/check/&lt;图斑&gt;</w:t>
+      </w:r>
+      <w:r>
+        <w:t xml:space="preserve"> </w:t>
+      </w:r>
+      <w:r>
+        <w:t xml:space="preserve">逐条对照）；评价结果页与得分明细页嵌入同一内容块（模板</w:t>
+      </w:r>
+      <w:r>
+        <w:t xml:space="preserve"> </w:t>
+      </w:r>
+      <w:r>
+        <w:rPr>
+          <w:rStyle w:val="VerbatimChar"/>
+        </w:rPr>
+        <w:t xml:space="preserve">standard/_check_block.html</w:t>
+      </w:r>
+      <w:r>
+        <w:t xml:space="preserve">，两处共用）；导出的报告（Word 与 PDF）新增「与地方标准 / 政策文件的对照」一节，报告小节顺序相应调整为：一 图斑基本信息 → 二 评价结论 → 三 与地方标准 / 政策文件的对照 → 四 各微地质单元得分 → 五 一级指标权重分布 → 六 得分明细 → 七 评价依据说明。</w:t>
+      </w:r>
+    </w:p>
+    <w:p>
+      <w:pPr>
+        <w:pStyle w:val="BodyText"/>
+      </w:pPr>
+      <w:r>
+        <w:t xml:space="preserve">　　某省份尚未收录文件时，页面明确提示「未收录该省份的地方标准与政策文件」，不拿其他省份的口径代替。演示图斑在河北、库里 11 项文件未含河北，所以说明书里配的是对照入口页截图，正文同时写清三种对照结果与未收录时的提示。</w:t>
+      </w:r>
+    </w:p>
+    <w:p>
+      <w:pPr>
+        <w:pStyle w:val="BodyText"/>
+      </w:pPr>
+      <w:r>
+        <w:t xml:space="preserve">2）</w:t>
+      </w:r>
+      <w:r>
+        <w:rPr>
+          <w:bCs/>
+          <w:b/>
+        </w:rPr>
+        <w:t xml:space="preserve">去掉「论文」表述</w:t>
+      </w:r>
+      <w:r>
+        <w:t xml:space="preserve">（第二、五条）：口径统一为「系统默认权重／系统默认取值／标准化公式／加权合成公式／适宜性等级划分表／指标清单／评价流程」等；涉及界面模板 24 处、后端 83 处、说明书 37 处、</w:t>
+      </w:r>
+      <w:r>
+        <w:rPr>
+          <w:rStyle w:val="VerbatimChar"/>
+        </w:rPr>
+        <w:t xml:space="preserve">seed_demo.py</w:t>
+      </w:r>
+      <w:r>
+        <w:t xml:space="preserve"> </w:t>
+      </w:r>
+      <w:r>
+        <w:t xml:space="preserve">6 处、登记信息表底稿 1 处，另把内部三份文档（软著功能计划、演示脚本、制作步骤与分工）里的 58 处一并理顺。</w:t>
+      </w:r>
+      <w:r>
+        <w:rPr>
+          <w:bCs/>
+          <w:b/>
+        </w:rPr>
+        <w:t xml:space="preserve">关键点</w:t>
+      </w:r>
+      <w:r>
+        <w:t xml:space="preserve">：源程序鉴别材料收录的就是</w:t>
+      </w:r>
+      <w:r>
+        <w:t xml:space="preserve"> </w:t>
+      </w:r>
+      <w:r>
+        <w:rPr>
+          <w:rStyle w:val="VerbatimChar"/>
+        </w:rPr>
+        <w:t xml:space="preserve">app/**</w:t>
+      </w:r>
+      <w:r>
+        <w:t xml:space="preserve"> </w:t>
+      </w:r>
+      <w:r>
+        <w:t xml:space="preserve">的 82 个 .py 与 .html，注释若不清会连同印进提交材料，所以注释同样清理。演示数据的项目说明由「论文第 5 节典型案例」改为「内置示例案例」，空状态提示「载入论文案例」改为「载入示例案例」。</w:t>
+      </w:r>
+    </w:p>
+    <w:p>
+      <w:pPr>
+        <w:pStyle w:val="BodyText"/>
+      </w:pPr>
+      <w:r>
+        <w:t xml:space="preserve">　　说明书 4.4 节整节在讲「论文表 5 的 0.76 与系统 0.7156 的差异」，按师兄的意思改为不点名的「4.4 评价结果的口径与示例」，并换成系统实算数据：三个微地质单元得分 0.5401／0.7092／0.8376（面积占比 13.86%／62.95%／23.19%）；另把各单元坡度整体改为 10° 至 90° 试算，F 从 0.7504 变到 0.5962、等级由「适宜」降为「基本适宜」，如实说明坡度的敏感程度。</w:t>
+      </w:r>
+    </w:p>
+    <w:p>
+      <w:pPr>
+        <w:pStyle w:val="BodyText"/>
+      </w:pPr>
+      <w:r>
+        <w:t xml:space="preserve">　　</w:t>
+      </w:r>
+      <w:r>
+        <w:rPr>
+          <w:rStyle w:val="VerbatimChar"/>
+        </w:rPr>
+        <w:t xml:space="preserve">工具/数值核对/*.py</w:t>
+      </w:r>
+      <w:r>
+        <w:t xml:space="preserve">（57 处）与</w:t>
+      </w:r>
+      <w:r>
+        <w:t xml:space="preserve"> </w:t>
+      </w:r>
+      <w:r>
+        <w:rPr>
+          <w:rStyle w:val="VerbatimChar"/>
+        </w:rPr>
+        <w:t xml:space="preserve">测试/</w:t>
+      </w:r>
+      <w:r>
+        <w:t xml:space="preserve">（30 处）里的「论文」保留 —— 它们的作用就是对着论文复算，且不进材料；</w:t>
+      </w:r>
+      <w:r>
+        <w:rPr>
+          <w:rStyle w:val="VerbatimChar"/>
+        </w:rPr>
+        <w:t xml:space="preserve">文档/开发日志.md</w:t>
+      </w:r>
+      <w:r>
+        <w:t xml:space="preserve"> </w:t>
+      </w:r>
+      <w:r>
+        <w:t xml:space="preserve">与联网核实报告也保留原样（一个是历史记录，一个是检索报告）。</w:t>
+      </w:r>
+    </w:p>
+    <w:p>
+      <w:pPr>
+        <w:pStyle w:val="BodyText"/>
+      </w:pPr>
+      <w:r>
+        <w:t xml:space="preserve">3）顺带把说明书里图表可读性的说法改成与当前配色相符：「图表采用灰阶与数值标注，黑白打印时同样可读」改为「图表带数值标注并配图例，黑白打印时可逐项对照读取」—— 乙已把配色换成彩色，原话与代码不符。</w:t>
+      </w:r>
+    </w:p>
+    <w:p>
+      <w:pPr>
+        <w:pStyle w:val="BodyText"/>
+      </w:pPr>
+      <w:r>
+        <w:t xml:space="preserve">（三）验证：新增</w:t>
+      </w:r>
+      <w:r>
+        <w:t xml:space="preserve"> </w:t>
+      </w:r>
+      <w:r>
+        <w:rPr>
+          <w:rStyle w:val="VerbatimChar"/>
+        </w:rPr>
+        <w:t xml:space="preserve">测试/test_standard_check.py</w:t>
+      </w:r>
+      <w:r>
+        <w:t xml:space="preserve">（判定映射、省份识别、未收录提示、收录后逐条对照、五个页面渲染、评价结果页对照内容块），</w:t>
+      </w:r>
+      <w:r>
+        <w:rPr>
+          <w:bCs/>
+          <w:b/>
+        </w:rPr>
+        <w:t xml:space="preserve">18/18 套自检通过</w:t>
+      </w:r>
+      <w:r>
+        <w:t xml:space="preserve">；材料重跑 —— 截图</w:t>
+      </w:r>
+      <w:r>
+        <w:t xml:space="preserve"> </w:t>
+      </w:r>
+      <w:r>
+        <w:rPr>
+          <w:bCs/>
+          <w:b/>
+        </w:rPr>
+        <w:t xml:space="preserve">28 张</w:t>
+      </w:r>
+      <w:r>
+        <w:t xml:space="preserve">（新增 08b_结论对照）、源程序 PDF</w:t>
+      </w:r>
+      <w:r>
+        <w:t xml:space="preserve"> </w:t>
+      </w:r>
+      <w:r>
+        <w:rPr>
+          <w:bCs/>
+          <w:b/>
+        </w:rPr>
+        <w:t xml:space="preserve">276 页</w:t>
+      </w:r>
+      <w:r>
+        <w:t xml:space="preserve">（提交版 60 页）、说明书</w:t>
+      </w:r>
+      <w:r>
+        <w:t xml:space="preserve"> </w:t>
+      </w:r>
+      <w:r>
+        <w:rPr>
+          <w:bCs/>
+          <w:b/>
+        </w:rPr>
+        <w:t xml:space="preserve">31 页</w:t>
+      </w:r>
+      <w:r>
+        <w:t xml:space="preserve">（29 张插图），</w:t>
+      </w:r>
+      <w:r>
+        <w:rPr>
+          <w:rStyle w:val="VerbatimChar"/>
+        </w:rPr>
+        <w:t xml:space="preserve">check_materials</w:t>
+      </w:r>
+      <w:r>
+        <w:t xml:space="preserve"> </w:t>
+      </w:r>
+      <w:r>
+        <w:rPr>
+          <w:bCs/>
+          <w:b/>
+        </w:rPr>
+        <w:t xml:space="preserve">22 项全部符合</w:t>
+      </w:r>
+      <w:r>
+        <w:t xml:space="preserve">；说明书 Word 版与 PDF 文字吻合 95.9%、无 Markdown 残留。</w:t>
+      </w:r>
+    </w:p>
+    <w:p>
+      <w:pPr>
+        <w:pStyle w:val="BodyText"/>
+      </w:pPr>
+      <w:r>
+        <w:t xml:space="preserve">（四）</w:t>
+      </w:r>
+      <w:r>
+        <w:rPr>
+          <w:bCs/>
+          <w:b/>
+        </w:rPr>
+        <w:t xml:space="preserve">说明</w:t>
+      </w:r>
+      <w:r>
+        <w:t xml:space="preserve">：替换脚本一开始用 Python 默认换行写文件，把 26 个文件写成了 CRLF（这个毛病第四次出现，这次是我造成的），已全部改回 LF 并用</w:t>
+      </w:r>
+      <w:r>
+        <w:t xml:space="preserve"> </w:t>
+      </w:r>
+      <w:r>
+        <w:rPr>
+          <w:rStyle w:val="VerbatimChar"/>
+        </w:rPr>
+        <w:t xml:space="preserve">git add --renormalize</w:t>
+      </w:r>
+      <w:r>
+        <w:t xml:space="preserve"> </w:t>
+      </w:r>
+      <w:r>
+        <w:t xml:space="preserve">对齐；替换后逐处复核措辞，改掉了「系统默认 权重」「评价流程规定确定的评价流程」「方法体系里」这类机械替换留下的生硬说法。</w:t>
+      </w:r>
+    </w:p>
+    <w:p>
+      <w:pPr>
+        <w:pStyle w:val="BodyText"/>
+      </w:pPr>
+      <w:r>
+        <w:t xml:space="preserve">11:20</w:t>
+      </w:r>
+      <w:r>
+        <w:t xml:space="preserve"> </w:t>
+      </w:r>
+      <w:r>
+        <w:rPr>
+          <w:bCs/>
+          <w:b/>
+        </w:rPr>
+        <w:t xml:space="preserve">修复</w:t>
+      </w:r>
+      <w:r>
+        <w:t xml:space="preserve"> </w:t>
+      </w:r>
+      <w:r>
+        <w:t xml:space="preserve">乙新增的专家「专业」字段漏登记数据库迁移，现有库一录入就报错</w:t>
+      </w:r>
+    </w:p>
+    <w:p>
+      <w:pPr>
+        <w:pStyle w:val="BodyText"/>
+      </w:pPr>
+      <w:r>
+        <w:t xml:space="preserve">（一）原因：乙今早推了 4 笔（</w:t>
+      </w:r>
+      <w:r>
+        <w:rPr>
+          <w:rStyle w:val="VerbatimChar"/>
+        </w:rPr>
+        <w:t xml:space="preserve">f9f2d89</w:t>
+      </w:r>
+      <w:r>
+        <w:t xml:space="preserve"> </w:t>
+      </w:r>
+      <w:r>
+        <w:t xml:space="preserve">模型、</w:t>
+      </w:r>
+      <w:r>
+        <w:rPr>
+          <w:rStyle w:val="VerbatimChar"/>
+        </w:rPr>
+        <w:t xml:space="preserve">5f5964a</w:t>
+      </w:r>
+      <w:r>
+        <w:t xml:space="preserve"> </w:t>
+      </w:r>
+      <w:r>
+        <w:t xml:space="preserve">视图、</w:t>
+      </w:r>
+      <w:r>
+        <w:rPr>
+          <w:rStyle w:val="VerbatimChar"/>
+        </w:rPr>
+        <w:t xml:space="preserve">ca3432d</w:t>
+      </w:r>
+      <w:r>
+        <w:t xml:space="preserve"> </w:t>
+      </w:r>
+      <w:r>
+        <w:t xml:space="preserve">模板、</w:t>
+      </w:r>
+      <w:r>
+        <w:rPr>
+          <w:rStyle w:val="VerbatimChar"/>
+        </w:rPr>
+        <w:t xml:space="preserve">dd5c447</w:t>
+      </w:r>
+      <w:r>
+        <w:t xml:space="preserve"> </w:t>
+      </w:r>
+      <w:r>
+        <w:t xml:space="preserve">界面去论文字样），给</w:t>
+      </w:r>
+      <w:r>
+        <w:t xml:space="preserve"> </w:t>
+      </w:r>
+      <w:r>
+        <w:rPr>
+          <w:rStyle w:val="VerbatimChar"/>
+        </w:rPr>
+        <w:t xml:space="preserve">ExpertMatrix</w:t>
+      </w:r>
+      <w:r>
+        <w:t xml:space="preserve"> </w:t>
+      </w:r>
+      <w:r>
+        <w:t xml:space="preserve">加了</w:t>
+      </w:r>
+      <w:r>
+        <w:t xml:space="preserve"> </w:t>
+      </w:r>
+      <w:r>
+        <w:rPr>
+          <w:rStyle w:val="VerbatimChar"/>
+        </w:rPr>
+        <w:t xml:space="preserve">specialty</w:t>
+      </w:r>
+      <w:r>
+        <w:t xml:space="preserve">（专家专业）。但</w:t>
+      </w:r>
+      <w:r>
+        <w:t xml:space="preserve"> </w:t>
+      </w:r>
+      <w:r>
+        <w:rPr>
+          <w:rStyle w:val="VerbatimChar"/>
+        </w:rPr>
+        <w:t xml:space="preserve">app/utils/schema.py</w:t>
+      </w:r>
+      <w:r>
+        <w:t xml:space="preserve"> </w:t>
+      </w:r>
+      <w:r>
+        <w:t xml:space="preserve">的</w:t>
+      </w:r>
+      <w:r>
+        <w:t xml:space="preserve"> </w:t>
+      </w:r>
+      <w:r>
+        <w:rPr>
+          <w:rStyle w:val="VerbatimChar"/>
+        </w:rPr>
+        <w:t xml:space="preserve">REQUIRED_COLUMNS</w:t>
+      </w:r>
+      <w:r>
+        <w:t xml:space="preserve"> </w:t>
+      </w:r>
+      <w:r>
+        <w:t xml:space="preserve">没有同步登记这一列 —— 那是旧库补列的唯一机制，于是</w:t>
+      </w:r>
+      <w:r>
+        <w:rPr>
+          <w:bCs/>
+          <w:b/>
+        </w:rPr>
+        <w:t xml:space="preserve">现有 app.db 里根本没有这一列</w:t>
+      </w:r>
+      <w:r>
+        <w:t xml:space="preserve">。</w:t>
+      </w:r>
+    </w:p>
+    <w:p>
+      <w:pPr>
+        <w:pStyle w:val="BodyText"/>
+      </w:pPr>
+      <w:r>
+        <w:t xml:space="preserve">（二）影响：在数据库副本上复现，报</w:t>
+      </w:r>
+      <w:r>
+        <w:t xml:space="preserve"> </w:t>
+      </w:r>
+      <w:r>
+        <w:rPr>
+          <w:rStyle w:val="VerbatimChar"/>
+        </w:rPr>
+        <w:t xml:space="preserve">OperationalError: table expert_matrices has no column named specialty</w:t>
+      </w:r>
+      <w:r>
+        <w:t xml:space="preserve">，也就是多专家矩阵页点「录入一位专家」会直接失败。自检查不出来：测试用的是</w:t>
+      </w:r>
+      <w:r>
+        <w:t xml:space="preserve"> </w:t>
+      </w:r>
+      <w:r>
+        <w:rPr>
+          <w:rStyle w:val="VerbatimChar"/>
+        </w:rPr>
+        <w:t xml:space="preserve">sqlite:///:memory:</w:t>
+      </w:r>
+      <w:r>
+        <w:t xml:space="preserve"> </w:t>
+      </w:r>
+      <w:r>
+        <w:t xml:space="preserve">加</w:t>
+      </w:r>
+      <w:r>
+        <w:t xml:space="preserve"> </w:t>
+      </w:r>
+      <w:r>
+        <w:rPr>
+          <w:rStyle w:val="VerbatimChar"/>
+        </w:rPr>
+        <w:t xml:space="preserve">create_all()</w:t>
+      </w:r>
+      <w:r>
+        <w:t xml:space="preserve">，新列天然存在，这正是它悄悄过审的原因。修法是</w:t>
+      </w:r>
+      <w:r>
+        <w:t xml:space="preserve"> </w:t>
+      </w:r>
+      <w:r>
+        <w:rPr>
+          <w:rStyle w:val="VerbatimChar"/>
+        </w:rPr>
+        <w:t xml:space="preserve">REQUIRED_COLUMNS</w:t>
+      </w:r>
+      <w:r>
+        <w:t xml:space="preserve"> </w:t>
+      </w:r>
+      <w:r>
+        <w:t xml:space="preserve">加一行</w:t>
+      </w:r>
+      <w:r>
+        <w:t xml:space="preserve"> </w:t>
+      </w:r>
+      <w:r>
+        <w:rPr>
+          <w:rStyle w:val="VerbatimChar"/>
+        </w:rPr>
+        <w:t xml:space="preserve">("expert_matrices", "specialty", "VARCHAR(64)")</w:t>
+      </w:r>
+      <w:r>
+        <w:t xml:space="preserve">。</w:t>
+      </w:r>
+    </w:p>
+    <w:p>
+      <w:pPr>
+        <w:pStyle w:val="BodyText"/>
+      </w:pPr>
+      <w:r>
+        <w:t xml:space="preserve">（三）验证：在副本库上跑</w:t>
+      </w:r>
+      <w:r>
+        <w:t xml:space="preserve"> </w:t>
+      </w:r>
+      <w:r>
+        <w:rPr>
+          <w:rStyle w:val="VerbatimChar"/>
+        </w:rPr>
+        <w:t xml:space="preserve">ensure_schema</w:t>
+      </w:r>
+      <w:r>
+        <w:t xml:space="preserve"> </w:t>
+      </w:r>
+      <w:r>
+        <w:t xml:space="preserve">—— 新增列</w:t>
+      </w:r>
+      <w:r>
+        <w:t xml:space="preserve"> </w:t>
+      </w:r>
+      <w:r>
+        <w:rPr>
+          <w:rStyle w:val="VerbatimChar"/>
+        </w:rPr>
+        <w:t xml:space="preserve">expert_matrices.specialty</w:t>
+      </w:r>
+      <w:r>
+        <w:t xml:space="preserve">，写入含该列的行成功；真库不动，启动时会自动补齐。</w:t>
+      </w:r>
+    </w:p>
+    <w:bookmarkEnd w:id="22"/>
+    <w:bookmarkStart w:id="23" w:name="Xb9a0fa8b33a3a898ac1ef5fcf20ef98338f7d1a"/>
+    <w:p>
+      <w:pPr>
+        <w:pStyle w:val="Heading3"/>
+      </w:pPr>
+      <w:r>
         <w:t xml:space="preserve">2026-09-29</w:t>
       </w:r>
     </w:p>
@@ -2507,8 +3144,8 @@
         <w:t xml:space="preserve">。</w:t>
       </w:r>
     </w:p>
-    <w:bookmarkEnd w:id="22"/>
-    <w:bookmarkStart w:id="23" w:name="Xa97bbd8278a9ede502956d710cb6baf398187db"/>
+    <w:bookmarkEnd w:id="23"/>
+    <w:bookmarkStart w:id="24" w:name="Xa97bbd8278a9ede502956d710cb6baf398187db"/>
     <w:p>
       <w:pPr>
         <w:pStyle w:val="Heading3"/>
@@ -5732,8 +6369,8 @@
         <w:t xml:space="preserve">全项通过（本机偏移 8:00，UTC 15:33:28 → 23:33:28）；截图与 PDF 重跑后，操作日志、评价时间、报告生成时间三者口径一致。</w:t>
       </w:r>
     </w:p>
-    <w:bookmarkEnd w:id="23"/>
-    <w:bookmarkStart w:id="24" w:name="Xdd7083db5d65ace979c7a3d1f698cf638c23880"/>
+    <w:bookmarkEnd w:id="24"/>
+    <w:bookmarkStart w:id="25" w:name="Xdd7083db5d65ace979c7a3d1f698cf638c23880"/>
     <w:p>
       <w:pPr>
         <w:pStyle w:val="Heading3"/>
@@ -8819,8 +9456,8 @@
         <w:t xml:space="preserve">。</w:t>
       </w:r>
     </w:p>
-    <w:bookmarkEnd w:id="24"/>
-    <w:bookmarkStart w:id="25" w:name="X3c6dd43a566e1cd290d07379a3cc724b1e5c230"/>
+    <w:bookmarkEnd w:id="25"/>
+    <w:bookmarkStart w:id="26" w:name="X3c6dd43a566e1cd290d07379a3cc724b1e5c230"/>
     <w:p>
       <w:pPr>
         <w:pStyle w:val="Heading3"/>
@@ -10020,9 +10657,9 @@
         </w:pict>
       </w:r>
     </w:p>
-    <w:bookmarkEnd w:id="25"/>
     <w:bookmarkEnd w:id="26"/>
-    <w:bookmarkStart w:id="27" w:name="四遗留与待办"/>
+    <w:bookmarkEnd w:id="27"/>
+    <w:bookmarkStart w:id="28" w:name="四遗留与待办"/>
     <w:p>
       <w:pPr>
         <w:pStyle w:val="Heading2"/>
@@ -10216,8 +10853,8 @@
         </w:tc>
       </w:tr>
     </w:tbl>
-    <w:bookmarkEnd w:id="27"/>
     <w:bookmarkEnd w:id="28"/>
+    <w:bookmarkEnd w:id="29"/>
     <w:sectPr/>
   </w:body>
 </w:document>

--- a/文档/开发日志.docx
+++ b/文档/开发日志.docx
@@ -28,7 +28,7 @@
         </w:p>
       </w:sdtContent>
     </w:sdt>
-    <w:bookmarkStart w:id="29" w:name="开发日志"/>
+    <w:bookmarkStart w:id="30" w:name="开发日志"/>
     <w:p>
       <w:pPr>
         <w:pStyle w:val="Heading1"/>
@@ -883,7 +883,7 @@
       </w:r>
     </w:p>
     <w:bookmarkEnd w:id="21"/>
-    <w:bookmarkStart w:id="27" w:name="三改动明细"/>
+    <w:bookmarkStart w:id="28" w:name="三改动明细"/>
     <w:p>
       <w:pPr>
         <w:pStyle w:val="Heading2"/>
@@ -892,12 +892,625 @@
         <w:t xml:space="preserve">三、改动明细</w:t>
       </w:r>
     </w:p>
-    <w:bookmarkStart w:id="22" w:name="X86c283014dd504dd7e19a1eb6fecac95aab9a1a"/>
+    <w:bookmarkStart w:id="22" w:name="Xda9174b19260e995d7a021f14f077c1c5187439"/>
     <w:p>
       <w:pPr>
         <w:pStyle w:val="Heading3"/>
       </w:pPr>
       <w:r>
+        <w:t xml:space="preserve">2026-10-08</w:t>
+      </w:r>
+    </w:p>
+    <w:p>
+      <w:pPr>
+        <w:pStyle w:val="FirstParagraph"/>
+      </w:pPr>
+      <w:r>
+        <w:t xml:space="preserve">13:20</w:t>
+      </w:r>
+      <w:r>
+        <w:t xml:space="preserve"> </w:t>
+      </w:r>
+      <w:r>
+        <w:rPr>
+          <w:bCs/>
+          <w:b/>
+        </w:rPr>
+        <w:t xml:space="preserve">数据</w:t>
+      </w:r>
+      <w:r>
+        <w:t xml:space="preserve"> </w:t>
+      </w:r>
+      <w:r>
+        <w:t xml:space="preserve">按最新版评价方法核对并更新演示数据、补第 12 项标准、去掉模板文件头的 BOM</w:t>
+      </w:r>
+    </w:p>
+    <w:p>
+      <w:pPr>
+        <w:pStyle w:val="BodyText"/>
+      </w:pPr>
+      <w:r>
+        <w:t xml:space="preserve">（一）原因：用户拿来最新版论文（</w:t>
+      </w:r>
+      <w:r>
+        <w:rPr>
+          <w:rStyle w:val="VerbatimChar"/>
+        </w:rPr>
+        <w:t xml:space="preserve">20261095_审稿20260930.docx</w:t>
+      </w:r>
+      <w:r>
+        <w:t xml:space="preserve">，含 742 处修订），要求核对软件是否符合最新要求，并选定：更新演示数据、补新标准、重跑材料、去掉 BOM；限制性指标维持现状（不删「耕地属性」）、坡度维持线性折减。</w:t>
+      </w:r>
+    </w:p>
+    <w:p>
+      <w:pPr>
+        <w:pStyle w:val="BodyText"/>
+      </w:pPr>
+      <w:r>
+        <w:t xml:space="preserve">（二）影响：</w:t>
+      </w:r>
+    </w:p>
+    <w:p>
+      <w:pPr>
+        <w:pStyle w:val="BodyText"/>
+      </w:pPr>
+      <w:r>
+        <w:t xml:space="preserve">1）</w:t>
+      </w:r>
+      <w:r>
+        <w:rPr>
+          <w:bCs/>
+          <w:b/>
+        </w:rPr>
+        <w:t xml:space="preserve">演示数据更新为最新版案例数据</w:t>
+      </w:r>
+      <w:r>
+        <w:t xml:space="preserve">：三类微地质单元面积占比由岩质 13.86%／碎石 62.95%／平台 23.19% 改为岩质</w:t>
+      </w:r>
+      <w:r>
+        <w:t xml:space="preserve"> </w:t>
+      </w:r>
+      <w:r>
+        <w:rPr>
+          <w:bCs/>
+          <w:b/>
+        </w:rPr>
+        <w:t xml:space="preserve">4.2%</w:t>
+      </w:r>
+      <w:r>
+        <w:t xml:space="preserve">／碎石</w:t>
+      </w:r>
+      <w:r>
+        <w:t xml:space="preserve"> </w:t>
+      </w:r>
+      <w:r>
+        <w:rPr>
+          <w:bCs/>
+          <w:b/>
+        </w:rPr>
+        <w:t xml:space="preserve">69.5%</w:t>
+      </w:r>
+      <w:r>
+        <w:t xml:space="preserve">／平台</w:t>
+      </w:r>
+      <w:r>
+        <w:t xml:space="preserve"> </w:t>
+      </w:r>
+      <w:r>
+        <w:rPr>
+          <w:bCs/>
+          <w:b/>
+        </w:rPr>
+        <w:t xml:space="preserve">26.3%</w:t>
+      </w:r>
+      <w:r>
+        <w:t xml:space="preserve">；单元面积按「占比 × 图斑面积 5.6 公顷」换算（0.2352／3.892／1.4728 公顷），使面积与占比互相对得上；岩质边坡</w:t>
+      </w:r>
+      <w:r>
+        <w:rPr>
+          <w:bCs/>
+          <w:b/>
+        </w:rPr>
+        <w:t xml:space="preserve">生物多样性由 0 补为 0.51</w:t>
+      </w:r>
+      <w:r>
+        <w:t xml:space="preserve">（原先漏录，等于把这一项算成零分）。改动落在</w:t>
+      </w:r>
+      <w:r>
+        <w:t xml:space="preserve"> </w:t>
+      </w:r>
+      <w:r>
+        <w:rPr>
+          <w:rStyle w:val="VerbatimChar"/>
+        </w:rPr>
+        <w:t xml:space="preserve">seed_demo.py</w:t>
+      </w:r>
+      <w:r>
+        <w:t xml:space="preserve"> </w:t>
+      </w:r>
+      <w:r>
+        <w:t xml:space="preserve">的 CASE，并用</w:t>
+      </w:r>
+      <w:r>
+        <w:t xml:space="preserve"> </w:t>
+      </w:r>
+      <w:r>
+        <w:rPr>
+          <w:rStyle w:val="VerbatimChar"/>
+        </w:rPr>
+        <w:t xml:space="preserve">python seed_demo.py --reset</w:t>
+      </w:r>
+      <w:r>
+        <w:t xml:space="preserve"> </w:t>
+      </w:r>
+      <w:r>
+        <w:t xml:space="preserve">重建演示数据（不触碰用户自建项目）。</w:t>
+      </w:r>
+    </w:p>
+    <w:p>
+      <w:pPr>
+        <w:pStyle w:val="BodyText"/>
+      </w:pPr>
+      <w:r>
+        <w:t xml:space="preserve">2）</w:t>
+      </w:r>
+      <w:r>
+        <w:rPr>
+          <w:bCs/>
+          <w:b/>
+        </w:rPr>
+        <w:t xml:space="preserve">内置标准库由 11 项增为 12 项</w:t>
+      </w:r>
+      <w:r>
+        <w:t xml:space="preserve">：补入辽宁《废弃矿山自然恢复评估规程》</w:t>
+      </w:r>
+      <w:r>
+        <w:rPr>
+          <w:rStyle w:val="VerbatimChar"/>
+        </w:rPr>
+        <w:t xml:space="preserve">DB21/T 4421—2026</w:t>
+      </w:r>
+      <w:r>
+        <w:t xml:space="preserve">（2026-05-07 发布、2026-06-07 实施），规则按水热分区给植被覆盖度阈值 —— 湿润区 ≥70%、半湿润区 ≥60%、半干旱区 ≥50%，另含无地质灾害、无水土污染两条。分区写进判定项名称（如「植被覆盖度（湿润区）」）并同时填入「适用分区」备注，标准库现共 37 条规则。</w:t>
+      </w:r>
+    </w:p>
+    <w:p>
+      <w:pPr>
+        <w:pStyle w:val="BodyText"/>
+      </w:pPr>
+      <w:r>
+        <w:t xml:space="preserve">3）</w:t>
+      </w:r>
+      <w:r>
+        <w:rPr>
+          <w:bCs/>
+          <w:b/>
+        </w:rPr>
+        <w:t xml:space="preserve">去掉两个模板文件开头的 UTF-8 BOM</w:t>
+      </w:r>
+      <w:r>
+        <w:t xml:space="preserve">：上一轮乙的提交（</w:t>
+      </w:r>
+      <w:r>
+        <w:rPr>
+          <w:rStyle w:val="VerbatimChar"/>
+        </w:rPr>
+        <w:t xml:space="preserve">eac3eba</w:t>
+      </w:r>
+      <w:r>
+        <w:t xml:space="preserve">）给</w:t>
+      </w:r>
+      <w:r>
+        <w:t xml:space="preserve"> </w:t>
+      </w:r>
+      <w:r>
+        <w:rPr>
+          <w:rStyle w:val="VerbatimChar"/>
+        </w:rPr>
+        <w:t xml:space="preserve">app/templates/base.html</w:t>
+      </w:r>
+      <w:r>
+        <w:t xml:space="preserve"> </w:t>
+      </w:r>
+      <w:r>
+        <w:t xml:space="preserve">与</w:t>
+      </w:r>
+      <w:r>
+        <w:t xml:space="preserve"> </w:t>
+      </w:r>
+      <w:r>
+        <w:rPr>
+          <w:rStyle w:val="VerbatimChar"/>
+        </w:rPr>
+        <w:t xml:space="preserve">app/templates/report/print.html</w:t>
+      </w:r>
+      <w:r>
+        <w:t xml:space="preserve"> </w:t>
+      </w:r>
+      <w:r>
+        <w:t xml:space="preserve">写进了 BOM，渲染出的页面首个字符是 U+FEFF。用无头 Chrome 实测（写两个只差 BOM 的页面比对</w:t>
+      </w:r>
+      <w:r>
+        <w:t xml:space="preserve"> </w:t>
+      </w:r>
+      <w:r>
+        <w:rPr>
+          <w:rStyle w:val="VerbatimChar"/>
+        </w:rPr>
+        <w:t xml:space="preserve">document.compatMode</w:t>
+      </w:r>
+      <w:r>
+        <w:t xml:space="preserve">）：</w:t>
+      </w:r>
+      <w:r>
+        <w:rPr>
+          <w:bCs/>
+          <w:b/>
+        </w:rPr>
+        <w:t xml:space="preserve">两种情况都仍是标准模式</w:t>
+      </w:r>
+      <w:r>
+        <w:t xml:space="preserve">，所以不是功能缺陷，只是文件头多一个不可见字符，已删掉。</w:t>
+      </w:r>
+    </w:p>
+    <w:p>
+      <w:pPr>
+        <w:pStyle w:val="BodyText"/>
+      </w:pPr>
+      <w:r>
+        <w:t xml:space="preserve">4）</w:t>
+      </w:r>
+      <w:r>
+        <w:rPr>
+          <w:bCs/>
+          <w:b/>
+        </w:rPr>
+        <w:t xml:space="preserve">同步更新散落各处的案例数字</w:t>
+      </w:r>
+      <w:r>
+        <w:t xml:space="preserve">：说明书 4.4 节（F 0.7156 →</w:t>
+      </w:r>
+      <w:r>
+        <w:t xml:space="preserve"> </w:t>
+      </w:r>
+      <w:r>
+        <w:rPr>
+          <w:bCs/>
+          <w:b/>
+        </w:rPr>
+        <w:t xml:space="preserve">0.7404</w:t>
+      </w:r>
+      <w:r>
+        <w:t xml:space="preserve">，单元得分 0.8376／0.7092／0.6483，占比 26.3%／69.5%／4.2%；坡度 10°→90° 试算由 0.7504→0.5962 改为</w:t>
+      </w:r>
+      <w:r>
+        <w:t xml:space="preserve"> </w:t>
+      </w:r>
+      <w:r>
+        <w:rPr>
+          <w:bCs/>
+          <w:b/>
+        </w:rPr>
+        <w:t xml:space="preserve">0.7559→0.6247</w:t>
+      </w:r>
+      <w:r>
+        <w:t xml:space="preserve">）、</w:t>
+      </w:r>
+      <w:r>
+        <w:rPr>
+          <w:rStyle w:val="VerbatimChar"/>
+        </w:rPr>
+        <w:t xml:space="preserve">文档/演示脚本.md</w:t>
+      </w:r>
+      <w:r>
+        <w:t xml:space="preserve">（占比、F、问答）、</w:t>
+      </w:r>
+      <w:r>
+        <w:rPr>
+          <w:rStyle w:val="VerbatimChar"/>
+        </w:rPr>
+        <w:t xml:space="preserve">文档/软著功能计划.md</w:t>
+      </w:r>
+      <w:r>
+        <w:t xml:space="preserve">（标准条数、占比）、</w:t>
+      </w:r>
+      <w:r>
+        <w:rPr>
+          <w:rStyle w:val="VerbatimChar"/>
+        </w:rPr>
+        <w:t xml:space="preserve">文档/制作步骤与分工.md</w:t>
+      </w:r>
+      <w:r>
+        <w:t xml:space="preserve">、</w:t>
+      </w:r>
+      <w:r>
+        <w:rPr>
+          <w:rStyle w:val="VerbatimChar"/>
+        </w:rPr>
+        <w:t xml:space="preserve">软著材料/登记信息表底稿.md</w:t>
+      </w:r>
+      <w:r>
+        <w:t xml:space="preserve">（十二项）、</w:t>
+      </w:r>
+      <w:r>
+        <w:rPr>
+          <w:rStyle w:val="VerbatimChar"/>
+        </w:rPr>
+        <w:t xml:space="preserve">README.md</w:t>
+      </w:r>
+      <w:r>
+        <w:t xml:space="preserve">（12 项标准 37 条规则）、标准库空状态提示，以及</w:t>
+      </w:r>
+      <w:r>
+        <w:t xml:space="preserve"> </w:t>
+      </w:r>
+      <w:r>
+        <w:rPr>
+          <w:rStyle w:val="VerbatimChar"/>
+        </w:rPr>
+        <w:t xml:space="preserve">测试/test_evaluate.py</w:t>
+      </w:r>
+      <w:r>
+        <w:t xml:space="preserve">、</w:t>
+      </w:r>
+      <w:r>
+        <w:rPr>
+          <w:rStyle w:val="VerbatimChar"/>
+        </w:rPr>
+        <w:t xml:space="preserve">测试/test_standard_check.py</w:t>
+      </w:r>
+      <w:r>
+        <w:t xml:space="preserve">、</w:t>
+      </w:r>
+      <w:r>
+        <w:rPr>
+          <w:rStyle w:val="VerbatimChar"/>
+        </w:rPr>
+        <w:t xml:space="preserve">工具/数值核对/案例数值验证.py</w:t>
+      </w:r>
+      <w:r>
+        <w:t xml:space="preserve"> </w:t>
+      </w:r>
+      <w:r>
+        <w:t xml:space="preserve">的案例数据。</w:t>
+      </w:r>
+    </w:p>
+    <w:p>
+      <w:pPr>
+        <w:pStyle w:val="BodyText"/>
+      </w:pPr>
+      <w:r>
+        <w:t xml:space="preserve">（三）验证：</w:t>
+      </w:r>
+    </w:p>
+    <w:p>
+      <w:pPr>
+        <w:pStyle w:val="BodyText"/>
+      </w:pPr>
+      <w:r>
+        <w:t xml:space="preserve">一、独立复算工具</w:t>
+      </w:r>
+      <w:r>
+        <w:t xml:space="preserve"> </w:t>
+      </w:r>
+      <w:r>
+        <w:rPr>
+          <w:rStyle w:val="VerbatimChar"/>
+        </w:rPr>
+        <w:t xml:space="preserve">工具/数值核对/案例数值验证.py</w:t>
+      </w:r>
+      <w:r>
+        <w:t xml:space="preserve"> </w:t>
+      </w:r>
+      <w:r>
+        <w:t xml:space="preserve">现在核对出「三个单元得分 × 最新占比 =</w:t>
+      </w:r>
+      <w:r>
+        <w:t xml:space="preserve"> </w:t>
+      </w:r>
+      <w:r>
+        <w:rPr>
+          <w:bCs/>
+          <w:b/>
+        </w:rPr>
+        <w:t xml:space="preserve">0.7614 ≈ 0.76</w:t>
+      </w:r>
+      <w:r>
+        <w:t xml:space="preserve">」，与论文正文所载一致 —— 顺带说明表 5 里写的 0.77 是笔误（按表 5 自身数据算不出 0.77）。</w:t>
+      </w:r>
+    </w:p>
+    <w:p>
+      <w:pPr>
+        <w:pStyle w:val="BodyText"/>
+      </w:pPr>
+      <w:r>
+        <w:t xml:space="preserve">二、系统按更新后的数据实算：平台 0.8376（26.3%）、碎石边坡 0.7092（69.5%）、岩质边坡 0.6483（4.2%），</w:t>
+      </w:r>
+      <w:r>
+        <w:rPr>
+          <w:bCs/>
+          <w:b/>
+        </w:rPr>
+        <w:t xml:space="preserve">F = 0.7404，等级「适宜」</w:t>
+      </w:r>
+      <w:r>
+        <w:t xml:space="preserve">；占比合计 1.0000。</w:t>
+      </w:r>
+    </w:p>
+    <w:p>
+      <w:pPr>
+        <w:pStyle w:val="BodyText"/>
+      </w:pPr>
+      <w:r>
+        <w:t xml:space="preserve">三、</w:t>
+      </w:r>
+      <w:r>
+        <w:rPr>
+          <w:bCs/>
+          <w:b/>
+        </w:rPr>
+        <w:t xml:space="preserve">18/18 套自检通过</w:t>
+      </w:r>
+      <w:r>
+        <w:t xml:space="preserve">（</w:t>
+      </w:r>
+      <w:r>
+        <w:rPr>
+          <w:rStyle w:val="VerbatimChar"/>
+        </w:rPr>
+        <w:t xml:space="preserve">verify_all</w:t>
+      </w:r>
+      <w:r>
+        <w:t xml:space="preserve">）；材料全部重跑 —— 截图</w:t>
+      </w:r>
+      <w:r>
+        <w:t xml:space="preserve"> </w:t>
+      </w:r>
+      <w:r>
+        <w:rPr>
+          <w:bCs/>
+          <w:b/>
+        </w:rPr>
+        <w:t xml:space="preserve">28 张</w:t>
+      </w:r>
+      <w:r>
+        <w:t xml:space="preserve">、源程序 PDF</w:t>
+      </w:r>
+      <w:r>
+        <w:t xml:space="preserve"> </w:t>
+      </w:r>
+      <w:r>
+        <w:rPr>
+          <w:bCs/>
+          <w:b/>
+        </w:rPr>
+        <w:t xml:space="preserve">277 页</w:t>
+      </w:r>
+      <w:r>
+        <w:t xml:space="preserve">（提交版 60 页）、说明书</w:t>
+      </w:r>
+      <w:r>
+        <w:t xml:space="preserve"> </w:t>
+      </w:r>
+      <w:r>
+        <w:rPr>
+          <w:bCs/>
+          <w:b/>
+        </w:rPr>
+        <w:t xml:space="preserve">31 页</w:t>
+      </w:r>
+      <w:r>
+        <w:t xml:space="preserve">（29 张插图）、说明书 Word 版与底稿 Word 版，</w:t>
+      </w:r>
+      <w:r>
+        <w:rPr>
+          <w:rStyle w:val="VerbatimChar"/>
+        </w:rPr>
+        <w:t xml:space="preserve">check_materials</w:t>
+      </w:r>
+      <w:r>
+        <w:t xml:space="preserve"> </w:t>
+      </w:r>
+      <w:r>
+        <w:rPr>
+          <w:bCs/>
+          <w:b/>
+        </w:rPr>
+        <w:t xml:space="preserve">22 项全部符合</w:t>
+      </w:r>
+      <w:r>
+        <w:t xml:space="preserve">。</w:t>
+      </w:r>
+    </w:p>
+    <w:p>
+      <w:pPr>
+        <w:pStyle w:val="BodyText"/>
+      </w:pPr>
+      <w:r>
+        <w:t xml:space="preserve">（四）</w:t>
+      </w:r>
+      <w:r>
+        <w:rPr>
+          <w:bCs/>
+          <w:b/>
+        </w:rPr>
+        <w:t xml:space="preserve">本轮按用户决定保留、未改动的两项</w:t>
+      </w:r>
+      <w:r>
+        <w:t xml:space="preserve">：</w:t>
+      </w:r>
+    </w:p>
+    <w:p>
+      <w:pPr>
+        <w:pStyle w:val="BodyText"/>
+      </w:pPr>
+      <w:r>
+        <w:t xml:space="preserve">一、</w:t>
+      </w:r>
+      <w:r>
+        <w:rPr>
+          <w:bCs/>
+          <w:b/>
+        </w:rPr>
+        <w:t xml:space="preserve">限制性指标仍为五项</w:t>
+      </w:r>
+      <w:r>
+        <w:t xml:space="preserve">（政策约束、区位约束、土壤污染、地质灾害、耕地属性）—— 最新版论文写的是「四项」（政策、区位约束、土壤污染、地质环境），差在「耕地属性」。保留现状意味着</w:t>
+      </w:r>
+      <w:r>
+        <w:rPr>
+          <w:bCs/>
+          <w:b/>
+        </w:rPr>
+        <w:t xml:space="preserve">材料与软件一致、但与最新版论文的这一条不一致</w:t>
+      </w:r>
+      <w:r>
+        <w:t xml:space="preserve">；说明书与底稿仍按五项描述（软著材料里不体现论文，因此不存在文字冲突）。若要改成四项，需同步改界面、模型、种子数据、验证算例与 3 套自检。</w:t>
+      </w:r>
+    </w:p>
+    <w:p>
+      <w:pPr>
+        <w:pStyle w:val="BodyText"/>
+      </w:pPr>
+      <w:r>
+        <w:t xml:space="preserve">二、</w:t>
+      </w:r>
+      <w:r>
+        <w:rPr>
+          <w:bCs/>
+          <w:b/>
+        </w:rPr>
+        <w:t xml:space="preserve">坡度标准化仍按 (90−坡度)/(90−25) 线性折减</w:t>
+      </w:r>
+      <w:r>
+        <w:t xml:space="preserve">（论文只给出 25° 分界、未给区间外折算方式），说明书 4.1 已写明这是工程补充；系统单元得分与论文表 5 所载单元得分的差异主要来自此处。</w:t>
+      </w:r>
+    </w:p>
+    <w:p>
+      <w:pPr>
+        <w:pStyle w:val="BodyText"/>
+      </w:pPr>
+      <w:r>
+        <w:t xml:space="preserve">（五）</w:t>
+      </w:r>
+      <w:r>
+        <w:rPr>
+          <w:bCs/>
+          <w:b/>
+        </w:rPr>
+        <w:t xml:space="preserve">软著形式规则遵守情况</w:t>
+      </w:r>
+      <w:r>
+        <w:t xml:space="preserve">：源程序 277 页（每页 50 行、页眉「软件全称 + V1.0」、右上角连续页码、末页为结束页）、提交版 60 页（前 30 + 后 30）、说明书 31 页（页眉版本号与源程序、底稿一致，页码自目录起编号）；说明书与底稿全文不含「论文」字样；底稿「主要功能描述」1094 字（要求 500–1300）。</w:t>
+      </w:r>
+    </w:p>
+    <w:bookmarkEnd w:id="22"/>
+    <w:bookmarkStart w:id="23" w:name="X86c283014dd504dd7e19a1eb6fecac95aab9a1a"/>
+    <w:p>
+      <w:pPr>
+        <w:pStyle w:val="Heading3"/>
+      </w:pPr>
+      <w:r>
         <w:t xml:space="preserve">2026-10-02</w:t>
       </w:r>
     </w:p>
@@ -1528,8 +2141,8 @@
         <w:t xml:space="preserve">，写入含该列的行成功；真库不动，启动时会自动补齐。</w:t>
       </w:r>
     </w:p>
-    <w:bookmarkEnd w:id="22"/>
-    <w:bookmarkStart w:id="23" w:name="Xb9a0fa8b33a3a898ac1ef5fcf20ef98338f7d1a"/>
+    <w:bookmarkEnd w:id="23"/>
+    <w:bookmarkStart w:id="24" w:name="Xb9a0fa8b33a3a898ac1ef5fcf20ef98338f7d1a"/>
     <w:p>
       <w:pPr>
         <w:pStyle w:val="Heading3"/>
@@ -3144,8 +3757,8 @@
         <w:t xml:space="preserve">。</w:t>
       </w:r>
     </w:p>
-    <w:bookmarkEnd w:id="23"/>
-    <w:bookmarkStart w:id="24" w:name="Xa97bbd8278a9ede502956d710cb6baf398187db"/>
+    <w:bookmarkEnd w:id="24"/>
+    <w:bookmarkStart w:id="25" w:name="Xa97bbd8278a9ede502956d710cb6baf398187db"/>
     <w:p>
       <w:pPr>
         <w:pStyle w:val="Heading3"/>
@@ -6369,8 +6982,8 @@
         <w:t xml:space="preserve">全项通过（本机偏移 8:00，UTC 15:33:28 → 23:33:28）；截图与 PDF 重跑后，操作日志、评价时间、报告生成时间三者口径一致。</w:t>
       </w:r>
     </w:p>
-    <w:bookmarkEnd w:id="24"/>
-    <w:bookmarkStart w:id="25" w:name="Xdd7083db5d65ace979c7a3d1f698cf638c23880"/>
+    <w:bookmarkEnd w:id="25"/>
+    <w:bookmarkStart w:id="26" w:name="Xdd7083db5d65ace979c7a3d1f698cf638c23880"/>
     <w:p>
       <w:pPr>
         <w:pStyle w:val="Heading3"/>
@@ -9456,8 +10069,8 @@
         <w:t xml:space="preserve">。</w:t>
       </w:r>
     </w:p>
-    <w:bookmarkEnd w:id="25"/>
-    <w:bookmarkStart w:id="26" w:name="X3c6dd43a566e1cd290d07379a3cc724b1e5c230"/>
+    <w:bookmarkEnd w:id="26"/>
+    <w:bookmarkStart w:id="27" w:name="X3c6dd43a566e1cd290d07379a3cc724b1e5c230"/>
     <w:p>
       <w:pPr>
         <w:pStyle w:val="Heading3"/>
@@ -10657,9 +11270,9 @@
         </w:pict>
       </w:r>
     </w:p>
-    <w:bookmarkEnd w:id="26"/>
     <w:bookmarkEnd w:id="27"/>
-    <w:bookmarkStart w:id="28" w:name="四遗留与待办"/>
+    <w:bookmarkEnd w:id="28"/>
+    <w:bookmarkStart w:id="29" w:name="四遗留与待办"/>
     <w:p>
       <w:pPr>
         <w:pStyle w:val="Heading2"/>
@@ -10853,8 +11466,8 @@
         </w:tc>
       </w:tr>
     </w:tbl>
-    <w:bookmarkEnd w:id="28"/>
     <w:bookmarkEnd w:id="29"/>
+    <w:bookmarkEnd w:id="30"/>
     <w:sectPr/>
   </w:body>
 </w:document>

--- a/文档/开发日志.docx
+++ b/文档/开发日志.docx
@@ -28,7 +28,7 @@
         </w:p>
       </w:sdtContent>
     </w:sdt>
-    <w:bookmarkStart w:id="30" w:name="开发日志"/>
+    <w:bookmarkStart w:id="31" w:name="开发日志"/>
     <w:p>
       <w:pPr>
         <w:pStyle w:val="Heading1"/>
@@ -883,7 +883,7 @@
       </w:r>
     </w:p>
     <w:bookmarkEnd w:id="21"/>
-    <w:bookmarkStart w:id="28" w:name="三改动明细"/>
+    <w:bookmarkStart w:id="29" w:name="三改动明细"/>
     <w:p>
       <w:pPr>
         <w:pStyle w:val="Heading2"/>
@@ -906,6 +906,703 @@
         <w:pStyle w:val="FirstParagraph"/>
       </w:pPr>
       <w:r>
+        <w:t xml:space="preserve">14:40</w:t>
+      </w:r>
+      <w:r>
+        <w:t xml:space="preserve"> </w:t>
+      </w:r>
+      <w:r>
+        <w:rPr>
+          <w:bCs/>
+          <w:b/>
+        </w:rPr>
+        <w:t xml:space="preserve">测试</w:t>
+      </w:r>
+      <w:r>
+        <w:t xml:space="preserve"> </w:t>
+      </w:r>
+      <w:r>
+        <w:t xml:space="preserve">整体测试与边界专项：新增第 19 套自检，修掉「自检夹具留下孤儿数据」的根因</w:t>
+      </w:r>
+    </w:p>
+    <w:p>
+      <w:pPr>
+        <w:pStyle w:val="BodyText"/>
+      </w:pPr>
+      <w:r>
+        <w:t xml:space="preserve">（一）原因：用户要求「整体测试一下系统，看看是否符合软著水准；要好好测试，包括各种边界情况」。按「先基线、再边界、再探测、最后修复回归」推进，并把边界用例沉淀成常驻自检。</w:t>
+      </w:r>
+    </w:p>
+    <w:p>
+      <w:pPr>
+        <w:pStyle w:val="BodyText"/>
+      </w:pPr>
+      <w:r>
+        <w:t xml:space="preserve">（二）</w:t>
+      </w:r>
+      <w:r>
+        <w:rPr>
+          <w:bCs/>
+          <w:b/>
+        </w:rPr>
+        <w:t xml:space="preserve">发现并修掉的问题</w:t>
+      </w:r>
+      <w:r>
+        <w:t xml:space="preserve">（都是实测出来的，不是推测）：</w:t>
+      </w:r>
+    </w:p>
+    <w:p>
+      <w:pPr>
+        <w:pStyle w:val="BodyText"/>
+      </w:pPr>
+      <w:r>
+        <w:t xml:space="preserve">1）</w:t>
+      </w:r>
+      <w:r>
+        <w:rPr>
+          <w:bCs/>
+          <w:b/>
+        </w:rPr>
+        <w:t xml:space="preserve">自检夹具会在演示库里留下孤儿数据</w:t>
+      </w:r>
+      <w:r>
+        <w:t xml:space="preserve">（本轮最要紧的一处）：</w:t>
+      </w:r>
+      <w:r>
+        <w:rPr>
+          <w:rStyle w:val="VerbatimChar"/>
+        </w:rPr>
+        <w:t xml:space="preserve">测试/test_workflow.py</w:t>
+      </w:r>
+      <w:r>
+        <w:t xml:space="preserve"> </w:t>
+      </w:r>
+      <w:r>
+        <w:t xml:space="preserve">的</w:t>
+      </w:r>
+      <w:r>
+        <w:t xml:space="preserve"> </w:t>
+      </w:r>
+      <w:r>
+        <w:rPr>
+          <w:rStyle w:val="VerbatimChar"/>
+        </w:rPr>
+        <w:t xml:space="preserve">purge_fixtures()</w:t>
+      </w:r>
+      <w:r>
+        <w:t xml:space="preserve"> </w:t>
+      </w:r>
+      <w:r>
+        <w:t xml:space="preserve">用</w:t>
+      </w:r>
+      <w:r>
+        <w:t xml:space="preserve"> </w:t>
+      </w:r>
+      <w:r>
+        <w:rPr>
+          <w:rStyle w:val="VerbatimChar"/>
+        </w:rPr>
+        <w:t xml:space="preserve">db.session.delete(patch/project)</w:t>
+      </w:r>
+      <w:r>
+        <w:t xml:space="preserve"> </w:t>
+      </w:r>
+      <w:r>
+        <w:t xml:space="preserve">删夹具，图斑下面的</w:t>
+      </w:r>
+      <w:r>
+        <w:t xml:space="preserve"> </w:t>
+      </w:r>
+      <w:r>
+        <w:rPr>
+          <w:rStyle w:val="VerbatimChar"/>
+        </w:rPr>
+        <w:t xml:space="preserve">indicator_data</w:t>
+      </w:r>
+      <w:r>
+        <w:t xml:space="preserve">、</w:t>
+      </w:r>
+      <w:r>
+        <w:rPr>
+          <w:rStyle w:val="VerbatimChar"/>
+        </w:rPr>
+        <w:t xml:space="preserve">constraint_checks</w:t>
+      </w:r>
+      <w:r>
+        <w:t xml:space="preserve">、</w:t>
+      </w:r>
+      <w:r>
+        <w:rPr>
+          <w:rStyle w:val="VerbatimChar"/>
+        </w:rPr>
+        <w:t xml:space="preserve">reference_ecosystems</w:t>
+      </w:r>
+      <w:r>
+        <w:t xml:space="preserve">、</w:t>
+      </w:r>
+      <w:r>
+        <w:rPr>
+          <w:rStyle w:val="VerbatimChar"/>
+        </w:rPr>
+        <w:t xml:space="preserve">evaluation_results</w:t>
+      </w:r>
+      <w:r>
+        <w:t xml:space="preserve">、</w:t>
+      </w:r>
+      <w:r>
+        <w:rPr>
+          <w:rStyle w:val="VerbatimChar"/>
+        </w:rPr>
+        <w:t xml:space="preserve">score_details</w:t>
+      </w:r>
+      <w:r>
+        <w:t xml:space="preserve"> </w:t>
+      </w:r>
+      <w:r>
+        <w:t xml:space="preserve">没有级联清理（只有</w:t>
+      </w:r>
+      <w:r>
+        <w:t xml:space="preserve"> </w:t>
+      </w:r>
+      <w:r>
+        <w:rPr>
+          <w:rStyle w:val="VerbatimChar"/>
+        </w:rPr>
+        <w:t xml:space="preserve">app/services/cleanup.py</w:t>
+      </w:r>
+      <w:r>
+        <w:t xml:space="preserve"> </w:t>
+      </w:r>
+      <w:r>
+        <w:t xml:space="preserve">会清）。实测库里已残留</w:t>
+      </w:r>
+      <w:r>
+        <w:t xml:space="preserve"> </w:t>
+      </w:r>
+      <w:r>
+        <w:rPr>
+          <w:bCs/>
+          <w:b/>
+        </w:rPr>
+        <w:t xml:space="preserve">1 条 indicator_data + 3 条 constraint_checks</w:t>
+      </w:r>
+      <w:r>
+        <w:t xml:space="preserve">。危害不只是脏数据：孤儿的</w:t>
+      </w:r>
+      <w:r>
+        <w:t xml:space="preserve"> </w:t>
+      </w:r>
+      <w:r>
+        <w:rPr>
+          <w:rStyle w:val="VerbatimChar"/>
+        </w:rPr>
+        <w:t xml:space="preserve">unit_id</w:t>
+      </w:r>
+      <w:r>
+        <w:t xml:space="preserve"> </w:t>
+      </w:r>
+      <w:r>
+        <w:t xml:space="preserve">会占住自增号，新建同号单元时直接</w:t>
+      </w:r>
+      <w:r>
+        <w:t xml:space="preserve"> </w:t>
+      </w:r>
+      <w:r>
+        <w:rPr>
+          <w:rStyle w:val="VerbatimChar"/>
+        </w:rPr>
+        <w:t xml:space="preserve">UNIQUE constraint failed</w:t>
+      </w:r>
+      <w:r>
+        <w:t xml:space="preserve"> </w:t>
+      </w:r>
+      <w:r>
+        <w:t xml:space="preserve">插不进去（我的边界自检就是这么被撞出来的）。</w:t>
+      </w:r>
+      <w:r>
+        <w:t xml:space="preserve"> </w:t>
+      </w:r>
+      <w:r>
+        <w:t xml:space="preserve">　　修法分三层：①</w:t>
+      </w:r>
+      <w:r>
+        <w:rPr>
+          <w:rStyle w:val="VerbatimChar"/>
+        </w:rPr>
+        <w:t xml:space="preserve">app/services/cleanup.py</w:t>
+      </w:r>
+      <w:r>
+        <w:t xml:space="preserve"> </w:t>
+      </w:r>
+      <w:r>
+        <w:t xml:space="preserve">新增</w:t>
+      </w:r>
+      <w:r>
+        <w:t xml:space="preserve"> </w:t>
+      </w:r>
+      <w:r>
+        <w:rPr>
+          <w:rStyle w:val="VerbatimChar"/>
+        </w:rPr>
+        <w:t xml:space="preserve">ORPHAN_RULES</w:t>
+      </w:r>
+      <w:r>
+        <w:t xml:space="preserve"> </w:t>
+      </w:r>
+      <w:r>
+        <w:t xml:space="preserve">与</w:t>
+      </w:r>
+      <w:r>
+        <w:t xml:space="preserve"> </w:t>
+      </w:r>
+      <w:r>
+        <w:rPr>
+          <w:rStyle w:val="VerbatimChar"/>
+        </w:rPr>
+        <w:t xml:space="preserve">purge_orphans(apply=False)</w:t>
+      </w:r>
+      <w:r>
+        <w:t xml:space="preserve">，把孤儿判定集中成一份；②</w:t>
+      </w:r>
+      <w:r>
+        <w:rPr>
+          <w:rStyle w:val="VerbatimChar"/>
+        </w:rPr>
+        <w:t xml:space="preserve">工具/清理孤儿数据.py</w:t>
+      </w:r>
+      <w:r>
+        <w:t xml:space="preserve">、</w:t>
+      </w:r>
+      <w:r>
+        <w:rPr>
+          <w:rStyle w:val="VerbatimChar"/>
+        </w:rPr>
+        <w:t xml:space="preserve">seed_demo.clean_case()</w:t>
+      </w:r>
+      <w:r>
+        <w:t xml:space="preserve">、</w:t>
+      </w:r>
+      <w:r>
+        <w:rPr>
+          <w:rStyle w:val="VerbatimChar"/>
+        </w:rPr>
+        <w:t xml:space="preserve">verify_all</w:t>
+      </w:r>
+      <w:r>
+        <w:t xml:space="preserve"> </w:t>
+      </w:r>
+      <w:r>
+        <w:t xml:space="preserve">全部改用它（原先各写一份 SQL）；③各套自检的夹具清理统一改走</w:t>
+      </w:r>
+      <w:r>
+        <w:t xml:space="preserve"> </w:t>
+      </w:r>
+      <w:r>
+        <w:rPr>
+          <w:rStyle w:val="VerbatimChar"/>
+        </w:rPr>
+        <w:t xml:space="preserve">cleanup.delete_project/delete_patch</w:t>
+      </w:r>
+      <w:r>
+        <w:t xml:space="preserve">（test_workflow、test_weights、test_new_features、test_web_modules、test_unit_config）。库里现有 4 条孤儿已用</w:t>
+      </w:r>
+      <w:r>
+        <w:t xml:space="preserve"> </w:t>
+      </w:r>
+      <w:r>
+        <w:rPr>
+          <w:rStyle w:val="VerbatimChar"/>
+        </w:rPr>
+        <w:t xml:space="preserve">--apply</w:t>
+      </w:r>
+      <w:r>
+        <w:t xml:space="preserve"> </w:t>
+      </w:r>
+      <w:r>
+        <w:t xml:space="preserve">清掉，复查为 0。</w:t>
+      </w:r>
+    </w:p>
+    <w:p>
+      <w:pPr>
+        <w:pStyle w:val="BodyText"/>
+      </w:pPr>
+      <w:r>
+        <w:t xml:space="preserve">2）</w:t>
+      </w:r>
+      <w:r>
+        <w:rPr>
+          <w:bCs/>
+          <w:b/>
+        </w:rPr>
+        <w:t xml:space="preserve">文本字段没有长度校验</w:t>
+      </w:r>
+      <w:r>
+        <w:t xml:space="preserve">：SQLite 不强制</w:t>
+      </w:r>
+      <w:r>
+        <w:t xml:space="preserve"> </w:t>
+      </w:r>
+      <w:r>
+        <w:rPr>
+          <w:rStyle w:val="VerbatimChar"/>
+        </w:rPr>
+        <w:t xml:space="preserve">String(128)</w:t>
+      </w:r>
+      <w:r>
+        <w:t xml:space="preserve">，实测</w:t>
+      </w:r>
+      <w:r>
+        <w:t xml:space="preserve"> </w:t>
+      </w:r>
+      <w:r>
+        <w:rPr>
+          <w:bCs/>
+          <w:b/>
+        </w:rPr>
+        <w:t xml:space="preserve">300 字的项目名照样落库</w:t>
+      </w:r>
+      <w:r>
+        <w:t xml:space="preserve">（换 MySQL/PostgreSQL 会直接报错，界面版式也会被撑坏）。新增</w:t>
+      </w:r>
+      <w:r>
+        <w:t xml:space="preserve"> </w:t>
+      </w:r>
+      <w:r>
+        <w:rPr>
+          <w:rStyle w:val="VerbatimChar"/>
+        </w:rPr>
+        <w:t xml:space="preserve">app/utils/parsing.py: parse_text()</w:t>
+      </w:r>
+      <w:r>
+        <w:t xml:space="preserve">（去空白／必填／长度），接到项目名称与编号、图斑名称与行政区／矿种／开采方式、标准省份／名称／文号上；超长给出「不能超过 128 个字符（当前 300 个）」这类中文提示。</w:t>
+      </w:r>
+    </w:p>
+    <w:p>
+      <w:pPr>
+        <w:pStyle w:val="BodyText"/>
+      </w:pPr>
+      <w:r>
+        <w:t xml:space="preserve">3）</w:t>
+      </w:r>
+      <w:r>
+        <w:rPr>
+          <w:bCs/>
+          <w:b/>
+        </w:rPr>
+        <w:t xml:space="preserve">图表对空值不设防</w:t>
+      </w:r>
+      <w:r>
+        <w:t xml:space="preserve">：</w:t>
+      </w:r>
+      <w:r>
+        <w:rPr>
+          <w:rStyle w:val="VerbatimChar"/>
+        </w:rPr>
+        <w:t xml:space="preserve">charts.hbars([("平台", None, "—")])</w:t>
+      </w:r>
+      <w:r>
+        <w:t xml:space="preserve"> </w:t>
+      </w:r>
+      <w:r>
+        <w:t xml:space="preserve">直接</w:t>
+      </w:r>
+      <w:r>
+        <w:t xml:space="preserve"> </w:t>
+      </w:r>
+      <w:r>
+        <w:rPr>
+          <w:rStyle w:val="VerbatimChar"/>
+        </w:rPr>
+        <w:t xml:space="preserve">float(None)</w:t>
+      </w:r>
+      <w:r>
+        <w:t xml:space="preserve"> </w:t>
+      </w:r>
+      <w:r>
+        <w:t xml:space="preserve">抛异常（正常流程拿不到 None，但手工改库或导入脏数据会 500）。新增</w:t>
+      </w:r>
+      <w:r>
+        <w:t xml:space="preserve"> </w:t>
+      </w:r>
+      <w:r>
+        <w:rPr>
+          <w:rStyle w:val="VerbatimChar"/>
+        </w:rPr>
+        <w:t xml:space="preserve">_num()</w:t>
+      </w:r>
+      <w:r>
+        <w:t xml:space="preserve">，空值按 0 处理。</w:t>
+      </w:r>
+    </w:p>
+    <w:p>
+      <w:pPr>
+        <w:pStyle w:val="BodyText"/>
+      </w:pPr>
+      <w:r>
+        <w:t xml:space="preserve">（三）</w:t>
+      </w:r>
+      <w:r>
+        <w:rPr>
+          <w:bCs/>
+          <w:b/>
+        </w:rPr>
+        <w:t xml:space="preserve">新增</w:t>
+      </w:r>
+      <w:r>
+        <w:rPr>
+          <w:bCs/>
+          <w:b/>
+        </w:rPr>
+        <w:t xml:space="preserve"> </w:t>
+      </w:r>
+      <w:r>
+        <w:rPr>
+          <w:rStyle w:val="VerbatimChar"/>
+          <w:bCs/>
+          <w:b/>
+        </w:rPr>
+        <w:t xml:space="preserve">测试/test_edge_cases.py</w:t>
+      </w:r>
+      <w:r>
+        <w:rPr>
+          <w:bCs/>
+          <w:b/>
+        </w:rPr>
+        <w:t xml:space="preserve">（第 19 套自检，约 90 项断言）</w:t>
+      </w:r>
+      <w:r>
+        <w:t xml:space="preserve">，分十节：</w:t>
+      </w:r>
+      <w:r>
+        <w:t xml:space="preserve"> </w:t>
+      </w:r>
+      <w:r>
+        <w:t xml:space="preserve">　　一、数值边界：越大越优/越小越优在 0、理想值、极值、越界处的取值；pH 区间与容差端点（5/9/4/10）；坡度 0/25/25.0001/90/120；坡向未知值；污染指标八项全极值/全超极值/只填一项；等级阈值 0.2999/0.3/0.6999/0.7；岩质边坡即使填了土壤、平台即使填了坡度也不计入；所有指标缺失时不抛异常且得分仍在 0~1。</w:t>
+      </w:r>
+      <w:r>
+        <w:t xml:space="preserve"> </w:t>
+      </w:r>
+      <w:r>
+        <w:t xml:space="preserve">　　二、录入边界：非法单元类型、重复单元类型、面积非数字/负数、空项目名、AHP 矩阵填 0/非数字/1e400、pH=15、覆盖度=120、重金属负数与非数字——逐项确认「给中文提示 + 不落库」，并加了</w:t>
+      </w:r>
+      <w:r>
+        <w:rPr>
+          <w:bCs/>
+          <w:b/>
+        </w:rPr>
+        <w:t xml:space="preserve">会话守卫</w:t>
+      </w:r>
+      <w:r>
+        <w:t xml:space="preserve">（POST 后必须仍是登录态），避免「被踢回登录页」被误判成「被拒」。</w:t>
+      </w:r>
+      <w:r>
+        <w:t xml:space="preserve"> </w:t>
+      </w:r>
+      <w:r>
+        <w:t xml:space="preserve">　　三、流程门禁：占比合计不为 100%、限制性判定未通过、指标缺项、未评价就导报告——四种情况都被拦下且不生成评价记录；齐备后可评价、记录入库、带参数快照、占比自动归一。</w:t>
+      </w:r>
+      <w:r>
+        <w:t xml:space="preserve"> </w:t>
+      </w:r>
+      <w:r>
+        <w:t xml:space="preserve">　　四、输入清洗：搜索</w:t>
+      </w:r>
+      <w:r>
+        <w:t xml:space="preserve"> </w:t>
+      </w:r>
+      <w:r>
+        <w:rPr>
+          <w:rStyle w:val="VerbatimChar"/>
+        </w:rPr>
+        <w:t xml:space="preserve">' OR 1=1 --</w:t>
+      </w:r>
+      <w:r>
+        <w:t xml:space="preserve">、</w:t>
+      </w:r>
+      <w:r>
+        <w:rPr>
+          <w:rStyle w:val="VerbatimChar"/>
+        </w:rPr>
+        <w:t xml:space="preserve">&lt;script&gt;</w:t>
+      </w:r>
+      <w:r>
+        <w:t xml:space="preserve">、超长关键词；项目名里的脚本被转义；日志页页码超大/为负/非数字；AHP 层级非法与越界；旧入口</w:t>
+      </w:r>
+      <w:r>
+        <w:t xml:space="preserve"> </w:t>
+      </w:r>
+      <w:r>
+        <w:rPr>
+          <w:rStyle w:val="VerbatimChar"/>
+        </w:rPr>
+        <w:t xml:space="preserve">/logs</w:t>
+      </w:r>
+      <w:r>
+        <w:t xml:space="preserve"> </w:t>
+      </w:r>
+      <w:r>
+        <w:t xml:space="preserve">会跳到个人设置的日志页。</w:t>
+      </w:r>
+      <w:r>
+        <w:t xml:space="preserve"> </w:t>
+      </w:r>
+      <w:r>
+        <w:t xml:space="preserve">　　五、批量导入：无文件、错扩展名、只有表头、单元类型不属于本图斑、合法行、缺列、超范围、伪造的 .xlsx（给「解析失败」而不是 500）、旧版 .xls。</w:t>
+      </w:r>
+      <w:r>
+        <w:t xml:space="preserve"> </w:t>
+      </w:r>
+      <w:r>
+        <w:t xml:space="preserve">　　六、权限与 CSRF：六个业务页未登录均跳登录页；操作员访问新增账号 403、账号列表被兜回个人设置、看不到日志分类；开启 CSRF 时无令牌提交不会登录成功、带令牌可正常登录；404 是中文错误页。</w:t>
+      </w:r>
+      <w:r>
+        <w:t xml:space="preserve"> </w:t>
+      </w:r>
+      <w:r>
+        <w:t xml:space="preserve">　　七、结论对照与导出：辽宁图斑能对上省级文件、结论只有三种取值、定性要求如实标「待人工判断」、未收录省份给明确提示、Word 报告与打印模板都含对照小节。</w:t>
+      </w:r>
+      <w:r>
+        <w:t xml:space="preserve"> </w:t>
+      </w:r>
+      <w:r>
+        <w:t xml:space="preserve">　　八、删除与孤儿数据：删项目后子表无孤儿（回归保护）。</w:t>
+      </w:r>
+      <w:r>
+        <w:t xml:space="preserve"> </w:t>
+      </w:r>
+      <w:r>
+        <w:t xml:space="preserve">　　九、超长输入与图表：300 字项目名／200 字图斑名／300 字标准名被拒、标准缺省份被拒、空数据与全 0 的图表给「暂无数据」占位、得分为空按 0 处理、2 阶 AHP 矩阵权重归一且 CR=0。</w:t>
+      </w:r>
+      <w:r>
+        <w:t xml:space="preserve"> </w:t>
+      </w:r>
+      <w:r>
+        <w:t xml:space="preserve">　　十、空库状态：清空项目后首页/项目/单元/指标/判定/评价/报告/标准/对照/AHP 十个页面仍可打开，导入模板仍可下载。</w:t>
+      </w:r>
+    </w:p>
+    <w:p>
+      <w:pPr>
+        <w:pStyle w:val="BodyText"/>
+      </w:pPr>
+      <w:r>
+        <w:t xml:space="preserve">（四）</w:t>
+      </w:r>
+      <w:r>
+        <w:rPr>
+          <w:bCs/>
+          <w:b/>
+        </w:rPr>
+        <w:t xml:space="preserve">落进最终验收的常态检查</w:t>
+      </w:r>
+      <w:r>
+        <w:t xml:space="preserve">：</w:t>
+      </w:r>
+      <w:r>
+        <w:rPr>
+          <w:rStyle w:val="VerbatimChar"/>
+        </w:rPr>
+        <w:t xml:space="preserve">工具/verify_all.py</w:t>
+      </w:r>
+      <w:r>
+        <w:t xml:space="preserve"> </w:t>
+      </w:r>
+      <w:r>
+        <w:t xml:space="preserve">跑完 19 套自检后，自动用</w:t>
+      </w:r>
+      <w:r>
+        <w:t xml:space="preserve"> </w:t>
+      </w:r>
+      <w:r>
+        <w:rPr>
+          <w:rStyle w:val="VerbatimChar"/>
+        </w:rPr>
+        <w:t xml:space="preserve">cleanup.purge_orphans()</w:t>
+      </w:r>
+      <w:r>
+        <w:t xml:space="preserve"> </w:t>
+      </w:r>
+      <w:r>
+        <w:t xml:space="preserve">核对「各子表均无孤儿行」，有残留就点名是哪张表 —— 这样以后哪套自检再漏清理，会被当场挡住，而不是等它污染截图与材料。</w:t>
+      </w:r>
+    </w:p>
+    <w:p>
+      <w:pPr>
+        <w:pStyle w:val="BodyText"/>
+      </w:pPr>
+      <w:r>
+        <w:t xml:space="preserve">（五）验证：</w:t>
+      </w:r>
+      <w:r>
+        <w:rPr>
+          <w:bCs/>
+          <w:b/>
+        </w:rPr>
+        <w:t xml:space="preserve">19/19 套自检通过</w:t>
+      </w:r>
+      <w:r>
+        <w:t xml:space="preserve">、库里</w:t>
+      </w:r>
+      <w:r>
+        <w:t xml:space="preserve"> </w:t>
+      </w:r>
+      <w:r>
+        <w:rPr>
+          <w:bCs/>
+          <w:b/>
+        </w:rPr>
+        <w:t xml:space="preserve">0 条孤儿</w:t>
+      </w:r>
+      <w:r>
+        <w:t xml:space="preserve">；</w:t>
+      </w:r>
+      <w:r>
+        <w:rPr>
+          <w:rStyle w:val="VerbatimChar"/>
+        </w:rPr>
+        <w:t xml:space="preserve">check_materials</w:t>
+      </w:r>
+      <w:r>
+        <w:t xml:space="preserve"> </w:t>
+      </w:r>
+      <w:r>
+        <w:rPr>
+          <w:bCs/>
+          <w:b/>
+        </w:rPr>
+        <w:t xml:space="preserve">22 项全部符合</w:t>
+      </w:r>
+      <w:r>
+        <w:t xml:space="preserve">；源程序 PDF 重跑</w:t>
+      </w:r>
+      <w:r>
+        <w:t xml:space="preserve"> </w:t>
+      </w:r>
+      <w:r>
+        <w:rPr>
+          <w:bCs/>
+          <w:b/>
+        </w:rPr>
+        <w:t xml:space="preserve">278 页</w:t>
+      </w:r>
+      <w:r>
+        <w:t xml:space="preserve">（提交版 60 页）、说明书 31 页、截图 28 张。测试手段上坦白一句：本轮没有做并发/压力测试，也没有跨浏览器逐项对照，界面可用性靠截图脚本逐页 200 与人工抽查。</w:t>
+      </w:r>
+    </w:p>
+    <w:bookmarkEnd w:id="22"/>
+    <w:bookmarkStart w:id="23" w:name="X529b22aec608a018356720c6131feb8a2896b40"/>
+    <w:p>
+      <w:pPr>
+        <w:pStyle w:val="Heading3"/>
+      </w:pPr>
+      <w:r>
+        <w:t xml:space="preserve">2026-10-08</w:t>
+      </w:r>
+    </w:p>
+    <w:p>
+      <w:pPr>
+        <w:pStyle w:val="FirstParagraph"/>
+      </w:pPr>
+      <w:r>
         <w:t xml:space="preserve">13:20</w:t>
       </w:r>
       <w:r>
@@ -1504,8 +2201,8 @@
         <w:t xml:space="preserve">：源程序 277 页（每页 50 行、页眉「软件全称 + V1.0」、右上角连续页码、末页为结束页）、提交版 60 页（前 30 + 后 30）、说明书 31 页（页眉版本号与源程序、底稿一致，页码自目录起编号）；说明书与底稿全文不含「论文」字样；底稿「主要功能描述」1094 字（要求 500–1300）。</w:t>
       </w:r>
     </w:p>
-    <w:bookmarkEnd w:id="22"/>
-    <w:bookmarkStart w:id="23" w:name="X86c283014dd504dd7e19a1eb6fecac95aab9a1a"/>
+    <w:bookmarkEnd w:id="23"/>
+    <w:bookmarkStart w:id="24" w:name="X86c283014dd504dd7e19a1eb6fecac95aab9a1a"/>
     <w:p>
       <w:pPr>
         <w:pStyle w:val="Heading3"/>
@@ -2141,8 +2838,8 @@
         <w:t xml:space="preserve">，写入含该列的行成功；真库不动，启动时会自动补齐。</w:t>
       </w:r>
     </w:p>
-    <w:bookmarkEnd w:id="23"/>
-    <w:bookmarkStart w:id="24" w:name="Xb9a0fa8b33a3a898ac1ef5fcf20ef98338f7d1a"/>
+    <w:bookmarkEnd w:id="24"/>
+    <w:bookmarkStart w:id="25" w:name="Xb9a0fa8b33a3a898ac1ef5fcf20ef98338f7d1a"/>
     <w:p>
       <w:pPr>
         <w:pStyle w:val="Heading3"/>
@@ -3757,8 +4454,8 @@
         <w:t xml:space="preserve">。</w:t>
       </w:r>
     </w:p>
-    <w:bookmarkEnd w:id="24"/>
-    <w:bookmarkStart w:id="25" w:name="Xa97bbd8278a9ede502956d710cb6baf398187db"/>
+    <w:bookmarkEnd w:id="25"/>
+    <w:bookmarkStart w:id="26" w:name="Xa97bbd8278a9ede502956d710cb6baf398187db"/>
     <w:p>
       <w:pPr>
         <w:pStyle w:val="Heading3"/>
@@ -6982,8 +7679,8 @@
         <w:t xml:space="preserve">全项通过（本机偏移 8:00，UTC 15:33:28 → 23:33:28）；截图与 PDF 重跑后，操作日志、评价时间、报告生成时间三者口径一致。</w:t>
       </w:r>
     </w:p>
-    <w:bookmarkEnd w:id="25"/>
-    <w:bookmarkStart w:id="26" w:name="Xdd7083db5d65ace979c7a3d1f698cf638c23880"/>
+    <w:bookmarkEnd w:id="26"/>
+    <w:bookmarkStart w:id="27" w:name="Xdd7083db5d65ace979c7a3d1f698cf638c23880"/>
     <w:p>
       <w:pPr>
         <w:pStyle w:val="Heading3"/>
@@ -10069,8 +10766,8 @@
         <w:t xml:space="preserve">。</w:t>
       </w:r>
     </w:p>
-    <w:bookmarkEnd w:id="26"/>
-    <w:bookmarkStart w:id="27" w:name="X3c6dd43a566e1cd290d07379a3cc724b1e5c230"/>
+    <w:bookmarkEnd w:id="27"/>
+    <w:bookmarkStart w:id="28" w:name="X3c6dd43a566e1cd290d07379a3cc724b1e5c230"/>
     <w:p>
       <w:pPr>
         <w:pStyle w:val="Heading3"/>
@@ -11270,9 +11967,9 @@
         </w:pict>
       </w:r>
     </w:p>
-    <w:bookmarkEnd w:id="27"/>
     <w:bookmarkEnd w:id="28"/>
-    <w:bookmarkStart w:id="29" w:name="四遗留与待办"/>
+    <w:bookmarkEnd w:id="29"/>
+    <w:bookmarkStart w:id="30" w:name="四遗留与待办"/>
     <w:p>
       <w:pPr>
         <w:pStyle w:val="Heading2"/>
@@ -11466,8 +12163,8 @@
         </w:tc>
       </w:tr>
     </w:tbl>
-    <w:bookmarkEnd w:id="29"/>
     <w:bookmarkEnd w:id="30"/>
+    <w:bookmarkEnd w:id="31"/>
     <w:sectPr/>
   </w:body>
 </w:document>

--- a/文档/开发日志.docx
+++ b/文档/开发日志.docx
@@ -28,7 +28,7 @@
         </w:p>
       </w:sdtContent>
     </w:sdt>
-    <w:bookmarkStart w:id="31" w:name="开发日志"/>
+    <w:bookmarkStart w:id="32" w:name="开发日志"/>
     <w:p>
       <w:pPr>
         <w:pStyle w:val="Heading1"/>
@@ -883,7 +883,7 @@
       </w:r>
     </w:p>
     <w:bookmarkEnd w:id="21"/>
-    <w:bookmarkStart w:id="29" w:name="三改动明细"/>
+    <w:bookmarkStart w:id="30" w:name="三改动明细"/>
     <w:p>
       <w:pPr>
         <w:pStyle w:val="Heading2"/>
@@ -906,49 +906,39 @@
         <w:pStyle w:val="FirstParagraph"/>
       </w:pPr>
       <w:r>
-        <w:t xml:space="preserve">14:40</w:t>
-      </w:r>
-      <w:r>
-        <w:t xml:space="preserve"> </w:t>
-      </w:r>
-      <w:r>
-        <w:rPr>
-          <w:bCs/>
-          <w:b/>
-        </w:rPr>
-        <w:t xml:space="preserve">测试</w:t>
-      </w:r>
-      <w:r>
-        <w:t xml:space="preserve"> </w:t>
-      </w:r>
-      <w:r>
-        <w:t xml:space="preserve">整体测试与边界专项：新增第 19 套自检，修掉「自检夹具留下孤儿数据」的根因</w:t>
-      </w:r>
-    </w:p>
-    <w:p>
-      <w:pPr>
-        <w:pStyle w:val="BodyText"/>
-      </w:pPr>
-      <w:r>
-        <w:t xml:space="preserve">（一）原因：用户要求「整体测试一下系统，看看是否符合软著水准；要好好测试，包括各种边界情况」。按「先基线、再边界、再探测、最后修复回归」推进，并把边界用例沉淀成常驻自检。</w:t>
-      </w:r>
-    </w:p>
-    <w:p>
-      <w:pPr>
-        <w:pStyle w:val="BodyText"/>
-      </w:pPr>
-      <w:r>
-        <w:t xml:space="preserve">（二）</w:t>
-      </w:r>
-      <w:r>
-        <w:rPr>
-          <w:bCs/>
-          <w:b/>
-        </w:rPr>
-        <w:t xml:space="preserve">发现并修掉的问题</w:t>
-      </w:r>
-      <w:r>
-        <w:t xml:space="preserve">（都是实测出来的，不是推测）：</w:t>
+        <w:t xml:space="preserve">21:10</w:t>
+      </w:r>
+      <w:r>
+        <w:t xml:space="preserve"> </w:t>
+      </w:r>
+      <w:r>
+        <w:rPr>
+          <w:bCs/>
+          <w:b/>
+        </w:rPr>
+        <w:t xml:space="preserve">功能</w:t>
+      </w:r>
+      <w:r>
+        <w:t xml:space="preserve"> </w:t>
+      </w:r>
+      <w:r>
+        <w:t xml:space="preserve">按师兄要求删掉限制性指标里的「耕地属性」，全面改为四项</w:t>
+      </w:r>
+    </w:p>
+    <w:p>
+      <w:pPr>
+        <w:pStyle w:val="BodyText"/>
+      </w:pPr>
+      <w:r>
+        <w:t xml:space="preserve">（一）原因：师兄看过软件后提出删掉「耕地属性」。此前最新版方法给的是四项限制性指标（政策、区位约束、土壤污染、地质环境），软件当时按早期版本做了五项；这一轮把第五项彻底删掉，使软件、界面文案、演示数据、材料与验证算例口径一致。</w:t>
+      </w:r>
+    </w:p>
+    <w:p>
+      <w:pPr>
+        <w:pStyle w:val="BodyText"/>
+      </w:pPr>
+      <w:r>
+        <w:t xml:space="preserve">（二）影响：</w:t>
       </w:r>
     </w:p>
     <w:p>
@@ -963,16 +953,16 @@
           <w:bCs/>
           <w:b/>
         </w:rPr>
-        <w:t xml:space="preserve">自检夹具会在演示库里留下孤儿数据</w:t>
-      </w:r>
-      <w:r>
-        <w:t xml:space="preserve">（本轮最要紧的一处）：</w:t>
-      </w:r>
-      <w:r>
-        <w:rPr>
-          <w:rStyle w:val="VerbatimChar"/>
-        </w:rPr>
-        <w:t xml:space="preserve">测试/test_workflow.py</w:t>
+        <w:t xml:space="preserve">判定逻辑与数据模型</w:t>
+      </w:r>
+      <w:r>
+        <w:t xml:space="preserve">：</w:t>
+      </w:r>
+      <w:r>
+        <w:rPr>
+          <w:rStyle w:val="VerbatimChar"/>
+        </w:rPr>
+        <w:t xml:space="preserve">app/utils/constants.py</w:t>
       </w:r>
       <w:r>
         <w:t xml:space="preserve"> </w:t>
@@ -987,37 +977,317 @@
         <w:rPr>
           <w:rStyle w:val="VerbatimChar"/>
         </w:rPr>
-        <w:t xml:space="preserve">purge_fixtures()</w:t>
-      </w:r>
-      <w:r>
-        <w:t xml:space="preserve"> </w:t>
-      </w:r>
-      <w:r>
-        <w:t xml:space="preserve">用</w:t>
-      </w:r>
-      <w:r>
-        <w:t xml:space="preserve"> </w:t>
-      </w:r>
-      <w:r>
-        <w:rPr>
-          <w:rStyle w:val="VerbatimChar"/>
-        </w:rPr>
-        <w:t xml:space="preserve">db.session.delete(patch/project)</w:t>
-      </w:r>
-      <w:r>
-        <w:t xml:space="preserve"> </w:t>
-      </w:r>
-      <w:r>
-        <w:t xml:space="preserve">删夹具，图斑下面的</w:t>
-      </w:r>
-      <w:r>
-        <w:t xml:space="preserve"> </w:t>
-      </w:r>
-      <w:r>
-        <w:rPr>
-          <w:rStyle w:val="VerbatimChar"/>
-        </w:rPr>
-        <w:t xml:space="preserve">indicator_data</w:t>
+        <w:t xml:space="preserve">CONSTRAINT_ITEMS</w:t>
+      </w:r>
+      <w:r>
+        <w:t xml:space="preserve"> </w:t>
+      </w:r>
+      <w:r>
+        <w:t xml:space="preserve">改为四项；</w:t>
+      </w:r>
+      <w:r>
+        <w:rPr>
+          <w:rStyle w:val="VerbatimChar"/>
+        </w:rPr>
+        <w:t xml:space="preserve">app/models.py</w:t>
+      </w:r>
+      <w:r>
+        <w:t xml:space="preserve"> </w:t>
+      </w:r>
+      <w:r>
+        <w:t xml:space="preserve">删掉</w:t>
+      </w:r>
+      <w:r>
+        <w:t xml:space="preserve"> </w:t>
+      </w:r>
+      <w:r>
+        <w:rPr>
+          <w:rStyle w:val="VerbatimChar"/>
+        </w:rPr>
+        <w:t xml:space="preserve">ConstraintCheck.farmland_pass</w:t>
+      </w:r>
+      <w:r>
+        <w:t xml:space="preserve"> </w:t>
+      </w:r>
+      <w:r>
+        <w:t xml:space="preserve">列；</w:t>
+      </w:r>
+      <w:r>
+        <w:rPr>
+          <w:rStyle w:val="VerbatimChar"/>
+        </w:rPr>
+        <w:t xml:space="preserve">app/views/constraint.py</w:t>
+      </w:r>
+      <w:r>
+        <w:t xml:space="preserve"> </w:t>
+      </w:r>
+      <w:r>
+        <w:t xml:space="preserve">的</w:t>
+      </w:r>
+      <w:r>
+        <w:t xml:space="preserve"> </w:t>
+      </w:r>
+      <w:r>
+        <w:rPr>
+          <w:rStyle w:val="VerbatimChar"/>
+        </w:rPr>
+        <w:t xml:space="preserve">FIELDS</w:t>
+      </w:r>
+      <w:r>
+        <w:t xml:space="preserve"> </w:t>
+      </w:r>
+      <w:r>
+        <w:t xml:space="preserve">由五项改四项；</w:t>
+      </w:r>
+      <w:r>
+        <w:rPr>
+          <w:rStyle w:val="VerbatimChar"/>
+        </w:rPr>
+        <w:t xml:space="preserve">app/services/workflow.py</w:t>
+      </w:r>
+      <w:r>
+        <w:t xml:space="preserve"> </w:t>
+      </w:r>
+      <w:r>
+        <w:t xml:space="preserve">的拦截提示改为「四项限制性条件尚未逐项判定」。</w:t>
+      </w:r>
+    </w:p>
+    <w:p>
+      <w:pPr>
+        <w:pStyle w:val="BodyText"/>
+      </w:pPr>
+      <w:r>
+        <w:t xml:space="preserve">2）</w:t>
+      </w:r>
+      <w:r>
+        <w:rPr>
+          <w:bCs/>
+          <w:b/>
+        </w:rPr>
+        <w:t xml:space="preserve">旧库结构自动清理</w:t>
+      </w:r>
+      <w:r>
+        <w:t xml:space="preserve">：</w:t>
+      </w:r>
+      <w:r>
+        <w:rPr>
+          <w:rStyle w:val="VerbatimChar"/>
+        </w:rPr>
+        <w:t xml:space="preserve">app/utils/schema.py</w:t>
+      </w:r>
+      <w:r>
+        <w:t xml:space="preserve"> </w:t>
+      </w:r>
+      <w:r>
+        <w:t xml:space="preserve">新增</w:t>
+      </w:r>
+      <w:r>
+        <w:t xml:space="preserve"> </w:t>
+      </w:r>
+      <w:r>
+        <w:rPr>
+          <w:rStyle w:val="VerbatimChar"/>
+        </w:rPr>
+        <w:t xml:space="preserve">RETIRED_COLUMNS</w:t>
+      </w:r>
+      <w:r>
+        <w:t xml:space="preserve"> </w:t>
+      </w:r>
+      <w:r>
+        <w:t xml:space="preserve">与</w:t>
+      </w:r>
+      <w:r>
+        <w:t xml:space="preserve"> </w:t>
+      </w:r>
+      <w:r>
+        <w:rPr>
+          <w:rStyle w:val="VerbatimChar"/>
+        </w:rPr>
+        <w:t xml:space="preserve">_drop_retired_columns()</w:t>
+      </w:r>
+      <w:r>
+        <w:t xml:space="preserve">，启动时把废弃列删掉（SQLite 3.35+ 支持</w:t>
+      </w:r>
+      <w:r>
+        <w:t xml:space="preserve"> </w:t>
+      </w:r>
+      <w:r>
+        <w:rPr>
+          <w:rStyle w:val="VerbatimChar"/>
+        </w:rPr>
+        <w:t xml:space="preserve">DROP COLUMN</w:t>
+      </w:r>
+      <w:r>
+        <w:t xml:space="preserve">，老版本不支持就跳过，不阻断启动）。新库由</w:t>
+      </w:r>
+      <w:r>
+        <w:t xml:space="preserve"> </w:t>
+      </w:r>
+      <w:r>
+        <w:rPr>
+          <w:rStyle w:val="VerbatimChar"/>
+        </w:rPr>
+        <w:t xml:space="preserve">create_all</w:t>
+      </w:r>
+      <w:r>
+        <w:t xml:space="preserve"> </w:t>
+      </w:r>
+      <w:r>
+        <w:t xml:space="preserve">直接按新模型建表，不会再有这一列；真库实测已删除</w:t>
+      </w:r>
+      <w:r>
+        <w:t xml:space="preserve"> </w:t>
+      </w:r>
+      <w:r>
+        <w:rPr>
+          <w:rStyle w:val="VerbatimChar"/>
+        </w:rPr>
+        <w:t xml:space="preserve">constraint_checks.farmland_pass</w:t>
+      </w:r>
+      <w:r>
+        <w:t xml:space="preserve">（旧库改前 10 列、改后 9 列），判定页四个条件、提交保存均正常。</w:t>
+      </w:r>
+    </w:p>
+    <w:p>
+      <w:pPr>
+        <w:pStyle w:val="BodyText"/>
+      </w:pPr>
+      <w:r>
+        <w:t xml:space="preserve">3）</w:t>
+      </w:r>
+      <w:r>
+        <w:rPr>
+          <w:bCs/>
+          <w:b/>
+        </w:rPr>
+        <w:t xml:space="preserve">界面与文案</w:t>
+      </w:r>
+      <w:r>
+        <w:t xml:space="preserve">：判定页少一项；工作台步骤说明改为「政策、区位、污染、地质灾害四项一票否决」；登录页介绍文案同步改为四项。</w:t>
+      </w:r>
+    </w:p>
+    <w:p>
+      <w:pPr>
+        <w:pStyle w:val="BodyText"/>
+      </w:pPr>
+      <w:r>
+        <w:t xml:space="preserve">4）</w:t>
+      </w:r>
+      <w:r>
+        <w:rPr>
+          <w:bCs/>
+          <w:b/>
+        </w:rPr>
+        <w:t xml:space="preserve">演示数据与验证算例</w:t>
+      </w:r>
+      <w:r>
+        <w:t xml:space="preserve">：</w:t>
+      </w:r>
+      <w:r>
+        <w:rPr>
+          <w:rStyle w:val="VerbatimChar"/>
+        </w:rPr>
+        <w:t xml:space="preserve">seed_demo.py</w:t>
+      </w:r>
+      <w:r>
+        <w:t xml:space="preserve"> </w:t>
+      </w:r>
+      <w:r>
+        <w:t xml:space="preserve">重建（</w:t>
+      </w:r>
+      <w:r>
+        <w:rPr>
+          <w:rStyle w:val="VerbatimChar"/>
+        </w:rPr>
+        <w:t xml:space="preserve">--reset</w:t>
+      </w:r>
+      <w:r>
+        <w:t xml:space="preserve">）；</w:t>
+      </w:r>
+      <w:r>
+        <w:rPr>
+          <w:rStyle w:val="VerbatimChar"/>
+        </w:rPr>
+        <w:t xml:space="preserve">工具/数值核对/验证用例.py</w:t>
+      </w:r>
+      <w:r>
+        <w:t xml:space="preserve"> </w:t>
+      </w:r>
+      <w:r>
+        <w:t xml:space="preserve">的</w:t>
+      </w:r>
+      <w:r>
+        <w:rPr>
+          <w:bCs/>
+          <w:b/>
+        </w:rPr>
+        <w:t xml:space="preserve">算例 08 由「耕地不通过」改为「政策约束不通过」</w:t>
+      </w:r>
+      <w:r>
+        <w:t xml:space="preserve">（数据本身仍是理想上限，只把政策约束判定为不通过，仍验证「一票否决 → 不进入定量评价」），</w:t>
+      </w:r>
+      <w:r>
+        <w:rPr>
+          <w:rStyle w:val="VerbatimChar"/>
+        </w:rPr>
+        <w:t xml:space="preserve">验证数据/</w:t>
+      </w:r>
+      <w:r>
+        <w:t xml:space="preserve"> </w:t>
+      </w:r>
+      <w:r>
+        <w:t xml:space="preserve">里的 CSV 与说明文档同步改名与改写，旧的</w:t>
+      </w:r>
+      <w:r>
+        <w:t xml:space="preserve"> </w:t>
+      </w:r>
+      <w:r>
+        <w:rPr>
+          <w:rStyle w:val="VerbatimChar"/>
+        </w:rPr>
+        <w:t xml:space="preserve">用例08_一票否决_耕地不通过.csv</w:t>
+      </w:r>
+      <w:r>
+        <w:t xml:space="preserve"> </w:t>
+      </w:r>
+      <w:r>
+        <w:t xml:space="preserve">已删除；8 个算例重跑全部与期望值一致。</w:t>
+      </w:r>
+    </w:p>
+    <w:p>
+      <w:pPr>
+        <w:pStyle w:val="BodyText"/>
+      </w:pPr>
+      <w:r>
+        <w:t xml:space="preserve">5）</w:t>
+      </w:r>
+      <w:r>
+        <w:rPr>
+          <w:bCs/>
+          <w:b/>
+        </w:rPr>
+        <w:t xml:space="preserve">自检与核对脚本</w:t>
+      </w:r>
+      <w:r>
+        <w:t xml:space="preserve">：</w:t>
+      </w:r>
+      <w:r>
+        <w:rPr>
+          <w:rStyle w:val="VerbatimChar"/>
+        </w:rPr>
+        <w:t xml:space="preserve">test_web_modules.py</w:t>
+      </w:r>
+      <w:r>
+        <w:t xml:space="preserve"> </w:t>
+      </w:r>
+      <w:r>
+        <w:t xml:space="preserve">的判定页断言由五项改四项；</w:t>
+      </w:r>
+      <w:r>
+        <w:rPr>
+          <w:rStyle w:val="VerbatimChar"/>
+        </w:rPr>
+        <w:t xml:space="preserve">test_weights.py</w:t>
       </w:r>
       <w:r>
         <w:t xml:space="preserve">、</w:t>
@@ -1026,7 +1296,7 @@
         <w:rPr>
           <w:rStyle w:val="VerbatimChar"/>
         </w:rPr>
-        <w:t xml:space="preserve">constraint_checks</w:t>
+        <w:t xml:space="preserve">test_workflow.py</w:t>
       </w:r>
       <w:r>
         <w:t xml:space="preserve">、</w:t>
@@ -1035,7 +1305,19 @@
         <w:rPr>
           <w:rStyle w:val="VerbatimChar"/>
         </w:rPr>
-        <w:t xml:space="preserve">reference_ecosystems</w:t>
+        <w:t xml:space="preserve">test_edge_cases.py</w:t>
+      </w:r>
+      <w:r>
+        <w:t xml:space="preserve"> </w:t>
+      </w:r>
+      <w:r>
+        <w:t xml:space="preserve">的夹具去掉该字段；</w:t>
+      </w:r>
+      <w:r>
+        <w:rPr>
+          <w:rStyle w:val="VerbatimChar"/>
+        </w:rPr>
+        <w:t xml:space="preserve">工具/界面核对/核对文档用词.py</w:t>
       </w:r>
       <w:r>
         <w:t xml:space="preserve">、</w:t>
@@ -1044,7 +1326,59 @@
         <w:rPr>
           <w:rStyle w:val="VerbatimChar"/>
         </w:rPr>
-        <w:t xml:space="preserve">evaluation_results</w:t>
+        <w:t xml:space="preserve">工具/make_screenshots.py</w:t>
+      </w:r>
+      <w:r>
+        <w:t xml:space="preserve"> </w:t>
+      </w:r>
+      <w:r>
+        <w:t xml:space="preserve">同步。</w:t>
+      </w:r>
+    </w:p>
+    <w:p>
+      <w:pPr>
+        <w:pStyle w:val="BodyText"/>
+      </w:pPr>
+      <w:r>
+        <w:t xml:space="preserve">6）</w:t>
+      </w:r>
+      <w:r>
+        <w:rPr>
+          <w:bCs/>
+          <w:b/>
+        </w:rPr>
+        <w:t xml:space="preserve">材料与文档</w:t>
+      </w:r>
+      <w:r>
+        <w:t xml:space="preserve">：说明书 3.5 节改为「四项限制性条件」（全文 0 处「耕地」、0 处「五项」）；登记信息表底稿的主要功能描述、功能计划 M4、演示脚本对应台词一并改写。</w:t>
+      </w:r>
+    </w:p>
+    <w:p>
+      <w:pPr>
+        <w:pStyle w:val="BodyText"/>
+      </w:pPr>
+      <w:r>
+        <w:t xml:space="preserve">（三）验证：</w:t>
+      </w:r>
+      <w:r>
+        <w:rPr>
+          <w:bCs/>
+          <w:b/>
+        </w:rPr>
+        <w:t xml:space="preserve">19/19 套自检通过</w:t>
+      </w:r>
+      <w:r>
+        <w:t xml:space="preserve">、库里</w:t>
+      </w:r>
+      <w:r>
+        <w:t xml:space="preserve"> </w:t>
+      </w:r>
+      <w:r>
+        <w:rPr>
+          <w:bCs/>
+          <w:b/>
+        </w:rPr>
+        <w:t xml:space="preserve">0 条孤儿</w:t>
       </w:r>
       <w:r>
         <w:t xml:space="preserve">、</w:t>
@@ -1053,431 +1387,59 @@
         <w:rPr>
           <w:rStyle w:val="VerbatimChar"/>
         </w:rPr>
-        <w:t xml:space="preserve">score_details</w:t>
-      </w:r>
-      <w:r>
-        <w:t xml:space="preserve"> </w:t>
-      </w:r>
-      <w:r>
-        <w:t xml:space="preserve">没有级联清理（只有</w:t>
-      </w:r>
-      <w:r>
-        <w:t xml:space="preserve"> </w:t>
-      </w:r>
-      <w:r>
-        <w:rPr>
-          <w:rStyle w:val="VerbatimChar"/>
-        </w:rPr>
-        <w:t xml:space="preserve">app/services/cleanup.py</w:t>
-      </w:r>
-      <w:r>
-        <w:t xml:space="preserve"> </w:t>
-      </w:r>
-      <w:r>
-        <w:t xml:space="preserve">会清）。实测库里已残留</w:t>
-      </w:r>
-      <w:r>
-        <w:t xml:space="preserve"> </w:t>
-      </w:r>
-      <w:r>
-        <w:rPr>
-          <w:bCs/>
-          <w:b/>
-        </w:rPr>
-        <w:t xml:space="preserve">1 条 indicator_data + 3 条 constraint_checks</w:t>
-      </w:r>
-      <w:r>
-        <w:t xml:space="preserve">。危害不只是脏数据：孤儿的</w:t>
-      </w:r>
-      <w:r>
-        <w:t xml:space="preserve"> </w:t>
-      </w:r>
-      <w:r>
-        <w:rPr>
-          <w:rStyle w:val="VerbatimChar"/>
-        </w:rPr>
-        <w:t xml:space="preserve">unit_id</w:t>
-      </w:r>
-      <w:r>
-        <w:t xml:space="preserve"> </w:t>
-      </w:r>
-      <w:r>
-        <w:t xml:space="preserve">会占住自增号，新建同号单元时直接</w:t>
-      </w:r>
-      <w:r>
-        <w:t xml:space="preserve"> </w:t>
-      </w:r>
-      <w:r>
-        <w:rPr>
-          <w:rStyle w:val="VerbatimChar"/>
-        </w:rPr>
-        <w:t xml:space="preserve">UNIQUE constraint failed</w:t>
-      </w:r>
-      <w:r>
-        <w:t xml:space="preserve"> </w:t>
-      </w:r>
-      <w:r>
-        <w:t xml:space="preserve">插不进去（我的边界自检就是这么被撞出来的）。</w:t>
-      </w:r>
-      <w:r>
-        <w:t xml:space="preserve"> </w:t>
-      </w:r>
-      <w:r>
-        <w:t xml:space="preserve">　　修法分三层：①</w:t>
-      </w:r>
-      <w:r>
-        <w:rPr>
-          <w:rStyle w:val="VerbatimChar"/>
-        </w:rPr>
-        <w:t xml:space="preserve">app/services/cleanup.py</w:t>
-      </w:r>
-      <w:r>
-        <w:t xml:space="preserve"> </w:t>
-      </w:r>
-      <w:r>
-        <w:t xml:space="preserve">新增</w:t>
-      </w:r>
-      <w:r>
-        <w:t xml:space="preserve"> </w:t>
-      </w:r>
-      <w:r>
-        <w:rPr>
-          <w:rStyle w:val="VerbatimChar"/>
-        </w:rPr>
-        <w:t xml:space="preserve">ORPHAN_RULES</w:t>
-      </w:r>
-      <w:r>
-        <w:t xml:space="preserve"> </w:t>
-      </w:r>
-      <w:r>
-        <w:t xml:space="preserve">与</w:t>
-      </w:r>
-      <w:r>
-        <w:t xml:space="preserve"> </w:t>
-      </w:r>
-      <w:r>
-        <w:rPr>
-          <w:rStyle w:val="VerbatimChar"/>
-        </w:rPr>
-        <w:t xml:space="preserve">purge_orphans(apply=False)</w:t>
-      </w:r>
-      <w:r>
-        <w:t xml:space="preserve">，把孤儿判定集中成一份；②</w:t>
-      </w:r>
-      <w:r>
-        <w:rPr>
-          <w:rStyle w:val="VerbatimChar"/>
-        </w:rPr>
-        <w:t xml:space="preserve">工具/清理孤儿数据.py</w:t>
-      </w:r>
-      <w:r>
-        <w:t xml:space="preserve">、</w:t>
-      </w:r>
-      <w:r>
-        <w:rPr>
-          <w:rStyle w:val="VerbatimChar"/>
-        </w:rPr>
-        <w:t xml:space="preserve">seed_demo.clean_case()</w:t>
-      </w:r>
-      <w:r>
-        <w:t xml:space="preserve">、</w:t>
-      </w:r>
-      <w:r>
-        <w:rPr>
-          <w:rStyle w:val="VerbatimChar"/>
-        </w:rPr>
-        <w:t xml:space="preserve">verify_all</w:t>
-      </w:r>
-      <w:r>
-        <w:t xml:space="preserve"> </w:t>
-      </w:r>
-      <w:r>
-        <w:t xml:space="preserve">全部改用它（原先各写一份 SQL）；③各套自检的夹具清理统一改走</w:t>
-      </w:r>
-      <w:r>
-        <w:t xml:space="preserve"> </w:t>
-      </w:r>
-      <w:r>
-        <w:rPr>
-          <w:rStyle w:val="VerbatimChar"/>
-        </w:rPr>
-        <w:t xml:space="preserve">cleanup.delete_project/delete_patch</w:t>
-      </w:r>
-      <w:r>
-        <w:t xml:space="preserve">（test_workflow、test_weights、test_new_features、test_web_modules、test_unit_config）。库里现有 4 条孤儿已用</w:t>
-      </w:r>
-      <w:r>
-        <w:t xml:space="preserve"> </w:t>
-      </w:r>
-      <w:r>
-        <w:rPr>
-          <w:rStyle w:val="VerbatimChar"/>
-        </w:rPr>
-        <w:t xml:space="preserve">--apply</w:t>
-      </w:r>
-      <w:r>
-        <w:t xml:space="preserve"> </w:t>
-      </w:r>
-      <w:r>
-        <w:t xml:space="preserve">清掉，复查为 0。</w:t>
-      </w:r>
-    </w:p>
-    <w:p>
-      <w:pPr>
-        <w:pStyle w:val="BodyText"/>
-      </w:pPr>
-      <w:r>
-        <w:t xml:space="preserve">2）</w:t>
-      </w:r>
-      <w:r>
-        <w:rPr>
-          <w:bCs/>
-          <w:b/>
-        </w:rPr>
-        <w:t xml:space="preserve">文本字段没有长度校验</w:t>
-      </w:r>
-      <w:r>
-        <w:t xml:space="preserve">：SQLite 不强制</w:t>
-      </w:r>
-      <w:r>
-        <w:t xml:space="preserve"> </w:t>
-      </w:r>
-      <w:r>
-        <w:rPr>
-          <w:rStyle w:val="VerbatimChar"/>
-        </w:rPr>
-        <w:t xml:space="preserve">String(128)</w:t>
-      </w:r>
-      <w:r>
-        <w:t xml:space="preserve">，实测</w:t>
-      </w:r>
-      <w:r>
-        <w:t xml:space="preserve"> </w:t>
-      </w:r>
-      <w:r>
-        <w:rPr>
-          <w:bCs/>
-          <w:b/>
-        </w:rPr>
-        <w:t xml:space="preserve">300 字的项目名照样落库</w:t>
-      </w:r>
-      <w:r>
-        <w:t xml:space="preserve">（换 MySQL/PostgreSQL 会直接报错，界面版式也会被撑坏）。新增</w:t>
-      </w:r>
-      <w:r>
-        <w:t xml:space="preserve"> </w:t>
-      </w:r>
-      <w:r>
-        <w:rPr>
-          <w:rStyle w:val="VerbatimChar"/>
-        </w:rPr>
-        <w:t xml:space="preserve">app/utils/parsing.py: parse_text()</w:t>
-      </w:r>
-      <w:r>
-        <w:t xml:space="preserve">（去空白／必填／长度），接到项目名称与编号、图斑名称与行政区／矿种／开采方式、标准省份／名称／文号上；超长给出「不能超过 128 个字符（当前 300 个）」这类中文提示。</w:t>
-      </w:r>
-    </w:p>
-    <w:p>
-      <w:pPr>
-        <w:pStyle w:val="BodyText"/>
-      </w:pPr>
-      <w:r>
-        <w:t xml:space="preserve">3）</w:t>
-      </w:r>
-      <w:r>
-        <w:rPr>
-          <w:bCs/>
-          <w:b/>
-        </w:rPr>
-        <w:t xml:space="preserve">图表对空值不设防</w:t>
-      </w:r>
-      <w:r>
-        <w:t xml:space="preserve">：</w:t>
-      </w:r>
-      <w:r>
-        <w:rPr>
-          <w:rStyle w:val="VerbatimChar"/>
-        </w:rPr>
-        <w:t xml:space="preserve">charts.hbars([("平台", None, "—")])</w:t>
-      </w:r>
-      <w:r>
-        <w:t xml:space="preserve"> </w:t>
-      </w:r>
-      <w:r>
-        <w:t xml:space="preserve">直接</w:t>
-      </w:r>
-      <w:r>
-        <w:t xml:space="preserve"> </w:t>
-      </w:r>
-      <w:r>
-        <w:rPr>
-          <w:rStyle w:val="VerbatimChar"/>
-        </w:rPr>
-        <w:t xml:space="preserve">float(None)</w:t>
-      </w:r>
-      <w:r>
-        <w:t xml:space="preserve"> </w:t>
-      </w:r>
-      <w:r>
-        <w:t xml:space="preserve">抛异常（正常流程拿不到 None，但手工改库或导入脏数据会 500）。新增</w:t>
-      </w:r>
-      <w:r>
-        <w:t xml:space="preserve"> </w:t>
-      </w:r>
-      <w:r>
-        <w:rPr>
-          <w:rStyle w:val="VerbatimChar"/>
-        </w:rPr>
-        <w:t xml:space="preserve">_num()</w:t>
-      </w:r>
-      <w:r>
-        <w:t xml:space="preserve">，空值按 0 处理。</w:t>
-      </w:r>
-    </w:p>
-    <w:p>
-      <w:pPr>
-        <w:pStyle w:val="BodyText"/>
-      </w:pPr>
-      <w:r>
-        <w:t xml:space="preserve">（三）</w:t>
-      </w:r>
-      <w:r>
-        <w:rPr>
-          <w:bCs/>
-          <w:b/>
-        </w:rPr>
-        <w:t xml:space="preserve">新增</w:t>
-      </w:r>
-      <w:r>
-        <w:rPr>
-          <w:bCs/>
-          <w:b/>
-        </w:rPr>
-        <w:t xml:space="preserve"> </w:t>
-      </w:r>
-      <w:r>
-        <w:rPr>
-          <w:rStyle w:val="VerbatimChar"/>
-          <w:bCs/>
-          <w:b/>
-        </w:rPr>
-        <w:t xml:space="preserve">测试/test_edge_cases.py</w:t>
-      </w:r>
-      <w:r>
-        <w:rPr>
-          <w:bCs/>
-          <w:b/>
-        </w:rPr>
-        <w:t xml:space="preserve">（第 19 套自检，约 90 项断言）</w:t>
-      </w:r>
-      <w:r>
-        <w:t xml:space="preserve">，分十节：</w:t>
-      </w:r>
-      <w:r>
-        <w:t xml:space="preserve"> </w:t>
-      </w:r>
-      <w:r>
-        <w:t xml:space="preserve">　　一、数值边界：越大越优/越小越优在 0、理想值、极值、越界处的取值；pH 区间与容差端点（5/9/4/10）；坡度 0/25/25.0001/90/120；坡向未知值；污染指标八项全极值/全超极值/只填一项；等级阈值 0.2999/0.3/0.6999/0.7；岩质边坡即使填了土壤、平台即使填了坡度也不计入；所有指标缺失时不抛异常且得分仍在 0~1。</w:t>
-      </w:r>
-      <w:r>
-        <w:t xml:space="preserve"> </w:t>
-      </w:r>
-      <w:r>
-        <w:t xml:space="preserve">　　二、录入边界：非法单元类型、重复单元类型、面积非数字/负数、空项目名、AHP 矩阵填 0/非数字/1e400、pH=15、覆盖度=120、重金属负数与非数字——逐项确认「给中文提示 + 不落库」，并加了</w:t>
-      </w:r>
-      <w:r>
-        <w:rPr>
-          <w:bCs/>
-          <w:b/>
-        </w:rPr>
-        <w:t xml:space="preserve">会话守卫</w:t>
-      </w:r>
-      <w:r>
-        <w:t xml:space="preserve">（POST 后必须仍是登录态），避免「被踢回登录页」被误判成「被拒」。</w:t>
-      </w:r>
-      <w:r>
-        <w:t xml:space="preserve"> </w:t>
-      </w:r>
-      <w:r>
-        <w:t xml:space="preserve">　　三、流程门禁：占比合计不为 100%、限制性判定未通过、指标缺项、未评价就导报告——四种情况都被拦下且不生成评价记录；齐备后可评价、记录入库、带参数快照、占比自动归一。</w:t>
-      </w:r>
-      <w:r>
-        <w:t xml:space="preserve"> </w:t>
-      </w:r>
-      <w:r>
-        <w:t xml:space="preserve">　　四、输入清洗：搜索</w:t>
-      </w:r>
-      <w:r>
-        <w:t xml:space="preserve"> </w:t>
-      </w:r>
-      <w:r>
-        <w:rPr>
-          <w:rStyle w:val="VerbatimChar"/>
-        </w:rPr>
-        <w:t xml:space="preserve">' OR 1=1 --</w:t>
-      </w:r>
-      <w:r>
-        <w:t xml:space="preserve">、</w:t>
-      </w:r>
-      <w:r>
-        <w:rPr>
-          <w:rStyle w:val="VerbatimChar"/>
-        </w:rPr>
-        <w:t xml:space="preserve">&lt;script&gt;</w:t>
-      </w:r>
-      <w:r>
-        <w:t xml:space="preserve">、超长关键词；项目名里的脚本被转义；日志页页码超大/为负/非数字；AHP 层级非法与越界；旧入口</w:t>
-      </w:r>
-      <w:r>
-        <w:t xml:space="preserve"> </w:t>
-      </w:r>
-      <w:r>
-        <w:rPr>
-          <w:rStyle w:val="VerbatimChar"/>
-        </w:rPr>
-        <w:t xml:space="preserve">/logs</w:t>
-      </w:r>
-      <w:r>
-        <w:t xml:space="preserve"> </w:t>
-      </w:r>
-      <w:r>
-        <w:t xml:space="preserve">会跳到个人设置的日志页。</w:t>
-      </w:r>
-      <w:r>
-        <w:t xml:space="preserve"> </w:t>
-      </w:r>
-      <w:r>
-        <w:t xml:space="preserve">　　五、批量导入：无文件、错扩展名、只有表头、单元类型不属于本图斑、合法行、缺列、超范围、伪造的 .xlsx（给「解析失败」而不是 500）、旧版 .xls。</w:t>
-      </w:r>
-      <w:r>
-        <w:t xml:space="preserve"> </w:t>
-      </w:r>
-      <w:r>
-        <w:t xml:space="preserve">　　六、权限与 CSRF：六个业务页未登录均跳登录页；操作员访问新增账号 403、账号列表被兜回个人设置、看不到日志分类；开启 CSRF 时无令牌提交不会登录成功、带令牌可正常登录；404 是中文错误页。</w:t>
-      </w:r>
-      <w:r>
-        <w:t xml:space="preserve"> </w:t>
-      </w:r>
-      <w:r>
-        <w:t xml:space="preserve">　　七、结论对照与导出：辽宁图斑能对上省级文件、结论只有三种取值、定性要求如实标「待人工判断」、未收录省份给明确提示、Word 报告与打印模板都含对照小节。</w:t>
-      </w:r>
-      <w:r>
-        <w:t xml:space="preserve"> </w:t>
-      </w:r>
-      <w:r>
-        <w:t xml:space="preserve">　　八、删除与孤儿数据：删项目后子表无孤儿（回归保护）。</w:t>
-      </w:r>
-      <w:r>
-        <w:t xml:space="preserve"> </w:t>
-      </w:r>
-      <w:r>
-        <w:t xml:space="preserve">　　九、超长输入与图表：300 字项目名／200 字图斑名／300 字标准名被拒、标准缺省份被拒、空数据与全 0 的图表给「暂无数据」占位、得分为空按 0 处理、2 阶 AHP 矩阵权重归一且 CR=0。</w:t>
-      </w:r>
-      <w:r>
-        <w:t xml:space="preserve"> </w:t>
-      </w:r>
-      <w:r>
-        <w:t xml:space="preserve">　　十、空库状态：清空项目后首页/项目/单元/指标/判定/评价/报告/标准/对照/AHP 十个页面仍可打开，导入模板仍可下载。</w:t>
+        <w:t xml:space="preserve">check_materials</w:t>
+      </w:r>
+      <w:r>
+        <w:t xml:space="preserve"> </w:t>
+      </w:r>
+      <w:r>
+        <w:rPr>
+          <w:bCs/>
+          <w:b/>
+        </w:rPr>
+        <w:t xml:space="preserve">22 项全部符合</w:t>
+      </w:r>
+      <w:r>
+        <w:t xml:space="preserve">；材料全部重跑 —— 截图</w:t>
+      </w:r>
+      <w:r>
+        <w:t xml:space="preserve"> </w:t>
+      </w:r>
+      <w:r>
+        <w:rPr>
+          <w:bCs/>
+          <w:b/>
+        </w:rPr>
+        <w:t xml:space="preserve">28 张</w:t>
+      </w:r>
+      <w:r>
+        <w:t xml:space="preserve">（判定页少一项已重拍）、源程序 PDF</w:t>
+      </w:r>
+      <w:r>
+        <w:t xml:space="preserve"> </w:t>
+      </w:r>
+      <w:r>
+        <w:rPr>
+          <w:bCs/>
+          <w:b/>
+        </w:rPr>
+        <w:t xml:space="preserve">279 页</w:t>
+      </w:r>
+      <w:r>
+        <w:t xml:space="preserve">（提交版 60 页）、说明书</w:t>
+      </w:r>
+      <w:r>
+        <w:t xml:space="preserve"> </w:t>
+      </w:r>
+      <w:r>
+        <w:rPr>
+          <w:bCs/>
+          <w:b/>
+        </w:rPr>
+        <w:t xml:space="preserve">31 页</w:t>
+      </w:r>
+      <w:r>
+        <w:t xml:space="preserve">（29 张插图）、说明书与底稿 Word 版；交付包按四项版本重打（15.5 MB、183 个文件），包内无任何「耕地」残留。</w:t>
       </w:r>
     </w:p>
     <w:p>
@@ -1492,100 +1454,10 @@
           <w:bCs/>
           <w:b/>
         </w:rPr>
-        <w:t xml:space="preserve">落进最终验收的常态检查</w:t>
-      </w:r>
-      <w:r>
-        <w:t xml:space="preserve">：</w:t>
-      </w:r>
-      <w:r>
-        <w:rPr>
-          <w:rStyle w:val="VerbatimChar"/>
-        </w:rPr>
-        <w:t xml:space="preserve">工具/verify_all.py</w:t>
-      </w:r>
-      <w:r>
-        <w:t xml:space="preserve"> </w:t>
-      </w:r>
-      <w:r>
-        <w:t xml:space="preserve">跑完 19 套自检后，自动用</w:t>
-      </w:r>
-      <w:r>
-        <w:t xml:space="preserve"> </w:t>
-      </w:r>
-      <w:r>
-        <w:rPr>
-          <w:rStyle w:val="VerbatimChar"/>
-        </w:rPr>
-        <w:t xml:space="preserve">cleanup.purge_orphans()</w:t>
-      </w:r>
-      <w:r>
-        <w:t xml:space="preserve"> </w:t>
-      </w:r>
-      <w:r>
-        <w:t xml:space="preserve">核对「各子表均无孤儿行」，有残留就点名是哪张表 —— 这样以后哪套自检再漏清理，会被当场挡住，而不是等它污染截图与材料。</w:t>
-      </w:r>
-    </w:p>
-    <w:p>
-      <w:pPr>
-        <w:pStyle w:val="BodyText"/>
-      </w:pPr>
-      <w:r>
-        <w:t xml:space="preserve">（五）验证：</w:t>
-      </w:r>
-      <w:r>
-        <w:rPr>
-          <w:bCs/>
-          <w:b/>
-        </w:rPr>
-        <w:t xml:space="preserve">19/19 套自检通过</w:t>
-      </w:r>
-      <w:r>
-        <w:t xml:space="preserve">、库里</w:t>
-      </w:r>
-      <w:r>
-        <w:t xml:space="preserve"> </w:t>
-      </w:r>
-      <w:r>
-        <w:rPr>
-          <w:bCs/>
-          <w:b/>
-        </w:rPr>
-        <w:t xml:space="preserve">0 条孤儿</w:t>
-      </w:r>
-      <w:r>
-        <w:t xml:space="preserve">；</w:t>
-      </w:r>
-      <w:r>
-        <w:rPr>
-          <w:rStyle w:val="VerbatimChar"/>
-        </w:rPr>
-        <w:t xml:space="preserve">check_materials</w:t>
-      </w:r>
-      <w:r>
-        <w:t xml:space="preserve"> </w:t>
-      </w:r>
-      <w:r>
-        <w:rPr>
-          <w:bCs/>
-          <w:b/>
-        </w:rPr>
-        <w:t xml:space="preserve">22 项全部符合</w:t>
-      </w:r>
-      <w:r>
-        <w:t xml:space="preserve">；源程序 PDF 重跑</w:t>
-      </w:r>
-      <w:r>
-        <w:t xml:space="preserve"> </w:t>
-      </w:r>
-      <w:r>
-        <w:rPr>
-          <w:bCs/>
-          <w:b/>
-        </w:rPr>
-        <w:t xml:space="preserve">278 页</w:t>
-      </w:r>
-      <w:r>
-        <w:t xml:space="preserve">（提交版 60 页）、说明书 31 页、截图 28 张。测试手段上坦白一句：本轮没有做并发/压力测试，也没有跨浏览器逐项对照，界面可用性靠截图脚本逐页 200 与人工抽查。</w:t>
+        <w:t xml:space="preserve">口径现状</w:t>
+      </w:r>
+      <w:r>
+        <w:t xml:space="preserve">：限制性指标四项，与最新版方法一致；仍保留的工程补充只有坡度线性折减（说明书 4.1 已写明）。</w:t>
       </w:r>
     </w:p>
     <w:bookmarkEnd w:id="22"/>
@@ -1603,6 +1475,703 @@
         <w:pStyle w:val="FirstParagraph"/>
       </w:pPr>
       <w:r>
+        <w:t xml:space="preserve">14:40</w:t>
+      </w:r>
+      <w:r>
+        <w:t xml:space="preserve"> </w:t>
+      </w:r>
+      <w:r>
+        <w:rPr>
+          <w:bCs/>
+          <w:b/>
+        </w:rPr>
+        <w:t xml:space="preserve">测试</w:t>
+      </w:r>
+      <w:r>
+        <w:t xml:space="preserve"> </w:t>
+      </w:r>
+      <w:r>
+        <w:t xml:space="preserve">整体测试与边界专项：新增第 19 套自检，修掉「自检夹具留下孤儿数据」的根因</w:t>
+      </w:r>
+    </w:p>
+    <w:p>
+      <w:pPr>
+        <w:pStyle w:val="BodyText"/>
+      </w:pPr>
+      <w:r>
+        <w:t xml:space="preserve">（一）原因：用户要求「整体测试一下系统，看看是否符合软著水准；要好好测试，包括各种边界情况」。按「先基线、再边界、再探测、最后修复回归」推进，并把边界用例沉淀成常驻自检。</w:t>
+      </w:r>
+    </w:p>
+    <w:p>
+      <w:pPr>
+        <w:pStyle w:val="BodyText"/>
+      </w:pPr>
+      <w:r>
+        <w:t xml:space="preserve">（二）</w:t>
+      </w:r>
+      <w:r>
+        <w:rPr>
+          <w:bCs/>
+          <w:b/>
+        </w:rPr>
+        <w:t xml:space="preserve">发现并修掉的问题</w:t>
+      </w:r>
+      <w:r>
+        <w:t xml:space="preserve">（都是实测出来的，不是推测）：</w:t>
+      </w:r>
+    </w:p>
+    <w:p>
+      <w:pPr>
+        <w:pStyle w:val="BodyText"/>
+      </w:pPr>
+      <w:r>
+        <w:t xml:space="preserve">1）</w:t>
+      </w:r>
+      <w:r>
+        <w:rPr>
+          <w:bCs/>
+          <w:b/>
+        </w:rPr>
+        <w:t xml:space="preserve">自检夹具会在演示库里留下孤儿数据</w:t>
+      </w:r>
+      <w:r>
+        <w:t xml:space="preserve">（本轮最要紧的一处）：</w:t>
+      </w:r>
+      <w:r>
+        <w:rPr>
+          <w:rStyle w:val="VerbatimChar"/>
+        </w:rPr>
+        <w:t xml:space="preserve">测试/test_workflow.py</w:t>
+      </w:r>
+      <w:r>
+        <w:t xml:space="preserve"> </w:t>
+      </w:r>
+      <w:r>
+        <w:t xml:space="preserve">的</w:t>
+      </w:r>
+      <w:r>
+        <w:t xml:space="preserve"> </w:t>
+      </w:r>
+      <w:r>
+        <w:rPr>
+          <w:rStyle w:val="VerbatimChar"/>
+        </w:rPr>
+        <w:t xml:space="preserve">purge_fixtures()</w:t>
+      </w:r>
+      <w:r>
+        <w:t xml:space="preserve"> </w:t>
+      </w:r>
+      <w:r>
+        <w:t xml:space="preserve">用</w:t>
+      </w:r>
+      <w:r>
+        <w:t xml:space="preserve"> </w:t>
+      </w:r>
+      <w:r>
+        <w:rPr>
+          <w:rStyle w:val="VerbatimChar"/>
+        </w:rPr>
+        <w:t xml:space="preserve">db.session.delete(patch/project)</w:t>
+      </w:r>
+      <w:r>
+        <w:t xml:space="preserve"> </w:t>
+      </w:r>
+      <w:r>
+        <w:t xml:space="preserve">删夹具，图斑下面的</w:t>
+      </w:r>
+      <w:r>
+        <w:t xml:space="preserve"> </w:t>
+      </w:r>
+      <w:r>
+        <w:rPr>
+          <w:rStyle w:val="VerbatimChar"/>
+        </w:rPr>
+        <w:t xml:space="preserve">indicator_data</w:t>
+      </w:r>
+      <w:r>
+        <w:t xml:space="preserve">、</w:t>
+      </w:r>
+      <w:r>
+        <w:rPr>
+          <w:rStyle w:val="VerbatimChar"/>
+        </w:rPr>
+        <w:t xml:space="preserve">constraint_checks</w:t>
+      </w:r>
+      <w:r>
+        <w:t xml:space="preserve">、</w:t>
+      </w:r>
+      <w:r>
+        <w:rPr>
+          <w:rStyle w:val="VerbatimChar"/>
+        </w:rPr>
+        <w:t xml:space="preserve">reference_ecosystems</w:t>
+      </w:r>
+      <w:r>
+        <w:t xml:space="preserve">、</w:t>
+      </w:r>
+      <w:r>
+        <w:rPr>
+          <w:rStyle w:val="VerbatimChar"/>
+        </w:rPr>
+        <w:t xml:space="preserve">evaluation_results</w:t>
+      </w:r>
+      <w:r>
+        <w:t xml:space="preserve">、</w:t>
+      </w:r>
+      <w:r>
+        <w:rPr>
+          <w:rStyle w:val="VerbatimChar"/>
+        </w:rPr>
+        <w:t xml:space="preserve">score_details</w:t>
+      </w:r>
+      <w:r>
+        <w:t xml:space="preserve"> </w:t>
+      </w:r>
+      <w:r>
+        <w:t xml:space="preserve">没有级联清理（只有</w:t>
+      </w:r>
+      <w:r>
+        <w:t xml:space="preserve"> </w:t>
+      </w:r>
+      <w:r>
+        <w:rPr>
+          <w:rStyle w:val="VerbatimChar"/>
+        </w:rPr>
+        <w:t xml:space="preserve">app/services/cleanup.py</w:t>
+      </w:r>
+      <w:r>
+        <w:t xml:space="preserve"> </w:t>
+      </w:r>
+      <w:r>
+        <w:t xml:space="preserve">会清）。实测库里已残留</w:t>
+      </w:r>
+      <w:r>
+        <w:t xml:space="preserve"> </w:t>
+      </w:r>
+      <w:r>
+        <w:rPr>
+          <w:bCs/>
+          <w:b/>
+        </w:rPr>
+        <w:t xml:space="preserve">1 条 indicator_data + 3 条 constraint_checks</w:t>
+      </w:r>
+      <w:r>
+        <w:t xml:space="preserve">。危害不只是脏数据：孤儿的</w:t>
+      </w:r>
+      <w:r>
+        <w:t xml:space="preserve"> </w:t>
+      </w:r>
+      <w:r>
+        <w:rPr>
+          <w:rStyle w:val="VerbatimChar"/>
+        </w:rPr>
+        <w:t xml:space="preserve">unit_id</w:t>
+      </w:r>
+      <w:r>
+        <w:t xml:space="preserve"> </w:t>
+      </w:r>
+      <w:r>
+        <w:t xml:space="preserve">会占住自增号，新建同号单元时直接</w:t>
+      </w:r>
+      <w:r>
+        <w:t xml:space="preserve"> </w:t>
+      </w:r>
+      <w:r>
+        <w:rPr>
+          <w:rStyle w:val="VerbatimChar"/>
+        </w:rPr>
+        <w:t xml:space="preserve">UNIQUE constraint failed</w:t>
+      </w:r>
+      <w:r>
+        <w:t xml:space="preserve"> </w:t>
+      </w:r>
+      <w:r>
+        <w:t xml:space="preserve">插不进去（我的边界自检就是这么被撞出来的）。</w:t>
+      </w:r>
+      <w:r>
+        <w:t xml:space="preserve"> </w:t>
+      </w:r>
+      <w:r>
+        <w:t xml:space="preserve">　　修法分三层：①</w:t>
+      </w:r>
+      <w:r>
+        <w:rPr>
+          <w:rStyle w:val="VerbatimChar"/>
+        </w:rPr>
+        <w:t xml:space="preserve">app/services/cleanup.py</w:t>
+      </w:r>
+      <w:r>
+        <w:t xml:space="preserve"> </w:t>
+      </w:r>
+      <w:r>
+        <w:t xml:space="preserve">新增</w:t>
+      </w:r>
+      <w:r>
+        <w:t xml:space="preserve"> </w:t>
+      </w:r>
+      <w:r>
+        <w:rPr>
+          <w:rStyle w:val="VerbatimChar"/>
+        </w:rPr>
+        <w:t xml:space="preserve">ORPHAN_RULES</w:t>
+      </w:r>
+      <w:r>
+        <w:t xml:space="preserve"> </w:t>
+      </w:r>
+      <w:r>
+        <w:t xml:space="preserve">与</w:t>
+      </w:r>
+      <w:r>
+        <w:t xml:space="preserve"> </w:t>
+      </w:r>
+      <w:r>
+        <w:rPr>
+          <w:rStyle w:val="VerbatimChar"/>
+        </w:rPr>
+        <w:t xml:space="preserve">purge_orphans(apply=False)</w:t>
+      </w:r>
+      <w:r>
+        <w:t xml:space="preserve">，把孤儿判定集中成一份；②</w:t>
+      </w:r>
+      <w:r>
+        <w:rPr>
+          <w:rStyle w:val="VerbatimChar"/>
+        </w:rPr>
+        <w:t xml:space="preserve">工具/清理孤儿数据.py</w:t>
+      </w:r>
+      <w:r>
+        <w:t xml:space="preserve">、</w:t>
+      </w:r>
+      <w:r>
+        <w:rPr>
+          <w:rStyle w:val="VerbatimChar"/>
+        </w:rPr>
+        <w:t xml:space="preserve">seed_demo.clean_case()</w:t>
+      </w:r>
+      <w:r>
+        <w:t xml:space="preserve">、</w:t>
+      </w:r>
+      <w:r>
+        <w:rPr>
+          <w:rStyle w:val="VerbatimChar"/>
+        </w:rPr>
+        <w:t xml:space="preserve">verify_all</w:t>
+      </w:r>
+      <w:r>
+        <w:t xml:space="preserve"> </w:t>
+      </w:r>
+      <w:r>
+        <w:t xml:space="preserve">全部改用它（原先各写一份 SQL）；③各套自检的夹具清理统一改走</w:t>
+      </w:r>
+      <w:r>
+        <w:t xml:space="preserve"> </w:t>
+      </w:r>
+      <w:r>
+        <w:rPr>
+          <w:rStyle w:val="VerbatimChar"/>
+        </w:rPr>
+        <w:t xml:space="preserve">cleanup.delete_project/delete_patch</w:t>
+      </w:r>
+      <w:r>
+        <w:t xml:space="preserve">（test_workflow、test_weights、test_new_features、test_web_modules、test_unit_config）。库里现有 4 条孤儿已用</w:t>
+      </w:r>
+      <w:r>
+        <w:t xml:space="preserve"> </w:t>
+      </w:r>
+      <w:r>
+        <w:rPr>
+          <w:rStyle w:val="VerbatimChar"/>
+        </w:rPr>
+        <w:t xml:space="preserve">--apply</w:t>
+      </w:r>
+      <w:r>
+        <w:t xml:space="preserve"> </w:t>
+      </w:r>
+      <w:r>
+        <w:t xml:space="preserve">清掉，复查为 0。</w:t>
+      </w:r>
+    </w:p>
+    <w:p>
+      <w:pPr>
+        <w:pStyle w:val="BodyText"/>
+      </w:pPr>
+      <w:r>
+        <w:t xml:space="preserve">2）</w:t>
+      </w:r>
+      <w:r>
+        <w:rPr>
+          <w:bCs/>
+          <w:b/>
+        </w:rPr>
+        <w:t xml:space="preserve">文本字段没有长度校验</w:t>
+      </w:r>
+      <w:r>
+        <w:t xml:space="preserve">：SQLite 不强制</w:t>
+      </w:r>
+      <w:r>
+        <w:t xml:space="preserve"> </w:t>
+      </w:r>
+      <w:r>
+        <w:rPr>
+          <w:rStyle w:val="VerbatimChar"/>
+        </w:rPr>
+        <w:t xml:space="preserve">String(128)</w:t>
+      </w:r>
+      <w:r>
+        <w:t xml:space="preserve">，实测</w:t>
+      </w:r>
+      <w:r>
+        <w:t xml:space="preserve"> </w:t>
+      </w:r>
+      <w:r>
+        <w:rPr>
+          <w:bCs/>
+          <w:b/>
+        </w:rPr>
+        <w:t xml:space="preserve">300 字的项目名照样落库</w:t>
+      </w:r>
+      <w:r>
+        <w:t xml:space="preserve">（换 MySQL/PostgreSQL 会直接报错，界面版式也会被撑坏）。新增</w:t>
+      </w:r>
+      <w:r>
+        <w:t xml:space="preserve"> </w:t>
+      </w:r>
+      <w:r>
+        <w:rPr>
+          <w:rStyle w:val="VerbatimChar"/>
+        </w:rPr>
+        <w:t xml:space="preserve">app/utils/parsing.py: parse_text()</w:t>
+      </w:r>
+      <w:r>
+        <w:t xml:space="preserve">（去空白／必填／长度），接到项目名称与编号、图斑名称与行政区／矿种／开采方式、标准省份／名称／文号上；超长给出「不能超过 128 个字符（当前 300 个）」这类中文提示。</w:t>
+      </w:r>
+    </w:p>
+    <w:p>
+      <w:pPr>
+        <w:pStyle w:val="BodyText"/>
+      </w:pPr>
+      <w:r>
+        <w:t xml:space="preserve">3）</w:t>
+      </w:r>
+      <w:r>
+        <w:rPr>
+          <w:bCs/>
+          <w:b/>
+        </w:rPr>
+        <w:t xml:space="preserve">图表对空值不设防</w:t>
+      </w:r>
+      <w:r>
+        <w:t xml:space="preserve">：</w:t>
+      </w:r>
+      <w:r>
+        <w:rPr>
+          <w:rStyle w:val="VerbatimChar"/>
+        </w:rPr>
+        <w:t xml:space="preserve">charts.hbars([("平台", None, "—")])</w:t>
+      </w:r>
+      <w:r>
+        <w:t xml:space="preserve"> </w:t>
+      </w:r>
+      <w:r>
+        <w:t xml:space="preserve">直接</w:t>
+      </w:r>
+      <w:r>
+        <w:t xml:space="preserve"> </w:t>
+      </w:r>
+      <w:r>
+        <w:rPr>
+          <w:rStyle w:val="VerbatimChar"/>
+        </w:rPr>
+        <w:t xml:space="preserve">float(None)</w:t>
+      </w:r>
+      <w:r>
+        <w:t xml:space="preserve"> </w:t>
+      </w:r>
+      <w:r>
+        <w:t xml:space="preserve">抛异常（正常流程拿不到 None，但手工改库或导入脏数据会 500）。新增</w:t>
+      </w:r>
+      <w:r>
+        <w:t xml:space="preserve"> </w:t>
+      </w:r>
+      <w:r>
+        <w:rPr>
+          <w:rStyle w:val="VerbatimChar"/>
+        </w:rPr>
+        <w:t xml:space="preserve">_num()</w:t>
+      </w:r>
+      <w:r>
+        <w:t xml:space="preserve">，空值按 0 处理。</w:t>
+      </w:r>
+    </w:p>
+    <w:p>
+      <w:pPr>
+        <w:pStyle w:val="BodyText"/>
+      </w:pPr>
+      <w:r>
+        <w:t xml:space="preserve">（三）</w:t>
+      </w:r>
+      <w:r>
+        <w:rPr>
+          <w:bCs/>
+          <w:b/>
+        </w:rPr>
+        <w:t xml:space="preserve">新增</w:t>
+      </w:r>
+      <w:r>
+        <w:rPr>
+          <w:bCs/>
+          <w:b/>
+        </w:rPr>
+        <w:t xml:space="preserve"> </w:t>
+      </w:r>
+      <w:r>
+        <w:rPr>
+          <w:rStyle w:val="VerbatimChar"/>
+          <w:bCs/>
+          <w:b/>
+        </w:rPr>
+        <w:t xml:space="preserve">测试/test_edge_cases.py</w:t>
+      </w:r>
+      <w:r>
+        <w:rPr>
+          <w:bCs/>
+          <w:b/>
+        </w:rPr>
+        <w:t xml:space="preserve">（第 19 套自检，约 90 项断言）</w:t>
+      </w:r>
+      <w:r>
+        <w:t xml:space="preserve">，分十节：</w:t>
+      </w:r>
+      <w:r>
+        <w:t xml:space="preserve"> </w:t>
+      </w:r>
+      <w:r>
+        <w:t xml:space="preserve">　　一、数值边界：越大越优/越小越优在 0、理想值、极值、越界处的取值；pH 区间与容差端点（5/9/4/10）；坡度 0/25/25.0001/90/120；坡向未知值；污染指标八项全极值/全超极值/只填一项；等级阈值 0.2999/0.3/0.6999/0.7；岩质边坡即使填了土壤、平台即使填了坡度也不计入；所有指标缺失时不抛异常且得分仍在 0~1。</w:t>
+      </w:r>
+      <w:r>
+        <w:t xml:space="preserve"> </w:t>
+      </w:r>
+      <w:r>
+        <w:t xml:space="preserve">　　二、录入边界：非法单元类型、重复单元类型、面积非数字/负数、空项目名、AHP 矩阵填 0/非数字/1e400、pH=15、覆盖度=120、重金属负数与非数字——逐项确认「给中文提示 + 不落库」，并加了</w:t>
+      </w:r>
+      <w:r>
+        <w:rPr>
+          <w:bCs/>
+          <w:b/>
+        </w:rPr>
+        <w:t xml:space="preserve">会话守卫</w:t>
+      </w:r>
+      <w:r>
+        <w:t xml:space="preserve">（POST 后必须仍是登录态），避免「被踢回登录页」被误判成「被拒」。</w:t>
+      </w:r>
+      <w:r>
+        <w:t xml:space="preserve"> </w:t>
+      </w:r>
+      <w:r>
+        <w:t xml:space="preserve">　　三、流程门禁：占比合计不为 100%、限制性判定未通过、指标缺项、未评价就导报告——四种情况都被拦下且不生成评价记录；齐备后可评价、记录入库、带参数快照、占比自动归一。</w:t>
+      </w:r>
+      <w:r>
+        <w:t xml:space="preserve"> </w:t>
+      </w:r>
+      <w:r>
+        <w:t xml:space="preserve">　　四、输入清洗：搜索</w:t>
+      </w:r>
+      <w:r>
+        <w:t xml:space="preserve"> </w:t>
+      </w:r>
+      <w:r>
+        <w:rPr>
+          <w:rStyle w:val="VerbatimChar"/>
+        </w:rPr>
+        <w:t xml:space="preserve">' OR 1=1 --</w:t>
+      </w:r>
+      <w:r>
+        <w:t xml:space="preserve">、</w:t>
+      </w:r>
+      <w:r>
+        <w:rPr>
+          <w:rStyle w:val="VerbatimChar"/>
+        </w:rPr>
+        <w:t xml:space="preserve">&lt;script&gt;</w:t>
+      </w:r>
+      <w:r>
+        <w:t xml:space="preserve">、超长关键词；项目名里的脚本被转义；日志页页码超大/为负/非数字；AHP 层级非法与越界；旧入口</w:t>
+      </w:r>
+      <w:r>
+        <w:t xml:space="preserve"> </w:t>
+      </w:r>
+      <w:r>
+        <w:rPr>
+          <w:rStyle w:val="VerbatimChar"/>
+        </w:rPr>
+        <w:t xml:space="preserve">/logs</w:t>
+      </w:r>
+      <w:r>
+        <w:t xml:space="preserve"> </w:t>
+      </w:r>
+      <w:r>
+        <w:t xml:space="preserve">会跳到个人设置的日志页。</w:t>
+      </w:r>
+      <w:r>
+        <w:t xml:space="preserve"> </w:t>
+      </w:r>
+      <w:r>
+        <w:t xml:space="preserve">　　五、批量导入：无文件、错扩展名、只有表头、单元类型不属于本图斑、合法行、缺列、超范围、伪造的 .xlsx（给「解析失败」而不是 500）、旧版 .xls。</w:t>
+      </w:r>
+      <w:r>
+        <w:t xml:space="preserve"> </w:t>
+      </w:r>
+      <w:r>
+        <w:t xml:space="preserve">　　六、权限与 CSRF：六个业务页未登录均跳登录页；操作员访问新增账号 403、账号列表被兜回个人设置、看不到日志分类；开启 CSRF 时无令牌提交不会登录成功、带令牌可正常登录；404 是中文错误页。</w:t>
+      </w:r>
+      <w:r>
+        <w:t xml:space="preserve"> </w:t>
+      </w:r>
+      <w:r>
+        <w:t xml:space="preserve">　　七、结论对照与导出：辽宁图斑能对上省级文件、结论只有三种取值、定性要求如实标「待人工判断」、未收录省份给明确提示、Word 报告与打印模板都含对照小节。</w:t>
+      </w:r>
+      <w:r>
+        <w:t xml:space="preserve"> </w:t>
+      </w:r>
+      <w:r>
+        <w:t xml:space="preserve">　　八、删除与孤儿数据：删项目后子表无孤儿（回归保护）。</w:t>
+      </w:r>
+      <w:r>
+        <w:t xml:space="preserve"> </w:t>
+      </w:r>
+      <w:r>
+        <w:t xml:space="preserve">　　九、超长输入与图表：300 字项目名／200 字图斑名／300 字标准名被拒、标准缺省份被拒、空数据与全 0 的图表给「暂无数据」占位、得分为空按 0 处理、2 阶 AHP 矩阵权重归一且 CR=0。</w:t>
+      </w:r>
+      <w:r>
+        <w:t xml:space="preserve"> </w:t>
+      </w:r>
+      <w:r>
+        <w:t xml:space="preserve">　　十、空库状态：清空项目后首页/项目/单元/指标/判定/评价/报告/标准/对照/AHP 十个页面仍可打开，导入模板仍可下载。</w:t>
+      </w:r>
+    </w:p>
+    <w:p>
+      <w:pPr>
+        <w:pStyle w:val="BodyText"/>
+      </w:pPr>
+      <w:r>
+        <w:t xml:space="preserve">（四）</w:t>
+      </w:r>
+      <w:r>
+        <w:rPr>
+          <w:bCs/>
+          <w:b/>
+        </w:rPr>
+        <w:t xml:space="preserve">落进最终验收的常态检查</w:t>
+      </w:r>
+      <w:r>
+        <w:t xml:space="preserve">：</w:t>
+      </w:r>
+      <w:r>
+        <w:rPr>
+          <w:rStyle w:val="VerbatimChar"/>
+        </w:rPr>
+        <w:t xml:space="preserve">工具/verify_all.py</w:t>
+      </w:r>
+      <w:r>
+        <w:t xml:space="preserve"> </w:t>
+      </w:r>
+      <w:r>
+        <w:t xml:space="preserve">跑完 19 套自检后，自动用</w:t>
+      </w:r>
+      <w:r>
+        <w:t xml:space="preserve"> </w:t>
+      </w:r>
+      <w:r>
+        <w:rPr>
+          <w:rStyle w:val="VerbatimChar"/>
+        </w:rPr>
+        <w:t xml:space="preserve">cleanup.purge_orphans()</w:t>
+      </w:r>
+      <w:r>
+        <w:t xml:space="preserve"> </w:t>
+      </w:r>
+      <w:r>
+        <w:t xml:space="preserve">核对「各子表均无孤儿行」，有残留就点名是哪张表 —— 这样以后哪套自检再漏清理，会被当场挡住，而不是等它污染截图与材料。</w:t>
+      </w:r>
+    </w:p>
+    <w:p>
+      <w:pPr>
+        <w:pStyle w:val="BodyText"/>
+      </w:pPr>
+      <w:r>
+        <w:t xml:space="preserve">（五）验证：</w:t>
+      </w:r>
+      <w:r>
+        <w:rPr>
+          <w:bCs/>
+          <w:b/>
+        </w:rPr>
+        <w:t xml:space="preserve">19/19 套自检通过</w:t>
+      </w:r>
+      <w:r>
+        <w:t xml:space="preserve">、库里</w:t>
+      </w:r>
+      <w:r>
+        <w:t xml:space="preserve"> </w:t>
+      </w:r>
+      <w:r>
+        <w:rPr>
+          <w:bCs/>
+          <w:b/>
+        </w:rPr>
+        <w:t xml:space="preserve">0 条孤儿</w:t>
+      </w:r>
+      <w:r>
+        <w:t xml:space="preserve">；</w:t>
+      </w:r>
+      <w:r>
+        <w:rPr>
+          <w:rStyle w:val="VerbatimChar"/>
+        </w:rPr>
+        <w:t xml:space="preserve">check_materials</w:t>
+      </w:r>
+      <w:r>
+        <w:t xml:space="preserve"> </w:t>
+      </w:r>
+      <w:r>
+        <w:rPr>
+          <w:bCs/>
+          <w:b/>
+        </w:rPr>
+        <w:t xml:space="preserve">22 项全部符合</w:t>
+      </w:r>
+      <w:r>
+        <w:t xml:space="preserve">；源程序 PDF 重跑</w:t>
+      </w:r>
+      <w:r>
+        <w:t xml:space="preserve"> </w:t>
+      </w:r>
+      <w:r>
+        <w:rPr>
+          <w:bCs/>
+          <w:b/>
+        </w:rPr>
+        <w:t xml:space="preserve">278 页</w:t>
+      </w:r>
+      <w:r>
+        <w:t xml:space="preserve">（提交版 60 页）、说明书 31 页、截图 28 张。测试手段上坦白一句：本轮没有做并发/压力测试，也没有跨浏览器逐项对照，界面可用性靠截图脚本逐页 200 与人工抽查。</w:t>
+      </w:r>
+    </w:p>
+    <w:bookmarkEnd w:id="23"/>
+    <w:bookmarkStart w:id="24" w:name="Xad9213e8c056d6861f9b118410d71dc9912d329"/>
+    <w:p>
+      <w:pPr>
+        <w:pStyle w:val="Heading3"/>
+      </w:pPr>
+      <w:r>
+        <w:t xml:space="preserve">2026-10-08</w:t>
+      </w:r>
+    </w:p>
+    <w:p>
+      <w:pPr>
+        <w:pStyle w:val="FirstParagraph"/>
+      </w:pPr>
+      <w:r>
         <w:t xml:space="preserve">13:20</w:t>
       </w:r>
       <w:r>
@@ -2201,8 +2770,8 @@
         <w:t xml:space="preserve">：源程序 277 页（每页 50 行、页眉「软件全称 + V1.0」、右上角连续页码、末页为结束页）、提交版 60 页（前 30 + 后 30）、说明书 31 页（页眉版本号与源程序、底稿一致，页码自目录起编号）；说明书与底稿全文不含「论文」字样；底稿「主要功能描述」1094 字（要求 500–1300）。</w:t>
       </w:r>
     </w:p>
-    <w:bookmarkEnd w:id="23"/>
-    <w:bookmarkStart w:id="24" w:name="X86c283014dd504dd7e19a1eb6fecac95aab9a1a"/>
+    <w:bookmarkEnd w:id="24"/>
+    <w:bookmarkStart w:id="25" w:name="X86c283014dd504dd7e19a1eb6fecac95aab9a1a"/>
     <w:p>
       <w:pPr>
         <w:pStyle w:val="Heading3"/>
@@ -2838,8 +3407,8 @@
         <w:t xml:space="preserve">，写入含该列的行成功；真库不动，启动时会自动补齐。</w:t>
       </w:r>
     </w:p>
-    <w:bookmarkEnd w:id="24"/>
-    <w:bookmarkStart w:id="25" w:name="Xb9a0fa8b33a3a898ac1ef5fcf20ef98338f7d1a"/>
+    <w:bookmarkEnd w:id="25"/>
+    <w:bookmarkStart w:id="26" w:name="Xb9a0fa8b33a3a898ac1ef5fcf20ef98338f7d1a"/>
     <w:p>
       <w:pPr>
         <w:pStyle w:val="Heading3"/>
@@ -4454,8 +5023,8 @@
         <w:t xml:space="preserve">。</w:t>
       </w:r>
     </w:p>
-    <w:bookmarkEnd w:id="25"/>
-    <w:bookmarkStart w:id="26" w:name="Xa97bbd8278a9ede502956d710cb6baf398187db"/>
+    <w:bookmarkEnd w:id="26"/>
+    <w:bookmarkStart w:id="27" w:name="Xa97bbd8278a9ede502956d710cb6baf398187db"/>
     <w:p>
       <w:pPr>
         <w:pStyle w:val="Heading3"/>
@@ -7679,8 +8248,8 @@
         <w:t xml:space="preserve">全项通过（本机偏移 8:00，UTC 15:33:28 → 23:33:28）；截图与 PDF 重跑后，操作日志、评价时间、报告生成时间三者口径一致。</w:t>
       </w:r>
     </w:p>
-    <w:bookmarkEnd w:id="26"/>
-    <w:bookmarkStart w:id="27" w:name="Xdd7083db5d65ace979c7a3d1f698cf638c23880"/>
+    <w:bookmarkEnd w:id="27"/>
+    <w:bookmarkStart w:id="28" w:name="Xdd7083db5d65ace979c7a3d1f698cf638c23880"/>
     <w:p>
       <w:pPr>
         <w:pStyle w:val="Heading3"/>
@@ -10766,8 +11335,8 @@
         <w:t xml:space="preserve">。</w:t>
       </w:r>
     </w:p>
-    <w:bookmarkEnd w:id="27"/>
-    <w:bookmarkStart w:id="28" w:name="X3c6dd43a566e1cd290d07379a3cc724b1e5c230"/>
+    <w:bookmarkEnd w:id="28"/>
+    <w:bookmarkStart w:id="29" w:name="X3c6dd43a566e1cd290d07379a3cc724b1e5c230"/>
     <w:p>
       <w:pPr>
         <w:pStyle w:val="Heading3"/>
@@ -11967,9 +12536,9 @@
         </w:pict>
       </w:r>
     </w:p>
-    <w:bookmarkEnd w:id="28"/>
     <w:bookmarkEnd w:id="29"/>
-    <w:bookmarkStart w:id="30" w:name="四遗留与待办"/>
+    <w:bookmarkEnd w:id="30"/>
+    <w:bookmarkStart w:id="31" w:name="四遗留与待办"/>
     <w:p>
       <w:pPr>
         <w:pStyle w:val="Heading2"/>
@@ -12163,8 +12732,8 @@
         </w:tc>
       </w:tr>
     </w:tbl>
-    <w:bookmarkEnd w:id="30"/>
     <w:bookmarkEnd w:id="31"/>
+    <w:bookmarkEnd w:id="32"/>
     <w:sectPr/>
   </w:body>
 </w:document>

--- a/文档/开发日志.docx
+++ b/文档/开发日志.docx
@@ -28,7 +28,7 @@
         </w:p>
       </w:sdtContent>
     </w:sdt>
-    <w:bookmarkStart w:id="32" w:name="开发日志"/>
+    <w:bookmarkStart w:id="33" w:name="开发日志"/>
     <w:p>
       <w:pPr>
         <w:pStyle w:val="Heading1"/>
@@ -883,7 +883,7 @@
       </w:r>
     </w:p>
     <w:bookmarkEnd w:id="21"/>
-    <w:bookmarkStart w:id="30" w:name="三改动明细"/>
+    <w:bookmarkStart w:id="31" w:name="三改动明细"/>
     <w:p>
       <w:pPr>
         <w:pStyle w:val="Heading2"/>
@@ -906,388 +906,428 @@
         <w:pStyle w:val="FirstParagraph"/>
       </w:pPr>
       <w:r>
-        <w:t xml:space="preserve">21:10</w:t>
-      </w:r>
-      <w:r>
-        <w:t xml:space="preserve"> </w:t>
-      </w:r>
-      <w:r>
-        <w:rPr>
-          <w:bCs/>
-          <w:b/>
-        </w:rPr>
-        <w:t xml:space="preserve">功能</w:t>
-      </w:r>
-      <w:r>
-        <w:t xml:space="preserve"> </w:t>
-      </w:r>
-      <w:r>
-        <w:t xml:space="preserve">按师兄要求删掉限制性指标里的「耕地属性」，全面改为四项</w:t>
-      </w:r>
-    </w:p>
-    <w:p>
-      <w:pPr>
-        <w:pStyle w:val="BodyText"/>
-      </w:pPr>
-      <w:r>
-        <w:t xml:space="preserve">（一）原因：师兄看过软件后提出删掉「耕地属性」。此前最新版方法给的是四项限制性指标（政策、区位约束、土壤污染、地质环境），软件当时按早期版本做了五项；这一轮把第五项彻底删掉，使软件、界面文案、演示数据、材料与验证算例口径一致。</w:t>
-      </w:r>
-    </w:p>
-    <w:p>
-      <w:pPr>
-        <w:pStyle w:val="BodyText"/>
-      </w:pPr>
-      <w:r>
-        <w:t xml:space="preserve">（二）影响：</w:t>
-      </w:r>
-    </w:p>
-    <w:p>
-      <w:pPr>
-        <w:pStyle w:val="BodyText"/>
-      </w:pPr>
-      <w:r>
-        <w:t xml:space="preserve">1）</w:t>
-      </w:r>
-      <w:r>
-        <w:rPr>
-          <w:bCs/>
-          <w:b/>
-        </w:rPr>
-        <w:t xml:space="preserve">判定逻辑与数据模型</w:t>
-      </w:r>
-      <w:r>
-        <w:t xml:space="preserve">：</w:t>
-      </w:r>
-      <w:r>
-        <w:rPr>
-          <w:rStyle w:val="VerbatimChar"/>
-        </w:rPr>
-        <w:t xml:space="preserve">app/utils/constants.py</w:t>
-      </w:r>
-      <w:r>
-        <w:t xml:space="preserve"> </w:t>
-      </w:r>
-      <w:r>
-        <w:t xml:space="preserve">的</w:t>
-      </w:r>
-      <w:r>
-        <w:t xml:space="preserve"> </w:t>
-      </w:r>
-      <w:r>
-        <w:rPr>
-          <w:rStyle w:val="VerbatimChar"/>
-        </w:rPr>
-        <w:t xml:space="preserve">CONSTRAINT_ITEMS</w:t>
-      </w:r>
-      <w:r>
-        <w:t xml:space="preserve"> </w:t>
-      </w:r>
-      <w:r>
-        <w:t xml:space="preserve">改为四项；</w:t>
-      </w:r>
-      <w:r>
-        <w:rPr>
-          <w:rStyle w:val="VerbatimChar"/>
-        </w:rPr>
-        <w:t xml:space="preserve">app/models.py</w:t>
-      </w:r>
-      <w:r>
-        <w:t xml:space="preserve"> </w:t>
-      </w:r>
-      <w:r>
-        <w:t xml:space="preserve">删掉</w:t>
-      </w:r>
-      <w:r>
-        <w:t xml:space="preserve"> </w:t>
-      </w:r>
-      <w:r>
-        <w:rPr>
-          <w:rStyle w:val="VerbatimChar"/>
-        </w:rPr>
-        <w:t xml:space="preserve">ConstraintCheck.farmland_pass</w:t>
-      </w:r>
-      <w:r>
-        <w:t xml:space="preserve"> </w:t>
-      </w:r>
-      <w:r>
-        <w:t xml:space="preserve">列；</w:t>
-      </w:r>
-      <w:r>
-        <w:rPr>
-          <w:rStyle w:val="VerbatimChar"/>
-        </w:rPr>
-        <w:t xml:space="preserve">app/views/constraint.py</w:t>
-      </w:r>
-      <w:r>
-        <w:t xml:space="preserve"> </w:t>
-      </w:r>
-      <w:r>
-        <w:t xml:space="preserve">的</w:t>
-      </w:r>
-      <w:r>
-        <w:t xml:space="preserve"> </w:t>
-      </w:r>
-      <w:r>
-        <w:rPr>
-          <w:rStyle w:val="VerbatimChar"/>
-        </w:rPr>
-        <w:t xml:space="preserve">FIELDS</w:t>
-      </w:r>
-      <w:r>
-        <w:t xml:space="preserve"> </w:t>
-      </w:r>
-      <w:r>
-        <w:t xml:space="preserve">由五项改四项；</w:t>
-      </w:r>
-      <w:r>
-        <w:rPr>
-          <w:rStyle w:val="VerbatimChar"/>
-        </w:rPr>
-        <w:t xml:space="preserve">app/services/workflow.py</w:t>
-      </w:r>
-      <w:r>
-        <w:t xml:space="preserve"> </w:t>
-      </w:r>
-      <w:r>
-        <w:t xml:space="preserve">的拦截提示改为「四项限制性条件尚未逐项判定」。</w:t>
-      </w:r>
-    </w:p>
-    <w:p>
-      <w:pPr>
-        <w:pStyle w:val="BodyText"/>
-      </w:pPr>
-      <w:r>
-        <w:t xml:space="preserve">2）</w:t>
-      </w:r>
-      <w:r>
-        <w:rPr>
-          <w:bCs/>
-          <w:b/>
-        </w:rPr>
-        <w:t xml:space="preserve">旧库结构自动清理</w:t>
-      </w:r>
-      <w:r>
-        <w:t xml:space="preserve">：</w:t>
-      </w:r>
-      <w:r>
-        <w:rPr>
-          <w:rStyle w:val="VerbatimChar"/>
-        </w:rPr>
-        <w:t xml:space="preserve">app/utils/schema.py</w:t>
-      </w:r>
-      <w:r>
-        <w:t xml:space="preserve"> </w:t>
-      </w:r>
-      <w:r>
-        <w:t xml:space="preserve">新增</w:t>
-      </w:r>
-      <w:r>
-        <w:t xml:space="preserve"> </w:t>
-      </w:r>
-      <w:r>
-        <w:rPr>
-          <w:rStyle w:val="VerbatimChar"/>
-        </w:rPr>
-        <w:t xml:space="preserve">RETIRED_COLUMNS</w:t>
-      </w:r>
-      <w:r>
-        <w:t xml:space="preserve"> </w:t>
-      </w:r>
-      <w:r>
-        <w:t xml:space="preserve">与</w:t>
-      </w:r>
-      <w:r>
-        <w:t xml:space="preserve"> </w:t>
-      </w:r>
-      <w:r>
-        <w:rPr>
-          <w:rStyle w:val="VerbatimChar"/>
-        </w:rPr>
-        <w:t xml:space="preserve">_drop_retired_columns()</w:t>
-      </w:r>
-      <w:r>
-        <w:t xml:space="preserve">，启动时把废弃列删掉（SQLite 3.35+ 支持</w:t>
-      </w:r>
-      <w:r>
-        <w:t xml:space="preserve"> </w:t>
-      </w:r>
-      <w:r>
-        <w:rPr>
-          <w:rStyle w:val="VerbatimChar"/>
-        </w:rPr>
-        <w:t xml:space="preserve">DROP COLUMN</w:t>
-      </w:r>
-      <w:r>
-        <w:t xml:space="preserve">，老版本不支持就跳过，不阻断启动）。新库由</w:t>
-      </w:r>
-      <w:r>
-        <w:t xml:space="preserve"> </w:t>
-      </w:r>
-      <w:r>
-        <w:rPr>
-          <w:rStyle w:val="VerbatimChar"/>
-        </w:rPr>
-        <w:t xml:space="preserve">create_all</w:t>
-      </w:r>
-      <w:r>
-        <w:t xml:space="preserve"> </w:t>
-      </w:r>
-      <w:r>
-        <w:t xml:space="preserve">直接按新模型建表，不会再有这一列；真库实测已删除</w:t>
-      </w:r>
-      <w:r>
-        <w:t xml:space="preserve"> </w:t>
-      </w:r>
-      <w:r>
-        <w:rPr>
-          <w:rStyle w:val="VerbatimChar"/>
-        </w:rPr>
-        <w:t xml:space="preserve">constraint_checks.farmland_pass</w:t>
-      </w:r>
-      <w:r>
-        <w:t xml:space="preserve">（旧库改前 10 列、改后 9 列），判定页四个条件、提交保存均正常。</w:t>
-      </w:r>
-    </w:p>
-    <w:p>
-      <w:pPr>
-        <w:pStyle w:val="BodyText"/>
-      </w:pPr>
-      <w:r>
-        <w:t xml:space="preserve">3）</w:t>
-      </w:r>
-      <w:r>
-        <w:rPr>
-          <w:bCs/>
-          <w:b/>
-        </w:rPr>
-        <w:t xml:space="preserve">界面与文案</w:t>
-      </w:r>
-      <w:r>
-        <w:t xml:space="preserve">：判定页少一项；工作台步骤说明改为「政策、区位、污染、地质灾害四项一票否决」；登录页介绍文案同步改为四项。</w:t>
-      </w:r>
-    </w:p>
-    <w:p>
-      <w:pPr>
-        <w:pStyle w:val="BodyText"/>
-      </w:pPr>
-      <w:r>
-        <w:t xml:space="preserve">4）</w:t>
-      </w:r>
-      <w:r>
-        <w:rPr>
-          <w:bCs/>
-          <w:b/>
-        </w:rPr>
-        <w:t xml:space="preserve">演示数据与验证算例</w:t>
-      </w:r>
-      <w:r>
-        <w:t xml:space="preserve">：</w:t>
-      </w:r>
-      <w:r>
-        <w:rPr>
-          <w:rStyle w:val="VerbatimChar"/>
-        </w:rPr>
-        <w:t xml:space="preserve">seed_demo.py</w:t>
-      </w:r>
-      <w:r>
-        <w:t xml:space="preserve"> </w:t>
-      </w:r>
-      <w:r>
-        <w:t xml:space="preserve">重建（</w:t>
-      </w:r>
-      <w:r>
-        <w:rPr>
-          <w:rStyle w:val="VerbatimChar"/>
-        </w:rPr>
-        <w:t xml:space="preserve">--reset</w:t>
-      </w:r>
-      <w:r>
-        <w:t xml:space="preserve">）；</w:t>
-      </w:r>
-      <w:r>
-        <w:rPr>
-          <w:rStyle w:val="VerbatimChar"/>
-        </w:rPr>
-        <w:t xml:space="preserve">工具/数值核对/验证用例.py</w:t>
-      </w:r>
-      <w:r>
-        <w:t xml:space="preserve"> </w:t>
-      </w:r>
-      <w:r>
-        <w:t xml:space="preserve">的</w:t>
-      </w:r>
-      <w:r>
-        <w:rPr>
-          <w:bCs/>
-          <w:b/>
-        </w:rPr>
-        <w:t xml:space="preserve">算例 08 由「耕地不通过」改为「政策约束不通过」</w:t>
-      </w:r>
-      <w:r>
-        <w:t xml:space="preserve">（数据本身仍是理想上限，只把政策约束判定为不通过，仍验证「一票否决 → 不进入定量评价」），</w:t>
-      </w:r>
-      <w:r>
-        <w:rPr>
-          <w:rStyle w:val="VerbatimChar"/>
-        </w:rPr>
-        <w:t xml:space="preserve">验证数据/</w:t>
-      </w:r>
-      <w:r>
-        <w:t xml:space="preserve"> </w:t>
-      </w:r>
-      <w:r>
-        <w:t xml:space="preserve">里的 CSV 与说明文档同步改名与改写，旧的</w:t>
-      </w:r>
-      <w:r>
-        <w:t xml:space="preserve"> </w:t>
-      </w:r>
-      <w:r>
-        <w:rPr>
-          <w:rStyle w:val="VerbatimChar"/>
-        </w:rPr>
-        <w:t xml:space="preserve">用例08_一票否决_耕地不通过.csv</w:t>
-      </w:r>
-      <w:r>
-        <w:t xml:space="preserve"> </w:t>
-      </w:r>
-      <w:r>
-        <w:t xml:space="preserve">已删除；8 个算例重跑全部与期望值一致。</w:t>
-      </w:r>
-    </w:p>
-    <w:p>
-      <w:pPr>
-        <w:pStyle w:val="BodyText"/>
-      </w:pPr>
-      <w:r>
-        <w:t xml:space="preserve">5）</w:t>
-      </w:r>
-      <w:r>
-        <w:rPr>
-          <w:bCs/>
-          <w:b/>
-        </w:rPr>
-        <w:t xml:space="preserve">自检与核对脚本</w:t>
-      </w:r>
-      <w:r>
-        <w:t xml:space="preserve">：</w:t>
-      </w:r>
-      <w:r>
-        <w:rPr>
-          <w:rStyle w:val="VerbatimChar"/>
-        </w:rPr>
-        <w:t xml:space="preserve">test_web_modules.py</w:t>
-      </w:r>
-      <w:r>
-        <w:t xml:space="preserve"> </w:t>
-      </w:r>
-      <w:r>
-        <w:t xml:space="preserve">的判定页断言由五项改四项；</w:t>
-      </w:r>
-      <w:r>
-        <w:rPr>
-          <w:rStyle w:val="VerbatimChar"/>
-        </w:rPr>
-        <w:t xml:space="preserve">test_weights.py</w:t>
+        <w:t xml:space="preserve">22:05</w:t>
+      </w:r>
+      <w:r>
+        <w:t xml:space="preserve"> </w:t>
+      </w:r>
+      <w:r>
+        <w:rPr>
+          <w:bCs/>
+          <w:b/>
+        </w:rPr>
+        <w:t xml:space="preserve">材料</w:t>
+      </w:r>
+      <w:r>
+        <w:t xml:space="preserve"> </w:t>
+      </w:r>
+      <w:r>
+        <w:t xml:space="preserve">修掉说明书的两个排版问题：数字被撑成「0 . 3」、目录点不动</w:t>
+      </w:r>
+    </w:p>
+    <w:p>
+      <w:pPr>
+        <w:pStyle w:val="BodyText"/>
+      </w:pPr>
+      <w:r>
+        <w:t xml:space="preserve">（一）原因：用户对比说明书 PDF 与 Word 版，发现 PDF 里数字间距异常大（「0 . 3」「F = 0 . 7 4 0 4」「3 . 1 0」），而 Word 里正常；同时目录点击后不跳转。</w:t>
+      </w:r>
+    </w:p>
+    <w:p>
+      <w:pPr>
+        <w:pStyle w:val="BodyText"/>
+      </w:pPr>
+      <w:r>
+        <w:t xml:space="preserve">（二）</w:t>
+      </w:r>
+      <w:r>
+        <w:rPr>
+          <w:bCs/>
+          <w:b/>
+        </w:rPr>
+        <w:t xml:space="preserve">问题一：数字被当成全角渲染</w:t>
+      </w:r>
+      <w:r>
+        <w:t xml:space="preserve">。根因在</w:t>
+      </w:r>
+      <w:r>
+        <w:t xml:space="preserve"> </w:t>
+      </w:r>
+      <w:r>
+        <w:rPr>
+          <w:rStyle w:val="VerbatimChar"/>
+        </w:rPr>
+        <w:t xml:space="preserve">工具/make_manual.py</w:t>
+      </w:r>
+      <w:r>
+        <w:t xml:space="preserve"> </w:t>
+      </w:r>
+      <w:r>
+        <w:t xml:space="preserve">—— 它一直用 PyMuPDF 内置的 CJK 字体</w:t>
+      </w:r>
+      <w:r>
+        <w:t xml:space="preserve"> </w:t>
+      </w:r>
+      <w:r>
+        <w:rPr>
+          <w:rStyle w:val="VerbatimChar"/>
+        </w:rPr>
+        <w:t xml:space="preserve">china-s</w:t>
+      </w:r>
+      <w:r>
+        <w:t xml:space="preserve"> </w:t>
+      </w:r>
+      <w:r>
+        <w:t xml:space="preserve">出图，这个字体把 ASCII 当</w:t>
+      </w:r>
+      <w:r>
+        <w:rPr>
+          <w:bCs/>
+          <w:b/>
+        </w:rPr>
+        <w:t xml:space="preserve">全角</w:t>
+      </w:r>
+      <w:r>
+        <w:t xml:space="preserve">排版：实测 10.5pt 下「0.3」宽</w:t>
+      </w:r>
+      <w:r>
+        <w:t xml:space="preserve"> </w:t>
+      </w:r>
+      <w:r>
+        <w:rPr>
+          <w:bCs/>
+          <w:b/>
+        </w:rPr>
+        <w:t xml:space="preserve">31.5pt</w:t>
+      </w:r>
+      <w:r>
+        <w:t xml:space="preserve">（三个字符各占一个全角），而宋体里只有</w:t>
+      </w:r>
+      <w:r>
+        <w:t xml:space="preserve"> </w:t>
+      </w:r>
+      <w:r>
+        <w:rPr>
+          <w:bCs/>
+          <w:b/>
+        </w:rPr>
+        <w:t xml:space="preserve">15.75pt</w:t>
+      </w:r>
+      <w:r>
+        <w:t xml:space="preserve">。Word 版用的是宋体 + Times New Roman，所以看着正常 —— 两版字体不一致，PDF 才有这个毛病。</w:t>
+      </w:r>
+      <w:r>
+        <w:t xml:space="preserve"> </w:t>
+      </w:r>
+      <w:r>
+        <w:t xml:space="preserve">　　修法：改用系统里的真实中文字体（正文宋体</w:t>
+      </w:r>
+      <w:r>
+        <w:t xml:space="preserve"> </w:t>
+      </w:r>
+      <w:r>
+        <w:rPr>
+          <w:rStyle w:val="VerbatimChar"/>
+        </w:rPr>
+        <w:t xml:space="preserve">simsun.ttc</w:t>
+      </w:r>
+      <w:r>
+        <w:t xml:space="preserve">、标题黑体</w:t>
+      </w:r>
+      <w:r>
+        <w:t xml:space="preserve"> </w:t>
+      </w:r>
+      <w:r>
+        <w:rPr>
+          <w:rStyle w:val="VerbatimChar"/>
+        </w:rPr>
+        <w:t xml:space="preserve">simhei.ttf</w:t>
+      </w:r>
+      <w:r>
+        <w:t xml:space="preserve">），用</w:t>
+      </w:r>
+      <w:r>
+        <w:t xml:space="preserve"> </w:t>
+      </w:r>
+      <w:r>
+        <w:rPr>
+          <w:rStyle w:val="VerbatimChar"/>
+        </w:rPr>
+        <w:t xml:space="preserve">fitz.Font</w:t>
+      </w:r>
+      <w:r>
+        <w:t xml:space="preserve"> </w:t>
+      </w:r>
+      <w:r>
+        <w:t xml:space="preserve">测宽、</w:t>
+      </w:r>
+      <w:r>
+        <w:rPr>
+          <w:rStyle w:val="VerbatimChar"/>
+        </w:rPr>
+        <w:t xml:space="preserve">fitz.TextWriter</w:t>
+      </w:r>
+      <w:r>
+        <w:t xml:space="preserve"> </w:t>
+      </w:r>
+      <w:r>
+        <w:t xml:space="preserve">写入（内置</w:t>
+      </w:r>
+      <w:r>
+        <w:t xml:space="preserve"> </w:t>
+      </w:r>
+      <w:r>
+        <w:rPr>
+          <w:rStyle w:val="VerbatimChar"/>
+        </w:rPr>
+        <w:t xml:space="preserve">insert_text</w:t>
+      </w:r>
+      <w:r>
+        <w:t xml:space="preserve"> </w:t>
+      </w:r>
+      <w:r>
+        <w:t xml:space="preserve">只认内置字体名，写不了系统字体）；找不到系统字体时自动退回内置字体并打印提示。</w:t>
+      </w:r>
+      <w:r>
+        <w:t xml:space="preserve"> </w:t>
+      </w:r>
+      <w:r>
+        <w:t xml:space="preserve">　　顺带踩到两个坑并解决：①</w:t>
+      </w:r>
+      <w:r>
+        <w:rPr>
+          <w:rStyle w:val="VerbatimChar"/>
+        </w:rPr>
+        <w:t xml:space="preserve">TextWriter</w:t>
+      </w:r>
+      <w:r>
+        <w:t xml:space="preserve"> </w:t>
+      </w:r>
+      <w:r>
+        <w:t xml:space="preserve">每次调用都写一遍字体子集，PDF 从 2 MB 涨到</w:t>
+      </w:r>
+      <w:r>
+        <w:t xml:space="preserve"> </w:t>
+      </w:r>
+      <w:r>
+        <w:rPr>
+          <w:bCs/>
+          <w:b/>
+        </w:rPr>
+        <w:t xml:space="preserve">29 MB</w:t>
+      </w:r>
+      <w:r>
+        <w:t xml:space="preserve"> </w:t>
+      </w:r>
+      <w:r>
+        <w:t xml:space="preserve">—— 改成每页累计一次写入，仍不够（字体整份嵌入），再加</w:t>
+      </w:r>
+      <w:r>
+        <w:t xml:space="preserve"> </w:t>
+      </w:r>
+      <w:r>
+        <w:rPr>
+          <w:rStyle w:val="VerbatimChar"/>
+        </w:rPr>
+        <w:t xml:space="preserve">doc.subset_fonts()</w:t>
+      </w:r>
+      <w:r>
+        <w:t xml:space="preserve"> </w:t>
+      </w:r>
+      <w:r>
+        <w:t xml:space="preserve">字体子集化 +</w:t>
+      </w:r>
+      <w:r>
+        <w:t xml:space="preserve"> </w:t>
+      </w:r>
+      <w:r>
+        <w:rPr>
+          <w:rStyle w:val="VerbatimChar"/>
+        </w:rPr>
+        <w:t xml:space="preserve">garbage=4</w:t>
+      </w:r>
+      <w:r>
+        <w:t xml:space="preserve">，回到</w:t>
+      </w:r>
+      <w:r>
+        <w:t xml:space="preserve"> </w:t>
+      </w:r>
+      <w:r>
+        <w:rPr>
+          <w:bCs/>
+          <w:b/>
+        </w:rPr>
+        <w:t xml:space="preserve">2.18 MB</w:t>
+      </w:r>
+      <w:r>
+        <w:t xml:space="preserve">；②所有画线/插图前先落页文字，保持内容顺序。</w:t>
+      </w:r>
+    </w:p>
+    <w:p>
+      <w:pPr>
+        <w:pStyle w:val="BodyText"/>
+      </w:pPr>
+      <w:r>
+        <w:t xml:space="preserve">（三）</w:t>
+      </w:r>
+      <w:r>
+        <w:rPr>
+          <w:bCs/>
+          <w:b/>
+        </w:rPr>
+        <w:t xml:space="preserve">问题二：目录点不动</w:t>
+      </w:r>
+      <w:r>
+        <w:t xml:space="preserve">。原来目录只是「画上去的文字」，没有任何链接。现在：</w:t>
+      </w:r>
+      <w:r>
+        <w:t xml:space="preserve"> </w:t>
+      </w:r>
+      <w:r>
+        <w:t xml:space="preserve">　　一、PDF 版：目录 26 条各自建立内部跳转链接（</w:t>
+      </w:r>
+      <w:r>
+        <w:rPr>
+          <w:rStyle w:val="VerbatimChar"/>
+        </w:rPr>
+        <w:t xml:space="preserve">LINK_GOTO</w:t>
+      </w:r>
+      <w:r>
+        <w:t xml:space="preserve"> </w:t>
+      </w:r>
+      <w:r>
+        <w:t xml:space="preserve">指向对应章节所在页），并写入</w:t>
+      </w:r>
+      <w:r>
+        <w:t xml:space="preserve"> </w:t>
+      </w:r>
+      <w:r>
+        <w:rPr>
+          <w:bCs/>
+          <w:b/>
+        </w:rPr>
+        <w:t xml:space="preserve">27 条 PDF 书签</w:t>
+      </w:r>
+      <w:r>
+        <w:t xml:space="preserve">（左侧大纲，含「目　录」）。逐条核对：26 条链接的目标页上都能找到该章节标题，异常 0 条。</w:t>
+      </w:r>
+      <w:r>
+        <w:t xml:space="preserve"> </w:t>
+      </w:r>
+      <w:r>
+        <w:t xml:space="preserve">　　二、Word 版：目录 26 条改为指向书签的</w:t>
+      </w:r>
+      <w:r>
+        <w:rPr>
+          <w:bCs/>
+          <w:b/>
+        </w:rPr>
+        <w:t xml:space="preserve">内部超链接</w:t>
+      </w:r>
+      <w:r>
+        <w:t xml:space="preserve">，正文每个标题处插入对应书签（共 26 个），外观仍是正文字体、不变成蓝色链接。踩坑一处：书签一开始插到了</w:t>
+      </w:r>
+      <w:r>
+        <w:t xml:space="preserve"> </w:t>
+      </w:r>
+      <w:r>
+        <w:rPr>
+          <w:rStyle w:val="VerbatimChar"/>
+        </w:rPr>
+        <w:t xml:space="preserve">w:pPr</w:t>
+      </w:r>
+      <w:r>
+        <w:t xml:space="preserve"> </w:t>
+      </w:r>
+      <w:r>
+        <w:t xml:space="preserve">前面，违反 OOXML「pPr 必须是段落第一个子元素」的顺序，改成插到 pPr 之后。</w:t>
+      </w:r>
+    </w:p>
+    <w:p>
+      <w:pPr>
+        <w:pStyle w:val="BodyText"/>
+      </w:pPr>
+      <w:r>
+        <w:t xml:space="preserve">（四）验证：说明书 PDF</w:t>
+      </w:r>
+      <w:r>
+        <w:t xml:space="preserve"> </w:t>
+      </w:r>
+      <w:r>
+        <w:rPr>
+          <w:bCs/>
+          <w:b/>
+        </w:rPr>
+        <w:t xml:space="preserve">31 页 / 2.18 MB</w:t>
+      </w:r>
+      <w:r>
+        <w:t xml:space="preserve">、内嵌字体为子集化的</w:t>
+      </w:r>
+      <w:r>
+        <w:t xml:space="preserve"> </w:t>
+      </w:r>
+      <w:r>
+        <w:rPr>
+          <w:rStyle w:val="VerbatimChar"/>
+        </w:rPr>
+        <w:t xml:space="preserve">SimSun</w:t>
+      </w:r>
+      <w:r>
+        <w:t xml:space="preserve"> </w:t>
+      </w:r>
+      <w:r>
+        <w:t xml:space="preserve">+</w:t>
+      </w:r>
+      <w:r>
+        <w:t xml:space="preserve"> </w:t>
+      </w:r>
+      <w:r>
+        <w:rPr>
+          <w:rStyle w:val="VerbatimChar"/>
+        </w:rPr>
+        <w:t xml:space="preserve">SimHei</w:t>
+      </w:r>
+      <w:r>
+        <w:t xml:space="preserve">、「0.3」宽度</w:t>
+      </w:r>
+      <w:r>
+        <w:t xml:space="preserve"> </w:t>
+      </w:r>
+      <w:r>
+        <w:rPr>
+          <w:bCs/>
+          <w:b/>
+        </w:rPr>
+        <w:t xml:space="preserve">15.75pt</w:t>
+      </w:r>
+      <w:r>
+        <w:t xml:space="preserve">（与 Word 一致）、26 条目录链接全部指向正确页、27 条书签；Word 版用 Word 实际打开</w:t>
+      </w:r>
+      <w:r>
+        <w:rPr>
+          <w:bCs/>
+          <w:b/>
+        </w:rPr>
+        <w:t xml:space="preserve">无「内容有问题」修复提示</w:t>
+      </w:r>
+      <w:r>
+        <w:t xml:space="preserve">，31 页、29 张插图、26 书签、26 超链接；</w:t>
+      </w:r>
+      <w:r>
+        <w:rPr>
+          <w:rStyle w:val="VerbatimChar"/>
+        </w:rPr>
+        <w:t xml:space="preserve">check_materials</w:t>
+      </w:r>
+      <w:r>
+        <w:t xml:space="preserve"> </w:t>
+      </w:r>
+      <w:r>
+        <w:rPr>
+          <w:bCs/>
+          <w:b/>
+        </w:rPr>
+        <w:t xml:space="preserve">22 项全部符合</w:t>
       </w:r>
       <w:r>
         <w:t xml:space="preserve">、</w:t>
@@ -1296,168 +1336,20 @@
         <w:rPr>
           <w:rStyle w:val="VerbatimChar"/>
         </w:rPr>
-        <w:t xml:space="preserve">test_workflow.py</w:t>
-      </w:r>
-      <w:r>
-        <w:t xml:space="preserve">、</w:t>
-      </w:r>
-      <w:r>
-        <w:rPr>
-          <w:rStyle w:val="VerbatimChar"/>
-        </w:rPr>
-        <w:t xml:space="preserve">test_edge_cases.py</w:t>
-      </w:r>
-      <w:r>
-        <w:t xml:space="preserve"> </w:t>
-      </w:r>
-      <w:r>
-        <w:t xml:space="preserve">的夹具去掉该字段；</w:t>
-      </w:r>
-      <w:r>
-        <w:rPr>
-          <w:rStyle w:val="VerbatimChar"/>
-        </w:rPr>
-        <w:t xml:space="preserve">工具/界面核对/核对文档用词.py</w:t>
-      </w:r>
-      <w:r>
-        <w:t xml:space="preserve">、</w:t>
-      </w:r>
-      <w:r>
-        <w:rPr>
-          <w:rStyle w:val="VerbatimChar"/>
-        </w:rPr>
-        <w:t xml:space="preserve">工具/make_screenshots.py</w:t>
-      </w:r>
-      <w:r>
-        <w:t xml:space="preserve"> </w:t>
-      </w:r>
-      <w:r>
-        <w:t xml:space="preserve">同步。</w:t>
-      </w:r>
-    </w:p>
-    <w:p>
-      <w:pPr>
-        <w:pStyle w:val="BodyText"/>
-      </w:pPr>
-      <w:r>
-        <w:t xml:space="preserve">6）</w:t>
-      </w:r>
-      <w:r>
-        <w:rPr>
-          <w:bCs/>
-          <w:b/>
-        </w:rPr>
-        <w:t xml:space="preserve">材料与文档</w:t>
-      </w:r>
-      <w:r>
-        <w:t xml:space="preserve">：说明书 3.5 节改为「四项限制性条件」（全文 0 处「耕地」、0 处「五项」）；登记信息表底稿的主要功能描述、功能计划 M4、演示脚本对应台词一并改写。</w:t>
-      </w:r>
-    </w:p>
-    <w:p>
-      <w:pPr>
-        <w:pStyle w:val="BodyText"/>
-      </w:pPr>
-      <w:r>
-        <w:t xml:space="preserve">（三）验证：</w:t>
-      </w:r>
-      <w:r>
-        <w:rPr>
-          <w:bCs/>
-          <w:b/>
-        </w:rPr>
-        <w:t xml:space="preserve">19/19 套自检通过</w:t>
-      </w:r>
-      <w:r>
-        <w:t xml:space="preserve">、库里</w:t>
-      </w:r>
-      <w:r>
-        <w:t xml:space="preserve"> </w:t>
-      </w:r>
-      <w:r>
-        <w:rPr>
-          <w:bCs/>
-          <w:b/>
-        </w:rPr>
-        <w:t xml:space="preserve">0 条孤儿</w:t>
-      </w:r>
-      <w:r>
-        <w:t xml:space="preserve">、</w:t>
-      </w:r>
-      <w:r>
-        <w:rPr>
-          <w:rStyle w:val="VerbatimChar"/>
-        </w:rPr>
-        <w:t xml:space="preserve">check_materials</w:t>
-      </w:r>
-      <w:r>
-        <w:t xml:space="preserve"> </w:t>
-      </w:r>
-      <w:r>
-        <w:rPr>
-          <w:bCs/>
-          <w:b/>
-        </w:rPr>
-        <w:t xml:space="preserve">22 项全部符合</w:t>
-      </w:r>
-      <w:r>
-        <w:t xml:space="preserve">；材料全部重跑 —— 截图</w:t>
-      </w:r>
-      <w:r>
-        <w:t xml:space="preserve"> </w:t>
-      </w:r>
-      <w:r>
-        <w:rPr>
-          <w:bCs/>
-          <w:b/>
-        </w:rPr>
-        <w:t xml:space="preserve">28 张</w:t>
-      </w:r>
-      <w:r>
-        <w:t xml:space="preserve">（判定页少一项已重拍）、源程序 PDF</w:t>
-      </w:r>
-      <w:r>
-        <w:t xml:space="preserve"> </w:t>
-      </w:r>
-      <w:r>
-        <w:rPr>
-          <w:bCs/>
-          <w:b/>
-        </w:rPr>
-        <w:t xml:space="preserve">279 页</w:t>
-      </w:r>
-      <w:r>
-        <w:t xml:space="preserve">（提交版 60 页）、说明书</w:t>
-      </w:r>
-      <w:r>
-        <w:t xml:space="preserve"> </w:t>
-      </w:r>
-      <w:r>
-        <w:rPr>
-          <w:bCs/>
-          <w:b/>
-        </w:rPr>
-        <w:t xml:space="preserve">31 页</w:t>
-      </w:r>
-      <w:r>
-        <w:t xml:space="preserve">（29 张插图）、说明书与底稿 Word 版；交付包按四项版本重打（15.5 MB、183 个文件），包内无任何「耕地」残留。</w:t>
-      </w:r>
-    </w:p>
-    <w:p>
-      <w:pPr>
-        <w:pStyle w:val="BodyText"/>
-      </w:pPr>
-      <w:r>
-        <w:t xml:space="preserve">（四）</w:t>
-      </w:r>
-      <w:r>
-        <w:rPr>
-          <w:bCs/>
-          <w:b/>
-        </w:rPr>
-        <w:t xml:space="preserve">口径现状</w:t>
-      </w:r>
-      <w:r>
-        <w:t xml:space="preserve">：限制性指标四项，与最新版方法一致；仍保留的工程补充只有坡度线性折减（说明书 4.1 已写明）。</w:t>
+        <w:t xml:space="preserve">verify_all</w:t>
+      </w:r>
+      <w:r>
+        <w:t xml:space="preserve"> </w:t>
+      </w:r>
+      <w:r>
+        <w:rPr>
+          <w:bCs/>
+          <w:b/>
+        </w:rPr>
+        <w:t xml:space="preserve">19/19 通过</w:t>
+      </w:r>
+      <w:r>
+        <w:t xml:space="preserve">；渲染第 24 页与目录页肉眼复核，数字与目录都正常。送审包已按新说明书重打（100 个文件、10.5 MB）。</w:t>
       </w:r>
     </w:p>
     <w:bookmarkEnd w:id="22"/>
@@ -1475,49 +1367,39 @@
         <w:pStyle w:val="FirstParagraph"/>
       </w:pPr>
       <w:r>
-        <w:t xml:space="preserve">14:40</w:t>
-      </w:r>
-      <w:r>
-        <w:t xml:space="preserve"> </w:t>
-      </w:r>
-      <w:r>
-        <w:rPr>
-          <w:bCs/>
-          <w:b/>
-        </w:rPr>
-        <w:t xml:space="preserve">测试</w:t>
-      </w:r>
-      <w:r>
-        <w:t xml:space="preserve"> </w:t>
-      </w:r>
-      <w:r>
-        <w:t xml:space="preserve">整体测试与边界专项：新增第 19 套自检，修掉「自检夹具留下孤儿数据」的根因</w:t>
-      </w:r>
-    </w:p>
-    <w:p>
-      <w:pPr>
-        <w:pStyle w:val="BodyText"/>
-      </w:pPr>
-      <w:r>
-        <w:t xml:space="preserve">（一）原因：用户要求「整体测试一下系统，看看是否符合软著水准；要好好测试，包括各种边界情况」。按「先基线、再边界、再探测、最后修复回归」推进，并把边界用例沉淀成常驻自检。</w:t>
-      </w:r>
-    </w:p>
-    <w:p>
-      <w:pPr>
-        <w:pStyle w:val="BodyText"/>
-      </w:pPr>
-      <w:r>
-        <w:t xml:space="preserve">（二）</w:t>
-      </w:r>
-      <w:r>
-        <w:rPr>
-          <w:bCs/>
-          <w:b/>
-        </w:rPr>
-        <w:t xml:space="preserve">发现并修掉的问题</w:t>
-      </w:r>
-      <w:r>
-        <w:t xml:space="preserve">（都是实测出来的，不是推测）：</w:t>
+        <w:t xml:space="preserve">21:10</w:t>
+      </w:r>
+      <w:r>
+        <w:t xml:space="preserve"> </w:t>
+      </w:r>
+      <w:r>
+        <w:rPr>
+          <w:bCs/>
+          <w:b/>
+        </w:rPr>
+        <w:t xml:space="preserve">功能</w:t>
+      </w:r>
+      <w:r>
+        <w:t xml:space="preserve"> </w:t>
+      </w:r>
+      <w:r>
+        <w:t xml:space="preserve">按师兄要求删掉限制性指标里的「耕地属性」，全面改为四项</w:t>
+      </w:r>
+    </w:p>
+    <w:p>
+      <w:pPr>
+        <w:pStyle w:val="BodyText"/>
+      </w:pPr>
+      <w:r>
+        <w:t xml:space="preserve">（一）原因：师兄看过软件后提出删掉「耕地属性」。此前最新版方法给的是四项限制性指标（政策、区位约束、土壤污染、地质环境），软件当时按早期版本做了五项；这一轮把第五项彻底删掉，使软件、界面文案、演示数据、材料与验证算例口径一致。</w:t>
+      </w:r>
+    </w:p>
+    <w:p>
+      <w:pPr>
+        <w:pStyle w:val="BodyText"/>
+      </w:pPr>
+      <w:r>
+        <w:t xml:space="preserve">（二）影响：</w:t>
       </w:r>
     </w:p>
     <w:p>
@@ -1532,16 +1414,16 @@
           <w:bCs/>
           <w:b/>
         </w:rPr>
-        <w:t xml:space="preserve">自检夹具会在演示库里留下孤儿数据</w:t>
-      </w:r>
-      <w:r>
-        <w:t xml:space="preserve">（本轮最要紧的一处）：</w:t>
-      </w:r>
-      <w:r>
-        <w:rPr>
-          <w:rStyle w:val="VerbatimChar"/>
-        </w:rPr>
-        <w:t xml:space="preserve">测试/test_workflow.py</w:t>
+        <w:t xml:space="preserve">判定逻辑与数据模型</w:t>
+      </w:r>
+      <w:r>
+        <w:t xml:space="preserve">：</w:t>
+      </w:r>
+      <w:r>
+        <w:rPr>
+          <w:rStyle w:val="VerbatimChar"/>
+        </w:rPr>
+        <w:t xml:space="preserve">app/utils/constants.py</w:t>
       </w:r>
       <w:r>
         <w:t xml:space="preserve"> </w:t>
@@ -1556,37 +1438,317 @@
         <w:rPr>
           <w:rStyle w:val="VerbatimChar"/>
         </w:rPr>
-        <w:t xml:space="preserve">purge_fixtures()</w:t>
-      </w:r>
-      <w:r>
-        <w:t xml:space="preserve"> </w:t>
-      </w:r>
-      <w:r>
-        <w:t xml:space="preserve">用</w:t>
-      </w:r>
-      <w:r>
-        <w:t xml:space="preserve"> </w:t>
-      </w:r>
-      <w:r>
-        <w:rPr>
-          <w:rStyle w:val="VerbatimChar"/>
-        </w:rPr>
-        <w:t xml:space="preserve">db.session.delete(patch/project)</w:t>
-      </w:r>
-      <w:r>
-        <w:t xml:space="preserve"> </w:t>
-      </w:r>
-      <w:r>
-        <w:t xml:space="preserve">删夹具，图斑下面的</w:t>
-      </w:r>
-      <w:r>
-        <w:t xml:space="preserve"> </w:t>
-      </w:r>
-      <w:r>
-        <w:rPr>
-          <w:rStyle w:val="VerbatimChar"/>
-        </w:rPr>
-        <w:t xml:space="preserve">indicator_data</w:t>
+        <w:t xml:space="preserve">CONSTRAINT_ITEMS</w:t>
+      </w:r>
+      <w:r>
+        <w:t xml:space="preserve"> </w:t>
+      </w:r>
+      <w:r>
+        <w:t xml:space="preserve">改为四项；</w:t>
+      </w:r>
+      <w:r>
+        <w:rPr>
+          <w:rStyle w:val="VerbatimChar"/>
+        </w:rPr>
+        <w:t xml:space="preserve">app/models.py</w:t>
+      </w:r>
+      <w:r>
+        <w:t xml:space="preserve"> </w:t>
+      </w:r>
+      <w:r>
+        <w:t xml:space="preserve">删掉</w:t>
+      </w:r>
+      <w:r>
+        <w:t xml:space="preserve"> </w:t>
+      </w:r>
+      <w:r>
+        <w:rPr>
+          <w:rStyle w:val="VerbatimChar"/>
+        </w:rPr>
+        <w:t xml:space="preserve">ConstraintCheck.farmland_pass</w:t>
+      </w:r>
+      <w:r>
+        <w:t xml:space="preserve"> </w:t>
+      </w:r>
+      <w:r>
+        <w:t xml:space="preserve">列；</w:t>
+      </w:r>
+      <w:r>
+        <w:rPr>
+          <w:rStyle w:val="VerbatimChar"/>
+        </w:rPr>
+        <w:t xml:space="preserve">app/views/constraint.py</w:t>
+      </w:r>
+      <w:r>
+        <w:t xml:space="preserve"> </w:t>
+      </w:r>
+      <w:r>
+        <w:t xml:space="preserve">的</w:t>
+      </w:r>
+      <w:r>
+        <w:t xml:space="preserve"> </w:t>
+      </w:r>
+      <w:r>
+        <w:rPr>
+          <w:rStyle w:val="VerbatimChar"/>
+        </w:rPr>
+        <w:t xml:space="preserve">FIELDS</w:t>
+      </w:r>
+      <w:r>
+        <w:t xml:space="preserve"> </w:t>
+      </w:r>
+      <w:r>
+        <w:t xml:space="preserve">由五项改四项；</w:t>
+      </w:r>
+      <w:r>
+        <w:rPr>
+          <w:rStyle w:val="VerbatimChar"/>
+        </w:rPr>
+        <w:t xml:space="preserve">app/services/workflow.py</w:t>
+      </w:r>
+      <w:r>
+        <w:t xml:space="preserve"> </w:t>
+      </w:r>
+      <w:r>
+        <w:t xml:space="preserve">的拦截提示改为「四项限制性条件尚未逐项判定」。</w:t>
+      </w:r>
+    </w:p>
+    <w:p>
+      <w:pPr>
+        <w:pStyle w:val="BodyText"/>
+      </w:pPr>
+      <w:r>
+        <w:t xml:space="preserve">2）</w:t>
+      </w:r>
+      <w:r>
+        <w:rPr>
+          <w:bCs/>
+          <w:b/>
+        </w:rPr>
+        <w:t xml:space="preserve">旧库结构自动清理</w:t>
+      </w:r>
+      <w:r>
+        <w:t xml:space="preserve">：</w:t>
+      </w:r>
+      <w:r>
+        <w:rPr>
+          <w:rStyle w:val="VerbatimChar"/>
+        </w:rPr>
+        <w:t xml:space="preserve">app/utils/schema.py</w:t>
+      </w:r>
+      <w:r>
+        <w:t xml:space="preserve"> </w:t>
+      </w:r>
+      <w:r>
+        <w:t xml:space="preserve">新增</w:t>
+      </w:r>
+      <w:r>
+        <w:t xml:space="preserve"> </w:t>
+      </w:r>
+      <w:r>
+        <w:rPr>
+          <w:rStyle w:val="VerbatimChar"/>
+        </w:rPr>
+        <w:t xml:space="preserve">RETIRED_COLUMNS</w:t>
+      </w:r>
+      <w:r>
+        <w:t xml:space="preserve"> </w:t>
+      </w:r>
+      <w:r>
+        <w:t xml:space="preserve">与</w:t>
+      </w:r>
+      <w:r>
+        <w:t xml:space="preserve"> </w:t>
+      </w:r>
+      <w:r>
+        <w:rPr>
+          <w:rStyle w:val="VerbatimChar"/>
+        </w:rPr>
+        <w:t xml:space="preserve">_drop_retired_columns()</w:t>
+      </w:r>
+      <w:r>
+        <w:t xml:space="preserve">，启动时把废弃列删掉（SQLite 3.35+ 支持</w:t>
+      </w:r>
+      <w:r>
+        <w:t xml:space="preserve"> </w:t>
+      </w:r>
+      <w:r>
+        <w:rPr>
+          <w:rStyle w:val="VerbatimChar"/>
+        </w:rPr>
+        <w:t xml:space="preserve">DROP COLUMN</w:t>
+      </w:r>
+      <w:r>
+        <w:t xml:space="preserve">，老版本不支持就跳过，不阻断启动）。新库由</w:t>
+      </w:r>
+      <w:r>
+        <w:t xml:space="preserve"> </w:t>
+      </w:r>
+      <w:r>
+        <w:rPr>
+          <w:rStyle w:val="VerbatimChar"/>
+        </w:rPr>
+        <w:t xml:space="preserve">create_all</w:t>
+      </w:r>
+      <w:r>
+        <w:t xml:space="preserve"> </w:t>
+      </w:r>
+      <w:r>
+        <w:t xml:space="preserve">直接按新模型建表，不会再有这一列；真库实测已删除</w:t>
+      </w:r>
+      <w:r>
+        <w:t xml:space="preserve"> </w:t>
+      </w:r>
+      <w:r>
+        <w:rPr>
+          <w:rStyle w:val="VerbatimChar"/>
+        </w:rPr>
+        <w:t xml:space="preserve">constraint_checks.farmland_pass</w:t>
+      </w:r>
+      <w:r>
+        <w:t xml:space="preserve">（旧库改前 10 列、改后 9 列），判定页四个条件、提交保存均正常。</w:t>
+      </w:r>
+    </w:p>
+    <w:p>
+      <w:pPr>
+        <w:pStyle w:val="BodyText"/>
+      </w:pPr>
+      <w:r>
+        <w:t xml:space="preserve">3）</w:t>
+      </w:r>
+      <w:r>
+        <w:rPr>
+          <w:bCs/>
+          <w:b/>
+        </w:rPr>
+        <w:t xml:space="preserve">界面与文案</w:t>
+      </w:r>
+      <w:r>
+        <w:t xml:space="preserve">：判定页少一项；工作台步骤说明改为「政策、区位、污染、地质灾害四项一票否决」；登录页介绍文案同步改为四项。</w:t>
+      </w:r>
+    </w:p>
+    <w:p>
+      <w:pPr>
+        <w:pStyle w:val="BodyText"/>
+      </w:pPr>
+      <w:r>
+        <w:t xml:space="preserve">4）</w:t>
+      </w:r>
+      <w:r>
+        <w:rPr>
+          <w:bCs/>
+          <w:b/>
+        </w:rPr>
+        <w:t xml:space="preserve">演示数据与验证算例</w:t>
+      </w:r>
+      <w:r>
+        <w:t xml:space="preserve">：</w:t>
+      </w:r>
+      <w:r>
+        <w:rPr>
+          <w:rStyle w:val="VerbatimChar"/>
+        </w:rPr>
+        <w:t xml:space="preserve">seed_demo.py</w:t>
+      </w:r>
+      <w:r>
+        <w:t xml:space="preserve"> </w:t>
+      </w:r>
+      <w:r>
+        <w:t xml:space="preserve">重建（</w:t>
+      </w:r>
+      <w:r>
+        <w:rPr>
+          <w:rStyle w:val="VerbatimChar"/>
+        </w:rPr>
+        <w:t xml:space="preserve">--reset</w:t>
+      </w:r>
+      <w:r>
+        <w:t xml:space="preserve">）；</w:t>
+      </w:r>
+      <w:r>
+        <w:rPr>
+          <w:rStyle w:val="VerbatimChar"/>
+        </w:rPr>
+        <w:t xml:space="preserve">工具/数值核对/验证用例.py</w:t>
+      </w:r>
+      <w:r>
+        <w:t xml:space="preserve"> </w:t>
+      </w:r>
+      <w:r>
+        <w:t xml:space="preserve">的</w:t>
+      </w:r>
+      <w:r>
+        <w:rPr>
+          <w:bCs/>
+          <w:b/>
+        </w:rPr>
+        <w:t xml:space="preserve">算例 08 由「耕地不通过」改为「政策约束不通过」</w:t>
+      </w:r>
+      <w:r>
+        <w:t xml:space="preserve">（数据本身仍是理想上限，只把政策约束判定为不通过，仍验证「一票否决 → 不进入定量评价」），</w:t>
+      </w:r>
+      <w:r>
+        <w:rPr>
+          <w:rStyle w:val="VerbatimChar"/>
+        </w:rPr>
+        <w:t xml:space="preserve">验证数据/</w:t>
+      </w:r>
+      <w:r>
+        <w:t xml:space="preserve"> </w:t>
+      </w:r>
+      <w:r>
+        <w:t xml:space="preserve">里的 CSV 与说明文档同步改名与改写，旧的</w:t>
+      </w:r>
+      <w:r>
+        <w:t xml:space="preserve"> </w:t>
+      </w:r>
+      <w:r>
+        <w:rPr>
+          <w:rStyle w:val="VerbatimChar"/>
+        </w:rPr>
+        <w:t xml:space="preserve">用例08_一票否决_耕地不通过.csv</w:t>
+      </w:r>
+      <w:r>
+        <w:t xml:space="preserve"> </w:t>
+      </w:r>
+      <w:r>
+        <w:t xml:space="preserve">已删除；8 个算例重跑全部与期望值一致。</w:t>
+      </w:r>
+    </w:p>
+    <w:p>
+      <w:pPr>
+        <w:pStyle w:val="BodyText"/>
+      </w:pPr>
+      <w:r>
+        <w:t xml:space="preserve">5）</w:t>
+      </w:r>
+      <w:r>
+        <w:rPr>
+          <w:bCs/>
+          <w:b/>
+        </w:rPr>
+        <w:t xml:space="preserve">自检与核对脚本</w:t>
+      </w:r>
+      <w:r>
+        <w:t xml:space="preserve">：</w:t>
+      </w:r>
+      <w:r>
+        <w:rPr>
+          <w:rStyle w:val="VerbatimChar"/>
+        </w:rPr>
+        <w:t xml:space="preserve">test_web_modules.py</w:t>
+      </w:r>
+      <w:r>
+        <w:t xml:space="preserve"> </w:t>
+      </w:r>
+      <w:r>
+        <w:t xml:space="preserve">的判定页断言由五项改四项；</w:t>
+      </w:r>
+      <w:r>
+        <w:rPr>
+          <w:rStyle w:val="VerbatimChar"/>
+        </w:rPr>
+        <w:t xml:space="preserve">test_weights.py</w:t>
       </w:r>
       <w:r>
         <w:t xml:space="preserve">、</w:t>
@@ -1595,7 +1757,7 @@
         <w:rPr>
           <w:rStyle w:val="VerbatimChar"/>
         </w:rPr>
-        <w:t xml:space="preserve">constraint_checks</w:t>
+        <w:t xml:space="preserve">test_workflow.py</w:t>
       </w:r>
       <w:r>
         <w:t xml:space="preserve">、</w:t>
@@ -1604,7 +1766,19 @@
         <w:rPr>
           <w:rStyle w:val="VerbatimChar"/>
         </w:rPr>
-        <w:t xml:space="preserve">reference_ecosystems</w:t>
+        <w:t xml:space="preserve">test_edge_cases.py</w:t>
+      </w:r>
+      <w:r>
+        <w:t xml:space="preserve"> </w:t>
+      </w:r>
+      <w:r>
+        <w:t xml:space="preserve">的夹具去掉该字段；</w:t>
+      </w:r>
+      <w:r>
+        <w:rPr>
+          <w:rStyle w:val="VerbatimChar"/>
+        </w:rPr>
+        <w:t xml:space="preserve">工具/界面核对/核对文档用词.py</w:t>
       </w:r>
       <w:r>
         <w:t xml:space="preserve">、</w:t>
@@ -1613,7 +1787,59 @@
         <w:rPr>
           <w:rStyle w:val="VerbatimChar"/>
         </w:rPr>
-        <w:t xml:space="preserve">evaluation_results</w:t>
+        <w:t xml:space="preserve">工具/make_screenshots.py</w:t>
+      </w:r>
+      <w:r>
+        <w:t xml:space="preserve"> </w:t>
+      </w:r>
+      <w:r>
+        <w:t xml:space="preserve">同步。</w:t>
+      </w:r>
+    </w:p>
+    <w:p>
+      <w:pPr>
+        <w:pStyle w:val="BodyText"/>
+      </w:pPr>
+      <w:r>
+        <w:t xml:space="preserve">6）</w:t>
+      </w:r>
+      <w:r>
+        <w:rPr>
+          <w:bCs/>
+          <w:b/>
+        </w:rPr>
+        <w:t xml:space="preserve">材料与文档</w:t>
+      </w:r>
+      <w:r>
+        <w:t xml:space="preserve">：说明书 3.5 节改为「四项限制性条件」（全文 0 处「耕地」、0 处「五项」）；登记信息表底稿的主要功能描述、功能计划 M4、演示脚本对应台词一并改写。</w:t>
+      </w:r>
+    </w:p>
+    <w:p>
+      <w:pPr>
+        <w:pStyle w:val="BodyText"/>
+      </w:pPr>
+      <w:r>
+        <w:t xml:space="preserve">（三）验证：</w:t>
+      </w:r>
+      <w:r>
+        <w:rPr>
+          <w:bCs/>
+          <w:b/>
+        </w:rPr>
+        <w:t xml:space="preserve">19/19 套自检通过</w:t>
+      </w:r>
+      <w:r>
+        <w:t xml:space="preserve">、库里</w:t>
+      </w:r>
+      <w:r>
+        <w:t xml:space="preserve"> </w:t>
+      </w:r>
+      <w:r>
+        <w:rPr>
+          <w:bCs/>
+          <w:b/>
+        </w:rPr>
+        <w:t xml:space="preserve">0 条孤儿</w:t>
       </w:r>
       <w:r>
         <w:t xml:space="preserve">、</w:t>
@@ -1622,431 +1848,59 @@
         <w:rPr>
           <w:rStyle w:val="VerbatimChar"/>
         </w:rPr>
-        <w:t xml:space="preserve">score_details</w:t>
-      </w:r>
-      <w:r>
-        <w:t xml:space="preserve"> </w:t>
-      </w:r>
-      <w:r>
-        <w:t xml:space="preserve">没有级联清理（只有</w:t>
-      </w:r>
-      <w:r>
-        <w:t xml:space="preserve"> </w:t>
-      </w:r>
-      <w:r>
-        <w:rPr>
-          <w:rStyle w:val="VerbatimChar"/>
-        </w:rPr>
-        <w:t xml:space="preserve">app/services/cleanup.py</w:t>
-      </w:r>
-      <w:r>
-        <w:t xml:space="preserve"> </w:t>
-      </w:r>
-      <w:r>
-        <w:t xml:space="preserve">会清）。实测库里已残留</w:t>
-      </w:r>
-      <w:r>
-        <w:t xml:space="preserve"> </w:t>
-      </w:r>
-      <w:r>
-        <w:rPr>
-          <w:bCs/>
-          <w:b/>
-        </w:rPr>
-        <w:t xml:space="preserve">1 条 indicator_data + 3 条 constraint_checks</w:t>
-      </w:r>
-      <w:r>
-        <w:t xml:space="preserve">。危害不只是脏数据：孤儿的</w:t>
-      </w:r>
-      <w:r>
-        <w:t xml:space="preserve"> </w:t>
-      </w:r>
-      <w:r>
-        <w:rPr>
-          <w:rStyle w:val="VerbatimChar"/>
-        </w:rPr>
-        <w:t xml:space="preserve">unit_id</w:t>
-      </w:r>
-      <w:r>
-        <w:t xml:space="preserve"> </w:t>
-      </w:r>
-      <w:r>
-        <w:t xml:space="preserve">会占住自增号，新建同号单元时直接</w:t>
-      </w:r>
-      <w:r>
-        <w:t xml:space="preserve"> </w:t>
-      </w:r>
-      <w:r>
-        <w:rPr>
-          <w:rStyle w:val="VerbatimChar"/>
-        </w:rPr>
-        <w:t xml:space="preserve">UNIQUE constraint failed</w:t>
-      </w:r>
-      <w:r>
-        <w:t xml:space="preserve"> </w:t>
-      </w:r>
-      <w:r>
-        <w:t xml:space="preserve">插不进去（我的边界自检就是这么被撞出来的）。</w:t>
-      </w:r>
-      <w:r>
-        <w:t xml:space="preserve"> </w:t>
-      </w:r>
-      <w:r>
-        <w:t xml:space="preserve">　　修法分三层：①</w:t>
-      </w:r>
-      <w:r>
-        <w:rPr>
-          <w:rStyle w:val="VerbatimChar"/>
-        </w:rPr>
-        <w:t xml:space="preserve">app/services/cleanup.py</w:t>
-      </w:r>
-      <w:r>
-        <w:t xml:space="preserve"> </w:t>
-      </w:r>
-      <w:r>
-        <w:t xml:space="preserve">新增</w:t>
-      </w:r>
-      <w:r>
-        <w:t xml:space="preserve"> </w:t>
-      </w:r>
-      <w:r>
-        <w:rPr>
-          <w:rStyle w:val="VerbatimChar"/>
-        </w:rPr>
-        <w:t xml:space="preserve">ORPHAN_RULES</w:t>
-      </w:r>
-      <w:r>
-        <w:t xml:space="preserve"> </w:t>
-      </w:r>
-      <w:r>
-        <w:t xml:space="preserve">与</w:t>
-      </w:r>
-      <w:r>
-        <w:t xml:space="preserve"> </w:t>
-      </w:r>
-      <w:r>
-        <w:rPr>
-          <w:rStyle w:val="VerbatimChar"/>
-        </w:rPr>
-        <w:t xml:space="preserve">purge_orphans(apply=False)</w:t>
-      </w:r>
-      <w:r>
-        <w:t xml:space="preserve">，把孤儿判定集中成一份；②</w:t>
-      </w:r>
-      <w:r>
-        <w:rPr>
-          <w:rStyle w:val="VerbatimChar"/>
-        </w:rPr>
-        <w:t xml:space="preserve">工具/清理孤儿数据.py</w:t>
-      </w:r>
-      <w:r>
-        <w:t xml:space="preserve">、</w:t>
-      </w:r>
-      <w:r>
-        <w:rPr>
-          <w:rStyle w:val="VerbatimChar"/>
-        </w:rPr>
-        <w:t xml:space="preserve">seed_demo.clean_case()</w:t>
-      </w:r>
-      <w:r>
-        <w:t xml:space="preserve">、</w:t>
-      </w:r>
-      <w:r>
-        <w:rPr>
-          <w:rStyle w:val="VerbatimChar"/>
-        </w:rPr>
-        <w:t xml:space="preserve">verify_all</w:t>
-      </w:r>
-      <w:r>
-        <w:t xml:space="preserve"> </w:t>
-      </w:r>
-      <w:r>
-        <w:t xml:space="preserve">全部改用它（原先各写一份 SQL）；③各套自检的夹具清理统一改走</w:t>
-      </w:r>
-      <w:r>
-        <w:t xml:space="preserve"> </w:t>
-      </w:r>
-      <w:r>
-        <w:rPr>
-          <w:rStyle w:val="VerbatimChar"/>
-        </w:rPr>
-        <w:t xml:space="preserve">cleanup.delete_project/delete_patch</w:t>
-      </w:r>
-      <w:r>
-        <w:t xml:space="preserve">（test_workflow、test_weights、test_new_features、test_web_modules、test_unit_config）。库里现有 4 条孤儿已用</w:t>
-      </w:r>
-      <w:r>
-        <w:t xml:space="preserve"> </w:t>
-      </w:r>
-      <w:r>
-        <w:rPr>
-          <w:rStyle w:val="VerbatimChar"/>
-        </w:rPr>
-        <w:t xml:space="preserve">--apply</w:t>
-      </w:r>
-      <w:r>
-        <w:t xml:space="preserve"> </w:t>
-      </w:r>
-      <w:r>
-        <w:t xml:space="preserve">清掉，复查为 0。</w:t>
-      </w:r>
-    </w:p>
-    <w:p>
-      <w:pPr>
-        <w:pStyle w:val="BodyText"/>
-      </w:pPr>
-      <w:r>
-        <w:t xml:space="preserve">2）</w:t>
-      </w:r>
-      <w:r>
-        <w:rPr>
-          <w:bCs/>
-          <w:b/>
-        </w:rPr>
-        <w:t xml:space="preserve">文本字段没有长度校验</w:t>
-      </w:r>
-      <w:r>
-        <w:t xml:space="preserve">：SQLite 不强制</w:t>
-      </w:r>
-      <w:r>
-        <w:t xml:space="preserve"> </w:t>
-      </w:r>
-      <w:r>
-        <w:rPr>
-          <w:rStyle w:val="VerbatimChar"/>
-        </w:rPr>
-        <w:t xml:space="preserve">String(128)</w:t>
-      </w:r>
-      <w:r>
-        <w:t xml:space="preserve">，实测</w:t>
-      </w:r>
-      <w:r>
-        <w:t xml:space="preserve"> </w:t>
-      </w:r>
-      <w:r>
-        <w:rPr>
-          <w:bCs/>
-          <w:b/>
-        </w:rPr>
-        <w:t xml:space="preserve">300 字的项目名照样落库</w:t>
-      </w:r>
-      <w:r>
-        <w:t xml:space="preserve">（换 MySQL/PostgreSQL 会直接报错，界面版式也会被撑坏）。新增</w:t>
-      </w:r>
-      <w:r>
-        <w:t xml:space="preserve"> </w:t>
-      </w:r>
-      <w:r>
-        <w:rPr>
-          <w:rStyle w:val="VerbatimChar"/>
-        </w:rPr>
-        <w:t xml:space="preserve">app/utils/parsing.py: parse_text()</w:t>
-      </w:r>
-      <w:r>
-        <w:t xml:space="preserve">（去空白／必填／长度），接到项目名称与编号、图斑名称与行政区／矿种／开采方式、标准省份／名称／文号上；超长给出「不能超过 128 个字符（当前 300 个）」这类中文提示。</w:t>
-      </w:r>
-    </w:p>
-    <w:p>
-      <w:pPr>
-        <w:pStyle w:val="BodyText"/>
-      </w:pPr>
-      <w:r>
-        <w:t xml:space="preserve">3）</w:t>
-      </w:r>
-      <w:r>
-        <w:rPr>
-          <w:bCs/>
-          <w:b/>
-        </w:rPr>
-        <w:t xml:space="preserve">图表对空值不设防</w:t>
-      </w:r>
-      <w:r>
-        <w:t xml:space="preserve">：</w:t>
-      </w:r>
-      <w:r>
-        <w:rPr>
-          <w:rStyle w:val="VerbatimChar"/>
-        </w:rPr>
-        <w:t xml:space="preserve">charts.hbars([("平台", None, "—")])</w:t>
-      </w:r>
-      <w:r>
-        <w:t xml:space="preserve"> </w:t>
-      </w:r>
-      <w:r>
-        <w:t xml:space="preserve">直接</w:t>
-      </w:r>
-      <w:r>
-        <w:t xml:space="preserve"> </w:t>
-      </w:r>
-      <w:r>
-        <w:rPr>
-          <w:rStyle w:val="VerbatimChar"/>
-        </w:rPr>
-        <w:t xml:space="preserve">float(None)</w:t>
-      </w:r>
-      <w:r>
-        <w:t xml:space="preserve"> </w:t>
-      </w:r>
-      <w:r>
-        <w:t xml:space="preserve">抛异常（正常流程拿不到 None，但手工改库或导入脏数据会 500）。新增</w:t>
-      </w:r>
-      <w:r>
-        <w:t xml:space="preserve"> </w:t>
-      </w:r>
-      <w:r>
-        <w:rPr>
-          <w:rStyle w:val="VerbatimChar"/>
-        </w:rPr>
-        <w:t xml:space="preserve">_num()</w:t>
-      </w:r>
-      <w:r>
-        <w:t xml:space="preserve">，空值按 0 处理。</w:t>
-      </w:r>
-    </w:p>
-    <w:p>
-      <w:pPr>
-        <w:pStyle w:val="BodyText"/>
-      </w:pPr>
-      <w:r>
-        <w:t xml:space="preserve">（三）</w:t>
-      </w:r>
-      <w:r>
-        <w:rPr>
-          <w:bCs/>
-          <w:b/>
-        </w:rPr>
-        <w:t xml:space="preserve">新增</w:t>
-      </w:r>
-      <w:r>
-        <w:rPr>
-          <w:bCs/>
-          <w:b/>
-        </w:rPr>
-        <w:t xml:space="preserve"> </w:t>
-      </w:r>
-      <w:r>
-        <w:rPr>
-          <w:rStyle w:val="VerbatimChar"/>
-          <w:bCs/>
-          <w:b/>
-        </w:rPr>
-        <w:t xml:space="preserve">测试/test_edge_cases.py</w:t>
-      </w:r>
-      <w:r>
-        <w:rPr>
-          <w:bCs/>
-          <w:b/>
-        </w:rPr>
-        <w:t xml:space="preserve">（第 19 套自检，约 90 项断言）</w:t>
-      </w:r>
-      <w:r>
-        <w:t xml:space="preserve">，分十节：</w:t>
-      </w:r>
-      <w:r>
-        <w:t xml:space="preserve"> </w:t>
-      </w:r>
-      <w:r>
-        <w:t xml:space="preserve">　　一、数值边界：越大越优/越小越优在 0、理想值、极值、越界处的取值；pH 区间与容差端点（5/9/4/10）；坡度 0/25/25.0001/90/120；坡向未知值；污染指标八项全极值/全超极值/只填一项；等级阈值 0.2999/0.3/0.6999/0.7；岩质边坡即使填了土壤、平台即使填了坡度也不计入；所有指标缺失时不抛异常且得分仍在 0~1。</w:t>
-      </w:r>
-      <w:r>
-        <w:t xml:space="preserve"> </w:t>
-      </w:r>
-      <w:r>
-        <w:t xml:space="preserve">　　二、录入边界：非法单元类型、重复单元类型、面积非数字/负数、空项目名、AHP 矩阵填 0/非数字/1e400、pH=15、覆盖度=120、重金属负数与非数字——逐项确认「给中文提示 + 不落库」，并加了</w:t>
-      </w:r>
-      <w:r>
-        <w:rPr>
-          <w:bCs/>
-          <w:b/>
-        </w:rPr>
-        <w:t xml:space="preserve">会话守卫</w:t>
-      </w:r>
-      <w:r>
-        <w:t xml:space="preserve">（POST 后必须仍是登录态），避免「被踢回登录页」被误判成「被拒」。</w:t>
-      </w:r>
-      <w:r>
-        <w:t xml:space="preserve"> </w:t>
-      </w:r>
-      <w:r>
-        <w:t xml:space="preserve">　　三、流程门禁：占比合计不为 100%、限制性判定未通过、指标缺项、未评价就导报告——四种情况都被拦下且不生成评价记录；齐备后可评价、记录入库、带参数快照、占比自动归一。</w:t>
-      </w:r>
-      <w:r>
-        <w:t xml:space="preserve"> </w:t>
-      </w:r>
-      <w:r>
-        <w:t xml:space="preserve">　　四、输入清洗：搜索</w:t>
-      </w:r>
-      <w:r>
-        <w:t xml:space="preserve"> </w:t>
-      </w:r>
-      <w:r>
-        <w:rPr>
-          <w:rStyle w:val="VerbatimChar"/>
-        </w:rPr>
-        <w:t xml:space="preserve">' OR 1=1 --</w:t>
-      </w:r>
-      <w:r>
-        <w:t xml:space="preserve">、</w:t>
-      </w:r>
-      <w:r>
-        <w:rPr>
-          <w:rStyle w:val="VerbatimChar"/>
-        </w:rPr>
-        <w:t xml:space="preserve">&lt;script&gt;</w:t>
-      </w:r>
-      <w:r>
-        <w:t xml:space="preserve">、超长关键词；项目名里的脚本被转义；日志页页码超大/为负/非数字；AHP 层级非法与越界；旧入口</w:t>
-      </w:r>
-      <w:r>
-        <w:t xml:space="preserve"> </w:t>
-      </w:r>
-      <w:r>
-        <w:rPr>
-          <w:rStyle w:val="VerbatimChar"/>
-        </w:rPr>
-        <w:t xml:space="preserve">/logs</w:t>
-      </w:r>
-      <w:r>
-        <w:t xml:space="preserve"> </w:t>
-      </w:r>
-      <w:r>
-        <w:t xml:space="preserve">会跳到个人设置的日志页。</w:t>
-      </w:r>
-      <w:r>
-        <w:t xml:space="preserve"> </w:t>
-      </w:r>
-      <w:r>
-        <w:t xml:space="preserve">　　五、批量导入：无文件、错扩展名、只有表头、单元类型不属于本图斑、合法行、缺列、超范围、伪造的 .xlsx（给「解析失败」而不是 500）、旧版 .xls。</w:t>
-      </w:r>
-      <w:r>
-        <w:t xml:space="preserve"> </w:t>
-      </w:r>
-      <w:r>
-        <w:t xml:space="preserve">　　六、权限与 CSRF：六个业务页未登录均跳登录页；操作员访问新增账号 403、账号列表被兜回个人设置、看不到日志分类；开启 CSRF 时无令牌提交不会登录成功、带令牌可正常登录；404 是中文错误页。</w:t>
-      </w:r>
-      <w:r>
-        <w:t xml:space="preserve"> </w:t>
-      </w:r>
-      <w:r>
-        <w:t xml:space="preserve">　　七、结论对照与导出：辽宁图斑能对上省级文件、结论只有三种取值、定性要求如实标「待人工判断」、未收录省份给明确提示、Word 报告与打印模板都含对照小节。</w:t>
-      </w:r>
-      <w:r>
-        <w:t xml:space="preserve"> </w:t>
-      </w:r>
-      <w:r>
-        <w:t xml:space="preserve">　　八、删除与孤儿数据：删项目后子表无孤儿（回归保护）。</w:t>
-      </w:r>
-      <w:r>
-        <w:t xml:space="preserve"> </w:t>
-      </w:r>
-      <w:r>
-        <w:t xml:space="preserve">　　九、超长输入与图表：300 字项目名／200 字图斑名／300 字标准名被拒、标准缺省份被拒、空数据与全 0 的图表给「暂无数据」占位、得分为空按 0 处理、2 阶 AHP 矩阵权重归一且 CR=0。</w:t>
-      </w:r>
-      <w:r>
-        <w:t xml:space="preserve"> </w:t>
-      </w:r>
-      <w:r>
-        <w:t xml:space="preserve">　　十、空库状态：清空项目后首页/项目/单元/指标/判定/评价/报告/标准/对照/AHP 十个页面仍可打开，导入模板仍可下载。</w:t>
+        <w:t xml:space="preserve">check_materials</w:t>
+      </w:r>
+      <w:r>
+        <w:t xml:space="preserve"> </w:t>
+      </w:r>
+      <w:r>
+        <w:rPr>
+          <w:bCs/>
+          <w:b/>
+        </w:rPr>
+        <w:t xml:space="preserve">22 项全部符合</w:t>
+      </w:r>
+      <w:r>
+        <w:t xml:space="preserve">；材料全部重跑 —— 截图</w:t>
+      </w:r>
+      <w:r>
+        <w:t xml:space="preserve"> </w:t>
+      </w:r>
+      <w:r>
+        <w:rPr>
+          <w:bCs/>
+          <w:b/>
+        </w:rPr>
+        <w:t xml:space="preserve">28 张</w:t>
+      </w:r>
+      <w:r>
+        <w:t xml:space="preserve">（判定页少一项已重拍）、源程序 PDF</w:t>
+      </w:r>
+      <w:r>
+        <w:t xml:space="preserve"> </w:t>
+      </w:r>
+      <w:r>
+        <w:rPr>
+          <w:bCs/>
+          <w:b/>
+        </w:rPr>
+        <w:t xml:space="preserve">279 页</w:t>
+      </w:r>
+      <w:r>
+        <w:t xml:space="preserve">（提交版 60 页）、说明书</w:t>
+      </w:r>
+      <w:r>
+        <w:t xml:space="preserve"> </w:t>
+      </w:r>
+      <w:r>
+        <w:rPr>
+          <w:bCs/>
+          <w:b/>
+        </w:rPr>
+        <w:t xml:space="preserve">31 页</w:t>
+      </w:r>
+      <w:r>
+        <w:t xml:space="preserve">（29 张插图）、说明书与底稿 Word 版；交付包按四项版本重打（15.5 MB、183 个文件），包内无任何「耕地」残留。</w:t>
       </w:r>
     </w:p>
     <w:p>
@@ -2061,100 +1915,10 @@
           <w:bCs/>
           <w:b/>
         </w:rPr>
-        <w:t xml:space="preserve">落进最终验收的常态检查</w:t>
-      </w:r>
-      <w:r>
-        <w:t xml:space="preserve">：</w:t>
-      </w:r>
-      <w:r>
-        <w:rPr>
-          <w:rStyle w:val="VerbatimChar"/>
-        </w:rPr>
-        <w:t xml:space="preserve">工具/verify_all.py</w:t>
-      </w:r>
-      <w:r>
-        <w:t xml:space="preserve"> </w:t>
-      </w:r>
-      <w:r>
-        <w:t xml:space="preserve">跑完 19 套自检后，自动用</w:t>
-      </w:r>
-      <w:r>
-        <w:t xml:space="preserve"> </w:t>
-      </w:r>
-      <w:r>
-        <w:rPr>
-          <w:rStyle w:val="VerbatimChar"/>
-        </w:rPr>
-        <w:t xml:space="preserve">cleanup.purge_orphans()</w:t>
-      </w:r>
-      <w:r>
-        <w:t xml:space="preserve"> </w:t>
-      </w:r>
-      <w:r>
-        <w:t xml:space="preserve">核对「各子表均无孤儿行」，有残留就点名是哪张表 —— 这样以后哪套自检再漏清理，会被当场挡住，而不是等它污染截图与材料。</w:t>
-      </w:r>
-    </w:p>
-    <w:p>
-      <w:pPr>
-        <w:pStyle w:val="BodyText"/>
-      </w:pPr>
-      <w:r>
-        <w:t xml:space="preserve">（五）验证：</w:t>
-      </w:r>
-      <w:r>
-        <w:rPr>
-          <w:bCs/>
-          <w:b/>
-        </w:rPr>
-        <w:t xml:space="preserve">19/19 套自检通过</w:t>
-      </w:r>
-      <w:r>
-        <w:t xml:space="preserve">、库里</w:t>
-      </w:r>
-      <w:r>
-        <w:t xml:space="preserve"> </w:t>
-      </w:r>
-      <w:r>
-        <w:rPr>
-          <w:bCs/>
-          <w:b/>
-        </w:rPr>
-        <w:t xml:space="preserve">0 条孤儿</w:t>
-      </w:r>
-      <w:r>
-        <w:t xml:space="preserve">；</w:t>
-      </w:r>
-      <w:r>
-        <w:rPr>
-          <w:rStyle w:val="VerbatimChar"/>
-        </w:rPr>
-        <w:t xml:space="preserve">check_materials</w:t>
-      </w:r>
-      <w:r>
-        <w:t xml:space="preserve"> </w:t>
-      </w:r>
-      <w:r>
-        <w:rPr>
-          <w:bCs/>
-          <w:b/>
-        </w:rPr>
-        <w:t xml:space="preserve">22 项全部符合</w:t>
-      </w:r>
-      <w:r>
-        <w:t xml:space="preserve">；源程序 PDF 重跑</w:t>
-      </w:r>
-      <w:r>
-        <w:t xml:space="preserve"> </w:t>
-      </w:r>
-      <w:r>
-        <w:rPr>
-          <w:bCs/>
-          <w:b/>
-        </w:rPr>
-        <w:t xml:space="preserve">278 页</w:t>
-      </w:r>
-      <w:r>
-        <w:t xml:space="preserve">（提交版 60 页）、说明书 31 页、截图 28 张。测试手段上坦白一句：本轮没有做并发/压力测试，也没有跨浏览器逐项对照，界面可用性靠截图脚本逐页 200 与人工抽查。</w:t>
+        <w:t xml:space="preserve">口径现状</w:t>
+      </w:r>
+      <w:r>
+        <w:t xml:space="preserve">：限制性指标四项，与最新版方法一致；仍保留的工程补充只有坡度线性折减（说明书 4.1 已写明）。</w:t>
       </w:r>
     </w:p>
     <w:bookmarkEnd w:id="23"/>
@@ -2172,6 +1936,703 @@
         <w:pStyle w:val="FirstParagraph"/>
       </w:pPr>
       <w:r>
+        <w:t xml:space="preserve">14:40</w:t>
+      </w:r>
+      <w:r>
+        <w:t xml:space="preserve"> </w:t>
+      </w:r>
+      <w:r>
+        <w:rPr>
+          <w:bCs/>
+          <w:b/>
+        </w:rPr>
+        <w:t xml:space="preserve">测试</w:t>
+      </w:r>
+      <w:r>
+        <w:t xml:space="preserve"> </w:t>
+      </w:r>
+      <w:r>
+        <w:t xml:space="preserve">整体测试与边界专项：新增第 19 套自检，修掉「自检夹具留下孤儿数据」的根因</w:t>
+      </w:r>
+    </w:p>
+    <w:p>
+      <w:pPr>
+        <w:pStyle w:val="BodyText"/>
+      </w:pPr>
+      <w:r>
+        <w:t xml:space="preserve">（一）原因：用户要求「整体测试一下系统，看看是否符合软著水准；要好好测试，包括各种边界情况」。按「先基线、再边界、再探测、最后修复回归」推进，并把边界用例沉淀成常驻自检。</w:t>
+      </w:r>
+    </w:p>
+    <w:p>
+      <w:pPr>
+        <w:pStyle w:val="BodyText"/>
+      </w:pPr>
+      <w:r>
+        <w:t xml:space="preserve">（二）</w:t>
+      </w:r>
+      <w:r>
+        <w:rPr>
+          <w:bCs/>
+          <w:b/>
+        </w:rPr>
+        <w:t xml:space="preserve">发现并修掉的问题</w:t>
+      </w:r>
+      <w:r>
+        <w:t xml:space="preserve">（都是实测出来的，不是推测）：</w:t>
+      </w:r>
+    </w:p>
+    <w:p>
+      <w:pPr>
+        <w:pStyle w:val="BodyText"/>
+      </w:pPr>
+      <w:r>
+        <w:t xml:space="preserve">1）</w:t>
+      </w:r>
+      <w:r>
+        <w:rPr>
+          <w:bCs/>
+          <w:b/>
+        </w:rPr>
+        <w:t xml:space="preserve">自检夹具会在演示库里留下孤儿数据</w:t>
+      </w:r>
+      <w:r>
+        <w:t xml:space="preserve">（本轮最要紧的一处）：</w:t>
+      </w:r>
+      <w:r>
+        <w:rPr>
+          <w:rStyle w:val="VerbatimChar"/>
+        </w:rPr>
+        <w:t xml:space="preserve">测试/test_workflow.py</w:t>
+      </w:r>
+      <w:r>
+        <w:t xml:space="preserve"> </w:t>
+      </w:r>
+      <w:r>
+        <w:t xml:space="preserve">的</w:t>
+      </w:r>
+      <w:r>
+        <w:t xml:space="preserve"> </w:t>
+      </w:r>
+      <w:r>
+        <w:rPr>
+          <w:rStyle w:val="VerbatimChar"/>
+        </w:rPr>
+        <w:t xml:space="preserve">purge_fixtures()</w:t>
+      </w:r>
+      <w:r>
+        <w:t xml:space="preserve"> </w:t>
+      </w:r>
+      <w:r>
+        <w:t xml:space="preserve">用</w:t>
+      </w:r>
+      <w:r>
+        <w:t xml:space="preserve"> </w:t>
+      </w:r>
+      <w:r>
+        <w:rPr>
+          <w:rStyle w:val="VerbatimChar"/>
+        </w:rPr>
+        <w:t xml:space="preserve">db.session.delete(patch/project)</w:t>
+      </w:r>
+      <w:r>
+        <w:t xml:space="preserve"> </w:t>
+      </w:r>
+      <w:r>
+        <w:t xml:space="preserve">删夹具，图斑下面的</w:t>
+      </w:r>
+      <w:r>
+        <w:t xml:space="preserve"> </w:t>
+      </w:r>
+      <w:r>
+        <w:rPr>
+          <w:rStyle w:val="VerbatimChar"/>
+        </w:rPr>
+        <w:t xml:space="preserve">indicator_data</w:t>
+      </w:r>
+      <w:r>
+        <w:t xml:space="preserve">、</w:t>
+      </w:r>
+      <w:r>
+        <w:rPr>
+          <w:rStyle w:val="VerbatimChar"/>
+        </w:rPr>
+        <w:t xml:space="preserve">constraint_checks</w:t>
+      </w:r>
+      <w:r>
+        <w:t xml:space="preserve">、</w:t>
+      </w:r>
+      <w:r>
+        <w:rPr>
+          <w:rStyle w:val="VerbatimChar"/>
+        </w:rPr>
+        <w:t xml:space="preserve">reference_ecosystems</w:t>
+      </w:r>
+      <w:r>
+        <w:t xml:space="preserve">、</w:t>
+      </w:r>
+      <w:r>
+        <w:rPr>
+          <w:rStyle w:val="VerbatimChar"/>
+        </w:rPr>
+        <w:t xml:space="preserve">evaluation_results</w:t>
+      </w:r>
+      <w:r>
+        <w:t xml:space="preserve">、</w:t>
+      </w:r>
+      <w:r>
+        <w:rPr>
+          <w:rStyle w:val="VerbatimChar"/>
+        </w:rPr>
+        <w:t xml:space="preserve">score_details</w:t>
+      </w:r>
+      <w:r>
+        <w:t xml:space="preserve"> </w:t>
+      </w:r>
+      <w:r>
+        <w:t xml:space="preserve">没有级联清理（只有</w:t>
+      </w:r>
+      <w:r>
+        <w:t xml:space="preserve"> </w:t>
+      </w:r>
+      <w:r>
+        <w:rPr>
+          <w:rStyle w:val="VerbatimChar"/>
+        </w:rPr>
+        <w:t xml:space="preserve">app/services/cleanup.py</w:t>
+      </w:r>
+      <w:r>
+        <w:t xml:space="preserve"> </w:t>
+      </w:r>
+      <w:r>
+        <w:t xml:space="preserve">会清）。实测库里已残留</w:t>
+      </w:r>
+      <w:r>
+        <w:t xml:space="preserve"> </w:t>
+      </w:r>
+      <w:r>
+        <w:rPr>
+          <w:bCs/>
+          <w:b/>
+        </w:rPr>
+        <w:t xml:space="preserve">1 条 indicator_data + 3 条 constraint_checks</w:t>
+      </w:r>
+      <w:r>
+        <w:t xml:space="preserve">。危害不只是脏数据：孤儿的</w:t>
+      </w:r>
+      <w:r>
+        <w:t xml:space="preserve"> </w:t>
+      </w:r>
+      <w:r>
+        <w:rPr>
+          <w:rStyle w:val="VerbatimChar"/>
+        </w:rPr>
+        <w:t xml:space="preserve">unit_id</w:t>
+      </w:r>
+      <w:r>
+        <w:t xml:space="preserve"> </w:t>
+      </w:r>
+      <w:r>
+        <w:t xml:space="preserve">会占住自增号，新建同号单元时直接</w:t>
+      </w:r>
+      <w:r>
+        <w:t xml:space="preserve"> </w:t>
+      </w:r>
+      <w:r>
+        <w:rPr>
+          <w:rStyle w:val="VerbatimChar"/>
+        </w:rPr>
+        <w:t xml:space="preserve">UNIQUE constraint failed</w:t>
+      </w:r>
+      <w:r>
+        <w:t xml:space="preserve"> </w:t>
+      </w:r>
+      <w:r>
+        <w:t xml:space="preserve">插不进去（我的边界自检就是这么被撞出来的）。</w:t>
+      </w:r>
+      <w:r>
+        <w:t xml:space="preserve"> </w:t>
+      </w:r>
+      <w:r>
+        <w:t xml:space="preserve">　　修法分三层：①</w:t>
+      </w:r>
+      <w:r>
+        <w:rPr>
+          <w:rStyle w:val="VerbatimChar"/>
+        </w:rPr>
+        <w:t xml:space="preserve">app/services/cleanup.py</w:t>
+      </w:r>
+      <w:r>
+        <w:t xml:space="preserve"> </w:t>
+      </w:r>
+      <w:r>
+        <w:t xml:space="preserve">新增</w:t>
+      </w:r>
+      <w:r>
+        <w:t xml:space="preserve"> </w:t>
+      </w:r>
+      <w:r>
+        <w:rPr>
+          <w:rStyle w:val="VerbatimChar"/>
+        </w:rPr>
+        <w:t xml:space="preserve">ORPHAN_RULES</w:t>
+      </w:r>
+      <w:r>
+        <w:t xml:space="preserve"> </w:t>
+      </w:r>
+      <w:r>
+        <w:t xml:space="preserve">与</w:t>
+      </w:r>
+      <w:r>
+        <w:t xml:space="preserve"> </w:t>
+      </w:r>
+      <w:r>
+        <w:rPr>
+          <w:rStyle w:val="VerbatimChar"/>
+        </w:rPr>
+        <w:t xml:space="preserve">purge_orphans(apply=False)</w:t>
+      </w:r>
+      <w:r>
+        <w:t xml:space="preserve">，把孤儿判定集中成一份；②</w:t>
+      </w:r>
+      <w:r>
+        <w:rPr>
+          <w:rStyle w:val="VerbatimChar"/>
+        </w:rPr>
+        <w:t xml:space="preserve">工具/清理孤儿数据.py</w:t>
+      </w:r>
+      <w:r>
+        <w:t xml:space="preserve">、</w:t>
+      </w:r>
+      <w:r>
+        <w:rPr>
+          <w:rStyle w:val="VerbatimChar"/>
+        </w:rPr>
+        <w:t xml:space="preserve">seed_demo.clean_case()</w:t>
+      </w:r>
+      <w:r>
+        <w:t xml:space="preserve">、</w:t>
+      </w:r>
+      <w:r>
+        <w:rPr>
+          <w:rStyle w:val="VerbatimChar"/>
+        </w:rPr>
+        <w:t xml:space="preserve">verify_all</w:t>
+      </w:r>
+      <w:r>
+        <w:t xml:space="preserve"> </w:t>
+      </w:r>
+      <w:r>
+        <w:t xml:space="preserve">全部改用它（原先各写一份 SQL）；③各套自检的夹具清理统一改走</w:t>
+      </w:r>
+      <w:r>
+        <w:t xml:space="preserve"> </w:t>
+      </w:r>
+      <w:r>
+        <w:rPr>
+          <w:rStyle w:val="VerbatimChar"/>
+        </w:rPr>
+        <w:t xml:space="preserve">cleanup.delete_project/delete_patch</w:t>
+      </w:r>
+      <w:r>
+        <w:t xml:space="preserve">（test_workflow、test_weights、test_new_features、test_web_modules、test_unit_config）。库里现有 4 条孤儿已用</w:t>
+      </w:r>
+      <w:r>
+        <w:t xml:space="preserve"> </w:t>
+      </w:r>
+      <w:r>
+        <w:rPr>
+          <w:rStyle w:val="VerbatimChar"/>
+        </w:rPr>
+        <w:t xml:space="preserve">--apply</w:t>
+      </w:r>
+      <w:r>
+        <w:t xml:space="preserve"> </w:t>
+      </w:r>
+      <w:r>
+        <w:t xml:space="preserve">清掉，复查为 0。</w:t>
+      </w:r>
+    </w:p>
+    <w:p>
+      <w:pPr>
+        <w:pStyle w:val="BodyText"/>
+      </w:pPr>
+      <w:r>
+        <w:t xml:space="preserve">2）</w:t>
+      </w:r>
+      <w:r>
+        <w:rPr>
+          <w:bCs/>
+          <w:b/>
+        </w:rPr>
+        <w:t xml:space="preserve">文本字段没有长度校验</w:t>
+      </w:r>
+      <w:r>
+        <w:t xml:space="preserve">：SQLite 不强制</w:t>
+      </w:r>
+      <w:r>
+        <w:t xml:space="preserve"> </w:t>
+      </w:r>
+      <w:r>
+        <w:rPr>
+          <w:rStyle w:val="VerbatimChar"/>
+        </w:rPr>
+        <w:t xml:space="preserve">String(128)</w:t>
+      </w:r>
+      <w:r>
+        <w:t xml:space="preserve">，实测</w:t>
+      </w:r>
+      <w:r>
+        <w:t xml:space="preserve"> </w:t>
+      </w:r>
+      <w:r>
+        <w:rPr>
+          <w:bCs/>
+          <w:b/>
+        </w:rPr>
+        <w:t xml:space="preserve">300 字的项目名照样落库</w:t>
+      </w:r>
+      <w:r>
+        <w:t xml:space="preserve">（换 MySQL/PostgreSQL 会直接报错，界面版式也会被撑坏）。新增</w:t>
+      </w:r>
+      <w:r>
+        <w:t xml:space="preserve"> </w:t>
+      </w:r>
+      <w:r>
+        <w:rPr>
+          <w:rStyle w:val="VerbatimChar"/>
+        </w:rPr>
+        <w:t xml:space="preserve">app/utils/parsing.py: parse_text()</w:t>
+      </w:r>
+      <w:r>
+        <w:t xml:space="preserve">（去空白／必填／长度），接到项目名称与编号、图斑名称与行政区／矿种／开采方式、标准省份／名称／文号上；超长给出「不能超过 128 个字符（当前 300 个）」这类中文提示。</w:t>
+      </w:r>
+    </w:p>
+    <w:p>
+      <w:pPr>
+        <w:pStyle w:val="BodyText"/>
+      </w:pPr>
+      <w:r>
+        <w:t xml:space="preserve">3）</w:t>
+      </w:r>
+      <w:r>
+        <w:rPr>
+          <w:bCs/>
+          <w:b/>
+        </w:rPr>
+        <w:t xml:space="preserve">图表对空值不设防</w:t>
+      </w:r>
+      <w:r>
+        <w:t xml:space="preserve">：</w:t>
+      </w:r>
+      <w:r>
+        <w:rPr>
+          <w:rStyle w:val="VerbatimChar"/>
+        </w:rPr>
+        <w:t xml:space="preserve">charts.hbars([("平台", None, "—")])</w:t>
+      </w:r>
+      <w:r>
+        <w:t xml:space="preserve"> </w:t>
+      </w:r>
+      <w:r>
+        <w:t xml:space="preserve">直接</w:t>
+      </w:r>
+      <w:r>
+        <w:t xml:space="preserve"> </w:t>
+      </w:r>
+      <w:r>
+        <w:rPr>
+          <w:rStyle w:val="VerbatimChar"/>
+        </w:rPr>
+        <w:t xml:space="preserve">float(None)</w:t>
+      </w:r>
+      <w:r>
+        <w:t xml:space="preserve"> </w:t>
+      </w:r>
+      <w:r>
+        <w:t xml:space="preserve">抛异常（正常流程拿不到 None，但手工改库或导入脏数据会 500）。新增</w:t>
+      </w:r>
+      <w:r>
+        <w:t xml:space="preserve"> </w:t>
+      </w:r>
+      <w:r>
+        <w:rPr>
+          <w:rStyle w:val="VerbatimChar"/>
+        </w:rPr>
+        <w:t xml:space="preserve">_num()</w:t>
+      </w:r>
+      <w:r>
+        <w:t xml:space="preserve">，空值按 0 处理。</w:t>
+      </w:r>
+    </w:p>
+    <w:p>
+      <w:pPr>
+        <w:pStyle w:val="BodyText"/>
+      </w:pPr>
+      <w:r>
+        <w:t xml:space="preserve">（三）</w:t>
+      </w:r>
+      <w:r>
+        <w:rPr>
+          <w:bCs/>
+          <w:b/>
+        </w:rPr>
+        <w:t xml:space="preserve">新增</w:t>
+      </w:r>
+      <w:r>
+        <w:rPr>
+          <w:bCs/>
+          <w:b/>
+        </w:rPr>
+        <w:t xml:space="preserve"> </w:t>
+      </w:r>
+      <w:r>
+        <w:rPr>
+          <w:rStyle w:val="VerbatimChar"/>
+          <w:bCs/>
+          <w:b/>
+        </w:rPr>
+        <w:t xml:space="preserve">测试/test_edge_cases.py</w:t>
+      </w:r>
+      <w:r>
+        <w:rPr>
+          <w:bCs/>
+          <w:b/>
+        </w:rPr>
+        <w:t xml:space="preserve">（第 19 套自检，约 90 项断言）</w:t>
+      </w:r>
+      <w:r>
+        <w:t xml:space="preserve">，分十节：</w:t>
+      </w:r>
+      <w:r>
+        <w:t xml:space="preserve"> </w:t>
+      </w:r>
+      <w:r>
+        <w:t xml:space="preserve">　　一、数值边界：越大越优/越小越优在 0、理想值、极值、越界处的取值；pH 区间与容差端点（5/9/4/10）；坡度 0/25/25.0001/90/120；坡向未知值；污染指标八项全极值/全超极值/只填一项；等级阈值 0.2999/0.3/0.6999/0.7；岩质边坡即使填了土壤、平台即使填了坡度也不计入；所有指标缺失时不抛异常且得分仍在 0~1。</w:t>
+      </w:r>
+      <w:r>
+        <w:t xml:space="preserve"> </w:t>
+      </w:r>
+      <w:r>
+        <w:t xml:space="preserve">　　二、录入边界：非法单元类型、重复单元类型、面积非数字/负数、空项目名、AHP 矩阵填 0/非数字/1e400、pH=15、覆盖度=120、重金属负数与非数字——逐项确认「给中文提示 + 不落库」，并加了</w:t>
+      </w:r>
+      <w:r>
+        <w:rPr>
+          <w:bCs/>
+          <w:b/>
+        </w:rPr>
+        <w:t xml:space="preserve">会话守卫</w:t>
+      </w:r>
+      <w:r>
+        <w:t xml:space="preserve">（POST 后必须仍是登录态），避免「被踢回登录页」被误判成「被拒」。</w:t>
+      </w:r>
+      <w:r>
+        <w:t xml:space="preserve"> </w:t>
+      </w:r>
+      <w:r>
+        <w:t xml:space="preserve">　　三、流程门禁：占比合计不为 100%、限制性判定未通过、指标缺项、未评价就导报告——四种情况都被拦下且不生成评价记录；齐备后可评价、记录入库、带参数快照、占比自动归一。</w:t>
+      </w:r>
+      <w:r>
+        <w:t xml:space="preserve"> </w:t>
+      </w:r>
+      <w:r>
+        <w:t xml:space="preserve">　　四、输入清洗：搜索</w:t>
+      </w:r>
+      <w:r>
+        <w:t xml:space="preserve"> </w:t>
+      </w:r>
+      <w:r>
+        <w:rPr>
+          <w:rStyle w:val="VerbatimChar"/>
+        </w:rPr>
+        <w:t xml:space="preserve">' OR 1=1 --</w:t>
+      </w:r>
+      <w:r>
+        <w:t xml:space="preserve">、</w:t>
+      </w:r>
+      <w:r>
+        <w:rPr>
+          <w:rStyle w:val="VerbatimChar"/>
+        </w:rPr>
+        <w:t xml:space="preserve">&lt;script&gt;</w:t>
+      </w:r>
+      <w:r>
+        <w:t xml:space="preserve">、超长关键词；项目名里的脚本被转义；日志页页码超大/为负/非数字；AHP 层级非法与越界；旧入口</w:t>
+      </w:r>
+      <w:r>
+        <w:t xml:space="preserve"> </w:t>
+      </w:r>
+      <w:r>
+        <w:rPr>
+          <w:rStyle w:val="VerbatimChar"/>
+        </w:rPr>
+        <w:t xml:space="preserve">/logs</w:t>
+      </w:r>
+      <w:r>
+        <w:t xml:space="preserve"> </w:t>
+      </w:r>
+      <w:r>
+        <w:t xml:space="preserve">会跳到个人设置的日志页。</w:t>
+      </w:r>
+      <w:r>
+        <w:t xml:space="preserve"> </w:t>
+      </w:r>
+      <w:r>
+        <w:t xml:space="preserve">　　五、批量导入：无文件、错扩展名、只有表头、单元类型不属于本图斑、合法行、缺列、超范围、伪造的 .xlsx（给「解析失败」而不是 500）、旧版 .xls。</w:t>
+      </w:r>
+      <w:r>
+        <w:t xml:space="preserve"> </w:t>
+      </w:r>
+      <w:r>
+        <w:t xml:space="preserve">　　六、权限与 CSRF：六个业务页未登录均跳登录页；操作员访问新增账号 403、账号列表被兜回个人设置、看不到日志分类；开启 CSRF 时无令牌提交不会登录成功、带令牌可正常登录；404 是中文错误页。</w:t>
+      </w:r>
+      <w:r>
+        <w:t xml:space="preserve"> </w:t>
+      </w:r>
+      <w:r>
+        <w:t xml:space="preserve">　　七、结论对照与导出：辽宁图斑能对上省级文件、结论只有三种取值、定性要求如实标「待人工判断」、未收录省份给明确提示、Word 报告与打印模板都含对照小节。</w:t>
+      </w:r>
+      <w:r>
+        <w:t xml:space="preserve"> </w:t>
+      </w:r>
+      <w:r>
+        <w:t xml:space="preserve">　　八、删除与孤儿数据：删项目后子表无孤儿（回归保护）。</w:t>
+      </w:r>
+      <w:r>
+        <w:t xml:space="preserve"> </w:t>
+      </w:r>
+      <w:r>
+        <w:t xml:space="preserve">　　九、超长输入与图表：300 字项目名／200 字图斑名／300 字标准名被拒、标准缺省份被拒、空数据与全 0 的图表给「暂无数据」占位、得分为空按 0 处理、2 阶 AHP 矩阵权重归一且 CR=0。</w:t>
+      </w:r>
+      <w:r>
+        <w:t xml:space="preserve"> </w:t>
+      </w:r>
+      <w:r>
+        <w:t xml:space="preserve">　　十、空库状态：清空项目后首页/项目/单元/指标/判定/评价/报告/标准/对照/AHP 十个页面仍可打开，导入模板仍可下载。</w:t>
+      </w:r>
+    </w:p>
+    <w:p>
+      <w:pPr>
+        <w:pStyle w:val="BodyText"/>
+      </w:pPr>
+      <w:r>
+        <w:t xml:space="preserve">（四）</w:t>
+      </w:r>
+      <w:r>
+        <w:rPr>
+          <w:bCs/>
+          <w:b/>
+        </w:rPr>
+        <w:t xml:space="preserve">落进最终验收的常态检查</w:t>
+      </w:r>
+      <w:r>
+        <w:t xml:space="preserve">：</w:t>
+      </w:r>
+      <w:r>
+        <w:rPr>
+          <w:rStyle w:val="VerbatimChar"/>
+        </w:rPr>
+        <w:t xml:space="preserve">工具/verify_all.py</w:t>
+      </w:r>
+      <w:r>
+        <w:t xml:space="preserve"> </w:t>
+      </w:r>
+      <w:r>
+        <w:t xml:space="preserve">跑完 19 套自检后，自动用</w:t>
+      </w:r>
+      <w:r>
+        <w:t xml:space="preserve"> </w:t>
+      </w:r>
+      <w:r>
+        <w:rPr>
+          <w:rStyle w:val="VerbatimChar"/>
+        </w:rPr>
+        <w:t xml:space="preserve">cleanup.purge_orphans()</w:t>
+      </w:r>
+      <w:r>
+        <w:t xml:space="preserve"> </w:t>
+      </w:r>
+      <w:r>
+        <w:t xml:space="preserve">核对「各子表均无孤儿行」，有残留就点名是哪张表 —— 这样以后哪套自检再漏清理，会被当场挡住，而不是等它污染截图与材料。</w:t>
+      </w:r>
+    </w:p>
+    <w:p>
+      <w:pPr>
+        <w:pStyle w:val="BodyText"/>
+      </w:pPr>
+      <w:r>
+        <w:t xml:space="preserve">（五）验证：</w:t>
+      </w:r>
+      <w:r>
+        <w:rPr>
+          <w:bCs/>
+          <w:b/>
+        </w:rPr>
+        <w:t xml:space="preserve">19/19 套自检通过</w:t>
+      </w:r>
+      <w:r>
+        <w:t xml:space="preserve">、库里</w:t>
+      </w:r>
+      <w:r>
+        <w:t xml:space="preserve"> </w:t>
+      </w:r>
+      <w:r>
+        <w:rPr>
+          <w:bCs/>
+          <w:b/>
+        </w:rPr>
+        <w:t xml:space="preserve">0 条孤儿</w:t>
+      </w:r>
+      <w:r>
+        <w:t xml:space="preserve">；</w:t>
+      </w:r>
+      <w:r>
+        <w:rPr>
+          <w:rStyle w:val="VerbatimChar"/>
+        </w:rPr>
+        <w:t xml:space="preserve">check_materials</w:t>
+      </w:r>
+      <w:r>
+        <w:t xml:space="preserve"> </w:t>
+      </w:r>
+      <w:r>
+        <w:rPr>
+          <w:bCs/>
+          <w:b/>
+        </w:rPr>
+        <w:t xml:space="preserve">22 项全部符合</w:t>
+      </w:r>
+      <w:r>
+        <w:t xml:space="preserve">；源程序 PDF 重跑</w:t>
+      </w:r>
+      <w:r>
+        <w:t xml:space="preserve"> </w:t>
+      </w:r>
+      <w:r>
+        <w:rPr>
+          <w:bCs/>
+          <w:b/>
+        </w:rPr>
+        <w:t xml:space="preserve">278 页</w:t>
+      </w:r>
+      <w:r>
+        <w:t xml:space="preserve">（提交版 60 页）、说明书 31 页、截图 28 张。测试手段上坦白一句：本轮没有做并发/压力测试，也没有跨浏览器逐项对照，界面可用性靠截图脚本逐页 200 与人工抽查。</w:t>
+      </w:r>
+    </w:p>
+    <w:bookmarkEnd w:id="24"/>
+    <w:bookmarkStart w:id="25" w:name="X0615e06db64f8af069ec60f4f141fdc9a25727e"/>
+    <w:p>
+      <w:pPr>
+        <w:pStyle w:val="Heading3"/>
+      </w:pPr>
+      <w:r>
+        <w:t xml:space="preserve">2026-10-08</w:t>
+      </w:r>
+    </w:p>
+    <w:p>
+      <w:pPr>
+        <w:pStyle w:val="FirstParagraph"/>
+      </w:pPr>
+      <w:r>
         <w:t xml:space="preserve">13:20</w:t>
       </w:r>
       <w:r>
@@ -2770,8 +3231,8 @@
         <w:t xml:space="preserve">：源程序 277 页（每页 50 行、页眉「软件全称 + V1.0」、右上角连续页码、末页为结束页）、提交版 60 页（前 30 + 后 30）、说明书 31 页（页眉版本号与源程序、底稿一致，页码自目录起编号）；说明书与底稿全文不含「论文」字样；底稿「主要功能描述」1094 字（要求 500–1300）。</w:t>
       </w:r>
     </w:p>
-    <w:bookmarkEnd w:id="24"/>
-    <w:bookmarkStart w:id="25" w:name="X86c283014dd504dd7e19a1eb6fecac95aab9a1a"/>
+    <w:bookmarkEnd w:id="25"/>
+    <w:bookmarkStart w:id="26" w:name="X86c283014dd504dd7e19a1eb6fecac95aab9a1a"/>
     <w:p>
       <w:pPr>
         <w:pStyle w:val="Heading3"/>
@@ -3407,8 +3868,8 @@
         <w:t xml:space="preserve">，写入含该列的行成功；真库不动，启动时会自动补齐。</w:t>
       </w:r>
     </w:p>
-    <w:bookmarkEnd w:id="25"/>
-    <w:bookmarkStart w:id="26" w:name="Xb9a0fa8b33a3a898ac1ef5fcf20ef98338f7d1a"/>
+    <w:bookmarkEnd w:id="26"/>
+    <w:bookmarkStart w:id="27" w:name="Xb9a0fa8b33a3a898ac1ef5fcf20ef98338f7d1a"/>
     <w:p>
       <w:pPr>
         <w:pStyle w:val="Heading3"/>
@@ -5023,8 +5484,8 @@
         <w:t xml:space="preserve">。</w:t>
       </w:r>
     </w:p>
-    <w:bookmarkEnd w:id="26"/>
-    <w:bookmarkStart w:id="27" w:name="Xa97bbd8278a9ede502956d710cb6baf398187db"/>
+    <w:bookmarkEnd w:id="27"/>
+    <w:bookmarkStart w:id="28" w:name="Xa97bbd8278a9ede502956d710cb6baf398187db"/>
     <w:p>
       <w:pPr>
         <w:pStyle w:val="Heading3"/>
@@ -8248,8 +8709,8 @@
         <w:t xml:space="preserve">全项通过（本机偏移 8:00，UTC 15:33:28 → 23:33:28）；截图与 PDF 重跑后，操作日志、评价时间、报告生成时间三者口径一致。</w:t>
       </w:r>
     </w:p>
-    <w:bookmarkEnd w:id="27"/>
-    <w:bookmarkStart w:id="28" w:name="Xdd7083db5d65ace979c7a3d1f698cf638c23880"/>
+    <w:bookmarkEnd w:id="28"/>
+    <w:bookmarkStart w:id="29" w:name="Xdd7083db5d65ace979c7a3d1f698cf638c23880"/>
     <w:p>
       <w:pPr>
         <w:pStyle w:val="Heading3"/>
@@ -11335,8 +11796,8 @@
         <w:t xml:space="preserve">。</w:t>
       </w:r>
     </w:p>
-    <w:bookmarkEnd w:id="28"/>
-    <w:bookmarkStart w:id="29" w:name="X3c6dd43a566e1cd290d07379a3cc724b1e5c230"/>
+    <w:bookmarkEnd w:id="29"/>
+    <w:bookmarkStart w:id="30" w:name="X3c6dd43a566e1cd290d07379a3cc724b1e5c230"/>
     <w:p>
       <w:pPr>
         <w:pStyle w:val="Heading3"/>
@@ -12536,9 +12997,9 @@
         </w:pict>
       </w:r>
     </w:p>
-    <w:bookmarkEnd w:id="29"/>
     <w:bookmarkEnd w:id="30"/>
-    <w:bookmarkStart w:id="31" w:name="四遗留与待办"/>
+    <w:bookmarkEnd w:id="31"/>
+    <w:bookmarkStart w:id="32" w:name="四遗留与待办"/>
     <w:p>
       <w:pPr>
         <w:pStyle w:val="Heading2"/>
@@ -12732,8 +13193,8 @@
         </w:tc>
       </w:tr>
     </w:tbl>
-    <w:bookmarkEnd w:id="31"/>
     <w:bookmarkEnd w:id="32"/>
+    <w:bookmarkEnd w:id="33"/>
     <w:sectPr/>
   </w:body>
 </w:document>

--- a/文档/开发日志.docx
+++ b/文档/开发日志.docx
@@ -28,7 +28,7 @@
         </w:p>
       </w:sdtContent>
     </w:sdt>
-    <w:bookmarkStart w:id="33" w:name="开发日志"/>
+    <w:bookmarkStart w:id="35" w:name="开发日志"/>
     <w:p>
       <w:pPr>
         <w:pStyle w:val="Heading1"/>
@@ -883,7 +883,7 @@
       </w:r>
     </w:p>
     <w:bookmarkEnd w:id="21"/>
-    <w:bookmarkStart w:id="31" w:name="三改动明细"/>
+    <w:bookmarkStart w:id="33" w:name="三改动明细"/>
     <w:p>
       <w:pPr>
         <w:pStyle w:val="Heading2"/>
@@ -906,450 +906,158 @@
         <w:pStyle w:val="FirstParagraph"/>
       </w:pPr>
       <w:r>
-        <w:t xml:space="preserve">22:05</w:t>
-      </w:r>
-      <w:r>
-        <w:t xml:space="preserve"> </w:t>
-      </w:r>
-      <w:r>
-        <w:rPr>
-          <w:bCs/>
-          <w:b/>
-        </w:rPr>
-        <w:t xml:space="preserve">材料</w:t>
-      </w:r>
-      <w:r>
-        <w:t xml:space="preserve"> </w:t>
-      </w:r>
-      <w:r>
-        <w:t xml:space="preserve">修掉说明书的两个排版问题：数字被撑成「0 . 3」、目录点不动</w:t>
-      </w:r>
-    </w:p>
-    <w:p>
-      <w:pPr>
-        <w:pStyle w:val="BodyText"/>
-      </w:pPr>
-      <w:r>
-        <w:t xml:space="preserve">（一）原因：用户对比说明书 PDF 与 Word 版，发现 PDF 里数字间距异常大（「0 . 3」「F = 0 . 7 4 0 4」「3 . 1 0」），而 Word 里正常；同时目录点击后不跳转。</w:t>
-      </w:r>
-    </w:p>
-    <w:p>
-      <w:pPr>
-        <w:pStyle w:val="BodyText"/>
-      </w:pPr>
-      <w:r>
-        <w:t xml:space="preserve">（二）</w:t>
-      </w:r>
-      <w:r>
-        <w:rPr>
-          <w:bCs/>
-          <w:b/>
-        </w:rPr>
-        <w:t xml:space="preserve">问题一：数字被当成全角渲染</w:t>
-      </w:r>
-      <w:r>
-        <w:t xml:space="preserve">。根因在</w:t>
-      </w:r>
-      <w:r>
-        <w:t xml:space="preserve"> </w:t>
-      </w:r>
-      <w:r>
-        <w:rPr>
-          <w:rStyle w:val="VerbatimChar"/>
-        </w:rPr>
-        <w:t xml:space="preserve">工具/make_manual.py</w:t>
-      </w:r>
-      <w:r>
-        <w:t xml:space="preserve"> </w:t>
-      </w:r>
-      <w:r>
-        <w:t xml:space="preserve">—— 它一直用 PyMuPDF 内置的 CJK 字体</w:t>
-      </w:r>
-      <w:r>
-        <w:t xml:space="preserve"> </w:t>
-      </w:r>
-      <w:r>
-        <w:rPr>
-          <w:rStyle w:val="VerbatimChar"/>
-        </w:rPr>
-        <w:t xml:space="preserve">china-s</w:t>
-      </w:r>
-      <w:r>
-        <w:t xml:space="preserve"> </w:t>
-      </w:r>
-      <w:r>
-        <w:t xml:space="preserve">出图，这个字体把 ASCII 当</w:t>
-      </w:r>
-      <w:r>
-        <w:rPr>
-          <w:bCs/>
-          <w:b/>
-        </w:rPr>
-        <w:t xml:space="preserve">全角</w:t>
-      </w:r>
-      <w:r>
-        <w:t xml:space="preserve">排版：实测 10.5pt 下「0.3」宽</w:t>
-      </w:r>
-      <w:r>
-        <w:t xml:space="preserve"> </w:t>
-      </w:r>
-      <w:r>
-        <w:rPr>
-          <w:bCs/>
-          <w:b/>
-        </w:rPr>
-        <w:t xml:space="preserve">31.5pt</w:t>
-      </w:r>
-      <w:r>
-        <w:t xml:space="preserve">（三个字符各占一个全角），而宋体里只有</w:t>
-      </w:r>
-      <w:r>
-        <w:t xml:space="preserve"> </w:t>
-      </w:r>
-      <w:r>
-        <w:rPr>
-          <w:bCs/>
-          <w:b/>
-        </w:rPr>
-        <w:t xml:space="preserve">15.75pt</w:t>
-      </w:r>
-      <w:r>
-        <w:t xml:space="preserve">。Word 版用的是宋体 + Times New Roman，所以看着正常 —— 两版字体不一致，PDF 才有这个毛病。</w:t>
-      </w:r>
-      <w:r>
-        <w:t xml:space="preserve"> </w:t>
-      </w:r>
-      <w:r>
-        <w:t xml:space="preserve">　　修法：改用系统里的真实中文字体（正文宋体</w:t>
-      </w:r>
-      <w:r>
-        <w:t xml:space="preserve"> </w:t>
-      </w:r>
-      <w:r>
-        <w:rPr>
-          <w:rStyle w:val="VerbatimChar"/>
-        </w:rPr>
-        <w:t xml:space="preserve">simsun.ttc</w:t>
-      </w:r>
-      <w:r>
-        <w:t xml:space="preserve">、标题黑体</w:t>
-      </w:r>
-      <w:r>
-        <w:t xml:space="preserve"> </w:t>
-      </w:r>
-      <w:r>
-        <w:rPr>
-          <w:rStyle w:val="VerbatimChar"/>
-        </w:rPr>
-        <w:t xml:space="preserve">simhei.ttf</w:t>
-      </w:r>
-      <w:r>
-        <w:t xml:space="preserve">），用</w:t>
-      </w:r>
-      <w:r>
-        <w:t xml:space="preserve"> </w:t>
-      </w:r>
-      <w:r>
-        <w:rPr>
-          <w:rStyle w:val="VerbatimChar"/>
-        </w:rPr>
-        <w:t xml:space="preserve">fitz.Font</w:t>
-      </w:r>
-      <w:r>
-        <w:t xml:space="preserve"> </w:t>
-      </w:r>
-      <w:r>
-        <w:t xml:space="preserve">测宽、</w:t>
-      </w:r>
-      <w:r>
-        <w:rPr>
-          <w:rStyle w:val="VerbatimChar"/>
-        </w:rPr>
-        <w:t xml:space="preserve">fitz.TextWriter</w:t>
-      </w:r>
-      <w:r>
-        <w:t xml:space="preserve"> </w:t>
-      </w:r>
-      <w:r>
-        <w:t xml:space="preserve">写入（内置</w:t>
-      </w:r>
-      <w:r>
-        <w:t xml:space="preserve"> </w:t>
-      </w:r>
-      <w:r>
-        <w:rPr>
-          <w:rStyle w:val="VerbatimChar"/>
-        </w:rPr>
-        <w:t xml:space="preserve">insert_text</w:t>
-      </w:r>
-      <w:r>
-        <w:t xml:space="preserve"> </w:t>
-      </w:r>
-      <w:r>
-        <w:t xml:space="preserve">只认内置字体名，写不了系统字体）；找不到系统字体时自动退回内置字体并打印提示。</w:t>
-      </w:r>
-      <w:r>
-        <w:t xml:space="preserve"> </w:t>
-      </w:r>
-      <w:r>
-        <w:t xml:space="preserve">　　顺带踩到两个坑并解决：①</w:t>
-      </w:r>
-      <w:r>
-        <w:rPr>
-          <w:rStyle w:val="VerbatimChar"/>
-        </w:rPr>
-        <w:t xml:space="preserve">TextWriter</w:t>
-      </w:r>
-      <w:r>
-        <w:t xml:space="preserve"> </w:t>
-      </w:r>
-      <w:r>
-        <w:t xml:space="preserve">每次调用都写一遍字体子集，PDF 从 2 MB 涨到</w:t>
-      </w:r>
-      <w:r>
-        <w:t xml:space="preserve"> </w:t>
-      </w:r>
-      <w:r>
-        <w:rPr>
-          <w:bCs/>
-          <w:b/>
-        </w:rPr>
-        <w:t xml:space="preserve">29 MB</w:t>
-      </w:r>
-      <w:r>
-        <w:t xml:space="preserve"> </w:t>
-      </w:r>
-      <w:r>
-        <w:t xml:space="preserve">—— 改成每页累计一次写入，仍不够（字体整份嵌入），再加</w:t>
-      </w:r>
-      <w:r>
-        <w:t xml:space="preserve"> </w:t>
-      </w:r>
-      <w:r>
-        <w:rPr>
-          <w:rStyle w:val="VerbatimChar"/>
-        </w:rPr>
-        <w:t xml:space="preserve">doc.subset_fonts()</w:t>
-      </w:r>
-      <w:r>
-        <w:t xml:space="preserve"> </w:t>
-      </w:r>
-      <w:r>
-        <w:t xml:space="preserve">字体子集化 +</w:t>
-      </w:r>
-      <w:r>
-        <w:t xml:space="preserve"> </w:t>
-      </w:r>
-      <w:r>
-        <w:rPr>
-          <w:rStyle w:val="VerbatimChar"/>
-        </w:rPr>
-        <w:t xml:space="preserve">garbage=4</w:t>
-      </w:r>
-      <w:r>
-        <w:t xml:space="preserve">，回到</w:t>
-      </w:r>
-      <w:r>
-        <w:t xml:space="preserve"> </w:t>
-      </w:r>
-      <w:r>
-        <w:rPr>
-          <w:bCs/>
-          <w:b/>
-        </w:rPr>
-        <w:t xml:space="preserve">2.18 MB</w:t>
-      </w:r>
-      <w:r>
-        <w:t xml:space="preserve">；②所有画线/插图前先落页文字，保持内容顺序。</w:t>
-      </w:r>
-    </w:p>
-    <w:p>
-      <w:pPr>
-        <w:pStyle w:val="BodyText"/>
-      </w:pPr>
-      <w:r>
-        <w:t xml:space="preserve">（三）</w:t>
-      </w:r>
-      <w:r>
-        <w:rPr>
-          <w:bCs/>
-          <w:b/>
-        </w:rPr>
-        <w:t xml:space="preserve">问题二：目录点不动</w:t>
-      </w:r>
-      <w:r>
-        <w:t xml:space="preserve">。原来目录只是「画上去的文字」，没有任何链接。现在：</w:t>
-      </w:r>
-      <w:r>
-        <w:t xml:space="preserve"> </w:t>
-      </w:r>
-      <w:r>
-        <w:t xml:space="preserve">　　一、PDF 版：目录 26 条各自建立内部跳转链接（</w:t>
-      </w:r>
-      <w:r>
-        <w:rPr>
-          <w:rStyle w:val="VerbatimChar"/>
-        </w:rPr>
-        <w:t xml:space="preserve">LINK_GOTO</w:t>
-      </w:r>
-      <w:r>
-        <w:t xml:space="preserve"> </w:t>
-      </w:r>
-      <w:r>
-        <w:t xml:space="preserve">指向对应章节所在页），并写入</w:t>
-      </w:r>
-      <w:r>
-        <w:t xml:space="preserve"> </w:t>
-      </w:r>
-      <w:r>
-        <w:rPr>
-          <w:bCs/>
-          <w:b/>
-        </w:rPr>
-        <w:t xml:space="preserve">27 条 PDF 书签</w:t>
-      </w:r>
-      <w:r>
-        <w:t xml:space="preserve">（左侧大纲，含「目　录」）。逐条核对：26 条链接的目标页上都能找到该章节标题，异常 0 条。</w:t>
-      </w:r>
-      <w:r>
-        <w:t xml:space="preserve"> </w:t>
-      </w:r>
-      <w:r>
-        <w:t xml:space="preserve">　　二、Word 版：目录 26 条改为指向书签的</w:t>
-      </w:r>
-      <w:r>
-        <w:rPr>
-          <w:bCs/>
-          <w:b/>
-        </w:rPr>
-        <w:t xml:space="preserve">内部超链接</w:t>
-      </w:r>
-      <w:r>
-        <w:t xml:space="preserve">，正文每个标题处插入对应书签（共 26 个），外观仍是正文字体、不变成蓝色链接。踩坑一处：书签一开始插到了</w:t>
-      </w:r>
-      <w:r>
-        <w:t xml:space="preserve"> </w:t>
-      </w:r>
-      <w:r>
-        <w:rPr>
-          <w:rStyle w:val="VerbatimChar"/>
-        </w:rPr>
-        <w:t xml:space="preserve">w:pPr</w:t>
-      </w:r>
-      <w:r>
-        <w:t xml:space="preserve"> </w:t>
-      </w:r>
-      <w:r>
-        <w:t xml:space="preserve">前面，违反 OOXML「pPr 必须是段落第一个子元素」的顺序，改成插到 pPr 之后。</w:t>
-      </w:r>
-    </w:p>
-    <w:p>
-      <w:pPr>
-        <w:pStyle w:val="BodyText"/>
-      </w:pPr>
-      <w:r>
-        <w:t xml:space="preserve">（四）验证：说明书 PDF</w:t>
-      </w:r>
-      <w:r>
-        <w:t xml:space="preserve"> </w:t>
-      </w:r>
-      <w:r>
-        <w:rPr>
-          <w:bCs/>
-          <w:b/>
-        </w:rPr>
-        <w:t xml:space="preserve">31 页 / 2.18 MB</w:t>
-      </w:r>
-      <w:r>
-        <w:t xml:space="preserve">、内嵌字体为子集化的</w:t>
-      </w:r>
-      <w:r>
-        <w:t xml:space="preserve"> </w:t>
-      </w:r>
-      <w:r>
-        <w:rPr>
-          <w:rStyle w:val="VerbatimChar"/>
-        </w:rPr>
-        <w:t xml:space="preserve">SimSun</w:t>
-      </w:r>
-      <w:r>
-        <w:t xml:space="preserve"> </w:t>
-      </w:r>
-      <w:r>
-        <w:t xml:space="preserve">+</w:t>
-      </w:r>
-      <w:r>
-        <w:t xml:space="preserve"> </w:t>
-      </w:r>
-      <w:r>
-        <w:rPr>
-          <w:rStyle w:val="VerbatimChar"/>
-        </w:rPr>
-        <w:t xml:space="preserve">SimHei</w:t>
-      </w:r>
-      <w:r>
-        <w:t xml:space="preserve">、「0.3」宽度</w:t>
-      </w:r>
-      <w:r>
-        <w:t xml:space="preserve"> </w:t>
-      </w:r>
-      <w:r>
-        <w:rPr>
-          <w:bCs/>
-          <w:b/>
-        </w:rPr>
-        <w:t xml:space="preserve">15.75pt</w:t>
-      </w:r>
-      <w:r>
-        <w:t xml:space="preserve">（与 Word 一致）、26 条目录链接全部指向正确页、27 条书签；Word 版用 Word 实际打开</w:t>
-      </w:r>
-      <w:r>
-        <w:rPr>
-          <w:bCs/>
-          <w:b/>
-        </w:rPr>
-        <w:t xml:space="preserve">无「内容有问题」修复提示</w:t>
-      </w:r>
-      <w:r>
-        <w:t xml:space="preserve">，31 页、29 张插图、26 书签、26 超链接；</w:t>
-      </w:r>
-      <w:r>
-        <w:rPr>
-          <w:rStyle w:val="VerbatimChar"/>
-        </w:rPr>
-        <w:t xml:space="preserve">check_materials</w:t>
-      </w:r>
-      <w:r>
-        <w:t xml:space="preserve"> </w:t>
-      </w:r>
-      <w:r>
-        <w:rPr>
-          <w:bCs/>
-          <w:b/>
-        </w:rPr>
-        <w:t xml:space="preserve">22 项全部符合</w:t>
-      </w:r>
-      <w:r>
-        <w:t xml:space="preserve">、</w:t>
-      </w:r>
-      <w:r>
-        <w:rPr>
-          <w:rStyle w:val="VerbatimChar"/>
-        </w:rPr>
-        <w:t xml:space="preserve">verify_all</w:t>
-      </w:r>
-      <w:r>
-        <w:t xml:space="preserve"> </w:t>
-      </w:r>
-      <w:r>
-        <w:rPr>
-          <w:bCs/>
-          <w:b/>
-        </w:rPr>
-        <w:t xml:space="preserve">19/19 通过</w:t>
-      </w:r>
-      <w:r>
-        <w:t xml:space="preserve">；渲染第 24 页与目录页肉眼复核，数字与目录都正常。送审包已按新说明书重打（100 个文件、10.5 MB）。</w:t>
+        <w:t xml:space="preserve">23:40</w:t>
+      </w:r>
+      <w:r>
+        <w:t xml:space="preserve"> </w:t>
+      </w:r>
+      <w:r>
+        <w:rPr>
+          <w:bCs/>
+          <w:b/>
+        </w:rPr>
+        <w:t xml:space="preserve">工具</w:t>
+      </w:r>
+      <w:r>
+        <w:t xml:space="preserve"> </w:t>
+      </w:r>
+      <w:r>
+        <w:t xml:space="preserve">交付物收敛为两个包：完整系统、提交材料</w:t>
+      </w:r>
+    </w:p>
+    <w:p>
+      <w:pPr>
+        <w:pStyle w:val="BodyText"/>
+      </w:pPr>
+      <w:r>
+        <w:t xml:space="preserve">（一）原因：用户要求「只留有用的」——把之前那些按用途分四层、命名带「exe 版/轻量版」的包全部删掉，改成两个直白的包：一个可运行的完整系统，一个要提交的材料。</w:t>
+      </w:r>
+    </w:p>
+    <w:p>
+      <w:pPr>
+        <w:pStyle w:val="BodyText"/>
+      </w:pPr>
+      <w:r>
+        <w:t xml:space="preserve">（二）影响：新增</w:t>
+      </w:r>
+      <w:r>
+        <w:t xml:space="preserve"> </w:t>
+      </w:r>
+      <w:r>
+        <w:rPr>
+          <w:rStyle w:val="VerbatimChar"/>
+        </w:rPr>
+        <w:t xml:space="preserve">工具/打包交付物.py</w:t>
+      </w:r>
+      <w:r>
+        <w:t xml:space="preserve">（取代</w:t>
+      </w:r>
+      <w:r>
+        <w:t xml:space="preserve"> </w:t>
+      </w:r>
+      <w:r>
+        <w:rPr>
+          <w:rStyle w:val="VerbatimChar"/>
+        </w:rPr>
+        <w:t xml:space="preserve">工具/装配exe版.py</w:t>
+      </w:r>
+      <w:r>
+        <w:t xml:space="preserve">），产出</w:t>
+      </w:r>
+      <w:r>
+        <w:t xml:space="preserve"> </w:t>
+      </w:r>
+      <w:r>
+        <w:t xml:space="preserve">　　一、</w:t>
+      </w:r>
+      <w:r>
+        <w:rPr>
+          <w:rStyle w:val="VerbatimChar"/>
+        </w:rPr>
+        <w:t xml:space="preserve">历史遗留废弃矿山自然恢复适宜性评价系统V1.0_完整系统.zip</w:t>
+      </w:r>
+      <w:r>
+        <w:t xml:space="preserve">（43.9 MB、2204 个文件）：exe + 内嵌运行时 + 源码 + 一份 6 行的使用说明，双击即可用；</w:t>
+      </w:r>
+      <w:r>
+        <w:t xml:space="preserve"> </w:t>
+      </w:r>
+      <w:r>
+        <w:t xml:space="preserve">　　二、</w:t>
+      </w:r>
+      <w:r>
+        <w:rPr>
+          <w:rStyle w:val="VerbatimChar"/>
+        </w:rPr>
+        <w:t xml:space="preserve">历史遗留废弃矿山自然恢复适宜性评价系统V1.0_提交材料.zip</w:t>
+      </w:r>
+      <w:r>
+        <w:t xml:space="preserve">（2.1 MB）：源程序提交版 PDF（60 页）、说明书 PDF（31 页）、登记信息表底稿 docx、一份 6 行说明。</w:t>
+      </w:r>
+      <w:r>
+        <w:t xml:space="preserve"> </w:t>
+      </w:r>
+      <w:r>
+        <w:t xml:space="preserve">　　同时删除：旧的轻量版（含 zip）、exe 版目录与 zip、之前导出的交付说明 PDF、临时 wheel 目录。</w:t>
+      </w:r>
+    </w:p>
+    <w:p>
+      <w:pPr>
+        <w:pStyle w:val="BodyText"/>
+      </w:pPr>
+      <w:r>
+        <w:t xml:space="preserve">（三）验证：解压完整系统包，在</w:t>
+      </w:r>
+      <w:r>
+        <w:rPr>
+          <w:bCs/>
+          <w:b/>
+        </w:rPr>
+        <w:t xml:space="preserve">没有 Python 的环境</w:t>
+      </w:r>
+      <w:r>
+        <w:t xml:space="preserve">（PATH 清空）下跑</w:t>
+      </w:r>
+      <w:r>
+        <w:t xml:space="preserve"> </w:t>
+      </w:r>
+      <w:r>
+        <w:rPr>
+          <w:rStyle w:val="VerbatimChar"/>
+        </w:rPr>
+        <w:t xml:space="preserve">exe --check</w:t>
+      </w:r>
+      <w:r>
+        <w:t xml:space="preserve"> </w:t>
+      </w:r>
+      <w:r>
+        <w:t xml:space="preserve">→ 返回码</w:t>
+      </w:r>
+      <w:r>
+        <w:t xml:space="preserve"> </w:t>
+      </w:r>
+      <w:r>
+        <w:rPr>
+          <w:bCs/>
+          <w:b/>
+        </w:rPr>
+        <w:t xml:space="preserve">0</w:t>
+      </w:r>
+      <w:r>
+        <w:t xml:space="preserve">，服务就绪、登录页 HTTP 200；提交材料包内两份 PDF 分别为</w:t>
+      </w:r>
+      <w:r>
+        <w:t xml:space="preserve"> </w:t>
+      </w:r>
+      <w:r>
+        <w:rPr>
+          <w:bCs/>
+          <w:b/>
+        </w:rPr>
+        <w:t xml:space="preserve">60 页 / 31 页</w:t>
+      </w:r>
+      <w:r>
+        <w:t xml:space="preserve">（说明书目录链接 26 条）、底稿 docx 可正常打开。</w:t>
       </w:r>
     </w:p>
     <w:bookmarkEnd w:id="22"/>
@@ -1367,31 +1075,46 @@
         <w:pStyle w:val="FirstParagraph"/>
       </w:pPr>
       <w:r>
-        <w:t xml:space="preserve">21:10</w:t>
-      </w:r>
-      <w:r>
-        <w:t xml:space="preserve"> </w:t>
-      </w:r>
-      <w:r>
-        <w:rPr>
-          <w:bCs/>
-          <w:b/>
-        </w:rPr>
-        <w:t xml:space="preserve">功能</w:t>
-      </w:r>
-      <w:r>
-        <w:t xml:space="preserve"> </w:t>
-      </w:r>
-      <w:r>
-        <w:t xml:space="preserve">按师兄要求删掉限制性指标里的「耕地属性」，全面改为四项</w:t>
-      </w:r>
-    </w:p>
-    <w:p>
-      <w:pPr>
-        <w:pStyle w:val="BodyText"/>
-      </w:pPr>
-      <w:r>
-        <w:t xml:space="preserve">（一）原因：师兄看过软件后提出删掉「耕地属性」。此前最新版方法给的是四项限制性指标（政策、区位约束、土壤污染、地质环境），软件当时按早期版本做了五项；这一轮把第五项彻底删掉，使软件、界面文案、演示数据、材料与验证算例口径一致。</w:t>
+        <w:t xml:space="preserve">23:10</w:t>
+      </w:r>
+      <w:r>
+        <w:t xml:space="preserve"> </w:t>
+      </w:r>
+      <w:r>
+        <w:rPr>
+          <w:bCs/>
+          <w:b/>
+        </w:rPr>
+        <w:t xml:space="preserve">工具</w:t>
+      </w:r>
+      <w:r>
+        <w:t xml:space="preserve"> </w:t>
+      </w:r>
+      <w:r>
+        <w:t xml:space="preserve">新增免安装 exe 版：双击一个图标就能用（做法②单文件夹 + exe 启动器）</w:t>
+      </w:r>
+    </w:p>
+    <w:p>
+      <w:pPr>
+        <w:pStyle w:val="BodyText"/>
+      </w:pPr>
+      <w:r>
+        <w:t xml:space="preserve">（一）原因：用户希望「像真的软件一样」给师兄用，且对方可能不会装 Python。讨论后选定做法②：保留文件夹形态（数据可备份、源码可核对、启动快），把</w:t>
+      </w:r>
+      <w:r>
+        <w:t xml:space="preserve"> </w:t>
+      </w:r>
+      <w:r>
+        <w:rPr>
+          <w:rStyle w:val="VerbatimChar"/>
+        </w:rPr>
+        <w:t xml:space="preserve">启动（免安装）.bat</w:t>
+      </w:r>
+      <w:r>
+        <w:t xml:space="preserve"> </w:t>
+      </w:r>
+      <w:r>
+        <w:t xml:space="preserve">换成一个带图标与版本信息的 exe 启动器。做法①（PyInstaller 单文件）要改数据目录、启动慢、易被杀软误报，暂不做。</w:t>
       </w:r>
     </w:p>
     <w:p>
@@ -1411,106 +1134,107 @@
       </w:r>
       <w:r>
         <w:rPr>
-          <w:bCs/>
-          <w:b/>
-        </w:rPr>
-        <w:t xml:space="preserve">判定逻辑与数据模型</w:t>
-      </w:r>
-      <w:r>
-        <w:t xml:space="preserve">：</w:t>
-      </w:r>
-      <w:r>
-        <w:rPr>
-          <w:rStyle w:val="VerbatimChar"/>
-        </w:rPr>
-        <w:t xml:space="preserve">app/utils/constants.py</w:t>
-      </w:r>
-      <w:r>
-        <w:t xml:space="preserve"> </w:t>
-      </w:r>
-      <w:r>
-        <w:t xml:space="preserve">的</w:t>
-      </w:r>
-      <w:r>
-        <w:t xml:space="preserve"> </w:t>
-      </w:r>
-      <w:r>
-        <w:rPr>
-          <w:rStyle w:val="VerbatimChar"/>
-        </w:rPr>
-        <w:t xml:space="preserve">CONSTRAINT_ITEMS</w:t>
-      </w:r>
-      <w:r>
-        <w:t xml:space="preserve"> </w:t>
-      </w:r>
-      <w:r>
-        <w:t xml:space="preserve">改为四项；</w:t>
-      </w:r>
-      <w:r>
-        <w:rPr>
-          <w:rStyle w:val="VerbatimChar"/>
-        </w:rPr>
-        <w:t xml:space="preserve">app/models.py</w:t>
-      </w:r>
-      <w:r>
-        <w:t xml:space="preserve"> </w:t>
-      </w:r>
-      <w:r>
-        <w:t xml:space="preserve">删掉</w:t>
-      </w:r>
-      <w:r>
-        <w:t xml:space="preserve"> </w:t>
-      </w:r>
-      <w:r>
-        <w:rPr>
-          <w:rStyle w:val="VerbatimChar"/>
-        </w:rPr>
-        <w:t xml:space="preserve">ConstraintCheck.farmland_pass</w:t>
-      </w:r>
-      <w:r>
-        <w:t xml:space="preserve"> </w:t>
-      </w:r>
-      <w:r>
-        <w:t xml:space="preserve">列；</w:t>
-      </w:r>
-      <w:r>
-        <w:rPr>
-          <w:rStyle w:val="VerbatimChar"/>
-        </w:rPr>
-        <w:t xml:space="preserve">app/views/constraint.py</w:t>
-      </w:r>
-      <w:r>
-        <w:t xml:space="preserve"> </w:t>
-      </w:r>
-      <w:r>
-        <w:t xml:space="preserve">的</w:t>
-      </w:r>
-      <w:r>
-        <w:t xml:space="preserve"> </w:t>
-      </w:r>
-      <w:r>
-        <w:rPr>
-          <w:rStyle w:val="VerbatimChar"/>
-        </w:rPr>
-        <w:t xml:space="preserve">FIELDS</w:t>
-      </w:r>
-      <w:r>
-        <w:t xml:space="preserve"> </w:t>
-      </w:r>
-      <w:r>
-        <w:t xml:space="preserve">由五项改四项；</w:t>
-      </w:r>
-      <w:r>
-        <w:rPr>
-          <w:rStyle w:val="VerbatimChar"/>
-        </w:rPr>
-        <w:t xml:space="preserve">app/services/workflow.py</w:t>
-      </w:r>
-      <w:r>
-        <w:t xml:space="preserve"> </w:t>
-      </w:r>
-      <w:r>
-        <w:t xml:space="preserve">的拦截提示改为「四项限制性条件尚未逐项判定」。</w:t>
+          <w:rStyle w:val="VerbatimChar"/>
+        </w:rPr>
+        <w:t xml:space="preserve">工具/exe启动器.py</w:t>
+      </w:r>
+      <w:r>
+        <w:t xml:space="preserve">（被 PyInstaller 打包成 exe）：一个 tkinter 小窗口 —— 显示状态与实时日志、两个按钮（「打开系统」「停止并退出」）。流程是：找同目录</w:t>
+      </w:r>
+      <w:r>
+        <w:t xml:space="preserve"> </w:t>
+      </w:r>
+      <w:r>
+        <w:rPr>
+          <w:rStyle w:val="VerbatimChar"/>
+        </w:rPr>
+        <w:t xml:space="preserve">portable_runtime\python.exe</w:t>
+      </w:r>
+      <w:r>
+        <w:t xml:space="preserve"> </w:t>
+      </w:r>
+      <w:r>
+        <w:t xml:space="preserve">→ 跑</w:t>
+      </w:r>
+      <w:r>
+        <w:t xml:space="preserve"> </w:t>
+      </w:r>
+      <w:r>
+        <w:rPr>
+          <w:rStyle w:val="VerbatimChar"/>
+        </w:rPr>
+        <w:t xml:space="preserve">seed_demo.py</w:t>
+      </w:r>
+      <w:r>
+        <w:t xml:space="preserve"> </w:t>
+      </w:r>
+      <w:r>
+        <w:t xml:space="preserve">→ 跑</w:t>
+      </w:r>
+      <w:r>
+        <w:t xml:space="preserve"> </w:t>
+      </w:r>
+      <w:r>
+        <w:rPr>
+          <w:rStyle w:val="VerbatimChar"/>
+        </w:rPr>
+        <w:t xml:space="preserve">run.py --no-browser</w:t>
+      </w:r>
+      <w:r>
+        <w:t xml:space="preserve">（浏览器由窗口开，避免开两个标签）→ 轮询端口就绪后自动打开浏览器；关窗口即结束服务进程。另外：</w:t>
+      </w:r>
+      <w:r>
+        <w:rPr>
+          <w:bCs/>
+          <w:b/>
+        </w:rPr>
+        <w:t xml:space="preserve">端口被占用时不再盲目跳过</w:t>
+      </w:r>
+      <w:r>
+        <w:t xml:space="preserve"> </w:t>
+      </w:r>
+      <w:r>
+        <w:t xml:space="preserve">—— 先探测是否是本系统（能返回登录页就直接开浏览器），若是别的程序占用则弹窗告知 PID 并询问是否结束它。全过程写</w:t>
+      </w:r>
+      <w:r>
+        <w:t xml:space="preserve"> </w:t>
+      </w:r>
+      <w:r>
+        <w:rPr>
+          <w:rStyle w:val="VerbatimChar"/>
+        </w:rPr>
+        <w:t xml:space="preserve">启动日志.txt</w:t>
+      </w:r>
+      <w:r>
+        <w:t xml:space="preserve">（用户排错只需把这个文件发过来），并提供</w:t>
+      </w:r>
+      <w:r>
+        <w:t xml:space="preserve"> </w:t>
+      </w:r>
+      <w:r>
+        <w:rPr>
+          <w:rStyle w:val="VerbatimChar"/>
+          <w:bCs/>
+          <w:b/>
+        </w:rPr>
+        <w:t xml:space="preserve">--check</w:t>
+      </w:r>
+      <w:r>
+        <w:rPr>
+          <w:bCs/>
+          <w:b/>
+        </w:rPr>
+        <w:t xml:space="preserve"> </w:t>
+      </w:r>
+      <w:r>
+        <w:rPr>
+          <w:bCs/>
+          <w:b/>
+        </w:rPr>
+        <w:t xml:space="preserve">无界面自检模式</w:t>
+      </w:r>
+      <w:r>
+        <w:t xml:space="preserve">（检查运行时、依赖、演示数据、服务、登录页，打印结果）。</w:t>
       </w:r>
     </w:p>
     <w:p>
@@ -1522,91 +1246,36 @@
       </w:r>
       <w:r>
         <w:rPr>
-          <w:bCs/>
-          <w:b/>
-        </w:rPr>
-        <w:t xml:space="preserve">旧库结构自动清理</w:t>
-      </w:r>
-      <w:r>
-        <w:t xml:space="preserve">：</w:t>
-      </w:r>
-      <w:r>
-        <w:rPr>
-          <w:rStyle w:val="VerbatimChar"/>
-        </w:rPr>
-        <w:t xml:space="preserve">app/utils/schema.py</w:t>
-      </w:r>
-      <w:r>
-        <w:t xml:space="preserve"> </w:t>
-      </w:r>
-      <w:r>
-        <w:t xml:space="preserve">新增</w:t>
-      </w:r>
-      <w:r>
-        <w:t xml:space="preserve"> </w:t>
-      </w:r>
-      <w:r>
-        <w:rPr>
-          <w:rStyle w:val="VerbatimChar"/>
-        </w:rPr>
-        <w:t xml:space="preserve">RETIRED_COLUMNS</w:t>
-      </w:r>
-      <w:r>
-        <w:t xml:space="preserve"> </w:t>
-      </w:r>
-      <w:r>
-        <w:t xml:space="preserve">与</w:t>
-      </w:r>
-      <w:r>
-        <w:t xml:space="preserve"> </w:t>
-      </w:r>
-      <w:r>
-        <w:rPr>
-          <w:rStyle w:val="VerbatimChar"/>
-        </w:rPr>
-        <w:t xml:space="preserve">_drop_retired_columns()</w:t>
-      </w:r>
-      <w:r>
-        <w:t xml:space="preserve">，启动时把废弃列删掉（SQLite 3.35+ 支持</w:t>
-      </w:r>
-      <w:r>
-        <w:t xml:space="preserve"> </w:t>
-      </w:r>
-      <w:r>
-        <w:rPr>
-          <w:rStyle w:val="VerbatimChar"/>
-        </w:rPr>
-        <w:t xml:space="preserve">DROP COLUMN</w:t>
-      </w:r>
-      <w:r>
-        <w:t xml:space="preserve">，老版本不支持就跳过，不阻断启动）。新库由</w:t>
-      </w:r>
-      <w:r>
-        <w:t xml:space="preserve"> </w:t>
-      </w:r>
-      <w:r>
-        <w:rPr>
-          <w:rStyle w:val="VerbatimChar"/>
-        </w:rPr>
-        <w:t xml:space="preserve">create_all</w:t>
-      </w:r>
-      <w:r>
-        <w:t xml:space="preserve"> </w:t>
-      </w:r>
-      <w:r>
-        <w:t xml:space="preserve">直接按新模型建表，不会再有这一列；真库实测已删除</w:t>
-      </w:r>
-      <w:r>
-        <w:t xml:space="preserve"> </w:t>
-      </w:r>
-      <w:r>
-        <w:rPr>
-          <w:rStyle w:val="VerbatimChar"/>
-        </w:rPr>
-        <w:t xml:space="preserve">constraint_checks.farmland_pass</w:t>
-      </w:r>
-      <w:r>
-        <w:t xml:space="preserve">（旧库改前 10 列、改后 9 列），判定页四个条件、提交保存均正常。</w:t>
+          <w:rStyle w:val="VerbatimChar"/>
+        </w:rPr>
+        <w:t xml:space="preserve">工具/打包exe.py</w:t>
+      </w:r>
+      <w:r>
+        <w:t xml:space="preserve">：用独立构建环境（</w:t>
+      </w:r>
+      <w:r>
+        <w:rPr>
+          <w:rStyle w:val="VerbatimChar"/>
+        </w:rPr>
+        <w:t xml:space="preserve">构建缓存/build_venv</w:t>
+      </w:r>
+      <w:r>
+        <w:t xml:space="preserve">，不污染本机 Anaconda）调 PyInstaller 打包启动器，带</w:t>
+      </w:r>
+      <w:r>
+        <w:t xml:space="preserve"> </w:t>
+      </w:r>
+      <w:r>
+        <w:rPr>
+          <w:rStyle w:val="VerbatimChar"/>
+        </w:rPr>
+        <w:t xml:space="preserve">app/static/favicon.ico</w:t>
+      </w:r>
+      <w:r>
+        <w:t xml:space="preserve"> </w:t>
+      </w:r>
+      <w:r>
+        <w:t xml:space="preserve">图标与版本信息（产品名、V1.0、项目组），产出 11.9 MB 的 exe。</w:t>
       </w:r>
     </w:p>
     <w:p>
@@ -1618,13 +1287,51 @@
       </w:r>
       <w:r>
         <w:rPr>
-          <w:bCs/>
-          <w:b/>
-        </w:rPr>
-        <w:t xml:space="preserve">界面与文案</w:t>
-      </w:r>
-      <w:r>
-        <w:t xml:space="preserve">：判定页少一项；工作台步骤说明改为「政策、区位、污染、地质灾害四项一票否决」；登录页介绍文案同步改为四项。</w:t>
+          <w:rStyle w:val="VerbatimChar"/>
+        </w:rPr>
+        <w:t xml:space="preserve">工具/装配exe版.py</w:t>
+      </w:r>
+      <w:r>
+        <w:t xml:space="preserve">：装配「一个包搞定」的目录并打 zip ——</w:t>
+      </w:r>
+      <w:r>
+        <w:t xml:space="preserve"> </w:t>
+      </w:r>
+      <w:r>
+        <w:rPr>
+          <w:rStyle w:val="VerbatimChar"/>
+        </w:rPr>
+        <w:t xml:space="preserve">01_提交材料</w:t>
+      </w:r>
+      <w:r>
+        <w:t xml:space="preserve">（两份提交用 PDF + 底稿）、</w:t>
+      </w:r>
+      <w:r>
+        <w:rPr>
+          <w:rStyle w:val="VerbatimChar"/>
+        </w:rPr>
+        <w:t xml:space="preserve">02_备查材料</w:t>
+      </w:r>
+      <w:r>
+        <w:t xml:space="preserve">（源程序全文 + 说明书 Word）、</w:t>
+      </w:r>
+      <w:r>
+        <w:rPr>
+          <w:rStyle w:val="VerbatimChar"/>
+        </w:rPr>
+        <w:t xml:space="preserve">03_运行版</w:t>
+      </w:r>
+      <w:r>
+        <w:t xml:space="preserve">（exe + 内嵌运行时 + 源码 + 使用说明 + 备用 bat）、</w:t>
+      </w:r>
+      <w:r>
+        <w:rPr>
+          <w:rStyle w:val="VerbatimChar"/>
+        </w:rPr>
+        <w:t xml:space="preserve">04_项目文档</w:t>
+      </w:r>
+      <w:r>
+        <w:t xml:space="preserve">（五份 Word）。</w:t>
       </w:r>
     </w:p>
     <w:p>
@@ -1639,268 +1346,204 @@
           <w:bCs/>
           <w:b/>
         </w:rPr>
-        <w:t xml:space="preserve">演示数据与验证算例</w:t>
-      </w:r>
-      <w:r>
-        <w:t xml:space="preserve">：</w:t>
-      </w:r>
-      <w:r>
-        <w:rPr>
-          <w:rStyle w:val="VerbatimChar"/>
-        </w:rPr>
-        <w:t xml:space="preserve">seed_demo.py</w:t>
-      </w:r>
-      <w:r>
-        <w:t xml:space="preserve"> </w:t>
-      </w:r>
-      <w:r>
-        <w:t xml:space="preserve">重建（</w:t>
-      </w:r>
-      <w:r>
-        <w:rPr>
-          <w:rStyle w:val="VerbatimChar"/>
-        </w:rPr>
-        <w:t xml:space="preserve">--reset</w:t>
-      </w:r>
-      <w:r>
-        <w:t xml:space="preserve">）；</w:t>
-      </w:r>
-      <w:r>
-        <w:rPr>
-          <w:rStyle w:val="VerbatimChar"/>
-        </w:rPr>
-        <w:t xml:space="preserve">工具/数值核对/验证用例.py</w:t>
-      </w:r>
-      <w:r>
-        <w:t xml:space="preserve"> </w:t>
-      </w:r>
-      <w:r>
-        <w:t xml:space="preserve">的</w:t>
-      </w:r>
-      <w:r>
-        <w:rPr>
-          <w:bCs/>
-          <w:b/>
-        </w:rPr>
-        <w:t xml:space="preserve">算例 08 由「耕地不通过」改为「政策约束不通过」</w:t>
-      </w:r>
-      <w:r>
-        <w:t xml:space="preserve">（数据本身仍是理想上限，只把政策约束判定为不通过，仍验证「一票否决 → 不进入定量评价」），</w:t>
-      </w:r>
-      <w:r>
-        <w:rPr>
-          <w:rStyle w:val="VerbatimChar"/>
-        </w:rPr>
-        <w:t xml:space="preserve">验证数据/</w:t>
-      </w:r>
-      <w:r>
-        <w:t xml:space="preserve"> </w:t>
-      </w:r>
-      <w:r>
-        <w:t xml:space="preserve">里的 CSV 与说明文档同步改名与改写，旧的</w:t>
-      </w:r>
-      <w:r>
-        <w:t xml:space="preserve"> </w:t>
-      </w:r>
-      <w:r>
-        <w:rPr>
-          <w:rStyle w:val="VerbatimChar"/>
-        </w:rPr>
-        <w:t xml:space="preserve">用例08_一票否决_耕地不通过.csv</w:t>
-      </w:r>
-      <w:r>
-        <w:t xml:space="preserve"> </w:t>
-      </w:r>
-      <w:r>
-        <w:t xml:space="preserve">已删除；8 个算例重跑全部与期望值一致。</w:t>
-      </w:r>
-    </w:p>
-    <w:p>
-      <w:pPr>
-        <w:pStyle w:val="BodyText"/>
-      </w:pPr>
-      <w:r>
-        <w:t xml:space="preserve">5）</w:t>
-      </w:r>
-      <w:r>
-        <w:rPr>
-          <w:bCs/>
-          <w:b/>
-        </w:rPr>
-        <w:t xml:space="preserve">自检与核对脚本</w:t>
-      </w:r>
-      <w:r>
-        <w:t xml:space="preserve">：</w:t>
-      </w:r>
-      <w:r>
-        <w:rPr>
-          <w:rStyle w:val="VerbatimChar"/>
-        </w:rPr>
-        <w:t xml:space="preserve">test_web_modules.py</w:t>
-      </w:r>
-      <w:r>
-        <w:t xml:space="preserve"> </w:t>
-      </w:r>
-      <w:r>
-        <w:t xml:space="preserve">的判定页断言由五项改四项；</w:t>
-      </w:r>
-      <w:r>
-        <w:rPr>
-          <w:rStyle w:val="VerbatimChar"/>
-        </w:rPr>
-        <w:t xml:space="preserve">test_weights.py</w:t>
-      </w:r>
-      <w:r>
-        <w:t xml:space="preserve">、</w:t>
-      </w:r>
-      <w:r>
-        <w:rPr>
-          <w:rStyle w:val="VerbatimChar"/>
-        </w:rPr>
-        <w:t xml:space="preserve">test_workflow.py</w:t>
-      </w:r>
-      <w:r>
-        <w:t xml:space="preserve">、</w:t>
-      </w:r>
-      <w:r>
-        <w:rPr>
-          <w:rStyle w:val="VerbatimChar"/>
-        </w:rPr>
-        <w:t xml:space="preserve">test_edge_cases.py</w:t>
-      </w:r>
-      <w:r>
-        <w:t xml:space="preserve"> </w:t>
-      </w:r>
-      <w:r>
-        <w:t xml:space="preserve">的夹具去掉该字段；</w:t>
-      </w:r>
-      <w:r>
-        <w:rPr>
-          <w:rStyle w:val="VerbatimChar"/>
-        </w:rPr>
-        <w:t xml:space="preserve">工具/界面核对/核对文档用词.py</w:t>
-      </w:r>
-      <w:r>
-        <w:t xml:space="preserve">、</w:t>
-      </w:r>
-      <w:r>
-        <w:rPr>
-          <w:rStyle w:val="VerbatimChar"/>
-        </w:rPr>
-        <w:t xml:space="preserve">工具/make_screenshots.py</w:t>
-      </w:r>
-      <w:r>
-        <w:t xml:space="preserve"> </w:t>
-      </w:r>
-      <w:r>
-        <w:t xml:space="preserve">同步。</w:t>
-      </w:r>
-    </w:p>
-    <w:p>
-      <w:pPr>
-        <w:pStyle w:val="BodyText"/>
-      </w:pPr>
-      <w:r>
-        <w:t xml:space="preserve">6）</w:t>
-      </w:r>
-      <w:r>
-        <w:rPr>
-          <w:bCs/>
-          <w:b/>
-        </w:rPr>
-        <w:t xml:space="preserve">材料与文档</w:t>
-      </w:r>
-      <w:r>
-        <w:t xml:space="preserve">：说明书 3.5 节改为「四项限制性条件」（全文 0 处「耕地」、0 处「五项」）；登记信息表底稿的主要功能描述、功能计划 M4、演示脚本对应台词一并改写。</w:t>
-      </w:r>
-    </w:p>
-    <w:p>
-      <w:pPr>
-        <w:pStyle w:val="BodyText"/>
-      </w:pPr>
-      <w:r>
-        <w:t xml:space="preserve">（三）验证：</w:t>
-      </w:r>
-      <w:r>
-        <w:rPr>
-          <w:bCs/>
-          <w:b/>
-        </w:rPr>
-        <w:t xml:space="preserve">19/19 套自检通过</w:t>
-      </w:r>
-      <w:r>
-        <w:t xml:space="preserve">、库里</w:t>
-      </w:r>
-      <w:r>
-        <w:t xml:space="preserve"> </w:t>
-      </w:r>
-      <w:r>
-        <w:rPr>
-          <w:bCs/>
-          <w:b/>
-        </w:rPr>
-        <w:t xml:space="preserve">0 条孤儿</w:t>
-      </w:r>
-      <w:r>
-        <w:t xml:space="preserve">、</w:t>
-      </w:r>
-      <w:r>
-        <w:rPr>
-          <w:rStyle w:val="VerbatimChar"/>
-        </w:rPr>
-        <w:t xml:space="preserve">check_materials</w:t>
-      </w:r>
-      <w:r>
-        <w:t xml:space="preserve"> </w:t>
-      </w:r>
-      <w:r>
-        <w:rPr>
-          <w:bCs/>
-          <w:b/>
-        </w:rPr>
-        <w:t xml:space="preserve">22 项全部符合</w:t>
-      </w:r>
-      <w:r>
-        <w:t xml:space="preserve">；材料全部重跑 —— 截图</w:t>
-      </w:r>
-      <w:r>
-        <w:t xml:space="preserve"> </w:t>
-      </w:r>
-      <w:r>
-        <w:rPr>
-          <w:bCs/>
-          <w:b/>
-        </w:rPr>
-        <w:t xml:space="preserve">28 张</w:t>
-      </w:r>
-      <w:r>
-        <w:t xml:space="preserve">（判定页少一项已重拍）、源程序 PDF</w:t>
-      </w:r>
-      <w:r>
-        <w:t xml:space="preserve"> </w:t>
-      </w:r>
-      <w:r>
-        <w:rPr>
-          <w:bCs/>
-          <w:b/>
-        </w:rPr>
-        <w:t xml:space="preserve">279 页</w:t>
-      </w:r>
-      <w:r>
-        <w:t xml:space="preserve">（提交版 60 页）、说明书</w:t>
-      </w:r>
-      <w:r>
-        <w:t xml:space="preserve"> </w:t>
-      </w:r>
-      <w:r>
-        <w:rPr>
-          <w:bCs/>
-          <w:b/>
-        </w:rPr>
-        <w:t xml:space="preserve">31 页</w:t>
-      </w:r>
-      <w:r>
-        <w:t xml:space="preserve">（29 张插图）、说明书与底稿 Word 版；交付包按四项版本重打（15.5 MB、183 个文件），包内无任何「耕地」残留。</w:t>
+        <w:t xml:space="preserve">踩到并修掉的两个坑</w:t>
+      </w:r>
+      <w:r>
+        <w:t xml:space="preserve">：① 打包成 exe 后标准输出可能是 GBK 代码页，</w:t>
+      </w:r>
+      <w:r>
+        <w:rPr>
+          <w:rStyle w:val="VerbatimChar"/>
+        </w:rPr>
+        <w:t xml:space="preserve">print</w:t>
+      </w:r>
+      <w:r>
+        <w:t xml:space="preserve"> </w:t>
+      </w:r>
+      <w:r>
+        <w:t xml:space="preserve">中文（或含替换字符的文本）直接抛</w:t>
+      </w:r>
+      <w:r>
+        <w:t xml:space="preserve"> </w:t>
+      </w:r>
+      <w:r>
+        <w:rPr>
+          <w:rStyle w:val="VerbatimChar"/>
+        </w:rPr>
+        <w:t xml:space="preserve">UnicodeEncodeError</w:t>
+      </w:r>
+      <w:r>
+        <w:t xml:space="preserve"> </w:t>
+      </w:r>
+      <w:r>
+        <w:t xml:space="preserve">崩掉 → 启动器统一</w:t>
+      </w:r>
+      <w:r>
+        <w:t xml:space="preserve"> </w:t>
+      </w:r>
+      <w:r>
+        <w:rPr>
+          <w:rStyle w:val="VerbatimChar"/>
+        </w:rPr>
+        <w:t xml:space="preserve">reconfigure(encoding="utf-8", errors="replace")</w:t>
+      </w:r>
+      <w:r>
+        <w:t xml:space="preserve">，并给子进程设</w:t>
+      </w:r>
+      <w:r>
+        <w:t xml:space="preserve"> </w:t>
+      </w:r>
+      <w:r>
+        <w:rPr>
+          <w:rStyle w:val="VerbatimChar"/>
+        </w:rPr>
+        <w:t xml:space="preserve">PYTHONIOENCODING=utf-8</w:t>
+      </w:r>
+      <w:r>
+        <w:t xml:space="preserve">；② 我早前测试留下的孤儿服务一直占着 5000 端口，导致 exe 测试「启动成功但访问不到」的假象 → 启动器因此增加了端口占用检测与询问逻辑，测试脚本也改成按路径精确清理残留。</w:t>
+      </w:r>
+    </w:p>
+    <w:p>
+      <w:pPr>
+        <w:pStyle w:val="BodyText"/>
+      </w:pPr>
+      <w:r>
+        <w:t xml:space="preserve">（三）验证（都在</w:t>
+      </w:r>
+      <w:r>
+        <w:rPr>
+          <w:bCs/>
+          <w:b/>
+        </w:rPr>
+        <w:t xml:space="preserve">把 PATH 清空、系统里找不到 python</w:t>
+      </w:r>
+      <w:r>
+        <w:t xml:space="preserve"> </w:t>
+      </w:r>
+      <w:r>
+        <w:t xml:space="preserve">的环境下做）：</w:t>
+      </w:r>
+      <w:r>
+        <w:t xml:space="preserve"> </w:t>
+      </w:r>
+      <w:r>
+        <w:t xml:space="preserve">　　一、</w:t>
+      </w:r>
+      <w:r>
+        <w:rPr>
+          <w:rStyle w:val="VerbatimChar"/>
+        </w:rPr>
+        <w:t xml:space="preserve">exe --check</w:t>
+      </w:r>
+      <w:r>
+        <w:t xml:space="preserve">：运行时找到、依赖 OK（Flask 3.1.3）、演示数据写入（12 项标准/37 条规则）、服务就绪、</w:t>
+      </w:r>
+      <w:r>
+        <w:rPr>
+          <w:bCs/>
+          <w:b/>
+        </w:rPr>
+        <w:t xml:space="preserve">登录页 HTTP 200 且标题匹配</w:t>
+      </w:r>
+      <w:r>
+        <w:t xml:space="preserve">，返回码</w:t>
+      </w:r>
+      <w:r>
+        <w:t xml:space="preserve"> </w:t>
+      </w:r>
+      <w:r>
+        <w:rPr>
+          <w:bCs/>
+          <w:b/>
+        </w:rPr>
+        <w:t xml:space="preserve">0</w:t>
+      </w:r>
+      <w:r>
+        <w:t xml:space="preserve">，无残留进程；</w:t>
+      </w:r>
+      <w:r>
+        <w:t xml:space="preserve"> </w:t>
+      </w:r>
+      <w:r>
+        <w:t xml:space="preserve">　　二、GUI 路径：双击 exe → 窗口出现、服务可访问；</w:t>
+      </w:r>
+      <w:r>
+        <w:rPr>
+          <w:bCs/>
+          <w:b/>
+        </w:rPr>
+        <w:t xml:space="preserve">模拟用户点窗口 X 关闭</w:t>
+      </w:r>
+      <w:r>
+        <w:t xml:space="preserve"> </w:t>
+      </w:r>
+      <w:r>
+        <w:t xml:space="preserve">→ 启动器退出、</w:t>
+      </w:r>
+      <w:r>
+        <w:rPr>
+          <w:bCs/>
+          <w:b/>
+        </w:rPr>
+        <w:t xml:space="preserve">残留 python 进程 0 个、5000 端口已释放</w:t>
+      </w:r>
+      <w:r>
+        <w:t xml:space="preserve">；</w:t>
+      </w:r>
+      <w:r>
+        <w:t xml:space="preserve"> </w:t>
+      </w:r>
+      <w:r>
+        <w:t xml:space="preserve">　　三、最终包：解压后目录为四层 + 交付说明，</w:t>
+      </w:r>
+      <w:r>
+        <w:rPr>
+          <w:rStyle w:val="VerbatimChar"/>
+        </w:rPr>
+        <w:t xml:space="preserve">03_运行版</w:t>
+      </w:r>
+      <w:r>
+        <w:t xml:space="preserve"> </w:t>
+      </w:r>
+      <w:r>
+        <w:t xml:space="preserve">2205 个文件 98.6 MB，压缩包</w:t>
+      </w:r>
+      <w:r>
+        <w:t xml:space="preserve"> </w:t>
+      </w:r>
+      <w:r>
+        <w:rPr>
+          <w:bCs/>
+          <w:b/>
+        </w:rPr>
+        <w:t xml:space="preserve">52.9 MB</w:t>
+      </w:r>
+      <w:r>
+        <w:t xml:space="preserve">，首次运行自动生成</w:t>
+      </w:r>
+      <w:r>
+        <w:t xml:space="preserve"> </w:t>
+      </w:r>
+      <w:r>
+        <w:rPr>
+          <w:rStyle w:val="VerbatimChar"/>
+        </w:rPr>
+        <w:t xml:space="preserve">app\app.db</w:t>
+      </w:r>
+      <w:r>
+        <w:t xml:space="preserve">（92 KB）与</w:t>
+      </w:r>
+      <w:r>
+        <w:t xml:space="preserve"> </w:t>
+      </w:r>
+      <w:r>
+        <w:rPr>
+          <w:rStyle w:val="VerbatimChar"/>
+        </w:rPr>
+        <w:t xml:space="preserve">app\.secret_key</w:t>
+      </w:r>
+      <w:r>
+        <w:t xml:space="preserve">。</w:t>
       </w:r>
     </w:p>
     <w:p>
@@ -1915,10 +1558,85 @@
           <w:bCs/>
           <w:b/>
         </w:rPr>
-        <w:t xml:space="preserve">口径现状</w:t>
-      </w:r>
-      <w:r>
-        <w:t xml:space="preserve">：限制性指标四项，与最新版方法一致；仍保留的工程补充只有坡度线性折减（说明书 4.1 已写明）。</w:t>
+        <w:t xml:space="preserve">维护提示</w:t>
+      </w:r>
+      <w:r>
+        <w:t xml:space="preserve">：改了</w:t>
+      </w:r>
+      <w:r>
+        <w:t xml:space="preserve"> </w:t>
+      </w:r>
+      <w:r>
+        <w:rPr>
+          <w:rStyle w:val="VerbatimChar"/>
+        </w:rPr>
+        <w:t xml:space="preserve">app/</w:t>
+      </w:r>
+      <w:r>
+        <w:t xml:space="preserve"> </w:t>
+      </w:r>
+      <w:r>
+        <w:t xml:space="preserve">源码只需重跑</w:t>
+      </w:r>
+      <w:r>
+        <w:t xml:space="preserve"> </w:t>
+      </w:r>
+      <w:r>
+        <w:rPr>
+          <w:rStyle w:val="VerbatimChar"/>
+        </w:rPr>
+        <w:t xml:space="preserve">python 工具/装配exe版.py</w:t>
+      </w:r>
+      <w:r>
+        <w:t xml:space="preserve">（exe 不打包源码，读的就是文件夹里的 app/）；只有改了启动器本身才需要重跑</w:t>
+      </w:r>
+      <w:r>
+        <w:t xml:space="preserve"> </w:t>
+      </w:r>
+      <w:r>
+        <w:rPr>
+          <w:rStyle w:val="VerbatimChar"/>
+        </w:rPr>
+        <w:t xml:space="preserve">python 工具/打包exe.py --install</w:t>
+      </w:r>
+      <w:r>
+        <w:t xml:space="preserve">。</w:t>
+      </w:r>
+    </w:p>
+    <w:p>
+      <w:pPr>
+        <w:pStyle w:val="BodyText"/>
+      </w:pPr>
+      <w:r>
+        <w:t xml:space="preserve">（五）交付包现状：</w:t>
+      </w:r>
+      <w:r>
+        <w:rPr>
+          <w:rStyle w:val="VerbatimChar"/>
+        </w:rPr>
+        <w:t xml:space="preserve">exe版</w:t>
+      </w:r>
+      <w:r>
+        <w:t xml:space="preserve">（52.9 MB，含材料 + 可运行软件，</w:t>
+      </w:r>
+      <w:r>
+        <w:rPr>
+          <w:bCs/>
+          <w:b/>
+        </w:rPr>
+        <w:t xml:space="preserve">推荐发师兄</w:t>
+      </w:r>
+      <w:r>
+        <w:t xml:space="preserve">）、</w:t>
+      </w:r>
+      <w:r>
+        <w:rPr>
+          <w:rStyle w:val="VerbatimChar"/>
+        </w:rPr>
+        <w:t xml:space="preserve">轻量版</w:t>
+      </w:r>
+      <w:r>
+        <w:t xml:space="preserve">（29.7 MB，需自备 Python，供留档或给有 Python 的人）。</w:t>
       </w:r>
     </w:p>
     <w:bookmarkEnd w:id="23"/>
@@ -1936,31 +1654,31 @@
         <w:pStyle w:val="FirstParagraph"/>
       </w:pPr>
       <w:r>
-        <w:t xml:space="preserve">14:40</w:t>
-      </w:r>
-      <w:r>
-        <w:t xml:space="preserve"> </w:t>
-      </w:r>
-      <w:r>
-        <w:rPr>
-          <w:bCs/>
-          <w:b/>
-        </w:rPr>
-        <w:t xml:space="preserve">测试</w:t>
-      </w:r>
-      <w:r>
-        <w:t xml:space="preserve"> </w:t>
-      </w:r>
-      <w:r>
-        <w:t xml:space="preserve">整体测试与边界专项：新增第 19 套自检，修掉「自检夹具留下孤儿数据」的根因</w:t>
-      </w:r>
-    </w:p>
-    <w:p>
-      <w:pPr>
-        <w:pStyle w:val="BodyText"/>
-      </w:pPr>
-      <w:r>
-        <w:t xml:space="preserve">（一）原因：用户要求「整体测试一下系统，看看是否符合软著水准；要好好测试，包括各种边界情况」。按「先基线、再边界、再探测、最后修复回归」推进，并把边界用例沉淀成常驻自检。</w:t>
+        <w:t xml:space="preserve">22:05</w:t>
+      </w:r>
+      <w:r>
+        <w:t xml:space="preserve"> </w:t>
+      </w:r>
+      <w:r>
+        <w:rPr>
+          <w:bCs/>
+          <w:b/>
+        </w:rPr>
+        <w:t xml:space="preserve">材料</w:t>
+      </w:r>
+      <w:r>
+        <w:t xml:space="preserve"> </w:t>
+      </w:r>
+      <w:r>
+        <w:t xml:space="preserve">修掉说明书的两个排版问题：数字被撑成「0 . 3」、目录点不动</w:t>
+      </w:r>
+    </w:p>
+    <w:p>
+      <w:pPr>
+        <w:pStyle w:val="BodyText"/>
+      </w:pPr>
+      <w:r>
+        <w:t xml:space="preserve">（一）原因：用户对比说明书 PDF 与 Word 版，发现 PDF 里数字间距异常大（「0 . 3」「F = 0 . 7 4 0 4」「3 . 1 0」），而 Word 里正常；同时目录点击后不跳转。</w:t>
       </w:r>
     </w:p>
     <w:p>
@@ -1975,79 +1693,389 @@
           <w:bCs/>
           <w:b/>
         </w:rPr>
-        <w:t xml:space="preserve">发现并修掉的问题</w:t>
-      </w:r>
-      <w:r>
-        <w:t xml:space="preserve">（都是实测出来的，不是推测）：</w:t>
-      </w:r>
-    </w:p>
-    <w:p>
-      <w:pPr>
-        <w:pStyle w:val="BodyText"/>
-      </w:pPr>
-      <w:r>
-        <w:t xml:space="preserve">1）</w:t>
-      </w:r>
-      <w:r>
-        <w:rPr>
-          <w:bCs/>
-          <w:b/>
-        </w:rPr>
-        <w:t xml:space="preserve">自检夹具会在演示库里留下孤儿数据</w:t>
-      </w:r>
-      <w:r>
-        <w:t xml:space="preserve">（本轮最要紧的一处）：</w:t>
-      </w:r>
-      <w:r>
-        <w:rPr>
-          <w:rStyle w:val="VerbatimChar"/>
-        </w:rPr>
-        <w:t xml:space="preserve">测试/test_workflow.py</w:t>
-      </w:r>
-      <w:r>
-        <w:t xml:space="preserve"> </w:t>
-      </w:r>
-      <w:r>
-        <w:t xml:space="preserve">的</w:t>
-      </w:r>
-      <w:r>
-        <w:t xml:space="preserve"> </w:t>
-      </w:r>
-      <w:r>
-        <w:rPr>
-          <w:rStyle w:val="VerbatimChar"/>
-        </w:rPr>
-        <w:t xml:space="preserve">purge_fixtures()</w:t>
-      </w:r>
-      <w:r>
-        <w:t xml:space="preserve"> </w:t>
-      </w:r>
-      <w:r>
-        <w:t xml:space="preserve">用</w:t>
-      </w:r>
-      <w:r>
-        <w:t xml:space="preserve"> </w:t>
-      </w:r>
-      <w:r>
-        <w:rPr>
-          <w:rStyle w:val="VerbatimChar"/>
-        </w:rPr>
-        <w:t xml:space="preserve">db.session.delete(patch/project)</w:t>
-      </w:r>
-      <w:r>
-        <w:t xml:space="preserve"> </w:t>
-      </w:r>
-      <w:r>
-        <w:t xml:space="preserve">删夹具，图斑下面的</w:t>
-      </w:r>
-      <w:r>
-        <w:t xml:space="preserve"> </w:t>
-      </w:r>
-      <w:r>
-        <w:rPr>
-          <w:rStyle w:val="VerbatimChar"/>
-        </w:rPr>
-        <w:t xml:space="preserve">indicator_data</w:t>
+        <w:t xml:space="preserve">问题一：数字被当成全角渲染</w:t>
+      </w:r>
+      <w:r>
+        <w:t xml:space="preserve">。根因在</w:t>
+      </w:r>
+      <w:r>
+        <w:t xml:space="preserve"> </w:t>
+      </w:r>
+      <w:r>
+        <w:rPr>
+          <w:rStyle w:val="VerbatimChar"/>
+        </w:rPr>
+        <w:t xml:space="preserve">工具/make_manual.py</w:t>
+      </w:r>
+      <w:r>
+        <w:t xml:space="preserve"> </w:t>
+      </w:r>
+      <w:r>
+        <w:t xml:space="preserve">—— 它一直用 PyMuPDF 内置的 CJK 字体</w:t>
+      </w:r>
+      <w:r>
+        <w:t xml:space="preserve"> </w:t>
+      </w:r>
+      <w:r>
+        <w:rPr>
+          <w:rStyle w:val="VerbatimChar"/>
+        </w:rPr>
+        <w:t xml:space="preserve">china-s</w:t>
+      </w:r>
+      <w:r>
+        <w:t xml:space="preserve"> </w:t>
+      </w:r>
+      <w:r>
+        <w:t xml:space="preserve">出图，这个字体把 ASCII 当</w:t>
+      </w:r>
+      <w:r>
+        <w:rPr>
+          <w:bCs/>
+          <w:b/>
+        </w:rPr>
+        <w:t xml:space="preserve">全角</w:t>
+      </w:r>
+      <w:r>
+        <w:t xml:space="preserve">排版：实测 10.5pt 下「0.3」宽</w:t>
+      </w:r>
+      <w:r>
+        <w:t xml:space="preserve"> </w:t>
+      </w:r>
+      <w:r>
+        <w:rPr>
+          <w:bCs/>
+          <w:b/>
+        </w:rPr>
+        <w:t xml:space="preserve">31.5pt</w:t>
+      </w:r>
+      <w:r>
+        <w:t xml:space="preserve">（三个字符各占一个全角），而宋体里只有</w:t>
+      </w:r>
+      <w:r>
+        <w:t xml:space="preserve"> </w:t>
+      </w:r>
+      <w:r>
+        <w:rPr>
+          <w:bCs/>
+          <w:b/>
+        </w:rPr>
+        <w:t xml:space="preserve">15.75pt</w:t>
+      </w:r>
+      <w:r>
+        <w:t xml:space="preserve">。Word 版用的是宋体 + Times New Roman，所以看着正常 —— 两版字体不一致，PDF 才有这个毛病。</w:t>
+      </w:r>
+      <w:r>
+        <w:t xml:space="preserve"> </w:t>
+      </w:r>
+      <w:r>
+        <w:t xml:space="preserve">　　修法：改用系统里的真实中文字体（正文宋体</w:t>
+      </w:r>
+      <w:r>
+        <w:t xml:space="preserve"> </w:t>
+      </w:r>
+      <w:r>
+        <w:rPr>
+          <w:rStyle w:val="VerbatimChar"/>
+        </w:rPr>
+        <w:t xml:space="preserve">simsun.ttc</w:t>
+      </w:r>
+      <w:r>
+        <w:t xml:space="preserve">、标题黑体</w:t>
+      </w:r>
+      <w:r>
+        <w:t xml:space="preserve"> </w:t>
+      </w:r>
+      <w:r>
+        <w:rPr>
+          <w:rStyle w:val="VerbatimChar"/>
+        </w:rPr>
+        <w:t xml:space="preserve">simhei.ttf</w:t>
+      </w:r>
+      <w:r>
+        <w:t xml:space="preserve">），用</w:t>
+      </w:r>
+      <w:r>
+        <w:t xml:space="preserve"> </w:t>
+      </w:r>
+      <w:r>
+        <w:rPr>
+          <w:rStyle w:val="VerbatimChar"/>
+        </w:rPr>
+        <w:t xml:space="preserve">fitz.Font</w:t>
+      </w:r>
+      <w:r>
+        <w:t xml:space="preserve"> </w:t>
+      </w:r>
+      <w:r>
+        <w:t xml:space="preserve">测宽、</w:t>
+      </w:r>
+      <w:r>
+        <w:rPr>
+          <w:rStyle w:val="VerbatimChar"/>
+        </w:rPr>
+        <w:t xml:space="preserve">fitz.TextWriter</w:t>
+      </w:r>
+      <w:r>
+        <w:t xml:space="preserve"> </w:t>
+      </w:r>
+      <w:r>
+        <w:t xml:space="preserve">写入（内置</w:t>
+      </w:r>
+      <w:r>
+        <w:t xml:space="preserve"> </w:t>
+      </w:r>
+      <w:r>
+        <w:rPr>
+          <w:rStyle w:val="VerbatimChar"/>
+        </w:rPr>
+        <w:t xml:space="preserve">insert_text</w:t>
+      </w:r>
+      <w:r>
+        <w:t xml:space="preserve"> </w:t>
+      </w:r>
+      <w:r>
+        <w:t xml:space="preserve">只认内置字体名，写不了系统字体）；找不到系统字体时自动退回内置字体并打印提示。</w:t>
+      </w:r>
+      <w:r>
+        <w:t xml:space="preserve"> </w:t>
+      </w:r>
+      <w:r>
+        <w:t xml:space="preserve">　　顺带踩到两个坑并解决：①</w:t>
+      </w:r>
+      <w:r>
+        <w:rPr>
+          <w:rStyle w:val="VerbatimChar"/>
+        </w:rPr>
+        <w:t xml:space="preserve">TextWriter</w:t>
+      </w:r>
+      <w:r>
+        <w:t xml:space="preserve"> </w:t>
+      </w:r>
+      <w:r>
+        <w:t xml:space="preserve">每次调用都写一遍字体子集，PDF 从 2 MB 涨到</w:t>
+      </w:r>
+      <w:r>
+        <w:t xml:space="preserve"> </w:t>
+      </w:r>
+      <w:r>
+        <w:rPr>
+          <w:bCs/>
+          <w:b/>
+        </w:rPr>
+        <w:t xml:space="preserve">29 MB</w:t>
+      </w:r>
+      <w:r>
+        <w:t xml:space="preserve"> </w:t>
+      </w:r>
+      <w:r>
+        <w:t xml:space="preserve">—— 改成每页累计一次写入，仍不够（字体整份嵌入），再加</w:t>
+      </w:r>
+      <w:r>
+        <w:t xml:space="preserve"> </w:t>
+      </w:r>
+      <w:r>
+        <w:rPr>
+          <w:rStyle w:val="VerbatimChar"/>
+        </w:rPr>
+        <w:t xml:space="preserve">doc.subset_fonts()</w:t>
+      </w:r>
+      <w:r>
+        <w:t xml:space="preserve"> </w:t>
+      </w:r>
+      <w:r>
+        <w:t xml:space="preserve">字体子集化 +</w:t>
+      </w:r>
+      <w:r>
+        <w:t xml:space="preserve"> </w:t>
+      </w:r>
+      <w:r>
+        <w:rPr>
+          <w:rStyle w:val="VerbatimChar"/>
+        </w:rPr>
+        <w:t xml:space="preserve">garbage=4</w:t>
+      </w:r>
+      <w:r>
+        <w:t xml:space="preserve">，回到</w:t>
+      </w:r>
+      <w:r>
+        <w:t xml:space="preserve"> </w:t>
+      </w:r>
+      <w:r>
+        <w:rPr>
+          <w:bCs/>
+          <w:b/>
+        </w:rPr>
+        <w:t xml:space="preserve">2.18 MB</w:t>
+      </w:r>
+      <w:r>
+        <w:t xml:space="preserve">；②所有画线/插图前先落页文字，保持内容顺序。</w:t>
+      </w:r>
+    </w:p>
+    <w:p>
+      <w:pPr>
+        <w:pStyle w:val="BodyText"/>
+      </w:pPr>
+      <w:r>
+        <w:t xml:space="preserve">（三）</w:t>
+      </w:r>
+      <w:r>
+        <w:rPr>
+          <w:bCs/>
+          <w:b/>
+        </w:rPr>
+        <w:t xml:space="preserve">问题二：目录点不动</w:t>
+      </w:r>
+      <w:r>
+        <w:t xml:space="preserve">。原来目录只是「画上去的文字」，没有任何链接。现在：</w:t>
+      </w:r>
+      <w:r>
+        <w:t xml:space="preserve"> </w:t>
+      </w:r>
+      <w:r>
+        <w:t xml:space="preserve">　　一、PDF 版：目录 26 条各自建立内部跳转链接（</w:t>
+      </w:r>
+      <w:r>
+        <w:rPr>
+          <w:rStyle w:val="VerbatimChar"/>
+        </w:rPr>
+        <w:t xml:space="preserve">LINK_GOTO</w:t>
+      </w:r>
+      <w:r>
+        <w:t xml:space="preserve"> </w:t>
+      </w:r>
+      <w:r>
+        <w:t xml:space="preserve">指向对应章节所在页），并写入</w:t>
+      </w:r>
+      <w:r>
+        <w:t xml:space="preserve"> </w:t>
+      </w:r>
+      <w:r>
+        <w:rPr>
+          <w:bCs/>
+          <w:b/>
+        </w:rPr>
+        <w:t xml:space="preserve">27 条 PDF 书签</w:t>
+      </w:r>
+      <w:r>
+        <w:t xml:space="preserve">（左侧大纲，含「目　录」）。逐条核对：26 条链接的目标页上都能找到该章节标题，异常 0 条。</w:t>
+      </w:r>
+      <w:r>
+        <w:t xml:space="preserve"> </w:t>
+      </w:r>
+      <w:r>
+        <w:t xml:space="preserve">　　二、Word 版：目录 26 条改为指向书签的</w:t>
+      </w:r>
+      <w:r>
+        <w:rPr>
+          <w:bCs/>
+          <w:b/>
+        </w:rPr>
+        <w:t xml:space="preserve">内部超链接</w:t>
+      </w:r>
+      <w:r>
+        <w:t xml:space="preserve">，正文每个标题处插入对应书签（共 26 个），外观仍是正文字体、不变成蓝色链接。踩坑一处：书签一开始插到了</w:t>
+      </w:r>
+      <w:r>
+        <w:t xml:space="preserve"> </w:t>
+      </w:r>
+      <w:r>
+        <w:rPr>
+          <w:rStyle w:val="VerbatimChar"/>
+        </w:rPr>
+        <w:t xml:space="preserve">w:pPr</w:t>
+      </w:r>
+      <w:r>
+        <w:t xml:space="preserve"> </w:t>
+      </w:r>
+      <w:r>
+        <w:t xml:space="preserve">前面，违反 OOXML「pPr 必须是段落第一个子元素」的顺序，改成插到 pPr 之后。</w:t>
+      </w:r>
+    </w:p>
+    <w:p>
+      <w:pPr>
+        <w:pStyle w:val="BodyText"/>
+      </w:pPr>
+      <w:r>
+        <w:t xml:space="preserve">（四）验证：说明书 PDF</w:t>
+      </w:r>
+      <w:r>
+        <w:t xml:space="preserve"> </w:t>
+      </w:r>
+      <w:r>
+        <w:rPr>
+          <w:bCs/>
+          <w:b/>
+        </w:rPr>
+        <w:t xml:space="preserve">31 页 / 2.18 MB</w:t>
+      </w:r>
+      <w:r>
+        <w:t xml:space="preserve">、内嵌字体为子集化的</w:t>
+      </w:r>
+      <w:r>
+        <w:t xml:space="preserve"> </w:t>
+      </w:r>
+      <w:r>
+        <w:rPr>
+          <w:rStyle w:val="VerbatimChar"/>
+        </w:rPr>
+        <w:t xml:space="preserve">SimSun</w:t>
+      </w:r>
+      <w:r>
+        <w:t xml:space="preserve"> </w:t>
+      </w:r>
+      <w:r>
+        <w:t xml:space="preserve">+</w:t>
+      </w:r>
+      <w:r>
+        <w:t xml:space="preserve"> </w:t>
+      </w:r>
+      <w:r>
+        <w:rPr>
+          <w:rStyle w:val="VerbatimChar"/>
+        </w:rPr>
+        <w:t xml:space="preserve">SimHei</w:t>
+      </w:r>
+      <w:r>
+        <w:t xml:space="preserve">、「0.3」宽度</w:t>
+      </w:r>
+      <w:r>
+        <w:t xml:space="preserve"> </w:t>
+      </w:r>
+      <w:r>
+        <w:rPr>
+          <w:bCs/>
+          <w:b/>
+        </w:rPr>
+        <w:t xml:space="preserve">15.75pt</w:t>
+      </w:r>
+      <w:r>
+        <w:t xml:space="preserve">（与 Word 一致）、26 条目录链接全部指向正确页、27 条书签；Word 版用 Word 实际打开</w:t>
+      </w:r>
+      <w:r>
+        <w:rPr>
+          <w:bCs/>
+          <w:b/>
+        </w:rPr>
+        <w:t xml:space="preserve">无「内容有问题」修复提示</w:t>
+      </w:r>
+      <w:r>
+        <w:t xml:space="preserve">，31 页、29 张插图、26 书签、26 超链接；</w:t>
+      </w:r>
+      <w:r>
+        <w:rPr>
+          <w:rStyle w:val="VerbatimChar"/>
+        </w:rPr>
+        <w:t xml:space="preserve">check_materials</w:t>
+      </w:r>
+      <w:r>
+        <w:t xml:space="preserve"> </w:t>
+      </w:r>
+      <w:r>
+        <w:rPr>
+          <w:bCs/>
+          <w:b/>
+        </w:rPr>
+        <w:t xml:space="preserve">22 项全部符合</w:t>
       </w:r>
       <w:r>
         <w:t xml:space="preserve">、</w:t>
@@ -2056,566 +2084,20 @@
         <w:rPr>
           <w:rStyle w:val="VerbatimChar"/>
         </w:rPr>
-        <w:t xml:space="preserve">constraint_checks</w:t>
-      </w:r>
-      <w:r>
-        <w:t xml:space="preserve">、</w:t>
-      </w:r>
-      <w:r>
-        <w:rPr>
-          <w:rStyle w:val="VerbatimChar"/>
-        </w:rPr>
-        <w:t xml:space="preserve">reference_ecosystems</w:t>
-      </w:r>
-      <w:r>
-        <w:t xml:space="preserve">、</w:t>
-      </w:r>
-      <w:r>
-        <w:rPr>
-          <w:rStyle w:val="VerbatimChar"/>
-        </w:rPr>
-        <w:t xml:space="preserve">evaluation_results</w:t>
-      </w:r>
-      <w:r>
-        <w:t xml:space="preserve">、</w:t>
-      </w:r>
-      <w:r>
-        <w:rPr>
-          <w:rStyle w:val="VerbatimChar"/>
-        </w:rPr>
-        <w:t xml:space="preserve">score_details</w:t>
-      </w:r>
-      <w:r>
-        <w:t xml:space="preserve"> </w:t>
-      </w:r>
-      <w:r>
-        <w:t xml:space="preserve">没有级联清理（只有</w:t>
-      </w:r>
-      <w:r>
-        <w:t xml:space="preserve"> </w:t>
-      </w:r>
-      <w:r>
-        <w:rPr>
-          <w:rStyle w:val="VerbatimChar"/>
-        </w:rPr>
-        <w:t xml:space="preserve">app/services/cleanup.py</w:t>
-      </w:r>
-      <w:r>
-        <w:t xml:space="preserve"> </w:t>
-      </w:r>
-      <w:r>
-        <w:t xml:space="preserve">会清）。实测库里已残留</w:t>
-      </w:r>
-      <w:r>
-        <w:t xml:space="preserve"> </w:t>
-      </w:r>
-      <w:r>
-        <w:rPr>
-          <w:bCs/>
-          <w:b/>
-        </w:rPr>
-        <w:t xml:space="preserve">1 条 indicator_data + 3 条 constraint_checks</w:t>
-      </w:r>
-      <w:r>
-        <w:t xml:space="preserve">。危害不只是脏数据：孤儿的</w:t>
-      </w:r>
-      <w:r>
-        <w:t xml:space="preserve"> </w:t>
-      </w:r>
-      <w:r>
-        <w:rPr>
-          <w:rStyle w:val="VerbatimChar"/>
-        </w:rPr>
-        <w:t xml:space="preserve">unit_id</w:t>
-      </w:r>
-      <w:r>
-        <w:t xml:space="preserve"> </w:t>
-      </w:r>
-      <w:r>
-        <w:t xml:space="preserve">会占住自增号，新建同号单元时直接</w:t>
-      </w:r>
-      <w:r>
-        <w:t xml:space="preserve"> </w:t>
-      </w:r>
-      <w:r>
-        <w:rPr>
-          <w:rStyle w:val="VerbatimChar"/>
-        </w:rPr>
-        <w:t xml:space="preserve">UNIQUE constraint failed</w:t>
-      </w:r>
-      <w:r>
-        <w:t xml:space="preserve"> </w:t>
-      </w:r>
-      <w:r>
-        <w:t xml:space="preserve">插不进去（我的边界自检就是这么被撞出来的）。</w:t>
-      </w:r>
-      <w:r>
-        <w:t xml:space="preserve"> </w:t>
-      </w:r>
-      <w:r>
-        <w:t xml:space="preserve">　　修法分三层：①</w:t>
-      </w:r>
-      <w:r>
-        <w:rPr>
-          <w:rStyle w:val="VerbatimChar"/>
-        </w:rPr>
-        <w:t xml:space="preserve">app/services/cleanup.py</w:t>
-      </w:r>
-      <w:r>
-        <w:t xml:space="preserve"> </w:t>
-      </w:r>
-      <w:r>
-        <w:t xml:space="preserve">新增</w:t>
-      </w:r>
-      <w:r>
-        <w:t xml:space="preserve"> </w:t>
-      </w:r>
-      <w:r>
-        <w:rPr>
-          <w:rStyle w:val="VerbatimChar"/>
-        </w:rPr>
-        <w:t xml:space="preserve">ORPHAN_RULES</w:t>
-      </w:r>
-      <w:r>
-        <w:t xml:space="preserve"> </w:t>
-      </w:r>
-      <w:r>
-        <w:t xml:space="preserve">与</w:t>
-      </w:r>
-      <w:r>
-        <w:t xml:space="preserve"> </w:t>
-      </w:r>
-      <w:r>
-        <w:rPr>
-          <w:rStyle w:val="VerbatimChar"/>
-        </w:rPr>
-        <w:t xml:space="preserve">purge_orphans(apply=False)</w:t>
-      </w:r>
-      <w:r>
-        <w:t xml:space="preserve">，把孤儿判定集中成一份；②</w:t>
-      </w:r>
-      <w:r>
-        <w:rPr>
-          <w:rStyle w:val="VerbatimChar"/>
-        </w:rPr>
-        <w:t xml:space="preserve">工具/清理孤儿数据.py</w:t>
-      </w:r>
-      <w:r>
-        <w:t xml:space="preserve">、</w:t>
-      </w:r>
-      <w:r>
-        <w:rPr>
-          <w:rStyle w:val="VerbatimChar"/>
-        </w:rPr>
-        <w:t xml:space="preserve">seed_demo.clean_case()</w:t>
-      </w:r>
-      <w:r>
-        <w:t xml:space="preserve">、</w:t>
-      </w:r>
-      <w:r>
-        <w:rPr>
-          <w:rStyle w:val="VerbatimChar"/>
-        </w:rPr>
         <w:t xml:space="preserve">verify_all</w:t>
       </w:r>
       <w:r>
         <w:t xml:space="preserve"> </w:t>
       </w:r>
       <w:r>
-        <w:t xml:space="preserve">全部改用它（原先各写一份 SQL）；③各套自检的夹具清理统一改走</w:t>
-      </w:r>
-      <w:r>
-        <w:t xml:space="preserve"> </w:t>
-      </w:r>
-      <w:r>
-        <w:rPr>
-          <w:rStyle w:val="VerbatimChar"/>
-        </w:rPr>
-        <w:t xml:space="preserve">cleanup.delete_project/delete_patch</w:t>
-      </w:r>
-      <w:r>
-        <w:t xml:space="preserve">（test_workflow、test_weights、test_new_features、test_web_modules、test_unit_config）。库里现有 4 条孤儿已用</w:t>
-      </w:r>
-      <w:r>
-        <w:t xml:space="preserve"> </w:t>
-      </w:r>
-      <w:r>
-        <w:rPr>
-          <w:rStyle w:val="VerbatimChar"/>
-        </w:rPr>
-        <w:t xml:space="preserve">--apply</w:t>
-      </w:r>
-      <w:r>
-        <w:t xml:space="preserve"> </w:t>
-      </w:r>
-      <w:r>
-        <w:t xml:space="preserve">清掉，复查为 0。</w:t>
-      </w:r>
-    </w:p>
-    <w:p>
-      <w:pPr>
-        <w:pStyle w:val="BodyText"/>
-      </w:pPr>
-      <w:r>
-        <w:t xml:space="preserve">2）</w:t>
-      </w:r>
-      <w:r>
-        <w:rPr>
-          <w:bCs/>
-          <w:b/>
-        </w:rPr>
-        <w:t xml:space="preserve">文本字段没有长度校验</w:t>
-      </w:r>
-      <w:r>
-        <w:t xml:space="preserve">：SQLite 不强制</w:t>
-      </w:r>
-      <w:r>
-        <w:t xml:space="preserve"> </w:t>
-      </w:r>
-      <w:r>
-        <w:rPr>
-          <w:rStyle w:val="VerbatimChar"/>
-        </w:rPr>
-        <w:t xml:space="preserve">String(128)</w:t>
-      </w:r>
-      <w:r>
-        <w:t xml:space="preserve">，实测</w:t>
-      </w:r>
-      <w:r>
-        <w:t xml:space="preserve"> </w:t>
-      </w:r>
-      <w:r>
-        <w:rPr>
-          <w:bCs/>
-          <w:b/>
-        </w:rPr>
-        <w:t xml:space="preserve">300 字的项目名照样落库</w:t>
-      </w:r>
-      <w:r>
-        <w:t xml:space="preserve">（换 MySQL/PostgreSQL 会直接报错，界面版式也会被撑坏）。新增</w:t>
-      </w:r>
-      <w:r>
-        <w:t xml:space="preserve"> </w:t>
-      </w:r>
-      <w:r>
-        <w:rPr>
-          <w:rStyle w:val="VerbatimChar"/>
-        </w:rPr>
-        <w:t xml:space="preserve">app/utils/parsing.py: parse_text()</w:t>
-      </w:r>
-      <w:r>
-        <w:t xml:space="preserve">（去空白／必填／长度），接到项目名称与编号、图斑名称与行政区／矿种／开采方式、标准省份／名称／文号上；超长给出「不能超过 128 个字符（当前 300 个）」这类中文提示。</w:t>
-      </w:r>
-    </w:p>
-    <w:p>
-      <w:pPr>
-        <w:pStyle w:val="BodyText"/>
-      </w:pPr>
-      <w:r>
-        <w:t xml:space="preserve">3）</w:t>
-      </w:r>
-      <w:r>
-        <w:rPr>
-          <w:bCs/>
-          <w:b/>
-        </w:rPr>
-        <w:t xml:space="preserve">图表对空值不设防</w:t>
-      </w:r>
-      <w:r>
-        <w:t xml:space="preserve">：</w:t>
-      </w:r>
-      <w:r>
-        <w:rPr>
-          <w:rStyle w:val="VerbatimChar"/>
-        </w:rPr>
-        <w:t xml:space="preserve">charts.hbars([("平台", None, "—")])</w:t>
-      </w:r>
-      <w:r>
-        <w:t xml:space="preserve"> </w:t>
-      </w:r>
-      <w:r>
-        <w:t xml:space="preserve">直接</w:t>
-      </w:r>
-      <w:r>
-        <w:t xml:space="preserve"> </w:t>
-      </w:r>
-      <w:r>
-        <w:rPr>
-          <w:rStyle w:val="VerbatimChar"/>
-        </w:rPr>
-        <w:t xml:space="preserve">float(None)</w:t>
-      </w:r>
-      <w:r>
-        <w:t xml:space="preserve"> </w:t>
-      </w:r>
-      <w:r>
-        <w:t xml:space="preserve">抛异常（正常流程拿不到 None，但手工改库或导入脏数据会 500）。新增</w:t>
-      </w:r>
-      <w:r>
-        <w:t xml:space="preserve"> </w:t>
-      </w:r>
-      <w:r>
-        <w:rPr>
-          <w:rStyle w:val="VerbatimChar"/>
-        </w:rPr>
-        <w:t xml:space="preserve">_num()</w:t>
-      </w:r>
-      <w:r>
-        <w:t xml:space="preserve">，空值按 0 处理。</w:t>
-      </w:r>
-    </w:p>
-    <w:p>
-      <w:pPr>
-        <w:pStyle w:val="BodyText"/>
-      </w:pPr>
-      <w:r>
-        <w:t xml:space="preserve">（三）</w:t>
-      </w:r>
-      <w:r>
-        <w:rPr>
-          <w:bCs/>
-          <w:b/>
-        </w:rPr>
-        <w:t xml:space="preserve">新增</w:t>
-      </w:r>
-      <w:r>
-        <w:rPr>
-          <w:bCs/>
-          <w:b/>
-        </w:rPr>
-        <w:t xml:space="preserve"> </w:t>
-      </w:r>
-      <w:r>
-        <w:rPr>
-          <w:rStyle w:val="VerbatimChar"/>
-          <w:bCs/>
-          <w:b/>
-        </w:rPr>
-        <w:t xml:space="preserve">测试/test_edge_cases.py</w:t>
-      </w:r>
-      <w:r>
-        <w:rPr>
-          <w:bCs/>
-          <w:b/>
-        </w:rPr>
-        <w:t xml:space="preserve">（第 19 套自检，约 90 项断言）</w:t>
-      </w:r>
-      <w:r>
-        <w:t xml:space="preserve">，分十节：</w:t>
-      </w:r>
-      <w:r>
-        <w:t xml:space="preserve"> </w:t>
-      </w:r>
-      <w:r>
-        <w:t xml:space="preserve">　　一、数值边界：越大越优/越小越优在 0、理想值、极值、越界处的取值；pH 区间与容差端点（5/9/4/10）；坡度 0/25/25.0001/90/120；坡向未知值；污染指标八项全极值/全超极值/只填一项；等级阈值 0.2999/0.3/0.6999/0.7；岩质边坡即使填了土壤、平台即使填了坡度也不计入；所有指标缺失时不抛异常且得分仍在 0~1。</w:t>
-      </w:r>
-      <w:r>
-        <w:t xml:space="preserve"> </w:t>
-      </w:r>
-      <w:r>
-        <w:t xml:space="preserve">　　二、录入边界：非法单元类型、重复单元类型、面积非数字/负数、空项目名、AHP 矩阵填 0/非数字/1e400、pH=15、覆盖度=120、重金属负数与非数字——逐项确认「给中文提示 + 不落库」，并加了</w:t>
-      </w:r>
-      <w:r>
-        <w:rPr>
-          <w:bCs/>
-          <w:b/>
-        </w:rPr>
-        <w:t xml:space="preserve">会话守卫</w:t>
-      </w:r>
-      <w:r>
-        <w:t xml:space="preserve">（POST 后必须仍是登录态），避免「被踢回登录页」被误判成「被拒」。</w:t>
-      </w:r>
-      <w:r>
-        <w:t xml:space="preserve"> </w:t>
-      </w:r>
-      <w:r>
-        <w:t xml:space="preserve">　　三、流程门禁：占比合计不为 100%、限制性判定未通过、指标缺项、未评价就导报告——四种情况都被拦下且不生成评价记录；齐备后可评价、记录入库、带参数快照、占比自动归一。</w:t>
-      </w:r>
-      <w:r>
-        <w:t xml:space="preserve"> </w:t>
-      </w:r>
-      <w:r>
-        <w:t xml:space="preserve">　　四、输入清洗：搜索</w:t>
-      </w:r>
-      <w:r>
-        <w:t xml:space="preserve"> </w:t>
-      </w:r>
-      <w:r>
-        <w:rPr>
-          <w:rStyle w:val="VerbatimChar"/>
-        </w:rPr>
-        <w:t xml:space="preserve">' OR 1=1 --</w:t>
-      </w:r>
-      <w:r>
-        <w:t xml:space="preserve">、</w:t>
-      </w:r>
-      <w:r>
-        <w:rPr>
-          <w:rStyle w:val="VerbatimChar"/>
-        </w:rPr>
-        <w:t xml:space="preserve">&lt;script&gt;</w:t>
-      </w:r>
-      <w:r>
-        <w:t xml:space="preserve">、超长关键词；项目名里的脚本被转义；日志页页码超大/为负/非数字；AHP 层级非法与越界；旧入口</w:t>
-      </w:r>
-      <w:r>
-        <w:t xml:space="preserve"> </w:t>
-      </w:r>
-      <w:r>
-        <w:rPr>
-          <w:rStyle w:val="VerbatimChar"/>
-        </w:rPr>
-        <w:t xml:space="preserve">/logs</w:t>
-      </w:r>
-      <w:r>
-        <w:t xml:space="preserve"> </w:t>
-      </w:r>
-      <w:r>
-        <w:t xml:space="preserve">会跳到个人设置的日志页。</w:t>
-      </w:r>
-      <w:r>
-        <w:t xml:space="preserve"> </w:t>
-      </w:r>
-      <w:r>
-        <w:t xml:space="preserve">　　五、批量导入：无文件、错扩展名、只有表头、单元类型不属于本图斑、合法行、缺列、超范围、伪造的 .xlsx（给「解析失败」而不是 500）、旧版 .xls。</w:t>
-      </w:r>
-      <w:r>
-        <w:t xml:space="preserve"> </w:t>
-      </w:r>
-      <w:r>
-        <w:t xml:space="preserve">　　六、权限与 CSRF：六个业务页未登录均跳登录页；操作员访问新增账号 403、账号列表被兜回个人设置、看不到日志分类；开启 CSRF 时无令牌提交不会登录成功、带令牌可正常登录；404 是中文错误页。</w:t>
-      </w:r>
-      <w:r>
-        <w:t xml:space="preserve"> </w:t>
-      </w:r>
-      <w:r>
-        <w:t xml:space="preserve">　　七、结论对照与导出：辽宁图斑能对上省级文件、结论只有三种取值、定性要求如实标「待人工判断」、未收录省份给明确提示、Word 报告与打印模板都含对照小节。</w:t>
-      </w:r>
-      <w:r>
-        <w:t xml:space="preserve"> </w:t>
-      </w:r>
-      <w:r>
-        <w:t xml:space="preserve">　　八、删除与孤儿数据：删项目后子表无孤儿（回归保护）。</w:t>
-      </w:r>
-      <w:r>
-        <w:t xml:space="preserve"> </w:t>
-      </w:r>
-      <w:r>
-        <w:t xml:space="preserve">　　九、超长输入与图表：300 字项目名／200 字图斑名／300 字标准名被拒、标准缺省份被拒、空数据与全 0 的图表给「暂无数据」占位、得分为空按 0 处理、2 阶 AHP 矩阵权重归一且 CR=0。</w:t>
-      </w:r>
-      <w:r>
-        <w:t xml:space="preserve"> </w:t>
-      </w:r>
-      <w:r>
-        <w:t xml:space="preserve">　　十、空库状态：清空项目后首页/项目/单元/指标/判定/评价/报告/标准/对照/AHP 十个页面仍可打开，导入模板仍可下载。</w:t>
-      </w:r>
-    </w:p>
-    <w:p>
-      <w:pPr>
-        <w:pStyle w:val="BodyText"/>
-      </w:pPr>
-      <w:r>
-        <w:t xml:space="preserve">（四）</w:t>
-      </w:r>
-      <w:r>
-        <w:rPr>
-          <w:bCs/>
-          <w:b/>
-        </w:rPr>
-        <w:t xml:space="preserve">落进最终验收的常态检查</w:t>
-      </w:r>
-      <w:r>
-        <w:t xml:space="preserve">：</w:t>
-      </w:r>
-      <w:r>
-        <w:rPr>
-          <w:rStyle w:val="VerbatimChar"/>
-        </w:rPr>
-        <w:t xml:space="preserve">工具/verify_all.py</w:t>
-      </w:r>
-      <w:r>
-        <w:t xml:space="preserve"> </w:t>
-      </w:r>
-      <w:r>
-        <w:t xml:space="preserve">跑完 19 套自检后，自动用</w:t>
-      </w:r>
-      <w:r>
-        <w:t xml:space="preserve"> </w:t>
-      </w:r>
-      <w:r>
-        <w:rPr>
-          <w:rStyle w:val="VerbatimChar"/>
-        </w:rPr>
-        <w:t xml:space="preserve">cleanup.purge_orphans()</w:t>
-      </w:r>
-      <w:r>
-        <w:t xml:space="preserve"> </w:t>
-      </w:r>
-      <w:r>
-        <w:t xml:space="preserve">核对「各子表均无孤儿行」，有残留就点名是哪张表 —— 这样以后哪套自检再漏清理，会被当场挡住，而不是等它污染截图与材料。</w:t>
-      </w:r>
-    </w:p>
-    <w:p>
-      <w:pPr>
-        <w:pStyle w:val="BodyText"/>
-      </w:pPr>
-      <w:r>
-        <w:t xml:space="preserve">（五）验证：</w:t>
-      </w:r>
-      <w:r>
-        <w:rPr>
-          <w:bCs/>
-          <w:b/>
-        </w:rPr>
-        <w:t xml:space="preserve">19/19 套自检通过</w:t>
-      </w:r>
-      <w:r>
-        <w:t xml:space="preserve">、库里</w:t>
-      </w:r>
-      <w:r>
-        <w:t xml:space="preserve"> </w:t>
-      </w:r>
-      <w:r>
-        <w:rPr>
-          <w:bCs/>
-          <w:b/>
-        </w:rPr>
-        <w:t xml:space="preserve">0 条孤儿</w:t>
-      </w:r>
-      <w:r>
-        <w:t xml:space="preserve">；</w:t>
-      </w:r>
-      <w:r>
-        <w:rPr>
-          <w:rStyle w:val="VerbatimChar"/>
-        </w:rPr>
-        <w:t xml:space="preserve">check_materials</w:t>
-      </w:r>
-      <w:r>
-        <w:t xml:space="preserve"> </w:t>
-      </w:r>
-      <w:r>
-        <w:rPr>
-          <w:bCs/>
-          <w:b/>
-        </w:rPr>
-        <w:t xml:space="preserve">22 项全部符合</w:t>
-      </w:r>
-      <w:r>
-        <w:t xml:space="preserve">；源程序 PDF 重跑</w:t>
-      </w:r>
-      <w:r>
-        <w:t xml:space="preserve"> </w:t>
-      </w:r>
-      <w:r>
-        <w:rPr>
-          <w:bCs/>
-          <w:b/>
-        </w:rPr>
-        <w:t xml:space="preserve">278 页</w:t>
-      </w:r>
-      <w:r>
-        <w:t xml:space="preserve">（提交版 60 页）、说明书 31 页、截图 28 张。测试手段上坦白一句：本轮没有做并发/压力测试，也没有跨浏览器逐项对照，界面可用性靠截图脚本逐页 200 与人工抽查。</w:t>
+        <w:rPr>
+          <w:bCs/>
+          <w:b/>
+        </w:rPr>
+        <w:t xml:space="preserve">19/19 通过</w:t>
+      </w:r>
+      <w:r>
+        <w:t xml:space="preserve">；渲染第 24 页与目录页肉眼复核，数字与目录都正常。送审包已按新说明书重打（100 个文件、10.5 MB）。</w:t>
       </w:r>
     </w:p>
     <w:bookmarkEnd w:id="24"/>
@@ -2633,6 +2115,1272 @@
         <w:pStyle w:val="FirstParagraph"/>
       </w:pPr>
       <w:r>
+        <w:t xml:space="preserve">21:10</w:t>
+      </w:r>
+      <w:r>
+        <w:t xml:space="preserve"> </w:t>
+      </w:r>
+      <w:r>
+        <w:rPr>
+          <w:bCs/>
+          <w:b/>
+        </w:rPr>
+        <w:t xml:space="preserve">功能</w:t>
+      </w:r>
+      <w:r>
+        <w:t xml:space="preserve"> </w:t>
+      </w:r>
+      <w:r>
+        <w:t xml:space="preserve">按师兄要求删掉限制性指标里的「耕地属性」，全面改为四项</w:t>
+      </w:r>
+    </w:p>
+    <w:p>
+      <w:pPr>
+        <w:pStyle w:val="BodyText"/>
+      </w:pPr>
+      <w:r>
+        <w:t xml:space="preserve">（一）原因：师兄看过软件后提出删掉「耕地属性」。此前最新版方法给的是四项限制性指标（政策、区位约束、土壤污染、地质环境），软件当时按早期版本做了五项；这一轮把第五项彻底删掉，使软件、界面文案、演示数据、材料与验证算例口径一致。</w:t>
+      </w:r>
+    </w:p>
+    <w:p>
+      <w:pPr>
+        <w:pStyle w:val="BodyText"/>
+      </w:pPr>
+      <w:r>
+        <w:t xml:space="preserve">（二）影响：</w:t>
+      </w:r>
+    </w:p>
+    <w:p>
+      <w:pPr>
+        <w:pStyle w:val="BodyText"/>
+      </w:pPr>
+      <w:r>
+        <w:t xml:space="preserve">1）</w:t>
+      </w:r>
+      <w:r>
+        <w:rPr>
+          <w:bCs/>
+          <w:b/>
+        </w:rPr>
+        <w:t xml:space="preserve">判定逻辑与数据模型</w:t>
+      </w:r>
+      <w:r>
+        <w:t xml:space="preserve">：</w:t>
+      </w:r>
+      <w:r>
+        <w:rPr>
+          <w:rStyle w:val="VerbatimChar"/>
+        </w:rPr>
+        <w:t xml:space="preserve">app/utils/constants.py</w:t>
+      </w:r>
+      <w:r>
+        <w:t xml:space="preserve"> </w:t>
+      </w:r>
+      <w:r>
+        <w:t xml:space="preserve">的</w:t>
+      </w:r>
+      <w:r>
+        <w:t xml:space="preserve"> </w:t>
+      </w:r>
+      <w:r>
+        <w:rPr>
+          <w:rStyle w:val="VerbatimChar"/>
+        </w:rPr>
+        <w:t xml:space="preserve">CONSTRAINT_ITEMS</w:t>
+      </w:r>
+      <w:r>
+        <w:t xml:space="preserve"> </w:t>
+      </w:r>
+      <w:r>
+        <w:t xml:space="preserve">改为四项；</w:t>
+      </w:r>
+      <w:r>
+        <w:rPr>
+          <w:rStyle w:val="VerbatimChar"/>
+        </w:rPr>
+        <w:t xml:space="preserve">app/models.py</w:t>
+      </w:r>
+      <w:r>
+        <w:t xml:space="preserve"> </w:t>
+      </w:r>
+      <w:r>
+        <w:t xml:space="preserve">删掉</w:t>
+      </w:r>
+      <w:r>
+        <w:t xml:space="preserve"> </w:t>
+      </w:r>
+      <w:r>
+        <w:rPr>
+          <w:rStyle w:val="VerbatimChar"/>
+        </w:rPr>
+        <w:t xml:space="preserve">ConstraintCheck.farmland_pass</w:t>
+      </w:r>
+      <w:r>
+        <w:t xml:space="preserve"> </w:t>
+      </w:r>
+      <w:r>
+        <w:t xml:space="preserve">列；</w:t>
+      </w:r>
+      <w:r>
+        <w:rPr>
+          <w:rStyle w:val="VerbatimChar"/>
+        </w:rPr>
+        <w:t xml:space="preserve">app/views/constraint.py</w:t>
+      </w:r>
+      <w:r>
+        <w:t xml:space="preserve"> </w:t>
+      </w:r>
+      <w:r>
+        <w:t xml:space="preserve">的</w:t>
+      </w:r>
+      <w:r>
+        <w:t xml:space="preserve"> </w:t>
+      </w:r>
+      <w:r>
+        <w:rPr>
+          <w:rStyle w:val="VerbatimChar"/>
+        </w:rPr>
+        <w:t xml:space="preserve">FIELDS</w:t>
+      </w:r>
+      <w:r>
+        <w:t xml:space="preserve"> </w:t>
+      </w:r>
+      <w:r>
+        <w:t xml:space="preserve">由五项改四项；</w:t>
+      </w:r>
+      <w:r>
+        <w:rPr>
+          <w:rStyle w:val="VerbatimChar"/>
+        </w:rPr>
+        <w:t xml:space="preserve">app/services/workflow.py</w:t>
+      </w:r>
+      <w:r>
+        <w:t xml:space="preserve"> </w:t>
+      </w:r>
+      <w:r>
+        <w:t xml:space="preserve">的拦截提示改为「四项限制性条件尚未逐项判定」。</w:t>
+      </w:r>
+    </w:p>
+    <w:p>
+      <w:pPr>
+        <w:pStyle w:val="BodyText"/>
+      </w:pPr>
+      <w:r>
+        <w:t xml:space="preserve">2）</w:t>
+      </w:r>
+      <w:r>
+        <w:rPr>
+          <w:bCs/>
+          <w:b/>
+        </w:rPr>
+        <w:t xml:space="preserve">旧库结构自动清理</w:t>
+      </w:r>
+      <w:r>
+        <w:t xml:space="preserve">：</w:t>
+      </w:r>
+      <w:r>
+        <w:rPr>
+          <w:rStyle w:val="VerbatimChar"/>
+        </w:rPr>
+        <w:t xml:space="preserve">app/utils/schema.py</w:t>
+      </w:r>
+      <w:r>
+        <w:t xml:space="preserve"> </w:t>
+      </w:r>
+      <w:r>
+        <w:t xml:space="preserve">新增</w:t>
+      </w:r>
+      <w:r>
+        <w:t xml:space="preserve"> </w:t>
+      </w:r>
+      <w:r>
+        <w:rPr>
+          <w:rStyle w:val="VerbatimChar"/>
+        </w:rPr>
+        <w:t xml:space="preserve">RETIRED_COLUMNS</w:t>
+      </w:r>
+      <w:r>
+        <w:t xml:space="preserve"> </w:t>
+      </w:r>
+      <w:r>
+        <w:t xml:space="preserve">与</w:t>
+      </w:r>
+      <w:r>
+        <w:t xml:space="preserve"> </w:t>
+      </w:r>
+      <w:r>
+        <w:rPr>
+          <w:rStyle w:val="VerbatimChar"/>
+        </w:rPr>
+        <w:t xml:space="preserve">_drop_retired_columns()</w:t>
+      </w:r>
+      <w:r>
+        <w:t xml:space="preserve">，启动时把废弃列删掉（SQLite 3.35+ 支持</w:t>
+      </w:r>
+      <w:r>
+        <w:t xml:space="preserve"> </w:t>
+      </w:r>
+      <w:r>
+        <w:rPr>
+          <w:rStyle w:val="VerbatimChar"/>
+        </w:rPr>
+        <w:t xml:space="preserve">DROP COLUMN</w:t>
+      </w:r>
+      <w:r>
+        <w:t xml:space="preserve">，老版本不支持就跳过，不阻断启动）。新库由</w:t>
+      </w:r>
+      <w:r>
+        <w:t xml:space="preserve"> </w:t>
+      </w:r>
+      <w:r>
+        <w:rPr>
+          <w:rStyle w:val="VerbatimChar"/>
+        </w:rPr>
+        <w:t xml:space="preserve">create_all</w:t>
+      </w:r>
+      <w:r>
+        <w:t xml:space="preserve"> </w:t>
+      </w:r>
+      <w:r>
+        <w:t xml:space="preserve">直接按新模型建表，不会再有这一列；真库实测已删除</w:t>
+      </w:r>
+      <w:r>
+        <w:t xml:space="preserve"> </w:t>
+      </w:r>
+      <w:r>
+        <w:rPr>
+          <w:rStyle w:val="VerbatimChar"/>
+        </w:rPr>
+        <w:t xml:space="preserve">constraint_checks.farmland_pass</w:t>
+      </w:r>
+      <w:r>
+        <w:t xml:space="preserve">（旧库改前 10 列、改后 9 列），判定页四个条件、提交保存均正常。</w:t>
+      </w:r>
+    </w:p>
+    <w:p>
+      <w:pPr>
+        <w:pStyle w:val="BodyText"/>
+      </w:pPr>
+      <w:r>
+        <w:t xml:space="preserve">3）</w:t>
+      </w:r>
+      <w:r>
+        <w:rPr>
+          <w:bCs/>
+          <w:b/>
+        </w:rPr>
+        <w:t xml:space="preserve">界面与文案</w:t>
+      </w:r>
+      <w:r>
+        <w:t xml:space="preserve">：判定页少一项；工作台步骤说明改为「政策、区位、污染、地质灾害四项一票否决」；登录页介绍文案同步改为四项。</w:t>
+      </w:r>
+    </w:p>
+    <w:p>
+      <w:pPr>
+        <w:pStyle w:val="BodyText"/>
+      </w:pPr>
+      <w:r>
+        <w:t xml:space="preserve">4）</w:t>
+      </w:r>
+      <w:r>
+        <w:rPr>
+          <w:bCs/>
+          <w:b/>
+        </w:rPr>
+        <w:t xml:space="preserve">演示数据与验证算例</w:t>
+      </w:r>
+      <w:r>
+        <w:t xml:space="preserve">：</w:t>
+      </w:r>
+      <w:r>
+        <w:rPr>
+          <w:rStyle w:val="VerbatimChar"/>
+        </w:rPr>
+        <w:t xml:space="preserve">seed_demo.py</w:t>
+      </w:r>
+      <w:r>
+        <w:t xml:space="preserve"> </w:t>
+      </w:r>
+      <w:r>
+        <w:t xml:space="preserve">重建（</w:t>
+      </w:r>
+      <w:r>
+        <w:rPr>
+          <w:rStyle w:val="VerbatimChar"/>
+        </w:rPr>
+        <w:t xml:space="preserve">--reset</w:t>
+      </w:r>
+      <w:r>
+        <w:t xml:space="preserve">）；</w:t>
+      </w:r>
+      <w:r>
+        <w:rPr>
+          <w:rStyle w:val="VerbatimChar"/>
+        </w:rPr>
+        <w:t xml:space="preserve">工具/数值核对/验证用例.py</w:t>
+      </w:r>
+      <w:r>
+        <w:t xml:space="preserve"> </w:t>
+      </w:r>
+      <w:r>
+        <w:t xml:space="preserve">的</w:t>
+      </w:r>
+      <w:r>
+        <w:rPr>
+          <w:bCs/>
+          <w:b/>
+        </w:rPr>
+        <w:t xml:space="preserve">算例 08 由「耕地不通过」改为「政策约束不通过」</w:t>
+      </w:r>
+      <w:r>
+        <w:t xml:space="preserve">（数据本身仍是理想上限，只把政策约束判定为不通过，仍验证「一票否决 → 不进入定量评价」），</w:t>
+      </w:r>
+      <w:r>
+        <w:rPr>
+          <w:rStyle w:val="VerbatimChar"/>
+        </w:rPr>
+        <w:t xml:space="preserve">验证数据/</w:t>
+      </w:r>
+      <w:r>
+        <w:t xml:space="preserve"> </w:t>
+      </w:r>
+      <w:r>
+        <w:t xml:space="preserve">里的 CSV 与说明文档同步改名与改写，旧的</w:t>
+      </w:r>
+      <w:r>
+        <w:t xml:space="preserve"> </w:t>
+      </w:r>
+      <w:r>
+        <w:rPr>
+          <w:rStyle w:val="VerbatimChar"/>
+        </w:rPr>
+        <w:t xml:space="preserve">用例08_一票否决_耕地不通过.csv</w:t>
+      </w:r>
+      <w:r>
+        <w:t xml:space="preserve"> </w:t>
+      </w:r>
+      <w:r>
+        <w:t xml:space="preserve">已删除；8 个算例重跑全部与期望值一致。</w:t>
+      </w:r>
+    </w:p>
+    <w:p>
+      <w:pPr>
+        <w:pStyle w:val="BodyText"/>
+      </w:pPr>
+      <w:r>
+        <w:t xml:space="preserve">5）</w:t>
+      </w:r>
+      <w:r>
+        <w:rPr>
+          <w:bCs/>
+          <w:b/>
+        </w:rPr>
+        <w:t xml:space="preserve">自检与核对脚本</w:t>
+      </w:r>
+      <w:r>
+        <w:t xml:space="preserve">：</w:t>
+      </w:r>
+      <w:r>
+        <w:rPr>
+          <w:rStyle w:val="VerbatimChar"/>
+        </w:rPr>
+        <w:t xml:space="preserve">test_web_modules.py</w:t>
+      </w:r>
+      <w:r>
+        <w:t xml:space="preserve"> </w:t>
+      </w:r>
+      <w:r>
+        <w:t xml:space="preserve">的判定页断言由五项改四项；</w:t>
+      </w:r>
+      <w:r>
+        <w:rPr>
+          <w:rStyle w:val="VerbatimChar"/>
+        </w:rPr>
+        <w:t xml:space="preserve">test_weights.py</w:t>
+      </w:r>
+      <w:r>
+        <w:t xml:space="preserve">、</w:t>
+      </w:r>
+      <w:r>
+        <w:rPr>
+          <w:rStyle w:val="VerbatimChar"/>
+        </w:rPr>
+        <w:t xml:space="preserve">test_workflow.py</w:t>
+      </w:r>
+      <w:r>
+        <w:t xml:space="preserve">、</w:t>
+      </w:r>
+      <w:r>
+        <w:rPr>
+          <w:rStyle w:val="VerbatimChar"/>
+        </w:rPr>
+        <w:t xml:space="preserve">test_edge_cases.py</w:t>
+      </w:r>
+      <w:r>
+        <w:t xml:space="preserve"> </w:t>
+      </w:r>
+      <w:r>
+        <w:t xml:space="preserve">的夹具去掉该字段；</w:t>
+      </w:r>
+      <w:r>
+        <w:rPr>
+          <w:rStyle w:val="VerbatimChar"/>
+        </w:rPr>
+        <w:t xml:space="preserve">工具/界面核对/核对文档用词.py</w:t>
+      </w:r>
+      <w:r>
+        <w:t xml:space="preserve">、</w:t>
+      </w:r>
+      <w:r>
+        <w:rPr>
+          <w:rStyle w:val="VerbatimChar"/>
+        </w:rPr>
+        <w:t xml:space="preserve">工具/make_screenshots.py</w:t>
+      </w:r>
+      <w:r>
+        <w:t xml:space="preserve"> </w:t>
+      </w:r>
+      <w:r>
+        <w:t xml:space="preserve">同步。</w:t>
+      </w:r>
+    </w:p>
+    <w:p>
+      <w:pPr>
+        <w:pStyle w:val="BodyText"/>
+      </w:pPr>
+      <w:r>
+        <w:t xml:space="preserve">6）</w:t>
+      </w:r>
+      <w:r>
+        <w:rPr>
+          <w:bCs/>
+          <w:b/>
+        </w:rPr>
+        <w:t xml:space="preserve">材料与文档</w:t>
+      </w:r>
+      <w:r>
+        <w:t xml:space="preserve">：说明书 3.5 节改为「四项限制性条件」（全文 0 处「耕地」、0 处「五项」）；登记信息表底稿的主要功能描述、功能计划 M4、演示脚本对应台词一并改写。</w:t>
+      </w:r>
+    </w:p>
+    <w:p>
+      <w:pPr>
+        <w:pStyle w:val="BodyText"/>
+      </w:pPr>
+      <w:r>
+        <w:t xml:space="preserve">（三）验证：</w:t>
+      </w:r>
+      <w:r>
+        <w:rPr>
+          <w:bCs/>
+          <w:b/>
+        </w:rPr>
+        <w:t xml:space="preserve">19/19 套自检通过</w:t>
+      </w:r>
+      <w:r>
+        <w:t xml:space="preserve">、库里</w:t>
+      </w:r>
+      <w:r>
+        <w:t xml:space="preserve"> </w:t>
+      </w:r>
+      <w:r>
+        <w:rPr>
+          <w:bCs/>
+          <w:b/>
+        </w:rPr>
+        <w:t xml:space="preserve">0 条孤儿</w:t>
+      </w:r>
+      <w:r>
+        <w:t xml:space="preserve">、</w:t>
+      </w:r>
+      <w:r>
+        <w:rPr>
+          <w:rStyle w:val="VerbatimChar"/>
+        </w:rPr>
+        <w:t xml:space="preserve">check_materials</w:t>
+      </w:r>
+      <w:r>
+        <w:t xml:space="preserve"> </w:t>
+      </w:r>
+      <w:r>
+        <w:rPr>
+          <w:bCs/>
+          <w:b/>
+        </w:rPr>
+        <w:t xml:space="preserve">22 项全部符合</w:t>
+      </w:r>
+      <w:r>
+        <w:t xml:space="preserve">；材料全部重跑 —— 截图</w:t>
+      </w:r>
+      <w:r>
+        <w:t xml:space="preserve"> </w:t>
+      </w:r>
+      <w:r>
+        <w:rPr>
+          <w:bCs/>
+          <w:b/>
+        </w:rPr>
+        <w:t xml:space="preserve">28 张</w:t>
+      </w:r>
+      <w:r>
+        <w:t xml:space="preserve">（判定页少一项已重拍）、源程序 PDF</w:t>
+      </w:r>
+      <w:r>
+        <w:t xml:space="preserve"> </w:t>
+      </w:r>
+      <w:r>
+        <w:rPr>
+          <w:bCs/>
+          <w:b/>
+        </w:rPr>
+        <w:t xml:space="preserve">279 页</w:t>
+      </w:r>
+      <w:r>
+        <w:t xml:space="preserve">（提交版 60 页）、说明书</w:t>
+      </w:r>
+      <w:r>
+        <w:t xml:space="preserve"> </w:t>
+      </w:r>
+      <w:r>
+        <w:rPr>
+          <w:bCs/>
+          <w:b/>
+        </w:rPr>
+        <w:t xml:space="preserve">31 页</w:t>
+      </w:r>
+      <w:r>
+        <w:t xml:space="preserve">（29 张插图）、说明书与底稿 Word 版；交付包按四项版本重打（15.5 MB、183 个文件），包内无任何「耕地」残留。</w:t>
+      </w:r>
+    </w:p>
+    <w:p>
+      <w:pPr>
+        <w:pStyle w:val="BodyText"/>
+      </w:pPr>
+      <w:r>
+        <w:t xml:space="preserve">（四）</w:t>
+      </w:r>
+      <w:r>
+        <w:rPr>
+          <w:bCs/>
+          <w:b/>
+        </w:rPr>
+        <w:t xml:space="preserve">口径现状</w:t>
+      </w:r>
+      <w:r>
+        <w:t xml:space="preserve">：限制性指标四项，与最新版方法一致；仍保留的工程补充只有坡度线性折减（说明书 4.1 已写明）。</w:t>
+      </w:r>
+    </w:p>
+    <w:bookmarkEnd w:id="25"/>
+    <w:bookmarkStart w:id="26" w:name="Xa7d6b64d6f24389ad617911605ae14751b21e79"/>
+    <w:p>
+      <w:pPr>
+        <w:pStyle w:val="Heading3"/>
+      </w:pPr>
+      <w:r>
+        <w:t xml:space="preserve">2026-10-08</w:t>
+      </w:r>
+    </w:p>
+    <w:p>
+      <w:pPr>
+        <w:pStyle w:val="FirstParagraph"/>
+      </w:pPr>
+      <w:r>
+        <w:t xml:space="preserve">14:40</w:t>
+      </w:r>
+      <w:r>
+        <w:t xml:space="preserve"> </w:t>
+      </w:r>
+      <w:r>
+        <w:rPr>
+          <w:bCs/>
+          <w:b/>
+        </w:rPr>
+        <w:t xml:space="preserve">测试</w:t>
+      </w:r>
+      <w:r>
+        <w:t xml:space="preserve"> </w:t>
+      </w:r>
+      <w:r>
+        <w:t xml:space="preserve">整体测试与边界专项：新增第 19 套自检，修掉「自检夹具留下孤儿数据」的根因</w:t>
+      </w:r>
+    </w:p>
+    <w:p>
+      <w:pPr>
+        <w:pStyle w:val="BodyText"/>
+      </w:pPr>
+      <w:r>
+        <w:t xml:space="preserve">（一）原因：用户要求「整体测试一下系统，看看是否符合软著水准；要好好测试，包括各种边界情况」。按「先基线、再边界、再探测、最后修复回归」推进，并把边界用例沉淀成常驻自检。</w:t>
+      </w:r>
+    </w:p>
+    <w:p>
+      <w:pPr>
+        <w:pStyle w:val="BodyText"/>
+      </w:pPr>
+      <w:r>
+        <w:t xml:space="preserve">（二）</w:t>
+      </w:r>
+      <w:r>
+        <w:rPr>
+          <w:bCs/>
+          <w:b/>
+        </w:rPr>
+        <w:t xml:space="preserve">发现并修掉的问题</w:t>
+      </w:r>
+      <w:r>
+        <w:t xml:space="preserve">（都是实测出来的，不是推测）：</w:t>
+      </w:r>
+    </w:p>
+    <w:p>
+      <w:pPr>
+        <w:pStyle w:val="BodyText"/>
+      </w:pPr>
+      <w:r>
+        <w:t xml:space="preserve">1）</w:t>
+      </w:r>
+      <w:r>
+        <w:rPr>
+          <w:bCs/>
+          <w:b/>
+        </w:rPr>
+        <w:t xml:space="preserve">自检夹具会在演示库里留下孤儿数据</w:t>
+      </w:r>
+      <w:r>
+        <w:t xml:space="preserve">（本轮最要紧的一处）：</w:t>
+      </w:r>
+      <w:r>
+        <w:rPr>
+          <w:rStyle w:val="VerbatimChar"/>
+        </w:rPr>
+        <w:t xml:space="preserve">测试/test_workflow.py</w:t>
+      </w:r>
+      <w:r>
+        <w:t xml:space="preserve"> </w:t>
+      </w:r>
+      <w:r>
+        <w:t xml:space="preserve">的</w:t>
+      </w:r>
+      <w:r>
+        <w:t xml:space="preserve"> </w:t>
+      </w:r>
+      <w:r>
+        <w:rPr>
+          <w:rStyle w:val="VerbatimChar"/>
+        </w:rPr>
+        <w:t xml:space="preserve">purge_fixtures()</w:t>
+      </w:r>
+      <w:r>
+        <w:t xml:space="preserve"> </w:t>
+      </w:r>
+      <w:r>
+        <w:t xml:space="preserve">用</w:t>
+      </w:r>
+      <w:r>
+        <w:t xml:space="preserve"> </w:t>
+      </w:r>
+      <w:r>
+        <w:rPr>
+          <w:rStyle w:val="VerbatimChar"/>
+        </w:rPr>
+        <w:t xml:space="preserve">db.session.delete(patch/project)</w:t>
+      </w:r>
+      <w:r>
+        <w:t xml:space="preserve"> </w:t>
+      </w:r>
+      <w:r>
+        <w:t xml:space="preserve">删夹具，图斑下面的</w:t>
+      </w:r>
+      <w:r>
+        <w:t xml:space="preserve"> </w:t>
+      </w:r>
+      <w:r>
+        <w:rPr>
+          <w:rStyle w:val="VerbatimChar"/>
+        </w:rPr>
+        <w:t xml:space="preserve">indicator_data</w:t>
+      </w:r>
+      <w:r>
+        <w:t xml:space="preserve">、</w:t>
+      </w:r>
+      <w:r>
+        <w:rPr>
+          <w:rStyle w:val="VerbatimChar"/>
+        </w:rPr>
+        <w:t xml:space="preserve">constraint_checks</w:t>
+      </w:r>
+      <w:r>
+        <w:t xml:space="preserve">、</w:t>
+      </w:r>
+      <w:r>
+        <w:rPr>
+          <w:rStyle w:val="VerbatimChar"/>
+        </w:rPr>
+        <w:t xml:space="preserve">reference_ecosystems</w:t>
+      </w:r>
+      <w:r>
+        <w:t xml:space="preserve">、</w:t>
+      </w:r>
+      <w:r>
+        <w:rPr>
+          <w:rStyle w:val="VerbatimChar"/>
+        </w:rPr>
+        <w:t xml:space="preserve">evaluation_results</w:t>
+      </w:r>
+      <w:r>
+        <w:t xml:space="preserve">、</w:t>
+      </w:r>
+      <w:r>
+        <w:rPr>
+          <w:rStyle w:val="VerbatimChar"/>
+        </w:rPr>
+        <w:t xml:space="preserve">score_details</w:t>
+      </w:r>
+      <w:r>
+        <w:t xml:space="preserve"> </w:t>
+      </w:r>
+      <w:r>
+        <w:t xml:space="preserve">没有级联清理（只有</w:t>
+      </w:r>
+      <w:r>
+        <w:t xml:space="preserve"> </w:t>
+      </w:r>
+      <w:r>
+        <w:rPr>
+          <w:rStyle w:val="VerbatimChar"/>
+        </w:rPr>
+        <w:t xml:space="preserve">app/services/cleanup.py</w:t>
+      </w:r>
+      <w:r>
+        <w:t xml:space="preserve"> </w:t>
+      </w:r>
+      <w:r>
+        <w:t xml:space="preserve">会清）。实测库里已残留</w:t>
+      </w:r>
+      <w:r>
+        <w:t xml:space="preserve"> </w:t>
+      </w:r>
+      <w:r>
+        <w:rPr>
+          <w:bCs/>
+          <w:b/>
+        </w:rPr>
+        <w:t xml:space="preserve">1 条 indicator_data + 3 条 constraint_checks</w:t>
+      </w:r>
+      <w:r>
+        <w:t xml:space="preserve">。危害不只是脏数据：孤儿的</w:t>
+      </w:r>
+      <w:r>
+        <w:t xml:space="preserve"> </w:t>
+      </w:r>
+      <w:r>
+        <w:rPr>
+          <w:rStyle w:val="VerbatimChar"/>
+        </w:rPr>
+        <w:t xml:space="preserve">unit_id</w:t>
+      </w:r>
+      <w:r>
+        <w:t xml:space="preserve"> </w:t>
+      </w:r>
+      <w:r>
+        <w:t xml:space="preserve">会占住自增号，新建同号单元时直接</w:t>
+      </w:r>
+      <w:r>
+        <w:t xml:space="preserve"> </w:t>
+      </w:r>
+      <w:r>
+        <w:rPr>
+          <w:rStyle w:val="VerbatimChar"/>
+        </w:rPr>
+        <w:t xml:space="preserve">UNIQUE constraint failed</w:t>
+      </w:r>
+      <w:r>
+        <w:t xml:space="preserve"> </w:t>
+      </w:r>
+      <w:r>
+        <w:t xml:space="preserve">插不进去（我的边界自检就是这么被撞出来的）。</w:t>
+      </w:r>
+      <w:r>
+        <w:t xml:space="preserve"> </w:t>
+      </w:r>
+      <w:r>
+        <w:t xml:space="preserve">　　修法分三层：①</w:t>
+      </w:r>
+      <w:r>
+        <w:rPr>
+          <w:rStyle w:val="VerbatimChar"/>
+        </w:rPr>
+        <w:t xml:space="preserve">app/services/cleanup.py</w:t>
+      </w:r>
+      <w:r>
+        <w:t xml:space="preserve"> </w:t>
+      </w:r>
+      <w:r>
+        <w:t xml:space="preserve">新增</w:t>
+      </w:r>
+      <w:r>
+        <w:t xml:space="preserve"> </w:t>
+      </w:r>
+      <w:r>
+        <w:rPr>
+          <w:rStyle w:val="VerbatimChar"/>
+        </w:rPr>
+        <w:t xml:space="preserve">ORPHAN_RULES</w:t>
+      </w:r>
+      <w:r>
+        <w:t xml:space="preserve"> </w:t>
+      </w:r>
+      <w:r>
+        <w:t xml:space="preserve">与</w:t>
+      </w:r>
+      <w:r>
+        <w:t xml:space="preserve"> </w:t>
+      </w:r>
+      <w:r>
+        <w:rPr>
+          <w:rStyle w:val="VerbatimChar"/>
+        </w:rPr>
+        <w:t xml:space="preserve">purge_orphans(apply=False)</w:t>
+      </w:r>
+      <w:r>
+        <w:t xml:space="preserve">，把孤儿判定集中成一份；②</w:t>
+      </w:r>
+      <w:r>
+        <w:rPr>
+          <w:rStyle w:val="VerbatimChar"/>
+        </w:rPr>
+        <w:t xml:space="preserve">工具/清理孤儿数据.py</w:t>
+      </w:r>
+      <w:r>
+        <w:t xml:space="preserve">、</w:t>
+      </w:r>
+      <w:r>
+        <w:rPr>
+          <w:rStyle w:val="VerbatimChar"/>
+        </w:rPr>
+        <w:t xml:space="preserve">seed_demo.clean_case()</w:t>
+      </w:r>
+      <w:r>
+        <w:t xml:space="preserve">、</w:t>
+      </w:r>
+      <w:r>
+        <w:rPr>
+          <w:rStyle w:val="VerbatimChar"/>
+        </w:rPr>
+        <w:t xml:space="preserve">verify_all</w:t>
+      </w:r>
+      <w:r>
+        <w:t xml:space="preserve"> </w:t>
+      </w:r>
+      <w:r>
+        <w:t xml:space="preserve">全部改用它（原先各写一份 SQL）；③各套自检的夹具清理统一改走</w:t>
+      </w:r>
+      <w:r>
+        <w:t xml:space="preserve"> </w:t>
+      </w:r>
+      <w:r>
+        <w:rPr>
+          <w:rStyle w:val="VerbatimChar"/>
+        </w:rPr>
+        <w:t xml:space="preserve">cleanup.delete_project/delete_patch</w:t>
+      </w:r>
+      <w:r>
+        <w:t xml:space="preserve">（test_workflow、test_weights、test_new_features、test_web_modules、test_unit_config）。库里现有 4 条孤儿已用</w:t>
+      </w:r>
+      <w:r>
+        <w:t xml:space="preserve"> </w:t>
+      </w:r>
+      <w:r>
+        <w:rPr>
+          <w:rStyle w:val="VerbatimChar"/>
+        </w:rPr>
+        <w:t xml:space="preserve">--apply</w:t>
+      </w:r>
+      <w:r>
+        <w:t xml:space="preserve"> </w:t>
+      </w:r>
+      <w:r>
+        <w:t xml:space="preserve">清掉，复查为 0。</w:t>
+      </w:r>
+    </w:p>
+    <w:p>
+      <w:pPr>
+        <w:pStyle w:val="BodyText"/>
+      </w:pPr>
+      <w:r>
+        <w:t xml:space="preserve">2）</w:t>
+      </w:r>
+      <w:r>
+        <w:rPr>
+          <w:bCs/>
+          <w:b/>
+        </w:rPr>
+        <w:t xml:space="preserve">文本字段没有长度校验</w:t>
+      </w:r>
+      <w:r>
+        <w:t xml:space="preserve">：SQLite 不强制</w:t>
+      </w:r>
+      <w:r>
+        <w:t xml:space="preserve"> </w:t>
+      </w:r>
+      <w:r>
+        <w:rPr>
+          <w:rStyle w:val="VerbatimChar"/>
+        </w:rPr>
+        <w:t xml:space="preserve">String(128)</w:t>
+      </w:r>
+      <w:r>
+        <w:t xml:space="preserve">，实测</w:t>
+      </w:r>
+      <w:r>
+        <w:t xml:space="preserve"> </w:t>
+      </w:r>
+      <w:r>
+        <w:rPr>
+          <w:bCs/>
+          <w:b/>
+        </w:rPr>
+        <w:t xml:space="preserve">300 字的项目名照样落库</w:t>
+      </w:r>
+      <w:r>
+        <w:t xml:space="preserve">（换 MySQL/PostgreSQL 会直接报错，界面版式也会被撑坏）。新增</w:t>
+      </w:r>
+      <w:r>
+        <w:t xml:space="preserve"> </w:t>
+      </w:r>
+      <w:r>
+        <w:rPr>
+          <w:rStyle w:val="VerbatimChar"/>
+        </w:rPr>
+        <w:t xml:space="preserve">app/utils/parsing.py: parse_text()</w:t>
+      </w:r>
+      <w:r>
+        <w:t xml:space="preserve">（去空白／必填／长度），接到项目名称与编号、图斑名称与行政区／矿种／开采方式、标准省份／名称／文号上；超长给出「不能超过 128 个字符（当前 300 个）」这类中文提示。</w:t>
+      </w:r>
+    </w:p>
+    <w:p>
+      <w:pPr>
+        <w:pStyle w:val="BodyText"/>
+      </w:pPr>
+      <w:r>
+        <w:t xml:space="preserve">3）</w:t>
+      </w:r>
+      <w:r>
+        <w:rPr>
+          <w:bCs/>
+          <w:b/>
+        </w:rPr>
+        <w:t xml:space="preserve">图表对空值不设防</w:t>
+      </w:r>
+      <w:r>
+        <w:t xml:space="preserve">：</w:t>
+      </w:r>
+      <w:r>
+        <w:rPr>
+          <w:rStyle w:val="VerbatimChar"/>
+        </w:rPr>
+        <w:t xml:space="preserve">charts.hbars([("平台", None, "—")])</w:t>
+      </w:r>
+      <w:r>
+        <w:t xml:space="preserve"> </w:t>
+      </w:r>
+      <w:r>
+        <w:t xml:space="preserve">直接</w:t>
+      </w:r>
+      <w:r>
+        <w:t xml:space="preserve"> </w:t>
+      </w:r>
+      <w:r>
+        <w:rPr>
+          <w:rStyle w:val="VerbatimChar"/>
+        </w:rPr>
+        <w:t xml:space="preserve">float(None)</w:t>
+      </w:r>
+      <w:r>
+        <w:t xml:space="preserve"> </w:t>
+      </w:r>
+      <w:r>
+        <w:t xml:space="preserve">抛异常（正常流程拿不到 None，但手工改库或导入脏数据会 500）。新增</w:t>
+      </w:r>
+      <w:r>
+        <w:t xml:space="preserve"> </w:t>
+      </w:r>
+      <w:r>
+        <w:rPr>
+          <w:rStyle w:val="VerbatimChar"/>
+        </w:rPr>
+        <w:t xml:space="preserve">_num()</w:t>
+      </w:r>
+      <w:r>
+        <w:t xml:space="preserve">，空值按 0 处理。</w:t>
+      </w:r>
+    </w:p>
+    <w:p>
+      <w:pPr>
+        <w:pStyle w:val="BodyText"/>
+      </w:pPr>
+      <w:r>
+        <w:t xml:space="preserve">（三）</w:t>
+      </w:r>
+      <w:r>
+        <w:rPr>
+          <w:bCs/>
+          <w:b/>
+        </w:rPr>
+        <w:t xml:space="preserve">新增</w:t>
+      </w:r>
+      <w:r>
+        <w:rPr>
+          <w:bCs/>
+          <w:b/>
+        </w:rPr>
+        <w:t xml:space="preserve"> </w:t>
+      </w:r>
+      <w:r>
+        <w:rPr>
+          <w:rStyle w:val="VerbatimChar"/>
+          <w:bCs/>
+          <w:b/>
+        </w:rPr>
+        <w:t xml:space="preserve">测试/test_edge_cases.py</w:t>
+      </w:r>
+      <w:r>
+        <w:rPr>
+          <w:bCs/>
+          <w:b/>
+        </w:rPr>
+        <w:t xml:space="preserve">（第 19 套自检，约 90 项断言）</w:t>
+      </w:r>
+      <w:r>
+        <w:t xml:space="preserve">，分十节：</w:t>
+      </w:r>
+      <w:r>
+        <w:t xml:space="preserve"> </w:t>
+      </w:r>
+      <w:r>
+        <w:t xml:space="preserve">　　一、数值边界：越大越优/越小越优在 0、理想值、极值、越界处的取值；pH 区间与容差端点（5/9/4/10）；坡度 0/25/25.0001/90/120；坡向未知值；污染指标八项全极值/全超极值/只填一项；等级阈值 0.2999/0.3/0.6999/0.7；岩质边坡即使填了土壤、平台即使填了坡度也不计入；所有指标缺失时不抛异常且得分仍在 0~1。</w:t>
+      </w:r>
+      <w:r>
+        <w:t xml:space="preserve"> </w:t>
+      </w:r>
+      <w:r>
+        <w:t xml:space="preserve">　　二、录入边界：非法单元类型、重复单元类型、面积非数字/负数、空项目名、AHP 矩阵填 0/非数字/1e400、pH=15、覆盖度=120、重金属负数与非数字——逐项确认「给中文提示 + 不落库」，并加了</w:t>
+      </w:r>
+      <w:r>
+        <w:rPr>
+          <w:bCs/>
+          <w:b/>
+        </w:rPr>
+        <w:t xml:space="preserve">会话守卫</w:t>
+      </w:r>
+      <w:r>
+        <w:t xml:space="preserve">（POST 后必须仍是登录态），避免「被踢回登录页」被误判成「被拒」。</w:t>
+      </w:r>
+      <w:r>
+        <w:t xml:space="preserve"> </w:t>
+      </w:r>
+      <w:r>
+        <w:t xml:space="preserve">　　三、流程门禁：占比合计不为 100%、限制性判定未通过、指标缺项、未评价就导报告——四种情况都被拦下且不生成评价记录；齐备后可评价、记录入库、带参数快照、占比自动归一。</w:t>
+      </w:r>
+      <w:r>
+        <w:t xml:space="preserve"> </w:t>
+      </w:r>
+      <w:r>
+        <w:t xml:space="preserve">　　四、输入清洗：搜索</w:t>
+      </w:r>
+      <w:r>
+        <w:t xml:space="preserve"> </w:t>
+      </w:r>
+      <w:r>
+        <w:rPr>
+          <w:rStyle w:val="VerbatimChar"/>
+        </w:rPr>
+        <w:t xml:space="preserve">' OR 1=1 --</w:t>
+      </w:r>
+      <w:r>
+        <w:t xml:space="preserve">、</w:t>
+      </w:r>
+      <w:r>
+        <w:rPr>
+          <w:rStyle w:val="VerbatimChar"/>
+        </w:rPr>
+        <w:t xml:space="preserve">&lt;script&gt;</w:t>
+      </w:r>
+      <w:r>
+        <w:t xml:space="preserve">、超长关键词；项目名里的脚本被转义；日志页页码超大/为负/非数字；AHP 层级非法与越界；旧入口</w:t>
+      </w:r>
+      <w:r>
+        <w:t xml:space="preserve"> </w:t>
+      </w:r>
+      <w:r>
+        <w:rPr>
+          <w:rStyle w:val="VerbatimChar"/>
+        </w:rPr>
+        <w:t xml:space="preserve">/logs</w:t>
+      </w:r>
+      <w:r>
+        <w:t xml:space="preserve"> </w:t>
+      </w:r>
+      <w:r>
+        <w:t xml:space="preserve">会跳到个人设置的日志页。</w:t>
+      </w:r>
+      <w:r>
+        <w:t xml:space="preserve"> </w:t>
+      </w:r>
+      <w:r>
+        <w:t xml:space="preserve">　　五、批量导入：无文件、错扩展名、只有表头、单元类型不属于本图斑、合法行、缺列、超范围、伪造的 .xlsx（给「解析失败」而不是 500）、旧版 .xls。</w:t>
+      </w:r>
+      <w:r>
+        <w:t xml:space="preserve"> </w:t>
+      </w:r>
+      <w:r>
+        <w:t xml:space="preserve">　　六、权限与 CSRF：六个业务页未登录均跳登录页；操作员访问新增账号 403、账号列表被兜回个人设置、看不到日志分类；开启 CSRF 时无令牌提交不会登录成功、带令牌可正常登录；404 是中文错误页。</w:t>
+      </w:r>
+      <w:r>
+        <w:t xml:space="preserve"> </w:t>
+      </w:r>
+      <w:r>
+        <w:t xml:space="preserve">　　七、结论对照与导出：辽宁图斑能对上省级文件、结论只有三种取值、定性要求如实标「待人工判断」、未收录省份给明确提示、Word 报告与打印模板都含对照小节。</w:t>
+      </w:r>
+      <w:r>
+        <w:t xml:space="preserve"> </w:t>
+      </w:r>
+      <w:r>
+        <w:t xml:space="preserve">　　八、删除与孤儿数据：删项目后子表无孤儿（回归保护）。</w:t>
+      </w:r>
+      <w:r>
+        <w:t xml:space="preserve"> </w:t>
+      </w:r>
+      <w:r>
+        <w:t xml:space="preserve">　　九、超长输入与图表：300 字项目名／200 字图斑名／300 字标准名被拒、标准缺省份被拒、空数据与全 0 的图表给「暂无数据」占位、得分为空按 0 处理、2 阶 AHP 矩阵权重归一且 CR=0。</w:t>
+      </w:r>
+      <w:r>
+        <w:t xml:space="preserve"> </w:t>
+      </w:r>
+      <w:r>
+        <w:t xml:space="preserve">　　十、空库状态：清空项目后首页/项目/单元/指标/判定/评价/报告/标准/对照/AHP 十个页面仍可打开，导入模板仍可下载。</w:t>
+      </w:r>
+    </w:p>
+    <w:p>
+      <w:pPr>
+        <w:pStyle w:val="BodyText"/>
+      </w:pPr>
+      <w:r>
+        <w:t xml:space="preserve">（四）</w:t>
+      </w:r>
+      <w:r>
+        <w:rPr>
+          <w:bCs/>
+          <w:b/>
+        </w:rPr>
+        <w:t xml:space="preserve">落进最终验收的常态检查</w:t>
+      </w:r>
+      <w:r>
+        <w:t xml:space="preserve">：</w:t>
+      </w:r>
+      <w:r>
+        <w:rPr>
+          <w:rStyle w:val="VerbatimChar"/>
+        </w:rPr>
+        <w:t xml:space="preserve">工具/verify_all.py</w:t>
+      </w:r>
+      <w:r>
+        <w:t xml:space="preserve"> </w:t>
+      </w:r>
+      <w:r>
+        <w:t xml:space="preserve">跑完 19 套自检后，自动用</w:t>
+      </w:r>
+      <w:r>
+        <w:t xml:space="preserve"> </w:t>
+      </w:r>
+      <w:r>
+        <w:rPr>
+          <w:rStyle w:val="VerbatimChar"/>
+        </w:rPr>
+        <w:t xml:space="preserve">cleanup.purge_orphans()</w:t>
+      </w:r>
+      <w:r>
+        <w:t xml:space="preserve"> </w:t>
+      </w:r>
+      <w:r>
+        <w:t xml:space="preserve">核对「各子表均无孤儿行」，有残留就点名是哪张表 —— 这样以后哪套自检再漏清理，会被当场挡住，而不是等它污染截图与材料。</w:t>
+      </w:r>
+    </w:p>
+    <w:p>
+      <w:pPr>
+        <w:pStyle w:val="BodyText"/>
+      </w:pPr>
+      <w:r>
+        <w:t xml:space="preserve">（五）验证：</w:t>
+      </w:r>
+      <w:r>
+        <w:rPr>
+          <w:bCs/>
+          <w:b/>
+        </w:rPr>
+        <w:t xml:space="preserve">19/19 套自检通过</w:t>
+      </w:r>
+      <w:r>
+        <w:t xml:space="preserve">、库里</w:t>
+      </w:r>
+      <w:r>
+        <w:t xml:space="preserve"> </w:t>
+      </w:r>
+      <w:r>
+        <w:rPr>
+          <w:bCs/>
+          <w:b/>
+        </w:rPr>
+        <w:t xml:space="preserve">0 条孤儿</w:t>
+      </w:r>
+      <w:r>
+        <w:t xml:space="preserve">；</w:t>
+      </w:r>
+      <w:r>
+        <w:rPr>
+          <w:rStyle w:val="VerbatimChar"/>
+        </w:rPr>
+        <w:t xml:space="preserve">check_materials</w:t>
+      </w:r>
+      <w:r>
+        <w:t xml:space="preserve"> </w:t>
+      </w:r>
+      <w:r>
+        <w:rPr>
+          <w:bCs/>
+          <w:b/>
+        </w:rPr>
+        <w:t xml:space="preserve">22 项全部符合</w:t>
+      </w:r>
+      <w:r>
+        <w:t xml:space="preserve">；源程序 PDF 重跑</w:t>
+      </w:r>
+      <w:r>
+        <w:t xml:space="preserve"> </w:t>
+      </w:r>
+      <w:r>
+        <w:rPr>
+          <w:bCs/>
+          <w:b/>
+        </w:rPr>
+        <w:t xml:space="preserve">278 页</w:t>
+      </w:r>
+      <w:r>
+        <w:t xml:space="preserve">（提交版 60 页）、说明书 31 页、截图 28 张。测试手段上坦白一句：本轮没有做并发/压力测试，也没有跨浏览器逐项对照，界面可用性靠截图脚本逐页 200 与人工抽查。</w:t>
+      </w:r>
+    </w:p>
+    <w:bookmarkEnd w:id="26"/>
+    <w:bookmarkStart w:id="27" w:name="X64ed2f087b896d36f56f564db3369367d27feee"/>
+    <w:p>
+      <w:pPr>
+        <w:pStyle w:val="Heading3"/>
+      </w:pPr>
+      <w:r>
+        <w:t xml:space="preserve">2026-10-08</w:t>
+      </w:r>
+    </w:p>
+    <w:p>
+      <w:pPr>
+        <w:pStyle w:val="FirstParagraph"/>
+      </w:pPr>
+      <w:r>
         <w:t xml:space="preserve">13:20</w:t>
       </w:r>
       <w:r>
@@ -3231,8 +3979,8 @@
         <w:t xml:space="preserve">：源程序 277 页（每页 50 行、页眉「软件全称 + V1.0」、右上角连续页码、末页为结束页）、提交版 60 页（前 30 + 后 30）、说明书 31 页（页眉版本号与源程序、底稿一致，页码自目录起编号）；说明书与底稿全文不含「论文」字样；底稿「主要功能描述」1094 字（要求 500–1300）。</w:t>
       </w:r>
     </w:p>
-    <w:bookmarkEnd w:id="25"/>
-    <w:bookmarkStart w:id="26" w:name="X86c283014dd504dd7e19a1eb6fecac95aab9a1a"/>
+    <w:bookmarkEnd w:id="27"/>
+    <w:bookmarkStart w:id="28" w:name="X86c283014dd504dd7e19a1eb6fecac95aab9a1a"/>
     <w:p>
       <w:pPr>
         <w:pStyle w:val="Heading3"/>
@@ -3868,8 +4616,8 @@
         <w:t xml:space="preserve">，写入含该列的行成功；真库不动，启动时会自动补齐。</w:t>
       </w:r>
     </w:p>
-    <w:bookmarkEnd w:id="26"/>
-    <w:bookmarkStart w:id="27" w:name="Xb9a0fa8b33a3a898ac1ef5fcf20ef98338f7d1a"/>
+    <w:bookmarkEnd w:id="28"/>
+    <w:bookmarkStart w:id="29" w:name="Xb9a0fa8b33a3a898ac1ef5fcf20ef98338f7d1a"/>
     <w:p>
       <w:pPr>
         <w:pStyle w:val="Heading3"/>
@@ -5484,8 +6232,8 @@
         <w:t xml:space="preserve">。</w:t>
       </w:r>
     </w:p>
-    <w:bookmarkEnd w:id="27"/>
-    <w:bookmarkStart w:id="28" w:name="Xa97bbd8278a9ede502956d710cb6baf398187db"/>
+    <w:bookmarkEnd w:id="29"/>
+    <w:bookmarkStart w:id="30" w:name="Xa97bbd8278a9ede502956d710cb6baf398187db"/>
     <w:p>
       <w:pPr>
         <w:pStyle w:val="Heading3"/>
@@ -8709,8 +9457,8 @@
         <w:t xml:space="preserve">全项通过（本机偏移 8:00，UTC 15:33:28 → 23:33:28）；截图与 PDF 重跑后，操作日志、评价时间、报告生成时间三者口径一致。</w:t>
       </w:r>
     </w:p>
-    <w:bookmarkEnd w:id="28"/>
-    <w:bookmarkStart w:id="29" w:name="Xdd7083db5d65ace979c7a3d1f698cf638c23880"/>
+    <w:bookmarkEnd w:id="30"/>
+    <w:bookmarkStart w:id="31" w:name="Xdd7083db5d65ace979c7a3d1f698cf638c23880"/>
     <w:p>
       <w:pPr>
         <w:pStyle w:val="Heading3"/>
@@ -11796,8 +12544,8 @@
         <w:t xml:space="preserve">。</w:t>
       </w:r>
     </w:p>
-    <w:bookmarkEnd w:id="29"/>
-    <w:bookmarkStart w:id="30" w:name="X3c6dd43a566e1cd290d07379a3cc724b1e5c230"/>
+    <w:bookmarkEnd w:id="31"/>
+    <w:bookmarkStart w:id="32" w:name="X3c6dd43a566e1cd290d07379a3cc724b1e5c230"/>
     <w:p>
       <w:pPr>
         <w:pStyle w:val="Heading3"/>
@@ -12997,9 +13745,9 @@
         </w:pict>
       </w:r>
     </w:p>
-    <w:bookmarkEnd w:id="30"/>
-    <w:bookmarkEnd w:id="31"/>
-    <w:bookmarkStart w:id="32" w:name="四遗留与待办"/>
+    <w:bookmarkEnd w:id="32"/>
+    <w:bookmarkEnd w:id="33"/>
+    <w:bookmarkStart w:id="34" w:name="四遗留与待办"/>
     <w:p>
       <w:pPr>
         <w:pStyle w:val="Heading2"/>
@@ -13193,8 +13941,8 @@
         </w:tc>
       </w:tr>
     </w:tbl>
-    <w:bookmarkEnd w:id="32"/>
-    <w:bookmarkEnd w:id="33"/>
+    <w:bookmarkEnd w:id="34"/>
+    <w:bookmarkEnd w:id="35"/>
     <w:sectPr/>
   </w:body>
 </w:document>

--- a/文档/开发日志.docx
+++ b/文档/开发日志.docx
@@ -28,7 +28,7 @@
         </w:p>
       </w:sdtContent>
     </w:sdt>
-    <w:bookmarkStart w:id="35" w:name="开发日志"/>
+    <w:bookmarkStart w:id="36" w:name="开发日志"/>
     <w:p>
       <w:pPr>
         <w:pStyle w:val="Heading1"/>
@@ -883,7 +883,7 @@
       </w:r>
     </w:p>
     <w:bookmarkEnd w:id="21"/>
-    <w:bookmarkStart w:id="33" w:name="三改动明细"/>
+    <w:bookmarkStart w:id="34" w:name="三改动明细"/>
     <w:p>
       <w:pPr>
         <w:pStyle w:val="Heading2"/>
@@ -892,12 +892,347 @@
         <w:t xml:space="preserve">三、改动明细</w:t>
       </w:r>
     </w:p>
-    <w:bookmarkStart w:id="22" w:name="Xda9174b19260e995d7a021f14f077c1c5187439"/>
+    <w:bookmarkStart w:id="22" w:name="X3f86d7fc3dd4d2cd200fda7cc664e8846f5f388"/>
     <w:p>
       <w:pPr>
         <w:pStyle w:val="Heading3"/>
       </w:pPr>
       <w:r>
+        <w:t xml:space="preserve">2026-10-09</w:t>
+      </w:r>
+    </w:p>
+    <w:p>
+      <w:pPr>
+        <w:pStyle w:val="FirstParagraph"/>
+      </w:pPr>
+      <w:r>
+        <w:t xml:space="preserve">00:20</w:t>
+      </w:r>
+      <w:r>
+        <w:t xml:space="preserve"> </w:t>
+      </w:r>
+      <w:r>
+        <w:rPr>
+          <w:bCs/>
+          <w:b/>
+        </w:rPr>
+        <w:t xml:space="preserve">材料</w:t>
+      </w:r>
+      <w:r>
+        <w:t xml:space="preserve"> </w:t>
+      </w:r>
+      <w:r>
+        <w:t xml:space="preserve">按代办方附件1/2/3核对并补齐 Word 版材料</w:t>
+      </w:r>
+    </w:p>
+    <w:p>
+      <w:pPr>
+        <w:pStyle w:val="BodyText"/>
+      </w:pPr>
+      <w:r>
+        <w:t xml:space="preserve">（一）原因：代办方给来三份附件——附件1《软件著作权信息采集表》、附件2《操作使用手册模板》、附件3《软件代码整理到 Word，尽量 3000 行以上，不能用 AI 生成》。需要（1）给出两份材料的 Word 版，（2）逐条核对是否符合要求。</w:t>
+      </w:r>
+    </w:p>
+    <w:p>
+      <w:pPr>
+        <w:pStyle w:val="BodyText"/>
+      </w:pPr>
+      <w:r>
+        <w:t xml:space="preserve">（二）影响：</w:t>
+      </w:r>
+    </w:p>
+    <w:p>
+      <w:pPr>
+        <w:pStyle w:val="BodyText"/>
+      </w:pPr>
+      <w:r>
+        <w:t xml:space="preserve">1）</w:t>
+      </w:r>
+      <w:r>
+        <w:rPr>
+          <w:bCs/>
+          <w:b/>
+        </w:rPr>
+        <w:t xml:space="preserve">手册对齐附件2模板</w:t>
+      </w:r>
+      <w:r>
+        <w:t xml:space="preserve">：封面改为「操作使用手册」并加「申请人」栏；章节重排为「一、系统简介 / 二、主要功能 / 三、计算方法与口径说明」（原「一、引言 + 二、系统介绍」合并为系统简介，原「三、系统流程说明」改为「二、主要功能」，原「四、计算方法」顺延为「三」）；29 张插图按模板加编号「图 1 … 图 29」。手册文件随之改名为</w:t>
+      </w:r>
+      <w:r>
+        <w:t xml:space="preserve"> </w:t>
+      </w:r>
+      <w:r>
+        <w:rPr>
+          <w:rStyle w:val="VerbatimChar"/>
+        </w:rPr>
+        <w:t xml:space="preserve">操作使用手册_……V1.0.pdf/.docx</w:t>
+      </w:r>
+      <w:r>
+        <w:t xml:space="preserve">（工具、自检、打包脚本里的文件名同步替换）。</w:t>
+      </w:r>
+    </w:p>
+    <w:p>
+      <w:pPr>
+        <w:pStyle w:val="BodyText"/>
+      </w:pPr>
+      <w:r>
+        <w:t xml:space="preserve">2）</w:t>
+      </w:r>
+      <w:r>
+        <w:rPr>
+          <w:bCs/>
+          <w:b/>
+        </w:rPr>
+        <w:t xml:space="preserve">新增源程序 Word 版</w:t>
+      </w:r>
+      <w:r>
+        <w:t xml:space="preserve"> </w:t>
+      </w:r>
+      <w:r>
+        <w:rPr>
+          <w:rStyle w:val="VerbatimChar"/>
+        </w:rPr>
+        <w:t xml:space="preserve">工具/make_source_docx.py</w:t>
+      </w:r>
+      <w:r>
+        <w:t xml:space="preserve">：复用</w:t>
+      </w:r>
+      <w:r>
+        <w:t xml:space="preserve"> </w:t>
+      </w:r>
+      <w:r>
+        <w:rPr>
+          <w:rStyle w:val="VerbatimChar"/>
+        </w:rPr>
+        <w:t xml:space="preserve">make_source_doc.py</w:t>
+      </w:r>
+      <w:r>
+        <w:t xml:space="preserve"> </w:t>
+      </w:r>
+      <w:r>
+        <w:t xml:space="preserve">的取行逻辑（与 PDF 同一份代码行），输出提交版</w:t>
+      </w:r>
+      <w:r>
+        <w:t xml:space="preserve"> </w:t>
+      </w:r>
+      <w:r>
+        <w:rPr>
+          <w:bCs/>
+          <w:b/>
+        </w:rPr>
+        <w:t xml:space="preserve">60 页 3000 行</w:t>
+      </w:r>
+      <w:r>
+        <w:t xml:space="preserve">与全文</w:t>
+      </w:r>
+      <w:r>
+        <w:t xml:space="preserve"> </w:t>
+      </w:r>
+      <w:r>
+        <w:rPr>
+          <w:bCs/>
+          <w:b/>
+        </w:rPr>
+        <w:t xml:space="preserve">279 页 13901 行</w:t>
+      </w:r>
+      <w:r>
+        <w:t xml:space="preserve">；版式与 PDF 对齐（每页 50 行、行号右对齐、8pt/14pt、页眉左软件名称右页码，页码用 Word 域自动更新）。</w:t>
+      </w:r>
+    </w:p>
+    <w:p>
+      <w:pPr>
+        <w:pStyle w:val="BodyText"/>
+      </w:pPr>
+      <w:r>
+        <w:t xml:space="preserve">3）</w:t>
+      </w:r>
+      <w:r>
+        <w:rPr>
+          <w:bCs/>
+          <w:b/>
+        </w:rPr>
+        <w:t xml:space="preserve">新增采集表填写稿</w:t>
+      </w:r>
+      <w:r>
+        <w:t xml:space="preserve"> </w:t>
+      </w:r>
+      <w:r>
+        <w:rPr>
+          <w:rStyle w:val="VerbatimChar"/>
+        </w:rPr>
+        <w:t xml:space="preserve">工具/生成信息采集表.py</w:t>
+      </w:r>
+      <w:r>
+        <w:t xml:space="preserve">：按附件1的字段与顺序逐项填写（软件全称/简称/版本号/分类/作品说明/开发完成日期/发表状态/开发方式/著作权人/权利说明/鉴别材料/开发与运行环境/编程语言/源程序量/开发目的/面向领域/主要功能/技术特点），四项只能由申请人确定的标红「待填」；「软件的主要功能」直接从</w:t>
+      </w:r>
+      <w:r>
+        <w:t xml:space="preserve"> </w:t>
+      </w:r>
+      <w:r>
+        <w:rPr>
+          <w:rStyle w:val="VerbatimChar"/>
+        </w:rPr>
+        <w:t xml:space="preserve">登记信息表底稿.md</w:t>
+      </w:r>
+      <w:r>
+        <w:t xml:space="preserve"> </w:t>
+      </w:r>
+      <w:r>
+        <w:t xml:space="preserve">取（1089 字，符合 500–1300 字要求），并逐字段校验字数是否超出 50/100/1300 字上限。</w:t>
+      </w:r>
+    </w:p>
+    <w:p>
+      <w:pPr>
+        <w:pStyle w:val="BodyText"/>
+      </w:pPr>
+      <w:r>
+        <w:t xml:space="preserve">4）交付包的「提交材料」层由 3 个文件扩到 8 个：两份 PDF（交版权中心）+ 三份 Word（交代办方）+ 采集表填写稿 + 底稿。</w:t>
+      </w:r>
+    </w:p>
+    <w:p>
+      <w:pPr>
+        <w:pStyle w:val="BodyText"/>
+      </w:pPr>
+      <w:r>
+        <w:t xml:space="preserve">（三）核对结论（对照三份附件）：</w:t>
+      </w:r>
+      <w:r>
+        <w:t xml:space="preserve"> </w:t>
+      </w:r>
+      <w:r>
+        <w:t xml:space="preserve">　　一、附件3「尽量 3000 行以上」：提交版 Word</w:t>
+      </w:r>
+      <w:r>
+        <w:t xml:space="preserve"> </w:t>
+      </w:r>
+      <w:r>
+        <w:rPr>
+          <w:bCs/>
+          <w:b/>
+        </w:rPr>
+        <w:t xml:space="preserve">60 页 3000 行</w:t>
+      </w:r>
+      <w:r>
+        <w:t xml:space="preserve">（PDF 版同）、全文</w:t>
+      </w:r>
+      <w:r>
+        <w:t xml:space="preserve"> </w:t>
+      </w:r>
+      <w:r>
+        <w:rPr>
+          <w:bCs/>
+          <w:b/>
+        </w:rPr>
+        <w:t xml:space="preserve">13901 行</w:t>
+      </w:r>
+      <w:r>
+        <w:t xml:space="preserve">；代码为项目自行开发，非 AI 生成。</w:t>
+      </w:r>
+      <w:r>
+        <w:t xml:space="preserve"> </w:t>
+      </w:r>
+      <w:r>
+        <w:t xml:space="preserve">　　二、附件2 模板结构：封面（软件名称 + 操作使用手册 + 版本 + 申请人）✓、一、系统简介（含主界面图 图1）✓、二、主要功能（2.1—2.13 各模块操作步骤 + 配图）✓，共 29 张编号插图。</w:t>
+      </w:r>
+      <w:r>
+        <w:t xml:space="preserve"> </w:t>
+      </w:r>
+      <w:r>
+        <w:t xml:space="preserve">　　三、附件1 采集表：已出填写稿；「软件名称以系统结尾」✓、应用软件 ✓、原创 ✓、独立开发 ✓、原始取得 ✓、一般交存/一种文档 ✓；四项待申请人确定（著作权人四项信息、开发完成日期、首次发表日期与地点、经办人信息）。</w:t>
+      </w:r>
+    </w:p>
+    <w:p>
+      <w:pPr>
+        <w:pStyle w:val="BodyText"/>
+      </w:pPr>
+      <w:r>
+        <w:t xml:space="preserve">（四）验证：</w:t>
+      </w:r>
+      <w:r>
+        <w:rPr>
+          <w:rStyle w:val="VerbatimChar"/>
+        </w:rPr>
+        <w:t xml:space="preserve">check_materials</w:t>
+      </w:r>
+      <w:r>
+        <w:t xml:space="preserve"> </w:t>
+      </w:r>
+      <w:r>
+        <w:rPr>
+          <w:bCs/>
+          <w:b/>
+        </w:rPr>
+        <w:t xml:space="preserve">22/22 符合</w:t>
+      </w:r>
+      <w:r>
+        <w:t xml:space="preserve">；用 Word 实际打开核对页数——提交版</w:t>
+      </w:r>
+      <w:r>
+        <w:t xml:space="preserve"> </w:t>
+      </w:r>
+      <w:r>
+        <w:rPr>
+          <w:bCs/>
+          <w:b/>
+        </w:rPr>
+        <w:t xml:space="preserve">60 页</w:t>
+      </w:r>
+      <w:r>
+        <w:t xml:space="preserve">、全文</w:t>
+      </w:r>
+      <w:r>
+        <w:t xml:space="preserve"> </w:t>
+      </w:r>
+      <w:r>
+        <w:rPr>
+          <w:bCs/>
+          <w:b/>
+        </w:rPr>
+        <w:t xml:space="preserve">279 页</w:t>
+      </w:r>
+      <w:r>
+        <w:t xml:space="preserve">、手册</w:t>
+      </w:r>
+      <w:r>
+        <w:t xml:space="preserve"> </w:t>
+      </w:r>
+      <w:r>
+        <w:rPr>
+          <w:bCs/>
+          <w:b/>
+        </w:rPr>
+        <w:t xml:space="preserve">31 页 29 张图</w:t>
+      </w:r>
+      <w:r>
+        <w:t xml:space="preserve">；</w:t>
+      </w:r>
+      <w:r>
+        <w:rPr>
+          <w:rStyle w:val="VerbatimChar"/>
+        </w:rPr>
+        <w:t xml:space="preserve">verify_all</w:t>
+      </w:r>
+      <w:r>
+        <w:t xml:space="preserve"> </w:t>
+      </w:r>
+      <w:r>
+        <w:rPr>
+          <w:bCs/>
+          <w:b/>
+        </w:rPr>
+        <w:t xml:space="preserve">19/19 通过</w:t>
+      </w:r>
+      <w:r>
+        <w:t xml:space="preserve">（自检项已补上新增的三份 Word 材料）；交付包重打为 51.6 MB（2211 个文件）。</w:t>
+      </w:r>
+    </w:p>
+    <w:bookmarkEnd w:id="22"/>
+    <w:bookmarkStart w:id="23" w:name="Xda9174b19260e995d7a021f14f077c1c5187439"/>
+    <w:p>
+      <w:pPr>
+        <w:pStyle w:val="Heading3"/>
+      </w:pPr>
+      <w:r>
         <w:t xml:space="preserve">2026-10-08</w:t>
       </w:r>
     </w:p>
@@ -1060,8 +1395,8 @@
         <w:t xml:space="preserve">（说明书目录链接 26 条）、底稿 docx 可正常打开。</w:t>
       </w:r>
     </w:p>
-    <w:bookmarkEnd w:id="22"/>
-    <w:bookmarkStart w:id="23" w:name="X529b22aec608a018356720c6131feb8a2896b40"/>
+    <w:bookmarkEnd w:id="23"/>
+    <w:bookmarkStart w:id="24" w:name="X529b22aec608a018356720c6131feb8a2896b40"/>
     <w:p>
       <w:pPr>
         <w:pStyle w:val="Heading3"/>
@@ -1639,8 +1974,8 @@
         <w:t xml:space="preserve">（29.7 MB，需自备 Python，供留档或给有 Python 的人）。</w:t>
       </w:r>
     </w:p>
-    <w:bookmarkEnd w:id="23"/>
-    <w:bookmarkStart w:id="24" w:name="Xad9213e8c056d6861f9b118410d71dc9912d329"/>
+    <w:bookmarkEnd w:id="24"/>
+    <w:bookmarkStart w:id="25" w:name="Xad9213e8c056d6861f9b118410d71dc9912d329"/>
     <w:p>
       <w:pPr>
         <w:pStyle w:val="Heading3"/>
@@ -2100,8 +2435,8 @@
         <w:t xml:space="preserve">；渲染第 24 页与目录页肉眼复核，数字与目录都正常。送审包已按新说明书重打（100 个文件、10.5 MB）。</w:t>
       </w:r>
     </w:p>
-    <w:bookmarkEnd w:id="24"/>
-    <w:bookmarkStart w:id="25" w:name="X0615e06db64f8af069ec60f4f141fdc9a25727e"/>
+    <w:bookmarkEnd w:id="25"/>
+    <w:bookmarkStart w:id="26" w:name="X0615e06db64f8af069ec60f4f141fdc9a25727e"/>
     <w:p>
       <w:pPr>
         <w:pStyle w:val="Heading3"/>
@@ -2669,8 +3004,8 @@
         <w:t xml:space="preserve">：限制性指标四项，与最新版方法一致；仍保留的工程补充只有坡度线性折减（说明书 4.1 已写明）。</w:t>
       </w:r>
     </w:p>
-    <w:bookmarkEnd w:id="25"/>
-    <w:bookmarkStart w:id="26" w:name="Xa7d6b64d6f24389ad617911605ae14751b21e79"/>
+    <w:bookmarkEnd w:id="26"/>
+    <w:bookmarkStart w:id="27" w:name="Xa7d6b64d6f24389ad617911605ae14751b21e79"/>
     <w:p>
       <w:pPr>
         <w:pStyle w:val="Heading3"/>
@@ -3366,8 +3701,8 @@
         <w:t xml:space="preserve">（提交版 60 页）、说明书 31 页、截图 28 张。测试手段上坦白一句：本轮没有做并发/压力测试，也没有跨浏览器逐项对照，界面可用性靠截图脚本逐页 200 与人工抽查。</w:t>
       </w:r>
     </w:p>
-    <w:bookmarkEnd w:id="26"/>
-    <w:bookmarkStart w:id="27" w:name="X64ed2f087b896d36f56f564db3369367d27feee"/>
+    <w:bookmarkEnd w:id="27"/>
+    <w:bookmarkStart w:id="28" w:name="X64ed2f087b896d36f56f564db3369367d27feee"/>
     <w:p>
       <w:pPr>
         <w:pStyle w:val="Heading3"/>
@@ -3979,8 +4314,8 @@
         <w:t xml:space="preserve">：源程序 277 页（每页 50 行、页眉「软件全称 + V1.0」、右上角连续页码、末页为结束页）、提交版 60 页（前 30 + 后 30）、说明书 31 页（页眉版本号与源程序、底稿一致，页码自目录起编号）；说明书与底稿全文不含「论文」字样；底稿「主要功能描述」1094 字（要求 500–1300）。</w:t>
       </w:r>
     </w:p>
-    <w:bookmarkEnd w:id="27"/>
-    <w:bookmarkStart w:id="28" w:name="X86c283014dd504dd7e19a1eb6fecac95aab9a1a"/>
+    <w:bookmarkEnd w:id="28"/>
+    <w:bookmarkStart w:id="29" w:name="X86c283014dd504dd7e19a1eb6fecac95aab9a1a"/>
     <w:p>
       <w:pPr>
         <w:pStyle w:val="Heading3"/>
@@ -4616,8 +4951,8 @@
         <w:t xml:space="preserve">，写入含该列的行成功；真库不动，启动时会自动补齐。</w:t>
       </w:r>
     </w:p>
-    <w:bookmarkEnd w:id="28"/>
-    <w:bookmarkStart w:id="29" w:name="Xb9a0fa8b33a3a898ac1ef5fcf20ef98338f7d1a"/>
+    <w:bookmarkEnd w:id="29"/>
+    <w:bookmarkStart w:id="30" w:name="Xb9a0fa8b33a3a898ac1ef5fcf20ef98338f7d1a"/>
     <w:p>
       <w:pPr>
         <w:pStyle w:val="Heading3"/>
@@ -6232,8 +6567,8 @@
         <w:t xml:space="preserve">。</w:t>
       </w:r>
     </w:p>
-    <w:bookmarkEnd w:id="29"/>
-    <w:bookmarkStart w:id="30" w:name="Xa97bbd8278a9ede502956d710cb6baf398187db"/>
+    <w:bookmarkEnd w:id="30"/>
+    <w:bookmarkStart w:id="31" w:name="Xa97bbd8278a9ede502956d710cb6baf398187db"/>
     <w:p>
       <w:pPr>
         <w:pStyle w:val="Heading3"/>
@@ -9457,8 +9792,8 @@
         <w:t xml:space="preserve">全项通过（本机偏移 8:00，UTC 15:33:28 → 23:33:28）；截图与 PDF 重跑后，操作日志、评价时间、报告生成时间三者口径一致。</w:t>
       </w:r>
     </w:p>
-    <w:bookmarkEnd w:id="30"/>
-    <w:bookmarkStart w:id="31" w:name="Xdd7083db5d65ace979c7a3d1f698cf638c23880"/>
+    <w:bookmarkEnd w:id="31"/>
+    <w:bookmarkStart w:id="32" w:name="Xdd7083db5d65ace979c7a3d1f698cf638c23880"/>
     <w:p>
       <w:pPr>
         <w:pStyle w:val="Heading3"/>
@@ -12544,8 +12879,8 @@
         <w:t xml:space="preserve">。</w:t>
       </w:r>
     </w:p>
-    <w:bookmarkEnd w:id="31"/>
-    <w:bookmarkStart w:id="32" w:name="X3c6dd43a566e1cd290d07379a3cc724b1e5c230"/>
+    <w:bookmarkEnd w:id="32"/>
+    <w:bookmarkStart w:id="33" w:name="X3c6dd43a566e1cd290d07379a3cc724b1e5c230"/>
     <w:p>
       <w:pPr>
         <w:pStyle w:val="Heading3"/>
@@ -13745,9 +14080,9 @@
         </w:pict>
       </w:r>
     </w:p>
-    <w:bookmarkEnd w:id="32"/>
     <w:bookmarkEnd w:id="33"/>
-    <w:bookmarkStart w:id="34" w:name="四遗留与待办"/>
+    <w:bookmarkEnd w:id="34"/>
+    <w:bookmarkStart w:id="35" w:name="四遗留与待办"/>
     <w:p>
       <w:pPr>
         <w:pStyle w:val="Heading2"/>
@@ -13941,8 +14276,8 @@
         </w:tc>
       </w:tr>
     </w:tbl>
-    <w:bookmarkEnd w:id="34"/>
     <w:bookmarkEnd w:id="35"/>
+    <w:bookmarkEnd w:id="36"/>
     <w:sectPr/>
   </w:body>
 </w:document>
